--- a/assets/data/Mindset 01/Mindset1- Custom - Unit 02.docx
+++ b/assets/data/Mindset 01/Mindset1- Custom - Unit 02.docx
@@ -359,12 +359,12 @@
               <w:tblStyle w:val="CompactTable"/>
               <w:tblW w:w="0" w:type="auto"/>
               <w:tblBorders>
-                <w:top w:val="single" w:sz="18" w:space="0" w:color="DDF03C"/>
-                <w:left w:val="single" w:sz="18" w:space="0" w:color="DDF03C"/>
-                <w:bottom w:val="single" w:sz="18" w:space="0" w:color="DDF03C"/>
-                <w:right w:val="single" w:sz="18" w:space="0" w:color="DDF03C"/>
-                <w:insideH w:val="single" w:sz="18" w:space="0" w:color="DDF03C"/>
-                <w:insideV w:val="single" w:sz="18" w:space="0" w:color="DDF03C"/>
+                <w:top w:val="single" w:sz="18" w:space="0" w:color="D2D79B"/>
+                <w:left w:val="single" w:sz="18" w:space="0" w:color="D2D79B"/>
+                <w:bottom w:val="single" w:sz="18" w:space="0" w:color="D2D79B"/>
+                <w:right w:val="single" w:sz="18" w:space="0" w:color="D2D79B"/>
+                <w:insideH w:val="single" w:sz="18" w:space="0" w:color="D2D79B"/>
+                <w:insideV w:val="single" w:sz="18" w:space="0" w:color="D2D79B"/>
               </w:tblBorders>
               <w:tblLook w:val="04A0" w:firstRow="1" w:lastRow="0" w:firstColumn="1" w:lastColumn="0" w:noHBand="0" w:noVBand="1"/>
             </w:tblPr>
@@ -471,6 +471,7 @@
               <w:tc>
                 <w:tcPr>
                   <w:tcW w:w="0" w:type="auto"/>
+                  <w:vAlign w:val="center"/>
                 </w:tcPr>
                 <w:p>
                   <w:pPr>
@@ -498,6 +499,7 @@
               <w:tc>
                 <w:tcPr>
                   <w:tcW w:w="0" w:type="auto"/>
+                  <w:vAlign w:val="center"/>
                 </w:tcPr>
                 <w:p>
                   <w:pPr>
@@ -524,6 +526,7 @@
               <w:tc>
                 <w:tcPr>
                   <w:tcW w:w="0" w:type="auto"/>
+                  <w:vAlign w:val="center"/>
                 </w:tcPr>
                 <w:p>
                   <w:pPr>
@@ -550,6 +553,7 @@
               <w:tc>
                 <w:tcPr>
                   <w:tcW w:w="0" w:type="auto"/>
+                  <w:vAlign w:val="center"/>
                 </w:tcPr>
                 <w:p>
                   <w:pPr>
@@ -617,12 +621,12 @@
               <w:tblStyle w:val="CompactTable"/>
               <w:tblW w:w="0" w:type="auto"/>
               <w:tblBorders>
-                <w:top w:val="single" w:sz="18" w:space="0" w:color="DDF03C"/>
-                <w:left w:val="single" w:sz="18" w:space="0" w:color="DDF03C"/>
-                <w:bottom w:val="single" w:sz="18" w:space="0" w:color="DDF03C"/>
-                <w:right w:val="single" w:sz="18" w:space="0" w:color="DDF03C"/>
-                <w:insideH w:val="single" w:sz="18" w:space="0" w:color="DDF03C"/>
-                <w:insideV w:val="single" w:sz="18" w:space="0" w:color="DDF03C"/>
+                <w:top w:val="single" w:sz="18" w:space="0" w:color="CDE653"/>
+                <w:left w:val="single" w:sz="18" w:space="0" w:color="CDE653"/>
+                <w:bottom w:val="single" w:sz="18" w:space="0" w:color="CDE653"/>
+                <w:right w:val="single" w:sz="18" w:space="0" w:color="CDE653"/>
+                <w:insideH w:val="single" w:sz="18" w:space="0" w:color="CDE653"/>
+                <w:insideV w:val="single" w:sz="18" w:space="0" w:color="CDE653"/>
               </w:tblBorders>
               <w:tblLook w:val="04A0" w:firstRow="1" w:lastRow="0" w:firstColumn="1" w:lastColumn="0" w:noHBand="0" w:noVBand="1"/>
             </w:tblPr>
@@ -928,9 +932,6 @@
                 <w:szCs w:val="23"/>
               </w:rPr>
             </w:pPr>
-            <w:r>
-              <w:t xml:space="preserve"> </w:t>
-            </w:r>
           </w:p>
         </w:tc>
       </w:tr>
@@ -943,365 +944,6 @@
         <w:br w:type="page"/>
       </w:r>
     </w:p>
-    <w:tbl>
-      <w:tblPr>
-        <w:tblStyle w:val="ColumnStackTable"/>
-        <w:tblW w:w="0" w:type="auto"/>
-        <w:tblLook w:val="04A0" w:firstRow="1" w:lastRow="0" w:firstColumn="1" w:lastColumn="0" w:noHBand="0" w:noVBand="1"/>
-      </w:tblPr>
-      <w:tblGrid>
-        <w:gridCol w:w="7196"/>
-        <w:gridCol w:w="7196"/>
-      </w:tblGrid>
-      <w:tr>
-        <w:tc>
-          <w:tcPr>
-            <w:tcW w:w="7196" w:type="dxa"/>
-          </w:tcPr>
-          <w:p>
-            <w:pPr>
-              <w:pStyle w:val="ListParagraph"/>
-              <w:numPr>
-                <w:ilvl w:val="0"/>
-                <w:numId w:val="3"/>
-              </w:numPr>
-              <w:ind w:left="284" w:hanging="284"/>
-              <w:rPr>
-                <w:rFonts w:ascii="Source Sans 3" w:hAnsi="Source Sans 3"/>
-                <w:sz w:val="23"/>
-                <w:szCs w:val="23"/>
-              </w:rPr>
-            </w:pPr>
-            <w:r>
-              <w:rPr>
-                <w:rFonts w:ascii="Source Sans 3" w:hAnsi="Source Sans 3"/>
-                <w:sz w:val="23"/>
-                <w:szCs w:val="23"/>
-              </w:rPr>
-              <w:lastRenderedPageBreak/>
-              <w:t xml:space="preserve">The people they live with have a great </w:t>
-            </w:r>
-            <w:r>
-              <w:rPr>
-                <w:rFonts w:ascii="Source Sans 3" w:hAnsi="Source Sans 3"/>
-                <w:sz w:val="23"/>
-                <w:szCs w:val="23"/>
-                <w:shd w:val="clear" w:color="auto" w:fill="F5FBB3"/>
-              </w:rPr>
-              <w:t>influence</w:t>
-            </w:r>
-            <w:r>
-              <w:rPr>
-                <w:rFonts w:ascii="Source Sans 3" w:hAnsi="Source Sans 3"/>
-                <w:sz w:val="23"/>
-                <w:szCs w:val="23"/>
-              </w:rPr>
-              <w:t xml:space="preserve"> on the way children grow up. Those who live with their extended family have many advantages. They usually get lots of love and attention. Grandparents often have more time to read to children and play with them. As they are often retired, they are not always busy and </w:t>
-            </w:r>
-            <w:r>
-              <w:rPr>
-                <w:rFonts w:ascii="Source Sans 3" w:hAnsi="Source Sans 3"/>
-                <w:sz w:val="23"/>
-                <w:szCs w:val="23"/>
-                <w:shd w:val="clear" w:color="auto" w:fill="F5FBB3"/>
-              </w:rPr>
-              <w:t>stressed</w:t>
-            </w:r>
-            <w:r>
-              <w:rPr>
-                <w:rFonts w:ascii="Source Sans 3" w:hAnsi="Source Sans 3"/>
-                <w:sz w:val="23"/>
-                <w:szCs w:val="23"/>
-              </w:rPr>
-              <w:t xml:space="preserve"> as many parents are. They have learnt to be patient and they have already </w:t>
-            </w:r>
-            <w:r>
-              <w:rPr>
-                <w:rFonts w:ascii="Source Sans 3" w:hAnsi="Source Sans 3"/>
-                <w:sz w:val="23"/>
-                <w:szCs w:val="23"/>
-                <w:shd w:val="clear" w:color="auto" w:fill="F5FBB3"/>
-              </w:rPr>
-              <w:t>handled</w:t>
-            </w:r>
-            <w:r>
-              <w:rPr>
-                <w:rFonts w:ascii="Source Sans 3" w:hAnsi="Source Sans 3"/>
-                <w:sz w:val="23"/>
-                <w:szCs w:val="23"/>
-              </w:rPr>
-              <w:t xml:space="preserve"> most of the problems children and young people face.</w:t>
-            </w:r>
-          </w:p>
-        </w:tc>
-        <w:tc>
-          <w:tcPr>
-            <w:tcW w:w="7196" w:type="dxa"/>
-          </w:tcPr>
-          <w:p>
-            <w:pPr>
-              <w:pStyle w:val="ListParagraph"/>
-              <w:numPr>
-                <w:ilvl w:val="0"/>
-                <w:numId w:val="6"/>
-              </w:numPr>
-              <w:ind w:left="284" w:hanging="284"/>
-              <w:rPr>
-                <w:rFonts w:ascii="Source Sans 3" w:hAnsi="Source Sans 3"/>
-                <w:sz w:val="23"/>
-                <w:szCs w:val="23"/>
-              </w:rPr>
-            </w:pPr>
-            <w:r>
-              <w:rPr>
-                <w:rFonts w:ascii="Source Sans 3" w:hAnsi="Source Sans 3"/>
-                <w:sz w:val="23"/>
-                <w:szCs w:val="23"/>
-              </w:rPr>
-              <w:t xml:space="preserve">Young people whose grandparents live far away can </w:t>
-            </w:r>
-            <w:r>
-              <w:rPr>
-                <w:rFonts w:ascii="Source Sans 3" w:hAnsi="Source Sans 3"/>
-                <w:sz w:val="23"/>
-                <w:szCs w:val="23"/>
-                <w:shd w:val="clear" w:color="auto" w:fill="F5FBB3"/>
-              </w:rPr>
-              <w:t>gain</w:t>
-            </w:r>
-            <w:r>
-              <w:rPr>
-                <w:rFonts w:ascii="Source Sans 3" w:hAnsi="Source Sans 3"/>
-                <w:sz w:val="23"/>
-                <w:szCs w:val="23"/>
-              </w:rPr>
-              <w:t xml:space="preserve"> some of these advantages by keeping in close contact by phone, email, letters and visits. It is nice to know there is someone you can go to if you have a problem. As the Italian </w:t>
-            </w:r>
-            <w:r>
-              <w:rPr>
-                <w:rFonts w:ascii="Source Sans 3" w:hAnsi="Source Sans 3"/>
-                <w:sz w:val="23"/>
-                <w:szCs w:val="23"/>
-                <w:shd w:val="clear" w:color="auto" w:fill="F5FBB3"/>
-              </w:rPr>
-              <w:t>proverb</w:t>
-            </w:r>
-            <w:r>
-              <w:rPr>
-                <w:rFonts w:ascii="Source Sans 3" w:hAnsi="Source Sans 3"/>
-                <w:sz w:val="23"/>
-                <w:szCs w:val="23"/>
-              </w:rPr>
-              <w:t xml:space="preserve"> says, 'Se non </w:t>
-            </w:r>
-            <w:proofErr w:type="spellStart"/>
-            <w:r>
-              <w:rPr>
-                <w:rFonts w:ascii="Source Sans 3" w:hAnsi="Source Sans 3"/>
-                <w:sz w:val="23"/>
-                <w:szCs w:val="23"/>
-              </w:rPr>
-              <w:t>sta</w:t>
-            </w:r>
-            <w:proofErr w:type="spellEnd"/>
-            <w:r>
-              <w:rPr>
-                <w:rFonts w:ascii="Source Sans 3" w:hAnsi="Source Sans 3"/>
-                <w:sz w:val="23"/>
-                <w:szCs w:val="23"/>
-              </w:rPr>
-              <w:t xml:space="preserve"> </w:t>
-            </w:r>
-            <w:proofErr w:type="spellStart"/>
-            <w:r>
-              <w:rPr>
-                <w:rFonts w:ascii="Source Sans 3" w:hAnsi="Source Sans 3"/>
-                <w:sz w:val="23"/>
-                <w:szCs w:val="23"/>
-              </w:rPr>
-              <w:t>andando</w:t>
-            </w:r>
-            <w:proofErr w:type="spellEnd"/>
-            <w:r>
-              <w:rPr>
-                <w:rFonts w:ascii="Source Sans 3" w:hAnsi="Source Sans 3"/>
-                <w:sz w:val="23"/>
-                <w:szCs w:val="23"/>
-              </w:rPr>
-              <w:t xml:space="preserve"> bene </w:t>
-            </w:r>
-            <w:proofErr w:type="spellStart"/>
-            <w:r>
-              <w:rPr>
-                <w:rFonts w:ascii="Source Sans 3" w:hAnsi="Source Sans 3"/>
-                <w:sz w:val="23"/>
-                <w:szCs w:val="23"/>
-              </w:rPr>
-              <w:t>chiamare</w:t>
-            </w:r>
-            <w:proofErr w:type="spellEnd"/>
-            <w:r>
-              <w:rPr>
-                <w:rFonts w:ascii="Source Sans 3" w:hAnsi="Source Sans 3"/>
-                <w:sz w:val="23"/>
-                <w:szCs w:val="23"/>
-              </w:rPr>
-              <w:t xml:space="preserve"> la </w:t>
-            </w:r>
-            <w:proofErr w:type="spellStart"/>
-            <w:r>
-              <w:rPr>
-                <w:rFonts w:ascii="Source Sans 3" w:hAnsi="Source Sans 3"/>
-                <w:sz w:val="23"/>
-                <w:szCs w:val="23"/>
-              </w:rPr>
-              <w:t>nonna</w:t>
-            </w:r>
-            <w:proofErr w:type="spellEnd"/>
-            <w:r>
-              <w:rPr>
-                <w:rFonts w:ascii="Source Sans 3" w:hAnsi="Source Sans 3"/>
-                <w:sz w:val="23"/>
-                <w:szCs w:val="23"/>
-              </w:rPr>
-              <w:t>.'- 'If things aren't going well, call your grandmother."</w:t>
-            </w:r>
-          </w:p>
-        </w:tc>
-      </w:tr>
-      <w:tr>
-        <w:tc>
-          <w:tcPr>
-            <w:tcW w:w="7196" w:type="dxa"/>
-          </w:tcPr>
-          <w:p>
-            <w:pPr>
-              <w:pStyle w:val="ListParagraph"/>
-              <w:numPr>
-                <w:ilvl w:val="0"/>
-                <w:numId w:val="8"/>
-              </w:numPr>
-              <w:ind w:left="284" w:hanging="284"/>
-              <w:rPr>
-                <w:rFonts w:ascii="Source Sans 3" w:hAnsi="Source Sans 3"/>
-                <w:sz w:val="23"/>
-                <w:szCs w:val="23"/>
-              </w:rPr>
-            </w:pPr>
-            <w:r>
-              <w:rPr>
-                <w:rFonts w:ascii="Source Sans 3" w:hAnsi="Source Sans 3"/>
-                <w:sz w:val="23"/>
-                <w:szCs w:val="23"/>
-              </w:rPr>
-              <w:t xml:space="preserve">It is good for children to grow up to understand the needs of older people: they may become more caring and less </w:t>
-            </w:r>
-            <w:r>
-              <w:rPr>
-                <w:rFonts w:ascii="Source Sans 3" w:hAnsi="Source Sans 3"/>
-                <w:sz w:val="23"/>
-                <w:szCs w:val="23"/>
-                <w:shd w:val="clear" w:color="auto" w:fill="F5FBB3"/>
-              </w:rPr>
-              <w:t>selfish</w:t>
-            </w:r>
-            <w:r>
-              <w:rPr>
-                <w:rFonts w:ascii="Source Sans 3" w:hAnsi="Source Sans 3"/>
-                <w:sz w:val="23"/>
-                <w:szCs w:val="23"/>
-              </w:rPr>
-              <w:t xml:space="preserve"> if they spend time helping their grandparents. Children learn about the past from grandparents' stories. Sometimes they feel closer to their grandparents than to their parents.</w:t>
-            </w:r>
-          </w:p>
-        </w:tc>
-        <w:tc>
-          <w:tcPr>
-            <w:tcW w:w="7196" w:type="dxa"/>
-          </w:tcPr>
-          <w:p>
-            <w:pPr>
-              <w:pStyle w:val="ListParagraph"/>
-              <w:numPr>
-                <w:ilvl w:val="0"/>
-                <w:numId w:val="7"/>
-              </w:numPr>
-              <w:ind w:left="284" w:hanging="284"/>
-              <w:rPr>
-                <w:rFonts w:ascii="Source Sans 3" w:hAnsi="Source Sans 3"/>
-                <w:sz w:val="23"/>
-                <w:szCs w:val="23"/>
-              </w:rPr>
-            </w:pPr>
-            <w:r>
-              <w:rPr>
-                <w:rFonts w:ascii="Source Sans 3" w:hAnsi="Source Sans 3"/>
-                <w:sz w:val="23"/>
-                <w:szCs w:val="23"/>
-              </w:rPr>
-              <w:t xml:space="preserve">Friends are important to young people, but friends come and go. Your family is always on your side. Grandparents won't be there forever. </w:t>
-            </w:r>
-            <w:r>
-              <w:rPr>
-                <w:rFonts w:ascii="Source Sans 3" w:hAnsi="Source Sans 3"/>
-                <w:sz w:val="23"/>
-                <w:szCs w:val="23"/>
-                <w:shd w:val="clear" w:color="auto" w:fill="F5FBB3"/>
-              </w:rPr>
-              <w:t>Appreciate</w:t>
-            </w:r>
-            <w:r>
-              <w:rPr>
-                <w:rFonts w:ascii="Source Sans 3" w:hAnsi="Source Sans 3"/>
-                <w:sz w:val="23"/>
-                <w:szCs w:val="23"/>
-              </w:rPr>
-              <w:t xml:space="preserve"> them while you can.</w:t>
-            </w:r>
-          </w:p>
-        </w:tc>
-      </w:tr>
-      <w:tr>
-        <w:tc>
-          <w:tcPr>
-            <w:tcW w:w="7196" w:type="dxa"/>
-          </w:tcPr>
-          <w:p>
-            <w:pPr>
-              <w:pStyle w:val="ListParagraph"/>
-              <w:numPr>
-                <w:ilvl w:val="0"/>
-                <w:numId w:val="9"/>
-              </w:numPr>
-              <w:ind w:left="284" w:hanging="284"/>
-              <w:rPr>
-                <w:rFonts w:ascii="Source Sans 3" w:hAnsi="Source Sans 3"/>
-                <w:sz w:val="23"/>
-                <w:szCs w:val="23"/>
-              </w:rPr>
-            </w:pPr>
-            <w:r>
-              <w:rPr>
-                <w:rFonts w:ascii="Source Sans 3" w:hAnsi="Source Sans 3"/>
-                <w:sz w:val="23"/>
-                <w:szCs w:val="23"/>
-              </w:rPr>
-              <w:t>Young adults often feel that living alone will be exciting, but they forget that it can also be lonely. By remaining with the family during this stage of their lives, they can avoid this. They can also save money for their education and future.</w:t>
-            </w:r>
-          </w:p>
-        </w:tc>
-        <w:tc>
-          <w:tcPr>
-            <w:tcW w:w="7196" w:type="dxa"/>
-          </w:tcPr>
-          <w:p>
-            <w:pPr>
-              <w:pStyle w:val="SS3-115"/>
-            </w:pPr>
-          </w:p>
-        </w:tc>
-      </w:tr>
-    </w:tbl>
     <w:p>
       <w:pPr>
         <w:spacing w:before="240" w:after="0"/>
@@ -1315,6 +957,470 @@
         </w:rPr>
       </w:pPr>
     </w:p>
+    <w:tbl>
+      <w:tblPr>
+        <w:tblStyle w:val="DottedTable"/>
+        <w:tblW w:w="14312" w:type="dxa"/>
+        <w:tblLook w:val="04A0" w:firstRow="1" w:lastRow="0" w:firstColumn="1" w:lastColumn="0" w:noHBand="0" w:noVBand="1"/>
+      </w:tblPr>
+      <w:tblGrid>
+        <w:gridCol w:w="650"/>
+        <w:gridCol w:w="13662"/>
+      </w:tblGrid>
+      <w:tr>
+        <w:tc>
+          <w:tcPr>
+            <w:tcW w:w="650" w:type="dxa"/>
+          </w:tcPr>
+          <w:tbl>
+            <w:tblPr>
+              <w:tblStyle w:val="CompactTable"/>
+              <w:tblW w:w="0" w:type="auto"/>
+              <w:tblBorders>
+                <w:top w:val="single" w:sz="18" w:space="0" w:color="CDE653"/>
+                <w:left w:val="single" w:sz="18" w:space="0" w:color="CDE653"/>
+                <w:bottom w:val="single" w:sz="18" w:space="0" w:color="CDE653"/>
+                <w:right w:val="single" w:sz="18" w:space="0" w:color="CDE653"/>
+                <w:insideH w:val="single" w:sz="18" w:space="0" w:color="CDE653"/>
+                <w:insideV w:val="single" w:sz="18" w:space="0" w:color="CDE653"/>
+              </w:tblBorders>
+              <w:tblLook w:val="04A0" w:firstRow="1" w:lastRow="0" w:firstColumn="1" w:lastColumn="0" w:noHBand="0" w:noVBand="1"/>
+            </w:tblPr>
+            <w:tblGrid>
+              <w:gridCol w:w="320"/>
+            </w:tblGrid>
+            <w:tr>
+              <w:tc>
+                <w:tcPr>
+                  <w:tcW w:w="385" w:type="dxa"/>
+                </w:tcPr>
+                <w:p>
+                  <w:pPr>
+                    <w:rPr>
+                      <w:b w:val="0"/>
+                      <w:bCs/>
+                      <w:szCs w:val="26"/>
+                      <w:bdr w:val="single" w:sz="12" w:space="0" w:color="FFFF00"/>
+                    </w:rPr>
+                  </w:pPr>
+                  <w:r>
+                    <w:rPr>
+                      <w:bCs/>
+                      <w:szCs w:val="26"/>
+                      <w:lang w:bidi="ar-SA"/>
+                    </w:rPr>
+                    <w:t>03</w:t>
+                  </w:r>
+                </w:p>
+              </w:tc>
+            </w:tr>
+          </w:tbl>
+          <w:p>
+            <w:pPr>
+              <w:rPr>
+                <w:rFonts w:ascii="Source Sans 3" w:hAnsi="Source Sans 3"/>
+                <w:b/>
+                <w:bCs/>
+                <w:sz w:val="26"/>
+                <w:szCs w:val="26"/>
+                <w:bdr w:val="single" w:sz="12" w:space="0" w:color="FFFF00"/>
+              </w:rPr>
+            </w:pPr>
+          </w:p>
+        </w:tc>
+        <w:tc>
+          <w:tcPr>
+            <w:tcW w:w="13662" w:type="dxa"/>
+          </w:tcPr>
+          <w:p>
+            <w:pPr>
+              <w:spacing w:after="120"/>
+              <w:rPr>
+                <w:rFonts w:ascii="Source Sans 3 Medium" w:hAnsi="Source Sans 3 Medium"/>
+                <w:b/>
+                <w:bCs/>
+                <w:sz w:val="23"/>
+                <w:szCs w:val="23"/>
+              </w:rPr>
+            </w:pPr>
+            <w:r>
+              <w:rPr>
+                <w:rFonts w:ascii="Source Sans 3 Medium" w:hAnsi="Source Sans 3 Medium"/>
+                <w:b/>
+                <w:bCs/>
+                <w:sz w:val="23"/>
+                <w:szCs w:val="23"/>
+              </w:rPr>
+              <w:t>Find these in the pictures on this page</w:t>
+            </w:r>
+            <w:r>
+              <w:rPr>
+                <w:rFonts w:ascii="Source Sans 3 Medium" w:hAnsi="Source Sans 3 Medium"/>
+                <w:b/>
+                <w:bCs/>
+                <w:sz w:val="23"/>
+                <w:szCs w:val="23"/>
+              </w:rPr>
+              <w:t>.</w:t>
+            </w:r>
+          </w:p>
+          <w:tbl>
+            <w:tblPr>
+              <w:tblStyle w:val="CommonTable"/>
+              <w:tblW w:w="0" w:type="auto"/>
+              <w:tblBorders>
+                <w:top w:val="single" w:sz="18" w:space="0" w:color="CDE653"/>
+                <w:left w:val="single" w:sz="18" w:space="0" w:color="CDE653"/>
+                <w:bottom w:val="single" w:sz="18" w:space="0" w:color="CDE653"/>
+                <w:right w:val="single" w:sz="18" w:space="0" w:color="CDE653"/>
+                <w:insideH w:val="single" w:sz="18" w:space="0" w:color="CDE653"/>
+                <w:insideV w:val="none" w:sz="0" w:space="0" w:color="auto"/>
+              </w:tblBorders>
+              <w:tblLook w:val="04A0" w:firstRow="1" w:lastRow="0" w:firstColumn="1" w:lastColumn="0" w:noHBand="0" w:noVBand="1"/>
+            </w:tblPr>
+            <w:tblGrid>
+              <w:gridCol w:w="765"/>
+              <w:gridCol w:w="1253"/>
+              <w:gridCol w:w="1309"/>
+              <w:gridCol w:w="2775"/>
+            </w:tblGrid>
+            <w:tr>
+              <w:tc>
+                <w:tcPr>
+                  <w:tcW w:w="0" w:type="auto"/>
+                </w:tcPr>
+                <w:p>
+                  <w:pPr>
+                    <w:spacing w:after="120"/>
+                    <w:rPr>
+                      <w:color w:val="C1C942"/>
+                      <w:sz w:val="23"/>
+                      <w:szCs w:val="23"/>
+                      <w:lang w:bidi="ar-SA"/>
+                    </w:rPr>
+                  </w:pPr>
+                  <w:r>
+                    <w:rPr>
+                      <w:color w:val="C1C942"/>
+                      <w:sz w:val="23"/>
+                      <w:szCs w:val="23"/>
+                      <w:lang w:bidi="ar-SA"/>
+                    </w:rPr>
+                    <w:t>igloo</w:t>
+                  </w:r>
+                </w:p>
+              </w:tc>
+              <w:tc>
+                <w:tcPr>
+                  <w:tcW w:w="0" w:type="auto"/>
+                </w:tcPr>
+                <w:p>
+                  <w:pPr>
+                    <w:spacing w:after="120"/>
+                    <w:rPr>
+                      <w:sz w:val="23"/>
+                      <w:szCs w:val="23"/>
+                    </w:rPr>
+                  </w:pPr>
+                  <w:r>
+                    <w:rPr>
+                      <w:sz w:val="23"/>
+                      <w:szCs w:val="23"/>
+                      <w:lang w:bidi="ar-SA"/>
+                    </w:rPr>
+                    <w:t>treehouse</w:t>
+                  </w:r>
+                </w:p>
+              </w:tc>
+              <w:tc>
+                <w:tcPr>
+                  <w:tcW w:w="0" w:type="auto"/>
+                </w:tcPr>
+                <w:p>
+                  <w:pPr>
+                    <w:spacing w:after="120"/>
+                    <w:rPr>
+                      <w:sz w:val="23"/>
+                      <w:szCs w:val="23"/>
+                    </w:rPr>
+                  </w:pPr>
+                  <w:r>
+                    <w:rPr>
+                      <w:sz w:val="23"/>
+                      <w:szCs w:val="23"/>
+                      <w:lang w:bidi="ar-SA"/>
+                    </w:rPr>
+                    <w:t>houseboat</w:t>
+                  </w:r>
+                </w:p>
+              </w:tc>
+              <w:tc>
+                <w:tcPr>
+                  <w:tcW w:w="0" w:type="auto"/>
+                </w:tcPr>
+                <w:p>
+                  <w:pPr>
+                    <w:spacing w:after="120"/>
+                    <w:rPr>
+                      <w:sz w:val="23"/>
+                      <w:szCs w:val="23"/>
+                    </w:rPr>
+                  </w:pPr>
+                  <w:r>
+                    <w:rPr>
+                      <w:sz w:val="23"/>
+                      <w:szCs w:val="23"/>
+                      <w:lang w:bidi="ar-SA"/>
+                    </w:rPr>
+                    <w:t>shipping container homes</w:t>
+                  </w:r>
+                </w:p>
+              </w:tc>
+            </w:tr>
+          </w:tbl>
+          <w:p>
+            <w:pPr>
+              <w:spacing w:after="120"/>
+              <w:rPr>
+                <w:rFonts w:ascii="Source Sans 3 Medium" w:hAnsi="Source Sans 3 Medium"/>
+                <w:b/>
+                <w:bCs/>
+                <w:sz w:val="23"/>
+                <w:szCs w:val="23"/>
+              </w:rPr>
+            </w:pPr>
+            <w:r>
+              <w:rPr>
+                <w:rFonts w:ascii="Source Sans 3 Medium" w:hAnsi="Source Sans 3 Medium"/>
+                <w:b/>
+                <w:bCs/>
+                <w:sz w:val="23"/>
+                <w:szCs w:val="23"/>
+              </w:rPr>
+              <w:t>Which ones would you like to live in?</w:t>
+            </w:r>
+          </w:p>
+          <w:tbl>
+            <w:tblPr>
+              <w:tblStyle w:val="CommonTable"/>
+              <w:tblW w:w="0" w:type="auto"/>
+              <w:tblBorders>
+                <w:top w:val="none" w:sz="0" w:space="0" w:color="auto"/>
+                <w:left w:val="none" w:sz="0" w:space="0" w:color="auto"/>
+                <w:bottom w:val="none" w:sz="0" w:space="0" w:color="auto"/>
+                <w:right w:val="none" w:sz="0" w:space="0" w:color="auto"/>
+                <w:insideH w:val="none" w:sz="0" w:space="0" w:color="auto"/>
+                <w:insideV w:val="none" w:sz="0" w:space="0" w:color="auto"/>
+              </w:tblBorders>
+              <w:tblLook w:val="04A0" w:firstRow="1" w:lastRow="0" w:firstColumn="1" w:lastColumn="0" w:noHBand="0" w:noVBand="1"/>
+            </w:tblPr>
+            <w:tblGrid>
+              <w:gridCol w:w="3944"/>
+              <w:gridCol w:w="4934"/>
+            </w:tblGrid>
+            <w:tr>
+              <w:tc>
+                <w:tcPr>
+                  <w:tcW w:w="0" w:type="auto"/>
+                </w:tcPr>
+                <w:p>
+                  <w:r>
+                    <w:drawing>
+                      <wp:inline distT="0" distB="0" distL="0" distR="0" wp14:anchorId="28E4248F" wp14:editId="535B4E9A">
+                        <wp:extent cx="2143125" cy="2533650"/>
+                        <wp:effectExtent l="0" t="0" r="9525" b="0"/>
+                        <wp:docPr id="23" name="Picture 23"/>
+                        <wp:cNvGraphicFramePr>
+                          <a:graphicFrameLocks xmlns:a="http://schemas.openxmlformats.org/drawingml/2006/main" noChangeAspect="1"/>
+                        </wp:cNvGraphicFramePr>
+                        <a:graphic xmlns:a="http://schemas.openxmlformats.org/drawingml/2006/main">
+                          <a:graphicData uri="http://schemas.openxmlformats.org/drawingml/2006/picture">
+                            <pic:pic xmlns:pic="http://schemas.openxmlformats.org/drawingml/2006/picture">
+                              <pic:nvPicPr>
+                                <pic:cNvPr id="1" name=""/>
+                                <pic:cNvPicPr/>
+                              </pic:nvPicPr>
+                              <pic:blipFill>
+                                <a:blip r:embed="rId10"/>
+                                <a:stretch>
+                                  <a:fillRect/>
+                                </a:stretch>
+                              </pic:blipFill>
+                              <pic:spPr>
+                                <a:xfrm>
+                                  <a:off x="0" y="0"/>
+                                  <a:ext cx="2143125" cy="2533650"/>
+                                </a:xfrm>
+                                <a:prstGeom prst="rect">
+                                  <a:avLst/>
+                                </a:prstGeom>
+                              </pic:spPr>
+                            </pic:pic>
+                          </a:graphicData>
+                        </a:graphic>
+                      </wp:inline>
+                    </w:drawing>
+                  </w:r>
+                </w:p>
+              </w:tc>
+              <w:tc>
+                <w:tcPr>
+                  <w:tcW w:w="0" w:type="auto"/>
+                </w:tcPr>
+                <w:p>
+                  <w:r>
+                    <w:drawing>
+                      <wp:inline distT="0" distB="0" distL="0" distR="0" wp14:anchorId="57B9F4B1" wp14:editId="13ED1693">
+                        <wp:extent cx="2952750" cy="1809750"/>
+                        <wp:effectExtent l="0" t="0" r="0" b="0"/>
+                        <wp:docPr id="24" name="Picture 24"/>
+                        <wp:cNvGraphicFramePr>
+                          <a:graphicFrameLocks xmlns:a="http://schemas.openxmlformats.org/drawingml/2006/main" noChangeAspect="1"/>
+                        </wp:cNvGraphicFramePr>
+                        <a:graphic xmlns:a="http://schemas.openxmlformats.org/drawingml/2006/main">
+                          <a:graphicData uri="http://schemas.openxmlformats.org/drawingml/2006/picture">
+                            <pic:pic xmlns:pic="http://schemas.openxmlformats.org/drawingml/2006/picture">
+                              <pic:nvPicPr>
+                                <pic:cNvPr id="1" name=""/>
+                                <pic:cNvPicPr/>
+                              </pic:nvPicPr>
+                              <pic:blipFill>
+                                <a:blip r:embed="rId11"/>
+                                <a:stretch>
+                                  <a:fillRect/>
+                                </a:stretch>
+                              </pic:blipFill>
+                              <pic:spPr>
+                                <a:xfrm>
+                                  <a:off x="0" y="0"/>
+                                  <a:ext cx="2952750" cy="1809750"/>
+                                </a:xfrm>
+                                <a:prstGeom prst="rect">
+                                  <a:avLst/>
+                                </a:prstGeom>
+                              </pic:spPr>
+                            </pic:pic>
+                          </a:graphicData>
+                        </a:graphic>
+                      </wp:inline>
+                    </w:drawing>
+                  </w:r>
+                </w:p>
+              </w:tc>
+            </w:tr>
+            <w:tr>
+              <w:tc>
+                <w:tcPr>
+                  <w:tcW w:w="0" w:type="auto"/>
+                </w:tcPr>
+                <w:p>
+                  <w:r>
+                    <w:drawing>
+                      <wp:inline distT="0" distB="0" distL="0" distR="0" wp14:anchorId="27619155" wp14:editId="65113734">
+                        <wp:extent cx="2324100" cy="1485900"/>
+                        <wp:effectExtent l="0" t="0" r="0" b="0"/>
+                        <wp:docPr id="25" name="Picture 25"/>
+                        <wp:cNvGraphicFramePr>
+                          <a:graphicFrameLocks xmlns:a="http://schemas.openxmlformats.org/drawingml/2006/main" noChangeAspect="1"/>
+                        </wp:cNvGraphicFramePr>
+                        <a:graphic xmlns:a="http://schemas.openxmlformats.org/drawingml/2006/main">
+                          <a:graphicData uri="http://schemas.openxmlformats.org/drawingml/2006/picture">
+                            <pic:pic xmlns:pic="http://schemas.openxmlformats.org/drawingml/2006/picture">
+                              <pic:nvPicPr>
+                                <pic:cNvPr id="1" name=""/>
+                                <pic:cNvPicPr/>
+                              </pic:nvPicPr>
+                              <pic:blipFill>
+                                <a:blip r:embed="rId12"/>
+                                <a:stretch>
+                                  <a:fillRect/>
+                                </a:stretch>
+                              </pic:blipFill>
+                              <pic:spPr>
+                                <a:xfrm>
+                                  <a:off x="0" y="0"/>
+                                  <a:ext cx="2324100" cy="1485900"/>
+                                </a:xfrm>
+                                <a:prstGeom prst="rect">
+                                  <a:avLst/>
+                                </a:prstGeom>
+                              </pic:spPr>
+                            </pic:pic>
+                          </a:graphicData>
+                        </a:graphic>
+                      </wp:inline>
+                    </w:drawing>
+                  </w:r>
+                </w:p>
+              </w:tc>
+              <w:tc>
+                <w:tcPr>
+                  <w:tcW w:w="0" w:type="auto"/>
+                </w:tcPr>
+                <w:p>
+                  <w:r>
+                    <w:drawing>
+                      <wp:inline distT="0" distB="0" distL="0" distR="0" wp14:anchorId="7D67B2E7" wp14:editId="0E474221">
+                        <wp:extent cx="2667000" cy="1524000"/>
+                        <wp:effectExtent l="0" t="0" r="0" b="0"/>
+                        <wp:docPr id="26" name="Picture 26"/>
+                        <wp:cNvGraphicFramePr>
+                          <a:graphicFrameLocks xmlns:a="http://schemas.openxmlformats.org/drawingml/2006/main" noChangeAspect="1"/>
+                        </wp:cNvGraphicFramePr>
+                        <a:graphic xmlns:a="http://schemas.openxmlformats.org/drawingml/2006/main">
+                          <a:graphicData uri="http://schemas.openxmlformats.org/drawingml/2006/picture">
+                            <pic:pic xmlns:pic="http://schemas.openxmlformats.org/drawingml/2006/picture">
+                              <pic:nvPicPr>
+                                <pic:cNvPr id="1" name=""/>
+                                <pic:cNvPicPr/>
+                              </pic:nvPicPr>
+                              <pic:blipFill>
+                                <a:blip r:embed="rId13"/>
+                                <a:stretch>
+                                  <a:fillRect/>
+                                </a:stretch>
+                              </pic:blipFill>
+                              <pic:spPr>
+                                <a:xfrm>
+                                  <a:off x="0" y="0"/>
+                                  <a:ext cx="2667000" cy="1524000"/>
+                                </a:xfrm>
+                                <a:prstGeom prst="rect">
+                                  <a:avLst/>
+                                </a:prstGeom>
+                              </pic:spPr>
+                            </pic:pic>
+                          </a:graphicData>
+                        </a:graphic>
+                      </wp:inline>
+                    </w:drawing>
+                  </w:r>
+                </w:p>
+              </w:tc>
+            </w:tr>
+          </w:tbl>
+          <w:p>
+            <w:pPr>
+              <w:pStyle w:val="SS3-115"/>
+              <w:rPr>
+                <w:rStyle w:val="BlankWord1"/>
+                <w:rFonts w:ascii="Source Sans 3 Medium" w:hAnsi="Source Sans 3 Medium"/>
+                <w:b/>
+                <w:bCs/>
+                <w:bdr w:val="none" w:sz="0" w:space="0" w:color="auto"/>
+                <w:shd w:val="clear" w:color="auto" w:fill="auto"/>
+                <w:rtl/>
+                <w14:textOutline w14:w="0" w14:cap="rnd" w14:cmpd="sng" w14:algn="ctr">
+                  <w14:noFill/>
+                  <w14:prstDash w14:val="solid"/>
+                  <w14:bevel/>
+                </w14:textOutline>
+              </w:rPr>
+            </w:pPr>
+          </w:p>
+        </w:tc>
+      </w:tr>
+    </w:tbl>
     <w:tbl>
       <w:tblPr>
         <w:tblStyle w:val="CommonTable"/>
@@ -1330,7 +1436,7 @@
         <w:tblLook w:val="04A0" w:firstRow="1" w:lastRow="0" w:firstColumn="1" w:lastColumn="0" w:noHBand="0" w:noVBand="1"/>
       </w:tblPr>
       <w:tblGrid>
-        <w:gridCol w:w="1692"/>
+        <w:gridCol w:w="3812"/>
       </w:tblGrid>
       <w:tr>
         <w:tc>
@@ -1356,7 +1462,7 @@
                 <w:sz w:val="24"/>
                 <w:szCs w:val="24"/>
               </w:rPr>
-              <w:t>VOCABULARY</w:t>
+              <w:t>SKIMMING AND SCANNING A TEXT</w:t>
             </w:r>
           </w:p>
         </w:tc>
@@ -1364,32 +1470,413 @@
     </w:tbl>
     <w:p>
       <w:pPr>
-        <w:spacing w:after="0"/>
         <w:rPr>
-          <w:rFonts w:ascii="Source Sans 3" w:hAnsi="Source Sans 3"/>
-          <w:b/>
-          <w:bCs/>
           <w:sz w:val="2"/>
           <w:szCs w:val="2"/>
-          <w:shd w:val="clear" w:color="auto" w:fill="FFFF00"/>
-          <w:rtl/>
         </w:rPr>
       </w:pPr>
+    </w:p>
+    <w:tbl>
+      <w:tblPr>
+        <w:tblStyle w:val="CommonTable"/>
+        <w:tblW w:w="0" w:type="auto"/>
+        <w:tblInd w:w="20" w:type="dxa"/>
+        <w:tblBorders>
+          <w:top w:val="single" w:sz="18" w:space="0" w:color="DFEF60"/>
+          <w:left w:val="single" w:sz="18" w:space="0" w:color="DFEF60"/>
+          <w:bottom w:val="single" w:sz="18" w:space="0" w:color="DFEF60"/>
+          <w:right w:val="single" w:sz="18" w:space="0" w:color="DFEF60"/>
+          <w:insideH w:val="single" w:sz="18" w:space="0" w:color="DFEF60"/>
+          <w:insideV w:val="single" w:sz="18" w:space="0" w:color="DFEF60"/>
+        </w:tblBorders>
+        <w:tblLook w:val="04A0" w:firstRow="1" w:lastRow="0" w:firstColumn="1" w:lastColumn="0" w:noHBand="0" w:noVBand="1"/>
+      </w:tblPr>
+      <w:tblGrid>
+        <w:gridCol w:w="14274"/>
+      </w:tblGrid>
+      <w:tr>
+        <w:tc>
+          <w:tcPr>
+            <w:tcW w:w="14274" w:type="dxa"/>
+          </w:tcPr>
+          <w:p>
+            <w:pPr>
+              <w:spacing w:after="0" w:line="240" w:lineRule="auto"/>
+              <w:rPr>
+                <w:rFonts w:ascii="Source Sans 3" w:hAnsi="Source Sans 3"/>
+                <w:sz w:val="21"/>
+                <w:szCs w:val="21"/>
+              </w:rPr>
+            </w:pPr>
+            <w:r>
+              <w:rPr>
+                <w:rFonts w:ascii="Cambria Math" w:hAnsi="Cambria Math" w:cs="Cambria Math"/>
+                <w:color w:val="DDEF82"/>
+                <w:sz w:val="32"/>
+                <w:szCs w:val="32"/>
+              </w:rPr>
+              <w:t>◉</w:t>
+            </w:r>
+            <w:r>
+              <w:t xml:space="preserve"> </w:t>
+            </w:r>
+            <w:r>
+              <w:rPr>
+                <w:rFonts w:ascii="Source Sans 3" w:hAnsi="Source Sans 3"/>
+                <w:sz w:val="21"/>
+                <w:szCs w:val="21"/>
+              </w:rPr>
+              <w:t>The skills of skimming and scanning are very important in the Reading test.</w:t>
+            </w:r>
+          </w:p>
+          <w:p>
+            <w:pPr>
+              <w:spacing w:after="0" w:line="240" w:lineRule="auto"/>
+              <w:rPr>
+                <w:rFonts w:ascii="Source Sans 3" w:hAnsi="Source Sans 3"/>
+                <w:sz w:val="21"/>
+                <w:szCs w:val="21"/>
+              </w:rPr>
+            </w:pPr>
+            <w:r>
+              <w:rPr>
+                <w:rFonts w:ascii="Source Sans 3" w:hAnsi="Source Sans 3"/>
+                <w:b/>
+                <w:bCs/>
+                <w:sz w:val="21"/>
+                <w:szCs w:val="21"/>
+              </w:rPr>
+              <w:t>Skimming</w:t>
+            </w:r>
+            <w:r>
+              <w:rPr>
+                <w:rFonts w:ascii="Source Sans 3" w:hAnsi="Source Sans 3"/>
+                <w:sz w:val="21"/>
+                <w:szCs w:val="21"/>
+              </w:rPr>
+              <w:t xml:space="preserve"> is reading the passage quickly to get an idea of what it is about.</w:t>
+            </w:r>
+          </w:p>
+          <w:p>
+            <w:pPr>
+              <w:rPr>
+                <w:sz w:val="21"/>
+                <w:szCs w:val="21"/>
+              </w:rPr>
+            </w:pPr>
+            <w:r>
+              <w:rPr>
+                <w:b/>
+                <w:bCs/>
+                <w:sz w:val="21"/>
+                <w:szCs w:val="21"/>
+              </w:rPr>
+              <w:t>Scanning</w:t>
+            </w:r>
+            <w:r>
+              <w:rPr>
+                <w:sz w:val="21"/>
+                <w:szCs w:val="21"/>
+              </w:rPr>
+              <w:t xml:space="preserve"> is also reading the passage quickly, but this time looking for particular information in the text, for example, the a</w:t>
+            </w:r>
+            <w:r>
+              <w:rPr>
+                <w:sz w:val="21"/>
+                <w:szCs w:val="21"/>
+              </w:rPr>
+              <w:t>n</w:t>
+            </w:r>
+            <w:r>
+              <w:rPr>
+                <w:sz w:val="21"/>
+                <w:szCs w:val="21"/>
+              </w:rPr>
+              <w:t>swer to a question.</w:t>
+            </w:r>
+          </w:p>
+          <w:p>
+            <w:pPr>
+              <w:pStyle w:val="ListParagraph"/>
+              <w:numPr>
+                <w:ilvl w:val="0"/>
+                <w:numId w:val="60"/>
+              </w:numPr>
+              <w:ind w:left="227" w:hanging="227"/>
+              <w:rPr>
+                <w:rFonts w:ascii="Source Sans 3" w:hAnsi="Source Sans 3"/>
+                <w:sz w:val="21"/>
+                <w:szCs w:val="21"/>
+              </w:rPr>
+            </w:pPr>
+            <w:r>
+              <w:rPr>
+                <w:rFonts w:ascii="Source Sans 3" w:hAnsi="Source Sans 3"/>
+                <w:sz w:val="21"/>
+                <w:szCs w:val="21"/>
+              </w:rPr>
+              <w:t>Before you look at the questions, read through the passage quickly. Don't spend more than a minute on th</w:t>
+            </w:r>
+            <w:r>
+              <w:rPr>
+                <w:rFonts w:ascii="Source Sans 3" w:hAnsi="Source Sans 3"/>
+                <w:sz w:val="21"/>
+                <w:szCs w:val="21"/>
+              </w:rPr>
+              <w:t>is.</w:t>
+            </w:r>
+          </w:p>
+          <w:p>
+            <w:pPr>
+              <w:pStyle w:val="ListParagraph"/>
+              <w:numPr>
+                <w:ilvl w:val="0"/>
+                <w:numId w:val="60"/>
+              </w:numPr>
+              <w:ind w:left="227" w:hanging="227"/>
+              <w:rPr>
+                <w:rFonts w:ascii="Source Sans 3" w:hAnsi="Source Sans 3"/>
+                <w:sz w:val="21"/>
+                <w:szCs w:val="21"/>
+              </w:rPr>
+            </w:pPr>
+            <w:r>
+              <w:rPr>
+                <w:rFonts w:ascii="Source Sans 3" w:hAnsi="Source Sans 3"/>
+                <w:i/>
+                <w:iCs/>
+                <w:sz w:val="21"/>
+                <w:szCs w:val="21"/>
+              </w:rPr>
+              <w:t>Skim</w:t>
+            </w:r>
+            <w:r>
+              <w:rPr>
+                <w:rFonts w:ascii="Source Sans 3" w:hAnsi="Source Sans 3"/>
+                <w:sz w:val="21"/>
+                <w:szCs w:val="21"/>
+              </w:rPr>
+              <w:t xml:space="preserve"> over (don't spend time on) words like </w:t>
+            </w:r>
+            <w:r>
+              <w:rPr>
+                <w:rFonts w:ascii="Source Sans 3" w:hAnsi="Source Sans 3"/>
+                <w:i/>
+                <w:iCs/>
+                <w:sz w:val="21"/>
+                <w:szCs w:val="21"/>
+              </w:rPr>
+              <w:t>the</w:t>
+            </w:r>
+            <w:r>
+              <w:rPr>
+                <w:rFonts w:ascii="Source Sans 3" w:hAnsi="Source Sans 3"/>
+                <w:sz w:val="21"/>
+                <w:szCs w:val="21"/>
+              </w:rPr>
+              <w:t xml:space="preserve">, </w:t>
+            </w:r>
+            <w:r>
+              <w:rPr>
+                <w:rFonts w:ascii="Source Sans 3" w:hAnsi="Source Sans 3"/>
+                <w:i/>
+                <w:iCs/>
+                <w:sz w:val="21"/>
+                <w:szCs w:val="21"/>
+              </w:rPr>
+              <w:t>they</w:t>
+            </w:r>
+            <w:r>
+              <w:rPr>
+                <w:rFonts w:ascii="Source Sans 3" w:hAnsi="Source Sans 3"/>
+                <w:sz w:val="21"/>
+                <w:szCs w:val="21"/>
+              </w:rPr>
+              <w:t xml:space="preserve">, </w:t>
+            </w:r>
+            <w:r>
+              <w:rPr>
+                <w:rFonts w:ascii="Source Sans 3" w:hAnsi="Source Sans 3"/>
+                <w:i/>
+                <w:iCs/>
+                <w:sz w:val="21"/>
+                <w:szCs w:val="21"/>
+              </w:rPr>
+              <w:t>our</w:t>
+            </w:r>
+            <w:r>
+              <w:rPr>
+                <w:rFonts w:ascii="Source Sans 3" w:hAnsi="Source Sans 3"/>
+                <w:sz w:val="21"/>
+                <w:szCs w:val="21"/>
+              </w:rPr>
+              <w:t xml:space="preserve">, </w:t>
+            </w:r>
+            <w:proofErr w:type="spellStart"/>
+            <w:r>
+              <w:rPr>
+                <w:rFonts w:ascii="Source Sans 3" w:hAnsi="Source Sans 3"/>
+                <w:i/>
+                <w:iCs/>
+                <w:sz w:val="21"/>
+                <w:szCs w:val="21"/>
+              </w:rPr>
+              <w:t>through</w:t>
+            </w:r>
+            <w:proofErr w:type="spellEnd"/>
+            <w:r>
+              <w:rPr>
+                <w:rFonts w:ascii="Source Sans 3" w:hAnsi="Source Sans 3"/>
+                <w:sz w:val="21"/>
+                <w:szCs w:val="21"/>
+              </w:rPr>
+              <w:t>.</w:t>
+            </w:r>
+          </w:p>
+          <w:p>
+            <w:pPr>
+              <w:pStyle w:val="ListParagraph"/>
+              <w:numPr>
+                <w:ilvl w:val="0"/>
+                <w:numId w:val="60"/>
+              </w:numPr>
+              <w:ind w:left="227" w:hanging="227"/>
+              <w:rPr>
+                <w:rFonts w:ascii="Source Sans 3" w:hAnsi="Source Sans 3"/>
+                <w:sz w:val="21"/>
+                <w:szCs w:val="21"/>
+              </w:rPr>
+            </w:pPr>
+            <w:r>
+              <w:rPr>
+                <w:rFonts w:ascii="Source Sans 3" w:hAnsi="Source Sans 3"/>
+                <w:sz w:val="21"/>
+                <w:szCs w:val="21"/>
+              </w:rPr>
+              <w:t>Notice the 'content' words, such as nouns and verbs, to get an idea of what the passage is about.</w:t>
+            </w:r>
+          </w:p>
+          <w:p>
+            <w:pPr>
+              <w:pStyle w:val="ListParagraph"/>
+              <w:numPr>
+                <w:ilvl w:val="0"/>
+                <w:numId w:val="60"/>
+              </w:numPr>
+              <w:ind w:left="227" w:hanging="227"/>
+              <w:rPr>
+                <w:rFonts w:ascii="Source Sans 3" w:hAnsi="Source Sans 3"/>
+                <w:sz w:val="21"/>
+                <w:szCs w:val="21"/>
+              </w:rPr>
+            </w:pPr>
+            <w:r>
+              <w:rPr>
+                <w:rFonts w:ascii="Source Sans 3" w:hAnsi="Source Sans 3"/>
+                <w:sz w:val="21"/>
+                <w:szCs w:val="21"/>
+              </w:rPr>
+              <w:t>Read the questions.</w:t>
+            </w:r>
+          </w:p>
+          <w:p>
+            <w:pPr>
+              <w:pStyle w:val="ListParagraph"/>
+              <w:numPr>
+                <w:ilvl w:val="0"/>
+                <w:numId w:val="60"/>
+              </w:numPr>
+              <w:ind w:left="227" w:hanging="227"/>
+              <w:rPr>
+                <w:rFonts w:ascii="Source Sans 3" w:hAnsi="Source Sans 3"/>
+                <w:sz w:val="21"/>
+                <w:szCs w:val="21"/>
+              </w:rPr>
+            </w:pPr>
+            <w:r>
+              <w:rPr>
+                <w:rFonts w:ascii="Source Sans 3" w:hAnsi="Source Sans 3"/>
+                <w:i/>
+                <w:iCs/>
+                <w:sz w:val="21"/>
+                <w:szCs w:val="21"/>
+              </w:rPr>
+              <w:t>Sc</w:t>
+            </w:r>
+            <w:r>
+              <w:rPr>
+                <w:rFonts w:ascii="Source Sans 3" w:hAnsi="Source Sans 3"/>
+                <w:i/>
+                <w:iCs/>
+                <w:sz w:val="21"/>
+                <w:szCs w:val="21"/>
+              </w:rPr>
+              <w:t>a</w:t>
+            </w:r>
+            <w:r>
+              <w:rPr>
+                <w:rFonts w:ascii="Source Sans 3" w:hAnsi="Source Sans 3"/>
+                <w:i/>
+                <w:iCs/>
+                <w:sz w:val="21"/>
+                <w:szCs w:val="21"/>
+              </w:rPr>
+              <w:t>n</w:t>
+            </w:r>
+            <w:r>
+              <w:rPr>
+                <w:rFonts w:ascii="Source Sans 3" w:hAnsi="Source Sans 3"/>
+                <w:sz w:val="21"/>
+                <w:szCs w:val="21"/>
+              </w:rPr>
+              <w:t xml:space="preserve"> the passage for the answers. Let your eyes move quickly over the text until you see one of the key words from the question, or words that have a similar meaning.</w:t>
+            </w:r>
+          </w:p>
+          <w:p>
+            <w:pPr>
+              <w:pStyle w:val="ListParagraph"/>
+              <w:numPr>
+                <w:ilvl w:val="0"/>
+                <w:numId w:val="60"/>
+              </w:numPr>
+              <w:ind w:left="227" w:hanging="227"/>
+              <w:rPr>
+                <w:rFonts w:ascii="Source Sans 3" w:hAnsi="Source Sans 3"/>
+                <w:sz w:val="21"/>
+                <w:szCs w:val="21"/>
+              </w:rPr>
+            </w:pPr>
+            <w:r>
+              <w:rPr>
+                <w:rFonts w:ascii="Source Sans 3" w:hAnsi="Source Sans 3"/>
+                <w:sz w:val="21"/>
+                <w:szCs w:val="21"/>
+              </w:rPr>
+              <w:t>Read that part of the passage carefully until you find the answer.</w:t>
+            </w:r>
+          </w:p>
+        </w:tc>
+      </w:tr>
+    </w:tbl>
+    <w:p>
+      <w:r>
+        <w:br w:type="page"/>
+      </w:r>
     </w:p>
     <w:tbl>
       <w:tblPr>
         <w:tblStyle w:val="DottedTable"/>
-        <w:tblW w:w="14312" w:type="dxa"/>
+        <w:tblW w:w="14392" w:type="dxa"/>
         <w:tblLook w:val="04A0" w:firstRow="1" w:lastRow="0" w:firstColumn="1" w:lastColumn="0" w:noHBand="0" w:noVBand="1"/>
       </w:tblPr>
       <w:tblGrid>
         <w:gridCol w:w="650"/>
-        <w:gridCol w:w="13662"/>
+        <w:gridCol w:w="13742"/>
       </w:tblGrid>
       <w:tr>
         <w:tc>
           <w:tcPr>
-            <w:tcW w:w="582" w:type="dxa"/>
+            <w:tcW w:w="650" w:type="dxa"/>
           </w:tcPr>
           <w:tbl>
             <w:tblPr>
@@ -1428,7 +1915,8 @@
                       <w:szCs w:val="26"/>
                       <w:lang w:bidi="ar-SA"/>
                     </w:rPr>
-                    <w:t>03</w:t>
+                    <w:lastRenderedPageBreak/>
+                    <w:t>04</w:t>
                   </w:r>
                 </w:p>
               </w:tc>
@@ -1437,455 +1925,16 @@
           <w:p>
             <w:pPr>
               <w:rPr>
-                <w:rFonts w:ascii="Source Sans 3" w:hAnsi="Source Sans 3"/>
-                <w:b/>
-                <w:bCs/>
-                <w:sz w:val="26"/>
+                <w:bCs/>
                 <w:szCs w:val="26"/>
-                <w:bdr w:val="single" w:sz="12" w:space="0" w:color="FFFF00"/>
               </w:rPr>
             </w:pPr>
           </w:p>
         </w:tc>
         <w:tc>
           <w:tcPr>
-            <w:tcW w:w="13730" w:type="dxa"/>
+            <w:tcW w:w="13742" w:type="dxa"/>
           </w:tcPr>
-          <w:p>
-            <w:pPr>
-              <w:spacing w:after="120"/>
-              <w:rPr>
-                <w:rFonts w:ascii="Source Sans 3 Medium" w:hAnsi="Source Sans 3 Medium"/>
-                <w:b/>
-                <w:bCs/>
-                <w:sz w:val="23"/>
-                <w:szCs w:val="23"/>
-              </w:rPr>
-            </w:pPr>
-            <w:r>
-              <w:rPr>
-                <w:rFonts w:ascii="Source Sans 3 Medium" w:hAnsi="Source Sans 3 Medium"/>
-                <w:b/>
-                <w:bCs/>
-                <w:sz w:val="23"/>
-                <w:szCs w:val="23"/>
-              </w:rPr>
-              <w:t>Match the highlighted words from the text with their meanings. Start with words you already know. Use the context (the sentence it is in and other words around it) to work out the meaning of the other words.</w:t>
-            </w:r>
-          </w:p>
-          <w:tbl>
-            <w:tblPr>
-              <w:tblStyle w:val="DottedTable"/>
-              <w:tblW w:w="0" w:type="auto"/>
-              <w:tblLook w:val="04A0" w:firstRow="1" w:lastRow="0" w:firstColumn="1" w:lastColumn="0" w:noHBand="0" w:noVBand="1"/>
-            </w:tblPr>
-            <w:tblGrid>
-              <w:gridCol w:w="2334"/>
-              <w:gridCol w:w="5078"/>
-            </w:tblGrid>
-            <w:tr>
-              <w:tc>
-                <w:tcPr>
-                  <w:tcW w:w="0" w:type="auto"/>
-                </w:tcPr>
-                <w:p>
-                  <w:pPr>
-                    <w:numPr>
-                      <w:ilvl w:val="0"/>
-                      <w:numId w:val="4"/>
-                    </w:numPr>
-                    <w:ind w:left="227" w:hanging="227"/>
-                    <w:rPr>
-                      <w:rFonts w:ascii="Source Sans 3" w:hAnsi="Source Sans 3"/>
-                      <w:sz w:val="23"/>
-                      <w:szCs w:val="23"/>
-                    </w:rPr>
-                  </w:pPr>
-                  <w:r>
-                    <w:rPr>
-                      <w:rFonts w:ascii="Source Sans 3" w:hAnsi="Source Sans 3"/>
-                      <w:sz w:val="23"/>
-                      <w:szCs w:val="23"/>
-                    </w:rPr>
-                    <w:t>Value</w:t>
-                  </w:r>
-                </w:p>
-                <w:p>
-                  <w:pPr>
-                    <w:numPr>
-                      <w:ilvl w:val="0"/>
-                      <w:numId w:val="4"/>
-                    </w:numPr>
-                    <w:ind w:left="227" w:hanging="227"/>
-                    <w:rPr>
-                      <w:rFonts w:ascii="Source Sans 3" w:hAnsi="Source Sans 3"/>
-                      <w:sz w:val="23"/>
-                      <w:szCs w:val="23"/>
-                    </w:rPr>
-                  </w:pPr>
-                  <w:r>
-                    <w:rPr>
-                      <w:rFonts w:ascii="Source Sans 3" w:hAnsi="Source Sans 3"/>
-                      <w:sz w:val="23"/>
-                      <w:szCs w:val="23"/>
-                    </w:rPr>
-                    <w:t>(have an) influence</w:t>
-                  </w:r>
-                </w:p>
-                <w:p>
-                  <w:pPr>
-                    <w:numPr>
-                      <w:ilvl w:val="0"/>
-                      <w:numId w:val="4"/>
-                    </w:numPr>
-                    <w:ind w:left="227" w:hanging="227"/>
-                    <w:rPr>
-                      <w:rFonts w:ascii="Source Sans 3" w:hAnsi="Source Sans 3"/>
-                      <w:sz w:val="23"/>
-                      <w:szCs w:val="23"/>
-                    </w:rPr>
-                  </w:pPr>
-                  <w:r>
-                    <w:rPr>
-                      <w:rFonts w:ascii="Source Sans 3" w:hAnsi="Source Sans 3"/>
-                      <w:sz w:val="23"/>
-                      <w:szCs w:val="23"/>
-                    </w:rPr>
-                    <w:t>stressed</w:t>
-                  </w:r>
-                </w:p>
-                <w:p>
-                  <w:pPr>
-                    <w:numPr>
-                      <w:ilvl w:val="0"/>
-                      <w:numId w:val="4"/>
-                    </w:numPr>
-                    <w:ind w:left="227" w:hanging="227"/>
-                    <w:rPr>
-                      <w:rFonts w:ascii="Source Sans 3" w:hAnsi="Source Sans 3"/>
-                      <w:sz w:val="23"/>
-                      <w:szCs w:val="23"/>
-                    </w:rPr>
-                  </w:pPr>
-                  <w:r>
-                    <w:rPr>
-                      <w:rFonts w:ascii="Source Sans 3" w:hAnsi="Source Sans 3"/>
-                      <w:sz w:val="23"/>
-                      <w:szCs w:val="23"/>
-                    </w:rPr>
-                    <w:t>handled</w:t>
-                  </w:r>
-                </w:p>
-                <w:p>
-                  <w:pPr>
-                    <w:numPr>
-                      <w:ilvl w:val="0"/>
-                      <w:numId w:val="4"/>
-                    </w:numPr>
-                    <w:ind w:left="227" w:hanging="227"/>
-                    <w:rPr>
-                      <w:rFonts w:ascii="Source Sans 3" w:hAnsi="Source Sans 3"/>
-                      <w:sz w:val="23"/>
-                      <w:szCs w:val="23"/>
-                    </w:rPr>
-                  </w:pPr>
-                  <w:r>
-                    <w:rPr>
-                      <w:rFonts w:ascii="Source Sans 3" w:hAnsi="Source Sans 3"/>
-                      <w:sz w:val="23"/>
-                      <w:szCs w:val="23"/>
-                    </w:rPr>
-                    <w:t>selfish</w:t>
-                  </w:r>
-                </w:p>
-                <w:p>
-                  <w:pPr>
-                    <w:numPr>
-                      <w:ilvl w:val="0"/>
-                      <w:numId w:val="4"/>
-                    </w:numPr>
-                    <w:ind w:left="227" w:hanging="227"/>
-                    <w:rPr>
-                      <w:rFonts w:ascii="Source Sans 3" w:hAnsi="Source Sans 3"/>
-                      <w:sz w:val="23"/>
-                      <w:szCs w:val="23"/>
-                    </w:rPr>
-                  </w:pPr>
-                  <w:r>
-                    <w:rPr>
-                      <w:rFonts w:ascii="Source Sans 3" w:hAnsi="Source Sans 3"/>
-                      <w:sz w:val="23"/>
-                      <w:szCs w:val="23"/>
-                    </w:rPr>
-                    <w:t>gain</w:t>
-                  </w:r>
-                </w:p>
-                <w:p>
-                  <w:pPr>
-                    <w:numPr>
-                      <w:ilvl w:val="0"/>
-                      <w:numId w:val="4"/>
-                    </w:numPr>
-                    <w:ind w:left="227" w:hanging="227"/>
-                    <w:rPr>
-                      <w:rFonts w:ascii="Source Sans 3" w:hAnsi="Source Sans 3"/>
-                      <w:sz w:val="23"/>
-                      <w:szCs w:val="23"/>
-                    </w:rPr>
-                  </w:pPr>
-                  <w:r>
-                    <w:rPr>
-                      <w:rFonts w:ascii="Source Sans 3" w:hAnsi="Source Sans 3"/>
-                      <w:sz w:val="23"/>
-                      <w:szCs w:val="23"/>
-                    </w:rPr>
-                    <w:t>proverb</w:t>
-                  </w:r>
-                </w:p>
-                <w:p>
-                  <w:pPr>
-                    <w:numPr>
-                      <w:ilvl w:val="0"/>
-                      <w:numId w:val="4"/>
-                    </w:numPr>
-                    <w:ind w:left="227" w:hanging="227"/>
-                    <w:rPr>
-                      <w:rFonts w:ascii="Source Sans 3 Medium" w:hAnsi="Source Sans 3 Medium"/>
-                      <w:b/>
-                      <w:bCs/>
-                      <w:sz w:val="23"/>
-                      <w:szCs w:val="23"/>
-                    </w:rPr>
-                  </w:pPr>
-                  <w:r>
-                    <w:rPr>
-                      <w:rFonts w:ascii="Source Sans 3" w:hAnsi="Source Sans 3"/>
-                      <w:sz w:val="23"/>
-                      <w:szCs w:val="23"/>
-                    </w:rPr>
-                    <w:t>appreciate</w:t>
-                  </w:r>
-                </w:p>
-              </w:tc>
-              <w:tc>
-                <w:tcPr>
-                  <w:tcW w:w="0" w:type="auto"/>
-                </w:tcPr>
-                <w:p>
-                  <w:pPr>
-                    <w:pStyle w:val="ListParagraph"/>
-                    <w:numPr>
-                      <w:ilvl w:val="0"/>
-                      <w:numId w:val="37"/>
-                    </w:numPr>
-                    <w:spacing w:after="120"/>
-                    <w:ind w:left="227" w:hanging="227"/>
-                    <w:rPr>
-                      <w:rFonts w:ascii="Source Sans 3" w:hAnsi="Source Sans 3"/>
-                      <w:sz w:val="23"/>
-                      <w:szCs w:val="23"/>
-                    </w:rPr>
-                  </w:pPr>
-                  <w:r>
-                    <w:rPr>
-                      <w:rFonts w:ascii="Source Sans 3" w:hAnsi="Source Sans 3"/>
-                      <w:sz w:val="23"/>
-                      <w:szCs w:val="23"/>
-                    </w:rPr>
-                    <w:t>worried; not able to relax</w:t>
-                  </w:r>
-                </w:p>
-                <w:p>
-                  <w:pPr>
-                    <w:pStyle w:val="ListParagraph"/>
-                    <w:numPr>
-                      <w:ilvl w:val="0"/>
-                      <w:numId w:val="37"/>
-                    </w:numPr>
-                    <w:spacing w:after="120"/>
-                    <w:ind w:left="227" w:hanging="227"/>
-                    <w:rPr>
-                      <w:rFonts w:ascii="Source Sans 3" w:hAnsi="Source Sans 3"/>
-                      <w:sz w:val="23"/>
-                      <w:szCs w:val="23"/>
-                    </w:rPr>
-                  </w:pPr>
-                  <w:r>
-                    <w:rPr>
-                      <w:rFonts w:ascii="Source Sans 3" w:hAnsi="Source Sans 3"/>
-                      <w:sz w:val="23"/>
-                      <w:szCs w:val="23"/>
-                    </w:rPr>
-                    <w:t>dealt with, had experience of</w:t>
-                  </w:r>
-                </w:p>
-                <w:p>
-                  <w:pPr>
-                    <w:pStyle w:val="ListParagraph"/>
-                    <w:numPr>
-                      <w:ilvl w:val="0"/>
-                      <w:numId w:val="37"/>
-                    </w:numPr>
-                    <w:spacing w:after="120"/>
-                    <w:ind w:left="227" w:hanging="227"/>
-                    <w:rPr>
-                      <w:rFonts w:ascii="Source Sans 3" w:hAnsi="Source Sans 3"/>
-                      <w:sz w:val="23"/>
-                      <w:szCs w:val="23"/>
-                    </w:rPr>
-                  </w:pPr>
-                  <w:r>
-                    <w:rPr>
-                      <w:rFonts w:ascii="Source Sans 3" w:hAnsi="Source Sans 3"/>
-                      <w:sz w:val="23"/>
-                      <w:szCs w:val="23"/>
-                    </w:rPr>
-                    <w:t>get (something positive)</w:t>
-                  </w:r>
-                </w:p>
-                <w:p>
-                  <w:pPr>
-                    <w:pStyle w:val="ListParagraph"/>
-                    <w:numPr>
-                      <w:ilvl w:val="0"/>
-                      <w:numId w:val="37"/>
-                    </w:numPr>
-                    <w:spacing w:after="120"/>
-                    <w:ind w:left="227" w:hanging="227"/>
-                    <w:rPr>
-                      <w:rFonts w:ascii="Source Sans 3" w:hAnsi="Source Sans 3"/>
-                      <w:sz w:val="23"/>
-                      <w:szCs w:val="23"/>
-                    </w:rPr>
-                  </w:pPr>
-                  <w:r>
-                    <w:rPr>
-                      <w:rFonts w:ascii="Source Sans 3" w:hAnsi="Source Sans 3"/>
-                      <w:sz w:val="23"/>
-                      <w:szCs w:val="23"/>
-                    </w:rPr>
-                    <w:t>be grateful for</w:t>
-                  </w:r>
-                </w:p>
-                <w:p>
-                  <w:pPr>
-                    <w:pStyle w:val="ListParagraph"/>
-                    <w:numPr>
-                      <w:ilvl w:val="0"/>
-                      <w:numId w:val="37"/>
-                    </w:numPr>
-                    <w:spacing w:after="120"/>
-                    <w:ind w:left="227" w:hanging="227"/>
-                    <w:rPr>
-                      <w:rFonts w:ascii="Source Sans 3" w:hAnsi="Source Sans 3"/>
-                      <w:sz w:val="23"/>
-                      <w:szCs w:val="23"/>
-                    </w:rPr>
-                  </w:pPr>
-                  <w:r>
-                    <w:rPr>
-                      <w:rFonts w:ascii="Source Sans 3" w:hAnsi="Source Sans 3"/>
-                      <w:sz w:val="23"/>
-                      <w:szCs w:val="23"/>
-                    </w:rPr>
-                    <w:t>a well-known phrase giving advice</w:t>
-                  </w:r>
-                </w:p>
-                <w:p>
-                  <w:pPr>
-                    <w:pStyle w:val="ListParagraph"/>
-                    <w:numPr>
-                      <w:ilvl w:val="0"/>
-                      <w:numId w:val="37"/>
-                    </w:numPr>
-                    <w:spacing w:after="120"/>
-                    <w:ind w:left="227" w:hanging="227"/>
-                    <w:rPr>
-                      <w:rFonts w:ascii="Source Sans 3" w:hAnsi="Source Sans 3"/>
-                      <w:sz w:val="23"/>
-                      <w:szCs w:val="23"/>
-                    </w:rPr>
-                  </w:pPr>
-                  <w:r>
-                    <w:rPr>
-                      <w:rFonts w:ascii="Source Sans 3" w:hAnsi="Source Sans 3"/>
-                      <w:sz w:val="23"/>
-                      <w:szCs w:val="23"/>
-                    </w:rPr>
-                    <w:t xml:space="preserve">caring only about yourself and </w:t>
-                  </w:r>
-                  <w:proofErr w:type="spellStart"/>
-                  <w:r>
-                    <w:rPr>
-                      <w:rFonts w:ascii="Source Sans 3" w:hAnsi="Source Sans 3"/>
-                      <w:sz w:val="23"/>
-                      <w:szCs w:val="23"/>
-                    </w:rPr>
-                    <w:t>not</w:t>
-                  </w:r>
-                  <w:proofErr w:type="spellEnd"/>
-                  <w:r>
-                    <w:rPr>
-                      <w:rFonts w:ascii="Source Sans 3" w:hAnsi="Source Sans 3"/>
-                      <w:sz w:val="23"/>
-                      <w:szCs w:val="23"/>
-                    </w:rPr>
-                    <w:t xml:space="preserve"> other people</w:t>
-                  </w:r>
-                </w:p>
-                <w:p>
-                  <w:pPr>
-                    <w:pStyle w:val="ListParagraph"/>
-                    <w:numPr>
-                      <w:ilvl w:val="0"/>
-                      <w:numId w:val="37"/>
-                    </w:numPr>
-                    <w:spacing w:after="120"/>
-                    <w:ind w:left="227" w:hanging="227"/>
-                    <w:rPr>
-                      <w:rFonts w:ascii="Source Sans 3" w:hAnsi="Source Sans 3"/>
-                      <w:sz w:val="23"/>
-                      <w:szCs w:val="23"/>
-                    </w:rPr>
-                  </w:pPr>
-                  <w:r>
-                    <w:rPr>
-                      <w:rFonts w:ascii="Source Sans 3" w:hAnsi="Source Sans 3"/>
-                      <w:sz w:val="23"/>
-                      <w:szCs w:val="23"/>
-                    </w:rPr>
-                    <w:t>(have an) effect (on)</w:t>
-                  </w:r>
-                </w:p>
-                <w:p>
-                  <w:pPr>
-                    <w:pStyle w:val="ListParagraph"/>
-                    <w:numPr>
-                      <w:ilvl w:val="0"/>
-                      <w:numId w:val="37"/>
-                    </w:numPr>
-                    <w:spacing w:after="120"/>
-                    <w:ind w:left="227" w:hanging="227"/>
-                    <w:rPr>
-                      <w:rFonts w:ascii="Source Sans 3 Medium" w:hAnsi="Source Sans 3 Medium"/>
-                      <w:b/>
-                      <w:bCs/>
-                      <w:sz w:val="23"/>
-                      <w:szCs w:val="23"/>
-                    </w:rPr>
-                  </w:pPr>
-                  <w:r>
-                    <w:rPr>
-                      <w:rFonts w:ascii="Source Sans 3" w:hAnsi="Source Sans 3"/>
-                      <w:sz w:val="23"/>
-                      <w:szCs w:val="23"/>
-                    </w:rPr>
-                    <w:t>believe something is important</w:t>
-                  </w:r>
-                </w:p>
-              </w:tc>
-            </w:tr>
-          </w:tbl>
           <w:p>
             <w:pPr>
               <w:pStyle w:val="SS3-115"/>
@@ -1894,131 +1943,93 @@
                 <w:rFonts w:ascii="Source Sans 3 Medium" w:hAnsi="Source Sans 3 Medium"/>
                 <w:b/>
                 <w:bCs/>
+              </w:rPr>
+            </w:pPr>
+            <w:r>
+              <w:rPr>
+                <w:b/>
+                <w:bCs/>
+              </w:rPr>
+              <w:t>What is the passage about? Read it in ONE minute and choose one of the options</w:t>
+            </w:r>
+            <w:r>
+              <w:rPr>
+                <w:rStyle w:val="BlankWord1"/>
+                <w:rFonts w:ascii="Source Sans 3 Medium" w:hAnsi="Source Sans 3 Medium"/>
+                <w:b/>
+                <w:bCs/>
                 <w:bdr w:val="none" w:sz="0" w:space="0" w:color="auto"/>
                 <w:shd w:val="clear" w:color="auto" w:fill="auto"/>
-                <w:rtl/>
                 <w14:textOutline w14:w="0" w14:cap="rnd" w14:cmpd="sng" w14:algn="ctr">
                   <w14:noFill/>
                   <w14:prstDash w14:val="solid"/>
                   <w14:bevel/>
                 </w14:textOutline>
               </w:rPr>
-            </w:pPr>
+              <w:t>.</w:t>
+            </w:r>
+          </w:p>
+          <w:p>
+            <w:pPr>
+              <w:pStyle w:val="SS3-115"/>
+              <w:numPr>
+                <w:ilvl w:val="0"/>
+                <w:numId w:val="61"/>
+              </w:numPr>
+              <w:ind w:left="284" w:hanging="284"/>
+            </w:pPr>
+            <w:r>
+              <w:t>Life in different cities around the world</w:t>
+            </w:r>
+          </w:p>
+          <w:p>
+            <w:pPr>
+              <w:pStyle w:val="SS3-115"/>
+              <w:numPr>
+                <w:ilvl w:val="0"/>
+                <w:numId w:val="61"/>
+              </w:numPr>
+              <w:ind w:left="284" w:hanging="284"/>
+              <w:rPr>
+                <w:rFonts w:ascii="Source Sans 3 Medium" w:hAnsi="Source Sans 3 Medium"/>
+                <w:b/>
+                <w:bCs/>
+              </w:rPr>
+            </w:pPr>
+            <w:r>
+              <w:t>Unusual places to live or stay around the world</w:t>
+            </w:r>
+          </w:p>
+          <w:p>
+            <w:pPr>
+              <w:rPr>
+                <w:color w:val="DDEF82"/>
+                <w:sz w:val="32"/>
+                <w:szCs w:val="32"/>
+              </w:rPr>
+            </w:pPr>
+            <w:r>
+              <w:t>The type of houses and flats most people live in</w:t>
+            </w:r>
           </w:p>
         </w:tc>
       </w:tr>
-    </w:tbl>
-    <w:p>
-      <w:pPr>
-        <w:spacing w:before="240" w:after="0"/>
-        <w:rPr>
-          <w:color w:val="DDF03C"/>
-          <w:sz w:val="34"/>
-          <w:szCs w:val="34"/>
-        </w:rPr>
-      </w:pPr>
-      <w:r>
-        <w:rPr>
-          <w:color w:val="DDF03C"/>
-          <w:sz w:val="34"/>
-          <w:szCs w:val="34"/>
-          <w:shd w:val="clear" w:color="auto" w:fill="DDF03C"/>
-        </w:rPr>
-        <w:t>[[[[[[[[[[</w:t>
-      </w:r>
-      <w:r>
-        <w:rPr>
-          <w:rFonts w:ascii="Source Sans 3 SemiBold" w:hAnsi="Source Sans 3 SemiBold"/>
-          <w:b/>
-          <w:bCs/>
-          <w:sz w:val="34"/>
-          <w:szCs w:val="34"/>
-        </w:rPr>
-        <w:t>SHORT-ANSWER QUESTIONS</w:t>
-      </w:r>
-      <w:r>
-        <w:rPr>
-          <w:color w:val="DDF03C"/>
-          <w:sz w:val="34"/>
-          <w:szCs w:val="34"/>
-        </w:rPr>
-        <w:t>]</w:t>
-      </w:r>
-    </w:p>
-    <w:tbl>
-      <w:tblPr>
-        <w:tblStyle w:val="CommonTable"/>
-        <w:tblW w:w="0" w:type="auto"/>
-        <w:tblBorders>
-          <w:top w:val="single" w:sz="24" w:space="0" w:color="auto"/>
-          <w:left w:val="single" w:sz="24" w:space="0" w:color="auto"/>
-          <w:bottom w:val="single" w:sz="24" w:space="0" w:color="auto"/>
-          <w:right w:val="single" w:sz="24" w:space="0" w:color="auto"/>
-          <w:insideH w:val="single" w:sz="24" w:space="0" w:color="auto"/>
-          <w:insideV w:val="single" w:sz="24" w:space="0" w:color="auto"/>
-        </w:tblBorders>
-        <w:tblLook w:val="04A0" w:firstRow="1" w:lastRow="0" w:firstColumn="1" w:lastColumn="0" w:noHBand="0" w:noVBand="1"/>
-      </w:tblPr>
-      <w:tblGrid>
-        <w:gridCol w:w="2726"/>
-      </w:tblGrid>
       <w:tr>
         <w:tc>
           <w:tcPr>
-            <w:tcW w:w="0" w:type="auto"/>
-            <w:shd w:val="clear" w:color="auto" w:fill="DDF03C"/>
-          </w:tcPr>
-          <w:p>
-            <w:pPr>
-              <w:rPr>
-                <w:rFonts w:ascii="Source Sans 3 Medium" w:hAnsi="Source Sans 3 Medium"/>
-                <w:b/>
-                <w:bCs/>
-                <w:sz w:val="23"/>
-                <w:szCs w:val="23"/>
-                <w:lang w:bidi="ar-SA"/>
-              </w:rPr>
-            </w:pPr>
-            <w:r>
-              <w:rPr>
-                <w:b/>
-                <w:bCs/>
-                <w:sz w:val="24"/>
-                <w:szCs w:val="24"/>
-              </w:rPr>
-              <w:t>FINDING INFORMATION</w:t>
-            </w:r>
-          </w:p>
-        </w:tc>
-      </w:tr>
-    </w:tbl>
-    <w:tbl>
-      <w:tblPr>
-        <w:tblStyle w:val="DottedTable"/>
-        <w:tblW w:w="14392" w:type="dxa"/>
-        <w:tblLook w:val="04A0" w:firstRow="1" w:lastRow="0" w:firstColumn="1" w:lastColumn="0" w:noHBand="0" w:noVBand="1"/>
-      </w:tblPr>
-      <w:tblGrid>
-        <w:gridCol w:w="650"/>
-        <w:gridCol w:w="6992"/>
-        <w:gridCol w:w="6750"/>
-      </w:tblGrid>
-      <w:tr>
-        <w:tc>
-          <w:tcPr>
-            <w:tcW w:w="582" w:type="dxa"/>
+            <w:tcW w:w="650" w:type="dxa"/>
           </w:tcPr>
           <w:tbl>
             <w:tblPr>
               <w:tblStyle w:val="CompactTable"/>
               <w:tblW w:w="0" w:type="auto"/>
               <w:tblBorders>
-                <w:top w:val="single" w:sz="18" w:space="0" w:color="DDF03C"/>
-                <w:left w:val="single" w:sz="18" w:space="0" w:color="DDF03C"/>
-                <w:bottom w:val="single" w:sz="18" w:space="0" w:color="DDF03C"/>
-                <w:right w:val="single" w:sz="18" w:space="0" w:color="DDF03C"/>
-                <w:insideH w:val="single" w:sz="18" w:space="0" w:color="DDF03C"/>
-                <w:insideV w:val="single" w:sz="18" w:space="0" w:color="DDF03C"/>
+                <w:top w:val="single" w:sz="18" w:space="0" w:color="A4B785"/>
+                <w:left w:val="single" w:sz="18" w:space="0" w:color="A4B785"/>
+                <w:bottom w:val="single" w:sz="18" w:space="0" w:color="A4B785"/>
+                <w:right w:val="single" w:sz="18" w:space="0" w:color="A4B785"/>
+                <w:insideH w:val="single" w:sz="18" w:space="0" w:color="A4B785"/>
+                <w:insideV w:val="single" w:sz="18" w:space="0" w:color="A4B785"/>
               </w:tblBorders>
               <w:tblLook w:val="04A0" w:firstRow="1" w:lastRow="0" w:firstColumn="1" w:lastColumn="0" w:noHBand="0" w:noVBand="1"/>
             </w:tblPr>
@@ -2045,7 +2056,7 @@
                       <w:szCs w:val="26"/>
                       <w:lang w:bidi="ar-SA"/>
                     </w:rPr>
-                    <w:t>04</w:t>
+                    <w:t>05</w:t>
                   </w:r>
                 </w:p>
               </w:tc>
@@ -2054,63 +2065,190 @@
           <w:p>
             <w:pPr>
               <w:rPr>
-                <w:rFonts w:ascii="Source Sans 3" w:hAnsi="Source Sans 3"/>
-                <w:b/>
-                <w:bCs/>
-                <w:sz w:val="26"/>
+                <w:bCs/>
                 <w:szCs w:val="26"/>
-                <w:bdr w:val="single" w:sz="12" w:space="0" w:color="FFFF00"/>
               </w:rPr>
             </w:pPr>
           </w:p>
         </w:tc>
         <w:tc>
           <w:tcPr>
-            <w:tcW w:w="7019" w:type="dxa"/>
+            <w:tcW w:w="13742" w:type="dxa"/>
           </w:tcPr>
           <w:p>
             <w:pPr>
-              <w:spacing w:after="120"/>
-              <w:rPr>
-                <w:rFonts w:ascii="Source Sans 3 Medium" w:hAnsi="Source Sans 3 Medium"/>
-                <w:b/>
-                <w:bCs/>
-                <w:sz w:val="23"/>
-                <w:szCs w:val="23"/>
-              </w:rPr>
-            </w:pPr>
-            <w:r>
-              <w:rPr>
-                <w:rFonts w:ascii="Source Sans 3 Medium" w:hAnsi="Source Sans 3 Medium"/>
-                <w:b/>
-                <w:bCs/>
-                <w:sz w:val="23"/>
-                <w:szCs w:val="23"/>
-              </w:rPr>
-              <w:t xml:space="preserve">To </w:t>
+              <w:pStyle w:val="SS3M-115"/>
+              <w:rPr>
+                <w:b w:val="0"/>
+                <w:bCs w:val="0"/>
+              </w:rPr>
+            </w:pPr>
+            <w:r>
+              <w:t>Read the passage again to find the words from the box in exercise 3 as quickly as you can</w:t>
+            </w:r>
+            <w:r>
+              <w:t>.</w:t>
+            </w:r>
+          </w:p>
+        </w:tc>
+      </w:tr>
+      <w:tr>
+        <w:tc>
+          <w:tcPr>
+            <w:tcW w:w="650" w:type="dxa"/>
+          </w:tcPr>
+          <w:tbl>
+            <w:tblPr>
+              <w:tblStyle w:val="CompactTable"/>
+              <w:tblW w:w="0" w:type="auto"/>
+              <w:tblBorders>
+                <w:top w:val="single" w:sz="18" w:space="0" w:color="A4B785"/>
+                <w:left w:val="single" w:sz="18" w:space="0" w:color="A4B785"/>
+                <w:bottom w:val="single" w:sz="18" w:space="0" w:color="A4B785"/>
+                <w:right w:val="single" w:sz="18" w:space="0" w:color="A4B785"/>
+                <w:insideH w:val="single" w:sz="18" w:space="0" w:color="A4B785"/>
+                <w:insideV w:val="single" w:sz="18" w:space="0" w:color="A4B785"/>
+              </w:tblBorders>
+              <w:tblLook w:val="04A0" w:firstRow="1" w:lastRow="0" w:firstColumn="1" w:lastColumn="0" w:noHBand="0" w:noVBand="1"/>
+            </w:tblPr>
+            <w:tblGrid>
+              <w:gridCol w:w="320"/>
+            </w:tblGrid>
+            <w:tr>
+              <w:tc>
+                <w:tcPr>
+                  <w:tcW w:w="385" w:type="dxa"/>
+                </w:tcPr>
+                <w:p>
+                  <w:pPr>
+                    <w:rPr>
+                      <w:b w:val="0"/>
+                      <w:bCs/>
+                      <w:szCs w:val="26"/>
+                      <w:bdr w:val="single" w:sz="12" w:space="0" w:color="FFFF00"/>
+                    </w:rPr>
+                  </w:pPr>
+                  <w:r>
+                    <w:rPr>
+                      <w:bCs/>
+                      <w:szCs w:val="26"/>
+                      <w:lang w:bidi="ar-SA"/>
+                    </w:rPr>
+                    <w:t>06</w:t>
+                  </w:r>
+                </w:p>
+              </w:tc>
+            </w:tr>
+          </w:tbl>
+          <w:p>
+            <w:pPr>
+              <w:rPr>
+                <w:bCs/>
+                <w:szCs w:val="26"/>
+              </w:rPr>
+            </w:pPr>
+          </w:p>
+        </w:tc>
+        <w:tc>
+          <w:tcPr>
+            <w:tcW w:w="13742" w:type="dxa"/>
+          </w:tcPr>
+          <w:p>
+            <w:pPr>
+              <w:pStyle w:val="SS3M-115"/>
+            </w:pPr>
+            <w:r>
+              <w:t xml:space="preserve">Which of the two activities you have just done </w:t>
             </w:r>
             <w:proofErr w:type="spellStart"/>
             <w:r>
-              <w:rPr>
-                <w:rFonts w:ascii="Source Sans 3 Medium" w:hAnsi="Source Sans 3 Medium"/>
-                <w:b/>
-                <w:bCs/>
-                <w:sz w:val="23"/>
-                <w:szCs w:val="23"/>
-              </w:rPr>
-              <w:t>practise</w:t>
+              <w:t>practised</w:t>
             </w:r>
             <w:proofErr w:type="spellEnd"/>
             <w:r>
-              <w:rPr>
-                <w:rFonts w:ascii="Source Sans 3 Medium" w:hAnsi="Source Sans 3 Medium"/>
-                <w:b/>
-                <w:bCs/>
-                <w:sz w:val="23"/>
-                <w:szCs w:val="23"/>
-              </w:rPr>
-              <w:t xml:space="preserve"> finding information quickly, have a race with your partner to find the following phrases in the text. They are not in order.</w:t>
-            </w:r>
+              <w:t xml:space="preserve"> scanning? Which </w:t>
+            </w:r>
+            <w:proofErr w:type="spellStart"/>
+            <w:r>
+              <w:t>practised</w:t>
+            </w:r>
+            <w:proofErr w:type="spellEnd"/>
+            <w:r>
+              <w:t xml:space="preserve"> skimming</w:t>
+            </w:r>
+            <w:r>
+              <w:t>?</w:t>
+            </w:r>
+          </w:p>
+          <w:tbl>
+            <w:tblPr>
+              <w:tblStyle w:val="CommonTable"/>
+              <w:tblW w:w="0" w:type="auto"/>
+              <w:tblBorders>
+                <w:top w:val="none" w:sz="0" w:space="0" w:color="auto"/>
+                <w:left w:val="none" w:sz="0" w:space="0" w:color="auto"/>
+                <w:bottom w:val="none" w:sz="0" w:space="0" w:color="auto"/>
+                <w:right w:val="none" w:sz="0" w:space="0" w:color="auto"/>
+                <w:insideH w:val="none" w:sz="0" w:space="0" w:color="auto"/>
+                <w:insideV w:val="none" w:sz="0" w:space="0" w:color="auto"/>
+              </w:tblBorders>
+              <w:shd w:val="clear" w:color="auto" w:fill="373A3F"/>
+              <w:tblLook w:val="04A0" w:firstRow="1" w:lastRow="0" w:firstColumn="1" w:lastColumn="0" w:noHBand="0" w:noVBand="1"/>
+            </w:tblPr>
+            <w:tblGrid>
+              <w:gridCol w:w="2755"/>
+            </w:tblGrid>
+            <w:tr>
+              <w:tc>
+                <w:tcPr>
+                  <w:tcW w:w="0" w:type="auto"/>
+                  <w:shd w:val="clear" w:color="auto" w:fill="000000" w:themeFill="text1"/>
+                </w:tcPr>
+                <w:p>
+                  <w:pPr>
+                    <w:rPr>
+                      <w:rFonts w:ascii="Source Sans 3 Medium" w:hAnsi="Source Sans 3 Medium"/>
+                      <w:b/>
+                      <w:bCs/>
+                      <w:color w:val="FFFFFF" w:themeColor="background1"/>
+                      <w:sz w:val="34"/>
+                      <w:szCs w:val="34"/>
+                      <w:shd w:val="clear" w:color="auto" w:fill="373A3F"/>
+                    </w:rPr>
+                  </w:pPr>
+                  <w:r>
+                    <w:rPr>
+                      <w:rFonts w:ascii="Source Sans 3 Medium" w:hAnsi="Source Sans 3 Medium"/>
+                      <w:b/>
+                      <w:bCs/>
+                      <w:color w:val="FFFFFF" w:themeColor="background1"/>
+                      <w:sz w:val="34"/>
+                      <w:szCs w:val="34"/>
+                    </w:rPr>
+                    <w:t xml:space="preserve">AMAZING </w:t>
+                  </w:r>
+                  <w:r>
+                    <w:rPr>
+                      <w:rFonts w:ascii="Source Sans 3 Medium" w:hAnsi="Source Sans 3 Medium"/>
+                      <w:b/>
+                      <w:bCs/>
+                      <w:color w:val="F1C739"/>
+                      <w:sz w:val="34"/>
+                      <w:szCs w:val="34"/>
+                    </w:rPr>
+                    <w:t>HOMES</w:t>
+                  </w:r>
+                </w:p>
+              </w:tc>
+            </w:tr>
+          </w:tbl>
+          <w:p>
+            <w:pPr>
+              <w:rPr>
+                <w:sz w:val="2"/>
+                <w:szCs w:val="2"/>
+              </w:rPr>
+            </w:pPr>
           </w:p>
           <w:tbl>
             <w:tblPr>
@@ -2119,95 +2257,238 @@
               <w:tblLook w:val="04A0" w:firstRow="1" w:lastRow="0" w:firstColumn="1" w:lastColumn="0" w:noHBand="0" w:noVBand="1"/>
             </w:tblPr>
             <w:tblGrid>
-              <w:gridCol w:w="2707"/>
-              <w:gridCol w:w="2410"/>
+              <w:gridCol w:w="13448"/>
             </w:tblGrid>
             <w:tr>
               <w:tc>
                 <w:tcPr>
-                  <w:tcW w:w="2707" w:type="dxa"/>
+                  <w:tcW w:w="0" w:type="auto"/>
+                  <w:shd w:val="clear" w:color="auto" w:fill="FFFDEB"/>
                 </w:tcPr>
                 <w:p>
                   <w:pPr>
-                    <w:pStyle w:val="SS3-115"/>
+                    <w:spacing w:after="0" w:line="240" w:lineRule="auto"/>
+                    <w:rPr>
+                      <w:rFonts w:ascii="Source Sans 3" w:hAnsi="Source Sans 3"/>
+                      <w:b/>
+                      <w:bCs/>
+                      <w:i/>
+                      <w:iCs/>
+                      <w:sz w:val="23"/>
+                      <w:szCs w:val="23"/>
+                      <w:lang w:bidi="ar-SA"/>
+                    </w:rPr>
+                  </w:pPr>
+                  <w:r>
+                    <w:rPr>
+                      <w:rFonts w:ascii="Source Sans 3" w:hAnsi="Source Sans 3"/>
+                      <w:b/>
+                      <w:bCs/>
+                      <w:i/>
+                      <w:iCs/>
+                      <w:sz w:val="23"/>
+                      <w:szCs w:val="23"/>
+                      <w:lang w:bidi="ar-SA"/>
+                    </w:rPr>
+                    <w:t>Most people live in a house or a flat. When they go on holiday they stay in a hotel or a guest house. But some places where you can live or stay are a bit different.</w:t>
+                  </w:r>
+                </w:p>
+                <w:p>
+                  <w:pPr>
+                    <w:pStyle w:val="ListParagraph"/>
                     <w:numPr>
                       <w:ilvl w:val="0"/>
-                      <w:numId w:val="5"/>
+                      <w:numId w:val="62"/>
                     </w:numPr>
-                    <w:ind w:left="284" w:hanging="284"/>
+                    <w:ind w:left="397" w:hanging="284"/>
+                    <w:rPr>
+                      <w:rFonts w:ascii="Source Sans 3" w:hAnsi="Source Sans 3"/>
+                      <w:sz w:val="23"/>
+                      <w:szCs w:val="23"/>
+                    </w:rPr>
                   </w:pPr>
                   <w:r>
-                    <w:t>grandparents' stories</w:t>
+                    <w:rPr>
+                      <w:rFonts w:ascii="Source Sans 3" w:hAnsi="Source Sans 3"/>
+                      <w:sz w:val="23"/>
+                      <w:szCs w:val="23"/>
+                    </w:rPr>
+                    <w:t>One unusual place to live is a houseboat. Amsterdam in Holland is famous for its houseboats - there are about 2,500 of them. They have everything that a normal house has: a living room, bedroom, kitchen, bathroom and even sometimes a terrace on the roof. They are cheaper than houses and people who live on houseboats enjoy being close to nature. Some houseboats can be moved to other parts of the river, while others are permanently in one place.</w:t>
                   </w:r>
                 </w:p>
                 <w:p>
                   <w:pPr>
-                    <w:pStyle w:val="SS3-115"/>
+                    <w:pStyle w:val="ListParagraph"/>
                     <w:numPr>
                       <w:ilvl w:val="0"/>
-                      <w:numId w:val="5"/>
+                      <w:numId w:val="62"/>
                     </w:numPr>
-                    <w:ind w:left="284" w:hanging="284"/>
+                    <w:ind w:left="397" w:hanging="284"/>
+                    <w:rPr>
+                      <w:rFonts w:ascii="Source Sans 3" w:hAnsi="Source Sans 3"/>
+                      <w:sz w:val="23"/>
+                      <w:szCs w:val="23"/>
+                    </w:rPr>
                   </w:pPr>
                   <w:r>
-                    <w:t>cousin's wedding</w:t>
+                    <w:rPr>
+                      <w:rFonts w:ascii="Source Sans 3" w:hAnsi="Source Sans 3"/>
+                      <w:sz w:val="23"/>
+                      <w:szCs w:val="23"/>
+                    </w:rPr>
+                    <w:t>In Tokyo, Japan, there is a see-through house. It is like a normal Japanese house but all the walls are made of glass. There is plenty of daylight but no privacy. Architect Sou Fujimoto designed it for a couple to make their home. He based his ideas on early man living in trees. It wouldn't suit everyone but the couple who live there love the feeling of being surrounded by the natural world.</w:t>
                   </w:r>
                 </w:p>
                 <w:p>
                   <w:pPr>
-                    <w:pStyle w:val="SS3-115"/>
+                    <w:pStyle w:val="ListParagraph"/>
                     <w:numPr>
                       <w:ilvl w:val="0"/>
-                      <w:numId w:val="5"/>
+                      <w:numId w:val="62"/>
                     </w:numPr>
-                    <w:ind w:left="284" w:hanging="284"/>
+                    <w:ind w:left="397" w:hanging="284"/>
+                    <w:rPr>
+                      <w:rFonts w:ascii="Source Sans 3" w:hAnsi="Source Sans 3"/>
+                      <w:sz w:val="23"/>
+                      <w:szCs w:val="23"/>
+                    </w:rPr>
                   </w:pPr>
                   <w:r>
-                    <w:t>young adults</w:t>
-                  </w:r>
-                </w:p>
-              </w:tc>
-              <w:tc>
-                <w:tcPr>
-                  <w:tcW w:w="2410" w:type="dxa"/>
-                </w:tcPr>
+                    <w:rPr>
+                      <w:rFonts w:ascii="Source Sans 3" w:hAnsi="Source Sans 3"/>
+                      <w:sz w:val="23"/>
+                      <w:szCs w:val="23"/>
+                    </w:rPr>
+                    <w:t>All around the world, people live in homes made from shipping containers. Some use only one container, while others are made from several containers joined together. One house in Chile was built from 12 containers. They are cheap to buy and eco-friendly. They can also be placed in the garden or drive as guest rooms, studies or utility rooms.</w:t>
+                  </w:r>
+                </w:p>
                 <w:p>
                   <w:pPr>
-                    <w:pStyle w:val="SS3-115"/>
+                    <w:pStyle w:val="ListParagraph"/>
                     <w:numPr>
                       <w:ilvl w:val="0"/>
-                      <w:numId w:val="5"/>
+                      <w:numId w:val="62"/>
                     </w:numPr>
-                    <w:ind w:left="284" w:hanging="284"/>
+                    <w:ind w:left="397" w:hanging="284"/>
+                    <w:rPr>
+                      <w:rFonts w:ascii="Source Sans 3" w:hAnsi="Source Sans 3"/>
+                      <w:sz w:val="23"/>
+                      <w:szCs w:val="23"/>
+                    </w:rPr>
                   </w:pPr>
                   <w:r>
-                    <w:t>extended family</w:t>
+                    <w:rPr>
+                      <w:rFonts w:ascii="Source Sans 3" w:hAnsi="Source Sans 3"/>
+                      <w:sz w:val="23"/>
+                      <w:szCs w:val="23"/>
+                    </w:rPr>
+                    <w:t>in Germany, you can stay in a one-</w:t>
+                  </w:r>
+                  <w:proofErr w:type="spellStart"/>
+                  <w:r>
+                    <w:rPr>
+                      <w:rFonts w:ascii="Source Sans 3" w:hAnsi="Source Sans 3"/>
+                      <w:sz w:val="23"/>
+                      <w:szCs w:val="23"/>
+                    </w:rPr>
+                    <w:t>metre</w:t>
+                  </w:r>
+                  <w:proofErr w:type="spellEnd"/>
+                  <w:r>
+                    <w:rPr>
+                      <w:rFonts w:ascii="Source Sans 3" w:hAnsi="Source Sans 3"/>
+                      <w:sz w:val="23"/>
+                      <w:szCs w:val="23"/>
+                    </w:rPr>
+                    <w:t>-square house, the smallest house in the world, called the House NA. Van Bo Le-</w:t>
+                  </w:r>
+                  <w:proofErr w:type="spellStart"/>
+                  <w:r>
+                    <w:rPr>
+                      <w:rFonts w:ascii="Source Sans 3" w:hAnsi="Source Sans 3"/>
+                      <w:sz w:val="23"/>
+                      <w:szCs w:val="23"/>
+                    </w:rPr>
+                    <w:t>Mentzel</w:t>
+                  </w:r>
+                  <w:proofErr w:type="spellEnd"/>
+                  <w:r>
+                    <w:rPr>
+                      <w:rFonts w:ascii="Source Sans 3" w:hAnsi="Source Sans 3"/>
+                      <w:sz w:val="23"/>
+                      <w:szCs w:val="23"/>
+                    </w:rPr>
+                    <w:t>, a refugee from Laos, built it to draw attention to the world housing shortage. It is a wooden structure on wheels and weighs 40 kg. It has a locking door and a window. You can turn it onto its side when you want to lie down. Franz from Munich spent the night in one recently 'just to see what it was like'. He found it a bit uncomfortable!</w:t>
                   </w:r>
                 </w:p>
                 <w:p>
                   <w:pPr>
-                    <w:pStyle w:val="SS3-115"/>
+                    <w:pStyle w:val="ListParagraph"/>
                     <w:numPr>
                       <w:ilvl w:val="0"/>
-                      <w:numId w:val="5"/>
+                      <w:numId w:val="62"/>
                     </w:numPr>
-                    <w:ind w:left="284" w:hanging="284"/>
+                    <w:ind w:left="397" w:hanging="284"/>
+                    <w:rPr>
+                      <w:rFonts w:ascii="Source Sans 3 Medium" w:hAnsi="Source Sans 3 Medium"/>
+                      <w:b/>
+                      <w:bCs/>
+                      <w:color w:val="FFFFFF" w:themeColor="background1"/>
+                      <w:sz w:val="34"/>
+                      <w:szCs w:val="34"/>
+                    </w:rPr>
                   </w:pPr>
                   <w:r>
-                    <w:t>come and go</w:t>
+                    <w:rPr>
+                      <w:rFonts w:ascii="Source Sans 3" w:hAnsi="Source Sans 3"/>
+                      <w:sz w:val="23"/>
+                      <w:szCs w:val="23"/>
+                    </w:rPr>
+                    <w:t>For an unusual holiday you can stay in an igloo, a house made of ice. These can be found in several countries including Sweden, Norway and Finland. They are built new every winter. Jenny and Callum, visitors from Australia, told us, 'We slept in an igloo last night. It's so cold here - minus 5 degrees centigrade. We used reindeer skins to keep warm!"</w:t>
                   </w:r>
                 </w:p>
                 <w:p>
                   <w:pPr>
-                    <w:pStyle w:val="SS3-115"/>
+                    <w:pStyle w:val="ListParagraph"/>
                     <w:numPr>
                       <w:ilvl w:val="0"/>
-                      <w:numId w:val="5"/>
+                      <w:numId w:val="62"/>
                     </w:numPr>
-                    <w:ind w:left="284" w:hanging="284"/>
+                    <w:ind w:left="397" w:hanging="284"/>
+                    <w:rPr>
+                      <w:rFonts w:ascii="Source Sans 3 Medium" w:hAnsi="Source Sans 3 Medium"/>
+                      <w:b/>
+                      <w:bCs/>
+                      <w:color w:val="FFFFFF" w:themeColor="background1"/>
+                      <w:sz w:val="34"/>
+                      <w:szCs w:val="34"/>
+                    </w:rPr>
                   </w:pPr>
                   <w:r>
-                    <w:t>Italian proverb</w:t>
+                    <w:rPr>
+                      <w:rFonts w:ascii="Source Sans 3" w:hAnsi="Source Sans 3"/>
+                      <w:sz w:val="23"/>
+                      <w:szCs w:val="23"/>
+                    </w:rPr>
+                    <w:t xml:space="preserve">Another couple, Shaun and Rachel from Manchester, enjoyed a recent holiday in a treehouse in Sussex, England. They said, 'It was right up in the trees and had everything we needed, even </w:t>
+                  </w:r>
+                  <w:proofErr w:type="spellStart"/>
+                  <w:r>
+                    <w:rPr>
+                      <w:rFonts w:ascii="Source Sans 3" w:hAnsi="Source Sans 3"/>
+                      <w:sz w:val="23"/>
+                      <w:szCs w:val="23"/>
+                    </w:rPr>
+                    <w:t>wifi</w:t>
+                  </w:r>
+                  <w:proofErr w:type="spellEnd"/>
+                  <w:r>
+                    <w:rPr>
+                      <w:rFonts w:ascii="Source Sans 3" w:hAnsi="Source Sans 3"/>
+                      <w:sz w:val="23"/>
+                      <w:szCs w:val="23"/>
+                    </w:rPr>
+                    <w:t>! It had a small kitchen and we did our own cooking. It was the perfect place to get away from our busy lives.</w:t>
                   </w:r>
                 </w:p>
               </w:tc>
@@ -2215,128 +2496,12 @@
           </w:tbl>
           <w:p>
             <w:pPr>
-              <w:pStyle w:val="SS3-115"/>
-              <w:rPr>
-                <w:rStyle w:val="BlankWord1"/>
-                <w:rFonts w:ascii="Source Sans 3 Medium" w:hAnsi="Source Sans 3 Medium"/>
-                <w:b/>
-                <w:bCs/>
-                <w:bdr w:val="none" w:sz="0" w:space="0" w:color="auto"/>
-                <w:shd w:val="clear" w:color="auto" w:fill="auto"/>
-                <w:rtl/>
-                <w14:textOutline w14:w="0" w14:cap="rnd" w14:cmpd="sng" w14:algn="ctr">
-                  <w14:noFill/>
-                  <w14:prstDash w14:val="solid"/>
-                  <w14:bevel/>
-                </w14:textOutline>
-              </w:rPr>
-            </w:pPr>
-            <w:r>
-              <w:rPr>
-                <w:rFonts w:ascii="Source Sans 3 Medium" w:hAnsi="Source Sans 3 Medium"/>
-                <w:b/>
-                <w:bCs/>
-              </w:rPr>
-              <w:t>How did you do this? Can you explain to another student how to find information quickly?</w:t>
-            </w:r>
-          </w:p>
-        </w:tc>
-        <w:tc>
-          <w:tcPr>
-            <w:tcW w:w="6791" w:type="dxa"/>
-          </w:tcPr>
-          <w:tbl>
-            <w:tblPr>
-              <w:tblStyle w:val="NormalTable"/>
-              <w:tblW w:w="0" w:type="auto"/>
-              <w:tblBorders>
-                <w:top w:val="single" w:sz="18" w:space="0" w:color="DDEF82"/>
-                <w:left w:val="single" w:sz="18" w:space="0" w:color="DDEF82"/>
-                <w:bottom w:val="single" w:sz="18" w:space="0" w:color="DDEF82"/>
-                <w:right w:val="single" w:sz="18" w:space="0" w:color="DDEF82"/>
-                <w:insideH w:val="single" w:sz="18" w:space="0" w:color="DDEF82"/>
-                <w:insideV w:val="single" w:sz="18" w:space="0" w:color="DDEF82"/>
-              </w:tblBorders>
-              <w:tblLook w:val="04A0" w:firstRow="1" w:lastRow="0" w:firstColumn="1" w:lastColumn="0" w:noHBand="0" w:noVBand="1"/>
-            </w:tblPr>
-            <w:tblGrid>
-              <w:gridCol w:w="6061"/>
-            </w:tblGrid>
-            <w:tr>
-              <w:tc>
-                <w:tcPr>
-                  <w:tcW w:w="6061" w:type="dxa"/>
-                </w:tcPr>
-                <w:p>
-                  <w:pPr>
-                    <w:rPr>
-                      <w:sz w:val="21"/>
-                      <w:szCs w:val="21"/>
-                    </w:rPr>
-                  </w:pPr>
-                  <w:r>
-                    <w:rPr>
-                      <w:color w:val="DDEF82"/>
-                      <w:sz w:val="32"/>
-                      <w:szCs w:val="32"/>
-                    </w:rPr>
-                    <w:t>◉</w:t>
-                  </w:r>
-                  <w:r>
-                    <w:t xml:space="preserve"> </w:t>
-                  </w:r>
-                  <w:r>
-                    <w:rPr>
-                      <w:sz w:val="21"/>
-                      <w:szCs w:val="21"/>
-                    </w:rPr>
-                    <w:t xml:space="preserve">In this type of task you have to answer questions using </w:t>
-                  </w:r>
-                  <w:r>
-                    <w:rPr>
-                      <w:b/>
-                      <w:sz w:val="21"/>
-                      <w:szCs w:val="21"/>
-                    </w:rPr>
-                    <w:t xml:space="preserve">up to three words, </w:t>
-                  </w:r>
-                  <w:r>
-                    <w:rPr>
-                      <w:bCs/>
-                      <w:sz w:val="21"/>
-                      <w:szCs w:val="21"/>
-                    </w:rPr>
-                    <w:t>or</w:t>
-                  </w:r>
-                  <w:r>
-                    <w:rPr>
-                      <w:b/>
-                      <w:sz w:val="21"/>
-                      <w:szCs w:val="21"/>
-                    </w:rPr>
-                    <w:t xml:space="preserve"> up to two words and/or a number. </w:t>
-                  </w:r>
-                  <w:r>
-                    <w:rPr>
-                      <w:sz w:val="21"/>
-                      <w:szCs w:val="21"/>
-                    </w:rPr>
-                    <w:t>The instructions tell you how many words you can use. Short-answer questions test if you can find the right part of the text quickly and understand the information.</w:t>
-                  </w:r>
-                </w:p>
-              </w:tc>
-            </w:tr>
-          </w:tbl>
-          <w:p>
-            <w:pPr>
-              <w:spacing w:after="120"/>
-              <w:rPr>
-                <w:rFonts w:ascii="Source Sans 3 Medium" w:hAnsi="Source Sans 3 Medium"/>
-                <w:b/>
-                <w:bCs/>
-                <w:sz w:val="23"/>
-                <w:szCs w:val="23"/>
-              </w:rPr>
+              <w:pStyle w:val="SS3M-115"/>
+              <w:numPr>
+                <w:ilvl w:val="0"/>
+                <w:numId w:val="62"/>
+              </w:numPr>
+              <w:ind w:left="397" w:hanging="284"/>
             </w:pPr>
           </w:p>
         </w:tc>
@@ -2362,13 +2527,13 @@
         <w:tblLook w:val="04A0" w:firstRow="1" w:lastRow="0" w:firstColumn="1" w:lastColumn="0" w:noHBand="0" w:noVBand="1"/>
       </w:tblPr>
       <w:tblGrid>
-        <w:gridCol w:w="5033"/>
+        <w:gridCol w:w="3572"/>
       </w:tblGrid>
       <w:tr>
         <w:tc>
           <w:tcPr>
             <w:tcW w:w="0" w:type="auto"/>
-            <w:shd w:val="clear" w:color="auto" w:fill="DDF03C"/>
+            <w:shd w:val="clear" w:color="auto" w:fill="B5CE3F"/>
           </w:tcPr>
           <w:p>
             <w:pPr>
@@ -2389,7 +2554,7 @@
                 <w:szCs w:val="24"/>
               </w:rPr>
               <w:lastRenderedPageBreak/>
-              <w:t>IDENTIFYING THE KEY WORDS IN A QUESTION</w:t>
+              <w:t>UNDERSTANDING PARAPHRASE</w:t>
             </w:r>
           </w:p>
         </w:tc>
@@ -2398,7 +2563,69 @@
     <w:p>
       <w:pPr>
         <w:rPr>
-          <w:rFonts w:ascii="Source Sans 3" w:hAnsi="Source Sans 3"/>
+          <w:sz w:val="2"/>
+          <w:szCs w:val="2"/>
+        </w:rPr>
+      </w:pPr>
+    </w:p>
+    <w:tbl>
+      <w:tblPr>
+        <w:tblStyle w:val="CommonTable"/>
+        <w:tblW w:w="0" w:type="auto"/>
+        <w:tblInd w:w="20" w:type="dxa"/>
+        <w:tblBorders>
+          <w:top w:val="single" w:sz="18" w:space="0" w:color="C5D878"/>
+          <w:left w:val="single" w:sz="18" w:space="0" w:color="C5D878"/>
+          <w:bottom w:val="single" w:sz="18" w:space="0" w:color="C5D878"/>
+          <w:right w:val="single" w:sz="18" w:space="0" w:color="C5D878"/>
+          <w:insideH w:val="single" w:sz="18" w:space="0" w:color="C5D878"/>
+          <w:insideV w:val="single" w:sz="18" w:space="0" w:color="C5D878"/>
+        </w:tblBorders>
+        <w:shd w:val="clear" w:color="auto" w:fill="F2F8E8"/>
+        <w:tblLook w:val="04A0" w:firstRow="1" w:lastRow="0" w:firstColumn="1" w:lastColumn="0" w:noHBand="0" w:noVBand="1"/>
+      </w:tblPr>
+      <w:tblGrid>
+        <w:gridCol w:w="14274"/>
+      </w:tblGrid>
+      <w:tr>
+        <w:tc>
+          <w:tcPr>
+            <w:tcW w:w="14274" w:type="dxa"/>
+            <w:shd w:val="clear" w:color="auto" w:fill="F2F8E8"/>
+          </w:tcPr>
+          <w:p>
+            <w:pPr>
+              <w:rPr>
+                <w:sz w:val="21"/>
+                <w:szCs w:val="21"/>
+              </w:rPr>
+            </w:pPr>
+            <w:r>
+              <w:rPr>
+                <w:rFonts w:ascii="Cambria Math" w:hAnsi="Cambria Math" w:cs="Cambria Math"/>
+                <w:color w:val="C5D878"/>
+                <w:sz w:val="32"/>
+                <w:szCs w:val="32"/>
+              </w:rPr>
+              <w:t>◉</w:t>
+            </w:r>
+            <w:r>
+              <w:t xml:space="preserve"> </w:t>
+            </w:r>
+            <w:r>
+              <w:rPr>
+                <w:sz w:val="21"/>
+                <w:szCs w:val="21"/>
+              </w:rPr>
+              <w:t>In the Reading paper, it is very important to be able to understand paraphrase (when the same idea is given using different words). The words used in the questions won't be exactly the same as the ones in the passage.</w:t>
+            </w:r>
+          </w:p>
+        </w:tc>
+      </w:tr>
+    </w:tbl>
+    <w:p>
+      <w:pPr>
+        <w:rPr>
           <w:sz w:val="2"/>
           <w:szCs w:val="2"/>
         </w:rPr>
@@ -2407,18 +2634,17 @@
     <w:tbl>
       <w:tblPr>
         <w:tblStyle w:val="DottedTable"/>
-        <w:tblW w:w="14392" w:type="dxa"/>
+        <w:tblW w:w="14312" w:type="dxa"/>
         <w:tblLook w:val="04A0" w:firstRow="1" w:lastRow="0" w:firstColumn="1" w:lastColumn="0" w:noHBand="0" w:noVBand="1"/>
       </w:tblPr>
       <w:tblGrid>
         <w:gridCol w:w="650"/>
-        <w:gridCol w:w="9287"/>
-        <w:gridCol w:w="4455"/>
+        <w:gridCol w:w="13662"/>
       </w:tblGrid>
       <w:tr>
         <w:tc>
           <w:tcPr>
-            <w:tcW w:w="582" w:type="dxa"/>
+            <w:tcW w:w="650" w:type="dxa"/>
           </w:tcPr>
           <w:tbl>
             <w:tblPr>
@@ -2457,7 +2683,7 @@
                       <w:szCs w:val="26"/>
                       <w:lang w:bidi="ar-SA"/>
                     </w:rPr>
-                    <w:t>05</w:t>
+                    <w:t>07</w:t>
                   </w:r>
                 </w:p>
               </w:tc>
@@ -2466,217 +2692,337 @@
           <w:p>
             <w:pPr>
               <w:rPr>
-                <w:rFonts w:ascii="Source Sans 3" w:hAnsi="Source Sans 3"/>
-                <w:b/>
-                <w:bCs/>
-                <w:sz w:val="26"/>
+                <w:bCs/>
                 <w:szCs w:val="26"/>
-                <w:bdr w:val="single" w:sz="12" w:space="0" w:color="FFFF00"/>
               </w:rPr>
             </w:pPr>
           </w:p>
         </w:tc>
         <w:tc>
           <w:tcPr>
-            <w:tcW w:w="9336" w:type="dxa"/>
+            <w:tcW w:w="13662" w:type="dxa"/>
           </w:tcPr>
           <w:p>
             <w:pPr>
               <w:pStyle w:val="SS3M-115"/>
             </w:pPr>
             <w:r>
-              <w:t>Identify the key words in these questions.</w:t>
-            </w:r>
-          </w:p>
-          <w:p>
-            <w:pPr>
-              <w:pStyle w:val="SS3-115"/>
-              <w:numPr>
-                <w:ilvl w:val="0"/>
-                <w:numId w:val="10"/>
-              </w:numPr>
-              <w:ind w:left="284" w:hanging="284"/>
-            </w:pPr>
-            <w:r>
-              <w:t>What percentage of children live in extended families in Asia, the Middle East, South America and Sub-Saharan Africa?</w:t>
-            </w:r>
-          </w:p>
-          <w:p>
-            <w:pPr>
-              <w:pStyle w:val="SS3-115"/>
-              <w:numPr>
-                <w:ilvl w:val="0"/>
-                <w:numId w:val="10"/>
-              </w:numPr>
-              <w:ind w:left="284" w:hanging="284"/>
-            </w:pPr>
-            <w:r>
-              <w:t>Why are grandparents often less busy and stressed than parents?</w:t>
-            </w:r>
-          </w:p>
-          <w:p>
-            <w:pPr>
-              <w:pStyle w:val="SS3-115"/>
-              <w:numPr>
-                <w:ilvl w:val="0"/>
-                <w:numId w:val="10"/>
-              </w:numPr>
-              <w:ind w:left="284" w:hanging="284"/>
-              <w:rPr>
-                <w:rStyle w:val="BlankWord1"/>
-                <w:rFonts w:ascii="Source Sans 3 Medium" w:hAnsi="Source Sans 3 Medium"/>
-                <w:b/>
-                <w:bCs/>
-                <w:bdr w:val="none" w:sz="0" w:space="0" w:color="auto"/>
-                <w:shd w:val="clear" w:color="auto" w:fill="auto"/>
-                <w:rtl/>
-                <w14:textOutline w14:w="0" w14:cap="rnd" w14:cmpd="sng" w14:algn="ctr">
-                  <w14:noFill/>
-                  <w14:prstDash w14:val="solid"/>
-                  <w14:bevel/>
-                </w14:textOutline>
-              </w:rPr>
-            </w:pPr>
-            <w:r>
-              <w:t>What do young adults often think living alone will be like?</w:t>
-            </w:r>
-          </w:p>
-        </w:tc>
-        <w:tc>
-          <w:tcPr>
-            <w:tcW w:w="4474" w:type="dxa"/>
-          </w:tcPr>
+              <w:t>Match these words and phrases from the text (1-6) with their paraphrases (a-f).</w:t>
+            </w:r>
+          </w:p>
           <w:tbl>
             <w:tblPr>
-              <w:tblStyle w:val="NormalTable"/>
+              <w:tblStyle w:val="DottedTable"/>
               <w:tblW w:w="0" w:type="auto"/>
-              <w:tblBorders>
-                <w:top w:val="single" w:sz="18" w:space="0" w:color="DDEF82"/>
-                <w:left w:val="single" w:sz="18" w:space="0" w:color="DDEF82"/>
-                <w:bottom w:val="single" w:sz="18" w:space="0" w:color="DDEF82"/>
-                <w:right w:val="single" w:sz="18" w:space="0" w:color="DDEF82"/>
-                <w:insideH w:val="single" w:sz="18" w:space="0" w:color="DDEF82"/>
-                <w:insideV w:val="single" w:sz="18" w:space="0" w:color="DDEF82"/>
-              </w:tblBorders>
               <w:tblLook w:val="04A0" w:firstRow="1" w:lastRow="0" w:firstColumn="1" w:lastColumn="0" w:noHBand="0" w:noVBand="1"/>
             </w:tblPr>
             <w:tblGrid>
-              <w:gridCol w:w="4125"/>
+              <w:gridCol w:w="3615"/>
+              <w:gridCol w:w="3246"/>
             </w:tblGrid>
             <w:tr>
               <w:tc>
                 <w:tcPr>
-                  <w:tcW w:w="6061" w:type="dxa"/>
+                  <w:tcW w:w="0" w:type="auto"/>
                 </w:tcPr>
                 <w:p>
                   <w:pPr>
-                    <w:rPr>
-                      <w:sz w:val="21"/>
-                      <w:szCs w:val="21"/>
+                    <w:numPr>
+                      <w:ilvl w:val="0"/>
+                      <w:numId w:val="4"/>
+                    </w:numPr>
+                    <w:spacing w:after="0" w:line="240" w:lineRule="auto"/>
+                    <w:ind w:left="227" w:hanging="227"/>
+                    <w:rPr>
+                      <w:rFonts w:ascii="Source Sans 3" w:hAnsi="Source Sans 3"/>
+                      <w:sz w:val="23"/>
+                      <w:szCs w:val="23"/>
+                      <w:lang w:bidi="ar-SA"/>
                     </w:rPr>
                   </w:pPr>
                   <w:r>
                     <w:rPr>
-                      <w:rFonts w:ascii="Cambria Math" w:hAnsi="Cambria Math" w:cs="Cambria Math"/>
-                      <w:color w:val="DDEF82"/>
-                      <w:sz w:val="32"/>
-                      <w:szCs w:val="32"/>
-                    </w:rPr>
-                    <w:t>◉</w:t>
-                  </w:r>
-                  <w:r>
-                    <w:t xml:space="preserve"> </w:t>
-                  </w:r>
-                  <w:r>
-                    <w:rPr>
-                      <w:sz w:val="21"/>
-                      <w:szCs w:val="21"/>
-                    </w:rPr>
-                    <w:t xml:space="preserve">Before you look for the answer to a question, it helps if you find the </w:t>
-                  </w:r>
-                  <w:r>
-                    <w:rPr>
+                      <w:rFonts w:ascii="Source Sans 3" w:hAnsi="Source Sans 3"/>
+                      <w:sz w:val="23"/>
+                      <w:szCs w:val="23"/>
+                      <w:lang w:bidi="ar-SA"/>
+                    </w:rPr>
+                    <w:t>houseboats</w:t>
+                  </w:r>
+                </w:p>
+                <w:p>
+                  <w:pPr>
+                    <w:numPr>
+                      <w:ilvl w:val="0"/>
+                      <w:numId w:val="4"/>
+                    </w:numPr>
+                    <w:spacing w:after="0" w:line="240" w:lineRule="auto"/>
+                    <w:ind w:left="227" w:hanging="227"/>
+                    <w:rPr>
+                      <w:rFonts w:ascii="Source Sans 3" w:hAnsi="Source Sans 3"/>
+                      <w:sz w:val="23"/>
+                      <w:szCs w:val="23"/>
+                      <w:lang w:bidi="ar-SA"/>
+                    </w:rPr>
+                  </w:pPr>
+                  <w:r>
+                    <w:rPr>
+                      <w:rFonts w:ascii="Source Sans 3" w:hAnsi="Source Sans 3"/>
+                      <w:sz w:val="23"/>
+                      <w:szCs w:val="23"/>
+                      <w:lang w:bidi="ar-SA"/>
+                    </w:rPr>
+                    <w:t>permanently</w:t>
+                  </w:r>
+                </w:p>
+                <w:p>
+                  <w:pPr>
+                    <w:numPr>
+                      <w:ilvl w:val="0"/>
+                      <w:numId w:val="4"/>
+                    </w:numPr>
+                    <w:spacing w:after="0" w:line="240" w:lineRule="auto"/>
+                    <w:ind w:left="227" w:hanging="227"/>
+                    <w:rPr>
+                      <w:rFonts w:ascii="Source Sans 3" w:hAnsi="Source Sans 3"/>
+                      <w:sz w:val="23"/>
+                      <w:szCs w:val="23"/>
+                      <w:lang w:bidi="ar-SA"/>
+                    </w:rPr>
+                  </w:pPr>
+                  <w:r>
+                    <w:rPr>
+                      <w:rFonts w:ascii="Source Sans 3" w:hAnsi="Source Sans 3"/>
+                      <w:sz w:val="23"/>
+                      <w:szCs w:val="23"/>
+                      <w:lang w:bidi="ar-SA"/>
+                    </w:rPr>
+                    <w:t>privacy</w:t>
+                  </w:r>
+                </w:p>
+                <w:p>
+                  <w:pPr>
+                    <w:numPr>
+                      <w:ilvl w:val="0"/>
+                      <w:numId w:val="4"/>
+                    </w:numPr>
+                    <w:spacing w:after="0" w:line="240" w:lineRule="auto"/>
+                    <w:ind w:left="227" w:hanging="227"/>
+                    <w:rPr>
+                      <w:rFonts w:ascii="Source Sans 3" w:hAnsi="Source Sans 3"/>
+                      <w:sz w:val="23"/>
+                      <w:szCs w:val="23"/>
+                      <w:lang w:bidi="ar-SA"/>
+                    </w:rPr>
+                  </w:pPr>
+                  <w:r>
+                    <w:rPr>
+                      <w:rFonts w:ascii="Source Sans 3" w:hAnsi="Source Sans 3"/>
+                      <w:sz w:val="23"/>
+                      <w:szCs w:val="23"/>
+                      <w:lang w:bidi="ar-SA"/>
+                    </w:rPr>
+                    <w:t>surrounded by the natural world</w:t>
+                  </w:r>
+                </w:p>
+                <w:p>
+                  <w:pPr>
+                    <w:numPr>
+                      <w:ilvl w:val="0"/>
+                      <w:numId w:val="4"/>
+                    </w:numPr>
+                    <w:spacing w:after="0" w:line="240" w:lineRule="auto"/>
+                    <w:ind w:left="227" w:hanging="227"/>
+                    <w:rPr>
+                      <w:rFonts w:ascii="Source Sans 3" w:hAnsi="Source Sans 3"/>
+                      <w:sz w:val="23"/>
+                      <w:szCs w:val="23"/>
+                      <w:lang w:bidi="ar-SA"/>
+                    </w:rPr>
+                  </w:pPr>
+                  <w:r>
+                    <w:rPr>
+                      <w:rFonts w:ascii="Source Sans 3" w:hAnsi="Source Sans 3"/>
+                      <w:sz w:val="23"/>
+                      <w:szCs w:val="23"/>
+                      <w:lang w:bidi="ar-SA"/>
+                    </w:rPr>
+                    <w:t>uncomfortable</w:t>
+                  </w:r>
+                </w:p>
+                <w:p>
+                  <w:pPr>
+                    <w:numPr>
+                      <w:ilvl w:val="0"/>
+                      <w:numId w:val="4"/>
+                    </w:numPr>
+                    <w:ind w:left="227" w:hanging="227"/>
+                    <w:rPr>
+                      <w:rFonts w:ascii="Source Sans 3 Medium" w:hAnsi="Source Sans 3 Medium"/>
                       <w:b/>
                       <w:bCs/>
-                      <w:sz w:val="21"/>
-                      <w:szCs w:val="21"/>
-                    </w:rPr>
-                    <w:t>key words</w:t>
-                  </w:r>
-                  <w:r>
-                    <w:rPr>
-                      <w:sz w:val="21"/>
-                      <w:szCs w:val="21"/>
-                    </w:rPr>
-                    <w:t xml:space="preserve"> - the most important words - in the question. This will help you find the information you need.</w:t>
-                  </w:r>
-                </w:p>
+                      <w:sz w:val="23"/>
+                      <w:szCs w:val="23"/>
+                    </w:rPr>
+                  </w:pPr>
+                  <w:r>
+                    <w:rPr>
+                      <w:rFonts w:ascii="Source Sans 3" w:hAnsi="Source Sans 3"/>
+                      <w:sz w:val="23"/>
+                      <w:szCs w:val="23"/>
+                    </w:rPr>
+                    <w:t>Sweden, Norway and Finland</w:t>
+                  </w:r>
+                </w:p>
+              </w:tc>
+              <w:tc>
+                <w:tcPr>
+                  <w:tcW w:w="0" w:type="auto"/>
+                </w:tcPr>
                 <w:p>
                   <w:pPr>
-                    <w:rPr>
-                      <w:sz w:val="21"/>
-                      <w:szCs w:val="21"/>
+                    <w:pStyle w:val="ListParagraph"/>
+                    <w:numPr>
+                      <w:ilvl w:val="0"/>
+                      <w:numId w:val="37"/>
+                    </w:numPr>
+                    <w:spacing w:after="120"/>
+                    <w:ind w:left="227" w:hanging="227"/>
+                    <w:rPr>
+                      <w:rFonts w:ascii="Source Sans 3" w:hAnsi="Source Sans 3"/>
+                      <w:sz w:val="23"/>
+                      <w:szCs w:val="23"/>
                     </w:rPr>
                   </w:pPr>
                   <w:r>
                     <w:rPr>
-                      <w:sz w:val="21"/>
-                      <w:szCs w:val="21"/>
-                    </w:rPr>
-                    <w:t xml:space="preserve">Example: What do </w:t>
-                  </w:r>
-                  <w:r>
-                    <w:rPr>
-                      <w:sz w:val="21"/>
-                      <w:szCs w:val="21"/>
-                      <w:u w:val="single"/>
-                    </w:rPr>
-                    <w:t>young</w:t>
-                  </w:r>
-                  <w:r>
-                    <w:rPr>
-                      <w:sz w:val="21"/>
-                      <w:szCs w:val="21"/>
-                    </w:rPr>
-                    <w:t xml:space="preserve"> </w:t>
-                  </w:r>
-                  <w:r>
-                    <w:rPr>
-                      <w:sz w:val="21"/>
-                      <w:szCs w:val="21"/>
-                      <w:u w:val="single"/>
-                    </w:rPr>
-                    <w:t>people</w:t>
-                  </w:r>
-                  <w:r>
-                    <w:rPr>
-                      <w:sz w:val="21"/>
-                      <w:szCs w:val="21"/>
-                    </w:rPr>
-                    <w:t xml:space="preserve"> often think about </w:t>
-                  </w:r>
-                  <w:r>
-                    <w:rPr>
-                      <w:sz w:val="21"/>
-                      <w:szCs w:val="21"/>
-                      <w:u w:val="single"/>
-                    </w:rPr>
-                    <w:t>older family</w:t>
-                  </w:r>
-                  <w:r>
-                    <w:rPr>
-                      <w:sz w:val="21"/>
-                      <w:szCs w:val="21"/>
-                    </w:rPr>
-                    <w:t xml:space="preserve"> </w:t>
-                  </w:r>
-                  <w:r>
-                    <w:rPr>
-                      <w:sz w:val="21"/>
-                      <w:szCs w:val="21"/>
-                      <w:u w:val="single"/>
-                    </w:rPr>
-                    <w:t>members?</w:t>
+                      <w:rFonts w:ascii="Source Sans 3" w:hAnsi="Source Sans 3"/>
+                      <w:sz w:val="23"/>
+                      <w:szCs w:val="23"/>
+                    </w:rPr>
+                    <w:t>not being watched by others</w:t>
+                  </w:r>
+                </w:p>
+                <w:p>
+                  <w:pPr>
+                    <w:pStyle w:val="ListParagraph"/>
+                    <w:numPr>
+                      <w:ilvl w:val="0"/>
+                      <w:numId w:val="37"/>
+                    </w:numPr>
+                    <w:spacing w:after="120"/>
+                    <w:ind w:left="227" w:hanging="227"/>
+                    <w:rPr>
+                      <w:rFonts w:ascii="Source Sans 3" w:hAnsi="Source Sans 3"/>
+                      <w:sz w:val="23"/>
+                      <w:szCs w:val="23"/>
+                    </w:rPr>
+                  </w:pPr>
+                  <w:r>
+                    <w:rPr>
+                      <w:rFonts w:ascii="Source Sans 3" w:hAnsi="Source Sans 3"/>
+                      <w:sz w:val="23"/>
+                      <w:szCs w:val="23"/>
+                    </w:rPr>
+                    <w:t>not feeling pleasant</w:t>
+                  </w:r>
+                </w:p>
+                <w:p>
+                  <w:pPr>
+                    <w:pStyle w:val="ListParagraph"/>
+                    <w:numPr>
+                      <w:ilvl w:val="0"/>
+                      <w:numId w:val="37"/>
+                    </w:numPr>
+                    <w:spacing w:after="120"/>
+                    <w:ind w:left="227" w:hanging="227"/>
+                    <w:rPr>
+                      <w:rFonts w:ascii="Source Sans 3" w:hAnsi="Source Sans 3"/>
+                      <w:sz w:val="23"/>
+                      <w:szCs w:val="23"/>
+                    </w:rPr>
+                  </w:pPr>
+                  <w:r>
+                    <w:rPr>
+                      <w:rFonts w:ascii="Source Sans 3" w:hAnsi="Source Sans 3"/>
+                      <w:sz w:val="23"/>
+                      <w:szCs w:val="23"/>
+                    </w:rPr>
+                    <w:t>homes on the water</w:t>
+                  </w:r>
+                </w:p>
+                <w:p>
+                  <w:pPr>
+                    <w:pStyle w:val="ListParagraph"/>
+                    <w:numPr>
+                      <w:ilvl w:val="0"/>
+                      <w:numId w:val="37"/>
+                    </w:numPr>
+                    <w:spacing w:after="120"/>
+                    <w:ind w:left="227" w:hanging="227"/>
+                    <w:rPr>
+                      <w:rFonts w:ascii="Source Sans 3" w:hAnsi="Source Sans 3"/>
+                      <w:sz w:val="23"/>
+                      <w:szCs w:val="23"/>
+                    </w:rPr>
+                  </w:pPr>
+                  <w:r>
+                    <w:rPr>
+                      <w:rFonts w:ascii="Source Sans 3" w:hAnsi="Source Sans 3"/>
+                      <w:sz w:val="23"/>
+                      <w:szCs w:val="23"/>
+                    </w:rPr>
+                    <w:t>Nordic countries</w:t>
+                  </w:r>
+                </w:p>
+                <w:p>
+                  <w:pPr>
+                    <w:pStyle w:val="ListParagraph"/>
+                    <w:numPr>
+                      <w:ilvl w:val="0"/>
+                      <w:numId w:val="37"/>
+                    </w:numPr>
+                    <w:spacing w:after="120"/>
+                    <w:ind w:left="227" w:hanging="227"/>
+                    <w:rPr>
+                      <w:rFonts w:ascii="Source Sans 3" w:hAnsi="Source Sans 3"/>
+                      <w:sz w:val="23"/>
+                      <w:szCs w:val="23"/>
+                    </w:rPr>
+                  </w:pPr>
+                  <w:r>
+                    <w:rPr>
+                      <w:rFonts w:ascii="Source Sans 3" w:hAnsi="Source Sans 3"/>
+                      <w:sz w:val="23"/>
+                      <w:szCs w:val="23"/>
+                    </w:rPr>
+                    <w:t>forever, always</w:t>
+                  </w:r>
+                </w:p>
+                <w:p>
+                  <w:pPr>
+                    <w:pStyle w:val="ListParagraph"/>
+                    <w:numPr>
+                      <w:ilvl w:val="0"/>
+                      <w:numId w:val="37"/>
+                    </w:numPr>
+                    <w:spacing w:after="120"/>
+                    <w:ind w:left="227" w:hanging="227"/>
+                    <w:rPr>
+                      <w:rFonts w:ascii="Source Sans 3 Medium" w:hAnsi="Source Sans 3 Medium"/>
+                      <w:b/>
+                      <w:bCs/>
+                      <w:sz w:val="23"/>
+                      <w:szCs w:val="23"/>
+                    </w:rPr>
+                  </w:pPr>
+                  <w:r>
+                    <w:rPr>
+                      <w:rFonts w:ascii="Source Sans 3" w:hAnsi="Source Sans 3"/>
+                      <w:sz w:val="23"/>
+                      <w:szCs w:val="23"/>
+                    </w:rPr>
+                    <w:t>having nature all around</w:t>
                   </w:r>
                 </w:p>
               </w:tc>
@@ -2684,90 +3030,15 @@
           </w:tbl>
           <w:p>
             <w:pPr>
-              <w:spacing w:after="120"/>
-              <w:rPr>
-                <w:rFonts w:ascii="Source Sans 3 Medium" w:hAnsi="Source Sans 3 Medium"/>
-                <w:b/>
-                <w:bCs/>
-                <w:sz w:val="23"/>
-                <w:szCs w:val="23"/>
-              </w:rPr>
+              <w:pStyle w:val="SS3M-115"/>
             </w:pPr>
           </w:p>
         </w:tc>
       </w:tr>
-    </w:tbl>
-    <w:p>
-      <w:pPr>
-        <w:rPr>
-          <w:rFonts w:ascii="Source Sans 3" w:hAnsi="Source Sans 3"/>
-          <w:sz w:val="2"/>
-          <w:szCs w:val="2"/>
-        </w:rPr>
-      </w:pPr>
-    </w:p>
-    <w:tbl>
-      <w:tblPr>
-        <w:tblStyle w:val="CommonTable"/>
-        <w:tblW w:w="0" w:type="auto"/>
-        <w:tblBorders>
-          <w:top w:val="single" w:sz="24" w:space="0" w:color="auto"/>
-          <w:left w:val="single" w:sz="24" w:space="0" w:color="auto"/>
-          <w:bottom w:val="single" w:sz="24" w:space="0" w:color="auto"/>
-          <w:right w:val="single" w:sz="24" w:space="0" w:color="auto"/>
-          <w:insideH w:val="single" w:sz="24" w:space="0" w:color="auto"/>
-          <w:insideV w:val="single" w:sz="24" w:space="0" w:color="auto"/>
-        </w:tblBorders>
-        <w:tblLook w:val="04A0" w:firstRow="1" w:lastRow="0" w:firstColumn="1" w:lastColumn="0" w:noHBand="0" w:noVBand="1"/>
-      </w:tblPr>
-      <w:tblGrid>
-        <w:gridCol w:w="2162"/>
-      </w:tblGrid>
       <w:tr>
         <w:tc>
           <w:tcPr>
-            <w:tcW w:w="0" w:type="auto"/>
-            <w:shd w:val="clear" w:color="auto" w:fill="DDF03C"/>
-          </w:tcPr>
-          <w:p>
-            <w:pPr>
-              <w:rPr>
-                <w:rFonts w:ascii="Source Sans 3 Medium" w:hAnsi="Source Sans 3 Medium"/>
-                <w:b/>
-                <w:bCs/>
-                <w:sz w:val="23"/>
-                <w:szCs w:val="23"/>
-                <w:lang w:bidi="ar-SA"/>
-              </w:rPr>
-            </w:pPr>
-            <w:r>
-              <w:rPr>
-                <w:b/>
-                <w:bCs/>
-                <w:sz w:val="24"/>
-                <w:szCs w:val="24"/>
-              </w:rPr>
-              <w:t>SCANNING A TEXT</w:t>
-            </w:r>
-          </w:p>
-        </w:tc>
-      </w:tr>
-    </w:tbl>
-    <w:tbl>
-      <w:tblPr>
-        <w:tblStyle w:val="DottedTable"/>
-        <w:tblW w:w="14392" w:type="dxa"/>
-        <w:tblLook w:val="04A0" w:firstRow="1" w:lastRow="0" w:firstColumn="1" w:lastColumn="0" w:noHBand="0" w:noVBand="1"/>
-      </w:tblPr>
-      <w:tblGrid>
-        <w:gridCol w:w="650"/>
-        <w:gridCol w:w="9285"/>
-        <w:gridCol w:w="4457"/>
-      </w:tblGrid>
-      <w:tr>
-        <w:tc>
-          <w:tcPr>
-            <w:tcW w:w="582" w:type="dxa"/>
+            <w:tcW w:w="650" w:type="dxa"/>
           </w:tcPr>
           <w:tbl>
             <w:tblPr>
@@ -2806,7 +3077,7 @@
                       <w:szCs w:val="26"/>
                       <w:lang w:bidi="ar-SA"/>
                     </w:rPr>
-                    <w:t>06</w:t>
+                    <w:t>08</w:t>
                   </w:r>
                 </w:p>
               </w:tc>
@@ -2823,376 +3094,14 @@
         </w:tc>
         <w:tc>
           <w:tcPr>
-            <w:tcW w:w="9336" w:type="dxa"/>
+            <w:tcW w:w="13662" w:type="dxa"/>
           </w:tcPr>
           <w:p>
             <w:pPr>
               <w:pStyle w:val="SS3M-115"/>
             </w:pPr>
             <w:r>
-              <w:t>Answer the questions in exercise 5. Follow the advice in the box.</w:t>
-            </w:r>
-          </w:p>
-          <w:p>
-            <w:pPr>
-              <w:pStyle w:val="SS3M-115"/>
-            </w:pPr>
-          </w:p>
-        </w:tc>
-        <w:tc>
-          <w:tcPr>
-            <w:tcW w:w="4474" w:type="dxa"/>
-          </w:tcPr>
-          <w:tbl>
-            <w:tblPr>
-              <w:tblStyle w:val="NormalTable"/>
-              <w:tblW w:w="0" w:type="auto"/>
-              <w:tblBorders>
-                <w:top w:val="single" w:sz="18" w:space="0" w:color="DDEF82"/>
-                <w:left w:val="single" w:sz="18" w:space="0" w:color="DDEF82"/>
-                <w:bottom w:val="single" w:sz="18" w:space="0" w:color="DDEF82"/>
-                <w:right w:val="single" w:sz="18" w:space="0" w:color="DDEF82"/>
-                <w:insideH w:val="single" w:sz="18" w:space="0" w:color="DDEF82"/>
-                <w:insideV w:val="single" w:sz="18" w:space="0" w:color="DDEF82"/>
-              </w:tblBorders>
-              <w:tblLook w:val="04A0" w:firstRow="1" w:lastRow="0" w:firstColumn="1" w:lastColumn="0" w:noHBand="0" w:noVBand="1"/>
-            </w:tblPr>
-            <w:tblGrid>
-              <w:gridCol w:w="4127"/>
-            </w:tblGrid>
-            <w:tr>
-              <w:tc>
-                <w:tcPr>
-                  <w:tcW w:w="6061" w:type="dxa"/>
-                </w:tcPr>
-                <w:p>
-                  <w:pPr>
-                    <w:rPr>
-                      <w:sz w:val="21"/>
-                      <w:szCs w:val="21"/>
-                    </w:rPr>
-                  </w:pPr>
-                  <w:r>
-                    <w:rPr>
-                      <w:rFonts w:ascii="Cambria Math" w:hAnsi="Cambria Math" w:cs="Cambria Math"/>
-                      <w:color w:val="DDEF82"/>
-                      <w:sz w:val="32"/>
-                      <w:szCs w:val="32"/>
-                    </w:rPr>
-                    <w:t>◉</w:t>
-                  </w:r>
-                  <w:r>
-                    <w:t xml:space="preserve"> </w:t>
-                  </w:r>
-                  <w:r>
-                    <w:rPr>
-                      <w:sz w:val="21"/>
-                      <w:szCs w:val="21"/>
-                    </w:rPr>
-                    <w:t>When you are answering a question:</w:t>
-                  </w:r>
-                </w:p>
-                <w:p>
-                  <w:pPr>
-                    <w:pStyle w:val="ListParagraph"/>
-                    <w:numPr>
-                      <w:ilvl w:val="0"/>
-                      <w:numId w:val="11"/>
-                    </w:numPr>
-                    <w:ind w:left="340" w:hanging="170"/>
-                    <w:rPr>
-                      <w:rFonts w:ascii="Source Sans 3" w:hAnsi="Source Sans 3"/>
-                      <w:sz w:val="21"/>
-                      <w:szCs w:val="21"/>
-                    </w:rPr>
-                  </w:pPr>
-                  <w:r>
-                    <w:rPr>
-                      <w:rFonts w:ascii="Source Sans 3" w:hAnsi="Source Sans 3"/>
-                      <w:sz w:val="21"/>
-                      <w:szCs w:val="21"/>
-                    </w:rPr>
-                    <w:t>Decide on the key words in the question and think of words with a similar meaning.</w:t>
-                  </w:r>
-                </w:p>
-                <w:p>
-                  <w:pPr>
-                    <w:pStyle w:val="ListParagraph"/>
-                    <w:numPr>
-                      <w:ilvl w:val="0"/>
-                      <w:numId w:val="11"/>
-                    </w:numPr>
-                    <w:ind w:left="340" w:hanging="170"/>
-                    <w:rPr>
-                      <w:rFonts w:ascii="Source Sans 3" w:hAnsi="Source Sans 3"/>
-                      <w:sz w:val="21"/>
-                      <w:szCs w:val="21"/>
-                    </w:rPr>
-                  </w:pPr>
-                  <w:r>
-                    <w:rPr>
-                      <w:rFonts w:ascii="Source Sans 3" w:hAnsi="Source Sans 3"/>
-                      <w:sz w:val="21"/>
-                      <w:szCs w:val="21"/>
-                    </w:rPr>
-                    <w:t>Move your eyes quickly across and down the text, looking for the key words, or words that mean the same. Don't read every word. This is called 'scanning'</w:t>
-                  </w:r>
-                </w:p>
-                <w:p>
-                  <w:pPr>
-                    <w:pStyle w:val="ListParagraph"/>
-                    <w:numPr>
-                      <w:ilvl w:val="0"/>
-                      <w:numId w:val="11"/>
-                    </w:numPr>
-                    <w:ind w:left="340" w:hanging="170"/>
-                    <w:rPr>
-                      <w:rFonts w:ascii="Source Sans 3" w:hAnsi="Source Sans 3"/>
-                      <w:sz w:val="21"/>
-                      <w:szCs w:val="21"/>
-                    </w:rPr>
-                  </w:pPr>
-                  <w:r>
-                    <w:rPr>
-                      <w:rFonts w:ascii="Source Sans 3" w:hAnsi="Source Sans 3"/>
-                      <w:sz w:val="21"/>
-                      <w:szCs w:val="21"/>
-                    </w:rPr>
-                    <w:t>If the text has headings, use them to help you decide which part of the text to look at first.</w:t>
-                  </w:r>
-                </w:p>
-                <w:p>
-                  <w:pPr>
-                    <w:pStyle w:val="ListParagraph"/>
-                    <w:numPr>
-                      <w:ilvl w:val="0"/>
-                      <w:numId w:val="11"/>
-                    </w:numPr>
-                    <w:ind w:left="340" w:hanging="170"/>
-                    <w:rPr>
-                      <w:rFonts w:ascii="Source Sans 3" w:hAnsi="Source Sans 3"/>
-                      <w:sz w:val="21"/>
-                      <w:szCs w:val="21"/>
-                    </w:rPr>
-                  </w:pPr>
-                  <w:r>
-                    <w:rPr>
-                      <w:rFonts w:ascii="Source Sans 3" w:hAnsi="Source Sans 3"/>
-                      <w:sz w:val="21"/>
-                      <w:szCs w:val="21"/>
-                    </w:rPr>
-                    <w:t>When you find a key word, read the text around it to make sure you have found the right information.</w:t>
-                  </w:r>
-                </w:p>
-              </w:tc>
-            </w:tr>
-          </w:tbl>
-          <w:p>
-            <w:pPr>
-              <w:rPr>
-                <w:color w:val="DDEF82"/>
-                <w:sz w:val="32"/>
-                <w:szCs w:val="32"/>
-              </w:rPr>
-            </w:pPr>
-          </w:p>
-        </w:tc>
-      </w:tr>
-      <w:tr>
-        <w:tc>
-          <w:tcPr>
-            <w:tcW w:w="582" w:type="dxa"/>
-          </w:tcPr>
-          <w:tbl>
-            <w:tblPr>
-              <w:tblStyle w:val="CompactTable"/>
-              <w:tblW w:w="0" w:type="auto"/>
-              <w:tblBorders>
-                <w:top w:val="single" w:sz="18" w:space="0" w:color="A4B785"/>
-                <w:left w:val="single" w:sz="18" w:space="0" w:color="A4B785"/>
-                <w:bottom w:val="single" w:sz="18" w:space="0" w:color="A4B785"/>
-                <w:right w:val="single" w:sz="18" w:space="0" w:color="A4B785"/>
-                <w:insideH w:val="single" w:sz="18" w:space="0" w:color="A4B785"/>
-                <w:insideV w:val="single" w:sz="18" w:space="0" w:color="A4B785"/>
-              </w:tblBorders>
-              <w:tblLook w:val="04A0" w:firstRow="1" w:lastRow="0" w:firstColumn="1" w:lastColumn="0" w:noHBand="0" w:noVBand="1"/>
-            </w:tblPr>
-            <w:tblGrid>
-              <w:gridCol w:w="320"/>
-            </w:tblGrid>
-            <w:tr>
-              <w:tc>
-                <w:tcPr>
-                  <w:tcW w:w="385" w:type="dxa"/>
-                </w:tcPr>
-                <w:p>
-                  <w:pPr>
-                    <w:rPr>
-                      <w:b w:val="0"/>
-                      <w:bCs/>
-                      <w:szCs w:val="26"/>
-                      <w:bdr w:val="single" w:sz="12" w:space="0" w:color="FFFF00"/>
-                    </w:rPr>
-                  </w:pPr>
-                  <w:r>
-                    <w:rPr>
-                      <w:bCs/>
-                      <w:szCs w:val="26"/>
-                      <w:lang w:bidi="ar-SA"/>
-                    </w:rPr>
-                    <w:t>07</w:t>
-                  </w:r>
-                </w:p>
-              </w:tc>
-            </w:tr>
-          </w:tbl>
-          <w:p>
-            <w:pPr>
-              <w:rPr>
-                <w:bCs/>
-                <w:szCs w:val="26"/>
-              </w:rPr>
-            </w:pPr>
-          </w:p>
-        </w:tc>
-        <w:tc>
-          <w:tcPr>
-            <w:tcW w:w="9336" w:type="dxa"/>
-          </w:tcPr>
-          <w:p>
-            <w:pPr>
-              <w:pStyle w:val="SS3M-115"/>
-            </w:pPr>
-            <w:r>
-              <w:t>Read this exam task and the answers to the questions. What is wrong with the answers? Match the answers 1-4 with the advice a-d below.</w:t>
-            </w:r>
-          </w:p>
-          <w:p>
-            <w:pPr>
-              <w:pStyle w:val="SS3-115"/>
-              <w:rPr>
-                <w:i/>
-                <w:iCs/>
-              </w:rPr>
-            </w:pPr>
-            <w:r>
-              <w:rPr>
-                <w:i/>
-                <w:iCs/>
-              </w:rPr>
-              <w:t xml:space="preserve">Answer these questions. Choose </w:t>
-            </w:r>
-            <w:r>
-              <w:rPr>
-                <w:b/>
-                <w:bCs/>
-                <w:i/>
-                <w:iCs/>
-              </w:rPr>
-              <w:t>NO MORE THAN TWO WORDS AND/OR A NUMBER</w:t>
-            </w:r>
-            <w:r>
-              <w:rPr>
-                <w:i/>
-                <w:iCs/>
-              </w:rPr>
-              <w:t xml:space="preserve"> from the passage for each answer.</w:t>
-            </w:r>
-          </w:p>
-          <w:p>
-            <w:pPr>
-              <w:pStyle w:val="SS3-115"/>
-            </w:pPr>
-            <w:r>
-              <w:t>Question 1 What percentage of children in South Africa live with their extended family?</w:t>
-            </w:r>
-          </w:p>
-          <w:p>
-            <w:pPr>
-              <w:pStyle w:val="SS3-115"/>
-              <w:rPr>
-                <w:u w:val="single"/>
-              </w:rPr>
-            </w:pPr>
-            <w:r>
-              <w:rPr>
-                <w:u w:val="single"/>
-              </w:rPr>
-              <w:t>Answer 1: 20%</w:t>
-            </w:r>
-          </w:p>
-          <w:p>
-            <w:pPr>
-              <w:pStyle w:val="SS3-115"/>
-            </w:pPr>
-            <w:r>
-              <w:t>Question 2 What helps children in extended families learn about the past?</w:t>
-            </w:r>
-          </w:p>
-          <w:p>
-            <w:pPr>
-              <w:pStyle w:val="SS3-115"/>
-              <w:rPr>
-                <w:u w:val="single"/>
-              </w:rPr>
-            </w:pPr>
-            <w:r>
-              <w:rPr>
-                <w:u w:val="single"/>
-              </w:rPr>
-              <w:t xml:space="preserve">Answer 2: grandparents </w:t>
-            </w:r>
-            <w:proofErr w:type="spellStart"/>
-            <w:r>
-              <w:rPr>
-                <w:u w:val="single"/>
-              </w:rPr>
-              <w:t>storys</w:t>
-            </w:r>
-            <w:proofErr w:type="spellEnd"/>
-          </w:p>
-          <w:p>
-            <w:pPr>
-              <w:pStyle w:val="SS3-115"/>
-            </w:pPr>
-            <w:r>
-              <w:t>Question 3 What negative word can describe how it sometimes feels to live alone?</w:t>
-            </w:r>
-          </w:p>
-          <w:p>
-            <w:pPr>
-              <w:pStyle w:val="SS3-115"/>
-              <w:rPr>
-                <w:u w:val="single"/>
-              </w:rPr>
-            </w:pPr>
-            <w:r>
-              <w:rPr>
-                <w:u w:val="single"/>
-              </w:rPr>
-              <w:t>Answer 3: Living alone can be lonely.</w:t>
-            </w:r>
-          </w:p>
-          <w:p>
-            <w:pPr>
-              <w:pStyle w:val="SS3-115"/>
-            </w:pPr>
-            <w:r>
-              <w:t>Question 4 According to the Italian proverb, who should you phone when you have a problem?</w:t>
-            </w:r>
-          </w:p>
-          <w:p>
-            <w:pPr>
-              <w:pStyle w:val="SS3-115"/>
-              <w:rPr>
-                <w:u w:val="single"/>
-              </w:rPr>
-            </w:pPr>
-            <w:r>
-              <w:rPr>
-                <w:u w:val="single"/>
-              </w:rPr>
-              <w:t>Answer 4: your gran</w:t>
+              <w:t>Choose the best paraphrase for these sentences from the text.</w:t>
             </w:r>
           </w:p>
           <w:p>
@@ -3200,23 +3109,12 @@
               <w:pStyle w:val="SS3-115"/>
               <w:numPr>
                 <w:ilvl w:val="0"/>
-                <w:numId w:val="12"/>
+                <w:numId w:val="64"/>
               </w:numPr>
-              <w:spacing w:after="0"/>
-              <w:ind w:left="284" w:hanging="284"/>
-            </w:pPr>
-            <w:r>
-              <w:t>Don't write more than the number of words you are given.</w:t>
-            </w:r>
-          </w:p>
-          <w:p>
-            <w:pPr>
-              <w:pStyle w:val="SS3-115"/>
-              <w:spacing w:after="0"/>
-              <w:ind w:left="284"/>
-            </w:pPr>
-            <w:r>
-              <w:t>You mustn't write full sentences.</w:t>
+              <w:ind w:left="227" w:hanging="227"/>
+            </w:pPr>
+            <w:r>
+              <w:t>The treehouse had everything we needed.</w:t>
             </w:r>
           </w:p>
           <w:p>
@@ -3224,13 +3122,12 @@
               <w:pStyle w:val="SS3-115"/>
               <w:numPr>
                 <w:ilvl w:val="0"/>
-                <w:numId w:val="12"/>
+                <w:numId w:val="63"/>
               </w:numPr>
-              <w:spacing w:after="0"/>
-              <w:ind w:left="284" w:hanging="284"/>
-            </w:pPr>
-            <w:r>
-              <w:t>Make sure that you use the correct information when you answer a question.</w:t>
+              <w:ind w:left="454" w:hanging="227"/>
+            </w:pPr>
+            <w:r>
+              <w:t>We needed some more things for our stay in the treehouse.</w:t>
             </w:r>
           </w:p>
           <w:p>
@@ -3238,13 +3135,12 @@
               <w:pStyle w:val="SS3-115"/>
               <w:numPr>
                 <w:ilvl w:val="0"/>
-                <w:numId w:val="12"/>
+                <w:numId w:val="63"/>
               </w:numPr>
-              <w:spacing w:after="0"/>
-              <w:ind w:left="284" w:hanging="284"/>
-            </w:pPr>
-            <w:r>
-              <w:t>Don't change words in the text. Remember, the instructions tell you to choose words from the text.</w:t>
+              <w:ind w:left="454" w:hanging="227"/>
+            </w:pPr>
+            <w:r>
+              <w:t>The treehouse was very well equipped.</w:t>
             </w:r>
           </w:p>
           <w:p>
@@ -3252,352 +3148,12 @@
               <w:pStyle w:val="SS3-115"/>
               <w:numPr>
                 <w:ilvl w:val="0"/>
-                <w:numId w:val="12"/>
+                <w:numId w:val="63"/>
               </w:numPr>
-              <w:spacing w:after="0"/>
-              <w:ind w:left="284" w:hanging="284"/>
-            </w:pPr>
-            <w:r>
-              <w:t>Be careful with spelling. You can lose marks if your spelling is wrong.</w:t>
-            </w:r>
-          </w:p>
-        </w:tc>
-        <w:tc>
-          <w:tcPr>
-            <w:tcW w:w="4474" w:type="dxa"/>
-          </w:tcPr>
-          <w:p>
-            <w:pPr>
-              <w:rPr>
-                <w:rFonts w:ascii="Source Sans 3 SemiBold" w:hAnsi="Source Sans 3 SemiBold"/>
-                <w:b/>
-                <w:bCs/>
-                <w:noProof/>
-                <w:color w:val="FFFFFF" w:themeColor="background1"/>
-                <w:shd w:val="clear" w:color="auto" w:fill="68AF3D"/>
-              </w:rPr>
-            </w:pPr>
-            <w:r>
-              <w:rPr>
-                <w:rFonts w:ascii="Source Sans 3 SemiBold" w:hAnsi="Source Sans 3 SemiBold"/>
-                <w:b/>
-                <w:bCs/>
-                <w:noProof/>
-                <w:color w:val="FFFFFF" w:themeColor="background1"/>
-                <w:bdr w:val="single" w:sz="24" w:space="0" w:color="DDEF82"/>
-                <w:shd w:val="clear" w:color="auto" w:fill="89DD56"/>
-              </w:rPr>
-              <w:t xml:space="preserve">TIP </w:t>
-            </w:r>
-            <w:r>
-              <w:rPr>
-                <w:rFonts w:ascii="Source Sans 3 SemiBold" w:hAnsi="Source Sans 3 SemiBold"/>
-                <w:b/>
-                <w:bCs/>
-                <w:noProof/>
-                <w:bdr w:val="single" w:sz="24" w:space="0" w:color="DDEF82"/>
-              </w:rPr>
-              <w:t>07</w:t>
-            </w:r>
-          </w:p>
-          <w:tbl>
-            <w:tblPr>
-              <w:tblStyle w:val="NormalTable"/>
-              <w:tblW w:w="0" w:type="auto"/>
-              <w:tblBorders>
-                <w:top w:val="single" w:sz="18" w:space="0" w:color="DDEF82"/>
-                <w:left w:val="single" w:sz="18" w:space="0" w:color="DDEF82"/>
-                <w:bottom w:val="single" w:sz="18" w:space="0" w:color="DDEF82"/>
-                <w:right w:val="single" w:sz="18" w:space="0" w:color="DDEF82"/>
-                <w:insideH w:val="single" w:sz="18" w:space="0" w:color="DDEF82"/>
-                <w:insideV w:val="single" w:sz="18" w:space="0" w:color="DDEF82"/>
-              </w:tblBorders>
-              <w:tblLook w:val="04A0" w:firstRow="1" w:lastRow="0" w:firstColumn="1" w:lastColumn="0" w:noHBand="0" w:noVBand="1"/>
-            </w:tblPr>
-            <w:tblGrid>
-              <w:gridCol w:w="4127"/>
-            </w:tblGrid>
-            <w:tr>
-              <w:tc>
-                <w:tcPr>
-                  <w:tcW w:w="6061" w:type="dxa"/>
-                </w:tcPr>
-                <w:p>
-                  <w:pPr>
-                    <w:rPr>
-                      <w:noProof/>
-                      <w:sz w:val="21"/>
-                      <w:szCs w:val="21"/>
-                    </w:rPr>
-                  </w:pPr>
-                  <w:r>
-                    <w:rPr>
-                      <w:sz w:val="21"/>
-                      <w:szCs w:val="21"/>
-                    </w:rPr>
-                    <w:t xml:space="preserve">Some grammar words (e.g. </w:t>
-                  </w:r>
-                  <w:r>
-                    <w:rPr>
-                      <w:i/>
-                      <w:sz w:val="21"/>
-                      <w:szCs w:val="21"/>
-                    </w:rPr>
-                    <w:t xml:space="preserve">a, the, </w:t>
-                  </w:r>
-                  <w:r>
-                    <w:rPr>
-                      <w:sz w:val="21"/>
-                      <w:szCs w:val="21"/>
-                    </w:rPr>
-                    <w:t>some) can be omitted in order to get the right number of words</w:t>
-                  </w:r>
-                  <w:r>
-                    <w:rPr>
-                      <w:sz w:val="21"/>
-                      <w:szCs w:val="21"/>
-                    </w:rPr>
-                    <w:t>.</w:t>
-                  </w:r>
-                </w:p>
-              </w:tc>
-            </w:tr>
-          </w:tbl>
-          <w:p>
-            <w:pPr>
-              <w:rPr>
-                <w:rFonts w:ascii="Cambria Math" w:hAnsi="Cambria Math" w:cs="Cambria Math"/>
-                <w:color w:val="DDEF82"/>
-                <w:sz w:val="32"/>
-                <w:szCs w:val="32"/>
-              </w:rPr>
-            </w:pPr>
-          </w:p>
-        </w:tc>
-      </w:tr>
-      <w:tr>
-        <w:tc>
-          <w:tcPr>
-            <w:tcW w:w="582" w:type="dxa"/>
-          </w:tcPr>
-          <w:tbl>
-            <w:tblPr>
-              <w:tblStyle w:val="CompactTable"/>
-              <w:tblW w:w="0" w:type="auto"/>
-              <w:tblBorders>
-                <w:top w:val="single" w:sz="18" w:space="0" w:color="A4B785"/>
-                <w:left w:val="single" w:sz="18" w:space="0" w:color="A4B785"/>
-                <w:bottom w:val="single" w:sz="18" w:space="0" w:color="A4B785"/>
-                <w:right w:val="single" w:sz="18" w:space="0" w:color="A4B785"/>
-                <w:insideH w:val="single" w:sz="18" w:space="0" w:color="A4B785"/>
-                <w:insideV w:val="single" w:sz="18" w:space="0" w:color="A4B785"/>
-              </w:tblBorders>
-              <w:tblLook w:val="04A0" w:firstRow="1" w:lastRow="0" w:firstColumn="1" w:lastColumn="0" w:noHBand="0" w:noVBand="1"/>
-            </w:tblPr>
-            <w:tblGrid>
-              <w:gridCol w:w="320"/>
-            </w:tblGrid>
-            <w:tr>
-              <w:tc>
-                <w:tcPr>
-                  <w:tcW w:w="385" w:type="dxa"/>
-                </w:tcPr>
-                <w:p>
-                  <w:pPr>
-                    <w:rPr>
-                      <w:b w:val="0"/>
-                      <w:bCs/>
-                      <w:szCs w:val="26"/>
-                      <w:bdr w:val="single" w:sz="12" w:space="0" w:color="FFFF00"/>
-                    </w:rPr>
-                  </w:pPr>
-                  <w:r>
-                    <w:rPr>
-                      <w:bCs/>
-                      <w:szCs w:val="26"/>
-                      <w:lang w:bidi="ar-SA"/>
-                    </w:rPr>
-                    <w:t>08</w:t>
-                  </w:r>
-                </w:p>
-              </w:tc>
-            </w:tr>
-          </w:tbl>
-          <w:p>
-            <w:pPr>
-              <w:rPr>
-                <w:bCs/>
-                <w:szCs w:val="26"/>
-              </w:rPr>
-            </w:pPr>
-          </w:p>
-        </w:tc>
-        <w:tc>
-          <w:tcPr>
-            <w:tcW w:w="9336" w:type="dxa"/>
-          </w:tcPr>
-          <w:p>
-            <w:pPr>
-              <w:pStyle w:val="SS3M-115"/>
-            </w:pPr>
-            <w:r>
-              <w:t>Now correct the answers in exercise 7.</w:t>
-            </w:r>
-          </w:p>
-        </w:tc>
-        <w:tc>
-          <w:tcPr>
-            <w:tcW w:w="4474" w:type="dxa"/>
-          </w:tcPr>
-          <w:p>
-            <w:pPr>
-              <w:rPr>
-                <w:rFonts w:ascii="Cambria Math" w:hAnsi="Cambria Math" w:cs="Cambria Math"/>
-                <w:color w:val="DDEF82"/>
-                <w:sz w:val="32"/>
-                <w:szCs w:val="32"/>
-              </w:rPr>
-            </w:pPr>
-          </w:p>
-        </w:tc>
-      </w:tr>
-    </w:tbl>
-    <w:p>
-      <w:pPr>
-        <w:rPr>
-          <w:rFonts w:ascii="Source Sans 3" w:hAnsi="Source Sans 3"/>
-          <w:sz w:val="2"/>
-          <w:szCs w:val="2"/>
-        </w:rPr>
-      </w:pPr>
-    </w:p>
-    <w:tbl>
-      <w:tblPr>
-        <w:tblStyle w:val="CommonTable"/>
-        <w:tblW w:w="0" w:type="auto"/>
-        <w:tblBorders>
-          <w:top w:val="single" w:sz="24" w:space="0" w:color="auto"/>
-          <w:left w:val="single" w:sz="24" w:space="0" w:color="auto"/>
-          <w:bottom w:val="single" w:sz="24" w:space="0" w:color="auto"/>
-          <w:right w:val="single" w:sz="24" w:space="0" w:color="auto"/>
-          <w:insideH w:val="single" w:sz="24" w:space="0" w:color="auto"/>
-          <w:insideV w:val="single" w:sz="24" w:space="0" w:color="auto"/>
-        </w:tblBorders>
-        <w:tblLook w:val="04A0" w:firstRow="1" w:lastRow="0" w:firstColumn="1" w:lastColumn="0" w:noHBand="0" w:noVBand="1"/>
-      </w:tblPr>
-      <w:tblGrid>
-        <w:gridCol w:w="3075"/>
-      </w:tblGrid>
-      <w:tr>
-        <w:tc>
-          <w:tcPr>
-            <w:tcW w:w="0" w:type="auto"/>
-            <w:shd w:val="clear" w:color="auto" w:fill="DDF03C"/>
-          </w:tcPr>
-          <w:p>
-            <w:pPr>
-              <w:rPr>
-                <w:rFonts w:ascii="Source Sans 3 Medium" w:hAnsi="Source Sans 3 Medium"/>
-                <w:b/>
-                <w:bCs/>
-                <w:sz w:val="23"/>
-                <w:szCs w:val="23"/>
-                <w:lang w:bidi="ar-SA"/>
-              </w:rPr>
-            </w:pPr>
-            <w:r>
-              <w:rPr>
-                <w:b/>
-                <w:bCs/>
-                <w:sz w:val="24"/>
-                <w:szCs w:val="24"/>
-              </w:rPr>
-              <w:t>GRAMMAR FOCUS: TENSES</w:t>
-            </w:r>
-          </w:p>
-        </w:tc>
-      </w:tr>
-    </w:tbl>
-    <w:tbl>
-      <w:tblPr>
-        <w:tblStyle w:val="DottedTable"/>
-        <w:tblW w:w="9918" w:type="dxa"/>
-        <w:tblLook w:val="04A0" w:firstRow="1" w:lastRow="0" w:firstColumn="1" w:lastColumn="0" w:noHBand="0" w:noVBand="1"/>
-      </w:tblPr>
-      <w:tblGrid>
-        <w:gridCol w:w="650"/>
-        <w:gridCol w:w="9268"/>
-      </w:tblGrid>
-      <w:tr>
-        <w:tc>
-          <w:tcPr>
-            <w:tcW w:w="582" w:type="dxa"/>
-          </w:tcPr>
-          <w:tbl>
-            <w:tblPr>
-              <w:tblStyle w:val="CompactTable"/>
-              <w:tblW w:w="0" w:type="auto"/>
-              <w:tblBorders>
-                <w:top w:val="single" w:sz="18" w:space="0" w:color="DEEE68"/>
-                <w:left w:val="single" w:sz="18" w:space="0" w:color="DEEE68"/>
-                <w:bottom w:val="single" w:sz="18" w:space="0" w:color="DEEE68"/>
-                <w:right w:val="single" w:sz="18" w:space="0" w:color="DEEE68"/>
-                <w:insideH w:val="single" w:sz="18" w:space="0" w:color="DEEE68"/>
-                <w:insideV w:val="single" w:sz="18" w:space="0" w:color="DEEE68"/>
-              </w:tblBorders>
-              <w:tblLook w:val="04A0" w:firstRow="1" w:lastRow="0" w:firstColumn="1" w:lastColumn="0" w:noHBand="0" w:noVBand="1"/>
-            </w:tblPr>
-            <w:tblGrid>
-              <w:gridCol w:w="320"/>
-            </w:tblGrid>
-            <w:tr>
-              <w:tc>
-                <w:tcPr>
-                  <w:tcW w:w="385" w:type="dxa"/>
-                </w:tcPr>
-                <w:p>
-                  <w:pPr>
-                    <w:rPr>
-                      <w:b w:val="0"/>
-                      <w:bCs/>
-                      <w:szCs w:val="26"/>
-                      <w:bdr w:val="single" w:sz="12" w:space="0" w:color="FFFF00"/>
-                    </w:rPr>
-                  </w:pPr>
-                  <w:r>
-                    <w:rPr>
-                      <w:bCs/>
-                      <w:szCs w:val="26"/>
-                      <w:lang w:bidi="ar-SA"/>
-                    </w:rPr>
-                    <w:t>09</w:t>
-                  </w:r>
-                </w:p>
-              </w:tc>
-            </w:tr>
-          </w:tbl>
-          <w:p>
-            <w:pPr>
-              <w:rPr>
-                <w:bCs/>
-                <w:szCs w:val="26"/>
-              </w:rPr>
-            </w:pPr>
-          </w:p>
-        </w:tc>
-        <w:tc>
-          <w:tcPr>
-            <w:tcW w:w="9336" w:type="dxa"/>
-          </w:tcPr>
-          <w:p>
-            <w:pPr>
-              <w:pStyle w:val="SS3M-115"/>
-            </w:pPr>
-            <w:r>
-              <w:t>Answer these questions</w:t>
-            </w:r>
-            <w:r>
-              <w:t>.</w:t>
+              <w:ind w:left="454" w:hanging="227"/>
+            </w:pPr>
+            <w:r>
+              <w:t>We need everything for the treehouse.</w:t>
             </w:r>
           </w:p>
           <w:p>
@@ -3605,13 +3161,15 @@
               <w:pStyle w:val="SS3-115"/>
               <w:numPr>
                 <w:ilvl w:val="0"/>
-                <w:numId w:val="13"/>
+                <w:numId w:val="64"/>
               </w:numPr>
-              <w:spacing w:after="0"/>
-              <w:ind w:left="284" w:hanging="284"/>
-            </w:pPr>
-            <w:r>
-              <w:t>What tense are most of the verbs in the text?</w:t>
+              <w:ind w:left="227" w:hanging="227"/>
+            </w:pPr>
+            <w:r>
+              <w:t>Some houseboats can be moved to other parts of the river</w:t>
+            </w:r>
+            <w:r>
+              <w:t>.</w:t>
             </w:r>
           </w:p>
           <w:p>
@@ -3619,13 +3177,12 @@
               <w:pStyle w:val="SS3-115"/>
               <w:numPr>
                 <w:ilvl w:val="0"/>
-                <w:numId w:val="13"/>
+                <w:numId w:val="65"/>
               </w:numPr>
-              <w:spacing w:after="0"/>
-              <w:ind w:left="284" w:hanging="284"/>
-            </w:pPr>
-            <w:r>
-              <w:t>Choose the correct reason for the choice of tense.</w:t>
+              <w:ind w:left="454" w:hanging="227"/>
+            </w:pPr>
+            <w:r>
+              <w:t>Not all houseboats are permanently fixed in one place.</w:t>
             </w:r>
           </w:p>
           <w:p>
@@ -3633,13 +3190,12 @@
               <w:pStyle w:val="SS3-115"/>
               <w:numPr>
                 <w:ilvl w:val="0"/>
-                <w:numId w:val="14"/>
+                <w:numId w:val="65"/>
               </w:numPr>
-              <w:spacing w:after="0"/>
-              <w:ind w:left="568" w:hanging="284"/>
-            </w:pPr>
-            <w:r>
-              <w:t>The verbs describe events which are happening now.</w:t>
+              <w:ind w:left="454" w:hanging="227"/>
+            </w:pPr>
+            <w:r>
+              <w:t>Only some parts of the river have houseboats.</w:t>
             </w:r>
           </w:p>
           <w:p>
@@ -3647,13 +3203,12 @@
               <w:pStyle w:val="SS3-115"/>
               <w:numPr>
                 <w:ilvl w:val="0"/>
-                <w:numId w:val="14"/>
+                <w:numId w:val="65"/>
               </w:numPr>
-              <w:spacing w:after="0"/>
-              <w:ind w:left="568" w:hanging="284"/>
-            </w:pPr>
-            <w:r>
-              <w:t>The verbs describe things that are generally true.</w:t>
+              <w:ind w:left="454" w:hanging="227"/>
+            </w:pPr>
+            <w:r>
+              <w:t>You can move to a houseboat in another part of the river.</w:t>
             </w:r>
           </w:p>
           <w:p>
@@ -3661,13 +3216,54 @@
               <w:pStyle w:val="SS3-115"/>
               <w:numPr>
                 <w:ilvl w:val="0"/>
-                <w:numId w:val="14"/>
+                <w:numId w:val="64"/>
               </w:numPr>
-              <w:spacing w:after="0"/>
-              <w:ind w:left="568" w:hanging="284"/>
-            </w:pPr>
-            <w:r>
-              <w:t>The verbs give the writer's opinion.</w:t>
+              <w:ind w:left="227" w:hanging="227"/>
+            </w:pPr>
+            <w:r>
+              <w:t>One house in Chile was built from 12 containers</w:t>
+            </w:r>
+            <w:r>
+              <w:t>.</w:t>
+            </w:r>
+          </w:p>
+          <w:p>
+            <w:pPr>
+              <w:pStyle w:val="SS3-115"/>
+              <w:numPr>
+                <w:ilvl w:val="0"/>
+                <w:numId w:val="66"/>
+              </w:numPr>
+              <w:ind w:left="454" w:hanging="227"/>
+            </w:pPr>
+            <w:r>
+              <w:t>There are 12 houses in Chile made from containers.</w:t>
+            </w:r>
+          </w:p>
+          <w:p>
+            <w:pPr>
+              <w:pStyle w:val="SS3-115"/>
+              <w:numPr>
+                <w:ilvl w:val="0"/>
+                <w:numId w:val="66"/>
+              </w:numPr>
+              <w:ind w:left="454" w:hanging="227"/>
+            </w:pPr>
+            <w:r>
+              <w:t>12 containers were used to make one house.</w:t>
+            </w:r>
+          </w:p>
+          <w:p>
+            <w:pPr>
+              <w:pStyle w:val="SS3-115"/>
+              <w:numPr>
+                <w:ilvl w:val="0"/>
+                <w:numId w:val="66"/>
+              </w:numPr>
+              <w:ind w:left="454" w:hanging="227"/>
+            </w:pPr>
+            <w:r>
+              <w:t>You need 12 containers to make a house in Chile.</w:t>
             </w:r>
           </w:p>
         </w:tc>
@@ -5076,7 +4672,7 @@
                           <pic:cNvPicPr/>
                         </pic:nvPicPr>
                         <pic:blipFill>
-                          <a:blip r:embed="rId10"/>
+                          <a:blip r:embed="rId14"/>
                           <a:stretch>
                             <a:fillRect/>
                           </a:stretch>
@@ -5156,7 +4752,7 @@
                                 <pic:cNvPicPr/>
                               </pic:nvPicPr>
                               <pic:blipFill>
-                                <a:blip r:embed="rId11"/>
+                                <a:blip r:embed="rId15"/>
                                 <a:stretch>
                                   <a:fillRect/>
                                 </a:stretch>
@@ -5338,7 +4934,7 @@
                                 <pic:cNvPicPr/>
                               </pic:nvPicPr>
                               <pic:blipFill>
-                                <a:blip r:embed="rId12"/>
+                                <a:blip r:embed="rId16"/>
                                 <a:stretch>
                                   <a:fillRect/>
                                 </a:stretch>
@@ -5484,7 +5080,7 @@
                                 <pic:cNvPicPr/>
                               </pic:nvPicPr>
                               <pic:blipFill>
-                                <a:blip r:embed="rId13"/>
+                                <a:blip r:embed="rId17"/>
                                 <a:stretch>
                                   <a:fillRect/>
                                 </a:stretch>
@@ -6236,7 +5832,7 @@
                           <pic:cNvPicPr/>
                         </pic:nvPicPr>
                         <pic:blipFill>
-                          <a:blip r:embed="rId14"/>
+                          <a:blip r:embed="rId18"/>
                           <a:stretch>
                             <a:fillRect/>
                           </a:stretch>
@@ -6301,7 +5897,7 @@
                           <pic:cNvPicPr/>
                         </pic:nvPicPr>
                         <pic:blipFill>
-                          <a:blip r:embed="rId15"/>
+                          <a:blip r:embed="rId19"/>
                           <a:stretch>
                             <a:fillRect/>
                           </a:stretch>
@@ -6366,7 +5962,7 @@
                           <pic:cNvPicPr/>
                         </pic:nvPicPr>
                         <pic:blipFill>
-                          <a:blip r:embed="rId16"/>
+                          <a:blip r:embed="rId20"/>
                           <a:stretch>
                             <a:fillRect/>
                           </a:stretch>
@@ -6445,7 +6041,7 @@
                           <pic:cNvPicPr/>
                         </pic:nvPicPr>
                         <pic:blipFill>
-                          <a:blip r:embed="rId17"/>
+                          <a:blip r:embed="rId21"/>
                           <a:stretch>
                             <a:fillRect/>
                           </a:stretch>
@@ -6510,7 +6106,7 @@
                           <pic:cNvPicPr/>
                         </pic:nvPicPr>
                         <pic:blipFill>
-                          <a:blip r:embed="rId18"/>
+                          <a:blip r:embed="rId22"/>
                           <a:stretch>
                             <a:fillRect/>
                           </a:stretch>
@@ -6575,7 +6171,7 @@
                           <pic:cNvPicPr/>
                         </pic:nvPicPr>
                         <pic:blipFill>
-                          <a:blip r:embed="rId19"/>
+                          <a:blip r:embed="rId23"/>
                           <a:stretch>
                             <a:fillRect/>
                           </a:stretch>
@@ -8812,7 +8408,7 @@
                                 <pic:cNvPicPr/>
                               </pic:nvPicPr>
                               <pic:blipFill>
-                                <a:blip r:embed="rId20"/>
+                                <a:blip r:embed="rId24"/>
                                 <a:stretch>
                                   <a:fillRect/>
                                 </a:stretch>
@@ -8867,270 +8463,6 @@
                         <wp:extent cx="1838325" cy="1057275"/>
                         <wp:effectExtent l="0" t="0" r="9525" b="9525"/>
                         <wp:docPr id="12" name="Picture 12"/>
-                        <wp:cNvGraphicFramePr>
-                          <a:graphicFrameLocks xmlns:a="http://schemas.openxmlformats.org/drawingml/2006/main" noChangeAspect="1"/>
-                        </wp:cNvGraphicFramePr>
-                        <a:graphic xmlns:a="http://schemas.openxmlformats.org/drawingml/2006/main">
-                          <a:graphicData uri="http://schemas.openxmlformats.org/drawingml/2006/picture">
-                            <pic:pic xmlns:pic="http://schemas.openxmlformats.org/drawingml/2006/picture">
-                              <pic:nvPicPr>
-                                <pic:cNvPr id="1" name=""/>
-                                <pic:cNvPicPr/>
-                              </pic:nvPicPr>
-                              <pic:blipFill>
-                                <a:blip r:embed="rId21"/>
-                                <a:stretch>
-                                  <a:fillRect/>
-                                </a:stretch>
-                              </pic:blipFill>
-                              <pic:spPr>
-                                <a:xfrm>
-                                  <a:off x="0" y="0"/>
-                                  <a:ext cx="1838325" cy="1057275"/>
-                                </a:xfrm>
-                                <a:prstGeom prst="rect">
-                                  <a:avLst/>
-                                </a:prstGeom>
-                              </pic:spPr>
-                            </pic:pic>
-                          </a:graphicData>
-                        </a:graphic>
-                      </wp:inline>
-                    </w:drawing>
-                  </w:r>
-                </w:p>
-              </w:tc>
-              <w:tc>
-                <w:tcPr>
-                  <w:tcW w:w="3354" w:type="dxa"/>
-                  <w:gridSpan w:val="2"/>
-                  <w:vAlign w:val="bottom"/>
-                </w:tcPr>
-                <w:p>
-                  <w:pPr>
-                    <w:pStyle w:val="SS3-115"/>
-                    <w:rPr>
-                      <w:rFonts w:ascii="Source Sans 3 Medium" w:hAnsi="Source Sans 3 Medium"/>
-                      <w:b/>
-                      <w:bCs/>
-                      <w:color w:val="101312"/>
-                      <w:spacing w:val="-2"/>
-                      <w:w w:val="105"/>
-                    </w:rPr>
-                  </w:pPr>
-                  <w:r>
-                    <w:rPr>
-                      <w:rFonts w:ascii="Source Sans 3 Medium" w:hAnsi="Source Sans 3 Medium"/>
-                      <w:b/>
-                      <w:bCs/>
-                      <w:noProof/>
-                      <w:color w:val="101312"/>
-                      <w:spacing w:val="-2"/>
-                      <w:w w:val="105"/>
-                    </w:rPr>
-                    <w:drawing>
-                      <wp:inline distT="0" distB="0" distL="0" distR="0" wp14:anchorId="2D1BE18C" wp14:editId="21A87BF9">
-                        <wp:extent cx="1533525" cy="1057275"/>
-                        <wp:effectExtent l="0" t="0" r="9525" b="9525"/>
-                        <wp:docPr id="13" name="Picture 13"/>
-                        <wp:cNvGraphicFramePr>
-                          <a:graphicFrameLocks xmlns:a="http://schemas.openxmlformats.org/drawingml/2006/main" noChangeAspect="1"/>
-                        </wp:cNvGraphicFramePr>
-                        <a:graphic xmlns:a="http://schemas.openxmlformats.org/drawingml/2006/main">
-                          <a:graphicData uri="http://schemas.openxmlformats.org/drawingml/2006/picture">
-                            <pic:pic xmlns:pic="http://schemas.openxmlformats.org/drawingml/2006/picture">
-                              <pic:nvPicPr>
-                                <pic:cNvPr id="1" name=""/>
-                                <pic:cNvPicPr/>
-                              </pic:nvPicPr>
-                              <pic:blipFill>
-                                <a:blip r:embed="rId22"/>
-                                <a:stretch>
-                                  <a:fillRect/>
-                                </a:stretch>
-                              </pic:blipFill>
-                              <pic:spPr>
-                                <a:xfrm>
-                                  <a:off x="0" y="0"/>
-                                  <a:ext cx="1533525" cy="1057275"/>
-                                </a:xfrm>
-                                <a:prstGeom prst="rect">
-                                  <a:avLst/>
-                                </a:prstGeom>
-                              </pic:spPr>
-                            </pic:pic>
-                          </a:graphicData>
-                        </a:graphic>
-                      </wp:inline>
-                    </w:drawing>
-                  </w:r>
-                </w:p>
-              </w:tc>
-            </w:tr>
-            <w:tr>
-              <w:tc>
-                <w:tcPr>
-                  <w:tcW w:w="2515" w:type="dxa"/>
-                  <w:vAlign w:val="center"/>
-                </w:tcPr>
-                <w:p>
-                  <w:pPr>
-                    <w:pStyle w:val="SS3-115"/>
-                    <w:rPr>
-                      <w:rFonts w:ascii="Source Sans 3 Medium" w:hAnsi="Source Sans 3 Medium"/>
-                      <w:b/>
-                      <w:bCs/>
-                      <w:color w:val="101312"/>
-                      <w:spacing w:val="-2"/>
-                      <w:w w:val="105"/>
-                    </w:rPr>
-                  </w:pPr>
-                  <w:r>
-                    <w:rPr>
-                      <w:rFonts w:ascii="Source Sans 3 Medium" w:hAnsi="Source Sans 3 Medium"/>
-                      <w:b/>
-                      <w:bCs/>
-                      <w:noProof/>
-                      <w:color w:val="101312"/>
-                      <w:spacing w:val="-2"/>
-                      <w:w w:val="105"/>
-                    </w:rPr>
-                    <w:drawing>
-                      <wp:inline distT="0" distB="0" distL="0" distR="0" wp14:anchorId="10507C65" wp14:editId="7AC0E5AF">
-                        <wp:extent cx="1428750" cy="1152525"/>
-                        <wp:effectExtent l="0" t="0" r="0" b="9525"/>
-                        <wp:docPr id="14" name="Picture 14"/>
-                        <wp:cNvGraphicFramePr>
-                          <a:graphicFrameLocks xmlns:a="http://schemas.openxmlformats.org/drawingml/2006/main" noChangeAspect="1"/>
-                        </wp:cNvGraphicFramePr>
-                        <a:graphic xmlns:a="http://schemas.openxmlformats.org/drawingml/2006/main">
-                          <a:graphicData uri="http://schemas.openxmlformats.org/drawingml/2006/picture">
-                            <pic:pic xmlns:pic="http://schemas.openxmlformats.org/drawingml/2006/picture">
-                              <pic:nvPicPr>
-                                <pic:cNvPr id="1" name=""/>
-                                <pic:cNvPicPr/>
-                              </pic:nvPicPr>
-                              <pic:blipFill>
-                                <a:blip r:embed="rId23"/>
-                                <a:stretch>
-                                  <a:fillRect/>
-                                </a:stretch>
-                              </pic:blipFill>
-                              <pic:spPr>
-                                <a:xfrm>
-                                  <a:off x="0" y="0"/>
-                                  <a:ext cx="1428750" cy="1152525"/>
-                                </a:xfrm>
-                                <a:prstGeom prst="rect">
-                                  <a:avLst/>
-                                </a:prstGeom>
-                              </pic:spPr>
-                            </pic:pic>
-                          </a:graphicData>
-                        </a:graphic>
-                      </wp:inline>
-                    </w:drawing>
-                  </w:r>
-                </w:p>
-              </w:tc>
-              <w:tc>
-                <w:tcPr>
-                  <w:tcW w:w="2515" w:type="dxa"/>
-                  <w:gridSpan w:val="2"/>
-                  <w:vAlign w:val="center"/>
-                </w:tcPr>
-                <w:p>
-                  <w:pPr>
-                    <w:pStyle w:val="SS3-115"/>
-                    <w:rPr>
-                      <w:rFonts w:ascii="Source Sans 3 Medium" w:hAnsi="Source Sans 3 Medium"/>
-                      <w:b/>
-                      <w:bCs/>
-                      <w:color w:val="101312"/>
-                      <w:spacing w:val="-2"/>
-                      <w:w w:val="105"/>
-                    </w:rPr>
-                  </w:pPr>
-                  <w:r>
-                    <w:rPr>
-                      <w:rFonts w:ascii="Source Sans 3 Medium" w:hAnsi="Source Sans 3 Medium"/>
-                      <w:b/>
-                      <w:bCs/>
-                      <w:noProof/>
-                      <w:color w:val="101312"/>
-                      <w:spacing w:val="-2"/>
-                      <w:w w:val="105"/>
-                    </w:rPr>
-                    <w:drawing>
-                      <wp:inline distT="0" distB="0" distL="0" distR="0" wp14:anchorId="7A06AA82" wp14:editId="6CC836D5">
-                        <wp:extent cx="1504950" cy="866775"/>
-                        <wp:effectExtent l="0" t="0" r="0" b="9525"/>
-                        <wp:docPr id="15" name="Picture 15"/>
-                        <wp:cNvGraphicFramePr>
-                          <a:graphicFrameLocks xmlns:a="http://schemas.openxmlformats.org/drawingml/2006/main" noChangeAspect="1"/>
-                        </wp:cNvGraphicFramePr>
-                        <a:graphic xmlns:a="http://schemas.openxmlformats.org/drawingml/2006/main">
-                          <a:graphicData uri="http://schemas.openxmlformats.org/drawingml/2006/picture">
-                            <pic:pic xmlns:pic="http://schemas.openxmlformats.org/drawingml/2006/picture">
-                              <pic:nvPicPr>
-                                <pic:cNvPr id="1" name=""/>
-                                <pic:cNvPicPr/>
-                              </pic:nvPicPr>
-                              <pic:blipFill>
-                                <a:blip r:embed="rId24"/>
-                                <a:stretch>
-                                  <a:fillRect/>
-                                </a:stretch>
-                              </pic:blipFill>
-                              <pic:spPr>
-                                <a:xfrm>
-                                  <a:off x="0" y="0"/>
-                                  <a:ext cx="1504950" cy="866775"/>
-                                </a:xfrm>
-                                <a:prstGeom prst="rect">
-                                  <a:avLst/>
-                                </a:prstGeom>
-                              </pic:spPr>
-                            </pic:pic>
-                          </a:graphicData>
-                        </a:graphic>
-                      </wp:inline>
-                    </w:drawing>
-                  </w:r>
-                </w:p>
-              </w:tc>
-              <w:tc>
-                <w:tcPr>
-                  <w:tcW w:w="2516" w:type="dxa"/>
-                  <w:gridSpan w:val="2"/>
-                </w:tcPr>
-                <w:p>
-                  <w:pPr>
-                    <w:pStyle w:val="SS3-115"/>
-                    <w:rPr>
-                      <w:rFonts w:ascii="Source Sans 3 Medium" w:hAnsi="Source Sans 3 Medium"/>
-                      <w:b/>
-                      <w:bCs/>
-                      <w:color w:val="101312"/>
-                      <w:spacing w:val="-2"/>
-                      <w:w w:val="105"/>
-                    </w:rPr>
-                  </w:pPr>
-                  <w:r>
-                    <w:rPr>
-                      <w:rFonts w:ascii="Source Sans 3 Medium" w:hAnsi="Source Sans 3 Medium"/>
-                      <w:b/>
-                      <w:bCs/>
-                      <w:noProof/>
-                      <w:color w:val="101312"/>
-                      <w:spacing w:val="-2"/>
-                      <w:w w:val="105"/>
-                    </w:rPr>
-                    <w:drawing>
-                      <wp:inline distT="0" distB="0" distL="0" distR="0" wp14:anchorId="7B16C3A3" wp14:editId="335C4398">
-                        <wp:extent cx="1114425" cy="1162050"/>
-                        <wp:effectExtent l="0" t="0" r="9525" b="0"/>
-                        <wp:docPr id="16" name="Picture 16"/>
                         <wp:cNvGraphicFramePr>
                           <a:graphicFrameLocks xmlns:a="http://schemas.openxmlformats.org/drawingml/2006/main" noChangeAspect="1"/>
                         </wp:cNvGraphicFramePr>
@@ -9150,7 +8482,7 @@
                               <pic:spPr>
                                 <a:xfrm>
                                   <a:off x="0" y="0"/>
-                                  <a:ext cx="1114425" cy="1162050"/>
+                                  <a:ext cx="1838325" cy="1057275"/>
                                 </a:xfrm>
                                 <a:prstGeom prst="rect">
                                   <a:avLst/>
@@ -9166,7 +8498,9 @@
               </w:tc>
               <w:tc>
                 <w:tcPr>
-                  <w:tcW w:w="2516" w:type="dxa"/>
+                  <w:tcW w:w="3354" w:type="dxa"/>
+                  <w:gridSpan w:val="2"/>
+                  <w:vAlign w:val="bottom"/>
                 </w:tcPr>
                 <w:p>
                   <w:pPr>
@@ -9191,10 +8525,10 @@
                       <w:w w:val="105"/>
                     </w:rPr>
                     <w:drawing>
-                      <wp:inline distT="0" distB="0" distL="0" distR="0" wp14:anchorId="0A5BFC01" wp14:editId="05DF7281">
-                        <wp:extent cx="942975" cy="1343025"/>
+                      <wp:inline distT="0" distB="0" distL="0" distR="0" wp14:anchorId="2D1BE18C" wp14:editId="21A87BF9">
+                        <wp:extent cx="1533525" cy="1057275"/>
                         <wp:effectExtent l="0" t="0" r="9525" b="9525"/>
-                        <wp:docPr id="17" name="Picture 17"/>
+                        <wp:docPr id="13" name="Picture 13"/>
                         <wp:cNvGraphicFramePr>
                           <a:graphicFrameLocks xmlns:a="http://schemas.openxmlformats.org/drawingml/2006/main" noChangeAspect="1"/>
                         </wp:cNvGraphicFramePr>
@@ -9214,7 +8548,7 @@
                               <pic:spPr>
                                 <a:xfrm>
                                   <a:off x="0" y="0"/>
-                                  <a:ext cx="942975" cy="1343025"/>
+                                  <a:ext cx="1533525" cy="1057275"/>
                                 </a:xfrm>
                                 <a:prstGeom prst="rect">
                                   <a:avLst/>
@@ -9233,6 +8567,7 @@
               <w:tc>
                 <w:tcPr>
                   <w:tcW w:w="2515" w:type="dxa"/>
+                  <w:vAlign w:val="center"/>
                 </w:tcPr>
                 <w:p>
                   <w:pPr>
@@ -9257,10 +8592,10 @@
                       <w:w w:val="105"/>
                     </w:rPr>
                     <w:drawing>
-                      <wp:inline distT="0" distB="0" distL="0" distR="0" wp14:anchorId="11D3363D" wp14:editId="6ED46D17">
-                        <wp:extent cx="1257300" cy="971550"/>
-                        <wp:effectExtent l="0" t="0" r="0" b="0"/>
-                        <wp:docPr id="18" name="Picture 18"/>
+                      <wp:inline distT="0" distB="0" distL="0" distR="0" wp14:anchorId="10507C65" wp14:editId="7AC0E5AF">
+                        <wp:extent cx="1428750" cy="1152525"/>
+                        <wp:effectExtent l="0" t="0" r="0" b="9525"/>
+                        <wp:docPr id="14" name="Picture 14"/>
                         <wp:cNvGraphicFramePr>
                           <a:graphicFrameLocks xmlns:a="http://schemas.openxmlformats.org/drawingml/2006/main" noChangeAspect="1"/>
                         </wp:cNvGraphicFramePr>
@@ -9280,6 +8615,267 @@
                               <pic:spPr>
                                 <a:xfrm>
                                   <a:off x="0" y="0"/>
+                                  <a:ext cx="1428750" cy="1152525"/>
+                                </a:xfrm>
+                                <a:prstGeom prst="rect">
+                                  <a:avLst/>
+                                </a:prstGeom>
+                              </pic:spPr>
+                            </pic:pic>
+                          </a:graphicData>
+                        </a:graphic>
+                      </wp:inline>
+                    </w:drawing>
+                  </w:r>
+                </w:p>
+              </w:tc>
+              <w:tc>
+                <w:tcPr>
+                  <w:tcW w:w="2515" w:type="dxa"/>
+                  <w:gridSpan w:val="2"/>
+                  <w:vAlign w:val="center"/>
+                </w:tcPr>
+                <w:p>
+                  <w:pPr>
+                    <w:pStyle w:val="SS3-115"/>
+                    <w:rPr>
+                      <w:rFonts w:ascii="Source Sans 3 Medium" w:hAnsi="Source Sans 3 Medium"/>
+                      <w:b/>
+                      <w:bCs/>
+                      <w:color w:val="101312"/>
+                      <w:spacing w:val="-2"/>
+                      <w:w w:val="105"/>
+                    </w:rPr>
+                  </w:pPr>
+                  <w:r>
+                    <w:rPr>
+                      <w:rFonts w:ascii="Source Sans 3 Medium" w:hAnsi="Source Sans 3 Medium"/>
+                      <w:b/>
+                      <w:bCs/>
+                      <w:noProof/>
+                      <w:color w:val="101312"/>
+                      <w:spacing w:val="-2"/>
+                      <w:w w:val="105"/>
+                    </w:rPr>
+                    <w:drawing>
+                      <wp:inline distT="0" distB="0" distL="0" distR="0" wp14:anchorId="7A06AA82" wp14:editId="6CC836D5">
+                        <wp:extent cx="1504950" cy="866775"/>
+                        <wp:effectExtent l="0" t="0" r="0" b="9525"/>
+                        <wp:docPr id="15" name="Picture 15"/>
+                        <wp:cNvGraphicFramePr>
+                          <a:graphicFrameLocks xmlns:a="http://schemas.openxmlformats.org/drawingml/2006/main" noChangeAspect="1"/>
+                        </wp:cNvGraphicFramePr>
+                        <a:graphic xmlns:a="http://schemas.openxmlformats.org/drawingml/2006/main">
+                          <a:graphicData uri="http://schemas.openxmlformats.org/drawingml/2006/picture">
+                            <pic:pic xmlns:pic="http://schemas.openxmlformats.org/drawingml/2006/picture">
+                              <pic:nvPicPr>
+                                <pic:cNvPr id="1" name=""/>
+                                <pic:cNvPicPr/>
+                              </pic:nvPicPr>
+                              <pic:blipFill>
+                                <a:blip r:embed="rId28"/>
+                                <a:stretch>
+                                  <a:fillRect/>
+                                </a:stretch>
+                              </pic:blipFill>
+                              <pic:spPr>
+                                <a:xfrm>
+                                  <a:off x="0" y="0"/>
+                                  <a:ext cx="1504950" cy="866775"/>
+                                </a:xfrm>
+                                <a:prstGeom prst="rect">
+                                  <a:avLst/>
+                                </a:prstGeom>
+                              </pic:spPr>
+                            </pic:pic>
+                          </a:graphicData>
+                        </a:graphic>
+                      </wp:inline>
+                    </w:drawing>
+                  </w:r>
+                </w:p>
+              </w:tc>
+              <w:tc>
+                <w:tcPr>
+                  <w:tcW w:w="2516" w:type="dxa"/>
+                  <w:gridSpan w:val="2"/>
+                </w:tcPr>
+                <w:p>
+                  <w:pPr>
+                    <w:pStyle w:val="SS3-115"/>
+                    <w:rPr>
+                      <w:rFonts w:ascii="Source Sans 3 Medium" w:hAnsi="Source Sans 3 Medium"/>
+                      <w:b/>
+                      <w:bCs/>
+                      <w:color w:val="101312"/>
+                      <w:spacing w:val="-2"/>
+                      <w:w w:val="105"/>
+                    </w:rPr>
+                  </w:pPr>
+                  <w:r>
+                    <w:rPr>
+                      <w:rFonts w:ascii="Source Sans 3 Medium" w:hAnsi="Source Sans 3 Medium"/>
+                      <w:b/>
+                      <w:bCs/>
+                      <w:noProof/>
+                      <w:color w:val="101312"/>
+                      <w:spacing w:val="-2"/>
+                      <w:w w:val="105"/>
+                    </w:rPr>
+                    <w:drawing>
+                      <wp:inline distT="0" distB="0" distL="0" distR="0" wp14:anchorId="7B16C3A3" wp14:editId="335C4398">
+                        <wp:extent cx="1114425" cy="1162050"/>
+                        <wp:effectExtent l="0" t="0" r="9525" b="0"/>
+                        <wp:docPr id="16" name="Picture 16"/>
+                        <wp:cNvGraphicFramePr>
+                          <a:graphicFrameLocks xmlns:a="http://schemas.openxmlformats.org/drawingml/2006/main" noChangeAspect="1"/>
+                        </wp:cNvGraphicFramePr>
+                        <a:graphic xmlns:a="http://schemas.openxmlformats.org/drawingml/2006/main">
+                          <a:graphicData uri="http://schemas.openxmlformats.org/drawingml/2006/picture">
+                            <pic:pic xmlns:pic="http://schemas.openxmlformats.org/drawingml/2006/picture">
+                              <pic:nvPicPr>
+                                <pic:cNvPr id="1" name=""/>
+                                <pic:cNvPicPr/>
+                              </pic:nvPicPr>
+                              <pic:blipFill>
+                                <a:blip r:embed="rId29"/>
+                                <a:stretch>
+                                  <a:fillRect/>
+                                </a:stretch>
+                              </pic:blipFill>
+                              <pic:spPr>
+                                <a:xfrm>
+                                  <a:off x="0" y="0"/>
+                                  <a:ext cx="1114425" cy="1162050"/>
+                                </a:xfrm>
+                                <a:prstGeom prst="rect">
+                                  <a:avLst/>
+                                </a:prstGeom>
+                              </pic:spPr>
+                            </pic:pic>
+                          </a:graphicData>
+                        </a:graphic>
+                      </wp:inline>
+                    </w:drawing>
+                  </w:r>
+                </w:p>
+              </w:tc>
+              <w:tc>
+                <w:tcPr>
+                  <w:tcW w:w="2516" w:type="dxa"/>
+                </w:tcPr>
+                <w:p>
+                  <w:pPr>
+                    <w:pStyle w:val="SS3-115"/>
+                    <w:rPr>
+                      <w:rFonts w:ascii="Source Sans 3 Medium" w:hAnsi="Source Sans 3 Medium"/>
+                      <w:b/>
+                      <w:bCs/>
+                      <w:color w:val="101312"/>
+                      <w:spacing w:val="-2"/>
+                      <w:w w:val="105"/>
+                    </w:rPr>
+                  </w:pPr>
+                  <w:r>
+                    <w:rPr>
+                      <w:rFonts w:ascii="Source Sans 3 Medium" w:hAnsi="Source Sans 3 Medium"/>
+                      <w:b/>
+                      <w:bCs/>
+                      <w:noProof/>
+                      <w:color w:val="101312"/>
+                      <w:spacing w:val="-2"/>
+                      <w:w w:val="105"/>
+                    </w:rPr>
+                    <w:drawing>
+                      <wp:inline distT="0" distB="0" distL="0" distR="0" wp14:anchorId="0A5BFC01" wp14:editId="05DF7281">
+                        <wp:extent cx="942975" cy="1343025"/>
+                        <wp:effectExtent l="0" t="0" r="9525" b="9525"/>
+                        <wp:docPr id="17" name="Picture 17"/>
+                        <wp:cNvGraphicFramePr>
+                          <a:graphicFrameLocks xmlns:a="http://schemas.openxmlformats.org/drawingml/2006/main" noChangeAspect="1"/>
+                        </wp:cNvGraphicFramePr>
+                        <a:graphic xmlns:a="http://schemas.openxmlformats.org/drawingml/2006/main">
+                          <a:graphicData uri="http://schemas.openxmlformats.org/drawingml/2006/picture">
+                            <pic:pic xmlns:pic="http://schemas.openxmlformats.org/drawingml/2006/picture">
+                              <pic:nvPicPr>
+                                <pic:cNvPr id="1" name=""/>
+                                <pic:cNvPicPr/>
+                              </pic:nvPicPr>
+                              <pic:blipFill>
+                                <a:blip r:embed="rId30"/>
+                                <a:stretch>
+                                  <a:fillRect/>
+                                </a:stretch>
+                              </pic:blipFill>
+                              <pic:spPr>
+                                <a:xfrm>
+                                  <a:off x="0" y="0"/>
+                                  <a:ext cx="942975" cy="1343025"/>
+                                </a:xfrm>
+                                <a:prstGeom prst="rect">
+                                  <a:avLst/>
+                                </a:prstGeom>
+                              </pic:spPr>
+                            </pic:pic>
+                          </a:graphicData>
+                        </a:graphic>
+                      </wp:inline>
+                    </w:drawing>
+                  </w:r>
+                </w:p>
+              </w:tc>
+            </w:tr>
+            <w:tr>
+              <w:tc>
+                <w:tcPr>
+                  <w:tcW w:w="2515" w:type="dxa"/>
+                </w:tcPr>
+                <w:p>
+                  <w:pPr>
+                    <w:pStyle w:val="SS3-115"/>
+                    <w:rPr>
+                      <w:rFonts w:ascii="Source Sans 3 Medium" w:hAnsi="Source Sans 3 Medium"/>
+                      <w:b/>
+                      <w:bCs/>
+                      <w:color w:val="101312"/>
+                      <w:spacing w:val="-2"/>
+                      <w:w w:val="105"/>
+                    </w:rPr>
+                  </w:pPr>
+                  <w:r>
+                    <w:rPr>
+                      <w:rFonts w:ascii="Source Sans 3 Medium" w:hAnsi="Source Sans 3 Medium"/>
+                      <w:b/>
+                      <w:bCs/>
+                      <w:noProof/>
+                      <w:color w:val="101312"/>
+                      <w:spacing w:val="-2"/>
+                      <w:w w:val="105"/>
+                    </w:rPr>
+                    <w:drawing>
+                      <wp:inline distT="0" distB="0" distL="0" distR="0" wp14:anchorId="11D3363D" wp14:editId="6ED46D17">
+                        <wp:extent cx="1257300" cy="971550"/>
+                        <wp:effectExtent l="0" t="0" r="0" b="0"/>
+                        <wp:docPr id="18" name="Picture 18"/>
+                        <wp:cNvGraphicFramePr>
+                          <a:graphicFrameLocks xmlns:a="http://schemas.openxmlformats.org/drawingml/2006/main" noChangeAspect="1"/>
+                        </wp:cNvGraphicFramePr>
+                        <a:graphic xmlns:a="http://schemas.openxmlformats.org/drawingml/2006/main">
+                          <a:graphicData uri="http://schemas.openxmlformats.org/drawingml/2006/picture">
+                            <pic:pic xmlns:pic="http://schemas.openxmlformats.org/drawingml/2006/picture">
+                              <pic:nvPicPr>
+                                <pic:cNvPr id="1" name=""/>
+                                <pic:cNvPicPr/>
+                              </pic:nvPicPr>
+                              <pic:blipFill>
+                                <a:blip r:embed="rId31"/>
+                                <a:stretch>
+                                  <a:fillRect/>
+                                </a:stretch>
+                              </pic:blipFill>
+                              <pic:spPr>
+                                <a:xfrm>
+                                  <a:off x="0" y="0"/>
                                   <a:ext cx="1257300" cy="971550"/>
                                 </a:xfrm>
                                 <a:prstGeom prst="rect">
@@ -9338,7 +8934,7 @@
                                 <pic:cNvPicPr/>
                               </pic:nvPicPr>
                               <pic:blipFill>
-                                <a:blip r:embed="rId28"/>
+                                <a:blip r:embed="rId32"/>
                                 <a:stretch>
                                   <a:fillRect/>
                                 </a:stretch>
@@ -10769,7 +10365,7 @@
                 <w:szCs w:val="23"/>
               </w:rPr>
             </w:pPr>
-            <w:hyperlink r:id="rId29" w:history="1">
+            <w:hyperlink r:id="rId33" w:history="1">
               <w:r>
                 <w:rPr>
                   <w:rStyle w:val="Hyperlink"/>
@@ -10987,7 +10583,7 @@
             </w:r>
           </w:p>
           <w:p>
-            <w:hyperlink r:id="rId30" w:history="1">
+            <w:hyperlink r:id="rId34" w:history="1">
               <w:r>
                 <w:rPr>
                   <w:rStyle w:val="Hyperlink"/>
@@ -11707,7 +11303,7 @@
             </w:r>
           </w:p>
           <w:p>
-            <w:hyperlink r:id="rId31" w:history="1">
+            <w:hyperlink r:id="rId35" w:history="1">
               <w:r>
                 <w:rPr>
                   <w:rStyle w:val="Hyperlink"/>
@@ -11927,7 +11523,7 @@
             <w:pPr>
               <w:spacing w:after="120"/>
             </w:pPr>
-            <w:hyperlink r:id="rId32" w:history="1">
+            <w:hyperlink r:id="rId36" w:history="1">
               <w:r>
                 <w:rPr>
                   <w:rStyle w:val="Hyperlink"/>
@@ -12323,7 +11919,7 @@
             </w:r>
           </w:p>
           <w:p>
-            <w:hyperlink r:id="rId33" w:history="1">
+            <w:hyperlink r:id="rId37" w:history="1">
               <w:r>
                 <w:rPr>
                   <w:rStyle w:val="Hyperlink"/>
@@ -13012,7 +12608,7 @@
             <w:pPr>
               <w:pStyle w:val="SS3-115"/>
             </w:pPr>
-            <w:hyperlink r:id="rId34" w:history="1">
+            <w:hyperlink r:id="rId38" w:history="1">
               <w:r>
                 <w:rPr>
                   <w:rStyle w:val="Hyperlink"/>
@@ -13285,7 +12881,7 @@
             </w:r>
           </w:p>
           <w:p>
-            <w:hyperlink r:id="rId35" w:history="1">
+            <w:hyperlink r:id="rId39" w:history="1">
               <w:r>
                 <w:rPr>
                   <w:rStyle w:val="Hyperlink"/>
@@ -13727,7 +13323,7 @@
             <w:pPr>
               <w:pStyle w:val="SS3-115"/>
             </w:pPr>
-            <w:hyperlink r:id="rId36" w:history="1">
+            <w:hyperlink r:id="rId40" w:history="1">
               <w:r>
                 <w:rPr>
                   <w:rStyle w:val="Hyperlink"/>
@@ -14940,7 +14536,7 @@
             <w:pPr>
               <w:pStyle w:val="SS3-115"/>
             </w:pPr>
-            <w:hyperlink r:id="rId37" w:history="1">
+            <w:hyperlink r:id="rId41" w:history="1">
               <w:r>
                 <w:rPr>
                   <w:rStyle w:val="Hyperlink"/>
@@ -16371,7 +15967,7 @@
             <w:pPr>
               <w:spacing w:after="120"/>
             </w:pPr>
-            <w:hyperlink r:id="rId38" w:history="1">
+            <w:hyperlink r:id="rId42" w:history="1">
               <w:r>
                 <w:rPr>
                   <w:rStyle w:val="Hyperlink"/>
@@ -17399,7 +16995,7 @@
             <w:pPr>
               <w:spacing w:after="120"/>
             </w:pPr>
-            <w:hyperlink r:id="rId39" w:history="1">
+            <w:hyperlink r:id="rId43" w:history="1">
               <w:r>
                 <w:rPr>
                   <w:rStyle w:val="Hyperlink"/>
@@ -18237,7 +17833,7 @@
             <w:pPr>
               <w:spacing w:after="120"/>
             </w:pPr>
-            <w:hyperlink r:id="rId40" w:history="1">
+            <w:hyperlink r:id="rId44" w:history="1">
               <w:r>
                 <w:rPr>
                   <w:rStyle w:val="Hyperlink"/>
@@ -18648,7 +18244,7 @@
             <w:pPr>
               <w:spacing w:after="120"/>
             </w:pPr>
-            <w:hyperlink r:id="rId41" w:history="1">
+            <w:hyperlink r:id="rId45" w:history="1">
               <w:r>
                 <w:rPr>
                   <w:rStyle w:val="Hyperlink"/>
@@ -19916,7 +19512,7 @@
             <w:pPr>
               <w:spacing w:after="120"/>
             </w:pPr>
-            <w:hyperlink r:id="rId42" w:history="1">
+            <w:hyperlink r:id="rId46" w:history="1">
               <w:r>
                 <w:rPr>
                   <w:rStyle w:val="Hyperlink"/>
@@ -20364,7 +19960,7 @@
             <w:pPr>
               <w:spacing w:after="120"/>
             </w:pPr>
-            <w:hyperlink r:id="rId43" w:history="1">
+            <w:hyperlink r:id="rId47" w:history="1">
               <w:r>
                 <w:rPr>
                   <w:rStyle w:val="Hyperlink"/>
@@ -20895,7 +20491,7 @@
     </w:tbl>
     <w:p/>
     <w:sectPr>
-      <w:footerReference w:type="default" r:id="rId44"/>
+      <w:footerReference w:type="default" r:id="rId48"/>
       <w:pgSz w:w="15842" w:h="30147" w:code="3"/>
       <w:pgMar w:top="720" w:right="720" w:bottom="720" w:left="720" w:header="284" w:footer="284" w:gutter="0"/>
       <w:pgNumType w:start="8"/>
@@ -22402,6 +21998,100 @@
     </w:lvl>
   </w:abstractNum>
   <w:abstractNum w:abstractNumId="15" w15:restartNumberingAfterBreak="0">
+    <w:nsid w:val="236D57C6"/>
+    <w:multiLevelType w:val="hybridMultilevel"/>
+    <w:tmpl w:val="35FA33C8"/>
+    <w:lvl w:ilvl="0" w:tplc="2272C5BC">
+      <w:start w:val="1"/>
+      <w:numFmt w:val="decimal"/>
+      <w:lvlText w:val="%1:"/>
+      <w:lvlJc w:val="left"/>
+      <w:pPr>
+        <w:ind w:left="360" w:hanging="360"/>
+      </w:pPr>
+      <w:rPr>
+        <w:rFonts w:ascii="Source Sans 3 Medium" w:hAnsi="Source Sans 3 Medium" w:hint="default"/>
+        <w:b/>
+        <w:bCs/>
+        <w:spacing w:val="0"/>
+        <w:w w:val="84"/>
+        <w:lang w:val="en-US" w:eastAsia="en-US" w:bidi="ar-SA"/>
+      </w:rPr>
+    </w:lvl>
+    <w:lvl w:ilvl="1" w:tplc="04090019" w:tentative="1">
+      <w:start w:val="1"/>
+      <w:numFmt w:val="lowerLetter"/>
+      <w:lvlText w:val="%2."/>
+      <w:lvlJc w:val="left"/>
+      <w:pPr>
+        <w:ind w:left="1080" w:hanging="360"/>
+      </w:pPr>
+    </w:lvl>
+    <w:lvl w:ilvl="2" w:tplc="0409001B" w:tentative="1">
+      <w:start w:val="1"/>
+      <w:numFmt w:val="lowerRoman"/>
+      <w:lvlText w:val="%3."/>
+      <w:lvlJc w:val="right"/>
+      <w:pPr>
+        <w:ind w:left="1800" w:hanging="180"/>
+      </w:pPr>
+    </w:lvl>
+    <w:lvl w:ilvl="3" w:tplc="0409000F" w:tentative="1">
+      <w:start w:val="1"/>
+      <w:numFmt w:val="decimal"/>
+      <w:lvlText w:val="%4."/>
+      <w:lvlJc w:val="left"/>
+      <w:pPr>
+        <w:ind w:left="2520" w:hanging="360"/>
+      </w:pPr>
+    </w:lvl>
+    <w:lvl w:ilvl="4" w:tplc="04090019" w:tentative="1">
+      <w:start w:val="1"/>
+      <w:numFmt w:val="lowerLetter"/>
+      <w:lvlText w:val="%5."/>
+      <w:lvlJc w:val="left"/>
+      <w:pPr>
+        <w:ind w:left="3240" w:hanging="360"/>
+      </w:pPr>
+    </w:lvl>
+    <w:lvl w:ilvl="5" w:tplc="0409001B" w:tentative="1">
+      <w:start w:val="1"/>
+      <w:numFmt w:val="lowerRoman"/>
+      <w:lvlText w:val="%6."/>
+      <w:lvlJc w:val="right"/>
+      <w:pPr>
+        <w:ind w:left="3960" w:hanging="180"/>
+      </w:pPr>
+    </w:lvl>
+    <w:lvl w:ilvl="6" w:tplc="0409000F" w:tentative="1">
+      <w:start w:val="1"/>
+      <w:numFmt w:val="decimal"/>
+      <w:lvlText w:val="%7."/>
+      <w:lvlJc w:val="left"/>
+      <w:pPr>
+        <w:ind w:left="4680" w:hanging="360"/>
+      </w:pPr>
+    </w:lvl>
+    <w:lvl w:ilvl="7" w:tplc="04090019" w:tentative="1">
+      <w:start w:val="1"/>
+      <w:numFmt w:val="lowerLetter"/>
+      <w:lvlText w:val="%8."/>
+      <w:lvlJc w:val="left"/>
+      <w:pPr>
+        <w:ind w:left="5400" w:hanging="360"/>
+      </w:pPr>
+    </w:lvl>
+    <w:lvl w:ilvl="8" w:tplc="0409001B" w:tentative="1">
+      <w:start w:val="1"/>
+      <w:numFmt w:val="lowerRoman"/>
+      <w:lvlText w:val="%9."/>
+      <w:lvlJc w:val="right"/>
+      <w:pPr>
+        <w:ind w:left="6120" w:hanging="180"/>
+      </w:pPr>
+    </w:lvl>
+  </w:abstractNum>
+  <w:abstractNum w:abstractNumId="16" w15:restartNumberingAfterBreak="0">
     <w:nsid w:val="25277E32"/>
     <w:multiLevelType w:val="hybridMultilevel"/>
     <w:tmpl w:val="59B4B60E"/>
@@ -22516,7 +22206,7 @@
       </w:rPr>
     </w:lvl>
   </w:abstractNum>
-  <w:abstractNum w:abstractNumId="16" w15:restartNumberingAfterBreak="0">
+  <w:abstractNum w:abstractNumId="17" w15:restartNumberingAfterBreak="0">
     <w:nsid w:val="294C7B15"/>
     <w:multiLevelType w:val="hybridMultilevel"/>
     <w:tmpl w:val="3870A6A6"/>
@@ -22608,7 +22298,7 @@
       </w:pPr>
     </w:lvl>
   </w:abstractNum>
-  <w:abstractNum w:abstractNumId="17" w15:restartNumberingAfterBreak="0">
+  <w:abstractNum w:abstractNumId="18" w15:restartNumberingAfterBreak="0">
     <w:nsid w:val="29F6737C"/>
     <w:multiLevelType w:val="hybridMultilevel"/>
     <w:tmpl w:val="4AFC3BC4"/>
@@ -22721,7 +22411,7 @@
       </w:rPr>
     </w:lvl>
   </w:abstractNum>
-  <w:abstractNum w:abstractNumId="18" w15:restartNumberingAfterBreak="0">
+  <w:abstractNum w:abstractNumId="19" w15:restartNumberingAfterBreak="0">
     <w:nsid w:val="2CB4375C"/>
     <w:multiLevelType w:val="hybridMultilevel"/>
     <w:tmpl w:val="291A30C6"/>
@@ -22812,7 +22502,7 @@
       </w:pPr>
     </w:lvl>
   </w:abstractNum>
-  <w:abstractNum w:abstractNumId="19" w15:restartNumberingAfterBreak="0">
+  <w:abstractNum w:abstractNumId="20" w15:restartNumberingAfterBreak="0">
     <w:nsid w:val="2F0E685D"/>
     <w:multiLevelType w:val="hybridMultilevel"/>
     <w:tmpl w:val="09DA465E"/>
@@ -22903,7 +22593,7 @@
       </w:pPr>
     </w:lvl>
   </w:abstractNum>
-  <w:abstractNum w:abstractNumId="20" w15:restartNumberingAfterBreak="0">
+  <w:abstractNum w:abstractNumId="21" w15:restartNumberingAfterBreak="0">
     <w:nsid w:val="34555D51"/>
     <w:multiLevelType w:val="hybridMultilevel"/>
     <w:tmpl w:val="8C28476E"/>
@@ -22994,7 +22684,7 @@
       </w:pPr>
     </w:lvl>
   </w:abstractNum>
-  <w:abstractNum w:abstractNumId="21" w15:restartNumberingAfterBreak="0">
+  <w:abstractNum w:abstractNumId="22" w15:restartNumberingAfterBreak="0">
     <w:nsid w:val="358B4BB3"/>
     <w:multiLevelType w:val="hybridMultilevel"/>
     <w:tmpl w:val="A678E960"/>
@@ -23088,7 +22778,7 @@
       </w:pPr>
     </w:lvl>
   </w:abstractNum>
-  <w:abstractNum w:abstractNumId="22" w15:restartNumberingAfterBreak="0">
+  <w:abstractNum w:abstractNumId="23" w15:restartNumberingAfterBreak="0">
     <w:nsid w:val="38025215"/>
     <w:multiLevelType w:val="hybridMultilevel"/>
     <w:tmpl w:val="01022858"/>
@@ -23182,7 +22872,7 @@
       </w:pPr>
     </w:lvl>
   </w:abstractNum>
-  <w:abstractNum w:abstractNumId="23" w15:restartNumberingAfterBreak="0">
+  <w:abstractNum w:abstractNumId="24" w15:restartNumberingAfterBreak="0">
     <w:nsid w:val="3B3A6776"/>
     <w:multiLevelType w:val="hybridMultilevel"/>
     <w:tmpl w:val="BEA6841C"/>
@@ -23278,7 +22968,7 @@
       </w:pPr>
     </w:lvl>
   </w:abstractNum>
-  <w:abstractNum w:abstractNumId="24" w15:restartNumberingAfterBreak="0">
+  <w:abstractNum w:abstractNumId="25" w15:restartNumberingAfterBreak="0">
     <w:nsid w:val="3CDC7B7F"/>
     <w:multiLevelType w:val="hybridMultilevel"/>
     <w:tmpl w:val="F9EC833C"/>
@@ -23391,7 +23081,7 @@
       </w:rPr>
     </w:lvl>
   </w:abstractNum>
-  <w:abstractNum w:abstractNumId="25" w15:restartNumberingAfterBreak="0">
+  <w:abstractNum w:abstractNumId="26" w15:restartNumberingAfterBreak="0">
     <w:nsid w:val="3F584A02"/>
     <w:multiLevelType w:val="hybridMultilevel"/>
     <w:tmpl w:val="B5B08E1E"/>
@@ -23485,7 +23175,7 @@
       </w:pPr>
     </w:lvl>
   </w:abstractNum>
-  <w:abstractNum w:abstractNumId="26" w15:restartNumberingAfterBreak="0">
+  <w:abstractNum w:abstractNumId="27" w15:restartNumberingAfterBreak="0">
     <w:nsid w:val="477D5AA2"/>
     <w:multiLevelType w:val="hybridMultilevel"/>
     <w:tmpl w:val="882EE4CC"/>
@@ -23576,7 +23266,98 @@
       </w:pPr>
     </w:lvl>
   </w:abstractNum>
-  <w:abstractNum w:abstractNumId="27" w15:restartNumberingAfterBreak="0">
+  <w:abstractNum w:abstractNumId="28" w15:restartNumberingAfterBreak="0">
+    <w:nsid w:val="48220F39"/>
+    <w:multiLevelType w:val="hybridMultilevel"/>
+    <w:tmpl w:val="67164D22"/>
+    <w:lvl w:ilvl="0" w:tplc="FFFFFFFF">
+      <w:start w:val="1"/>
+      <w:numFmt w:val="upperLetter"/>
+      <w:lvlText w:val="%1:"/>
+      <w:lvlJc w:val="left"/>
+      <w:pPr>
+        <w:ind w:left="360" w:hanging="360"/>
+      </w:pPr>
+      <w:rPr>
+        <w:rFonts w:hint="default"/>
+        <w:b/>
+        <w:bCs/>
+      </w:rPr>
+    </w:lvl>
+    <w:lvl w:ilvl="1" w:tplc="FFFFFFFF" w:tentative="1">
+      <w:start w:val="1"/>
+      <w:numFmt w:val="lowerLetter"/>
+      <w:lvlText w:val="%2."/>
+      <w:lvlJc w:val="left"/>
+      <w:pPr>
+        <w:ind w:left="1080" w:hanging="360"/>
+      </w:pPr>
+    </w:lvl>
+    <w:lvl w:ilvl="2" w:tplc="FFFFFFFF" w:tentative="1">
+      <w:start w:val="1"/>
+      <w:numFmt w:val="lowerRoman"/>
+      <w:lvlText w:val="%3."/>
+      <w:lvlJc w:val="right"/>
+      <w:pPr>
+        <w:ind w:left="1800" w:hanging="180"/>
+      </w:pPr>
+    </w:lvl>
+    <w:lvl w:ilvl="3" w:tplc="FFFFFFFF" w:tentative="1">
+      <w:start w:val="1"/>
+      <w:numFmt w:val="decimal"/>
+      <w:lvlText w:val="%4."/>
+      <w:lvlJc w:val="left"/>
+      <w:pPr>
+        <w:ind w:left="2520" w:hanging="360"/>
+      </w:pPr>
+    </w:lvl>
+    <w:lvl w:ilvl="4" w:tplc="FFFFFFFF" w:tentative="1">
+      <w:start w:val="1"/>
+      <w:numFmt w:val="lowerLetter"/>
+      <w:lvlText w:val="%5."/>
+      <w:lvlJc w:val="left"/>
+      <w:pPr>
+        <w:ind w:left="3240" w:hanging="360"/>
+      </w:pPr>
+    </w:lvl>
+    <w:lvl w:ilvl="5" w:tplc="FFFFFFFF" w:tentative="1">
+      <w:start w:val="1"/>
+      <w:numFmt w:val="lowerRoman"/>
+      <w:lvlText w:val="%6."/>
+      <w:lvlJc w:val="right"/>
+      <w:pPr>
+        <w:ind w:left="3960" w:hanging="180"/>
+      </w:pPr>
+    </w:lvl>
+    <w:lvl w:ilvl="6" w:tplc="FFFFFFFF" w:tentative="1">
+      <w:start w:val="1"/>
+      <w:numFmt w:val="decimal"/>
+      <w:lvlText w:val="%7."/>
+      <w:lvlJc w:val="left"/>
+      <w:pPr>
+        <w:ind w:left="4680" w:hanging="360"/>
+      </w:pPr>
+    </w:lvl>
+    <w:lvl w:ilvl="7" w:tplc="FFFFFFFF" w:tentative="1">
+      <w:start w:val="1"/>
+      <w:numFmt w:val="lowerLetter"/>
+      <w:lvlText w:val="%8."/>
+      <w:lvlJc w:val="left"/>
+      <w:pPr>
+        <w:ind w:left="5400" w:hanging="360"/>
+      </w:pPr>
+    </w:lvl>
+    <w:lvl w:ilvl="8" w:tplc="FFFFFFFF" w:tentative="1">
+      <w:start w:val="1"/>
+      <w:numFmt w:val="lowerRoman"/>
+      <w:lvlText w:val="%9."/>
+      <w:lvlJc w:val="right"/>
+      <w:pPr>
+        <w:ind w:left="6120" w:hanging="180"/>
+      </w:pPr>
+    </w:lvl>
+  </w:abstractNum>
+  <w:abstractNum w:abstractNumId="29" w15:restartNumberingAfterBreak="0">
     <w:nsid w:val="493E0CCB"/>
     <w:multiLevelType w:val="hybridMultilevel"/>
     <w:tmpl w:val="DE1A3DA8"/>
@@ -23692,285 +23473,11 @@
       </w:rPr>
     </w:lvl>
   </w:abstractNum>
-  <w:abstractNum w:abstractNumId="28" w15:restartNumberingAfterBreak="0">
-    <w:nsid w:val="4A2A784D"/>
+  <w:abstractNum w:abstractNumId="30" w15:restartNumberingAfterBreak="0">
+    <w:nsid w:val="49837B45"/>
     <w:multiLevelType w:val="hybridMultilevel"/>
-    <w:tmpl w:val="D04A441C"/>
-    <w:lvl w:ilvl="0" w:tplc="EEC0F458">
-      <w:start w:val="6"/>
-      <w:numFmt w:val="upperLetter"/>
-      <w:lvlText w:val="%1:"/>
-      <w:lvlJc w:val="left"/>
-      <w:pPr>
-        <w:ind w:left="360" w:hanging="360"/>
-      </w:pPr>
-      <w:rPr>
-        <w:rFonts w:ascii="Source Sans 3 Medium" w:hAnsi="Source Sans 3 Medium" w:hint="default"/>
-        <w:b/>
-        <w:bCs/>
-        <w:color w:val="F15575"/>
-      </w:rPr>
-    </w:lvl>
-    <w:lvl w:ilvl="1" w:tplc="04090019" w:tentative="1">
-      <w:start w:val="1"/>
-      <w:numFmt w:val="lowerLetter"/>
-      <w:lvlText w:val="%2."/>
-      <w:lvlJc w:val="left"/>
-      <w:pPr>
-        <w:ind w:left="1440" w:hanging="360"/>
-      </w:pPr>
-    </w:lvl>
-    <w:lvl w:ilvl="2" w:tplc="0409001B" w:tentative="1">
-      <w:start w:val="1"/>
-      <w:numFmt w:val="lowerRoman"/>
-      <w:lvlText w:val="%3."/>
-      <w:lvlJc w:val="right"/>
-      <w:pPr>
-        <w:ind w:left="2160" w:hanging="180"/>
-      </w:pPr>
-    </w:lvl>
-    <w:lvl w:ilvl="3" w:tplc="0409000F" w:tentative="1">
-      <w:start w:val="1"/>
-      <w:numFmt w:val="decimal"/>
-      <w:lvlText w:val="%4."/>
-      <w:lvlJc w:val="left"/>
-      <w:pPr>
-        <w:ind w:left="2880" w:hanging="360"/>
-      </w:pPr>
-    </w:lvl>
-    <w:lvl w:ilvl="4" w:tplc="04090019" w:tentative="1">
-      <w:start w:val="1"/>
-      <w:numFmt w:val="lowerLetter"/>
-      <w:lvlText w:val="%5."/>
-      <w:lvlJc w:val="left"/>
-      <w:pPr>
-        <w:ind w:left="3600" w:hanging="360"/>
-      </w:pPr>
-    </w:lvl>
-    <w:lvl w:ilvl="5" w:tplc="0409001B" w:tentative="1">
-      <w:start w:val="1"/>
-      <w:numFmt w:val="lowerRoman"/>
-      <w:lvlText w:val="%6."/>
-      <w:lvlJc w:val="right"/>
-      <w:pPr>
-        <w:ind w:left="4320" w:hanging="180"/>
-      </w:pPr>
-    </w:lvl>
-    <w:lvl w:ilvl="6" w:tplc="0409000F" w:tentative="1">
-      <w:start w:val="1"/>
-      <w:numFmt w:val="decimal"/>
-      <w:lvlText w:val="%7."/>
-      <w:lvlJc w:val="left"/>
-      <w:pPr>
-        <w:ind w:left="5040" w:hanging="360"/>
-      </w:pPr>
-    </w:lvl>
-    <w:lvl w:ilvl="7" w:tplc="04090019" w:tentative="1">
-      <w:start w:val="1"/>
-      <w:numFmt w:val="lowerLetter"/>
-      <w:lvlText w:val="%8."/>
-      <w:lvlJc w:val="left"/>
-      <w:pPr>
-        <w:ind w:left="5760" w:hanging="360"/>
-      </w:pPr>
-    </w:lvl>
-    <w:lvl w:ilvl="8" w:tplc="0409001B" w:tentative="1">
-      <w:start w:val="1"/>
-      <w:numFmt w:val="lowerRoman"/>
-      <w:lvlText w:val="%9."/>
-      <w:lvlJc w:val="right"/>
-      <w:pPr>
-        <w:ind w:left="6480" w:hanging="180"/>
-      </w:pPr>
-    </w:lvl>
-  </w:abstractNum>
-  <w:abstractNum w:abstractNumId="29" w15:restartNumberingAfterBreak="0">
-    <w:nsid w:val="4A62576A"/>
-    <w:multiLevelType w:val="hybridMultilevel"/>
-    <w:tmpl w:val="B096158E"/>
-    <w:lvl w:ilvl="0" w:tplc="72A80D18">
-      <w:start w:val="1"/>
-      <w:numFmt w:val="decimal"/>
-      <w:lvlText w:val="%1:"/>
-      <w:lvlJc w:val="left"/>
-      <w:pPr>
-        <w:ind w:left="360" w:hanging="360"/>
-      </w:pPr>
-      <w:rPr>
-        <w:rFonts w:ascii="Source Sans 3 Bold" w:hAnsi="Source Sans 3 Bold" w:cstheme="minorBidi" w:hint="default"/>
-        <w:b/>
-        <w:bCs/>
-      </w:rPr>
-    </w:lvl>
-    <w:lvl w:ilvl="1" w:tplc="04090019" w:tentative="1">
-      <w:start w:val="1"/>
-      <w:numFmt w:val="lowerLetter"/>
-      <w:lvlText w:val="%2."/>
-      <w:lvlJc w:val="left"/>
-      <w:pPr>
-        <w:ind w:left="1080" w:hanging="360"/>
-      </w:pPr>
-    </w:lvl>
-    <w:lvl w:ilvl="2" w:tplc="0409001B" w:tentative="1">
-      <w:start w:val="1"/>
-      <w:numFmt w:val="lowerRoman"/>
-      <w:lvlText w:val="%3."/>
-      <w:lvlJc w:val="right"/>
-      <w:pPr>
-        <w:ind w:left="1800" w:hanging="180"/>
-      </w:pPr>
-    </w:lvl>
-    <w:lvl w:ilvl="3" w:tplc="0409000F" w:tentative="1">
-      <w:start w:val="1"/>
-      <w:numFmt w:val="decimal"/>
-      <w:lvlText w:val="%4."/>
-      <w:lvlJc w:val="left"/>
-      <w:pPr>
-        <w:ind w:left="2520" w:hanging="360"/>
-      </w:pPr>
-    </w:lvl>
-    <w:lvl w:ilvl="4" w:tplc="04090019" w:tentative="1">
-      <w:start w:val="1"/>
-      <w:numFmt w:val="lowerLetter"/>
-      <w:lvlText w:val="%5."/>
-      <w:lvlJc w:val="left"/>
-      <w:pPr>
-        <w:ind w:left="3240" w:hanging="360"/>
-      </w:pPr>
-    </w:lvl>
-    <w:lvl w:ilvl="5" w:tplc="0409001B" w:tentative="1">
-      <w:start w:val="1"/>
-      <w:numFmt w:val="lowerRoman"/>
-      <w:lvlText w:val="%6."/>
-      <w:lvlJc w:val="right"/>
-      <w:pPr>
-        <w:ind w:left="3960" w:hanging="180"/>
-      </w:pPr>
-    </w:lvl>
-    <w:lvl w:ilvl="6" w:tplc="0409000F" w:tentative="1">
-      <w:start w:val="1"/>
-      <w:numFmt w:val="decimal"/>
-      <w:lvlText w:val="%7."/>
-      <w:lvlJc w:val="left"/>
-      <w:pPr>
-        <w:ind w:left="4680" w:hanging="360"/>
-      </w:pPr>
-    </w:lvl>
-    <w:lvl w:ilvl="7" w:tplc="04090019" w:tentative="1">
-      <w:start w:val="1"/>
-      <w:numFmt w:val="lowerLetter"/>
-      <w:lvlText w:val="%8."/>
-      <w:lvlJc w:val="left"/>
-      <w:pPr>
-        <w:ind w:left="5400" w:hanging="360"/>
-      </w:pPr>
-    </w:lvl>
-    <w:lvl w:ilvl="8" w:tplc="0409001B" w:tentative="1">
-      <w:start w:val="1"/>
-      <w:numFmt w:val="lowerRoman"/>
-      <w:lvlText w:val="%9."/>
-      <w:lvlJc w:val="right"/>
-      <w:pPr>
-        <w:ind w:left="6120" w:hanging="180"/>
-      </w:pPr>
-    </w:lvl>
-  </w:abstractNum>
-  <w:abstractNum w:abstractNumId="30" w15:restartNumberingAfterBreak="0">
-    <w:nsid w:val="52D04E3D"/>
-    <w:multiLevelType w:val="hybridMultilevel"/>
-    <w:tmpl w:val="7012BE88"/>
-    <w:lvl w:ilvl="0" w:tplc="72A80D18">
-      <w:start w:val="1"/>
-      <w:numFmt w:val="decimal"/>
-      <w:lvlText w:val="%1:"/>
-      <w:lvlJc w:val="left"/>
-      <w:pPr>
-        <w:ind w:left="360" w:hanging="360"/>
-      </w:pPr>
-      <w:rPr>
-        <w:rFonts w:ascii="Source Sans 3 Bold" w:hAnsi="Source Sans 3 Bold" w:cstheme="minorBidi" w:hint="default"/>
-        <w:b/>
-        <w:bCs/>
-      </w:rPr>
-    </w:lvl>
-    <w:lvl w:ilvl="1" w:tplc="04090019" w:tentative="1">
-      <w:start w:val="1"/>
-      <w:numFmt w:val="lowerLetter"/>
-      <w:lvlText w:val="%2."/>
-      <w:lvlJc w:val="left"/>
-      <w:pPr>
-        <w:ind w:left="1080" w:hanging="360"/>
-      </w:pPr>
-    </w:lvl>
-    <w:lvl w:ilvl="2" w:tplc="0409001B" w:tentative="1">
-      <w:start w:val="1"/>
-      <w:numFmt w:val="lowerRoman"/>
-      <w:lvlText w:val="%3."/>
-      <w:lvlJc w:val="right"/>
-      <w:pPr>
-        <w:ind w:left="1800" w:hanging="180"/>
-      </w:pPr>
-    </w:lvl>
-    <w:lvl w:ilvl="3" w:tplc="0409000F" w:tentative="1">
-      <w:start w:val="1"/>
-      <w:numFmt w:val="decimal"/>
-      <w:lvlText w:val="%4."/>
-      <w:lvlJc w:val="left"/>
-      <w:pPr>
-        <w:ind w:left="2520" w:hanging="360"/>
-      </w:pPr>
-    </w:lvl>
-    <w:lvl w:ilvl="4" w:tplc="04090019" w:tentative="1">
-      <w:start w:val="1"/>
-      <w:numFmt w:val="lowerLetter"/>
-      <w:lvlText w:val="%5."/>
-      <w:lvlJc w:val="left"/>
-      <w:pPr>
-        <w:ind w:left="3240" w:hanging="360"/>
-      </w:pPr>
-    </w:lvl>
-    <w:lvl w:ilvl="5" w:tplc="0409001B" w:tentative="1">
-      <w:start w:val="1"/>
-      <w:numFmt w:val="lowerRoman"/>
-      <w:lvlText w:val="%6."/>
-      <w:lvlJc w:val="right"/>
-      <w:pPr>
-        <w:ind w:left="3960" w:hanging="180"/>
-      </w:pPr>
-    </w:lvl>
-    <w:lvl w:ilvl="6" w:tplc="0409000F" w:tentative="1">
-      <w:start w:val="1"/>
-      <w:numFmt w:val="decimal"/>
-      <w:lvlText w:val="%7."/>
-      <w:lvlJc w:val="left"/>
-      <w:pPr>
-        <w:ind w:left="4680" w:hanging="360"/>
-      </w:pPr>
-    </w:lvl>
-    <w:lvl w:ilvl="7" w:tplc="04090019" w:tentative="1">
-      <w:start w:val="1"/>
-      <w:numFmt w:val="lowerLetter"/>
-      <w:lvlText w:val="%8."/>
-      <w:lvlJc w:val="left"/>
-      <w:pPr>
-        <w:ind w:left="5400" w:hanging="360"/>
-      </w:pPr>
-    </w:lvl>
-    <w:lvl w:ilvl="8" w:tplc="0409001B" w:tentative="1">
-      <w:start w:val="1"/>
-      <w:numFmt w:val="lowerRoman"/>
-      <w:lvlText w:val="%9."/>
-      <w:lvlJc w:val="right"/>
-      <w:pPr>
-        <w:ind w:left="6120" w:hanging="180"/>
-      </w:pPr>
-    </w:lvl>
-  </w:abstractNum>
-  <w:abstractNum w:abstractNumId="31" w15:restartNumberingAfterBreak="0">
-    <w:nsid w:val="54B149BE"/>
-    <w:multiLevelType w:val="hybridMultilevel"/>
-    <w:tmpl w:val="7D56C986"/>
-    <w:lvl w:ilvl="0" w:tplc="A1D4B922">
+    <w:tmpl w:val="9916547A"/>
+    <w:lvl w:ilvl="0" w:tplc="19A42D6C">
       <w:start w:val="1"/>
       <w:numFmt w:val="lowerLetter"/>
       <w:lvlText w:val="%1:"/>
@@ -23987,107 +23494,266 @@
         <w:lang w:val="en-US" w:eastAsia="en-US" w:bidi="ar-SA"/>
       </w:rPr>
     </w:lvl>
-    <w:lvl w:ilvl="1" w:tplc="FFFFFFFF" w:tentative="1">
-      <w:start w:val="1"/>
-      <w:numFmt w:val="bullet"/>
-      <w:lvlText w:val="o"/>
+    <w:lvl w:ilvl="1" w:tplc="04090019" w:tentative="1">
+      <w:start w:val="1"/>
+      <w:numFmt w:val="lowerLetter"/>
+      <w:lvlText w:val="%2."/>
       <w:lvlJc w:val="left"/>
       <w:pPr>
         <w:ind w:left="1080" w:hanging="360"/>
       </w:pPr>
+    </w:lvl>
+    <w:lvl w:ilvl="2" w:tplc="0409001B" w:tentative="1">
+      <w:start w:val="1"/>
+      <w:numFmt w:val="lowerRoman"/>
+      <w:lvlText w:val="%3."/>
+      <w:lvlJc w:val="right"/>
+      <w:pPr>
+        <w:ind w:left="1800" w:hanging="180"/>
+      </w:pPr>
+    </w:lvl>
+    <w:lvl w:ilvl="3" w:tplc="0409000F" w:tentative="1">
+      <w:start w:val="1"/>
+      <w:numFmt w:val="decimal"/>
+      <w:lvlText w:val="%4."/>
+      <w:lvlJc w:val="left"/>
+      <w:pPr>
+        <w:ind w:left="2520" w:hanging="360"/>
+      </w:pPr>
+    </w:lvl>
+    <w:lvl w:ilvl="4" w:tplc="04090019" w:tentative="1">
+      <w:start w:val="1"/>
+      <w:numFmt w:val="lowerLetter"/>
+      <w:lvlText w:val="%5."/>
+      <w:lvlJc w:val="left"/>
+      <w:pPr>
+        <w:ind w:left="3240" w:hanging="360"/>
+      </w:pPr>
+    </w:lvl>
+    <w:lvl w:ilvl="5" w:tplc="0409001B" w:tentative="1">
+      <w:start w:val="1"/>
+      <w:numFmt w:val="lowerRoman"/>
+      <w:lvlText w:val="%6."/>
+      <w:lvlJc w:val="right"/>
+      <w:pPr>
+        <w:ind w:left="3960" w:hanging="180"/>
+      </w:pPr>
+    </w:lvl>
+    <w:lvl w:ilvl="6" w:tplc="0409000F" w:tentative="1">
+      <w:start w:val="1"/>
+      <w:numFmt w:val="decimal"/>
+      <w:lvlText w:val="%7."/>
+      <w:lvlJc w:val="left"/>
+      <w:pPr>
+        <w:ind w:left="4680" w:hanging="360"/>
+      </w:pPr>
+    </w:lvl>
+    <w:lvl w:ilvl="7" w:tplc="04090019" w:tentative="1">
+      <w:start w:val="1"/>
+      <w:numFmt w:val="lowerLetter"/>
+      <w:lvlText w:val="%8."/>
+      <w:lvlJc w:val="left"/>
+      <w:pPr>
+        <w:ind w:left="5400" w:hanging="360"/>
+      </w:pPr>
+    </w:lvl>
+    <w:lvl w:ilvl="8" w:tplc="0409001B" w:tentative="1">
+      <w:start w:val="1"/>
+      <w:numFmt w:val="lowerRoman"/>
+      <w:lvlText w:val="%9."/>
+      <w:lvlJc w:val="right"/>
+      <w:pPr>
+        <w:ind w:left="6120" w:hanging="180"/>
+      </w:pPr>
+    </w:lvl>
+  </w:abstractNum>
+  <w:abstractNum w:abstractNumId="31" w15:restartNumberingAfterBreak="0">
+    <w:nsid w:val="4A2A784D"/>
+    <w:multiLevelType w:val="hybridMultilevel"/>
+    <w:tmpl w:val="D04A441C"/>
+    <w:lvl w:ilvl="0" w:tplc="EEC0F458">
+      <w:start w:val="6"/>
+      <w:numFmt w:val="upperLetter"/>
+      <w:lvlText w:val="%1:"/>
+      <w:lvlJc w:val="left"/>
+      <w:pPr>
+        <w:ind w:left="360" w:hanging="360"/>
+      </w:pPr>
       <w:rPr>
-        <w:rFonts w:ascii="Courier New" w:hAnsi="Courier New" w:cs="Courier New" w:hint="default"/>
+        <w:rFonts w:ascii="Source Sans 3 Medium" w:hAnsi="Source Sans 3 Medium" w:hint="default"/>
+        <w:b/>
+        <w:bCs/>
+        <w:color w:val="F15575"/>
       </w:rPr>
     </w:lvl>
-    <w:lvl w:ilvl="2" w:tplc="FFFFFFFF" w:tentative="1">
-      <w:start w:val="1"/>
-      <w:numFmt w:val="bullet"/>
-      <w:lvlText w:val=""/>
-      <w:lvlJc w:val="left"/>
-      <w:pPr>
-        <w:ind w:left="1800" w:hanging="360"/>
-      </w:pPr>
-      <w:rPr>
-        <w:rFonts w:ascii="Wingdings" w:hAnsi="Wingdings" w:hint="default"/>
-      </w:rPr>
-    </w:lvl>
-    <w:lvl w:ilvl="3" w:tplc="FFFFFFFF" w:tentative="1">
-      <w:start w:val="1"/>
-      <w:numFmt w:val="bullet"/>
-      <w:lvlText w:val=""/>
-      <w:lvlJc w:val="left"/>
-      <w:pPr>
-        <w:ind w:left="2520" w:hanging="360"/>
-      </w:pPr>
-      <w:rPr>
-        <w:rFonts w:ascii="Symbol" w:hAnsi="Symbol" w:hint="default"/>
-      </w:rPr>
-    </w:lvl>
-    <w:lvl w:ilvl="4" w:tplc="FFFFFFFF" w:tentative="1">
-      <w:start w:val="1"/>
-      <w:numFmt w:val="bullet"/>
-      <w:lvlText w:val="o"/>
-      <w:lvlJc w:val="left"/>
-      <w:pPr>
-        <w:ind w:left="3240" w:hanging="360"/>
-      </w:pPr>
-      <w:rPr>
-        <w:rFonts w:ascii="Courier New" w:hAnsi="Courier New" w:cs="Courier New" w:hint="default"/>
-      </w:rPr>
-    </w:lvl>
-    <w:lvl w:ilvl="5" w:tplc="FFFFFFFF" w:tentative="1">
-      <w:start w:val="1"/>
-      <w:numFmt w:val="bullet"/>
-      <w:lvlText w:val=""/>
-      <w:lvlJc w:val="left"/>
-      <w:pPr>
-        <w:ind w:left="3960" w:hanging="360"/>
-      </w:pPr>
-      <w:rPr>
-        <w:rFonts w:ascii="Wingdings" w:hAnsi="Wingdings" w:hint="default"/>
-      </w:rPr>
-    </w:lvl>
-    <w:lvl w:ilvl="6" w:tplc="FFFFFFFF" w:tentative="1">
-      <w:start w:val="1"/>
-      <w:numFmt w:val="bullet"/>
-      <w:lvlText w:val=""/>
-      <w:lvlJc w:val="left"/>
-      <w:pPr>
-        <w:ind w:left="4680" w:hanging="360"/>
-      </w:pPr>
-      <w:rPr>
-        <w:rFonts w:ascii="Symbol" w:hAnsi="Symbol" w:hint="default"/>
-      </w:rPr>
-    </w:lvl>
-    <w:lvl w:ilvl="7" w:tplc="FFFFFFFF" w:tentative="1">
-      <w:start w:val="1"/>
-      <w:numFmt w:val="bullet"/>
-      <w:lvlText w:val="o"/>
-      <w:lvlJc w:val="left"/>
-      <w:pPr>
-        <w:ind w:left="5400" w:hanging="360"/>
-      </w:pPr>
-      <w:rPr>
-        <w:rFonts w:ascii="Courier New" w:hAnsi="Courier New" w:cs="Courier New" w:hint="default"/>
-      </w:rPr>
-    </w:lvl>
-    <w:lvl w:ilvl="8" w:tplc="FFFFFFFF" w:tentative="1">
-      <w:start w:val="1"/>
-      <w:numFmt w:val="bullet"/>
-      <w:lvlText w:val=""/>
-      <w:lvlJc w:val="left"/>
-      <w:pPr>
-        <w:ind w:left="6120" w:hanging="360"/>
-      </w:pPr>
-      <w:rPr>
-        <w:rFonts w:ascii="Wingdings" w:hAnsi="Wingdings" w:hint="default"/>
-      </w:rPr>
+    <w:lvl w:ilvl="1" w:tplc="04090019" w:tentative="1">
+      <w:start w:val="1"/>
+      <w:numFmt w:val="lowerLetter"/>
+      <w:lvlText w:val="%2."/>
+      <w:lvlJc w:val="left"/>
+      <w:pPr>
+        <w:ind w:left="1440" w:hanging="360"/>
+      </w:pPr>
+    </w:lvl>
+    <w:lvl w:ilvl="2" w:tplc="0409001B" w:tentative="1">
+      <w:start w:val="1"/>
+      <w:numFmt w:val="lowerRoman"/>
+      <w:lvlText w:val="%3."/>
+      <w:lvlJc w:val="right"/>
+      <w:pPr>
+        <w:ind w:left="2160" w:hanging="180"/>
+      </w:pPr>
+    </w:lvl>
+    <w:lvl w:ilvl="3" w:tplc="0409000F" w:tentative="1">
+      <w:start w:val="1"/>
+      <w:numFmt w:val="decimal"/>
+      <w:lvlText w:val="%4."/>
+      <w:lvlJc w:val="left"/>
+      <w:pPr>
+        <w:ind w:left="2880" w:hanging="360"/>
+      </w:pPr>
+    </w:lvl>
+    <w:lvl w:ilvl="4" w:tplc="04090019" w:tentative="1">
+      <w:start w:val="1"/>
+      <w:numFmt w:val="lowerLetter"/>
+      <w:lvlText w:val="%5."/>
+      <w:lvlJc w:val="left"/>
+      <w:pPr>
+        <w:ind w:left="3600" w:hanging="360"/>
+      </w:pPr>
+    </w:lvl>
+    <w:lvl w:ilvl="5" w:tplc="0409001B" w:tentative="1">
+      <w:start w:val="1"/>
+      <w:numFmt w:val="lowerRoman"/>
+      <w:lvlText w:val="%6."/>
+      <w:lvlJc w:val="right"/>
+      <w:pPr>
+        <w:ind w:left="4320" w:hanging="180"/>
+      </w:pPr>
+    </w:lvl>
+    <w:lvl w:ilvl="6" w:tplc="0409000F" w:tentative="1">
+      <w:start w:val="1"/>
+      <w:numFmt w:val="decimal"/>
+      <w:lvlText w:val="%7."/>
+      <w:lvlJc w:val="left"/>
+      <w:pPr>
+        <w:ind w:left="5040" w:hanging="360"/>
+      </w:pPr>
+    </w:lvl>
+    <w:lvl w:ilvl="7" w:tplc="04090019" w:tentative="1">
+      <w:start w:val="1"/>
+      <w:numFmt w:val="lowerLetter"/>
+      <w:lvlText w:val="%8."/>
+      <w:lvlJc w:val="left"/>
+      <w:pPr>
+        <w:ind w:left="5760" w:hanging="360"/>
+      </w:pPr>
+    </w:lvl>
+    <w:lvl w:ilvl="8" w:tplc="0409001B" w:tentative="1">
+      <w:start w:val="1"/>
+      <w:numFmt w:val="lowerRoman"/>
+      <w:lvlText w:val="%9."/>
+      <w:lvlJc w:val="right"/>
+      <w:pPr>
+        <w:ind w:left="6480" w:hanging="180"/>
+      </w:pPr>
     </w:lvl>
   </w:abstractNum>
   <w:abstractNum w:abstractNumId="32" w15:restartNumberingAfterBreak="0">
-    <w:nsid w:val="55F60A70"/>
+    <w:nsid w:val="4A62576A"/>
     <w:multiLevelType w:val="hybridMultilevel"/>
-    <w:tmpl w:val="291A30C6"/>
+    <w:tmpl w:val="B096158E"/>
+    <w:lvl w:ilvl="0" w:tplc="72A80D18">
+      <w:start w:val="1"/>
+      <w:numFmt w:val="decimal"/>
+      <w:lvlText w:val="%1:"/>
+      <w:lvlJc w:val="left"/>
+      <w:pPr>
+        <w:ind w:left="360" w:hanging="360"/>
+      </w:pPr>
+      <w:rPr>
+        <w:rFonts w:ascii="Source Sans 3 Bold" w:hAnsi="Source Sans 3 Bold" w:cstheme="minorBidi" w:hint="default"/>
+        <w:b/>
+        <w:bCs/>
+      </w:rPr>
+    </w:lvl>
+    <w:lvl w:ilvl="1" w:tplc="04090019" w:tentative="1">
+      <w:start w:val="1"/>
+      <w:numFmt w:val="lowerLetter"/>
+      <w:lvlText w:val="%2."/>
+      <w:lvlJc w:val="left"/>
+      <w:pPr>
+        <w:ind w:left="1080" w:hanging="360"/>
+      </w:pPr>
+    </w:lvl>
+    <w:lvl w:ilvl="2" w:tplc="0409001B" w:tentative="1">
+      <w:start w:val="1"/>
+      <w:numFmt w:val="lowerRoman"/>
+      <w:lvlText w:val="%3."/>
+      <w:lvlJc w:val="right"/>
+      <w:pPr>
+        <w:ind w:left="1800" w:hanging="180"/>
+      </w:pPr>
+    </w:lvl>
+    <w:lvl w:ilvl="3" w:tplc="0409000F" w:tentative="1">
+      <w:start w:val="1"/>
+      <w:numFmt w:val="decimal"/>
+      <w:lvlText w:val="%4."/>
+      <w:lvlJc w:val="left"/>
+      <w:pPr>
+        <w:ind w:left="2520" w:hanging="360"/>
+      </w:pPr>
+    </w:lvl>
+    <w:lvl w:ilvl="4" w:tplc="04090019" w:tentative="1">
+      <w:start w:val="1"/>
+      <w:numFmt w:val="lowerLetter"/>
+      <w:lvlText w:val="%5."/>
+      <w:lvlJc w:val="left"/>
+      <w:pPr>
+        <w:ind w:left="3240" w:hanging="360"/>
+      </w:pPr>
+    </w:lvl>
+    <w:lvl w:ilvl="5" w:tplc="0409001B" w:tentative="1">
+      <w:start w:val="1"/>
+      <w:numFmt w:val="lowerRoman"/>
+      <w:lvlText w:val="%6."/>
+      <w:lvlJc w:val="right"/>
+      <w:pPr>
+        <w:ind w:left="3960" w:hanging="180"/>
+      </w:pPr>
+    </w:lvl>
+    <w:lvl w:ilvl="6" w:tplc="0409000F" w:tentative="1">
+      <w:start w:val="1"/>
+      <w:numFmt w:val="decimal"/>
+      <w:lvlText w:val="%7."/>
+      <w:lvlJc w:val="left"/>
+      <w:pPr>
+        <w:ind w:left="4680" w:hanging="360"/>
+      </w:pPr>
+    </w:lvl>
+    <w:lvl w:ilvl="7" w:tplc="04090019" w:tentative="1">
+      <w:start w:val="1"/>
+      <w:numFmt w:val="lowerLetter"/>
+      <w:lvlText w:val="%8."/>
+      <w:lvlJc w:val="left"/>
+      <w:pPr>
+        <w:ind w:left="5400" w:hanging="360"/>
+      </w:pPr>
+    </w:lvl>
+    <w:lvl w:ilvl="8" w:tplc="0409001B" w:tentative="1">
+      <w:start w:val="1"/>
+      <w:numFmt w:val="lowerRoman"/>
+      <w:lvlText w:val="%9."/>
+      <w:lvlJc w:val="right"/>
+      <w:pPr>
+        <w:ind w:left="6120" w:hanging="180"/>
+      </w:pPr>
+    </w:lvl>
+  </w:abstractNum>
+  <w:abstractNum w:abstractNumId="33" w15:restartNumberingAfterBreak="0">
+    <w:nsid w:val="4F2C1F73"/>
+    <w:multiLevelType w:val="hybridMultilevel"/>
+    <w:tmpl w:val="67164D22"/>
     <w:lvl w:ilvl="0" w:tplc="FFFFFFFF">
       <w:start w:val="1"/>
       <w:numFmt w:val="upperLetter"/>
@@ -24175,7 +23841,307 @@
       </w:pPr>
     </w:lvl>
   </w:abstractNum>
-  <w:abstractNum w:abstractNumId="33" w15:restartNumberingAfterBreak="0">
+  <w:abstractNum w:abstractNumId="34" w15:restartNumberingAfterBreak="0">
+    <w:nsid w:val="52D04E3D"/>
+    <w:multiLevelType w:val="hybridMultilevel"/>
+    <w:tmpl w:val="7012BE88"/>
+    <w:lvl w:ilvl="0" w:tplc="72A80D18">
+      <w:start w:val="1"/>
+      <w:numFmt w:val="decimal"/>
+      <w:lvlText w:val="%1:"/>
+      <w:lvlJc w:val="left"/>
+      <w:pPr>
+        <w:ind w:left="360" w:hanging="360"/>
+      </w:pPr>
+      <w:rPr>
+        <w:rFonts w:ascii="Source Sans 3 Bold" w:hAnsi="Source Sans 3 Bold" w:cstheme="minorBidi" w:hint="default"/>
+        <w:b/>
+        <w:bCs/>
+      </w:rPr>
+    </w:lvl>
+    <w:lvl w:ilvl="1" w:tplc="04090019" w:tentative="1">
+      <w:start w:val="1"/>
+      <w:numFmt w:val="lowerLetter"/>
+      <w:lvlText w:val="%2."/>
+      <w:lvlJc w:val="left"/>
+      <w:pPr>
+        <w:ind w:left="1080" w:hanging="360"/>
+      </w:pPr>
+    </w:lvl>
+    <w:lvl w:ilvl="2" w:tplc="0409001B" w:tentative="1">
+      <w:start w:val="1"/>
+      <w:numFmt w:val="lowerRoman"/>
+      <w:lvlText w:val="%3."/>
+      <w:lvlJc w:val="right"/>
+      <w:pPr>
+        <w:ind w:left="1800" w:hanging="180"/>
+      </w:pPr>
+    </w:lvl>
+    <w:lvl w:ilvl="3" w:tplc="0409000F" w:tentative="1">
+      <w:start w:val="1"/>
+      <w:numFmt w:val="decimal"/>
+      <w:lvlText w:val="%4."/>
+      <w:lvlJc w:val="left"/>
+      <w:pPr>
+        <w:ind w:left="2520" w:hanging="360"/>
+      </w:pPr>
+    </w:lvl>
+    <w:lvl w:ilvl="4" w:tplc="04090019" w:tentative="1">
+      <w:start w:val="1"/>
+      <w:numFmt w:val="lowerLetter"/>
+      <w:lvlText w:val="%5."/>
+      <w:lvlJc w:val="left"/>
+      <w:pPr>
+        <w:ind w:left="3240" w:hanging="360"/>
+      </w:pPr>
+    </w:lvl>
+    <w:lvl w:ilvl="5" w:tplc="0409001B" w:tentative="1">
+      <w:start w:val="1"/>
+      <w:numFmt w:val="lowerRoman"/>
+      <w:lvlText w:val="%6."/>
+      <w:lvlJc w:val="right"/>
+      <w:pPr>
+        <w:ind w:left="3960" w:hanging="180"/>
+      </w:pPr>
+    </w:lvl>
+    <w:lvl w:ilvl="6" w:tplc="0409000F" w:tentative="1">
+      <w:start w:val="1"/>
+      <w:numFmt w:val="decimal"/>
+      <w:lvlText w:val="%7."/>
+      <w:lvlJc w:val="left"/>
+      <w:pPr>
+        <w:ind w:left="4680" w:hanging="360"/>
+      </w:pPr>
+    </w:lvl>
+    <w:lvl w:ilvl="7" w:tplc="04090019" w:tentative="1">
+      <w:start w:val="1"/>
+      <w:numFmt w:val="lowerLetter"/>
+      <w:lvlText w:val="%8."/>
+      <w:lvlJc w:val="left"/>
+      <w:pPr>
+        <w:ind w:left="5400" w:hanging="360"/>
+      </w:pPr>
+    </w:lvl>
+    <w:lvl w:ilvl="8" w:tplc="0409001B" w:tentative="1">
+      <w:start w:val="1"/>
+      <w:numFmt w:val="lowerRoman"/>
+      <w:lvlText w:val="%9."/>
+      <w:lvlJc w:val="right"/>
+      <w:pPr>
+        <w:ind w:left="6120" w:hanging="180"/>
+      </w:pPr>
+    </w:lvl>
+  </w:abstractNum>
+  <w:abstractNum w:abstractNumId="35" w15:restartNumberingAfterBreak="0">
+    <w:nsid w:val="54B149BE"/>
+    <w:multiLevelType w:val="hybridMultilevel"/>
+    <w:tmpl w:val="7D56C986"/>
+    <w:lvl w:ilvl="0" w:tplc="A1D4B922">
+      <w:start w:val="1"/>
+      <w:numFmt w:val="lowerLetter"/>
+      <w:lvlText w:val="%1:"/>
+      <w:lvlJc w:val="left"/>
+      <w:pPr>
+        <w:ind w:left="360" w:hanging="360"/>
+      </w:pPr>
+      <w:rPr>
+        <w:rFonts w:ascii="Source Sans 3" w:hAnsi="Source Sans 3" w:hint="default"/>
+        <w:b/>
+        <w:bCs/>
+        <w:spacing w:val="0"/>
+        <w:w w:val="77"/>
+        <w:lang w:val="en-US" w:eastAsia="en-US" w:bidi="ar-SA"/>
+      </w:rPr>
+    </w:lvl>
+    <w:lvl w:ilvl="1" w:tplc="FFFFFFFF" w:tentative="1">
+      <w:start w:val="1"/>
+      <w:numFmt w:val="bullet"/>
+      <w:lvlText w:val="o"/>
+      <w:lvlJc w:val="left"/>
+      <w:pPr>
+        <w:ind w:left="1080" w:hanging="360"/>
+      </w:pPr>
+      <w:rPr>
+        <w:rFonts w:ascii="Courier New" w:hAnsi="Courier New" w:cs="Courier New" w:hint="default"/>
+      </w:rPr>
+    </w:lvl>
+    <w:lvl w:ilvl="2" w:tplc="FFFFFFFF" w:tentative="1">
+      <w:start w:val="1"/>
+      <w:numFmt w:val="bullet"/>
+      <w:lvlText w:val=""/>
+      <w:lvlJc w:val="left"/>
+      <w:pPr>
+        <w:ind w:left="1800" w:hanging="360"/>
+      </w:pPr>
+      <w:rPr>
+        <w:rFonts w:ascii="Wingdings" w:hAnsi="Wingdings" w:hint="default"/>
+      </w:rPr>
+    </w:lvl>
+    <w:lvl w:ilvl="3" w:tplc="FFFFFFFF" w:tentative="1">
+      <w:start w:val="1"/>
+      <w:numFmt w:val="bullet"/>
+      <w:lvlText w:val=""/>
+      <w:lvlJc w:val="left"/>
+      <w:pPr>
+        <w:ind w:left="2520" w:hanging="360"/>
+      </w:pPr>
+      <w:rPr>
+        <w:rFonts w:ascii="Symbol" w:hAnsi="Symbol" w:hint="default"/>
+      </w:rPr>
+    </w:lvl>
+    <w:lvl w:ilvl="4" w:tplc="FFFFFFFF" w:tentative="1">
+      <w:start w:val="1"/>
+      <w:numFmt w:val="bullet"/>
+      <w:lvlText w:val="o"/>
+      <w:lvlJc w:val="left"/>
+      <w:pPr>
+        <w:ind w:left="3240" w:hanging="360"/>
+      </w:pPr>
+      <w:rPr>
+        <w:rFonts w:ascii="Courier New" w:hAnsi="Courier New" w:cs="Courier New" w:hint="default"/>
+      </w:rPr>
+    </w:lvl>
+    <w:lvl w:ilvl="5" w:tplc="FFFFFFFF" w:tentative="1">
+      <w:start w:val="1"/>
+      <w:numFmt w:val="bullet"/>
+      <w:lvlText w:val=""/>
+      <w:lvlJc w:val="left"/>
+      <w:pPr>
+        <w:ind w:left="3960" w:hanging="360"/>
+      </w:pPr>
+      <w:rPr>
+        <w:rFonts w:ascii="Wingdings" w:hAnsi="Wingdings" w:hint="default"/>
+      </w:rPr>
+    </w:lvl>
+    <w:lvl w:ilvl="6" w:tplc="FFFFFFFF" w:tentative="1">
+      <w:start w:val="1"/>
+      <w:numFmt w:val="bullet"/>
+      <w:lvlText w:val=""/>
+      <w:lvlJc w:val="left"/>
+      <w:pPr>
+        <w:ind w:left="4680" w:hanging="360"/>
+      </w:pPr>
+      <w:rPr>
+        <w:rFonts w:ascii="Symbol" w:hAnsi="Symbol" w:hint="default"/>
+      </w:rPr>
+    </w:lvl>
+    <w:lvl w:ilvl="7" w:tplc="FFFFFFFF" w:tentative="1">
+      <w:start w:val="1"/>
+      <w:numFmt w:val="bullet"/>
+      <w:lvlText w:val="o"/>
+      <w:lvlJc w:val="left"/>
+      <w:pPr>
+        <w:ind w:left="5400" w:hanging="360"/>
+      </w:pPr>
+      <w:rPr>
+        <w:rFonts w:ascii="Courier New" w:hAnsi="Courier New" w:cs="Courier New" w:hint="default"/>
+      </w:rPr>
+    </w:lvl>
+    <w:lvl w:ilvl="8" w:tplc="FFFFFFFF" w:tentative="1">
+      <w:start w:val="1"/>
+      <w:numFmt w:val="bullet"/>
+      <w:lvlText w:val=""/>
+      <w:lvlJc w:val="left"/>
+      <w:pPr>
+        <w:ind w:left="6120" w:hanging="360"/>
+      </w:pPr>
+      <w:rPr>
+        <w:rFonts w:ascii="Wingdings" w:hAnsi="Wingdings" w:hint="default"/>
+      </w:rPr>
+    </w:lvl>
+  </w:abstractNum>
+  <w:abstractNum w:abstractNumId="36" w15:restartNumberingAfterBreak="0">
+    <w:nsid w:val="55F60A70"/>
+    <w:multiLevelType w:val="hybridMultilevel"/>
+    <w:tmpl w:val="291A30C6"/>
+    <w:lvl w:ilvl="0" w:tplc="FFFFFFFF">
+      <w:start w:val="1"/>
+      <w:numFmt w:val="upperLetter"/>
+      <w:lvlText w:val="%1:"/>
+      <w:lvlJc w:val="left"/>
+      <w:pPr>
+        <w:ind w:left="360" w:hanging="360"/>
+      </w:pPr>
+      <w:rPr>
+        <w:rFonts w:hint="default"/>
+        <w:b/>
+        <w:bCs/>
+      </w:rPr>
+    </w:lvl>
+    <w:lvl w:ilvl="1" w:tplc="FFFFFFFF" w:tentative="1">
+      <w:start w:val="1"/>
+      <w:numFmt w:val="lowerLetter"/>
+      <w:lvlText w:val="%2."/>
+      <w:lvlJc w:val="left"/>
+      <w:pPr>
+        <w:ind w:left="1080" w:hanging="360"/>
+      </w:pPr>
+    </w:lvl>
+    <w:lvl w:ilvl="2" w:tplc="FFFFFFFF" w:tentative="1">
+      <w:start w:val="1"/>
+      <w:numFmt w:val="lowerRoman"/>
+      <w:lvlText w:val="%3."/>
+      <w:lvlJc w:val="right"/>
+      <w:pPr>
+        <w:ind w:left="1800" w:hanging="180"/>
+      </w:pPr>
+    </w:lvl>
+    <w:lvl w:ilvl="3" w:tplc="FFFFFFFF" w:tentative="1">
+      <w:start w:val="1"/>
+      <w:numFmt w:val="decimal"/>
+      <w:lvlText w:val="%4."/>
+      <w:lvlJc w:val="left"/>
+      <w:pPr>
+        <w:ind w:left="2520" w:hanging="360"/>
+      </w:pPr>
+    </w:lvl>
+    <w:lvl w:ilvl="4" w:tplc="FFFFFFFF" w:tentative="1">
+      <w:start w:val="1"/>
+      <w:numFmt w:val="lowerLetter"/>
+      <w:lvlText w:val="%5."/>
+      <w:lvlJc w:val="left"/>
+      <w:pPr>
+        <w:ind w:left="3240" w:hanging="360"/>
+      </w:pPr>
+    </w:lvl>
+    <w:lvl w:ilvl="5" w:tplc="FFFFFFFF" w:tentative="1">
+      <w:start w:val="1"/>
+      <w:numFmt w:val="lowerRoman"/>
+      <w:lvlText w:val="%6."/>
+      <w:lvlJc w:val="right"/>
+      <w:pPr>
+        <w:ind w:left="3960" w:hanging="180"/>
+      </w:pPr>
+    </w:lvl>
+    <w:lvl w:ilvl="6" w:tplc="FFFFFFFF" w:tentative="1">
+      <w:start w:val="1"/>
+      <w:numFmt w:val="decimal"/>
+      <w:lvlText w:val="%7."/>
+      <w:lvlJc w:val="left"/>
+      <w:pPr>
+        <w:ind w:left="4680" w:hanging="360"/>
+      </w:pPr>
+    </w:lvl>
+    <w:lvl w:ilvl="7" w:tplc="FFFFFFFF" w:tentative="1">
+      <w:start w:val="1"/>
+      <w:numFmt w:val="lowerLetter"/>
+      <w:lvlText w:val="%8."/>
+      <w:lvlJc w:val="left"/>
+      <w:pPr>
+        <w:ind w:left="5400" w:hanging="360"/>
+      </w:pPr>
+    </w:lvl>
+    <w:lvl w:ilvl="8" w:tplc="FFFFFFFF" w:tentative="1">
+      <w:start w:val="1"/>
+      <w:numFmt w:val="lowerRoman"/>
+      <w:lvlText w:val="%9."/>
+      <w:lvlJc w:val="right"/>
+      <w:pPr>
+        <w:ind w:left="6120" w:hanging="180"/>
+      </w:pPr>
+    </w:lvl>
+  </w:abstractNum>
+  <w:abstractNum w:abstractNumId="37" w15:restartNumberingAfterBreak="0">
     <w:nsid w:val="562B77A1"/>
     <w:multiLevelType w:val="hybridMultilevel"/>
     <w:tmpl w:val="81B45C5E"/>
@@ -24271,7 +24237,7 @@
       </w:pPr>
     </w:lvl>
   </w:abstractNum>
-  <w:abstractNum w:abstractNumId="34" w15:restartNumberingAfterBreak="0">
+  <w:abstractNum w:abstractNumId="38" w15:restartNumberingAfterBreak="0">
     <w:nsid w:val="5767473C"/>
     <w:multiLevelType w:val="hybridMultilevel"/>
     <w:tmpl w:val="3104F218"/>
@@ -24362,7 +24328,98 @@
       </w:pPr>
     </w:lvl>
   </w:abstractNum>
-  <w:abstractNum w:abstractNumId="35" w15:restartNumberingAfterBreak="0">
+  <w:abstractNum w:abstractNumId="39" w15:restartNumberingAfterBreak="0">
+    <w:nsid w:val="577C7F3A"/>
+    <w:multiLevelType w:val="hybridMultilevel"/>
+    <w:tmpl w:val="67164D22"/>
+    <w:lvl w:ilvl="0" w:tplc="5BD46172">
+      <w:start w:val="1"/>
+      <w:numFmt w:val="upperLetter"/>
+      <w:lvlText w:val="%1:"/>
+      <w:lvlJc w:val="left"/>
+      <w:pPr>
+        <w:ind w:left="360" w:hanging="360"/>
+      </w:pPr>
+      <w:rPr>
+        <w:rFonts w:hint="default"/>
+        <w:b/>
+        <w:bCs/>
+      </w:rPr>
+    </w:lvl>
+    <w:lvl w:ilvl="1" w:tplc="04090019" w:tentative="1">
+      <w:start w:val="1"/>
+      <w:numFmt w:val="lowerLetter"/>
+      <w:lvlText w:val="%2."/>
+      <w:lvlJc w:val="left"/>
+      <w:pPr>
+        <w:ind w:left="1080" w:hanging="360"/>
+      </w:pPr>
+    </w:lvl>
+    <w:lvl w:ilvl="2" w:tplc="0409001B" w:tentative="1">
+      <w:start w:val="1"/>
+      <w:numFmt w:val="lowerRoman"/>
+      <w:lvlText w:val="%3."/>
+      <w:lvlJc w:val="right"/>
+      <w:pPr>
+        <w:ind w:left="1800" w:hanging="180"/>
+      </w:pPr>
+    </w:lvl>
+    <w:lvl w:ilvl="3" w:tplc="0409000F" w:tentative="1">
+      <w:start w:val="1"/>
+      <w:numFmt w:val="decimal"/>
+      <w:lvlText w:val="%4."/>
+      <w:lvlJc w:val="left"/>
+      <w:pPr>
+        <w:ind w:left="2520" w:hanging="360"/>
+      </w:pPr>
+    </w:lvl>
+    <w:lvl w:ilvl="4" w:tplc="04090019" w:tentative="1">
+      <w:start w:val="1"/>
+      <w:numFmt w:val="lowerLetter"/>
+      <w:lvlText w:val="%5."/>
+      <w:lvlJc w:val="left"/>
+      <w:pPr>
+        <w:ind w:left="3240" w:hanging="360"/>
+      </w:pPr>
+    </w:lvl>
+    <w:lvl w:ilvl="5" w:tplc="0409001B" w:tentative="1">
+      <w:start w:val="1"/>
+      <w:numFmt w:val="lowerRoman"/>
+      <w:lvlText w:val="%6."/>
+      <w:lvlJc w:val="right"/>
+      <w:pPr>
+        <w:ind w:left="3960" w:hanging="180"/>
+      </w:pPr>
+    </w:lvl>
+    <w:lvl w:ilvl="6" w:tplc="0409000F" w:tentative="1">
+      <w:start w:val="1"/>
+      <w:numFmt w:val="decimal"/>
+      <w:lvlText w:val="%7."/>
+      <w:lvlJc w:val="left"/>
+      <w:pPr>
+        <w:ind w:left="4680" w:hanging="360"/>
+      </w:pPr>
+    </w:lvl>
+    <w:lvl w:ilvl="7" w:tplc="04090019" w:tentative="1">
+      <w:start w:val="1"/>
+      <w:numFmt w:val="lowerLetter"/>
+      <w:lvlText w:val="%8."/>
+      <w:lvlJc w:val="left"/>
+      <w:pPr>
+        <w:ind w:left="5400" w:hanging="360"/>
+      </w:pPr>
+    </w:lvl>
+    <w:lvl w:ilvl="8" w:tplc="0409001B" w:tentative="1">
+      <w:start w:val="1"/>
+      <w:numFmt w:val="lowerRoman"/>
+      <w:lvlText w:val="%9."/>
+      <w:lvlJc w:val="right"/>
+      <w:pPr>
+        <w:ind w:left="6120" w:hanging="180"/>
+      </w:pPr>
+    </w:lvl>
+  </w:abstractNum>
+  <w:abstractNum w:abstractNumId="40" w15:restartNumberingAfterBreak="0">
     <w:nsid w:val="586431B8"/>
     <w:multiLevelType w:val="hybridMultilevel"/>
     <w:tmpl w:val="81B45C5E"/>
@@ -24458,7 +24515,7 @@
       </w:pPr>
     </w:lvl>
   </w:abstractNum>
-  <w:abstractNum w:abstractNumId="36" w15:restartNumberingAfterBreak="0">
+  <w:abstractNum w:abstractNumId="41" w15:restartNumberingAfterBreak="0">
     <w:nsid w:val="59BD6BAB"/>
     <w:multiLevelType w:val="hybridMultilevel"/>
     <w:tmpl w:val="77D22F20"/>
@@ -24550,7 +24607,7 @@
       </w:pPr>
     </w:lvl>
   </w:abstractNum>
-  <w:abstractNum w:abstractNumId="37" w15:restartNumberingAfterBreak="0">
+  <w:abstractNum w:abstractNumId="42" w15:restartNumberingAfterBreak="0">
     <w:nsid w:val="59D910B2"/>
     <w:multiLevelType w:val="hybridMultilevel"/>
     <w:tmpl w:val="678CE024"/>
@@ -24641,7 +24698,7 @@
       </w:pPr>
     </w:lvl>
   </w:abstractNum>
-  <w:abstractNum w:abstractNumId="38" w15:restartNumberingAfterBreak="0">
+  <w:abstractNum w:abstractNumId="43" w15:restartNumberingAfterBreak="0">
     <w:nsid w:val="5B1160CF"/>
     <w:multiLevelType w:val="hybridMultilevel"/>
     <w:tmpl w:val="57F843B4"/>
@@ -24732,7 +24789,7 @@
       </w:pPr>
     </w:lvl>
   </w:abstractNum>
-  <w:abstractNum w:abstractNumId="39" w15:restartNumberingAfterBreak="0">
+  <w:abstractNum w:abstractNumId="44" w15:restartNumberingAfterBreak="0">
     <w:nsid w:val="5D096BE3"/>
     <w:multiLevelType w:val="hybridMultilevel"/>
     <w:tmpl w:val="7758F8FE"/>
@@ -24742,7 +24799,7 @@
       <w:lvlText w:val="%1:"/>
       <w:lvlJc w:val="left"/>
       <w:pPr>
-        <w:ind w:left="720" w:hanging="360"/>
+        <w:ind w:left="436" w:hanging="360"/>
       </w:pPr>
       <w:rPr>
         <w:rFonts w:ascii="Source Sans 3" w:hAnsi="Source Sans 3" w:hint="default"/>
@@ -24759,7 +24816,7 @@
       <w:lvlText w:val="%2."/>
       <w:lvlJc w:val="left"/>
       <w:pPr>
-        <w:ind w:left="1440" w:hanging="360"/>
+        <w:ind w:left="1156" w:hanging="360"/>
       </w:pPr>
     </w:lvl>
     <w:lvl w:ilvl="2" w:tplc="0409001B" w:tentative="1">
@@ -24768,7 +24825,7 @@
       <w:lvlText w:val="%3."/>
       <w:lvlJc w:val="right"/>
       <w:pPr>
-        <w:ind w:left="2160" w:hanging="180"/>
+        <w:ind w:left="1876" w:hanging="180"/>
       </w:pPr>
     </w:lvl>
     <w:lvl w:ilvl="3" w:tplc="0409000F" w:tentative="1">
@@ -24777,7 +24834,7 @@
       <w:lvlText w:val="%4."/>
       <w:lvlJc w:val="left"/>
       <w:pPr>
-        <w:ind w:left="2880" w:hanging="360"/>
+        <w:ind w:left="2596" w:hanging="360"/>
       </w:pPr>
     </w:lvl>
     <w:lvl w:ilvl="4" w:tplc="04090019" w:tentative="1">
@@ -24786,7 +24843,7 @@
       <w:lvlText w:val="%5."/>
       <w:lvlJc w:val="left"/>
       <w:pPr>
-        <w:ind w:left="3600" w:hanging="360"/>
+        <w:ind w:left="3316" w:hanging="360"/>
       </w:pPr>
     </w:lvl>
     <w:lvl w:ilvl="5" w:tplc="0409001B" w:tentative="1">
@@ -24795,7 +24852,7 @@
       <w:lvlText w:val="%6."/>
       <w:lvlJc w:val="right"/>
       <w:pPr>
-        <w:ind w:left="4320" w:hanging="180"/>
+        <w:ind w:left="4036" w:hanging="180"/>
       </w:pPr>
     </w:lvl>
     <w:lvl w:ilvl="6" w:tplc="0409000F" w:tentative="1">
@@ -24804,7 +24861,7 @@
       <w:lvlText w:val="%7."/>
       <w:lvlJc w:val="left"/>
       <w:pPr>
-        <w:ind w:left="5040" w:hanging="360"/>
+        <w:ind w:left="4756" w:hanging="360"/>
       </w:pPr>
     </w:lvl>
     <w:lvl w:ilvl="7" w:tplc="04090019" w:tentative="1">
@@ -24813,7 +24870,7 @@
       <w:lvlText w:val="%8."/>
       <w:lvlJc w:val="left"/>
       <w:pPr>
-        <w:ind w:left="5760" w:hanging="360"/>
+        <w:ind w:left="5476" w:hanging="360"/>
       </w:pPr>
     </w:lvl>
     <w:lvl w:ilvl="8" w:tplc="0409001B" w:tentative="1">
@@ -24822,11 +24879,11 @@
       <w:lvlText w:val="%9."/>
       <w:lvlJc w:val="right"/>
       <w:pPr>
-        <w:ind w:left="6480" w:hanging="180"/>
+        <w:ind w:left="6196" w:hanging="180"/>
       </w:pPr>
     </w:lvl>
   </w:abstractNum>
-  <w:abstractNum w:abstractNumId="40" w15:restartNumberingAfterBreak="0">
+  <w:abstractNum w:abstractNumId="45" w15:restartNumberingAfterBreak="0">
     <w:nsid w:val="5EBE5C6C"/>
     <w:multiLevelType w:val="hybridMultilevel"/>
     <w:tmpl w:val="882EE4CC"/>
@@ -24917,7 +24974,7 @@
       </w:pPr>
     </w:lvl>
   </w:abstractNum>
-  <w:abstractNum w:abstractNumId="41" w15:restartNumberingAfterBreak="0">
+  <w:abstractNum w:abstractNumId="46" w15:restartNumberingAfterBreak="0">
     <w:nsid w:val="60097C00"/>
     <w:multiLevelType w:val="hybridMultilevel"/>
     <w:tmpl w:val="D7A0B374"/>
@@ -25030,7 +25087,7 @@
       </w:rPr>
     </w:lvl>
   </w:abstractNum>
-  <w:abstractNum w:abstractNumId="42" w15:restartNumberingAfterBreak="0">
+  <w:abstractNum w:abstractNumId="47" w15:restartNumberingAfterBreak="0">
     <w:nsid w:val="60E466AB"/>
     <w:multiLevelType w:val="hybridMultilevel"/>
     <w:tmpl w:val="59B4B60E"/>
@@ -25145,7 +25202,7 @@
       </w:rPr>
     </w:lvl>
   </w:abstractNum>
-  <w:abstractNum w:abstractNumId="43" w15:restartNumberingAfterBreak="0">
+  <w:abstractNum w:abstractNumId="48" w15:restartNumberingAfterBreak="0">
     <w:nsid w:val="61164B02"/>
     <w:multiLevelType w:val="hybridMultilevel"/>
     <w:tmpl w:val="C602D860"/>
@@ -25236,7 +25293,214 @@
       </w:pPr>
     </w:lvl>
   </w:abstractNum>
-  <w:abstractNum w:abstractNumId="44" w15:restartNumberingAfterBreak="0">
+  <w:abstractNum w:abstractNumId="49" w15:restartNumberingAfterBreak="0">
+    <w:nsid w:val="63BD094B"/>
+    <w:multiLevelType w:val="hybridMultilevel"/>
+    <w:tmpl w:val="5038DECC"/>
+    <w:lvl w:ilvl="0" w:tplc="EB248C8A">
+      <w:start w:val="1"/>
+      <w:numFmt w:val="upperLetter"/>
+      <w:lvlText w:val="%1:"/>
+      <w:lvlJc w:val="left"/>
+      <w:pPr>
+        <w:ind w:left="360" w:hanging="360"/>
+      </w:pPr>
+      <w:rPr>
+        <w:rFonts w:ascii="Source Sans 3" w:hAnsi="Source Sans 3" w:hint="default"/>
+        <w:b/>
+        <w:bCs/>
+        <w:color w:val="F1C739"/>
+        <w:sz w:val="23"/>
+        <w:szCs w:val="23"/>
+      </w:rPr>
+    </w:lvl>
+    <w:lvl w:ilvl="1" w:tplc="04090019" w:tentative="1">
+      <w:start w:val="1"/>
+      <w:numFmt w:val="lowerLetter"/>
+      <w:lvlText w:val="%2."/>
+      <w:lvlJc w:val="left"/>
+      <w:pPr>
+        <w:ind w:left="1080" w:hanging="360"/>
+      </w:pPr>
+    </w:lvl>
+    <w:lvl w:ilvl="2" w:tplc="0409001B" w:tentative="1">
+      <w:start w:val="1"/>
+      <w:numFmt w:val="lowerRoman"/>
+      <w:lvlText w:val="%3."/>
+      <w:lvlJc w:val="right"/>
+      <w:pPr>
+        <w:ind w:left="1800" w:hanging="180"/>
+      </w:pPr>
+    </w:lvl>
+    <w:lvl w:ilvl="3" w:tplc="0409000F" w:tentative="1">
+      <w:start w:val="1"/>
+      <w:numFmt w:val="decimal"/>
+      <w:lvlText w:val="%4."/>
+      <w:lvlJc w:val="left"/>
+      <w:pPr>
+        <w:ind w:left="2520" w:hanging="360"/>
+      </w:pPr>
+    </w:lvl>
+    <w:lvl w:ilvl="4" w:tplc="04090019" w:tentative="1">
+      <w:start w:val="1"/>
+      <w:numFmt w:val="lowerLetter"/>
+      <w:lvlText w:val="%5."/>
+      <w:lvlJc w:val="left"/>
+      <w:pPr>
+        <w:ind w:left="3240" w:hanging="360"/>
+      </w:pPr>
+    </w:lvl>
+    <w:lvl w:ilvl="5" w:tplc="0409001B" w:tentative="1">
+      <w:start w:val="1"/>
+      <w:numFmt w:val="lowerRoman"/>
+      <w:lvlText w:val="%6."/>
+      <w:lvlJc w:val="right"/>
+      <w:pPr>
+        <w:ind w:left="3960" w:hanging="180"/>
+      </w:pPr>
+    </w:lvl>
+    <w:lvl w:ilvl="6" w:tplc="0409000F" w:tentative="1">
+      <w:start w:val="1"/>
+      <w:numFmt w:val="decimal"/>
+      <w:lvlText w:val="%7."/>
+      <w:lvlJc w:val="left"/>
+      <w:pPr>
+        <w:ind w:left="4680" w:hanging="360"/>
+      </w:pPr>
+    </w:lvl>
+    <w:lvl w:ilvl="7" w:tplc="04090019" w:tentative="1">
+      <w:start w:val="1"/>
+      <w:numFmt w:val="lowerLetter"/>
+      <w:lvlText w:val="%8."/>
+      <w:lvlJc w:val="left"/>
+      <w:pPr>
+        <w:ind w:left="5400" w:hanging="360"/>
+      </w:pPr>
+    </w:lvl>
+    <w:lvl w:ilvl="8" w:tplc="0409001B" w:tentative="1">
+      <w:start w:val="1"/>
+      <w:numFmt w:val="lowerRoman"/>
+      <w:lvlText w:val="%9."/>
+      <w:lvlJc w:val="right"/>
+      <w:pPr>
+        <w:ind w:left="6120" w:hanging="180"/>
+      </w:pPr>
+    </w:lvl>
+  </w:abstractNum>
+  <w:abstractNum w:abstractNumId="50" w15:restartNumberingAfterBreak="0">
+    <w:nsid w:val="64D45578"/>
+    <w:multiLevelType w:val="hybridMultilevel"/>
+    <w:tmpl w:val="670CB506"/>
+    <w:lvl w:ilvl="0" w:tplc="04090001">
+      <w:start w:val="1"/>
+      <w:numFmt w:val="bullet"/>
+      <w:lvlText w:val=""/>
+      <w:lvlJc w:val="left"/>
+      <w:pPr>
+        <w:ind w:left="360" w:hanging="360"/>
+      </w:pPr>
+      <w:rPr>
+        <w:rFonts w:ascii="Symbol" w:hAnsi="Symbol" w:hint="default"/>
+      </w:rPr>
+    </w:lvl>
+    <w:lvl w:ilvl="1" w:tplc="04090003" w:tentative="1">
+      <w:start w:val="1"/>
+      <w:numFmt w:val="bullet"/>
+      <w:lvlText w:val="o"/>
+      <w:lvlJc w:val="left"/>
+      <w:pPr>
+        <w:ind w:left="1080" w:hanging="360"/>
+      </w:pPr>
+      <w:rPr>
+        <w:rFonts w:ascii="Courier New" w:hAnsi="Courier New" w:cs="Courier New" w:hint="default"/>
+      </w:rPr>
+    </w:lvl>
+    <w:lvl w:ilvl="2" w:tplc="04090005" w:tentative="1">
+      <w:start w:val="1"/>
+      <w:numFmt w:val="bullet"/>
+      <w:lvlText w:val=""/>
+      <w:lvlJc w:val="left"/>
+      <w:pPr>
+        <w:ind w:left="1800" w:hanging="360"/>
+      </w:pPr>
+      <w:rPr>
+        <w:rFonts w:ascii="Wingdings" w:hAnsi="Wingdings" w:hint="default"/>
+      </w:rPr>
+    </w:lvl>
+    <w:lvl w:ilvl="3" w:tplc="04090001" w:tentative="1">
+      <w:start w:val="1"/>
+      <w:numFmt w:val="bullet"/>
+      <w:lvlText w:val=""/>
+      <w:lvlJc w:val="left"/>
+      <w:pPr>
+        <w:ind w:left="2520" w:hanging="360"/>
+      </w:pPr>
+      <w:rPr>
+        <w:rFonts w:ascii="Symbol" w:hAnsi="Symbol" w:hint="default"/>
+      </w:rPr>
+    </w:lvl>
+    <w:lvl w:ilvl="4" w:tplc="04090003" w:tentative="1">
+      <w:start w:val="1"/>
+      <w:numFmt w:val="bullet"/>
+      <w:lvlText w:val="o"/>
+      <w:lvlJc w:val="left"/>
+      <w:pPr>
+        <w:ind w:left="3240" w:hanging="360"/>
+      </w:pPr>
+      <w:rPr>
+        <w:rFonts w:ascii="Courier New" w:hAnsi="Courier New" w:cs="Courier New" w:hint="default"/>
+      </w:rPr>
+    </w:lvl>
+    <w:lvl w:ilvl="5" w:tplc="04090005" w:tentative="1">
+      <w:start w:val="1"/>
+      <w:numFmt w:val="bullet"/>
+      <w:lvlText w:val=""/>
+      <w:lvlJc w:val="left"/>
+      <w:pPr>
+        <w:ind w:left="3960" w:hanging="360"/>
+      </w:pPr>
+      <w:rPr>
+        <w:rFonts w:ascii="Wingdings" w:hAnsi="Wingdings" w:hint="default"/>
+      </w:rPr>
+    </w:lvl>
+    <w:lvl w:ilvl="6" w:tplc="04090001" w:tentative="1">
+      <w:start w:val="1"/>
+      <w:numFmt w:val="bullet"/>
+      <w:lvlText w:val=""/>
+      <w:lvlJc w:val="left"/>
+      <w:pPr>
+        <w:ind w:left="4680" w:hanging="360"/>
+      </w:pPr>
+      <w:rPr>
+        <w:rFonts w:ascii="Symbol" w:hAnsi="Symbol" w:hint="default"/>
+      </w:rPr>
+    </w:lvl>
+    <w:lvl w:ilvl="7" w:tplc="04090003" w:tentative="1">
+      <w:start w:val="1"/>
+      <w:numFmt w:val="bullet"/>
+      <w:lvlText w:val="o"/>
+      <w:lvlJc w:val="left"/>
+      <w:pPr>
+        <w:ind w:left="5400" w:hanging="360"/>
+      </w:pPr>
+      <w:rPr>
+        <w:rFonts w:ascii="Courier New" w:hAnsi="Courier New" w:cs="Courier New" w:hint="default"/>
+      </w:rPr>
+    </w:lvl>
+    <w:lvl w:ilvl="8" w:tplc="04090005" w:tentative="1">
+      <w:start w:val="1"/>
+      <w:numFmt w:val="bullet"/>
+      <w:lvlText w:val=""/>
+      <w:lvlJc w:val="left"/>
+      <w:pPr>
+        <w:ind w:left="6120" w:hanging="360"/>
+      </w:pPr>
+      <w:rPr>
+        <w:rFonts w:ascii="Wingdings" w:hAnsi="Wingdings" w:hint="default"/>
+      </w:rPr>
+    </w:lvl>
+  </w:abstractNum>
+  <w:abstractNum w:abstractNumId="51" w15:restartNumberingAfterBreak="0">
     <w:nsid w:val="65C45C9E"/>
     <w:multiLevelType w:val="hybridMultilevel"/>
     <w:tmpl w:val="D68C57F0"/>
@@ -25327,7 +25591,7 @@
       </w:pPr>
     </w:lvl>
   </w:abstractNum>
-  <w:abstractNum w:abstractNumId="45" w15:restartNumberingAfterBreak="0">
+  <w:abstractNum w:abstractNumId="52" w15:restartNumberingAfterBreak="0">
     <w:nsid w:val="66F75F44"/>
     <w:multiLevelType w:val="hybridMultilevel"/>
     <w:tmpl w:val="F774CC24"/>
@@ -25418,7 +25682,7 @@
       </w:pPr>
     </w:lvl>
   </w:abstractNum>
-  <w:abstractNum w:abstractNumId="46" w15:restartNumberingAfterBreak="0">
+  <w:abstractNum w:abstractNumId="53" w15:restartNumberingAfterBreak="0">
     <w:nsid w:val="681A0CDC"/>
     <w:multiLevelType w:val="hybridMultilevel"/>
     <w:tmpl w:val="3072FDB4"/>
@@ -25512,7 +25776,7 @@
       </w:pPr>
     </w:lvl>
   </w:abstractNum>
-  <w:abstractNum w:abstractNumId="47" w15:restartNumberingAfterBreak="0">
+  <w:abstractNum w:abstractNumId="54" w15:restartNumberingAfterBreak="0">
     <w:nsid w:val="68930CE9"/>
     <w:multiLevelType w:val="hybridMultilevel"/>
     <w:tmpl w:val="C2D02C52"/>
@@ -25604,7 +25868,7 @@
       </w:pPr>
     </w:lvl>
   </w:abstractNum>
-  <w:abstractNum w:abstractNumId="48" w15:restartNumberingAfterBreak="0">
+  <w:abstractNum w:abstractNumId="55" w15:restartNumberingAfterBreak="0">
     <w:nsid w:val="69CF734A"/>
     <w:multiLevelType w:val="hybridMultilevel"/>
     <w:tmpl w:val="3B687E36"/>
@@ -25698,7 +25962,7 @@
       </w:pPr>
     </w:lvl>
   </w:abstractNum>
-  <w:abstractNum w:abstractNumId="49" w15:restartNumberingAfterBreak="0">
+  <w:abstractNum w:abstractNumId="56" w15:restartNumberingAfterBreak="0">
     <w:nsid w:val="6F816CC4"/>
     <w:multiLevelType w:val="hybridMultilevel"/>
     <w:tmpl w:val="D3AE3B5E"/>
@@ -25791,7 +26055,7 @@
       </w:pPr>
     </w:lvl>
   </w:abstractNum>
-  <w:abstractNum w:abstractNumId="50" w15:restartNumberingAfterBreak="0">
+  <w:abstractNum w:abstractNumId="57" w15:restartNumberingAfterBreak="0">
     <w:nsid w:val="727E12B2"/>
     <w:multiLevelType w:val="hybridMultilevel"/>
     <w:tmpl w:val="F87E8022"/>
@@ -25882,7 +26146,7 @@
       </w:pPr>
     </w:lvl>
   </w:abstractNum>
-  <w:abstractNum w:abstractNumId="51" w15:restartNumberingAfterBreak="0">
+  <w:abstractNum w:abstractNumId="58" w15:restartNumberingAfterBreak="0">
     <w:nsid w:val="72A749C7"/>
     <w:multiLevelType w:val="hybridMultilevel"/>
     <w:tmpl w:val="56A69A5C"/>
@@ -25973,7 +26237,7 @@
       </w:pPr>
     </w:lvl>
   </w:abstractNum>
-  <w:abstractNum w:abstractNumId="52" w15:restartNumberingAfterBreak="0">
+  <w:abstractNum w:abstractNumId="59" w15:restartNumberingAfterBreak="0">
     <w:nsid w:val="741800C0"/>
     <w:multiLevelType w:val="hybridMultilevel"/>
     <w:tmpl w:val="F3021D0C"/>
@@ -26086,7 +26350,7 @@
       </w:rPr>
     </w:lvl>
   </w:abstractNum>
-  <w:abstractNum w:abstractNumId="53" w15:restartNumberingAfterBreak="0">
+  <w:abstractNum w:abstractNumId="60" w15:restartNumberingAfterBreak="0">
     <w:nsid w:val="764873C4"/>
     <w:multiLevelType w:val="hybridMultilevel"/>
     <w:tmpl w:val="08D655B4"/>
@@ -26180,7 +26444,7 @@
       </w:pPr>
     </w:lvl>
   </w:abstractNum>
-  <w:abstractNum w:abstractNumId="54" w15:restartNumberingAfterBreak="0">
+  <w:abstractNum w:abstractNumId="61" w15:restartNumberingAfterBreak="0">
     <w:nsid w:val="765A1B30"/>
     <w:multiLevelType w:val="hybridMultilevel"/>
     <w:tmpl w:val="BEA6841C"/>
@@ -26276,7 +26540,7 @@
       </w:pPr>
     </w:lvl>
   </w:abstractNum>
-  <w:abstractNum w:abstractNumId="55" w15:restartNumberingAfterBreak="0">
+  <w:abstractNum w:abstractNumId="62" w15:restartNumberingAfterBreak="0">
     <w:nsid w:val="77CD49EA"/>
     <w:multiLevelType w:val="hybridMultilevel"/>
     <w:tmpl w:val="9D949C3A"/>
@@ -26368,7 +26632,7 @@
       </w:pPr>
     </w:lvl>
   </w:abstractNum>
-  <w:abstractNum w:abstractNumId="56" w15:restartNumberingAfterBreak="0">
+  <w:abstractNum w:abstractNumId="63" w15:restartNumberingAfterBreak="0">
     <w:nsid w:val="79313269"/>
     <w:multiLevelType w:val="hybridMultilevel"/>
     <w:tmpl w:val="279E3142"/>
@@ -26459,7 +26723,7 @@
       </w:pPr>
     </w:lvl>
   </w:abstractNum>
-  <w:abstractNum w:abstractNumId="57" w15:restartNumberingAfterBreak="0">
+  <w:abstractNum w:abstractNumId="64" w15:restartNumberingAfterBreak="0">
     <w:nsid w:val="7A902B9B"/>
     <w:multiLevelType w:val="hybridMultilevel"/>
     <w:tmpl w:val="BEA6841C"/>
@@ -26555,7 +26819,7 @@
       </w:pPr>
     </w:lvl>
   </w:abstractNum>
-  <w:abstractNum w:abstractNumId="58" w15:restartNumberingAfterBreak="0">
+  <w:abstractNum w:abstractNumId="65" w15:restartNumberingAfterBreak="0">
     <w:nsid w:val="7EA67624"/>
     <w:multiLevelType w:val="hybridMultilevel"/>
     <w:tmpl w:val="291A30C6"/>
@@ -26647,49 +26911,49 @@
     </w:lvl>
   </w:abstractNum>
   <w:num w:numId="1" w16cid:durableId="667248184">
-    <w:abstractNumId w:val="27"/>
+    <w:abstractNumId w:val="29"/>
   </w:num>
   <w:num w:numId="2" w16cid:durableId="1264069730">
-    <w:abstractNumId w:val="48"/>
+    <w:abstractNumId w:val="55"/>
   </w:num>
   <w:num w:numId="3" w16cid:durableId="1546023152">
-    <w:abstractNumId w:val="47"/>
+    <w:abstractNumId w:val="54"/>
   </w:num>
   <w:num w:numId="4" w16cid:durableId="1226453288">
     <w:abstractNumId w:val="5"/>
   </w:num>
   <w:num w:numId="5" w16cid:durableId="195582916">
-    <w:abstractNumId w:val="15"/>
+    <w:abstractNumId w:val="16"/>
   </w:num>
   <w:num w:numId="6" w16cid:durableId="1166481521">
-    <w:abstractNumId w:val="28"/>
+    <w:abstractNumId w:val="31"/>
   </w:num>
   <w:num w:numId="7" w16cid:durableId="439492112">
-    <w:abstractNumId w:val="55"/>
+    <w:abstractNumId w:val="62"/>
   </w:num>
   <w:num w:numId="8" w16cid:durableId="997658750">
-    <w:abstractNumId w:val="36"/>
+    <w:abstractNumId w:val="41"/>
   </w:num>
   <w:num w:numId="9" w16cid:durableId="1445492604">
-    <w:abstractNumId w:val="16"/>
+    <w:abstractNumId w:val="17"/>
   </w:num>
   <w:num w:numId="10" w16cid:durableId="1324813548">
-    <w:abstractNumId w:val="51"/>
+    <w:abstractNumId w:val="58"/>
   </w:num>
   <w:num w:numId="11" w16cid:durableId="1995328297">
-    <w:abstractNumId w:val="17"/>
+    <w:abstractNumId w:val="18"/>
   </w:num>
   <w:num w:numId="12" w16cid:durableId="1538278096">
-    <w:abstractNumId w:val="46"/>
+    <w:abstractNumId w:val="53"/>
   </w:num>
   <w:num w:numId="13" w16cid:durableId="1605729890">
-    <w:abstractNumId w:val="30"/>
+    <w:abstractNumId w:val="34"/>
   </w:num>
   <w:num w:numId="14" w16cid:durableId="613176844">
-    <w:abstractNumId w:val="39"/>
+    <w:abstractNumId w:val="44"/>
   </w:num>
   <w:num w:numId="15" w16cid:durableId="1752239720">
-    <w:abstractNumId w:val="43"/>
+    <w:abstractNumId w:val="48"/>
   </w:num>
   <w:num w:numId="16" w16cid:durableId="1832410741">
     <w:abstractNumId w:val="4"/>
@@ -26698,112 +26962,112 @@
     <w:abstractNumId w:val="11"/>
   </w:num>
   <w:num w:numId="18" w16cid:durableId="259028912">
-    <w:abstractNumId w:val="56"/>
+    <w:abstractNumId w:val="63"/>
   </w:num>
   <w:num w:numId="19" w16cid:durableId="618530009">
     <w:abstractNumId w:val="8"/>
   </w:num>
   <w:num w:numId="20" w16cid:durableId="2050913877">
-    <w:abstractNumId w:val="45"/>
+    <w:abstractNumId w:val="52"/>
   </w:num>
   <w:num w:numId="21" w16cid:durableId="795563217">
     <w:abstractNumId w:val="14"/>
   </w:num>
   <w:num w:numId="22" w16cid:durableId="28991042">
-    <w:abstractNumId w:val="34"/>
+    <w:abstractNumId w:val="38"/>
   </w:num>
   <w:num w:numId="23" w16cid:durableId="951788158">
     <w:abstractNumId w:val="3"/>
   </w:num>
   <w:num w:numId="24" w16cid:durableId="886261180">
-    <w:abstractNumId w:val="53"/>
+    <w:abstractNumId w:val="60"/>
   </w:num>
   <w:num w:numId="25" w16cid:durableId="1882479073">
-    <w:abstractNumId w:val="37"/>
+    <w:abstractNumId w:val="42"/>
   </w:num>
   <w:num w:numId="26" w16cid:durableId="1665552601">
-    <w:abstractNumId w:val="29"/>
+    <w:abstractNumId w:val="32"/>
   </w:num>
   <w:num w:numId="27" w16cid:durableId="1373191236">
-    <w:abstractNumId w:val="19"/>
+    <w:abstractNumId w:val="20"/>
   </w:num>
   <w:num w:numId="28" w16cid:durableId="1206874510">
-    <w:abstractNumId w:val="20"/>
+    <w:abstractNumId w:val="21"/>
   </w:num>
   <w:num w:numId="29" w16cid:durableId="1185636100">
-    <w:abstractNumId w:val="44"/>
+    <w:abstractNumId w:val="51"/>
   </w:num>
   <w:num w:numId="30" w16cid:durableId="333799131">
-    <w:abstractNumId w:val="22"/>
+    <w:abstractNumId w:val="23"/>
   </w:num>
   <w:num w:numId="31" w16cid:durableId="214898011">
-    <w:abstractNumId w:val="32"/>
+    <w:abstractNumId w:val="36"/>
   </w:num>
   <w:num w:numId="32" w16cid:durableId="29763134">
-    <w:abstractNumId w:val="26"/>
+    <w:abstractNumId w:val="27"/>
   </w:num>
   <w:num w:numId="33" w16cid:durableId="314339201">
     <w:abstractNumId w:val="7"/>
   </w:num>
   <w:num w:numId="34" w16cid:durableId="1770811348">
-    <w:abstractNumId w:val="40"/>
+    <w:abstractNumId w:val="45"/>
   </w:num>
   <w:num w:numId="35" w16cid:durableId="360473341">
-    <w:abstractNumId w:val="18"/>
+    <w:abstractNumId w:val="19"/>
   </w:num>
   <w:num w:numId="36" w16cid:durableId="69236877">
-    <w:abstractNumId w:val="58"/>
+    <w:abstractNumId w:val="65"/>
   </w:num>
   <w:num w:numId="37" w16cid:durableId="1829439796">
-    <w:abstractNumId w:val="25"/>
+    <w:abstractNumId w:val="26"/>
   </w:num>
   <w:num w:numId="38" w16cid:durableId="1814908951">
-    <w:abstractNumId w:val="24"/>
+    <w:abstractNumId w:val="25"/>
   </w:num>
   <w:num w:numId="39" w16cid:durableId="471602117">
     <w:abstractNumId w:val="12"/>
   </w:num>
   <w:num w:numId="40" w16cid:durableId="76555911">
-    <w:abstractNumId w:val="42"/>
+    <w:abstractNumId w:val="47"/>
   </w:num>
   <w:num w:numId="41" w16cid:durableId="995885420">
-    <w:abstractNumId w:val="31"/>
+    <w:abstractNumId w:val="35"/>
   </w:num>
   <w:num w:numId="42" w16cid:durableId="1752507585">
-    <w:abstractNumId w:val="21"/>
+    <w:abstractNumId w:val="22"/>
   </w:num>
   <w:num w:numId="43" w16cid:durableId="1231427931">
-    <w:abstractNumId w:val="49"/>
+    <w:abstractNumId w:val="56"/>
   </w:num>
   <w:num w:numId="44" w16cid:durableId="717049857">
     <w:abstractNumId w:val="2"/>
   </w:num>
   <w:num w:numId="45" w16cid:durableId="893321363">
-    <w:abstractNumId w:val="23"/>
+    <w:abstractNumId w:val="24"/>
   </w:num>
   <w:num w:numId="46" w16cid:durableId="517475190">
-    <w:abstractNumId w:val="35"/>
+    <w:abstractNumId w:val="40"/>
   </w:num>
   <w:num w:numId="47" w16cid:durableId="945579164">
-    <w:abstractNumId w:val="33"/>
+    <w:abstractNumId w:val="37"/>
   </w:num>
   <w:num w:numId="48" w16cid:durableId="1837259727">
     <w:abstractNumId w:val="6"/>
   </w:num>
   <w:num w:numId="49" w16cid:durableId="799567825">
-    <w:abstractNumId w:val="54"/>
+    <w:abstractNumId w:val="61"/>
   </w:num>
   <w:num w:numId="50" w16cid:durableId="138963974">
-    <w:abstractNumId w:val="57"/>
+    <w:abstractNumId w:val="64"/>
   </w:num>
   <w:num w:numId="51" w16cid:durableId="1824153588">
-    <w:abstractNumId w:val="38"/>
+    <w:abstractNumId w:val="43"/>
   </w:num>
   <w:num w:numId="52" w16cid:durableId="1059717416">
     <w:abstractNumId w:val="10"/>
   </w:num>
   <w:num w:numId="53" w16cid:durableId="1735008323">
-    <w:abstractNumId w:val="52"/>
+    <w:abstractNumId w:val="59"/>
   </w:num>
   <w:num w:numId="54" w16cid:durableId="1612975694">
     <w:abstractNumId w:val="0"/>
@@ -26812,16 +27076,37 @@
     <w:abstractNumId w:val="13"/>
   </w:num>
   <w:num w:numId="56" w16cid:durableId="699669721">
-    <w:abstractNumId w:val="41"/>
+    <w:abstractNumId w:val="46"/>
   </w:num>
   <w:num w:numId="57" w16cid:durableId="385908283">
-    <w:abstractNumId w:val="50"/>
+    <w:abstractNumId w:val="57"/>
   </w:num>
   <w:num w:numId="58" w16cid:durableId="1986542515">
     <w:abstractNumId w:val="9"/>
   </w:num>
   <w:num w:numId="59" w16cid:durableId="2101636078">
     <w:abstractNumId w:val="1"/>
+  </w:num>
+  <w:num w:numId="60" w16cid:durableId="742483299">
+    <w:abstractNumId w:val="50"/>
+  </w:num>
+  <w:num w:numId="61" w16cid:durableId="1672560278">
+    <w:abstractNumId w:val="30"/>
+  </w:num>
+  <w:num w:numId="62" w16cid:durableId="2141456029">
+    <w:abstractNumId w:val="49"/>
+  </w:num>
+  <w:num w:numId="63" w16cid:durableId="1634872801">
+    <w:abstractNumId w:val="39"/>
+  </w:num>
+  <w:num w:numId="64" w16cid:durableId="1757899179">
+    <w:abstractNumId w:val="15"/>
+  </w:num>
+  <w:num w:numId="65" w16cid:durableId="795297587">
+    <w:abstractNumId w:val="33"/>
+  </w:num>
+  <w:num w:numId="66" w16cid:durableId="658776858">
+    <w:abstractNumId w:val="28"/>
   </w:num>
   <w:numIdMacAtCleanup w:val="59"/>
 </w:numbering>

--- a/assets/data/Mindset 01/Mindset1- Custom - Unit 02.docx
+++ b/assets/data/Mindset 01/Mindset1- Custom - Unit 02.docx
@@ -212,23 +212,13 @@
                 <w:szCs w:val="23"/>
               </w:rPr>
             </w:pPr>
-            <w:proofErr w:type="spellStart"/>
             <w:r>
               <w:rPr>
                 <w:rFonts w:ascii="Source Sans 3" w:hAnsi="Source Sans 3"/>
                 <w:sz w:val="23"/>
                 <w:szCs w:val="23"/>
               </w:rPr>
-              <w:t>recognise</w:t>
-            </w:r>
-            <w:proofErr w:type="spellEnd"/>
-            <w:r>
-              <w:rPr>
-                <w:rFonts w:ascii="Source Sans 3" w:hAnsi="Source Sans 3"/>
-                <w:sz w:val="23"/>
-                <w:szCs w:val="23"/>
-              </w:rPr>
-              <w:t xml:space="preserve"> paraphrase</w:t>
+              <w:t>recognise paraphrase</w:t>
             </w:r>
           </w:p>
           <w:p>
@@ -243,23 +233,13 @@
                 <w:szCs w:val="26"/>
               </w:rPr>
             </w:pPr>
-            <w:proofErr w:type="spellStart"/>
             <w:r>
               <w:rPr>
                 <w:rFonts w:ascii="Source Sans 3" w:hAnsi="Source Sans 3"/>
                 <w:sz w:val="23"/>
                 <w:szCs w:val="23"/>
               </w:rPr>
-              <w:t>practise</w:t>
-            </w:r>
-            <w:proofErr w:type="spellEnd"/>
-            <w:r>
-              <w:rPr>
-                <w:rFonts w:ascii="Source Sans 3" w:hAnsi="Source Sans 3"/>
-                <w:sz w:val="23"/>
-                <w:szCs w:val="23"/>
-              </w:rPr>
-              <w:t xml:space="preserve"> using the present simple and past simple.</w:t>
+              <w:t>practise using the present simple and past simple.</w:t>
             </w:r>
           </w:p>
         </w:tc>
@@ -1712,7 +1692,6 @@
               </w:rPr>
               <w:t xml:space="preserve">, </w:t>
             </w:r>
-            <w:proofErr w:type="spellStart"/>
             <w:r>
               <w:rPr>
                 <w:rFonts w:ascii="Source Sans 3" w:hAnsi="Source Sans 3"/>
@@ -1723,7 +1702,6 @@
               </w:rPr>
               <w:t>through</w:t>
             </w:r>
-            <w:proofErr w:type="spellEnd"/>
             <w:r>
               <w:rPr>
                 <w:rFonts w:ascii="Source Sans 3" w:hAnsi="Source Sans 3"/>
@@ -2158,23 +2136,7 @@
               <w:pStyle w:val="SS3M-115"/>
             </w:pPr>
             <w:r>
-              <w:t xml:space="preserve">Which of the two activities you have just done </w:t>
-            </w:r>
-            <w:proofErr w:type="spellStart"/>
-            <w:r>
-              <w:t>practised</w:t>
-            </w:r>
-            <w:proofErr w:type="spellEnd"/>
-            <w:r>
-              <w:t xml:space="preserve"> scanning? Which </w:t>
-            </w:r>
-            <w:proofErr w:type="spellStart"/>
-            <w:r>
-              <w:t>practised</w:t>
-            </w:r>
-            <w:proofErr w:type="spellEnd"/>
-            <w:r>
-              <w:t xml:space="preserve"> skimming</w:t>
+              <w:t>Which of the two activities you have just done practised scanning? Which practised skimming</w:t>
             </w:r>
             <w:r>
               <w:t>?</w:t>
@@ -2382,43 +2344,7 @@
                       <w:sz w:val="23"/>
                       <w:szCs w:val="23"/>
                     </w:rPr>
-                    <w:t>in Germany, you can stay in a one-</w:t>
-                  </w:r>
-                  <w:proofErr w:type="spellStart"/>
-                  <w:r>
-                    <w:rPr>
-                      <w:rFonts w:ascii="Source Sans 3" w:hAnsi="Source Sans 3"/>
-                      <w:sz w:val="23"/>
-                      <w:szCs w:val="23"/>
-                    </w:rPr>
-                    <w:t>metre</w:t>
-                  </w:r>
-                  <w:proofErr w:type="spellEnd"/>
-                  <w:r>
-                    <w:rPr>
-                      <w:rFonts w:ascii="Source Sans 3" w:hAnsi="Source Sans 3"/>
-                      <w:sz w:val="23"/>
-                      <w:szCs w:val="23"/>
-                    </w:rPr>
-                    <w:t>-square house, the smallest house in the world, called the House NA. Van Bo Le-</w:t>
-                  </w:r>
-                  <w:proofErr w:type="spellStart"/>
-                  <w:r>
-                    <w:rPr>
-                      <w:rFonts w:ascii="Source Sans 3" w:hAnsi="Source Sans 3"/>
-                      <w:sz w:val="23"/>
-                      <w:szCs w:val="23"/>
-                    </w:rPr>
-                    <w:t>Mentzel</w:t>
-                  </w:r>
-                  <w:proofErr w:type="spellEnd"/>
-                  <w:r>
-                    <w:rPr>
-                      <w:rFonts w:ascii="Source Sans 3" w:hAnsi="Source Sans 3"/>
-                      <w:sz w:val="23"/>
-                      <w:szCs w:val="23"/>
-                    </w:rPr>
-                    <w:t>, a refugee from Laos, built it to draw attention to the world housing shortage. It is a wooden structure on wheels and weighs 40 kg. It has a locking door and a window. You can turn it onto its side when you want to lie down. Franz from Munich spent the night in one recently 'just to see what it was like'. He found it a bit uncomfortable!</w:t>
+                    <w:t>in Germany, you can stay in a one-metre-square house, the smallest house in the world, called the House NA. Van Bo Le-Mentzel, a refugee from Laos, built it to draw attention to the world housing shortage. It is a wooden structure on wheels and weighs 40 kg. It has a locking door and a window. You can turn it onto its side when you want to lie down. Franz from Munich spent the night in one recently 'just to see what it was like'. He found it a bit uncomfortable!</w:t>
                   </w:r>
                 </w:p>
                 <w:p>
@@ -2470,25 +2396,7 @@
                       <w:sz w:val="23"/>
                       <w:szCs w:val="23"/>
                     </w:rPr>
-                    <w:t xml:space="preserve">Another couple, Shaun and Rachel from Manchester, enjoyed a recent holiday in a treehouse in Sussex, England. They said, 'It was right up in the trees and had everything we needed, even </w:t>
-                  </w:r>
-                  <w:proofErr w:type="spellStart"/>
-                  <w:r>
-                    <w:rPr>
-                      <w:rFonts w:ascii="Source Sans 3" w:hAnsi="Source Sans 3"/>
-                      <w:sz w:val="23"/>
-                      <w:szCs w:val="23"/>
-                    </w:rPr>
-                    <w:t>wifi</w:t>
-                  </w:r>
-                  <w:proofErr w:type="spellEnd"/>
-                  <w:r>
-                    <w:rPr>
-                      <w:rFonts w:ascii="Source Sans 3" w:hAnsi="Source Sans 3"/>
-                      <w:sz w:val="23"/>
-                      <w:szCs w:val="23"/>
-                    </w:rPr>
-                    <w:t>! It had a small kitchen and we did our own cooking. It was the perfect place to get away from our busy lives.</w:t>
+                    <w:t>Another couple, Shaun and Rachel from Manchester, enjoyed a recent holiday in a treehouse in Sussex, England. They said, 'It was right up in the trees and had everything we needed, even wifi! It had a small kitchen and we did our own cooking. It was the perfect place to get away from our busy lives.</w:t>
                   </w:r>
                 </w:p>
               </w:tc>
@@ -3283,6 +3191,902 @@
         </w:rPr>
       </w:pPr>
     </w:p>
+    <w:p>
+      <w:pPr>
+        <w:spacing w:before="240" w:after="0"/>
+        <w:rPr>
+          <w:color w:val="DDF03C"/>
+          <w:sz w:val="34"/>
+          <w:szCs w:val="34"/>
+        </w:rPr>
+      </w:pPr>
+      <w:r>
+        <w:rPr>
+          <w:color w:val="A7C527"/>
+          <w:sz w:val="34"/>
+          <w:szCs w:val="34"/>
+          <w:shd w:val="clear" w:color="auto" w:fill="A7C527"/>
+        </w:rPr>
+        <w:t>[[[[[[[[[[</w:t>
+      </w:r>
+      <w:r>
+        <w:rPr>
+          <w:rFonts w:ascii="Source Sans 3 SemiBold" w:hAnsi="Source Sans 3 SemiBold"/>
+          <w:b/>
+          <w:bCs/>
+          <w:sz w:val="34"/>
+          <w:szCs w:val="34"/>
+        </w:rPr>
+        <w:t>SENTENCE COMPLETION</w:t>
+      </w:r>
+      <w:r>
+        <w:rPr>
+          <w:color w:val="A7C527"/>
+          <w:sz w:val="34"/>
+          <w:szCs w:val="34"/>
+        </w:rPr>
+        <w:t>]</w:t>
+      </w:r>
+    </w:p>
+    <w:p>
+      <w:pPr>
+        <w:rPr>
+          <w:sz w:val="2"/>
+          <w:szCs w:val="2"/>
+        </w:rPr>
+      </w:pPr>
+    </w:p>
+    <w:tbl>
+      <w:tblPr>
+        <w:tblStyle w:val="CommonTable"/>
+        <w:tblW w:w="0" w:type="auto"/>
+        <w:tblInd w:w="20" w:type="dxa"/>
+        <w:tblBorders>
+          <w:top w:val="single" w:sz="18" w:space="0" w:color="C5D878"/>
+          <w:left w:val="single" w:sz="18" w:space="0" w:color="C5D878"/>
+          <w:bottom w:val="single" w:sz="18" w:space="0" w:color="C5D878"/>
+          <w:right w:val="single" w:sz="18" w:space="0" w:color="C5D878"/>
+          <w:insideH w:val="single" w:sz="18" w:space="0" w:color="C5D878"/>
+          <w:insideV w:val="single" w:sz="18" w:space="0" w:color="C5D878"/>
+        </w:tblBorders>
+        <w:shd w:val="clear" w:color="auto" w:fill="F2F8E8"/>
+        <w:tblLook w:val="04A0" w:firstRow="1" w:lastRow="0" w:firstColumn="1" w:lastColumn="0" w:noHBand="0" w:noVBand="1"/>
+      </w:tblPr>
+      <w:tblGrid>
+        <w:gridCol w:w="14274"/>
+      </w:tblGrid>
+      <w:tr>
+        <w:tc>
+          <w:tcPr>
+            <w:tcW w:w="14274" w:type="dxa"/>
+            <w:shd w:val="clear" w:color="auto" w:fill="F2F8E8"/>
+          </w:tcPr>
+          <w:p>
+            <w:pPr>
+              <w:spacing w:after="0" w:line="240" w:lineRule="auto"/>
+              <w:rPr>
+                <w:rFonts w:ascii="Source Sans 3" w:hAnsi="Source Sans 3"/>
+                <w:sz w:val="21"/>
+                <w:szCs w:val="21"/>
+              </w:rPr>
+            </w:pPr>
+            <w:r>
+              <w:rPr>
+                <w:rFonts w:ascii="Cambria Math" w:hAnsi="Cambria Math" w:cs="Cambria Math"/>
+                <w:color w:val="C5D878"/>
+                <w:sz w:val="32"/>
+                <w:szCs w:val="32"/>
+              </w:rPr>
+              <w:t>◉</w:t>
+            </w:r>
+            <w:r>
+              <w:t xml:space="preserve"> </w:t>
+            </w:r>
+            <w:r>
+              <w:rPr>
+                <w:rFonts w:ascii="Source Sans 3" w:hAnsi="Source Sans 3"/>
+                <w:sz w:val="21"/>
+                <w:szCs w:val="21"/>
+              </w:rPr>
+              <w:t>in this task type you will have to complete a sentence with up to three words (or two words and/or a number) taken from the passage. The instructions will tell you how many words you are allowed to use.</w:t>
+            </w:r>
+          </w:p>
+          <w:p>
+            <w:pPr>
+              <w:spacing w:before="240" w:after="0" w:line="240" w:lineRule="auto"/>
+              <w:rPr>
+                <w:rFonts w:ascii="Source Sans 3" w:hAnsi="Source Sans 3"/>
+                <w:sz w:val="21"/>
+                <w:szCs w:val="21"/>
+              </w:rPr>
+            </w:pPr>
+            <w:r>
+              <w:rPr>
+                <w:rFonts w:ascii="Source Sans 3" w:hAnsi="Source Sans 3"/>
+                <w:sz w:val="21"/>
+                <w:szCs w:val="21"/>
+              </w:rPr>
+              <w:t xml:space="preserve">Look at this example: </w:t>
+            </w:r>
+            <w:r>
+              <w:rPr>
+                <w:rFonts w:ascii="Source Sans 3" w:hAnsi="Source Sans 3"/>
+                <w:i/>
+                <w:iCs/>
+                <w:sz w:val="21"/>
+                <w:szCs w:val="21"/>
+                <w:shd w:val="clear" w:color="auto" w:fill="F7E996"/>
+              </w:rPr>
+              <w:t>Houseboat occupants</w:t>
+            </w:r>
+            <w:r>
+              <w:rPr>
+                <w:rFonts w:ascii="Source Sans 3" w:hAnsi="Source Sans 3"/>
+                <w:i/>
+                <w:iCs/>
+                <w:sz w:val="21"/>
+                <w:szCs w:val="21"/>
+              </w:rPr>
+              <w:t xml:space="preserve"> </w:t>
+            </w:r>
+            <w:r>
+              <w:rPr>
+                <w:rFonts w:ascii="Source Sans 3" w:hAnsi="Source Sans 3"/>
+                <w:i/>
+                <w:iCs/>
+                <w:sz w:val="21"/>
+                <w:szCs w:val="21"/>
+                <w:shd w:val="clear" w:color="auto" w:fill="9CCE86"/>
+              </w:rPr>
+              <w:t>like</w:t>
+            </w:r>
+            <w:r>
+              <w:rPr>
+                <w:rFonts w:ascii="Source Sans 3" w:hAnsi="Source Sans 3"/>
+                <w:i/>
+                <w:iCs/>
+                <w:sz w:val="21"/>
+                <w:szCs w:val="21"/>
+              </w:rPr>
+              <w:t xml:space="preserve"> </w:t>
+            </w:r>
+            <w:r>
+              <w:rPr>
+                <w:rFonts w:ascii="Source Sans 3" w:hAnsi="Source Sans 3"/>
+                <w:b/>
+                <w:bCs/>
+                <w:i/>
+                <w:iCs/>
+                <w:sz w:val="21"/>
+                <w:szCs w:val="21"/>
+                <w:shd w:val="clear" w:color="auto" w:fill="F7E996"/>
+              </w:rPr>
+              <w:t>living</w:t>
+            </w:r>
+          </w:p>
+          <w:p>
+            <w:pPr>
+              <w:spacing w:after="0" w:line="240" w:lineRule="auto"/>
+              <w:rPr>
+                <w:rFonts w:ascii="Source Sans 3" w:hAnsi="Source Sans 3"/>
+                <w:sz w:val="21"/>
+                <w:szCs w:val="21"/>
+              </w:rPr>
+            </w:pPr>
+            <w:r>
+              <w:rPr>
+                <w:rFonts w:ascii="Source Sans 3" w:hAnsi="Source Sans 3"/>
+                <w:sz w:val="21"/>
+                <w:szCs w:val="21"/>
+              </w:rPr>
+              <w:t>This is a paraphrase of the following sentence from the passage</w:t>
+            </w:r>
+          </w:p>
+          <w:p>
+            <w:pPr>
+              <w:spacing w:after="0" w:line="240" w:lineRule="auto"/>
+              <w:rPr>
+                <w:rFonts w:ascii="Source Sans 3" w:hAnsi="Source Sans 3"/>
+                <w:i/>
+                <w:iCs/>
+                <w:sz w:val="21"/>
+                <w:szCs w:val="21"/>
+              </w:rPr>
+            </w:pPr>
+            <w:r>
+              <w:rPr>
+                <w:rFonts w:ascii="Source Sans 3" w:hAnsi="Source Sans 3"/>
+                <w:i/>
+                <w:iCs/>
+                <w:sz w:val="21"/>
+                <w:szCs w:val="21"/>
+                <w:shd w:val="clear" w:color="auto" w:fill="F7E996"/>
+              </w:rPr>
+              <w:t>People who live on houseboats</w:t>
+            </w:r>
+            <w:r>
+              <w:rPr>
+                <w:rFonts w:ascii="Source Sans 3" w:hAnsi="Source Sans 3"/>
+                <w:i/>
+                <w:iCs/>
+                <w:sz w:val="21"/>
+                <w:szCs w:val="21"/>
+              </w:rPr>
+              <w:t xml:space="preserve"> </w:t>
+            </w:r>
+            <w:r>
+              <w:rPr>
+                <w:rFonts w:ascii="Source Sans 3" w:hAnsi="Source Sans 3"/>
+                <w:i/>
+                <w:iCs/>
+                <w:sz w:val="21"/>
+                <w:szCs w:val="21"/>
+                <w:shd w:val="clear" w:color="auto" w:fill="9CCE86"/>
+              </w:rPr>
+              <w:t>enjoy</w:t>
+            </w:r>
+            <w:r>
+              <w:rPr>
+                <w:rFonts w:ascii="Source Sans 3" w:hAnsi="Source Sans 3"/>
+                <w:i/>
+                <w:iCs/>
+                <w:sz w:val="21"/>
+                <w:szCs w:val="21"/>
+              </w:rPr>
+              <w:t xml:space="preserve"> </w:t>
+            </w:r>
+            <w:r>
+              <w:rPr>
+                <w:rFonts w:ascii="Source Sans 3" w:hAnsi="Source Sans 3"/>
+                <w:b/>
+                <w:bCs/>
+                <w:i/>
+                <w:iCs/>
+                <w:sz w:val="21"/>
+                <w:szCs w:val="21"/>
+                <w:shd w:val="clear" w:color="auto" w:fill="F7E996"/>
+              </w:rPr>
+              <w:t>being</w:t>
+            </w:r>
+            <w:r>
+              <w:rPr>
+                <w:rFonts w:ascii="Source Sans 3" w:hAnsi="Source Sans 3"/>
+                <w:i/>
+                <w:iCs/>
+                <w:sz w:val="21"/>
+                <w:szCs w:val="21"/>
+              </w:rPr>
+              <w:t xml:space="preserve"> close to nature.</w:t>
+            </w:r>
+          </w:p>
+          <w:p>
+            <w:pPr>
+              <w:rPr>
+                <w:sz w:val="21"/>
+                <w:szCs w:val="21"/>
+              </w:rPr>
+            </w:pPr>
+            <w:r>
+              <w:rPr>
+                <w:sz w:val="21"/>
+                <w:szCs w:val="21"/>
+              </w:rPr>
+              <w:t xml:space="preserve">Because you have to use words from the passage in your answer, the answer is </w:t>
+            </w:r>
+            <w:r>
+              <w:rPr>
+                <w:i/>
+                <w:iCs/>
+                <w:sz w:val="21"/>
+                <w:szCs w:val="21"/>
+              </w:rPr>
+              <w:t>close to nature</w:t>
+            </w:r>
+            <w:r>
+              <w:rPr>
+                <w:sz w:val="21"/>
+                <w:szCs w:val="21"/>
+              </w:rPr>
+              <w:t>.</w:t>
+            </w:r>
+          </w:p>
+        </w:tc>
+      </w:tr>
+    </w:tbl>
+    <w:p>
+      <w:pPr>
+        <w:spacing w:before="240" w:after="0"/>
+        <w:rPr>
+          <w:color w:val="DDF03C"/>
+          <w:sz w:val="2"/>
+          <w:szCs w:val="2"/>
+        </w:rPr>
+      </w:pPr>
+    </w:p>
+    <w:tbl>
+      <w:tblPr>
+        <w:tblStyle w:val="DottedTable"/>
+        <w:tblW w:w="14392" w:type="dxa"/>
+        <w:tblLook w:val="04A0" w:firstRow="1" w:lastRow="0" w:firstColumn="1" w:lastColumn="0" w:noHBand="0" w:noVBand="1"/>
+      </w:tblPr>
+      <w:tblGrid>
+        <w:gridCol w:w="650"/>
+        <w:gridCol w:w="9410"/>
+        <w:gridCol w:w="4332"/>
+      </w:tblGrid>
+      <w:tr>
+        <w:tc>
+          <w:tcPr>
+            <w:tcW w:w="650" w:type="dxa"/>
+          </w:tcPr>
+          <w:tbl>
+            <w:tblPr>
+              <w:tblStyle w:val="CompactTable"/>
+              <w:tblW w:w="0" w:type="auto"/>
+              <w:tblBorders>
+                <w:top w:val="single" w:sz="18" w:space="0" w:color="A7C623"/>
+                <w:left w:val="single" w:sz="18" w:space="0" w:color="A7C623"/>
+                <w:bottom w:val="single" w:sz="18" w:space="0" w:color="A7C623"/>
+                <w:right w:val="single" w:sz="18" w:space="0" w:color="A7C623"/>
+                <w:insideH w:val="single" w:sz="18" w:space="0" w:color="A7C623"/>
+                <w:insideV w:val="single" w:sz="18" w:space="0" w:color="A7C623"/>
+              </w:tblBorders>
+              <w:tblLook w:val="04A0" w:firstRow="1" w:lastRow="0" w:firstColumn="1" w:lastColumn="0" w:noHBand="0" w:noVBand="1"/>
+            </w:tblPr>
+            <w:tblGrid>
+              <w:gridCol w:w="320"/>
+            </w:tblGrid>
+            <w:tr>
+              <w:tc>
+                <w:tcPr>
+                  <w:tcW w:w="385" w:type="dxa"/>
+                </w:tcPr>
+                <w:p>
+                  <w:pPr>
+                    <w:rPr>
+                      <w:b w:val="0"/>
+                      <w:bCs/>
+                      <w:szCs w:val="26"/>
+                      <w:bdr w:val="single" w:sz="12" w:space="0" w:color="FFFF00"/>
+                    </w:rPr>
+                  </w:pPr>
+                  <w:r>
+                    <w:rPr>
+                      <w:bCs/>
+                      <w:szCs w:val="26"/>
+                      <w:lang w:bidi="ar-SA"/>
+                    </w:rPr>
+                    <w:t>09</w:t>
+                  </w:r>
+                </w:p>
+              </w:tc>
+            </w:tr>
+          </w:tbl>
+          <w:p>
+            <w:pPr>
+              <w:rPr>
+                <w:rFonts w:ascii="Source Sans 3" w:hAnsi="Source Sans 3"/>
+                <w:b/>
+                <w:bCs/>
+                <w:sz w:val="26"/>
+                <w:szCs w:val="26"/>
+                <w:bdr w:val="single" w:sz="12" w:space="0" w:color="FFFF00"/>
+              </w:rPr>
+            </w:pPr>
+          </w:p>
+        </w:tc>
+        <w:tc>
+          <w:tcPr>
+            <w:tcW w:w="9410" w:type="dxa"/>
+          </w:tcPr>
+          <w:p>
+            <w:pPr>
+              <w:spacing w:after="120" w:line="240" w:lineRule="auto"/>
+              <w:rPr>
+                <w:rFonts w:ascii="Source Sans 3 Medium" w:hAnsi="Source Sans 3 Medium"/>
+                <w:b/>
+                <w:bCs/>
+                <w:sz w:val="23"/>
+                <w:szCs w:val="23"/>
+                <w:lang w:bidi="ar-SA"/>
+              </w:rPr>
+            </w:pPr>
+            <w:r>
+              <w:rPr>
+                <w:rFonts w:ascii="Source Sans 3 Medium" w:hAnsi="Source Sans 3 Medium"/>
+                <w:b/>
+                <w:bCs/>
+                <w:sz w:val="23"/>
+                <w:szCs w:val="23"/>
+                <w:lang w:bidi="ar-SA"/>
+              </w:rPr>
+              <w:t>Follow the steps in the box opposite and complete the sentences.</w:t>
+            </w:r>
+          </w:p>
+          <w:p>
+            <w:pPr>
+              <w:spacing w:after="120"/>
+              <w:rPr>
+                <w:rFonts w:ascii="Source Sans 3 Medium" w:hAnsi="Source Sans 3 Medium"/>
+                <w:b/>
+                <w:bCs/>
+                <w:sz w:val="23"/>
+                <w:szCs w:val="23"/>
+              </w:rPr>
+            </w:pPr>
+            <w:r>
+              <w:rPr>
+                <w:rFonts w:ascii="Source Sans 3 Medium" w:hAnsi="Source Sans 3 Medium"/>
+                <w:b/>
+                <w:bCs/>
+                <w:sz w:val="23"/>
+                <w:szCs w:val="23"/>
+              </w:rPr>
+              <w:t>Choose NO MORE THAN TWO WORDS from the passage for each answer.</w:t>
+            </w:r>
+          </w:p>
+          <w:p>
+            <w:pPr>
+              <w:pStyle w:val="SS3-115"/>
+              <w:numPr>
+                <w:ilvl w:val="0"/>
+                <w:numId w:val="67"/>
+              </w:numPr>
+              <w:ind w:left="227" w:hanging="227"/>
+            </w:pPr>
+            <w:r>
+              <w:t>The two people who live in the transparent house love it, but it wouldn't</w:t>
+            </w:r>
+            <w:r>
+              <w:t xml:space="preserve"> ---.</w:t>
+            </w:r>
+          </w:p>
+          <w:p>
+            <w:pPr>
+              <w:pStyle w:val="SS3-115"/>
+              <w:numPr>
+                <w:ilvl w:val="0"/>
+                <w:numId w:val="67"/>
+              </w:numPr>
+              <w:ind w:left="227" w:hanging="227"/>
+            </w:pPr>
+            <w:r>
+              <w:t>The designer of the smallest house hopes to</w:t>
+            </w:r>
+            <w:r>
+              <w:t xml:space="preserve"> --- </w:t>
+            </w:r>
+            <w:r>
+              <w:t>to the lack of houses all over the world.</w:t>
+            </w:r>
+          </w:p>
+          <w:p>
+            <w:pPr>
+              <w:pStyle w:val="SS3-115"/>
+              <w:numPr>
+                <w:ilvl w:val="0"/>
+                <w:numId w:val="67"/>
+              </w:numPr>
+              <w:ind w:left="227" w:hanging="227"/>
+            </w:pPr>
+            <w:r>
+              <w:t>People who stay in igloos sometimes protect themselves from the cold by making use of</w:t>
+            </w:r>
+            <w:r>
+              <w:t xml:space="preserve"> ---.</w:t>
+            </w:r>
+          </w:p>
+          <w:p>
+            <w:pPr>
+              <w:pStyle w:val="SS3-115"/>
+              <w:numPr>
+                <w:ilvl w:val="0"/>
+                <w:numId w:val="67"/>
+              </w:numPr>
+              <w:ind w:left="227" w:hanging="227"/>
+              <w:rPr>
+                <w:rStyle w:val="BlankWord1"/>
+                <w:bdr w:val="none" w:sz="0" w:space="0" w:color="auto"/>
+                <w:shd w:val="clear" w:color="auto" w:fill="auto"/>
+                <w:rtl/>
+                <w14:textOutline w14:w="0" w14:cap="rnd" w14:cmpd="sng" w14:algn="ctr">
+                  <w14:noFill/>
+                  <w14:prstDash w14:val="solid"/>
+                  <w14:bevel/>
+                </w14:textOutline>
+              </w:rPr>
+            </w:pPr>
+            <w:r>
+              <w:t xml:space="preserve">People who have </w:t>
+            </w:r>
+            <w:r>
+              <w:t xml:space="preserve">--- </w:t>
+            </w:r>
+            <w:r>
+              <w:t>would find a holiday in a treehouse ideal.</w:t>
+            </w:r>
+          </w:p>
+        </w:tc>
+        <w:tc>
+          <w:tcPr>
+            <w:tcW w:w="4332" w:type="dxa"/>
+          </w:tcPr>
+          <w:tbl>
+            <w:tblPr>
+              <w:tblStyle w:val="CommonTable"/>
+              <w:tblW w:w="0" w:type="auto"/>
+              <w:tblInd w:w="20" w:type="dxa"/>
+              <w:tblBorders>
+                <w:top w:val="single" w:sz="18" w:space="0" w:color="C5D878"/>
+                <w:left w:val="single" w:sz="18" w:space="0" w:color="C5D878"/>
+                <w:bottom w:val="single" w:sz="18" w:space="0" w:color="C5D878"/>
+                <w:right w:val="single" w:sz="18" w:space="0" w:color="C5D878"/>
+                <w:insideH w:val="single" w:sz="18" w:space="0" w:color="C5D878"/>
+                <w:insideV w:val="single" w:sz="18" w:space="0" w:color="C5D878"/>
+              </w:tblBorders>
+              <w:shd w:val="clear" w:color="auto" w:fill="F2F8E8"/>
+              <w:tblLook w:val="04A0" w:firstRow="1" w:lastRow="0" w:firstColumn="1" w:lastColumn="0" w:noHBand="0" w:noVBand="1"/>
+            </w:tblPr>
+            <w:tblGrid>
+              <w:gridCol w:w="3982"/>
+            </w:tblGrid>
+            <w:tr>
+              <w:tc>
+                <w:tcPr>
+                  <w:tcW w:w="6400" w:type="dxa"/>
+                  <w:shd w:val="clear" w:color="auto" w:fill="F2F8E8"/>
+                </w:tcPr>
+                <w:p>
+                  <w:pPr>
+                    <w:rPr>
+                      <w:sz w:val="21"/>
+                      <w:szCs w:val="21"/>
+                    </w:rPr>
+                  </w:pPr>
+                  <w:r>
+                    <w:rPr>
+                      <w:rFonts w:ascii="Cambria Math" w:hAnsi="Cambria Math" w:cs="Cambria Math"/>
+                      <w:color w:val="C5D878"/>
+                      <w:sz w:val="32"/>
+                      <w:szCs w:val="32"/>
+                    </w:rPr>
+                    <w:t>◉</w:t>
+                  </w:r>
+                  <w:r>
+                    <w:t xml:space="preserve"> </w:t>
+                  </w:r>
+                  <w:r>
+                    <w:rPr>
+                      <w:b/>
+                      <w:bCs/>
+                    </w:rPr>
+                    <w:t>How to do sentence completion questions</w:t>
+                  </w:r>
+                </w:p>
+                <w:p>
+                  <w:pPr>
+                    <w:pStyle w:val="ListParagraph"/>
+                    <w:numPr>
+                      <w:ilvl w:val="0"/>
+                      <w:numId w:val="68"/>
+                    </w:numPr>
+                    <w:ind w:left="170" w:hanging="170"/>
+                    <w:rPr>
+                      <w:rFonts w:ascii="Source Sans 3" w:hAnsi="Source Sans 3"/>
+                      <w:sz w:val="21"/>
+                      <w:szCs w:val="21"/>
+                    </w:rPr>
+                  </w:pPr>
+                  <w:r>
+                    <w:rPr>
+                      <w:rFonts w:ascii="Source Sans 3" w:hAnsi="Source Sans 3"/>
+                      <w:sz w:val="21"/>
+                      <w:szCs w:val="21"/>
+                    </w:rPr>
+                    <w:t>Underline key words from the sentence (</w:t>
+                  </w:r>
+                  <w:r>
+                    <w:rPr>
+                      <w:rFonts w:ascii="Source Sans 3" w:hAnsi="Source Sans 3"/>
+                      <w:i/>
+                      <w:iCs/>
+                      <w:sz w:val="21"/>
+                      <w:szCs w:val="21"/>
+                    </w:rPr>
+                    <w:t>houseboat occupants</w:t>
+                  </w:r>
+                  <w:r>
+                    <w:rPr>
+                      <w:rFonts w:ascii="Source Sans 3" w:hAnsi="Source Sans 3"/>
+                      <w:sz w:val="21"/>
+                      <w:szCs w:val="21"/>
+                    </w:rPr>
+                    <w:t>, in the above example).</w:t>
+                  </w:r>
+                </w:p>
+                <w:p>
+                  <w:pPr>
+                    <w:pStyle w:val="ListParagraph"/>
+                    <w:numPr>
+                      <w:ilvl w:val="0"/>
+                      <w:numId w:val="68"/>
+                    </w:numPr>
+                    <w:ind w:left="170" w:hanging="170"/>
+                    <w:rPr>
+                      <w:rFonts w:ascii="Source Sans 3" w:hAnsi="Source Sans 3"/>
+                      <w:sz w:val="21"/>
+                      <w:szCs w:val="21"/>
+                    </w:rPr>
+                  </w:pPr>
+                  <w:r>
+                    <w:rPr>
+                      <w:rFonts w:ascii="Source Sans 3" w:hAnsi="Source Sans 3"/>
+                      <w:sz w:val="21"/>
+                      <w:szCs w:val="21"/>
+                    </w:rPr>
+                    <w:t>Scan the text for the key words or words that mean something similar (</w:t>
+                  </w:r>
+                  <w:r>
+                    <w:rPr>
+                      <w:rFonts w:ascii="Source Sans 3" w:hAnsi="Source Sans 3"/>
+                      <w:i/>
+                      <w:iCs/>
+                      <w:sz w:val="21"/>
+                      <w:szCs w:val="21"/>
+                    </w:rPr>
+                    <w:t>people who live on houseboats</w:t>
+                  </w:r>
+                  <w:r>
+                    <w:rPr>
+                      <w:rFonts w:ascii="Source Sans 3" w:hAnsi="Source Sans 3"/>
+                      <w:sz w:val="21"/>
+                      <w:szCs w:val="21"/>
+                    </w:rPr>
+                    <w:t xml:space="preserve"> has a similar meaning to </w:t>
+                  </w:r>
+                  <w:r>
+                    <w:rPr>
+                      <w:rFonts w:ascii="Source Sans 3" w:hAnsi="Source Sans 3"/>
+                      <w:i/>
+                      <w:iCs/>
+                      <w:sz w:val="21"/>
+                      <w:szCs w:val="21"/>
+                    </w:rPr>
+                    <w:t>houseboat occupants</w:t>
+                  </w:r>
+                  <w:r>
+                    <w:rPr>
+                      <w:rFonts w:ascii="Source Sans 3" w:hAnsi="Source Sans 3"/>
+                      <w:sz w:val="21"/>
+                      <w:szCs w:val="21"/>
+                    </w:rPr>
+                    <w:t>).</w:t>
+                  </w:r>
+                </w:p>
+                <w:p>
+                  <w:pPr>
+                    <w:pStyle w:val="ListParagraph"/>
+                    <w:numPr>
+                      <w:ilvl w:val="0"/>
+                      <w:numId w:val="68"/>
+                    </w:numPr>
+                    <w:ind w:left="170" w:hanging="170"/>
+                    <w:rPr>
+                      <w:rFonts w:ascii="Source Sans 3" w:hAnsi="Source Sans 3"/>
+                      <w:sz w:val="21"/>
+                      <w:szCs w:val="21"/>
+                    </w:rPr>
+                  </w:pPr>
+                  <w:r>
+                    <w:rPr>
+                      <w:rFonts w:ascii="Source Sans 3" w:hAnsi="Source Sans 3"/>
+                      <w:sz w:val="21"/>
+                      <w:szCs w:val="21"/>
+                    </w:rPr>
+                    <w:t>Read</w:t>
+                  </w:r>
+                  <w:r>
+                    <w:rPr>
+                      <w:rFonts w:ascii="Source Sans 3" w:hAnsi="Source Sans 3"/>
+                      <w:sz w:val="21"/>
+                      <w:szCs w:val="21"/>
+                    </w:rPr>
+                    <w:t xml:space="preserve"> </w:t>
+                  </w:r>
+                  <w:r>
+                    <w:rPr>
+                      <w:rFonts w:ascii="Source Sans 3" w:hAnsi="Source Sans 3"/>
+                      <w:sz w:val="21"/>
+                      <w:szCs w:val="21"/>
+                    </w:rPr>
+                    <w:t>the sentences near</w:t>
+                  </w:r>
+                  <w:r>
+                    <w:rPr>
+                      <w:rFonts w:ascii="Source Sans 3" w:hAnsi="Source Sans 3"/>
+                      <w:sz w:val="21"/>
+                      <w:szCs w:val="21"/>
+                    </w:rPr>
+                    <w:t xml:space="preserve"> </w:t>
+                  </w:r>
+                  <w:r>
+                    <w:rPr>
+                      <w:rFonts w:ascii="Source Sans 3" w:hAnsi="Source Sans 3"/>
+                      <w:sz w:val="21"/>
+                      <w:szCs w:val="21"/>
+                    </w:rPr>
+                    <w:t>the key words carefully-</w:t>
+                  </w:r>
+                  <w:r>
+                    <w:rPr>
+                      <w:rFonts w:ascii="Source Sans 3" w:hAnsi="Source Sans 3"/>
+                      <w:i/>
+                      <w:iCs/>
+                      <w:sz w:val="21"/>
+                      <w:szCs w:val="21"/>
+                    </w:rPr>
+                    <w:t>like living means the same as enjoy being</w:t>
+                  </w:r>
+                  <w:r>
+                    <w:rPr>
+                      <w:rFonts w:ascii="Source Sans 3" w:hAnsi="Source Sans 3"/>
+                      <w:sz w:val="21"/>
+                      <w:szCs w:val="21"/>
+                    </w:rPr>
+                    <w:t>.</w:t>
+                  </w:r>
+                </w:p>
+                <w:p>
+                  <w:pPr>
+                    <w:pStyle w:val="ListParagraph"/>
+                    <w:numPr>
+                      <w:ilvl w:val="0"/>
+                      <w:numId w:val="68"/>
+                    </w:numPr>
+                    <w:ind w:left="170" w:hanging="170"/>
+                    <w:rPr>
+                      <w:rFonts w:ascii="Source Sans 3" w:hAnsi="Source Sans 3"/>
+                      <w:sz w:val="21"/>
+                      <w:szCs w:val="21"/>
+                    </w:rPr>
+                  </w:pPr>
+                  <w:r>
+                    <w:rPr>
+                      <w:rFonts w:ascii="Source Sans 3" w:hAnsi="Source Sans 3"/>
+                      <w:sz w:val="21"/>
+                      <w:szCs w:val="21"/>
+                    </w:rPr>
+                    <w:t>Find the words that seem to fit the sentence.</w:t>
+                  </w:r>
+                </w:p>
+                <w:p>
+                  <w:pPr>
+                    <w:pStyle w:val="ListParagraph"/>
+                    <w:numPr>
+                      <w:ilvl w:val="0"/>
+                      <w:numId w:val="68"/>
+                    </w:numPr>
+                    <w:ind w:left="170" w:hanging="170"/>
+                    <w:rPr>
+                      <w:rFonts w:ascii="Source Sans 3" w:hAnsi="Source Sans 3"/>
+                      <w:sz w:val="21"/>
+                      <w:szCs w:val="21"/>
+                    </w:rPr>
+                  </w:pPr>
+                  <w:r>
+                    <w:rPr>
+                      <w:rFonts w:ascii="Source Sans 3" w:hAnsi="Source Sans 3"/>
+                      <w:sz w:val="21"/>
+                      <w:szCs w:val="21"/>
+                    </w:rPr>
+                    <w:t>Check that the meaning of the sentence matches the meaning of the text.</w:t>
+                  </w:r>
+                </w:p>
+                <w:p>
+                  <w:pPr>
+                    <w:pStyle w:val="ListParagraph"/>
+                    <w:numPr>
+                      <w:ilvl w:val="0"/>
+                      <w:numId w:val="68"/>
+                    </w:numPr>
+                    <w:ind w:left="170" w:hanging="170"/>
+                    <w:rPr>
+                      <w:rFonts w:ascii="Source Sans 3" w:hAnsi="Source Sans 3"/>
+                      <w:sz w:val="21"/>
+                      <w:szCs w:val="21"/>
+                    </w:rPr>
+                  </w:pPr>
+                  <w:r>
+                    <w:rPr>
+                      <w:rFonts w:ascii="Source Sans 3" w:hAnsi="Source Sans 3"/>
+                      <w:sz w:val="21"/>
+                      <w:szCs w:val="21"/>
+                    </w:rPr>
+                    <w:t>Check the grammar of the completed sentence.</w:t>
+                  </w:r>
+                </w:p>
+                <w:p>
+                  <w:pPr>
+                    <w:pStyle w:val="ListParagraph"/>
+                    <w:numPr>
+                      <w:ilvl w:val="0"/>
+                      <w:numId w:val="68"/>
+                    </w:numPr>
+                    <w:ind w:left="170" w:hanging="170"/>
+                    <w:rPr>
+                      <w:rFonts w:ascii="Source Sans 3" w:hAnsi="Source Sans 3"/>
+                      <w:sz w:val="21"/>
+                      <w:szCs w:val="21"/>
+                    </w:rPr>
+                  </w:pPr>
+                  <w:r>
+                    <w:rPr>
+                      <w:rFonts w:ascii="Source Sans 3" w:hAnsi="Source Sans 3"/>
+                      <w:sz w:val="21"/>
+                      <w:szCs w:val="21"/>
+                    </w:rPr>
+                    <w:t>Check if the word(s) should be singular or plural.</w:t>
+                  </w:r>
+                </w:p>
+                <w:p>
+                  <w:pPr>
+                    <w:pStyle w:val="ListParagraph"/>
+                    <w:numPr>
+                      <w:ilvl w:val="0"/>
+                      <w:numId w:val="68"/>
+                    </w:numPr>
+                    <w:ind w:left="170" w:hanging="170"/>
+                    <w:rPr>
+                      <w:rFonts w:ascii="Source Sans 3" w:hAnsi="Source Sans 3"/>
+                      <w:sz w:val="21"/>
+                      <w:szCs w:val="21"/>
+                    </w:rPr>
+                  </w:pPr>
+                  <w:r>
+                    <w:rPr>
+                      <w:rFonts w:ascii="Source Sans 3" w:hAnsi="Source Sans 3"/>
+                      <w:sz w:val="21"/>
+                      <w:szCs w:val="21"/>
+                    </w:rPr>
+                    <w:t>Check that you have used the correct number of words.</w:t>
+                  </w:r>
+                </w:p>
+              </w:tc>
+            </w:tr>
+          </w:tbl>
+          <w:p>
+            <w:pPr>
+              <w:spacing w:before="240"/>
+              <w:rPr>
+                <w:color w:val="DDF03C"/>
+                <w:sz w:val="2"/>
+                <w:szCs w:val="2"/>
+              </w:rPr>
+            </w:pPr>
+          </w:p>
+          <w:p>
+            <w:pPr>
+              <w:spacing w:after="120"/>
+              <w:rPr>
+                <w:rFonts w:ascii="Source Sans 3 Medium" w:hAnsi="Source Sans 3 Medium"/>
+                <w:b/>
+                <w:bCs/>
+                <w:sz w:val="23"/>
+                <w:szCs w:val="23"/>
+              </w:rPr>
+            </w:pPr>
+          </w:p>
+        </w:tc>
+      </w:tr>
+    </w:tbl>
+    <w:p>
+      <w:pPr>
+        <w:rPr>
+          <w:sz w:val="2"/>
+          <w:szCs w:val="2"/>
+        </w:rPr>
+      </w:pPr>
+    </w:p>
     <w:tbl>
       <w:tblPr>
         <w:tblStyle w:val="CommonTable"/>
@@ -3298,13 +4102,13 @@
         <w:tblLook w:val="04A0" w:firstRow="1" w:lastRow="0" w:firstColumn="1" w:lastColumn="0" w:noHBand="0" w:noVBand="1"/>
       </w:tblPr>
       <w:tblGrid>
-        <w:gridCol w:w="4893"/>
+        <w:gridCol w:w="5981"/>
       </w:tblGrid>
       <w:tr>
         <w:tc>
           <w:tcPr>
             <w:tcW w:w="0" w:type="auto"/>
-            <w:shd w:val="clear" w:color="auto" w:fill="DDF03C"/>
+            <w:shd w:val="clear" w:color="auto" w:fill="97BE23"/>
           </w:tcPr>
           <w:p>
             <w:pPr>
@@ -3324,12 +4128,20 @@
                 <w:sz w:val="24"/>
                 <w:szCs w:val="24"/>
               </w:rPr>
-              <w:t>GRAMMAR FOCUS: ADVERBS OF FREQUENCY</w:t>
+              <w:t>GRAMMAR FOCUS: PAST SIMPLE AND PRESENT SIMPLE</w:t>
             </w:r>
           </w:p>
         </w:tc>
       </w:tr>
     </w:tbl>
+    <w:p>
+      <w:pPr>
+        <w:rPr>
+          <w:sz w:val="2"/>
+          <w:szCs w:val="2"/>
+        </w:rPr>
+      </w:pPr>
+    </w:p>
     <w:tbl>
       <w:tblPr>
         <w:tblStyle w:val="DottedTable"/>
@@ -3344,19 +4156,19 @@
       <w:tr>
         <w:tc>
           <w:tcPr>
-            <w:tcW w:w="582" w:type="dxa"/>
+            <w:tcW w:w="650" w:type="dxa"/>
           </w:tcPr>
           <w:tbl>
             <w:tblPr>
               <w:tblStyle w:val="CompactTable"/>
               <w:tblW w:w="0" w:type="auto"/>
               <w:tblBorders>
-                <w:top w:val="single" w:sz="18" w:space="0" w:color="E1F42D"/>
-                <w:left w:val="single" w:sz="18" w:space="0" w:color="E1F42D"/>
-                <w:bottom w:val="single" w:sz="18" w:space="0" w:color="E1F42D"/>
-                <w:right w:val="single" w:sz="18" w:space="0" w:color="E1F42D"/>
-                <w:insideH w:val="single" w:sz="18" w:space="0" w:color="E1F42D"/>
-                <w:insideV w:val="single" w:sz="18" w:space="0" w:color="E1F42D"/>
+                <w:top w:val="single" w:sz="18" w:space="0" w:color="A4B785"/>
+                <w:left w:val="single" w:sz="18" w:space="0" w:color="A4B785"/>
+                <w:bottom w:val="single" w:sz="18" w:space="0" w:color="A4B785"/>
+                <w:right w:val="single" w:sz="18" w:space="0" w:color="A4B785"/>
+                <w:insideH w:val="single" w:sz="18" w:space="0" w:color="A4B785"/>
+                <w:insideV w:val="single" w:sz="18" w:space="0" w:color="A4B785"/>
               </w:tblBorders>
               <w:tblLook w:val="04A0" w:firstRow="1" w:lastRow="0" w:firstColumn="1" w:lastColumn="0" w:noHBand="0" w:noVBand="1"/>
             </w:tblPr>
@@ -3400,17 +4212,14 @@
         </w:tc>
         <w:tc>
           <w:tcPr>
-            <w:tcW w:w="8769" w:type="dxa"/>
+            <w:tcW w:w="8723" w:type="dxa"/>
           </w:tcPr>
           <w:p>
             <w:pPr>
               <w:pStyle w:val="SS3M-115"/>
             </w:pPr>
             <w:r>
-              <w:t>Identify the frequency adverbs in these sentences from the text</w:t>
-            </w:r>
-            <w:r>
-              <w:t>.</w:t>
+              <w:t>Answer the questions in exercise 5. Follow the advice in the box.</w:t>
             </w:r>
           </w:p>
           <w:p>
@@ -3420,9 +4229,49 @@
                 <w:ilvl w:val="0"/>
                 <w:numId w:val="15"/>
               </w:numPr>
-            </w:pPr>
-            <w:r>
-              <w:t>Your family is always on your side.</w:t>
+              <w:ind w:left="227" w:hanging="227"/>
+            </w:pPr>
+            <w:r>
+              <w:t>Which tenses does the passage use?</w:t>
+            </w:r>
+          </w:p>
+          <w:p>
+            <w:pPr>
+              <w:pStyle w:val="SS3-115"/>
+              <w:numPr>
+                <w:ilvl w:val="0"/>
+                <w:numId w:val="69"/>
+              </w:numPr>
+              <w:ind w:left="454" w:hanging="227"/>
+            </w:pPr>
+            <w:r>
+              <w:t>present tenses</w:t>
+            </w:r>
+          </w:p>
+          <w:p>
+            <w:pPr>
+              <w:pStyle w:val="SS3-115"/>
+              <w:numPr>
+                <w:ilvl w:val="0"/>
+                <w:numId w:val="69"/>
+              </w:numPr>
+              <w:ind w:left="454" w:hanging="227"/>
+            </w:pPr>
+            <w:r>
+              <w:t>past tenses</w:t>
+            </w:r>
+          </w:p>
+          <w:p>
+            <w:pPr>
+              <w:pStyle w:val="SS3-115"/>
+              <w:numPr>
+                <w:ilvl w:val="0"/>
+                <w:numId w:val="69"/>
+              </w:numPr>
+              <w:ind w:left="454" w:hanging="227"/>
+            </w:pPr>
+            <w:r>
+              <w:t>both present and past tenses</w:t>
             </w:r>
           </w:p>
           <w:p>
@@ -3432,9 +4281,10 @@
                 <w:ilvl w:val="0"/>
                 <w:numId w:val="15"/>
               </w:numPr>
-            </w:pPr>
-            <w:r>
-              <w:t>Teenagers often prefer to be left at home.</w:t>
+              <w:ind w:left="227" w:hanging="227"/>
+            </w:pPr>
+            <w:r>
+              <w:t>Which tenses are used:</w:t>
             </w:r>
           </w:p>
           <w:p>
@@ -3442,11 +4292,12 @@
               <w:pStyle w:val="SS3-115"/>
               <w:numPr>
                 <w:ilvl w:val="0"/>
-                <w:numId w:val="15"/>
+                <w:numId w:val="70"/>
               </w:numPr>
-            </w:pPr>
-            <w:r>
-              <w:t>As they are often retired, they are not always busy...</w:t>
+              <w:ind w:left="454" w:hanging="227"/>
+            </w:pPr>
+            <w:r>
+              <w:t>to describe the houses?</w:t>
             </w:r>
           </w:p>
           <w:p>
@@ -3454,11 +4305,12 @@
               <w:pStyle w:val="SS3-115"/>
               <w:numPr>
                 <w:ilvl w:val="0"/>
-                <w:numId w:val="15"/>
+                <w:numId w:val="70"/>
               </w:numPr>
-            </w:pPr>
-            <w:r>
-              <w:t>They usually get lots of love and attention.</w:t>
+              <w:ind w:left="454" w:hanging="227"/>
+            </w:pPr>
+            <w:r>
+              <w:t>to describe habit or things that are always true?</w:t>
             </w:r>
           </w:p>
           <w:p>
@@ -3466,29 +4318,77 @@
               <w:pStyle w:val="SS3-115"/>
               <w:numPr>
                 <w:ilvl w:val="0"/>
-                <w:numId w:val="15"/>
+                <w:numId w:val="70"/>
               </w:numPr>
-            </w:pPr>
-            <w:r>
-              <w:t>Sometimes they feel closer to their grandparents than to their parents.</w:t>
+              <w:ind w:left="454" w:hanging="227"/>
+            </w:pPr>
+            <w:r>
+              <w:t>to describe people's experiences on holidays?</w:t>
+            </w:r>
+          </w:p>
+          <w:p>
+            <w:pPr>
+              <w:pStyle w:val="SS3-115"/>
+              <w:numPr>
+                <w:ilvl w:val="0"/>
+                <w:numId w:val="70"/>
+              </w:numPr>
+              <w:ind w:left="454" w:hanging="227"/>
+            </w:pPr>
+            <w:r>
+              <w:t>to talk about designing or building the house?</w:t>
             </w:r>
           </w:p>
         </w:tc>
         <w:tc>
           <w:tcPr>
-            <w:tcW w:w="5041" w:type="dxa"/>
+            <w:tcW w:w="5019" w:type="dxa"/>
           </w:tcPr>
+          <w:p>
+            <w:pPr>
+              <w:rPr>
+                <w:rFonts w:ascii="Source Sans 3 SemiBold" w:hAnsi="Source Sans 3 SemiBold"/>
+                <w:b/>
+                <w:bCs/>
+                <w:noProof/>
+                <w:color w:val="FFFFFF" w:themeColor="background1"/>
+                <w:shd w:val="clear" w:color="auto" w:fill="68AF3D"/>
+              </w:rPr>
+            </w:pPr>
+            <w:r>
+              <w:rPr>
+                <w:rFonts w:ascii="Source Sans 3 SemiBold" w:hAnsi="Source Sans 3 SemiBold"/>
+                <w:b/>
+                <w:bCs/>
+                <w:noProof/>
+                <w:color w:val="FFFFFF" w:themeColor="background1"/>
+                <w:bdr w:val="single" w:sz="24" w:space="0" w:color="96B932"/>
+                <w:shd w:val="clear" w:color="auto" w:fill="1D8119"/>
+              </w:rPr>
+              <w:t xml:space="preserve">TIP </w:t>
+            </w:r>
+            <w:r>
+              <w:rPr>
+                <w:rFonts w:ascii="Source Sans 3 SemiBold" w:hAnsi="Source Sans 3 SemiBold"/>
+                <w:b/>
+                <w:bCs/>
+                <w:noProof/>
+                <w:bdr w:val="single" w:sz="24" w:space="0" w:color="96B932"/>
+              </w:rPr>
+              <w:t>10</w:t>
+            </w:r>
+          </w:p>
           <w:tbl>
             <w:tblPr>
               <w:tblStyle w:val="NormalTable"/>
               <w:tblW w:w="0" w:type="auto"/>
               <w:tblBorders>
-                <w:top w:val="single" w:sz="18" w:space="0" w:color="D4E740"/>
-                <w:left w:val="single" w:sz="18" w:space="0" w:color="D4E740"/>
-                <w:bottom w:val="single" w:sz="18" w:space="0" w:color="D4E740"/>
-                <w:right w:val="single" w:sz="18" w:space="0" w:color="D4E740"/>
-                <w:insideH w:val="single" w:sz="18" w:space="0" w:color="D4E740"/>
-                <w:insideV w:val="single" w:sz="18" w:space="0" w:color="D4E740"/>
+                <w:top w:val="single" w:sz="18" w:space="0" w:color="96B932"/>
+                <w:left w:val="single" w:sz="18" w:space="0" w:color="96B932"/>
+                <w:bottom w:val="single" w:sz="18" w:space="0" w:color="96B932"/>
+                <w:right w:val="single" w:sz="18" w:space="0" w:color="96B932"/>
+                <w:insideH w:val="single" w:sz="18" w:space="0" w:color="96B932"/>
+                <w:insideV w:val="single" w:sz="18" w:space="0" w:color="96B932"/>
               </w:tblBorders>
               <w:tblLook w:val="04A0" w:firstRow="1" w:lastRow="0" w:firstColumn="1" w:lastColumn="0" w:noHBand="0" w:noVBand="1"/>
             </w:tblPr>
@@ -3499,80 +4399,22 @@
               <w:tc>
                 <w:tcPr>
                   <w:tcW w:w="6061" w:type="dxa"/>
+                  <w:shd w:val="clear" w:color="auto" w:fill="ECEBF1"/>
                 </w:tcPr>
                 <w:p>
                   <w:pPr>
                     <w:rPr>
-                      <w:i/>
+                      <w:noProof/>
                       <w:sz w:val="21"/>
                       <w:szCs w:val="21"/>
                     </w:rPr>
                   </w:pPr>
                   <w:r>
                     <w:rPr>
-                      <w:rFonts w:ascii="Cambria Math" w:hAnsi="Cambria Math" w:cs="Cambria Math"/>
-                      <w:color w:val="DDEF82"/>
-                      <w:sz w:val="32"/>
-                      <w:szCs w:val="32"/>
-                    </w:rPr>
-                    <w:t>◉</w:t>
-                  </w:r>
-                  <w:r>
-                    <w:t xml:space="preserve"> </w:t>
-                  </w:r>
-                  <w:r>
-                    <w:rPr>
-                      <w:i/>
                       <w:sz w:val="21"/>
                       <w:szCs w:val="21"/>
                     </w:rPr>
-                    <w:t>Grandparents often have more time to read to children.</w:t>
-                  </w:r>
-                </w:p>
-                <w:p>
-                  <w:pPr>
-                    <w:rPr>
-                      <w:sz w:val="21"/>
-                      <w:szCs w:val="21"/>
-                    </w:rPr>
-                  </w:pPr>
-                  <w:r>
-                    <w:rPr>
-                      <w:i/>
-                      <w:sz w:val="21"/>
-                      <w:szCs w:val="21"/>
-                    </w:rPr>
-                    <w:t xml:space="preserve">Often </w:t>
-                  </w:r>
-                  <w:r>
-                    <w:rPr>
-                      <w:sz w:val="21"/>
-                      <w:szCs w:val="21"/>
-                    </w:rPr>
-                    <w:t xml:space="preserve">is an adverb of frequency. It gives us an idea of how often something happens. The present </w:t>
-                  </w:r>
-                  <w:proofErr w:type="gramStart"/>
-                  <w:r>
-                    <w:rPr>
-                      <w:sz w:val="21"/>
-                      <w:szCs w:val="21"/>
-                    </w:rPr>
-                    <w:t>simple</w:t>
-                  </w:r>
-                  <w:proofErr w:type="gramEnd"/>
-                  <w:r>
-                    <w:rPr>
-                      <w:sz w:val="21"/>
-                      <w:szCs w:val="21"/>
-                    </w:rPr>
-                    <w:t xml:space="preserve"> tells us about regular events, and adverbs of frequency are common with this tense</w:t>
-                  </w:r>
-                  <w:r>
-                    <w:rPr>
-                      <w:sz w:val="21"/>
-                      <w:szCs w:val="21"/>
-                    </w:rPr>
-                    <w:t>.</w:t>
+                    <w:t>As part of your first quick look at the passage, identify whether it is written mainly in the past, present or future, and if the tense changes. This may help you understand the passage.</w:t>
                   </w:r>
                 </w:p>
               </w:tc>
@@ -3588,19 +4430,19 @@
       <w:tr>
         <w:tc>
           <w:tcPr>
-            <w:tcW w:w="582" w:type="dxa"/>
+            <w:tcW w:w="650" w:type="dxa"/>
           </w:tcPr>
           <w:tbl>
             <w:tblPr>
               <w:tblStyle w:val="CompactTable"/>
               <w:tblW w:w="0" w:type="auto"/>
               <w:tblBorders>
-                <w:top w:val="single" w:sz="18" w:space="0" w:color="DEEE68"/>
-                <w:left w:val="single" w:sz="18" w:space="0" w:color="DEEE68"/>
-                <w:bottom w:val="single" w:sz="18" w:space="0" w:color="DEEE68"/>
-                <w:right w:val="single" w:sz="18" w:space="0" w:color="DEEE68"/>
-                <w:insideH w:val="single" w:sz="18" w:space="0" w:color="DEEE68"/>
-                <w:insideV w:val="single" w:sz="18" w:space="0" w:color="DEEE68"/>
+                <w:top w:val="single" w:sz="18" w:space="0" w:color="A4B785"/>
+                <w:left w:val="single" w:sz="18" w:space="0" w:color="A4B785"/>
+                <w:bottom w:val="single" w:sz="18" w:space="0" w:color="A4B785"/>
+                <w:right w:val="single" w:sz="18" w:space="0" w:color="A4B785"/>
+                <w:insideH w:val="single" w:sz="18" w:space="0" w:color="A4B785"/>
+                <w:insideV w:val="single" w:sz="18" w:space="0" w:color="A4B785"/>
               </w:tblBorders>
               <w:tblLook w:val="04A0" w:firstRow="1" w:lastRow="0" w:firstColumn="1" w:lastColumn="0" w:noHBand="0" w:noVBand="1"/>
             </w:tblPr>
@@ -3644,32 +4486,188 @@
         </w:tc>
         <w:tc>
           <w:tcPr>
-            <w:tcW w:w="8769" w:type="dxa"/>
+            <w:tcW w:w="8723" w:type="dxa"/>
           </w:tcPr>
           <w:p>
             <w:pPr>
               <w:pStyle w:val="SS3M-115"/>
             </w:pPr>
             <w:r>
-              <w:t xml:space="preserve">Study the </w:t>
-            </w:r>
-            <w:r>
-              <w:rPr>
-                <w:u w:val="single"/>
-              </w:rPr>
-              <w:t>position</w:t>
-            </w:r>
-            <w:r>
-              <w:t xml:space="preserve"> of the frequency adverbs in the sentences in exercise 10. With a partner, work out some rules on the position of frequency adverbs</w:t>
+              <w:t>Choose the correct verb, present simple or past simple</w:t>
             </w:r>
             <w:r>
               <w:t>.</w:t>
+            </w:r>
+          </w:p>
+          <w:p>
+            <w:pPr>
+              <w:pStyle w:val="SS3-115"/>
+              <w:numPr>
+                <w:ilvl w:val="0"/>
+                <w:numId w:val="71"/>
+              </w:numPr>
+              <w:ind w:left="227" w:hanging="227"/>
+            </w:pPr>
+            <w:r>
+              <w:t xml:space="preserve">Most people in China </w:t>
+            </w:r>
+            <w:r>
+              <w:rPr>
+                <w:b/>
+                <w:bCs/>
+              </w:rPr>
+              <w:t>live</w:t>
+            </w:r>
+            <w:r>
+              <w:t xml:space="preserve"> / </w:t>
+            </w:r>
+            <w:r>
+              <w:rPr>
+                <w:b/>
+                <w:bCs/>
+              </w:rPr>
+              <w:t>lived</w:t>
+            </w:r>
+            <w:r>
+              <w:t xml:space="preserve"> in flats.</w:t>
+            </w:r>
+          </w:p>
+          <w:p>
+            <w:pPr>
+              <w:pStyle w:val="SS3-115"/>
+              <w:numPr>
+                <w:ilvl w:val="0"/>
+                <w:numId w:val="71"/>
+              </w:numPr>
+              <w:ind w:left="227" w:hanging="227"/>
+            </w:pPr>
+            <w:r>
+              <w:t xml:space="preserve">In the UK most houses </w:t>
+            </w:r>
+            <w:r>
+              <w:rPr>
+                <w:b/>
+                <w:bCs/>
+              </w:rPr>
+              <w:t>have</w:t>
+            </w:r>
+            <w:r>
+              <w:t xml:space="preserve"> / </w:t>
+            </w:r>
+            <w:r>
+              <w:rPr>
+                <w:b/>
+                <w:bCs/>
+              </w:rPr>
+              <w:t>had</w:t>
+            </w:r>
+            <w:r>
+              <w:t xml:space="preserve"> gardens.</w:t>
+            </w:r>
+          </w:p>
+          <w:p>
+            <w:pPr>
+              <w:pStyle w:val="SS3-115"/>
+              <w:numPr>
+                <w:ilvl w:val="0"/>
+                <w:numId w:val="71"/>
+              </w:numPr>
+              <w:ind w:left="227" w:hanging="227"/>
+            </w:pPr>
+            <w:r>
+              <w:t xml:space="preserve">In 2010, my parents </w:t>
+            </w:r>
+            <w:r>
+              <w:rPr>
+                <w:b/>
+                <w:bCs/>
+              </w:rPr>
+              <w:t>move</w:t>
+            </w:r>
+            <w:r>
+              <w:t xml:space="preserve"> / </w:t>
+            </w:r>
+            <w:r>
+              <w:rPr>
+                <w:b/>
+                <w:bCs/>
+              </w:rPr>
+              <w:t>moved</w:t>
+            </w:r>
+            <w:r>
+              <w:t xml:space="preserve"> to Australia.</w:t>
+            </w:r>
+          </w:p>
+          <w:p>
+            <w:pPr>
+              <w:pStyle w:val="SS3-115"/>
+              <w:numPr>
+                <w:ilvl w:val="0"/>
+                <w:numId w:val="71"/>
+              </w:numPr>
+              <w:ind w:left="227" w:hanging="227"/>
+            </w:pPr>
+            <w:r>
+              <w:t xml:space="preserve">Nowadays Sarah usually </w:t>
+            </w:r>
+            <w:r>
+              <w:rPr>
+                <w:b/>
+                <w:bCs/>
+              </w:rPr>
+              <w:t>spends</w:t>
+            </w:r>
+            <w:r>
+              <w:t>/</w:t>
+            </w:r>
+            <w:r>
+              <w:rPr>
+                <w:b/>
+                <w:bCs/>
+              </w:rPr>
+              <w:t>spent</w:t>
+            </w:r>
+            <w:r>
+              <w:t xml:space="preserve"> her holidays in cities.</w:t>
+            </w:r>
+          </w:p>
+          <w:p>
+            <w:pPr>
+              <w:pStyle w:val="SS3-115"/>
+              <w:numPr>
+                <w:ilvl w:val="0"/>
+                <w:numId w:val="71"/>
+              </w:numPr>
+              <w:ind w:left="227" w:hanging="227"/>
+            </w:pPr>
+            <w:r>
+              <w:t xml:space="preserve">In the past she </w:t>
+            </w:r>
+            <w:r>
+              <w:rPr>
+                <w:b/>
+                <w:bCs/>
+              </w:rPr>
+              <w:t>prefers</w:t>
+            </w:r>
+            <w:r>
+              <w:t xml:space="preserve"> / </w:t>
+            </w:r>
+            <w:r>
+              <w:rPr>
+                <w:b/>
+                <w:bCs/>
+              </w:rPr>
+              <w:t>preferred</w:t>
+            </w:r>
+            <w:r>
+              <w:t xml:space="preserve"> beach holidays.</w:t>
             </w:r>
           </w:p>
         </w:tc>
         <w:tc>
           <w:tcPr>
-            <w:tcW w:w="5041" w:type="dxa"/>
+            <w:tcW w:w="5019" w:type="dxa"/>
           </w:tcPr>
           <w:p>
             <w:pPr>
@@ -3683,10 +4681,269 @@
           </w:p>
         </w:tc>
       </w:tr>
+      <w:tr>
+        <w:tc>
+          <w:tcPr>
+            <w:tcW w:w="650" w:type="dxa"/>
+          </w:tcPr>
+          <w:tbl>
+            <w:tblPr>
+              <w:tblStyle w:val="CompactTable"/>
+              <w:tblW w:w="0" w:type="auto"/>
+              <w:tblBorders>
+                <w:top w:val="single" w:sz="18" w:space="0" w:color="A4B785"/>
+                <w:left w:val="single" w:sz="18" w:space="0" w:color="A4B785"/>
+                <w:bottom w:val="single" w:sz="18" w:space="0" w:color="A4B785"/>
+                <w:right w:val="single" w:sz="18" w:space="0" w:color="A4B785"/>
+                <w:insideH w:val="single" w:sz="18" w:space="0" w:color="A4B785"/>
+                <w:insideV w:val="single" w:sz="18" w:space="0" w:color="A4B785"/>
+              </w:tblBorders>
+              <w:tblLook w:val="04A0" w:firstRow="1" w:lastRow="0" w:firstColumn="1" w:lastColumn="0" w:noHBand="0" w:noVBand="1"/>
+            </w:tblPr>
+            <w:tblGrid>
+              <w:gridCol w:w="320"/>
+            </w:tblGrid>
+            <w:tr>
+              <w:tc>
+                <w:tcPr>
+                  <w:tcW w:w="385" w:type="dxa"/>
+                </w:tcPr>
+                <w:p>
+                  <w:pPr>
+                    <w:rPr>
+                      <w:b w:val="0"/>
+                      <w:bCs/>
+                      <w:szCs w:val="26"/>
+                      <w:bdr w:val="single" w:sz="12" w:space="0" w:color="FFFF00"/>
+                    </w:rPr>
+                  </w:pPr>
+                  <w:r>
+                    <w:rPr>
+                      <w:bCs/>
+                      <w:szCs w:val="26"/>
+                      <w:lang w:bidi="ar-SA"/>
+                    </w:rPr>
+                    <w:t>12</w:t>
+                  </w:r>
+                </w:p>
+              </w:tc>
+            </w:tr>
+          </w:tbl>
+          <w:p>
+            <w:pPr>
+              <w:rPr>
+                <w:bCs/>
+                <w:szCs w:val="26"/>
+              </w:rPr>
+            </w:pPr>
+          </w:p>
+        </w:tc>
+        <w:tc>
+          <w:tcPr>
+            <w:tcW w:w="8723" w:type="dxa"/>
+          </w:tcPr>
+          <w:p>
+            <w:pPr>
+              <w:pStyle w:val="SS3M-115"/>
+            </w:pPr>
+            <w:r>
+              <w:t>Complete the sentences with the correct form of the verb in brackets</w:t>
+            </w:r>
+            <w:r>
+              <w:t>.</w:t>
+            </w:r>
+          </w:p>
+          <w:p>
+            <w:pPr>
+              <w:pStyle w:val="SS3-115"/>
+              <w:numPr>
+                <w:ilvl w:val="0"/>
+                <w:numId w:val="73"/>
+              </w:numPr>
+              <w:ind w:left="227" w:hanging="227"/>
+            </w:pPr>
+            <w:r>
+              <w:t>Farid now</w:t>
+            </w:r>
+            <w:r>
+              <w:t xml:space="preserve"> ---</w:t>
+            </w:r>
+            <w:r>
+              <w:t xml:space="preserve"> (</w:t>
+            </w:r>
+            <w:r>
+              <w:rPr>
+                <w:b/>
+                <w:bCs/>
+              </w:rPr>
+              <w:t>share</w:t>
+            </w:r>
+            <w:r>
+              <w:t>) a flat with some other students.</w:t>
+            </w:r>
+          </w:p>
+          <w:p>
+            <w:pPr>
+              <w:pStyle w:val="SS3-115"/>
+              <w:numPr>
+                <w:ilvl w:val="0"/>
+                <w:numId w:val="73"/>
+              </w:numPr>
+              <w:ind w:left="227" w:hanging="227"/>
+            </w:pPr>
+            <w:r>
+              <w:t>Last year he</w:t>
+            </w:r>
+            <w:r>
+              <w:t xml:space="preserve"> </w:t>
+            </w:r>
+            <w:r>
+              <w:t>--- (</w:t>
+            </w:r>
+            <w:r>
+              <w:rPr>
+                <w:b/>
+                <w:bCs/>
+              </w:rPr>
+              <w:t>live</w:t>
+            </w:r>
+            <w:r>
+              <w:t>) at home with his parents.</w:t>
+            </w:r>
+          </w:p>
+          <w:p>
+            <w:pPr>
+              <w:pStyle w:val="SS3-115"/>
+              <w:numPr>
+                <w:ilvl w:val="0"/>
+                <w:numId w:val="73"/>
+              </w:numPr>
+              <w:ind w:left="227" w:hanging="227"/>
+            </w:pPr>
+            <w:r>
+              <w:t xml:space="preserve">Once </w:t>
+            </w:r>
+            <w:r>
+              <w:t>I</w:t>
+            </w:r>
+            <w:r>
+              <w:t xml:space="preserve"> ---</w:t>
+            </w:r>
+            <w:r>
+              <w:t xml:space="preserve"> </w:t>
+            </w:r>
+            <w:r>
+              <w:t>(</w:t>
+            </w:r>
+            <w:r>
+              <w:rPr>
+                <w:b/>
+                <w:bCs/>
+              </w:rPr>
+              <w:t>stay</w:t>
+            </w:r>
+            <w:r>
+              <w:t>) on a campsite next to a lake in Italy.</w:t>
+            </w:r>
+          </w:p>
+          <w:p>
+            <w:pPr>
+              <w:pStyle w:val="SS3-115"/>
+              <w:numPr>
+                <w:ilvl w:val="0"/>
+                <w:numId w:val="73"/>
+              </w:numPr>
+              <w:ind w:left="227" w:hanging="227"/>
+            </w:pPr>
+            <w:r>
+              <w:t>My flat</w:t>
+            </w:r>
+            <w:r>
+              <w:t xml:space="preserve"> </w:t>
+            </w:r>
+            <w:r>
+              <w:t>--- (</w:t>
+            </w:r>
+            <w:r>
+              <w:rPr>
+                <w:b/>
+                <w:bCs/>
+              </w:rPr>
+              <w:t>have</w:t>
+            </w:r>
+            <w:r>
+              <w:t>) two balconies.</w:t>
+            </w:r>
+          </w:p>
+          <w:p>
+            <w:pPr>
+              <w:pStyle w:val="SS3-115"/>
+              <w:numPr>
+                <w:ilvl w:val="0"/>
+                <w:numId w:val="73"/>
+              </w:numPr>
+              <w:ind w:left="227" w:hanging="227"/>
+            </w:pPr>
+            <w:r>
+              <w:t>In 2014 we</w:t>
+            </w:r>
+            <w:r>
+              <w:t xml:space="preserve"> </w:t>
+            </w:r>
+            <w:r>
+              <w:t>--- (</w:t>
+            </w:r>
+            <w:r>
+              <w:rPr>
+                <w:b/>
+                <w:bCs/>
+              </w:rPr>
+              <w:t>move</w:t>
+            </w:r>
+            <w:r>
+              <w:t>) into our new house.</w:t>
+            </w:r>
+          </w:p>
+        </w:tc>
+        <w:tc>
+          <w:tcPr>
+            <w:tcW w:w="5019" w:type="dxa"/>
+          </w:tcPr>
+          <w:p>
+            <w:pPr>
+              <w:rPr>
+                <w:rFonts w:ascii="Cambria Math" w:hAnsi="Cambria Math" w:cs="Cambria Math"/>
+                <w:color w:val="DDEF82"/>
+                <w:sz w:val="32"/>
+                <w:szCs w:val="32"/>
+              </w:rPr>
+            </w:pPr>
+          </w:p>
+        </w:tc>
+      </w:tr>
     </w:tbl>
     <w:p>
       <w:pPr>
-        <w:spacing w:before="240"/>
+        <w:rPr>
+          <w:color w:val="A7C527"/>
+          <w:sz w:val="34"/>
+          <w:szCs w:val="34"/>
+          <w:shd w:val="clear" w:color="auto" w:fill="A7C527"/>
+        </w:rPr>
+      </w:pPr>
+      <w:r>
+        <w:rPr>
+          <w:color w:val="A7C527"/>
+          <w:sz w:val="34"/>
+          <w:szCs w:val="34"/>
+          <w:shd w:val="clear" w:color="auto" w:fill="A7C527"/>
+        </w:rPr>
+        <w:br w:type="page"/>
+      </w:r>
+    </w:p>
+    <w:p>
+      <w:pPr>
+        <w:spacing w:before="240" w:after="0"/>
         <w:rPr>
           <w:color w:val="DDF03C"/>
           <w:sz w:val="34"/>
@@ -3695,11 +4952,12 @@
       </w:pPr>
       <w:r>
         <w:rPr>
-          <w:color w:val="DDF03C"/>
+          <w:color w:val="A7C527"/>
           <w:sz w:val="34"/>
           <w:szCs w:val="34"/>
-          <w:shd w:val="clear" w:color="auto" w:fill="DDF03C"/>
+          <w:shd w:val="clear" w:color="auto" w:fill="A7C527"/>
         </w:rPr>
+        <w:lastRenderedPageBreak/>
         <w:t>[[[[[[[[[[</w:t>
       </w:r>
       <w:r>
@@ -3714,7 +4972,7 @@
       </w:r>
       <w:r>
         <w:rPr>
-          <w:color w:val="DDF03C"/>
+          <w:color w:val="A7C527"/>
           <w:sz w:val="34"/>
           <w:szCs w:val="34"/>
         </w:rPr>
@@ -3724,17 +4982,326 @@
     <w:tbl>
       <w:tblPr>
         <w:tblStyle w:val="DottedTable"/>
-        <w:tblW w:w="8359" w:type="dxa"/>
+        <w:tblW w:w="0" w:type="auto"/>
         <w:tblLook w:val="04A0" w:firstRow="1" w:lastRow="0" w:firstColumn="1" w:lastColumn="0" w:noHBand="0" w:noVBand="1"/>
       </w:tblPr>
       <w:tblGrid>
         <w:gridCol w:w="650"/>
-        <w:gridCol w:w="7709"/>
+        <w:gridCol w:w="13742"/>
       </w:tblGrid>
       <w:tr>
         <w:tc>
           <w:tcPr>
-            <w:tcW w:w="582" w:type="dxa"/>
+            <w:tcW w:w="650" w:type="dxa"/>
+          </w:tcPr>
+          <w:p>
+            <w:pPr>
+              <w:rPr>
+                <w:bCs/>
+                <w:szCs w:val="26"/>
+              </w:rPr>
+            </w:pPr>
+          </w:p>
+        </w:tc>
+        <w:tc>
+          <w:tcPr>
+            <w:tcW w:w="13742" w:type="dxa"/>
+          </w:tcPr>
+          <w:tbl>
+            <w:tblPr>
+              <w:tblStyle w:val="CommonTable"/>
+              <w:tblW w:w="0" w:type="auto"/>
+              <w:tblBorders>
+                <w:top w:val="none" w:sz="0" w:space="0" w:color="auto"/>
+                <w:left w:val="none" w:sz="0" w:space="0" w:color="auto"/>
+                <w:bottom w:val="none" w:sz="0" w:space="0" w:color="auto"/>
+                <w:right w:val="none" w:sz="0" w:space="0" w:color="auto"/>
+                <w:insideH w:val="none" w:sz="0" w:space="0" w:color="auto"/>
+                <w:insideV w:val="none" w:sz="0" w:space="0" w:color="auto"/>
+              </w:tblBorders>
+              <w:shd w:val="clear" w:color="auto" w:fill="373A3F"/>
+              <w:tblLook w:val="04A0" w:firstRow="1" w:lastRow="0" w:firstColumn="1" w:lastColumn="0" w:noHBand="0" w:noVBand="1"/>
+            </w:tblPr>
+            <w:tblGrid>
+              <w:gridCol w:w="3035"/>
+            </w:tblGrid>
+            <w:tr>
+              <w:tc>
+                <w:tcPr>
+                  <w:tcW w:w="0" w:type="auto"/>
+                  <w:shd w:val="clear" w:color="auto" w:fill="8DA2E0"/>
+                </w:tcPr>
+                <w:p>
+                  <w:pPr>
+                    <w:rPr>
+                      <w:rFonts w:ascii="Source Sans 3 Medium" w:hAnsi="Source Sans 3 Medium"/>
+                      <w:b/>
+                      <w:bCs/>
+                      <w:color w:val="FFFFFF" w:themeColor="background1"/>
+                      <w:sz w:val="34"/>
+                      <w:szCs w:val="34"/>
+                      <w:shd w:val="clear" w:color="auto" w:fill="373A3F"/>
+                    </w:rPr>
+                  </w:pPr>
+                  <w:r>
+                    <w:rPr>
+                      <w:rFonts w:ascii="Source Sans 3 Medium" w:hAnsi="Source Sans 3 Medium"/>
+                      <w:b/>
+                      <w:bCs/>
+                      <w:color w:val="F6E654"/>
+                      <w:sz w:val="34"/>
+                      <w:szCs w:val="34"/>
+                    </w:rPr>
+                    <w:t>HOME</w:t>
+                  </w:r>
+                  <w:r>
+                    <w:rPr>
+                      <w:rFonts w:ascii="Source Sans 3 Medium" w:hAnsi="Source Sans 3 Medium"/>
+                      <w:b/>
+                      <w:bCs/>
+                      <w:color w:val="FFFFFF" w:themeColor="background1"/>
+                      <w:sz w:val="34"/>
+                      <w:szCs w:val="34"/>
+                    </w:rPr>
+                    <w:t xml:space="preserve"> FROM </w:t>
+                  </w:r>
+                  <w:r>
+                    <w:rPr>
+                      <w:rFonts w:ascii="Source Sans 3 Medium" w:hAnsi="Source Sans 3 Medium"/>
+                      <w:b/>
+                      <w:bCs/>
+                      <w:color w:val="F6E654"/>
+                      <w:sz w:val="34"/>
+                      <w:szCs w:val="34"/>
+                    </w:rPr>
+                    <w:t>HOME</w:t>
+                  </w:r>
+                </w:p>
+              </w:tc>
+            </w:tr>
+          </w:tbl>
+          <w:p>
+            <w:pPr>
+              <w:rPr>
+                <w:sz w:val="2"/>
+                <w:szCs w:val="2"/>
+              </w:rPr>
+            </w:pPr>
+          </w:p>
+          <w:tbl>
+            <w:tblPr>
+              <w:tblStyle w:val="DottedTable"/>
+              <w:tblW w:w="0" w:type="auto"/>
+              <w:shd w:val="clear" w:color="auto" w:fill="FFFFFF" w:themeFill="background1"/>
+              <w:tblLook w:val="04A0" w:firstRow="1" w:lastRow="0" w:firstColumn="1" w:lastColumn="0" w:noHBand="0" w:noVBand="1"/>
+            </w:tblPr>
+            <w:tblGrid>
+              <w:gridCol w:w="6724"/>
+              <w:gridCol w:w="6724"/>
+            </w:tblGrid>
+            <w:tr>
+              <w:tc>
+                <w:tcPr>
+                  <w:tcW w:w="6724" w:type="dxa"/>
+                  <w:shd w:val="clear" w:color="auto" w:fill="FFFFFF" w:themeFill="background1"/>
+                </w:tcPr>
+                <w:p>
+                  <w:pPr>
+                    <w:rPr>
+                      <w:rFonts w:ascii="Source Sans 3" w:hAnsi="Source Sans 3"/>
+                      <w:b/>
+                      <w:bCs/>
+                      <w:color w:val="474C9A"/>
+                      <w:sz w:val="23"/>
+                      <w:szCs w:val="23"/>
+                    </w:rPr>
+                  </w:pPr>
+                  <w:r>
+                    <w:rPr>
+                      <w:rFonts w:ascii="Source Sans 3" w:hAnsi="Source Sans 3"/>
+                      <w:b/>
+                      <w:bCs/>
+                      <w:color w:val="474C9A"/>
+                      <w:sz w:val="23"/>
+                      <w:szCs w:val="23"/>
+                    </w:rPr>
+                    <w:t>I remember feeling the first time I left home that I would neve</w:t>
+                  </w:r>
+                  <w:r>
+                    <w:rPr>
+                      <w:rFonts w:ascii="Source Sans 3" w:hAnsi="Source Sans 3"/>
+                      <w:b/>
+                      <w:bCs/>
+                      <w:color w:val="474C9A"/>
+                      <w:sz w:val="23"/>
+                      <w:szCs w:val="23"/>
+                    </w:rPr>
+                    <w:t>r</w:t>
+                  </w:r>
+                  <w:r>
+                    <w:rPr>
+                      <w:rFonts w:ascii="Source Sans 3" w:hAnsi="Source Sans 3"/>
+                      <w:b/>
+                      <w:bCs/>
+                      <w:color w:val="474C9A"/>
+                      <w:sz w:val="23"/>
+                      <w:szCs w:val="23"/>
+                    </w:rPr>
+                    <w:t xml:space="preserve"> be able to feel at home anywhere but in my home. No other place would have my mum and dad, my annoying little brother and my cat, Tilly. Nowhere would smell like my home - my mum's roast chicken in the oven and the salty, seaweed smell that drifted in from the nearby beach. The sound of seagulls squawking was the sound of home. Nowhere else would I feel comfortable enough to put my feet up under me and gaze into the log fire dreaming of the future.</w:t>
+                  </w:r>
+                </w:p>
+                <w:p>
+                  <w:pPr>
+                    <w:spacing w:before="240"/>
+                    <w:rPr>
+                      <w:rFonts w:ascii="Source Sans 3" w:hAnsi="Source Sans 3"/>
+                      <w:sz w:val="23"/>
+                      <w:szCs w:val="23"/>
+                    </w:rPr>
+                  </w:pPr>
+                  <w:r>
+                    <w:rPr>
+                      <w:rFonts w:ascii="Source Sans 3" w:hAnsi="Source Sans 3"/>
+                      <w:sz w:val="23"/>
+                      <w:szCs w:val="23"/>
+                    </w:rPr>
+                    <w:t>I was 15 when I first went away from home on a school trip to Germany. My friends were going too, but we would all stay with different families. I was nervous about this. I knew the home I was going to would not be as comfortable as mine, the family would not be as kind, and who knew what the German food would be like? I knew I would spend three weeks, homesick and sad, missing my family back home.</w:t>
+                  </w:r>
+                </w:p>
+                <w:p>
+                  <w:pPr>
+                    <w:spacing w:before="240"/>
+                    <w:rPr>
+                      <w:rFonts w:ascii="Source Sans 3" w:hAnsi="Source Sans 3"/>
+                      <w:sz w:val="23"/>
+                      <w:szCs w:val="23"/>
+                    </w:rPr>
+                  </w:pPr>
+                  <w:r>
+                    <w:rPr>
+                      <w:rFonts w:ascii="Source Sans 3" w:hAnsi="Source Sans 3"/>
+                      <w:sz w:val="23"/>
+                      <w:szCs w:val="23"/>
+                    </w:rPr>
+                    <w:t xml:space="preserve">We arrived in Germany late at night after a long </w:t>
+                  </w:r>
+                  <w:r>
+                    <w:rPr>
+                      <w:rFonts w:ascii="Source Sans 3" w:hAnsi="Source Sans 3"/>
+                      <w:sz w:val="23"/>
+                      <w:szCs w:val="23"/>
+                    </w:rPr>
+                    <w:t xml:space="preserve">journey </w:t>
+                  </w:r>
+                  <w:r>
+                    <w:rPr>
+                      <w:rFonts w:ascii="Source Sans 3" w:hAnsi="Source Sans 3"/>
+                      <w:sz w:val="23"/>
+                      <w:szCs w:val="23"/>
+                    </w:rPr>
+                    <w:t>by coach and boat. I was tired and hungry. We went into the school hall, where the host families were waiting to meet us. I wondered which one would be mine. Would they give me dinner at this time and would I be able to eat the unfamiliar food? Suddenly I heard my name called and the name of my exchange partner, Brigitte Schmitt. A pretty, blonde girl stepped forward, smiling widely. Behind her stood her parents, a pleasant-looking couple who were also smiling. They held out their hands and said, 'Wilkommen in Deutschland. Welcome to Germany."</w:t>
+                  </w:r>
+                </w:p>
+              </w:tc>
+              <w:tc>
+                <w:tcPr>
+                  <w:tcW w:w="6724" w:type="dxa"/>
+                  <w:shd w:val="clear" w:color="auto" w:fill="FFFFFF" w:themeFill="background1"/>
+                </w:tcPr>
+                <w:p>
+                  <w:pPr>
+                    <w:spacing w:after="0" w:line="240" w:lineRule="auto"/>
+                    <w:rPr>
+                      <w:rFonts w:ascii="Source Sans 3" w:hAnsi="Source Sans 3"/>
+                      <w:sz w:val="23"/>
+                      <w:szCs w:val="23"/>
+                      <w:lang w:bidi="ar-SA"/>
+                    </w:rPr>
+                  </w:pPr>
+                  <w:r>
+                    <w:rPr>
+                      <w:rFonts w:ascii="Source Sans 3" w:hAnsi="Source Sans 3"/>
+                      <w:sz w:val="23"/>
+                      <w:szCs w:val="23"/>
+                    </w:rPr>
+                    <w:t>I spent three happy weeks with the Schmitt family. Brigitte had an elder brother, Hendrik, and a younger sister, Lisa. They had two cats, Ping and Pong, who sat on my lap as I looked into the fire in the evenings. The whole family were kind and welcoming. My room was cosy and warm and looked out onto a forest. The fresh clean smell of the trees</w:t>
+                  </w:r>
+                  <w:r>
+                    <w:rPr>
+                      <w:rFonts w:ascii="Source Sans 3" w:hAnsi="Source Sans 3"/>
+                      <w:sz w:val="23"/>
+                      <w:szCs w:val="23"/>
+                    </w:rPr>
+                    <w:t xml:space="preserve"> </w:t>
+                  </w:r>
+                  <w:r>
+                    <w:rPr>
+                      <w:rFonts w:ascii="Source Sans 3" w:hAnsi="Source Sans 3"/>
+                      <w:sz w:val="23"/>
+                      <w:szCs w:val="23"/>
+                      <w:lang w:bidi="ar-SA"/>
+                    </w:rPr>
+                    <w:t>and of apples baking in the oven became familiar and comforting, like the smells of home. I learnt in those three weeks that you can feel at home anywhere that people are kind to you.</w:t>
+                  </w:r>
+                </w:p>
+                <w:p>
+                  <w:pPr>
+                    <w:spacing w:before="240"/>
+                    <w:rPr>
+                      <w:rFonts w:ascii="Source Sans 3 Medium" w:hAnsi="Source Sans 3 Medium"/>
+                      <w:b/>
+                      <w:bCs/>
+                      <w:color w:val="FFFFFF" w:themeColor="background1"/>
+                      <w:sz w:val="34"/>
+                      <w:szCs w:val="34"/>
+                    </w:rPr>
+                  </w:pPr>
+                  <w:r>
+                    <w:rPr>
+                      <w:rFonts w:ascii="Source Sans 3" w:hAnsi="Source Sans 3"/>
+                      <w:sz w:val="23"/>
+                      <w:szCs w:val="23"/>
+                    </w:rPr>
+                    <w:t>Later that year, Brigitte came to stay with me in the UK. I gave her my room and moved in with my brother. I cleared space for her clothes and put fresh flowers in a vase by the bed. I asked my mum to make her famous roast chicken and an apple pie to make our guest feel at home. We made a welcome banner and put it up on the front door. I did everything I could to help Brigitte feel at home with us.</w:t>
+                  </w:r>
+                  <w:r>
+                    <w:rPr>
+                      <w:rFonts w:ascii="Source Sans 3" w:hAnsi="Source Sans 3"/>
+                      <w:sz w:val="23"/>
+                      <w:szCs w:val="23"/>
+                    </w:rPr>
+                    <w:t xml:space="preserve"> I</w:t>
+                  </w:r>
+                  <w:r>
+                    <w:rPr>
+                      <w:rFonts w:ascii="Source Sans 3" w:hAnsi="Source Sans 3"/>
+                      <w:sz w:val="23"/>
+                      <w:szCs w:val="23"/>
+                    </w:rPr>
+                    <w:t xml:space="preserve"> now understood the importance of a warm welcome.</w:t>
+                  </w:r>
+                </w:p>
+              </w:tc>
+            </w:tr>
+          </w:tbl>
+          <w:p>
+            <w:pPr>
+              <w:spacing w:after="120"/>
+              <w:rPr>
+                <w:rFonts w:ascii="Source Sans 3 Medium" w:hAnsi="Source Sans 3 Medium"/>
+                <w:b/>
+                <w:bCs/>
+                <w:sz w:val="23"/>
+                <w:szCs w:val="23"/>
+              </w:rPr>
+            </w:pPr>
+          </w:p>
+        </w:tc>
+      </w:tr>
+      <w:tr>
+        <w:tc>
+          <w:tcPr>
+            <w:tcW w:w="650" w:type="dxa"/>
           </w:tcPr>
           <w:tbl>
             <w:tblPr>
@@ -3773,7 +5340,7 @@
                       <w:szCs w:val="26"/>
                       <w:lang w:bidi="ar-SA"/>
                     </w:rPr>
-                    <w:t>12</w:t>
+                    <w:t>13</w:t>
                   </w:r>
                 </w:p>
               </w:tc>
@@ -3794,11 +5361,124 @@
         </w:tc>
         <w:tc>
           <w:tcPr>
-            <w:tcW w:w="7777" w:type="dxa"/>
+            <w:tcW w:w="13742" w:type="dxa"/>
           </w:tcPr>
           <w:p>
             <w:pPr>
               <w:spacing w:after="120"/>
+              <w:rPr>
+                <w:rStyle w:val="BlankWord1"/>
+                <w:rFonts w:ascii="Source Sans 3 Medium" w:hAnsi="Source Sans 3 Medium"/>
+                <w:b/>
+                <w:bCs/>
+                <w:bdr w:val="none" w:sz="0" w:space="0" w:color="auto"/>
+                <w:shd w:val="clear" w:color="auto" w:fill="auto"/>
+                <w14:textOutline w14:w="0" w14:cap="rnd" w14:cmpd="sng" w14:algn="ctr">
+                  <w14:noFill/>
+                  <w14:prstDash w14:val="solid"/>
+                  <w14:bevel/>
+                </w14:textOutline>
+              </w:rPr>
+            </w:pPr>
+            <w:r>
+              <w:rPr>
+                <w:rFonts w:ascii="Source Sans 3 Medium" w:hAnsi="Source Sans 3 Medium"/>
+                <w:b/>
+                <w:bCs/>
+                <w:sz w:val="23"/>
+                <w:szCs w:val="23"/>
+              </w:rPr>
+              <w:t>Read the passage and complete the sentences below. Choose NO MORE THAN THREE WORDS from the passage for each answer.</w:t>
+            </w:r>
+          </w:p>
+          <w:p>
+            <w:pPr>
+              <w:pStyle w:val="SS3-115"/>
+              <w:numPr>
+                <w:ilvl w:val="0"/>
+                <w:numId w:val="75"/>
+              </w:numPr>
+              <w:ind w:left="227" w:hanging="227"/>
+            </w:pPr>
+            <w:r>
+              <w:t>The writer's mother often cooks</w:t>
+            </w:r>
+            <w:r>
+              <w:t xml:space="preserve"> ---.</w:t>
+            </w:r>
+          </w:p>
+          <w:p>
+            <w:pPr>
+              <w:pStyle w:val="SS3-115"/>
+              <w:numPr>
+                <w:ilvl w:val="0"/>
+                <w:numId w:val="75"/>
+              </w:numPr>
+              <w:ind w:left="227" w:hanging="227"/>
+            </w:pPr>
+            <w:r>
+              <w:t>She thought the visit to Germany would make her feel</w:t>
+            </w:r>
+            <w:r>
+              <w:t xml:space="preserve"> ---.</w:t>
+            </w:r>
+          </w:p>
+          <w:p>
+            <w:pPr>
+              <w:pStyle w:val="SS3-115"/>
+              <w:numPr>
+                <w:ilvl w:val="0"/>
+                <w:numId w:val="75"/>
+              </w:numPr>
+              <w:ind w:left="227" w:hanging="227"/>
+            </w:pPr>
+            <w:r>
+              <w:t>Brigitte came to pick up the girl with</w:t>
+            </w:r>
+            <w:r>
+              <w:t xml:space="preserve"> ---.</w:t>
+            </w:r>
+          </w:p>
+          <w:p>
+            <w:pPr>
+              <w:pStyle w:val="SS3-115"/>
+              <w:numPr>
+                <w:ilvl w:val="0"/>
+                <w:numId w:val="75"/>
+              </w:numPr>
+              <w:ind w:left="227" w:hanging="227"/>
+            </w:pPr>
+            <w:r>
+              <w:t>The Schmitt family's pets' names are</w:t>
+            </w:r>
+            <w:r>
+              <w:t xml:space="preserve"> ---.</w:t>
+            </w:r>
+          </w:p>
+          <w:p>
+            <w:pPr>
+              <w:pStyle w:val="SS3-115"/>
+              <w:numPr>
+                <w:ilvl w:val="0"/>
+                <w:numId w:val="75"/>
+              </w:numPr>
+              <w:ind w:left="227" w:hanging="227"/>
+            </w:pPr>
+            <w:r>
+              <w:t>From her bedroom the girl could see a</w:t>
+            </w:r>
+            <w:r>
+              <w:t xml:space="preserve"> ---.</w:t>
+            </w:r>
+          </w:p>
+          <w:p>
+            <w:pPr>
+              <w:pStyle w:val="SS3-115"/>
+              <w:numPr>
+                <w:ilvl w:val="0"/>
+                <w:numId w:val="75"/>
+              </w:numPr>
+              <w:ind w:left="227" w:hanging="227"/>
               <w:rPr>
                 <w:rStyle w:val="BlankWord1"/>
                 <w:rFonts w:ascii="Source Sans 3 Medium" w:hAnsi="Source Sans 3 Medium"/>
@@ -3815,276 +5495,10 @@
               </w:rPr>
             </w:pPr>
             <w:r>
-              <w:rPr>
-                <w:rFonts w:ascii="Source Sans 3 Medium" w:hAnsi="Source Sans 3 Medium"/>
-                <w:b/>
-                <w:bCs/>
-                <w:sz w:val="23"/>
-                <w:szCs w:val="23"/>
-              </w:rPr>
-              <w:t>Read the passage and answer the questions below</w:t>
-            </w:r>
-            <w:r>
-              <w:rPr>
-                <w:rFonts w:ascii="Source Sans 3 Medium" w:hAnsi="Source Sans 3 Medium"/>
-                <w:b/>
-                <w:bCs/>
-                <w:sz w:val="23"/>
-                <w:szCs w:val="23"/>
-              </w:rPr>
-              <w:t>.</w:t>
-            </w:r>
-          </w:p>
-        </w:tc>
-      </w:tr>
-    </w:tbl>
-    <w:p>
-      <w:pPr>
-        <w:pStyle w:val="SS3-115"/>
-        <w:spacing w:before="240"/>
-        <w:rPr>
-          <w:b/>
-          <w:bCs/>
-          <w:sz w:val="40"/>
-          <w:szCs w:val="40"/>
-        </w:rPr>
-      </w:pPr>
-      <w:r>
-        <w:rPr>
-          <w:b/>
-          <w:bCs/>
-          <w:color w:val="FFFFFF" w:themeColor="background1"/>
-          <w:sz w:val="40"/>
-          <w:szCs w:val="40"/>
-          <w:shd w:val="clear" w:color="auto" w:fill="E7F731"/>
-        </w:rPr>
-        <w:t xml:space="preserve">SOCIAL MEDIA </w:t>
-      </w:r>
-      <w:r>
-        <w:rPr>
-          <w:color w:val="FFFFFF" w:themeColor="background1"/>
-          <w:sz w:val="40"/>
-          <w:szCs w:val="40"/>
-          <w:shd w:val="clear" w:color="auto" w:fill="E7F731"/>
-        </w:rPr>
-        <w:t>AND</w:t>
-      </w:r>
-      <w:r>
-        <w:rPr>
-          <w:b/>
-          <w:bCs/>
-          <w:color w:val="FFFFFF" w:themeColor="background1"/>
-          <w:sz w:val="40"/>
-          <w:szCs w:val="40"/>
-          <w:shd w:val="clear" w:color="auto" w:fill="E7F731"/>
-        </w:rPr>
-        <w:t xml:space="preserve"> THE MEANING OF FRIENDSHIP</w:t>
-      </w:r>
-    </w:p>
-    <w:tbl>
-      <w:tblPr>
-        <w:tblStyle w:val="MultiColumnTable"/>
-        <w:tblW w:w="0" w:type="auto"/>
-        <w:tblBorders>
-          <w:top w:val="single" w:sz="18" w:space="0" w:color="1641AD"/>
-          <w:left w:val="single" w:sz="18" w:space="0" w:color="1641AD"/>
-          <w:bottom w:val="single" w:sz="18" w:space="0" w:color="1641AD"/>
-          <w:right w:val="single" w:sz="18" w:space="0" w:color="1641AD"/>
-          <w:insideH w:val="single" w:sz="18" w:space="0" w:color="1641AD"/>
-          <w:insideV w:val="single" w:sz="18" w:space="0" w:color="1641AD"/>
-        </w:tblBorders>
-        <w:tblLook w:val="04A0" w:firstRow="1" w:lastRow="0" w:firstColumn="1" w:lastColumn="0" w:noHBand="0" w:noVBand="1"/>
-      </w:tblPr>
-      <w:tblGrid>
-        <w:gridCol w:w="7178"/>
-        <w:gridCol w:w="7178"/>
-      </w:tblGrid>
-      <w:tr>
-        <w:tc>
-          <w:tcPr>
-            <w:tcW w:w="7196" w:type="dxa"/>
-          </w:tcPr>
-          <w:p>
-            <w:pPr>
-              <w:pStyle w:val="SS3-115"/>
-            </w:pPr>
-            <w:r>
-              <w:t>There have been a lot of scientific studies into what makes a friendship. It seems today that ideas of what friendship is are also changing. A study in 1993 at the University of Oxford showed that people could only maintain 150 relationships. However, with the explosion of social media since then, many people now have over 300 people who they think of as friends. Some people think that these friends are not real friends, but others believe that social media has helped us to expand and keep our friendships because we have more time and opportunities.</w:t>
-            </w:r>
-          </w:p>
-          <w:p>
-            <w:pPr>
-              <w:pStyle w:val="SS3-115"/>
-            </w:pPr>
-            <w:r>
-              <w:t>Another change from the past is that people don't stay in the place where they were born. They go to different cities and countries for education and jobs. People are in general more geographically mobile nowadays. This means that we have more chances to meet and make friends with people from different cultures and different backgrounds. People still often make friends at college who remain friends for life, but</w:t>
-            </w:r>
-          </w:p>
-        </w:tc>
-        <w:tc>
-          <w:tcPr>
-            <w:tcW w:w="7196" w:type="dxa"/>
-          </w:tcPr>
-          <w:p>
-            <w:pPr>
-              <w:pStyle w:val="SS3-115"/>
-            </w:pPr>
-            <w:r>
-              <w:t>making new friends at work is more difficult. People now have less security at work and this also means that they find it harder to build new relationships.</w:t>
-            </w:r>
-          </w:p>
-          <w:p>
-            <w:pPr>
-              <w:pStyle w:val="SS3-115"/>
-            </w:pPr>
-            <w:r>
-              <w:t>As people get older, they sometimes also have less free time. They become busier with their jobs and families and have less time to spend with friends. Friendships can be very different when we are at different ages. Young children often choose their friends because of convenience, for example, they go to the same school, they live near each other or their parents are friends. As we get older, friendships are more connected with having similar interests and opinions.</w:t>
-            </w:r>
-          </w:p>
-          <w:p>
-            <w:pPr>
-              <w:pStyle w:val="SS3-115"/>
-            </w:pPr>
-            <w:r>
-              <w:t>One thing is definitely true though, it doesn't matter how old we are or how many friends we have on social media, friendship is good for our health. People who spend time with friends have fewer mental health problems and are generally happier and in a better physical state of health than people who spend their free time alone.</w:t>
-            </w:r>
-          </w:p>
-        </w:tc>
-      </w:tr>
-    </w:tbl>
-    <w:p>
-      <w:pPr>
-        <w:pStyle w:val="SS3-115"/>
-        <w:rPr>
-          <w:sz w:val="2"/>
-          <w:szCs w:val="2"/>
-        </w:rPr>
-      </w:pPr>
-    </w:p>
-    <w:tbl>
-      <w:tblPr>
-        <w:tblStyle w:val="DottedTable"/>
-        <w:tblW w:w="10895" w:type="dxa"/>
-        <w:tblLook w:val="04A0" w:firstRow="1" w:lastRow="0" w:firstColumn="1" w:lastColumn="0" w:noHBand="0" w:noVBand="1"/>
-      </w:tblPr>
-      <w:tblGrid>
-        <w:gridCol w:w="10895"/>
-      </w:tblGrid>
-      <w:tr>
-        <w:tc>
-          <w:tcPr>
-            <w:tcW w:w="10895" w:type="dxa"/>
-          </w:tcPr>
-          <w:p>
-            <w:pPr>
-              <w:pStyle w:val="SS3-115"/>
-              <w:rPr>
-                <w:i/>
-                <w:iCs/>
-              </w:rPr>
-            </w:pPr>
-            <w:r>
-              <w:rPr>
-                <w:i/>
-                <w:iCs/>
-              </w:rPr>
-              <w:t xml:space="preserve">Answer the questions below. Choose </w:t>
-            </w:r>
-            <w:r>
-              <w:rPr>
-                <w:b/>
-                <w:bCs/>
-                <w:i/>
-                <w:iCs/>
-              </w:rPr>
-              <w:t>NO MORE THAN THREE WORDS</w:t>
-            </w:r>
-            <w:r>
-              <w:rPr>
-                <w:i/>
-                <w:iCs/>
-              </w:rPr>
-              <w:t xml:space="preserve"> from the passage foreach answer.</w:t>
-            </w:r>
-          </w:p>
-          <w:p>
-            <w:pPr>
-              <w:pStyle w:val="SS3-115"/>
-              <w:numPr>
-                <w:ilvl w:val="0"/>
-                <w:numId w:val="16"/>
-              </w:numPr>
-              <w:ind w:left="284" w:hanging="284"/>
-            </w:pPr>
-            <w:r>
-              <w:t>What has enabled people to have more friends than in the past, according to some people?</w:t>
-            </w:r>
-          </w:p>
-          <w:p>
-            <w:pPr>
-              <w:pStyle w:val="SS3-115"/>
-              <w:numPr>
-                <w:ilvl w:val="0"/>
-                <w:numId w:val="16"/>
-              </w:numPr>
-              <w:ind w:left="284" w:hanging="284"/>
-            </w:pPr>
-            <w:r>
-              <w:t>What phrase does the writer use to describe people who don't stay in the same place?</w:t>
-            </w:r>
-          </w:p>
-          <w:p>
-            <w:pPr>
-              <w:pStyle w:val="SS3-115"/>
-              <w:numPr>
-                <w:ilvl w:val="0"/>
-                <w:numId w:val="16"/>
-              </w:numPr>
-              <w:ind w:left="284" w:hanging="284"/>
-            </w:pPr>
-            <w:r>
-              <w:t>What work-related problem do people have that makes them less likely to form friendships?</w:t>
-            </w:r>
-          </w:p>
-          <w:p>
-            <w:pPr>
-              <w:pStyle w:val="SS3-115"/>
-              <w:numPr>
-                <w:ilvl w:val="0"/>
-                <w:numId w:val="16"/>
-              </w:numPr>
-              <w:ind w:left="284" w:hanging="284"/>
-              <w:rPr>
-                <w:rFonts w:ascii="Source Sans 3 Medium" w:hAnsi="Source Sans 3 Medium"/>
-              </w:rPr>
-            </w:pPr>
-            <w:r>
-              <w:t>What frequently influences the friendships of young children?</w:t>
-            </w:r>
-          </w:p>
-          <w:p>
-            <w:pPr>
-              <w:pStyle w:val="SS3-115"/>
-              <w:numPr>
-                <w:ilvl w:val="0"/>
-                <w:numId w:val="16"/>
-              </w:numPr>
-              <w:ind w:left="284" w:hanging="284"/>
-              <w:rPr>
-                <w:rStyle w:val="BlankWord1"/>
-                <w:rFonts w:ascii="Source Sans 3 Medium" w:hAnsi="Source Sans 3 Medium"/>
-                <w:bdr w:val="none" w:sz="0" w:space="0" w:color="auto"/>
-                <w:shd w:val="clear" w:color="auto" w:fill="auto"/>
-                <w:rtl/>
-                <w14:textOutline w14:w="0" w14:cap="rnd" w14:cmpd="sng" w14:algn="ctr">
-                  <w14:noFill/>
-                  <w14:prstDash w14:val="solid"/>
-                  <w14:bevel/>
-                </w14:textOutline>
-              </w:rPr>
-            </w:pPr>
-            <w:r>
-              <w:t>What are people with friends less likely to suffer from?</w:t>
+              <w:t>The girl and her family tried hard to make Brigitte</w:t>
+            </w:r>
+            <w:r>
+              <w:t xml:space="preserve"> ---.</w:t>
             </w:r>
           </w:p>
         </w:tc>
@@ -4100,6 +5514,12 @@
         </w:rPr>
       </w:pPr>
       <w:r>
+        <w:rPr>
+          <w:rFonts w:ascii="Source Sans 3" w:hAnsi="Source Sans 3"/>
+          <w:sz w:val="23"/>
+          <w:szCs w:val="23"/>
+          <w:lang w:bidi="ar-SA"/>
+        </w:rPr>
         <w:br w:type="page"/>
       </w:r>
     </w:p>
@@ -4125,7 +5545,7 @@
               <w:tblLook w:val="04A0" w:firstRow="1" w:lastRow="0" w:firstColumn="1" w:lastColumn="0" w:noHBand="0" w:noVBand="1"/>
             </w:tblPr>
             <w:tblGrid>
-              <w:gridCol w:w="3859"/>
+              <w:gridCol w:w="5042"/>
             </w:tblGrid>
             <w:tr>
               <w:tc>
@@ -4176,7 +5596,7 @@
                       <w:szCs w:val="34"/>
                       <w:shd w:val="clear" w:color="auto" w:fill="FFFFFF" w:themeFill="background1"/>
                     </w:rPr>
-                    <w:t>RELATIONSHIPS</w:t>
+                    <w:t>PLACES AND BUILDINGS</w:t>
                   </w:r>
                 </w:p>
               </w:tc>
@@ -4590,51 +6010,7 @@
                 <w:sz w:val="23"/>
                 <w:szCs w:val="23"/>
               </w:rPr>
-              <w:t xml:space="preserve">In Sri Lanka, a family meal often includes </w:t>
-            </w:r>
-            <w:proofErr w:type="spellStart"/>
-            <w:r>
-              <w:rPr>
-                <w:rFonts w:ascii="Source Sans 3 Medium" w:hAnsi="Source Sans 3 Medium"/>
-                <w:b/>
-                <w:bCs/>
-                <w:sz w:val="23"/>
-                <w:szCs w:val="23"/>
-              </w:rPr>
-              <w:t>stringhoppers</w:t>
-            </w:r>
-            <w:proofErr w:type="spellEnd"/>
-            <w:r>
-              <w:rPr>
-                <w:rFonts w:ascii="Source Sans 3 Medium" w:hAnsi="Source Sans 3 Medium"/>
-                <w:b/>
-                <w:bCs/>
-                <w:sz w:val="23"/>
-                <w:szCs w:val="23"/>
-              </w:rPr>
-              <w:t xml:space="preserve">. To make </w:t>
-            </w:r>
-            <w:proofErr w:type="spellStart"/>
-            <w:r>
-              <w:rPr>
-                <w:rFonts w:ascii="Source Sans 3 Medium" w:hAnsi="Source Sans 3 Medium"/>
-                <w:b/>
-                <w:bCs/>
-                <w:sz w:val="23"/>
-                <w:szCs w:val="23"/>
-              </w:rPr>
-              <w:t>stringhoppers</w:t>
-            </w:r>
-            <w:proofErr w:type="spellEnd"/>
-            <w:r>
-              <w:rPr>
-                <w:rFonts w:ascii="Source Sans 3 Medium" w:hAnsi="Source Sans 3 Medium"/>
-                <w:b/>
-                <w:bCs/>
-                <w:sz w:val="23"/>
-                <w:szCs w:val="23"/>
-              </w:rPr>
-              <w:t xml:space="preserve"> you need some special equipment. Choose the best description of each piece of equipment.</w:t>
+              <w:t>In Sri Lanka, a family meal often includes stringhoppers. To make stringhoppers you need some special equipment. Choose the best description of each piece of equipment.</w:t>
             </w:r>
           </w:p>
           <w:p>
@@ -4786,13 +6162,8 @@
                       <w:numId w:val="18"/>
                     </w:numPr>
                   </w:pPr>
-                  <w:proofErr w:type="spellStart"/>
-                  <w:r>
-                    <w:t>Stringhopper</w:t>
-                  </w:r>
-                  <w:proofErr w:type="spellEnd"/>
-                  <w:r>
-                    <w:t xml:space="preserve"> press</w:t>
+                  <w:r>
+                    <w:t>Stringhopper press</w:t>
                   </w:r>
                 </w:p>
                 <w:p>
@@ -4818,23 +6189,7 @@
                     <w:ind w:left="454" w:hanging="284"/>
                   </w:pPr>
                   <w:r>
-                    <w:t xml:space="preserve">It's made of heavy metal and has two parts which are similar in shape. The </w:t>
-                  </w:r>
-                  <w:proofErr w:type="spellStart"/>
-                  <w:r>
-                    <w:t>centre</w:t>
-                  </w:r>
-                  <w:proofErr w:type="spellEnd"/>
-                  <w:r>
-                    <w:t xml:space="preserve"> is round and there are handles on each side. </w:t>
-                  </w:r>
-                  <w:proofErr w:type="gramStart"/>
-                  <w:r>
-                    <w:t>One part</w:t>
-                  </w:r>
-                  <w:proofErr w:type="gramEnd"/>
-                  <w:r>
-                    <w:t xml:space="preserve"> fits into the other.</w:t>
+                    <w:t>It's made of heavy metal and has two parts which are similar in shape. The centre is round and there are handles on each side. One part fits into the other.</w:t>
                   </w:r>
                 </w:p>
                 <w:p>
@@ -4968,13 +6323,8 @@
                       <w:numId w:val="18"/>
                     </w:numPr>
                   </w:pPr>
-                  <w:proofErr w:type="spellStart"/>
-                  <w:r>
-                    <w:t>Stringhopper</w:t>
-                  </w:r>
-                  <w:proofErr w:type="spellEnd"/>
-                  <w:r>
-                    <w:t xml:space="preserve"> </w:t>
+                  <w:r>
+                    <w:t xml:space="preserve">Stringhopper </w:t>
                   </w:r>
                   <w:r>
                     <w:t>mats</w:t>
@@ -4990,15 +6340,7 @@
                     <w:ind w:left="454" w:hanging="284"/>
                   </w:pPr>
                   <w:r>
-                    <w:t xml:space="preserve">These are round shallow baskets made of thin pieces of wood. The wood is in a </w:t>
-                  </w:r>
-                  <w:proofErr w:type="spellStart"/>
-                  <w:r>
-                    <w:t>criss-cross</w:t>
-                  </w:r>
-                  <w:proofErr w:type="spellEnd"/>
-                  <w:r>
-                    <w:t xml:space="preserve"> pattern to form large holes.</w:t>
+                    <w:t>These are round shallow baskets made of thin pieces of wood. The wood is in a criss-cross pattern to form large holes.</w:t>
                   </w:r>
                 </w:p>
                 <w:p>
@@ -5114,13 +6456,8 @@
                       <w:numId w:val="18"/>
                     </w:numPr>
                   </w:pPr>
-                  <w:proofErr w:type="spellStart"/>
-                  <w:r>
-                    <w:t>Stringhopper</w:t>
-                  </w:r>
-                  <w:proofErr w:type="spellEnd"/>
-                  <w:r>
-                    <w:t xml:space="preserve"> </w:t>
+                  <w:r>
+                    <w:t xml:space="preserve">Stringhopper </w:t>
                   </w:r>
                   <w:r>
                     <w:t>mats</w:t>
@@ -5626,29 +6963,7 @@
                 <w:sz w:val="23"/>
                 <w:szCs w:val="23"/>
               </w:rPr>
-              <w:t xml:space="preserve">The pictures show the process of making </w:t>
-            </w:r>
-            <w:proofErr w:type="spellStart"/>
-            <w:r>
-              <w:rPr>
-                <w:rFonts w:ascii="Source Sans 3 Medium" w:hAnsi="Source Sans 3 Medium"/>
-                <w:b/>
-                <w:bCs/>
-                <w:sz w:val="23"/>
-                <w:szCs w:val="23"/>
-              </w:rPr>
-              <w:t>stringhoppers</w:t>
-            </w:r>
-            <w:proofErr w:type="spellEnd"/>
-            <w:r>
-              <w:rPr>
-                <w:rFonts w:ascii="Source Sans 3 Medium" w:hAnsi="Source Sans 3 Medium"/>
-                <w:b/>
-                <w:bCs/>
-                <w:sz w:val="23"/>
-                <w:szCs w:val="23"/>
-              </w:rPr>
-              <w:t>.</w:t>
+              <w:t>The pictures show the process of making stringhoppers.</w:t>
             </w:r>
           </w:p>
           <w:p>
@@ -6224,26 +7539,13 @@
               <w:ind w:left="284" w:hanging="284"/>
             </w:pPr>
             <w:r>
-              <w:t xml:space="preserve">push through the </w:t>
-            </w:r>
-            <w:proofErr w:type="spellStart"/>
-            <w:r>
-              <w:t>stringhopper</w:t>
-            </w:r>
-            <w:proofErr w:type="spellEnd"/>
-            <w:r>
-              <w:t xml:space="preserve"> press onto the</w:t>
+              <w:t>push through the stringhopper press onto the</w:t>
             </w:r>
             <w:r>
               <w:t xml:space="preserve"> </w:t>
             </w:r>
-            <w:proofErr w:type="spellStart"/>
-            <w:r>
-              <w:t>stringhopper</w:t>
-            </w:r>
-            <w:proofErr w:type="spellEnd"/>
-            <w:r>
-              <w:t xml:space="preserve"> mats</w:t>
+            <w:r>
+              <w:t>stringhopper mats</w:t>
             </w:r>
           </w:p>
           <w:p>
@@ -6888,31 +8190,7 @@
                 <w:spacing w:val="-2"/>
                 <w:w w:val="105"/>
               </w:rPr>
-              <w:t xml:space="preserve">Complete the sentences about making </w:t>
-            </w:r>
-            <w:proofErr w:type="spellStart"/>
-            <w:r>
-              <w:rPr>
-                <w:rFonts w:ascii="Source Sans 3 Medium" w:hAnsi="Source Sans 3 Medium"/>
-                <w:b/>
-                <w:bCs/>
-                <w:color w:val="101312"/>
-                <w:spacing w:val="-2"/>
-                <w:w w:val="105"/>
-              </w:rPr>
-              <w:t>stringhoppers</w:t>
-            </w:r>
-            <w:proofErr w:type="spellEnd"/>
-            <w:r>
-              <w:rPr>
-                <w:rFonts w:ascii="Source Sans 3 Medium" w:hAnsi="Source Sans 3 Medium"/>
-                <w:b/>
-                <w:bCs/>
-                <w:color w:val="101312"/>
-                <w:spacing w:val="-2"/>
-                <w:w w:val="105"/>
-              </w:rPr>
-              <w:t xml:space="preserve"> with words from the box.</w:t>
+              <w:t>Complete the sentences about making stringhoppers with words from the box.</w:t>
             </w:r>
           </w:p>
           <w:tbl>
@@ -6985,7 +8263,6 @@
                       </w14:textOutline>
                     </w:rPr>
                   </w:pPr>
-                  <w:proofErr w:type="gramStart"/>
                   <w:r>
                     <w:rPr>
                       <w:sz w:val="23"/>
@@ -6993,7 +8270,6 @@
                     </w:rPr>
                     <w:t>Finally</w:t>
                   </w:r>
-                  <w:proofErr w:type="gramEnd"/>
                 </w:p>
               </w:tc>
               <w:tc>
@@ -7151,15 +8427,7 @@
               </w:numPr>
             </w:pPr>
             <w:r>
-              <w:t xml:space="preserve">is to push the dough through the </w:t>
-            </w:r>
-            <w:proofErr w:type="spellStart"/>
-            <w:r>
-              <w:t>stringhopper</w:t>
-            </w:r>
-            <w:proofErr w:type="spellEnd"/>
-            <w:r>
-              <w:t xml:space="preserve"> press.</w:t>
+              <w:t>is to push the dough through the stringhopper press.</w:t>
             </w:r>
           </w:p>
           <w:p>
@@ -7171,15 +8439,7 @@
               </w:numPr>
             </w:pPr>
             <w:r>
-              <w:t xml:space="preserve">the </w:t>
-            </w:r>
-            <w:proofErr w:type="spellStart"/>
-            <w:r>
-              <w:t>stringhoppers</w:t>
-            </w:r>
-            <w:proofErr w:type="spellEnd"/>
-            <w:r>
-              <w:t xml:space="preserve"> are placed in a steamer.</w:t>
+              <w:t>the stringhoppers are placed in a steamer.</w:t>
             </w:r>
           </w:p>
           <w:p>
@@ -7479,23 +8739,7 @@
               <w:ind w:left="284" w:hanging="284"/>
             </w:pPr>
             <w:r>
-              <w:t xml:space="preserve">There are six stages in the process of making </w:t>
-            </w:r>
-            <w:proofErr w:type="spellStart"/>
-            <w:r>
-              <w:t>stringhoppers</w:t>
-            </w:r>
-            <w:proofErr w:type="spellEnd"/>
-            <w:r>
-              <w:t xml:space="preserve">, beginning with grinding the rice and making a dough and ending with using a steamer to cook the </w:t>
-            </w:r>
-            <w:proofErr w:type="spellStart"/>
-            <w:r>
-              <w:t>stringhoppers</w:t>
-            </w:r>
-            <w:proofErr w:type="spellEnd"/>
-            <w:r>
-              <w:t>.</w:t>
+              <w:t>There are six stages in the process of making stringhoppers, beginning with grinding the rice and making a dough and ending with using a steamer to cook the stringhoppers.</w:t>
             </w:r>
           </w:p>
           <w:p>
@@ -7508,15 +8752,7 @@
               <w:ind w:left="284" w:hanging="284"/>
             </w:pPr>
             <w:r>
-              <w:t xml:space="preserve">The diagram demonstrates the process of preparing </w:t>
-            </w:r>
-            <w:proofErr w:type="spellStart"/>
-            <w:r>
-              <w:t>stringhoppers</w:t>
-            </w:r>
-            <w:proofErr w:type="spellEnd"/>
-            <w:r>
-              <w:t>, a kind of noodle.</w:t>
+              <w:t>The diagram demonstrates the process of preparing stringhoppers, a kind of noodle.</w:t>
             </w:r>
           </w:p>
         </w:tc>
@@ -7728,15 +8964,7 @@
               <w:ind w:left="284" w:hanging="284"/>
             </w:pPr>
             <w:r>
-              <w:t xml:space="preserve">To make a perfect </w:t>
-            </w:r>
-            <w:proofErr w:type="spellStart"/>
-            <w:r>
-              <w:t>omelette</w:t>
-            </w:r>
-            <w:proofErr w:type="spellEnd"/>
-            <w:r>
-              <w:t xml:space="preserve"> you need fresh ingredients, the right equipment and the correct technique. You must also cook it for the correct amount of time and pay attention to the temperature.</w:t>
+              <w:t>To make a perfect omelette you need fresh ingredients, the right equipment and the correct technique. You must also cook it for the correct amount of time and pay attention to the temperature.</w:t>
             </w:r>
           </w:p>
           <w:p>
@@ -8121,39 +9349,7 @@
                       <w:sz w:val="21"/>
                       <w:szCs w:val="21"/>
                     </w:rPr>
-                    <w:t xml:space="preserve">The diagram demonstrates the process of preparing </w:t>
-                  </w:r>
-                  <w:proofErr w:type="spellStart"/>
-                  <w:r>
-                    <w:rPr>
-                      <w:sz w:val="21"/>
-                      <w:szCs w:val="21"/>
-                    </w:rPr>
-                    <w:t>stringhoppers</w:t>
-                  </w:r>
-                  <w:proofErr w:type="spellEnd"/>
-                  <w:r>
-                    <w:rPr>
-                      <w:sz w:val="21"/>
-                      <w:szCs w:val="21"/>
-                    </w:rPr>
-                    <w:t xml:space="preserve">. a kind of noodle dish. There are six main stages in the process, beginning with grinding the rice and making a dough and ending with using a steamer to cook the </w:t>
-                  </w:r>
-                  <w:proofErr w:type="spellStart"/>
-                  <w:r>
-                    <w:rPr>
-                      <w:sz w:val="21"/>
-                      <w:szCs w:val="21"/>
-                    </w:rPr>
-                    <w:t>stringhoppers</w:t>
-                  </w:r>
-                  <w:proofErr w:type="spellEnd"/>
-                  <w:r>
-                    <w:rPr>
-                      <w:sz w:val="21"/>
-                      <w:szCs w:val="21"/>
-                    </w:rPr>
-                    <w:t>.</w:t>
+                    <w:t>The diagram demonstrates the process of preparing stringhoppers. a kind of noodle dish. There are six main stages in the process, beginning with grinding the rice and making a dough and ending with using a steamer to cook the stringhoppers.</w:t>
                   </w:r>
                 </w:p>
                 <w:p>
@@ -8169,55 +9365,7 @@
                       <w:sz w:val="21"/>
                       <w:szCs w:val="21"/>
                     </w:rPr>
-                    <w:t xml:space="preserve">First, the dry rice is put into a rice grinder to make it into flour. Next, the flour is mixed with water and formed into dough. After that, the dough is put into a </w:t>
-                  </w:r>
-                  <w:proofErr w:type="spellStart"/>
-                  <w:r>
-                    <w:rPr>
-                      <w:sz w:val="21"/>
-                      <w:szCs w:val="21"/>
-                    </w:rPr>
-                    <w:t>stringhopper</w:t>
-                  </w:r>
-                  <w:proofErr w:type="spellEnd"/>
-                  <w:r>
-                    <w:rPr>
-                      <w:sz w:val="21"/>
-                      <w:szCs w:val="21"/>
-                    </w:rPr>
-                    <w:t xml:space="preserve"> press, which is a metal piece of equipment with two handles and holes in it. The dough is pushed through the holes and it comes out as thin noodles. The noodle 'nests' are placed onto individual </w:t>
-                  </w:r>
-                  <w:proofErr w:type="spellStart"/>
-                  <w:r>
-                    <w:rPr>
-                      <w:sz w:val="21"/>
-                      <w:szCs w:val="21"/>
-                    </w:rPr>
-                    <w:t>stringhopper</w:t>
-                  </w:r>
-                  <w:proofErr w:type="spellEnd"/>
-                  <w:r>
-                    <w:rPr>
-                      <w:sz w:val="21"/>
-                      <w:szCs w:val="21"/>
-                    </w:rPr>
-                    <w:t xml:space="preserve"> mats, which are round baskets made of thin pieces of wood. They are then cooked in a steamer until they are ready. The final stage is to serve the </w:t>
-                  </w:r>
-                  <w:proofErr w:type="spellStart"/>
-                  <w:r>
-                    <w:rPr>
-                      <w:sz w:val="21"/>
-                      <w:szCs w:val="21"/>
-                    </w:rPr>
-                    <w:t>stringhoppers</w:t>
-                  </w:r>
-                  <w:proofErr w:type="spellEnd"/>
-                  <w:r>
-                    <w:rPr>
-                      <w:sz w:val="21"/>
-                      <w:szCs w:val="21"/>
-                    </w:rPr>
-                    <w:t xml:space="preserve"> with a variety of spicy curries.</w:t>
+                    <w:t>First, the dry rice is put into a rice grinder to make it into flour. Next, the flour is mixed with water and formed into dough. After that, the dough is put into a stringhopper press, which is a metal piece of equipment with two handles and holes in it. The dough is pushed through the holes and it comes out as thin noodles. The noodle 'nests' are placed onto individual stringhopper mats, which are round baskets made of thin pieces of wood. They are then cooked in a steamer until they are ready. The final stage is to serve the stringhoppers with a variety of spicy curries.</w:t>
                   </w:r>
                 </w:p>
               </w:tc>
@@ -10148,29 +11296,7 @@
                 <w:sz w:val="23"/>
                 <w:szCs w:val="23"/>
               </w:rPr>
-              <w:t xml:space="preserve">In Section 1 of the Listening </w:t>
-            </w:r>
-            <w:proofErr w:type="gramStart"/>
-            <w:r>
-              <w:rPr>
-                <w:rFonts w:ascii="Source Sans 3 Medium" w:hAnsi="Source Sans 3 Medium"/>
-                <w:b/>
-                <w:bCs/>
-                <w:sz w:val="23"/>
-                <w:szCs w:val="23"/>
-              </w:rPr>
-              <w:t>test</w:t>
-            </w:r>
-            <w:proofErr w:type="gramEnd"/>
-            <w:r>
-              <w:rPr>
-                <w:rFonts w:ascii="Source Sans 3 Medium" w:hAnsi="Source Sans 3 Medium"/>
-                <w:b/>
-                <w:bCs/>
-                <w:sz w:val="23"/>
-                <w:szCs w:val="23"/>
-              </w:rPr>
-              <w:t xml:space="preserve"> you will hear two people talking in everyday situations. Tick TWO situations that could be in Section 1 of the Listening test</w:t>
+              <w:t>In Section 1 of the Listening test you will hear two people talking in everyday situations. Tick TWO situations that could be in Section 1 of the Listening test</w:t>
             </w:r>
             <w:r>
               <w:rPr>
@@ -13448,16 +14574,11 @@
                     <w:t xml:space="preserve"> ---</w:t>
                   </w:r>
                   <w:r>
-                    <w:t xml:space="preserve"> pounds, but actually we've got a sale on at the pounds. </w:t>
-                  </w:r>
-                  <w:proofErr w:type="gramStart"/>
-                  <w:r>
-                    <w:t>S</w:t>
+                    <w:t xml:space="preserve"> pounds, but actually we've got a sale on at the pounds. S</w:t>
                   </w:r>
                   <w:r>
                     <w:t>o</w:t>
                   </w:r>
-                  <w:proofErr w:type="gramEnd"/>
                   <w:r>
                     <w:t xml:space="preserve"> you can save </w:t>
                   </w:r>
@@ -13847,13 +14968,8 @@
                     </w:numPr>
                   </w:pPr>
                   <w:r>
-                    <w:t xml:space="preserve">a soccer </w:t>
-                  </w:r>
-                  <w:proofErr w:type="gramStart"/>
-                  <w:r>
-                    <w:t>game</w:t>
-                  </w:r>
-                  <w:proofErr w:type="gramEnd"/>
+                    <w:t>a soccer game</w:t>
+                  </w:r>
                 </w:p>
                 <w:p>
                   <w:pPr>
@@ -13929,13 +15045,8 @@
                     </w:numPr>
                   </w:pPr>
                   <w:r>
-                    <w:t xml:space="preserve">a leaving </w:t>
-                  </w:r>
-                  <w:proofErr w:type="gramStart"/>
-                  <w:r>
-                    <w:t>party</w:t>
-                  </w:r>
-                  <w:proofErr w:type="gramEnd"/>
+                    <w:t>a leaving party</w:t>
+                  </w:r>
                 </w:p>
                 <w:p>
                   <w:pPr>
@@ -13946,13 +15057,8 @@
                     </w:numPr>
                   </w:pPr>
                   <w:r>
-                    <w:t xml:space="preserve">a birthday </w:t>
-                  </w:r>
-                  <w:proofErr w:type="gramStart"/>
-                  <w:r>
-                    <w:t>party</w:t>
-                  </w:r>
-                  <w:proofErr w:type="gramEnd"/>
+                    <w:t>a birthday party</w:t>
+                  </w:r>
                 </w:p>
                 <w:p>
                   <w:pPr>
@@ -14213,7 +15319,6 @@
                       <w:lang w:bidi="ar-SA"/>
                     </w:rPr>
                   </w:pPr>
-                  <w:proofErr w:type="spellStart"/>
                   <w:r>
                     <w:rPr>
                       <w:rFonts w:ascii="Source Sans 3 Medium" w:hAnsi="Source Sans 3 Medium"/>
@@ -14223,7 +15328,6 @@
                     </w:rPr>
                     <w:t>Colour</w:t>
                   </w:r>
-                  <w:proofErr w:type="spellEnd"/>
                 </w:p>
               </w:tc>
               <w:tc>
@@ -15566,19 +16670,11 @@
             <w:r>
               <w:t xml:space="preserve">I </w:t>
             </w:r>
-            <w:proofErr w:type="gramStart"/>
             <w:r>
               <w:rPr>
                 <w:i/>
               </w:rPr>
-              <w:t>other</w:t>
-            </w:r>
-            <w:proofErr w:type="gramEnd"/>
-            <w:r>
-              <w:rPr>
-                <w:i/>
-              </w:rPr>
-              <w:t xml:space="preserve"> daughter</w:t>
+              <w:t>other daughter</w:t>
             </w:r>
             <w:r>
               <w:rPr>
@@ -18683,25 +19779,7 @@
                       <w:sz w:val="21"/>
                       <w:szCs w:val="21"/>
                     </w:rPr>
-                    <w:t xml:space="preserve">do not try to </w:t>
-                  </w:r>
-                  <w:proofErr w:type="spellStart"/>
-                  <w:r>
-                    <w:rPr>
-                      <w:rFonts w:ascii="Source Sans 3" w:hAnsi="Source Sans 3"/>
-                      <w:sz w:val="21"/>
-                      <w:szCs w:val="21"/>
-                    </w:rPr>
-                    <w:t>memorise</w:t>
-                  </w:r>
-                  <w:proofErr w:type="spellEnd"/>
-                  <w:r>
-                    <w:rPr>
-                      <w:rFonts w:ascii="Source Sans 3" w:hAnsi="Source Sans 3"/>
-                      <w:sz w:val="21"/>
-                      <w:szCs w:val="21"/>
-                    </w:rPr>
-                    <w:t xml:space="preserve"> answers to questions.</w:t>
+                    <w:t>do not try to memorise answers to questions.</w:t>
                   </w:r>
                 </w:p>
               </w:tc>
@@ -18790,23 +19868,7 @@
                       <w:sz w:val="21"/>
                       <w:szCs w:val="21"/>
                     </w:rPr>
-                    <w:t xml:space="preserve">In Part 1 you need to give full answers to the questions, but don't talk for too long. Three sentences </w:t>
-                  </w:r>
-                  <w:proofErr w:type="gramStart"/>
-                  <w:r>
-                    <w:rPr>
-                      <w:sz w:val="21"/>
-                      <w:szCs w:val="21"/>
-                    </w:rPr>
-                    <w:t>is</w:t>
-                  </w:r>
-                  <w:proofErr w:type="gramEnd"/>
-                  <w:r>
-                    <w:rPr>
-                      <w:sz w:val="21"/>
-                      <w:szCs w:val="21"/>
-                    </w:rPr>
-                    <w:t xml:space="preserve"> plenty. You have chances to speak for longer in Parts 2 and 3.</w:t>
+                    <w:t>In Part 1 you need to give full answers to the questions, but don't talk for too long. Three sentences is plenty. You have chances to speak for longer in Parts 2 and 3.</w:t>
                   </w:r>
                 </w:p>
               </w:tc>
@@ -19481,7 +20543,6 @@
               </w:rPr>
               <w:t>/</w:t>
             </w:r>
-            <w:proofErr w:type="spellStart"/>
             <w:r>
               <w:rPr>
                 <w:b w:val="0"/>
@@ -19494,15 +20555,7 @@
                 <w:b w:val="0"/>
                 <w:bCs w:val="0"/>
               </w:rPr>
-              <w:t>z</w:t>
-            </w:r>
-            <w:proofErr w:type="spellEnd"/>
-            <w:r>
-              <w:rPr>
-                <w:b w:val="0"/>
-                <w:bCs w:val="0"/>
-              </w:rPr>
-              <w:t>/</w:t>
+              <w:t>z/</w:t>
             </w:r>
             <w:r>
               <w:t xml:space="preserve"> according to how the end is pronounced.</w:t>
@@ -19571,16 +20624,11 @@
             <w:r>
               <w:t>/</w:t>
             </w:r>
-            <w:proofErr w:type="spellStart"/>
             <w:r>
               <w:t>ɪ</w:t>
             </w:r>
             <w:r>
-              <w:t>z</w:t>
-            </w:r>
-            <w:proofErr w:type="spellEnd"/>
-            <w:r>
-              <w:t>/</w:t>
+              <w:t>z/</w:t>
             </w:r>
             <w:r>
               <w:t xml:space="preserve">: </w:t>
@@ -21165,6 +22213,100 @@
     </w:lvl>
   </w:abstractNum>
   <w:abstractNum w:abstractNumId="6" w15:restartNumberingAfterBreak="0">
+    <w:nsid w:val="07E229D8"/>
+    <w:multiLevelType w:val="hybridMultilevel"/>
+    <w:tmpl w:val="0A2C9FF2"/>
+    <w:lvl w:ilvl="0" w:tplc="2272C5BC">
+      <w:start w:val="1"/>
+      <w:numFmt w:val="decimal"/>
+      <w:lvlText w:val="%1:"/>
+      <w:lvlJc w:val="left"/>
+      <w:pPr>
+        <w:ind w:left="360" w:hanging="360"/>
+      </w:pPr>
+      <w:rPr>
+        <w:rFonts w:ascii="Source Sans 3 Medium" w:hAnsi="Source Sans 3 Medium" w:hint="default"/>
+        <w:b/>
+        <w:bCs/>
+        <w:spacing w:val="0"/>
+        <w:w w:val="84"/>
+        <w:lang w:val="en-US" w:eastAsia="en-US" w:bidi="ar-SA"/>
+      </w:rPr>
+    </w:lvl>
+    <w:lvl w:ilvl="1" w:tplc="04090019" w:tentative="1">
+      <w:start w:val="1"/>
+      <w:numFmt w:val="lowerLetter"/>
+      <w:lvlText w:val="%2."/>
+      <w:lvlJc w:val="left"/>
+      <w:pPr>
+        <w:ind w:left="1080" w:hanging="360"/>
+      </w:pPr>
+    </w:lvl>
+    <w:lvl w:ilvl="2" w:tplc="0409001B" w:tentative="1">
+      <w:start w:val="1"/>
+      <w:numFmt w:val="lowerRoman"/>
+      <w:lvlText w:val="%3."/>
+      <w:lvlJc w:val="right"/>
+      <w:pPr>
+        <w:ind w:left="1800" w:hanging="180"/>
+      </w:pPr>
+    </w:lvl>
+    <w:lvl w:ilvl="3" w:tplc="0409000F" w:tentative="1">
+      <w:start w:val="1"/>
+      <w:numFmt w:val="decimal"/>
+      <w:lvlText w:val="%4."/>
+      <w:lvlJc w:val="left"/>
+      <w:pPr>
+        <w:ind w:left="2520" w:hanging="360"/>
+      </w:pPr>
+    </w:lvl>
+    <w:lvl w:ilvl="4" w:tplc="04090019" w:tentative="1">
+      <w:start w:val="1"/>
+      <w:numFmt w:val="lowerLetter"/>
+      <w:lvlText w:val="%5."/>
+      <w:lvlJc w:val="left"/>
+      <w:pPr>
+        <w:ind w:left="3240" w:hanging="360"/>
+      </w:pPr>
+    </w:lvl>
+    <w:lvl w:ilvl="5" w:tplc="0409001B" w:tentative="1">
+      <w:start w:val="1"/>
+      <w:numFmt w:val="lowerRoman"/>
+      <w:lvlText w:val="%6."/>
+      <w:lvlJc w:val="right"/>
+      <w:pPr>
+        <w:ind w:left="3960" w:hanging="180"/>
+      </w:pPr>
+    </w:lvl>
+    <w:lvl w:ilvl="6" w:tplc="0409000F" w:tentative="1">
+      <w:start w:val="1"/>
+      <w:numFmt w:val="decimal"/>
+      <w:lvlText w:val="%7."/>
+      <w:lvlJc w:val="left"/>
+      <w:pPr>
+        <w:ind w:left="4680" w:hanging="360"/>
+      </w:pPr>
+    </w:lvl>
+    <w:lvl w:ilvl="7" w:tplc="04090019" w:tentative="1">
+      <w:start w:val="1"/>
+      <w:numFmt w:val="lowerLetter"/>
+      <w:lvlText w:val="%8."/>
+      <w:lvlJc w:val="left"/>
+      <w:pPr>
+        <w:ind w:left="5400" w:hanging="360"/>
+      </w:pPr>
+    </w:lvl>
+    <w:lvl w:ilvl="8" w:tplc="0409001B" w:tentative="1">
+      <w:start w:val="1"/>
+      <w:numFmt w:val="lowerRoman"/>
+      <w:lvlText w:val="%9."/>
+      <w:lvlJc w:val="right"/>
+      <w:pPr>
+        <w:ind w:left="6120" w:hanging="180"/>
+      </w:pPr>
+    </w:lvl>
+  </w:abstractNum>
+  <w:abstractNum w:abstractNumId="7" w15:restartNumberingAfterBreak="0">
     <w:nsid w:val="08AE3AFE"/>
     <w:multiLevelType w:val="hybridMultilevel"/>
     <w:tmpl w:val="BEA6841C"/>
@@ -21260,7 +22402,98 @@
       </w:pPr>
     </w:lvl>
   </w:abstractNum>
-  <w:abstractNum w:abstractNumId="7" w15:restartNumberingAfterBreak="0">
+  <w:abstractNum w:abstractNumId="8" w15:restartNumberingAfterBreak="0">
+    <w:nsid w:val="09A22A58"/>
+    <w:multiLevelType w:val="hybridMultilevel"/>
+    <w:tmpl w:val="C602D860"/>
+    <w:lvl w:ilvl="0" w:tplc="FFFFFFFF">
+      <w:start w:val="1"/>
+      <w:numFmt w:val="decimal"/>
+      <w:lvlText w:val="%1:"/>
+      <w:lvlJc w:val="left"/>
+      <w:pPr>
+        <w:ind w:left="360" w:hanging="360"/>
+      </w:pPr>
+      <w:rPr>
+        <w:rFonts w:ascii="Source Sans 3 Bold" w:hAnsi="Source Sans 3 Bold" w:cstheme="minorBidi" w:hint="default"/>
+        <w:b/>
+        <w:bCs/>
+      </w:rPr>
+    </w:lvl>
+    <w:lvl w:ilvl="1" w:tplc="FFFFFFFF" w:tentative="1">
+      <w:start w:val="1"/>
+      <w:numFmt w:val="lowerLetter"/>
+      <w:lvlText w:val="%2."/>
+      <w:lvlJc w:val="left"/>
+      <w:pPr>
+        <w:ind w:left="1080" w:hanging="360"/>
+      </w:pPr>
+    </w:lvl>
+    <w:lvl w:ilvl="2" w:tplc="FFFFFFFF" w:tentative="1">
+      <w:start w:val="1"/>
+      <w:numFmt w:val="lowerRoman"/>
+      <w:lvlText w:val="%3."/>
+      <w:lvlJc w:val="right"/>
+      <w:pPr>
+        <w:ind w:left="1800" w:hanging="180"/>
+      </w:pPr>
+    </w:lvl>
+    <w:lvl w:ilvl="3" w:tplc="FFFFFFFF" w:tentative="1">
+      <w:start w:val="1"/>
+      <w:numFmt w:val="decimal"/>
+      <w:lvlText w:val="%4."/>
+      <w:lvlJc w:val="left"/>
+      <w:pPr>
+        <w:ind w:left="2520" w:hanging="360"/>
+      </w:pPr>
+    </w:lvl>
+    <w:lvl w:ilvl="4" w:tplc="FFFFFFFF" w:tentative="1">
+      <w:start w:val="1"/>
+      <w:numFmt w:val="lowerLetter"/>
+      <w:lvlText w:val="%5."/>
+      <w:lvlJc w:val="left"/>
+      <w:pPr>
+        <w:ind w:left="3240" w:hanging="360"/>
+      </w:pPr>
+    </w:lvl>
+    <w:lvl w:ilvl="5" w:tplc="FFFFFFFF" w:tentative="1">
+      <w:start w:val="1"/>
+      <w:numFmt w:val="lowerRoman"/>
+      <w:lvlText w:val="%6."/>
+      <w:lvlJc w:val="right"/>
+      <w:pPr>
+        <w:ind w:left="3960" w:hanging="180"/>
+      </w:pPr>
+    </w:lvl>
+    <w:lvl w:ilvl="6" w:tplc="FFFFFFFF" w:tentative="1">
+      <w:start w:val="1"/>
+      <w:numFmt w:val="decimal"/>
+      <w:lvlText w:val="%7."/>
+      <w:lvlJc w:val="left"/>
+      <w:pPr>
+        <w:ind w:left="4680" w:hanging="360"/>
+      </w:pPr>
+    </w:lvl>
+    <w:lvl w:ilvl="7" w:tplc="FFFFFFFF" w:tentative="1">
+      <w:start w:val="1"/>
+      <w:numFmt w:val="lowerLetter"/>
+      <w:lvlText w:val="%8."/>
+      <w:lvlJc w:val="left"/>
+      <w:pPr>
+        <w:ind w:left="5400" w:hanging="360"/>
+      </w:pPr>
+    </w:lvl>
+    <w:lvl w:ilvl="8" w:tplc="FFFFFFFF" w:tentative="1">
+      <w:start w:val="1"/>
+      <w:numFmt w:val="lowerRoman"/>
+      <w:lvlText w:val="%9."/>
+      <w:lvlJc w:val="right"/>
+      <w:pPr>
+        <w:ind w:left="6120" w:hanging="180"/>
+      </w:pPr>
+    </w:lvl>
+  </w:abstractNum>
+  <w:abstractNum w:abstractNumId="9" w15:restartNumberingAfterBreak="0">
     <w:nsid w:val="0A1157D0"/>
     <w:multiLevelType w:val="hybridMultilevel"/>
     <w:tmpl w:val="291A30C6"/>
@@ -21351,7 +22584,7 @@
       </w:pPr>
     </w:lvl>
   </w:abstractNum>
-  <w:abstractNum w:abstractNumId="8" w15:restartNumberingAfterBreak="0">
+  <w:abstractNum w:abstractNumId="10" w15:restartNumberingAfterBreak="0">
     <w:nsid w:val="0F253280"/>
     <w:multiLevelType w:val="hybridMultilevel"/>
     <w:tmpl w:val="CA825B1C"/>
@@ -21442,7 +22675,7 @@
       </w:pPr>
     </w:lvl>
   </w:abstractNum>
-  <w:abstractNum w:abstractNumId="9" w15:restartNumberingAfterBreak="0">
+  <w:abstractNum w:abstractNumId="11" w15:restartNumberingAfterBreak="0">
     <w:nsid w:val="0F9B58F1"/>
     <w:multiLevelType w:val="hybridMultilevel"/>
     <w:tmpl w:val="B6EAD514"/>
@@ -21533,7 +22766,7 @@
       </w:pPr>
     </w:lvl>
   </w:abstractNum>
-  <w:abstractNum w:abstractNumId="10" w15:restartNumberingAfterBreak="0">
+  <w:abstractNum w:abstractNumId="12" w15:restartNumberingAfterBreak="0">
     <w:nsid w:val="13F37566"/>
     <w:multiLevelType w:val="hybridMultilevel"/>
     <w:tmpl w:val="2DB4CE2E"/>
@@ -21627,7 +22860,7 @@
       </w:pPr>
     </w:lvl>
   </w:abstractNum>
-  <w:abstractNum w:abstractNumId="11" w15:restartNumberingAfterBreak="0">
+  <w:abstractNum w:abstractNumId="13" w15:restartNumberingAfterBreak="0">
     <w:nsid w:val="13FD0469"/>
     <w:multiLevelType w:val="hybridMultilevel"/>
     <w:tmpl w:val="CA825B1C"/>
@@ -21718,7 +22951,7 @@
       </w:pPr>
     </w:lvl>
   </w:abstractNum>
-  <w:abstractNum w:abstractNumId="12" w15:restartNumberingAfterBreak="0">
+  <w:abstractNum w:abstractNumId="14" w15:restartNumberingAfterBreak="0">
     <w:nsid w:val="15B15EC0"/>
     <w:multiLevelType w:val="hybridMultilevel"/>
     <w:tmpl w:val="732CCC16"/>
@@ -21812,7 +23045,7 @@
       </w:pPr>
     </w:lvl>
   </w:abstractNum>
-  <w:abstractNum w:abstractNumId="13" w15:restartNumberingAfterBreak="0">
+  <w:abstractNum w:abstractNumId="15" w15:restartNumberingAfterBreak="0">
     <w:nsid w:val="1D447F65"/>
     <w:multiLevelType w:val="hybridMultilevel"/>
     <w:tmpl w:val="29C60E24"/>
@@ -21903,7 +23136,7 @@
       </w:pPr>
     </w:lvl>
   </w:abstractNum>
-  <w:abstractNum w:abstractNumId="14" w15:restartNumberingAfterBreak="0">
+  <w:abstractNum w:abstractNumId="16" w15:restartNumberingAfterBreak="0">
     <w:nsid w:val="212E1A90"/>
     <w:multiLevelType w:val="hybridMultilevel"/>
     <w:tmpl w:val="8EA8656A"/>
@@ -21997,7 +23230,7 @@
       </w:pPr>
     </w:lvl>
   </w:abstractNum>
-  <w:abstractNum w:abstractNumId="15" w15:restartNumberingAfterBreak="0">
+  <w:abstractNum w:abstractNumId="17" w15:restartNumberingAfterBreak="0">
     <w:nsid w:val="236D57C6"/>
     <w:multiLevelType w:val="hybridMultilevel"/>
     <w:tmpl w:val="35FA33C8"/>
@@ -22091,7 +23324,7 @@
       </w:pPr>
     </w:lvl>
   </w:abstractNum>
-  <w:abstractNum w:abstractNumId="16" w15:restartNumberingAfterBreak="0">
+  <w:abstractNum w:abstractNumId="18" w15:restartNumberingAfterBreak="0">
     <w:nsid w:val="25277E32"/>
     <w:multiLevelType w:val="hybridMultilevel"/>
     <w:tmpl w:val="59B4B60E"/>
@@ -22206,7 +23439,101 @@
       </w:rPr>
     </w:lvl>
   </w:abstractNum>
-  <w:abstractNum w:abstractNumId="17" w15:restartNumberingAfterBreak="0">
+  <w:abstractNum w:abstractNumId="19" w15:restartNumberingAfterBreak="0">
+    <w:nsid w:val="269C62FD"/>
+    <w:multiLevelType w:val="hybridMultilevel"/>
+    <w:tmpl w:val="93F0E5FE"/>
+    <w:lvl w:ilvl="0" w:tplc="2272C5BC">
+      <w:start w:val="1"/>
+      <w:numFmt w:val="decimal"/>
+      <w:lvlText w:val="%1:"/>
+      <w:lvlJc w:val="left"/>
+      <w:pPr>
+        <w:ind w:left="360" w:hanging="360"/>
+      </w:pPr>
+      <w:rPr>
+        <w:rFonts w:ascii="Source Sans 3 Medium" w:hAnsi="Source Sans 3 Medium" w:hint="default"/>
+        <w:b/>
+        <w:bCs/>
+        <w:spacing w:val="0"/>
+        <w:w w:val="84"/>
+        <w:lang w:val="en-US" w:eastAsia="en-US" w:bidi="ar-SA"/>
+      </w:rPr>
+    </w:lvl>
+    <w:lvl w:ilvl="1" w:tplc="04090019" w:tentative="1">
+      <w:start w:val="1"/>
+      <w:numFmt w:val="lowerLetter"/>
+      <w:lvlText w:val="%2."/>
+      <w:lvlJc w:val="left"/>
+      <w:pPr>
+        <w:ind w:left="1080" w:hanging="360"/>
+      </w:pPr>
+    </w:lvl>
+    <w:lvl w:ilvl="2" w:tplc="0409001B" w:tentative="1">
+      <w:start w:val="1"/>
+      <w:numFmt w:val="lowerRoman"/>
+      <w:lvlText w:val="%3."/>
+      <w:lvlJc w:val="right"/>
+      <w:pPr>
+        <w:ind w:left="1800" w:hanging="180"/>
+      </w:pPr>
+    </w:lvl>
+    <w:lvl w:ilvl="3" w:tplc="0409000F" w:tentative="1">
+      <w:start w:val="1"/>
+      <w:numFmt w:val="decimal"/>
+      <w:lvlText w:val="%4."/>
+      <w:lvlJc w:val="left"/>
+      <w:pPr>
+        <w:ind w:left="2520" w:hanging="360"/>
+      </w:pPr>
+    </w:lvl>
+    <w:lvl w:ilvl="4" w:tplc="04090019" w:tentative="1">
+      <w:start w:val="1"/>
+      <w:numFmt w:val="lowerLetter"/>
+      <w:lvlText w:val="%5."/>
+      <w:lvlJc w:val="left"/>
+      <w:pPr>
+        <w:ind w:left="3240" w:hanging="360"/>
+      </w:pPr>
+    </w:lvl>
+    <w:lvl w:ilvl="5" w:tplc="0409001B" w:tentative="1">
+      <w:start w:val="1"/>
+      <w:numFmt w:val="lowerRoman"/>
+      <w:lvlText w:val="%6."/>
+      <w:lvlJc w:val="right"/>
+      <w:pPr>
+        <w:ind w:left="3960" w:hanging="180"/>
+      </w:pPr>
+    </w:lvl>
+    <w:lvl w:ilvl="6" w:tplc="0409000F" w:tentative="1">
+      <w:start w:val="1"/>
+      <w:numFmt w:val="decimal"/>
+      <w:lvlText w:val="%7."/>
+      <w:lvlJc w:val="left"/>
+      <w:pPr>
+        <w:ind w:left="4680" w:hanging="360"/>
+      </w:pPr>
+    </w:lvl>
+    <w:lvl w:ilvl="7" w:tplc="04090019" w:tentative="1">
+      <w:start w:val="1"/>
+      <w:numFmt w:val="lowerLetter"/>
+      <w:lvlText w:val="%8."/>
+      <w:lvlJc w:val="left"/>
+      <w:pPr>
+        <w:ind w:left="5400" w:hanging="360"/>
+      </w:pPr>
+    </w:lvl>
+    <w:lvl w:ilvl="8" w:tplc="0409001B" w:tentative="1">
+      <w:start w:val="1"/>
+      <w:numFmt w:val="lowerRoman"/>
+      <w:lvlText w:val="%9."/>
+      <w:lvlJc w:val="right"/>
+      <w:pPr>
+        <w:ind w:left="6120" w:hanging="180"/>
+      </w:pPr>
+    </w:lvl>
+  </w:abstractNum>
+  <w:abstractNum w:abstractNumId="20" w15:restartNumberingAfterBreak="0">
     <w:nsid w:val="294C7B15"/>
     <w:multiLevelType w:val="hybridMultilevel"/>
     <w:tmpl w:val="3870A6A6"/>
@@ -22298,7 +23625,7 @@
       </w:pPr>
     </w:lvl>
   </w:abstractNum>
-  <w:abstractNum w:abstractNumId="18" w15:restartNumberingAfterBreak="0">
+  <w:abstractNum w:abstractNumId="21" w15:restartNumberingAfterBreak="0">
     <w:nsid w:val="29F6737C"/>
     <w:multiLevelType w:val="hybridMultilevel"/>
     <w:tmpl w:val="4AFC3BC4"/>
@@ -22411,7 +23738,101 @@
       </w:rPr>
     </w:lvl>
   </w:abstractNum>
-  <w:abstractNum w:abstractNumId="19" w15:restartNumberingAfterBreak="0">
+  <w:abstractNum w:abstractNumId="22" w15:restartNumberingAfterBreak="0">
+    <w:nsid w:val="2B801813"/>
+    <w:multiLevelType w:val="hybridMultilevel"/>
+    <w:tmpl w:val="9F54F31E"/>
+    <w:lvl w:ilvl="0" w:tplc="19A42D6C">
+      <w:start w:val="1"/>
+      <w:numFmt w:val="lowerLetter"/>
+      <w:lvlText w:val="%1:"/>
+      <w:lvlJc w:val="left"/>
+      <w:pPr>
+        <w:ind w:left="587" w:hanging="360"/>
+      </w:pPr>
+      <w:rPr>
+        <w:rFonts w:ascii="Source Sans 3" w:hAnsi="Source Sans 3" w:hint="default"/>
+        <w:b/>
+        <w:bCs/>
+        <w:spacing w:val="0"/>
+        <w:w w:val="77"/>
+        <w:lang w:val="en-US" w:eastAsia="en-US" w:bidi="ar-SA"/>
+      </w:rPr>
+    </w:lvl>
+    <w:lvl w:ilvl="1" w:tplc="04090019" w:tentative="1">
+      <w:start w:val="1"/>
+      <w:numFmt w:val="lowerLetter"/>
+      <w:lvlText w:val="%2."/>
+      <w:lvlJc w:val="left"/>
+      <w:pPr>
+        <w:ind w:left="1307" w:hanging="360"/>
+      </w:pPr>
+    </w:lvl>
+    <w:lvl w:ilvl="2" w:tplc="0409001B" w:tentative="1">
+      <w:start w:val="1"/>
+      <w:numFmt w:val="lowerRoman"/>
+      <w:lvlText w:val="%3."/>
+      <w:lvlJc w:val="right"/>
+      <w:pPr>
+        <w:ind w:left="2027" w:hanging="180"/>
+      </w:pPr>
+    </w:lvl>
+    <w:lvl w:ilvl="3" w:tplc="0409000F" w:tentative="1">
+      <w:start w:val="1"/>
+      <w:numFmt w:val="decimal"/>
+      <w:lvlText w:val="%4."/>
+      <w:lvlJc w:val="left"/>
+      <w:pPr>
+        <w:ind w:left="2747" w:hanging="360"/>
+      </w:pPr>
+    </w:lvl>
+    <w:lvl w:ilvl="4" w:tplc="04090019" w:tentative="1">
+      <w:start w:val="1"/>
+      <w:numFmt w:val="lowerLetter"/>
+      <w:lvlText w:val="%5."/>
+      <w:lvlJc w:val="left"/>
+      <w:pPr>
+        <w:ind w:left="3467" w:hanging="360"/>
+      </w:pPr>
+    </w:lvl>
+    <w:lvl w:ilvl="5" w:tplc="0409001B" w:tentative="1">
+      <w:start w:val="1"/>
+      <w:numFmt w:val="lowerRoman"/>
+      <w:lvlText w:val="%6."/>
+      <w:lvlJc w:val="right"/>
+      <w:pPr>
+        <w:ind w:left="4187" w:hanging="180"/>
+      </w:pPr>
+    </w:lvl>
+    <w:lvl w:ilvl="6" w:tplc="0409000F" w:tentative="1">
+      <w:start w:val="1"/>
+      <w:numFmt w:val="decimal"/>
+      <w:lvlText w:val="%7."/>
+      <w:lvlJc w:val="left"/>
+      <w:pPr>
+        <w:ind w:left="4907" w:hanging="360"/>
+      </w:pPr>
+    </w:lvl>
+    <w:lvl w:ilvl="7" w:tplc="04090019" w:tentative="1">
+      <w:start w:val="1"/>
+      <w:numFmt w:val="lowerLetter"/>
+      <w:lvlText w:val="%8."/>
+      <w:lvlJc w:val="left"/>
+      <w:pPr>
+        <w:ind w:left="5627" w:hanging="360"/>
+      </w:pPr>
+    </w:lvl>
+    <w:lvl w:ilvl="8" w:tplc="0409001B" w:tentative="1">
+      <w:start w:val="1"/>
+      <w:numFmt w:val="lowerRoman"/>
+      <w:lvlText w:val="%9."/>
+      <w:lvlJc w:val="right"/>
+      <w:pPr>
+        <w:ind w:left="6347" w:hanging="180"/>
+      </w:pPr>
+    </w:lvl>
+  </w:abstractNum>
+  <w:abstractNum w:abstractNumId="23" w15:restartNumberingAfterBreak="0">
     <w:nsid w:val="2CB4375C"/>
     <w:multiLevelType w:val="hybridMultilevel"/>
     <w:tmpl w:val="291A30C6"/>
@@ -22502,7 +23923,7 @@
       </w:pPr>
     </w:lvl>
   </w:abstractNum>
-  <w:abstractNum w:abstractNumId="20" w15:restartNumberingAfterBreak="0">
+  <w:abstractNum w:abstractNumId="24" w15:restartNumberingAfterBreak="0">
     <w:nsid w:val="2F0E685D"/>
     <w:multiLevelType w:val="hybridMultilevel"/>
     <w:tmpl w:val="09DA465E"/>
@@ -22593,7 +24014,7 @@
       </w:pPr>
     </w:lvl>
   </w:abstractNum>
-  <w:abstractNum w:abstractNumId="21" w15:restartNumberingAfterBreak="0">
+  <w:abstractNum w:abstractNumId="25" w15:restartNumberingAfterBreak="0">
     <w:nsid w:val="34555D51"/>
     <w:multiLevelType w:val="hybridMultilevel"/>
     <w:tmpl w:val="8C28476E"/>
@@ -22684,7 +24105,7 @@
       </w:pPr>
     </w:lvl>
   </w:abstractNum>
-  <w:abstractNum w:abstractNumId="22" w15:restartNumberingAfterBreak="0">
+  <w:abstractNum w:abstractNumId="26" w15:restartNumberingAfterBreak="0">
     <w:nsid w:val="358B4BB3"/>
     <w:multiLevelType w:val="hybridMultilevel"/>
     <w:tmpl w:val="A678E960"/>
@@ -22778,7 +24199,7 @@
       </w:pPr>
     </w:lvl>
   </w:abstractNum>
-  <w:abstractNum w:abstractNumId="23" w15:restartNumberingAfterBreak="0">
+  <w:abstractNum w:abstractNumId="27" w15:restartNumberingAfterBreak="0">
     <w:nsid w:val="38025215"/>
     <w:multiLevelType w:val="hybridMultilevel"/>
     <w:tmpl w:val="01022858"/>
@@ -22872,7 +24293,7 @@
       </w:pPr>
     </w:lvl>
   </w:abstractNum>
-  <w:abstractNum w:abstractNumId="24" w15:restartNumberingAfterBreak="0">
+  <w:abstractNum w:abstractNumId="28" w15:restartNumberingAfterBreak="0">
     <w:nsid w:val="3B3A6776"/>
     <w:multiLevelType w:val="hybridMultilevel"/>
     <w:tmpl w:val="BEA6841C"/>
@@ -22968,7 +24389,7 @@
       </w:pPr>
     </w:lvl>
   </w:abstractNum>
-  <w:abstractNum w:abstractNumId="25" w15:restartNumberingAfterBreak="0">
+  <w:abstractNum w:abstractNumId="29" w15:restartNumberingAfterBreak="0">
     <w:nsid w:val="3CDC7B7F"/>
     <w:multiLevelType w:val="hybridMultilevel"/>
     <w:tmpl w:val="F9EC833C"/>
@@ -23081,7 +24502,7 @@
       </w:rPr>
     </w:lvl>
   </w:abstractNum>
-  <w:abstractNum w:abstractNumId="26" w15:restartNumberingAfterBreak="0">
+  <w:abstractNum w:abstractNumId="30" w15:restartNumberingAfterBreak="0">
     <w:nsid w:val="3F584A02"/>
     <w:multiLevelType w:val="hybridMultilevel"/>
     <w:tmpl w:val="B5B08E1E"/>
@@ -23175,7 +24596,7 @@
       </w:pPr>
     </w:lvl>
   </w:abstractNum>
-  <w:abstractNum w:abstractNumId="27" w15:restartNumberingAfterBreak="0">
+  <w:abstractNum w:abstractNumId="31" w15:restartNumberingAfterBreak="0">
     <w:nsid w:val="477D5AA2"/>
     <w:multiLevelType w:val="hybridMultilevel"/>
     <w:tmpl w:val="882EE4CC"/>
@@ -23266,7 +24687,7 @@
       </w:pPr>
     </w:lvl>
   </w:abstractNum>
-  <w:abstractNum w:abstractNumId="28" w15:restartNumberingAfterBreak="0">
+  <w:abstractNum w:abstractNumId="32" w15:restartNumberingAfterBreak="0">
     <w:nsid w:val="48220F39"/>
     <w:multiLevelType w:val="hybridMultilevel"/>
     <w:tmpl w:val="67164D22"/>
@@ -23357,7 +24778,7 @@
       </w:pPr>
     </w:lvl>
   </w:abstractNum>
-  <w:abstractNum w:abstractNumId="29" w15:restartNumberingAfterBreak="0">
+  <w:abstractNum w:abstractNumId="33" w15:restartNumberingAfterBreak="0">
     <w:nsid w:val="493E0CCB"/>
     <w:multiLevelType w:val="hybridMultilevel"/>
     <w:tmpl w:val="DE1A3DA8"/>
@@ -23473,7 +24894,7 @@
       </w:rPr>
     </w:lvl>
   </w:abstractNum>
-  <w:abstractNum w:abstractNumId="30" w15:restartNumberingAfterBreak="0">
+  <w:abstractNum w:abstractNumId="34" w15:restartNumberingAfterBreak="0">
     <w:nsid w:val="49837B45"/>
     <w:multiLevelType w:val="hybridMultilevel"/>
     <w:tmpl w:val="9916547A"/>
@@ -23567,7 +24988,7 @@
       </w:pPr>
     </w:lvl>
   </w:abstractNum>
-  <w:abstractNum w:abstractNumId="31" w15:restartNumberingAfterBreak="0">
+  <w:abstractNum w:abstractNumId="35" w15:restartNumberingAfterBreak="0">
     <w:nsid w:val="4A2A784D"/>
     <w:multiLevelType w:val="hybridMultilevel"/>
     <w:tmpl w:val="D04A441C"/>
@@ -23659,7 +25080,7 @@
       </w:pPr>
     </w:lvl>
   </w:abstractNum>
-  <w:abstractNum w:abstractNumId="32" w15:restartNumberingAfterBreak="0">
+  <w:abstractNum w:abstractNumId="36" w15:restartNumberingAfterBreak="0">
     <w:nsid w:val="4A62576A"/>
     <w:multiLevelType w:val="hybridMultilevel"/>
     <w:tmpl w:val="B096158E"/>
@@ -23750,7 +25171,7 @@
       </w:pPr>
     </w:lvl>
   </w:abstractNum>
-  <w:abstractNum w:abstractNumId="33" w15:restartNumberingAfterBreak="0">
+  <w:abstractNum w:abstractNumId="37" w15:restartNumberingAfterBreak="0">
     <w:nsid w:val="4F2C1F73"/>
     <w:multiLevelType w:val="hybridMultilevel"/>
     <w:tmpl w:val="67164D22"/>
@@ -23841,7 +25262,7 @@
       </w:pPr>
     </w:lvl>
   </w:abstractNum>
-  <w:abstractNum w:abstractNumId="34" w15:restartNumberingAfterBreak="0">
+  <w:abstractNum w:abstractNumId="38" w15:restartNumberingAfterBreak="0">
     <w:nsid w:val="52D04E3D"/>
     <w:multiLevelType w:val="hybridMultilevel"/>
     <w:tmpl w:val="7012BE88"/>
@@ -23932,7 +25353,7 @@
       </w:pPr>
     </w:lvl>
   </w:abstractNum>
-  <w:abstractNum w:abstractNumId="35" w15:restartNumberingAfterBreak="0">
+  <w:abstractNum w:abstractNumId="39" w15:restartNumberingAfterBreak="0">
     <w:nsid w:val="54B149BE"/>
     <w:multiLevelType w:val="hybridMultilevel"/>
     <w:tmpl w:val="7D56C986"/>
@@ -24050,7 +25471,7 @@
       </w:rPr>
     </w:lvl>
   </w:abstractNum>
-  <w:abstractNum w:abstractNumId="36" w15:restartNumberingAfterBreak="0">
+  <w:abstractNum w:abstractNumId="40" w15:restartNumberingAfterBreak="0">
     <w:nsid w:val="55F60A70"/>
     <w:multiLevelType w:val="hybridMultilevel"/>
     <w:tmpl w:val="291A30C6"/>
@@ -24141,7 +25562,7 @@
       </w:pPr>
     </w:lvl>
   </w:abstractNum>
-  <w:abstractNum w:abstractNumId="37" w15:restartNumberingAfterBreak="0">
+  <w:abstractNum w:abstractNumId="41" w15:restartNumberingAfterBreak="0">
     <w:nsid w:val="562B77A1"/>
     <w:multiLevelType w:val="hybridMultilevel"/>
     <w:tmpl w:val="81B45C5E"/>
@@ -24237,7 +25658,7 @@
       </w:pPr>
     </w:lvl>
   </w:abstractNum>
-  <w:abstractNum w:abstractNumId="38" w15:restartNumberingAfterBreak="0">
+  <w:abstractNum w:abstractNumId="42" w15:restartNumberingAfterBreak="0">
     <w:nsid w:val="5767473C"/>
     <w:multiLevelType w:val="hybridMultilevel"/>
     <w:tmpl w:val="3104F218"/>
@@ -24328,7 +25749,7 @@
       </w:pPr>
     </w:lvl>
   </w:abstractNum>
-  <w:abstractNum w:abstractNumId="39" w15:restartNumberingAfterBreak="0">
+  <w:abstractNum w:abstractNumId="43" w15:restartNumberingAfterBreak="0">
     <w:nsid w:val="577C7F3A"/>
     <w:multiLevelType w:val="hybridMultilevel"/>
     <w:tmpl w:val="67164D22"/>
@@ -24419,7 +25840,7 @@
       </w:pPr>
     </w:lvl>
   </w:abstractNum>
-  <w:abstractNum w:abstractNumId="40" w15:restartNumberingAfterBreak="0">
+  <w:abstractNum w:abstractNumId="44" w15:restartNumberingAfterBreak="0">
     <w:nsid w:val="586431B8"/>
     <w:multiLevelType w:val="hybridMultilevel"/>
     <w:tmpl w:val="81B45C5E"/>
@@ -24515,7 +25936,7 @@
       </w:pPr>
     </w:lvl>
   </w:abstractNum>
-  <w:abstractNum w:abstractNumId="41" w15:restartNumberingAfterBreak="0">
+  <w:abstractNum w:abstractNumId="45" w15:restartNumberingAfterBreak="0">
     <w:nsid w:val="59BD6BAB"/>
     <w:multiLevelType w:val="hybridMultilevel"/>
     <w:tmpl w:val="77D22F20"/>
@@ -24607,7 +26028,7 @@
       </w:pPr>
     </w:lvl>
   </w:abstractNum>
-  <w:abstractNum w:abstractNumId="42" w15:restartNumberingAfterBreak="0">
+  <w:abstractNum w:abstractNumId="46" w15:restartNumberingAfterBreak="0">
     <w:nsid w:val="59D910B2"/>
     <w:multiLevelType w:val="hybridMultilevel"/>
     <w:tmpl w:val="678CE024"/>
@@ -24698,7 +26119,7 @@
       </w:pPr>
     </w:lvl>
   </w:abstractNum>
-  <w:abstractNum w:abstractNumId="43" w15:restartNumberingAfterBreak="0">
+  <w:abstractNum w:abstractNumId="47" w15:restartNumberingAfterBreak="0">
     <w:nsid w:val="5B1160CF"/>
     <w:multiLevelType w:val="hybridMultilevel"/>
     <w:tmpl w:val="57F843B4"/>
@@ -24789,7 +26210,7 @@
       </w:pPr>
     </w:lvl>
   </w:abstractNum>
-  <w:abstractNum w:abstractNumId="44" w15:restartNumberingAfterBreak="0">
+  <w:abstractNum w:abstractNumId="48" w15:restartNumberingAfterBreak="0">
     <w:nsid w:val="5D096BE3"/>
     <w:multiLevelType w:val="hybridMultilevel"/>
     <w:tmpl w:val="7758F8FE"/>
@@ -24883,7 +26304,7 @@
       </w:pPr>
     </w:lvl>
   </w:abstractNum>
-  <w:abstractNum w:abstractNumId="45" w15:restartNumberingAfterBreak="0">
+  <w:abstractNum w:abstractNumId="49" w15:restartNumberingAfterBreak="0">
     <w:nsid w:val="5EBE5C6C"/>
     <w:multiLevelType w:val="hybridMultilevel"/>
     <w:tmpl w:val="882EE4CC"/>
@@ -24974,7 +26395,7 @@
       </w:pPr>
     </w:lvl>
   </w:abstractNum>
-  <w:abstractNum w:abstractNumId="46" w15:restartNumberingAfterBreak="0">
+  <w:abstractNum w:abstractNumId="50" w15:restartNumberingAfterBreak="0">
     <w:nsid w:val="60097C00"/>
     <w:multiLevelType w:val="hybridMultilevel"/>
     <w:tmpl w:val="D7A0B374"/>
@@ -25087,7 +26508,7 @@
       </w:rPr>
     </w:lvl>
   </w:abstractNum>
-  <w:abstractNum w:abstractNumId="47" w15:restartNumberingAfterBreak="0">
+  <w:abstractNum w:abstractNumId="51" w15:restartNumberingAfterBreak="0">
     <w:nsid w:val="60E466AB"/>
     <w:multiLevelType w:val="hybridMultilevel"/>
     <w:tmpl w:val="59B4B60E"/>
@@ -25202,7 +26623,7 @@
       </w:rPr>
     </w:lvl>
   </w:abstractNum>
-  <w:abstractNum w:abstractNumId="48" w15:restartNumberingAfterBreak="0">
+  <w:abstractNum w:abstractNumId="52" w15:restartNumberingAfterBreak="0">
     <w:nsid w:val="61164B02"/>
     <w:multiLevelType w:val="hybridMultilevel"/>
     <w:tmpl w:val="C602D860"/>
@@ -25293,11 +26714,11 @@
       </w:pPr>
     </w:lvl>
   </w:abstractNum>
-  <w:abstractNum w:abstractNumId="49" w15:restartNumberingAfterBreak="0">
-    <w:nsid w:val="63BD094B"/>
+  <w:abstractNum w:abstractNumId="53" w15:restartNumberingAfterBreak="0">
+    <w:nsid w:val="63B8462D"/>
     <w:multiLevelType w:val="hybridMultilevel"/>
     <w:tmpl w:val="5038DECC"/>
-    <w:lvl w:ilvl="0" w:tplc="EB248C8A">
+    <w:lvl w:ilvl="0" w:tplc="FFFFFFFF">
       <w:start w:val="1"/>
       <w:numFmt w:val="upperLetter"/>
       <w:lvlText w:val="%1:"/>
@@ -25314,7 +26735,7 @@
         <w:szCs w:val="23"/>
       </w:rPr>
     </w:lvl>
-    <w:lvl w:ilvl="1" w:tplc="04090019" w:tentative="1">
+    <w:lvl w:ilvl="1" w:tplc="FFFFFFFF" w:tentative="1">
       <w:start w:val="1"/>
       <w:numFmt w:val="lowerLetter"/>
       <w:lvlText w:val="%2."/>
@@ -25323,7 +26744,7 @@
         <w:ind w:left="1080" w:hanging="360"/>
       </w:pPr>
     </w:lvl>
-    <w:lvl w:ilvl="2" w:tplc="0409001B" w:tentative="1">
+    <w:lvl w:ilvl="2" w:tplc="FFFFFFFF" w:tentative="1">
       <w:start w:val="1"/>
       <w:numFmt w:val="lowerRoman"/>
       <w:lvlText w:val="%3."/>
@@ -25332,7 +26753,7 @@
         <w:ind w:left="1800" w:hanging="180"/>
       </w:pPr>
     </w:lvl>
-    <w:lvl w:ilvl="3" w:tplc="0409000F" w:tentative="1">
+    <w:lvl w:ilvl="3" w:tplc="FFFFFFFF" w:tentative="1">
       <w:start w:val="1"/>
       <w:numFmt w:val="decimal"/>
       <w:lvlText w:val="%4."/>
@@ -25341,7 +26762,7 @@
         <w:ind w:left="2520" w:hanging="360"/>
       </w:pPr>
     </w:lvl>
-    <w:lvl w:ilvl="4" w:tplc="04090019" w:tentative="1">
+    <w:lvl w:ilvl="4" w:tplc="FFFFFFFF" w:tentative="1">
       <w:start w:val="1"/>
       <w:numFmt w:val="lowerLetter"/>
       <w:lvlText w:val="%5."/>
@@ -25350,7 +26771,7 @@
         <w:ind w:left="3240" w:hanging="360"/>
       </w:pPr>
     </w:lvl>
-    <w:lvl w:ilvl="5" w:tplc="0409001B" w:tentative="1">
+    <w:lvl w:ilvl="5" w:tplc="FFFFFFFF" w:tentative="1">
       <w:start w:val="1"/>
       <w:numFmt w:val="lowerRoman"/>
       <w:lvlText w:val="%6."/>
@@ -25359,7 +26780,7 @@
         <w:ind w:left="3960" w:hanging="180"/>
       </w:pPr>
     </w:lvl>
-    <w:lvl w:ilvl="6" w:tplc="0409000F" w:tentative="1">
+    <w:lvl w:ilvl="6" w:tplc="FFFFFFFF" w:tentative="1">
       <w:start w:val="1"/>
       <w:numFmt w:val="decimal"/>
       <w:lvlText w:val="%7."/>
@@ -25368,7 +26789,7 @@
         <w:ind w:left="4680" w:hanging="360"/>
       </w:pPr>
     </w:lvl>
-    <w:lvl w:ilvl="7" w:tplc="04090019" w:tentative="1">
+    <w:lvl w:ilvl="7" w:tplc="FFFFFFFF" w:tentative="1">
       <w:start w:val="1"/>
       <w:numFmt w:val="lowerLetter"/>
       <w:lvlText w:val="%8."/>
@@ -25377,7 +26798,7 @@
         <w:ind w:left="5400" w:hanging="360"/>
       </w:pPr>
     </w:lvl>
-    <w:lvl w:ilvl="8" w:tplc="0409001B" w:tentative="1">
+    <w:lvl w:ilvl="8" w:tplc="FFFFFFFF" w:tentative="1">
       <w:start w:val="1"/>
       <w:numFmt w:val="lowerRoman"/>
       <w:lvlText w:val="%9."/>
@@ -25387,7 +26808,214 @@
       </w:pPr>
     </w:lvl>
   </w:abstractNum>
-  <w:abstractNum w:abstractNumId="50" w15:restartNumberingAfterBreak="0">
+  <w:abstractNum w:abstractNumId="54" w15:restartNumberingAfterBreak="0">
+    <w:nsid w:val="63BD094B"/>
+    <w:multiLevelType w:val="hybridMultilevel"/>
+    <w:tmpl w:val="5038DECC"/>
+    <w:lvl w:ilvl="0" w:tplc="EB248C8A">
+      <w:start w:val="1"/>
+      <w:numFmt w:val="upperLetter"/>
+      <w:lvlText w:val="%1:"/>
+      <w:lvlJc w:val="left"/>
+      <w:pPr>
+        <w:ind w:left="360" w:hanging="360"/>
+      </w:pPr>
+      <w:rPr>
+        <w:rFonts w:ascii="Source Sans 3" w:hAnsi="Source Sans 3" w:hint="default"/>
+        <w:b/>
+        <w:bCs/>
+        <w:color w:val="F1C739"/>
+        <w:sz w:val="23"/>
+        <w:szCs w:val="23"/>
+      </w:rPr>
+    </w:lvl>
+    <w:lvl w:ilvl="1" w:tplc="04090019" w:tentative="1">
+      <w:start w:val="1"/>
+      <w:numFmt w:val="lowerLetter"/>
+      <w:lvlText w:val="%2."/>
+      <w:lvlJc w:val="left"/>
+      <w:pPr>
+        <w:ind w:left="1080" w:hanging="360"/>
+      </w:pPr>
+    </w:lvl>
+    <w:lvl w:ilvl="2" w:tplc="0409001B" w:tentative="1">
+      <w:start w:val="1"/>
+      <w:numFmt w:val="lowerRoman"/>
+      <w:lvlText w:val="%3."/>
+      <w:lvlJc w:val="right"/>
+      <w:pPr>
+        <w:ind w:left="1800" w:hanging="180"/>
+      </w:pPr>
+    </w:lvl>
+    <w:lvl w:ilvl="3" w:tplc="0409000F" w:tentative="1">
+      <w:start w:val="1"/>
+      <w:numFmt w:val="decimal"/>
+      <w:lvlText w:val="%4."/>
+      <w:lvlJc w:val="left"/>
+      <w:pPr>
+        <w:ind w:left="2520" w:hanging="360"/>
+      </w:pPr>
+    </w:lvl>
+    <w:lvl w:ilvl="4" w:tplc="04090019" w:tentative="1">
+      <w:start w:val="1"/>
+      <w:numFmt w:val="lowerLetter"/>
+      <w:lvlText w:val="%5."/>
+      <w:lvlJc w:val="left"/>
+      <w:pPr>
+        <w:ind w:left="3240" w:hanging="360"/>
+      </w:pPr>
+    </w:lvl>
+    <w:lvl w:ilvl="5" w:tplc="0409001B" w:tentative="1">
+      <w:start w:val="1"/>
+      <w:numFmt w:val="lowerRoman"/>
+      <w:lvlText w:val="%6."/>
+      <w:lvlJc w:val="right"/>
+      <w:pPr>
+        <w:ind w:left="3960" w:hanging="180"/>
+      </w:pPr>
+    </w:lvl>
+    <w:lvl w:ilvl="6" w:tplc="0409000F" w:tentative="1">
+      <w:start w:val="1"/>
+      <w:numFmt w:val="decimal"/>
+      <w:lvlText w:val="%7."/>
+      <w:lvlJc w:val="left"/>
+      <w:pPr>
+        <w:ind w:left="4680" w:hanging="360"/>
+      </w:pPr>
+    </w:lvl>
+    <w:lvl w:ilvl="7" w:tplc="04090019" w:tentative="1">
+      <w:start w:val="1"/>
+      <w:numFmt w:val="lowerLetter"/>
+      <w:lvlText w:val="%8."/>
+      <w:lvlJc w:val="left"/>
+      <w:pPr>
+        <w:ind w:left="5400" w:hanging="360"/>
+      </w:pPr>
+    </w:lvl>
+    <w:lvl w:ilvl="8" w:tplc="0409001B" w:tentative="1">
+      <w:start w:val="1"/>
+      <w:numFmt w:val="lowerRoman"/>
+      <w:lvlText w:val="%9."/>
+      <w:lvlJc w:val="right"/>
+      <w:pPr>
+        <w:ind w:left="6120" w:hanging="180"/>
+      </w:pPr>
+    </w:lvl>
+  </w:abstractNum>
+  <w:abstractNum w:abstractNumId="55" w15:restartNumberingAfterBreak="0">
+    <w:nsid w:val="6491516F"/>
+    <w:multiLevelType w:val="hybridMultilevel"/>
+    <w:tmpl w:val="A1804C88"/>
+    <w:lvl w:ilvl="0" w:tplc="04090001">
+      <w:start w:val="1"/>
+      <w:numFmt w:val="bullet"/>
+      <w:lvlText w:val=""/>
+      <w:lvlJc w:val="left"/>
+      <w:pPr>
+        <w:ind w:left="720" w:hanging="360"/>
+      </w:pPr>
+      <w:rPr>
+        <w:rFonts w:ascii="Symbol" w:hAnsi="Symbol" w:hint="default"/>
+      </w:rPr>
+    </w:lvl>
+    <w:lvl w:ilvl="1" w:tplc="04090003" w:tentative="1">
+      <w:start w:val="1"/>
+      <w:numFmt w:val="bullet"/>
+      <w:lvlText w:val="o"/>
+      <w:lvlJc w:val="left"/>
+      <w:pPr>
+        <w:ind w:left="1440" w:hanging="360"/>
+      </w:pPr>
+      <w:rPr>
+        <w:rFonts w:ascii="Courier New" w:hAnsi="Courier New" w:cs="Courier New" w:hint="default"/>
+      </w:rPr>
+    </w:lvl>
+    <w:lvl w:ilvl="2" w:tplc="04090005" w:tentative="1">
+      <w:start w:val="1"/>
+      <w:numFmt w:val="bullet"/>
+      <w:lvlText w:val=""/>
+      <w:lvlJc w:val="left"/>
+      <w:pPr>
+        <w:ind w:left="2160" w:hanging="360"/>
+      </w:pPr>
+      <w:rPr>
+        <w:rFonts w:ascii="Wingdings" w:hAnsi="Wingdings" w:hint="default"/>
+      </w:rPr>
+    </w:lvl>
+    <w:lvl w:ilvl="3" w:tplc="04090001" w:tentative="1">
+      <w:start w:val="1"/>
+      <w:numFmt w:val="bullet"/>
+      <w:lvlText w:val=""/>
+      <w:lvlJc w:val="left"/>
+      <w:pPr>
+        <w:ind w:left="2880" w:hanging="360"/>
+      </w:pPr>
+      <w:rPr>
+        <w:rFonts w:ascii="Symbol" w:hAnsi="Symbol" w:hint="default"/>
+      </w:rPr>
+    </w:lvl>
+    <w:lvl w:ilvl="4" w:tplc="04090003" w:tentative="1">
+      <w:start w:val="1"/>
+      <w:numFmt w:val="bullet"/>
+      <w:lvlText w:val="o"/>
+      <w:lvlJc w:val="left"/>
+      <w:pPr>
+        <w:ind w:left="3600" w:hanging="360"/>
+      </w:pPr>
+      <w:rPr>
+        <w:rFonts w:ascii="Courier New" w:hAnsi="Courier New" w:cs="Courier New" w:hint="default"/>
+      </w:rPr>
+    </w:lvl>
+    <w:lvl w:ilvl="5" w:tplc="04090005" w:tentative="1">
+      <w:start w:val="1"/>
+      <w:numFmt w:val="bullet"/>
+      <w:lvlText w:val=""/>
+      <w:lvlJc w:val="left"/>
+      <w:pPr>
+        <w:ind w:left="4320" w:hanging="360"/>
+      </w:pPr>
+      <w:rPr>
+        <w:rFonts w:ascii="Wingdings" w:hAnsi="Wingdings" w:hint="default"/>
+      </w:rPr>
+    </w:lvl>
+    <w:lvl w:ilvl="6" w:tplc="04090001" w:tentative="1">
+      <w:start w:val="1"/>
+      <w:numFmt w:val="bullet"/>
+      <w:lvlText w:val=""/>
+      <w:lvlJc w:val="left"/>
+      <w:pPr>
+        <w:ind w:left="5040" w:hanging="360"/>
+      </w:pPr>
+      <w:rPr>
+        <w:rFonts w:ascii="Symbol" w:hAnsi="Symbol" w:hint="default"/>
+      </w:rPr>
+    </w:lvl>
+    <w:lvl w:ilvl="7" w:tplc="04090003" w:tentative="1">
+      <w:start w:val="1"/>
+      <w:numFmt w:val="bullet"/>
+      <w:lvlText w:val="o"/>
+      <w:lvlJc w:val="left"/>
+      <w:pPr>
+        <w:ind w:left="5760" w:hanging="360"/>
+      </w:pPr>
+      <w:rPr>
+        <w:rFonts w:ascii="Courier New" w:hAnsi="Courier New" w:cs="Courier New" w:hint="default"/>
+      </w:rPr>
+    </w:lvl>
+    <w:lvl w:ilvl="8" w:tplc="04090005" w:tentative="1">
+      <w:start w:val="1"/>
+      <w:numFmt w:val="bullet"/>
+      <w:lvlText w:val=""/>
+      <w:lvlJc w:val="left"/>
+      <w:pPr>
+        <w:ind w:left="6480" w:hanging="360"/>
+      </w:pPr>
+      <w:rPr>
+        <w:rFonts w:ascii="Wingdings" w:hAnsi="Wingdings" w:hint="default"/>
+      </w:rPr>
+    </w:lvl>
+  </w:abstractNum>
+  <w:abstractNum w:abstractNumId="56" w15:restartNumberingAfterBreak="0">
     <w:nsid w:val="64D45578"/>
     <w:multiLevelType w:val="hybridMultilevel"/>
     <w:tmpl w:val="670CB506"/>
@@ -25500,7 +27128,7 @@
       </w:rPr>
     </w:lvl>
   </w:abstractNum>
-  <w:abstractNum w:abstractNumId="51" w15:restartNumberingAfterBreak="0">
+  <w:abstractNum w:abstractNumId="57" w15:restartNumberingAfterBreak="0">
     <w:nsid w:val="65C45C9E"/>
     <w:multiLevelType w:val="hybridMultilevel"/>
     <w:tmpl w:val="D68C57F0"/>
@@ -25591,7 +27219,101 @@
       </w:pPr>
     </w:lvl>
   </w:abstractNum>
-  <w:abstractNum w:abstractNumId="52" w15:restartNumberingAfterBreak="0">
+  <w:abstractNum w:abstractNumId="58" w15:restartNumberingAfterBreak="0">
+    <w:nsid w:val="66A46C02"/>
+    <w:multiLevelType w:val="hybridMultilevel"/>
+    <w:tmpl w:val="92B0FC20"/>
+    <w:lvl w:ilvl="0" w:tplc="2272C5BC">
+      <w:start w:val="1"/>
+      <w:numFmt w:val="decimal"/>
+      <w:lvlText w:val="%1:"/>
+      <w:lvlJc w:val="left"/>
+      <w:pPr>
+        <w:ind w:left="360" w:hanging="360"/>
+      </w:pPr>
+      <w:rPr>
+        <w:rFonts w:ascii="Source Sans 3 Medium" w:hAnsi="Source Sans 3 Medium" w:hint="default"/>
+        <w:b/>
+        <w:bCs/>
+        <w:spacing w:val="0"/>
+        <w:w w:val="84"/>
+        <w:lang w:val="en-US" w:eastAsia="en-US" w:bidi="ar-SA"/>
+      </w:rPr>
+    </w:lvl>
+    <w:lvl w:ilvl="1" w:tplc="04090019" w:tentative="1">
+      <w:start w:val="1"/>
+      <w:numFmt w:val="lowerLetter"/>
+      <w:lvlText w:val="%2."/>
+      <w:lvlJc w:val="left"/>
+      <w:pPr>
+        <w:ind w:left="1080" w:hanging="360"/>
+      </w:pPr>
+    </w:lvl>
+    <w:lvl w:ilvl="2" w:tplc="0409001B" w:tentative="1">
+      <w:start w:val="1"/>
+      <w:numFmt w:val="lowerRoman"/>
+      <w:lvlText w:val="%3."/>
+      <w:lvlJc w:val="right"/>
+      <w:pPr>
+        <w:ind w:left="1800" w:hanging="180"/>
+      </w:pPr>
+    </w:lvl>
+    <w:lvl w:ilvl="3" w:tplc="0409000F" w:tentative="1">
+      <w:start w:val="1"/>
+      <w:numFmt w:val="decimal"/>
+      <w:lvlText w:val="%4."/>
+      <w:lvlJc w:val="left"/>
+      <w:pPr>
+        <w:ind w:left="2520" w:hanging="360"/>
+      </w:pPr>
+    </w:lvl>
+    <w:lvl w:ilvl="4" w:tplc="04090019" w:tentative="1">
+      <w:start w:val="1"/>
+      <w:numFmt w:val="lowerLetter"/>
+      <w:lvlText w:val="%5."/>
+      <w:lvlJc w:val="left"/>
+      <w:pPr>
+        <w:ind w:left="3240" w:hanging="360"/>
+      </w:pPr>
+    </w:lvl>
+    <w:lvl w:ilvl="5" w:tplc="0409001B" w:tentative="1">
+      <w:start w:val="1"/>
+      <w:numFmt w:val="lowerRoman"/>
+      <w:lvlText w:val="%6."/>
+      <w:lvlJc w:val="right"/>
+      <w:pPr>
+        <w:ind w:left="3960" w:hanging="180"/>
+      </w:pPr>
+    </w:lvl>
+    <w:lvl w:ilvl="6" w:tplc="0409000F" w:tentative="1">
+      <w:start w:val="1"/>
+      <w:numFmt w:val="decimal"/>
+      <w:lvlText w:val="%7."/>
+      <w:lvlJc w:val="left"/>
+      <w:pPr>
+        <w:ind w:left="4680" w:hanging="360"/>
+      </w:pPr>
+    </w:lvl>
+    <w:lvl w:ilvl="7" w:tplc="04090019" w:tentative="1">
+      <w:start w:val="1"/>
+      <w:numFmt w:val="lowerLetter"/>
+      <w:lvlText w:val="%8."/>
+      <w:lvlJc w:val="left"/>
+      <w:pPr>
+        <w:ind w:left="5400" w:hanging="360"/>
+      </w:pPr>
+    </w:lvl>
+    <w:lvl w:ilvl="8" w:tplc="0409001B" w:tentative="1">
+      <w:start w:val="1"/>
+      <w:numFmt w:val="lowerRoman"/>
+      <w:lvlText w:val="%9."/>
+      <w:lvlJc w:val="right"/>
+      <w:pPr>
+        <w:ind w:left="6120" w:hanging="180"/>
+      </w:pPr>
+    </w:lvl>
+  </w:abstractNum>
+  <w:abstractNum w:abstractNumId="59" w15:restartNumberingAfterBreak="0">
     <w:nsid w:val="66F75F44"/>
     <w:multiLevelType w:val="hybridMultilevel"/>
     <w:tmpl w:val="F774CC24"/>
@@ -25682,7 +27404,7 @@
       </w:pPr>
     </w:lvl>
   </w:abstractNum>
-  <w:abstractNum w:abstractNumId="53" w15:restartNumberingAfterBreak="0">
+  <w:abstractNum w:abstractNumId="60" w15:restartNumberingAfterBreak="0">
     <w:nsid w:val="681A0CDC"/>
     <w:multiLevelType w:val="hybridMultilevel"/>
     <w:tmpl w:val="3072FDB4"/>
@@ -25776,7 +27498,7 @@
       </w:pPr>
     </w:lvl>
   </w:abstractNum>
-  <w:abstractNum w:abstractNumId="54" w15:restartNumberingAfterBreak="0">
+  <w:abstractNum w:abstractNumId="61" w15:restartNumberingAfterBreak="0">
     <w:nsid w:val="68930CE9"/>
     <w:multiLevelType w:val="hybridMultilevel"/>
     <w:tmpl w:val="C2D02C52"/>
@@ -25868,7 +27590,7 @@
       </w:pPr>
     </w:lvl>
   </w:abstractNum>
-  <w:abstractNum w:abstractNumId="55" w15:restartNumberingAfterBreak="0">
+  <w:abstractNum w:abstractNumId="62" w15:restartNumberingAfterBreak="0">
     <w:nsid w:val="69CF734A"/>
     <w:multiLevelType w:val="hybridMultilevel"/>
     <w:tmpl w:val="3B687E36"/>
@@ -25962,7 +27684,7 @@
       </w:pPr>
     </w:lvl>
   </w:abstractNum>
-  <w:abstractNum w:abstractNumId="56" w15:restartNumberingAfterBreak="0">
+  <w:abstractNum w:abstractNumId="63" w15:restartNumberingAfterBreak="0">
     <w:nsid w:val="6F816CC4"/>
     <w:multiLevelType w:val="hybridMultilevel"/>
     <w:tmpl w:val="D3AE3B5E"/>
@@ -26055,312 +27777,17 @@
       </w:pPr>
     </w:lvl>
   </w:abstractNum>
-  <w:abstractNum w:abstractNumId="57" w15:restartNumberingAfterBreak="0">
-    <w:nsid w:val="727E12B2"/>
+  <w:abstractNum w:abstractNumId="64" w15:restartNumberingAfterBreak="0">
+    <w:nsid w:val="718670CF"/>
     <w:multiLevelType w:val="hybridMultilevel"/>
-    <w:tmpl w:val="F87E8022"/>
-    <w:lvl w:ilvl="0" w:tplc="72A80D18">
-      <w:start w:val="1"/>
-      <w:numFmt w:val="decimal"/>
-      <w:lvlText w:val="%1:"/>
-      <w:lvlJc w:val="left"/>
-      <w:pPr>
-        <w:ind w:left="360" w:hanging="360"/>
-      </w:pPr>
-      <w:rPr>
-        <w:rFonts w:ascii="Source Sans 3 Bold" w:hAnsi="Source Sans 3 Bold" w:cstheme="minorBidi" w:hint="default"/>
-        <w:b/>
-        <w:bCs/>
-      </w:rPr>
-    </w:lvl>
-    <w:lvl w:ilvl="1" w:tplc="04090019" w:tentative="1">
-      <w:start w:val="1"/>
-      <w:numFmt w:val="lowerLetter"/>
-      <w:lvlText w:val="%2."/>
-      <w:lvlJc w:val="left"/>
-      <w:pPr>
-        <w:ind w:left="1080" w:hanging="360"/>
-      </w:pPr>
-    </w:lvl>
-    <w:lvl w:ilvl="2" w:tplc="0409001B" w:tentative="1">
-      <w:start w:val="1"/>
-      <w:numFmt w:val="lowerRoman"/>
-      <w:lvlText w:val="%3."/>
-      <w:lvlJc w:val="right"/>
-      <w:pPr>
-        <w:ind w:left="1800" w:hanging="180"/>
-      </w:pPr>
-    </w:lvl>
-    <w:lvl w:ilvl="3" w:tplc="0409000F" w:tentative="1">
-      <w:start w:val="1"/>
-      <w:numFmt w:val="decimal"/>
-      <w:lvlText w:val="%4."/>
-      <w:lvlJc w:val="left"/>
-      <w:pPr>
-        <w:ind w:left="2520" w:hanging="360"/>
-      </w:pPr>
-    </w:lvl>
-    <w:lvl w:ilvl="4" w:tplc="04090019" w:tentative="1">
-      <w:start w:val="1"/>
-      <w:numFmt w:val="lowerLetter"/>
-      <w:lvlText w:val="%5."/>
-      <w:lvlJc w:val="left"/>
-      <w:pPr>
-        <w:ind w:left="3240" w:hanging="360"/>
-      </w:pPr>
-    </w:lvl>
-    <w:lvl w:ilvl="5" w:tplc="0409001B" w:tentative="1">
-      <w:start w:val="1"/>
-      <w:numFmt w:val="lowerRoman"/>
-      <w:lvlText w:val="%6."/>
-      <w:lvlJc w:val="right"/>
-      <w:pPr>
-        <w:ind w:left="3960" w:hanging="180"/>
-      </w:pPr>
-    </w:lvl>
-    <w:lvl w:ilvl="6" w:tplc="0409000F" w:tentative="1">
-      <w:start w:val="1"/>
-      <w:numFmt w:val="decimal"/>
-      <w:lvlText w:val="%7."/>
-      <w:lvlJc w:val="left"/>
-      <w:pPr>
-        <w:ind w:left="4680" w:hanging="360"/>
-      </w:pPr>
-    </w:lvl>
-    <w:lvl w:ilvl="7" w:tplc="04090019" w:tentative="1">
-      <w:start w:val="1"/>
-      <w:numFmt w:val="lowerLetter"/>
-      <w:lvlText w:val="%8."/>
-      <w:lvlJc w:val="left"/>
-      <w:pPr>
-        <w:ind w:left="5400" w:hanging="360"/>
-      </w:pPr>
-    </w:lvl>
-    <w:lvl w:ilvl="8" w:tplc="0409001B" w:tentative="1">
-      <w:start w:val="1"/>
-      <w:numFmt w:val="lowerRoman"/>
-      <w:lvlText w:val="%9."/>
-      <w:lvlJc w:val="right"/>
-      <w:pPr>
-        <w:ind w:left="6120" w:hanging="180"/>
-      </w:pPr>
-    </w:lvl>
-  </w:abstractNum>
-  <w:abstractNum w:abstractNumId="58" w15:restartNumberingAfterBreak="0">
-    <w:nsid w:val="72A749C7"/>
-    <w:multiLevelType w:val="hybridMultilevel"/>
-    <w:tmpl w:val="56A69A5C"/>
-    <w:lvl w:ilvl="0" w:tplc="72A80D18">
-      <w:start w:val="1"/>
-      <w:numFmt w:val="decimal"/>
-      <w:lvlText w:val="%1:"/>
-      <w:lvlJc w:val="left"/>
-      <w:pPr>
-        <w:ind w:left="360" w:hanging="360"/>
-      </w:pPr>
-      <w:rPr>
-        <w:rFonts w:ascii="Source Sans 3 Bold" w:hAnsi="Source Sans 3 Bold" w:cstheme="minorBidi" w:hint="default"/>
-        <w:b/>
-        <w:bCs/>
-      </w:rPr>
-    </w:lvl>
-    <w:lvl w:ilvl="1" w:tplc="04090019" w:tentative="1">
-      <w:start w:val="1"/>
-      <w:numFmt w:val="lowerLetter"/>
-      <w:lvlText w:val="%2."/>
-      <w:lvlJc w:val="left"/>
-      <w:pPr>
-        <w:ind w:left="1080" w:hanging="360"/>
-      </w:pPr>
-    </w:lvl>
-    <w:lvl w:ilvl="2" w:tplc="0409001B" w:tentative="1">
-      <w:start w:val="1"/>
-      <w:numFmt w:val="lowerRoman"/>
-      <w:lvlText w:val="%3."/>
-      <w:lvlJc w:val="right"/>
-      <w:pPr>
-        <w:ind w:left="1800" w:hanging="180"/>
-      </w:pPr>
-    </w:lvl>
-    <w:lvl w:ilvl="3" w:tplc="0409000F" w:tentative="1">
-      <w:start w:val="1"/>
-      <w:numFmt w:val="decimal"/>
-      <w:lvlText w:val="%4."/>
-      <w:lvlJc w:val="left"/>
-      <w:pPr>
-        <w:ind w:left="2520" w:hanging="360"/>
-      </w:pPr>
-    </w:lvl>
-    <w:lvl w:ilvl="4" w:tplc="04090019" w:tentative="1">
-      <w:start w:val="1"/>
-      <w:numFmt w:val="lowerLetter"/>
-      <w:lvlText w:val="%5."/>
-      <w:lvlJc w:val="left"/>
-      <w:pPr>
-        <w:ind w:left="3240" w:hanging="360"/>
-      </w:pPr>
-    </w:lvl>
-    <w:lvl w:ilvl="5" w:tplc="0409001B" w:tentative="1">
-      <w:start w:val="1"/>
-      <w:numFmt w:val="lowerRoman"/>
-      <w:lvlText w:val="%6."/>
-      <w:lvlJc w:val="right"/>
-      <w:pPr>
-        <w:ind w:left="3960" w:hanging="180"/>
-      </w:pPr>
-    </w:lvl>
-    <w:lvl w:ilvl="6" w:tplc="0409000F" w:tentative="1">
-      <w:start w:val="1"/>
-      <w:numFmt w:val="decimal"/>
-      <w:lvlText w:val="%7."/>
-      <w:lvlJc w:val="left"/>
-      <w:pPr>
-        <w:ind w:left="4680" w:hanging="360"/>
-      </w:pPr>
-    </w:lvl>
-    <w:lvl w:ilvl="7" w:tplc="04090019" w:tentative="1">
-      <w:start w:val="1"/>
-      <w:numFmt w:val="lowerLetter"/>
-      <w:lvlText w:val="%8."/>
-      <w:lvlJc w:val="left"/>
-      <w:pPr>
-        <w:ind w:left="5400" w:hanging="360"/>
-      </w:pPr>
-    </w:lvl>
-    <w:lvl w:ilvl="8" w:tplc="0409001B" w:tentative="1">
-      <w:start w:val="1"/>
-      <w:numFmt w:val="lowerRoman"/>
-      <w:lvlText w:val="%9."/>
-      <w:lvlJc w:val="right"/>
-      <w:pPr>
-        <w:ind w:left="6120" w:hanging="180"/>
-      </w:pPr>
-    </w:lvl>
-  </w:abstractNum>
-  <w:abstractNum w:abstractNumId="59" w15:restartNumberingAfterBreak="0">
-    <w:nsid w:val="741800C0"/>
-    <w:multiLevelType w:val="hybridMultilevel"/>
-    <w:tmpl w:val="F3021D0C"/>
-    <w:lvl w:ilvl="0" w:tplc="04090001">
-      <w:start w:val="1"/>
-      <w:numFmt w:val="bullet"/>
-      <w:lvlText w:val=""/>
-      <w:lvlJc w:val="left"/>
-      <w:pPr>
-        <w:ind w:left="360" w:hanging="360"/>
-      </w:pPr>
-      <w:rPr>
-        <w:rFonts w:ascii="Symbol" w:hAnsi="Symbol" w:hint="default"/>
-      </w:rPr>
-    </w:lvl>
-    <w:lvl w:ilvl="1" w:tplc="04090003" w:tentative="1">
-      <w:start w:val="1"/>
-      <w:numFmt w:val="bullet"/>
-      <w:lvlText w:val="o"/>
-      <w:lvlJc w:val="left"/>
-      <w:pPr>
-        <w:ind w:left="1080" w:hanging="360"/>
-      </w:pPr>
-      <w:rPr>
-        <w:rFonts w:ascii="Courier New" w:hAnsi="Courier New" w:cs="Courier New" w:hint="default"/>
-      </w:rPr>
-    </w:lvl>
-    <w:lvl w:ilvl="2" w:tplc="04090005" w:tentative="1">
-      <w:start w:val="1"/>
-      <w:numFmt w:val="bullet"/>
-      <w:lvlText w:val=""/>
-      <w:lvlJc w:val="left"/>
-      <w:pPr>
-        <w:ind w:left="1800" w:hanging="360"/>
-      </w:pPr>
-      <w:rPr>
-        <w:rFonts w:ascii="Wingdings" w:hAnsi="Wingdings" w:hint="default"/>
-      </w:rPr>
-    </w:lvl>
-    <w:lvl w:ilvl="3" w:tplc="04090001" w:tentative="1">
-      <w:start w:val="1"/>
-      <w:numFmt w:val="bullet"/>
-      <w:lvlText w:val=""/>
-      <w:lvlJc w:val="left"/>
-      <w:pPr>
-        <w:ind w:left="2520" w:hanging="360"/>
-      </w:pPr>
-      <w:rPr>
-        <w:rFonts w:ascii="Symbol" w:hAnsi="Symbol" w:hint="default"/>
-      </w:rPr>
-    </w:lvl>
-    <w:lvl w:ilvl="4" w:tplc="04090003" w:tentative="1">
-      <w:start w:val="1"/>
-      <w:numFmt w:val="bullet"/>
-      <w:lvlText w:val="o"/>
-      <w:lvlJc w:val="left"/>
-      <w:pPr>
-        <w:ind w:left="3240" w:hanging="360"/>
-      </w:pPr>
-      <w:rPr>
-        <w:rFonts w:ascii="Courier New" w:hAnsi="Courier New" w:cs="Courier New" w:hint="default"/>
-      </w:rPr>
-    </w:lvl>
-    <w:lvl w:ilvl="5" w:tplc="04090005" w:tentative="1">
-      <w:start w:val="1"/>
-      <w:numFmt w:val="bullet"/>
-      <w:lvlText w:val=""/>
-      <w:lvlJc w:val="left"/>
-      <w:pPr>
-        <w:ind w:left="3960" w:hanging="360"/>
-      </w:pPr>
-      <w:rPr>
-        <w:rFonts w:ascii="Wingdings" w:hAnsi="Wingdings" w:hint="default"/>
-      </w:rPr>
-    </w:lvl>
-    <w:lvl w:ilvl="6" w:tplc="04090001" w:tentative="1">
-      <w:start w:val="1"/>
-      <w:numFmt w:val="bullet"/>
-      <w:lvlText w:val=""/>
-      <w:lvlJc w:val="left"/>
-      <w:pPr>
-        <w:ind w:left="4680" w:hanging="360"/>
-      </w:pPr>
-      <w:rPr>
-        <w:rFonts w:ascii="Symbol" w:hAnsi="Symbol" w:hint="default"/>
-      </w:rPr>
-    </w:lvl>
-    <w:lvl w:ilvl="7" w:tplc="04090003" w:tentative="1">
-      <w:start w:val="1"/>
-      <w:numFmt w:val="bullet"/>
-      <w:lvlText w:val="o"/>
-      <w:lvlJc w:val="left"/>
-      <w:pPr>
-        <w:ind w:left="5400" w:hanging="360"/>
-      </w:pPr>
-      <w:rPr>
-        <w:rFonts w:ascii="Courier New" w:hAnsi="Courier New" w:cs="Courier New" w:hint="default"/>
-      </w:rPr>
-    </w:lvl>
-    <w:lvl w:ilvl="8" w:tplc="04090005" w:tentative="1">
-      <w:start w:val="1"/>
-      <w:numFmt w:val="bullet"/>
-      <w:lvlText w:val=""/>
-      <w:lvlJc w:val="left"/>
-      <w:pPr>
-        <w:ind w:left="6120" w:hanging="360"/>
-      </w:pPr>
-      <w:rPr>
-        <w:rFonts w:ascii="Wingdings" w:hAnsi="Wingdings" w:hint="default"/>
-      </w:rPr>
-    </w:lvl>
-  </w:abstractNum>
-  <w:abstractNum w:abstractNumId="60" w15:restartNumberingAfterBreak="0">
-    <w:nsid w:val="764873C4"/>
-    <w:multiLevelType w:val="hybridMultilevel"/>
-    <w:tmpl w:val="08D655B4"/>
+    <w:tmpl w:val="FE56AE90"/>
     <w:lvl w:ilvl="0" w:tplc="19A42D6C">
       <w:start w:val="1"/>
       <w:numFmt w:val="lowerLetter"/>
       <w:lvlText w:val="%1:"/>
       <w:lvlJc w:val="left"/>
       <w:pPr>
-        <w:ind w:left="360" w:hanging="360"/>
+        <w:ind w:left="587" w:hanging="360"/>
       </w:pPr>
       <w:rPr>
         <w:rFonts w:ascii="Source Sans 3" w:hAnsi="Source Sans 3" w:hint="default"/>
@@ -26377,7 +27804,7 @@
       <w:lvlText w:val="%2."/>
       <w:lvlJc w:val="left"/>
       <w:pPr>
-        <w:ind w:left="1080" w:hanging="360"/>
+        <w:ind w:left="1307" w:hanging="360"/>
       </w:pPr>
     </w:lvl>
     <w:lvl w:ilvl="2" w:tplc="0409001B" w:tentative="1">
@@ -26386,7 +27813,7 @@
       <w:lvlText w:val="%3."/>
       <w:lvlJc w:val="right"/>
       <w:pPr>
-        <w:ind w:left="1800" w:hanging="180"/>
+        <w:ind w:left="2027" w:hanging="180"/>
       </w:pPr>
     </w:lvl>
     <w:lvl w:ilvl="3" w:tplc="0409000F" w:tentative="1">
@@ -26395,7 +27822,7 @@
       <w:lvlText w:val="%4."/>
       <w:lvlJc w:val="left"/>
       <w:pPr>
-        <w:ind w:left="2520" w:hanging="360"/>
+        <w:ind w:left="2747" w:hanging="360"/>
       </w:pPr>
     </w:lvl>
     <w:lvl w:ilvl="4" w:tplc="04090019" w:tentative="1">
@@ -26404,7 +27831,7 @@
       <w:lvlText w:val="%5."/>
       <w:lvlJc w:val="left"/>
       <w:pPr>
-        <w:ind w:left="3240" w:hanging="360"/>
+        <w:ind w:left="3467" w:hanging="360"/>
       </w:pPr>
     </w:lvl>
     <w:lvl w:ilvl="5" w:tplc="0409001B" w:tentative="1">
@@ -26413,7 +27840,7 @@
       <w:lvlText w:val="%6."/>
       <w:lvlJc w:val="right"/>
       <w:pPr>
-        <w:ind w:left="3960" w:hanging="180"/>
+        <w:ind w:left="4187" w:hanging="180"/>
       </w:pPr>
     </w:lvl>
     <w:lvl w:ilvl="6" w:tplc="0409000F" w:tentative="1">
@@ -26422,7 +27849,7 @@
       <w:lvlText w:val="%7."/>
       <w:lvlJc w:val="left"/>
       <w:pPr>
-        <w:ind w:left="4680" w:hanging="360"/>
+        <w:ind w:left="4907" w:hanging="360"/>
       </w:pPr>
     </w:lvl>
     <w:lvl w:ilvl="7" w:tplc="04090019" w:tentative="1">
@@ -26431,7 +27858,7 @@
       <w:lvlText w:val="%8."/>
       <w:lvlJc w:val="left"/>
       <w:pPr>
-        <w:ind w:left="5400" w:hanging="360"/>
+        <w:ind w:left="5627" w:hanging="360"/>
       </w:pPr>
     </w:lvl>
     <w:lvl w:ilvl="8" w:tplc="0409001B" w:tentative="1">
@@ -26440,11 +27867,400 @@
       <w:lvlText w:val="%9."/>
       <w:lvlJc w:val="right"/>
       <w:pPr>
+        <w:ind w:left="6347" w:hanging="180"/>
+      </w:pPr>
+    </w:lvl>
+  </w:abstractNum>
+  <w:abstractNum w:abstractNumId="65" w15:restartNumberingAfterBreak="0">
+    <w:nsid w:val="727E12B2"/>
+    <w:multiLevelType w:val="hybridMultilevel"/>
+    <w:tmpl w:val="F87E8022"/>
+    <w:lvl w:ilvl="0" w:tplc="72A80D18">
+      <w:start w:val="1"/>
+      <w:numFmt w:val="decimal"/>
+      <w:lvlText w:val="%1:"/>
+      <w:lvlJc w:val="left"/>
+      <w:pPr>
+        <w:ind w:left="360" w:hanging="360"/>
+      </w:pPr>
+      <w:rPr>
+        <w:rFonts w:ascii="Source Sans 3 Bold" w:hAnsi="Source Sans 3 Bold" w:cstheme="minorBidi" w:hint="default"/>
+        <w:b/>
+        <w:bCs/>
+      </w:rPr>
+    </w:lvl>
+    <w:lvl w:ilvl="1" w:tplc="04090019" w:tentative="1">
+      <w:start w:val="1"/>
+      <w:numFmt w:val="lowerLetter"/>
+      <w:lvlText w:val="%2."/>
+      <w:lvlJc w:val="left"/>
+      <w:pPr>
+        <w:ind w:left="1080" w:hanging="360"/>
+      </w:pPr>
+    </w:lvl>
+    <w:lvl w:ilvl="2" w:tplc="0409001B" w:tentative="1">
+      <w:start w:val="1"/>
+      <w:numFmt w:val="lowerRoman"/>
+      <w:lvlText w:val="%3."/>
+      <w:lvlJc w:val="right"/>
+      <w:pPr>
+        <w:ind w:left="1800" w:hanging="180"/>
+      </w:pPr>
+    </w:lvl>
+    <w:lvl w:ilvl="3" w:tplc="0409000F" w:tentative="1">
+      <w:start w:val="1"/>
+      <w:numFmt w:val="decimal"/>
+      <w:lvlText w:val="%4."/>
+      <w:lvlJc w:val="left"/>
+      <w:pPr>
+        <w:ind w:left="2520" w:hanging="360"/>
+      </w:pPr>
+    </w:lvl>
+    <w:lvl w:ilvl="4" w:tplc="04090019" w:tentative="1">
+      <w:start w:val="1"/>
+      <w:numFmt w:val="lowerLetter"/>
+      <w:lvlText w:val="%5."/>
+      <w:lvlJc w:val="left"/>
+      <w:pPr>
+        <w:ind w:left="3240" w:hanging="360"/>
+      </w:pPr>
+    </w:lvl>
+    <w:lvl w:ilvl="5" w:tplc="0409001B" w:tentative="1">
+      <w:start w:val="1"/>
+      <w:numFmt w:val="lowerRoman"/>
+      <w:lvlText w:val="%6."/>
+      <w:lvlJc w:val="right"/>
+      <w:pPr>
+        <w:ind w:left="3960" w:hanging="180"/>
+      </w:pPr>
+    </w:lvl>
+    <w:lvl w:ilvl="6" w:tplc="0409000F" w:tentative="1">
+      <w:start w:val="1"/>
+      <w:numFmt w:val="decimal"/>
+      <w:lvlText w:val="%7."/>
+      <w:lvlJc w:val="left"/>
+      <w:pPr>
+        <w:ind w:left="4680" w:hanging="360"/>
+      </w:pPr>
+    </w:lvl>
+    <w:lvl w:ilvl="7" w:tplc="04090019" w:tentative="1">
+      <w:start w:val="1"/>
+      <w:numFmt w:val="lowerLetter"/>
+      <w:lvlText w:val="%8."/>
+      <w:lvlJc w:val="left"/>
+      <w:pPr>
+        <w:ind w:left="5400" w:hanging="360"/>
+      </w:pPr>
+    </w:lvl>
+    <w:lvl w:ilvl="8" w:tplc="0409001B" w:tentative="1">
+      <w:start w:val="1"/>
+      <w:numFmt w:val="lowerRoman"/>
+      <w:lvlText w:val="%9."/>
+      <w:lvlJc w:val="right"/>
+      <w:pPr>
         <w:ind w:left="6120" w:hanging="180"/>
       </w:pPr>
     </w:lvl>
   </w:abstractNum>
-  <w:abstractNum w:abstractNumId="61" w15:restartNumberingAfterBreak="0">
+  <w:abstractNum w:abstractNumId="66" w15:restartNumberingAfterBreak="0">
+    <w:nsid w:val="72A749C7"/>
+    <w:multiLevelType w:val="hybridMultilevel"/>
+    <w:tmpl w:val="56A69A5C"/>
+    <w:lvl w:ilvl="0" w:tplc="72A80D18">
+      <w:start w:val="1"/>
+      <w:numFmt w:val="decimal"/>
+      <w:lvlText w:val="%1:"/>
+      <w:lvlJc w:val="left"/>
+      <w:pPr>
+        <w:ind w:left="360" w:hanging="360"/>
+      </w:pPr>
+      <w:rPr>
+        <w:rFonts w:ascii="Source Sans 3 Bold" w:hAnsi="Source Sans 3 Bold" w:cstheme="minorBidi" w:hint="default"/>
+        <w:b/>
+        <w:bCs/>
+      </w:rPr>
+    </w:lvl>
+    <w:lvl w:ilvl="1" w:tplc="04090019" w:tentative="1">
+      <w:start w:val="1"/>
+      <w:numFmt w:val="lowerLetter"/>
+      <w:lvlText w:val="%2."/>
+      <w:lvlJc w:val="left"/>
+      <w:pPr>
+        <w:ind w:left="1080" w:hanging="360"/>
+      </w:pPr>
+    </w:lvl>
+    <w:lvl w:ilvl="2" w:tplc="0409001B" w:tentative="1">
+      <w:start w:val="1"/>
+      <w:numFmt w:val="lowerRoman"/>
+      <w:lvlText w:val="%3."/>
+      <w:lvlJc w:val="right"/>
+      <w:pPr>
+        <w:ind w:left="1800" w:hanging="180"/>
+      </w:pPr>
+    </w:lvl>
+    <w:lvl w:ilvl="3" w:tplc="0409000F" w:tentative="1">
+      <w:start w:val="1"/>
+      <w:numFmt w:val="decimal"/>
+      <w:lvlText w:val="%4."/>
+      <w:lvlJc w:val="left"/>
+      <w:pPr>
+        <w:ind w:left="2520" w:hanging="360"/>
+      </w:pPr>
+    </w:lvl>
+    <w:lvl w:ilvl="4" w:tplc="04090019" w:tentative="1">
+      <w:start w:val="1"/>
+      <w:numFmt w:val="lowerLetter"/>
+      <w:lvlText w:val="%5."/>
+      <w:lvlJc w:val="left"/>
+      <w:pPr>
+        <w:ind w:left="3240" w:hanging="360"/>
+      </w:pPr>
+    </w:lvl>
+    <w:lvl w:ilvl="5" w:tplc="0409001B" w:tentative="1">
+      <w:start w:val="1"/>
+      <w:numFmt w:val="lowerRoman"/>
+      <w:lvlText w:val="%6."/>
+      <w:lvlJc w:val="right"/>
+      <w:pPr>
+        <w:ind w:left="3960" w:hanging="180"/>
+      </w:pPr>
+    </w:lvl>
+    <w:lvl w:ilvl="6" w:tplc="0409000F" w:tentative="1">
+      <w:start w:val="1"/>
+      <w:numFmt w:val="decimal"/>
+      <w:lvlText w:val="%7."/>
+      <w:lvlJc w:val="left"/>
+      <w:pPr>
+        <w:ind w:left="4680" w:hanging="360"/>
+      </w:pPr>
+    </w:lvl>
+    <w:lvl w:ilvl="7" w:tplc="04090019" w:tentative="1">
+      <w:start w:val="1"/>
+      <w:numFmt w:val="lowerLetter"/>
+      <w:lvlText w:val="%8."/>
+      <w:lvlJc w:val="left"/>
+      <w:pPr>
+        <w:ind w:left="5400" w:hanging="360"/>
+      </w:pPr>
+    </w:lvl>
+    <w:lvl w:ilvl="8" w:tplc="0409001B" w:tentative="1">
+      <w:start w:val="1"/>
+      <w:numFmt w:val="lowerRoman"/>
+      <w:lvlText w:val="%9."/>
+      <w:lvlJc w:val="right"/>
+      <w:pPr>
+        <w:ind w:left="6120" w:hanging="180"/>
+      </w:pPr>
+    </w:lvl>
+  </w:abstractNum>
+  <w:abstractNum w:abstractNumId="67" w15:restartNumberingAfterBreak="0">
+    <w:nsid w:val="741800C0"/>
+    <w:multiLevelType w:val="hybridMultilevel"/>
+    <w:tmpl w:val="F3021D0C"/>
+    <w:lvl w:ilvl="0" w:tplc="04090001">
+      <w:start w:val="1"/>
+      <w:numFmt w:val="bullet"/>
+      <w:lvlText w:val=""/>
+      <w:lvlJc w:val="left"/>
+      <w:pPr>
+        <w:ind w:left="360" w:hanging="360"/>
+      </w:pPr>
+      <w:rPr>
+        <w:rFonts w:ascii="Symbol" w:hAnsi="Symbol" w:hint="default"/>
+      </w:rPr>
+    </w:lvl>
+    <w:lvl w:ilvl="1" w:tplc="04090003" w:tentative="1">
+      <w:start w:val="1"/>
+      <w:numFmt w:val="bullet"/>
+      <w:lvlText w:val="o"/>
+      <w:lvlJc w:val="left"/>
+      <w:pPr>
+        <w:ind w:left="1080" w:hanging="360"/>
+      </w:pPr>
+      <w:rPr>
+        <w:rFonts w:ascii="Courier New" w:hAnsi="Courier New" w:cs="Courier New" w:hint="default"/>
+      </w:rPr>
+    </w:lvl>
+    <w:lvl w:ilvl="2" w:tplc="04090005" w:tentative="1">
+      <w:start w:val="1"/>
+      <w:numFmt w:val="bullet"/>
+      <w:lvlText w:val=""/>
+      <w:lvlJc w:val="left"/>
+      <w:pPr>
+        <w:ind w:left="1800" w:hanging="360"/>
+      </w:pPr>
+      <w:rPr>
+        <w:rFonts w:ascii="Wingdings" w:hAnsi="Wingdings" w:hint="default"/>
+      </w:rPr>
+    </w:lvl>
+    <w:lvl w:ilvl="3" w:tplc="04090001" w:tentative="1">
+      <w:start w:val="1"/>
+      <w:numFmt w:val="bullet"/>
+      <w:lvlText w:val=""/>
+      <w:lvlJc w:val="left"/>
+      <w:pPr>
+        <w:ind w:left="2520" w:hanging="360"/>
+      </w:pPr>
+      <w:rPr>
+        <w:rFonts w:ascii="Symbol" w:hAnsi="Symbol" w:hint="default"/>
+      </w:rPr>
+    </w:lvl>
+    <w:lvl w:ilvl="4" w:tplc="04090003" w:tentative="1">
+      <w:start w:val="1"/>
+      <w:numFmt w:val="bullet"/>
+      <w:lvlText w:val="o"/>
+      <w:lvlJc w:val="left"/>
+      <w:pPr>
+        <w:ind w:left="3240" w:hanging="360"/>
+      </w:pPr>
+      <w:rPr>
+        <w:rFonts w:ascii="Courier New" w:hAnsi="Courier New" w:cs="Courier New" w:hint="default"/>
+      </w:rPr>
+    </w:lvl>
+    <w:lvl w:ilvl="5" w:tplc="04090005" w:tentative="1">
+      <w:start w:val="1"/>
+      <w:numFmt w:val="bullet"/>
+      <w:lvlText w:val=""/>
+      <w:lvlJc w:val="left"/>
+      <w:pPr>
+        <w:ind w:left="3960" w:hanging="360"/>
+      </w:pPr>
+      <w:rPr>
+        <w:rFonts w:ascii="Wingdings" w:hAnsi="Wingdings" w:hint="default"/>
+      </w:rPr>
+    </w:lvl>
+    <w:lvl w:ilvl="6" w:tplc="04090001" w:tentative="1">
+      <w:start w:val="1"/>
+      <w:numFmt w:val="bullet"/>
+      <w:lvlText w:val=""/>
+      <w:lvlJc w:val="left"/>
+      <w:pPr>
+        <w:ind w:left="4680" w:hanging="360"/>
+      </w:pPr>
+      <w:rPr>
+        <w:rFonts w:ascii="Symbol" w:hAnsi="Symbol" w:hint="default"/>
+      </w:rPr>
+    </w:lvl>
+    <w:lvl w:ilvl="7" w:tplc="04090003" w:tentative="1">
+      <w:start w:val="1"/>
+      <w:numFmt w:val="bullet"/>
+      <w:lvlText w:val="o"/>
+      <w:lvlJc w:val="left"/>
+      <w:pPr>
+        <w:ind w:left="5400" w:hanging="360"/>
+      </w:pPr>
+      <w:rPr>
+        <w:rFonts w:ascii="Courier New" w:hAnsi="Courier New" w:cs="Courier New" w:hint="default"/>
+      </w:rPr>
+    </w:lvl>
+    <w:lvl w:ilvl="8" w:tplc="04090005" w:tentative="1">
+      <w:start w:val="1"/>
+      <w:numFmt w:val="bullet"/>
+      <w:lvlText w:val=""/>
+      <w:lvlJc w:val="left"/>
+      <w:pPr>
+        <w:ind w:left="6120" w:hanging="360"/>
+      </w:pPr>
+      <w:rPr>
+        <w:rFonts w:ascii="Wingdings" w:hAnsi="Wingdings" w:hint="default"/>
+      </w:rPr>
+    </w:lvl>
+  </w:abstractNum>
+  <w:abstractNum w:abstractNumId="68" w15:restartNumberingAfterBreak="0">
+    <w:nsid w:val="764873C4"/>
+    <w:multiLevelType w:val="hybridMultilevel"/>
+    <w:tmpl w:val="08D655B4"/>
+    <w:lvl w:ilvl="0" w:tplc="19A42D6C">
+      <w:start w:val="1"/>
+      <w:numFmt w:val="lowerLetter"/>
+      <w:lvlText w:val="%1:"/>
+      <w:lvlJc w:val="left"/>
+      <w:pPr>
+        <w:ind w:left="360" w:hanging="360"/>
+      </w:pPr>
+      <w:rPr>
+        <w:rFonts w:ascii="Source Sans 3" w:hAnsi="Source Sans 3" w:hint="default"/>
+        <w:b/>
+        <w:bCs/>
+        <w:spacing w:val="0"/>
+        <w:w w:val="77"/>
+        <w:lang w:val="en-US" w:eastAsia="en-US" w:bidi="ar-SA"/>
+      </w:rPr>
+    </w:lvl>
+    <w:lvl w:ilvl="1" w:tplc="04090019" w:tentative="1">
+      <w:start w:val="1"/>
+      <w:numFmt w:val="lowerLetter"/>
+      <w:lvlText w:val="%2."/>
+      <w:lvlJc w:val="left"/>
+      <w:pPr>
+        <w:ind w:left="1080" w:hanging="360"/>
+      </w:pPr>
+    </w:lvl>
+    <w:lvl w:ilvl="2" w:tplc="0409001B" w:tentative="1">
+      <w:start w:val="1"/>
+      <w:numFmt w:val="lowerRoman"/>
+      <w:lvlText w:val="%3."/>
+      <w:lvlJc w:val="right"/>
+      <w:pPr>
+        <w:ind w:left="1800" w:hanging="180"/>
+      </w:pPr>
+    </w:lvl>
+    <w:lvl w:ilvl="3" w:tplc="0409000F" w:tentative="1">
+      <w:start w:val="1"/>
+      <w:numFmt w:val="decimal"/>
+      <w:lvlText w:val="%4."/>
+      <w:lvlJc w:val="left"/>
+      <w:pPr>
+        <w:ind w:left="2520" w:hanging="360"/>
+      </w:pPr>
+    </w:lvl>
+    <w:lvl w:ilvl="4" w:tplc="04090019" w:tentative="1">
+      <w:start w:val="1"/>
+      <w:numFmt w:val="lowerLetter"/>
+      <w:lvlText w:val="%5."/>
+      <w:lvlJc w:val="left"/>
+      <w:pPr>
+        <w:ind w:left="3240" w:hanging="360"/>
+      </w:pPr>
+    </w:lvl>
+    <w:lvl w:ilvl="5" w:tplc="0409001B" w:tentative="1">
+      <w:start w:val="1"/>
+      <w:numFmt w:val="lowerRoman"/>
+      <w:lvlText w:val="%6."/>
+      <w:lvlJc w:val="right"/>
+      <w:pPr>
+        <w:ind w:left="3960" w:hanging="180"/>
+      </w:pPr>
+    </w:lvl>
+    <w:lvl w:ilvl="6" w:tplc="0409000F" w:tentative="1">
+      <w:start w:val="1"/>
+      <w:numFmt w:val="decimal"/>
+      <w:lvlText w:val="%7."/>
+      <w:lvlJc w:val="left"/>
+      <w:pPr>
+        <w:ind w:left="4680" w:hanging="360"/>
+      </w:pPr>
+    </w:lvl>
+    <w:lvl w:ilvl="7" w:tplc="04090019" w:tentative="1">
+      <w:start w:val="1"/>
+      <w:numFmt w:val="lowerLetter"/>
+      <w:lvlText w:val="%8."/>
+      <w:lvlJc w:val="left"/>
+      <w:pPr>
+        <w:ind w:left="5400" w:hanging="360"/>
+      </w:pPr>
+    </w:lvl>
+    <w:lvl w:ilvl="8" w:tplc="0409001B" w:tentative="1">
+      <w:start w:val="1"/>
+      <w:numFmt w:val="lowerRoman"/>
+      <w:lvlText w:val="%9."/>
+      <w:lvlJc w:val="right"/>
+      <w:pPr>
+        <w:ind w:left="6120" w:hanging="180"/>
+      </w:pPr>
+    </w:lvl>
+  </w:abstractNum>
+  <w:abstractNum w:abstractNumId="69" w15:restartNumberingAfterBreak="0">
     <w:nsid w:val="765A1B30"/>
     <w:multiLevelType w:val="hybridMultilevel"/>
     <w:tmpl w:val="BEA6841C"/>
@@ -26540,7 +28356,7 @@
       </w:pPr>
     </w:lvl>
   </w:abstractNum>
-  <w:abstractNum w:abstractNumId="62" w15:restartNumberingAfterBreak="0">
+  <w:abstractNum w:abstractNumId="70" w15:restartNumberingAfterBreak="0">
     <w:nsid w:val="77CD49EA"/>
     <w:multiLevelType w:val="hybridMultilevel"/>
     <w:tmpl w:val="9D949C3A"/>
@@ -26632,11 +28448,11 @@
       </w:pPr>
     </w:lvl>
   </w:abstractNum>
-  <w:abstractNum w:abstractNumId="63" w15:restartNumberingAfterBreak="0">
-    <w:nsid w:val="79313269"/>
+  <w:abstractNum w:abstractNumId="71" w15:restartNumberingAfterBreak="0">
+    <w:nsid w:val="78F06410"/>
     <w:multiLevelType w:val="hybridMultilevel"/>
-    <w:tmpl w:val="279E3142"/>
-    <w:lvl w:ilvl="0" w:tplc="72A80D18">
+    <w:tmpl w:val="C602D860"/>
+    <w:lvl w:ilvl="0" w:tplc="FFFFFFFF">
       <w:start w:val="1"/>
       <w:numFmt w:val="decimal"/>
       <w:lvlText w:val="%1:"/>
@@ -26650,7 +28466,7 @@
         <w:bCs/>
       </w:rPr>
     </w:lvl>
-    <w:lvl w:ilvl="1" w:tplc="04090019" w:tentative="1">
+    <w:lvl w:ilvl="1" w:tplc="FFFFFFFF" w:tentative="1">
       <w:start w:val="1"/>
       <w:numFmt w:val="lowerLetter"/>
       <w:lvlText w:val="%2."/>
@@ -26659,7 +28475,7 @@
         <w:ind w:left="1080" w:hanging="360"/>
       </w:pPr>
     </w:lvl>
-    <w:lvl w:ilvl="2" w:tplc="0409001B" w:tentative="1">
+    <w:lvl w:ilvl="2" w:tplc="FFFFFFFF" w:tentative="1">
       <w:start w:val="1"/>
       <w:numFmt w:val="lowerRoman"/>
       <w:lvlText w:val="%3."/>
@@ -26668,7 +28484,7 @@
         <w:ind w:left="1800" w:hanging="180"/>
       </w:pPr>
     </w:lvl>
-    <w:lvl w:ilvl="3" w:tplc="0409000F" w:tentative="1">
+    <w:lvl w:ilvl="3" w:tplc="FFFFFFFF" w:tentative="1">
       <w:start w:val="1"/>
       <w:numFmt w:val="decimal"/>
       <w:lvlText w:val="%4."/>
@@ -26677,7 +28493,7 @@
         <w:ind w:left="2520" w:hanging="360"/>
       </w:pPr>
     </w:lvl>
-    <w:lvl w:ilvl="4" w:tplc="04090019" w:tentative="1">
+    <w:lvl w:ilvl="4" w:tplc="FFFFFFFF" w:tentative="1">
       <w:start w:val="1"/>
       <w:numFmt w:val="lowerLetter"/>
       <w:lvlText w:val="%5."/>
@@ -26686,7 +28502,7 @@
         <w:ind w:left="3240" w:hanging="360"/>
       </w:pPr>
     </w:lvl>
-    <w:lvl w:ilvl="5" w:tplc="0409001B" w:tentative="1">
+    <w:lvl w:ilvl="5" w:tplc="FFFFFFFF" w:tentative="1">
       <w:start w:val="1"/>
       <w:numFmt w:val="lowerRoman"/>
       <w:lvlText w:val="%6."/>
@@ -26695,7 +28511,7 @@
         <w:ind w:left="3960" w:hanging="180"/>
       </w:pPr>
     </w:lvl>
-    <w:lvl w:ilvl="6" w:tplc="0409000F" w:tentative="1">
+    <w:lvl w:ilvl="6" w:tplc="FFFFFFFF" w:tentative="1">
       <w:start w:val="1"/>
       <w:numFmt w:val="decimal"/>
       <w:lvlText w:val="%7."/>
@@ -26704,7 +28520,7 @@
         <w:ind w:left="4680" w:hanging="360"/>
       </w:pPr>
     </w:lvl>
-    <w:lvl w:ilvl="7" w:tplc="04090019" w:tentative="1">
+    <w:lvl w:ilvl="7" w:tplc="FFFFFFFF" w:tentative="1">
       <w:start w:val="1"/>
       <w:numFmt w:val="lowerLetter"/>
       <w:lvlText w:val="%8."/>
@@ -26713,7 +28529,7 @@
         <w:ind w:left="5400" w:hanging="360"/>
       </w:pPr>
     </w:lvl>
-    <w:lvl w:ilvl="8" w:tplc="0409001B" w:tentative="1">
+    <w:lvl w:ilvl="8" w:tplc="FFFFFFFF" w:tentative="1">
       <w:start w:val="1"/>
       <w:numFmt w:val="lowerRoman"/>
       <w:lvlText w:val="%9."/>
@@ -26723,7 +28539,98 @@
       </w:pPr>
     </w:lvl>
   </w:abstractNum>
-  <w:abstractNum w:abstractNumId="64" w15:restartNumberingAfterBreak="0">
+  <w:abstractNum w:abstractNumId="72" w15:restartNumberingAfterBreak="0">
+    <w:nsid w:val="79313269"/>
+    <w:multiLevelType w:val="hybridMultilevel"/>
+    <w:tmpl w:val="279E3142"/>
+    <w:lvl w:ilvl="0" w:tplc="72A80D18">
+      <w:start w:val="1"/>
+      <w:numFmt w:val="decimal"/>
+      <w:lvlText w:val="%1:"/>
+      <w:lvlJc w:val="left"/>
+      <w:pPr>
+        <w:ind w:left="360" w:hanging="360"/>
+      </w:pPr>
+      <w:rPr>
+        <w:rFonts w:ascii="Source Sans 3 Bold" w:hAnsi="Source Sans 3 Bold" w:cstheme="minorBidi" w:hint="default"/>
+        <w:b/>
+        <w:bCs/>
+      </w:rPr>
+    </w:lvl>
+    <w:lvl w:ilvl="1" w:tplc="04090019" w:tentative="1">
+      <w:start w:val="1"/>
+      <w:numFmt w:val="lowerLetter"/>
+      <w:lvlText w:val="%2."/>
+      <w:lvlJc w:val="left"/>
+      <w:pPr>
+        <w:ind w:left="1080" w:hanging="360"/>
+      </w:pPr>
+    </w:lvl>
+    <w:lvl w:ilvl="2" w:tplc="0409001B" w:tentative="1">
+      <w:start w:val="1"/>
+      <w:numFmt w:val="lowerRoman"/>
+      <w:lvlText w:val="%3."/>
+      <w:lvlJc w:val="right"/>
+      <w:pPr>
+        <w:ind w:left="1800" w:hanging="180"/>
+      </w:pPr>
+    </w:lvl>
+    <w:lvl w:ilvl="3" w:tplc="0409000F" w:tentative="1">
+      <w:start w:val="1"/>
+      <w:numFmt w:val="decimal"/>
+      <w:lvlText w:val="%4."/>
+      <w:lvlJc w:val="left"/>
+      <w:pPr>
+        <w:ind w:left="2520" w:hanging="360"/>
+      </w:pPr>
+    </w:lvl>
+    <w:lvl w:ilvl="4" w:tplc="04090019" w:tentative="1">
+      <w:start w:val="1"/>
+      <w:numFmt w:val="lowerLetter"/>
+      <w:lvlText w:val="%5."/>
+      <w:lvlJc w:val="left"/>
+      <w:pPr>
+        <w:ind w:left="3240" w:hanging="360"/>
+      </w:pPr>
+    </w:lvl>
+    <w:lvl w:ilvl="5" w:tplc="0409001B" w:tentative="1">
+      <w:start w:val="1"/>
+      <w:numFmt w:val="lowerRoman"/>
+      <w:lvlText w:val="%6."/>
+      <w:lvlJc w:val="right"/>
+      <w:pPr>
+        <w:ind w:left="3960" w:hanging="180"/>
+      </w:pPr>
+    </w:lvl>
+    <w:lvl w:ilvl="6" w:tplc="0409000F" w:tentative="1">
+      <w:start w:val="1"/>
+      <w:numFmt w:val="decimal"/>
+      <w:lvlText w:val="%7."/>
+      <w:lvlJc w:val="left"/>
+      <w:pPr>
+        <w:ind w:left="4680" w:hanging="360"/>
+      </w:pPr>
+    </w:lvl>
+    <w:lvl w:ilvl="7" w:tplc="04090019" w:tentative="1">
+      <w:start w:val="1"/>
+      <w:numFmt w:val="lowerLetter"/>
+      <w:lvlText w:val="%8."/>
+      <w:lvlJc w:val="left"/>
+      <w:pPr>
+        <w:ind w:left="5400" w:hanging="360"/>
+      </w:pPr>
+    </w:lvl>
+    <w:lvl w:ilvl="8" w:tplc="0409001B" w:tentative="1">
+      <w:start w:val="1"/>
+      <w:numFmt w:val="lowerRoman"/>
+      <w:lvlText w:val="%9."/>
+      <w:lvlJc w:val="right"/>
+      <w:pPr>
+        <w:ind w:left="6120" w:hanging="180"/>
+      </w:pPr>
+    </w:lvl>
+  </w:abstractNum>
+  <w:abstractNum w:abstractNumId="73" w15:restartNumberingAfterBreak="0">
     <w:nsid w:val="7A902B9B"/>
     <w:multiLevelType w:val="hybridMultilevel"/>
     <w:tmpl w:val="BEA6841C"/>
@@ -26819,7 +28726,7 @@
       </w:pPr>
     </w:lvl>
   </w:abstractNum>
-  <w:abstractNum w:abstractNumId="65" w15:restartNumberingAfterBreak="0">
+  <w:abstractNum w:abstractNumId="74" w15:restartNumberingAfterBreak="0">
     <w:nsid w:val="7EA67624"/>
     <w:multiLevelType w:val="hybridMultilevel"/>
     <w:tmpl w:val="291A30C6"/>
@@ -26911,202 +28818,229 @@
     </w:lvl>
   </w:abstractNum>
   <w:num w:numId="1" w16cid:durableId="667248184">
-    <w:abstractNumId w:val="29"/>
+    <w:abstractNumId w:val="33"/>
   </w:num>
   <w:num w:numId="2" w16cid:durableId="1264069730">
-    <w:abstractNumId w:val="55"/>
+    <w:abstractNumId w:val="62"/>
   </w:num>
   <w:num w:numId="3" w16cid:durableId="1546023152">
-    <w:abstractNumId w:val="54"/>
+    <w:abstractNumId w:val="61"/>
   </w:num>
   <w:num w:numId="4" w16cid:durableId="1226453288">
     <w:abstractNumId w:val="5"/>
   </w:num>
   <w:num w:numId="5" w16cid:durableId="195582916">
-    <w:abstractNumId w:val="16"/>
+    <w:abstractNumId w:val="18"/>
   </w:num>
   <w:num w:numId="6" w16cid:durableId="1166481521">
-    <w:abstractNumId w:val="31"/>
+    <w:abstractNumId w:val="35"/>
   </w:num>
   <w:num w:numId="7" w16cid:durableId="439492112">
-    <w:abstractNumId w:val="62"/>
+    <w:abstractNumId w:val="70"/>
   </w:num>
   <w:num w:numId="8" w16cid:durableId="997658750">
-    <w:abstractNumId w:val="41"/>
+    <w:abstractNumId w:val="45"/>
   </w:num>
   <w:num w:numId="9" w16cid:durableId="1445492604">
-    <w:abstractNumId w:val="17"/>
+    <w:abstractNumId w:val="20"/>
   </w:num>
   <w:num w:numId="10" w16cid:durableId="1324813548">
-    <w:abstractNumId w:val="58"/>
+    <w:abstractNumId w:val="66"/>
   </w:num>
   <w:num w:numId="11" w16cid:durableId="1995328297">
-    <w:abstractNumId w:val="18"/>
+    <w:abstractNumId w:val="21"/>
   </w:num>
   <w:num w:numId="12" w16cid:durableId="1538278096">
-    <w:abstractNumId w:val="53"/>
+    <w:abstractNumId w:val="60"/>
   </w:num>
   <w:num w:numId="13" w16cid:durableId="1605729890">
-    <w:abstractNumId w:val="34"/>
+    <w:abstractNumId w:val="38"/>
   </w:num>
   <w:num w:numId="14" w16cid:durableId="613176844">
-    <w:abstractNumId w:val="44"/>
+    <w:abstractNumId w:val="48"/>
   </w:num>
   <w:num w:numId="15" w16cid:durableId="1752239720">
-    <w:abstractNumId w:val="48"/>
+    <w:abstractNumId w:val="52"/>
   </w:num>
   <w:num w:numId="16" w16cid:durableId="1832410741">
     <w:abstractNumId w:val="4"/>
   </w:num>
   <w:num w:numId="17" w16cid:durableId="1483304690">
-    <w:abstractNumId w:val="11"/>
+    <w:abstractNumId w:val="13"/>
   </w:num>
   <w:num w:numId="18" w16cid:durableId="259028912">
-    <w:abstractNumId w:val="63"/>
+    <w:abstractNumId w:val="72"/>
   </w:num>
   <w:num w:numId="19" w16cid:durableId="618530009">
-    <w:abstractNumId w:val="8"/>
+    <w:abstractNumId w:val="10"/>
   </w:num>
   <w:num w:numId="20" w16cid:durableId="2050913877">
-    <w:abstractNumId w:val="52"/>
+    <w:abstractNumId w:val="59"/>
   </w:num>
   <w:num w:numId="21" w16cid:durableId="795563217">
-    <w:abstractNumId w:val="14"/>
+    <w:abstractNumId w:val="16"/>
   </w:num>
   <w:num w:numId="22" w16cid:durableId="28991042">
-    <w:abstractNumId w:val="38"/>
+    <w:abstractNumId w:val="42"/>
   </w:num>
   <w:num w:numId="23" w16cid:durableId="951788158">
     <w:abstractNumId w:val="3"/>
   </w:num>
   <w:num w:numId="24" w16cid:durableId="886261180">
-    <w:abstractNumId w:val="60"/>
+    <w:abstractNumId w:val="68"/>
   </w:num>
   <w:num w:numId="25" w16cid:durableId="1882479073">
-    <w:abstractNumId w:val="42"/>
+    <w:abstractNumId w:val="46"/>
   </w:num>
   <w:num w:numId="26" w16cid:durableId="1665552601">
-    <w:abstractNumId w:val="32"/>
+    <w:abstractNumId w:val="36"/>
   </w:num>
   <w:num w:numId="27" w16cid:durableId="1373191236">
-    <w:abstractNumId w:val="20"/>
+    <w:abstractNumId w:val="24"/>
   </w:num>
   <w:num w:numId="28" w16cid:durableId="1206874510">
-    <w:abstractNumId w:val="21"/>
+    <w:abstractNumId w:val="25"/>
   </w:num>
   <w:num w:numId="29" w16cid:durableId="1185636100">
+    <w:abstractNumId w:val="57"/>
+  </w:num>
+  <w:num w:numId="30" w16cid:durableId="333799131">
+    <w:abstractNumId w:val="27"/>
+  </w:num>
+  <w:num w:numId="31" w16cid:durableId="214898011">
+    <w:abstractNumId w:val="40"/>
+  </w:num>
+  <w:num w:numId="32" w16cid:durableId="29763134">
+    <w:abstractNumId w:val="31"/>
+  </w:num>
+  <w:num w:numId="33" w16cid:durableId="314339201">
+    <w:abstractNumId w:val="9"/>
+  </w:num>
+  <w:num w:numId="34" w16cid:durableId="1770811348">
+    <w:abstractNumId w:val="49"/>
+  </w:num>
+  <w:num w:numId="35" w16cid:durableId="360473341">
+    <w:abstractNumId w:val="23"/>
+  </w:num>
+  <w:num w:numId="36" w16cid:durableId="69236877">
+    <w:abstractNumId w:val="74"/>
+  </w:num>
+  <w:num w:numId="37" w16cid:durableId="1829439796">
+    <w:abstractNumId w:val="30"/>
+  </w:num>
+  <w:num w:numId="38" w16cid:durableId="1814908951">
+    <w:abstractNumId w:val="29"/>
+  </w:num>
+  <w:num w:numId="39" w16cid:durableId="471602117">
+    <w:abstractNumId w:val="14"/>
+  </w:num>
+  <w:num w:numId="40" w16cid:durableId="76555911">
     <w:abstractNumId w:val="51"/>
   </w:num>
-  <w:num w:numId="30" w16cid:durableId="333799131">
-    <w:abstractNumId w:val="23"/>
+  <w:num w:numId="41" w16cid:durableId="995885420">
+    <w:abstractNumId w:val="39"/>
   </w:num>
-  <w:num w:numId="31" w16cid:durableId="214898011">
-    <w:abstractNumId w:val="36"/>
-  </w:num>
-  <w:num w:numId="32" w16cid:durableId="29763134">
-    <w:abstractNumId w:val="27"/>
-  </w:num>
-  <w:num w:numId="33" w16cid:durableId="314339201">
-    <w:abstractNumId w:val="7"/>
-  </w:num>
-  <w:num w:numId="34" w16cid:durableId="1770811348">
-    <w:abstractNumId w:val="45"/>
-  </w:num>
-  <w:num w:numId="35" w16cid:durableId="360473341">
-    <w:abstractNumId w:val="19"/>
-  </w:num>
-  <w:num w:numId="36" w16cid:durableId="69236877">
-    <w:abstractNumId w:val="65"/>
-  </w:num>
-  <w:num w:numId="37" w16cid:durableId="1829439796">
+  <w:num w:numId="42" w16cid:durableId="1752507585">
     <w:abstractNumId w:val="26"/>
   </w:num>
-  <w:num w:numId="38" w16cid:durableId="1814908951">
-    <w:abstractNumId w:val="25"/>
-  </w:num>
-  <w:num w:numId="39" w16cid:durableId="471602117">
-    <w:abstractNumId w:val="12"/>
-  </w:num>
-  <w:num w:numId="40" w16cid:durableId="76555911">
-    <w:abstractNumId w:val="47"/>
-  </w:num>
-  <w:num w:numId="41" w16cid:durableId="995885420">
-    <w:abstractNumId w:val="35"/>
-  </w:num>
-  <w:num w:numId="42" w16cid:durableId="1752507585">
-    <w:abstractNumId w:val="22"/>
-  </w:num>
   <w:num w:numId="43" w16cid:durableId="1231427931">
-    <w:abstractNumId w:val="56"/>
+    <w:abstractNumId w:val="63"/>
   </w:num>
   <w:num w:numId="44" w16cid:durableId="717049857">
     <w:abstractNumId w:val="2"/>
   </w:num>
   <w:num w:numId="45" w16cid:durableId="893321363">
-    <w:abstractNumId w:val="24"/>
+    <w:abstractNumId w:val="28"/>
   </w:num>
   <w:num w:numId="46" w16cid:durableId="517475190">
-    <w:abstractNumId w:val="40"/>
+    <w:abstractNumId w:val="44"/>
   </w:num>
   <w:num w:numId="47" w16cid:durableId="945579164">
-    <w:abstractNumId w:val="37"/>
+    <w:abstractNumId w:val="41"/>
   </w:num>
   <w:num w:numId="48" w16cid:durableId="1837259727">
-    <w:abstractNumId w:val="6"/>
+    <w:abstractNumId w:val="7"/>
   </w:num>
   <w:num w:numId="49" w16cid:durableId="799567825">
-    <w:abstractNumId w:val="61"/>
+    <w:abstractNumId w:val="69"/>
   </w:num>
   <w:num w:numId="50" w16cid:durableId="138963974">
-    <w:abstractNumId w:val="64"/>
+    <w:abstractNumId w:val="73"/>
   </w:num>
   <w:num w:numId="51" w16cid:durableId="1824153588">
-    <w:abstractNumId w:val="43"/>
+    <w:abstractNumId w:val="47"/>
   </w:num>
   <w:num w:numId="52" w16cid:durableId="1059717416">
-    <w:abstractNumId w:val="10"/>
+    <w:abstractNumId w:val="12"/>
   </w:num>
   <w:num w:numId="53" w16cid:durableId="1735008323">
-    <w:abstractNumId w:val="59"/>
+    <w:abstractNumId w:val="67"/>
   </w:num>
   <w:num w:numId="54" w16cid:durableId="1612975694">
     <w:abstractNumId w:val="0"/>
   </w:num>
   <w:num w:numId="55" w16cid:durableId="718742203">
-    <w:abstractNumId w:val="13"/>
+    <w:abstractNumId w:val="15"/>
   </w:num>
   <w:num w:numId="56" w16cid:durableId="699669721">
-    <w:abstractNumId w:val="46"/>
+    <w:abstractNumId w:val="50"/>
   </w:num>
   <w:num w:numId="57" w16cid:durableId="385908283">
-    <w:abstractNumId w:val="57"/>
+    <w:abstractNumId w:val="65"/>
   </w:num>
   <w:num w:numId="58" w16cid:durableId="1986542515">
-    <w:abstractNumId w:val="9"/>
+    <w:abstractNumId w:val="11"/>
   </w:num>
   <w:num w:numId="59" w16cid:durableId="2101636078">
     <w:abstractNumId w:val="1"/>
   </w:num>
   <w:num w:numId="60" w16cid:durableId="742483299">
-    <w:abstractNumId w:val="50"/>
+    <w:abstractNumId w:val="56"/>
   </w:num>
   <w:num w:numId="61" w16cid:durableId="1672560278">
-    <w:abstractNumId w:val="30"/>
+    <w:abstractNumId w:val="34"/>
   </w:num>
   <w:num w:numId="62" w16cid:durableId="2141456029">
-    <w:abstractNumId w:val="49"/>
+    <w:abstractNumId w:val="54"/>
   </w:num>
   <w:num w:numId="63" w16cid:durableId="1634872801">
-    <w:abstractNumId w:val="39"/>
+    <w:abstractNumId w:val="43"/>
   </w:num>
   <w:num w:numId="64" w16cid:durableId="1757899179">
-    <w:abstractNumId w:val="15"/>
+    <w:abstractNumId w:val="17"/>
   </w:num>
   <w:num w:numId="65" w16cid:durableId="795297587">
-    <w:abstractNumId w:val="33"/>
+    <w:abstractNumId w:val="37"/>
   </w:num>
   <w:num w:numId="66" w16cid:durableId="658776858">
-    <w:abstractNumId w:val="28"/>
+    <w:abstractNumId w:val="32"/>
+  </w:num>
+  <w:num w:numId="67" w16cid:durableId="647438927">
+    <w:abstractNumId w:val="58"/>
+  </w:num>
+  <w:num w:numId="68" w16cid:durableId="1444035556">
+    <w:abstractNumId w:val="55"/>
+  </w:num>
+  <w:num w:numId="69" w16cid:durableId="569465742">
+    <w:abstractNumId w:val="22"/>
+  </w:num>
+  <w:num w:numId="70" w16cid:durableId="1314094488">
+    <w:abstractNumId w:val="64"/>
+  </w:num>
+  <w:num w:numId="71" w16cid:durableId="69279948">
+    <w:abstractNumId w:val="71"/>
+  </w:num>
+  <w:num w:numId="72" w16cid:durableId="824392285">
+    <w:abstractNumId w:val="8"/>
+  </w:num>
+  <w:num w:numId="73" w16cid:durableId="2074544202">
+    <w:abstractNumId w:val="19"/>
+  </w:num>
+  <w:num w:numId="74" w16cid:durableId="2784386">
+    <w:abstractNumId w:val="53"/>
+  </w:num>
+  <w:num w:numId="75" w16cid:durableId="948439523">
+    <w:abstractNumId w:val="6"/>
   </w:num>
   <w:numIdMacAtCleanup w:val="59"/>
 </w:numbering>

--- a/assets/data/Mindset 01/Mindset1- Custom - Unit 02.docx
+++ b/assets/data/Mindset 01/Mindset1- Custom - Unit 02.docx
@@ -212,13 +212,23 @@
                 <w:szCs w:val="23"/>
               </w:rPr>
             </w:pPr>
+            <w:proofErr w:type="spellStart"/>
             <w:r>
               <w:rPr>
                 <w:rFonts w:ascii="Source Sans 3" w:hAnsi="Source Sans 3"/>
                 <w:sz w:val="23"/>
                 <w:szCs w:val="23"/>
               </w:rPr>
-              <w:t>recognise paraphrase</w:t>
+              <w:t>recognise</w:t>
+            </w:r>
+            <w:proofErr w:type="spellEnd"/>
+            <w:r>
+              <w:rPr>
+                <w:rFonts w:ascii="Source Sans 3" w:hAnsi="Source Sans 3"/>
+                <w:sz w:val="23"/>
+                <w:szCs w:val="23"/>
+              </w:rPr>
+              <w:t xml:space="preserve"> paraphrase</w:t>
             </w:r>
           </w:p>
           <w:p>
@@ -233,13 +243,23 @@
                 <w:szCs w:val="26"/>
               </w:rPr>
             </w:pPr>
+            <w:proofErr w:type="spellStart"/>
             <w:r>
               <w:rPr>
                 <w:rFonts w:ascii="Source Sans 3" w:hAnsi="Source Sans 3"/>
                 <w:sz w:val="23"/>
                 <w:szCs w:val="23"/>
               </w:rPr>
-              <w:t>practise using the present simple and past simple.</w:t>
+              <w:t>practise</w:t>
+            </w:r>
+            <w:proofErr w:type="spellEnd"/>
+            <w:r>
+              <w:rPr>
+                <w:rFonts w:ascii="Source Sans 3" w:hAnsi="Source Sans 3"/>
+                <w:sz w:val="23"/>
+                <w:szCs w:val="23"/>
+              </w:rPr>
+              <w:t xml:space="preserve"> using the present simple and past simple.</w:t>
             </w:r>
           </w:p>
         </w:tc>
@@ -712,6 +732,9 @@
                 </w:tcPr>
                 <w:p>
                   <w:r>
+                    <w:rPr>
+                      <w:noProof/>
+                    </w:rPr>
                     <w:drawing>
                       <wp:inline distT="0" distB="0" distL="0" distR="0" wp14:anchorId="15B293F4" wp14:editId="7EE2C32A">
                         <wp:extent cx="2971800" cy="2095500"/>
@@ -773,6 +796,9 @@
                 </w:tcPr>
                 <w:p>
                   <w:r>
+                    <w:rPr>
+                      <w:noProof/>
+                    </w:rPr>
                     <w:drawing>
                       <wp:inline distT="0" distB="0" distL="0" distR="0" wp14:anchorId="14BEA412" wp14:editId="70A90D32">
                         <wp:extent cx="2933700" cy="1819275"/>
@@ -836,6 +862,9 @@
                 </w:tcPr>
                 <w:p>
                   <w:r>
+                    <w:rPr>
+                      <w:noProof/>
+                    </w:rPr>
                     <w:drawing>
                       <wp:inline distT="0" distB="0" distL="0" distR="0" wp14:anchorId="6D0545F2" wp14:editId="7E593ABD">
                         <wp:extent cx="2381250" cy="1609725"/>
@@ -1205,6 +1234,9 @@
                 </w:tcPr>
                 <w:p>
                   <w:r>
+                    <w:rPr>
+                      <w:noProof/>
+                    </w:rPr>
                     <w:drawing>
                       <wp:inline distT="0" distB="0" distL="0" distR="0" wp14:anchorId="28E4248F" wp14:editId="535B4E9A">
                         <wp:extent cx="2143125" cy="2533650"/>
@@ -1249,6 +1281,9 @@
                 </w:tcPr>
                 <w:p>
                   <w:r>
+                    <w:rPr>
+                      <w:noProof/>
+                    </w:rPr>
                     <w:drawing>
                       <wp:inline distT="0" distB="0" distL="0" distR="0" wp14:anchorId="57B9F4B1" wp14:editId="13ED1693">
                         <wp:extent cx="2952750" cy="1809750"/>
@@ -1295,6 +1330,9 @@
                 </w:tcPr>
                 <w:p>
                   <w:r>
+                    <w:rPr>
+                      <w:noProof/>
+                    </w:rPr>
                     <w:drawing>
                       <wp:inline distT="0" distB="0" distL="0" distR="0" wp14:anchorId="27619155" wp14:editId="65113734">
                         <wp:extent cx="2324100" cy="1485900"/>
@@ -1339,6 +1377,9 @@
                 </w:tcPr>
                 <w:p>
                   <w:r>
+                    <w:rPr>
+                      <w:noProof/>
+                    </w:rPr>
                     <w:drawing>
                       <wp:inline distT="0" distB="0" distL="0" distR="0" wp14:anchorId="7D67B2E7" wp14:editId="0E474221">
                         <wp:extent cx="2667000" cy="1524000"/>
@@ -1481,9 +1522,7 @@
           </w:tcPr>
           <w:p>
             <w:pPr>
-              <w:spacing w:after="0" w:line="240" w:lineRule="auto"/>
-              <w:rPr>
-                <w:rFonts w:ascii="Source Sans 3" w:hAnsi="Source Sans 3"/>
+              <w:rPr>
                 <w:sz w:val="21"/>
                 <w:szCs w:val="21"/>
               </w:rPr>
@@ -1502,7 +1541,6 @@
             </w:r>
             <w:r>
               <w:rPr>
-                <w:rFonts w:ascii="Source Sans 3" w:hAnsi="Source Sans 3"/>
                 <w:sz w:val="21"/>
                 <w:szCs w:val="21"/>
               </w:rPr>
@@ -1511,16 +1549,13 @@
           </w:p>
           <w:p>
             <w:pPr>
-              <w:spacing w:after="0" w:line="240" w:lineRule="auto"/>
-              <w:rPr>
-                <w:rFonts w:ascii="Source Sans 3" w:hAnsi="Source Sans 3"/>
+              <w:rPr>
                 <w:sz w:val="21"/>
                 <w:szCs w:val="21"/>
               </w:rPr>
             </w:pPr>
             <w:r>
               <w:rPr>
-                <w:rFonts w:ascii="Source Sans 3" w:hAnsi="Source Sans 3"/>
                 <w:b/>
                 <w:bCs/>
                 <w:sz w:val="21"/>
@@ -1530,7 +1565,6 @@
             </w:r>
             <w:r>
               <w:rPr>
-                <w:rFonts w:ascii="Source Sans 3" w:hAnsi="Source Sans 3"/>
                 <w:sz w:val="21"/>
                 <w:szCs w:val="21"/>
               </w:rPr>
@@ -1692,6 +1726,7 @@
               </w:rPr>
               <w:t xml:space="preserve">, </w:t>
             </w:r>
+            <w:proofErr w:type="spellStart"/>
             <w:r>
               <w:rPr>
                 <w:rFonts w:ascii="Source Sans 3" w:hAnsi="Source Sans 3"/>
@@ -1702,6 +1737,7 @@
               </w:rPr>
               <w:t>through</w:t>
             </w:r>
+            <w:proofErr w:type="spellEnd"/>
             <w:r>
               <w:rPr>
                 <w:rFonts w:ascii="Source Sans 3" w:hAnsi="Source Sans 3"/>
@@ -2136,7 +2172,23 @@
               <w:pStyle w:val="SS3M-115"/>
             </w:pPr>
             <w:r>
-              <w:t>Which of the two activities you have just done practised scanning? Which practised skimming</w:t>
+              <w:t xml:space="preserve">Which of the two activities you have just done </w:t>
+            </w:r>
+            <w:proofErr w:type="spellStart"/>
+            <w:r>
+              <w:t>practised</w:t>
+            </w:r>
+            <w:proofErr w:type="spellEnd"/>
+            <w:r>
+              <w:t xml:space="preserve"> scanning? Which </w:t>
+            </w:r>
+            <w:proofErr w:type="spellStart"/>
+            <w:r>
+              <w:t>practised</w:t>
+            </w:r>
+            <w:proofErr w:type="spellEnd"/>
+            <w:r>
+              <w:t xml:space="preserve"> skimming</w:t>
             </w:r>
             <w:r>
               <w:t>?</w:t>
@@ -2229,7 +2281,6 @@
                 </w:tcPr>
                 <w:p>
                   <w:pPr>
-                    <w:spacing w:after="0" w:line="240" w:lineRule="auto"/>
                     <w:rPr>
                       <w:rFonts w:ascii="Source Sans 3" w:hAnsi="Source Sans 3"/>
                       <w:b/>
@@ -2238,7 +2289,6 @@
                       <w:iCs/>
                       <w:sz w:val="23"/>
                       <w:szCs w:val="23"/>
-                      <w:lang w:bidi="ar-SA"/>
                     </w:rPr>
                   </w:pPr>
                   <w:r>
@@ -2250,7 +2300,6 @@
                       <w:iCs/>
                       <w:sz w:val="23"/>
                       <w:szCs w:val="23"/>
-                      <w:lang w:bidi="ar-SA"/>
                     </w:rPr>
                     <w:t>Most people live in a house or a flat. When they go on holiday they stay in a hotel or a guest house. But some places where you can live or stay are a bit different.</w:t>
                   </w:r>
@@ -2344,7 +2393,43 @@
                       <w:sz w:val="23"/>
                       <w:szCs w:val="23"/>
                     </w:rPr>
-                    <w:t>in Germany, you can stay in a one-metre-square house, the smallest house in the world, called the House NA. Van Bo Le-Mentzel, a refugee from Laos, built it to draw attention to the world housing shortage. It is a wooden structure on wheels and weighs 40 kg. It has a locking door and a window. You can turn it onto its side when you want to lie down. Franz from Munich spent the night in one recently 'just to see what it was like'. He found it a bit uncomfortable!</w:t>
+                    <w:t>in Germany, you can stay in a one-</w:t>
+                  </w:r>
+                  <w:proofErr w:type="spellStart"/>
+                  <w:r>
+                    <w:rPr>
+                      <w:rFonts w:ascii="Source Sans 3" w:hAnsi="Source Sans 3"/>
+                      <w:sz w:val="23"/>
+                      <w:szCs w:val="23"/>
+                    </w:rPr>
+                    <w:t>metre</w:t>
+                  </w:r>
+                  <w:proofErr w:type="spellEnd"/>
+                  <w:r>
+                    <w:rPr>
+                      <w:rFonts w:ascii="Source Sans 3" w:hAnsi="Source Sans 3"/>
+                      <w:sz w:val="23"/>
+                      <w:szCs w:val="23"/>
+                    </w:rPr>
+                    <w:t>-square house, the smallest house in the world, called the House NA. Van Bo Le-</w:t>
+                  </w:r>
+                  <w:proofErr w:type="spellStart"/>
+                  <w:r>
+                    <w:rPr>
+                      <w:rFonts w:ascii="Source Sans 3" w:hAnsi="Source Sans 3"/>
+                      <w:sz w:val="23"/>
+                      <w:szCs w:val="23"/>
+                    </w:rPr>
+                    <w:t>Mentzel</w:t>
+                  </w:r>
+                  <w:proofErr w:type="spellEnd"/>
+                  <w:r>
+                    <w:rPr>
+                      <w:rFonts w:ascii="Source Sans 3" w:hAnsi="Source Sans 3"/>
+                      <w:sz w:val="23"/>
+                      <w:szCs w:val="23"/>
+                    </w:rPr>
+                    <w:t>, a refugee from Laos, built it to draw attention to the world housing shortage. It is a wooden structure on wheels and weighs 40 kg. It has a locking door and a window. You can turn it onto its side when you want to lie down. Franz from Munich spent the night in one recently 'just to see what it was like'. He found it a bit uncomfortable!</w:t>
                   </w:r>
                 </w:p>
                 <w:p>
@@ -2396,7 +2481,25 @@
                       <w:sz w:val="23"/>
                       <w:szCs w:val="23"/>
                     </w:rPr>
-                    <w:t>Another couple, Shaun and Rachel from Manchester, enjoyed a recent holiday in a treehouse in Sussex, England. They said, 'It was right up in the trees and had everything we needed, even wifi! It had a small kitchen and we did our own cooking. It was the perfect place to get away from our busy lives.</w:t>
+                    <w:t xml:space="preserve">Another couple, Shaun and Rachel from Manchester, enjoyed a recent holiday in a treehouse in Sussex, England. They said, 'It was right up in the trees and had everything we needed, even </w:t>
+                  </w:r>
+                  <w:proofErr w:type="spellStart"/>
+                  <w:r>
+                    <w:rPr>
+                      <w:rFonts w:ascii="Source Sans 3" w:hAnsi="Source Sans 3"/>
+                      <w:sz w:val="23"/>
+                      <w:szCs w:val="23"/>
+                    </w:rPr>
+                    <w:t>wifi</w:t>
+                  </w:r>
+                  <w:proofErr w:type="spellEnd"/>
+                  <w:r>
+                    <w:rPr>
+                      <w:rFonts w:ascii="Source Sans 3" w:hAnsi="Source Sans 3"/>
+                      <w:sz w:val="23"/>
+                      <w:szCs w:val="23"/>
+                    </w:rPr>
+                    <w:t>! It had a small kitchen and we did our own cooking. It was the perfect place to get away from our busy lives.</w:t>
                   </w:r>
                 </w:p>
               </w:tc>
@@ -2639,13 +2742,11 @@
                       <w:ilvl w:val="0"/>
                       <w:numId w:val="4"/>
                     </w:numPr>
-                    <w:spacing w:after="0" w:line="240" w:lineRule="auto"/>
                     <w:ind w:left="227" w:hanging="227"/>
                     <w:rPr>
                       <w:rFonts w:ascii="Source Sans 3" w:hAnsi="Source Sans 3"/>
                       <w:sz w:val="23"/>
                       <w:szCs w:val="23"/>
-                      <w:lang w:bidi="ar-SA"/>
                     </w:rPr>
                   </w:pPr>
                   <w:r>
@@ -2653,7 +2754,6 @@
                       <w:rFonts w:ascii="Source Sans 3" w:hAnsi="Source Sans 3"/>
                       <w:sz w:val="23"/>
                       <w:szCs w:val="23"/>
-                      <w:lang w:bidi="ar-SA"/>
                     </w:rPr>
                     <w:t>houseboats</w:t>
                   </w:r>
@@ -2664,13 +2764,11 @@
                       <w:ilvl w:val="0"/>
                       <w:numId w:val="4"/>
                     </w:numPr>
-                    <w:spacing w:after="0" w:line="240" w:lineRule="auto"/>
                     <w:ind w:left="227" w:hanging="227"/>
                     <w:rPr>
                       <w:rFonts w:ascii="Source Sans 3" w:hAnsi="Source Sans 3"/>
                       <w:sz w:val="23"/>
                       <w:szCs w:val="23"/>
-                      <w:lang w:bidi="ar-SA"/>
                     </w:rPr>
                   </w:pPr>
                   <w:r>
@@ -2678,7 +2776,6 @@
                       <w:rFonts w:ascii="Source Sans 3" w:hAnsi="Source Sans 3"/>
                       <w:sz w:val="23"/>
                       <w:szCs w:val="23"/>
-                      <w:lang w:bidi="ar-SA"/>
                     </w:rPr>
                     <w:t>permanently</w:t>
                   </w:r>
@@ -2689,13 +2786,11 @@
                       <w:ilvl w:val="0"/>
                       <w:numId w:val="4"/>
                     </w:numPr>
-                    <w:spacing w:after="0" w:line="240" w:lineRule="auto"/>
                     <w:ind w:left="227" w:hanging="227"/>
                     <w:rPr>
                       <w:rFonts w:ascii="Source Sans 3" w:hAnsi="Source Sans 3"/>
                       <w:sz w:val="23"/>
                       <w:szCs w:val="23"/>
-                      <w:lang w:bidi="ar-SA"/>
                     </w:rPr>
                   </w:pPr>
                   <w:r>
@@ -2703,7 +2798,6 @@
                       <w:rFonts w:ascii="Source Sans 3" w:hAnsi="Source Sans 3"/>
                       <w:sz w:val="23"/>
                       <w:szCs w:val="23"/>
-                      <w:lang w:bidi="ar-SA"/>
                     </w:rPr>
                     <w:t>privacy</w:t>
                   </w:r>
@@ -2714,13 +2808,11 @@
                       <w:ilvl w:val="0"/>
                       <w:numId w:val="4"/>
                     </w:numPr>
-                    <w:spacing w:after="0" w:line="240" w:lineRule="auto"/>
                     <w:ind w:left="227" w:hanging="227"/>
                     <w:rPr>
                       <w:rFonts w:ascii="Source Sans 3" w:hAnsi="Source Sans 3"/>
                       <w:sz w:val="23"/>
                       <w:szCs w:val="23"/>
-                      <w:lang w:bidi="ar-SA"/>
                     </w:rPr>
                   </w:pPr>
                   <w:r>
@@ -2728,7 +2820,6 @@
                       <w:rFonts w:ascii="Source Sans 3" w:hAnsi="Source Sans 3"/>
                       <w:sz w:val="23"/>
                       <w:szCs w:val="23"/>
-                      <w:lang w:bidi="ar-SA"/>
                     </w:rPr>
                     <w:t>surrounded by the natural world</w:t>
                   </w:r>
@@ -2739,13 +2830,11 @@
                       <w:ilvl w:val="0"/>
                       <w:numId w:val="4"/>
                     </w:numPr>
-                    <w:spacing w:after="0" w:line="240" w:lineRule="auto"/>
                     <w:ind w:left="227" w:hanging="227"/>
                     <w:rPr>
                       <w:rFonts w:ascii="Source Sans 3" w:hAnsi="Source Sans 3"/>
                       <w:sz w:val="23"/>
                       <w:szCs w:val="23"/>
-                      <w:lang w:bidi="ar-SA"/>
                     </w:rPr>
                   </w:pPr>
                   <w:r>
@@ -2753,7 +2842,6 @@
                       <w:rFonts w:ascii="Source Sans 3" w:hAnsi="Source Sans 3"/>
                       <w:sz w:val="23"/>
                       <w:szCs w:val="23"/>
-                      <w:lang w:bidi="ar-SA"/>
                     </w:rPr>
                     <w:t>uncomfortable</w:t>
                   </w:r>
@@ -3263,9 +3351,7 @@
           </w:tcPr>
           <w:p>
             <w:pPr>
-              <w:spacing w:after="0" w:line="240" w:lineRule="auto"/>
-              <w:rPr>
-                <w:rFonts w:ascii="Source Sans 3" w:hAnsi="Source Sans 3"/>
+              <w:rPr>
                 <w:sz w:val="21"/>
                 <w:szCs w:val="21"/>
               </w:rPr>
@@ -3284,7 +3370,6 @@
             </w:r>
             <w:r>
               <w:rPr>
-                <w:rFonts w:ascii="Source Sans 3" w:hAnsi="Source Sans 3"/>
                 <w:sz w:val="21"/>
                 <w:szCs w:val="21"/>
               </w:rPr>
@@ -3293,16 +3378,14 @@
           </w:p>
           <w:p>
             <w:pPr>
-              <w:spacing w:before="240" w:after="0" w:line="240" w:lineRule="auto"/>
-              <w:rPr>
-                <w:rFonts w:ascii="Source Sans 3" w:hAnsi="Source Sans 3"/>
+              <w:spacing w:before="240"/>
+              <w:rPr>
                 <w:sz w:val="21"/>
                 <w:szCs w:val="21"/>
               </w:rPr>
             </w:pPr>
             <w:r>
               <w:rPr>
-                <w:rFonts w:ascii="Source Sans 3" w:hAnsi="Source Sans 3"/>
                 <w:sz w:val="21"/>
                 <w:szCs w:val="21"/>
               </w:rPr>
@@ -3310,7 +3393,6 @@
             </w:r>
             <w:r>
               <w:rPr>
-                <w:rFonts w:ascii="Source Sans 3" w:hAnsi="Source Sans 3"/>
                 <w:i/>
                 <w:iCs/>
                 <w:sz w:val="21"/>
@@ -3321,7 +3403,6 @@
             </w:r>
             <w:r>
               <w:rPr>
-                <w:rFonts w:ascii="Source Sans 3" w:hAnsi="Source Sans 3"/>
                 <w:i/>
                 <w:iCs/>
                 <w:sz w:val="21"/>
@@ -3331,7 +3412,6 @@
             </w:r>
             <w:r>
               <w:rPr>
-                <w:rFonts w:ascii="Source Sans 3" w:hAnsi="Source Sans 3"/>
                 <w:i/>
                 <w:iCs/>
                 <w:sz w:val="21"/>
@@ -3342,7 +3422,6 @@
             </w:r>
             <w:r>
               <w:rPr>
-                <w:rFonts w:ascii="Source Sans 3" w:hAnsi="Source Sans 3"/>
                 <w:i/>
                 <w:iCs/>
                 <w:sz w:val="21"/>
@@ -3352,7 +3431,6 @@
             </w:r>
             <w:r>
               <w:rPr>
-                <w:rFonts w:ascii="Source Sans 3" w:hAnsi="Source Sans 3"/>
                 <w:b/>
                 <w:bCs/>
                 <w:i/>
@@ -3366,16 +3444,13 @@
           </w:p>
           <w:p>
             <w:pPr>
-              <w:spacing w:after="0" w:line="240" w:lineRule="auto"/>
-              <w:rPr>
-                <w:rFonts w:ascii="Source Sans 3" w:hAnsi="Source Sans 3"/>
+              <w:rPr>
                 <w:sz w:val="21"/>
                 <w:szCs w:val="21"/>
               </w:rPr>
             </w:pPr>
             <w:r>
               <w:rPr>
-                <w:rFonts w:ascii="Source Sans 3" w:hAnsi="Source Sans 3"/>
                 <w:sz w:val="21"/>
                 <w:szCs w:val="21"/>
               </w:rPr>
@@ -3384,9 +3459,7 @@
           </w:p>
           <w:p>
             <w:pPr>
-              <w:spacing w:after="0" w:line="240" w:lineRule="auto"/>
-              <w:rPr>
-                <w:rFonts w:ascii="Source Sans 3" w:hAnsi="Source Sans 3"/>
+              <w:rPr>
                 <w:i/>
                 <w:iCs/>
                 <w:sz w:val="21"/>
@@ -3395,7 +3468,6 @@
             </w:pPr>
             <w:r>
               <w:rPr>
-                <w:rFonts w:ascii="Source Sans 3" w:hAnsi="Source Sans 3"/>
                 <w:i/>
                 <w:iCs/>
                 <w:sz w:val="21"/>
@@ -3406,7 +3478,6 @@
             </w:r>
             <w:r>
               <w:rPr>
-                <w:rFonts w:ascii="Source Sans 3" w:hAnsi="Source Sans 3"/>
                 <w:i/>
                 <w:iCs/>
                 <w:sz w:val="21"/>
@@ -3416,7 +3487,6 @@
             </w:r>
             <w:r>
               <w:rPr>
-                <w:rFonts w:ascii="Source Sans 3" w:hAnsi="Source Sans 3"/>
                 <w:i/>
                 <w:iCs/>
                 <w:sz w:val="21"/>
@@ -3427,7 +3497,6 @@
             </w:r>
             <w:r>
               <w:rPr>
-                <w:rFonts w:ascii="Source Sans 3" w:hAnsi="Source Sans 3"/>
                 <w:i/>
                 <w:iCs/>
                 <w:sz w:val="21"/>
@@ -3437,7 +3506,6 @@
             </w:r>
             <w:r>
               <w:rPr>
-                <w:rFonts w:ascii="Source Sans 3" w:hAnsi="Source Sans 3"/>
                 <w:b/>
                 <w:bCs/>
                 <w:i/>
@@ -3450,7 +3518,6 @@
             </w:r>
             <w:r>
               <w:rPr>
-                <w:rFonts w:ascii="Source Sans 3" w:hAnsi="Source Sans 3"/>
                 <w:i/>
                 <w:iCs/>
                 <w:sz w:val="21"/>
@@ -3581,14 +3648,13 @@
           </w:tcPr>
           <w:p>
             <w:pPr>
-              <w:spacing w:after="120" w:line="240" w:lineRule="auto"/>
+              <w:spacing w:after="120"/>
               <w:rPr>
                 <w:rFonts w:ascii="Source Sans 3 Medium" w:hAnsi="Source Sans 3 Medium"/>
                 <w:b/>
                 <w:bCs/>
                 <w:sz w:val="23"/>
                 <w:szCs w:val="23"/>
-                <w:lang w:bidi="ar-SA"/>
               </w:rPr>
             </w:pPr>
             <w:r>
@@ -3598,7 +3664,6 @@
                 <w:bCs/>
                 <w:sz w:val="23"/>
                 <w:szCs w:val="23"/>
-                <w:lang w:bidi="ar-SA"/>
               </w:rPr>
               <w:t>Follow the steps in the box opposite and complete the sentences.</w:t>
             </w:r>
@@ -3635,10 +3700,7 @@
               <w:ind w:left="227" w:hanging="227"/>
             </w:pPr>
             <w:r>
-              <w:t>The two people who live in the transparent house love it, but it wouldn't</w:t>
-            </w:r>
-            <w:r>
-              <w:t xml:space="preserve"> ---.</w:t>
+              <w:t>The two people who live in the transparent house love it, but it wouldn't ---.</w:t>
             </w:r>
           </w:p>
           <w:p>
@@ -3651,13 +3713,7 @@
               <w:ind w:left="227" w:hanging="227"/>
             </w:pPr>
             <w:r>
-              <w:t>The designer of the smallest house hopes to</w:t>
-            </w:r>
-            <w:r>
-              <w:t xml:space="preserve"> --- </w:t>
-            </w:r>
-            <w:r>
-              <w:t>to the lack of houses all over the world.</w:t>
+              <w:t>The designer of the smallest house hopes to --- to the lack of houses all over the world.</w:t>
             </w:r>
           </w:p>
           <w:p>
@@ -3670,10 +3726,7 @@
               <w:ind w:left="227" w:hanging="227"/>
             </w:pPr>
             <w:r>
-              <w:t>People who stay in igloos sometimes protect themselves from the cold by making use of</w:t>
-            </w:r>
-            <w:r>
-              <w:t xml:space="preserve"> ---.</w:t>
+              <w:t>People who stay in igloos sometimes protect themselves from the cold by making use of ---.</w:t>
             </w:r>
           </w:p>
           <w:p>
@@ -3697,13 +3750,7 @@
               </w:rPr>
             </w:pPr>
             <w:r>
-              <w:t xml:space="preserve">People who have </w:t>
-            </w:r>
-            <w:r>
-              <w:t xml:space="preserve">--- </w:t>
-            </w:r>
-            <w:r>
-              <w:t>would find a holiday in a treehouse ideal.</w:t>
+              <w:t>People who have --- would find a holiday in a treehouse ideal.</w:t>
             </w:r>
           </w:p>
         </w:tc>
@@ -4493,10 +4540,7 @@
               <w:pStyle w:val="SS3M-115"/>
             </w:pPr>
             <w:r>
-              <w:t>Choose the correct verb, present simple or past simple</w:t>
-            </w:r>
-            <w:r>
-              <w:t>.</w:t>
+              <w:t>Choose the correct verb, present simple or past simple.</w:t>
             </w:r>
           </w:p>
           <w:p>
@@ -4747,10 +4791,7 @@
               <w:pStyle w:val="SS3M-115"/>
             </w:pPr>
             <w:r>
-              <w:t>Complete the sentences with the correct form of the verb in brackets</w:t>
-            </w:r>
-            <w:r>
-              <w:t>.</w:t>
+              <w:t>Complete the sentences with the correct form of the verb in brackets.</w:t>
             </w:r>
           </w:p>
           <w:p>
@@ -4763,13 +4804,7 @@
               <w:ind w:left="227" w:hanging="227"/>
             </w:pPr>
             <w:r>
-              <w:t>Farid now</w:t>
-            </w:r>
-            <w:r>
-              <w:t xml:space="preserve"> ---</w:t>
-            </w:r>
-            <w:r>
-              <w:t xml:space="preserve"> (</w:t>
+              <w:t>Farid now --- (</w:t>
             </w:r>
             <w:r>
               <w:rPr>
@@ -4792,13 +4827,7 @@
               <w:ind w:left="227" w:hanging="227"/>
             </w:pPr>
             <w:r>
-              <w:t>Last year he</w:t>
-            </w:r>
-            <w:r>
-              <w:t xml:space="preserve"> </w:t>
-            </w:r>
-            <w:r>
-              <w:t>--- (</w:t>
+              <w:t>Last year he --- (</w:t>
             </w:r>
             <w:r>
               <w:rPr>
@@ -4821,19 +4850,7 @@
               <w:ind w:left="227" w:hanging="227"/>
             </w:pPr>
             <w:r>
-              <w:t xml:space="preserve">Once </w:t>
-            </w:r>
-            <w:r>
-              <w:t>I</w:t>
-            </w:r>
-            <w:r>
-              <w:t xml:space="preserve"> ---</w:t>
-            </w:r>
-            <w:r>
-              <w:t xml:space="preserve"> </w:t>
-            </w:r>
-            <w:r>
-              <w:t>(</w:t>
+              <w:t>Once I --- (</w:t>
             </w:r>
             <w:r>
               <w:rPr>
@@ -4856,13 +4873,7 @@
               <w:ind w:left="227" w:hanging="227"/>
             </w:pPr>
             <w:r>
-              <w:t>My flat</w:t>
-            </w:r>
-            <w:r>
-              <w:t xml:space="preserve"> </w:t>
-            </w:r>
-            <w:r>
-              <w:t>--- (</w:t>
+              <w:t>My flat --- (</w:t>
             </w:r>
             <w:r>
               <w:rPr>
@@ -4885,13 +4896,7 @@
               <w:ind w:left="227" w:hanging="227"/>
             </w:pPr>
             <w:r>
-              <w:t>In 2014 we</w:t>
-            </w:r>
-            <w:r>
-              <w:t xml:space="preserve"> </w:t>
-            </w:r>
-            <w:r>
-              <w:t>--- (</w:t>
+              <w:t>In 2014 we --- (</w:t>
             </w:r>
             <w:r>
               <w:rPr>
@@ -5125,29 +5130,7 @@
                       <w:sz w:val="23"/>
                       <w:szCs w:val="23"/>
                     </w:rPr>
-                    <w:t>I remember feeling the first time I left home that I would neve</w:t>
-                  </w:r>
-                  <w:r>
-                    <w:rPr>
-                      <w:rFonts w:ascii="Source Sans 3" w:hAnsi="Source Sans 3"/>
-                      <w:b/>
-                      <w:bCs/>
-                      <w:color w:val="474C9A"/>
-                      <w:sz w:val="23"/>
-                      <w:szCs w:val="23"/>
-                    </w:rPr>
-                    <w:t>r</w:t>
-                  </w:r>
-                  <w:r>
-                    <w:rPr>
-                      <w:rFonts w:ascii="Source Sans 3" w:hAnsi="Source Sans 3"/>
-                      <w:b/>
-                      <w:bCs/>
-                      <w:color w:val="474C9A"/>
-                      <w:sz w:val="23"/>
-                      <w:szCs w:val="23"/>
-                    </w:rPr>
-                    <w:t xml:space="preserve"> be able to feel at home anywhere but in my home. No other place would have my mum and dad, my annoying little brother and my cat, Tilly. Nowhere would smell like my home - my mum's roast chicken in the oven and the salty, seaweed smell that drifted in from the nearby beach. The sound of seagulls squawking was the sound of home. Nowhere else would I feel comfortable enough to put my feet up under me and gaze into the log fire dreaming of the future.</w:t>
+                    <w:t>I remember feeling the first time I left home that I would never be able to feel at home anywhere but in my home. No other place would have my mum and dad, my annoying little brother and my cat, Tilly. Nowhere would smell like my home - my mum's roast chicken in the oven and the salty, seaweed smell that drifted in from the nearby beach. The sound of seagulls squawking was the sound of home. Nowhere else would I feel comfortable enough to put my feet up under me and gaze into the log fire dreaming of the future.</w:t>
                   </w:r>
                 </w:p>
                 <w:p>
@@ -5199,7 +5182,25 @@
                       <w:sz w:val="23"/>
                       <w:szCs w:val="23"/>
                     </w:rPr>
-                    <w:t>by coach and boat. I was tired and hungry. We went into the school hall, where the host families were waiting to meet us. I wondered which one would be mine. Would they give me dinner at this time and would I be able to eat the unfamiliar food? Suddenly I heard my name called and the name of my exchange partner, Brigitte Schmitt. A pretty, blonde girl stepped forward, smiling widely. Behind her stood her parents, a pleasant-looking couple who were also smiling. They held out their hands and said, 'Wilkommen in Deutschland. Welcome to Germany."</w:t>
+                    <w:t>by coach and boat. I was tired and hungry. We went into the school hall, where the host families were waiting to meet us. I wondered which one would be mine. Would they give me dinner at this time and would I be able to eat the unfamiliar food? Suddenly I heard my name called and the name of my exchange partner, Brigitte Schmitt. A pretty, blonde girl stepped forward, smiling widely. Behind her stood her parents, a pleasant-looking couple who were also smiling. They held out their hands and said, '</w:t>
+                  </w:r>
+                  <w:proofErr w:type="spellStart"/>
+                  <w:r>
+                    <w:rPr>
+                      <w:rFonts w:ascii="Source Sans 3" w:hAnsi="Source Sans 3"/>
+                      <w:sz w:val="23"/>
+                      <w:szCs w:val="23"/>
+                    </w:rPr>
+                    <w:t>Wilkommen</w:t>
+                  </w:r>
+                  <w:proofErr w:type="spellEnd"/>
+                  <w:r>
+                    <w:rPr>
+                      <w:rFonts w:ascii="Source Sans 3" w:hAnsi="Source Sans 3"/>
+                      <w:sz w:val="23"/>
+                      <w:szCs w:val="23"/>
+                    </w:rPr>
+                    <w:t xml:space="preserve"> in Deutschland. Welcome to Germany."</w:t>
                   </w:r>
                 </w:p>
               </w:tc>
@@ -5210,12 +5211,10 @@
                 </w:tcPr>
                 <w:p>
                   <w:pPr>
-                    <w:spacing w:after="0" w:line="240" w:lineRule="auto"/>
                     <w:rPr>
                       <w:rFonts w:ascii="Source Sans 3" w:hAnsi="Source Sans 3"/>
                       <w:sz w:val="23"/>
                       <w:szCs w:val="23"/>
-                      <w:lang w:bidi="ar-SA"/>
                     </w:rPr>
                   </w:pPr>
                   <w:r>
@@ -5224,22 +5223,39 @@
                       <w:sz w:val="23"/>
                       <w:szCs w:val="23"/>
                     </w:rPr>
-                    <w:t>I spent three happy weeks with the Schmitt family. Brigitte had an elder brother, Hendrik, and a younger sister, Lisa. They had two cats, Ping and Pong, who sat on my lap as I looked into the fire in the evenings. The whole family were kind and welcoming. My room was cosy and warm and looked out onto a forest. The fresh clean smell of the trees</w:t>
-                  </w:r>
+                    <w:t xml:space="preserve">I spent three happy weeks with the Schmitt family. Brigitte had an elder brother, Hendrik, and a younger sister, Lisa. They had two cats, Ping and Pong, who sat on my lap as I looked into the fire in the evenings. The whole family were kind and welcoming. My room was </w:t>
+                  </w:r>
+                  <w:proofErr w:type="spellStart"/>
                   <w:r>
                     <w:rPr>
                       <w:rFonts w:ascii="Source Sans 3" w:hAnsi="Source Sans 3"/>
                       <w:sz w:val="23"/>
                       <w:szCs w:val="23"/>
                     </w:rPr>
-                    <w:t xml:space="preserve"> </w:t>
-                  </w:r>
+                    <w:t>cosy</w:t>
+                  </w:r>
+                  <w:proofErr w:type="spellEnd"/>
                   <w:r>
                     <w:rPr>
                       <w:rFonts w:ascii="Source Sans 3" w:hAnsi="Source Sans 3"/>
                       <w:sz w:val="23"/>
                       <w:szCs w:val="23"/>
-                      <w:lang w:bidi="ar-SA"/>
+                    </w:rPr>
+                    <w:t xml:space="preserve"> and warm and looked out onto a forest. The fresh clean smell of the trees</w:t>
+                  </w:r>
+                  <w:r>
+                    <w:rPr>
+                      <w:rFonts w:ascii="Source Sans 3" w:hAnsi="Source Sans 3"/>
+                      <w:sz w:val="23"/>
+                      <w:szCs w:val="23"/>
+                    </w:rPr>
+                    <w:t xml:space="preserve"> </w:t>
+                  </w:r>
+                  <w:r>
+                    <w:rPr>
+                      <w:rFonts w:ascii="Source Sans 3" w:hAnsi="Source Sans 3"/>
+                      <w:sz w:val="23"/>
+                      <w:szCs w:val="23"/>
                     </w:rPr>
                     <w:t>and of apples baking in the oven became familiar and comforting, like the smells of home. I learnt in those three weeks that you can feel at home anywhere that people are kind to you.</w:t>
                   </w:r>
@@ -5661,7 +5677,6 @@
                 <w:ilvl w:val="0"/>
                 <w:numId w:val="1"/>
               </w:numPr>
-              <w:ind w:left="284" w:hanging="284"/>
               <w:rPr>
                 <w:rFonts w:ascii="Source Sans 3" w:hAnsi="Source Sans 3"/>
                 <w:sz w:val="23"/>
@@ -5674,7 +5689,7 @@
                 <w:sz w:val="23"/>
                 <w:szCs w:val="23"/>
               </w:rPr>
-              <w:t>describe a process (Writing Part 1)</w:t>
+              <w:t>describe changes over time as shown on a map</w:t>
             </w:r>
           </w:p>
           <w:p>
@@ -5684,7 +5699,6 @@
                 <w:ilvl w:val="0"/>
                 <w:numId w:val="1"/>
               </w:numPr>
-              <w:ind w:left="284" w:hanging="284"/>
               <w:rPr>
                 <w:rFonts w:ascii="Source Sans 3" w:hAnsi="Source Sans 3"/>
                 <w:sz w:val="23"/>
@@ -5697,7 +5711,7 @@
                 <w:sz w:val="23"/>
                 <w:szCs w:val="23"/>
               </w:rPr>
-              <w:t>use sequencing expressions to describe the order of stages in a process</w:t>
+              <w:t>use prepositions to explain location</w:t>
             </w:r>
           </w:p>
           <w:p>
@@ -5707,42 +5721,18 @@
                 <w:ilvl w:val="0"/>
                 <w:numId w:val="1"/>
               </w:numPr>
-              <w:ind w:left="284" w:hanging="284"/>
+              <w:rPr>
+                <w:sz w:val="26"/>
+                <w:szCs w:val="26"/>
+              </w:rPr>
+            </w:pPr>
+            <w:r>
               <w:rPr>
                 <w:rFonts w:ascii="Source Sans 3" w:hAnsi="Source Sans 3"/>
                 <w:sz w:val="23"/>
                 <w:szCs w:val="23"/>
               </w:rPr>
-            </w:pPr>
-            <w:r>
-              <w:rPr>
-                <w:rFonts w:ascii="Source Sans 3" w:hAnsi="Source Sans 3"/>
-                <w:sz w:val="23"/>
-                <w:szCs w:val="23"/>
-              </w:rPr>
-              <w:t>use the present simple passive to describe a process</w:t>
-            </w:r>
-          </w:p>
-          <w:p>
-            <w:pPr>
-              <w:pStyle w:val="ListParagraph"/>
-              <w:numPr>
-                <w:ilvl w:val="0"/>
-                <w:numId w:val="1"/>
-              </w:numPr>
-              <w:ind w:left="284" w:hanging="284"/>
-              <w:rPr>
-                <w:sz w:val="26"/>
-                <w:szCs w:val="26"/>
-              </w:rPr>
-            </w:pPr>
-            <w:r>
-              <w:rPr>
-                <w:rFonts w:ascii="Source Sans 3" w:hAnsi="Source Sans 3"/>
-                <w:sz w:val="23"/>
-                <w:szCs w:val="23"/>
-              </w:rPr>
-              <w:t>write an introduction and overview.</w:t>
+              <w:t>use past tense verb forms (active and passive) to describe change.</w:t>
             </w:r>
           </w:p>
         </w:tc>
@@ -5830,14 +5820,12 @@
       </w:tblPr>
       <w:tblGrid>
         <w:gridCol w:w="650"/>
-        <w:gridCol w:w="6828"/>
-        <w:gridCol w:w="1877"/>
-        <w:gridCol w:w="4957"/>
+        <w:gridCol w:w="13662"/>
       </w:tblGrid>
       <w:tr>
         <w:tc>
           <w:tcPr>
-            <w:tcW w:w="582" w:type="dxa"/>
+            <w:tcW w:w="650" w:type="dxa"/>
           </w:tcPr>
           <w:tbl>
             <w:tblPr>
@@ -5897,9 +5885,210 @@
         </w:tc>
         <w:tc>
           <w:tcPr>
-            <w:tcW w:w="13730" w:type="dxa"/>
-            <w:gridSpan w:val="3"/>
+            <w:tcW w:w="13662" w:type="dxa"/>
           </w:tcPr>
+          <w:p>
+            <w:pPr>
+              <w:pStyle w:val="SS3-115"/>
+              <w:rPr>
+                <w:rFonts w:ascii="Source Sans 3 Medium" w:hAnsi="Source Sans 3 Medium"/>
+                <w:b/>
+                <w:bCs/>
+                <w:color w:val="101312"/>
+                <w:spacing w:val="-2"/>
+                <w:w w:val="105"/>
+              </w:rPr>
+            </w:pPr>
+            <w:r>
+              <w:rPr>
+                <w:rFonts w:ascii="Source Sans 3 Medium" w:hAnsi="Source Sans 3 Medium"/>
+                <w:b/>
+                <w:bCs/>
+              </w:rPr>
+              <w:t>Which of these facilities do you expect to find on a university campus?</w:t>
+            </w:r>
+          </w:p>
+          <w:tbl>
+            <w:tblPr>
+              <w:tblStyle w:val="CommonTable"/>
+              <w:tblW w:w="0" w:type="auto"/>
+              <w:tblBorders>
+                <w:top w:val="single" w:sz="18" w:space="0" w:color="E9DB85"/>
+                <w:left w:val="single" w:sz="18" w:space="0" w:color="E9DB85"/>
+                <w:bottom w:val="single" w:sz="18" w:space="0" w:color="E9DB85"/>
+                <w:right w:val="single" w:sz="18" w:space="0" w:color="E9DB85"/>
+                <w:insideH w:val="none" w:sz="0" w:space="0" w:color="auto"/>
+                <w:insideV w:val="none" w:sz="0" w:space="0" w:color="auto"/>
+              </w:tblBorders>
+              <w:tblLook w:val="04A0" w:firstRow="1" w:lastRow="0" w:firstColumn="1" w:lastColumn="0" w:noHBand="0" w:noVBand="1"/>
+            </w:tblPr>
+            <w:tblGrid>
+              <w:gridCol w:w="778"/>
+              <w:gridCol w:w="1236"/>
+              <w:gridCol w:w="1471"/>
+              <w:gridCol w:w="1876"/>
+            </w:tblGrid>
+            <w:tr>
+              <w:tc>
+                <w:tcPr>
+                  <w:tcW w:w="0" w:type="auto"/>
+                </w:tcPr>
+                <w:p>
+                  <w:pPr>
+                    <w:rPr>
+                      <w:rStyle w:val="BlankWord1"/>
+                      <w:iCs/>
+                      <w:szCs w:val="23"/>
+                      <w:bdr w:val="none" w:sz="0" w:space="0" w:color="auto"/>
+                      <w:shd w:val="clear" w:color="auto" w:fill="auto"/>
+                      <w14:textOutline w14:w="0" w14:cap="rnd" w14:cmpd="sng" w14:algn="ctr">
+                        <w14:noFill/>
+                        <w14:prstDash w14:val="solid"/>
+                        <w14:bevel/>
+                      </w14:textOutline>
+                    </w:rPr>
+                  </w:pPr>
+                  <w:r>
+                    <w:t>bank</w:t>
+                  </w:r>
+                </w:p>
+              </w:tc>
+              <w:tc>
+                <w:tcPr>
+                  <w:tcW w:w="0" w:type="auto"/>
+                </w:tcPr>
+                <w:p>
+                  <w:r>
+                    <w:t>bus stop</w:t>
+                  </w:r>
+                </w:p>
+              </w:tc>
+              <w:tc>
+                <w:tcPr>
+                  <w:tcW w:w="0" w:type="auto"/>
+                </w:tcPr>
+                <w:p>
+                  <w:r>
+                    <w:t>car park</w:t>
+                  </w:r>
+                </w:p>
+              </w:tc>
+              <w:tc>
+                <w:tcPr>
+                  <w:tcW w:w="0" w:type="auto"/>
+                </w:tcPr>
+                <w:p>
+                  <w:r>
+                    <w:t>halls of residence</w:t>
+                  </w:r>
+                </w:p>
+              </w:tc>
+            </w:tr>
+            <w:tr>
+              <w:tc>
+                <w:tcPr>
+                  <w:tcW w:w="0" w:type="auto"/>
+                </w:tcPr>
+                <w:p>
+                  <w:pPr>
+                    <w:rPr>
+                      <w:sz w:val="23"/>
+                      <w:szCs w:val="23"/>
+                    </w:rPr>
+                  </w:pPr>
+                  <w:r>
+                    <w:rPr>
+                      <w:sz w:val="23"/>
+                      <w:szCs w:val="23"/>
+                    </w:rPr>
+                    <w:t>gym</w:t>
+                  </w:r>
+                </w:p>
+              </w:tc>
+              <w:tc>
+                <w:tcPr>
+                  <w:tcW w:w="0" w:type="auto"/>
+                </w:tcPr>
+                <w:p>
+                  <w:r>
+                    <w:t>library</w:t>
+                  </w:r>
+                </w:p>
+              </w:tc>
+              <w:tc>
+                <w:tcPr>
+                  <w:tcW w:w="0" w:type="auto"/>
+                </w:tcPr>
+                <w:p>
+                  <w:r>
+                    <w:t>laboratories</w:t>
+                  </w:r>
+                </w:p>
+              </w:tc>
+              <w:tc>
+                <w:tcPr>
+                  <w:tcW w:w="0" w:type="auto"/>
+                </w:tcPr>
+                <w:p>
+                  <w:r>
+                    <w:t>lecture theatres</w:t>
+                  </w:r>
+                </w:p>
+              </w:tc>
+            </w:tr>
+            <w:tr>
+              <w:tc>
+                <w:tcPr>
+                  <w:tcW w:w="0" w:type="auto"/>
+                </w:tcPr>
+                <w:p>
+                  <w:pPr>
+                    <w:rPr>
+                      <w:sz w:val="23"/>
+                      <w:szCs w:val="23"/>
+                    </w:rPr>
+                  </w:pPr>
+                  <w:r>
+                    <w:rPr>
+                      <w:sz w:val="23"/>
+                      <w:szCs w:val="23"/>
+                    </w:rPr>
+                    <w:t>cafés</w:t>
+                  </w:r>
+                </w:p>
+              </w:tc>
+              <w:tc>
+                <w:tcPr>
+                  <w:tcW w:w="0" w:type="auto"/>
+                </w:tcPr>
+                <w:p>
+                  <w:r>
+                    <w:t>post office</w:t>
+                  </w:r>
+                </w:p>
+              </w:tc>
+              <w:tc>
+                <w:tcPr>
+                  <w:tcW w:w="0" w:type="auto"/>
+                </w:tcPr>
+                <w:p>
+                  <w:r>
+                    <w:t>tennis courts</w:t>
+                  </w:r>
+                </w:p>
+              </w:tc>
+              <w:tc>
+                <w:tcPr>
+                  <w:tcW w:w="0" w:type="auto"/>
+                </w:tcPr>
+                <w:p>
+                  <w:r>
+                    <w:t>recreation area</w:t>
+                  </w:r>
+                </w:p>
+              </w:tc>
+            </w:tr>
+          </w:tbl>
           <w:p>
             <w:pPr>
               <w:spacing w:after="120"/>
@@ -5916,23 +6105,13 @@
                 </w14:textOutline>
               </w:rPr>
             </w:pPr>
-            <w:r>
-              <w:rPr>
-                <w:rFonts w:ascii="Source Sans 3 Medium" w:hAnsi="Source Sans 3 Medium"/>
-                <w:b/>
-                <w:bCs/>
-                <w:sz w:val="23"/>
-                <w:szCs w:val="23"/>
-              </w:rPr>
-              <w:t>What foods do you eat at a family celebration? Do you know how to prepare them? Do you need any special equipment?</w:t>
-            </w:r>
           </w:p>
         </w:tc>
       </w:tr>
       <w:tr>
         <w:tc>
           <w:tcPr>
-            <w:tcW w:w="582" w:type="dxa"/>
+            <w:tcW w:w="650" w:type="dxa"/>
           </w:tcPr>
           <w:tbl>
             <w:tblPr>
@@ -5988,8 +6167,7 @@
         </w:tc>
         <w:tc>
           <w:tcPr>
-            <w:tcW w:w="8769" w:type="dxa"/>
-            <w:gridSpan w:val="2"/>
+            <w:tcW w:w="13662" w:type="dxa"/>
           </w:tcPr>
           <w:p>
             <w:pPr>
@@ -6010,85 +6188,53 @@
                 <w:sz w:val="23"/>
                 <w:szCs w:val="23"/>
               </w:rPr>
-              <w:t>In Sri Lanka, a family meal often includes stringhoppers. To make stringhoppers you need some special equipment. Choose the best description of each piece of equipment.</w:t>
-            </w:r>
-          </w:p>
-          <w:p>
-            <w:pPr>
-              <w:pStyle w:val="SS3-115"/>
-            </w:pPr>
-          </w:p>
-        </w:tc>
-        <w:tc>
-          <w:tcPr>
-            <w:tcW w:w="4961" w:type="dxa"/>
-          </w:tcPr>
-          <w:p>
-            <w:pPr>
-              <w:pStyle w:val="SS3-115"/>
-              <w:jc w:val="right"/>
-            </w:pPr>
-            <w:r>
-              <w:rPr>
-                <w:noProof/>
-              </w:rPr>
-              <w:drawing>
-                <wp:inline distT="0" distB="0" distL="0" distR="0" wp14:anchorId="7A09D339" wp14:editId="65F9314F">
-                  <wp:extent cx="2800350" cy="2505075"/>
-                  <wp:effectExtent l="0" t="0" r="0" b="9525"/>
-                  <wp:docPr id="1" name="Picture 1"/>
-                  <wp:cNvGraphicFramePr>
-                    <a:graphicFrameLocks xmlns:a="http://schemas.openxmlformats.org/drawingml/2006/main" noChangeAspect="1"/>
-                  </wp:cNvGraphicFramePr>
-                  <a:graphic xmlns:a="http://schemas.openxmlformats.org/drawingml/2006/main">
-                    <a:graphicData uri="http://schemas.openxmlformats.org/drawingml/2006/picture">
-                      <pic:pic xmlns:pic="http://schemas.openxmlformats.org/drawingml/2006/picture">
-                        <pic:nvPicPr>
-                          <pic:cNvPr id="1" name=""/>
-                          <pic:cNvPicPr/>
-                        </pic:nvPicPr>
-                        <pic:blipFill>
-                          <a:blip r:embed="rId14"/>
-                          <a:stretch>
-                            <a:fillRect/>
-                          </a:stretch>
-                        </pic:blipFill>
-                        <pic:spPr>
-                          <a:xfrm>
-                            <a:off x="0" y="0"/>
-                            <a:ext cx="2800350" cy="2505075"/>
-                          </a:xfrm>
-                          <a:prstGeom prst="rect">
-                            <a:avLst/>
-                          </a:prstGeom>
-                        </pic:spPr>
-                      </pic:pic>
-                    </a:graphicData>
-                  </a:graphic>
-                </wp:inline>
-              </w:drawing>
-            </w:r>
-          </w:p>
-        </w:tc>
-      </w:tr>
-      <w:tr>
-        <w:tc>
-          <w:tcPr>
-            <w:tcW w:w="582" w:type="dxa"/>
-          </w:tcPr>
-          <w:p>
-            <w:pPr>
-              <w:rPr>
-                <w:bCs/>
-                <w:szCs w:val="26"/>
-              </w:rPr>
-            </w:pPr>
-          </w:p>
-        </w:tc>
-        <w:tc>
-          <w:tcPr>
-            <w:tcW w:w="6865" w:type="dxa"/>
-          </w:tcPr>
+              <w:t xml:space="preserve">In Sri Lanka, a family meal often includes </w:t>
+            </w:r>
+            <w:proofErr w:type="spellStart"/>
+            <w:r>
+              <w:rPr>
+                <w:rFonts w:ascii="Source Sans 3 Medium" w:hAnsi="Source Sans 3 Medium"/>
+                <w:b/>
+                <w:bCs/>
+                <w:sz w:val="23"/>
+                <w:szCs w:val="23"/>
+              </w:rPr>
+              <w:t>stringhoppers</w:t>
+            </w:r>
+            <w:proofErr w:type="spellEnd"/>
+            <w:r>
+              <w:rPr>
+                <w:rFonts w:ascii="Source Sans 3 Medium" w:hAnsi="Source Sans 3 Medium"/>
+                <w:b/>
+                <w:bCs/>
+                <w:sz w:val="23"/>
+                <w:szCs w:val="23"/>
+              </w:rPr>
+              <w:t xml:space="preserve">. To make </w:t>
+            </w:r>
+            <w:proofErr w:type="spellStart"/>
+            <w:r>
+              <w:rPr>
+                <w:rFonts w:ascii="Source Sans 3 Medium" w:hAnsi="Source Sans 3 Medium"/>
+                <w:b/>
+                <w:bCs/>
+                <w:sz w:val="23"/>
+                <w:szCs w:val="23"/>
+              </w:rPr>
+              <w:t>stringhoppers</w:t>
+            </w:r>
+            <w:proofErr w:type="spellEnd"/>
+            <w:r>
+              <w:rPr>
+                <w:rFonts w:ascii="Source Sans 3 Medium" w:hAnsi="Source Sans 3 Medium"/>
+                <w:b/>
+                <w:bCs/>
+                <w:sz w:val="23"/>
+                <w:szCs w:val="23"/>
+              </w:rPr>
+              <w:t xml:space="preserve"> you need some special equipment. Choose the best description of each piece of equipment.</w:t>
+            </w:r>
+          </w:p>
           <w:tbl>
             <w:tblPr>
               <w:tblStyle w:val="CommonTable"/>
@@ -6096,27 +6242,227 @@
               <w:tblLook w:val="04A0" w:firstRow="1" w:lastRow="0" w:firstColumn="1" w:lastColumn="0" w:noHBand="0" w:noVBand="1"/>
             </w:tblPr>
             <w:tblGrid>
-              <w:gridCol w:w="2114"/>
-              <w:gridCol w:w="4410"/>
+              <w:gridCol w:w="5354"/>
+              <w:gridCol w:w="5324"/>
             </w:tblGrid>
             <w:tr>
               <w:tc>
                 <w:tcPr>
-                  <w:tcW w:w="2099" w:type="dxa"/>
+                  <w:tcW w:w="0" w:type="auto"/>
                 </w:tcPr>
                 <w:p>
                   <w:pPr>
                     <w:pStyle w:val="SS3-115"/>
+                    <w:spacing w:after="0"/>
+                    <w:rPr>
+                      <w:sz w:val="21"/>
+                      <w:szCs w:val="21"/>
+                    </w:rPr>
                   </w:pPr>
-                  <w:r>
-                    <w:rPr>
-                      <w:noProof/>
+                  <w:proofErr w:type="spellStart"/>
+                  <w:r>
+                    <w:rPr>
+                      <w:sz w:val="21"/>
+                      <w:szCs w:val="21"/>
+                    </w:rPr>
+                    <w:t>Sunnyhills</w:t>
+                  </w:r>
+                  <w:proofErr w:type="spellEnd"/>
+                  <w:r>
+                    <w:rPr>
+                      <w:sz w:val="21"/>
+                      <w:szCs w:val="21"/>
+                    </w:rPr>
+                    <w:t xml:space="preserve"> University 1995</w:t>
+                  </w:r>
+                </w:p>
+                <w:p>
+                  <w:pPr>
+                    <w:pStyle w:val="SS3-115"/>
+                    <w:spacing w:after="0"/>
+                    <w:rPr>
+                      <w:sz w:val="21"/>
+                      <w:szCs w:val="21"/>
+                    </w:rPr>
+                  </w:pPr>
+                  <w:r>
+                    <w:rPr>
+                      <w:sz w:val="21"/>
+                      <w:szCs w:val="21"/>
                     </w:rPr>
                     <w:drawing>
-                      <wp:inline distT="0" distB="0" distL="0" distR="0" wp14:anchorId="1710E67D" wp14:editId="7E67087F">
-                        <wp:extent cx="1162050" cy="923925"/>
-                        <wp:effectExtent l="0" t="0" r="0" b="9525"/>
-                        <wp:docPr id="1631443130" name="Picture 1631443130"/>
+                      <wp:inline distT="0" distB="0" distL="0" distR="0" wp14:anchorId="26DA59CC" wp14:editId="21B3B064">
+                        <wp:extent cx="3209925" cy="2352675"/>
+                        <wp:effectExtent l="0" t="0" r="9525" b="9525"/>
+                        <wp:docPr id="27" name="Picture 27"/>
+                        <wp:cNvGraphicFramePr>
+                          <a:graphicFrameLocks xmlns:a="http://schemas.openxmlformats.org/drawingml/2006/main" noChangeAspect="1"/>
+                        </wp:cNvGraphicFramePr>
+                        <a:graphic xmlns:a="http://schemas.openxmlformats.org/drawingml/2006/main">
+                          <a:graphicData uri="http://schemas.openxmlformats.org/drawingml/2006/picture">
+                            <pic:pic xmlns:pic="http://schemas.openxmlformats.org/drawingml/2006/picture">
+                              <pic:nvPicPr>
+                                <pic:cNvPr id="1" name=""/>
+                                <pic:cNvPicPr/>
+                              </pic:nvPicPr>
+                              <pic:blipFill>
+                                <a:blip r:embed="rId14"/>
+                                <a:stretch>
+                                  <a:fillRect/>
+                                </a:stretch>
+                              </pic:blipFill>
+                              <pic:spPr>
+                                <a:xfrm>
+                                  <a:off x="0" y="0"/>
+                                  <a:ext cx="3209925" cy="2352675"/>
+                                </a:xfrm>
+                                <a:prstGeom prst="rect">
+                                  <a:avLst/>
+                                </a:prstGeom>
+                              </pic:spPr>
+                            </pic:pic>
+                          </a:graphicData>
+                        </a:graphic>
+                      </wp:inline>
+                    </w:drawing>
+                  </w:r>
+                </w:p>
+                <w:p>
+                  <w:pPr>
+                    <w:pStyle w:val="SS3-115"/>
+                    <w:spacing w:after="0"/>
+                    <w:rPr>
+                      <w:sz w:val="21"/>
+                      <w:szCs w:val="21"/>
+                    </w:rPr>
+                  </w:pPr>
+                  <w:r>
+                    <w:rPr>
+                      <w:sz w:val="21"/>
+                      <w:szCs w:val="21"/>
+                    </w:rPr>
+                    <w:t>STUDENTS</w:t>
+                  </w:r>
+                  <w:r>
+                    <w:rPr>
+                      <w:sz w:val="21"/>
+                      <w:szCs w:val="21"/>
+                    </w:rPr>
+                    <w:t>'</w:t>
+                  </w:r>
+                  <w:r>
+                    <w:rPr>
+                      <w:sz w:val="21"/>
+                      <w:szCs w:val="21"/>
+                    </w:rPr>
+                    <w:t xml:space="preserve"> </w:t>
+                  </w:r>
+                  <w:r>
+                    <w:rPr>
+                      <w:sz w:val="21"/>
+                      <w:szCs w:val="21"/>
+                    </w:rPr>
+                    <w:t>UNION</w:t>
+                  </w:r>
+                </w:p>
+                <w:p>
+                  <w:pPr>
+                    <w:pStyle w:val="SS3-115"/>
+                    <w:spacing w:after="0"/>
+                    <w:rPr>
+                      <w:sz w:val="21"/>
+                      <w:szCs w:val="21"/>
+                    </w:rPr>
+                  </w:pPr>
+                  <w:r>
+                    <w:rPr>
+                      <w:sz w:val="21"/>
+                      <w:szCs w:val="21"/>
+                    </w:rPr>
+                    <w:t>MAIN RECEPTION</w:t>
+                  </w:r>
+                </w:p>
+                <w:p>
+                  <w:pPr>
+                    <w:pStyle w:val="SS3-115"/>
+                    <w:spacing w:after="0"/>
+                    <w:rPr>
+                      <w:sz w:val="21"/>
+                      <w:szCs w:val="21"/>
+                    </w:rPr>
+                  </w:pPr>
+                  <w:r>
+                    <w:rPr>
+                      <w:sz w:val="21"/>
+                      <w:szCs w:val="21"/>
+                    </w:rPr>
+                    <w:t>FOOTBA</w:t>
+                  </w:r>
+                  <w:r>
+                    <w:rPr>
+                      <w:sz w:val="21"/>
+                      <w:szCs w:val="21"/>
+                    </w:rPr>
+                    <w:t>L</w:t>
+                  </w:r>
+                  <w:r>
+                    <w:rPr>
+                      <w:sz w:val="21"/>
+                      <w:szCs w:val="21"/>
+                    </w:rPr>
+                    <w:t xml:space="preserve"> PICH</w:t>
+                  </w:r>
+                </w:p>
+              </w:tc>
+              <w:tc>
+                <w:tcPr>
+                  <w:tcW w:w="0" w:type="auto"/>
+                </w:tcPr>
+                <w:p>
+                  <w:pPr>
+                    <w:pStyle w:val="SS3-115"/>
+                    <w:spacing w:after="0"/>
+                    <w:rPr>
+                      <w:sz w:val="21"/>
+                      <w:szCs w:val="21"/>
+                    </w:rPr>
+                  </w:pPr>
+                  <w:proofErr w:type="spellStart"/>
+                  <w:r>
+                    <w:rPr>
+                      <w:sz w:val="21"/>
+                      <w:szCs w:val="21"/>
+                    </w:rPr>
+                    <w:t>Sunnyhills</w:t>
+                  </w:r>
+                  <w:proofErr w:type="spellEnd"/>
+                  <w:r>
+                    <w:rPr>
+                      <w:sz w:val="21"/>
+                      <w:szCs w:val="21"/>
+                    </w:rPr>
+                    <w:t xml:space="preserve"> University today</w:t>
+                  </w:r>
+                </w:p>
+                <w:p>
+                  <w:pPr>
+                    <w:pStyle w:val="SS3-115"/>
+                    <w:spacing w:after="0"/>
+                    <w:rPr>
+                      <w:sz w:val="21"/>
+                      <w:szCs w:val="21"/>
+                    </w:rPr>
+                  </w:pPr>
+                  <w:r>
+                    <w:rPr>
+                      <w:sz w:val="21"/>
+                      <w:szCs w:val="21"/>
+                    </w:rPr>
+                    <w:drawing>
+                      <wp:inline distT="0" distB="0" distL="0" distR="0" wp14:anchorId="0582B889" wp14:editId="02EE08D6">
+                        <wp:extent cx="3190875" cy="2333625"/>
+                        <wp:effectExtent l="0" t="0" r="9525" b="9525"/>
+                        <wp:docPr id="28" name="Picture 28"/>
                         <wp:cNvGraphicFramePr>
                           <a:graphicFrameLocks xmlns:a="http://schemas.openxmlformats.org/drawingml/2006/main" noChangeAspect="1"/>
                         </wp:cNvGraphicFramePr>
@@ -6136,7 +6482,7 @@
                               <pic:spPr>
                                 <a:xfrm>
                                   <a:off x="0" y="0"/>
-                                  <a:ext cx="1162050" cy="923925"/>
+                                  <a:ext cx="3190875" cy="2333625"/>
                                 </a:xfrm>
                                 <a:prstGeom prst="rect">
                                   <a:avLst/>
@@ -6149,60 +6495,89 @@
                     </w:drawing>
                   </w:r>
                 </w:p>
-              </w:tc>
-              <w:tc>
-                <w:tcPr>
-                  <w:tcW w:w="4572" w:type="dxa"/>
-                </w:tcPr>
                 <w:p>
                   <w:pPr>
                     <w:pStyle w:val="SS3-115"/>
-                    <w:numPr>
-                      <w:ilvl w:val="0"/>
-                      <w:numId w:val="18"/>
-                    </w:numPr>
+                    <w:spacing w:after="0"/>
+                    <w:rPr>
+                      <w:sz w:val="21"/>
+                      <w:szCs w:val="21"/>
+                    </w:rPr>
                   </w:pPr>
                   <w:r>
-                    <w:t>Stringhopper press</w:t>
+                    <w:rPr>
+                      <w:sz w:val="21"/>
+                      <w:szCs w:val="21"/>
+                    </w:rPr>
+                    <w:t>MAIN RECEPTION</w:t>
                   </w:r>
                 </w:p>
                 <w:p>
                   <w:pPr>
                     <w:pStyle w:val="SS3-115"/>
-                    <w:numPr>
-                      <w:ilvl w:val="0"/>
-                      <w:numId w:val="17"/>
-                    </w:numPr>
-                    <w:ind w:left="454" w:hanging="284"/>
+                    <w:spacing w:after="0"/>
+                    <w:rPr>
+                      <w:sz w:val="21"/>
+                      <w:szCs w:val="21"/>
+                    </w:rPr>
                   </w:pPr>
                   <w:r>
-                    <w:t>It has two parts which are different in shape but the same size. It is made of a light material such as plastic.</w:t>
+                    <w:rPr>
+                      <w:sz w:val="21"/>
+                      <w:szCs w:val="21"/>
+                    </w:rPr>
+                    <w:t>SQUASH COURTS/GYM</w:t>
                   </w:r>
                 </w:p>
                 <w:p>
                   <w:pPr>
                     <w:pStyle w:val="SS3-115"/>
-                    <w:numPr>
-                      <w:ilvl w:val="0"/>
-                      <w:numId w:val="17"/>
-                    </w:numPr>
-                    <w:ind w:left="454" w:hanging="284"/>
+                    <w:spacing w:after="0"/>
+                    <w:rPr>
+                      <w:sz w:val="21"/>
+                      <w:szCs w:val="21"/>
+                    </w:rPr>
                   </w:pPr>
                   <w:r>
-                    <w:t>It's made of heavy metal and has two parts which are similar in shape. The centre is round and there are handles on each side. One part fits into the other.</w:t>
+                    <w:rPr>
+                      <w:sz w:val="21"/>
+                      <w:szCs w:val="21"/>
+                    </w:rPr>
+                    <w:t>HALLS OF RESIDENCE</w:t>
                   </w:r>
                 </w:p>
                 <w:p>
                   <w:pPr>
                     <w:pStyle w:val="SS3-115"/>
-                    <w:numPr>
-                      <w:ilvl w:val="0"/>
-                      <w:numId w:val="17"/>
-                    </w:numPr>
-                    <w:ind w:left="454" w:hanging="284"/>
+                    <w:spacing w:after="0"/>
+                    <w:rPr>
+                      <w:sz w:val="21"/>
+                      <w:szCs w:val="21"/>
+                    </w:rPr>
                   </w:pPr>
                   <w:r>
-                    <w:t>It has two parts and one goes on top of the other. It is square in shape and made of wood.</w:t>
+                    <w:rPr>
+                      <w:sz w:val="21"/>
+                      <w:szCs w:val="21"/>
+                    </w:rPr>
+                    <w:t>TABLE TENNIS TABLES</w:t>
+                  </w:r>
+                </w:p>
+                <w:p>
+                  <w:pPr>
+                    <w:pStyle w:val="SS3-115"/>
+                    <w:spacing w:after="0"/>
+                    <w:rPr>
+                      <w:sz w:val="21"/>
+                      <w:szCs w:val="21"/>
+                    </w:rPr>
+                  </w:pPr>
+                  <w:r>
+                    <w:rPr>
+                      <w:sz w:val="21"/>
+                      <w:szCs w:val="21"/>
+                    </w:rPr>
+                    <w:t>LABORATORIESPOND</w:t>
                   </w:r>
                 </w:p>
               </w:tc>
@@ -6211,23 +6586,6 @@
           <w:p>
             <w:pPr>
               <w:pStyle w:val="SS3-115"/>
-              <w:rPr>
-                <w:noProof/>
-              </w:rPr>
-            </w:pPr>
-          </w:p>
-        </w:tc>
-        <w:tc>
-          <w:tcPr>
-            <w:tcW w:w="6865" w:type="dxa"/>
-            <w:gridSpan w:val="2"/>
-          </w:tcPr>
-          <w:p>
-            <w:pPr>
-              <w:pStyle w:val="SS3-115"/>
-              <w:rPr>
-                <w:noProof/>
-              </w:rPr>
             </w:pPr>
           </w:p>
         </w:tc>
@@ -6235,7 +6593,7 @@
       <w:tr>
         <w:tc>
           <w:tcPr>
-            <w:tcW w:w="582" w:type="dxa"/>
+            <w:tcW w:w="650" w:type="dxa"/>
           </w:tcPr>
           <w:p>
             <w:pPr>
@@ -6248,266 +6606,14 @@
         </w:tc>
         <w:tc>
           <w:tcPr>
-            <w:tcW w:w="6865" w:type="dxa"/>
+            <w:tcW w:w="13662" w:type="dxa"/>
           </w:tcPr>
-          <w:tbl>
-            <w:tblPr>
-              <w:tblStyle w:val="CommonTable"/>
-              <w:tblW w:w="0" w:type="auto"/>
-              <w:tblLook w:val="04A0" w:firstRow="1" w:lastRow="0" w:firstColumn="1" w:lastColumn="0" w:noHBand="0" w:noVBand="1"/>
-            </w:tblPr>
-            <w:tblGrid>
-              <w:gridCol w:w="2086"/>
-              <w:gridCol w:w="4438"/>
-            </w:tblGrid>
-            <w:tr>
-              <w:tc>
-                <w:tcPr>
-                  <w:tcW w:w="2099" w:type="dxa"/>
-                </w:tcPr>
-                <w:p>
-                  <w:pPr>
-                    <w:pStyle w:val="SS3-115"/>
-                  </w:pPr>
-                  <w:r>
-                    <w:rPr>
-                      <w:noProof/>
-                    </w:rPr>
-                    <w:drawing>
-                      <wp:inline distT="0" distB="0" distL="0" distR="0" wp14:anchorId="14EB8EA1" wp14:editId="2BCB603A">
-                        <wp:extent cx="1057275" cy="962025"/>
-                        <wp:effectExtent l="0" t="0" r="9525" b="9525"/>
-                        <wp:docPr id="1085385341" name="Picture 1085385341"/>
-                        <wp:cNvGraphicFramePr>
-                          <a:graphicFrameLocks xmlns:a="http://schemas.openxmlformats.org/drawingml/2006/main" noChangeAspect="1"/>
-                        </wp:cNvGraphicFramePr>
-                        <a:graphic xmlns:a="http://schemas.openxmlformats.org/drawingml/2006/main">
-                          <a:graphicData uri="http://schemas.openxmlformats.org/drawingml/2006/picture">
-                            <pic:pic xmlns:pic="http://schemas.openxmlformats.org/drawingml/2006/picture">
-                              <pic:nvPicPr>
-                                <pic:cNvPr id="1" name=""/>
-                                <pic:cNvPicPr/>
-                              </pic:nvPicPr>
-                              <pic:blipFill>
-                                <a:blip r:embed="rId16"/>
-                                <a:stretch>
-                                  <a:fillRect/>
-                                </a:stretch>
-                              </pic:blipFill>
-                              <pic:spPr>
-                                <a:xfrm>
-                                  <a:off x="0" y="0"/>
-                                  <a:ext cx="1057275" cy="962025"/>
-                                </a:xfrm>
-                                <a:prstGeom prst="rect">
-                                  <a:avLst/>
-                                </a:prstGeom>
-                              </pic:spPr>
-                            </pic:pic>
-                          </a:graphicData>
-                        </a:graphic>
-                      </wp:inline>
-                    </w:drawing>
-                  </w:r>
-                </w:p>
-              </w:tc>
-              <w:tc>
-                <w:tcPr>
-                  <w:tcW w:w="4714" w:type="dxa"/>
-                </w:tcPr>
-                <w:p>
-                  <w:pPr>
-                    <w:pStyle w:val="SS3-115"/>
-                    <w:numPr>
-                      <w:ilvl w:val="0"/>
-                      <w:numId w:val="18"/>
-                    </w:numPr>
-                  </w:pPr>
-                  <w:r>
-                    <w:t xml:space="preserve">Stringhopper </w:t>
-                  </w:r>
-                  <w:r>
-                    <w:t>mats</w:t>
-                  </w:r>
-                </w:p>
-                <w:p>
-                  <w:pPr>
-                    <w:pStyle w:val="SS3-115"/>
-                    <w:numPr>
-                      <w:ilvl w:val="0"/>
-                      <w:numId w:val="19"/>
-                    </w:numPr>
-                    <w:ind w:left="454" w:hanging="284"/>
-                  </w:pPr>
-                  <w:r>
-                    <w:t>These are round shallow baskets made of thin pieces of wood. The wood is in a criss-cross pattern to form large holes.</w:t>
-                  </w:r>
-                </w:p>
-                <w:p>
-                  <w:pPr>
-                    <w:pStyle w:val="SS3-115"/>
-                    <w:numPr>
-                      <w:ilvl w:val="0"/>
-                      <w:numId w:val="19"/>
-                    </w:numPr>
-                    <w:ind w:left="454" w:hanging="284"/>
-                  </w:pPr>
-                  <w:r>
-                    <w:t>These are cloth triangles with very small holes in them.</w:t>
-                  </w:r>
-                </w:p>
-                <w:p>
-                  <w:pPr>
-                    <w:pStyle w:val="SS3-115"/>
-                    <w:numPr>
-                      <w:ilvl w:val="0"/>
-                      <w:numId w:val="17"/>
-                    </w:numPr>
-                    <w:ind w:left="454" w:hanging="284"/>
-                  </w:pPr>
-                  <w:r>
-                    <w:t>These are thick pieces of wood with rectangular holes in them.</w:t>
-                  </w:r>
-                </w:p>
-              </w:tc>
-            </w:tr>
-          </w:tbl>
           <w:p>
             <w:pPr>
               <w:pStyle w:val="SS3-115"/>
-            </w:pPr>
-          </w:p>
-        </w:tc>
-        <w:tc>
-          <w:tcPr>
-            <w:tcW w:w="6865" w:type="dxa"/>
-            <w:gridSpan w:val="2"/>
-          </w:tcPr>
-          <w:tbl>
-            <w:tblPr>
-              <w:tblStyle w:val="CommonTable"/>
-              <w:tblW w:w="0" w:type="auto"/>
-              <w:tblLook w:val="04A0" w:firstRow="1" w:lastRow="0" w:firstColumn="1" w:lastColumn="0" w:noHBand="0" w:noVBand="1"/>
-            </w:tblPr>
-            <w:tblGrid>
-              <w:gridCol w:w="2068"/>
-              <w:gridCol w:w="4462"/>
-            </w:tblGrid>
-            <w:tr>
-              <w:tc>
-                <w:tcPr>
-                  <w:tcW w:w="2099" w:type="dxa"/>
-                </w:tcPr>
-                <w:p>
-                  <w:pPr>
-                    <w:pStyle w:val="SS3-115"/>
-                  </w:pPr>
-                  <w:r>
-                    <w:rPr>
-                      <w:noProof/>
-                    </w:rPr>
-                    <w:drawing>
-                      <wp:inline distT="0" distB="0" distL="0" distR="0" wp14:anchorId="5FFB84C6" wp14:editId="4F218575">
-                        <wp:extent cx="923925" cy="1152525"/>
-                        <wp:effectExtent l="0" t="0" r="9525" b="9525"/>
-                        <wp:docPr id="1745539143" name="Picture 1745539143"/>
-                        <wp:cNvGraphicFramePr>
-                          <a:graphicFrameLocks xmlns:a="http://schemas.openxmlformats.org/drawingml/2006/main" noChangeAspect="1"/>
-                        </wp:cNvGraphicFramePr>
-                        <a:graphic xmlns:a="http://schemas.openxmlformats.org/drawingml/2006/main">
-                          <a:graphicData uri="http://schemas.openxmlformats.org/drawingml/2006/picture">
-                            <pic:pic xmlns:pic="http://schemas.openxmlformats.org/drawingml/2006/picture">
-                              <pic:nvPicPr>
-                                <pic:cNvPr id="1" name=""/>
-                                <pic:cNvPicPr/>
-                              </pic:nvPicPr>
-                              <pic:blipFill>
-                                <a:blip r:embed="rId17"/>
-                                <a:stretch>
-                                  <a:fillRect/>
-                                </a:stretch>
-                              </pic:blipFill>
-                              <pic:spPr>
-                                <a:xfrm>
-                                  <a:off x="0" y="0"/>
-                                  <a:ext cx="923925" cy="1152525"/>
-                                </a:xfrm>
-                                <a:prstGeom prst="rect">
-                                  <a:avLst/>
-                                </a:prstGeom>
-                              </pic:spPr>
-                            </pic:pic>
-                          </a:graphicData>
-                        </a:graphic>
-                      </wp:inline>
-                    </w:drawing>
-                  </w:r>
-                </w:p>
-              </w:tc>
-              <w:tc>
-                <w:tcPr>
-                  <w:tcW w:w="4714" w:type="dxa"/>
-                </w:tcPr>
-                <w:p>
-                  <w:pPr>
-                    <w:pStyle w:val="SS3-115"/>
-                    <w:numPr>
-                      <w:ilvl w:val="0"/>
-                      <w:numId w:val="18"/>
-                    </w:numPr>
-                  </w:pPr>
-                  <w:r>
-                    <w:t xml:space="preserve">Stringhopper </w:t>
-                  </w:r>
-                  <w:r>
-                    <w:t>mats</w:t>
-                  </w:r>
-                </w:p>
-                <w:p>
-                  <w:pPr>
-                    <w:pStyle w:val="SS3-115"/>
-                    <w:numPr>
-                      <w:ilvl w:val="0"/>
-                      <w:numId w:val="20"/>
-                    </w:numPr>
-                    <w:ind w:left="454" w:hanging="284"/>
-                  </w:pPr>
-                  <w:r>
-                    <w:t>It is made of metal and the top and bottom are the same size and shape.</w:t>
-                  </w:r>
-                </w:p>
-                <w:p>
-                  <w:pPr>
-                    <w:pStyle w:val="SS3-115"/>
-                    <w:numPr>
-                      <w:ilvl w:val="0"/>
-                      <w:numId w:val="20"/>
-                    </w:numPr>
-                    <w:ind w:left="454" w:hanging="284"/>
-                  </w:pPr>
-                  <w:r>
-                    <w:t>It is a metal machine with a wide base and a narrow tray on top.</w:t>
-                  </w:r>
-                </w:p>
-                <w:p>
-                  <w:pPr>
-                    <w:pStyle w:val="SS3-115"/>
-                    <w:numPr>
-                      <w:ilvl w:val="0"/>
-                      <w:numId w:val="17"/>
-                    </w:numPr>
-                    <w:ind w:left="454" w:hanging="284"/>
-                  </w:pPr>
-                  <w:r>
-                    <w:t>It is a machine made of metal with a wide tray at the top and a narrower base.</w:t>
-                  </w:r>
-                </w:p>
-              </w:tc>
-            </w:tr>
-          </w:tbl>
-          <w:p>
-            <w:pPr>
-              <w:pStyle w:val="SS3-115"/>
+              <w:rPr>
+                <w:noProof/>
+              </w:rPr>
             </w:pPr>
           </w:p>
         </w:tc>
@@ -6963,7 +7069,29 @@
                 <w:sz w:val="23"/>
                 <w:szCs w:val="23"/>
               </w:rPr>
-              <w:t>The pictures show the process of making stringhoppers.</w:t>
+              <w:t xml:space="preserve">The pictures show the process of making </w:t>
+            </w:r>
+            <w:proofErr w:type="spellStart"/>
+            <w:r>
+              <w:rPr>
+                <w:rFonts w:ascii="Source Sans 3 Medium" w:hAnsi="Source Sans 3 Medium"/>
+                <w:b/>
+                <w:bCs/>
+                <w:sz w:val="23"/>
+                <w:szCs w:val="23"/>
+              </w:rPr>
+              <w:t>stringhoppers</w:t>
+            </w:r>
+            <w:proofErr w:type="spellEnd"/>
+            <w:r>
+              <w:rPr>
+                <w:rFonts w:ascii="Source Sans 3 Medium" w:hAnsi="Source Sans 3 Medium"/>
+                <w:b/>
+                <w:bCs/>
+                <w:sz w:val="23"/>
+                <w:szCs w:val="23"/>
+              </w:rPr>
+              <w:t>.</w:t>
             </w:r>
           </w:p>
           <w:p>
@@ -7147,7 +7275,7 @@
                           <pic:cNvPicPr/>
                         </pic:nvPicPr>
                         <pic:blipFill>
-                          <a:blip r:embed="rId18"/>
+                          <a:blip r:embed="rId16"/>
                           <a:stretch>
                             <a:fillRect/>
                           </a:stretch>
@@ -7201,6 +7329,150 @@
                   <wp:extent cx="1743075" cy="1190625"/>
                   <wp:effectExtent l="0" t="0" r="9525" b="9525"/>
                   <wp:docPr id="6" name="Picture 6"/>
+                  <wp:cNvGraphicFramePr>
+                    <a:graphicFrameLocks xmlns:a="http://schemas.openxmlformats.org/drawingml/2006/main" noChangeAspect="1"/>
+                  </wp:cNvGraphicFramePr>
+                  <a:graphic xmlns:a="http://schemas.openxmlformats.org/drawingml/2006/main">
+                    <a:graphicData uri="http://schemas.openxmlformats.org/drawingml/2006/picture">
+                      <pic:pic xmlns:pic="http://schemas.openxmlformats.org/drawingml/2006/picture">
+                        <pic:nvPicPr>
+                          <pic:cNvPr id="1" name=""/>
+                          <pic:cNvPicPr/>
+                        </pic:nvPicPr>
+                        <pic:blipFill>
+                          <a:blip r:embed="rId17"/>
+                          <a:stretch>
+                            <a:fillRect/>
+                          </a:stretch>
+                        </pic:blipFill>
+                        <pic:spPr>
+                          <a:xfrm>
+                            <a:off x="0" y="0"/>
+                            <a:ext cx="1743075" cy="1190625"/>
+                          </a:xfrm>
+                          <a:prstGeom prst="rect">
+                            <a:avLst/>
+                          </a:prstGeom>
+                        </pic:spPr>
+                      </pic:pic>
+                    </a:graphicData>
+                  </a:graphic>
+                </wp:inline>
+              </w:drawing>
+            </w:r>
+          </w:p>
+        </w:tc>
+        <w:tc>
+          <w:tcPr>
+            <w:tcW w:w="4604" w:type="dxa"/>
+            <w:gridSpan w:val="2"/>
+          </w:tcPr>
+          <w:p>
+            <w:pPr>
+              <w:rPr>
+                <w:rFonts w:ascii="Source Sans 3 SemiBold" w:hAnsi="Source Sans 3 SemiBold"/>
+                <w:b/>
+                <w:bCs/>
+                <w:noProof/>
+                <w:color w:val="FFFFFF" w:themeColor="background1"/>
+                <w:bdr w:val="single" w:sz="24" w:space="0" w:color="F4A349"/>
+                <w:shd w:val="clear" w:color="auto" w:fill="EF4740"/>
+              </w:rPr>
+            </w:pPr>
+            <w:r>
+              <w:rPr>
+                <w:rFonts w:ascii="Source Sans 3 SemiBold" w:hAnsi="Source Sans 3 SemiBold"/>
+                <w:b/>
+                <w:bCs/>
+                <w:noProof/>
+                <w:color w:val="FFFFFF" w:themeColor="background1"/>
+                <w:bdr w:val="single" w:sz="24" w:space="0" w:color="F4A349"/>
+                <w:shd w:val="clear" w:color="auto" w:fill="EF4740"/>
+              </w:rPr>
+              <w:drawing>
+                <wp:inline distT="0" distB="0" distL="0" distR="0" wp14:anchorId="7BD1AEF3" wp14:editId="36319398">
+                  <wp:extent cx="1476375" cy="1181100"/>
+                  <wp:effectExtent l="0" t="0" r="9525" b="0"/>
+                  <wp:docPr id="7" name="Picture 7"/>
+                  <wp:cNvGraphicFramePr>
+                    <a:graphicFrameLocks xmlns:a="http://schemas.openxmlformats.org/drawingml/2006/main" noChangeAspect="1"/>
+                  </wp:cNvGraphicFramePr>
+                  <a:graphic xmlns:a="http://schemas.openxmlformats.org/drawingml/2006/main">
+                    <a:graphicData uri="http://schemas.openxmlformats.org/drawingml/2006/picture">
+                      <pic:pic xmlns:pic="http://schemas.openxmlformats.org/drawingml/2006/picture">
+                        <pic:nvPicPr>
+                          <pic:cNvPr id="1" name=""/>
+                          <pic:cNvPicPr/>
+                        </pic:nvPicPr>
+                        <pic:blipFill>
+                          <a:blip r:embed="rId18"/>
+                          <a:stretch>
+                            <a:fillRect/>
+                          </a:stretch>
+                        </pic:blipFill>
+                        <pic:spPr>
+                          <a:xfrm>
+                            <a:off x="0" y="0"/>
+                            <a:ext cx="1476375" cy="1181100"/>
+                          </a:xfrm>
+                          <a:prstGeom prst="rect">
+                            <a:avLst/>
+                          </a:prstGeom>
+                        </pic:spPr>
+                      </pic:pic>
+                    </a:graphicData>
+                  </a:graphic>
+                </wp:inline>
+              </w:drawing>
+            </w:r>
+          </w:p>
+        </w:tc>
+      </w:tr>
+      <w:tr>
+        <w:tc>
+          <w:tcPr>
+            <w:tcW w:w="582" w:type="dxa"/>
+          </w:tcPr>
+          <w:p>
+            <w:pPr>
+              <w:rPr>
+                <w:bCs/>
+                <w:szCs w:val="26"/>
+              </w:rPr>
+            </w:pPr>
+          </w:p>
+        </w:tc>
+        <w:tc>
+          <w:tcPr>
+            <w:tcW w:w="4603" w:type="dxa"/>
+          </w:tcPr>
+          <w:p>
+            <w:pPr>
+              <w:rPr>
+                <w:rFonts w:ascii="Source Sans 3 SemiBold" w:hAnsi="Source Sans 3 SemiBold"/>
+                <w:b/>
+                <w:bCs/>
+                <w:noProof/>
+                <w:color w:val="FFFFFF" w:themeColor="background1"/>
+                <w:bdr w:val="single" w:sz="24" w:space="0" w:color="F4A349"/>
+                <w:shd w:val="clear" w:color="auto" w:fill="EF4740"/>
+              </w:rPr>
+            </w:pPr>
+            <w:r>
+              <w:rPr>
+                <w:rFonts w:ascii="Source Sans 3 SemiBold" w:hAnsi="Source Sans 3 SemiBold"/>
+                <w:b/>
+                <w:bCs/>
+                <w:noProof/>
+                <w:color w:val="FFFFFF" w:themeColor="background1"/>
+                <w:bdr w:val="single" w:sz="24" w:space="0" w:color="F4A349"/>
+                <w:shd w:val="clear" w:color="auto" w:fill="EF4740"/>
+              </w:rPr>
+              <w:drawing>
+                <wp:inline distT="0" distB="0" distL="0" distR="0" wp14:anchorId="5A12DA47" wp14:editId="204CC9EF">
+                  <wp:extent cx="1381125" cy="1181100"/>
+                  <wp:effectExtent l="0" t="0" r="9525" b="0"/>
+                  <wp:docPr id="8" name="Picture 8"/>
                   <wp:cNvGraphicFramePr>
                     <a:graphicFrameLocks xmlns:a="http://schemas.openxmlformats.org/drawingml/2006/main" noChangeAspect="1"/>
                   </wp:cNvGraphicFramePr>
@@ -7220,7 +7492,7 @@
                         <pic:spPr>
                           <a:xfrm>
                             <a:off x="0" y="0"/>
-                            <a:ext cx="1743075" cy="1190625"/>
+                            <a:ext cx="1381125" cy="1181100"/>
                           </a:xfrm>
                           <a:prstGeom prst="rect">
                             <a:avLst/>
@@ -7236,7 +7508,7 @@
         </w:tc>
         <w:tc>
           <w:tcPr>
-            <w:tcW w:w="4604" w:type="dxa"/>
+            <w:tcW w:w="4603" w:type="dxa"/>
             <w:gridSpan w:val="2"/>
           </w:tcPr>
           <w:p>
@@ -7262,10 +7534,10 @@
                 <w:shd w:val="clear" w:color="auto" w:fill="EF4740"/>
               </w:rPr>
               <w:drawing>
-                <wp:inline distT="0" distB="0" distL="0" distR="0" wp14:anchorId="7BD1AEF3" wp14:editId="36319398">
-                  <wp:extent cx="1476375" cy="1181100"/>
-                  <wp:effectExtent l="0" t="0" r="9525" b="0"/>
-                  <wp:docPr id="7" name="Picture 7"/>
+                <wp:inline distT="0" distB="0" distL="0" distR="0" wp14:anchorId="0726FC59" wp14:editId="7DABA1A5">
+                  <wp:extent cx="1085850" cy="1181100"/>
+                  <wp:effectExtent l="0" t="0" r="0" b="0"/>
+                  <wp:docPr id="9" name="Picture 9"/>
                   <wp:cNvGraphicFramePr>
                     <a:graphicFrameLocks xmlns:a="http://schemas.openxmlformats.org/drawingml/2006/main" noChangeAspect="1"/>
                   </wp:cNvGraphicFramePr>
@@ -7285,7 +7557,7 @@
                         <pic:spPr>
                           <a:xfrm>
                             <a:off x="0" y="0"/>
-                            <a:ext cx="1476375" cy="1181100"/>
+                            <a:ext cx="1085850" cy="1181100"/>
                           </a:xfrm>
                           <a:prstGeom prst="rect">
                             <a:avLst/>
@@ -7299,24 +7571,10 @@
             </w:r>
           </w:p>
         </w:tc>
-      </w:tr>
-      <w:tr>
         <w:tc>
           <w:tcPr>
-            <w:tcW w:w="582" w:type="dxa"/>
-          </w:tcPr>
-          <w:p>
-            <w:pPr>
-              <w:rPr>
-                <w:bCs/>
-                <w:szCs w:val="26"/>
-              </w:rPr>
-            </w:pPr>
-          </w:p>
-        </w:tc>
-        <w:tc>
-          <w:tcPr>
-            <w:tcW w:w="4603" w:type="dxa"/>
+            <w:tcW w:w="4604" w:type="dxa"/>
+            <w:gridSpan w:val="2"/>
           </w:tcPr>
           <w:p>
             <w:pPr>
@@ -7341,10 +7599,10 @@
                 <w:shd w:val="clear" w:color="auto" w:fill="EF4740"/>
               </w:rPr>
               <w:drawing>
-                <wp:inline distT="0" distB="0" distL="0" distR="0" wp14:anchorId="5A12DA47" wp14:editId="204CC9EF">
-                  <wp:extent cx="1381125" cy="1181100"/>
-                  <wp:effectExtent l="0" t="0" r="9525" b="0"/>
-                  <wp:docPr id="8" name="Picture 8"/>
+                <wp:inline distT="0" distB="0" distL="0" distR="0" wp14:anchorId="6CA777AA" wp14:editId="6FA695F0">
+                  <wp:extent cx="1562100" cy="1123950"/>
+                  <wp:effectExtent l="0" t="0" r="0" b="0"/>
+                  <wp:docPr id="10" name="Picture 10"/>
                   <wp:cNvGraphicFramePr>
                     <a:graphicFrameLocks xmlns:a="http://schemas.openxmlformats.org/drawingml/2006/main" noChangeAspect="1"/>
                   </wp:cNvGraphicFramePr>
@@ -7364,136 +7622,6 @@
                         <pic:spPr>
                           <a:xfrm>
                             <a:off x="0" y="0"/>
-                            <a:ext cx="1381125" cy="1181100"/>
-                          </a:xfrm>
-                          <a:prstGeom prst="rect">
-                            <a:avLst/>
-                          </a:prstGeom>
-                        </pic:spPr>
-                      </pic:pic>
-                    </a:graphicData>
-                  </a:graphic>
-                </wp:inline>
-              </w:drawing>
-            </w:r>
-          </w:p>
-        </w:tc>
-        <w:tc>
-          <w:tcPr>
-            <w:tcW w:w="4603" w:type="dxa"/>
-            <w:gridSpan w:val="2"/>
-          </w:tcPr>
-          <w:p>
-            <w:pPr>
-              <w:rPr>
-                <w:rFonts w:ascii="Source Sans 3 SemiBold" w:hAnsi="Source Sans 3 SemiBold"/>
-                <w:b/>
-                <w:bCs/>
-                <w:noProof/>
-                <w:color w:val="FFFFFF" w:themeColor="background1"/>
-                <w:bdr w:val="single" w:sz="24" w:space="0" w:color="F4A349"/>
-                <w:shd w:val="clear" w:color="auto" w:fill="EF4740"/>
-              </w:rPr>
-            </w:pPr>
-            <w:r>
-              <w:rPr>
-                <w:rFonts w:ascii="Source Sans 3 SemiBold" w:hAnsi="Source Sans 3 SemiBold"/>
-                <w:b/>
-                <w:bCs/>
-                <w:noProof/>
-                <w:color w:val="FFFFFF" w:themeColor="background1"/>
-                <w:bdr w:val="single" w:sz="24" w:space="0" w:color="F4A349"/>
-                <w:shd w:val="clear" w:color="auto" w:fill="EF4740"/>
-              </w:rPr>
-              <w:drawing>
-                <wp:inline distT="0" distB="0" distL="0" distR="0" wp14:anchorId="0726FC59" wp14:editId="7DABA1A5">
-                  <wp:extent cx="1085850" cy="1181100"/>
-                  <wp:effectExtent l="0" t="0" r="0" b="0"/>
-                  <wp:docPr id="9" name="Picture 9"/>
-                  <wp:cNvGraphicFramePr>
-                    <a:graphicFrameLocks xmlns:a="http://schemas.openxmlformats.org/drawingml/2006/main" noChangeAspect="1"/>
-                  </wp:cNvGraphicFramePr>
-                  <a:graphic xmlns:a="http://schemas.openxmlformats.org/drawingml/2006/main">
-                    <a:graphicData uri="http://schemas.openxmlformats.org/drawingml/2006/picture">
-                      <pic:pic xmlns:pic="http://schemas.openxmlformats.org/drawingml/2006/picture">
-                        <pic:nvPicPr>
-                          <pic:cNvPr id="1" name=""/>
-                          <pic:cNvPicPr/>
-                        </pic:nvPicPr>
-                        <pic:blipFill>
-                          <a:blip r:embed="rId22"/>
-                          <a:stretch>
-                            <a:fillRect/>
-                          </a:stretch>
-                        </pic:blipFill>
-                        <pic:spPr>
-                          <a:xfrm>
-                            <a:off x="0" y="0"/>
-                            <a:ext cx="1085850" cy="1181100"/>
-                          </a:xfrm>
-                          <a:prstGeom prst="rect">
-                            <a:avLst/>
-                          </a:prstGeom>
-                        </pic:spPr>
-                      </pic:pic>
-                    </a:graphicData>
-                  </a:graphic>
-                </wp:inline>
-              </w:drawing>
-            </w:r>
-          </w:p>
-        </w:tc>
-        <w:tc>
-          <w:tcPr>
-            <w:tcW w:w="4604" w:type="dxa"/>
-            <w:gridSpan w:val="2"/>
-          </w:tcPr>
-          <w:p>
-            <w:pPr>
-              <w:rPr>
-                <w:rFonts w:ascii="Source Sans 3 SemiBold" w:hAnsi="Source Sans 3 SemiBold"/>
-                <w:b/>
-                <w:bCs/>
-                <w:noProof/>
-                <w:color w:val="FFFFFF" w:themeColor="background1"/>
-                <w:bdr w:val="single" w:sz="24" w:space="0" w:color="F4A349"/>
-                <w:shd w:val="clear" w:color="auto" w:fill="EF4740"/>
-              </w:rPr>
-            </w:pPr>
-            <w:r>
-              <w:rPr>
-                <w:rFonts w:ascii="Source Sans 3 SemiBold" w:hAnsi="Source Sans 3 SemiBold"/>
-                <w:b/>
-                <w:bCs/>
-                <w:noProof/>
-                <w:color w:val="FFFFFF" w:themeColor="background1"/>
-                <w:bdr w:val="single" w:sz="24" w:space="0" w:color="F4A349"/>
-                <w:shd w:val="clear" w:color="auto" w:fill="EF4740"/>
-              </w:rPr>
-              <w:drawing>
-                <wp:inline distT="0" distB="0" distL="0" distR="0" wp14:anchorId="6CA777AA" wp14:editId="6FA695F0">
-                  <wp:extent cx="1562100" cy="1123950"/>
-                  <wp:effectExtent l="0" t="0" r="0" b="0"/>
-                  <wp:docPr id="10" name="Picture 10"/>
-                  <wp:cNvGraphicFramePr>
-                    <a:graphicFrameLocks xmlns:a="http://schemas.openxmlformats.org/drawingml/2006/main" noChangeAspect="1"/>
-                  </wp:cNvGraphicFramePr>
-                  <a:graphic xmlns:a="http://schemas.openxmlformats.org/drawingml/2006/main">
-                    <a:graphicData uri="http://schemas.openxmlformats.org/drawingml/2006/picture">
-                      <pic:pic xmlns:pic="http://schemas.openxmlformats.org/drawingml/2006/picture">
-                        <pic:nvPicPr>
-                          <pic:cNvPr id="1" name=""/>
-                          <pic:cNvPicPr/>
-                        </pic:nvPicPr>
-                        <pic:blipFill>
-                          <a:blip r:embed="rId23"/>
-                          <a:stretch>
-                            <a:fillRect/>
-                          </a:stretch>
-                        </pic:blipFill>
-                        <pic:spPr>
-                          <a:xfrm>
-                            <a:off x="0" y="0"/>
                             <a:ext cx="1562100" cy="1123950"/>
                           </a:xfrm>
                           <a:prstGeom prst="rect">
@@ -7539,13 +7667,26 @@
               <w:ind w:left="284" w:hanging="284"/>
             </w:pPr>
             <w:r>
-              <w:t>push through the stringhopper press onto the</w:t>
+              <w:t xml:space="preserve">push through the </w:t>
+            </w:r>
+            <w:proofErr w:type="spellStart"/>
+            <w:r>
+              <w:t>stringhopper</w:t>
+            </w:r>
+            <w:proofErr w:type="spellEnd"/>
+            <w:r>
+              <w:t xml:space="preserve"> press onto the</w:t>
             </w:r>
             <w:r>
               <w:t xml:space="preserve"> </w:t>
             </w:r>
-            <w:r>
-              <w:t>stringhopper mats</w:t>
+            <w:proofErr w:type="spellStart"/>
+            <w:r>
+              <w:t>stringhopper</w:t>
+            </w:r>
+            <w:proofErr w:type="spellEnd"/>
+            <w:r>
+              <w:t xml:space="preserve"> mats</w:t>
             </w:r>
           </w:p>
           <w:p>
@@ -8190,7 +8331,31 @@
                 <w:spacing w:val="-2"/>
                 <w:w w:val="105"/>
               </w:rPr>
-              <w:t>Complete the sentences about making stringhoppers with words from the box.</w:t>
+              <w:t xml:space="preserve">Complete the sentences about making </w:t>
+            </w:r>
+            <w:proofErr w:type="spellStart"/>
+            <w:r>
+              <w:rPr>
+                <w:rFonts w:ascii="Source Sans 3 Medium" w:hAnsi="Source Sans 3 Medium"/>
+                <w:b/>
+                <w:bCs/>
+                <w:color w:val="101312"/>
+                <w:spacing w:val="-2"/>
+                <w:w w:val="105"/>
+              </w:rPr>
+              <w:t>stringhoppers</w:t>
+            </w:r>
+            <w:proofErr w:type="spellEnd"/>
+            <w:r>
+              <w:rPr>
+                <w:rFonts w:ascii="Source Sans 3 Medium" w:hAnsi="Source Sans 3 Medium"/>
+                <w:b/>
+                <w:bCs/>
+                <w:color w:val="101312"/>
+                <w:spacing w:val="-2"/>
+                <w:w w:val="105"/>
+              </w:rPr>
+              <w:t xml:space="preserve"> with words from the box.</w:t>
             </w:r>
           </w:p>
           <w:tbl>
@@ -8263,6 +8428,7 @@
                       </w14:textOutline>
                     </w:rPr>
                   </w:pPr>
+                  <w:proofErr w:type="gramStart"/>
                   <w:r>
                     <w:rPr>
                       <w:sz w:val="23"/>
@@ -8270,6 +8436,7 @@
                     </w:rPr>
                     <w:t>Finally</w:t>
                   </w:r>
+                  <w:proofErr w:type="gramEnd"/>
                 </w:p>
               </w:tc>
               <w:tc>
@@ -8427,7 +8594,15 @@
               </w:numPr>
             </w:pPr>
             <w:r>
-              <w:t>is to push the dough through the stringhopper press.</w:t>
+              <w:t xml:space="preserve">is to push the dough through the </w:t>
+            </w:r>
+            <w:proofErr w:type="spellStart"/>
+            <w:r>
+              <w:t>stringhopper</w:t>
+            </w:r>
+            <w:proofErr w:type="spellEnd"/>
+            <w:r>
+              <w:t xml:space="preserve"> press.</w:t>
             </w:r>
           </w:p>
           <w:p>
@@ -8439,7 +8614,15 @@
               </w:numPr>
             </w:pPr>
             <w:r>
-              <w:t>the stringhoppers are placed in a steamer.</w:t>
+              <w:t xml:space="preserve">the </w:t>
+            </w:r>
+            <w:proofErr w:type="spellStart"/>
+            <w:r>
+              <w:t>stringhoppers</w:t>
+            </w:r>
+            <w:proofErr w:type="spellEnd"/>
+            <w:r>
+              <w:t xml:space="preserve"> are placed in a steamer.</w:t>
             </w:r>
           </w:p>
           <w:p>
@@ -8739,7 +8922,23 @@
               <w:ind w:left="284" w:hanging="284"/>
             </w:pPr>
             <w:r>
-              <w:t>There are six stages in the process of making stringhoppers, beginning with grinding the rice and making a dough and ending with using a steamer to cook the stringhoppers.</w:t>
+              <w:t xml:space="preserve">There are six stages in the process of making </w:t>
+            </w:r>
+            <w:proofErr w:type="spellStart"/>
+            <w:r>
+              <w:t>stringhoppers</w:t>
+            </w:r>
+            <w:proofErr w:type="spellEnd"/>
+            <w:r>
+              <w:t xml:space="preserve">, beginning with grinding the rice and making a dough and ending with using a steamer to cook the </w:t>
+            </w:r>
+            <w:proofErr w:type="spellStart"/>
+            <w:r>
+              <w:t>stringhoppers</w:t>
+            </w:r>
+            <w:proofErr w:type="spellEnd"/>
+            <w:r>
+              <w:t>.</w:t>
             </w:r>
           </w:p>
           <w:p>
@@ -8752,7 +8951,15 @@
               <w:ind w:left="284" w:hanging="284"/>
             </w:pPr>
             <w:r>
-              <w:t>The diagram demonstrates the process of preparing stringhoppers, a kind of noodle.</w:t>
+              <w:t xml:space="preserve">The diagram demonstrates the process of preparing </w:t>
+            </w:r>
+            <w:proofErr w:type="spellStart"/>
+            <w:r>
+              <w:t>stringhoppers</w:t>
+            </w:r>
+            <w:proofErr w:type="spellEnd"/>
+            <w:r>
+              <w:t>, a kind of noodle.</w:t>
             </w:r>
           </w:p>
         </w:tc>
@@ -8964,7 +9171,15 @@
               <w:ind w:left="284" w:hanging="284"/>
             </w:pPr>
             <w:r>
-              <w:t>To make a perfect omelette you need fresh ingredients, the right equipment and the correct technique. You must also cook it for the correct amount of time and pay attention to the temperature.</w:t>
+              <w:t xml:space="preserve">To make a perfect </w:t>
+            </w:r>
+            <w:proofErr w:type="spellStart"/>
+            <w:r>
+              <w:t>omelette</w:t>
+            </w:r>
+            <w:proofErr w:type="spellEnd"/>
+            <w:r>
+              <w:t xml:space="preserve"> you need fresh ingredients, the right equipment and the correct technique. You must also cook it for the correct amount of time and pay attention to the temperature.</w:t>
             </w:r>
           </w:p>
           <w:p>
@@ -9349,7 +9564,39 @@
                       <w:sz w:val="21"/>
                       <w:szCs w:val="21"/>
                     </w:rPr>
-                    <w:t>The diagram demonstrates the process of preparing stringhoppers. a kind of noodle dish. There are six main stages in the process, beginning with grinding the rice and making a dough and ending with using a steamer to cook the stringhoppers.</w:t>
+                    <w:t xml:space="preserve">The diagram demonstrates the process of preparing </w:t>
+                  </w:r>
+                  <w:proofErr w:type="spellStart"/>
+                  <w:r>
+                    <w:rPr>
+                      <w:sz w:val="21"/>
+                      <w:szCs w:val="21"/>
+                    </w:rPr>
+                    <w:t>stringhoppers</w:t>
+                  </w:r>
+                  <w:proofErr w:type="spellEnd"/>
+                  <w:r>
+                    <w:rPr>
+                      <w:sz w:val="21"/>
+                      <w:szCs w:val="21"/>
+                    </w:rPr>
+                    <w:t xml:space="preserve">. a kind of noodle dish. There are six main stages in the process, beginning with grinding the rice and making a dough and ending with using a steamer to cook the </w:t>
+                  </w:r>
+                  <w:proofErr w:type="spellStart"/>
+                  <w:r>
+                    <w:rPr>
+                      <w:sz w:val="21"/>
+                      <w:szCs w:val="21"/>
+                    </w:rPr>
+                    <w:t>stringhoppers</w:t>
+                  </w:r>
+                  <w:proofErr w:type="spellEnd"/>
+                  <w:r>
+                    <w:rPr>
+                      <w:sz w:val="21"/>
+                      <w:szCs w:val="21"/>
+                    </w:rPr>
+                    <w:t>.</w:t>
                   </w:r>
                 </w:p>
                 <w:p>
@@ -9365,7 +9612,55 @@
                       <w:sz w:val="21"/>
                       <w:szCs w:val="21"/>
                     </w:rPr>
-                    <w:t>First, the dry rice is put into a rice grinder to make it into flour. Next, the flour is mixed with water and formed into dough. After that, the dough is put into a stringhopper press, which is a metal piece of equipment with two handles and holes in it. The dough is pushed through the holes and it comes out as thin noodles. The noodle 'nests' are placed onto individual stringhopper mats, which are round baskets made of thin pieces of wood. They are then cooked in a steamer until they are ready. The final stage is to serve the stringhoppers with a variety of spicy curries.</w:t>
+                    <w:t xml:space="preserve">First, the dry rice is put into a rice grinder to make it into flour. Next, the flour is mixed with water and formed into dough. After that, the dough is put into a </w:t>
+                  </w:r>
+                  <w:proofErr w:type="spellStart"/>
+                  <w:r>
+                    <w:rPr>
+                      <w:sz w:val="21"/>
+                      <w:szCs w:val="21"/>
+                    </w:rPr>
+                    <w:t>stringhopper</w:t>
+                  </w:r>
+                  <w:proofErr w:type="spellEnd"/>
+                  <w:r>
+                    <w:rPr>
+                      <w:sz w:val="21"/>
+                      <w:szCs w:val="21"/>
+                    </w:rPr>
+                    <w:t xml:space="preserve"> press, which is a metal piece of equipment with two handles and holes in it. The dough is pushed through the holes and it comes out as thin noodles. The noodle 'nests' are placed onto individual </w:t>
+                  </w:r>
+                  <w:proofErr w:type="spellStart"/>
+                  <w:r>
+                    <w:rPr>
+                      <w:sz w:val="21"/>
+                      <w:szCs w:val="21"/>
+                    </w:rPr>
+                    <w:t>stringhopper</w:t>
+                  </w:r>
+                  <w:proofErr w:type="spellEnd"/>
+                  <w:r>
+                    <w:rPr>
+                      <w:sz w:val="21"/>
+                      <w:szCs w:val="21"/>
+                    </w:rPr>
+                    <w:t xml:space="preserve"> mats, which are round baskets made of thin pieces of wood. They are then cooked in a steamer until they are ready. The final stage is to serve the </w:t>
+                  </w:r>
+                  <w:proofErr w:type="spellStart"/>
+                  <w:r>
+                    <w:rPr>
+                      <w:sz w:val="21"/>
+                      <w:szCs w:val="21"/>
+                    </w:rPr>
+                    <w:t>stringhoppers</w:t>
+                  </w:r>
+                  <w:proofErr w:type="spellEnd"/>
+                  <w:r>
+                    <w:rPr>
+                      <w:sz w:val="21"/>
+                      <w:szCs w:val="21"/>
+                    </w:rPr>
+                    <w:t xml:space="preserve"> with a variety of spicy curries.</w:t>
                   </w:r>
                 </w:p>
               </w:tc>
@@ -9556,7 +9851,7 @@
                                 <pic:cNvPicPr/>
                               </pic:nvPicPr>
                               <pic:blipFill>
-                                <a:blip r:embed="rId24"/>
+                                <a:blip r:embed="rId22"/>
                                 <a:stretch>
                                   <a:fillRect/>
                                 </a:stretch>
@@ -9611,6 +9906,139 @@
                         <wp:extent cx="1838325" cy="1057275"/>
                         <wp:effectExtent l="0" t="0" r="9525" b="9525"/>
                         <wp:docPr id="12" name="Picture 12"/>
+                        <wp:cNvGraphicFramePr>
+                          <a:graphicFrameLocks xmlns:a="http://schemas.openxmlformats.org/drawingml/2006/main" noChangeAspect="1"/>
+                        </wp:cNvGraphicFramePr>
+                        <a:graphic xmlns:a="http://schemas.openxmlformats.org/drawingml/2006/main">
+                          <a:graphicData uri="http://schemas.openxmlformats.org/drawingml/2006/picture">
+                            <pic:pic xmlns:pic="http://schemas.openxmlformats.org/drawingml/2006/picture">
+                              <pic:nvPicPr>
+                                <pic:cNvPr id="1" name=""/>
+                                <pic:cNvPicPr/>
+                              </pic:nvPicPr>
+                              <pic:blipFill>
+                                <a:blip r:embed="rId23"/>
+                                <a:stretch>
+                                  <a:fillRect/>
+                                </a:stretch>
+                              </pic:blipFill>
+                              <pic:spPr>
+                                <a:xfrm>
+                                  <a:off x="0" y="0"/>
+                                  <a:ext cx="1838325" cy="1057275"/>
+                                </a:xfrm>
+                                <a:prstGeom prst="rect">
+                                  <a:avLst/>
+                                </a:prstGeom>
+                              </pic:spPr>
+                            </pic:pic>
+                          </a:graphicData>
+                        </a:graphic>
+                      </wp:inline>
+                    </w:drawing>
+                  </w:r>
+                </w:p>
+              </w:tc>
+              <w:tc>
+                <w:tcPr>
+                  <w:tcW w:w="3354" w:type="dxa"/>
+                  <w:gridSpan w:val="2"/>
+                  <w:vAlign w:val="bottom"/>
+                </w:tcPr>
+                <w:p>
+                  <w:pPr>
+                    <w:pStyle w:val="SS3-115"/>
+                    <w:rPr>
+                      <w:rFonts w:ascii="Source Sans 3 Medium" w:hAnsi="Source Sans 3 Medium"/>
+                      <w:b/>
+                      <w:bCs/>
+                      <w:color w:val="101312"/>
+                      <w:spacing w:val="-2"/>
+                      <w:w w:val="105"/>
+                    </w:rPr>
+                  </w:pPr>
+                  <w:r>
+                    <w:rPr>
+                      <w:rFonts w:ascii="Source Sans 3 Medium" w:hAnsi="Source Sans 3 Medium"/>
+                      <w:b/>
+                      <w:bCs/>
+                      <w:noProof/>
+                      <w:color w:val="101312"/>
+                      <w:spacing w:val="-2"/>
+                      <w:w w:val="105"/>
+                    </w:rPr>
+                    <w:drawing>
+                      <wp:inline distT="0" distB="0" distL="0" distR="0" wp14:anchorId="2D1BE18C" wp14:editId="21A87BF9">
+                        <wp:extent cx="1533525" cy="1057275"/>
+                        <wp:effectExtent l="0" t="0" r="9525" b="9525"/>
+                        <wp:docPr id="13" name="Picture 13"/>
+                        <wp:cNvGraphicFramePr>
+                          <a:graphicFrameLocks xmlns:a="http://schemas.openxmlformats.org/drawingml/2006/main" noChangeAspect="1"/>
+                        </wp:cNvGraphicFramePr>
+                        <a:graphic xmlns:a="http://schemas.openxmlformats.org/drawingml/2006/main">
+                          <a:graphicData uri="http://schemas.openxmlformats.org/drawingml/2006/picture">
+                            <pic:pic xmlns:pic="http://schemas.openxmlformats.org/drawingml/2006/picture">
+                              <pic:nvPicPr>
+                                <pic:cNvPr id="1" name=""/>
+                                <pic:cNvPicPr/>
+                              </pic:nvPicPr>
+                              <pic:blipFill>
+                                <a:blip r:embed="rId24"/>
+                                <a:stretch>
+                                  <a:fillRect/>
+                                </a:stretch>
+                              </pic:blipFill>
+                              <pic:spPr>
+                                <a:xfrm>
+                                  <a:off x="0" y="0"/>
+                                  <a:ext cx="1533525" cy="1057275"/>
+                                </a:xfrm>
+                                <a:prstGeom prst="rect">
+                                  <a:avLst/>
+                                </a:prstGeom>
+                              </pic:spPr>
+                            </pic:pic>
+                          </a:graphicData>
+                        </a:graphic>
+                      </wp:inline>
+                    </w:drawing>
+                  </w:r>
+                </w:p>
+              </w:tc>
+            </w:tr>
+            <w:tr>
+              <w:tc>
+                <w:tcPr>
+                  <w:tcW w:w="2515" w:type="dxa"/>
+                  <w:vAlign w:val="center"/>
+                </w:tcPr>
+                <w:p>
+                  <w:pPr>
+                    <w:pStyle w:val="SS3-115"/>
+                    <w:rPr>
+                      <w:rFonts w:ascii="Source Sans 3 Medium" w:hAnsi="Source Sans 3 Medium"/>
+                      <w:b/>
+                      <w:bCs/>
+                      <w:color w:val="101312"/>
+                      <w:spacing w:val="-2"/>
+                      <w:w w:val="105"/>
+                    </w:rPr>
+                  </w:pPr>
+                  <w:r>
+                    <w:rPr>
+                      <w:rFonts w:ascii="Source Sans 3 Medium" w:hAnsi="Source Sans 3 Medium"/>
+                      <w:b/>
+                      <w:bCs/>
+                      <w:noProof/>
+                      <w:color w:val="101312"/>
+                      <w:spacing w:val="-2"/>
+                      <w:w w:val="105"/>
+                    </w:rPr>
+                    <w:drawing>
+                      <wp:inline distT="0" distB="0" distL="0" distR="0" wp14:anchorId="10507C65" wp14:editId="7AC0E5AF">
+                        <wp:extent cx="1428750" cy="1152525"/>
+                        <wp:effectExtent l="0" t="0" r="0" b="9525"/>
+                        <wp:docPr id="14" name="Picture 14"/>
                         <wp:cNvGraphicFramePr>
                           <a:graphicFrameLocks xmlns:a="http://schemas.openxmlformats.org/drawingml/2006/main" noChangeAspect="1"/>
                         </wp:cNvGraphicFramePr>
@@ -9630,7 +10058,7 @@
                               <pic:spPr>
                                 <a:xfrm>
                                   <a:off x="0" y="0"/>
-                                  <a:ext cx="1838325" cy="1057275"/>
+                                  <a:ext cx="1428750" cy="1152525"/>
                                 </a:xfrm>
                                 <a:prstGeom prst="rect">
                                   <a:avLst/>
@@ -9646,9 +10074,9 @@
               </w:tc>
               <w:tc>
                 <w:tcPr>
-                  <w:tcW w:w="3354" w:type="dxa"/>
+                  <w:tcW w:w="2515" w:type="dxa"/>
                   <w:gridSpan w:val="2"/>
-                  <w:vAlign w:val="bottom"/>
+                  <w:vAlign w:val="center"/>
                 </w:tcPr>
                 <w:p>
                   <w:pPr>
@@ -9673,10 +10101,10 @@
                       <w:w w:val="105"/>
                     </w:rPr>
                     <w:drawing>
-                      <wp:inline distT="0" distB="0" distL="0" distR="0" wp14:anchorId="2D1BE18C" wp14:editId="21A87BF9">
-                        <wp:extent cx="1533525" cy="1057275"/>
-                        <wp:effectExtent l="0" t="0" r="9525" b="9525"/>
-                        <wp:docPr id="13" name="Picture 13"/>
+                      <wp:inline distT="0" distB="0" distL="0" distR="0" wp14:anchorId="7A06AA82" wp14:editId="6CC836D5">
+                        <wp:extent cx="1504950" cy="866775"/>
+                        <wp:effectExtent l="0" t="0" r="0" b="9525"/>
+                        <wp:docPr id="15" name="Picture 15"/>
                         <wp:cNvGraphicFramePr>
                           <a:graphicFrameLocks xmlns:a="http://schemas.openxmlformats.org/drawingml/2006/main" noChangeAspect="1"/>
                         </wp:cNvGraphicFramePr>
@@ -9696,7 +10124,7 @@
                               <pic:spPr>
                                 <a:xfrm>
                                   <a:off x="0" y="0"/>
-                                  <a:ext cx="1533525" cy="1057275"/>
+                                  <a:ext cx="1504950" cy="866775"/>
                                 </a:xfrm>
                                 <a:prstGeom prst="rect">
                                   <a:avLst/>
@@ -9710,12 +10138,10 @@
                   </w:r>
                 </w:p>
               </w:tc>
-            </w:tr>
-            <w:tr>
               <w:tc>
                 <w:tcPr>
-                  <w:tcW w:w="2515" w:type="dxa"/>
-                  <w:vAlign w:val="center"/>
+                  <w:tcW w:w="2516" w:type="dxa"/>
+                  <w:gridSpan w:val="2"/>
                 </w:tcPr>
                 <w:p>
                   <w:pPr>
@@ -9740,10 +10166,10 @@
                       <w:w w:val="105"/>
                     </w:rPr>
                     <w:drawing>
-                      <wp:inline distT="0" distB="0" distL="0" distR="0" wp14:anchorId="10507C65" wp14:editId="7AC0E5AF">
-                        <wp:extent cx="1428750" cy="1152525"/>
-                        <wp:effectExtent l="0" t="0" r="0" b="9525"/>
-                        <wp:docPr id="14" name="Picture 14"/>
+                      <wp:inline distT="0" distB="0" distL="0" distR="0" wp14:anchorId="7B16C3A3" wp14:editId="335C4398">
+                        <wp:extent cx="1114425" cy="1162050"/>
+                        <wp:effectExtent l="0" t="0" r="9525" b="0"/>
+                        <wp:docPr id="16" name="Picture 16"/>
                         <wp:cNvGraphicFramePr>
                           <a:graphicFrameLocks xmlns:a="http://schemas.openxmlformats.org/drawingml/2006/main" noChangeAspect="1"/>
                         </wp:cNvGraphicFramePr>
@@ -9763,7 +10189,7 @@
                               <pic:spPr>
                                 <a:xfrm>
                                   <a:off x="0" y="0"/>
-                                  <a:ext cx="1428750" cy="1152525"/>
+                                  <a:ext cx="1114425" cy="1162050"/>
                                 </a:xfrm>
                                 <a:prstGeom prst="rect">
                                   <a:avLst/>
@@ -9779,9 +10205,7 @@
               </w:tc>
               <w:tc>
                 <w:tcPr>
-                  <w:tcW w:w="2515" w:type="dxa"/>
-                  <w:gridSpan w:val="2"/>
-                  <w:vAlign w:val="center"/>
+                  <w:tcW w:w="2516" w:type="dxa"/>
                 </w:tcPr>
                 <w:p>
                   <w:pPr>
@@ -9806,10 +10230,10 @@
                       <w:w w:val="105"/>
                     </w:rPr>
                     <w:drawing>
-                      <wp:inline distT="0" distB="0" distL="0" distR="0" wp14:anchorId="7A06AA82" wp14:editId="6CC836D5">
-                        <wp:extent cx="1504950" cy="866775"/>
-                        <wp:effectExtent l="0" t="0" r="0" b="9525"/>
-                        <wp:docPr id="15" name="Picture 15"/>
+                      <wp:inline distT="0" distB="0" distL="0" distR="0" wp14:anchorId="0A5BFC01" wp14:editId="05DF7281">
+                        <wp:extent cx="942975" cy="1343025"/>
+                        <wp:effectExtent l="0" t="0" r="9525" b="9525"/>
+                        <wp:docPr id="17" name="Picture 17"/>
                         <wp:cNvGraphicFramePr>
                           <a:graphicFrameLocks xmlns:a="http://schemas.openxmlformats.org/drawingml/2006/main" noChangeAspect="1"/>
                         </wp:cNvGraphicFramePr>
@@ -9829,7 +10253,7 @@
                               <pic:spPr>
                                 <a:xfrm>
                                   <a:off x="0" y="0"/>
-                                  <a:ext cx="1504950" cy="866775"/>
+                                  <a:ext cx="942975" cy="1343025"/>
                                 </a:xfrm>
                                 <a:prstGeom prst="rect">
                                   <a:avLst/>
@@ -9843,10 +10267,11 @@
                   </w:r>
                 </w:p>
               </w:tc>
+            </w:tr>
+            <w:tr>
               <w:tc>
                 <w:tcPr>
-                  <w:tcW w:w="2516" w:type="dxa"/>
-                  <w:gridSpan w:val="2"/>
+                  <w:tcW w:w="2515" w:type="dxa"/>
                 </w:tcPr>
                 <w:p>
                   <w:pPr>
@@ -9871,10 +10296,10 @@
                       <w:w w:val="105"/>
                     </w:rPr>
                     <w:drawing>
-                      <wp:inline distT="0" distB="0" distL="0" distR="0" wp14:anchorId="7B16C3A3" wp14:editId="335C4398">
-                        <wp:extent cx="1114425" cy="1162050"/>
-                        <wp:effectExtent l="0" t="0" r="9525" b="0"/>
-                        <wp:docPr id="16" name="Picture 16"/>
+                      <wp:inline distT="0" distB="0" distL="0" distR="0" wp14:anchorId="11D3363D" wp14:editId="6ED46D17">
+                        <wp:extent cx="1257300" cy="971550"/>
+                        <wp:effectExtent l="0" t="0" r="0" b="0"/>
+                        <wp:docPr id="18" name="Picture 18"/>
                         <wp:cNvGraphicFramePr>
                           <a:graphicFrameLocks xmlns:a="http://schemas.openxmlformats.org/drawingml/2006/main" noChangeAspect="1"/>
                         </wp:cNvGraphicFramePr>
@@ -9894,136 +10319,6 @@
                               <pic:spPr>
                                 <a:xfrm>
                                   <a:off x="0" y="0"/>
-                                  <a:ext cx="1114425" cy="1162050"/>
-                                </a:xfrm>
-                                <a:prstGeom prst="rect">
-                                  <a:avLst/>
-                                </a:prstGeom>
-                              </pic:spPr>
-                            </pic:pic>
-                          </a:graphicData>
-                        </a:graphic>
-                      </wp:inline>
-                    </w:drawing>
-                  </w:r>
-                </w:p>
-              </w:tc>
-              <w:tc>
-                <w:tcPr>
-                  <w:tcW w:w="2516" w:type="dxa"/>
-                </w:tcPr>
-                <w:p>
-                  <w:pPr>
-                    <w:pStyle w:val="SS3-115"/>
-                    <w:rPr>
-                      <w:rFonts w:ascii="Source Sans 3 Medium" w:hAnsi="Source Sans 3 Medium"/>
-                      <w:b/>
-                      <w:bCs/>
-                      <w:color w:val="101312"/>
-                      <w:spacing w:val="-2"/>
-                      <w:w w:val="105"/>
-                    </w:rPr>
-                  </w:pPr>
-                  <w:r>
-                    <w:rPr>
-                      <w:rFonts w:ascii="Source Sans 3 Medium" w:hAnsi="Source Sans 3 Medium"/>
-                      <w:b/>
-                      <w:bCs/>
-                      <w:noProof/>
-                      <w:color w:val="101312"/>
-                      <w:spacing w:val="-2"/>
-                      <w:w w:val="105"/>
-                    </w:rPr>
-                    <w:drawing>
-                      <wp:inline distT="0" distB="0" distL="0" distR="0" wp14:anchorId="0A5BFC01" wp14:editId="05DF7281">
-                        <wp:extent cx="942975" cy="1343025"/>
-                        <wp:effectExtent l="0" t="0" r="9525" b="9525"/>
-                        <wp:docPr id="17" name="Picture 17"/>
-                        <wp:cNvGraphicFramePr>
-                          <a:graphicFrameLocks xmlns:a="http://schemas.openxmlformats.org/drawingml/2006/main" noChangeAspect="1"/>
-                        </wp:cNvGraphicFramePr>
-                        <a:graphic xmlns:a="http://schemas.openxmlformats.org/drawingml/2006/main">
-                          <a:graphicData uri="http://schemas.openxmlformats.org/drawingml/2006/picture">
-                            <pic:pic xmlns:pic="http://schemas.openxmlformats.org/drawingml/2006/picture">
-                              <pic:nvPicPr>
-                                <pic:cNvPr id="1" name=""/>
-                                <pic:cNvPicPr/>
-                              </pic:nvPicPr>
-                              <pic:blipFill>
-                                <a:blip r:embed="rId30"/>
-                                <a:stretch>
-                                  <a:fillRect/>
-                                </a:stretch>
-                              </pic:blipFill>
-                              <pic:spPr>
-                                <a:xfrm>
-                                  <a:off x="0" y="0"/>
-                                  <a:ext cx="942975" cy="1343025"/>
-                                </a:xfrm>
-                                <a:prstGeom prst="rect">
-                                  <a:avLst/>
-                                </a:prstGeom>
-                              </pic:spPr>
-                            </pic:pic>
-                          </a:graphicData>
-                        </a:graphic>
-                      </wp:inline>
-                    </w:drawing>
-                  </w:r>
-                </w:p>
-              </w:tc>
-            </w:tr>
-            <w:tr>
-              <w:tc>
-                <w:tcPr>
-                  <w:tcW w:w="2515" w:type="dxa"/>
-                </w:tcPr>
-                <w:p>
-                  <w:pPr>
-                    <w:pStyle w:val="SS3-115"/>
-                    <w:rPr>
-                      <w:rFonts w:ascii="Source Sans 3 Medium" w:hAnsi="Source Sans 3 Medium"/>
-                      <w:b/>
-                      <w:bCs/>
-                      <w:color w:val="101312"/>
-                      <w:spacing w:val="-2"/>
-                      <w:w w:val="105"/>
-                    </w:rPr>
-                  </w:pPr>
-                  <w:r>
-                    <w:rPr>
-                      <w:rFonts w:ascii="Source Sans 3 Medium" w:hAnsi="Source Sans 3 Medium"/>
-                      <w:b/>
-                      <w:bCs/>
-                      <w:noProof/>
-                      <w:color w:val="101312"/>
-                      <w:spacing w:val="-2"/>
-                      <w:w w:val="105"/>
-                    </w:rPr>
-                    <w:drawing>
-                      <wp:inline distT="0" distB="0" distL="0" distR="0" wp14:anchorId="11D3363D" wp14:editId="6ED46D17">
-                        <wp:extent cx="1257300" cy="971550"/>
-                        <wp:effectExtent l="0" t="0" r="0" b="0"/>
-                        <wp:docPr id="18" name="Picture 18"/>
-                        <wp:cNvGraphicFramePr>
-                          <a:graphicFrameLocks xmlns:a="http://schemas.openxmlformats.org/drawingml/2006/main" noChangeAspect="1"/>
-                        </wp:cNvGraphicFramePr>
-                        <a:graphic xmlns:a="http://schemas.openxmlformats.org/drawingml/2006/main">
-                          <a:graphicData uri="http://schemas.openxmlformats.org/drawingml/2006/picture">
-                            <pic:pic xmlns:pic="http://schemas.openxmlformats.org/drawingml/2006/picture">
-                              <pic:nvPicPr>
-                                <pic:cNvPr id="1" name=""/>
-                                <pic:cNvPicPr/>
-                              </pic:nvPicPr>
-                              <pic:blipFill>
-                                <a:blip r:embed="rId31"/>
-                                <a:stretch>
-                                  <a:fillRect/>
-                                </a:stretch>
-                              </pic:blipFill>
-                              <pic:spPr>
-                                <a:xfrm>
-                                  <a:off x="0" y="0"/>
                                   <a:ext cx="1257300" cy="971550"/>
                                 </a:xfrm>
                                 <a:prstGeom prst="rect">
@@ -10082,7 +10377,7 @@
                                 <pic:cNvPicPr/>
                               </pic:nvPicPr>
                               <pic:blipFill>
-                                <a:blip r:embed="rId32"/>
+                                <a:blip r:embed="rId30"/>
                                 <a:stretch>
                                   <a:fillRect/>
                                 </a:stretch>
@@ -11296,7 +11591,29 @@
                 <w:sz w:val="23"/>
                 <w:szCs w:val="23"/>
               </w:rPr>
-              <w:t>In Section 1 of the Listening test you will hear two people talking in everyday situations. Tick TWO situations that could be in Section 1 of the Listening test</w:t>
+              <w:t xml:space="preserve">In Section 1 of the Listening </w:t>
+            </w:r>
+            <w:proofErr w:type="gramStart"/>
+            <w:r>
+              <w:rPr>
+                <w:rFonts w:ascii="Source Sans 3 Medium" w:hAnsi="Source Sans 3 Medium"/>
+                <w:b/>
+                <w:bCs/>
+                <w:sz w:val="23"/>
+                <w:szCs w:val="23"/>
+              </w:rPr>
+              <w:t>test</w:t>
+            </w:r>
+            <w:proofErr w:type="gramEnd"/>
+            <w:r>
+              <w:rPr>
+                <w:rFonts w:ascii="Source Sans 3 Medium" w:hAnsi="Source Sans 3 Medium"/>
+                <w:b/>
+                <w:bCs/>
+                <w:sz w:val="23"/>
+                <w:szCs w:val="23"/>
+              </w:rPr>
+              <w:t xml:space="preserve"> you will hear two people talking in everyday situations. Tick TWO situations that could be in Section 1 of the Listening test</w:t>
             </w:r>
             <w:r>
               <w:rPr>
@@ -11491,7 +11808,7 @@
                 <w:szCs w:val="23"/>
               </w:rPr>
             </w:pPr>
-            <w:hyperlink r:id="rId33" w:history="1">
+            <w:hyperlink r:id="rId31" w:history="1">
               <w:r>
                 <w:rPr>
                   <w:rStyle w:val="Hyperlink"/>
@@ -11709,7 +12026,7 @@
             </w:r>
           </w:p>
           <w:p>
-            <w:hyperlink r:id="rId34" w:history="1">
+            <w:hyperlink r:id="rId32" w:history="1">
               <w:r>
                 <w:rPr>
                   <w:rStyle w:val="Hyperlink"/>
@@ -12429,7 +12746,7 @@
             </w:r>
           </w:p>
           <w:p>
-            <w:hyperlink r:id="rId35" w:history="1">
+            <w:hyperlink r:id="rId33" w:history="1">
               <w:r>
                 <w:rPr>
                   <w:rStyle w:val="Hyperlink"/>
@@ -12649,7 +12966,7 @@
             <w:pPr>
               <w:spacing w:after="120"/>
             </w:pPr>
-            <w:hyperlink r:id="rId36" w:history="1">
+            <w:hyperlink r:id="rId34" w:history="1">
               <w:r>
                 <w:rPr>
                   <w:rStyle w:val="Hyperlink"/>
@@ -13045,7 +13362,7 @@
             </w:r>
           </w:p>
           <w:p>
-            <w:hyperlink r:id="rId37" w:history="1">
+            <w:hyperlink r:id="rId35" w:history="1">
               <w:r>
                 <w:rPr>
                   <w:rStyle w:val="Hyperlink"/>
@@ -13734,7 +14051,7 @@
             <w:pPr>
               <w:pStyle w:val="SS3-115"/>
             </w:pPr>
-            <w:hyperlink r:id="rId38" w:history="1">
+            <w:hyperlink r:id="rId36" w:history="1">
               <w:r>
                 <w:rPr>
                   <w:rStyle w:val="Hyperlink"/>
@@ -14007,7 +14324,7 @@
             </w:r>
           </w:p>
           <w:p>
-            <w:hyperlink r:id="rId39" w:history="1">
+            <w:hyperlink r:id="rId37" w:history="1">
               <w:r>
                 <w:rPr>
                   <w:rStyle w:val="Hyperlink"/>
@@ -14449,7 +14766,7 @@
             <w:pPr>
               <w:pStyle w:val="SS3-115"/>
             </w:pPr>
-            <w:hyperlink r:id="rId40" w:history="1">
+            <w:hyperlink r:id="rId38" w:history="1">
               <w:r>
                 <w:rPr>
                   <w:rStyle w:val="Hyperlink"/>
@@ -14574,11 +14891,16 @@
                     <w:t xml:space="preserve"> ---</w:t>
                   </w:r>
                   <w:r>
-                    <w:t xml:space="preserve"> pounds, but actually we've got a sale on at the pounds. S</w:t>
+                    <w:t xml:space="preserve"> pounds, but actually we've got a sale on at the pounds. </w:t>
+                  </w:r>
+                  <w:proofErr w:type="gramStart"/>
+                  <w:r>
+                    <w:t>S</w:t>
                   </w:r>
                   <w:r>
                     <w:t>o</w:t>
                   </w:r>
+                  <w:proofErr w:type="gramEnd"/>
                   <w:r>
                     <w:t xml:space="preserve"> you can save </w:t>
                   </w:r>
@@ -14729,7 +15051,29 @@
                 <w:sz w:val="21"/>
                 <w:szCs w:val="21"/>
               </w:rPr>
-              <w:t>In multiple-choice tasks, you choose the correct answer from three options, A, Bor C.</w:t>
+              <w:t xml:space="preserve">In multiple-choice tasks, you choose the correct answer from three options, A, </w:t>
+            </w:r>
+            <w:proofErr w:type="spellStart"/>
+            <w:r>
+              <w:rPr>
+                <w:rFonts w:ascii="Source Sans 3" w:hAnsi="Source Sans 3" w:cstheme="minorBidi"/>
+                <w:color w:val="1A150E"/>
+                <w:spacing w:val="-4"/>
+                <w:sz w:val="21"/>
+                <w:szCs w:val="21"/>
+              </w:rPr>
+              <w:t>Bor</w:t>
+            </w:r>
+            <w:proofErr w:type="spellEnd"/>
+            <w:r>
+              <w:rPr>
+                <w:rFonts w:ascii="Source Sans 3" w:hAnsi="Source Sans 3" w:cstheme="minorBidi"/>
+                <w:color w:val="1A150E"/>
+                <w:spacing w:val="-4"/>
+                <w:sz w:val="21"/>
+                <w:szCs w:val="21"/>
+              </w:rPr>
+              <w:t xml:space="preserve"> C.</w:t>
             </w:r>
           </w:p>
           <w:p>
@@ -14968,8 +15312,13 @@
                     </w:numPr>
                   </w:pPr>
                   <w:r>
-                    <w:t>a soccer game</w:t>
-                  </w:r>
+                    <w:t xml:space="preserve">a soccer </w:t>
+                  </w:r>
+                  <w:proofErr w:type="gramStart"/>
+                  <w:r>
+                    <w:t>game</w:t>
+                  </w:r>
+                  <w:proofErr w:type="gramEnd"/>
                 </w:p>
                 <w:p>
                   <w:pPr>
@@ -15045,8 +15394,13 @@
                     </w:numPr>
                   </w:pPr>
                   <w:r>
-                    <w:t>a leaving party</w:t>
-                  </w:r>
+                    <w:t xml:space="preserve">a leaving </w:t>
+                  </w:r>
+                  <w:proofErr w:type="gramStart"/>
+                  <w:r>
+                    <w:t>party</w:t>
+                  </w:r>
+                  <w:proofErr w:type="gramEnd"/>
                 </w:p>
                 <w:p>
                   <w:pPr>
@@ -15057,8 +15411,13 @@
                     </w:numPr>
                   </w:pPr>
                   <w:r>
-                    <w:t>a birthday party</w:t>
-                  </w:r>
+                    <w:t xml:space="preserve">a birthday </w:t>
+                  </w:r>
+                  <w:proofErr w:type="gramStart"/>
+                  <w:r>
+                    <w:t>party</w:t>
+                  </w:r>
+                  <w:proofErr w:type="gramEnd"/>
                 </w:p>
                 <w:p>
                   <w:pPr>
@@ -15319,6 +15678,7 @@
                       <w:lang w:bidi="ar-SA"/>
                     </w:rPr>
                   </w:pPr>
+                  <w:proofErr w:type="spellStart"/>
                   <w:r>
                     <w:rPr>
                       <w:rFonts w:ascii="Source Sans 3 Medium" w:hAnsi="Source Sans 3 Medium"/>
@@ -15328,6 +15688,7 @@
                     </w:rPr>
                     <w:t>Colour</w:t>
                   </w:r>
+                  <w:proofErr w:type="spellEnd"/>
                 </w:p>
               </w:tc>
               <w:tc>
@@ -15640,7 +16001,7 @@
             <w:pPr>
               <w:pStyle w:val="SS3-115"/>
             </w:pPr>
-            <w:hyperlink r:id="rId41" w:history="1">
+            <w:hyperlink r:id="rId39" w:history="1">
               <w:r>
                 <w:rPr>
                   <w:rStyle w:val="Hyperlink"/>
@@ -16670,11 +17031,19 @@
             <w:r>
               <w:t xml:space="preserve">I </w:t>
             </w:r>
+            <w:proofErr w:type="gramStart"/>
             <w:r>
               <w:rPr>
                 <w:i/>
               </w:rPr>
-              <w:t>other daughter</w:t>
+              <w:t>other</w:t>
+            </w:r>
+            <w:proofErr w:type="gramEnd"/>
+            <w:r>
+              <w:rPr>
+                <w:i/>
+              </w:rPr>
+              <w:t xml:space="preserve"> daughter</w:t>
             </w:r>
             <w:r>
               <w:rPr>
@@ -17063,7 +17432,7 @@
             <w:pPr>
               <w:spacing w:after="120"/>
             </w:pPr>
-            <w:hyperlink r:id="rId42" w:history="1">
+            <w:hyperlink r:id="rId40" w:history="1">
               <w:r>
                 <w:rPr>
                   <w:rStyle w:val="Hyperlink"/>
@@ -18091,7 +18460,7 @@
             <w:pPr>
               <w:spacing w:after="120"/>
             </w:pPr>
-            <w:hyperlink r:id="rId43" w:history="1">
+            <w:hyperlink r:id="rId41" w:history="1">
               <w:r>
                 <w:rPr>
                   <w:rStyle w:val="Hyperlink"/>
@@ -18929,7 +19298,7 @@
             <w:pPr>
               <w:spacing w:after="120"/>
             </w:pPr>
-            <w:hyperlink r:id="rId44" w:history="1">
+            <w:hyperlink r:id="rId42" w:history="1">
               <w:r>
                 <w:rPr>
                   <w:rStyle w:val="Hyperlink"/>
@@ -19340,7 +19709,7 @@
             <w:pPr>
               <w:spacing w:after="120"/>
             </w:pPr>
-            <w:hyperlink r:id="rId45" w:history="1">
+            <w:hyperlink r:id="rId43" w:history="1">
               <w:r>
                 <w:rPr>
                   <w:rStyle w:val="Hyperlink"/>
@@ -19779,7 +20148,25 @@
                       <w:sz w:val="21"/>
                       <w:szCs w:val="21"/>
                     </w:rPr>
-                    <w:t>do not try to memorise answers to questions.</w:t>
+                    <w:t xml:space="preserve">do not try to </w:t>
+                  </w:r>
+                  <w:proofErr w:type="spellStart"/>
+                  <w:r>
+                    <w:rPr>
+                      <w:rFonts w:ascii="Source Sans 3" w:hAnsi="Source Sans 3"/>
+                      <w:sz w:val="21"/>
+                      <w:szCs w:val="21"/>
+                    </w:rPr>
+                    <w:t>memorise</w:t>
+                  </w:r>
+                  <w:proofErr w:type="spellEnd"/>
+                  <w:r>
+                    <w:rPr>
+                      <w:rFonts w:ascii="Source Sans 3" w:hAnsi="Source Sans 3"/>
+                      <w:sz w:val="21"/>
+                      <w:szCs w:val="21"/>
+                    </w:rPr>
+                    <w:t xml:space="preserve"> answers to questions.</w:t>
                   </w:r>
                 </w:p>
               </w:tc>
@@ -19868,7 +20255,23 @@
                       <w:sz w:val="21"/>
                       <w:szCs w:val="21"/>
                     </w:rPr>
-                    <w:t>In Part 1 you need to give full answers to the questions, but don't talk for too long. Three sentences is plenty. You have chances to speak for longer in Parts 2 and 3.</w:t>
+                    <w:t xml:space="preserve">In Part 1 you need to give full answers to the questions, but don't talk for too long. Three sentences </w:t>
+                  </w:r>
+                  <w:proofErr w:type="gramStart"/>
+                  <w:r>
+                    <w:rPr>
+                      <w:sz w:val="21"/>
+                      <w:szCs w:val="21"/>
+                    </w:rPr>
+                    <w:t>is</w:t>
+                  </w:r>
+                  <w:proofErr w:type="gramEnd"/>
+                  <w:r>
+                    <w:rPr>
+                      <w:sz w:val="21"/>
+                      <w:szCs w:val="21"/>
+                    </w:rPr>
+                    <w:t xml:space="preserve"> plenty. You have chances to speak for longer in Parts 2 and 3.</w:t>
                   </w:r>
                 </w:p>
               </w:tc>
@@ -20543,6 +20946,7 @@
               </w:rPr>
               <w:t>/</w:t>
             </w:r>
+            <w:proofErr w:type="spellStart"/>
             <w:r>
               <w:rPr>
                 <w:b w:val="0"/>
@@ -20555,7 +20959,15 @@
                 <w:b w:val="0"/>
                 <w:bCs w:val="0"/>
               </w:rPr>
-              <w:t>z/</w:t>
+              <w:t>z</w:t>
+            </w:r>
+            <w:proofErr w:type="spellEnd"/>
+            <w:r>
+              <w:rPr>
+                <w:b w:val="0"/>
+                <w:bCs w:val="0"/>
+              </w:rPr>
+              <w:t>/</w:t>
             </w:r>
             <w:r>
               <w:t xml:space="preserve"> according to how the end is pronounced.</w:t>
@@ -20565,7 +20977,7 @@
             <w:pPr>
               <w:spacing w:after="120"/>
             </w:pPr>
-            <w:hyperlink r:id="rId46" w:history="1">
+            <w:hyperlink r:id="rId44" w:history="1">
               <w:r>
                 <w:rPr>
                   <w:rStyle w:val="Hyperlink"/>
@@ -20624,11 +21036,16 @@
             <w:r>
               <w:t>/</w:t>
             </w:r>
+            <w:proofErr w:type="spellStart"/>
             <w:r>
               <w:t>ɪ</w:t>
             </w:r>
             <w:r>
-              <w:t>z/</w:t>
+              <w:t>z</w:t>
+            </w:r>
+            <w:proofErr w:type="spellEnd"/>
+            <w:r>
+              <w:t>/</w:t>
             </w:r>
             <w:r>
               <w:t xml:space="preserve">: </w:t>
@@ -21008,7 +21425,7 @@
             <w:pPr>
               <w:spacing w:after="120"/>
             </w:pPr>
-            <w:hyperlink r:id="rId47" w:history="1">
+            <w:hyperlink r:id="rId45" w:history="1">
               <w:r>
                 <w:rPr>
                   <w:rStyle w:val="Hyperlink"/>
@@ -21539,7 +21956,7 @@
     </w:tbl>
     <w:p/>
     <w:sectPr>
-      <w:footerReference w:type="default" r:id="rId48"/>
+      <w:footerReference w:type="default" r:id="rId46"/>
       <w:pgSz w:w="15842" w:h="30147" w:code="3"/>
       <w:pgMar w:top="720" w:right="720" w:bottom="720" w:left="720" w:header="284" w:footer="284" w:gutter="0"/>
       <w:pgNumType w:start="8"/>

--- a/assets/data/Mindset 01/Mindset1- Custom - Unit 02.docx
+++ b/assets/data/Mindset 01/Mindset1- Custom - Unit 02.docx
@@ -6590,40 +6590,582 @@
           </w:p>
         </w:tc>
       </w:tr>
-      <w:tr>
-        <w:tc>
-          <w:tcPr>
-            <w:tcW w:w="650" w:type="dxa"/>
-          </w:tcPr>
-          <w:p>
-            <w:pPr>
-              <w:rPr>
-                <w:bCs/>
-                <w:szCs w:val="26"/>
-              </w:rPr>
-            </w:pPr>
-          </w:p>
-        </w:tc>
-        <w:tc>
-          <w:tcPr>
-            <w:tcW w:w="13662" w:type="dxa"/>
-          </w:tcPr>
-          <w:p>
-            <w:pPr>
-              <w:pStyle w:val="SS3-115"/>
-              <w:rPr>
-                <w:noProof/>
-              </w:rPr>
-            </w:pPr>
-          </w:p>
-        </w:tc>
-      </w:tr>
     </w:tbl>
     <w:p>
       <w:r>
         <w:br w:type="page"/>
       </w:r>
     </w:p>
+    <w:p>
+      <w:pPr>
+        <w:spacing w:before="240" w:after="0"/>
+        <w:rPr>
+          <w:rFonts w:ascii="Source Sans 3 Medium" w:hAnsi="Source Sans 3 Medium"/>
+          <w:b/>
+          <w:bCs/>
+          <w:sz w:val="2"/>
+          <w:szCs w:val="2"/>
+          <w:lang w:bidi="ar-SA"/>
+        </w:rPr>
+      </w:pPr>
+    </w:p>
+    <w:tbl>
+      <w:tblPr>
+        <w:tblStyle w:val="CommonTable"/>
+        <w:tblW w:w="0" w:type="auto"/>
+        <w:tblBorders>
+          <w:top w:val="single" w:sz="24" w:space="0" w:color="auto"/>
+          <w:left w:val="single" w:sz="24" w:space="0" w:color="auto"/>
+          <w:bottom w:val="single" w:sz="24" w:space="0" w:color="auto"/>
+          <w:right w:val="single" w:sz="24" w:space="0" w:color="auto"/>
+          <w:insideH w:val="single" w:sz="24" w:space="0" w:color="auto"/>
+          <w:insideV w:val="single" w:sz="24" w:space="0" w:color="auto"/>
+        </w:tblBorders>
+        <w:tblLook w:val="04A0" w:firstRow="1" w:lastRow="0" w:firstColumn="1" w:lastColumn="0" w:noHBand="0" w:noVBand="1"/>
+      </w:tblPr>
+      <w:tblGrid>
+        <w:gridCol w:w="4908"/>
+      </w:tblGrid>
+      <w:tr>
+        <w:tc>
+          <w:tcPr>
+            <w:tcW w:w="0" w:type="auto"/>
+            <w:shd w:val="clear" w:color="auto" w:fill="EEAA45"/>
+          </w:tcPr>
+          <w:p>
+            <w:pPr>
+              <w:rPr>
+                <w:rFonts w:ascii="Source Sans 3 Medium" w:hAnsi="Source Sans 3 Medium"/>
+                <w:b/>
+                <w:bCs/>
+                <w:sz w:val="23"/>
+                <w:szCs w:val="23"/>
+                <w:lang w:bidi="ar-SA"/>
+              </w:rPr>
+            </w:pPr>
+            <w:r>
+              <w:rPr>
+                <w:b/>
+                <w:bCs/>
+                <w:sz w:val="24"/>
+                <w:szCs w:val="24"/>
+              </w:rPr>
+              <w:t>GRAMMAR FOCUS: PREPOSITIONS OF PLACE</w:t>
+            </w:r>
+          </w:p>
+        </w:tc>
+      </w:tr>
+    </w:tbl>
+    <w:p>
+      <w:pPr>
+        <w:spacing w:after="0"/>
+        <w:rPr>
+          <w:rFonts w:ascii="Source Sans 3" w:hAnsi="Source Sans 3"/>
+          <w:b/>
+          <w:bCs/>
+          <w:sz w:val="2"/>
+          <w:szCs w:val="2"/>
+          <w:shd w:val="clear" w:color="auto" w:fill="FFFF00"/>
+          <w:rtl/>
+        </w:rPr>
+      </w:pPr>
+    </w:p>
+    <w:tbl>
+      <w:tblPr>
+        <w:tblStyle w:val="DottedTable"/>
+        <w:tblW w:w="14392" w:type="dxa"/>
+        <w:tblLook w:val="04A0" w:firstRow="1" w:lastRow="0" w:firstColumn="1" w:lastColumn="0" w:noHBand="0" w:noVBand="1"/>
+      </w:tblPr>
+      <w:tblGrid>
+        <w:gridCol w:w="650"/>
+        <w:gridCol w:w="9835"/>
+        <w:gridCol w:w="3907"/>
+      </w:tblGrid>
+      <w:tr>
+        <w:tc>
+          <w:tcPr>
+            <w:tcW w:w="650" w:type="dxa"/>
+          </w:tcPr>
+          <w:tbl>
+            <w:tblPr>
+              <w:tblStyle w:val="CompactTable"/>
+              <w:tblW w:w="0" w:type="auto"/>
+              <w:tblBorders>
+                <w:top w:val="single" w:sz="18" w:space="0" w:color="D9D1B8"/>
+                <w:left w:val="single" w:sz="18" w:space="0" w:color="D9D1B8"/>
+                <w:bottom w:val="single" w:sz="18" w:space="0" w:color="D9D1B8"/>
+                <w:right w:val="single" w:sz="18" w:space="0" w:color="D9D1B8"/>
+                <w:insideH w:val="single" w:sz="18" w:space="0" w:color="D9D1B8"/>
+                <w:insideV w:val="single" w:sz="18" w:space="0" w:color="D9D1B8"/>
+              </w:tblBorders>
+              <w:tblLook w:val="04A0" w:firstRow="1" w:lastRow="0" w:firstColumn="1" w:lastColumn="0" w:noHBand="0" w:noVBand="1"/>
+            </w:tblPr>
+            <w:tblGrid>
+              <w:gridCol w:w="320"/>
+            </w:tblGrid>
+            <w:tr>
+              <w:tc>
+                <w:tcPr>
+                  <w:tcW w:w="385" w:type="dxa"/>
+                </w:tcPr>
+                <w:p>
+                  <w:pPr>
+                    <w:rPr>
+                      <w:b w:val="0"/>
+                      <w:bCs/>
+                      <w:szCs w:val="26"/>
+                      <w:bdr w:val="single" w:sz="12" w:space="0" w:color="FFFF00"/>
+                    </w:rPr>
+                  </w:pPr>
+                  <w:r>
+                    <w:rPr>
+                      <w:bCs/>
+                      <w:szCs w:val="26"/>
+                      <w:lang w:bidi="ar-SA"/>
+                    </w:rPr>
+                    <w:t>03</w:t>
+                  </w:r>
+                </w:p>
+              </w:tc>
+            </w:tr>
+          </w:tbl>
+          <w:p>
+            <w:pPr>
+              <w:rPr>
+                <w:rFonts w:ascii="Source Sans 3" w:hAnsi="Source Sans 3"/>
+                <w:b/>
+                <w:bCs/>
+                <w:sz w:val="26"/>
+                <w:szCs w:val="26"/>
+                <w:bdr w:val="single" w:sz="12" w:space="0" w:color="FFFF00"/>
+              </w:rPr>
+            </w:pPr>
+          </w:p>
+        </w:tc>
+        <w:tc>
+          <w:tcPr>
+            <w:tcW w:w="9835" w:type="dxa"/>
+          </w:tcPr>
+          <w:p>
+            <w:pPr>
+              <w:pStyle w:val="SS3-115"/>
+              <w:rPr>
+                <w:rFonts w:ascii="Source Sans 3 Medium" w:hAnsi="Source Sans 3 Medium"/>
+                <w:b/>
+                <w:bCs/>
+                <w:color w:val="101312"/>
+                <w:spacing w:val="-2"/>
+                <w:w w:val="105"/>
+              </w:rPr>
+            </w:pPr>
+            <w:r>
+              <w:rPr>
+                <w:rFonts w:ascii="Source Sans 3 Medium" w:hAnsi="Source Sans 3 Medium"/>
+                <w:b/>
+                <w:bCs/>
+              </w:rPr>
+              <w:t>Look again at the map of Sunnyhill University campus today. Which of these sentences are true?</w:t>
+            </w:r>
+          </w:p>
+          <w:p>
+            <w:pPr>
+              <w:pStyle w:val="ListParagraph"/>
+              <w:numPr>
+                <w:ilvl w:val="0"/>
+                <w:numId w:val="76"/>
+              </w:numPr>
+              <w:spacing w:after="120"/>
+              <w:ind w:left="227" w:hanging="227"/>
+              <w:rPr>
+                <w:rStyle w:val="BlankWord1"/>
+                <w:iCs/>
+                <w:szCs w:val="24"/>
+                <w:bdr w:val="none" w:sz="0" w:space="0" w:color="auto"/>
+                <w:shd w:val="clear" w:color="auto" w:fill="auto"/>
+                <w14:textOutline w14:w="0" w14:cap="rnd" w14:cmpd="sng" w14:algn="ctr">
+                  <w14:noFill/>
+                  <w14:prstDash w14:val="solid"/>
+                  <w14:bevel/>
+                </w14:textOutline>
+              </w:rPr>
+            </w:pPr>
+            <w:r>
+              <w:rPr>
+                <w:rStyle w:val="BlankWord1"/>
+                <w:iCs/>
+                <w:szCs w:val="24"/>
+                <w:bdr w:val="none" w:sz="0" w:space="0" w:color="auto"/>
+                <w:shd w:val="clear" w:color="auto" w:fill="auto"/>
+                <w14:textOutline w14:w="0" w14:cap="rnd" w14:cmpd="sng" w14:algn="ctr">
+                  <w14:noFill/>
+                  <w14:prstDash w14:val="solid"/>
+                  <w14:bevel/>
+                </w14:textOutline>
+              </w:rPr>
+              <w:t>The Founder's Building is between the Watson Building and the Scott Library.</w:t>
+            </w:r>
+          </w:p>
+          <w:p>
+            <w:pPr>
+              <w:pStyle w:val="ListParagraph"/>
+              <w:numPr>
+                <w:ilvl w:val="0"/>
+                <w:numId w:val="76"/>
+              </w:numPr>
+              <w:spacing w:after="120"/>
+              <w:ind w:left="227" w:hanging="227"/>
+              <w:rPr>
+                <w:rStyle w:val="BlankWord1"/>
+                <w:iCs/>
+                <w:szCs w:val="24"/>
+                <w:bdr w:val="none" w:sz="0" w:space="0" w:color="auto"/>
+                <w:shd w:val="clear" w:color="auto" w:fill="auto"/>
+                <w14:textOutline w14:w="0" w14:cap="rnd" w14:cmpd="sng" w14:algn="ctr">
+                  <w14:noFill/>
+                  <w14:prstDash w14:val="solid"/>
+                  <w14:bevel/>
+                </w14:textOutline>
+              </w:rPr>
+            </w:pPr>
+            <w:r>
+              <w:rPr>
+                <w:rStyle w:val="BlankWord1"/>
+                <w:iCs/>
+                <w:szCs w:val="24"/>
+                <w:bdr w:val="none" w:sz="0" w:space="0" w:color="auto"/>
+                <w:shd w:val="clear" w:color="auto" w:fill="auto"/>
+                <w14:textOutline w14:w="0" w14:cap="rnd" w14:cmpd="sng" w14:algn="ctr">
+                  <w14:noFill/>
+                  <w14:prstDash w14:val="solid"/>
+                  <w14:bevel/>
+                </w14:textOutline>
+              </w:rPr>
+              <w:t>The bus stop is in the upper right-hand corner of the campus.</w:t>
+            </w:r>
+          </w:p>
+          <w:p>
+            <w:pPr>
+              <w:pStyle w:val="ListParagraph"/>
+              <w:numPr>
+                <w:ilvl w:val="0"/>
+                <w:numId w:val="76"/>
+              </w:numPr>
+              <w:spacing w:after="120"/>
+              <w:ind w:left="227" w:hanging="227"/>
+              <w:rPr>
+                <w:rStyle w:val="BlankWord1"/>
+                <w:iCs/>
+                <w:szCs w:val="24"/>
+                <w:bdr w:val="none" w:sz="0" w:space="0" w:color="auto"/>
+                <w:shd w:val="clear" w:color="auto" w:fill="auto"/>
+                <w14:textOutline w14:w="0" w14:cap="rnd" w14:cmpd="sng" w14:algn="ctr">
+                  <w14:noFill/>
+                  <w14:prstDash w14:val="solid"/>
+                  <w14:bevel/>
+                </w14:textOutline>
+              </w:rPr>
+            </w:pPr>
+            <w:r>
+              <w:rPr>
+                <w:rStyle w:val="BlankWord1"/>
+                <w:iCs/>
+                <w:szCs w:val="24"/>
+                <w:bdr w:val="none" w:sz="0" w:space="0" w:color="auto"/>
+                <w:shd w:val="clear" w:color="auto" w:fill="auto"/>
+                <w14:textOutline w14:w="0" w14:cap="rnd" w14:cmpd="sng" w14:algn="ctr">
+                  <w14:noFill/>
+                  <w14:prstDash w14:val="solid"/>
+                  <w14:bevel/>
+                </w14:textOutline>
+              </w:rPr>
+              <w:t>The halls of residence are opposite the Students' Union.</w:t>
+            </w:r>
+          </w:p>
+          <w:p>
+            <w:pPr>
+              <w:pStyle w:val="ListParagraph"/>
+              <w:numPr>
+                <w:ilvl w:val="0"/>
+                <w:numId w:val="76"/>
+              </w:numPr>
+              <w:spacing w:after="120"/>
+              <w:ind w:left="227" w:hanging="227"/>
+              <w:rPr>
+                <w:rStyle w:val="BlankWord1"/>
+                <w:iCs/>
+                <w:szCs w:val="24"/>
+                <w:bdr w:val="none" w:sz="0" w:space="0" w:color="auto"/>
+                <w:shd w:val="clear" w:color="auto" w:fill="auto"/>
+                <w14:textOutline w14:w="0" w14:cap="rnd" w14:cmpd="sng" w14:algn="ctr">
+                  <w14:noFill/>
+                  <w14:prstDash w14:val="solid"/>
+                  <w14:bevel/>
+                </w14:textOutline>
+              </w:rPr>
+            </w:pPr>
+            <w:r>
+              <w:rPr>
+                <w:rStyle w:val="BlankWord1"/>
+                <w:iCs/>
+                <w:szCs w:val="24"/>
+                <w:bdr w:val="none" w:sz="0" w:space="0" w:color="auto"/>
+                <w:shd w:val="clear" w:color="auto" w:fill="auto"/>
+                <w14:textOutline w14:w="0" w14:cap="rnd" w14:cmpd="sng" w14:algn="ctr">
+                  <w14:noFill/>
+                  <w14:prstDash w14:val="solid"/>
+                  <w14:bevel/>
+                </w14:textOutline>
+              </w:rPr>
+              <w:t>There are two car parks on the campus.</w:t>
+            </w:r>
+          </w:p>
+          <w:p>
+            <w:pPr>
+              <w:pStyle w:val="ListParagraph"/>
+              <w:numPr>
+                <w:ilvl w:val="0"/>
+                <w:numId w:val="76"/>
+              </w:numPr>
+              <w:spacing w:after="120"/>
+              <w:ind w:left="227" w:hanging="227"/>
+              <w:rPr>
+                <w:rStyle w:val="BlankWord1"/>
+                <w:iCs/>
+                <w:szCs w:val="24"/>
+                <w:bdr w:val="none" w:sz="0" w:space="0" w:color="auto"/>
+                <w:shd w:val="clear" w:color="auto" w:fill="auto"/>
+                <w14:textOutline w14:w="0" w14:cap="rnd" w14:cmpd="sng" w14:algn="ctr">
+                  <w14:noFill/>
+                  <w14:prstDash w14:val="solid"/>
+                  <w14:bevel/>
+                </w14:textOutline>
+              </w:rPr>
+            </w:pPr>
+            <w:r>
+              <w:rPr>
+                <w:rStyle w:val="BlankWord1"/>
+                <w:iCs/>
+                <w:szCs w:val="24"/>
+                <w:bdr w:val="none" w:sz="0" w:space="0" w:color="auto"/>
+                <w:shd w:val="clear" w:color="auto" w:fill="auto"/>
+                <w14:textOutline w14:w="0" w14:cap="rnd" w14:cmpd="sng" w14:algn="ctr">
+                  <w14:noFill/>
+                  <w14:prstDash w14:val="solid"/>
+                  <w14:bevel/>
+                </w14:textOutline>
+              </w:rPr>
+              <w:t>There are two places to eat on the campus.</w:t>
+            </w:r>
+          </w:p>
+          <w:p>
+            <w:pPr>
+              <w:pStyle w:val="ListParagraph"/>
+              <w:numPr>
+                <w:ilvl w:val="0"/>
+                <w:numId w:val="76"/>
+              </w:numPr>
+              <w:spacing w:after="120"/>
+              <w:ind w:left="227" w:hanging="227"/>
+              <w:rPr>
+                <w:rStyle w:val="BlankWord1"/>
+                <w:iCs/>
+                <w:szCs w:val="24"/>
+                <w:bdr w:val="none" w:sz="0" w:space="0" w:color="auto"/>
+                <w:shd w:val="clear" w:color="auto" w:fill="auto"/>
+                <w14:textOutline w14:w="0" w14:cap="rnd" w14:cmpd="sng" w14:algn="ctr">
+                  <w14:noFill/>
+                  <w14:prstDash w14:val="solid"/>
+                  <w14:bevel/>
+                </w14:textOutline>
+              </w:rPr>
+            </w:pPr>
+            <w:r>
+              <w:rPr>
+                <w:rStyle w:val="BlankWord1"/>
+                <w:iCs/>
+                <w:szCs w:val="24"/>
+                <w:bdr w:val="none" w:sz="0" w:space="0" w:color="auto"/>
+                <w:shd w:val="clear" w:color="auto" w:fill="auto"/>
+                <w14:textOutline w14:w="0" w14:cap="rnd" w14:cmpd="sng" w14:algn="ctr">
+                  <w14:noFill/>
+                  <w14:prstDash w14:val="solid"/>
+                  <w14:bevel/>
+                </w14:textOutline>
+              </w:rPr>
+              <w:t>The main reception is in the middle of the campus.</w:t>
+            </w:r>
+          </w:p>
+          <w:p>
+            <w:pPr>
+              <w:pStyle w:val="ListParagraph"/>
+              <w:numPr>
+                <w:ilvl w:val="0"/>
+                <w:numId w:val="76"/>
+              </w:numPr>
+              <w:spacing w:after="120"/>
+              <w:ind w:left="227" w:hanging="227"/>
+              <w:rPr>
+                <w:rStyle w:val="BlankWord1"/>
+                <w:iCs/>
+                <w:szCs w:val="24"/>
+                <w:bdr w:val="none" w:sz="0" w:space="0" w:color="auto"/>
+                <w:shd w:val="clear" w:color="auto" w:fill="auto"/>
+                <w14:textOutline w14:w="0" w14:cap="rnd" w14:cmpd="sng" w14:algn="ctr">
+                  <w14:noFill/>
+                  <w14:prstDash w14:val="solid"/>
+                  <w14:bevel/>
+                </w14:textOutline>
+              </w:rPr>
+            </w:pPr>
+            <w:r>
+              <w:rPr>
+                <w:rStyle w:val="BlankWord1"/>
+                <w:iCs/>
+                <w:szCs w:val="24"/>
+                <w:bdr w:val="none" w:sz="0" w:space="0" w:color="auto"/>
+                <w:shd w:val="clear" w:color="auto" w:fill="auto"/>
+                <w14:textOutline w14:w="0" w14:cap="rnd" w14:cmpd="sng" w14:algn="ctr">
+                  <w14:noFill/>
+                  <w14:prstDash w14:val="solid"/>
+                  <w14:bevel/>
+                </w14:textOutline>
+              </w:rPr>
+              <w:t>The Students' Union moved to a different building between 1995 and today.</w:t>
+            </w:r>
+          </w:p>
+          <w:p>
+            <w:pPr>
+              <w:pStyle w:val="ListParagraph"/>
+              <w:numPr>
+                <w:ilvl w:val="0"/>
+                <w:numId w:val="76"/>
+              </w:numPr>
+              <w:spacing w:after="120"/>
+              <w:ind w:left="227" w:hanging="227"/>
+              <w:rPr>
+                <w:rStyle w:val="BlankWord1"/>
+                <w:iCs/>
+                <w:bdr w:val="none" w:sz="0" w:space="0" w:color="auto"/>
+                <w:shd w:val="clear" w:color="auto" w:fill="auto"/>
+                <w:rtl/>
+                <w14:textOutline w14:w="0" w14:cap="rnd" w14:cmpd="sng" w14:algn="ctr">
+                  <w14:noFill/>
+                  <w14:prstDash w14:val="solid"/>
+                  <w14:bevel/>
+                </w14:textOutline>
+              </w:rPr>
+            </w:pPr>
+            <w:r>
+              <w:rPr>
+                <w:rStyle w:val="BlankWord1"/>
+                <w:iCs/>
+                <w:bdr w:val="none" w:sz="0" w:space="0" w:color="auto"/>
+                <w:shd w:val="clear" w:color="auto" w:fill="auto"/>
+                <w14:textOutline w14:w="0" w14:cap="rnd" w14:cmpd="sng" w14:algn="ctr">
+                  <w14:noFill/>
+                  <w14:prstDash w14:val="solid"/>
+                  <w14:bevel/>
+                </w14:textOutline>
+              </w:rPr>
+              <w:t>The car park was moved towards the bottom of the campus.</w:t>
+            </w:r>
+          </w:p>
+        </w:tc>
+        <w:tc>
+          <w:tcPr>
+            <w:tcW w:w="3907" w:type="dxa"/>
+          </w:tcPr>
+          <w:p>
+            <w:pPr>
+              <w:rPr>
+                <w:rFonts w:ascii="Source Sans 3 SemiBold" w:hAnsi="Source Sans 3 SemiBold"/>
+                <w:b/>
+                <w:bCs/>
+                <w:noProof/>
+                <w:color w:val="FFFFFF" w:themeColor="background1"/>
+                <w:shd w:val="clear" w:color="auto" w:fill="68AF3D"/>
+              </w:rPr>
+            </w:pPr>
+            <w:r>
+              <w:rPr>
+                <w:rFonts w:ascii="Source Sans 3 SemiBold" w:hAnsi="Source Sans 3 SemiBold"/>
+                <w:b/>
+                <w:bCs/>
+                <w:noProof/>
+                <w:color w:val="FFFFFF" w:themeColor="background1"/>
+                <w:bdr w:val="single" w:sz="24" w:space="0" w:color="F4A349"/>
+                <w:shd w:val="clear" w:color="auto" w:fill="EF4740"/>
+              </w:rPr>
+              <w:t xml:space="preserve">TIP </w:t>
+            </w:r>
+            <w:r>
+              <w:rPr>
+                <w:rFonts w:ascii="Source Sans 3 SemiBold" w:hAnsi="Source Sans 3 SemiBold"/>
+                <w:b/>
+                <w:bCs/>
+                <w:noProof/>
+                <w:bdr w:val="single" w:sz="24" w:space="0" w:color="F4A349"/>
+              </w:rPr>
+              <w:t>03</w:t>
+            </w:r>
+          </w:p>
+          <w:tbl>
+            <w:tblPr>
+              <w:tblStyle w:val="NormalTable"/>
+              <w:tblW w:w="0" w:type="auto"/>
+              <w:tblBorders>
+                <w:top w:val="single" w:sz="18" w:space="0" w:color="F4A349"/>
+                <w:left w:val="single" w:sz="18" w:space="0" w:color="F4A349"/>
+                <w:bottom w:val="single" w:sz="18" w:space="0" w:color="F4A349"/>
+                <w:right w:val="single" w:sz="18" w:space="0" w:color="F4A349"/>
+                <w:insideH w:val="single" w:sz="18" w:space="0" w:color="F4A349"/>
+                <w:insideV w:val="single" w:sz="18" w:space="0" w:color="F4A349"/>
+              </w:tblBorders>
+              <w:shd w:val="clear" w:color="auto" w:fill="E7EAEF"/>
+              <w:tblLook w:val="04A0" w:firstRow="1" w:lastRow="0" w:firstColumn="1" w:lastColumn="0" w:noHBand="0" w:noVBand="1"/>
+            </w:tblPr>
+            <w:tblGrid>
+              <w:gridCol w:w="3577"/>
+            </w:tblGrid>
+            <w:tr>
+              <w:tc>
+                <w:tcPr>
+                  <w:tcW w:w="6061" w:type="dxa"/>
+                  <w:shd w:val="clear" w:color="auto" w:fill="E7EAEF"/>
+                </w:tcPr>
+                <w:p>
+                  <w:pPr>
+                    <w:rPr>
+                      <w:noProof/>
+                      <w:sz w:val="21"/>
+                      <w:szCs w:val="21"/>
+                    </w:rPr>
+                  </w:pPr>
+                  <w:r>
+                    <w:rPr>
+                      <w:sz w:val="21"/>
+                      <w:szCs w:val="21"/>
+                    </w:rPr>
+                    <w:t>Prepositions are important in any task including maps. It is important to say exactly where things are located in relation to other places.</w:t>
+                  </w:r>
+                </w:p>
+              </w:tc>
+            </w:tr>
+          </w:tbl>
+          <w:p>
+            <w:pPr>
+              <w:pStyle w:val="SS3-115"/>
+              <w:rPr>
+                <w:rFonts w:ascii="Source Sans 3 Medium" w:hAnsi="Source Sans 3 Medium"/>
+                <w:b/>
+                <w:bCs/>
+              </w:rPr>
+            </w:pPr>
+          </w:p>
+        </w:tc>
+      </w:tr>
+    </w:tbl>
+    <w:p/>
     <w:tbl>
       <w:tblPr>
         <w:tblStyle w:val="DottedTable"/>
@@ -6637,7 +7179,7 @@
       <w:tr>
         <w:tc>
           <w:tcPr>
-            <w:tcW w:w="562" w:type="dxa"/>
+            <w:tcW w:w="690" w:type="dxa"/>
           </w:tcPr>
           <w:tbl>
             <w:tblPr>
@@ -6676,7 +7218,6 @@
                       <w:szCs w:val="26"/>
                       <w:lang w:bidi="ar-SA"/>
                     </w:rPr>
-                    <w:lastRenderedPageBreak/>
                     <w:t>03</w:t>
                   </w:r>
                 </w:p>
@@ -25014,6 +25555,100 @@
     </w:lvl>
   </w:abstractNum>
   <w:abstractNum w:abstractNumId="31" w15:restartNumberingAfterBreak="0">
+    <w:nsid w:val="42BB40CA"/>
+    <w:multiLevelType w:val="hybridMultilevel"/>
+    <w:tmpl w:val="91F045C8"/>
+    <w:lvl w:ilvl="0" w:tplc="7A929278">
+      <w:start w:val="1"/>
+      <w:numFmt w:val="decimal"/>
+      <w:lvlText w:val="%1:"/>
+      <w:lvlJc w:val="left"/>
+      <w:pPr>
+        <w:ind w:left="360" w:hanging="360"/>
+      </w:pPr>
+      <w:rPr>
+        <w:rFonts w:ascii="Source Sans 3" w:hAnsi="Source Sans 3" w:hint="default"/>
+        <w:b/>
+        <w:bCs/>
+        <w:spacing w:val="0"/>
+        <w:w w:val="84"/>
+        <w:lang w:val="en-US" w:eastAsia="en-US" w:bidi="ar-SA"/>
+      </w:rPr>
+    </w:lvl>
+    <w:lvl w:ilvl="1" w:tplc="04090019" w:tentative="1">
+      <w:start w:val="1"/>
+      <w:numFmt w:val="lowerLetter"/>
+      <w:lvlText w:val="%2."/>
+      <w:lvlJc w:val="left"/>
+      <w:pPr>
+        <w:ind w:left="1080" w:hanging="360"/>
+      </w:pPr>
+    </w:lvl>
+    <w:lvl w:ilvl="2" w:tplc="0409001B" w:tentative="1">
+      <w:start w:val="1"/>
+      <w:numFmt w:val="lowerRoman"/>
+      <w:lvlText w:val="%3."/>
+      <w:lvlJc w:val="right"/>
+      <w:pPr>
+        <w:ind w:left="1800" w:hanging="180"/>
+      </w:pPr>
+    </w:lvl>
+    <w:lvl w:ilvl="3" w:tplc="0409000F" w:tentative="1">
+      <w:start w:val="1"/>
+      <w:numFmt w:val="decimal"/>
+      <w:lvlText w:val="%4."/>
+      <w:lvlJc w:val="left"/>
+      <w:pPr>
+        <w:ind w:left="2520" w:hanging="360"/>
+      </w:pPr>
+    </w:lvl>
+    <w:lvl w:ilvl="4" w:tplc="04090019" w:tentative="1">
+      <w:start w:val="1"/>
+      <w:numFmt w:val="lowerLetter"/>
+      <w:lvlText w:val="%5."/>
+      <w:lvlJc w:val="left"/>
+      <w:pPr>
+        <w:ind w:left="3240" w:hanging="360"/>
+      </w:pPr>
+    </w:lvl>
+    <w:lvl w:ilvl="5" w:tplc="0409001B" w:tentative="1">
+      <w:start w:val="1"/>
+      <w:numFmt w:val="lowerRoman"/>
+      <w:lvlText w:val="%6."/>
+      <w:lvlJc w:val="right"/>
+      <w:pPr>
+        <w:ind w:left="3960" w:hanging="180"/>
+      </w:pPr>
+    </w:lvl>
+    <w:lvl w:ilvl="6" w:tplc="0409000F" w:tentative="1">
+      <w:start w:val="1"/>
+      <w:numFmt w:val="decimal"/>
+      <w:lvlText w:val="%7."/>
+      <w:lvlJc w:val="left"/>
+      <w:pPr>
+        <w:ind w:left="4680" w:hanging="360"/>
+      </w:pPr>
+    </w:lvl>
+    <w:lvl w:ilvl="7" w:tplc="04090019" w:tentative="1">
+      <w:start w:val="1"/>
+      <w:numFmt w:val="lowerLetter"/>
+      <w:lvlText w:val="%8."/>
+      <w:lvlJc w:val="left"/>
+      <w:pPr>
+        <w:ind w:left="5400" w:hanging="360"/>
+      </w:pPr>
+    </w:lvl>
+    <w:lvl w:ilvl="8" w:tplc="0409001B" w:tentative="1">
+      <w:start w:val="1"/>
+      <w:numFmt w:val="lowerRoman"/>
+      <w:lvlText w:val="%9."/>
+      <w:lvlJc w:val="right"/>
+      <w:pPr>
+        <w:ind w:left="6120" w:hanging="180"/>
+      </w:pPr>
+    </w:lvl>
+  </w:abstractNum>
+  <w:abstractNum w:abstractNumId="32" w15:restartNumberingAfterBreak="0">
     <w:nsid w:val="477D5AA2"/>
     <w:multiLevelType w:val="hybridMultilevel"/>
     <w:tmpl w:val="882EE4CC"/>
@@ -25104,7 +25739,7 @@
       </w:pPr>
     </w:lvl>
   </w:abstractNum>
-  <w:abstractNum w:abstractNumId="32" w15:restartNumberingAfterBreak="0">
+  <w:abstractNum w:abstractNumId="33" w15:restartNumberingAfterBreak="0">
     <w:nsid w:val="48220F39"/>
     <w:multiLevelType w:val="hybridMultilevel"/>
     <w:tmpl w:val="67164D22"/>
@@ -25195,7 +25830,7 @@
       </w:pPr>
     </w:lvl>
   </w:abstractNum>
-  <w:abstractNum w:abstractNumId="33" w15:restartNumberingAfterBreak="0">
+  <w:abstractNum w:abstractNumId="34" w15:restartNumberingAfterBreak="0">
     <w:nsid w:val="493E0CCB"/>
     <w:multiLevelType w:val="hybridMultilevel"/>
     <w:tmpl w:val="DE1A3DA8"/>
@@ -25311,7 +25946,7 @@
       </w:rPr>
     </w:lvl>
   </w:abstractNum>
-  <w:abstractNum w:abstractNumId="34" w15:restartNumberingAfterBreak="0">
+  <w:abstractNum w:abstractNumId="35" w15:restartNumberingAfterBreak="0">
     <w:nsid w:val="49837B45"/>
     <w:multiLevelType w:val="hybridMultilevel"/>
     <w:tmpl w:val="9916547A"/>
@@ -25405,7 +26040,7 @@
       </w:pPr>
     </w:lvl>
   </w:abstractNum>
-  <w:abstractNum w:abstractNumId="35" w15:restartNumberingAfterBreak="0">
+  <w:abstractNum w:abstractNumId="36" w15:restartNumberingAfterBreak="0">
     <w:nsid w:val="4A2A784D"/>
     <w:multiLevelType w:val="hybridMultilevel"/>
     <w:tmpl w:val="D04A441C"/>
@@ -25497,7 +26132,7 @@
       </w:pPr>
     </w:lvl>
   </w:abstractNum>
-  <w:abstractNum w:abstractNumId="36" w15:restartNumberingAfterBreak="0">
+  <w:abstractNum w:abstractNumId="37" w15:restartNumberingAfterBreak="0">
     <w:nsid w:val="4A62576A"/>
     <w:multiLevelType w:val="hybridMultilevel"/>
     <w:tmpl w:val="B096158E"/>
@@ -25588,7 +26223,7 @@
       </w:pPr>
     </w:lvl>
   </w:abstractNum>
-  <w:abstractNum w:abstractNumId="37" w15:restartNumberingAfterBreak="0">
+  <w:abstractNum w:abstractNumId="38" w15:restartNumberingAfterBreak="0">
     <w:nsid w:val="4F2C1F73"/>
     <w:multiLevelType w:val="hybridMultilevel"/>
     <w:tmpl w:val="67164D22"/>
@@ -25679,7 +26314,7 @@
       </w:pPr>
     </w:lvl>
   </w:abstractNum>
-  <w:abstractNum w:abstractNumId="38" w15:restartNumberingAfterBreak="0">
+  <w:abstractNum w:abstractNumId="39" w15:restartNumberingAfterBreak="0">
     <w:nsid w:val="52D04E3D"/>
     <w:multiLevelType w:val="hybridMultilevel"/>
     <w:tmpl w:val="7012BE88"/>
@@ -25770,7 +26405,7 @@
       </w:pPr>
     </w:lvl>
   </w:abstractNum>
-  <w:abstractNum w:abstractNumId="39" w15:restartNumberingAfterBreak="0">
+  <w:abstractNum w:abstractNumId="40" w15:restartNumberingAfterBreak="0">
     <w:nsid w:val="54B149BE"/>
     <w:multiLevelType w:val="hybridMultilevel"/>
     <w:tmpl w:val="7D56C986"/>
@@ -25888,7 +26523,7 @@
       </w:rPr>
     </w:lvl>
   </w:abstractNum>
-  <w:abstractNum w:abstractNumId="40" w15:restartNumberingAfterBreak="0">
+  <w:abstractNum w:abstractNumId="41" w15:restartNumberingAfterBreak="0">
     <w:nsid w:val="55F60A70"/>
     <w:multiLevelType w:val="hybridMultilevel"/>
     <w:tmpl w:val="291A30C6"/>
@@ -25979,7 +26614,7 @@
       </w:pPr>
     </w:lvl>
   </w:abstractNum>
-  <w:abstractNum w:abstractNumId="41" w15:restartNumberingAfterBreak="0">
+  <w:abstractNum w:abstractNumId="42" w15:restartNumberingAfterBreak="0">
     <w:nsid w:val="562B77A1"/>
     <w:multiLevelType w:val="hybridMultilevel"/>
     <w:tmpl w:val="81B45C5E"/>
@@ -26075,7 +26710,7 @@
       </w:pPr>
     </w:lvl>
   </w:abstractNum>
-  <w:abstractNum w:abstractNumId="42" w15:restartNumberingAfterBreak="0">
+  <w:abstractNum w:abstractNumId="43" w15:restartNumberingAfterBreak="0">
     <w:nsid w:val="5767473C"/>
     <w:multiLevelType w:val="hybridMultilevel"/>
     <w:tmpl w:val="3104F218"/>
@@ -26166,7 +26801,7 @@
       </w:pPr>
     </w:lvl>
   </w:abstractNum>
-  <w:abstractNum w:abstractNumId="43" w15:restartNumberingAfterBreak="0">
+  <w:abstractNum w:abstractNumId="44" w15:restartNumberingAfterBreak="0">
     <w:nsid w:val="577C7F3A"/>
     <w:multiLevelType w:val="hybridMultilevel"/>
     <w:tmpl w:val="67164D22"/>
@@ -26257,7 +26892,7 @@
       </w:pPr>
     </w:lvl>
   </w:abstractNum>
-  <w:abstractNum w:abstractNumId="44" w15:restartNumberingAfterBreak="0">
+  <w:abstractNum w:abstractNumId="45" w15:restartNumberingAfterBreak="0">
     <w:nsid w:val="586431B8"/>
     <w:multiLevelType w:val="hybridMultilevel"/>
     <w:tmpl w:val="81B45C5E"/>
@@ -26353,7 +26988,7 @@
       </w:pPr>
     </w:lvl>
   </w:abstractNum>
-  <w:abstractNum w:abstractNumId="45" w15:restartNumberingAfterBreak="0">
+  <w:abstractNum w:abstractNumId="46" w15:restartNumberingAfterBreak="0">
     <w:nsid w:val="59BD6BAB"/>
     <w:multiLevelType w:val="hybridMultilevel"/>
     <w:tmpl w:val="77D22F20"/>
@@ -26445,7 +27080,7 @@
       </w:pPr>
     </w:lvl>
   </w:abstractNum>
-  <w:abstractNum w:abstractNumId="46" w15:restartNumberingAfterBreak="0">
+  <w:abstractNum w:abstractNumId="47" w15:restartNumberingAfterBreak="0">
     <w:nsid w:val="59D910B2"/>
     <w:multiLevelType w:val="hybridMultilevel"/>
     <w:tmpl w:val="678CE024"/>
@@ -26536,7 +27171,7 @@
       </w:pPr>
     </w:lvl>
   </w:abstractNum>
-  <w:abstractNum w:abstractNumId="47" w15:restartNumberingAfterBreak="0">
+  <w:abstractNum w:abstractNumId="48" w15:restartNumberingAfterBreak="0">
     <w:nsid w:val="5B1160CF"/>
     <w:multiLevelType w:val="hybridMultilevel"/>
     <w:tmpl w:val="57F843B4"/>
@@ -26627,7 +27262,7 @@
       </w:pPr>
     </w:lvl>
   </w:abstractNum>
-  <w:abstractNum w:abstractNumId="48" w15:restartNumberingAfterBreak="0">
+  <w:abstractNum w:abstractNumId="49" w15:restartNumberingAfterBreak="0">
     <w:nsid w:val="5D096BE3"/>
     <w:multiLevelType w:val="hybridMultilevel"/>
     <w:tmpl w:val="7758F8FE"/>
@@ -26721,7 +27356,7 @@
       </w:pPr>
     </w:lvl>
   </w:abstractNum>
-  <w:abstractNum w:abstractNumId="49" w15:restartNumberingAfterBreak="0">
+  <w:abstractNum w:abstractNumId="50" w15:restartNumberingAfterBreak="0">
     <w:nsid w:val="5EBE5C6C"/>
     <w:multiLevelType w:val="hybridMultilevel"/>
     <w:tmpl w:val="882EE4CC"/>
@@ -26812,7 +27447,7 @@
       </w:pPr>
     </w:lvl>
   </w:abstractNum>
-  <w:abstractNum w:abstractNumId="50" w15:restartNumberingAfterBreak="0">
+  <w:abstractNum w:abstractNumId="51" w15:restartNumberingAfterBreak="0">
     <w:nsid w:val="60097C00"/>
     <w:multiLevelType w:val="hybridMultilevel"/>
     <w:tmpl w:val="D7A0B374"/>
@@ -26925,7 +27560,7 @@
       </w:rPr>
     </w:lvl>
   </w:abstractNum>
-  <w:abstractNum w:abstractNumId="51" w15:restartNumberingAfterBreak="0">
+  <w:abstractNum w:abstractNumId="52" w15:restartNumberingAfterBreak="0">
     <w:nsid w:val="60E466AB"/>
     <w:multiLevelType w:val="hybridMultilevel"/>
     <w:tmpl w:val="59B4B60E"/>
@@ -27040,7 +27675,7 @@
       </w:rPr>
     </w:lvl>
   </w:abstractNum>
-  <w:abstractNum w:abstractNumId="52" w15:restartNumberingAfterBreak="0">
+  <w:abstractNum w:abstractNumId="53" w15:restartNumberingAfterBreak="0">
     <w:nsid w:val="61164B02"/>
     <w:multiLevelType w:val="hybridMultilevel"/>
     <w:tmpl w:val="C602D860"/>
@@ -27131,7 +27766,7 @@
       </w:pPr>
     </w:lvl>
   </w:abstractNum>
-  <w:abstractNum w:abstractNumId="53" w15:restartNumberingAfterBreak="0">
+  <w:abstractNum w:abstractNumId="54" w15:restartNumberingAfterBreak="0">
     <w:nsid w:val="63B8462D"/>
     <w:multiLevelType w:val="hybridMultilevel"/>
     <w:tmpl w:val="5038DECC"/>
@@ -27225,7 +27860,7 @@
       </w:pPr>
     </w:lvl>
   </w:abstractNum>
-  <w:abstractNum w:abstractNumId="54" w15:restartNumberingAfterBreak="0">
+  <w:abstractNum w:abstractNumId="55" w15:restartNumberingAfterBreak="0">
     <w:nsid w:val="63BD094B"/>
     <w:multiLevelType w:val="hybridMultilevel"/>
     <w:tmpl w:val="5038DECC"/>
@@ -27319,7 +27954,7 @@
       </w:pPr>
     </w:lvl>
   </w:abstractNum>
-  <w:abstractNum w:abstractNumId="55" w15:restartNumberingAfterBreak="0">
+  <w:abstractNum w:abstractNumId="56" w15:restartNumberingAfterBreak="0">
     <w:nsid w:val="6491516F"/>
     <w:multiLevelType w:val="hybridMultilevel"/>
     <w:tmpl w:val="A1804C88"/>
@@ -27432,7 +28067,7 @@
       </w:rPr>
     </w:lvl>
   </w:abstractNum>
-  <w:abstractNum w:abstractNumId="56" w15:restartNumberingAfterBreak="0">
+  <w:abstractNum w:abstractNumId="57" w15:restartNumberingAfterBreak="0">
     <w:nsid w:val="64D45578"/>
     <w:multiLevelType w:val="hybridMultilevel"/>
     <w:tmpl w:val="670CB506"/>
@@ -27545,7 +28180,7 @@
       </w:rPr>
     </w:lvl>
   </w:abstractNum>
-  <w:abstractNum w:abstractNumId="57" w15:restartNumberingAfterBreak="0">
+  <w:abstractNum w:abstractNumId="58" w15:restartNumberingAfterBreak="0">
     <w:nsid w:val="65C45C9E"/>
     <w:multiLevelType w:val="hybridMultilevel"/>
     <w:tmpl w:val="D68C57F0"/>
@@ -27636,7 +28271,7 @@
       </w:pPr>
     </w:lvl>
   </w:abstractNum>
-  <w:abstractNum w:abstractNumId="58" w15:restartNumberingAfterBreak="0">
+  <w:abstractNum w:abstractNumId="59" w15:restartNumberingAfterBreak="0">
     <w:nsid w:val="66A46C02"/>
     <w:multiLevelType w:val="hybridMultilevel"/>
     <w:tmpl w:val="92B0FC20"/>
@@ -27730,7 +28365,7 @@
       </w:pPr>
     </w:lvl>
   </w:abstractNum>
-  <w:abstractNum w:abstractNumId="59" w15:restartNumberingAfterBreak="0">
+  <w:abstractNum w:abstractNumId="60" w15:restartNumberingAfterBreak="0">
     <w:nsid w:val="66F75F44"/>
     <w:multiLevelType w:val="hybridMultilevel"/>
     <w:tmpl w:val="F774CC24"/>
@@ -27821,7 +28456,7 @@
       </w:pPr>
     </w:lvl>
   </w:abstractNum>
-  <w:abstractNum w:abstractNumId="60" w15:restartNumberingAfterBreak="0">
+  <w:abstractNum w:abstractNumId="61" w15:restartNumberingAfterBreak="0">
     <w:nsid w:val="681A0CDC"/>
     <w:multiLevelType w:val="hybridMultilevel"/>
     <w:tmpl w:val="3072FDB4"/>
@@ -27915,7 +28550,7 @@
       </w:pPr>
     </w:lvl>
   </w:abstractNum>
-  <w:abstractNum w:abstractNumId="61" w15:restartNumberingAfterBreak="0">
+  <w:abstractNum w:abstractNumId="62" w15:restartNumberingAfterBreak="0">
     <w:nsid w:val="68930CE9"/>
     <w:multiLevelType w:val="hybridMultilevel"/>
     <w:tmpl w:val="C2D02C52"/>
@@ -28007,7 +28642,7 @@
       </w:pPr>
     </w:lvl>
   </w:abstractNum>
-  <w:abstractNum w:abstractNumId="62" w15:restartNumberingAfterBreak="0">
+  <w:abstractNum w:abstractNumId="63" w15:restartNumberingAfterBreak="0">
     <w:nsid w:val="69CF734A"/>
     <w:multiLevelType w:val="hybridMultilevel"/>
     <w:tmpl w:val="3B687E36"/>
@@ -28101,7 +28736,7 @@
       </w:pPr>
     </w:lvl>
   </w:abstractNum>
-  <w:abstractNum w:abstractNumId="63" w15:restartNumberingAfterBreak="0">
+  <w:abstractNum w:abstractNumId="64" w15:restartNumberingAfterBreak="0">
     <w:nsid w:val="6F816CC4"/>
     <w:multiLevelType w:val="hybridMultilevel"/>
     <w:tmpl w:val="D3AE3B5E"/>
@@ -28194,7 +28829,7 @@
       </w:pPr>
     </w:lvl>
   </w:abstractNum>
-  <w:abstractNum w:abstractNumId="64" w15:restartNumberingAfterBreak="0">
+  <w:abstractNum w:abstractNumId="65" w15:restartNumberingAfterBreak="0">
     <w:nsid w:val="718670CF"/>
     <w:multiLevelType w:val="hybridMultilevel"/>
     <w:tmpl w:val="FE56AE90"/>
@@ -28288,7 +28923,7 @@
       </w:pPr>
     </w:lvl>
   </w:abstractNum>
-  <w:abstractNum w:abstractNumId="65" w15:restartNumberingAfterBreak="0">
+  <w:abstractNum w:abstractNumId="66" w15:restartNumberingAfterBreak="0">
     <w:nsid w:val="727E12B2"/>
     <w:multiLevelType w:val="hybridMultilevel"/>
     <w:tmpl w:val="F87E8022"/>
@@ -28379,7 +29014,7 @@
       </w:pPr>
     </w:lvl>
   </w:abstractNum>
-  <w:abstractNum w:abstractNumId="66" w15:restartNumberingAfterBreak="0">
+  <w:abstractNum w:abstractNumId="67" w15:restartNumberingAfterBreak="0">
     <w:nsid w:val="72A749C7"/>
     <w:multiLevelType w:val="hybridMultilevel"/>
     <w:tmpl w:val="56A69A5C"/>
@@ -28470,7 +29105,7 @@
       </w:pPr>
     </w:lvl>
   </w:abstractNum>
-  <w:abstractNum w:abstractNumId="67" w15:restartNumberingAfterBreak="0">
+  <w:abstractNum w:abstractNumId="68" w15:restartNumberingAfterBreak="0">
     <w:nsid w:val="741800C0"/>
     <w:multiLevelType w:val="hybridMultilevel"/>
     <w:tmpl w:val="F3021D0C"/>
@@ -28583,7 +29218,7 @@
       </w:rPr>
     </w:lvl>
   </w:abstractNum>
-  <w:abstractNum w:abstractNumId="68" w15:restartNumberingAfterBreak="0">
+  <w:abstractNum w:abstractNumId="69" w15:restartNumberingAfterBreak="0">
     <w:nsid w:val="764873C4"/>
     <w:multiLevelType w:val="hybridMultilevel"/>
     <w:tmpl w:val="08D655B4"/>
@@ -28677,7 +29312,7 @@
       </w:pPr>
     </w:lvl>
   </w:abstractNum>
-  <w:abstractNum w:abstractNumId="69" w15:restartNumberingAfterBreak="0">
+  <w:abstractNum w:abstractNumId="70" w15:restartNumberingAfterBreak="0">
     <w:nsid w:val="765A1B30"/>
     <w:multiLevelType w:val="hybridMultilevel"/>
     <w:tmpl w:val="BEA6841C"/>
@@ -28773,7 +29408,7 @@
       </w:pPr>
     </w:lvl>
   </w:abstractNum>
-  <w:abstractNum w:abstractNumId="70" w15:restartNumberingAfterBreak="0">
+  <w:abstractNum w:abstractNumId="71" w15:restartNumberingAfterBreak="0">
     <w:nsid w:val="77CD49EA"/>
     <w:multiLevelType w:val="hybridMultilevel"/>
     <w:tmpl w:val="9D949C3A"/>
@@ -28865,7 +29500,7 @@
       </w:pPr>
     </w:lvl>
   </w:abstractNum>
-  <w:abstractNum w:abstractNumId="71" w15:restartNumberingAfterBreak="0">
+  <w:abstractNum w:abstractNumId="72" w15:restartNumberingAfterBreak="0">
     <w:nsid w:val="78F06410"/>
     <w:multiLevelType w:val="hybridMultilevel"/>
     <w:tmpl w:val="C602D860"/>
@@ -28956,7 +29591,7 @@
       </w:pPr>
     </w:lvl>
   </w:abstractNum>
-  <w:abstractNum w:abstractNumId="72" w15:restartNumberingAfterBreak="0">
+  <w:abstractNum w:abstractNumId="73" w15:restartNumberingAfterBreak="0">
     <w:nsid w:val="79313269"/>
     <w:multiLevelType w:val="hybridMultilevel"/>
     <w:tmpl w:val="279E3142"/>
@@ -29047,7 +29682,7 @@
       </w:pPr>
     </w:lvl>
   </w:abstractNum>
-  <w:abstractNum w:abstractNumId="73" w15:restartNumberingAfterBreak="0">
+  <w:abstractNum w:abstractNumId="74" w15:restartNumberingAfterBreak="0">
     <w:nsid w:val="7A902B9B"/>
     <w:multiLevelType w:val="hybridMultilevel"/>
     <w:tmpl w:val="BEA6841C"/>
@@ -29143,7 +29778,7 @@
       </w:pPr>
     </w:lvl>
   </w:abstractNum>
-  <w:abstractNum w:abstractNumId="74" w15:restartNumberingAfterBreak="0">
+  <w:abstractNum w:abstractNumId="75" w15:restartNumberingAfterBreak="0">
     <w:nsid w:val="7EA67624"/>
     <w:multiLevelType w:val="hybridMultilevel"/>
     <w:tmpl w:val="291A30C6"/>
@@ -29235,13 +29870,13 @@
     </w:lvl>
   </w:abstractNum>
   <w:num w:numId="1" w16cid:durableId="667248184">
-    <w:abstractNumId w:val="33"/>
+    <w:abstractNumId w:val="34"/>
   </w:num>
   <w:num w:numId="2" w16cid:durableId="1264069730">
-    <w:abstractNumId w:val="62"/>
+    <w:abstractNumId w:val="63"/>
   </w:num>
   <w:num w:numId="3" w16cid:durableId="1546023152">
-    <w:abstractNumId w:val="61"/>
+    <w:abstractNumId w:val="62"/>
   </w:num>
   <w:num w:numId="4" w16cid:durableId="1226453288">
     <w:abstractNumId w:val="5"/>
@@ -29250,34 +29885,34 @@
     <w:abstractNumId w:val="18"/>
   </w:num>
   <w:num w:numId="6" w16cid:durableId="1166481521">
-    <w:abstractNumId w:val="35"/>
+    <w:abstractNumId w:val="36"/>
   </w:num>
   <w:num w:numId="7" w16cid:durableId="439492112">
-    <w:abstractNumId w:val="70"/>
+    <w:abstractNumId w:val="71"/>
   </w:num>
   <w:num w:numId="8" w16cid:durableId="997658750">
-    <w:abstractNumId w:val="45"/>
+    <w:abstractNumId w:val="46"/>
   </w:num>
   <w:num w:numId="9" w16cid:durableId="1445492604">
     <w:abstractNumId w:val="20"/>
   </w:num>
   <w:num w:numId="10" w16cid:durableId="1324813548">
-    <w:abstractNumId w:val="66"/>
+    <w:abstractNumId w:val="67"/>
   </w:num>
   <w:num w:numId="11" w16cid:durableId="1995328297">
     <w:abstractNumId w:val="21"/>
   </w:num>
   <w:num w:numId="12" w16cid:durableId="1538278096">
-    <w:abstractNumId w:val="60"/>
+    <w:abstractNumId w:val="61"/>
   </w:num>
   <w:num w:numId="13" w16cid:durableId="1605729890">
-    <w:abstractNumId w:val="38"/>
+    <w:abstractNumId w:val="39"/>
   </w:num>
   <w:num w:numId="14" w16cid:durableId="613176844">
-    <w:abstractNumId w:val="48"/>
+    <w:abstractNumId w:val="49"/>
   </w:num>
   <w:num w:numId="15" w16cid:durableId="1752239720">
-    <w:abstractNumId w:val="52"/>
+    <w:abstractNumId w:val="53"/>
   </w:num>
   <w:num w:numId="16" w16cid:durableId="1832410741">
     <w:abstractNumId w:val="4"/>
@@ -29286,31 +29921,31 @@
     <w:abstractNumId w:val="13"/>
   </w:num>
   <w:num w:numId="18" w16cid:durableId="259028912">
-    <w:abstractNumId w:val="72"/>
+    <w:abstractNumId w:val="73"/>
   </w:num>
   <w:num w:numId="19" w16cid:durableId="618530009">
     <w:abstractNumId w:val="10"/>
   </w:num>
   <w:num w:numId="20" w16cid:durableId="2050913877">
-    <w:abstractNumId w:val="59"/>
+    <w:abstractNumId w:val="60"/>
   </w:num>
   <w:num w:numId="21" w16cid:durableId="795563217">
     <w:abstractNumId w:val="16"/>
   </w:num>
   <w:num w:numId="22" w16cid:durableId="28991042">
-    <w:abstractNumId w:val="42"/>
+    <w:abstractNumId w:val="43"/>
   </w:num>
   <w:num w:numId="23" w16cid:durableId="951788158">
     <w:abstractNumId w:val="3"/>
   </w:num>
   <w:num w:numId="24" w16cid:durableId="886261180">
-    <w:abstractNumId w:val="68"/>
+    <w:abstractNumId w:val="69"/>
   </w:num>
   <w:num w:numId="25" w16cid:durableId="1882479073">
-    <w:abstractNumId w:val="46"/>
+    <w:abstractNumId w:val="47"/>
   </w:num>
   <w:num w:numId="26" w16cid:durableId="1665552601">
-    <w:abstractNumId w:val="36"/>
+    <w:abstractNumId w:val="37"/>
   </w:num>
   <w:num w:numId="27" w16cid:durableId="1373191236">
     <w:abstractNumId w:val="24"/>
@@ -29319,28 +29954,28 @@
     <w:abstractNumId w:val="25"/>
   </w:num>
   <w:num w:numId="29" w16cid:durableId="1185636100">
-    <w:abstractNumId w:val="57"/>
+    <w:abstractNumId w:val="58"/>
   </w:num>
   <w:num w:numId="30" w16cid:durableId="333799131">
     <w:abstractNumId w:val="27"/>
   </w:num>
   <w:num w:numId="31" w16cid:durableId="214898011">
-    <w:abstractNumId w:val="40"/>
+    <w:abstractNumId w:val="41"/>
   </w:num>
   <w:num w:numId="32" w16cid:durableId="29763134">
-    <w:abstractNumId w:val="31"/>
+    <w:abstractNumId w:val="32"/>
   </w:num>
   <w:num w:numId="33" w16cid:durableId="314339201">
     <w:abstractNumId w:val="9"/>
   </w:num>
   <w:num w:numId="34" w16cid:durableId="1770811348">
-    <w:abstractNumId w:val="49"/>
+    <w:abstractNumId w:val="50"/>
   </w:num>
   <w:num w:numId="35" w16cid:durableId="360473341">
     <w:abstractNumId w:val="23"/>
   </w:num>
   <w:num w:numId="36" w16cid:durableId="69236877">
-    <w:abstractNumId w:val="74"/>
+    <w:abstractNumId w:val="75"/>
   </w:num>
   <w:num w:numId="37" w16cid:durableId="1829439796">
     <w:abstractNumId w:val="30"/>
@@ -29352,16 +29987,16 @@
     <w:abstractNumId w:val="14"/>
   </w:num>
   <w:num w:numId="40" w16cid:durableId="76555911">
-    <w:abstractNumId w:val="51"/>
+    <w:abstractNumId w:val="52"/>
   </w:num>
   <w:num w:numId="41" w16cid:durableId="995885420">
-    <w:abstractNumId w:val="39"/>
+    <w:abstractNumId w:val="40"/>
   </w:num>
   <w:num w:numId="42" w16cid:durableId="1752507585">
     <w:abstractNumId w:val="26"/>
   </w:num>
   <w:num w:numId="43" w16cid:durableId="1231427931">
-    <w:abstractNumId w:val="63"/>
+    <w:abstractNumId w:val="64"/>
   </w:num>
   <w:num w:numId="44" w16cid:durableId="717049857">
     <w:abstractNumId w:val="2"/>
@@ -29370,28 +30005,28 @@
     <w:abstractNumId w:val="28"/>
   </w:num>
   <w:num w:numId="46" w16cid:durableId="517475190">
-    <w:abstractNumId w:val="44"/>
+    <w:abstractNumId w:val="45"/>
   </w:num>
   <w:num w:numId="47" w16cid:durableId="945579164">
-    <w:abstractNumId w:val="41"/>
+    <w:abstractNumId w:val="42"/>
   </w:num>
   <w:num w:numId="48" w16cid:durableId="1837259727">
     <w:abstractNumId w:val="7"/>
   </w:num>
   <w:num w:numId="49" w16cid:durableId="799567825">
-    <w:abstractNumId w:val="69"/>
+    <w:abstractNumId w:val="70"/>
   </w:num>
   <w:num w:numId="50" w16cid:durableId="138963974">
-    <w:abstractNumId w:val="73"/>
+    <w:abstractNumId w:val="74"/>
   </w:num>
   <w:num w:numId="51" w16cid:durableId="1824153588">
-    <w:abstractNumId w:val="47"/>
+    <w:abstractNumId w:val="48"/>
   </w:num>
   <w:num w:numId="52" w16cid:durableId="1059717416">
     <w:abstractNumId w:val="12"/>
   </w:num>
   <w:num w:numId="53" w16cid:durableId="1735008323">
-    <w:abstractNumId w:val="67"/>
+    <w:abstractNumId w:val="68"/>
   </w:num>
   <w:num w:numId="54" w16cid:durableId="1612975694">
     <w:abstractNumId w:val="0"/>
@@ -29400,10 +30035,10 @@
     <w:abstractNumId w:val="15"/>
   </w:num>
   <w:num w:numId="56" w16cid:durableId="699669721">
-    <w:abstractNumId w:val="50"/>
+    <w:abstractNumId w:val="51"/>
   </w:num>
   <w:num w:numId="57" w16cid:durableId="385908283">
-    <w:abstractNumId w:val="65"/>
+    <w:abstractNumId w:val="66"/>
   </w:num>
   <w:num w:numId="58" w16cid:durableId="1986542515">
     <w:abstractNumId w:val="11"/>
@@ -29412,40 +30047,40 @@
     <w:abstractNumId w:val="1"/>
   </w:num>
   <w:num w:numId="60" w16cid:durableId="742483299">
-    <w:abstractNumId w:val="56"/>
+    <w:abstractNumId w:val="57"/>
   </w:num>
   <w:num w:numId="61" w16cid:durableId="1672560278">
-    <w:abstractNumId w:val="34"/>
+    <w:abstractNumId w:val="35"/>
   </w:num>
   <w:num w:numId="62" w16cid:durableId="2141456029">
-    <w:abstractNumId w:val="54"/>
+    <w:abstractNumId w:val="55"/>
   </w:num>
   <w:num w:numId="63" w16cid:durableId="1634872801">
-    <w:abstractNumId w:val="43"/>
+    <w:abstractNumId w:val="44"/>
   </w:num>
   <w:num w:numId="64" w16cid:durableId="1757899179">
     <w:abstractNumId w:val="17"/>
   </w:num>
   <w:num w:numId="65" w16cid:durableId="795297587">
-    <w:abstractNumId w:val="37"/>
+    <w:abstractNumId w:val="38"/>
   </w:num>
   <w:num w:numId="66" w16cid:durableId="658776858">
-    <w:abstractNumId w:val="32"/>
+    <w:abstractNumId w:val="33"/>
   </w:num>
   <w:num w:numId="67" w16cid:durableId="647438927">
-    <w:abstractNumId w:val="58"/>
+    <w:abstractNumId w:val="59"/>
   </w:num>
   <w:num w:numId="68" w16cid:durableId="1444035556">
-    <w:abstractNumId w:val="55"/>
+    <w:abstractNumId w:val="56"/>
   </w:num>
   <w:num w:numId="69" w16cid:durableId="569465742">
     <w:abstractNumId w:val="22"/>
   </w:num>
   <w:num w:numId="70" w16cid:durableId="1314094488">
-    <w:abstractNumId w:val="64"/>
+    <w:abstractNumId w:val="65"/>
   </w:num>
   <w:num w:numId="71" w16cid:durableId="69279948">
-    <w:abstractNumId w:val="71"/>
+    <w:abstractNumId w:val="72"/>
   </w:num>
   <w:num w:numId="72" w16cid:durableId="824392285">
     <w:abstractNumId w:val="8"/>
@@ -29454,10 +30089,13 @@
     <w:abstractNumId w:val="19"/>
   </w:num>
   <w:num w:numId="74" w16cid:durableId="2784386">
-    <w:abstractNumId w:val="53"/>
+    <w:abstractNumId w:val="54"/>
   </w:num>
   <w:num w:numId="75" w16cid:durableId="948439523">
     <w:abstractNumId w:val="6"/>
+  </w:num>
+  <w:num w:numId="76" w16cid:durableId="870580505">
+    <w:abstractNumId w:val="31"/>
   </w:num>
   <w:numIdMacAtCleanup w:val="59"/>
 </w:numbering>

--- a/assets/data/Mindset 01/Mindset1- Custom - Unit 02.docx
+++ b/assets/data/Mindset 01/Mindset1- Custom - Unit 02.docx
@@ -1,6 +1,6 @@
 
 <file path=word/document.xml><?xml version="1.0" encoding="utf-8"?>
-<w:document xmlns:wpc="http://schemas.microsoft.com/office/word/2010/wordprocessingCanvas" xmlns:cx="http://schemas.microsoft.com/office/drawing/2014/chartex" xmlns:cx1="http://schemas.microsoft.com/office/drawing/2015/9/8/chartex" xmlns:cx2="http://schemas.microsoft.com/office/drawing/2015/10/21/chartex" xmlns:cx3="http://schemas.microsoft.com/office/drawing/2016/5/9/chartex" xmlns:cx4="http://schemas.microsoft.com/office/drawing/2016/5/10/chartex" xmlns:cx5="http://schemas.microsoft.com/office/drawing/2016/5/11/chartex" xmlns:cx6="http://schemas.microsoft.com/office/drawing/2016/5/12/chartex" xmlns:cx7="http://schemas.microsoft.com/office/drawing/2016/5/13/chartex" xmlns:cx8="http://schemas.microsoft.com/office/drawing/2016/5/14/chartex" xmlns:mc="http://schemas.openxmlformats.org/markup-compatibility/2006" xmlns:aink="http://schemas.microsoft.com/office/drawing/2016/ink" xmlns:am3d="http://schemas.microsoft.com/office/drawing/2017/model3d" xmlns:o="urn:schemas-microsoft-com:office:office" xmlns:oel="http://schemas.microsoft.com/office/2019/extlst" xmlns:r="http://schemas.openxmlformats.org/officeDocument/2006/relationships" xmlns:m="http://schemas.openxmlformats.org/officeDocument/2006/math" xmlns:v="urn:schemas-microsoft-com:vml" xmlns:wp14="http://schemas.microsoft.com/office/word/2010/wordprocessingDrawing" xmlns:wp="http://schemas.openxmlformats.org/drawingml/2006/wordprocessingDrawing" xmlns:w10="urn:schemas-microsoft-com:office:word" xmlns:w="http://schemas.openxmlformats.org/wordprocessingml/2006/main" xmlns:w14="http://schemas.microsoft.com/office/word/2010/wordml" xmlns:w15="http://schemas.microsoft.com/office/word/2012/wordml" xmlns:w16cex="http://schemas.microsoft.com/office/word/2018/wordml/cex" xmlns:w16cid="http://schemas.microsoft.com/office/word/2016/wordml/cid" xmlns:w16="http://schemas.microsoft.com/office/word/2018/wordml" xmlns:w16sdtdh="http://schemas.microsoft.com/office/word/2020/wordml/sdtdatahash" xmlns:w16se="http://schemas.microsoft.com/office/word/2015/wordml/symex" xmlns:wpg="http://schemas.microsoft.com/office/word/2010/wordprocessingGroup" xmlns:wpi="http://schemas.microsoft.com/office/word/2010/wordprocessingInk" xmlns:wne="http://schemas.microsoft.com/office/word/2006/wordml" xmlns:wps="http://schemas.microsoft.com/office/word/2010/wordprocessingShape" mc:Ignorable="w14 w15 w16se w16cid w16 w16cex w16sdtdh wp14">
+<w:document xmlns:wpc="http://schemas.microsoft.com/office/word/2010/wordprocessingCanvas" xmlns:cx="http://schemas.microsoft.com/office/drawing/2014/chartex" xmlns:cx1="http://schemas.microsoft.com/office/drawing/2015/9/8/chartex" xmlns:cx2="http://schemas.microsoft.com/office/drawing/2015/10/21/chartex" xmlns:cx3="http://schemas.microsoft.com/office/drawing/2016/5/9/chartex" xmlns:cx4="http://schemas.microsoft.com/office/drawing/2016/5/10/chartex" xmlns:cx5="http://schemas.microsoft.com/office/drawing/2016/5/11/chartex" xmlns:cx6="http://schemas.microsoft.com/office/drawing/2016/5/12/chartex" xmlns:cx7="http://schemas.microsoft.com/office/drawing/2016/5/13/chartex" xmlns:cx8="http://schemas.microsoft.com/office/drawing/2016/5/14/chartex" xmlns:mc="http://schemas.openxmlformats.org/markup-compatibility/2006" xmlns:aink="http://schemas.microsoft.com/office/drawing/2016/ink" xmlns:am3d="http://schemas.microsoft.com/office/drawing/2017/model3d" xmlns:o="urn:schemas-microsoft-com:office:office" xmlns:oel="http://schemas.microsoft.com/office/2019/extlst" xmlns:r="http://schemas.openxmlformats.org/officeDocument/2006/relationships" xmlns:m="http://schemas.openxmlformats.org/officeDocument/2006/math" xmlns:v="urn:schemas-microsoft-com:vml" xmlns:wp14="http://schemas.microsoft.com/office/word/2010/wordprocessingDrawing" xmlns:wp="http://schemas.openxmlformats.org/drawingml/2006/wordprocessingDrawing" xmlns:w10="urn:schemas-microsoft-com:office:word" xmlns:w="http://schemas.openxmlformats.org/wordprocessingml/2006/main" xmlns:w14="http://schemas.microsoft.com/office/word/2010/wordml" xmlns:w15="http://schemas.microsoft.com/office/word/2012/wordml" xmlns:w16cei="http://schemas.microsoft.com/office/word/2026/wordml/cei" xmlns:w16cex="http://schemas.microsoft.com/office/word/2018/wordml/cex" xmlns:w16cid="http://schemas.microsoft.com/office/word/2016/wordml/cid" xmlns:w16="http://schemas.microsoft.com/office/word/2018/wordml" xmlns:w16du="http://schemas.microsoft.com/office/word/2023/wordml/word16du" xmlns:w16sdtdh="http://schemas.microsoft.com/office/word/2020/wordml/sdtdatahash" xmlns:w16sdtfl="http://schemas.microsoft.com/office/word/2024/wordml/sdtformatlock" xmlns:w16se="http://schemas.microsoft.com/office/word/2015/wordml/symex" xmlns:wpg="http://schemas.microsoft.com/office/word/2010/wordprocessingGroup" xmlns:wpi="http://schemas.microsoft.com/office/word/2010/wordprocessingInk" xmlns:wne="http://schemas.microsoft.com/office/word/2006/wordml" xmlns:wps="http://schemas.microsoft.com/office/word/2010/wordprocessingShape" mc:Ignorable="w14 w15 w16se w16cid w16 w16cex w16sdtdh w16sdtfl w16du wp14">
   <w:body>
     <w:tbl>
       <w:tblPr>
@@ -212,23 +212,13 @@
                 <w:szCs w:val="23"/>
               </w:rPr>
             </w:pPr>
-            <w:proofErr w:type="spellStart"/>
             <w:r>
               <w:rPr>
                 <w:rFonts w:ascii="Source Sans 3" w:hAnsi="Source Sans 3"/>
                 <w:sz w:val="23"/>
                 <w:szCs w:val="23"/>
               </w:rPr>
-              <w:t>recognise</w:t>
-            </w:r>
-            <w:proofErr w:type="spellEnd"/>
-            <w:r>
-              <w:rPr>
-                <w:rFonts w:ascii="Source Sans 3" w:hAnsi="Source Sans 3"/>
-                <w:sz w:val="23"/>
-                <w:szCs w:val="23"/>
-              </w:rPr>
-              <w:t xml:space="preserve"> paraphrase</w:t>
+              <w:t>recognise paraphrase</w:t>
             </w:r>
           </w:p>
           <w:p>
@@ -243,23 +233,13 @@
                 <w:szCs w:val="26"/>
               </w:rPr>
             </w:pPr>
-            <w:proofErr w:type="spellStart"/>
             <w:r>
               <w:rPr>
                 <w:rFonts w:ascii="Source Sans 3" w:hAnsi="Source Sans 3"/>
                 <w:sz w:val="23"/>
                 <w:szCs w:val="23"/>
               </w:rPr>
-              <w:t>practise</w:t>
-            </w:r>
-            <w:proofErr w:type="spellEnd"/>
-            <w:r>
-              <w:rPr>
-                <w:rFonts w:ascii="Source Sans 3" w:hAnsi="Source Sans 3"/>
-                <w:sz w:val="23"/>
-                <w:szCs w:val="23"/>
-              </w:rPr>
-              <w:t xml:space="preserve"> using the present simple and past simple.</w:t>
+              <w:t>practise using the present simple and past simple.</w:t>
             </w:r>
           </w:p>
         </w:tc>
@@ -1614,7 +1594,7 @@
               <w:pStyle w:val="ListParagraph"/>
               <w:numPr>
                 <w:ilvl w:val="0"/>
-                <w:numId w:val="60"/>
+                <w:numId w:val="43"/>
               </w:numPr>
               <w:ind w:left="227" w:hanging="227"/>
               <w:rPr>
@@ -1645,7 +1625,7 @@
               <w:pStyle w:val="ListParagraph"/>
               <w:numPr>
                 <w:ilvl w:val="0"/>
-                <w:numId w:val="60"/>
+                <w:numId w:val="43"/>
               </w:numPr>
               <w:ind w:left="227" w:hanging="227"/>
               <w:rPr>
@@ -1726,7 +1706,6 @@
               </w:rPr>
               <w:t xml:space="preserve">, </w:t>
             </w:r>
-            <w:proofErr w:type="spellStart"/>
             <w:r>
               <w:rPr>
                 <w:rFonts w:ascii="Source Sans 3" w:hAnsi="Source Sans 3"/>
@@ -1737,7 +1716,6 @@
               </w:rPr>
               <w:t>through</w:t>
             </w:r>
-            <w:proofErr w:type="spellEnd"/>
             <w:r>
               <w:rPr>
                 <w:rFonts w:ascii="Source Sans 3" w:hAnsi="Source Sans 3"/>
@@ -1752,7 +1730,7 @@
               <w:pStyle w:val="ListParagraph"/>
               <w:numPr>
                 <w:ilvl w:val="0"/>
-                <w:numId w:val="60"/>
+                <w:numId w:val="43"/>
               </w:numPr>
               <w:ind w:left="227" w:hanging="227"/>
               <w:rPr>
@@ -1775,7 +1753,7 @@
               <w:pStyle w:val="ListParagraph"/>
               <w:numPr>
                 <w:ilvl w:val="0"/>
-                <w:numId w:val="60"/>
+                <w:numId w:val="43"/>
               </w:numPr>
               <w:ind w:left="227" w:hanging="227"/>
               <w:rPr>
@@ -1798,7 +1776,7 @@
               <w:pStyle w:val="ListParagraph"/>
               <w:numPr>
                 <w:ilvl w:val="0"/>
-                <w:numId w:val="60"/>
+                <w:numId w:val="43"/>
               </w:numPr>
               <w:ind w:left="227" w:hanging="227"/>
               <w:rPr>
@@ -1851,7 +1829,7 @@
               <w:pStyle w:val="ListParagraph"/>
               <w:numPr>
                 <w:ilvl w:val="0"/>
-                <w:numId w:val="60"/>
+                <w:numId w:val="43"/>
               </w:numPr>
               <w:ind w:left="227" w:hanging="227"/>
               <w:rPr>
@@ -1988,7 +1966,7 @@
               <w:pStyle w:val="SS3-115"/>
               <w:numPr>
                 <w:ilvl w:val="0"/>
-                <w:numId w:val="61"/>
+                <w:numId w:val="44"/>
               </w:numPr>
               <w:ind w:left="284" w:hanging="284"/>
             </w:pPr>
@@ -2001,7 +1979,7 @@
               <w:pStyle w:val="SS3-115"/>
               <w:numPr>
                 <w:ilvl w:val="0"/>
-                <w:numId w:val="61"/>
+                <w:numId w:val="44"/>
               </w:numPr>
               <w:ind w:left="284" w:hanging="284"/>
               <w:rPr>
@@ -2172,23 +2150,7 @@
               <w:pStyle w:val="SS3M-115"/>
             </w:pPr>
             <w:r>
-              <w:t xml:space="preserve">Which of the two activities you have just done </w:t>
-            </w:r>
-            <w:proofErr w:type="spellStart"/>
-            <w:r>
-              <w:t>practised</w:t>
-            </w:r>
-            <w:proofErr w:type="spellEnd"/>
-            <w:r>
-              <w:t xml:space="preserve"> scanning? Which </w:t>
-            </w:r>
-            <w:proofErr w:type="spellStart"/>
-            <w:r>
-              <w:t>practised</w:t>
-            </w:r>
-            <w:proofErr w:type="spellEnd"/>
-            <w:r>
-              <w:t xml:space="preserve"> skimming</w:t>
+              <w:t>Which of the two activities you have just done practised scanning? Which practised skimming</w:t>
             </w:r>
             <w:r>
               <w:t>?</w:t>
@@ -2309,7 +2271,7 @@
                     <w:pStyle w:val="ListParagraph"/>
                     <w:numPr>
                       <w:ilvl w:val="0"/>
-                      <w:numId w:val="62"/>
+                      <w:numId w:val="45"/>
                     </w:numPr>
                     <w:ind w:left="397" w:hanging="284"/>
                     <w:rPr>
@@ -2332,7 +2294,7 @@
                     <w:pStyle w:val="ListParagraph"/>
                     <w:numPr>
                       <w:ilvl w:val="0"/>
-                      <w:numId w:val="62"/>
+                      <w:numId w:val="45"/>
                     </w:numPr>
                     <w:ind w:left="397" w:hanging="284"/>
                     <w:rPr>
@@ -2355,7 +2317,7 @@
                     <w:pStyle w:val="ListParagraph"/>
                     <w:numPr>
                       <w:ilvl w:val="0"/>
-                      <w:numId w:val="62"/>
+                      <w:numId w:val="45"/>
                     </w:numPr>
                     <w:ind w:left="397" w:hanging="284"/>
                     <w:rPr>
@@ -2378,7 +2340,7 @@
                     <w:pStyle w:val="ListParagraph"/>
                     <w:numPr>
                       <w:ilvl w:val="0"/>
-                      <w:numId w:val="62"/>
+                      <w:numId w:val="45"/>
                     </w:numPr>
                     <w:ind w:left="397" w:hanging="284"/>
                     <w:rPr>
@@ -2393,43 +2355,7 @@
                       <w:sz w:val="23"/>
                       <w:szCs w:val="23"/>
                     </w:rPr>
-                    <w:t>in Germany, you can stay in a one-</w:t>
-                  </w:r>
-                  <w:proofErr w:type="spellStart"/>
-                  <w:r>
-                    <w:rPr>
-                      <w:rFonts w:ascii="Source Sans 3" w:hAnsi="Source Sans 3"/>
-                      <w:sz w:val="23"/>
-                      <w:szCs w:val="23"/>
-                    </w:rPr>
-                    <w:t>metre</w:t>
-                  </w:r>
-                  <w:proofErr w:type="spellEnd"/>
-                  <w:r>
-                    <w:rPr>
-                      <w:rFonts w:ascii="Source Sans 3" w:hAnsi="Source Sans 3"/>
-                      <w:sz w:val="23"/>
-                      <w:szCs w:val="23"/>
-                    </w:rPr>
-                    <w:t>-square house, the smallest house in the world, called the House NA. Van Bo Le-</w:t>
-                  </w:r>
-                  <w:proofErr w:type="spellStart"/>
-                  <w:r>
-                    <w:rPr>
-                      <w:rFonts w:ascii="Source Sans 3" w:hAnsi="Source Sans 3"/>
-                      <w:sz w:val="23"/>
-                      <w:szCs w:val="23"/>
-                    </w:rPr>
-                    <w:t>Mentzel</w:t>
-                  </w:r>
-                  <w:proofErr w:type="spellEnd"/>
-                  <w:r>
-                    <w:rPr>
-                      <w:rFonts w:ascii="Source Sans 3" w:hAnsi="Source Sans 3"/>
-                      <w:sz w:val="23"/>
-                      <w:szCs w:val="23"/>
-                    </w:rPr>
-                    <w:t>, a refugee from Laos, built it to draw attention to the world housing shortage. It is a wooden structure on wheels and weighs 40 kg. It has a locking door and a window. You can turn it onto its side when you want to lie down. Franz from Munich spent the night in one recently 'just to see what it was like'. He found it a bit uncomfortable!</w:t>
+                    <w:t>in Germany, you can stay in a one-metre-square house, the smallest house in the world, called the House NA. Van Bo Le-Mentzel, a refugee from Laos, built it to draw attention to the world housing shortage. It is a wooden structure on wheels and weighs 40 kg. It has a locking door and a window. You can turn it onto its side when you want to lie down. Franz from Munich spent the night in one recently 'just to see what it was like'. He found it a bit uncomfortable!</w:t>
                   </w:r>
                 </w:p>
                 <w:p>
@@ -2437,7 +2363,7 @@
                     <w:pStyle w:val="ListParagraph"/>
                     <w:numPr>
                       <w:ilvl w:val="0"/>
-                      <w:numId w:val="62"/>
+                      <w:numId w:val="45"/>
                     </w:numPr>
                     <w:ind w:left="397" w:hanging="284"/>
                     <w:rPr>
@@ -2463,7 +2389,7 @@
                     <w:pStyle w:val="ListParagraph"/>
                     <w:numPr>
                       <w:ilvl w:val="0"/>
-                      <w:numId w:val="62"/>
+                      <w:numId w:val="45"/>
                     </w:numPr>
                     <w:ind w:left="397" w:hanging="284"/>
                     <w:rPr>
@@ -2481,25 +2407,7 @@
                       <w:sz w:val="23"/>
                       <w:szCs w:val="23"/>
                     </w:rPr>
-                    <w:t xml:space="preserve">Another couple, Shaun and Rachel from Manchester, enjoyed a recent holiday in a treehouse in Sussex, England. They said, 'It was right up in the trees and had everything we needed, even </w:t>
-                  </w:r>
-                  <w:proofErr w:type="spellStart"/>
-                  <w:r>
-                    <w:rPr>
-                      <w:rFonts w:ascii="Source Sans 3" w:hAnsi="Source Sans 3"/>
-                      <w:sz w:val="23"/>
-                      <w:szCs w:val="23"/>
-                    </w:rPr>
-                    <w:t>wifi</w:t>
-                  </w:r>
-                  <w:proofErr w:type="spellEnd"/>
-                  <w:r>
-                    <w:rPr>
-                      <w:rFonts w:ascii="Source Sans 3" w:hAnsi="Source Sans 3"/>
-                      <w:sz w:val="23"/>
-                      <w:szCs w:val="23"/>
-                    </w:rPr>
-                    <w:t>! It had a small kitchen and we did our own cooking. It was the perfect place to get away from our busy lives.</w:t>
+                    <w:t>Another couple, Shaun and Rachel from Manchester, enjoyed a recent holiday in a treehouse in Sussex, England. They said, 'It was right up in the trees and had everything we needed, even wifi! It had a small kitchen and we did our own cooking. It was the perfect place to get away from our busy lives.</w:t>
                   </w:r>
                 </w:p>
               </w:tc>
@@ -2510,7 +2418,7 @@
               <w:pStyle w:val="SS3M-115"/>
               <w:numPr>
                 <w:ilvl w:val="0"/>
-                <w:numId w:val="62"/>
+                <w:numId w:val="45"/>
               </w:numPr>
               <w:ind w:left="397" w:hanging="284"/>
             </w:pPr>
@@ -2740,7 +2648,7 @@
                   <w:pPr>
                     <w:numPr>
                       <w:ilvl w:val="0"/>
-                      <w:numId w:val="4"/>
+                      <w:numId w:val="2"/>
                     </w:numPr>
                     <w:ind w:left="227" w:hanging="227"/>
                     <w:rPr>
@@ -2762,7 +2670,7 @@
                   <w:pPr>
                     <w:numPr>
                       <w:ilvl w:val="0"/>
-                      <w:numId w:val="4"/>
+                      <w:numId w:val="2"/>
                     </w:numPr>
                     <w:ind w:left="227" w:hanging="227"/>
                     <w:rPr>
@@ -2784,7 +2692,7 @@
                   <w:pPr>
                     <w:numPr>
                       <w:ilvl w:val="0"/>
-                      <w:numId w:val="4"/>
+                      <w:numId w:val="2"/>
                     </w:numPr>
                     <w:ind w:left="227" w:hanging="227"/>
                     <w:rPr>
@@ -2806,7 +2714,7 @@
                   <w:pPr>
                     <w:numPr>
                       <w:ilvl w:val="0"/>
-                      <w:numId w:val="4"/>
+                      <w:numId w:val="2"/>
                     </w:numPr>
                     <w:ind w:left="227" w:hanging="227"/>
                     <w:rPr>
@@ -2828,7 +2736,7 @@
                   <w:pPr>
                     <w:numPr>
                       <w:ilvl w:val="0"/>
-                      <w:numId w:val="4"/>
+                      <w:numId w:val="2"/>
                     </w:numPr>
                     <w:ind w:left="227" w:hanging="227"/>
                     <w:rPr>
@@ -2850,7 +2758,7 @@
                   <w:pPr>
                     <w:numPr>
                       <w:ilvl w:val="0"/>
-                      <w:numId w:val="4"/>
+                      <w:numId w:val="2"/>
                     </w:numPr>
                     <w:ind w:left="227" w:hanging="227"/>
                     <w:rPr>
@@ -2880,7 +2788,7 @@
                     <w:pStyle w:val="ListParagraph"/>
                     <w:numPr>
                       <w:ilvl w:val="0"/>
-                      <w:numId w:val="37"/>
+                      <w:numId w:val="20"/>
                     </w:numPr>
                     <w:spacing w:after="120"/>
                     <w:ind w:left="227" w:hanging="227"/>
@@ -2904,7 +2812,7 @@
                     <w:pStyle w:val="ListParagraph"/>
                     <w:numPr>
                       <w:ilvl w:val="0"/>
-                      <w:numId w:val="37"/>
+                      <w:numId w:val="20"/>
                     </w:numPr>
                     <w:spacing w:after="120"/>
                     <w:ind w:left="227" w:hanging="227"/>
@@ -2928,7 +2836,7 @@
                     <w:pStyle w:val="ListParagraph"/>
                     <w:numPr>
                       <w:ilvl w:val="0"/>
-                      <w:numId w:val="37"/>
+                      <w:numId w:val="20"/>
                     </w:numPr>
                     <w:spacing w:after="120"/>
                     <w:ind w:left="227" w:hanging="227"/>
@@ -2952,7 +2860,7 @@
                     <w:pStyle w:val="ListParagraph"/>
                     <w:numPr>
                       <w:ilvl w:val="0"/>
-                      <w:numId w:val="37"/>
+                      <w:numId w:val="20"/>
                     </w:numPr>
                     <w:spacing w:after="120"/>
                     <w:ind w:left="227" w:hanging="227"/>
@@ -2976,7 +2884,7 @@
                     <w:pStyle w:val="ListParagraph"/>
                     <w:numPr>
                       <w:ilvl w:val="0"/>
-                      <w:numId w:val="37"/>
+                      <w:numId w:val="20"/>
                     </w:numPr>
                     <w:spacing w:after="120"/>
                     <w:ind w:left="227" w:hanging="227"/>
@@ -3000,7 +2908,7 @@
                     <w:pStyle w:val="ListParagraph"/>
                     <w:numPr>
                       <w:ilvl w:val="0"/>
-                      <w:numId w:val="37"/>
+                      <w:numId w:val="20"/>
                     </w:numPr>
                     <w:spacing w:after="120"/>
                     <w:ind w:left="227" w:hanging="227"/>
@@ -3105,7 +3013,7 @@
               <w:pStyle w:val="SS3-115"/>
               <w:numPr>
                 <w:ilvl w:val="0"/>
-                <w:numId w:val="64"/>
+                <w:numId w:val="47"/>
               </w:numPr>
               <w:ind w:left="227" w:hanging="227"/>
             </w:pPr>
@@ -3118,7 +3026,7 @@
               <w:pStyle w:val="SS3-115"/>
               <w:numPr>
                 <w:ilvl w:val="0"/>
-                <w:numId w:val="63"/>
+                <w:numId w:val="46"/>
               </w:numPr>
               <w:ind w:left="454" w:hanging="227"/>
             </w:pPr>
@@ -3131,7 +3039,7 @@
               <w:pStyle w:val="SS3-115"/>
               <w:numPr>
                 <w:ilvl w:val="0"/>
-                <w:numId w:val="63"/>
+                <w:numId w:val="46"/>
               </w:numPr>
               <w:ind w:left="454" w:hanging="227"/>
             </w:pPr>
@@ -3144,7 +3052,7 @@
               <w:pStyle w:val="SS3-115"/>
               <w:numPr>
                 <w:ilvl w:val="0"/>
-                <w:numId w:val="63"/>
+                <w:numId w:val="46"/>
               </w:numPr>
               <w:ind w:left="454" w:hanging="227"/>
             </w:pPr>
@@ -3157,7 +3065,7 @@
               <w:pStyle w:val="SS3-115"/>
               <w:numPr>
                 <w:ilvl w:val="0"/>
-                <w:numId w:val="64"/>
+                <w:numId w:val="47"/>
               </w:numPr>
               <w:ind w:left="227" w:hanging="227"/>
             </w:pPr>
@@ -3173,7 +3081,7 @@
               <w:pStyle w:val="SS3-115"/>
               <w:numPr>
                 <w:ilvl w:val="0"/>
-                <w:numId w:val="65"/>
+                <w:numId w:val="48"/>
               </w:numPr>
               <w:ind w:left="454" w:hanging="227"/>
             </w:pPr>
@@ -3186,7 +3094,7 @@
               <w:pStyle w:val="SS3-115"/>
               <w:numPr>
                 <w:ilvl w:val="0"/>
-                <w:numId w:val="65"/>
+                <w:numId w:val="48"/>
               </w:numPr>
               <w:ind w:left="454" w:hanging="227"/>
             </w:pPr>
@@ -3199,7 +3107,7 @@
               <w:pStyle w:val="SS3-115"/>
               <w:numPr>
                 <w:ilvl w:val="0"/>
-                <w:numId w:val="65"/>
+                <w:numId w:val="48"/>
               </w:numPr>
               <w:ind w:left="454" w:hanging="227"/>
             </w:pPr>
@@ -3212,7 +3120,7 @@
               <w:pStyle w:val="SS3-115"/>
               <w:numPr>
                 <w:ilvl w:val="0"/>
-                <w:numId w:val="64"/>
+                <w:numId w:val="47"/>
               </w:numPr>
               <w:ind w:left="227" w:hanging="227"/>
             </w:pPr>
@@ -3228,7 +3136,7 @@
               <w:pStyle w:val="SS3-115"/>
               <w:numPr>
                 <w:ilvl w:val="0"/>
-                <w:numId w:val="66"/>
+                <w:numId w:val="49"/>
               </w:numPr>
               <w:ind w:left="454" w:hanging="227"/>
             </w:pPr>
@@ -3241,7 +3149,7 @@
               <w:pStyle w:val="SS3-115"/>
               <w:numPr>
                 <w:ilvl w:val="0"/>
-                <w:numId w:val="66"/>
+                <w:numId w:val="49"/>
               </w:numPr>
               <w:ind w:left="454" w:hanging="227"/>
             </w:pPr>
@@ -3254,7 +3162,7 @@
               <w:pStyle w:val="SS3-115"/>
               <w:numPr>
                 <w:ilvl w:val="0"/>
-                <w:numId w:val="66"/>
+                <w:numId w:val="49"/>
               </w:numPr>
               <w:ind w:left="454" w:hanging="227"/>
             </w:pPr>
@@ -3695,7 +3603,7 @@
               <w:pStyle w:val="SS3-115"/>
               <w:numPr>
                 <w:ilvl w:val="0"/>
-                <w:numId w:val="67"/>
+                <w:numId w:val="50"/>
               </w:numPr>
               <w:ind w:left="227" w:hanging="227"/>
             </w:pPr>
@@ -3708,7 +3616,7 @@
               <w:pStyle w:val="SS3-115"/>
               <w:numPr>
                 <w:ilvl w:val="0"/>
-                <w:numId w:val="67"/>
+                <w:numId w:val="50"/>
               </w:numPr>
               <w:ind w:left="227" w:hanging="227"/>
             </w:pPr>
@@ -3721,7 +3629,7 @@
               <w:pStyle w:val="SS3-115"/>
               <w:numPr>
                 <w:ilvl w:val="0"/>
-                <w:numId w:val="67"/>
+                <w:numId w:val="50"/>
               </w:numPr>
               <w:ind w:left="227" w:hanging="227"/>
             </w:pPr>
@@ -3734,7 +3642,7 @@
               <w:pStyle w:val="SS3-115"/>
               <w:numPr>
                 <w:ilvl w:val="0"/>
-                <w:numId w:val="67"/>
+                <w:numId w:val="50"/>
               </w:numPr>
               <w:ind w:left="227" w:hanging="227"/>
               <w:rPr>
@@ -3815,7 +3723,7 @@
                     <w:pStyle w:val="ListParagraph"/>
                     <w:numPr>
                       <w:ilvl w:val="0"/>
-                      <w:numId w:val="68"/>
+                      <w:numId w:val="51"/>
                     </w:numPr>
                     <w:ind w:left="170" w:hanging="170"/>
                     <w:rPr>
@@ -3856,7 +3764,7 @@
                     <w:pStyle w:val="ListParagraph"/>
                     <w:numPr>
                       <w:ilvl w:val="0"/>
-                      <w:numId w:val="68"/>
+                      <w:numId w:val="51"/>
                     </w:numPr>
                     <w:ind w:left="170" w:hanging="170"/>
                     <w:rPr>
@@ -3915,7 +3823,7 @@
                     <w:pStyle w:val="ListParagraph"/>
                     <w:numPr>
                       <w:ilvl w:val="0"/>
-                      <w:numId w:val="68"/>
+                      <w:numId w:val="51"/>
                     </w:numPr>
                     <w:ind w:left="170" w:hanging="170"/>
                     <w:rPr>
@@ -3988,7 +3896,7 @@
                     <w:pStyle w:val="ListParagraph"/>
                     <w:numPr>
                       <w:ilvl w:val="0"/>
-                      <w:numId w:val="68"/>
+                      <w:numId w:val="51"/>
                     </w:numPr>
                     <w:ind w:left="170" w:hanging="170"/>
                     <w:rPr>
@@ -4011,7 +3919,7 @@
                     <w:pStyle w:val="ListParagraph"/>
                     <w:numPr>
                       <w:ilvl w:val="0"/>
-                      <w:numId w:val="68"/>
+                      <w:numId w:val="51"/>
                     </w:numPr>
                     <w:ind w:left="170" w:hanging="170"/>
                     <w:rPr>
@@ -4034,7 +3942,7 @@
                     <w:pStyle w:val="ListParagraph"/>
                     <w:numPr>
                       <w:ilvl w:val="0"/>
-                      <w:numId w:val="68"/>
+                      <w:numId w:val="51"/>
                     </w:numPr>
                     <w:ind w:left="170" w:hanging="170"/>
                     <w:rPr>
@@ -4057,7 +3965,7 @@
                     <w:pStyle w:val="ListParagraph"/>
                     <w:numPr>
                       <w:ilvl w:val="0"/>
-                      <w:numId w:val="68"/>
+                      <w:numId w:val="51"/>
                     </w:numPr>
                     <w:ind w:left="170" w:hanging="170"/>
                     <w:rPr>
@@ -4080,7 +3988,7 @@
                     <w:pStyle w:val="ListParagraph"/>
                     <w:numPr>
                       <w:ilvl w:val="0"/>
-                      <w:numId w:val="68"/>
+                      <w:numId w:val="51"/>
                     </w:numPr>
                     <w:ind w:left="170" w:hanging="170"/>
                     <w:rPr>
@@ -4268,13 +4176,16 @@
             <w:r>
               <w:t>Answer the questions in exercise 5. Follow the advice in the box.</w:t>
             </w:r>
+            <w:r>
+              <w:t>.</w:t>
+            </w:r>
           </w:p>
           <w:p>
             <w:pPr>
               <w:pStyle w:val="SS3-115"/>
               <w:numPr>
                 <w:ilvl w:val="0"/>
-                <w:numId w:val="15"/>
+                <w:numId w:val="3"/>
               </w:numPr>
               <w:ind w:left="227" w:hanging="227"/>
             </w:pPr>
@@ -4287,7 +4198,7 @@
               <w:pStyle w:val="SS3-115"/>
               <w:numPr>
                 <w:ilvl w:val="0"/>
-                <w:numId w:val="69"/>
+                <w:numId w:val="52"/>
               </w:numPr>
               <w:ind w:left="454" w:hanging="227"/>
             </w:pPr>
@@ -4300,7 +4211,7 @@
               <w:pStyle w:val="SS3-115"/>
               <w:numPr>
                 <w:ilvl w:val="0"/>
-                <w:numId w:val="69"/>
+                <w:numId w:val="52"/>
               </w:numPr>
               <w:ind w:left="454" w:hanging="227"/>
             </w:pPr>
@@ -4313,7 +4224,7 @@
               <w:pStyle w:val="SS3-115"/>
               <w:numPr>
                 <w:ilvl w:val="0"/>
-                <w:numId w:val="69"/>
+                <w:numId w:val="52"/>
               </w:numPr>
               <w:ind w:left="454" w:hanging="227"/>
             </w:pPr>
@@ -4326,7 +4237,7 @@
               <w:pStyle w:val="SS3-115"/>
               <w:numPr>
                 <w:ilvl w:val="0"/>
-                <w:numId w:val="15"/>
+                <w:numId w:val="3"/>
               </w:numPr>
               <w:ind w:left="227" w:hanging="227"/>
             </w:pPr>
@@ -4339,7 +4250,7 @@
               <w:pStyle w:val="SS3-115"/>
               <w:numPr>
                 <w:ilvl w:val="0"/>
-                <w:numId w:val="70"/>
+                <w:numId w:val="53"/>
               </w:numPr>
               <w:ind w:left="454" w:hanging="227"/>
             </w:pPr>
@@ -4352,7 +4263,7 @@
               <w:pStyle w:val="SS3-115"/>
               <w:numPr>
                 <w:ilvl w:val="0"/>
-                <w:numId w:val="70"/>
+                <w:numId w:val="53"/>
               </w:numPr>
               <w:ind w:left="454" w:hanging="227"/>
             </w:pPr>
@@ -4365,7 +4276,7 @@
               <w:pStyle w:val="SS3-115"/>
               <w:numPr>
                 <w:ilvl w:val="0"/>
-                <w:numId w:val="70"/>
+                <w:numId w:val="53"/>
               </w:numPr>
               <w:ind w:left="454" w:hanging="227"/>
             </w:pPr>
@@ -4378,7 +4289,7 @@
               <w:pStyle w:val="SS3-115"/>
               <w:numPr>
                 <w:ilvl w:val="0"/>
-                <w:numId w:val="70"/>
+                <w:numId w:val="53"/>
               </w:numPr>
               <w:ind w:left="454" w:hanging="227"/>
             </w:pPr>
@@ -4548,7 +4459,7 @@
               <w:pStyle w:val="SS3-115"/>
               <w:numPr>
                 <w:ilvl w:val="0"/>
-                <w:numId w:val="71"/>
+                <w:numId w:val="54"/>
               </w:numPr>
               <w:ind w:left="227" w:hanging="227"/>
             </w:pPr>
@@ -4581,7 +4492,7 @@
               <w:pStyle w:val="SS3-115"/>
               <w:numPr>
                 <w:ilvl w:val="0"/>
-                <w:numId w:val="71"/>
+                <w:numId w:val="54"/>
               </w:numPr>
               <w:ind w:left="227" w:hanging="227"/>
             </w:pPr>
@@ -4614,7 +4525,7 @@
               <w:pStyle w:val="SS3-115"/>
               <w:numPr>
                 <w:ilvl w:val="0"/>
-                <w:numId w:val="71"/>
+                <w:numId w:val="54"/>
               </w:numPr>
               <w:ind w:left="227" w:hanging="227"/>
             </w:pPr>
@@ -4647,7 +4558,7 @@
               <w:pStyle w:val="SS3-115"/>
               <w:numPr>
                 <w:ilvl w:val="0"/>
-                <w:numId w:val="71"/>
+                <w:numId w:val="54"/>
               </w:numPr>
               <w:ind w:left="227" w:hanging="227"/>
             </w:pPr>
@@ -4680,7 +4591,7 @@
               <w:pStyle w:val="SS3-115"/>
               <w:numPr>
                 <w:ilvl w:val="0"/>
-                <w:numId w:val="71"/>
+                <w:numId w:val="54"/>
               </w:numPr>
               <w:ind w:left="227" w:hanging="227"/>
             </w:pPr>
@@ -4799,7 +4710,7 @@
               <w:pStyle w:val="SS3-115"/>
               <w:numPr>
                 <w:ilvl w:val="0"/>
-                <w:numId w:val="73"/>
+                <w:numId w:val="55"/>
               </w:numPr>
               <w:ind w:left="227" w:hanging="227"/>
             </w:pPr>
@@ -4822,7 +4733,7 @@
               <w:pStyle w:val="SS3-115"/>
               <w:numPr>
                 <w:ilvl w:val="0"/>
-                <w:numId w:val="73"/>
+                <w:numId w:val="55"/>
               </w:numPr>
               <w:ind w:left="227" w:hanging="227"/>
             </w:pPr>
@@ -4845,7 +4756,7 @@
               <w:pStyle w:val="SS3-115"/>
               <w:numPr>
                 <w:ilvl w:val="0"/>
-                <w:numId w:val="73"/>
+                <w:numId w:val="55"/>
               </w:numPr>
               <w:ind w:left="227" w:hanging="227"/>
             </w:pPr>
@@ -4868,7 +4779,7 @@
               <w:pStyle w:val="SS3-115"/>
               <w:numPr>
                 <w:ilvl w:val="0"/>
-                <w:numId w:val="73"/>
+                <w:numId w:val="55"/>
               </w:numPr>
               <w:ind w:left="227" w:hanging="227"/>
             </w:pPr>
@@ -4891,7 +4802,7 @@
               <w:pStyle w:val="SS3-115"/>
               <w:numPr>
                 <w:ilvl w:val="0"/>
-                <w:numId w:val="73"/>
+                <w:numId w:val="55"/>
               </w:numPr>
               <w:ind w:left="227" w:hanging="227"/>
             </w:pPr>
@@ -5182,25 +5093,7 @@
                       <w:sz w:val="23"/>
                       <w:szCs w:val="23"/>
                     </w:rPr>
-                    <w:t>by coach and boat. I was tired and hungry. We went into the school hall, where the host families were waiting to meet us. I wondered which one would be mine. Would they give me dinner at this time and would I be able to eat the unfamiliar food? Suddenly I heard my name called and the name of my exchange partner, Brigitte Schmitt. A pretty, blonde girl stepped forward, smiling widely. Behind her stood her parents, a pleasant-looking couple who were also smiling. They held out their hands and said, '</w:t>
-                  </w:r>
-                  <w:proofErr w:type="spellStart"/>
-                  <w:r>
-                    <w:rPr>
-                      <w:rFonts w:ascii="Source Sans 3" w:hAnsi="Source Sans 3"/>
-                      <w:sz w:val="23"/>
-                      <w:szCs w:val="23"/>
-                    </w:rPr>
-                    <w:t>Wilkommen</w:t>
-                  </w:r>
-                  <w:proofErr w:type="spellEnd"/>
-                  <w:r>
-                    <w:rPr>
-                      <w:rFonts w:ascii="Source Sans 3" w:hAnsi="Source Sans 3"/>
-                      <w:sz w:val="23"/>
-                      <w:szCs w:val="23"/>
-                    </w:rPr>
-                    <w:t xml:space="preserve"> in Deutschland. Welcome to Germany."</w:t>
+                    <w:t>by coach and boat. I was tired and hungry. We went into the school hall, where the host families were waiting to meet us. I wondered which one would be mine. Would they give me dinner at this time and would I be able to eat the unfamiliar food? Suddenly I heard my name called and the name of my exchange partner, Brigitte Schmitt. A pretty, blonde girl stepped forward, smiling widely. Behind her stood her parents, a pleasant-looking couple who were also smiling. They held out their hands and said, 'Wilkommen in Deutschland. Welcome to Germany."</w:t>
                   </w:r>
                 </w:p>
               </w:tc>
@@ -5223,25 +5116,7 @@
                       <w:sz w:val="23"/>
                       <w:szCs w:val="23"/>
                     </w:rPr>
-                    <w:t xml:space="preserve">I spent three happy weeks with the Schmitt family. Brigitte had an elder brother, Hendrik, and a younger sister, Lisa. They had two cats, Ping and Pong, who sat on my lap as I looked into the fire in the evenings. The whole family were kind and welcoming. My room was </w:t>
-                  </w:r>
-                  <w:proofErr w:type="spellStart"/>
-                  <w:r>
-                    <w:rPr>
-                      <w:rFonts w:ascii="Source Sans 3" w:hAnsi="Source Sans 3"/>
-                      <w:sz w:val="23"/>
-                      <w:szCs w:val="23"/>
-                    </w:rPr>
-                    <w:t>cosy</w:t>
-                  </w:r>
-                  <w:proofErr w:type="spellEnd"/>
-                  <w:r>
-                    <w:rPr>
-                      <w:rFonts w:ascii="Source Sans 3" w:hAnsi="Source Sans 3"/>
-                      <w:sz w:val="23"/>
-                      <w:szCs w:val="23"/>
-                    </w:rPr>
-                    <w:t xml:space="preserve"> and warm and looked out onto a forest. The fresh clean smell of the trees</w:t>
+                    <w:t>I spent three happy weeks with the Schmitt family. Brigitte had an elder brother, Hendrik, and a younger sister, Lisa. They had two cats, Ping and Pong, who sat on my lap as I looked into the fire in the evenings. The whole family were kind and welcoming. My room was cosy and warm and looked out onto a forest. The fresh clean smell of the trees</w:t>
                   </w:r>
                   <w:r>
                     <w:rPr>
@@ -5412,7 +5287,7 @@
               <w:pStyle w:val="SS3-115"/>
               <w:numPr>
                 <w:ilvl w:val="0"/>
-                <w:numId w:val="75"/>
+                <w:numId w:val="56"/>
               </w:numPr>
               <w:ind w:left="227" w:hanging="227"/>
             </w:pPr>
@@ -5428,7 +5303,7 @@
               <w:pStyle w:val="SS3-115"/>
               <w:numPr>
                 <w:ilvl w:val="0"/>
-                <w:numId w:val="75"/>
+                <w:numId w:val="56"/>
               </w:numPr>
               <w:ind w:left="227" w:hanging="227"/>
             </w:pPr>
@@ -5444,7 +5319,7 @@
               <w:pStyle w:val="SS3-115"/>
               <w:numPr>
                 <w:ilvl w:val="0"/>
-                <w:numId w:val="75"/>
+                <w:numId w:val="56"/>
               </w:numPr>
               <w:ind w:left="227" w:hanging="227"/>
             </w:pPr>
@@ -5460,7 +5335,7 @@
               <w:pStyle w:val="SS3-115"/>
               <w:numPr>
                 <w:ilvl w:val="0"/>
-                <w:numId w:val="75"/>
+                <w:numId w:val="56"/>
               </w:numPr>
               <w:ind w:left="227" w:hanging="227"/>
             </w:pPr>
@@ -5476,7 +5351,7 @@
               <w:pStyle w:val="SS3-115"/>
               <w:numPr>
                 <w:ilvl w:val="0"/>
-                <w:numId w:val="75"/>
+                <w:numId w:val="56"/>
               </w:numPr>
               <w:ind w:left="227" w:hanging="227"/>
             </w:pPr>
@@ -5492,7 +5367,7 @@
               <w:pStyle w:val="SS3-115"/>
               <w:numPr>
                 <w:ilvl w:val="0"/>
-                <w:numId w:val="75"/>
+                <w:numId w:val="56"/>
               </w:numPr>
               <w:ind w:left="227" w:hanging="227"/>
               <w:rPr>
@@ -6188,51 +6063,7 @@
                 <w:sz w:val="23"/>
                 <w:szCs w:val="23"/>
               </w:rPr>
-              <w:t xml:space="preserve">In Sri Lanka, a family meal often includes </w:t>
-            </w:r>
-            <w:proofErr w:type="spellStart"/>
-            <w:r>
-              <w:rPr>
-                <w:rFonts w:ascii="Source Sans 3 Medium" w:hAnsi="Source Sans 3 Medium"/>
-                <w:b/>
-                <w:bCs/>
-                <w:sz w:val="23"/>
-                <w:szCs w:val="23"/>
-              </w:rPr>
-              <w:t>stringhoppers</w:t>
-            </w:r>
-            <w:proofErr w:type="spellEnd"/>
-            <w:r>
-              <w:rPr>
-                <w:rFonts w:ascii="Source Sans 3 Medium" w:hAnsi="Source Sans 3 Medium"/>
-                <w:b/>
-                <w:bCs/>
-                <w:sz w:val="23"/>
-                <w:szCs w:val="23"/>
-              </w:rPr>
-              <w:t xml:space="preserve">. To make </w:t>
-            </w:r>
-            <w:proofErr w:type="spellStart"/>
-            <w:r>
-              <w:rPr>
-                <w:rFonts w:ascii="Source Sans 3 Medium" w:hAnsi="Source Sans 3 Medium"/>
-                <w:b/>
-                <w:bCs/>
-                <w:sz w:val="23"/>
-                <w:szCs w:val="23"/>
-              </w:rPr>
-              <w:t>stringhoppers</w:t>
-            </w:r>
-            <w:proofErr w:type="spellEnd"/>
-            <w:r>
-              <w:rPr>
-                <w:rFonts w:ascii="Source Sans 3 Medium" w:hAnsi="Source Sans 3 Medium"/>
-                <w:b/>
-                <w:bCs/>
-                <w:sz w:val="23"/>
-                <w:szCs w:val="23"/>
-              </w:rPr>
-              <w:t xml:space="preserve"> you need some special equipment. Choose the best description of each piece of equipment.</w:t>
+              <w:t>In Sri Lanka, a family meal often includes stringhoppers. To make stringhoppers you need some special equipment. Choose the best description of each piece of equipment.</w:t>
             </w:r>
           </w:p>
           <w:tbl>
@@ -6259,21 +6090,12 @@
                       <w:szCs w:val="21"/>
                     </w:rPr>
                   </w:pPr>
-                  <w:proofErr w:type="spellStart"/>
                   <w:r>
                     <w:rPr>
                       <w:sz w:val="21"/>
                       <w:szCs w:val="21"/>
                     </w:rPr>
-                    <w:t>Sunnyhills</w:t>
-                  </w:r>
-                  <w:proofErr w:type="spellEnd"/>
-                  <w:r>
-                    <w:rPr>
-                      <w:sz w:val="21"/>
-                      <w:szCs w:val="21"/>
-                    </w:rPr>
-                    <w:t xml:space="preserve"> University 1995</w:t>
+                    <w:t>Sunnyhills University 1995</w:t>
                   </w:r>
                 </w:p>
                 <w:p>
@@ -6287,6 +6109,7 @@
                   </w:pPr>
                   <w:r>
                     <w:rPr>
+                      <w:noProof/>
                       <w:sz w:val="21"/>
                       <w:szCs w:val="21"/>
                     </w:rPr>
@@ -6427,21 +6250,12 @@
                       <w:szCs w:val="21"/>
                     </w:rPr>
                   </w:pPr>
-                  <w:proofErr w:type="spellStart"/>
                   <w:r>
                     <w:rPr>
                       <w:sz w:val="21"/>
                       <w:szCs w:val="21"/>
                     </w:rPr>
-                    <w:t>Sunnyhills</w:t>
-                  </w:r>
-                  <w:proofErr w:type="spellEnd"/>
-                  <w:r>
-                    <w:rPr>
-                      <w:sz w:val="21"/>
-                      <w:szCs w:val="21"/>
-                    </w:rPr>
-                    <w:t xml:space="preserve"> University today</w:t>
+                    <w:t>Sunnyhills University today</w:t>
                   </w:r>
                 </w:p>
                 <w:p>
@@ -6455,6 +6269,7 @@
                   </w:pPr>
                   <w:r>
                     <w:rPr>
+                      <w:noProof/>
                       <w:sz w:val="21"/>
                       <w:szCs w:val="21"/>
                     </w:rPr>
@@ -6772,14 +6587,13 @@
               <w:pStyle w:val="ListParagraph"/>
               <w:numPr>
                 <w:ilvl w:val="0"/>
-                <w:numId w:val="76"/>
+                <w:numId w:val="57"/>
               </w:numPr>
               <w:spacing w:after="120"/>
               <w:ind w:left="227" w:hanging="227"/>
               <w:rPr>
                 <w:rStyle w:val="BlankWord1"/>
                 <w:iCs/>
-                <w:szCs w:val="24"/>
                 <w:bdr w:val="none" w:sz="0" w:space="0" w:color="auto"/>
                 <w:shd w:val="clear" w:color="auto" w:fill="auto"/>
                 <w14:textOutline w14:w="0" w14:cap="rnd" w14:cmpd="sng" w14:algn="ctr">
@@ -6793,7 +6607,6 @@
               <w:rPr>
                 <w:rStyle w:val="BlankWord1"/>
                 <w:iCs/>
-                <w:szCs w:val="24"/>
                 <w:bdr w:val="none" w:sz="0" w:space="0" w:color="auto"/>
                 <w:shd w:val="clear" w:color="auto" w:fill="auto"/>
                 <w14:textOutline w14:w="0" w14:cap="rnd" w14:cmpd="sng" w14:algn="ctr">
@@ -6810,14 +6623,13 @@
               <w:pStyle w:val="ListParagraph"/>
               <w:numPr>
                 <w:ilvl w:val="0"/>
-                <w:numId w:val="76"/>
+                <w:numId w:val="57"/>
               </w:numPr>
               <w:spacing w:after="120"/>
               <w:ind w:left="227" w:hanging="227"/>
               <w:rPr>
                 <w:rStyle w:val="BlankWord1"/>
                 <w:iCs/>
-                <w:szCs w:val="24"/>
                 <w:bdr w:val="none" w:sz="0" w:space="0" w:color="auto"/>
                 <w:shd w:val="clear" w:color="auto" w:fill="auto"/>
                 <w14:textOutline w14:w="0" w14:cap="rnd" w14:cmpd="sng" w14:algn="ctr">
@@ -6831,7 +6643,6 @@
               <w:rPr>
                 <w:rStyle w:val="BlankWord1"/>
                 <w:iCs/>
-                <w:szCs w:val="24"/>
                 <w:bdr w:val="none" w:sz="0" w:space="0" w:color="auto"/>
                 <w:shd w:val="clear" w:color="auto" w:fill="auto"/>
                 <w14:textOutline w14:w="0" w14:cap="rnd" w14:cmpd="sng" w14:algn="ctr">
@@ -6848,14 +6659,13 @@
               <w:pStyle w:val="ListParagraph"/>
               <w:numPr>
                 <w:ilvl w:val="0"/>
-                <w:numId w:val="76"/>
+                <w:numId w:val="57"/>
               </w:numPr>
               <w:spacing w:after="120"/>
               <w:ind w:left="227" w:hanging="227"/>
               <w:rPr>
                 <w:rStyle w:val="BlankWord1"/>
                 <w:iCs/>
-                <w:szCs w:val="24"/>
                 <w:bdr w:val="none" w:sz="0" w:space="0" w:color="auto"/>
                 <w:shd w:val="clear" w:color="auto" w:fill="auto"/>
                 <w14:textOutline w14:w="0" w14:cap="rnd" w14:cmpd="sng" w14:algn="ctr">
@@ -6869,7 +6679,6 @@
               <w:rPr>
                 <w:rStyle w:val="BlankWord1"/>
                 <w:iCs/>
-                <w:szCs w:val="24"/>
                 <w:bdr w:val="none" w:sz="0" w:space="0" w:color="auto"/>
                 <w:shd w:val="clear" w:color="auto" w:fill="auto"/>
                 <w14:textOutline w14:w="0" w14:cap="rnd" w14:cmpd="sng" w14:algn="ctr">
@@ -6886,14 +6695,13 @@
               <w:pStyle w:val="ListParagraph"/>
               <w:numPr>
                 <w:ilvl w:val="0"/>
-                <w:numId w:val="76"/>
+                <w:numId w:val="57"/>
               </w:numPr>
               <w:spacing w:after="120"/>
               <w:ind w:left="227" w:hanging="227"/>
               <w:rPr>
                 <w:rStyle w:val="BlankWord1"/>
                 <w:iCs/>
-                <w:szCs w:val="24"/>
                 <w:bdr w:val="none" w:sz="0" w:space="0" w:color="auto"/>
                 <w:shd w:val="clear" w:color="auto" w:fill="auto"/>
                 <w14:textOutline w14:w="0" w14:cap="rnd" w14:cmpd="sng" w14:algn="ctr">
@@ -6907,7 +6715,6 @@
               <w:rPr>
                 <w:rStyle w:val="BlankWord1"/>
                 <w:iCs/>
-                <w:szCs w:val="24"/>
                 <w:bdr w:val="none" w:sz="0" w:space="0" w:color="auto"/>
                 <w:shd w:val="clear" w:color="auto" w:fill="auto"/>
                 <w14:textOutline w14:w="0" w14:cap="rnd" w14:cmpd="sng" w14:algn="ctr">
@@ -6924,14 +6731,13 @@
               <w:pStyle w:val="ListParagraph"/>
               <w:numPr>
                 <w:ilvl w:val="0"/>
-                <w:numId w:val="76"/>
+                <w:numId w:val="57"/>
               </w:numPr>
               <w:spacing w:after="120"/>
               <w:ind w:left="227" w:hanging="227"/>
               <w:rPr>
                 <w:rStyle w:val="BlankWord1"/>
                 <w:iCs/>
-                <w:szCs w:val="24"/>
                 <w:bdr w:val="none" w:sz="0" w:space="0" w:color="auto"/>
                 <w:shd w:val="clear" w:color="auto" w:fill="auto"/>
                 <w14:textOutline w14:w="0" w14:cap="rnd" w14:cmpd="sng" w14:algn="ctr">
@@ -6945,7 +6751,6 @@
               <w:rPr>
                 <w:rStyle w:val="BlankWord1"/>
                 <w:iCs/>
-                <w:szCs w:val="24"/>
                 <w:bdr w:val="none" w:sz="0" w:space="0" w:color="auto"/>
                 <w:shd w:val="clear" w:color="auto" w:fill="auto"/>
                 <w14:textOutline w14:w="0" w14:cap="rnd" w14:cmpd="sng" w14:algn="ctr">
@@ -6962,14 +6767,13 @@
               <w:pStyle w:val="ListParagraph"/>
               <w:numPr>
                 <w:ilvl w:val="0"/>
-                <w:numId w:val="76"/>
+                <w:numId w:val="57"/>
               </w:numPr>
               <w:spacing w:after="120"/>
               <w:ind w:left="227" w:hanging="227"/>
               <w:rPr>
                 <w:rStyle w:val="BlankWord1"/>
                 <w:iCs/>
-                <w:szCs w:val="24"/>
                 <w:bdr w:val="none" w:sz="0" w:space="0" w:color="auto"/>
                 <w:shd w:val="clear" w:color="auto" w:fill="auto"/>
                 <w14:textOutline w14:w="0" w14:cap="rnd" w14:cmpd="sng" w14:algn="ctr">
@@ -6983,7 +6787,6 @@
               <w:rPr>
                 <w:rStyle w:val="BlankWord1"/>
                 <w:iCs/>
-                <w:szCs w:val="24"/>
                 <w:bdr w:val="none" w:sz="0" w:space="0" w:color="auto"/>
                 <w:shd w:val="clear" w:color="auto" w:fill="auto"/>
                 <w14:textOutline w14:w="0" w14:cap="rnd" w14:cmpd="sng" w14:algn="ctr">
@@ -7000,14 +6803,13 @@
               <w:pStyle w:val="ListParagraph"/>
               <w:numPr>
                 <w:ilvl w:val="0"/>
-                <w:numId w:val="76"/>
+                <w:numId w:val="57"/>
               </w:numPr>
               <w:spacing w:after="120"/>
               <w:ind w:left="227" w:hanging="227"/>
               <w:rPr>
                 <w:rStyle w:val="BlankWord1"/>
                 <w:iCs/>
-                <w:szCs w:val="24"/>
                 <w:bdr w:val="none" w:sz="0" w:space="0" w:color="auto"/>
                 <w:shd w:val="clear" w:color="auto" w:fill="auto"/>
                 <w14:textOutline w14:w="0" w14:cap="rnd" w14:cmpd="sng" w14:algn="ctr">
@@ -7021,7 +6823,6 @@
               <w:rPr>
                 <w:rStyle w:val="BlankWord1"/>
                 <w:iCs/>
-                <w:szCs w:val="24"/>
                 <w:bdr w:val="none" w:sz="0" w:space="0" w:color="auto"/>
                 <w:shd w:val="clear" w:color="auto" w:fill="auto"/>
                 <w14:textOutline w14:w="0" w14:cap="rnd" w14:cmpd="sng" w14:algn="ctr">
@@ -7038,7 +6839,7 @@
               <w:pStyle w:val="ListParagraph"/>
               <w:numPr>
                 <w:ilvl w:val="0"/>
-                <w:numId w:val="76"/>
+                <w:numId w:val="57"/>
               </w:numPr>
               <w:spacing w:after="120"/>
               <w:ind w:left="227" w:hanging="227"/>
@@ -7610,29 +7411,7 @@
                 <w:sz w:val="23"/>
                 <w:szCs w:val="23"/>
               </w:rPr>
-              <w:t xml:space="preserve">The pictures show the process of making </w:t>
-            </w:r>
-            <w:proofErr w:type="spellStart"/>
-            <w:r>
-              <w:rPr>
-                <w:rFonts w:ascii="Source Sans 3 Medium" w:hAnsi="Source Sans 3 Medium"/>
-                <w:b/>
-                <w:bCs/>
-                <w:sz w:val="23"/>
-                <w:szCs w:val="23"/>
-              </w:rPr>
-              <w:t>stringhoppers</w:t>
-            </w:r>
-            <w:proofErr w:type="spellEnd"/>
-            <w:r>
-              <w:rPr>
-                <w:rFonts w:ascii="Source Sans 3 Medium" w:hAnsi="Source Sans 3 Medium"/>
-                <w:b/>
-                <w:bCs/>
-                <w:sz w:val="23"/>
-                <w:szCs w:val="23"/>
-              </w:rPr>
-              <w:t>.</w:t>
+              <w:t>The pictures show the process of making stringhoppers.</w:t>
             </w:r>
           </w:p>
           <w:p>
@@ -8202,32 +7981,19 @@
               <w:pStyle w:val="SS3-115"/>
               <w:numPr>
                 <w:ilvl w:val="0"/>
-                <w:numId w:val="21"/>
+                <w:numId w:val="4"/>
               </w:numPr>
               <w:spacing w:after="0"/>
               <w:ind w:left="284" w:hanging="284"/>
             </w:pPr>
             <w:r>
-              <w:t xml:space="preserve">push through the </w:t>
-            </w:r>
-            <w:proofErr w:type="spellStart"/>
-            <w:r>
-              <w:t>stringhopper</w:t>
-            </w:r>
-            <w:proofErr w:type="spellEnd"/>
-            <w:r>
-              <w:t xml:space="preserve"> press onto the</w:t>
+              <w:t>push through the stringhopper press onto the</w:t>
             </w:r>
             <w:r>
               <w:t xml:space="preserve"> </w:t>
             </w:r>
-            <w:proofErr w:type="spellStart"/>
-            <w:r>
-              <w:t>stringhopper</w:t>
-            </w:r>
-            <w:proofErr w:type="spellEnd"/>
-            <w:r>
-              <w:t xml:space="preserve"> mats</w:t>
+            <w:r>
+              <w:t>stringhopper mats</w:t>
             </w:r>
           </w:p>
           <w:p>
@@ -8235,7 +8001,7 @@
               <w:pStyle w:val="SS3-115"/>
               <w:numPr>
                 <w:ilvl w:val="0"/>
-                <w:numId w:val="21"/>
+                <w:numId w:val="4"/>
               </w:numPr>
               <w:spacing w:after="0"/>
               <w:ind w:left="284" w:hanging="284"/>
@@ -8249,7 +8015,7 @@
               <w:pStyle w:val="SS3-115"/>
               <w:numPr>
                 <w:ilvl w:val="0"/>
-                <w:numId w:val="21"/>
+                <w:numId w:val="4"/>
               </w:numPr>
               <w:spacing w:after="0"/>
               <w:ind w:left="284" w:hanging="284"/>
@@ -8263,7 +8029,7 @@
               <w:pStyle w:val="SS3-115"/>
               <w:numPr>
                 <w:ilvl w:val="0"/>
-                <w:numId w:val="21"/>
+                <w:numId w:val="4"/>
               </w:numPr>
               <w:spacing w:after="0"/>
               <w:ind w:left="284" w:hanging="284"/>
@@ -8277,7 +8043,7 @@
               <w:pStyle w:val="SS3-115"/>
               <w:numPr>
                 <w:ilvl w:val="0"/>
-                <w:numId w:val="21"/>
+                <w:numId w:val="4"/>
               </w:numPr>
               <w:spacing w:after="0"/>
               <w:ind w:left="284" w:hanging="284"/>
@@ -8291,7 +8057,7 @@
               <w:pStyle w:val="SS3-115"/>
               <w:numPr>
                 <w:ilvl w:val="0"/>
-                <w:numId w:val="21"/>
+                <w:numId w:val="4"/>
               </w:numPr>
               <w:spacing w:after="0"/>
               <w:ind w:left="284" w:hanging="284"/>
@@ -8872,31 +8638,7 @@
                 <w:spacing w:val="-2"/>
                 <w:w w:val="105"/>
               </w:rPr>
-              <w:t xml:space="preserve">Complete the sentences about making </w:t>
-            </w:r>
-            <w:proofErr w:type="spellStart"/>
-            <w:r>
-              <w:rPr>
-                <w:rFonts w:ascii="Source Sans 3 Medium" w:hAnsi="Source Sans 3 Medium"/>
-                <w:b/>
-                <w:bCs/>
-                <w:color w:val="101312"/>
-                <w:spacing w:val="-2"/>
-                <w:w w:val="105"/>
-              </w:rPr>
-              <w:t>stringhoppers</w:t>
-            </w:r>
-            <w:proofErr w:type="spellEnd"/>
-            <w:r>
-              <w:rPr>
-                <w:rFonts w:ascii="Source Sans 3 Medium" w:hAnsi="Source Sans 3 Medium"/>
-                <w:b/>
-                <w:bCs/>
-                <w:color w:val="101312"/>
-                <w:spacing w:val="-2"/>
-                <w:w w:val="105"/>
-              </w:rPr>
-              <w:t xml:space="preserve"> with words from the box.</w:t>
+              <w:t>Complete the sentences about making stringhoppers with words from the box.</w:t>
             </w:r>
           </w:p>
           <w:tbl>
@@ -8969,7 +8711,6 @@
                       </w14:textOutline>
                     </w:rPr>
                   </w:pPr>
-                  <w:proofErr w:type="gramStart"/>
                   <w:r>
                     <w:rPr>
                       <w:sz w:val="23"/>
@@ -8977,7 +8718,6 @@
                     </w:rPr>
                     <w:t>Finally</w:t>
                   </w:r>
-                  <w:proofErr w:type="gramEnd"/>
                 </w:p>
               </w:tc>
               <w:tc>
@@ -9095,7 +8835,7 @@
               <w:pStyle w:val="SS3-115"/>
               <w:numPr>
                 <w:ilvl w:val="0"/>
-                <w:numId w:val="22"/>
+                <w:numId w:val="5"/>
               </w:numPr>
             </w:pPr>
             <w:r>
@@ -9107,7 +8847,7 @@
               <w:pStyle w:val="SS3-115"/>
               <w:numPr>
                 <w:ilvl w:val="0"/>
-                <w:numId w:val="22"/>
+                <w:numId w:val="5"/>
               </w:numPr>
             </w:pPr>
             <w:r>
@@ -9119,7 +8859,7 @@
               <w:pStyle w:val="SS3-115"/>
               <w:numPr>
                 <w:ilvl w:val="0"/>
-                <w:numId w:val="22"/>
+                <w:numId w:val="5"/>
               </w:numPr>
             </w:pPr>
             <w:r>
@@ -9131,19 +8871,11 @@
               <w:pStyle w:val="SS3-115"/>
               <w:numPr>
                 <w:ilvl w:val="0"/>
-                <w:numId w:val="22"/>
+                <w:numId w:val="5"/>
               </w:numPr>
             </w:pPr>
             <w:r>
-              <w:t xml:space="preserve">is to push the dough through the </w:t>
-            </w:r>
-            <w:proofErr w:type="spellStart"/>
-            <w:r>
-              <w:t>stringhopper</w:t>
-            </w:r>
-            <w:proofErr w:type="spellEnd"/>
-            <w:r>
-              <w:t xml:space="preserve"> press.</w:t>
+              <w:t>is to push the dough through the stringhopper press.</w:t>
             </w:r>
           </w:p>
           <w:p>
@@ -9151,19 +8883,11 @@
               <w:pStyle w:val="SS3-115"/>
               <w:numPr>
                 <w:ilvl w:val="0"/>
-                <w:numId w:val="22"/>
+                <w:numId w:val="5"/>
               </w:numPr>
             </w:pPr>
             <w:r>
-              <w:t xml:space="preserve">the </w:t>
-            </w:r>
-            <w:proofErr w:type="spellStart"/>
-            <w:r>
-              <w:t>stringhoppers</w:t>
-            </w:r>
-            <w:proofErr w:type="spellEnd"/>
-            <w:r>
-              <w:t xml:space="preserve"> are placed in a steamer.</w:t>
+              <w:t>the stringhoppers are placed in a steamer.</w:t>
             </w:r>
           </w:p>
           <w:p>
@@ -9171,7 +8895,7 @@
               <w:pStyle w:val="SS3-115"/>
               <w:numPr>
                 <w:ilvl w:val="0"/>
-                <w:numId w:val="22"/>
+                <w:numId w:val="5"/>
               </w:numPr>
             </w:pPr>
             <w:r>
@@ -9458,28 +9182,12 @@
               <w:pStyle w:val="SS3-115"/>
               <w:numPr>
                 <w:ilvl w:val="0"/>
-                <w:numId w:val="23"/>
+                <w:numId w:val="6"/>
               </w:numPr>
               <w:ind w:left="284" w:hanging="284"/>
             </w:pPr>
             <w:r>
-              <w:t xml:space="preserve">There are six stages in the process of making </w:t>
-            </w:r>
-            <w:proofErr w:type="spellStart"/>
-            <w:r>
-              <w:t>stringhoppers</w:t>
-            </w:r>
-            <w:proofErr w:type="spellEnd"/>
-            <w:r>
-              <w:t xml:space="preserve">, beginning with grinding the rice and making a dough and ending with using a steamer to cook the </w:t>
-            </w:r>
-            <w:proofErr w:type="spellStart"/>
-            <w:r>
-              <w:t>stringhoppers</w:t>
-            </w:r>
-            <w:proofErr w:type="spellEnd"/>
-            <w:r>
-              <w:t>.</w:t>
+              <w:t>There are six stages in the process of making stringhoppers, beginning with grinding the rice and making a dough and ending with using a steamer to cook the stringhoppers.</w:t>
             </w:r>
           </w:p>
           <w:p>
@@ -9487,20 +9195,12 @@
               <w:pStyle w:val="SS3-115"/>
               <w:numPr>
                 <w:ilvl w:val="0"/>
-                <w:numId w:val="23"/>
+                <w:numId w:val="6"/>
               </w:numPr>
               <w:ind w:left="284" w:hanging="284"/>
             </w:pPr>
             <w:r>
-              <w:t xml:space="preserve">The diagram demonstrates the process of preparing </w:t>
-            </w:r>
-            <w:proofErr w:type="spellStart"/>
-            <w:r>
-              <w:t>stringhoppers</w:t>
-            </w:r>
-            <w:proofErr w:type="spellEnd"/>
-            <w:r>
-              <w:t>, a kind of noodle.</w:t>
+              <w:t>The diagram demonstrates the process of preparing stringhoppers, a kind of noodle.</w:t>
             </w:r>
           </w:p>
         </w:tc>
@@ -9694,7 +9394,7 @@
               <w:pStyle w:val="SS3-115"/>
               <w:numPr>
                 <w:ilvl w:val="0"/>
-                <w:numId w:val="24"/>
+                <w:numId w:val="7"/>
               </w:numPr>
               <w:ind w:left="284" w:hanging="284"/>
             </w:pPr>
@@ -9707,20 +9407,12 @@
               <w:pStyle w:val="SS3-115"/>
               <w:numPr>
                 <w:ilvl w:val="0"/>
-                <w:numId w:val="24"/>
+                <w:numId w:val="7"/>
               </w:numPr>
               <w:ind w:left="284" w:hanging="284"/>
             </w:pPr>
             <w:r>
-              <w:t xml:space="preserve">To make a perfect </w:t>
-            </w:r>
-            <w:proofErr w:type="spellStart"/>
-            <w:r>
-              <w:t>omelette</w:t>
-            </w:r>
-            <w:proofErr w:type="spellEnd"/>
-            <w:r>
-              <w:t xml:space="preserve"> you need fresh ingredients, the right equipment and the correct technique. You must also cook it for the correct amount of time and pay attention to the temperature.</w:t>
+              <w:t>To make a perfect omelette you need fresh ingredients, the right equipment and the correct technique. You must also cook it for the correct amount of time and pay attention to the temperature.</w:t>
             </w:r>
           </w:p>
           <w:p>
@@ -9728,7 +9420,7 @@
               <w:pStyle w:val="SS3-115"/>
               <w:numPr>
                 <w:ilvl w:val="0"/>
-                <w:numId w:val="24"/>
+                <w:numId w:val="7"/>
               </w:numPr>
               <w:ind w:left="284" w:hanging="284"/>
             </w:pPr>
@@ -9741,7 +9433,7 @@
               <w:pStyle w:val="SS3-115"/>
               <w:numPr>
                 <w:ilvl w:val="0"/>
-                <w:numId w:val="24"/>
+                <w:numId w:val="7"/>
               </w:numPr>
               <w:spacing w:after="0"/>
               <w:ind w:left="284" w:hanging="284"/>
@@ -9935,7 +9627,7 @@
               <w:pStyle w:val="SS3-115"/>
               <w:numPr>
                 <w:ilvl w:val="0"/>
-                <w:numId w:val="25"/>
+                <w:numId w:val="8"/>
               </w:numPr>
               <w:spacing w:after="0"/>
               <w:ind w:left="284" w:hanging="284"/>
@@ -9949,7 +9641,7 @@
               <w:pStyle w:val="SS3-115"/>
               <w:numPr>
                 <w:ilvl w:val="0"/>
-                <w:numId w:val="25"/>
+                <w:numId w:val="8"/>
               </w:numPr>
               <w:spacing w:after="0"/>
               <w:ind w:left="284" w:hanging="284"/>
@@ -9963,7 +9655,7 @@
               <w:pStyle w:val="SS3-115"/>
               <w:numPr>
                 <w:ilvl w:val="0"/>
-                <w:numId w:val="25"/>
+                <w:numId w:val="8"/>
               </w:numPr>
               <w:spacing w:after="0"/>
               <w:ind w:left="284" w:hanging="284"/>
@@ -9977,7 +9669,7 @@
               <w:pStyle w:val="SS3-115"/>
               <w:numPr>
                 <w:ilvl w:val="0"/>
-                <w:numId w:val="25"/>
+                <w:numId w:val="8"/>
               </w:numPr>
               <w:spacing w:after="0"/>
               <w:ind w:left="284" w:hanging="284"/>
@@ -9991,7 +9683,7 @@
               <w:pStyle w:val="SS3-115"/>
               <w:numPr>
                 <w:ilvl w:val="0"/>
-                <w:numId w:val="25"/>
+                <w:numId w:val="8"/>
               </w:numPr>
               <w:spacing w:after="0"/>
               <w:ind w:left="284" w:hanging="284"/>
@@ -10005,7 +9697,7 @@
               <w:pStyle w:val="SS3-115"/>
               <w:numPr>
                 <w:ilvl w:val="0"/>
-                <w:numId w:val="25"/>
+                <w:numId w:val="8"/>
               </w:numPr>
               <w:spacing w:after="0"/>
               <w:ind w:left="284" w:hanging="284"/>
@@ -10105,39 +9797,7 @@
                       <w:sz w:val="21"/>
                       <w:szCs w:val="21"/>
                     </w:rPr>
-                    <w:t xml:space="preserve">The diagram demonstrates the process of preparing </w:t>
-                  </w:r>
-                  <w:proofErr w:type="spellStart"/>
-                  <w:r>
-                    <w:rPr>
-                      <w:sz w:val="21"/>
-                      <w:szCs w:val="21"/>
-                    </w:rPr>
-                    <w:t>stringhoppers</w:t>
-                  </w:r>
-                  <w:proofErr w:type="spellEnd"/>
-                  <w:r>
-                    <w:rPr>
-                      <w:sz w:val="21"/>
-                      <w:szCs w:val="21"/>
-                    </w:rPr>
-                    <w:t xml:space="preserve">. a kind of noodle dish. There are six main stages in the process, beginning with grinding the rice and making a dough and ending with using a steamer to cook the </w:t>
-                  </w:r>
-                  <w:proofErr w:type="spellStart"/>
-                  <w:r>
-                    <w:rPr>
-                      <w:sz w:val="21"/>
-                      <w:szCs w:val="21"/>
-                    </w:rPr>
-                    <w:t>stringhoppers</w:t>
-                  </w:r>
-                  <w:proofErr w:type="spellEnd"/>
-                  <w:r>
-                    <w:rPr>
-                      <w:sz w:val="21"/>
-                      <w:szCs w:val="21"/>
-                    </w:rPr>
-                    <w:t>.</w:t>
+                    <w:t>The diagram demonstrates the process of preparing stringhoppers. a kind of noodle dish. There are six main stages in the process, beginning with grinding the rice and making a dough and ending with using a steamer to cook the stringhoppers.</w:t>
                   </w:r>
                 </w:p>
                 <w:p>
@@ -10153,55 +9813,7 @@
                       <w:sz w:val="21"/>
                       <w:szCs w:val="21"/>
                     </w:rPr>
-                    <w:t xml:space="preserve">First, the dry rice is put into a rice grinder to make it into flour. Next, the flour is mixed with water and formed into dough. After that, the dough is put into a </w:t>
-                  </w:r>
-                  <w:proofErr w:type="spellStart"/>
-                  <w:r>
-                    <w:rPr>
-                      <w:sz w:val="21"/>
-                      <w:szCs w:val="21"/>
-                    </w:rPr>
-                    <w:t>stringhopper</w:t>
-                  </w:r>
-                  <w:proofErr w:type="spellEnd"/>
-                  <w:r>
-                    <w:rPr>
-                      <w:sz w:val="21"/>
-                      <w:szCs w:val="21"/>
-                    </w:rPr>
-                    <w:t xml:space="preserve"> press, which is a metal piece of equipment with two handles and holes in it. The dough is pushed through the holes and it comes out as thin noodles. The noodle 'nests' are placed onto individual </w:t>
-                  </w:r>
-                  <w:proofErr w:type="spellStart"/>
-                  <w:r>
-                    <w:rPr>
-                      <w:sz w:val="21"/>
-                      <w:szCs w:val="21"/>
-                    </w:rPr>
-                    <w:t>stringhopper</w:t>
-                  </w:r>
-                  <w:proofErr w:type="spellEnd"/>
-                  <w:r>
-                    <w:rPr>
-                      <w:sz w:val="21"/>
-                      <w:szCs w:val="21"/>
-                    </w:rPr>
-                    <w:t xml:space="preserve"> mats, which are round baskets made of thin pieces of wood. They are then cooked in a steamer until they are ready. The final stage is to serve the </w:t>
-                  </w:r>
-                  <w:proofErr w:type="spellStart"/>
-                  <w:r>
-                    <w:rPr>
-                      <w:sz w:val="21"/>
-                      <w:szCs w:val="21"/>
-                    </w:rPr>
-                    <w:t>stringhoppers</w:t>
-                  </w:r>
-                  <w:proofErr w:type="spellEnd"/>
-                  <w:r>
-                    <w:rPr>
-                      <w:sz w:val="21"/>
-                      <w:szCs w:val="21"/>
-                    </w:rPr>
-                    <w:t xml:space="preserve"> with a variety of spicy curries.</w:t>
+                    <w:t>First, the dry rice is put into a rice grinder to make it into flour. Next, the flour is mixed with water and formed into dough. After that, the dough is put into a stringhopper press, which is a metal piece of equipment with two handles and holes in it. The dough is pushed through the holes and it comes out as thin noodles. The noodle 'nests' are placed onto individual stringhopper mats, which are round baskets made of thin pieces of wood. They are then cooked in a steamer until they are ready. The final stage is to serve the stringhoppers with a variety of spicy curries.</w:t>
                   </w:r>
                 </w:p>
               </w:tc>
@@ -11303,7 +10915,7 @@
               <w:pStyle w:val="SS3-115"/>
               <w:numPr>
                 <w:ilvl w:val="0"/>
-                <w:numId w:val="26"/>
+                <w:numId w:val="9"/>
               </w:numPr>
             </w:pPr>
             <w:r>
@@ -11315,7 +10927,7 @@
               <w:pStyle w:val="SS3-115"/>
               <w:numPr>
                 <w:ilvl w:val="0"/>
-                <w:numId w:val="26"/>
+                <w:numId w:val="9"/>
               </w:numPr>
             </w:pPr>
             <w:r>
@@ -11327,7 +10939,7 @@
               <w:pStyle w:val="SS3-115"/>
               <w:numPr>
                 <w:ilvl w:val="0"/>
-                <w:numId w:val="26"/>
+                <w:numId w:val="9"/>
               </w:numPr>
             </w:pPr>
             <w:r>
@@ -11339,7 +10951,7 @@
               <w:pStyle w:val="SS3-115"/>
               <w:numPr>
                 <w:ilvl w:val="0"/>
-                <w:numId w:val="26"/>
+                <w:numId w:val="9"/>
               </w:numPr>
             </w:pPr>
             <w:r>
@@ -11351,7 +10963,7 @@
               <w:pStyle w:val="SS3-115"/>
               <w:numPr>
                 <w:ilvl w:val="0"/>
-                <w:numId w:val="26"/>
+                <w:numId w:val="9"/>
               </w:numPr>
             </w:pPr>
             <w:r>
@@ -11363,7 +10975,7 @@
               <w:pStyle w:val="SS3-115"/>
               <w:numPr>
                 <w:ilvl w:val="0"/>
-                <w:numId w:val="26"/>
+                <w:numId w:val="9"/>
               </w:numPr>
             </w:pPr>
             <w:r>
@@ -11375,7 +10987,7 @@
               <w:pStyle w:val="SS3-115"/>
               <w:numPr>
                 <w:ilvl w:val="0"/>
-                <w:numId w:val="26"/>
+                <w:numId w:val="9"/>
               </w:numPr>
             </w:pPr>
             <w:r>
@@ -11387,7 +10999,7 @@
               <w:pStyle w:val="SS3-115"/>
               <w:numPr>
                 <w:ilvl w:val="0"/>
-                <w:numId w:val="26"/>
+                <w:numId w:val="9"/>
               </w:numPr>
             </w:pPr>
             <w:r>
@@ -11399,7 +11011,7 @@
               <w:pStyle w:val="SS3-115"/>
               <w:numPr>
                 <w:ilvl w:val="0"/>
-                <w:numId w:val="26"/>
+                <w:numId w:val="9"/>
               </w:numPr>
             </w:pPr>
             <w:r>
@@ -11615,7 +11227,7 @@
               <w:pStyle w:val="SS3-115"/>
               <w:numPr>
                 <w:ilvl w:val="0"/>
-                <w:numId w:val="38"/>
+                <w:numId w:val="21"/>
               </w:numPr>
               <w:ind w:left="284" w:hanging="284"/>
             </w:pPr>
@@ -11628,7 +11240,7 @@
               <w:pStyle w:val="SS3-115"/>
               <w:numPr>
                 <w:ilvl w:val="0"/>
-                <w:numId w:val="38"/>
+                <w:numId w:val="21"/>
               </w:numPr>
               <w:ind w:left="284" w:hanging="284"/>
             </w:pPr>
@@ -11641,7 +11253,7 @@
               <w:pStyle w:val="SS3-115"/>
               <w:numPr>
                 <w:ilvl w:val="0"/>
-                <w:numId w:val="38"/>
+                <w:numId w:val="21"/>
               </w:numPr>
               <w:ind w:left="284" w:hanging="284"/>
             </w:pPr>
@@ -11654,7 +11266,7 @@
               <w:pStyle w:val="SS3-115"/>
               <w:numPr>
                 <w:ilvl w:val="0"/>
-                <w:numId w:val="38"/>
+                <w:numId w:val="21"/>
               </w:numPr>
               <w:ind w:left="284" w:hanging="284"/>
             </w:pPr>
@@ -12132,29 +11744,7 @@
                 <w:sz w:val="23"/>
                 <w:szCs w:val="23"/>
               </w:rPr>
-              <w:t xml:space="preserve">In Section 1 of the Listening </w:t>
-            </w:r>
-            <w:proofErr w:type="gramStart"/>
-            <w:r>
-              <w:rPr>
-                <w:rFonts w:ascii="Source Sans 3 Medium" w:hAnsi="Source Sans 3 Medium"/>
-                <w:b/>
-                <w:bCs/>
-                <w:sz w:val="23"/>
-                <w:szCs w:val="23"/>
-              </w:rPr>
-              <w:t>test</w:t>
-            </w:r>
-            <w:proofErr w:type="gramEnd"/>
-            <w:r>
-              <w:rPr>
-                <w:rFonts w:ascii="Source Sans 3 Medium" w:hAnsi="Source Sans 3 Medium"/>
-                <w:b/>
-                <w:bCs/>
-                <w:sz w:val="23"/>
-                <w:szCs w:val="23"/>
-              </w:rPr>
-              <w:t xml:space="preserve"> you will hear two people talking in everyday situations. Tick TWO situations that could be in Section 1 of the Listening test</w:t>
+              <w:t>In Section 1 of the Listening test you will hear two people talking in everyday situations. Tick TWO situations that could be in Section 1 of the Listening test</w:t>
             </w:r>
             <w:r>
               <w:rPr>
@@ -12172,7 +11762,7 @@
               <w:pStyle w:val="SS3-115"/>
               <w:numPr>
                 <w:ilvl w:val="0"/>
-                <w:numId w:val="27"/>
+                <w:numId w:val="10"/>
               </w:numPr>
               <w:rPr>
                 <w:iCs/>
@@ -12190,7 +11780,7 @@
               <w:pStyle w:val="SS3-115"/>
               <w:numPr>
                 <w:ilvl w:val="0"/>
-                <w:numId w:val="27"/>
+                <w:numId w:val="10"/>
               </w:numPr>
               <w:rPr>
                 <w:rFonts w:ascii="Source Sans 3 Medium" w:hAnsi="Source Sans 3 Medium"/>
@@ -12210,7 +11800,7 @@
               <w:pStyle w:val="SS3-115"/>
               <w:numPr>
                 <w:ilvl w:val="0"/>
-                <w:numId w:val="27"/>
+                <w:numId w:val="10"/>
               </w:numPr>
               <w:rPr>
                 <w:rFonts w:ascii="Source Sans 3 Medium" w:hAnsi="Source Sans 3 Medium"/>
@@ -12230,7 +11820,7 @@
               <w:pStyle w:val="SS3-115"/>
               <w:numPr>
                 <w:ilvl w:val="0"/>
-                <w:numId w:val="27"/>
+                <w:numId w:val="10"/>
               </w:numPr>
               <w:rPr>
                 <w:rFonts w:ascii="Source Sans 3 Medium" w:hAnsi="Source Sans 3 Medium"/>
@@ -12811,7 +12401,7 @@
                     <w:pStyle w:val="ListParagraph"/>
                     <w:numPr>
                       <w:ilvl w:val="0"/>
-                      <w:numId w:val="28"/>
+                      <w:numId w:val="11"/>
                     </w:numPr>
                     <w:ind w:left="284" w:hanging="284"/>
                     <w:rPr>
@@ -12834,7 +12424,7 @@
                     <w:pStyle w:val="ListParagraph"/>
                     <w:numPr>
                       <w:ilvl w:val="0"/>
-                      <w:numId w:val="29"/>
+                      <w:numId w:val="12"/>
                     </w:numPr>
                     <w:ind w:left="568" w:hanging="284"/>
                     <w:rPr>
@@ -12857,7 +12447,7 @@
                     <w:pStyle w:val="ListParagraph"/>
                     <w:numPr>
                       <w:ilvl w:val="0"/>
-                      <w:numId w:val="29"/>
+                      <w:numId w:val="12"/>
                     </w:numPr>
                     <w:ind w:left="568" w:hanging="284"/>
                     <w:rPr>
@@ -13008,7 +12598,7 @@
                     <w:pStyle w:val="ListParagraph"/>
                     <w:numPr>
                       <w:ilvl w:val="0"/>
-                      <w:numId w:val="28"/>
+                      <w:numId w:val="11"/>
                     </w:numPr>
                     <w:ind w:left="284" w:hanging="284"/>
                     <w:rPr>
@@ -13036,7 +12626,7 @@
                     <w:pStyle w:val="ListParagraph"/>
                     <w:numPr>
                       <w:ilvl w:val="0"/>
-                      <w:numId w:val="29"/>
+                      <w:numId w:val="12"/>
                     </w:numPr>
                     <w:ind w:left="568" w:hanging="284"/>
                     <w:rPr>
@@ -13059,7 +12649,7 @@
                     <w:pStyle w:val="ListParagraph"/>
                     <w:numPr>
                       <w:ilvl w:val="0"/>
-                      <w:numId w:val="29"/>
+                      <w:numId w:val="12"/>
                     </w:numPr>
                     <w:ind w:left="568" w:hanging="284"/>
                     <w:rPr>
@@ -13548,7 +13138,7 @@
                   <w:pPr>
                     <w:numPr>
                       <w:ilvl w:val="0"/>
-                      <w:numId w:val="30"/>
+                      <w:numId w:val="13"/>
                     </w:numPr>
                     <w:spacing w:after="120"/>
                     <w:ind w:left="170" w:hanging="170"/>
@@ -13567,7 +13157,7 @@
                   <w:pPr>
                     <w:numPr>
                       <w:ilvl w:val="0"/>
-                      <w:numId w:val="30"/>
+                      <w:numId w:val="13"/>
                     </w:numPr>
                     <w:spacing w:after="120"/>
                     <w:ind w:left="170" w:hanging="170"/>
@@ -13586,7 +13176,7 @@
                   <w:pPr>
                     <w:numPr>
                       <w:ilvl w:val="0"/>
-                      <w:numId w:val="30"/>
+                      <w:numId w:val="13"/>
                     </w:numPr>
                     <w:spacing w:after="120"/>
                     <w:ind w:left="170" w:hanging="170"/>
@@ -13602,7 +13192,7 @@
                   <w:pPr>
                     <w:numPr>
                       <w:ilvl w:val="0"/>
-                      <w:numId w:val="30"/>
+                      <w:numId w:val="13"/>
                     </w:numPr>
                     <w:spacing w:after="120"/>
                     <w:ind w:left="170" w:hanging="170"/>
@@ -13623,7 +13213,7 @@
                   <w:pPr>
                     <w:numPr>
                       <w:ilvl w:val="0"/>
-                      <w:numId w:val="30"/>
+                      <w:numId w:val="13"/>
                     </w:numPr>
                     <w:spacing w:after="120"/>
                     <w:ind w:left="170" w:hanging="170"/>
@@ -13642,7 +13232,7 @@
                   <w:pPr>
                     <w:numPr>
                       <w:ilvl w:val="0"/>
-                      <w:numId w:val="30"/>
+                      <w:numId w:val="13"/>
                     </w:numPr>
                     <w:spacing w:after="120"/>
                     <w:ind w:left="170" w:hanging="170"/>
@@ -13661,7 +13251,7 @@
                   <w:pPr>
                     <w:numPr>
                       <w:ilvl w:val="0"/>
-                      <w:numId w:val="30"/>
+                      <w:numId w:val="13"/>
                     </w:numPr>
                     <w:spacing w:after="120"/>
                     <w:ind w:left="170" w:hanging="170"/>
@@ -13677,7 +13267,7 @@
                   <w:pPr>
                     <w:numPr>
                       <w:ilvl w:val="0"/>
-                      <w:numId w:val="30"/>
+                      <w:numId w:val="13"/>
                     </w:numPr>
                     <w:spacing w:after="120"/>
                     <w:ind w:left="170" w:hanging="170"/>
@@ -13958,7 +13548,7 @@
                     <w:pStyle w:val="ListParagraph"/>
                     <w:numPr>
                       <w:ilvl w:val="0"/>
-                      <w:numId w:val="31"/>
+                      <w:numId w:val="14"/>
                     </w:numPr>
                     <w:rPr>
                       <w:rStyle w:val="BlankWord1"/>
@@ -13991,7 +13581,7 @@
                     <w:pStyle w:val="ListParagraph"/>
                     <w:numPr>
                       <w:ilvl w:val="0"/>
-                      <w:numId w:val="31"/>
+                      <w:numId w:val="14"/>
                     </w:numPr>
                     <w:rPr>
                       <w:rStyle w:val="BlankWord1"/>
@@ -14024,7 +13614,7 @@
                     <w:pStyle w:val="ListParagraph"/>
                     <w:numPr>
                       <w:ilvl w:val="0"/>
-                      <w:numId w:val="31"/>
+                      <w:numId w:val="14"/>
                     </w:numPr>
                     <w:rPr>
                       <w:rStyle w:val="BlankWord1"/>
@@ -14096,7 +13686,7 @@
                     <w:pStyle w:val="ListParagraph"/>
                     <w:numPr>
                       <w:ilvl w:val="0"/>
-                      <w:numId w:val="31"/>
+                      <w:numId w:val="14"/>
                     </w:numPr>
                     <w:rPr>
                       <w:rStyle w:val="BlankWord1"/>
@@ -14129,7 +13719,7 @@
                     <w:pStyle w:val="ListParagraph"/>
                     <w:numPr>
                       <w:ilvl w:val="0"/>
-                      <w:numId w:val="31"/>
+                      <w:numId w:val="14"/>
                     </w:numPr>
                     <w:rPr>
                       <w:rStyle w:val="BlankWord1"/>
@@ -14170,7 +13760,7 @@
                     <w:pStyle w:val="ListParagraph"/>
                     <w:numPr>
                       <w:ilvl w:val="0"/>
-                      <w:numId w:val="31"/>
+                      <w:numId w:val="14"/>
                     </w:numPr>
                     <w:rPr>
                       <w:rStyle w:val="BlankWord1"/>
@@ -14422,7 +14012,7 @@
               <w:pStyle w:val="SS3-115"/>
               <w:numPr>
                 <w:ilvl w:val="0"/>
-                <w:numId w:val="32"/>
+                <w:numId w:val="15"/>
               </w:numPr>
               <w:ind w:left="284" w:hanging="284"/>
             </w:pPr>
@@ -14452,7 +14042,7 @@
               <w:pStyle w:val="SS3-115"/>
               <w:numPr>
                 <w:ilvl w:val="0"/>
-                <w:numId w:val="32"/>
+                <w:numId w:val="15"/>
               </w:numPr>
               <w:ind w:left="284" w:hanging="284"/>
             </w:pPr>
@@ -14642,7 +14232,7 @@
                     <w:pStyle w:val="ListParagraph"/>
                     <w:numPr>
                       <w:ilvl w:val="0"/>
-                      <w:numId w:val="33"/>
+                      <w:numId w:val="16"/>
                     </w:numPr>
                     <w:rPr>
                       <w:rStyle w:val="BlankWord1"/>
@@ -14675,7 +14265,7 @@
                     <w:pStyle w:val="ListParagraph"/>
                     <w:numPr>
                       <w:ilvl w:val="0"/>
-                      <w:numId w:val="33"/>
+                      <w:numId w:val="16"/>
                     </w:numPr>
                     <w:rPr>
                       <w:rStyle w:val="BlankWord1"/>
@@ -14724,7 +14314,7 @@
                     <w:pStyle w:val="ListParagraph"/>
                     <w:numPr>
                       <w:ilvl w:val="0"/>
-                      <w:numId w:val="33"/>
+                      <w:numId w:val="16"/>
                     </w:numPr>
                     <w:rPr>
                       <w:rStyle w:val="BlankWord1"/>
@@ -14884,7 +14474,7 @@
               <w:pStyle w:val="SS3-115"/>
               <w:numPr>
                 <w:ilvl w:val="0"/>
-                <w:numId w:val="34"/>
+                <w:numId w:val="17"/>
               </w:numPr>
             </w:pPr>
             <w:r>
@@ -14923,7 +14513,7 @@
                     <w:pStyle w:val="ListParagraph"/>
                     <w:numPr>
                       <w:ilvl w:val="0"/>
-                      <w:numId w:val="35"/>
+                      <w:numId w:val="18"/>
                     </w:numPr>
                     <w:rPr>
                       <w:rStyle w:val="BlankWord1"/>
@@ -14964,7 +14554,7 @@
                     <w:pStyle w:val="ListParagraph"/>
                     <w:numPr>
                       <w:ilvl w:val="0"/>
-                      <w:numId w:val="35"/>
+                      <w:numId w:val="18"/>
                     </w:numPr>
                     <w:rPr>
                       <w:rStyle w:val="BlankWord1"/>
@@ -15005,7 +14595,7 @@
                     <w:pStyle w:val="ListParagraph"/>
                     <w:numPr>
                       <w:ilvl w:val="0"/>
-                      <w:numId w:val="35"/>
+                      <w:numId w:val="18"/>
                     </w:numPr>
                     <w:rPr>
                       <w:rStyle w:val="BlankWord1"/>
@@ -15045,7 +14635,7 @@
               <w:pStyle w:val="SS3-115"/>
               <w:numPr>
                 <w:ilvl w:val="0"/>
-                <w:numId w:val="34"/>
+                <w:numId w:val="17"/>
               </w:numPr>
             </w:pPr>
             <w:r>
@@ -15081,7 +14671,7 @@
                     <w:pStyle w:val="ListParagraph"/>
                     <w:numPr>
                       <w:ilvl w:val="0"/>
-                      <w:numId w:val="36"/>
+                      <w:numId w:val="19"/>
                     </w:numPr>
                     <w:rPr>
                       <w:rStyle w:val="BlankWord1"/>
@@ -15122,7 +14712,7 @@
                     <w:pStyle w:val="ListParagraph"/>
                     <w:numPr>
                       <w:ilvl w:val="0"/>
-                      <w:numId w:val="36"/>
+                      <w:numId w:val="19"/>
                     </w:numPr>
                     <w:rPr>
                       <w:rStyle w:val="BlankWord1"/>
@@ -15163,7 +14753,7 @@
                     <w:pStyle w:val="ListParagraph"/>
                     <w:numPr>
                       <w:ilvl w:val="0"/>
-                      <w:numId w:val="36"/>
+                      <w:numId w:val="19"/>
                     </w:numPr>
                     <w:rPr>
                       <w:rStyle w:val="BlankWord1"/>
@@ -15432,16 +15022,11 @@
                     <w:t xml:space="preserve"> ---</w:t>
                   </w:r>
                   <w:r>
-                    <w:t xml:space="preserve"> pounds, but actually we've got a sale on at the pounds. </w:t>
-                  </w:r>
-                  <w:proofErr w:type="gramStart"/>
-                  <w:r>
-                    <w:t>S</w:t>
+                    <w:t xml:space="preserve"> pounds, but actually we've got a sale on at the pounds. S</w:t>
                   </w:r>
                   <w:r>
                     <w:t>o</w:t>
                   </w:r>
-                  <w:proofErr w:type="gramEnd"/>
                   <w:r>
                     <w:t xml:space="preserve"> you can save </w:t>
                   </w:r>
@@ -15592,10 +15177,13 @@
                 <w:sz w:val="21"/>
                 <w:szCs w:val="21"/>
               </w:rPr>
-              <w:t xml:space="preserve">In multiple-choice tasks, you choose the correct answer from three options, A, </w:t>
-            </w:r>
-            <w:proofErr w:type="spellStart"/>
-            <w:r>
+              <w:t>In multiple-choice tasks, you choose the correct answer from three options, A, Bor C.</w:t>
+            </w:r>
+          </w:p>
+          <w:p>
+            <w:pPr>
+              <w:pStyle w:val="BodyText"/>
+              <w:spacing w:before="240" w:line="238" w:lineRule="auto"/>
               <w:rPr>
                 <w:rFonts w:ascii="Source Sans 3" w:hAnsi="Source Sans 3" w:cstheme="minorBidi"/>
                 <w:color w:val="1A150E"/>
@@ -15603,9 +15191,7 @@
                 <w:sz w:val="21"/>
                 <w:szCs w:val="21"/>
               </w:rPr>
-              <w:t>Bor</w:t>
-            </w:r>
-            <w:proofErr w:type="spellEnd"/>
+            </w:pPr>
             <w:r>
               <w:rPr>
                 <w:rFonts w:ascii="Source Sans 3" w:hAnsi="Source Sans 3" w:cstheme="minorBidi"/>
@@ -15614,13 +15200,18 @@
                 <w:sz w:val="21"/>
                 <w:szCs w:val="21"/>
               </w:rPr>
-              <w:t xml:space="preserve"> C.</w:t>
+              <w:t>There are two types of multiple-choice question:</w:t>
             </w:r>
           </w:p>
           <w:p>
             <w:pPr>
               <w:pStyle w:val="BodyText"/>
-              <w:spacing w:before="240" w:line="238" w:lineRule="auto"/>
+              <w:numPr>
+                <w:ilvl w:val="0"/>
+                <w:numId w:val="22"/>
+              </w:numPr>
+              <w:spacing w:after="0" w:line="238" w:lineRule="auto"/>
+              <w:ind w:left="227" w:hanging="227"/>
               <w:rPr>
                 <w:rFonts w:ascii="Source Sans 3" w:hAnsi="Source Sans 3" w:cstheme="minorBidi"/>
                 <w:color w:val="1A150E"/>
@@ -15637,7 +15228,7 @@
                 <w:sz w:val="21"/>
                 <w:szCs w:val="21"/>
               </w:rPr>
-              <w:t>There are two types of multiple-choice question:</w:t>
+              <w:t>a question followed by three possible options</w:t>
             </w:r>
           </w:p>
           <w:p>
@@ -15645,35 +15236,7 @@
               <w:pStyle w:val="BodyText"/>
               <w:numPr>
                 <w:ilvl w:val="0"/>
-                <w:numId w:val="39"/>
-              </w:numPr>
-              <w:spacing w:after="0" w:line="238" w:lineRule="auto"/>
-              <w:ind w:left="227" w:hanging="227"/>
-              <w:rPr>
-                <w:rFonts w:ascii="Source Sans 3" w:hAnsi="Source Sans 3" w:cstheme="minorBidi"/>
-                <w:color w:val="1A150E"/>
-                <w:spacing w:val="-4"/>
-                <w:sz w:val="21"/>
-                <w:szCs w:val="21"/>
-              </w:rPr>
-            </w:pPr>
-            <w:r>
-              <w:rPr>
-                <w:rFonts w:ascii="Source Sans 3" w:hAnsi="Source Sans 3" w:cstheme="minorBidi"/>
-                <w:color w:val="1A150E"/>
-                <w:spacing w:val="-4"/>
-                <w:sz w:val="21"/>
-                <w:szCs w:val="21"/>
-              </w:rPr>
-              <w:t>a question followed by three possible options</w:t>
-            </w:r>
-          </w:p>
-          <w:p>
-            <w:pPr>
-              <w:pStyle w:val="BodyText"/>
-              <w:numPr>
-                <w:ilvl w:val="0"/>
-                <w:numId w:val="39"/>
+                <w:numId w:val="22"/>
               </w:numPr>
               <w:spacing w:line="238" w:lineRule="auto"/>
               <w:ind w:left="227" w:hanging="227"/>
@@ -15837,7 +15400,7 @@
                     <w:pStyle w:val="SS3-115"/>
                     <w:numPr>
                       <w:ilvl w:val="0"/>
-                      <w:numId w:val="40"/>
+                      <w:numId w:val="23"/>
                     </w:numPr>
                   </w:pPr>
                   <w:r>
@@ -15849,24 +15412,19 @@
                     <w:pStyle w:val="SS3-115"/>
                     <w:numPr>
                       <w:ilvl w:val="0"/>
-                      <w:numId w:val="40"/>
+                      <w:numId w:val="23"/>
                     </w:numPr>
                   </w:pPr>
                   <w:r>
-                    <w:t xml:space="preserve">a soccer </w:t>
-                  </w:r>
-                  <w:proofErr w:type="gramStart"/>
-                  <w:r>
-                    <w:t>game</w:t>
-                  </w:r>
-                  <w:proofErr w:type="gramEnd"/>
+                    <w:t>a soccer game</w:t>
+                  </w:r>
                 </w:p>
                 <w:p>
                   <w:pPr>
                     <w:pStyle w:val="SS3-115"/>
                     <w:numPr>
                       <w:ilvl w:val="0"/>
-                      <w:numId w:val="40"/>
+                      <w:numId w:val="23"/>
                     </w:numPr>
                   </w:pPr>
                   <w:r>
@@ -15878,7 +15436,7 @@
                     <w:pStyle w:val="SS3-115"/>
                     <w:numPr>
                       <w:ilvl w:val="0"/>
-                      <w:numId w:val="40"/>
+                      <w:numId w:val="23"/>
                     </w:numPr>
                   </w:pPr>
                   <w:r>
@@ -15890,7 +15448,7 @@
                     <w:pStyle w:val="SS3-115"/>
                     <w:numPr>
                       <w:ilvl w:val="0"/>
-                      <w:numId w:val="40"/>
+                      <w:numId w:val="23"/>
                     </w:numPr>
                   </w:pPr>
                   <w:r>
@@ -15907,7 +15465,7 @@
                     <w:pStyle w:val="SS3-115"/>
                     <w:numPr>
                       <w:ilvl w:val="0"/>
-                      <w:numId w:val="41"/>
+                      <w:numId w:val="24"/>
                     </w:numPr>
                   </w:pPr>
                   <w:r>
@@ -15919,7 +15477,7 @@
                     <w:pStyle w:val="SS3-115"/>
                     <w:numPr>
                       <w:ilvl w:val="0"/>
-                      <w:numId w:val="41"/>
+                      <w:numId w:val="24"/>
                     </w:numPr>
                   </w:pPr>
                   <w:r>
@@ -15931,41 +15489,31 @@
                     <w:pStyle w:val="SS3-115"/>
                     <w:numPr>
                       <w:ilvl w:val="0"/>
-                      <w:numId w:val="41"/>
+                      <w:numId w:val="24"/>
                     </w:numPr>
                   </w:pPr>
                   <w:r>
-                    <w:t xml:space="preserve">a leaving </w:t>
-                  </w:r>
-                  <w:proofErr w:type="gramStart"/>
-                  <w:r>
-                    <w:t>party</w:t>
-                  </w:r>
-                  <w:proofErr w:type="gramEnd"/>
+                    <w:t>a leaving party</w:t>
+                  </w:r>
                 </w:p>
                 <w:p>
                   <w:pPr>
                     <w:pStyle w:val="SS3-115"/>
                     <w:numPr>
                       <w:ilvl w:val="0"/>
-                      <w:numId w:val="41"/>
+                      <w:numId w:val="24"/>
                     </w:numPr>
                   </w:pPr>
                   <w:r>
-                    <w:t xml:space="preserve">a birthday </w:t>
-                  </w:r>
-                  <w:proofErr w:type="gramStart"/>
-                  <w:r>
-                    <w:t>party</w:t>
-                  </w:r>
-                  <w:proofErr w:type="gramEnd"/>
+                    <w:t>a birthday party</w:t>
+                  </w:r>
                 </w:p>
                 <w:p>
                   <w:pPr>
                     <w:pStyle w:val="SS3-115"/>
                     <w:numPr>
                       <w:ilvl w:val="0"/>
-                      <w:numId w:val="41"/>
+                      <w:numId w:val="24"/>
                     </w:numPr>
                   </w:pPr>
                   <w:r>
@@ -16219,7 +15767,6 @@
                       <w:lang w:bidi="ar-SA"/>
                     </w:rPr>
                   </w:pPr>
-                  <w:proofErr w:type="spellStart"/>
                   <w:r>
                     <w:rPr>
                       <w:rFonts w:ascii="Source Sans 3 Medium" w:hAnsi="Source Sans 3 Medium"/>
@@ -16229,7 +15776,6 @@
                     </w:rPr>
                     <w:t>Colour</w:t>
                   </w:r>
-                  <w:proofErr w:type="spellEnd"/>
                 </w:p>
               </w:tc>
               <w:tc>
@@ -16575,7 +16121,7 @@
                     <w:pStyle w:val="SS3-115"/>
                     <w:numPr>
                       <w:ilvl w:val="0"/>
-                      <w:numId w:val="42"/>
+                      <w:numId w:val="25"/>
                     </w:numPr>
                     <w:ind w:left="227" w:hanging="227"/>
                     <w:rPr>
@@ -16596,7 +16142,7 @@
                     <w:pStyle w:val="SS3-115"/>
                     <w:numPr>
                       <w:ilvl w:val="0"/>
-                      <w:numId w:val="44"/>
+                      <w:numId w:val="27"/>
                     </w:numPr>
                     <w:ind w:left="454" w:hanging="227"/>
                   </w:pPr>
@@ -16609,7 +16155,7 @@
                     <w:pStyle w:val="SS3-115"/>
                     <w:numPr>
                       <w:ilvl w:val="0"/>
-                      <w:numId w:val="44"/>
+                      <w:numId w:val="27"/>
                     </w:numPr>
                     <w:ind w:left="454" w:hanging="227"/>
                   </w:pPr>
@@ -16622,7 +16168,7 @@
                     <w:pStyle w:val="SS3-115"/>
                     <w:numPr>
                       <w:ilvl w:val="0"/>
-                      <w:numId w:val="44"/>
+                      <w:numId w:val="27"/>
                     </w:numPr>
                     <w:ind w:left="454" w:hanging="227"/>
                     <w:rPr>
@@ -16652,7 +16198,7 @@
                     <w:pStyle w:val="SS3-115"/>
                     <w:numPr>
                       <w:ilvl w:val="0"/>
-                      <w:numId w:val="43"/>
+                      <w:numId w:val="26"/>
                     </w:numPr>
                     <w:ind w:left="227" w:hanging="227"/>
                     <w:rPr>
@@ -16673,7 +16219,7 @@
                     <w:pStyle w:val="SS3-115"/>
                     <w:numPr>
                       <w:ilvl w:val="0"/>
-                      <w:numId w:val="45"/>
+                      <w:numId w:val="28"/>
                     </w:numPr>
                     <w:ind w:left="454" w:hanging="227"/>
                   </w:pPr>
@@ -16686,7 +16232,7 @@
                     <w:pStyle w:val="SS3-115"/>
                     <w:numPr>
                       <w:ilvl w:val="0"/>
-                      <w:numId w:val="45"/>
+                      <w:numId w:val="28"/>
                     </w:numPr>
                     <w:ind w:left="454" w:hanging="227"/>
                   </w:pPr>
@@ -16699,7 +16245,7 @@
                     <w:pStyle w:val="SS3-115"/>
                     <w:numPr>
                       <w:ilvl w:val="0"/>
-                      <w:numId w:val="45"/>
+                      <w:numId w:val="28"/>
                     </w:numPr>
                     <w:ind w:left="454" w:hanging="227"/>
                     <w:rPr>
@@ -16731,7 +16277,7 @@
                     <w:pStyle w:val="SS3-115"/>
                     <w:numPr>
                       <w:ilvl w:val="0"/>
-                      <w:numId w:val="42"/>
+                      <w:numId w:val="25"/>
                     </w:numPr>
                     <w:ind w:left="227" w:hanging="227"/>
                     <w:rPr>
@@ -16752,7 +16298,7 @@
                     <w:pStyle w:val="SS3-115"/>
                     <w:numPr>
                       <w:ilvl w:val="0"/>
-                      <w:numId w:val="46"/>
+                      <w:numId w:val="29"/>
                     </w:numPr>
                     <w:ind w:left="454" w:hanging="227"/>
                   </w:pPr>
@@ -16765,7 +16311,7 @@
                     <w:pStyle w:val="SS3-115"/>
                     <w:numPr>
                       <w:ilvl w:val="0"/>
-                      <w:numId w:val="46"/>
+                      <w:numId w:val="29"/>
                     </w:numPr>
                     <w:ind w:left="454" w:hanging="227"/>
                   </w:pPr>
@@ -16778,7 +16324,7 @@
                     <w:pStyle w:val="SS3-115"/>
                     <w:numPr>
                       <w:ilvl w:val="0"/>
-                      <w:numId w:val="46"/>
+                      <w:numId w:val="29"/>
                     </w:numPr>
                     <w:ind w:left="454" w:hanging="227"/>
                     <w:rPr>
@@ -16808,7 +16354,7 @@
                     <w:pStyle w:val="SS3-115"/>
                     <w:numPr>
                       <w:ilvl w:val="0"/>
-                      <w:numId w:val="43"/>
+                      <w:numId w:val="26"/>
                     </w:numPr>
                     <w:ind w:left="227" w:hanging="227"/>
                     <w:rPr>
@@ -16829,7 +16375,7 @@
                     <w:pStyle w:val="SS3-115"/>
                     <w:numPr>
                       <w:ilvl w:val="0"/>
-                      <w:numId w:val="50"/>
+                      <w:numId w:val="33"/>
                     </w:numPr>
                     <w:ind w:left="454" w:hanging="227"/>
                   </w:pPr>
@@ -16842,7 +16388,7 @@
                     <w:pStyle w:val="SS3-115"/>
                     <w:numPr>
                       <w:ilvl w:val="0"/>
-                      <w:numId w:val="48"/>
+                      <w:numId w:val="31"/>
                     </w:numPr>
                     <w:ind w:left="454" w:hanging="227"/>
                   </w:pPr>
@@ -16855,7 +16401,7 @@
                     <w:pStyle w:val="SS3-115"/>
                     <w:numPr>
                       <w:ilvl w:val="0"/>
-                      <w:numId w:val="48"/>
+                      <w:numId w:val="31"/>
                     </w:numPr>
                     <w:ind w:left="454" w:hanging="227"/>
                     <w:rPr>
@@ -16887,7 +16433,7 @@
                     <w:pStyle w:val="SS3-115"/>
                     <w:numPr>
                       <w:ilvl w:val="0"/>
-                      <w:numId w:val="42"/>
+                      <w:numId w:val="25"/>
                     </w:numPr>
                     <w:ind w:left="227" w:hanging="227"/>
                     <w:rPr>
@@ -16908,7 +16454,7 @@
                     <w:pStyle w:val="SS3-115"/>
                     <w:numPr>
                       <w:ilvl w:val="0"/>
-                      <w:numId w:val="47"/>
+                      <w:numId w:val="30"/>
                     </w:numPr>
                     <w:ind w:left="454" w:hanging="227"/>
                   </w:pPr>
@@ -16921,7 +16467,7 @@
                     <w:pStyle w:val="SS3-115"/>
                     <w:numPr>
                       <w:ilvl w:val="0"/>
-                      <w:numId w:val="47"/>
+                      <w:numId w:val="30"/>
                     </w:numPr>
                     <w:ind w:left="454" w:hanging="227"/>
                   </w:pPr>
@@ -16934,7 +16480,7 @@
                     <w:pStyle w:val="SS3-115"/>
                     <w:numPr>
                       <w:ilvl w:val="0"/>
-                      <w:numId w:val="47"/>
+                      <w:numId w:val="30"/>
                     </w:numPr>
                     <w:ind w:left="454" w:hanging="227"/>
                     <w:rPr>
@@ -16964,7 +16510,7 @@
                     <w:pStyle w:val="SS3-115"/>
                     <w:numPr>
                       <w:ilvl w:val="0"/>
-                      <w:numId w:val="43"/>
+                      <w:numId w:val="26"/>
                     </w:numPr>
                     <w:ind w:left="227" w:hanging="227"/>
                     <w:rPr>
@@ -16985,7 +16531,7 @@
                     <w:pStyle w:val="SS3-115"/>
                     <w:numPr>
                       <w:ilvl w:val="0"/>
-                      <w:numId w:val="49"/>
+                      <w:numId w:val="32"/>
                     </w:numPr>
                     <w:ind w:left="454" w:hanging="227"/>
                   </w:pPr>
@@ -16998,7 +16544,7 @@
                     <w:pStyle w:val="SS3-115"/>
                     <w:numPr>
                       <w:ilvl w:val="0"/>
-                      <w:numId w:val="49"/>
+                      <w:numId w:val="32"/>
                     </w:numPr>
                     <w:ind w:left="454" w:hanging="227"/>
                   </w:pPr>
@@ -17011,7 +16557,7 @@
                     <w:pStyle w:val="SS3-115"/>
                     <w:numPr>
                       <w:ilvl w:val="0"/>
-                      <w:numId w:val="49"/>
+                      <w:numId w:val="32"/>
                     </w:numPr>
                     <w:ind w:left="454" w:hanging="227"/>
                     <w:rPr>
@@ -17572,19 +17118,11 @@
             <w:r>
               <w:t xml:space="preserve">I </w:t>
             </w:r>
-            <w:proofErr w:type="gramStart"/>
             <w:r>
               <w:rPr>
                 <w:i/>
               </w:rPr>
-              <w:t>other</w:t>
-            </w:r>
-            <w:proofErr w:type="gramEnd"/>
-            <w:r>
-              <w:rPr>
-                <w:i/>
-              </w:rPr>
-              <w:t xml:space="preserve"> daughter</w:t>
+              <w:t>other daughter</w:t>
             </w:r>
             <w:r>
               <w:rPr>
@@ -19020,7 +18558,7 @@
               <w:pStyle w:val="SS3-115"/>
               <w:numPr>
                 <w:ilvl w:val="0"/>
-                <w:numId w:val="54"/>
+                <w:numId w:val="37"/>
               </w:numPr>
               <w:ind w:left="284" w:hanging="284"/>
             </w:pPr>
@@ -19033,7 +18571,7 @@
               <w:pStyle w:val="SS3-115"/>
               <w:numPr>
                 <w:ilvl w:val="0"/>
-                <w:numId w:val="54"/>
+                <w:numId w:val="37"/>
               </w:numPr>
               <w:ind w:left="284" w:hanging="284"/>
             </w:pPr>
@@ -19046,7 +18584,7 @@
               <w:pStyle w:val="SS3-115"/>
               <w:numPr>
                 <w:ilvl w:val="0"/>
-                <w:numId w:val="54"/>
+                <w:numId w:val="37"/>
               </w:numPr>
               <w:ind w:left="284" w:hanging="284"/>
             </w:pPr>
@@ -19059,7 +18597,7 @@
               <w:pStyle w:val="SS3-115"/>
               <w:numPr>
                 <w:ilvl w:val="0"/>
-                <w:numId w:val="54"/>
+                <w:numId w:val="37"/>
               </w:numPr>
               <w:ind w:left="284" w:hanging="284"/>
             </w:pPr>
@@ -19072,7 +18610,7 @@
               <w:pStyle w:val="SS3-115"/>
               <w:numPr>
                 <w:ilvl w:val="0"/>
-                <w:numId w:val="54"/>
+                <w:numId w:val="37"/>
               </w:numPr>
               <w:ind w:left="284" w:hanging="284"/>
               <w:rPr>
@@ -19437,7 +18975,7 @@
               <w:pStyle w:val="SS3-115"/>
               <w:numPr>
                 <w:ilvl w:val="0"/>
-                <w:numId w:val="51"/>
+                <w:numId w:val="34"/>
               </w:numPr>
               <w:ind w:left="284" w:hanging="284"/>
             </w:pPr>
@@ -19450,7 +18988,7 @@
               <w:pStyle w:val="SS3-115"/>
               <w:numPr>
                 <w:ilvl w:val="0"/>
-                <w:numId w:val="51"/>
+                <w:numId w:val="34"/>
               </w:numPr>
               <w:ind w:left="284" w:hanging="284"/>
             </w:pPr>
@@ -19463,7 +19001,7 @@
               <w:pStyle w:val="SS3-115"/>
               <w:numPr>
                 <w:ilvl w:val="0"/>
-                <w:numId w:val="51"/>
+                <w:numId w:val="34"/>
               </w:numPr>
               <w:ind w:left="284" w:hanging="284"/>
             </w:pPr>
@@ -19476,7 +19014,7 @@
               <w:pStyle w:val="SS3-115"/>
               <w:numPr>
                 <w:ilvl w:val="0"/>
-                <w:numId w:val="51"/>
+                <w:numId w:val="34"/>
               </w:numPr>
               <w:ind w:left="284" w:hanging="284"/>
             </w:pPr>
@@ -19489,7 +19027,7 @@
               <w:pStyle w:val="SS3-115"/>
               <w:numPr>
                 <w:ilvl w:val="0"/>
-                <w:numId w:val="52"/>
+                <w:numId w:val="35"/>
               </w:numPr>
               <w:ind w:left="284" w:hanging="284"/>
             </w:pPr>
@@ -19502,7 +19040,7 @@
               <w:pStyle w:val="SS3-115"/>
               <w:numPr>
                 <w:ilvl w:val="0"/>
-                <w:numId w:val="52"/>
+                <w:numId w:val="35"/>
               </w:numPr>
               <w:ind w:left="284" w:hanging="284"/>
             </w:pPr>
@@ -19515,7 +19053,7 @@
               <w:pStyle w:val="SS3-115"/>
               <w:numPr>
                 <w:ilvl w:val="0"/>
-                <w:numId w:val="52"/>
+                <w:numId w:val="35"/>
               </w:numPr>
               <w:ind w:left="284" w:hanging="284"/>
             </w:pPr>
@@ -19528,7 +19066,7 @@
               <w:pStyle w:val="SS3-115"/>
               <w:numPr>
                 <w:ilvl w:val="0"/>
-                <w:numId w:val="52"/>
+                <w:numId w:val="35"/>
               </w:numPr>
               <w:ind w:left="284" w:hanging="284"/>
             </w:pPr>
@@ -19858,7 +19396,7 @@
               <w:pStyle w:val="SS3-115"/>
               <w:numPr>
                 <w:ilvl w:val="0"/>
-                <w:numId w:val="53"/>
+                <w:numId w:val="36"/>
               </w:numPr>
               <w:ind w:left="227" w:hanging="227"/>
             </w:pPr>
@@ -19893,7 +19431,7 @@
               <w:pStyle w:val="SS3-115"/>
               <w:numPr>
                 <w:ilvl w:val="0"/>
-                <w:numId w:val="53"/>
+                <w:numId w:val="36"/>
               </w:numPr>
               <w:ind w:left="227" w:hanging="227"/>
             </w:pPr>
@@ -19922,7 +19460,7 @@
               <w:pStyle w:val="SS3-115"/>
               <w:numPr>
                 <w:ilvl w:val="0"/>
-                <w:numId w:val="53"/>
+                <w:numId w:val="36"/>
               </w:numPr>
               <w:ind w:left="227" w:hanging="227"/>
             </w:pPr>
@@ -19948,7 +19486,7 @@
               <w:pStyle w:val="SS3-115"/>
               <w:numPr>
                 <w:ilvl w:val="0"/>
-                <w:numId w:val="53"/>
+                <w:numId w:val="36"/>
               </w:numPr>
               <w:ind w:left="227" w:hanging="227"/>
             </w:pPr>
@@ -19977,7 +19515,7 @@
               <w:pStyle w:val="SS3-115"/>
               <w:numPr>
                 <w:ilvl w:val="0"/>
-                <w:numId w:val="53"/>
+                <w:numId w:val="36"/>
               </w:numPr>
               <w:ind w:left="227" w:hanging="227"/>
             </w:pPr>
@@ -20006,7 +19544,7 @@
               <w:pStyle w:val="SS3-115"/>
               <w:numPr>
                 <w:ilvl w:val="0"/>
-                <w:numId w:val="53"/>
+                <w:numId w:val="36"/>
               </w:numPr>
               <w:ind w:left="227" w:hanging="227"/>
             </w:pPr>
@@ -20269,7 +19807,7 @@
               <w:pStyle w:val="SS3-115"/>
               <w:numPr>
                 <w:ilvl w:val="0"/>
-                <w:numId w:val="55"/>
+                <w:numId w:val="38"/>
               </w:numPr>
               <w:ind w:left="284" w:hanging="284"/>
             </w:pPr>
@@ -20282,7 +19820,7 @@
               <w:pStyle w:val="SS3-115"/>
               <w:numPr>
                 <w:ilvl w:val="0"/>
-                <w:numId w:val="55"/>
+                <w:numId w:val="38"/>
               </w:numPr>
               <w:ind w:left="284" w:hanging="284"/>
             </w:pPr>
@@ -20295,7 +19833,7 @@
               <w:pStyle w:val="SS3-115"/>
               <w:numPr>
                 <w:ilvl w:val="0"/>
-                <w:numId w:val="55"/>
+                <w:numId w:val="38"/>
               </w:numPr>
               <w:ind w:left="284" w:hanging="284"/>
             </w:pPr>
@@ -20604,7 +20142,7 @@
                     <w:pStyle w:val="ListParagraph"/>
                     <w:numPr>
                       <w:ilvl w:val="0"/>
-                      <w:numId w:val="56"/>
+                      <w:numId w:val="39"/>
                     </w:numPr>
                     <w:ind w:left="340" w:hanging="170"/>
                     <w:rPr>
@@ -20627,7 +20165,7 @@
                     <w:pStyle w:val="ListParagraph"/>
                     <w:numPr>
                       <w:ilvl w:val="0"/>
-                      <w:numId w:val="56"/>
+                      <w:numId w:val="39"/>
                     </w:numPr>
                     <w:ind w:left="340" w:hanging="170"/>
                     <w:rPr>
@@ -20650,7 +20188,7 @@
                     <w:pStyle w:val="ListParagraph"/>
                     <w:numPr>
                       <w:ilvl w:val="0"/>
-                      <w:numId w:val="56"/>
+                      <w:numId w:val="39"/>
                     </w:numPr>
                     <w:ind w:left="340" w:hanging="170"/>
                     <w:rPr>
@@ -20673,7 +20211,7 @@
                     <w:pStyle w:val="ListParagraph"/>
                     <w:numPr>
                       <w:ilvl w:val="0"/>
-                      <w:numId w:val="56"/>
+                      <w:numId w:val="39"/>
                     </w:numPr>
                     <w:ind w:left="340" w:hanging="170"/>
                     <w:rPr>
@@ -20689,25 +20227,7 @@
                       <w:sz w:val="21"/>
                       <w:szCs w:val="21"/>
                     </w:rPr>
-                    <w:t xml:space="preserve">do not try to </w:t>
-                  </w:r>
-                  <w:proofErr w:type="spellStart"/>
-                  <w:r>
-                    <w:rPr>
-                      <w:rFonts w:ascii="Source Sans 3" w:hAnsi="Source Sans 3"/>
-                      <w:sz w:val="21"/>
-                      <w:szCs w:val="21"/>
-                    </w:rPr>
-                    <w:t>memorise</w:t>
-                  </w:r>
-                  <w:proofErr w:type="spellEnd"/>
-                  <w:r>
-                    <w:rPr>
-                      <w:rFonts w:ascii="Source Sans 3" w:hAnsi="Source Sans 3"/>
-                      <w:sz w:val="21"/>
-                      <w:szCs w:val="21"/>
-                    </w:rPr>
-                    <w:t xml:space="preserve"> answers to questions.</w:t>
+                    <w:t>do not try to memorise answers to questions.</w:t>
                   </w:r>
                 </w:p>
               </w:tc>
@@ -20796,23 +20316,7 @@
                       <w:sz w:val="21"/>
                       <w:szCs w:val="21"/>
                     </w:rPr>
-                    <w:t xml:space="preserve">In Part 1 you need to give full answers to the questions, but don't talk for too long. Three sentences </w:t>
-                  </w:r>
-                  <w:proofErr w:type="gramStart"/>
-                  <w:r>
-                    <w:rPr>
-                      <w:sz w:val="21"/>
-                      <w:szCs w:val="21"/>
-                    </w:rPr>
-                    <w:t>is</w:t>
-                  </w:r>
-                  <w:proofErr w:type="gramEnd"/>
-                  <w:r>
-                    <w:rPr>
-                      <w:sz w:val="21"/>
-                      <w:szCs w:val="21"/>
-                    </w:rPr>
-                    <w:t xml:space="preserve"> plenty. You have chances to speak for longer in Parts 2 and 3.</w:t>
+                    <w:t>In Part 1 you need to give full answers to the questions, but don't talk for too long. Three sentences is plenty. You have chances to speak for longer in Parts 2 and 3.</w:t>
                   </w:r>
                 </w:p>
               </w:tc>
@@ -21019,7 +20523,7 @@
               <w:pStyle w:val="ListParagraph"/>
               <w:numPr>
                 <w:ilvl w:val="0"/>
-                <w:numId w:val="57"/>
+                <w:numId w:val="40"/>
               </w:numPr>
               <w:ind w:left="284" w:hanging="284"/>
               <w:rPr>
@@ -21042,7 +20546,7 @@
               <w:pStyle w:val="ListParagraph"/>
               <w:numPr>
                 <w:ilvl w:val="0"/>
-                <w:numId w:val="57"/>
+                <w:numId w:val="40"/>
               </w:numPr>
               <w:ind w:left="284" w:hanging="284"/>
               <w:rPr>
@@ -21065,7 +20569,7 @@
               <w:pStyle w:val="ListParagraph"/>
               <w:numPr>
                 <w:ilvl w:val="0"/>
-                <w:numId w:val="57"/>
+                <w:numId w:val="40"/>
               </w:numPr>
               <w:ind w:left="284" w:hanging="284"/>
               <w:rPr>
@@ -21088,7 +20592,7 @@
               <w:pStyle w:val="ListParagraph"/>
               <w:numPr>
                 <w:ilvl w:val="0"/>
-                <w:numId w:val="57"/>
+                <w:numId w:val="40"/>
               </w:numPr>
               <w:ind w:left="284" w:hanging="284"/>
               <w:rPr>
@@ -21111,7 +20615,7 @@
               <w:pStyle w:val="ListParagraph"/>
               <w:numPr>
                 <w:ilvl w:val="0"/>
-                <w:numId w:val="57"/>
+                <w:numId w:val="40"/>
               </w:numPr>
               <w:ind w:left="284" w:hanging="284"/>
             </w:pPr>
@@ -21487,7 +20991,6 @@
               </w:rPr>
               <w:t>/</w:t>
             </w:r>
-            <w:proofErr w:type="spellStart"/>
             <w:r>
               <w:rPr>
                 <w:b w:val="0"/>
@@ -21500,15 +21003,7 @@
                 <w:b w:val="0"/>
                 <w:bCs w:val="0"/>
               </w:rPr>
-              <w:t>z</w:t>
-            </w:r>
-            <w:proofErr w:type="spellEnd"/>
-            <w:r>
-              <w:rPr>
-                <w:b w:val="0"/>
-                <w:bCs w:val="0"/>
-              </w:rPr>
-              <w:t>/</w:t>
+              <w:t>z/</w:t>
             </w:r>
             <w:r>
               <w:t xml:space="preserve"> according to how the end is pronounced.</w:t>
@@ -21577,16 +21072,11 @@
             <w:r>
               <w:t>/</w:t>
             </w:r>
-            <w:proofErr w:type="spellStart"/>
             <w:r>
               <w:t>ɪ</w:t>
             </w:r>
             <w:r>
-              <w:t>z</w:t>
-            </w:r>
-            <w:proofErr w:type="spellEnd"/>
-            <w:r>
-              <w:t>/</w:t>
+              <w:t>z/</w:t>
             </w:r>
             <w:r>
               <w:t xml:space="preserve">: </w:t>
@@ -22138,7 +21628,7 @@
               <w:pStyle w:val="SS3-115"/>
               <w:numPr>
                 <w:ilvl w:val="0"/>
-                <w:numId w:val="58"/>
+                <w:numId w:val="41"/>
               </w:numPr>
               <w:spacing w:after="0"/>
               <w:ind w:left="284" w:hanging="284"/>
@@ -22182,7 +21672,7 @@
               <w:pStyle w:val="SS3-115"/>
               <w:numPr>
                 <w:ilvl w:val="0"/>
-                <w:numId w:val="58"/>
+                <w:numId w:val="41"/>
               </w:numPr>
               <w:spacing w:after="0"/>
               <w:ind w:left="284" w:hanging="284"/>
@@ -22196,7 +21686,7 @@
               <w:pStyle w:val="SS3-115"/>
               <w:numPr>
                 <w:ilvl w:val="0"/>
-                <w:numId w:val="58"/>
+                <w:numId w:val="41"/>
               </w:numPr>
               <w:spacing w:after="0"/>
               <w:ind w:left="284" w:hanging="284"/>
@@ -22210,7 +21700,7 @@
               <w:pStyle w:val="ListParagraph"/>
               <w:numPr>
                 <w:ilvl w:val="0"/>
-                <w:numId w:val="58"/>
+                <w:numId w:val="41"/>
               </w:numPr>
               <w:ind w:left="284" w:hanging="284"/>
               <w:rPr>
@@ -22393,7 +21883,7 @@
               <w:pStyle w:val="SS3-115"/>
               <w:numPr>
                 <w:ilvl w:val="0"/>
-                <w:numId w:val="59"/>
+                <w:numId w:val="42"/>
               </w:numPr>
               <w:ind w:left="284" w:hanging="284"/>
             </w:pPr>
@@ -22406,7 +21896,7 @@
               <w:pStyle w:val="SS3-115"/>
               <w:numPr>
                 <w:ilvl w:val="0"/>
-                <w:numId w:val="59"/>
+                <w:numId w:val="42"/>
               </w:numPr>
               <w:ind w:left="284" w:hanging="284"/>
             </w:pPr>
@@ -22419,7 +21909,7 @@
               <w:pStyle w:val="SS3-115"/>
               <w:numPr>
                 <w:ilvl w:val="0"/>
-                <w:numId w:val="59"/>
+                <w:numId w:val="42"/>
               </w:numPr>
               <w:ind w:left="284" w:hanging="284"/>
             </w:pPr>
@@ -22432,7 +21922,7 @@
               <w:pStyle w:val="SS3-115"/>
               <w:numPr>
                 <w:ilvl w:val="0"/>
-                <w:numId w:val="59"/>
+                <w:numId w:val="42"/>
               </w:numPr>
               <w:ind w:left="284" w:hanging="284"/>
             </w:pPr>
@@ -22444,7 +21934,7 @@
             <w:pPr>
               <w:numPr>
                 <w:ilvl w:val="0"/>
-                <w:numId w:val="59"/>
+                <w:numId w:val="42"/>
               </w:numPr>
               <w:ind w:left="284" w:hanging="284"/>
               <w:rPr>
@@ -22509,7 +21999,7 @@
 </file>
 
 <file path=word/endnotes.xml><?xml version="1.0" encoding="utf-8"?>
-<w:endnotes xmlns:wpc="http://schemas.microsoft.com/office/word/2010/wordprocessingCanvas" xmlns:cx="http://schemas.microsoft.com/office/drawing/2014/chartex" xmlns:cx1="http://schemas.microsoft.com/office/drawing/2015/9/8/chartex" xmlns:cx2="http://schemas.microsoft.com/office/drawing/2015/10/21/chartex" xmlns:cx3="http://schemas.microsoft.com/office/drawing/2016/5/9/chartex" xmlns:cx4="http://schemas.microsoft.com/office/drawing/2016/5/10/chartex" xmlns:cx5="http://schemas.microsoft.com/office/drawing/2016/5/11/chartex" xmlns:cx6="http://schemas.microsoft.com/office/drawing/2016/5/12/chartex" xmlns:cx7="http://schemas.microsoft.com/office/drawing/2016/5/13/chartex" xmlns:cx8="http://schemas.microsoft.com/office/drawing/2016/5/14/chartex" xmlns:mc="http://schemas.openxmlformats.org/markup-compatibility/2006" xmlns:aink="http://schemas.microsoft.com/office/drawing/2016/ink" xmlns:am3d="http://schemas.microsoft.com/office/drawing/2017/model3d" xmlns:o="urn:schemas-microsoft-com:office:office" xmlns:oel="http://schemas.microsoft.com/office/2019/extlst" xmlns:r="http://schemas.openxmlformats.org/officeDocument/2006/relationships" xmlns:m="http://schemas.openxmlformats.org/officeDocument/2006/math" xmlns:v="urn:schemas-microsoft-com:vml" xmlns:wp14="http://schemas.microsoft.com/office/word/2010/wordprocessingDrawing" xmlns:wp="http://schemas.openxmlformats.org/drawingml/2006/wordprocessingDrawing" xmlns:w10="urn:schemas-microsoft-com:office:word" xmlns:w="http://schemas.openxmlformats.org/wordprocessingml/2006/main" xmlns:w14="http://schemas.microsoft.com/office/word/2010/wordml" xmlns:w15="http://schemas.microsoft.com/office/word/2012/wordml" xmlns:w16cex="http://schemas.microsoft.com/office/word/2018/wordml/cex" xmlns:w16cid="http://schemas.microsoft.com/office/word/2016/wordml/cid" xmlns:w16="http://schemas.microsoft.com/office/word/2018/wordml" xmlns:w16sdtdh="http://schemas.microsoft.com/office/word/2020/wordml/sdtdatahash" xmlns:w16se="http://schemas.microsoft.com/office/word/2015/wordml/symex" xmlns:wpg="http://schemas.microsoft.com/office/word/2010/wordprocessingGroup" xmlns:wpi="http://schemas.microsoft.com/office/word/2010/wordprocessingInk" xmlns:wne="http://schemas.microsoft.com/office/word/2006/wordml" xmlns:wps="http://schemas.microsoft.com/office/word/2010/wordprocessingShape" mc:Ignorable="w14 w15 w16se w16cid w16 w16cex w16sdtdh wp14">
+<w:endnotes xmlns:wpc="http://schemas.microsoft.com/office/word/2010/wordprocessingCanvas" xmlns:cx="http://schemas.microsoft.com/office/drawing/2014/chartex" xmlns:cx1="http://schemas.microsoft.com/office/drawing/2015/9/8/chartex" xmlns:cx2="http://schemas.microsoft.com/office/drawing/2015/10/21/chartex" xmlns:cx3="http://schemas.microsoft.com/office/drawing/2016/5/9/chartex" xmlns:cx4="http://schemas.microsoft.com/office/drawing/2016/5/10/chartex" xmlns:cx5="http://schemas.microsoft.com/office/drawing/2016/5/11/chartex" xmlns:cx6="http://schemas.microsoft.com/office/drawing/2016/5/12/chartex" xmlns:cx7="http://schemas.microsoft.com/office/drawing/2016/5/13/chartex" xmlns:cx8="http://schemas.microsoft.com/office/drawing/2016/5/14/chartex" xmlns:mc="http://schemas.openxmlformats.org/markup-compatibility/2006" xmlns:aink="http://schemas.microsoft.com/office/drawing/2016/ink" xmlns:am3d="http://schemas.microsoft.com/office/drawing/2017/model3d" xmlns:o="urn:schemas-microsoft-com:office:office" xmlns:oel="http://schemas.microsoft.com/office/2019/extlst" xmlns:r="http://schemas.openxmlformats.org/officeDocument/2006/relationships" xmlns:m="http://schemas.openxmlformats.org/officeDocument/2006/math" xmlns:v="urn:schemas-microsoft-com:vml" xmlns:wp14="http://schemas.microsoft.com/office/word/2010/wordprocessingDrawing" xmlns:wp="http://schemas.openxmlformats.org/drawingml/2006/wordprocessingDrawing" xmlns:w10="urn:schemas-microsoft-com:office:word" xmlns:w="http://schemas.openxmlformats.org/wordprocessingml/2006/main" xmlns:w14="http://schemas.microsoft.com/office/word/2010/wordml" xmlns:w15="http://schemas.microsoft.com/office/word/2012/wordml" xmlns:w16cei="http://schemas.microsoft.com/office/word/2026/wordml/cei" xmlns:w16cex="http://schemas.microsoft.com/office/word/2018/wordml/cex" xmlns:w16cid="http://schemas.microsoft.com/office/word/2016/wordml/cid" xmlns:w16="http://schemas.microsoft.com/office/word/2018/wordml" xmlns:w16du="http://schemas.microsoft.com/office/word/2023/wordml/word16du" xmlns:w16sdtdh="http://schemas.microsoft.com/office/word/2020/wordml/sdtdatahash" xmlns:w16sdtfl="http://schemas.microsoft.com/office/word/2024/wordml/sdtformatlock" xmlns:w16se="http://schemas.microsoft.com/office/word/2015/wordml/symex" xmlns:wpg="http://schemas.microsoft.com/office/word/2010/wordprocessingGroup" xmlns:wpi="http://schemas.microsoft.com/office/word/2010/wordprocessingInk" xmlns:wne="http://schemas.microsoft.com/office/word/2006/wordml" xmlns:wps="http://schemas.microsoft.com/office/word/2010/wordprocessingShape" mc:Ignorable="w14 w15 w16se w16cid w16 w16cex w16sdtdh w16sdtfl w16du wp14">
   <w:endnote w:type="separator" w:id="-1">
     <w:p>
       <w:pPr>
@@ -22534,7 +22024,7 @@
 </file>
 
 <file path=word/footer1.xml><?xml version="1.0" encoding="utf-8"?>
-<w:ftr xmlns:wpc="http://schemas.microsoft.com/office/word/2010/wordprocessingCanvas" xmlns:cx="http://schemas.microsoft.com/office/drawing/2014/chartex" xmlns:cx1="http://schemas.microsoft.com/office/drawing/2015/9/8/chartex" xmlns:cx2="http://schemas.microsoft.com/office/drawing/2015/10/21/chartex" xmlns:cx3="http://schemas.microsoft.com/office/drawing/2016/5/9/chartex" xmlns:cx4="http://schemas.microsoft.com/office/drawing/2016/5/10/chartex" xmlns:cx5="http://schemas.microsoft.com/office/drawing/2016/5/11/chartex" xmlns:cx6="http://schemas.microsoft.com/office/drawing/2016/5/12/chartex" xmlns:cx7="http://schemas.microsoft.com/office/drawing/2016/5/13/chartex" xmlns:cx8="http://schemas.microsoft.com/office/drawing/2016/5/14/chartex" xmlns:mc="http://schemas.openxmlformats.org/markup-compatibility/2006" xmlns:aink="http://schemas.microsoft.com/office/drawing/2016/ink" xmlns:am3d="http://schemas.microsoft.com/office/drawing/2017/model3d" xmlns:o="urn:schemas-microsoft-com:office:office" xmlns:oel="http://schemas.microsoft.com/office/2019/extlst" xmlns:r="http://schemas.openxmlformats.org/officeDocument/2006/relationships" xmlns:m="http://schemas.openxmlformats.org/officeDocument/2006/math" xmlns:v="urn:schemas-microsoft-com:vml" xmlns:wp14="http://schemas.microsoft.com/office/word/2010/wordprocessingDrawing" xmlns:wp="http://schemas.openxmlformats.org/drawingml/2006/wordprocessingDrawing" xmlns:w10="urn:schemas-microsoft-com:office:word" xmlns:w="http://schemas.openxmlformats.org/wordprocessingml/2006/main" xmlns:w14="http://schemas.microsoft.com/office/word/2010/wordml" xmlns:w15="http://schemas.microsoft.com/office/word/2012/wordml" xmlns:w16cex="http://schemas.microsoft.com/office/word/2018/wordml/cex" xmlns:w16cid="http://schemas.microsoft.com/office/word/2016/wordml/cid" xmlns:w16="http://schemas.microsoft.com/office/word/2018/wordml" xmlns:w16sdtdh="http://schemas.microsoft.com/office/word/2020/wordml/sdtdatahash" xmlns:w16se="http://schemas.microsoft.com/office/word/2015/wordml/symex" xmlns:wpg="http://schemas.microsoft.com/office/word/2010/wordprocessingGroup" xmlns:wpi="http://schemas.microsoft.com/office/word/2010/wordprocessingInk" xmlns:wne="http://schemas.microsoft.com/office/word/2006/wordml" xmlns:wps="http://schemas.microsoft.com/office/word/2010/wordprocessingShape" mc:Ignorable="w14 w15 w16se w16cid w16 w16cex w16sdtdh wp14">
+<w:ftr xmlns:wpc="http://schemas.microsoft.com/office/word/2010/wordprocessingCanvas" xmlns:cx="http://schemas.microsoft.com/office/drawing/2014/chartex" xmlns:cx1="http://schemas.microsoft.com/office/drawing/2015/9/8/chartex" xmlns:cx2="http://schemas.microsoft.com/office/drawing/2015/10/21/chartex" xmlns:cx3="http://schemas.microsoft.com/office/drawing/2016/5/9/chartex" xmlns:cx4="http://schemas.microsoft.com/office/drawing/2016/5/10/chartex" xmlns:cx5="http://schemas.microsoft.com/office/drawing/2016/5/11/chartex" xmlns:cx6="http://schemas.microsoft.com/office/drawing/2016/5/12/chartex" xmlns:cx7="http://schemas.microsoft.com/office/drawing/2016/5/13/chartex" xmlns:cx8="http://schemas.microsoft.com/office/drawing/2016/5/14/chartex" xmlns:mc="http://schemas.openxmlformats.org/markup-compatibility/2006" xmlns:aink="http://schemas.microsoft.com/office/drawing/2016/ink" xmlns:am3d="http://schemas.microsoft.com/office/drawing/2017/model3d" xmlns:o="urn:schemas-microsoft-com:office:office" xmlns:oel="http://schemas.microsoft.com/office/2019/extlst" xmlns:r="http://schemas.openxmlformats.org/officeDocument/2006/relationships" xmlns:m="http://schemas.openxmlformats.org/officeDocument/2006/math" xmlns:v="urn:schemas-microsoft-com:vml" xmlns:wp14="http://schemas.microsoft.com/office/word/2010/wordprocessingDrawing" xmlns:wp="http://schemas.openxmlformats.org/drawingml/2006/wordprocessingDrawing" xmlns:w10="urn:schemas-microsoft-com:office:word" xmlns:w="http://schemas.openxmlformats.org/wordprocessingml/2006/main" xmlns:w14="http://schemas.microsoft.com/office/word/2010/wordml" xmlns:w15="http://schemas.microsoft.com/office/word/2012/wordml" xmlns:w16cei="http://schemas.microsoft.com/office/word/2026/wordml/cei" xmlns:w16cex="http://schemas.microsoft.com/office/word/2018/wordml/cex" xmlns:w16cid="http://schemas.microsoft.com/office/word/2016/wordml/cid" xmlns:w16="http://schemas.microsoft.com/office/word/2018/wordml" xmlns:w16du="http://schemas.microsoft.com/office/word/2023/wordml/word16du" xmlns:w16sdtdh="http://schemas.microsoft.com/office/word/2020/wordml/sdtdatahash" xmlns:w16sdtfl="http://schemas.microsoft.com/office/word/2024/wordml/sdtformatlock" xmlns:w16se="http://schemas.microsoft.com/office/word/2015/wordml/symex" xmlns:wpg="http://schemas.microsoft.com/office/word/2010/wordprocessingGroup" xmlns:wpi="http://schemas.microsoft.com/office/word/2010/wordprocessingInk" xmlns:wne="http://schemas.microsoft.com/office/word/2006/wordml" xmlns:wps="http://schemas.microsoft.com/office/word/2010/wordprocessingShape" mc:Ignorable="w14 w15 w16se w16cid w16 w16cex w16sdtdh w16sdtfl w16du wp14">
   <w:sdt>
     <w:sdtPr>
       <w:id w:val="-1056395714"/>
@@ -22587,7 +22077,7 @@
 </file>
 
 <file path=word/footnotes.xml><?xml version="1.0" encoding="utf-8"?>
-<w:footnotes xmlns:wpc="http://schemas.microsoft.com/office/word/2010/wordprocessingCanvas" xmlns:cx="http://schemas.microsoft.com/office/drawing/2014/chartex" xmlns:cx1="http://schemas.microsoft.com/office/drawing/2015/9/8/chartex" xmlns:cx2="http://schemas.microsoft.com/office/drawing/2015/10/21/chartex" xmlns:cx3="http://schemas.microsoft.com/office/drawing/2016/5/9/chartex" xmlns:cx4="http://schemas.microsoft.com/office/drawing/2016/5/10/chartex" xmlns:cx5="http://schemas.microsoft.com/office/drawing/2016/5/11/chartex" xmlns:cx6="http://schemas.microsoft.com/office/drawing/2016/5/12/chartex" xmlns:cx7="http://schemas.microsoft.com/office/drawing/2016/5/13/chartex" xmlns:cx8="http://schemas.microsoft.com/office/drawing/2016/5/14/chartex" xmlns:mc="http://schemas.openxmlformats.org/markup-compatibility/2006" xmlns:aink="http://schemas.microsoft.com/office/drawing/2016/ink" xmlns:am3d="http://schemas.microsoft.com/office/drawing/2017/model3d" xmlns:o="urn:schemas-microsoft-com:office:office" xmlns:oel="http://schemas.microsoft.com/office/2019/extlst" xmlns:r="http://schemas.openxmlformats.org/officeDocument/2006/relationships" xmlns:m="http://schemas.openxmlformats.org/officeDocument/2006/math" xmlns:v="urn:schemas-microsoft-com:vml" xmlns:wp14="http://schemas.microsoft.com/office/word/2010/wordprocessingDrawing" xmlns:wp="http://schemas.openxmlformats.org/drawingml/2006/wordprocessingDrawing" xmlns:w10="urn:schemas-microsoft-com:office:word" xmlns:w="http://schemas.openxmlformats.org/wordprocessingml/2006/main" xmlns:w14="http://schemas.microsoft.com/office/word/2010/wordml" xmlns:w15="http://schemas.microsoft.com/office/word/2012/wordml" xmlns:w16cex="http://schemas.microsoft.com/office/word/2018/wordml/cex" xmlns:w16cid="http://schemas.microsoft.com/office/word/2016/wordml/cid" xmlns:w16="http://schemas.microsoft.com/office/word/2018/wordml" xmlns:w16sdtdh="http://schemas.microsoft.com/office/word/2020/wordml/sdtdatahash" xmlns:w16se="http://schemas.microsoft.com/office/word/2015/wordml/symex" xmlns:wpg="http://schemas.microsoft.com/office/word/2010/wordprocessingGroup" xmlns:wpi="http://schemas.microsoft.com/office/word/2010/wordprocessingInk" xmlns:wne="http://schemas.microsoft.com/office/word/2006/wordml" xmlns:wps="http://schemas.microsoft.com/office/word/2010/wordprocessingShape" mc:Ignorable="w14 w15 w16se w16cid w16 w16cex w16sdtdh wp14">
+<w:footnotes xmlns:wpc="http://schemas.microsoft.com/office/word/2010/wordprocessingCanvas" xmlns:cx="http://schemas.microsoft.com/office/drawing/2014/chartex" xmlns:cx1="http://schemas.microsoft.com/office/drawing/2015/9/8/chartex" xmlns:cx2="http://schemas.microsoft.com/office/drawing/2015/10/21/chartex" xmlns:cx3="http://schemas.microsoft.com/office/drawing/2016/5/9/chartex" xmlns:cx4="http://schemas.microsoft.com/office/drawing/2016/5/10/chartex" xmlns:cx5="http://schemas.microsoft.com/office/drawing/2016/5/11/chartex" xmlns:cx6="http://schemas.microsoft.com/office/drawing/2016/5/12/chartex" xmlns:cx7="http://schemas.microsoft.com/office/drawing/2016/5/13/chartex" xmlns:cx8="http://schemas.microsoft.com/office/drawing/2016/5/14/chartex" xmlns:mc="http://schemas.openxmlformats.org/markup-compatibility/2006" xmlns:aink="http://schemas.microsoft.com/office/drawing/2016/ink" xmlns:am3d="http://schemas.microsoft.com/office/drawing/2017/model3d" xmlns:o="urn:schemas-microsoft-com:office:office" xmlns:oel="http://schemas.microsoft.com/office/2019/extlst" xmlns:r="http://schemas.openxmlformats.org/officeDocument/2006/relationships" xmlns:m="http://schemas.openxmlformats.org/officeDocument/2006/math" xmlns:v="urn:schemas-microsoft-com:vml" xmlns:wp14="http://schemas.microsoft.com/office/word/2010/wordprocessingDrawing" xmlns:wp="http://schemas.openxmlformats.org/drawingml/2006/wordprocessingDrawing" xmlns:w10="urn:schemas-microsoft-com:office:word" xmlns:w="http://schemas.openxmlformats.org/wordprocessingml/2006/main" xmlns:w14="http://schemas.microsoft.com/office/word/2010/wordml" xmlns:w15="http://schemas.microsoft.com/office/word/2012/wordml" xmlns:w16cei="http://schemas.microsoft.com/office/word/2026/wordml/cei" xmlns:w16cex="http://schemas.microsoft.com/office/word/2018/wordml/cex" xmlns:w16cid="http://schemas.microsoft.com/office/word/2016/wordml/cid" xmlns:w16="http://schemas.microsoft.com/office/word/2018/wordml" xmlns:w16du="http://schemas.microsoft.com/office/word/2023/wordml/word16du" xmlns:w16sdtdh="http://schemas.microsoft.com/office/word/2020/wordml/sdtdatahash" xmlns:w16sdtfl="http://schemas.microsoft.com/office/word/2024/wordml/sdtformatlock" xmlns:w16se="http://schemas.microsoft.com/office/word/2015/wordml/symex" xmlns:wpg="http://schemas.microsoft.com/office/word/2010/wordprocessingGroup" xmlns:wpi="http://schemas.microsoft.com/office/word/2010/wordprocessingInk" xmlns:wne="http://schemas.microsoft.com/office/word/2006/wordml" xmlns:wps="http://schemas.microsoft.com/office/word/2010/wordprocessingShape" mc:Ignorable="w14 w15 w16se w16cid w16 w16cex w16sdtdh w16sdtfl w16du wp14">
   <w:footnote w:type="separator" w:id="-1">
     <w:p>
       <w:pPr>
@@ -22612,7 +22102,7 @@
 </file>
 
 <file path=word/numbering.xml><?xml version="1.0" encoding="utf-8"?>
-<w:numbering xmlns:wpc="http://schemas.microsoft.com/office/word/2010/wordprocessingCanvas" xmlns:cx="http://schemas.microsoft.com/office/drawing/2014/chartex" xmlns:cx1="http://schemas.microsoft.com/office/drawing/2015/9/8/chartex" xmlns:cx2="http://schemas.microsoft.com/office/drawing/2015/10/21/chartex" xmlns:cx3="http://schemas.microsoft.com/office/drawing/2016/5/9/chartex" xmlns:cx4="http://schemas.microsoft.com/office/drawing/2016/5/10/chartex" xmlns:cx5="http://schemas.microsoft.com/office/drawing/2016/5/11/chartex" xmlns:cx6="http://schemas.microsoft.com/office/drawing/2016/5/12/chartex" xmlns:cx7="http://schemas.microsoft.com/office/drawing/2016/5/13/chartex" xmlns:cx8="http://schemas.microsoft.com/office/drawing/2016/5/14/chartex" xmlns:mc="http://schemas.openxmlformats.org/markup-compatibility/2006" xmlns:aink="http://schemas.microsoft.com/office/drawing/2016/ink" xmlns:am3d="http://schemas.microsoft.com/office/drawing/2017/model3d" xmlns:o="urn:schemas-microsoft-com:office:office" xmlns:oel="http://schemas.microsoft.com/office/2019/extlst" xmlns:r="http://schemas.openxmlformats.org/officeDocument/2006/relationships" xmlns:m="http://schemas.openxmlformats.org/officeDocument/2006/math" xmlns:v="urn:schemas-microsoft-com:vml" xmlns:wp14="http://schemas.microsoft.com/office/word/2010/wordprocessingDrawing" xmlns:wp="http://schemas.openxmlformats.org/drawingml/2006/wordprocessingDrawing" xmlns:w10="urn:schemas-microsoft-com:office:word" xmlns:w="http://schemas.openxmlformats.org/wordprocessingml/2006/main" xmlns:w14="http://schemas.microsoft.com/office/word/2010/wordml" xmlns:w15="http://schemas.microsoft.com/office/word/2012/wordml" xmlns:w16cex="http://schemas.microsoft.com/office/word/2018/wordml/cex" xmlns:w16cid="http://schemas.microsoft.com/office/word/2016/wordml/cid" xmlns:w16="http://schemas.microsoft.com/office/word/2018/wordml" xmlns:w16sdtdh="http://schemas.microsoft.com/office/word/2020/wordml/sdtdatahash" xmlns:w16se="http://schemas.microsoft.com/office/word/2015/wordml/symex" xmlns:wpg="http://schemas.microsoft.com/office/word/2010/wordprocessingGroup" xmlns:wpi="http://schemas.microsoft.com/office/word/2010/wordprocessingInk" xmlns:wne="http://schemas.microsoft.com/office/word/2006/wordml" xmlns:wps="http://schemas.microsoft.com/office/word/2010/wordprocessingShape" mc:Ignorable="w14 w15 w16se w16cid w16 w16cex w16sdtdh wp14">
+<w:numbering xmlns:wpc="http://schemas.microsoft.com/office/word/2010/wordprocessingCanvas" xmlns:cx="http://schemas.microsoft.com/office/drawing/2014/chartex" xmlns:cx1="http://schemas.microsoft.com/office/drawing/2015/9/8/chartex" xmlns:cx2="http://schemas.microsoft.com/office/drawing/2015/10/21/chartex" xmlns:cx3="http://schemas.microsoft.com/office/drawing/2016/5/9/chartex" xmlns:cx4="http://schemas.microsoft.com/office/drawing/2016/5/10/chartex" xmlns:cx5="http://schemas.microsoft.com/office/drawing/2016/5/11/chartex" xmlns:cx6="http://schemas.microsoft.com/office/drawing/2016/5/12/chartex" xmlns:cx7="http://schemas.microsoft.com/office/drawing/2016/5/13/chartex" xmlns:cx8="http://schemas.microsoft.com/office/drawing/2016/5/14/chartex" xmlns:mc="http://schemas.openxmlformats.org/markup-compatibility/2006" xmlns:aink="http://schemas.microsoft.com/office/drawing/2016/ink" xmlns:am3d="http://schemas.microsoft.com/office/drawing/2017/model3d" xmlns:o="urn:schemas-microsoft-com:office:office" xmlns:oel="http://schemas.microsoft.com/office/2019/extlst" xmlns:r="http://schemas.openxmlformats.org/officeDocument/2006/relationships" xmlns:m="http://schemas.openxmlformats.org/officeDocument/2006/math" xmlns:v="urn:schemas-microsoft-com:vml" xmlns:wp14="http://schemas.microsoft.com/office/word/2010/wordprocessingDrawing" xmlns:wp="http://schemas.openxmlformats.org/drawingml/2006/wordprocessingDrawing" xmlns:w10="urn:schemas-microsoft-com:office:word" xmlns:w="http://schemas.openxmlformats.org/wordprocessingml/2006/main" xmlns:w14="http://schemas.microsoft.com/office/word/2010/wordml" xmlns:w15="http://schemas.microsoft.com/office/word/2012/wordml" xmlns:w16cei="http://schemas.microsoft.com/office/word/2026/wordml/cei" xmlns:w16cex="http://schemas.microsoft.com/office/word/2018/wordml/cex" xmlns:w16cid="http://schemas.microsoft.com/office/word/2016/wordml/cid" xmlns:w16="http://schemas.microsoft.com/office/word/2018/wordml" xmlns:w16du="http://schemas.microsoft.com/office/word/2023/wordml/word16du" xmlns:w16sdtdh="http://schemas.microsoft.com/office/word/2020/wordml/sdtdatahash" xmlns:w16sdtfl="http://schemas.microsoft.com/office/word/2024/wordml/sdtformatlock" xmlns:w16se="http://schemas.microsoft.com/office/word/2015/wordml/symex" xmlns:wpg="http://schemas.microsoft.com/office/word/2010/wordprocessingGroup" xmlns:wpi="http://schemas.microsoft.com/office/word/2010/wordprocessingInk" xmlns:wne="http://schemas.microsoft.com/office/word/2006/wordml" xmlns:wps="http://schemas.microsoft.com/office/word/2010/wordprocessingShape" mc:Ignorable="w14 w15 w16se w16cid w16 w16cex w16sdtdh w16sdtfl w16du wp14">
   <w:abstractNum w:abstractNumId="0" w15:restartNumberingAfterBreak="0">
     <w:nsid w:val="012C25CA"/>
     <w:multiLevelType w:val="hybridMultilevel"/>
@@ -22986,97 +22476,6 @@
     </w:lvl>
   </w:abstractNum>
   <w:abstractNum w:abstractNumId="4" w15:restartNumberingAfterBreak="0">
-    <w:nsid w:val="06F33DD3"/>
-    <w:multiLevelType w:val="hybridMultilevel"/>
-    <w:tmpl w:val="F8F8DE1A"/>
-    <w:lvl w:ilvl="0" w:tplc="72A80D18">
-      <w:start w:val="1"/>
-      <w:numFmt w:val="decimal"/>
-      <w:lvlText w:val="%1:"/>
-      <w:lvlJc w:val="left"/>
-      <w:pPr>
-        <w:ind w:left="360" w:hanging="360"/>
-      </w:pPr>
-      <w:rPr>
-        <w:rFonts w:ascii="Source Sans 3 Bold" w:hAnsi="Source Sans 3 Bold" w:cstheme="minorBidi" w:hint="default"/>
-        <w:b/>
-        <w:bCs/>
-      </w:rPr>
-    </w:lvl>
-    <w:lvl w:ilvl="1" w:tplc="04090019" w:tentative="1">
-      <w:start w:val="1"/>
-      <w:numFmt w:val="lowerLetter"/>
-      <w:lvlText w:val="%2."/>
-      <w:lvlJc w:val="left"/>
-      <w:pPr>
-        <w:ind w:left="1080" w:hanging="360"/>
-      </w:pPr>
-    </w:lvl>
-    <w:lvl w:ilvl="2" w:tplc="0409001B" w:tentative="1">
-      <w:start w:val="1"/>
-      <w:numFmt w:val="lowerRoman"/>
-      <w:lvlText w:val="%3."/>
-      <w:lvlJc w:val="right"/>
-      <w:pPr>
-        <w:ind w:left="1800" w:hanging="180"/>
-      </w:pPr>
-    </w:lvl>
-    <w:lvl w:ilvl="3" w:tplc="0409000F" w:tentative="1">
-      <w:start w:val="1"/>
-      <w:numFmt w:val="decimal"/>
-      <w:lvlText w:val="%4."/>
-      <w:lvlJc w:val="left"/>
-      <w:pPr>
-        <w:ind w:left="2520" w:hanging="360"/>
-      </w:pPr>
-    </w:lvl>
-    <w:lvl w:ilvl="4" w:tplc="04090019" w:tentative="1">
-      <w:start w:val="1"/>
-      <w:numFmt w:val="lowerLetter"/>
-      <w:lvlText w:val="%5."/>
-      <w:lvlJc w:val="left"/>
-      <w:pPr>
-        <w:ind w:left="3240" w:hanging="360"/>
-      </w:pPr>
-    </w:lvl>
-    <w:lvl w:ilvl="5" w:tplc="0409001B" w:tentative="1">
-      <w:start w:val="1"/>
-      <w:numFmt w:val="lowerRoman"/>
-      <w:lvlText w:val="%6."/>
-      <w:lvlJc w:val="right"/>
-      <w:pPr>
-        <w:ind w:left="3960" w:hanging="180"/>
-      </w:pPr>
-    </w:lvl>
-    <w:lvl w:ilvl="6" w:tplc="0409000F" w:tentative="1">
-      <w:start w:val="1"/>
-      <w:numFmt w:val="decimal"/>
-      <w:lvlText w:val="%7."/>
-      <w:lvlJc w:val="left"/>
-      <w:pPr>
-        <w:ind w:left="4680" w:hanging="360"/>
-      </w:pPr>
-    </w:lvl>
-    <w:lvl w:ilvl="7" w:tplc="04090019" w:tentative="1">
-      <w:start w:val="1"/>
-      <w:numFmt w:val="lowerLetter"/>
-      <w:lvlText w:val="%8."/>
-      <w:lvlJc w:val="left"/>
-      <w:pPr>
-        <w:ind w:left="5400" w:hanging="360"/>
-      </w:pPr>
-    </w:lvl>
-    <w:lvl w:ilvl="8" w:tplc="0409001B" w:tentative="1">
-      <w:start w:val="1"/>
-      <w:numFmt w:val="lowerRoman"/>
-      <w:lvlText w:val="%9."/>
-      <w:lvlJc w:val="right"/>
-      <w:pPr>
-        <w:ind w:left="6120" w:hanging="180"/>
-      </w:pPr>
-    </w:lvl>
-  </w:abstractNum>
-  <w:abstractNum w:abstractNumId="5" w15:restartNumberingAfterBreak="0">
     <w:nsid w:val="079062CD"/>
     <w:multiLevelType w:val="hybridMultilevel"/>
     <w:tmpl w:val="52C26A32"/>
@@ -23170,7 +22569,7 @@
       </w:pPr>
     </w:lvl>
   </w:abstractNum>
-  <w:abstractNum w:abstractNumId="6" w15:restartNumberingAfterBreak="0">
+  <w:abstractNum w:abstractNumId="5" w15:restartNumberingAfterBreak="0">
     <w:nsid w:val="07E229D8"/>
     <w:multiLevelType w:val="hybridMultilevel"/>
     <w:tmpl w:val="0A2C9FF2"/>
@@ -23264,7 +22663,7 @@
       </w:pPr>
     </w:lvl>
   </w:abstractNum>
-  <w:abstractNum w:abstractNumId="7" w15:restartNumberingAfterBreak="0">
+  <w:abstractNum w:abstractNumId="6" w15:restartNumberingAfterBreak="0">
     <w:nsid w:val="08AE3AFE"/>
     <w:multiLevelType w:val="hybridMultilevel"/>
     <w:tmpl w:val="BEA6841C"/>
@@ -23360,11 +22759,102 @@
       </w:pPr>
     </w:lvl>
   </w:abstractNum>
+  <w:abstractNum w:abstractNumId="7" w15:restartNumberingAfterBreak="0">
+    <w:nsid w:val="0A1157D0"/>
+    <w:multiLevelType w:val="hybridMultilevel"/>
+    <w:tmpl w:val="291A30C6"/>
+    <w:lvl w:ilvl="0" w:tplc="FFFFFFFF">
+      <w:start w:val="1"/>
+      <w:numFmt w:val="upperLetter"/>
+      <w:lvlText w:val="%1:"/>
+      <w:lvlJc w:val="left"/>
+      <w:pPr>
+        <w:ind w:left="360" w:hanging="360"/>
+      </w:pPr>
+      <w:rPr>
+        <w:rFonts w:hint="default"/>
+        <w:b/>
+        <w:bCs/>
+      </w:rPr>
+    </w:lvl>
+    <w:lvl w:ilvl="1" w:tplc="FFFFFFFF" w:tentative="1">
+      <w:start w:val="1"/>
+      <w:numFmt w:val="lowerLetter"/>
+      <w:lvlText w:val="%2."/>
+      <w:lvlJc w:val="left"/>
+      <w:pPr>
+        <w:ind w:left="1080" w:hanging="360"/>
+      </w:pPr>
+    </w:lvl>
+    <w:lvl w:ilvl="2" w:tplc="FFFFFFFF" w:tentative="1">
+      <w:start w:val="1"/>
+      <w:numFmt w:val="lowerRoman"/>
+      <w:lvlText w:val="%3."/>
+      <w:lvlJc w:val="right"/>
+      <w:pPr>
+        <w:ind w:left="1800" w:hanging="180"/>
+      </w:pPr>
+    </w:lvl>
+    <w:lvl w:ilvl="3" w:tplc="FFFFFFFF" w:tentative="1">
+      <w:start w:val="1"/>
+      <w:numFmt w:val="decimal"/>
+      <w:lvlText w:val="%4."/>
+      <w:lvlJc w:val="left"/>
+      <w:pPr>
+        <w:ind w:left="2520" w:hanging="360"/>
+      </w:pPr>
+    </w:lvl>
+    <w:lvl w:ilvl="4" w:tplc="FFFFFFFF" w:tentative="1">
+      <w:start w:val="1"/>
+      <w:numFmt w:val="lowerLetter"/>
+      <w:lvlText w:val="%5."/>
+      <w:lvlJc w:val="left"/>
+      <w:pPr>
+        <w:ind w:left="3240" w:hanging="360"/>
+      </w:pPr>
+    </w:lvl>
+    <w:lvl w:ilvl="5" w:tplc="FFFFFFFF" w:tentative="1">
+      <w:start w:val="1"/>
+      <w:numFmt w:val="lowerRoman"/>
+      <w:lvlText w:val="%6."/>
+      <w:lvlJc w:val="right"/>
+      <w:pPr>
+        <w:ind w:left="3960" w:hanging="180"/>
+      </w:pPr>
+    </w:lvl>
+    <w:lvl w:ilvl="6" w:tplc="FFFFFFFF" w:tentative="1">
+      <w:start w:val="1"/>
+      <w:numFmt w:val="decimal"/>
+      <w:lvlText w:val="%7."/>
+      <w:lvlJc w:val="left"/>
+      <w:pPr>
+        <w:ind w:left="4680" w:hanging="360"/>
+      </w:pPr>
+    </w:lvl>
+    <w:lvl w:ilvl="7" w:tplc="FFFFFFFF" w:tentative="1">
+      <w:start w:val="1"/>
+      <w:numFmt w:val="lowerLetter"/>
+      <w:lvlText w:val="%8."/>
+      <w:lvlJc w:val="left"/>
+      <w:pPr>
+        <w:ind w:left="5400" w:hanging="360"/>
+      </w:pPr>
+    </w:lvl>
+    <w:lvl w:ilvl="8" w:tplc="FFFFFFFF" w:tentative="1">
+      <w:start w:val="1"/>
+      <w:numFmt w:val="lowerRoman"/>
+      <w:lvlText w:val="%9."/>
+      <w:lvlJc w:val="right"/>
+      <w:pPr>
+        <w:ind w:left="6120" w:hanging="180"/>
+      </w:pPr>
+    </w:lvl>
+  </w:abstractNum>
   <w:abstractNum w:abstractNumId="8" w15:restartNumberingAfterBreak="0">
-    <w:nsid w:val="09A22A58"/>
+    <w:nsid w:val="0F9B58F1"/>
     <w:multiLevelType w:val="hybridMultilevel"/>
-    <w:tmpl w:val="C602D860"/>
-    <w:lvl w:ilvl="0" w:tplc="FFFFFFFF">
+    <w:tmpl w:val="B6EAD514"/>
+    <w:lvl w:ilvl="0" w:tplc="72A80D18">
       <w:start w:val="1"/>
       <w:numFmt w:val="decimal"/>
       <w:lvlText w:val="%1:"/>
@@ -23378,7 +22868,7 @@
         <w:bCs/>
       </w:rPr>
     </w:lvl>
-    <w:lvl w:ilvl="1" w:tplc="FFFFFFFF" w:tentative="1">
+    <w:lvl w:ilvl="1" w:tplc="04090019" w:tentative="1">
       <w:start w:val="1"/>
       <w:numFmt w:val="lowerLetter"/>
       <w:lvlText w:val="%2."/>
@@ -23387,7 +22877,7 @@
         <w:ind w:left="1080" w:hanging="360"/>
       </w:pPr>
     </w:lvl>
-    <w:lvl w:ilvl="2" w:tplc="FFFFFFFF" w:tentative="1">
+    <w:lvl w:ilvl="2" w:tplc="0409001B" w:tentative="1">
       <w:start w:val="1"/>
       <w:numFmt w:val="lowerRoman"/>
       <w:lvlText w:val="%3."/>
@@ -23396,7 +22886,7 @@
         <w:ind w:left="1800" w:hanging="180"/>
       </w:pPr>
     </w:lvl>
-    <w:lvl w:ilvl="3" w:tplc="FFFFFFFF" w:tentative="1">
+    <w:lvl w:ilvl="3" w:tplc="0409000F" w:tentative="1">
       <w:start w:val="1"/>
       <w:numFmt w:val="decimal"/>
       <w:lvlText w:val="%4."/>
@@ -23405,7 +22895,7 @@
         <w:ind w:left="2520" w:hanging="360"/>
       </w:pPr>
     </w:lvl>
-    <w:lvl w:ilvl="4" w:tplc="FFFFFFFF" w:tentative="1">
+    <w:lvl w:ilvl="4" w:tplc="04090019" w:tentative="1">
       <w:start w:val="1"/>
       <w:numFmt w:val="lowerLetter"/>
       <w:lvlText w:val="%5."/>
@@ -23414,7 +22904,7 @@
         <w:ind w:left="3240" w:hanging="360"/>
       </w:pPr>
     </w:lvl>
-    <w:lvl w:ilvl="5" w:tplc="FFFFFFFF" w:tentative="1">
+    <w:lvl w:ilvl="5" w:tplc="0409001B" w:tentative="1">
       <w:start w:val="1"/>
       <w:numFmt w:val="lowerRoman"/>
       <w:lvlText w:val="%6."/>
@@ -23423,7 +22913,7 @@
         <w:ind w:left="3960" w:hanging="180"/>
       </w:pPr>
     </w:lvl>
-    <w:lvl w:ilvl="6" w:tplc="FFFFFFFF" w:tentative="1">
+    <w:lvl w:ilvl="6" w:tplc="0409000F" w:tentative="1">
       <w:start w:val="1"/>
       <w:numFmt w:val="decimal"/>
       <w:lvlText w:val="%7."/>
@@ -23432,7 +22922,7 @@
         <w:ind w:left="4680" w:hanging="360"/>
       </w:pPr>
     </w:lvl>
-    <w:lvl w:ilvl="7" w:tplc="FFFFFFFF" w:tentative="1">
+    <w:lvl w:ilvl="7" w:tplc="04090019" w:tentative="1">
       <w:start w:val="1"/>
       <w:numFmt w:val="lowerLetter"/>
       <w:lvlText w:val="%8."/>
@@ -23441,7 +22931,7 @@
         <w:ind w:left="5400" w:hanging="360"/>
       </w:pPr>
     </w:lvl>
-    <w:lvl w:ilvl="8" w:tplc="FFFFFFFF" w:tentative="1">
+    <w:lvl w:ilvl="8" w:tplc="0409001B" w:tentative="1">
       <w:start w:val="1"/>
       <w:numFmt w:val="lowerRoman"/>
       <w:lvlText w:val="%9."/>
@@ -23452,279 +22942,6 @@
     </w:lvl>
   </w:abstractNum>
   <w:abstractNum w:abstractNumId="9" w15:restartNumberingAfterBreak="0">
-    <w:nsid w:val="0A1157D0"/>
-    <w:multiLevelType w:val="hybridMultilevel"/>
-    <w:tmpl w:val="291A30C6"/>
-    <w:lvl w:ilvl="0" w:tplc="FFFFFFFF">
-      <w:start w:val="1"/>
-      <w:numFmt w:val="upperLetter"/>
-      <w:lvlText w:val="%1:"/>
-      <w:lvlJc w:val="left"/>
-      <w:pPr>
-        <w:ind w:left="360" w:hanging="360"/>
-      </w:pPr>
-      <w:rPr>
-        <w:rFonts w:hint="default"/>
-        <w:b/>
-        <w:bCs/>
-      </w:rPr>
-    </w:lvl>
-    <w:lvl w:ilvl="1" w:tplc="FFFFFFFF" w:tentative="1">
-      <w:start w:val="1"/>
-      <w:numFmt w:val="lowerLetter"/>
-      <w:lvlText w:val="%2."/>
-      <w:lvlJc w:val="left"/>
-      <w:pPr>
-        <w:ind w:left="1080" w:hanging="360"/>
-      </w:pPr>
-    </w:lvl>
-    <w:lvl w:ilvl="2" w:tplc="FFFFFFFF" w:tentative="1">
-      <w:start w:val="1"/>
-      <w:numFmt w:val="lowerRoman"/>
-      <w:lvlText w:val="%3."/>
-      <w:lvlJc w:val="right"/>
-      <w:pPr>
-        <w:ind w:left="1800" w:hanging="180"/>
-      </w:pPr>
-    </w:lvl>
-    <w:lvl w:ilvl="3" w:tplc="FFFFFFFF" w:tentative="1">
-      <w:start w:val="1"/>
-      <w:numFmt w:val="decimal"/>
-      <w:lvlText w:val="%4."/>
-      <w:lvlJc w:val="left"/>
-      <w:pPr>
-        <w:ind w:left="2520" w:hanging="360"/>
-      </w:pPr>
-    </w:lvl>
-    <w:lvl w:ilvl="4" w:tplc="FFFFFFFF" w:tentative="1">
-      <w:start w:val="1"/>
-      <w:numFmt w:val="lowerLetter"/>
-      <w:lvlText w:val="%5."/>
-      <w:lvlJc w:val="left"/>
-      <w:pPr>
-        <w:ind w:left="3240" w:hanging="360"/>
-      </w:pPr>
-    </w:lvl>
-    <w:lvl w:ilvl="5" w:tplc="FFFFFFFF" w:tentative="1">
-      <w:start w:val="1"/>
-      <w:numFmt w:val="lowerRoman"/>
-      <w:lvlText w:val="%6."/>
-      <w:lvlJc w:val="right"/>
-      <w:pPr>
-        <w:ind w:left="3960" w:hanging="180"/>
-      </w:pPr>
-    </w:lvl>
-    <w:lvl w:ilvl="6" w:tplc="FFFFFFFF" w:tentative="1">
-      <w:start w:val="1"/>
-      <w:numFmt w:val="decimal"/>
-      <w:lvlText w:val="%7."/>
-      <w:lvlJc w:val="left"/>
-      <w:pPr>
-        <w:ind w:left="4680" w:hanging="360"/>
-      </w:pPr>
-    </w:lvl>
-    <w:lvl w:ilvl="7" w:tplc="FFFFFFFF" w:tentative="1">
-      <w:start w:val="1"/>
-      <w:numFmt w:val="lowerLetter"/>
-      <w:lvlText w:val="%8."/>
-      <w:lvlJc w:val="left"/>
-      <w:pPr>
-        <w:ind w:left="5400" w:hanging="360"/>
-      </w:pPr>
-    </w:lvl>
-    <w:lvl w:ilvl="8" w:tplc="FFFFFFFF" w:tentative="1">
-      <w:start w:val="1"/>
-      <w:numFmt w:val="lowerRoman"/>
-      <w:lvlText w:val="%9."/>
-      <w:lvlJc w:val="right"/>
-      <w:pPr>
-        <w:ind w:left="6120" w:hanging="180"/>
-      </w:pPr>
-    </w:lvl>
-  </w:abstractNum>
-  <w:abstractNum w:abstractNumId="10" w15:restartNumberingAfterBreak="0">
-    <w:nsid w:val="0F253280"/>
-    <w:multiLevelType w:val="hybridMultilevel"/>
-    <w:tmpl w:val="CA825B1C"/>
-    <w:lvl w:ilvl="0" w:tplc="FFFFFFFF">
-      <w:start w:val="1"/>
-      <w:numFmt w:val="upperLetter"/>
-      <w:lvlText w:val="%1:"/>
-      <w:lvlJc w:val="left"/>
-      <w:pPr>
-        <w:ind w:left="360" w:hanging="360"/>
-      </w:pPr>
-      <w:rPr>
-        <w:rFonts w:hint="default"/>
-        <w:b/>
-        <w:bCs/>
-      </w:rPr>
-    </w:lvl>
-    <w:lvl w:ilvl="1" w:tplc="FFFFFFFF" w:tentative="1">
-      <w:start w:val="1"/>
-      <w:numFmt w:val="lowerLetter"/>
-      <w:lvlText w:val="%2."/>
-      <w:lvlJc w:val="left"/>
-      <w:pPr>
-        <w:ind w:left="1080" w:hanging="360"/>
-      </w:pPr>
-    </w:lvl>
-    <w:lvl w:ilvl="2" w:tplc="FFFFFFFF" w:tentative="1">
-      <w:start w:val="1"/>
-      <w:numFmt w:val="lowerRoman"/>
-      <w:lvlText w:val="%3."/>
-      <w:lvlJc w:val="right"/>
-      <w:pPr>
-        <w:ind w:left="1800" w:hanging="180"/>
-      </w:pPr>
-    </w:lvl>
-    <w:lvl w:ilvl="3" w:tplc="FFFFFFFF" w:tentative="1">
-      <w:start w:val="1"/>
-      <w:numFmt w:val="decimal"/>
-      <w:lvlText w:val="%4."/>
-      <w:lvlJc w:val="left"/>
-      <w:pPr>
-        <w:ind w:left="2520" w:hanging="360"/>
-      </w:pPr>
-    </w:lvl>
-    <w:lvl w:ilvl="4" w:tplc="FFFFFFFF" w:tentative="1">
-      <w:start w:val="1"/>
-      <w:numFmt w:val="lowerLetter"/>
-      <w:lvlText w:val="%5."/>
-      <w:lvlJc w:val="left"/>
-      <w:pPr>
-        <w:ind w:left="3240" w:hanging="360"/>
-      </w:pPr>
-    </w:lvl>
-    <w:lvl w:ilvl="5" w:tplc="FFFFFFFF" w:tentative="1">
-      <w:start w:val="1"/>
-      <w:numFmt w:val="lowerRoman"/>
-      <w:lvlText w:val="%6."/>
-      <w:lvlJc w:val="right"/>
-      <w:pPr>
-        <w:ind w:left="3960" w:hanging="180"/>
-      </w:pPr>
-    </w:lvl>
-    <w:lvl w:ilvl="6" w:tplc="FFFFFFFF" w:tentative="1">
-      <w:start w:val="1"/>
-      <w:numFmt w:val="decimal"/>
-      <w:lvlText w:val="%7."/>
-      <w:lvlJc w:val="left"/>
-      <w:pPr>
-        <w:ind w:left="4680" w:hanging="360"/>
-      </w:pPr>
-    </w:lvl>
-    <w:lvl w:ilvl="7" w:tplc="FFFFFFFF" w:tentative="1">
-      <w:start w:val="1"/>
-      <w:numFmt w:val="lowerLetter"/>
-      <w:lvlText w:val="%8."/>
-      <w:lvlJc w:val="left"/>
-      <w:pPr>
-        <w:ind w:left="5400" w:hanging="360"/>
-      </w:pPr>
-    </w:lvl>
-    <w:lvl w:ilvl="8" w:tplc="FFFFFFFF" w:tentative="1">
-      <w:start w:val="1"/>
-      <w:numFmt w:val="lowerRoman"/>
-      <w:lvlText w:val="%9."/>
-      <w:lvlJc w:val="right"/>
-      <w:pPr>
-        <w:ind w:left="6120" w:hanging="180"/>
-      </w:pPr>
-    </w:lvl>
-  </w:abstractNum>
-  <w:abstractNum w:abstractNumId="11" w15:restartNumberingAfterBreak="0">
-    <w:nsid w:val="0F9B58F1"/>
-    <w:multiLevelType w:val="hybridMultilevel"/>
-    <w:tmpl w:val="B6EAD514"/>
-    <w:lvl w:ilvl="0" w:tplc="72A80D18">
-      <w:start w:val="1"/>
-      <w:numFmt w:val="decimal"/>
-      <w:lvlText w:val="%1:"/>
-      <w:lvlJc w:val="left"/>
-      <w:pPr>
-        <w:ind w:left="360" w:hanging="360"/>
-      </w:pPr>
-      <w:rPr>
-        <w:rFonts w:ascii="Source Sans 3 Bold" w:hAnsi="Source Sans 3 Bold" w:cstheme="minorBidi" w:hint="default"/>
-        <w:b/>
-        <w:bCs/>
-      </w:rPr>
-    </w:lvl>
-    <w:lvl w:ilvl="1" w:tplc="04090019" w:tentative="1">
-      <w:start w:val="1"/>
-      <w:numFmt w:val="lowerLetter"/>
-      <w:lvlText w:val="%2."/>
-      <w:lvlJc w:val="left"/>
-      <w:pPr>
-        <w:ind w:left="1080" w:hanging="360"/>
-      </w:pPr>
-    </w:lvl>
-    <w:lvl w:ilvl="2" w:tplc="0409001B" w:tentative="1">
-      <w:start w:val="1"/>
-      <w:numFmt w:val="lowerRoman"/>
-      <w:lvlText w:val="%3."/>
-      <w:lvlJc w:val="right"/>
-      <w:pPr>
-        <w:ind w:left="1800" w:hanging="180"/>
-      </w:pPr>
-    </w:lvl>
-    <w:lvl w:ilvl="3" w:tplc="0409000F" w:tentative="1">
-      <w:start w:val="1"/>
-      <w:numFmt w:val="decimal"/>
-      <w:lvlText w:val="%4."/>
-      <w:lvlJc w:val="left"/>
-      <w:pPr>
-        <w:ind w:left="2520" w:hanging="360"/>
-      </w:pPr>
-    </w:lvl>
-    <w:lvl w:ilvl="4" w:tplc="04090019" w:tentative="1">
-      <w:start w:val="1"/>
-      <w:numFmt w:val="lowerLetter"/>
-      <w:lvlText w:val="%5."/>
-      <w:lvlJc w:val="left"/>
-      <w:pPr>
-        <w:ind w:left="3240" w:hanging="360"/>
-      </w:pPr>
-    </w:lvl>
-    <w:lvl w:ilvl="5" w:tplc="0409001B" w:tentative="1">
-      <w:start w:val="1"/>
-      <w:numFmt w:val="lowerRoman"/>
-      <w:lvlText w:val="%6."/>
-      <w:lvlJc w:val="right"/>
-      <w:pPr>
-        <w:ind w:left="3960" w:hanging="180"/>
-      </w:pPr>
-    </w:lvl>
-    <w:lvl w:ilvl="6" w:tplc="0409000F" w:tentative="1">
-      <w:start w:val="1"/>
-      <w:numFmt w:val="decimal"/>
-      <w:lvlText w:val="%7."/>
-      <w:lvlJc w:val="left"/>
-      <w:pPr>
-        <w:ind w:left="4680" w:hanging="360"/>
-      </w:pPr>
-    </w:lvl>
-    <w:lvl w:ilvl="7" w:tplc="04090019" w:tentative="1">
-      <w:start w:val="1"/>
-      <w:numFmt w:val="lowerLetter"/>
-      <w:lvlText w:val="%8."/>
-      <w:lvlJc w:val="left"/>
-      <w:pPr>
-        <w:ind w:left="5400" w:hanging="360"/>
-      </w:pPr>
-    </w:lvl>
-    <w:lvl w:ilvl="8" w:tplc="0409001B" w:tentative="1">
-      <w:start w:val="1"/>
-      <w:numFmt w:val="lowerRoman"/>
-      <w:lvlText w:val="%9."/>
-      <w:lvlJc w:val="right"/>
-      <w:pPr>
-        <w:ind w:left="6120" w:hanging="180"/>
-      </w:pPr>
-    </w:lvl>
-  </w:abstractNum>
-  <w:abstractNum w:abstractNumId="12" w15:restartNumberingAfterBreak="0">
     <w:nsid w:val="13F37566"/>
     <w:multiLevelType w:val="hybridMultilevel"/>
     <w:tmpl w:val="2DB4CE2E"/>
@@ -23818,98 +23035,7 @@
       </w:pPr>
     </w:lvl>
   </w:abstractNum>
-  <w:abstractNum w:abstractNumId="13" w15:restartNumberingAfterBreak="0">
-    <w:nsid w:val="13FD0469"/>
-    <w:multiLevelType w:val="hybridMultilevel"/>
-    <w:tmpl w:val="CA825B1C"/>
-    <w:lvl w:ilvl="0" w:tplc="5BD46172">
-      <w:start w:val="1"/>
-      <w:numFmt w:val="upperLetter"/>
-      <w:lvlText w:val="%1:"/>
-      <w:lvlJc w:val="left"/>
-      <w:pPr>
-        <w:ind w:left="360" w:hanging="360"/>
-      </w:pPr>
-      <w:rPr>
-        <w:rFonts w:hint="default"/>
-        <w:b/>
-        <w:bCs/>
-      </w:rPr>
-    </w:lvl>
-    <w:lvl w:ilvl="1" w:tplc="04090019" w:tentative="1">
-      <w:start w:val="1"/>
-      <w:numFmt w:val="lowerLetter"/>
-      <w:lvlText w:val="%2."/>
-      <w:lvlJc w:val="left"/>
-      <w:pPr>
-        <w:ind w:left="1080" w:hanging="360"/>
-      </w:pPr>
-    </w:lvl>
-    <w:lvl w:ilvl="2" w:tplc="0409001B" w:tentative="1">
-      <w:start w:val="1"/>
-      <w:numFmt w:val="lowerRoman"/>
-      <w:lvlText w:val="%3."/>
-      <w:lvlJc w:val="right"/>
-      <w:pPr>
-        <w:ind w:left="1800" w:hanging="180"/>
-      </w:pPr>
-    </w:lvl>
-    <w:lvl w:ilvl="3" w:tplc="0409000F" w:tentative="1">
-      <w:start w:val="1"/>
-      <w:numFmt w:val="decimal"/>
-      <w:lvlText w:val="%4."/>
-      <w:lvlJc w:val="left"/>
-      <w:pPr>
-        <w:ind w:left="2520" w:hanging="360"/>
-      </w:pPr>
-    </w:lvl>
-    <w:lvl w:ilvl="4" w:tplc="04090019" w:tentative="1">
-      <w:start w:val="1"/>
-      <w:numFmt w:val="lowerLetter"/>
-      <w:lvlText w:val="%5."/>
-      <w:lvlJc w:val="left"/>
-      <w:pPr>
-        <w:ind w:left="3240" w:hanging="360"/>
-      </w:pPr>
-    </w:lvl>
-    <w:lvl w:ilvl="5" w:tplc="0409001B" w:tentative="1">
-      <w:start w:val="1"/>
-      <w:numFmt w:val="lowerRoman"/>
-      <w:lvlText w:val="%6."/>
-      <w:lvlJc w:val="right"/>
-      <w:pPr>
-        <w:ind w:left="3960" w:hanging="180"/>
-      </w:pPr>
-    </w:lvl>
-    <w:lvl w:ilvl="6" w:tplc="0409000F" w:tentative="1">
-      <w:start w:val="1"/>
-      <w:numFmt w:val="decimal"/>
-      <w:lvlText w:val="%7."/>
-      <w:lvlJc w:val="left"/>
-      <w:pPr>
-        <w:ind w:left="4680" w:hanging="360"/>
-      </w:pPr>
-    </w:lvl>
-    <w:lvl w:ilvl="7" w:tplc="04090019" w:tentative="1">
-      <w:start w:val="1"/>
-      <w:numFmt w:val="lowerLetter"/>
-      <w:lvlText w:val="%8."/>
-      <w:lvlJc w:val="left"/>
-      <w:pPr>
-        <w:ind w:left="5400" w:hanging="360"/>
-      </w:pPr>
-    </w:lvl>
-    <w:lvl w:ilvl="8" w:tplc="0409001B" w:tentative="1">
-      <w:start w:val="1"/>
-      <w:numFmt w:val="lowerRoman"/>
-      <w:lvlText w:val="%9."/>
-      <w:lvlJc w:val="right"/>
-      <w:pPr>
-        <w:ind w:left="6120" w:hanging="180"/>
-      </w:pPr>
-    </w:lvl>
-  </w:abstractNum>
-  <w:abstractNum w:abstractNumId="14" w15:restartNumberingAfterBreak="0">
+  <w:abstractNum w:abstractNumId="10" w15:restartNumberingAfterBreak="0">
     <w:nsid w:val="15B15EC0"/>
     <w:multiLevelType w:val="hybridMultilevel"/>
     <w:tmpl w:val="732CCC16"/>
@@ -24003,7 +23129,7 @@
       </w:pPr>
     </w:lvl>
   </w:abstractNum>
-  <w:abstractNum w:abstractNumId="15" w15:restartNumberingAfterBreak="0">
+  <w:abstractNum w:abstractNumId="11" w15:restartNumberingAfterBreak="0">
     <w:nsid w:val="1D447F65"/>
     <w:multiLevelType w:val="hybridMultilevel"/>
     <w:tmpl w:val="29C60E24"/>
@@ -24094,7 +23220,7 @@
       </w:pPr>
     </w:lvl>
   </w:abstractNum>
-  <w:abstractNum w:abstractNumId="16" w15:restartNumberingAfterBreak="0">
+  <w:abstractNum w:abstractNumId="12" w15:restartNumberingAfterBreak="0">
     <w:nsid w:val="212E1A90"/>
     <w:multiLevelType w:val="hybridMultilevel"/>
     <w:tmpl w:val="8EA8656A"/>
@@ -24188,7 +23314,7 @@
       </w:pPr>
     </w:lvl>
   </w:abstractNum>
-  <w:abstractNum w:abstractNumId="17" w15:restartNumberingAfterBreak="0">
+  <w:abstractNum w:abstractNumId="13" w15:restartNumberingAfterBreak="0">
     <w:nsid w:val="236D57C6"/>
     <w:multiLevelType w:val="hybridMultilevel"/>
     <w:tmpl w:val="35FA33C8"/>
@@ -24282,122 +23408,7 @@
       </w:pPr>
     </w:lvl>
   </w:abstractNum>
-  <w:abstractNum w:abstractNumId="18" w15:restartNumberingAfterBreak="0">
-    <w:nsid w:val="25277E32"/>
-    <w:multiLevelType w:val="hybridMultilevel"/>
-    <w:tmpl w:val="59B4B60E"/>
-    <w:lvl w:ilvl="0" w:tplc="72A80D18">
-      <w:start w:val="1"/>
-      <w:numFmt w:val="decimal"/>
-      <w:lvlText w:val="%1:"/>
-      <w:lvlJc w:val="left"/>
-      <w:pPr>
-        <w:ind w:left="360" w:hanging="360"/>
-      </w:pPr>
-      <w:rPr>
-        <w:rFonts w:ascii="Source Sans 3 Bold" w:hAnsi="Source Sans 3 Bold" w:cstheme="minorBidi" w:hint="default"/>
-        <w:b/>
-        <w:bCs/>
-      </w:rPr>
-    </w:lvl>
-    <w:lvl w:ilvl="1" w:tplc="04090003" w:tentative="1">
-      <w:start w:val="1"/>
-      <w:numFmt w:val="bullet"/>
-      <w:lvlText w:val="o"/>
-      <w:lvlJc w:val="left"/>
-      <w:pPr>
-        <w:ind w:left="1080" w:hanging="360"/>
-      </w:pPr>
-      <w:rPr>
-        <w:rFonts w:ascii="Courier New" w:hAnsi="Courier New" w:cs="Courier New" w:hint="default"/>
-      </w:rPr>
-    </w:lvl>
-    <w:lvl w:ilvl="2" w:tplc="04090005" w:tentative="1">
-      <w:start w:val="1"/>
-      <w:numFmt w:val="bullet"/>
-      <w:lvlText w:val=""/>
-      <w:lvlJc w:val="left"/>
-      <w:pPr>
-        <w:ind w:left="1800" w:hanging="360"/>
-      </w:pPr>
-      <w:rPr>
-        <w:rFonts w:ascii="Wingdings" w:hAnsi="Wingdings" w:hint="default"/>
-      </w:rPr>
-    </w:lvl>
-    <w:lvl w:ilvl="3" w:tplc="04090001" w:tentative="1">
-      <w:start w:val="1"/>
-      <w:numFmt w:val="bullet"/>
-      <w:lvlText w:val=""/>
-      <w:lvlJc w:val="left"/>
-      <w:pPr>
-        <w:ind w:left="2520" w:hanging="360"/>
-      </w:pPr>
-      <w:rPr>
-        <w:rFonts w:ascii="Symbol" w:hAnsi="Symbol" w:hint="default"/>
-      </w:rPr>
-    </w:lvl>
-    <w:lvl w:ilvl="4" w:tplc="04090003" w:tentative="1">
-      <w:start w:val="1"/>
-      <w:numFmt w:val="bullet"/>
-      <w:lvlText w:val="o"/>
-      <w:lvlJc w:val="left"/>
-      <w:pPr>
-        <w:ind w:left="3240" w:hanging="360"/>
-      </w:pPr>
-      <w:rPr>
-        <w:rFonts w:ascii="Courier New" w:hAnsi="Courier New" w:cs="Courier New" w:hint="default"/>
-      </w:rPr>
-    </w:lvl>
-    <w:lvl w:ilvl="5" w:tplc="04090005" w:tentative="1">
-      <w:start w:val="1"/>
-      <w:numFmt w:val="bullet"/>
-      <w:lvlText w:val=""/>
-      <w:lvlJc w:val="left"/>
-      <w:pPr>
-        <w:ind w:left="3960" w:hanging="360"/>
-      </w:pPr>
-      <w:rPr>
-        <w:rFonts w:ascii="Wingdings" w:hAnsi="Wingdings" w:hint="default"/>
-      </w:rPr>
-    </w:lvl>
-    <w:lvl w:ilvl="6" w:tplc="04090001" w:tentative="1">
-      <w:start w:val="1"/>
-      <w:numFmt w:val="bullet"/>
-      <w:lvlText w:val=""/>
-      <w:lvlJc w:val="left"/>
-      <w:pPr>
-        <w:ind w:left="4680" w:hanging="360"/>
-      </w:pPr>
-      <w:rPr>
-        <w:rFonts w:ascii="Symbol" w:hAnsi="Symbol" w:hint="default"/>
-      </w:rPr>
-    </w:lvl>
-    <w:lvl w:ilvl="7" w:tplc="04090003" w:tentative="1">
-      <w:start w:val="1"/>
-      <w:numFmt w:val="bullet"/>
-      <w:lvlText w:val="o"/>
-      <w:lvlJc w:val="left"/>
-      <w:pPr>
-        <w:ind w:left="5400" w:hanging="360"/>
-      </w:pPr>
-      <w:rPr>
-        <w:rFonts w:ascii="Courier New" w:hAnsi="Courier New" w:cs="Courier New" w:hint="default"/>
-      </w:rPr>
-    </w:lvl>
-    <w:lvl w:ilvl="8" w:tplc="04090005" w:tentative="1">
-      <w:start w:val="1"/>
-      <w:numFmt w:val="bullet"/>
-      <w:lvlText w:val=""/>
-      <w:lvlJc w:val="left"/>
-      <w:pPr>
-        <w:ind w:left="6120" w:hanging="360"/>
-      </w:pPr>
-      <w:rPr>
-        <w:rFonts w:ascii="Wingdings" w:hAnsi="Wingdings" w:hint="default"/>
-      </w:rPr>
-    </w:lvl>
-  </w:abstractNum>
-  <w:abstractNum w:abstractNumId="19" w15:restartNumberingAfterBreak="0">
+  <w:abstractNum w:abstractNumId="14" w15:restartNumberingAfterBreak="0">
     <w:nsid w:val="269C62FD"/>
     <w:multiLevelType w:val="hybridMultilevel"/>
     <w:tmpl w:val="93F0E5FE"/>
@@ -24491,212 +23502,7 @@
       </w:pPr>
     </w:lvl>
   </w:abstractNum>
-  <w:abstractNum w:abstractNumId="20" w15:restartNumberingAfterBreak="0">
-    <w:nsid w:val="294C7B15"/>
-    <w:multiLevelType w:val="hybridMultilevel"/>
-    <w:tmpl w:val="3870A6A6"/>
-    <w:lvl w:ilvl="0" w:tplc="905A30D4">
-      <w:start w:val="5"/>
-      <w:numFmt w:val="upperLetter"/>
-      <w:lvlText w:val="%1:"/>
-      <w:lvlJc w:val="left"/>
-      <w:pPr>
-        <w:ind w:left="360" w:hanging="360"/>
-      </w:pPr>
-      <w:rPr>
-        <w:rFonts w:ascii="Source Sans 3 Medium" w:hAnsi="Source Sans 3 Medium" w:hint="default"/>
-        <w:b/>
-        <w:bCs/>
-        <w:color w:val="F15575"/>
-      </w:rPr>
-    </w:lvl>
-    <w:lvl w:ilvl="1" w:tplc="04090019" w:tentative="1">
-      <w:start w:val="1"/>
-      <w:numFmt w:val="lowerLetter"/>
-      <w:lvlText w:val="%2."/>
-      <w:lvlJc w:val="left"/>
-      <w:pPr>
-        <w:ind w:left="1440" w:hanging="360"/>
-      </w:pPr>
-    </w:lvl>
-    <w:lvl w:ilvl="2" w:tplc="0409001B" w:tentative="1">
-      <w:start w:val="1"/>
-      <w:numFmt w:val="lowerRoman"/>
-      <w:lvlText w:val="%3."/>
-      <w:lvlJc w:val="right"/>
-      <w:pPr>
-        <w:ind w:left="2160" w:hanging="180"/>
-      </w:pPr>
-    </w:lvl>
-    <w:lvl w:ilvl="3" w:tplc="0409000F" w:tentative="1">
-      <w:start w:val="1"/>
-      <w:numFmt w:val="decimal"/>
-      <w:lvlText w:val="%4."/>
-      <w:lvlJc w:val="left"/>
-      <w:pPr>
-        <w:ind w:left="2880" w:hanging="360"/>
-      </w:pPr>
-    </w:lvl>
-    <w:lvl w:ilvl="4" w:tplc="04090019" w:tentative="1">
-      <w:start w:val="1"/>
-      <w:numFmt w:val="lowerLetter"/>
-      <w:lvlText w:val="%5."/>
-      <w:lvlJc w:val="left"/>
-      <w:pPr>
-        <w:ind w:left="3600" w:hanging="360"/>
-      </w:pPr>
-    </w:lvl>
-    <w:lvl w:ilvl="5" w:tplc="0409001B" w:tentative="1">
-      <w:start w:val="1"/>
-      <w:numFmt w:val="lowerRoman"/>
-      <w:lvlText w:val="%6."/>
-      <w:lvlJc w:val="right"/>
-      <w:pPr>
-        <w:ind w:left="4320" w:hanging="180"/>
-      </w:pPr>
-    </w:lvl>
-    <w:lvl w:ilvl="6" w:tplc="0409000F" w:tentative="1">
-      <w:start w:val="1"/>
-      <w:numFmt w:val="decimal"/>
-      <w:lvlText w:val="%7."/>
-      <w:lvlJc w:val="left"/>
-      <w:pPr>
-        <w:ind w:left="5040" w:hanging="360"/>
-      </w:pPr>
-    </w:lvl>
-    <w:lvl w:ilvl="7" w:tplc="04090019" w:tentative="1">
-      <w:start w:val="1"/>
-      <w:numFmt w:val="lowerLetter"/>
-      <w:lvlText w:val="%8."/>
-      <w:lvlJc w:val="left"/>
-      <w:pPr>
-        <w:ind w:left="5760" w:hanging="360"/>
-      </w:pPr>
-    </w:lvl>
-    <w:lvl w:ilvl="8" w:tplc="0409001B" w:tentative="1">
-      <w:start w:val="1"/>
-      <w:numFmt w:val="lowerRoman"/>
-      <w:lvlText w:val="%9."/>
-      <w:lvlJc w:val="right"/>
-      <w:pPr>
-        <w:ind w:left="6480" w:hanging="180"/>
-      </w:pPr>
-    </w:lvl>
-  </w:abstractNum>
-  <w:abstractNum w:abstractNumId="21" w15:restartNumberingAfterBreak="0">
-    <w:nsid w:val="29F6737C"/>
-    <w:multiLevelType w:val="hybridMultilevel"/>
-    <w:tmpl w:val="4AFC3BC4"/>
-    <w:lvl w:ilvl="0" w:tplc="04090001">
-      <w:start w:val="1"/>
-      <w:numFmt w:val="bullet"/>
-      <w:lvlText w:val=""/>
-      <w:lvlJc w:val="left"/>
-      <w:pPr>
-        <w:ind w:left="720" w:hanging="360"/>
-      </w:pPr>
-      <w:rPr>
-        <w:rFonts w:ascii="Symbol" w:hAnsi="Symbol" w:hint="default"/>
-      </w:rPr>
-    </w:lvl>
-    <w:lvl w:ilvl="1" w:tplc="04090003" w:tentative="1">
-      <w:start w:val="1"/>
-      <w:numFmt w:val="bullet"/>
-      <w:lvlText w:val="o"/>
-      <w:lvlJc w:val="left"/>
-      <w:pPr>
-        <w:ind w:left="1440" w:hanging="360"/>
-      </w:pPr>
-      <w:rPr>
-        <w:rFonts w:ascii="Courier New" w:hAnsi="Courier New" w:cs="Courier New" w:hint="default"/>
-      </w:rPr>
-    </w:lvl>
-    <w:lvl w:ilvl="2" w:tplc="04090005" w:tentative="1">
-      <w:start w:val="1"/>
-      <w:numFmt w:val="bullet"/>
-      <w:lvlText w:val=""/>
-      <w:lvlJc w:val="left"/>
-      <w:pPr>
-        <w:ind w:left="2160" w:hanging="360"/>
-      </w:pPr>
-      <w:rPr>
-        <w:rFonts w:ascii="Wingdings" w:hAnsi="Wingdings" w:hint="default"/>
-      </w:rPr>
-    </w:lvl>
-    <w:lvl w:ilvl="3" w:tplc="04090001" w:tentative="1">
-      <w:start w:val="1"/>
-      <w:numFmt w:val="bullet"/>
-      <w:lvlText w:val=""/>
-      <w:lvlJc w:val="left"/>
-      <w:pPr>
-        <w:ind w:left="2880" w:hanging="360"/>
-      </w:pPr>
-      <w:rPr>
-        <w:rFonts w:ascii="Symbol" w:hAnsi="Symbol" w:hint="default"/>
-      </w:rPr>
-    </w:lvl>
-    <w:lvl w:ilvl="4" w:tplc="04090003" w:tentative="1">
-      <w:start w:val="1"/>
-      <w:numFmt w:val="bullet"/>
-      <w:lvlText w:val="o"/>
-      <w:lvlJc w:val="left"/>
-      <w:pPr>
-        <w:ind w:left="3600" w:hanging="360"/>
-      </w:pPr>
-      <w:rPr>
-        <w:rFonts w:ascii="Courier New" w:hAnsi="Courier New" w:cs="Courier New" w:hint="default"/>
-      </w:rPr>
-    </w:lvl>
-    <w:lvl w:ilvl="5" w:tplc="04090005" w:tentative="1">
-      <w:start w:val="1"/>
-      <w:numFmt w:val="bullet"/>
-      <w:lvlText w:val=""/>
-      <w:lvlJc w:val="left"/>
-      <w:pPr>
-        <w:ind w:left="4320" w:hanging="360"/>
-      </w:pPr>
-      <w:rPr>
-        <w:rFonts w:ascii="Wingdings" w:hAnsi="Wingdings" w:hint="default"/>
-      </w:rPr>
-    </w:lvl>
-    <w:lvl w:ilvl="6" w:tplc="04090001" w:tentative="1">
-      <w:start w:val="1"/>
-      <w:numFmt w:val="bullet"/>
-      <w:lvlText w:val=""/>
-      <w:lvlJc w:val="left"/>
-      <w:pPr>
-        <w:ind w:left="5040" w:hanging="360"/>
-      </w:pPr>
-      <w:rPr>
-        <w:rFonts w:ascii="Symbol" w:hAnsi="Symbol" w:hint="default"/>
-      </w:rPr>
-    </w:lvl>
-    <w:lvl w:ilvl="7" w:tplc="04090003" w:tentative="1">
-      <w:start w:val="1"/>
-      <w:numFmt w:val="bullet"/>
-      <w:lvlText w:val="o"/>
-      <w:lvlJc w:val="left"/>
-      <w:pPr>
-        <w:ind w:left="5760" w:hanging="360"/>
-      </w:pPr>
-      <w:rPr>
-        <w:rFonts w:ascii="Courier New" w:hAnsi="Courier New" w:cs="Courier New" w:hint="default"/>
-      </w:rPr>
-    </w:lvl>
-    <w:lvl w:ilvl="8" w:tplc="04090005" w:tentative="1">
-      <w:start w:val="1"/>
-      <w:numFmt w:val="bullet"/>
-      <w:lvlText w:val=""/>
-      <w:lvlJc w:val="left"/>
-      <w:pPr>
-        <w:ind w:left="6480" w:hanging="360"/>
-      </w:pPr>
-      <w:rPr>
-        <w:rFonts w:ascii="Wingdings" w:hAnsi="Wingdings" w:hint="default"/>
-      </w:rPr>
-    </w:lvl>
-  </w:abstractNum>
-  <w:abstractNum w:abstractNumId="22" w15:restartNumberingAfterBreak="0">
+  <w:abstractNum w:abstractNumId="15" w15:restartNumberingAfterBreak="0">
     <w:nsid w:val="2B801813"/>
     <w:multiLevelType w:val="hybridMultilevel"/>
     <w:tmpl w:val="9F54F31E"/>
@@ -24790,7 +23596,7 @@
       </w:pPr>
     </w:lvl>
   </w:abstractNum>
-  <w:abstractNum w:abstractNumId="23" w15:restartNumberingAfterBreak="0">
+  <w:abstractNum w:abstractNumId="16" w15:restartNumberingAfterBreak="0">
     <w:nsid w:val="2CB4375C"/>
     <w:multiLevelType w:val="hybridMultilevel"/>
     <w:tmpl w:val="291A30C6"/>
@@ -24881,7 +23687,7 @@
       </w:pPr>
     </w:lvl>
   </w:abstractNum>
-  <w:abstractNum w:abstractNumId="24" w15:restartNumberingAfterBreak="0">
+  <w:abstractNum w:abstractNumId="17" w15:restartNumberingAfterBreak="0">
     <w:nsid w:val="2F0E685D"/>
     <w:multiLevelType w:val="hybridMultilevel"/>
     <w:tmpl w:val="09DA465E"/>
@@ -24972,7 +23778,7 @@
       </w:pPr>
     </w:lvl>
   </w:abstractNum>
-  <w:abstractNum w:abstractNumId="25" w15:restartNumberingAfterBreak="0">
+  <w:abstractNum w:abstractNumId="18" w15:restartNumberingAfterBreak="0">
     <w:nsid w:val="34555D51"/>
     <w:multiLevelType w:val="hybridMultilevel"/>
     <w:tmpl w:val="8C28476E"/>
@@ -25063,7 +23869,7 @@
       </w:pPr>
     </w:lvl>
   </w:abstractNum>
-  <w:abstractNum w:abstractNumId="26" w15:restartNumberingAfterBreak="0">
+  <w:abstractNum w:abstractNumId="19" w15:restartNumberingAfterBreak="0">
     <w:nsid w:val="358B4BB3"/>
     <w:multiLevelType w:val="hybridMultilevel"/>
     <w:tmpl w:val="A678E960"/>
@@ -25157,7 +23963,7 @@
       </w:pPr>
     </w:lvl>
   </w:abstractNum>
-  <w:abstractNum w:abstractNumId="27" w15:restartNumberingAfterBreak="0">
+  <w:abstractNum w:abstractNumId="20" w15:restartNumberingAfterBreak="0">
     <w:nsid w:val="38025215"/>
     <w:multiLevelType w:val="hybridMultilevel"/>
     <w:tmpl w:val="01022858"/>
@@ -25251,7 +24057,7 @@
       </w:pPr>
     </w:lvl>
   </w:abstractNum>
-  <w:abstractNum w:abstractNumId="28" w15:restartNumberingAfterBreak="0">
+  <w:abstractNum w:abstractNumId="21" w15:restartNumberingAfterBreak="0">
     <w:nsid w:val="3B3A6776"/>
     <w:multiLevelType w:val="hybridMultilevel"/>
     <w:tmpl w:val="BEA6841C"/>
@@ -25347,7 +24153,7 @@
       </w:pPr>
     </w:lvl>
   </w:abstractNum>
-  <w:abstractNum w:abstractNumId="29" w15:restartNumberingAfterBreak="0">
+  <w:abstractNum w:abstractNumId="22" w15:restartNumberingAfterBreak="0">
     <w:nsid w:val="3CDC7B7F"/>
     <w:multiLevelType w:val="hybridMultilevel"/>
     <w:tmpl w:val="F9EC833C"/>
@@ -25460,7 +24266,7 @@
       </w:rPr>
     </w:lvl>
   </w:abstractNum>
-  <w:abstractNum w:abstractNumId="30" w15:restartNumberingAfterBreak="0">
+  <w:abstractNum w:abstractNumId="23" w15:restartNumberingAfterBreak="0">
     <w:nsid w:val="3F584A02"/>
     <w:multiLevelType w:val="hybridMultilevel"/>
     <w:tmpl w:val="B5B08E1E"/>
@@ -25554,7 +24360,7 @@
       </w:pPr>
     </w:lvl>
   </w:abstractNum>
-  <w:abstractNum w:abstractNumId="31" w15:restartNumberingAfterBreak="0">
+  <w:abstractNum w:abstractNumId="24" w15:restartNumberingAfterBreak="0">
     <w:nsid w:val="42BB40CA"/>
     <w:multiLevelType w:val="hybridMultilevel"/>
     <w:tmpl w:val="91F045C8"/>
@@ -25648,7 +24454,7 @@
       </w:pPr>
     </w:lvl>
   </w:abstractNum>
-  <w:abstractNum w:abstractNumId="32" w15:restartNumberingAfterBreak="0">
+  <w:abstractNum w:abstractNumId="25" w15:restartNumberingAfterBreak="0">
     <w:nsid w:val="477D5AA2"/>
     <w:multiLevelType w:val="hybridMultilevel"/>
     <w:tmpl w:val="882EE4CC"/>
@@ -25739,7 +24545,7 @@
       </w:pPr>
     </w:lvl>
   </w:abstractNum>
-  <w:abstractNum w:abstractNumId="33" w15:restartNumberingAfterBreak="0">
+  <w:abstractNum w:abstractNumId="26" w15:restartNumberingAfterBreak="0">
     <w:nsid w:val="48220F39"/>
     <w:multiLevelType w:val="hybridMultilevel"/>
     <w:tmpl w:val="67164D22"/>
@@ -25830,7 +24636,7 @@
       </w:pPr>
     </w:lvl>
   </w:abstractNum>
-  <w:abstractNum w:abstractNumId="34" w15:restartNumberingAfterBreak="0">
+  <w:abstractNum w:abstractNumId="27" w15:restartNumberingAfterBreak="0">
     <w:nsid w:val="493E0CCB"/>
     <w:multiLevelType w:val="hybridMultilevel"/>
     <w:tmpl w:val="DE1A3DA8"/>
@@ -25946,7 +24752,7 @@
       </w:rPr>
     </w:lvl>
   </w:abstractNum>
-  <w:abstractNum w:abstractNumId="35" w15:restartNumberingAfterBreak="0">
+  <w:abstractNum w:abstractNumId="28" w15:restartNumberingAfterBreak="0">
     <w:nsid w:val="49837B45"/>
     <w:multiLevelType w:val="hybridMultilevel"/>
     <w:tmpl w:val="9916547A"/>
@@ -26040,99 +24846,7 @@
       </w:pPr>
     </w:lvl>
   </w:abstractNum>
-  <w:abstractNum w:abstractNumId="36" w15:restartNumberingAfterBreak="0">
-    <w:nsid w:val="4A2A784D"/>
-    <w:multiLevelType w:val="hybridMultilevel"/>
-    <w:tmpl w:val="D04A441C"/>
-    <w:lvl w:ilvl="0" w:tplc="EEC0F458">
-      <w:start w:val="6"/>
-      <w:numFmt w:val="upperLetter"/>
-      <w:lvlText w:val="%1:"/>
-      <w:lvlJc w:val="left"/>
-      <w:pPr>
-        <w:ind w:left="360" w:hanging="360"/>
-      </w:pPr>
-      <w:rPr>
-        <w:rFonts w:ascii="Source Sans 3 Medium" w:hAnsi="Source Sans 3 Medium" w:hint="default"/>
-        <w:b/>
-        <w:bCs/>
-        <w:color w:val="F15575"/>
-      </w:rPr>
-    </w:lvl>
-    <w:lvl w:ilvl="1" w:tplc="04090019" w:tentative="1">
-      <w:start w:val="1"/>
-      <w:numFmt w:val="lowerLetter"/>
-      <w:lvlText w:val="%2."/>
-      <w:lvlJc w:val="left"/>
-      <w:pPr>
-        <w:ind w:left="1440" w:hanging="360"/>
-      </w:pPr>
-    </w:lvl>
-    <w:lvl w:ilvl="2" w:tplc="0409001B" w:tentative="1">
-      <w:start w:val="1"/>
-      <w:numFmt w:val="lowerRoman"/>
-      <w:lvlText w:val="%3."/>
-      <w:lvlJc w:val="right"/>
-      <w:pPr>
-        <w:ind w:left="2160" w:hanging="180"/>
-      </w:pPr>
-    </w:lvl>
-    <w:lvl w:ilvl="3" w:tplc="0409000F" w:tentative="1">
-      <w:start w:val="1"/>
-      <w:numFmt w:val="decimal"/>
-      <w:lvlText w:val="%4."/>
-      <w:lvlJc w:val="left"/>
-      <w:pPr>
-        <w:ind w:left="2880" w:hanging="360"/>
-      </w:pPr>
-    </w:lvl>
-    <w:lvl w:ilvl="4" w:tplc="04090019" w:tentative="1">
-      <w:start w:val="1"/>
-      <w:numFmt w:val="lowerLetter"/>
-      <w:lvlText w:val="%5."/>
-      <w:lvlJc w:val="left"/>
-      <w:pPr>
-        <w:ind w:left="3600" w:hanging="360"/>
-      </w:pPr>
-    </w:lvl>
-    <w:lvl w:ilvl="5" w:tplc="0409001B" w:tentative="1">
-      <w:start w:val="1"/>
-      <w:numFmt w:val="lowerRoman"/>
-      <w:lvlText w:val="%6."/>
-      <w:lvlJc w:val="right"/>
-      <w:pPr>
-        <w:ind w:left="4320" w:hanging="180"/>
-      </w:pPr>
-    </w:lvl>
-    <w:lvl w:ilvl="6" w:tplc="0409000F" w:tentative="1">
-      <w:start w:val="1"/>
-      <w:numFmt w:val="decimal"/>
-      <w:lvlText w:val="%7."/>
-      <w:lvlJc w:val="left"/>
-      <w:pPr>
-        <w:ind w:left="5040" w:hanging="360"/>
-      </w:pPr>
-    </w:lvl>
-    <w:lvl w:ilvl="7" w:tplc="04090019" w:tentative="1">
-      <w:start w:val="1"/>
-      <w:numFmt w:val="lowerLetter"/>
-      <w:lvlText w:val="%8."/>
-      <w:lvlJc w:val="left"/>
-      <w:pPr>
-        <w:ind w:left="5760" w:hanging="360"/>
-      </w:pPr>
-    </w:lvl>
-    <w:lvl w:ilvl="8" w:tplc="0409001B" w:tentative="1">
-      <w:start w:val="1"/>
-      <w:numFmt w:val="lowerRoman"/>
-      <w:lvlText w:val="%9."/>
-      <w:lvlJc w:val="right"/>
-      <w:pPr>
-        <w:ind w:left="6480" w:hanging="180"/>
-      </w:pPr>
-    </w:lvl>
-  </w:abstractNum>
-  <w:abstractNum w:abstractNumId="37" w15:restartNumberingAfterBreak="0">
+  <w:abstractNum w:abstractNumId="29" w15:restartNumberingAfterBreak="0">
     <w:nsid w:val="4A62576A"/>
     <w:multiLevelType w:val="hybridMultilevel"/>
     <w:tmpl w:val="B096158E"/>
@@ -26223,7 +24937,7 @@
       </w:pPr>
     </w:lvl>
   </w:abstractNum>
-  <w:abstractNum w:abstractNumId="38" w15:restartNumberingAfterBreak="0">
+  <w:abstractNum w:abstractNumId="30" w15:restartNumberingAfterBreak="0">
     <w:nsid w:val="4F2C1F73"/>
     <w:multiLevelType w:val="hybridMultilevel"/>
     <w:tmpl w:val="67164D22"/>
@@ -26314,98 +25028,7 @@
       </w:pPr>
     </w:lvl>
   </w:abstractNum>
-  <w:abstractNum w:abstractNumId="39" w15:restartNumberingAfterBreak="0">
-    <w:nsid w:val="52D04E3D"/>
-    <w:multiLevelType w:val="hybridMultilevel"/>
-    <w:tmpl w:val="7012BE88"/>
-    <w:lvl w:ilvl="0" w:tplc="72A80D18">
-      <w:start w:val="1"/>
-      <w:numFmt w:val="decimal"/>
-      <w:lvlText w:val="%1:"/>
-      <w:lvlJc w:val="left"/>
-      <w:pPr>
-        <w:ind w:left="360" w:hanging="360"/>
-      </w:pPr>
-      <w:rPr>
-        <w:rFonts w:ascii="Source Sans 3 Bold" w:hAnsi="Source Sans 3 Bold" w:cstheme="minorBidi" w:hint="default"/>
-        <w:b/>
-        <w:bCs/>
-      </w:rPr>
-    </w:lvl>
-    <w:lvl w:ilvl="1" w:tplc="04090019" w:tentative="1">
-      <w:start w:val="1"/>
-      <w:numFmt w:val="lowerLetter"/>
-      <w:lvlText w:val="%2."/>
-      <w:lvlJc w:val="left"/>
-      <w:pPr>
-        <w:ind w:left="1080" w:hanging="360"/>
-      </w:pPr>
-    </w:lvl>
-    <w:lvl w:ilvl="2" w:tplc="0409001B" w:tentative="1">
-      <w:start w:val="1"/>
-      <w:numFmt w:val="lowerRoman"/>
-      <w:lvlText w:val="%3."/>
-      <w:lvlJc w:val="right"/>
-      <w:pPr>
-        <w:ind w:left="1800" w:hanging="180"/>
-      </w:pPr>
-    </w:lvl>
-    <w:lvl w:ilvl="3" w:tplc="0409000F" w:tentative="1">
-      <w:start w:val="1"/>
-      <w:numFmt w:val="decimal"/>
-      <w:lvlText w:val="%4."/>
-      <w:lvlJc w:val="left"/>
-      <w:pPr>
-        <w:ind w:left="2520" w:hanging="360"/>
-      </w:pPr>
-    </w:lvl>
-    <w:lvl w:ilvl="4" w:tplc="04090019" w:tentative="1">
-      <w:start w:val="1"/>
-      <w:numFmt w:val="lowerLetter"/>
-      <w:lvlText w:val="%5."/>
-      <w:lvlJc w:val="left"/>
-      <w:pPr>
-        <w:ind w:left="3240" w:hanging="360"/>
-      </w:pPr>
-    </w:lvl>
-    <w:lvl w:ilvl="5" w:tplc="0409001B" w:tentative="1">
-      <w:start w:val="1"/>
-      <w:numFmt w:val="lowerRoman"/>
-      <w:lvlText w:val="%6."/>
-      <w:lvlJc w:val="right"/>
-      <w:pPr>
-        <w:ind w:left="3960" w:hanging="180"/>
-      </w:pPr>
-    </w:lvl>
-    <w:lvl w:ilvl="6" w:tplc="0409000F" w:tentative="1">
-      <w:start w:val="1"/>
-      <w:numFmt w:val="decimal"/>
-      <w:lvlText w:val="%7."/>
-      <w:lvlJc w:val="left"/>
-      <w:pPr>
-        <w:ind w:left="4680" w:hanging="360"/>
-      </w:pPr>
-    </w:lvl>
-    <w:lvl w:ilvl="7" w:tplc="04090019" w:tentative="1">
-      <w:start w:val="1"/>
-      <w:numFmt w:val="lowerLetter"/>
-      <w:lvlText w:val="%8."/>
-      <w:lvlJc w:val="left"/>
-      <w:pPr>
-        <w:ind w:left="5400" w:hanging="360"/>
-      </w:pPr>
-    </w:lvl>
-    <w:lvl w:ilvl="8" w:tplc="0409001B" w:tentative="1">
-      <w:start w:val="1"/>
-      <w:numFmt w:val="lowerRoman"/>
-      <w:lvlText w:val="%9."/>
-      <w:lvlJc w:val="right"/>
-      <w:pPr>
-        <w:ind w:left="6120" w:hanging="180"/>
-      </w:pPr>
-    </w:lvl>
-  </w:abstractNum>
-  <w:abstractNum w:abstractNumId="40" w15:restartNumberingAfterBreak="0">
+  <w:abstractNum w:abstractNumId="31" w15:restartNumberingAfterBreak="0">
     <w:nsid w:val="54B149BE"/>
     <w:multiLevelType w:val="hybridMultilevel"/>
     <w:tmpl w:val="7D56C986"/>
@@ -26523,7 +25146,7 @@
       </w:rPr>
     </w:lvl>
   </w:abstractNum>
-  <w:abstractNum w:abstractNumId="41" w15:restartNumberingAfterBreak="0">
+  <w:abstractNum w:abstractNumId="32" w15:restartNumberingAfterBreak="0">
     <w:nsid w:val="55F60A70"/>
     <w:multiLevelType w:val="hybridMultilevel"/>
     <w:tmpl w:val="291A30C6"/>
@@ -26614,7 +25237,7 @@
       </w:pPr>
     </w:lvl>
   </w:abstractNum>
-  <w:abstractNum w:abstractNumId="42" w15:restartNumberingAfterBreak="0">
+  <w:abstractNum w:abstractNumId="33" w15:restartNumberingAfterBreak="0">
     <w:nsid w:val="562B77A1"/>
     <w:multiLevelType w:val="hybridMultilevel"/>
     <w:tmpl w:val="81B45C5E"/>
@@ -26710,7 +25333,7 @@
       </w:pPr>
     </w:lvl>
   </w:abstractNum>
-  <w:abstractNum w:abstractNumId="43" w15:restartNumberingAfterBreak="0">
+  <w:abstractNum w:abstractNumId="34" w15:restartNumberingAfterBreak="0">
     <w:nsid w:val="5767473C"/>
     <w:multiLevelType w:val="hybridMultilevel"/>
     <w:tmpl w:val="3104F218"/>
@@ -26801,7 +25424,7 @@
       </w:pPr>
     </w:lvl>
   </w:abstractNum>
-  <w:abstractNum w:abstractNumId="44" w15:restartNumberingAfterBreak="0">
+  <w:abstractNum w:abstractNumId="35" w15:restartNumberingAfterBreak="0">
     <w:nsid w:val="577C7F3A"/>
     <w:multiLevelType w:val="hybridMultilevel"/>
     <w:tmpl w:val="67164D22"/>
@@ -26892,7 +25515,7 @@
       </w:pPr>
     </w:lvl>
   </w:abstractNum>
-  <w:abstractNum w:abstractNumId="45" w15:restartNumberingAfterBreak="0">
+  <w:abstractNum w:abstractNumId="36" w15:restartNumberingAfterBreak="0">
     <w:nsid w:val="586431B8"/>
     <w:multiLevelType w:val="hybridMultilevel"/>
     <w:tmpl w:val="81B45C5E"/>
@@ -26988,99 +25611,7 @@
       </w:pPr>
     </w:lvl>
   </w:abstractNum>
-  <w:abstractNum w:abstractNumId="46" w15:restartNumberingAfterBreak="0">
-    <w:nsid w:val="59BD6BAB"/>
-    <w:multiLevelType w:val="hybridMultilevel"/>
-    <w:tmpl w:val="77D22F20"/>
-    <w:lvl w:ilvl="0" w:tplc="AFBA0912">
-      <w:start w:val="4"/>
-      <w:numFmt w:val="upperLetter"/>
-      <w:lvlText w:val="%1:"/>
-      <w:lvlJc w:val="left"/>
-      <w:pPr>
-        <w:ind w:left="360" w:hanging="360"/>
-      </w:pPr>
-      <w:rPr>
-        <w:rFonts w:ascii="Source Sans 3 Medium" w:hAnsi="Source Sans 3 Medium" w:hint="default"/>
-        <w:b/>
-        <w:bCs/>
-        <w:color w:val="F15575"/>
-      </w:rPr>
-    </w:lvl>
-    <w:lvl w:ilvl="1" w:tplc="04090019" w:tentative="1">
-      <w:start w:val="1"/>
-      <w:numFmt w:val="lowerLetter"/>
-      <w:lvlText w:val="%2."/>
-      <w:lvlJc w:val="left"/>
-      <w:pPr>
-        <w:ind w:left="1440" w:hanging="360"/>
-      </w:pPr>
-    </w:lvl>
-    <w:lvl w:ilvl="2" w:tplc="0409001B" w:tentative="1">
-      <w:start w:val="1"/>
-      <w:numFmt w:val="lowerRoman"/>
-      <w:lvlText w:val="%3."/>
-      <w:lvlJc w:val="right"/>
-      <w:pPr>
-        <w:ind w:left="2160" w:hanging="180"/>
-      </w:pPr>
-    </w:lvl>
-    <w:lvl w:ilvl="3" w:tplc="0409000F" w:tentative="1">
-      <w:start w:val="1"/>
-      <w:numFmt w:val="decimal"/>
-      <w:lvlText w:val="%4."/>
-      <w:lvlJc w:val="left"/>
-      <w:pPr>
-        <w:ind w:left="2880" w:hanging="360"/>
-      </w:pPr>
-    </w:lvl>
-    <w:lvl w:ilvl="4" w:tplc="04090019" w:tentative="1">
-      <w:start w:val="1"/>
-      <w:numFmt w:val="lowerLetter"/>
-      <w:lvlText w:val="%5."/>
-      <w:lvlJc w:val="left"/>
-      <w:pPr>
-        <w:ind w:left="3600" w:hanging="360"/>
-      </w:pPr>
-    </w:lvl>
-    <w:lvl w:ilvl="5" w:tplc="0409001B" w:tentative="1">
-      <w:start w:val="1"/>
-      <w:numFmt w:val="lowerRoman"/>
-      <w:lvlText w:val="%6."/>
-      <w:lvlJc w:val="right"/>
-      <w:pPr>
-        <w:ind w:left="4320" w:hanging="180"/>
-      </w:pPr>
-    </w:lvl>
-    <w:lvl w:ilvl="6" w:tplc="0409000F" w:tentative="1">
-      <w:start w:val="1"/>
-      <w:numFmt w:val="decimal"/>
-      <w:lvlText w:val="%7."/>
-      <w:lvlJc w:val="left"/>
-      <w:pPr>
-        <w:ind w:left="5040" w:hanging="360"/>
-      </w:pPr>
-    </w:lvl>
-    <w:lvl w:ilvl="7" w:tplc="04090019" w:tentative="1">
-      <w:start w:val="1"/>
-      <w:numFmt w:val="lowerLetter"/>
-      <w:lvlText w:val="%8."/>
-      <w:lvlJc w:val="left"/>
-      <w:pPr>
-        <w:ind w:left="5760" w:hanging="360"/>
-      </w:pPr>
-    </w:lvl>
-    <w:lvl w:ilvl="8" w:tplc="0409001B" w:tentative="1">
-      <w:start w:val="1"/>
-      <w:numFmt w:val="lowerRoman"/>
-      <w:lvlText w:val="%9."/>
-      <w:lvlJc w:val="right"/>
-      <w:pPr>
-        <w:ind w:left="6480" w:hanging="180"/>
-      </w:pPr>
-    </w:lvl>
-  </w:abstractNum>
-  <w:abstractNum w:abstractNumId="47" w15:restartNumberingAfterBreak="0">
+  <w:abstractNum w:abstractNumId="37" w15:restartNumberingAfterBreak="0">
     <w:nsid w:val="59D910B2"/>
     <w:multiLevelType w:val="hybridMultilevel"/>
     <w:tmpl w:val="678CE024"/>
@@ -27171,7 +25702,7 @@
       </w:pPr>
     </w:lvl>
   </w:abstractNum>
-  <w:abstractNum w:abstractNumId="48" w15:restartNumberingAfterBreak="0">
+  <w:abstractNum w:abstractNumId="38" w15:restartNumberingAfterBreak="0">
     <w:nsid w:val="5B1160CF"/>
     <w:multiLevelType w:val="hybridMultilevel"/>
     <w:tmpl w:val="57F843B4"/>
@@ -27262,17 +25793,1025 @@
       </w:pPr>
     </w:lvl>
   </w:abstractNum>
+  <w:abstractNum w:abstractNumId="39" w15:restartNumberingAfterBreak="0">
+    <w:nsid w:val="5EBE5C6C"/>
+    <w:multiLevelType w:val="hybridMultilevel"/>
+    <w:tmpl w:val="882EE4CC"/>
+    <w:lvl w:ilvl="0" w:tplc="FFFFFFFF">
+      <w:start w:val="1"/>
+      <w:numFmt w:val="decimal"/>
+      <w:lvlText w:val="%1:"/>
+      <w:lvlJc w:val="left"/>
+      <w:pPr>
+        <w:ind w:left="360" w:hanging="360"/>
+      </w:pPr>
+      <w:rPr>
+        <w:rFonts w:ascii="Source Sans 3 Bold" w:hAnsi="Source Sans 3 Bold" w:cstheme="minorBidi" w:hint="default"/>
+        <w:b/>
+        <w:bCs/>
+      </w:rPr>
+    </w:lvl>
+    <w:lvl w:ilvl="1" w:tplc="FFFFFFFF" w:tentative="1">
+      <w:start w:val="1"/>
+      <w:numFmt w:val="lowerLetter"/>
+      <w:lvlText w:val="%2."/>
+      <w:lvlJc w:val="left"/>
+      <w:pPr>
+        <w:ind w:left="1080" w:hanging="360"/>
+      </w:pPr>
+    </w:lvl>
+    <w:lvl w:ilvl="2" w:tplc="FFFFFFFF" w:tentative="1">
+      <w:start w:val="1"/>
+      <w:numFmt w:val="lowerRoman"/>
+      <w:lvlText w:val="%3."/>
+      <w:lvlJc w:val="right"/>
+      <w:pPr>
+        <w:ind w:left="1800" w:hanging="180"/>
+      </w:pPr>
+    </w:lvl>
+    <w:lvl w:ilvl="3" w:tplc="FFFFFFFF" w:tentative="1">
+      <w:start w:val="1"/>
+      <w:numFmt w:val="decimal"/>
+      <w:lvlText w:val="%4."/>
+      <w:lvlJc w:val="left"/>
+      <w:pPr>
+        <w:ind w:left="2520" w:hanging="360"/>
+      </w:pPr>
+    </w:lvl>
+    <w:lvl w:ilvl="4" w:tplc="FFFFFFFF" w:tentative="1">
+      <w:start w:val="1"/>
+      <w:numFmt w:val="lowerLetter"/>
+      <w:lvlText w:val="%5."/>
+      <w:lvlJc w:val="left"/>
+      <w:pPr>
+        <w:ind w:left="3240" w:hanging="360"/>
+      </w:pPr>
+    </w:lvl>
+    <w:lvl w:ilvl="5" w:tplc="FFFFFFFF" w:tentative="1">
+      <w:start w:val="1"/>
+      <w:numFmt w:val="lowerRoman"/>
+      <w:lvlText w:val="%6."/>
+      <w:lvlJc w:val="right"/>
+      <w:pPr>
+        <w:ind w:left="3960" w:hanging="180"/>
+      </w:pPr>
+    </w:lvl>
+    <w:lvl w:ilvl="6" w:tplc="FFFFFFFF" w:tentative="1">
+      <w:start w:val="1"/>
+      <w:numFmt w:val="decimal"/>
+      <w:lvlText w:val="%7."/>
+      <w:lvlJc w:val="left"/>
+      <w:pPr>
+        <w:ind w:left="4680" w:hanging="360"/>
+      </w:pPr>
+    </w:lvl>
+    <w:lvl w:ilvl="7" w:tplc="FFFFFFFF" w:tentative="1">
+      <w:start w:val="1"/>
+      <w:numFmt w:val="lowerLetter"/>
+      <w:lvlText w:val="%8."/>
+      <w:lvlJc w:val="left"/>
+      <w:pPr>
+        <w:ind w:left="5400" w:hanging="360"/>
+      </w:pPr>
+    </w:lvl>
+    <w:lvl w:ilvl="8" w:tplc="FFFFFFFF" w:tentative="1">
+      <w:start w:val="1"/>
+      <w:numFmt w:val="lowerRoman"/>
+      <w:lvlText w:val="%9."/>
+      <w:lvlJc w:val="right"/>
+      <w:pPr>
+        <w:ind w:left="6120" w:hanging="180"/>
+      </w:pPr>
+    </w:lvl>
+  </w:abstractNum>
+  <w:abstractNum w:abstractNumId="40" w15:restartNumberingAfterBreak="0">
+    <w:nsid w:val="60097C00"/>
+    <w:multiLevelType w:val="hybridMultilevel"/>
+    <w:tmpl w:val="D7A0B374"/>
+    <w:lvl w:ilvl="0" w:tplc="04090001">
+      <w:start w:val="1"/>
+      <w:numFmt w:val="bullet"/>
+      <w:lvlText w:val=""/>
+      <w:lvlJc w:val="left"/>
+      <w:pPr>
+        <w:ind w:left="720" w:hanging="360"/>
+      </w:pPr>
+      <w:rPr>
+        <w:rFonts w:ascii="Symbol" w:hAnsi="Symbol" w:hint="default"/>
+      </w:rPr>
+    </w:lvl>
+    <w:lvl w:ilvl="1" w:tplc="04090003" w:tentative="1">
+      <w:start w:val="1"/>
+      <w:numFmt w:val="bullet"/>
+      <w:lvlText w:val="o"/>
+      <w:lvlJc w:val="left"/>
+      <w:pPr>
+        <w:ind w:left="1440" w:hanging="360"/>
+      </w:pPr>
+      <w:rPr>
+        <w:rFonts w:ascii="Courier New" w:hAnsi="Courier New" w:cs="Courier New" w:hint="default"/>
+      </w:rPr>
+    </w:lvl>
+    <w:lvl w:ilvl="2" w:tplc="04090005" w:tentative="1">
+      <w:start w:val="1"/>
+      <w:numFmt w:val="bullet"/>
+      <w:lvlText w:val=""/>
+      <w:lvlJc w:val="left"/>
+      <w:pPr>
+        <w:ind w:left="2160" w:hanging="360"/>
+      </w:pPr>
+      <w:rPr>
+        <w:rFonts w:ascii="Wingdings" w:hAnsi="Wingdings" w:hint="default"/>
+      </w:rPr>
+    </w:lvl>
+    <w:lvl w:ilvl="3" w:tplc="04090001" w:tentative="1">
+      <w:start w:val="1"/>
+      <w:numFmt w:val="bullet"/>
+      <w:lvlText w:val=""/>
+      <w:lvlJc w:val="left"/>
+      <w:pPr>
+        <w:ind w:left="2880" w:hanging="360"/>
+      </w:pPr>
+      <w:rPr>
+        <w:rFonts w:ascii="Symbol" w:hAnsi="Symbol" w:hint="default"/>
+      </w:rPr>
+    </w:lvl>
+    <w:lvl w:ilvl="4" w:tplc="04090003" w:tentative="1">
+      <w:start w:val="1"/>
+      <w:numFmt w:val="bullet"/>
+      <w:lvlText w:val="o"/>
+      <w:lvlJc w:val="left"/>
+      <w:pPr>
+        <w:ind w:left="3600" w:hanging="360"/>
+      </w:pPr>
+      <w:rPr>
+        <w:rFonts w:ascii="Courier New" w:hAnsi="Courier New" w:cs="Courier New" w:hint="default"/>
+      </w:rPr>
+    </w:lvl>
+    <w:lvl w:ilvl="5" w:tplc="04090005" w:tentative="1">
+      <w:start w:val="1"/>
+      <w:numFmt w:val="bullet"/>
+      <w:lvlText w:val=""/>
+      <w:lvlJc w:val="left"/>
+      <w:pPr>
+        <w:ind w:left="4320" w:hanging="360"/>
+      </w:pPr>
+      <w:rPr>
+        <w:rFonts w:ascii="Wingdings" w:hAnsi="Wingdings" w:hint="default"/>
+      </w:rPr>
+    </w:lvl>
+    <w:lvl w:ilvl="6" w:tplc="04090001" w:tentative="1">
+      <w:start w:val="1"/>
+      <w:numFmt w:val="bullet"/>
+      <w:lvlText w:val=""/>
+      <w:lvlJc w:val="left"/>
+      <w:pPr>
+        <w:ind w:left="5040" w:hanging="360"/>
+      </w:pPr>
+      <w:rPr>
+        <w:rFonts w:ascii="Symbol" w:hAnsi="Symbol" w:hint="default"/>
+      </w:rPr>
+    </w:lvl>
+    <w:lvl w:ilvl="7" w:tplc="04090003" w:tentative="1">
+      <w:start w:val="1"/>
+      <w:numFmt w:val="bullet"/>
+      <w:lvlText w:val="o"/>
+      <w:lvlJc w:val="left"/>
+      <w:pPr>
+        <w:ind w:left="5760" w:hanging="360"/>
+      </w:pPr>
+      <w:rPr>
+        <w:rFonts w:ascii="Courier New" w:hAnsi="Courier New" w:cs="Courier New" w:hint="default"/>
+      </w:rPr>
+    </w:lvl>
+    <w:lvl w:ilvl="8" w:tplc="04090005" w:tentative="1">
+      <w:start w:val="1"/>
+      <w:numFmt w:val="bullet"/>
+      <w:lvlText w:val=""/>
+      <w:lvlJc w:val="left"/>
+      <w:pPr>
+        <w:ind w:left="6480" w:hanging="360"/>
+      </w:pPr>
+      <w:rPr>
+        <w:rFonts w:ascii="Wingdings" w:hAnsi="Wingdings" w:hint="default"/>
+      </w:rPr>
+    </w:lvl>
+  </w:abstractNum>
+  <w:abstractNum w:abstractNumId="41" w15:restartNumberingAfterBreak="0">
+    <w:nsid w:val="60E466AB"/>
+    <w:multiLevelType w:val="hybridMultilevel"/>
+    <w:tmpl w:val="59B4B60E"/>
+    <w:lvl w:ilvl="0" w:tplc="FFFFFFFF">
+      <w:start w:val="1"/>
+      <w:numFmt w:val="decimal"/>
+      <w:lvlText w:val="%1:"/>
+      <w:lvlJc w:val="left"/>
+      <w:pPr>
+        <w:ind w:left="360" w:hanging="360"/>
+      </w:pPr>
+      <w:rPr>
+        <w:rFonts w:ascii="Source Sans 3 Bold" w:hAnsi="Source Sans 3 Bold" w:cstheme="minorBidi" w:hint="default"/>
+        <w:b/>
+        <w:bCs/>
+      </w:rPr>
+    </w:lvl>
+    <w:lvl w:ilvl="1" w:tplc="FFFFFFFF" w:tentative="1">
+      <w:start w:val="1"/>
+      <w:numFmt w:val="bullet"/>
+      <w:lvlText w:val="o"/>
+      <w:lvlJc w:val="left"/>
+      <w:pPr>
+        <w:ind w:left="1080" w:hanging="360"/>
+      </w:pPr>
+      <w:rPr>
+        <w:rFonts w:ascii="Courier New" w:hAnsi="Courier New" w:cs="Courier New" w:hint="default"/>
+      </w:rPr>
+    </w:lvl>
+    <w:lvl w:ilvl="2" w:tplc="FFFFFFFF" w:tentative="1">
+      <w:start w:val="1"/>
+      <w:numFmt w:val="bullet"/>
+      <w:lvlText w:val=""/>
+      <w:lvlJc w:val="left"/>
+      <w:pPr>
+        <w:ind w:left="1800" w:hanging="360"/>
+      </w:pPr>
+      <w:rPr>
+        <w:rFonts w:ascii="Wingdings" w:hAnsi="Wingdings" w:hint="default"/>
+      </w:rPr>
+    </w:lvl>
+    <w:lvl w:ilvl="3" w:tplc="FFFFFFFF" w:tentative="1">
+      <w:start w:val="1"/>
+      <w:numFmt w:val="bullet"/>
+      <w:lvlText w:val=""/>
+      <w:lvlJc w:val="left"/>
+      <w:pPr>
+        <w:ind w:left="2520" w:hanging="360"/>
+      </w:pPr>
+      <w:rPr>
+        <w:rFonts w:ascii="Symbol" w:hAnsi="Symbol" w:hint="default"/>
+      </w:rPr>
+    </w:lvl>
+    <w:lvl w:ilvl="4" w:tplc="FFFFFFFF" w:tentative="1">
+      <w:start w:val="1"/>
+      <w:numFmt w:val="bullet"/>
+      <w:lvlText w:val="o"/>
+      <w:lvlJc w:val="left"/>
+      <w:pPr>
+        <w:ind w:left="3240" w:hanging="360"/>
+      </w:pPr>
+      <w:rPr>
+        <w:rFonts w:ascii="Courier New" w:hAnsi="Courier New" w:cs="Courier New" w:hint="default"/>
+      </w:rPr>
+    </w:lvl>
+    <w:lvl w:ilvl="5" w:tplc="FFFFFFFF" w:tentative="1">
+      <w:start w:val="1"/>
+      <w:numFmt w:val="bullet"/>
+      <w:lvlText w:val=""/>
+      <w:lvlJc w:val="left"/>
+      <w:pPr>
+        <w:ind w:left="3960" w:hanging="360"/>
+      </w:pPr>
+      <w:rPr>
+        <w:rFonts w:ascii="Wingdings" w:hAnsi="Wingdings" w:hint="default"/>
+      </w:rPr>
+    </w:lvl>
+    <w:lvl w:ilvl="6" w:tplc="FFFFFFFF" w:tentative="1">
+      <w:start w:val="1"/>
+      <w:numFmt w:val="bullet"/>
+      <w:lvlText w:val=""/>
+      <w:lvlJc w:val="left"/>
+      <w:pPr>
+        <w:ind w:left="4680" w:hanging="360"/>
+      </w:pPr>
+      <w:rPr>
+        <w:rFonts w:ascii="Symbol" w:hAnsi="Symbol" w:hint="default"/>
+      </w:rPr>
+    </w:lvl>
+    <w:lvl w:ilvl="7" w:tplc="FFFFFFFF" w:tentative="1">
+      <w:start w:val="1"/>
+      <w:numFmt w:val="bullet"/>
+      <w:lvlText w:val="o"/>
+      <w:lvlJc w:val="left"/>
+      <w:pPr>
+        <w:ind w:left="5400" w:hanging="360"/>
+      </w:pPr>
+      <w:rPr>
+        <w:rFonts w:ascii="Courier New" w:hAnsi="Courier New" w:cs="Courier New" w:hint="default"/>
+      </w:rPr>
+    </w:lvl>
+    <w:lvl w:ilvl="8" w:tplc="FFFFFFFF" w:tentative="1">
+      <w:start w:val="1"/>
+      <w:numFmt w:val="bullet"/>
+      <w:lvlText w:val=""/>
+      <w:lvlJc w:val="left"/>
+      <w:pPr>
+        <w:ind w:left="6120" w:hanging="360"/>
+      </w:pPr>
+      <w:rPr>
+        <w:rFonts w:ascii="Wingdings" w:hAnsi="Wingdings" w:hint="default"/>
+      </w:rPr>
+    </w:lvl>
+  </w:abstractNum>
+  <w:abstractNum w:abstractNumId="42" w15:restartNumberingAfterBreak="0">
+    <w:nsid w:val="61164B02"/>
+    <w:multiLevelType w:val="hybridMultilevel"/>
+    <w:tmpl w:val="C602D860"/>
+    <w:lvl w:ilvl="0" w:tplc="72A80D18">
+      <w:start w:val="1"/>
+      <w:numFmt w:val="decimal"/>
+      <w:lvlText w:val="%1:"/>
+      <w:lvlJc w:val="left"/>
+      <w:pPr>
+        <w:ind w:left="360" w:hanging="360"/>
+      </w:pPr>
+      <w:rPr>
+        <w:rFonts w:ascii="Source Sans 3 Bold" w:hAnsi="Source Sans 3 Bold" w:cstheme="minorBidi" w:hint="default"/>
+        <w:b/>
+        <w:bCs/>
+      </w:rPr>
+    </w:lvl>
+    <w:lvl w:ilvl="1" w:tplc="04090019" w:tentative="1">
+      <w:start w:val="1"/>
+      <w:numFmt w:val="lowerLetter"/>
+      <w:lvlText w:val="%2."/>
+      <w:lvlJc w:val="left"/>
+      <w:pPr>
+        <w:ind w:left="1080" w:hanging="360"/>
+      </w:pPr>
+    </w:lvl>
+    <w:lvl w:ilvl="2" w:tplc="0409001B" w:tentative="1">
+      <w:start w:val="1"/>
+      <w:numFmt w:val="lowerRoman"/>
+      <w:lvlText w:val="%3."/>
+      <w:lvlJc w:val="right"/>
+      <w:pPr>
+        <w:ind w:left="1800" w:hanging="180"/>
+      </w:pPr>
+    </w:lvl>
+    <w:lvl w:ilvl="3" w:tplc="0409000F" w:tentative="1">
+      <w:start w:val="1"/>
+      <w:numFmt w:val="decimal"/>
+      <w:lvlText w:val="%4."/>
+      <w:lvlJc w:val="left"/>
+      <w:pPr>
+        <w:ind w:left="2520" w:hanging="360"/>
+      </w:pPr>
+    </w:lvl>
+    <w:lvl w:ilvl="4" w:tplc="04090019" w:tentative="1">
+      <w:start w:val="1"/>
+      <w:numFmt w:val="lowerLetter"/>
+      <w:lvlText w:val="%5."/>
+      <w:lvlJc w:val="left"/>
+      <w:pPr>
+        <w:ind w:left="3240" w:hanging="360"/>
+      </w:pPr>
+    </w:lvl>
+    <w:lvl w:ilvl="5" w:tplc="0409001B" w:tentative="1">
+      <w:start w:val="1"/>
+      <w:numFmt w:val="lowerRoman"/>
+      <w:lvlText w:val="%6."/>
+      <w:lvlJc w:val="right"/>
+      <w:pPr>
+        <w:ind w:left="3960" w:hanging="180"/>
+      </w:pPr>
+    </w:lvl>
+    <w:lvl w:ilvl="6" w:tplc="0409000F" w:tentative="1">
+      <w:start w:val="1"/>
+      <w:numFmt w:val="decimal"/>
+      <w:lvlText w:val="%7."/>
+      <w:lvlJc w:val="left"/>
+      <w:pPr>
+        <w:ind w:left="4680" w:hanging="360"/>
+      </w:pPr>
+    </w:lvl>
+    <w:lvl w:ilvl="7" w:tplc="04090019" w:tentative="1">
+      <w:start w:val="1"/>
+      <w:numFmt w:val="lowerLetter"/>
+      <w:lvlText w:val="%8."/>
+      <w:lvlJc w:val="left"/>
+      <w:pPr>
+        <w:ind w:left="5400" w:hanging="360"/>
+      </w:pPr>
+    </w:lvl>
+    <w:lvl w:ilvl="8" w:tplc="0409001B" w:tentative="1">
+      <w:start w:val="1"/>
+      <w:numFmt w:val="lowerRoman"/>
+      <w:lvlText w:val="%9."/>
+      <w:lvlJc w:val="right"/>
+      <w:pPr>
+        <w:ind w:left="6120" w:hanging="180"/>
+      </w:pPr>
+    </w:lvl>
+  </w:abstractNum>
+  <w:abstractNum w:abstractNumId="43" w15:restartNumberingAfterBreak="0">
+    <w:nsid w:val="63BD094B"/>
+    <w:multiLevelType w:val="hybridMultilevel"/>
+    <w:tmpl w:val="5038DECC"/>
+    <w:lvl w:ilvl="0" w:tplc="EB248C8A">
+      <w:start w:val="1"/>
+      <w:numFmt w:val="upperLetter"/>
+      <w:lvlText w:val="%1:"/>
+      <w:lvlJc w:val="left"/>
+      <w:pPr>
+        <w:ind w:left="360" w:hanging="360"/>
+      </w:pPr>
+      <w:rPr>
+        <w:rFonts w:ascii="Source Sans 3" w:hAnsi="Source Sans 3" w:hint="default"/>
+        <w:b/>
+        <w:bCs/>
+        <w:color w:val="F1C739"/>
+        <w:sz w:val="23"/>
+        <w:szCs w:val="23"/>
+      </w:rPr>
+    </w:lvl>
+    <w:lvl w:ilvl="1" w:tplc="04090019" w:tentative="1">
+      <w:start w:val="1"/>
+      <w:numFmt w:val="lowerLetter"/>
+      <w:lvlText w:val="%2."/>
+      <w:lvlJc w:val="left"/>
+      <w:pPr>
+        <w:ind w:left="1080" w:hanging="360"/>
+      </w:pPr>
+    </w:lvl>
+    <w:lvl w:ilvl="2" w:tplc="0409001B" w:tentative="1">
+      <w:start w:val="1"/>
+      <w:numFmt w:val="lowerRoman"/>
+      <w:lvlText w:val="%3."/>
+      <w:lvlJc w:val="right"/>
+      <w:pPr>
+        <w:ind w:left="1800" w:hanging="180"/>
+      </w:pPr>
+    </w:lvl>
+    <w:lvl w:ilvl="3" w:tplc="0409000F" w:tentative="1">
+      <w:start w:val="1"/>
+      <w:numFmt w:val="decimal"/>
+      <w:lvlText w:val="%4."/>
+      <w:lvlJc w:val="left"/>
+      <w:pPr>
+        <w:ind w:left="2520" w:hanging="360"/>
+      </w:pPr>
+    </w:lvl>
+    <w:lvl w:ilvl="4" w:tplc="04090019" w:tentative="1">
+      <w:start w:val="1"/>
+      <w:numFmt w:val="lowerLetter"/>
+      <w:lvlText w:val="%5."/>
+      <w:lvlJc w:val="left"/>
+      <w:pPr>
+        <w:ind w:left="3240" w:hanging="360"/>
+      </w:pPr>
+    </w:lvl>
+    <w:lvl w:ilvl="5" w:tplc="0409001B" w:tentative="1">
+      <w:start w:val="1"/>
+      <w:numFmt w:val="lowerRoman"/>
+      <w:lvlText w:val="%6."/>
+      <w:lvlJc w:val="right"/>
+      <w:pPr>
+        <w:ind w:left="3960" w:hanging="180"/>
+      </w:pPr>
+    </w:lvl>
+    <w:lvl w:ilvl="6" w:tplc="0409000F" w:tentative="1">
+      <w:start w:val="1"/>
+      <w:numFmt w:val="decimal"/>
+      <w:lvlText w:val="%7."/>
+      <w:lvlJc w:val="left"/>
+      <w:pPr>
+        <w:ind w:left="4680" w:hanging="360"/>
+      </w:pPr>
+    </w:lvl>
+    <w:lvl w:ilvl="7" w:tplc="04090019" w:tentative="1">
+      <w:start w:val="1"/>
+      <w:numFmt w:val="lowerLetter"/>
+      <w:lvlText w:val="%8."/>
+      <w:lvlJc w:val="left"/>
+      <w:pPr>
+        <w:ind w:left="5400" w:hanging="360"/>
+      </w:pPr>
+    </w:lvl>
+    <w:lvl w:ilvl="8" w:tplc="0409001B" w:tentative="1">
+      <w:start w:val="1"/>
+      <w:numFmt w:val="lowerRoman"/>
+      <w:lvlText w:val="%9."/>
+      <w:lvlJc w:val="right"/>
+      <w:pPr>
+        <w:ind w:left="6120" w:hanging="180"/>
+      </w:pPr>
+    </w:lvl>
+  </w:abstractNum>
+  <w:abstractNum w:abstractNumId="44" w15:restartNumberingAfterBreak="0">
+    <w:nsid w:val="6491516F"/>
+    <w:multiLevelType w:val="hybridMultilevel"/>
+    <w:tmpl w:val="A1804C88"/>
+    <w:lvl w:ilvl="0" w:tplc="04090001">
+      <w:start w:val="1"/>
+      <w:numFmt w:val="bullet"/>
+      <w:lvlText w:val=""/>
+      <w:lvlJc w:val="left"/>
+      <w:pPr>
+        <w:ind w:left="720" w:hanging="360"/>
+      </w:pPr>
+      <w:rPr>
+        <w:rFonts w:ascii="Symbol" w:hAnsi="Symbol" w:hint="default"/>
+      </w:rPr>
+    </w:lvl>
+    <w:lvl w:ilvl="1" w:tplc="04090003" w:tentative="1">
+      <w:start w:val="1"/>
+      <w:numFmt w:val="bullet"/>
+      <w:lvlText w:val="o"/>
+      <w:lvlJc w:val="left"/>
+      <w:pPr>
+        <w:ind w:left="1440" w:hanging="360"/>
+      </w:pPr>
+      <w:rPr>
+        <w:rFonts w:ascii="Courier New" w:hAnsi="Courier New" w:cs="Courier New" w:hint="default"/>
+      </w:rPr>
+    </w:lvl>
+    <w:lvl w:ilvl="2" w:tplc="04090005" w:tentative="1">
+      <w:start w:val="1"/>
+      <w:numFmt w:val="bullet"/>
+      <w:lvlText w:val=""/>
+      <w:lvlJc w:val="left"/>
+      <w:pPr>
+        <w:ind w:left="2160" w:hanging="360"/>
+      </w:pPr>
+      <w:rPr>
+        <w:rFonts w:ascii="Wingdings" w:hAnsi="Wingdings" w:hint="default"/>
+      </w:rPr>
+    </w:lvl>
+    <w:lvl w:ilvl="3" w:tplc="04090001" w:tentative="1">
+      <w:start w:val="1"/>
+      <w:numFmt w:val="bullet"/>
+      <w:lvlText w:val=""/>
+      <w:lvlJc w:val="left"/>
+      <w:pPr>
+        <w:ind w:left="2880" w:hanging="360"/>
+      </w:pPr>
+      <w:rPr>
+        <w:rFonts w:ascii="Symbol" w:hAnsi="Symbol" w:hint="default"/>
+      </w:rPr>
+    </w:lvl>
+    <w:lvl w:ilvl="4" w:tplc="04090003" w:tentative="1">
+      <w:start w:val="1"/>
+      <w:numFmt w:val="bullet"/>
+      <w:lvlText w:val="o"/>
+      <w:lvlJc w:val="left"/>
+      <w:pPr>
+        <w:ind w:left="3600" w:hanging="360"/>
+      </w:pPr>
+      <w:rPr>
+        <w:rFonts w:ascii="Courier New" w:hAnsi="Courier New" w:cs="Courier New" w:hint="default"/>
+      </w:rPr>
+    </w:lvl>
+    <w:lvl w:ilvl="5" w:tplc="04090005" w:tentative="1">
+      <w:start w:val="1"/>
+      <w:numFmt w:val="bullet"/>
+      <w:lvlText w:val=""/>
+      <w:lvlJc w:val="left"/>
+      <w:pPr>
+        <w:ind w:left="4320" w:hanging="360"/>
+      </w:pPr>
+      <w:rPr>
+        <w:rFonts w:ascii="Wingdings" w:hAnsi="Wingdings" w:hint="default"/>
+      </w:rPr>
+    </w:lvl>
+    <w:lvl w:ilvl="6" w:tplc="04090001" w:tentative="1">
+      <w:start w:val="1"/>
+      <w:numFmt w:val="bullet"/>
+      <w:lvlText w:val=""/>
+      <w:lvlJc w:val="left"/>
+      <w:pPr>
+        <w:ind w:left="5040" w:hanging="360"/>
+      </w:pPr>
+      <w:rPr>
+        <w:rFonts w:ascii="Symbol" w:hAnsi="Symbol" w:hint="default"/>
+      </w:rPr>
+    </w:lvl>
+    <w:lvl w:ilvl="7" w:tplc="04090003" w:tentative="1">
+      <w:start w:val="1"/>
+      <w:numFmt w:val="bullet"/>
+      <w:lvlText w:val="o"/>
+      <w:lvlJc w:val="left"/>
+      <w:pPr>
+        <w:ind w:left="5760" w:hanging="360"/>
+      </w:pPr>
+      <w:rPr>
+        <w:rFonts w:ascii="Courier New" w:hAnsi="Courier New" w:cs="Courier New" w:hint="default"/>
+      </w:rPr>
+    </w:lvl>
+    <w:lvl w:ilvl="8" w:tplc="04090005" w:tentative="1">
+      <w:start w:val="1"/>
+      <w:numFmt w:val="bullet"/>
+      <w:lvlText w:val=""/>
+      <w:lvlJc w:val="left"/>
+      <w:pPr>
+        <w:ind w:left="6480" w:hanging="360"/>
+      </w:pPr>
+      <w:rPr>
+        <w:rFonts w:ascii="Wingdings" w:hAnsi="Wingdings" w:hint="default"/>
+      </w:rPr>
+    </w:lvl>
+  </w:abstractNum>
+  <w:abstractNum w:abstractNumId="45" w15:restartNumberingAfterBreak="0">
+    <w:nsid w:val="64D45578"/>
+    <w:multiLevelType w:val="hybridMultilevel"/>
+    <w:tmpl w:val="670CB506"/>
+    <w:lvl w:ilvl="0" w:tplc="04090001">
+      <w:start w:val="1"/>
+      <w:numFmt w:val="bullet"/>
+      <w:lvlText w:val=""/>
+      <w:lvlJc w:val="left"/>
+      <w:pPr>
+        <w:ind w:left="360" w:hanging="360"/>
+      </w:pPr>
+      <w:rPr>
+        <w:rFonts w:ascii="Symbol" w:hAnsi="Symbol" w:hint="default"/>
+      </w:rPr>
+    </w:lvl>
+    <w:lvl w:ilvl="1" w:tplc="04090003" w:tentative="1">
+      <w:start w:val="1"/>
+      <w:numFmt w:val="bullet"/>
+      <w:lvlText w:val="o"/>
+      <w:lvlJc w:val="left"/>
+      <w:pPr>
+        <w:ind w:left="1080" w:hanging="360"/>
+      </w:pPr>
+      <w:rPr>
+        <w:rFonts w:ascii="Courier New" w:hAnsi="Courier New" w:cs="Courier New" w:hint="default"/>
+      </w:rPr>
+    </w:lvl>
+    <w:lvl w:ilvl="2" w:tplc="04090005" w:tentative="1">
+      <w:start w:val="1"/>
+      <w:numFmt w:val="bullet"/>
+      <w:lvlText w:val=""/>
+      <w:lvlJc w:val="left"/>
+      <w:pPr>
+        <w:ind w:left="1800" w:hanging="360"/>
+      </w:pPr>
+      <w:rPr>
+        <w:rFonts w:ascii="Wingdings" w:hAnsi="Wingdings" w:hint="default"/>
+      </w:rPr>
+    </w:lvl>
+    <w:lvl w:ilvl="3" w:tplc="04090001" w:tentative="1">
+      <w:start w:val="1"/>
+      <w:numFmt w:val="bullet"/>
+      <w:lvlText w:val=""/>
+      <w:lvlJc w:val="left"/>
+      <w:pPr>
+        <w:ind w:left="2520" w:hanging="360"/>
+      </w:pPr>
+      <w:rPr>
+        <w:rFonts w:ascii="Symbol" w:hAnsi="Symbol" w:hint="default"/>
+      </w:rPr>
+    </w:lvl>
+    <w:lvl w:ilvl="4" w:tplc="04090003" w:tentative="1">
+      <w:start w:val="1"/>
+      <w:numFmt w:val="bullet"/>
+      <w:lvlText w:val="o"/>
+      <w:lvlJc w:val="left"/>
+      <w:pPr>
+        <w:ind w:left="3240" w:hanging="360"/>
+      </w:pPr>
+      <w:rPr>
+        <w:rFonts w:ascii="Courier New" w:hAnsi="Courier New" w:cs="Courier New" w:hint="default"/>
+      </w:rPr>
+    </w:lvl>
+    <w:lvl w:ilvl="5" w:tplc="04090005" w:tentative="1">
+      <w:start w:val="1"/>
+      <w:numFmt w:val="bullet"/>
+      <w:lvlText w:val=""/>
+      <w:lvlJc w:val="left"/>
+      <w:pPr>
+        <w:ind w:left="3960" w:hanging="360"/>
+      </w:pPr>
+      <w:rPr>
+        <w:rFonts w:ascii="Wingdings" w:hAnsi="Wingdings" w:hint="default"/>
+      </w:rPr>
+    </w:lvl>
+    <w:lvl w:ilvl="6" w:tplc="04090001" w:tentative="1">
+      <w:start w:val="1"/>
+      <w:numFmt w:val="bullet"/>
+      <w:lvlText w:val=""/>
+      <w:lvlJc w:val="left"/>
+      <w:pPr>
+        <w:ind w:left="4680" w:hanging="360"/>
+      </w:pPr>
+      <w:rPr>
+        <w:rFonts w:ascii="Symbol" w:hAnsi="Symbol" w:hint="default"/>
+      </w:rPr>
+    </w:lvl>
+    <w:lvl w:ilvl="7" w:tplc="04090003" w:tentative="1">
+      <w:start w:val="1"/>
+      <w:numFmt w:val="bullet"/>
+      <w:lvlText w:val="o"/>
+      <w:lvlJc w:val="left"/>
+      <w:pPr>
+        <w:ind w:left="5400" w:hanging="360"/>
+      </w:pPr>
+      <w:rPr>
+        <w:rFonts w:ascii="Courier New" w:hAnsi="Courier New" w:cs="Courier New" w:hint="default"/>
+      </w:rPr>
+    </w:lvl>
+    <w:lvl w:ilvl="8" w:tplc="04090005" w:tentative="1">
+      <w:start w:val="1"/>
+      <w:numFmt w:val="bullet"/>
+      <w:lvlText w:val=""/>
+      <w:lvlJc w:val="left"/>
+      <w:pPr>
+        <w:ind w:left="6120" w:hanging="360"/>
+      </w:pPr>
+      <w:rPr>
+        <w:rFonts w:ascii="Wingdings" w:hAnsi="Wingdings" w:hint="default"/>
+      </w:rPr>
+    </w:lvl>
+  </w:abstractNum>
+  <w:abstractNum w:abstractNumId="46" w15:restartNumberingAfterBreak="0">
+    <w:nsid w:val="65C45C9E"/>
+    <w:multiLevelType w:val="hybridMultilevel"/>
+    <w:tmpl w:val="D68C57F0"/>
+    <w:lvl w:ilvl="0" w:tplc="5BD46172">
+      <w:start w:val="1"/>
+      <w:numFmt w:val="upperLetter"/>
+      <w:lvlText w:val="%1:"/>
+      <w:lvlJc w:val="left"/>
+      <w:pPr>
+        <w:ind w:left="720" w:hanging="360"/>
+      </w:pPr>
+      <w:rPr>
+        <w:rFonts w:hint="default"/>
+        <w:b/>
+        <w:bCs/>
+      </w:rPr>
+    </w:lvl>
+    <w:lvl w:ilvl="1" w:tplc="04090019" w:tentative="1">
+      <w:start w:val="1"/>
+      <w:numFmt w:val="lowerLetter"/>
+      <w:lvlText w:val="%2."/>
+      <w:lvlJc w:val="left"/>
+      <w:pPr>
+        <w:ind w:left="1440" w:hanging="360"/>
+      </w:pPr>
+    </w:lvl>
+    <w:lvl w:ilvl="2" w:tplc="0409001B" w:tentative="1">
+      <w:start w:val="1"/>
+      <w:numFmt w:val="lowerRoman"/>
+      <w:lvlText w:val="%3."/>
+      <w:lvlJc w:val="right"/>
+      <w:pPr>
+        <w:ind w:left="2160" w:hanging="180"/>
+      </w:pPr>
+    </w:lvl>
+    <w:lvl w:ilvl="3" w:tplc="0409000F" w:tentative="1">
+      <w:start w:val="1"/>
+      <w:numFmt w:val="decimal"/>
+      <w:lvlText w:val="%4."/>
+      <w:lvlJc w:val="left"/>
+      <w:pPr>
+        <w:ind w:left="2880" w:hanging="360"/>
+      </w:pPr>
+    </w:lvl>
+    <w:lvl w:ilvl="4" w:tplc="04090019" w:tentative="1">
+      <w:start w:val="1"/>
+      <w:numFmt w:val="lowerLetter"/>
+      <w:lvlText w:val="%5."/>
+      <w:lvlJc w:val="left"/>
+      <w:pPr>
+        <w:ind w:left="3600" w:hanging="360"/>
+      </w:pPr>
+    </w:lvl>
+    <w:lvl w:ilvl="5" w:tplc="0409001B" w:tentative="1">
+      <w:start w:val="1"/>
+      <w:numFmt w:val="lowerRoman"/>
+      <w:lvlText w:val="%6."/>
+      <w:lvlJc w:val="right"/>
+      <w:pPr>
+        <w:ind w:left="4320" w:hanging="180"/>
+      </w:pPr>
+    </w:lvl>
+    <w:lvl w:ilvl="6" w:tplc="0409000F" w:tentative="1">
+      <w:start w:val="1"/>
+      <w:numFmt w:val="decimal"/>
+      <w:lvlText w:val="%7."/>
+      <w:lvlJc w:val="left"/>
+      <w:pPr>
+        <w:ind w:left="5040" w:hanging="360"/>
+      </w:pPr>
+    </w:lvl>
+    <w:lvl w:ilvl="7" w:tplc="04090019" w:tentative="1">
+      <w:start w:val="1"/>
+      <w:numFmt w:val="lowerLetter"/>
+      <w:lvlText w:val="%8."/>
+      <w:lvlJc w:val="left"/>
+      <w:pPr>
+        <w:ind w:left="5760" w:hanging="360"/>
+      </w:pPr>
+    </w:lvl>
+    <w:lvl w:ilvl="8" w:tplc="0409001B" w:tentative="1">
+      <w:start w:val="1"/>
+      <w:numFmt w:val="lowerRoman"/>
+      <w:lvlText w:val="%9."/>
+      <w:lvlJc w:val="right"/>
+      <w:pPr>
+        <w:ind w:left="6480" w:hanging="180"/>
+      </w:pPr>
+    </w:lvl>
+  </w:abstractNum>
+  <w:abstractNum w:abstractNumId="47" w15:restartNumberingAfterBreak="0">
+    <w:nsid w:val="66A46C02"/>
+    <w:multiLevelType w:val="hybridMultilevel"/>
+    <w:tmpl w:val="92B0FC20"/>
+    <w:lvl w:ilvl="0" w:tplc="2272C5BC">
+      <w:start w:val="1"/>
+      <w:numFmt w:val="decimal"/>
+      <w:lvlText w:val="%1:"/>
+      <w:lvlJc w:val="left"/>
+      <w:pPr>
+        <w:ind w:left="360" w:hanging="360"/>
+      </w:pPr>
+      <w:rPr>
+        <w:rFonts w:ascii="Source Sans 3 Medium" w:hAnsi="Source Sans 3 Medium" w:hint="default"/>
+        <w:b/>
+        <w:bCs/>
+        <w:spacing w:val="0"/>
+        <w:w w:val="84"/>
+        <w:lang w:val="en-US" w:eastAsia="en-US" w:bidi="ar-SA"/>
+      </w:rPr>
+    </w:lvl>
+    <w:lvl w:ilvl="1" w:tplc="04090019" w:tentative="1">
+      <w:start w:val="1"/>
+      <w:numFmt w:val="lowerLetter"/>
+      <w:lvlText w:val="%2."/>
+      <w:lvlJc w:val="left"/>
+      <w:pPr>
+        <w:ind w:left="1080" w:hanging="360"/>
+      </w:pPr>
+    </w:lvl>
+    <w:lvl w:ilvl="2" w:tplc="0409001B" w:tentative="1">
+      <w:start w:val="1"/>
+      <w:numFmt w:val="lowerRoman"/>
+      <w:lvlText w:val="%3."/>
+      <w:lvlJc w:val="right"/>
+      <w:pPr>
+        <w:ind w:left="1800" w:hanging="180"/>
+      </w:pPr>
+    </w:lvl>
+    <w:lvl w:ilvl="3" w:tplc="0409000F" w:tentative="1">
+      <w:start w:val="1"/>
+      <w:numFmt w:val="decimal"/>
+      <w:lvlText w:val="%4."/>
+      <w:lvlJc w:val="left"/>
+      <w:pPr>
+        <w:ind w:left="2520" w:hanging="360"/>
+      </w:pPr>
+    </w:lvl>
+    <w:lvl w:ilvl="4" w:tplc="04090019" w:tentative="1">
+      <w:start w:val="1"/>
+      <w:numFmt w:val="lowerLetter"/>
+      <w:lvlText w:val="%5."/>
+      <w:lvlJc w:val="left"/>
+      <w:pPr>
+        <w:ind w:left="3240" w:hanging="360"/>
+      </w:pPr>
+    </w:lvl>
+    <w:lvl w:ilvl="5" w:tplc="0409001B" w:tentative="1">
+      <w:start w:val="1"/>
+      <w:numFmt w:val="lowerRoman"/>
+      <w:lvlText w:val="%6."/>
+      <w:lvlJc w:val="right"/>
+      <w:pPr>
+        <w:ind w:left="3960" w:hanging="180"/>
+      </w:pPr>
+    </w:lvl>
+    <w:lvl w:ilvl="6" w:tplc="0409000F" w:tentative="1">
+      <w:start w:val="1"/>
+      <w:numFmt w:val="decimal"/>
+      <w:lvlText w:val="%7."/>
+      <w:lvlJc w:val="left"/>
+      <w:pPr>
+        <w:ind w:left="4680" w:hanging="360"/>
+      </w:pPr>
+    </w:lvl>
+    <w:lvl w:ilvl="7" w:tplc="04090019" w:tentative="1">
+      <w:start w:val="1"/>
+      <w:numFmt w:val="lowerLetter"/>
+      <w:lvlText w:val="%8."/>
+      <w:lvlJc w:val="left"/>
+      <w:pPr>
+        <w:ind w:left="5400" w:hanging="360"/>
+      </w:pPr>
+    </w:lvl>
+    <w:lvl w:ilvl="8" w:tplc="0409001B" w:tentative="1">
+      <w:start w:val="1"/>
+      <w:numFmt w:val="lowerRoman"/>
+      <w:lvlText w:val="%9."/>
+      <w:lvlJc w:val="right"/>
+      <w:pPr>
+        <w:ind w:left="6120" w:hanging="180"/>
+      </w:pPr>
+    </w:lvl>
+  </w:abstractNum>
+  <w:abstractNum w:abstractNumId="48" w15:restartNumberingAfterBreak="0">
+    <w:nsid w:val="6F816CC4"/>
+    <w:multiLevelType w:val="hybridMultilevel"/>
+    <w:tmpl w:val="D3AE3B5E"/>
+    <w:lvl w:ilvl="0" w:tplc="09EA9304">
+      <w:start w:val="4"/>
+      <w:numFmt w:val="decimal"/>
+      <w:lvlText w:val="%1"/>
+      <w:lvlJc w:val="left"/>
+      <w:pPr>
+        <w:ind w:left="720" w:hanging="360"/>
+      </w:pPr>
+      <w:rPr>
+        <w:rFonts w:ascii="Source Sans 3 Medium" w:hAnsi="Source Sans 3 Medium" w:hint="default"/>
+        <w:b/>
+        <w:bCs/>
+        <w:spacing w:val="0"/>
+        <w:w w:val="74"/>
+      </w:rPr>
+    </w:lvl>
+    <w:lvl w:ilvl="1" w:tplc="04090019" w:tentative="1">
+      <w:start w:val="1"/>
+      <w:numFmt w:val="lowerLetter"/>
+      <w:lvlText w:val="%2."/>
+      <w:lvlJc w:val="left"/>
+      <w:pPr>
+        <w:ind w:left="1440" w:hanging="360"/>
+      </w:pPr>
+    </w:lvl>
+    <w:lvl w:ilvl="2" w:tplc="0409001B" w:tentative="1">
+      <w:start w:val="1"/>
+      <w:numFmt w:val="lowerRoman"/>
+      <w:lvlText w:val="%3."/>
+      <w:lvlJc w:val="right"/>
+      <w:pPr>
+        <w:ind w:left="2160" w:hanging="180"/>
+      </w:pPr>
+    </w:lvl>
+    <w:lvl w:ilvl="3" w:tplc="0409000F" w:tentative="1">
+      <w:start w:val="1"/>
+      <w:numFmt w:val="decimal"/>
+      <w:lvlText w:val="%4."/>
+      <w:lvlJc w:val="left"/>
+      <w:pPr>
+        <w:ind w:left="2880" w:hanging="360"/>
+      </w:pPr>
+    </w:lvl>
+    <w:lvl w:ilvl="4" w:tplc="04090019" w:tentative="1">
+      <w:start w:val="1"/>
+      <w:numFmt w:val="lowerLetter"/>
+      <w:lvlText w:val="%5."/>
+      <w:lvlJc w:val="left"/>
+      <w:pPr>
+        <w:ind w:left="3600" w:hanging="360"/>
+      </w:pPr>
+    </w:lvl>
+    <w:lvl w:ilvl="5" w:tplc="0409001B" w:tentative="1">
+      <w:start w:val="1"/>
+      <w:numFmt w:val="lowerRoman"/>
+      <w:lvlText w:val="%6."/>
+      <w:lvlJc w:val="right"/>
+      <w:pPr>
+        <w:ind w:left="4320" w:hanging="180"/>
+      </w:pPr>
+    </w:lvl>
+    <w:lvl w:ilvl="6" w:tplc="0409000F" w:tentative="1">
+      <w:start w:val="1"/>
+      <w:numFmt w:val="decimal"/>
+      <w:lvlText w:val="%7."/>
+      <w:lvlJc w:val="left"/>
+      <w:pPr>
+        <w:ind w:left="5040" w:hanging="360"/>
+      </w:pPr>
+    </w:lvl>
+    <w:lvl w:ilvl="7" w:tplc="04090019" w:tentative="1">
+      <w:start w:val="1"/>
+      <w:numFmt w:val="lowerLetter"/>
+      <w:lvlText w:val="%8."/>
+      <w:lvlJc w:val="left"/>
+      <w:pPr>
+        <w:ind w:left="5760" w:hanging="360"/>
+      </w:pPr>
+    </w:lvl>
+    <w:lvl w:ilvl="8" w:tplc="0409001B" w:tentative="1">
+      <w:start w:val="1"/>
+      <w:numFmt w:val="lowerRoman"/>
+      <w:lvlText w:val="%9."/>
+      <w:lvlJc w:val="right"/>
+      <w:pPr>
+        <w:ind w:left="6480" w:hanging="180"/>
+      </w:pPr>
+    </w:lvl>
+  </w:abstractNum>
   <w:abstractNum w:abstractNumId="49" w15:restartNumberingAfterBreak="0">
-    <w:nsid w:val="5D096BE3"/>
+    <w:nsid w:val="718670CF"/>
     <w:multiLevelType w:val="hybridMultilevel"/>
-    <w:tmpl w:val="7758F8FE"/>
+    <w:tmpl w:val="FE56AE90"/>
     <w:lvl w:ilvl="0" w:tplc="19A42D6C">
       <w:start w:val="1"/>
       <w:numFmt w:val="lowerLetter"/>
       <w:lvlText w:val="%1:"/>
       <w:lvlJc w:val="left"/>
       <w:pPr>
-        <w:ind w:left="436" w:hanging="360"/>
+        <w:ind w:left="587" w:hanging="360"/>
       </w:pPr>
       <w:rPr>
         <w:rFonts w:ascii="Source Sans 3" w:hAnsi="Source Sans 3" w:hint="default"/>
@@ -27289,7 +26828,7 @@
       <w:lvlText w:val="%2."/>
       <w:lvlJc w:val="left"/>
       <w:pPr>
-        <w:ind w:left="1156" w:hanging="360"/>
+        <w:ind w:left="1307" w:hanging="360"/>
       </w:pPr>
     </w:lvl>
     <w:lvl w:ilvl="2" w:tplc="0409001B" w:tentative="1">
@@ -27298,7 +26837,7 @@
       <w:lvlText w:val="%3."/>
       <w:lvlJc w:val="right"/>
       <w:pPr>
-        <w:ind w:left="1876" w:hanging="180"/>
+        <w:ind w:left="2027" w:hanging="180"/>
       </w:pPr>
     </w:lvl>
     <w:lvl w:ilvl="3" w:tplc="0409000F" w:tentative="1">
@@ -27307,7 +26846,7 @@
       <w:lvlText w:val="%4."/>
       <w:lvlJc w:val="left"/>
       <w:pPr>
-        <w:ind w:left="2596" w:hanging="360"/>
+        <w:ind w:left="2747" w:hanging="360"/>
       </w:pPr>
     </w:lvl>
     <w:lvl w:ilvl="4" w:tplc="04090019" w:tentative="1">
@@ -27316,7 +26855,7 @@
       <w:lvlText w:val="%5."/>
       <w:lvlJc w:val="left"/>
       <w:pPr>
-        <w:ind w:left="3316" w:hanging="360"/>
+        <w:ind w:left="3467" w:hanging="360"/>
       </w:pPr>
     </w:lvl>
     <w:lvl w:ilvl="5" w:tplc="0409001B" w:tentative="1">
@@ -27325,7 +26864,7 @@
       <w:lvlText w:val="%6."/>
       <w:lvlJc w:val="right"/>
       <w:pPr>
-        <w:ind w:left="4036" w:hanging="180"/>
+        <w:ind w:left="4187" w:hanging="180"/>
       </w:pPr>
     </w:lvl>
     <w:lvl w:ilvl="6" w:tplc="0409000F" w:tentative="1">
@@ -27334,7 +26873,7 @@
       <w:lvlText w:val="%7."/>
       <w:lvlJc w:val="left"/>
       <w:pPr>
-        <w:ind w:left="4756" w:hanging="360"/>
+        <w:ind w:left="4907" w:hanging="360"/>
       </w:pPr>
     </w:lvl>
     <w:lvl w:ilvl="7" w:tplc="04090019" w:tentative="1">
@@ -27343,7 +26882,7 @@
       <w:lvlText w:val="%8."/>
       <w:lvlJc w:val="left"/>
       <w:pPr>
-        <w:ind w:left="5476" w:hanging="360"/>
+        <w:ind w:left="5627" w:hanging="360"/>
       </w:pPr>
     </w:lvl>
     <w:lvl w:ilvl="8" w:tplc="0409001B" w:tentative="1">
@@ -27352,15 +26891,15 @@
       <w:lvlText w:val="%9."/>
       <w:lvlJc w:val="right"/>
       <w:pPr>
-        <w:ind w:left="6196" w:hanging="180"/>
+        <w:ind w:left="6347" w:hanging="180"/>
       </w:pPr>
     </w:lvl>
   </w:abstractNum>
   <w:abstractNum w:abstractNumId="50" w15:restartNumberingAfterBreak="0">
-    <w:nsid w:val="5EBE5C6C"/>
+    <w:nsid w:val="727E12B2"/>
     <w:multiLevelType w:val="hybridMultilevel"/>
-    <w:tmpl w:val="882EE4CC"/>
-    <w:lvl w:ilvl="0" w:tplc="FFFFFFFF">
+    <w:tmpl w:val="F87E8022"/>
+    <w:lvl w:ilvl="0" w:tplc="72A80D18">
       <w:start w:val="1"/>
       <w:numFmt w:val="decimal"/>
       <w:lvlText w:val="%1:"/>
@@ -27374,7 +26913,7 @@
         <w:bCs/>
       </w:rPr>
     </w:lvl>
-    <w:lvl w:ilvl="1" w:tplc="FFFFFFFF" w:tentative="1">
+    <w:lvl w:ilvl="1" w:tplc="04090019" w:tentative="1">
       <w:start w:val="1"/>
       <w:numFmt w:val="lowerLetter"/>
       <w:lvlText w:val="%2."/>
@@ -27383,7 +26922,7 @@
         <w:ind w:left="1080" w:hanging="360"/>
       </w:pPr>
     </w:lvl>
-    <w:lvl w:ilvl="2" w:tplc="FFFFFFFF" w:tentative="1">
+    <w:lvl w:ilvl="2" w:tplc="0409001B" w:tentative="1">
       <w:start w:val="1"/>
       <w:numFmt w:val="lowerRoman"/>
       <w:lvlText w:val="%3."/>
@@ -27392,7 +26931,7 @@
         <w:ind w:left="1800" w:hanging="180"/>
       </w:pPr>
     </w:lvl>
-    <w:lvl w:ilvl="3" w:tplc="FFFFFFFF" w:tentative="1">
+    <w:lvl w:ilvl="3" w:tplc="0409000F" w:tentative="1">
       <w:start w:val="1"/>
       <w:numFmt w:val="decimal"/>
       <w:lvlText w:val="%4."/>
@@ -27401,7 +26940,7 @@
         <w:ind w:left="2520" w:hanging="360"/>
       </w:pPr>
     </w:lvl>
-    <w:lvl w:ilvl="4" w:tplc="FFFFFFFF" w:tentative="1">
+    <w:lvl w:ilvl="4" w:tplc="04090019" w:tentative="1">
       <w:start w:val="1"/>
       <w:numFmt w:val="lowerLetter"/>
       <w:lvlText w:val="%5."/>
@@ -27410,7 +26949,7 @@
         <w:ind w:left="3240" w:hanging="360"/>
       </w:pPr>
     </w:lvl>
-    <w:lvl w:ilvl="5" w:tplc="FFFFFFFF" w:tentative="1">
+    <w:lvl w:ilvl="5" w:tplc="0409001B" w:tentative="1">
       <w:start w:val="1"/>
       <w:numFmt w:val="lowerRoman"/>
       <w:lvlText w:val="%6."/>
@@ -27419,7 +26958,7 @@
         <w:ind w:left="3960" w:hanging="180"/>
       </w:pPr>
     </w:lvl>
-    <w:lvl w:ilvl="6" w:tplc="FFFFFFFF" w:tentative="1">
+    <w:lvl w:ilvl="6" w:tplc="0409000F" w:tentative="1">
       <w:start w:val="1"/>
       <w:numFmt w:val="decimal"/>
       <w:lvlText w:val="%7."/>
@@ -27428,7 +26967,7 @@
         <w:ind w:left="4680" w:hanging="360"/>
       </w:pPr>
     </w:lvl>
-    <w:lvl w:ilvl="7" w:tplc="FFFFFFFF" w:tentative="1">
+    <w:lvl w:ilvl="7" w:tplc="04090019" w:tentative="1">
       <w:start w:val="1"/>
       <w:numFmt w:val="lowerLetter"/>
       <w:lvlText w:val="%8."/>
@@ -27437,7 +26976,7 @@
         <w:ind w:left="5400" w:hanging="360"/>
       </w:pPr>
     </w:lvl>
-    <w:lvl w:ilvl="8" w:tplc="FFFFFFFF" w:tentative="1">
+    <w:lvl w:ilvl="8" w:tplc="0409001B" w:tentative="1">
       <w:start w:val="1"/>
       <w:numFmt w:val="lowerRoman"/>
       <w:lvlText w:val="%9."/>
@@ -27448,16 +26987,16 @@
     </w:lvl>
   </w:abstractNum>
   <w:abstractNum w:abstractNumId="51" w15:restartNumberingAfterBreak="0">
-    <w:nsid w:val="60097C00"/>
+    <w:nsid w:val="741800C0"/>
     <w:multiLevelType w:val="hybridMultilevel"/>
-    <w:tmpl w:val="D7A0B374"/>
+    <w:tmpl w:val="F3021D0C"/>
     <w:lvl w:ilvl="0" w:tplc="04090001">
       <w:start w:val="1"/>
       <w:numFmt w:val="bullet"/>
       <w:lvlText w:val=""/>
       <w:lvlJc w:val="left"/>
       <w:pPr>
-        <w:ind w:left="720" w:hanging="360"/>
+        <w:ind w:left="360" w:hanging="360"/>
       </w:pPr>
       <w:rPr>
         <w:rFonts w:ascii="Symbol" w:hAnsi="Symbol" w:hint="default"/>
@@ -27469,7 +27008,7 @@
       <w:lvlText w:val="o"/>
       <w:lvlJc w:val="left"/>
       <w:pPr>
-        <w:ind w:left="1440" w:hanging="360"/>
+        <w:ind w:left="1080" w:hanging="360"/>
       </w:pPr>
       <w:rPr>
         <w:rFonts w:ascii="Courier New" w:hAnsi="Courier New" w:cs="Courier New" w:hint="default"/>
@@ -27481,7 +27020,7 @@
       <w:lvlText w:val=""/>
       <w:lvlJc w:val="left"/>
       <w:pPr>
-        <w:ind w:left="2160" w:hanging="360"/>
+        <w:ind w:left="1800" w:hanging="360"/>
       </w:pPr>
       <w:rPr>
         <w:rFonts w:ascii="Wingdings" w:hAnsi="Wingdings" w:hint="default"/>
@@ -27493,7 +27032,7 @@
       <w:lvlText w:val=""/>
       <w:lvlJc w:val="left"/>
       <w:pPr>
-        <w:ind w:left="2880" w:hanging="360"/>
+        <w:ind w:left="2520" w:hanging="360"/>
       </w:pPr>
       <w:rPr>
         <w:rFonts w:ascii="Symbol" w:hAnsi="Symbol" w:hint="default"/>
@@ -27505,7 +27044,7 @@
       <w:lvlText w:val="o"/>
       <w:lvlJc w:val="left"/>
       <w:pPr>
-        <w:ind w:left="3600" w:hanging="360"/>
+        <w:ind w:left="3240" w:hanging="360"/>
       </w:pPr>
       <w:rPr>
         <w:rFonts w:ascii="Courier New" w:hAnsi="Courier New" w:cs="Courier New" w:hint="default"/>
@@ -27517,7 +27056,7 @@
       <w:lvlText w:val=""/>
       <w:lvlJc w:val="left"/>
       <w:pPr>
-        <w:ind w:left="4320" w:hanging="360"/>
+        <w:ind w:left="3960" w:hanging="360"/>
       </w:pPr>
       <w:rPr>
         <w:rFonts w:ascii="Wingdings" w:hAnsi="Wingdings" w:hint="default"/>
@@ -27529,7 +27068,7 @@
       <w:lvlText w:val=""/>
       <w:lvlJc w:val="left"/>
       <w:pPr>
-        <w:ind w:left="5040" w:hanging="360"/>
+        <w:ind w:left="4680" w:hanging="360"/>
       </w:pPr>
       <w:rPr>
         <w:rFonts w:ascii="Symbol" w:hAnsi="Symbol" w:hint="default"/>
@@ -27541,7 +27080,7 @@
       <w:lvlText w:val="o"/>
       <w:lvlJc w:val="left"/>
       <w:pPr>
-        <w:ind w:left="5760" w:hanging="360"/>
+        <w:ind w:left="5400" w:hanging="360"/>
       </w:pPr>
       <w:rPr>
         <w:rFonts w:ascii="Courier New" w:hAnsi="Courier New" w:cs="Courier New" w:hint="default"/>
@@ -27553,7 +27092,7 @@
       <w:lvlText w:val=""/>
       <w:lvlJc w:val="left"/>
       <w:pPr>
-        <w:ind w:left="6480" w:hanging="360"/>
+        <w:ind w:left="6120" w:hanging="360"/>
       </w:pPr>
       <w:rPr>
         <w:rFonts w:ascii="Wingdings" w:hAnsi="Wingdings" w:hint="default"/>
@@ -27561,905 +27100,9 @@
     </w:lvl>
   </w:abstractNum>
   <w:abstractNum w:abstractNumId="52" w15:restartNumberingAfterBreak="0">
-    <w:nsid w:val="60E466AB"/>
+    <w:nsid w:val="764873C4"/>
     <w:multiLevelType w:val="hybridMultilevel"/>
-    <w:tmpl w:val="59B4B60E"/>
-    <w:lvl w:ilvl="0" w:tplc="FFFFFFFF">
-      <w:start w:val="1"/>
-      <w:numFmt w:val="decimal"/>
-      <w:lvlText w:val="%1:"/>
-      <w:lvlJc w:val="left"/>
-      <w:pPr>
-        <w:ind w:left="360" w:hanging="360"/>
-      </w:pPr>
-      <w:rPr>
-        <w:rFonts w:ascii="Source Sans 3 Bold" w:hAnsi="Source Sans 3 Bold" w:cstheme="minorBidi" w:hint="default"/>
-        <w:b/>
-        <w:bCs/>
-      </w:rPr>
-    </w:lvl>
-    <w:lvl w:ilvl="1" w:tplc="FFFFFFFF" w:tentative="1">
-      <w:start w:val="1"/>
-      <w:numFmt w:val="bullet"/>
-      <w:lvlText w:val="o"/>
-      <w:lvlJc w:val="left"/>
-      <w:pPr>
-        <w:ind w:left="1080" w:hanging="360"/>
-      </w:pPr>
-      <w:rPr>
-        <w:rFonts w:ascii="Courier New" w:hAnsi="Courier New" w:cs="Courier New" w:hint="default"/>
-      </w:rPr>
-    </w:lvl>
-    <w:lvl w:ilvl="2" w:tplc="FFFFFFFF" w:tentative="1">
-      <w:start w:val="1"/>
-      <w:numFmt w:val="bullet"/>
-      <w:lvlText w:val=""/>
-      <w:lvlJc w:val="left"/>
-      <w:pPr>
-        <w:ind w:left="1800" w:hanging="360"/>
-      </w:pPr>
-      <w:rPr>
-        <w:rFonts w:ascii="Wingdings" w:hAnsi="Wingdings" w:hint="default"/>
-      </w:rPr>
-    </w:lvl>
-    <w:lvl w:ilvl="3" w:tplc="FFFFFFFF" w:tentative="1">
-      <w:start w:val="1"/>
-      <w:numFmt w:val="bullet"/>
-      <w:lvlText w:val=""/>
-      <w:lvlJc w:val="left"/>
-      <w:pPr>
-        <w:ind w:left="2520" w:hanging="360"/>
-      </w:pPr>
-      <w:rPr>
-        <w:rFonts w:ascii="Symbol" w:hAnsi="Symbol" w:hint="default"/>
-      </w:rPr>
-    </w:lvl>
-    <w:lvl w:ilvl="4" w:tplc="FFFFFFFF" w:tentative="1">
-      <w:start w:val="1"/>
-      <w:numFmt w:val="bullet"/>
-      <w:lvlText w:val="o"/>
-      <w:lvlJc w:val="left"/>
-      <w:pPr>
-        <w:ind w:left="3240" w:hanging="360"/>
-      </w:pPr>
-      <w:rPr>
-        <w:rFonts w:ascii="Courier New" w:hAnsi="Courier New" w:cs="Courier New" w:hint="default"/>
-      </w:rPr>
-    </w:lvl>
-    <w:lvl w:ilvl="5" w:tplc="FFFFFFFF" w:tentative="1">
-      <w:start w:val="1"/>
-      <w:numFmt w:val="bullet"/>
-      <w:lvlText w:val=""/>
-      <w:lvlJc w:val="left"/>
-      <w:pPr>
-        <w:ind w:left="3960" w:hanging="360"/>
-      </w:pPr>
-      <w:rPr>
-        <w:rFonts w:ascii="Wingdings" w:hAnsi="Wingdings" w:hint="default"/>
-      </w:rPr>
-    </w:lvl>
-    <w:lvl w:ilvl="6" w:tplc="FFFFFFFF" w:tentative="1">
-      <w:start w:val="1"/>
-      <w:numFmt w:val="bullet"/>
-      <w:lvlText w:val=""/>
-      <w:lvlJc w:val="left"/>
-      <w:pPr>
-        <w:ind w:left="4680" w:hanging="360"/>
-      </w:pPr>
-      <w:rPr>
-        <w:rFonts w:ascii="Symbol" w:hAnsi="Symbol" w:hint="default"/>
-      </w:rPr>
-    </w:lvl>
-    <w:lvl w:ilvl="7" w:tplc="FFFFFFFF" w:tentative="1">
-      <w:start w:val="1"/>
-      <w:numFmt w:val="bullet"/>
-      <w:lvlText w:val="o"/>
-      <w:lvlJc w:val="left"/>
-      <w:pPr>
-        <w:ind w:left="5400" w:hanging="360"/>
-      </w:pPr>
-      <w:rPr>
-        <w:rFonts w:ascii="Courier New" w:hAnsi="Courier New" w:cs="Courier New" w:hint="default"/>
-      </w:rPr>
-    </w:lvl>
-    <w:lvl w:ilvl="8" w:tplc="FFFFFFFF" w:tentative="1">
-      <w:start w:val="1"/>
-      <w:numFmt w:val="bullet"/>
-      <w:lvlText w:val=""/>
-      <w:lvlJc w:val="left"/>
-      <w:pPr>
-        <w:ind w:left="6120" w:hanging="360"/>
-      </w:pPr>
-      <w:rPr>
-        <w:rFonts w:ascii="Wingdings" w:hAnsi="Wingdings" w:hint="default"/>
-      </w:rPr>
-    </w:lvl>
-  </w:abstractNum>
-  <w:abstractNum w:abstractNumId="53" w15:restartNumberingAfterBreak="0">
-    <w:nsid w:val="61164B02"/>
-    <w:multiLevelType w:val="hybridMultilevel"/>
-    <w:tmpl w:val="C602D860"/>
-    <w:lvl w:ilvl="0" w:tplc="72A80D18">
-      <w:start w:val="1"/>
-      <w:numFmt w:val="decimal"/>
-      <w:lvlText w:val="%1:"/>
-      <w:lvlJc w:val="left"/>
-      <w:pPr>
-        <w:ind w:left="360" w:hanging="360"/>
-      </w:pPr>
-      <w:rPr>
-        <w:rFonts w:ascii="Source Sans 3 Bold" w:hAnsi="Source Sans 3 Bold" w:cstheme="minorBidi" w:hint="default"/>
-        <w:b/>
-        <w:bCs/>
-      </w:rPr>
-    </w:lvl>
-    <w:lvl w:ilvl="1" w:tplc="04090019" w:tentative="1">
-      <w:start w:val="1"/>
-      <w:numFmt w:val="lowerLetter"/>
-      <w:lvlText w:val="%2."/>
-      <w:lvlJc w:val="left"/>
-      <w:pPr>
-        <w:ind w:left="1080" w:hanging="360"/>
-      </w:pPr>
-    </w:lvl>
-    <w:lvl w:ilvl="2" w:tplc="0409001B" w:tentative="1">
-      <w:start w:val="1"/>
-      <w:numFmt w:val="lowerRoman"/>
-      <w:lvlText w:val="%3."/>
-      <w:lvlJc w:val="right"/>
-      <w:pPr>
-        <w:ind w:left="1800" w:hanging="180"/>
-      </w:pPr>
-    </w:lvl>
-    <w:lvl w:ilvl="3" w:tplc="0409000F" w:tentative="1">
-      <w:start w:val="1"/>
-      <w:numFmt w:val="decimal"/>
-      <w:lvlText w:val="%4."/>
-      <w:lvlJc w:val="left"/>
-      <w:pPr>
-        <w:ind w:left="2520" w:hanging="360"/>
-      </w:pPr>
-    </w:lvl>
-    <w:lvl w:ilvl="4" w:tplc="04090019" w:tentative="1">
-      <w:start w:val="1"/>
-      <w:numFmt w:val="lowerLetter"/>
-      <w:lvlText w:val="%5."/>
-      <w:lvlJc w:val="left"/>
-      <w:pPr>
-        <w:ind w:left="3240" w:hanging="360"/>
-      </w:pPr>
-    </w:lvl>
-    <w:lvl w:ilvl="5" w:tplc="0409001B" w:tentative="1">
-      <w:start w:val="1"/>
-      <w:numFmt w:val="lowerRoman"/>
-      <w:lvlText w:val="%6."/>
-      <w:lvlJc w:val="right"/>
-      <w:pPr>
-        <w:ind w:left="3960" w:hanging="180"/>
-      </w:pPr>
-    </w:lvl>
-    <w:lvl w:ilvl="6" w:tplc="0409000F" w:tentative="1">
-      <w:start w:val="1"/>
-      <w:numFmt w:val="decimal"/>
-      <w:lvlText w:val="%7."/>
-      <w:lvlJc w:val="left"/>
-      <w:pPr>
-        <w:ind w:left="4680" w:hanging="360"/>
-      </w:pPr>
-    </w:lvl>
-    <w:lvl w:ilvl="7" w:tplc="04090019" w:tentative="1">
-      <w:start w:val="1"/>
-      <w:numFmt w:val="lowerLetter"/>
-      <w:lvlText w:val="%8."/>
-      <w:lvlJc w:val="left"/>
-      <w:pPr>
-        <w:ind w:left="5400" w:hanging="360"/>
-      </w:pPr>
-    </w:lvl>
-    <w:lvl w:ilvl="8" w:tplc="0409001B" w:tentative="1">
-      <w:start w:val="1"/>
-      <w:numFmt w:val="lowerRoman"/>
-      <w:lvlText w:val="%9."/>
-      <w:lvlJc w:val="right"/>
-      <w:pPr>
-        <w:ind w:left="6120" w:hanging="180"/>
-      </w:pPr>
-    </w:lvl>
-  </w:abstractNum>
-  <w:abstractNum w:abstractNumId="54" w15:restartNumberingAfterBreak="0">
-    <w:nsid w:val="63B8462D"/>
-    <w:multiLevelType w:val="hybridMultilevel"/>
-    <w:tmpl w:val="5038DECC"/>
-    <w:lvl w:ilvl="0" w:tplc="FFFFFFFF">
-      <w:start w:val="1"/>
-      <w:numFmt w:val="upperLetter"/>
-      <w:lvlText w:val="%1:"/>
-      <w:lvlJc w:val="left"/>
-      <w:pPr>
-        <w:ind w:left="360" w:hanging="360"/>
-      </w:pPr>
-      <w:rPr>
-        <w:rFonts w:ascii="Source Sans 3" w:hAnsi="Source Sans 3" w:hint="default"/>
-        <w:b/>
-        <w:bCs/>
-        <w:color w:val="F1C739"/>
-        <w:sz w:val="23"/>
-        <w:szCs w:val="23"/>
-      </w:rPr>
-    </w:lvl>
-    <w:lvl w:ilvl="1" w:tplc="FFFFFFFF" w:tentative="1">
-      <w:start w:val="1"/>
-      <w:numFmt w:val="lowerLetter"/>
-      <w:lvlText w:val="%2."/>
-      <w:lvlJc w:val="left"/>
-      <w:pPr>
-        <w:ind w:left="1080" w:hanging="360"/>
-      </w:pPr>
-    </w:lvl>
-    <w:lvl w:ilvl="2" w:tplc="FFFFFFFF" w:tentative="1">
-      <w:start w:val="1"/>
-      <w:numFmt w:val="lowerRoman"/>
-      <w:lvlText w:val="%3."/>
-      <w:lvlJc w:val="right"/>
-      <w:pPr>
-        <w:ind w:left="1800" w:hanging="180"/>
-      </w:pPr>
-    </w:lvl>
-    <w:lvl w:ilvl="3" w:tplc="FFFFFFFF" w:tentative="1">
-      <w:start w:val="1"/>
-      <w:numFmt w:val="decimal"/>
-      <w:lvlText w:val="%4."/>
-      <w:lvlJc w:val="left"/>
-      <w:pPr>
-        <w:ind w:left="2520" w:hanging="360"/>
-      </w:pPr>
-    </w:lvl>
-    <w:lvl w:ilvl="4" w:tplc="FFFFFFFF" w:tentative="1">
-      <w:start w:val="1"/>
-      <w:numFmt w:val="lowerLetter"/>
-      <w:lvlText w:val="%5."/>
-      <w:lvlJc w:val="left"/>
-      <w:pPr>
-        <w:ind w:left="3240" w:hanging="360"/>
-      </w:pPr>
-    </w:lvl>
-    <w:lvl w:ilvl="5" w:tplc="FFFFFFFF" w:tentative="1">
-      <w:start w:val="1"/>
-      <w:numFmt w:val="lowerRoman"/>
-      <w:lvlText w:val="%6."/>
-      <w:lvlJc w:val="right"/>
-      <w:pPr>
-        <w:ind w:left="3960" w:hanging="180"/>
-      </w:pPr>
-    </w:lvl>
-    <w:lvl w:ilvl="6" w:tplc="FFFFFFFF" w:tentative="1">
-      <w:start w:val="1"/>
-      <w:numFmt w:val="decimal"/>
-      <w:lvlText w:val="%7."/>
-      <w:lvlJc w:val="left"/>
-      <w:pPr>
-        <w:ind w:left="4680" w:hanging="360"/>
-      </w:pPr>
-    </w:lvl>
-    <w:lvl w:ilvl="7" w:tplc="FFFFFFFF" w:tentative="1">
-      <w:start w:val="1"/>
-      <w:numFmt w:val="lowerLetter"/>
-      <w:lvlText w:val="%8."/>
-      <w:lvlJc w:val="left"/>
-      <w:pPr>
-        <w:ind w:left="5400" w:hanging="360"/>
-      </w:pPr>
-    </w:lvl>
-    <w:lvl w:ilvl="8" w:tplc="FFFFFFFF" w:tentative="1">
-      <w:start w:val="1"/>
-      <w:numFmt w:val="lowerRoman"/>
-      <w:lvlText w:val="%9."/>
-      <w:lvlJc w:val="right"/>
-      <w:pPr>
-        <w:ind w:left="6120" w:hanging="180"/>
-      </w:pPr>
-    </w:lvl>
-  </w:abstractNum>
-  <w:abstractNum w:abstractNumId="55" w15:restartNumberingAfterBreak="0">
-    <w:nsid w:val="63BD094B"/>
-    <w:multiLevelType w:val="hybridMultilevel"/>
-    <w:tmpl w:val="5038DECC"/>
-    <w:lvl w:ilvl="0" w:tplc="EB248C8A">
-      <w:start w:val="1"/>
-      <w:numFmt w:val="upperLetter"/>
-      <w:lvlText w:val="%1:"/>
-      <w:lvlJc w:val="left"/>
-      <w:pPr>
-        <w:ind w:left="360" w:hanging="360"/>
-      </w:pPr>
-      <w:rPr>
-        <w:rFonts w:ascii="Source Sans 3" w:hAnsi="Source Sans 3" w:hint="default"/>
-        <w:b/>
-        <w:bCs/>
-        <w:color w:val="F1C739"/>
-        <w:sz w:val="23"/>
-        <w:szCs w:val="23"/>
-      </w:rPr>
-    </w:lvl>
-    <w:lvl w:ilvl="1" w:tplc="04090019" w:tentative="1">
-      <w:start w:val="1"/>
-      <w:numFmt w:val="lowerLetter"/>
-      <w:lvlText w:val="%2."/>
-      <w:lvlJc w:val="left"/>
-      <w:pPr>
-        <w:ind w:left="1080" w:hanging="360"/>
-      </w:pPr>
-    </w:lvl>
-    <w:lvl w:ilvl="2" w:tplc="0409001B" w:tentative="1">
-      <w:start w:val="1"/>
-      <w:numFmt w:val="lowerRoman"/>
-      <w:lvlText w:val="%3."/>
-      <w:lvlJc w:val="right"/>
-      <w:pPr>
-        <w:ind w:left="1800" w:hanging="180"/>
-      </w:pPr>
-    </w:lvl>
-    <w:lvl w:ilvl="3" w:tplc="0409000F" w:tentative="1">
-      <w:start w:val="1"/>
-      <w:numFmt w:val="decimal"/>
-      <w:lvlText w:val="%4."/>
-      <w:lvlJc w:val="left"/>
-      <w:pPr>
-        <w:ind w:left="2520" w:hanging="360"/>
-      </w:pPr>
-    </w:lvl>
-    <w:lvl w:ilvl="4" w:tplc="04090019" w:tentative="1">
-      <w:start w:val="1"/>
-      <w:numFmt w:val="lowerLetter"/>
-      <w:lvlText w:val="%5."/>
-      <w:lvlJc w:val="left"/>
-      <w:pPr>
-        <w:ind w:left="3240" w:hanging="360"/>
-      </w:pPr>
-    </w:lvl>
-    <w:lvl w:ilvl="5" w:tplc="0409001B" w:tentative="1">
-      <w:start w:val="1"/>
-      <w:numFmt w:val="lowerRoman"/>
-      <w:lvlText w:val="%6."/>
-      <w:lvlJc w:val="right"/>
-      <w:pPr>
-        <w:ind w:left="3960" w:hanging="180"/>
-      </w:pPr>
-    </w:lvl>
-    <w:lvl w:ilvl="6" w:tplc="0409000F" w:tentative="1">
-      <w:start w:val="1"/>
-      <w:numFmt w:val="decimal"/>
-      <w:lvlText w:val="%7."/>
-      <w:lvlJc w:val="left"/>
-      <w:pPr>
-        <w:ind w:left="4680" w:hanging="360"/>
-      </w:pPr>
-    </w:lvl>
-    <w:lvl w:ilvl="7" w:tplc="04090019" w:tentative="1">
-      <w:start w:val="1"/>
-      <w:numFmt w:val="lowerLetter"/>
-      <w:lvlText w:val="%8."/>
-      <w:lvlJc w:val="left"/>
-      <w:pPr>
-        <w:ind w:left="5400" w:hanging="360"/>
-      </w:pPr>
-    </w:lvl>
-    <w:lvl w:ilvl="8" w:tplc="0409001B" w:tentative="1">
-      <w:start w:val="1"/>
-      <w:numFmt w:val="lowerRoman"/>
-      <w:lvlText w:val="%9."/>
-      <w:lvlJc w:val="right"/>
-      <w:pPr>
-        <w:ind w:left="6120" w:hanging="180"/>
-      </w:pPr>
-    </w:lvl>
-  </w:abstractNum>
-  <w:abstractNum w:abstractNumId="56" w15:restartNumberingAfterBreak="0">
-    <w:nsid w:val="6491516F"/>
-    <w:multiLevelType w:val="hybridMultilevel"/>
-    <w:tmpl w:val="A1804C88"/>
-    <w:lvl w:ilvl="0" w:tplc="04090001">
-      <w:start w:val="1"/>
-      <w:numFmt w:val="bullet"/>
-      <w:lvlText w:val=""/>
-      <w:lvlJc w:val="left"/>
-      <w:pPr>
-        <w:ind w:left="720" w:hanging="360"/>
-      </w:pPr>
-      <w:rPr>
-        <w:rFonts w:ascii="Symbol" w:hAnsi="Symbol" w:hint="default"/>
-      </w:rPr>
-    </w:lvl>
-    <w:lvl w:ilvl="1" w:tplc="04090003" w:tentative="1">
-      <w:start w:val="1"/>
-      <w:numFmt w:val="bullet"/>
-      <w:lvlText w:val="o"/>
-      <w:lvlJc w:val="left"/>
-      <w:pPr>
-        <w:ind w:left="1440" w:hanging="360"/>
-      </w:pPr>
-      <w:rPr>
-        <w:rFonts w:ascii="Courier New" w:hAnsi="Courier New" w:cs="Courier New" w:hint="default"/>
-      </w:rPr>
-    </w:lvl>
-    <w:lvl w:ilvl="2" w:tplc="04090005" w:tentative="1">
-      <w:start w:val="1"/>
-      <w:numFmt w:val="bullet"/>
-      <w:lvlText w:val=""/>
-      <w:lvlJc w:val="left"/>
-      <w:pPr>
-        <w:ind w:left="2160" w:hanging="360"/>
-      </w:pPr>
-      <w:rPr>
-        <w:rFonts w:ascii="Wingdings" w:hAnsi="Wingdings" w:hint="default"/>
-      </w:rPr>
-    </w:lvl>
-    <w:lvl w:ilvl="3" w:tplc="04090001" w:tentative="1">
-      <w:start w:val="1"/>
-      <w:numFmt w:val="bullet"/>
-      <w:lvlText w:val=""/>
-      <w:lvlJc w:val="left"/>
-      <w:pPr>
-        <w:ind w:left="2880" w:hanging="360"/>
-      </w:pPr>
-      <w:rPr>
-        <w:rFonts w:ascii="Symbol" w:hAnsi="Symbol" w:hint="default"/>
-      </w:rPr>
-    </w:lvl>
-    <w:lvl w:ilvl="4" w:tplc="04090003" w:tentative="1">
-      <w:start w:val="1"/>
-      <w:numFmt w:val="bullet"/>
-      <w:lvlText w:val="o"/>
-      <w:lvlJc w:val="left"/>
-      <w:pPr>
-        <w:ind w:left="3600" w:hanging="360"/>
-      </w:pPr>
-      <w:rPr>
-        <w:rFonts w:ascii="Courier New" w:hAnsi="Courier New" w:cs="Courier New" w:hint="default"/>
-      </w:rPr>
-    </w:lvl>
-    <w:lvl w:ilvl="5" w:tplc="04090005" w:tentative="1">
-      <w:start w:val="1"/>
-      <w:numFmt w:val="bullet"/>
-      <w:lvlText w:val=""/>
-      <w:lvlJc w:val="left"/>
-      <w:pPr>
-        <w:ind w:left="4320" w:hanging="360"/>
-      </w:pPr>
-      <w:rPr>
-        <w:rFonts w:ascii="Wingdings" w:hAnsi="Wingdings" w:hint="default"/>
-      </w:rPr>
-    </w:lvl>
-    <w:lvl w:ilvl="6" w:tplc="04090001" w:tentative="1">
-      <w:start w:val="1"/>
-      <w:numFmt w:val="bullet"/>
-      <w:lvlText w:val=""/>
-      <w:lvlJc w:val="left"/>
-      <w:pPr>
-        <w:ind w:left="5040" w:hanging="360"/>
-      </w:pPr>
-      <w:rPr>
-        <w:rFonts w:ascii="Symbol" w:hAnsi="Symbol" w:hint="default"/>
-      </w:rPr>
-    </w:lvl>
-    <w:lvl w:ilvl="7" w:tplc="04090003" w:tentative="1">
-      <w:start w:val="1"/>
-      <w:numFmt w:val="bullet"/>
-      <w:lvlText w:val="o"/>
-      <w:lvlJc w:val="left"/>
-      <w:pPr>
-        <w:ind w:left="5760" w:hanging="360"/>
-      </w:pPr>
-      <w:rPr>
-        <w:rFonts w:ascii="Courier New" w:hAnsi="Courier New" w:cs="Courier New" w:hint="default"/>
-      </w:rPr>
-    </w:lvl>
-    <w:lvl w:ilvl="8" w:tplc="04090005" w:tentative="1">
-      <w:start w:val="1"/>
-      <w:numFmt w:val="bullet"/>
-      <w:lvlText w:val=""/>
-      <w:lvlJc w:val="left"/>
-      <w:pPr>
-        <w:ind w:left="6480" w:hanging="360"/>
-      </w:pPr>
-      <w:rPr>
-        <w:rFonts w:ascii="Wingdings" w:hAnsi="Wingdings" w:hint="default"/>
-      </w:rPr>
-    </w:lvl>
-  </w:abstractNum>
-  <w:abstractNum w:abstractNumId="57" w15:restartNumberingAfterBreak="0">
-    <w:nsid w:val="64D45578"/>
-    <w:multiLevelType w:val="hybridMultilevel"/>
-    <w:tmpl w:val="670CB506"/>
-    <w:lvl w:ilvl="0" w:tplc="04090001">
-      <w:start w:val="1"/>
-      <w:numFmt w:val="bullet"/>
-      <w:lvlText w:val=""/>
-      <w:lvlJc w:val="left"/>
-      <w:pPr>
-        <w:ind w:left="360" w:hanging="360"/>
-      </w:pPr>
-      <w:rPr>
-        <w:rFonts w:ascii="Symbol" w:hAnsi="Symbol" w:hint="default"/>
-      </w:rPr>
-    </w:lvl>
-    <w:lvl w:ilvl="1" w:tplc="04090003" w:tentative="1">
-      <w:start w:val="1"/>
-      <w:numFmt w:val="bullet"/>
-      <w:lvlText w:val="o"/>
-      <w:lvlJc w:val="left"/>
-      <w:pPr>
-        <w:ind w:left="1080" w:hanging="360"/>
-      </w:pPr>
-      <w:rPr>
-        <w:rFonts w:ascii="Courier New" w:hAnsi="Courier New" w:cs="Courier New" w:hint="default"/>
-      </w:rPr>
-    </w:lvl>
-    <w:lvl w:ilvl="2" w:tplc="04090005" w:tentative="1">
-      <w:start w:val="1"/>
-      <w:numFmt w:val="bullet"/>
-      <w:lvlText w:val=""/>
-      <w:lvlJc w:val="left"/>
-      <w:pPr>
-        <w:ind w:left="1800" w:hanging="360"/>
-      </w:pPr>
-      <w:rPr>
-        <w:rFonts w:ascii="Wingdings" w:hAnsi="Wingdings" w:hint="default"/>
-      </w:rPr>
-    </w:lvl>
-    <w:lvl w:ilvl="3" w:tplc="04090001" w:tentative="1">
-      <w:start w:val="1"/>
-      <w:numFmt w:val="bullet"/>
-      <w:lvlText w:val=""/>
-      <w:lvlJc w:val="left"/>
-      <w:pPr>
-        <w:ind w:left="2520" w:hanging="360"/>
-      </w:pPr>
-      <w:rPr>
-        <w:rFonts w:ascii="Symbol" w:hAnsi="Symbol" w:hint="default"/>
-      </w:rPr>
-    </w:lvl>
-    <w:lvl w:ilvl="4" w:tplc="04090003" w:tentative="1">
-      <w:start w:val="1"/>
-      <w:numFmt w:val="bullet"/>
-      <w:lvlText w:val="o"/>
-      <w:lvlJc w:val="left"/>
-      <w:pPr>
-        <w:ind w:left="3240" w:hanging="360"/>
-      </w:pPr>
-      <w:rPr>
-        <w:rFonts w:ascii="Courier New" w:hAnsi="Courier New" w:cs="Courier New" w:hint="default"/>
-      </w:rPr>
-    </w:lvl>
-    <w:lvl w:ilvl="5" w:tplc="04090005" w:tentative="1">
-      <w:start w:val="1"/>
-      <w:numFmt w:val="bullet"/>
-      <w:lvlText w:val=""/>
-      <w:lvlJc w:val="left"/>
-      <w:pPr>
-        <w:ind w:left="3960" w:hanging="360"/>
-      </w:pPr>
-      <w:rPr>
-        <w:rFonts w:ascii="Wingdings" w:hAnsi="Wingdings" w:hint="default"/>
-      </w:rPr>
-    </w:lvl>
-    <w:lvl w:ilvl="6" w:tplc="04090001" w:tentative="1">
-      <w:start w:val="1"/>
-      <w:numFmt w:val="bullet"/>
-      <w:lvlText w:val=""/>
-      <w:lvlJc w:val="left"/>
-      <w:pPr>
-        <w:ind w:left="4680" w:hanging="360"/>
-      </w:pPr>
-      <w:rPr>
-        <w:rFonts w:ascii="Symbol" w:hAnsi="Symbol" w:hint="default"/>
-      </w:rPr>
-    </w:lvl>
-    <w:lvl w:ilvl="7" w:tplc="04090003" w:tentative="1">
-      <w:start w:val="1"/>
-      <w:numFmt w:val="bullet"/>
-      <w:lvlText w:val="o"/>
-      <w:lvlJc w:val="left"/>
-      <w:pPr>
-        <w:ind w:left="5400" w:hanging="360"/>
-      </w:pPr>
-      <w:rPr>
-        <w:rFonts w:ascii="Courier New" w:hAnsi="Courier New" w:cs="Courier New" w:hint="default"/>
-      </w:rPr>
-    </w:lvl>
-    <w:lvl w:ilvl="8" w:tplc="04090005" w:tentative="1">
-      <w:start w:val="1"/>
-      <w:numFmt w:val="bullet"/>
-      <w:lvlText w:val=""/>
-      <w:lvlJc w:val="left"/>
-      <w:pPr>
-        <w:ind w:left="6120" w:hanging="360"/>
-      </w:pPr>
-      <w:rPr>
-        <w:rFonts w:ascii="Wingdings" w:hAnsi="Wingdings" w:hint="default"/>
-      </w:rPr>
-    </w:lvl>
-  </w:abstractNum>
-  <w:abstractNum w:abstractNumId="58" w15:restartNumberingAfterBreak="0">
-    <w:nsid w:val="65C45C9E"/>
-    <w:multiLevelType w:val="hybridMultilevel"/>
-    <w:tmpl w:val="D68C57F0"/>
-    <w:lvl w:ilvl="0" w:tplc="5BD46172">
-      <w:start w:val="1"/>
-      <w:numFmt w:val="upperLetter"/>
-      <w:lvlText w:val="%1:"/>
-      <w:lvlJc w:val="left"/>
-      <w:pPr>
-        <w:ind w:left="720" w:hanging="360"/>
-      </w:pPr>
-      <w:rPr>
-        <w:rFonts w:hint="default"/>
-        <w:b/>
-        <w:bCs/>
-      </w:rPr>
-    </w:lvl>
-    <w:lvl w:ilvl="1" w:tplc="04090019" w:tentative="1">
-      <w:start w:val="1"/>
-      <w:numFmt w:val="lowerLetter"/>
-      <w:lvlText w:val="%2."/>
-      <w:lvlJc w:val="left"/>
-      <w:pPr>
-        <w:ind w:left="1440" w:hanging="360"/>
-      </w:pPr>
-    </w:lvl>
-    <w:lvl w:ilvl="2" w:tplc="0409001B" w:tentative="1">
-      <w:start w:val="1"/>
-      <w:numFmt w:val="lowerRoman"/>
-      <w:lvlText w:val="%3."/>
-      <w:lvlJc w:val="right"/>
-      <w:pPr>
-        <w:ind w:left="2160" w:hanging="180"/>
-      </w:pPr>
-    </w:lvl>
-    <w:lvl w:ilvl="3" w:tplc="0409000F" w:tentative="1">
-      <w:start w:val="1"/>
-      <w:numFmt w:val="decimal"/>
-      <w:lvlText w:val="%4."/>
-      <w:lvlJc w:val="left"/>
-      <w:pPr>
-        <w:ind w:left="2880" w:hanging="360"/>
-      </w:pPr>
-    </w:lvl>
-    <w:lvl w:ilvl="4" w:tplc="04090019" w:tentative="1">
-      <w:start w:val="1"/>
-      <w:numFmt w:val="lowerLetter"/>
-      <w:lvlText w:val="%5."/>
-      <w:lvlJc w:val="left"/>
-      <w:pPr>
-        <w:ind w:left="3600" w:hanging="360"/>
-      </w:pPr>
-    </w:lvl>
-    <w:lvl w:ilvl="5" w:tplc="0409001B" w:tentative="1">
-      <w:start w:val="1"/>
-      <w:numFmt w:val="lowerRoman"/>
-      <w:lvlText w:val="%6."/>
-      <w:lvlJc w:val="right"/>
-      <w:pPr>
-        <w:ind w:left="4320" w:hanging="180"/>
-      </w:pPr>
-    </w:lvl>
-    <w:lvl w:ilvl="6" w:tplc="0409000F" w:tentative="1">
-      <w:start w:val="1"/>
-      <w:numFmt w:val="decimal"/>
-      <w:lvlText w:val="%7."/>
-      <w:lvlJc w:val="left"/>
-      <w:pPr>
-        <w:ind w:left="5040" w:hanging="360"/>
-      </w:pPr>
-    </w:lvl>
-    <w:lvl w:ilvl="7" w:tplc="04090019" w:tentative="1">
-      <w:start w:val="1"/>
-      <w:numFmt w:val="lowerLetter"/>
-      <w:lvlText w:val="%8."/>
-      <w:lvlJc w:val="left"/>
-      <w:pPr>
-        <w:ind w:left="5760" w:hanging="360"/>
-      </w:pPr>
-    </w:lvl>
-    <w:lvl w:ilvl="8" w:tplc="0409001B" w:tentative="1">
-      <w:start w:val="1"/>
-      <w:numFmt w:val="lowerRoman"/>
-      <w:lvlText w:val="%9."/>
-      <w:lvlJc w:val="right"/>
-      <w:pPr>
-        <w:ind w:left="6480" w:hanging="180"/>
-      </w:pPr>
-    </w:lvl>
-  </w:abstractNum>
-  <w:abstractNum w:abstractNumId="59" w15:restartNumberingAfterBreak="0">
-    <w:nsid w:val="66A46C02"/>
-    <w:multiLevelType w:val="hybridMultilevel"/>
-    <w:tmpl w:val="92B0FC20"/>
-    <w:lvl w:ilvl="0" w:tplc="2272C5BC">
-      <w:start w:val="1"/>
-      <w:numFmt w:val="decimal"/>
-      <w:lvlText w:val="%1:"/>
-      <w:lvlJc w:val="left"/>
-      <w:pPr>
-        <w:ind w:left="360" w:hanging="360"/>
-      </w:pPr>
-      <w:rPr>
-        <w:rFonts w:ascii="Source Sans 3 Medium" w:hAnsi="Source Sans 3 Medium" w:hint="default"/>
-        <w:b/>
-        <w:bCs/>
-        <w:spacing w:val="0"/>
-        <w:w w:val="84"/>
-        <w:lang w:val="en-US" w:eastAsia="en-US" w:bidi="ar-SA"/>
-      </w:rPr>
-    </w:lvl>
-    <w:lvl w:ilvl="1" w:tplc="04090019" w:tentative="1">
-      <w:start w:val="1"/>
-      <w:numFmt w:val="lowerLetter"/>
-      <w:lvlText w:val="%2."/>
-      <w:lvlJc w:val="left"/>
-      <w:pPr>
-        <w:ind w:left="1080" w:hanging="360"/>
-      </w:pPr>
-    </w:lvl>
-    <w:lvl w:ilvl="2" w:tplc="0409001B" w:tentative="1">
-      <w:start w:val="1"/>
-      <w:numFmt w:val="lowerRoman"/>
-      <w:lvlText w:val="%3."/>
-      <w:lvlJc w:val="right"/>
-      <w:pPr>
-        <w:ind w:left="1800" w:hanging="180"/>
-      </w:pPr>
-    </w:lvl>
-    <w:lvl w:ilvl="3" w:tplc="0409000F" w:tentative="1">
-      <w:start w:val="1"/>
-      <w:numFmt w:val="decimal"/>
-      <w:lvlText w:val="%4."/>
-      <w:lvlJc w:val="left"/>
-      <w:pPr>
-        <w:ind w:left="2520" w:hanging="360"/>
-      </w:pPr>
-    </w:lvl>
-    <w:lvl w:ilvl="4" w:tplc="04090019" w:tentative="1">
-      <w:start w:val="1"/>
-      <w:numFmt w:val="lowerLetter"/>
-      <w:lvlText w:val="%5."/>
-      <w:lvlJc w:val="left"/>
-      <w:pPr>
-        <w:ind w:left="3240" w:hanging="360"/>
-      </w:pPr>
-    </w:lvl>
-    <w:lvl w:ilvl="5" w:tplc="0409001B" w:tentative="1">
-      <w:start w:val="1"/>
-      <w:numFmt w:val="lowerRoman"/>
-      <w:lvlText w:val="%6."/>
-      <w:lvlJc w:val="right"/>
-      <w:pPr>
-        <w:ind w:left="3960" w:hanging="180"/>
-      </w:pPr>
-    </w:lvl>
-    <w:lvl w:ilvl="6" w:tplc="0409000F" w:tentative="1">
-      <w:start w:val="1"/>
-      <w:numFmt w:val="decimal"/>
-      <w:lvlText w:val="%7."/>
-      <w:lvlJc w:val="left"/>
-      <w:pPr>
-        <w:ind w:left="4680" w:hanging="360"/>
-      </w:pPr>
-    </w:lvl>
-    <w:lvl w:ilvl="7" w:tplc="04090019" w:tentative="1">
-      <w:start w:val="1"/>
-      <w:numFmt w:val="lowerLetter"/>
-      <w:lvlText w:val="%8."/>
-      <w:lvlJc w:val="left"/>
-      <w:pPr>
-        <w:ind w:left="5400" w:hanging="360"/>
-      </w:pPr>
-    </w:lvl>
-    <w:lvl w:ilvl="8" w:tplc="0409001B" w:tentative="1">
-      <w:start w:val="1"/>
-      <w:numFmt w:val="lowerRoman"/>
-      <w:lvlText w:val="%9."/>
-      <w:lvlJc w:val="right"/>
-      <w:pPr>
-        <w:ind w:left="6120" w:hanging="180"/>
-      </w:pPr>
-    </w:lvl>
-  </w:abstractNum>
-  <w:abstractNum w:abstractNumId="60" w15:restartNumberingAfterBreak="0">
-    <w:nsid w:val="66F75F44"/>
-    <w:multiLevelType w:val="hybridMultilevel"/>
-    <w:tmpl w:val="F774CC24"/>
-    <w:lvl w:ilvl="0" w:tplc="5BD46172">
-      <w:start w:val="1"/>
-      <w:numFmt w:val="upperLetter"/>
-      <w:lvlText w:val="%1:"/>
-      <w:lvlJc w:val="left"/>
-      <w:pPr>
-        <w:ind w:left="720" w:hanging="360"/>
-      </w:pPr>
-      <w:rPr>
-        <w:rFonts w:hint="default"/>
-        <w:b/>
-        <w:bCs/>
-      </w:rPr>
-    </w:lvl>
-    <w:lvl w:ilvl="1" w:tplc="04090019" w:tentative="1">
-      <w:start w:val="1"/>
-      <w:numFmt w:val="lowerLetter"/>
-      <w:lvlText w:val="%2."/>
-      <w:lvlJc w:val="left"/>
-      <w:pPr>
-        <w:ind w:left="1440" w:hanging="360"/>
-      </w:pPr>
-    </w:lvl>
-    <w:lvl w:ilvl="2" w:tplc="0409001B" w:tentative="1">
-      <w:start w:val="1"/>
-      <w:numFmt w:val="lowerRoman"/>
-      <w:lvlText w:val="%3."/>
-      <w:lvlJc w:val="right"/>
-      <w:pPr>
-        <w:ind w:left="2160" w:hanging="180"/>
-      </w:pPr>
-    </w:lvl>
-    <w:lvl w:ilvl="3" w:tplc="0409000F" w:tentative="1">
-      <w:start w:val="1"/>
-      <w:numFmt w:val="decimal"/>
-      <w:lvlText w:val="%4."/>
-      <w:lvlJc w:val="left"/>
-      <w:pPr>
-        <w:ind w:left="2880" w:hanging="360"/>
-      </w:pPr>
-    </w:lvl>
-    <w:lvl w:ilvl="4" w:tplc="04090019" w:tentative="1">
-      <w:start w:val="1"/>
-      <w:numFmt w:val="lowerLetter"/>
-      <w:lvlText w:val="%5."/>
-      <w:lvlJc w:val="left"/>
-      <w:pPr>
-        <w:ind w:left="3600" w:hanging="360"/>
-      </w:pPr>
-    </w:lvl>
-    <w:lvl w:ilvl="5" w:tplc="0409001B" w:tentative="1">
-      <w:start w:val="1"/>
-      <w:numFmt w:val="lowerRoman"/>
-      <w:lvlText w:val="%6."/>
-      <w:lvlJc w:val="right"/>
-      <w:pPr>
-        <w:ind w:left="4320" w:hanging="180"/>
-      </w:pPr>
-    </w:lvl>
-    <w:lvl w:ilvl="6" w:tplc="0409000F" w:tentative="1">
-      <w:start w:val="1"/>
-      <w:numFmt w:val="decimal"/>
-      <w:lvlText w:val="%7."/>
-      <w:lvlJc w:val="left"/>
-      <w:pPr>
-        <w:ind w:left="5040" w:hanging="360"/>
-      </w:pPr>
-    </w:lvl>
-    <w:lvl w:ilvl="7" w:tplc="04090019" w:tentative="1">
-      <w:start w:val="1"/>
-      <w:numFmt w:val="lowerLetter"/>
-      <w:lvlText w:val="%8."/>
-      <w:lvlJc w:val="left"/>
-      <w:pPr>
-        <w:ind w:left="5760" w:hanging="360"/>
-      </w:pPr>
-    </w:lvl>
-    <w:lvl w:ilvl="8" w:tplc="0409001B" w:tentative="1">
-      <w:start w:val="1"/>
-      <w:numFmt w:val="lowerRoman"/>
-      <w:lvlText w:val="%9."/>
-      <w:lvlJc w:val="right"/>
-      <w:pPr>
-        <w:ind w:left="6480" w:hanging="180"/>
-      </w:pPr>
-    </w:lvl>
-  </w:abstractNum>
-  <w:abstractNum w:abstractNumId="61" w15:restartNumberingAfterBreak="0">
-    <w:nsid w:val="681A0CDC"/>
-    <w:multiLevelType w:val="hybridMultilevel"/>
-    <w:tmpl w:val="3072FDB4"/>
+    <w:tmpl w:val="08D655B4"/>
     <w:lvl w:ilvl="0" w:tplc="19A42D6C">
       <w:start w:val="1"/>
       <w:numFmt w:val="lowerLetter"/>
@@ -28550,769 +27193,7 @@
       </w:pPr>
     </w:lvl>
   </w:abstractNum>
-  <w:abstractNum w:abstractNumId="62" w15:restartNumberingAfterBreak="0">
-    <w:nsid w:val="68930CE9"/>
-    <w:multiLevelType w:val="hybridMultilevel"/>
-    <w:tmpl w:val="C2D02C52"/>
-    <w:lvl w:ilvl="0" w:tplc="CE729E2A">
-      <w:start w:val="1"/>
-      <w:numFmt w:val="upperLetter"/>
-      <w:lvlText w:val="%1:"/>
-      <w:lvlJc w:val="left"/>
-      <w:pPr>
-        <w:ind w:left="360" w:hanging="360"/>
-      </w:pPr>
-      <w:rPr>
-        <w:rFonts w:ascii="Source Sans 3 Medium" w:hAnsi="Source Sans 3 Medium" w:hint="default"/>
-        <w:b/>
-        <w:bCs/>
-        <w:color w:val="F15575"/>
-      </w:rPr>
-    </w:lvl>
-    <w:lvl w:ilvl="1" w:tplc="04090019" w:tentative="1">
-      <w:start w:val="1"/>
-      <w:numFmt w:val="lowerLetter"/>
-      <w:lvlText w:val="%2."/>
-      <w:lvlJc w:val="left"/>
-      <w:pPr>
-        <w:ind w:left="1080" w:hanging="360"/>
-      </w:pPr>
-    </w:lvl>
-    <w:lvl w:ilvl="2" w:tplc="0409001B" w:tentative="1">
-      <w:start w:val="1"/>
-      <w:numFmt w:val="lowerRoman"/>
-      <w:lvlText w:val="%3."/>
-      <w:lvlJc w:val="right"/>
-      <w:pPr>
-        <w:ind w:left="1800" w:hanging="180"/>
-      </w:pPr>
-    </w:lvl>
-    <w:lvl w:ilvl="3" w:tplc="0409000F" w:tentative="1">
-      <w:start w:val="1"/>
-      <w:numFmt w:val="decimal"/>
-      <w:lvlText w:val="%4."/>
-      <w:lvlJc w:val="left"/>
-      <w:pPr>
-        <w:ind w:left="2520" w:hanging="360"/>
-      </w:pPr>
-    </w:lvl>
-    <w:lvl w:ilvl="4" w:tplc="04090019" w:tentative="1">
-      <w:start w:val="1"/>
-      <w:numFmt w:val="lowerLetter"/>
-      <w:lvlText w:val="%5."/>
-      <w:lvlJc w:val="left"/>
-      <w:pPr>
-        <w:ind w:left="3240" w:hanging="360"/>
-      </w:pPr>
-    </w:lvl>
-    <w:lvl w:ilvl="5" w:tplc="0409001B" w:tentative="1">
-      <w:start w:val="1"/>
-      <w:numFmt w:val="lowerRoman"/>
-      <w:lvlText w:val="%6."/>
-      <w:lvlJc w:val="right"/>
-      <w:pPr>
-        <w:ind w:left="3960" w:hanging="180"/>
-      </w:pPr>
-    </w:lvl>
-    <w:lvl w:ilvl="6" w:tplc="0409000F" w:tentative="1">
-      <w:start w:val="1"/>
-      <w:numFmt w:val="decimal"/>
-      <w:lvlText w:val="%7."/>
-      <w:lvlJc w:val="left"/>
-      <w:pPr>
-        <w:ind w:left="4680" w:hanging="360"/>
-      </w:pPr>
-    </w:lvl>
-    <w:lvl w:ilvl="7" w:tplc="04090019" w:tentative="1">
-      <w:start w:val="1"/>
-      <w:numFmt w:val="lowerLetter"/>
-      <w:lvlText w:val="%8."/>
-      <w:lvlJc w:val="left"/>
-      <w:pPr>
-        <w:ind w:left="5400" w:hanging="360"/>
-      </w:pPr>
-    </w:lvl>
-    <w:lvl w:ilvl="8" w:tplc="0409001B" w:tentative="1">
-      <w:start w:val="1"/>
-      <w:numFmt w:val="lowerRoman"/>
-      <w:lvlText w:val="%9."/>
-      <w:lvlJc w:val="right"/>
-      <w:pPr>
-        <w:ind w:left="6120" w:hanging="180"/>
-      </w:pPr>
-    </w:lvl>
-  </w:abstractNum>
-  <w:abstractNum w:abstractNumId="63" w15:restartNumberingAfterBreak="0">
-    <w:nsid w:val="69CF734A"/>
-    <w:multiLevelType w:val="hybridMultilevel"/>
-    <w:tmpl w:val="3B687E36"/>
-    <w:lvl w:ilvl="0" w:tplc="2272C5BC">
-      <w:start w:val="1"/>
-      <w:numFmt w:val="decimal"/>
-      <w:lvlText w:val="%1:"/>
-      <w:lvlJc w:val="left"/>
-      <w:pPr>
-        <w:ind w:left="360" w:hanging="360"/>
-      </w:pPr>
-      <w:rPr>
-        <w:rFonts w:ascii="Source Sans 3 Medium" w:hAnsi="Source Sans 3 Medium" w:hint="default"/>
-        <w:b/>
-        <w:bCs/>
-        <w:spacing w:val="0"/>
-        <w:w w:val="84"/>
-        <w:lang w:val="en-US" w:eastAsia="en-US" w:bidi="ar-SA"/>
-      </w:rPr>
-    </w:lvl>
-    <w:lvl w:ilvl="1" w:tplc="04090019" w:tentative="1">
-      <w:start w:val="1"/>
-      <w:numFmt w:val="lowerLetter"/>
-      <w:lvlText w:val="%2."/>
-      <w:lvlJc w:val="left"/>
-      <w:pPr>
-        <w:ind w:left="1080" w:hanging="360"/>
-      </w:pPr>
-    </w:lvl>
-    <w:lvl w:ilvl="2" w:tplc="0409001B" w:tentative="1">
-      <w:start w:val="1"/>
-      <w:numFmt w:val="lowerRoman"/>
-      <w:lvlText w:val="%3."/>
-      <w:lvlJc w:val="right"/>
-      <w:pPr>
-        <w:ind w:left="1800" w:hanging="180"/>
-      </w:pPr>
-    </w:lvl>
-    <w:lvl w:ilvl="3" w:tplc="0409000F" w:tentative="1">
-      <w:start w:val="1"/>
-      <w:numFmt w:val="decimal"/>
-      <w:lvlText w:val="%4."/>
-      <w:lvlJc w:val="left"/>
-      <w:pPr>
-        <w:ind w:left="2520" w:hanging="360"/>
-      </w:pPr>
-    </w:lvl>
-    <w:lvl w:ilvl="4" w:tplc="04090019" w:tentative="1">
-      <w:start w:val="1"/>
-      <w:numFmt w:val="lowerLetter"/>
-      <w:lvlText w:val="%5."/>
-      <w:lvlJc w:val="left"/>
-      <w:pPr>
-        <w:ind w:left="3240" w:hanging="360"/>
-      </w:pPr>
-    </w:lvl>
-    <w:lvl w:ilvl="5" w:tplc="0409001B" w:tentative="1">
-      <w:start w:val="1"/>
-      <w:numFmt w:val="lowerRoman"/>
-      <w:lvlText w:val="%6."/>
-      <w:lvlJc w:val="right"/>
-      <w:pPr>
-        <w:ind w:left="3960" w:hanging="180"/>
-      </w:pPr>
-    </w:lvl>
-    <w:lvl w:ilvl="6" w:tplc="0409000F" w:tentative="1">
-      <w:start w:val="1"/>
-      <w:numFmt w:val="decimal"/>
-      <w:lvlText w:val="%7."/>
-      <w:lvlJc w:val="left"/>
-      <w:pPr>
-        <w:ind w:left="4680" w:hanging="360"/>
-      </w:pPr>
-    </w:lvl>
-    <w:lvl w:ilvl="7" w:tplc="04090019" w:tentative="1">
-      <w:start w:val="1"/>
-      <w:numFmt w:val="lowerLetter"/>
-      <w:lvlText w:val="%8."/>
-      <w:lvlJc w:val="left"/>
-      <w:pPr>
-        <w:ind w:left="5400" w:hanging="360"/>
-      </w:pPr>
-    </w:lvl>
-    <w:lvl w:ilvl="8" w:tplc="0409001B" w:tentative="1">
-      <w:start w:val="1"/>
-      <w:numFmt w:val="lowerRoman"/>
-      <w:lvlText w:val="%9."/>
-      <w:lvlJc w:val="right"/>
-      <w:pPr>
-        <w:ind w:left="6120" w:hanging="180"/>
-      </w:pPr>
-    </w:lvl>
-  </w:abstractNum>
-  <w:abstractNum w:abstractNumId="64" w15:restartNumberingAfterBreak="0">
-    <w:nsid w:val="6F816CC4"/>
-    <w:multiLevelType w:val="hybridMultilevel"/>
-    <w:tmpl w:val="D3AE3B5E"/>
-    <w:lvl w:ilvl="0" w:tplc="09EA9304">
-      <w:start w:val="4"/>
-      <w:numFmt w:val="decimal"/>
-      <w:lvlText w:val="%1"/>
-      <w:lvlJc w:val="left"/>
-      <w:pPr>
-        <w:ind w:left="720" w:hanging="360"/>
-      </w:pPr>
-      <w:rPr>
-        <w:rFonts w:ascii="Source Sans 3 Medium" w:hAnsi="Source Sans 3 Medium" w:hint="default"/>
-        <w:b/>
-        <w:bCs/>
-        <w:spacing w:val="0"/>
-        <w:w w:val="74"/>
-      </w:rPr>
-    </w:lvl>
-    <w:lvl w:ilvl="1" w:tplc="04090019" w:tentative="1">
-      <w:start w:val="1"/>
-      <w:numFmt w:val="lowerLetter"/>
-      <w:lvlText w:val="%2."/>
-      <w:lvlJc w:val="left"/>
-      <w:pPr>
-        <w:ind w:left="1440" w:hanging="360"/>
-      </w:pPr>
-    </w:lvl>
-    <w:lvl w:ilvl="2" w:tplc="0409001B" w:tentative="1">
-      <w:start w:val="1"/>
-      <w:numFmt w:val="lowerRoman"/>
-      <w:lvlText w:val="%3."/>
-      <w:lvlJc w:val="right"/>
-      <w:pPr>
-        <w:ind w:left="2160" w:hanging="180"/>
-      </w:pPr>
-    </w:lvl>
-    <w:lvl w:ilvl="3" w:tplc="0409000F" w:tentative="1">
-      <w:start w:val="1"/>
-      <w:numFmt w:val="decimal"/>
-      <w:lvlText w:val="%4."/>
-      <w:lvlJc w:val="left"/>
-      <w:pPr>
-        <w:ind w:left="2880" w:hanging="360"/>
-      </w:pPr>
-    </w:lvl>
-    <w:lvl w:ilvl="4" w:tplc="04090019" w:tentative="1">
-      <w:start w:val="1"/>
-      <w:numFmt w:val="lowerLetter"/>
-      <w:lvlText w:val="%5."/>
-      <w:lvlJc w:val="left"/>
-      <w:pPr>
-        <w:ind w:left="3600" w:hanging="360"/>
-      </w:pPr>
-    </w:lvl>
-    <w:lvl w:ilvl="5" w:tplc="0409001B" w:tentative="1">
-      <w:start w:val="1"/>
-      <w:numFmt w:val="lowerRoman"/>
-      <w:lvlText w:val="%6."/>
-      <w:lvlJc w:val="right"/>
-      <w:pPr>
-        <w:ind w:left="4320" w:hanging="180"/>
-      </w:pPr>
-    </w:lvl>
-    <w:lvl w:ilvl="6" w:tplc="0409000F" w:tentative="1">
-      <w:start w:val="1"/>
-      <w:numFmt w:val="decimal"/>
-      <w:lvlText w:val="%7."/>
-      <w:lvlJc w:val="left"/>
-      <w:pPr>
-        <w:ind w:left="5040" w:hanging="360"/>
-      </w:pPr>
-    </w:lvl>
-    <w:lvl w:ilvl="7" w:tplc="04090019" w:tentative="1">
-      <w:start w:val="1"/>
-      <w:numFmt w:val="lowerLetter"/>
-      <w:lvlText w:val="%8."/>
-      <w:lvlJc w:val="left"/>
-      <w:pPr>
-        <w:ind w:left="5760" w:hanging="360"/>
-      </w:pPr>
-    </w:lvl>
-    <w:lvl w:ilvl="8" w:tplc="0409001B" w:tentative="1">
-      <w:start w:val="1"/>
-      <w:numFmt w:val="lowerRoman"/>
-      <w:lvlText w:val="%9."/>
-      <w:lvlJc w:val="right"/>
-      <w:pPr>
-        <w:ind w:left="6480" w:hanging="180"/>
-      </w:pPr>
-    </w:lvl>
-  </w:abstractNum>
-  <w:abstractNum w:abstractNumId="65" w15:restartNumberingAfterBreak="0">
-    <w:nsid w:val="718670CF"/>
-    <w:multiLevelType w:val="hybridMultilevel"/>
-    <w:tmpl w:val="FE56AE90"/>
-    <w:lvl w:ilvl="0" w:tplc="19A42D6C">
-      <w:start w:val="1"/>
-      <w:numFmt w:val="lowerLetter"/>
-      <w:lvlText w:val="%1:"/>
-      <w:lvlJc w:val="left"/>
-      <w:pPr>
-        <w:ind w:left="587" w:hanging="360"/>
-      </w:pPr>
-      <w:rPr>
-        <w:rFonts w:ascii="Source Sans 3" w:hAnsi="Source Sans 3" w:hint="default"/>
-        <w:b/>
-        <w:bCs/>
-        <w:spacing w:val="0"/>
-        <w:w w:val="77"/>
-        <w:lang w:val="en-US" w:eastAsia="en-US" w:bidi="ar-SA"/>
-      </w:rPr>
-    </w:lvl>
-    <w:lvl w:ilvl="1" w:tplc="04090019" w:tentative="1">
-      <w:start w:val="1"/>
-      <w:numFmt w:val="lowerLetter"/>
-      <w:lvlText w:val="%2."/>
-      <w:lvlJc w:val="left"/>
-      <w:pPr>
-        <w:ind w:left="1307" w:hanging="360"/>
-      </w:pPr>
-    </w:lvl>
-    <w:lvl w:ilvl="2" w:tplc="0409001B" w:tentative="1">
-      <w:start w:val="1"/>
-      <w:numFmt w:val="lowerRoman"/>
-      <w:lvlText w:val="%3."/>
-      <w:lvlJc w:val="right"/>
-      <w:pPr>
-        <w:ind w:left="2027" w:hanging="180"/>
-      </w:pPr>
-    </w:lvl>
-    <w:lvl w:ilvl="3" w:tplc="0409000F" w:tentative="1">
-      <w:start w:val="1"/>
-      <w:numFmt w:val="decimal"/>
-      <w:lvlText w:val="%4."/>
-      <w:lvlJc w:val="left"/>
-      <w:pPr>
-        <w:ind w:left="2747" w:hanging="360"/>
-      </w:pPr>
-    </w:lvl>
-    <w:lvl w:ilvl="4" w:tplc="04090019" w:tentative="1">
-      <w:start w:val="1"/>
-      <w:numFmt w:val="lowerLetter"/>
-      <w:lvlText w:val="%5."/>
-      <w:lvlJc w:val="left"/>
-      <w:pPr>
-        <w:ind w:left="3467" w:hanging="360"/>
-      </w:pPr>
-    </w:lvl>
-    <w:lvl w:ilvl="5" w:tplc="0409001B" w:tentative="1">
-      <w:start w:val="1"/>
-      <w:numFmt w:val="lowerRoman"/>
-      <w:lvlText w:val="%6."/>
-      <w:lvlJc w:val="right"/>
-      <w:pPr>
-        <w:ind w:left="4187" w:hanging="180"/>
-      </w:pPr>
-    </w:lvl>
-    <w:lvl w:ilvl="6" w:tplc="0409000F" w:tentative="1">
-      <w:start w:val="1"/>
-      <w:numFmt w:val="decimal"/>
-      <w:lvlText w:val="%7."/>
-      <w:lvlJc w:val="left"/>
-      <w:pPr>
-        <w:ind w:left="4907" w:hanging="360"/>
-      </w:pPr>
-    </w:lvl>
-    <w:lvl w:ilvl="7" w:tplc="04090019" w:tentative="1">
-      <w:start w:val="1"/>
-      <w:numFmt w:val="lowerLetter"/>
-      <w:lvlText w:val="%8."/>
-      <w:lvlJc w:val="left"/>
-      <w:pPr>
-        <w:ind w:left="5627" w:hanging="360"/>
-      </w:pPr>
-    </w:lvl>
-    <w:lvl w:ilvl="8" w:tplc="0409001B" w:tentative="1">
-      <w:start w:val="1"/>
-      <w:numFmt w:val="lowerRoman"/>
-      <w:lvlText w:val="%9."/>
-      <w:lvlJc w:val="right"/>
-      <w:pPr>
-        <w:ind w:left="6347" w:hanging="180"/>
-      </w:pPr>
-    </w:lvl>
-  </w:abstractNum>
-  <w:abstractNum w:abstractNumId="66" w15:restartNumberingAfterBreak="0">
-    <w:nsid w:val="727E12B2"/>
-    <w:multiLevelType w:val="hybridMultilevel"/>
-    <w:tmpl w:val="F87E8022"/>
-    <w:lvl w:ilvl="0" w:tplc="72A80D18">
-      <w:start w:val="1"/>
-      <w:numFmt w:val="decimal"/>
-      <w:lvlText w:val="%1:"/>
-      <w:lvlJc w:val="left"/>
-      <w:pPr>
-        <w:ind w:left="360" w:hanging="360"/>
-      </w:pPr>
-      <w:rPr>
-        <w:rFonts w:ascii="Source Sans 3 Bold" w:hAnsi="Source Sans 3 Bold" w:cstheme="minorBidi" w:hint="default"/>
-        <w:b/>
-        <w:bCs/>
-      </w:rPr>
-    </w:lvl>
-    <w:lvl w:ilvl="1" w:tplc="04090019" w:tentative="1">
-      <w:start w:val="1"/>
-      <w:numFmt w:val="lowerLetter"/>
-      <w:lvlText w:val="%2."/>
-      <w:lvlJc w:val="left"/>
-      <w:pPr>
-        <w:ind w:left="1080" w:hanging="360"/>
-      </w:pPr>
-    </w:lvl>
-    <w:lvl w:ilvl="2" w:tplc="0409001B" w:tentative="1">
-      <w:start w:val="1"/>
-      <w:numFmt w:val="lowerRoman"/>
-      <w:lvlText w:val="%3."/>
-      <w:lvlJc w:val="right"/>
-      <w:pPr>
-        <w:ind w:left="1800" w:hanging="180"/>
-      </w:pPr>
-    </w:lvl>
-    <w:lvl w:ilvl="3" w:tplc="0409000F" w:tentative="1">
-      <w:start w:val="1"/>
-      <w:numFmt w:val="decimal"/>
-      <w:lvlText w:val="%4."/>
-      <w:lvlJc w:val="left"/>
-      <w:pPr>
-        <w:ind w:left="2520" w:hanging="360"/>
-      </w:pPr>
-    </w:lvl>
-    <w:lvl w:ilvl="4" w:tplc="04090019" w:tentative="1">
-      <w:start w:val="1"/>
-      <w:numFmt w:val="lowerLetter"/>
-      <w:lvlText w:val="%5."/>
-      <w:lvlJc w:val="left"/>
-      <w:pPr>
-        <w:ind w:left="3240" w:hanging="360"/>
-      </w:pPr>
-    </w:lvl>
-    <w:lvl w:ilvl="5" w:tplc="0409001B" w:tentative="1">
-      <w:start w:val="1"/>
-      <w:numFmt w:val="lowerRoman"/>
-      <w:lvlText w:val="%6."/>
-      <w:lvlJc w:val="right"/>
-      <w:pPr>
-        <w:ind w:left="3960" w:hanging="180"/>
-      </w:pPr>
-    </w:lvl>
-    <w:lvl w:ilvl="6" w:tplc="0409000F" w:tentative="1">
-      <w:start w:val="1"/>
-      <w:numFmt w:val="decimal"/>
-      <w:lvlText w:val="%7."/>
-      <w:lvlJc w:val="left"/>
-      <w:pPr>
-        <w:ind w:left="4680" w:hanging="360"/>
-      </w:pPr>
-    </w:lvl>
-    <w:lvl w:ilvl="7" w:tplc="04090019" w:tentative="1">
-      <w:start w:val="1"/>
-      <w:numFmt w:val="lowerLetter"/>
-      <w:lvlText w:val="%8."/>
-      <w:lvlJc w:val="left"/>
-      <w:pPr>
-        <w:ind w:left="5400" w:hanging="360"/>
-      </w:pPr>
-    </w:lvl>
-    <w:lvl w:ilvl="8" w:tplc="0409001B" w:tentative="1">
-      <w:start w:val="1"/>
-      <w:numFmt w:val="lowerRoman"/>
-      <w:lvlText w:val="%9."/>
-      <w:lvlJc w:val="right"/>
-      <w:pPr>
-        <w:ind w:left="6120" w:hanging="180"/>
-      </w:pPr>
-    </w:lvl>
-  </w:abstractNum>
-  <w:abstractNum w:abstractNumId="67" w15:restartNumberingAfterBreak="0">
-    <w:nsid w:val="72A749C7"/>
-    <w:multiLevelType w:val="hybridMultilevel"/>
-    <w:tmpl w:val="56A69A5C"/>
-    <w:lvl w:ilvl="0" w:tplc="72A80D18">
-      <w:start w:val="1"/>
-      <w:numFmt w:val="decimal"/>
-      <w:lvlText w:val="%1:"/>
-      <w:lvlJc w:val="left"/>
-      <w:pPr>
-        <w:ind w:left="360" w:hanging="360"/>
-      </w:pPr>
-      <w:rPr>
-        <w:rFonts w:ascii="Source Sans 3 Bold" w:hAnsi="Source Sans 3 Bold" w:cstheme="minorBidi" w:hint="default"/>
-        <w:b/>
-        <w:bCs/>
-      </w:rPr>
-    </w:lvl>
-    <w:lvl w:ilvl="1" w:tplc="04090019" w:tentative="1">
-      <w:start w:val="1"/>
-      <w:numFmt w:val="lowerLetter"/>
-      <w:lvlText w:val="%2."/>
-      <w:lvlJc w:val="left"/>
-      <w:pPr>
-        <w:ind w:left="1080" w:hanging="360"/>
-      </w:pPr>
-    </w:lvl>
-    <w:lvl w:ilvl="2" w:tplc="0409001B" w:tentative="1">
-      <w:start w:val="1"/>
-      <w:numFmt w:val="lowerRoman"/>
-      <w:lvlText w:val="%3."/>
-      <w:lvlJc w:val="right"/>
-      <w:pPr>
-        <w:ind w:left="1800" w:hanging="180"/>
-      </w:pPr>
-    </w:lvl>
-    <w:lvl w:ilvl="3" w:tplc="0409000F" w:tentative="1">
-      <w:start w:val="1"/>
-      <w:numFmt w:val="decimal"/>
-      <w:lvlText w:val="%4."/>
-      <w:lvlJc w:val="left"/>
-      <w:pPr>
-        <w:ind w:left="2520" w:hanging="360"/>
-      </w:pPr>
-    </w:lvl>
-    <w:lvl w:ilvl="4" w:tplc="04090019" w:tentative="1">
-      <w:start w:val="1"/>
-      <w:numFmt w:val="lowerLetter"/>
-      <w:lvlText w:val="%5."/>
-      <w:lvlJc w:val="left"/>
-      <w:pPr>
-        <w:ind w:left="3240" w:hanging="360"/>
-      </w:pPr>
-    </w:lvl>
-    <w:lvl w:ilvl="5" w:tplc="0409001B" w:tentative="1">
-      <w:start w:val="1"/>
-      <w:numFmt w:val="lowerRoman"/>
-      <w:lvlText w:val="%6."/>
-      <w:lvlJc w:val="right"/>
-      <w:pPr>
-        <w:ind w:left="3960" w:hanging="180"/>
-      </w:pPr>
-    </w:lvl>
-    <w:lvl w:ilvl="6" w:tplc="0409000F" w:tentative="1">
-      <w:start w:val="1"/>
-      <w:numFmt w:val="decimal"/>
-      <w:lvlText w:val="%7."/>
-      <w:lvlJc w:val="left"/>
-      <w:pPr>
-        <w:ind w:left="4680" w:hanging="360"/>
-      </w:pPr>
-    </w:lvl>
-    <w:lvl w:ilvl="7" w:tplc="04090019" w:tentative="1">
-      <w:start w:val="1"/>
-      <w:numFmt w:val="lowerLetter"/>
-      <w:lvlText w:val="%8."/>
-      <w:lvlJc w:val="left"/>
-      <w:pPr>
-        <w:ind w:left="5400" w:hanging="360"/>
-      </w:pPr>
-    </w:lvl>
-    <w:lvl w:ilvl="8" w:tplc="0409001B" w:tentative="1">
-      <w:start w:val="1"/>
-      <w:numFmt w:val="lowerRoman"/>
-      <w:lvlText w:val="%9."/>
-      <w:lvlJc w:val="right"/>
-      <w:pPr>
-        <w:ind w:left="6120" w:hanging="180"/>
-      </w:pPr>
-    </w:lvl>
-  </w:abstractNum>
-  <w:abstractNum w:abstractNumId="68" w15:restartNumberingAfterBreak="0">
-    <w:nsid w:val="741800C0"/>
-    <w:multiLevelType w:val="hybridMultilevel"/>
-    <w:tmpl w:val="F3021D0C"/>
-    <w:lvl w:ilvl="0" w:tplc="04090001">
-      <w:start w:val="1"/>
-      <w:numFmt w:val="bullet"/>
-      <w:lvlText w:val=""/>
-      <w:lvlJc w:val="left"/>
-      <w:pPr>
-        <w:ind w:left="360" w:hanging="360"/>
-      </w:pPr>
-      <w:rPr>
-        <w:rFonts w:ascii="Symbol" w:hAnsi="Symbol" w:hint="default"/>
-      </w:rPr>
-    </w:lvl>
-    <w:lvl w:ilvl="1" w:tplc="04090003" w:tentative="1">
-      <w:start w:val="1"/>
-      <w:numFmt w:val="bullet"/>
-      <w:lvlText w:val="o"/>
-      <w:lvlJc w:val="left"/>
-      <w:pPr>
-        <w:ind w:left="1080" w:hanging="360"/>
-      </w:pPr>
-      <w:rPr>
-        <w:rFonts w:ascii="Courier New" w:hAnsi="Courier New" w:cs="Courier New" w:hint="default"/>
-      </w:rPr>
-    </w:lvl>
-    <w:lvl w:ilvl="2" w:tplc="04090005" w:tentative="1">
-      <w:start w:val="1"/>
-      <w:numFmt w:val="bullet"/>
-      <w:lvlText w:val=""/>
-      <w:lvlJc w:val="left"/>
-      <w:pPr>
-        <w:ind w:left="1800" w:hanging="360"/>
-      </w:pPr>
-      <w:rPr>
-        <w:rFonts w:ascii="Wingdings" w:hAnsi="Wingdings" w:hint="default"/>
-      </w:rPr>
-    </w:lvl>
-    <w:lvl w:ilvl="3" w:tplc="04090001" w:tentative="1">
-      <w:start w:val="1"/>
-      <w:numFmt w:val="bullet"/>
-      <w:lvlText w:val=""/>
-      <w:lvlJc w:val="left"/>
-      <w:pPr>
-        <w:ind w:left="2520" w:hanging="360"/>
-      </w:pPr>
-      <w:rPr>
-        <w:rFonts w:ascii="Symbol" w:hAnsi="Symbol" w:hint="default"/>
-      </w:rPr>
-    </w:lvl>
-    <w:lvl w:ilvl="4" w:tplc="04090003" w:tentative="1">
-      <w:start w:val="1"/>
-      <w:numFmt w:val="bullet"/>
-      <w:lvlText w:val="o"/>
-      <w:lvlJc w:val="left"/>
-      <w:pPr>
-        <w:ind w:left="3240" w:hanging="360"/>
-      </w:pPr>
-      <w:rPr>
-        <w:rFonts w:ascii="Courier New" w:hAnsi="Courier New" w:cs="Courier New" w:hint="default"/>
-      </w:rPr>
-    </w:lvl>
-    <w:lvl w:ilvl="5" w:tplc="04090005" w:tentative="1">
-      <w:start w:val="1"/>
-      <w:numFmt w:val="bullet"/>
-      <w:lvlText w:val=""/>
-      <w:lvlJc w:val="left"/>
-      <w:pPr>
-        <w:ind w:left="3960" w:hanging="360"/>
-      </w:pPr>
-      <w:rPr>
-        <w:rFonts w:ascii="Wingdings" w:hAnsi="Wingdings" w:hint="default"/>
-      </w:rPr>
-    </w:lvl>
-    <w:lvl w:ilvl="6" w:tplc="04090001" w:tentative="1">
-      <w:start w:val="1"/>
-      <w:numFmt w:val="bullet"/>
-      <w:lvlText w:val=""/>
-      <w:lvlJc w:val="left"/>
-      <w:pPr>
-        <w:ind w:left="4680" w:hanging="360"/>
-      </w:pPr>
-      <w:rPr>
-        <w:rFonts w:ascii="Symbol" w:hAnsi="Symbol" w:hint="default"/>
-      </w:rPr>
-    </w:lvl>
-    <w:lvl w:ilvl="7" w:tplc="04090003" w:tentative="1">
-      <w:start w:val="1"/>
-      <w:numFmt w:val="bullet"/>
-      <w:lvlText w:val="o"/>
-      <w:lvlJc w:val="left"/>
-      <w:pPr>
-        <w:ind w:left="5400" w:hanging="360"/>
-      </w:pPr>
-      <w:rPr>
-        <w:rFonts w:ascii="Courier New" w:hAnsi="Courier New" w:cs="Courier New" w:hint="default"/>
-      </w:rPr>
-    </w:lvl>
-    <w:lvl w:ilvl="8" w:tplc="04090005" w:tentative="1">
-      <w:start w:val="1"/>
-      <w:numFmt w:val="bullet"/>
-      <w:lvlText w:val=""/>
-      <w:lvlJc w:val="left"/>
-      <w:pPr>
-        <w:ind w:left="6120" w:hanging="360"/>
-      </w:pPr>
-      <w:rPr>
-        <w:rFonts w:ascii="Wingdings" w:hAnsi="Wingdings" w:hint="default"/>
-      </w:rPr>
-    </w:lvl>
-  </w:abstractNum>
-  <w:abstractNum w:abstractNumId="69" w15:restartNumberingAfterBreak="0">
-    <w:nsid w:val="764873C4"/>
-    <w:multiLevelType w:val="hybridMultilevel"/>
-    <w:tmpl w:val="08D655B4"/>
-    <w:lvl w:ilvl="0" w:tplc="19A42D6C">
-      <w:start w:val="1"/>
-      <w:numFmt w:val="lowerLetter"/>
-      <w:lvlText w:val="%1:"/>
-      <w:lvlJc w:val="left"/>
-      <w:pPr>
-        <w:ind w:left="360" w:hanging="360"/>
-      </w:pPr>
-      <w:rPr>
-        <w:rFonts w:ascii="Source Sans 3" w:hAnsi="Source Sans 3" w:hint="default"/>
-        <w:b/>
-        <w:bCs/>
-        <w:spacing w:val="0"/>
-        <w:w w:val="77"/>
-        <w:lang w:val="en-US" w:eastAsia="en-US" w:bidi="ar-SA"/>
-      </w:rPr>
-    </w:lvl>
-    <w:lvl w:ilvl="1" w:tplc="04090019" w:tentative="1">
-      <w:start w:val="1"/>
-      <w:numFmt w:val="lowerLetter"/>
-      <w:lvlText w:val="%2."/>
-      <w:lvlJc w:val="left"/>
-      <w:pPr>
-        <w:ind w:left="1080" w:hanging="360"/>
-      </w:pPr>
-    </w:lvl>
-    <w:lvl w:ilvl="2" w:tplc="0409001B" w:tentative="1">
-      <w:start w:val="1"/>
-      <w:numFmt w:val="lowerRoman"/>
-      <w:lvlText w:val="%3."/>
-      <w:lvlJc w:val="right"/>
-      <w:pPr>
-        <w:ind w:left="1800" w:hanging="180"/>
-      </w:pPr>
-    </w:lvl>
-    <w:lvl w:ilvl="3" w:tplc="0409000F" w:tentative="1">
-      <w:start w:val="1"/>
-      <w:numFmt w:val="decimal"/>
-      <w:lvlText w:val="%4."/>
-      <w:lvlJc w:val="left"/>
-      <w:pPr>
-        <w:ind w:left="2520" w:hanging="360"/>
-      </w:pPr>
-    </w:lvl>
-    <w:lvl w:ilvl="4" w:tplc="04090019" w:tentative="1">
-      <w:start w:val="1"/>
-      <w:numFmt w:val="lowerLetter"/>
-      <w:lvlText w:val="%5."/>
-      <w:lvlJc w:val="left"/>
-      <w:pPr>
-        <w:ind w:left="3240" w:hanging="360"/>
-      </w:pPr>
-    </w:lvl>
-    <w:lvl w:ilvl="5" w:tplc="0409001B" w:tentative="1">
-      <w:start w:val="1"/>
-      <w:numFmt w:val="lowerRoman"/>
-      <w:lvlText w:val="%6."/>
-      <w:lvlJc w:val="right"/>
-      <w:pPr>
-        <w:ind w:left="3960" w:hanging="180"/>
-      </w:pPr>
-    </w:lvl>
-    <w:lvl w:ilvl="6" w:tplc="0409000F" w:tentative="1">
-      <w:start w:val="1"/>
-      <w:numFmt w:val="decimal"/>
-      <w:lvlText w:val="%7."/>
-      <w:lvlJc w:val="left"/>
-      <w:pPr>
-        <w:ind w:left="4680" w:hanging="360"/>
-      </w:pPr>
-    </w:lvl>
-    <w:lvl w:ilvl="7" w:tplc="04090019" w:tentative="1">
-      <w:start w:val="1"/>
-      <w:numFmt w:val="lowerLetter"/>
-      <w:lvlText w:val="%8."/>
-      <w:lvlJc w:val="left"/>
-      <w:pPr>
-        <w:ind w:left="5400" w:hanging="360"/>
-      </w:pPr>
-    </w:lvl>
-    <w:lvl w:ilvl="8" w:tplc="0409001B" w:tentative="1">
-      <w:start w:val="1"/>
-      <w:numFmt w:val="lowerRoman"/>
-      <w:lvlText w:val="%9."/>
-      <w:lvlJc w:val="right"/>
-      <w:pPr>
-        <w:ind w:left="6120" w:hanging="180"/>
-      </w:pPr>
-    </w:lvl>
-  </w:abstractNum>
-  <w:abstractNum w:abstractNumId="70" w15:restartNumberingAfterBreak="0">
+  <w:abstractNum w:abstractNumId="53" w15:restartNumberingAfterBreak="0">
     <w:nsid w:val="765A1B30"/>
     <w:multiLevelType w:val="hybridMultilevel"/>
     <w:tmpl w:val="BEA6841C"/>
@@ -29408,99 +27289,7 @@
       </w:pPr>
     </w:lvl>
   </w:abstractNum>
-  <w:abstractNum w:abstractNumId="71" w15:restartNumberingAfterBreak="0">
-    <w:nsid w:val="77CD49EA"/>
-    <w:multiLevelType w:val="hybridMultilevel"/>
-    <w:tmpl w:val="9D949C3A"/>
-    <w:lvl w:ilvl="0" w:tplc="38BE2CBA">
-      <w:start w:val="7"/>
-      <w:numFmt w:val="upperLetter"/>
-      <w:lvlText w:val="%1:"/>
-      <w:lvlJc w:val="left"/>
-      <w:pPr>
-        <w:ind w:left="360" w:hanging="360"/>
-      </w:pPr>
-      <w:rPr>
-        <w:rFonts w:ascii="Source Sans 3 Medium" w:hAnsi="Source Sans 3 Medium" w:hint="default"/>
-        <w:b/>
-        <w:bCs/>
-        <w:color w:val="F15575"/>
-      </w:rPr>
-    </w:lvl>
-    <w:lvl w:ilvl="1" w:tplc="04090019" w:tentative="1">
-      <w:start w:val="1"/>
-      <w:numFmt w:val="lowerLetter"/>
-      <w:lvlText w:val="%2."/>
-      <w:lvlJc w:val="left"/>
-      <w:pPr>
-        <w:ind w:left="1440" w:hanging="360"/>
-      </w:pPr>
-    </w:lvl>
-    <w:lvl w:ilvl="2" w:tplc="0409001B" w:tentative="1">
-      <w:start w:val="1"/>
-      <w:numFmt w:val="lowerRoman"/>
-      <w:lvlText w:val="%3."/>
-      <w:lvlJc w:val="right"/>
-      <w:pPr>
-        <w:ind w:left="2160" w:hanging="180"/>
-      </w:pPr>
-    </w:lvl>
-    <w:lvl w:ilvl="3" w:tplc="0409000F" w:tentative="1">
-      <w:start w:val="1"/>
-      <w:numFmt w:val="decimal"/>
-      <w:lvlText w:val="%4."/>
-      <w:lvlJc w:val="left"/>
-      <w:pPr>
-        <w:ind w:left="2880" w:hanging="360"/>
-      </w:pPr>
-    </w:lvl>
-    <w:lvl w:ilvl="4" w:tplc="04090019" w:tentative="1">
-      <w:start w:val="1"/>
-      <w:numFmt w:val="lowerLetter"/>
-      <w:lvlText w:val="%5."/>
-      <w:lvlJc w:val="left"/>
-      <w:pPr>
-        <w:ind w:left="3600" w:hanging="360"/>
-      </w:pPr>
-    </w:lvl>
-    <w:lvl w:ilvl="5" w:tplc="0409001B" w:tentative="1">
-      <w:start w:val="1"/>
-      <w:numFmt w:val="lowerRoman"/>
-      <w:lvlText w:val="%6."/>
-      <w:lvlJc w:val="right"/>
-      <w:pPr>
-        <w:ind w:left="4320" w:hanging="180"/>
-      </w:pPr>
-    </w:lvl>
-    <w:lvl w:ilvl="6" w:tplc="0409000F" w:tentative="1">
-      <w:start w:val="1"/>
-      <w:numFmt w:val="decimal"/>
-      <w:lvlText w:val="%7."/>
-      <w:lvlJc w:val="left"/>
-      <w:pPr>
-        <w:ind w:left="5040" w:hanging="360"/>
-      </w:pPr>
-    </w:lvl>
-    <w:lvl w:ilvl="7" w:tplc="04090019" w:tentative="1">
-      <w:start w:val="1"/>
-      <w:numFmt w:val="lowerLetter"/>
-      <w:lvlText w:val="%8."/>
-      <w:lvlJc w:val="left"/>
-      <w:pPr>
-        <w:ind w:left="5760" w:hanging="360"/>
-      </w:pPr>
-    </w:lvl>
-    <w:lvl w:ilvl="8" w:tplc="0409001B" w:tentative="1">
-      <w:start w:val="1"/>
-      <w:numFmt w:val="lowerRoman"/>
-      <w:lvlText w:val="%9."/>
-      <w:lvlJc w:val="right"/>
-      <w:pPr>
-        <w:ind w:left="6480" w:hanging="180"/>
-      </w:pPr>
-    </w:lvl>
-  </w:abstractNum>
-  <w:abstractNum w:abstractNumId="72" w15:restartNumberingAfterBreak="0">
+  <w:abstractNum w:abstractNumId="54" w15:restartNumberingAfterBreak="0">
     <w:nsid w:val="78F06410"/>
     <w:multiLevelType w:val="hybridMultilevel"/>
     <w:tmpl w:val="C602D860"/>
@@ -29591,98 +27380,7 @@
       </w:pPr>
     </w:lvl>
   </w:abstractNum>
-  <w:abstractNum w:abstractNumId="73" w15:restartNumberingAfterBreak="0">
-    <w:nsid w:val="79313269"/>
-    <w:multiLevelType w:val="hybridMultilevel"/>
-    <w:tmpl w:val="279E3142"/>
-    <w:lvl w:ilvl="0" w:tplc="72A80D18">
-      <w:start w:val="1"/>
-      <w:numFmt w:val="decimal"/>
-      <w:lvlText w:val="%1:"/>
-      <w:lvlJc w:val="left"/>
-      <w:pPr>
-        <w:ind w:left="360" w:hanging="360"/>
-      </w:pPr>
-      <w:rPr>
-        <w:rFonts w:ascii="Source Sans 3 Bold" w:hAnsi="Source Sans 3 Bold" w:cstheme="minorBidi" w:hint="default"/>
-        <w:b/>
-        <w:bCs/>
-      </w:rPr>
-    </w:lvl>
-    <w:lvl w:ilvl="1" w:tplc="04090019" w:tentative="1">
-      <w:start w:val="1"/>
-      <w:numFmt w:val="lowerLetter"/>
-      <w:lvlText w:val="%2."/>
-      <w:lvlJc w:val="left"/>
-      <w:pPr>
-        <w:ind w:left="1080" w:hanging="360"/>
-      </w:pPr>
-    </w:lvl>
-    <w:lvl w:ilvl="2" w:tplc="0409001B" w:tentative="1">
-      <w:start w:val="1"/>
-      <w:numFmt w:val="lowerRoman"/>
-      <w:lvlText w:val="%3."/>
-      <w:lvlJc w:val="right"/>
-      <w:pPr>
-        <w:ind w:left="1800" w:hanging="180"/>
-      </w:pPr>
-    </w:lvl>
-    <w:lvl w:ilvl="3" w:tplc="0409000F" w:tentative="1">
-      <w:start w:val="1"/>
-      <w:numFmt w:val="decimal"/>
-      <w:lvlText w:val="%4."/>
-      <w:lvlJc w:val="left"/>
-      <w:pPr>
-        <w:ind w:left="2520" w:hanging="360"/>
-      </w:pPr>
-    </w:lvl>
-    <w:lvl w:ilvl="4" w:tplc="04090019" w:tentative="1">
-      <w:start w:val="1"/>
-      <w:numFmt w:val="lowerLetter"/>
-      <w:lvlText w:val="%5."/>
-      <w:lvlJc w:val="left"/>
-      <w:pPr>
-        <w:ind w:left="3240" w:hanging="360"/>
-      </w:pPr>
-    </w:lvl>
-    <w:lvl w:ilvl="5" w:tplc="0409001B" w:tentative="1">
-      <w:start w:val="1"/>
-      <w:numFmt w:val="lowerRoman"/>
-      <w:lvlText w:val="%6."/>
-      <w:lvlJc w:val="right"/>
-      <w:pPr>
-        <w:ind w:left="3960" w:hanging="180"/>
-      </w:pPr>
-    </w:lvl>
-    <w:lvl w:ilvl="6" w:tplc="0409000F" w:tentative="1">
-      <w:start w:val="1"/>
-      <w:numFmt w:val="decimal"/>
-      <w:lvlText w:val="%7."/>
-      <w:lvlJc w:val="left"/>
-      <w:pPr>
-        <w:ind w:left="4680" w:hanging="360"/>
-      </w:pPr>
-    </w:lvl>
-    <w:lvl w:ilvl="7" w:tplc="04090019" w:tentative="1">
-      <w:start w:val="1"/>
-      <w:numFmt w:val="lowerLetter"/>
-      <w:lvlText w:val="%8."/>
-      <w:lvlJc w:val="left"/>
-      <w:pPr>
-        <w:ind w:left="5400" w:hanging="360"/>
-      </w:pPr>
-    </w:lvl>
-    <w:lvl w:ilvl="8" w:tplc="0409001B" w:tentative="1">
-      <w:start w:val="1"/>
-      <w:numFmt w:val="lowerRoman"/>
-      <w:lvlText w:val="%9."/>
-      <w:lvlJc w:val="right"/>
-      <w:pPr>
-        <w:ind w:left="6120" w:hanging="180"/>
-      </w:pPr>
-    </w:lvl>
-  </w:abstractNum>
-  <w:abstractNum w:abstractNumId="74" w15:restartNumberingAfterBreak="0">
+  <w:abstractNum w:abstractNumId="55" w15:restartNumberingAfterBreak="0">
     <w:nsid w:val="7A902B9B"/>
     <w:multiLevelType w:val="hybridMultilevel"/>
     <w:tmpl w:val="BEA6841C"/>
@@ -29778,7 +27476,7 @@
       </w:pPr>
     </w:lvl>
   </w:abstractNum>
-  <w:abstractNum w:abstractNumId="75" w15:restartNumberingAfterBreak="0">
+  <w:abstractNum w:abstractNumId="56" w15:restartNumberingAfterBreak="0">
     <w:nsid w:val="7EA67624"/>
     <w:multiLevelType w:val="hybridMultilevel"/>
     <w:tmpl w:val="291A30C6"/>
@@ -29870,239 +27568,182 @@
     </w:lvl>
   </w:abstractNum>
   <w:num w:numId="1" w16cid:durableId="667248184">
+    <w:abstractNumId w:val="27"/>
+  </w:num>
+  <w:num w:numId="2" w16cid:durableId="1226453288">
+    <w:abstractNumId w:val="4"/>
+  </w:num>
+  <w:num w:numId="3" w16cid:durableId="1752239720">
+    <w:abstractNumId w:val="42"/>
+  </w:num>
+  <w:num w:numId="4" w16cid:durableId="795563217">
+    <w:abstractNumId w:val="12"/>
+  </w:num>
+  <w:num w:numId="5" w16cid:durableId="28991042">
     <w:abstractNumId w:val="34"/>
   </w:num>
-  <w:num w:numId="2" w16cid:durableId="1264069730">
-    <w:abstractNumId w:val="63"/>
+  <w:num w:numId="6" w16cid:durableId="951788158">
+    <w:abstractNumId w:val="3"/>
   </w:num>
-  <w:num w:numId="3" w16cid:durableId="1546023152">
-    <w:abstractNumId w:val="62"/>
+  <w:num w:numId="7" w16cid:durableId="886261180">
+    <w:abstractNumId w:val="52"/>
   </w:num>
-  <w:num w:numId="4" w16cid:durableId="1226453288">
+  <w:num w:numId="8" w16cid:durableId="1882479073">
+    <w:abstractNumId w:val="37"/>
+  </w:num>
+  <w:num w:numId="9" w16cid:durableId="1665552601">
+    <w:abstractNumId w:val="29"/>
+  </w:num>
+  <w:num w:numId="10" w16cid:durableId="1373191236">
+    <w:abstractNumId w:val="17"/>
+  </w:num>
+  <w:num w:numId="11" w16cid:durableId="1206874510">
+    <w:abstractNumId w:val="18"/>
+  </w:num>
+  <w:num w:numId="12" w16cid:durableId="1185636100">
+    <w:abstractNumId w:val="46"/>
+  </w:num>
+  <w:num w:numId="13" w16cid:durableId="333799131">
+    <w:abstractNumId w:val="20"/>
+  </w:num>
+  <w:num w:numId="14" w16cid:durableId="214898011">
+    <w:abstractNumId w:val="32"/>
+  </w:num>
+  <w:num w:numId="15" w16cid:durableId="29763134">
+    <w:abstractNumId w:val="25"/>
+  </w:num>
+  <w:num w:numId="16" w16cid:durableId="314339201">
+    <w:abstractNumId w:val="7"/>
+  </w:num>
+  <w:num w:numId="17" w16cid:durableId="1770811348">
+    <w:abstractNumId w:val="39"/>
+  </w:num>
+  <w:num w:numId="18" w16cid:durableId="360473341">
+    <w:abstractNumId w:val="16"/>
+  </w:num>
+  <w:num w:numId="19" w16cid:durableId="69236877">
+    <w:abstractNumId w:val="56"/>
+  </w:num>
+  <w:num w:numId="20" w16cid:durableId="1829439796">
+    <w:abstractNumId w:val="23"/>
+  </w:num>
+  <w:num w:numId="21" w16cid:durableId="1814908951">
+    <w:abstractNumId w:val="22"/>
+  </w:num>
+  <w:num w:numId="22" w16cid:durableId="471602117">
+    <w:abstractNumId w:val="10"/>
+  </w:num>
+  <w:num w:numId="23" w16cid:durableId="76555911">
+    <w:abstractNumId w:val="41"/>
+  </w:num>
+  <w:num w:numId="24" w16cid:durableId="995885420">
+    <w:abstractNumId w:val="31"/>
+  </w:num>
+  <w:num w:numId="25" w16cid:durableId="1752507585">
+    <w:abstractNumId w:val="19"/>
+  </w:num>
+  <w:num w:numId="26" w16cid:durableId="1231427931">
+    <w:abstractNumId w:val="48"/>
+  </w:num>
+  <w:num w:numId="27" w16cid:durableId="717049857">
+    <w:abstractNumId w:val="2"/>
+  </w:num>
+  <w:num w:numId="28" w16cid:durableId="893321363">
+    <w:abstractNumId w:val="21"/>
+  </w:num>
+  <w:num w:numId="29" w16cid:durableId="517475190">
+    <w:abstractNumId w:val="36"/>
+  </w:num>
+  <w:num w:numId="30" w16cid:durableId="945579164">
+    <w:abstractNumId w:val="33"/>
+  </w:num>
+  <w:num w:numId="31" w16cid:durableId="1837259727">
+    <w:abstractNumId w:val="6"/>
+  </w:num>
+  <w:num w:numId="32" w16cid:durableId="799567825">
+    <w:abstractNumId w:val="53"/>
+  </w:num>
+  <w:num w:numId="33" w16cid:durableId="138963974">
+    <w:abstractNumId w:val="55"/>
+  </w:num>
+  <w:num w:numId="34" w16cid:durableId="1824153588">
+    <w:abstractNumId w:val="38"/>
+  </w:num>
+  <w:num w:numId="35" w16cid:durableId="1059717416">
+    <w:abstractNumId w:val="9"/>
+  </w:num>
+  <w:num w:numId="36" w16cid:durableId="1735008323">
+    <w:abstractNumId w:val="51"/>
+  </w:num>
+  <w:num w:numId="37" w16cid:durableId="1612975694">
+    <w:abstractNumId w:val="0"/>
+  </w:num>
+  <w:num w:numId="38" w16cid:durableId="718742203">
+    <w:abstractNumId w:val="11"/>
+  </w:num>
+  <w:num w:numId="39" w16cid:durableId="699669721">
+    <w:abstractNumId w:val="40"/>
+  </w:num>
+  <w:num w:numId="40" w16cid:durableId="385908283">
+    <w:abstractNumId w:val="50"/>
+  </w:num>
+  <w:num w:numId="41" w16cid:durableId="1986542515">
+    <w:abstractNumId w:val="8"/>
+  </w:num>
+  <w:num w:numId="42" w16cid:durableId="2101636078">
+    <w:abstractNumId w:val="1"/>
+  </w:num>
+  <w:num w:numId="43" w16cid:durableId="742483299">
+    <w:abstractNumId w:val="45"/>
+  </w:num>
+  <w:num w:numId="44" w16cid:durableId="1672560278">
+    <w:abstractNumId w:val="28"/>
+  </w:num>
+  <w:num w:numId="45" w16cid:durableId="2141456029">
+    <w:abstractNumId w:val="43"/>
+  </w:num>
+  <w:num w:numId="46" w16cid:durableId="1634872801">
+    <w:abstractNumId w:val="35"/>
+  </w:num>
+  <w:num w:numId="47" w16cid:durableId="1757899179">
+    <w:abstractNumId w:val="13"/>
+  </w:num>
+  <w:num w:numId="48" w16cid:durableId="795297587">
+    <w:abstractNumId w:val="30"/>
+  </w:num>
+  <w:num w:numId="49" w16cid:durableId="658776858">
+    <w:abstractNumId w:val="26"/>
+  </w:num>
+  <w:num w:numId="50" w16cid:durableId="647438927">
+    <w:abstractNumId w:val="47"/>
+  </w:num>
+  <w:num w:numId="51" w16cid:durableId="1444035556">
+    <w:abstractNumId w:val="44"/>
+  </w:num>
+  <w:num w:numId="52" w16cid:durableId="569465742">
+    <w:abstractNumId w:val="15"/>
+  </w:num>
+  <w:num w:numId="53" w16cid:durableId="1314094488">
+    <w:abstractNumId w:val="49"/>
+  </w:num>
+  <w:num w:numId="54" w16cid:durableId="69279948">
+    <w:abstractNumId w:val="54"/>
+  </w:num>
+  <w:num w:numId="55" w16cid:durableId="2074544202">
+    <w:abstractNumId w:val="14"/>
+  </w:num>
+  <w:num w:numId="56" w16cid:durableId="948439523">
     <w:abstractNumId w:val="5"/>
   </w:num>
-  <w:num w:numId="5" w16cid:durableId="195582916">
-    <w:abstractNumId w:val="18"/>
-  </w:num>
-  <w:num w:numId="6" w16cid:durableId="1166481521">
-    <w:abstractNumId w:val="36"/>
-  </w:num>
-  <w:num w:numId="7" w16cid:durableId="439492112">
-    <w:abstractNumId w:val="71"/>
-  </w:num>
-  <w:num w:numId="8" w16cid:durableId="997658750">
-    <w:abstractNumId w:val="46"/>
-  </w:num>
-  <w:num w:numId="9" w16cid:durableId="1445492604">
-    <w:abstractNumId w:val="20"/>
-  </w:num>
-  <w:num w:numId="10" w16cid:durableId="1324813548">
-    <w:abstractNumId w:val="67"/>
-  </w:num>
-  <w:num w:numId="11" w16cid:durableId="1995328297">
-    <w:abstractNumId w:val="21"/>
-  </w:num>
-  <w:num w:numId="12" w16cid:durableId="1538278096">
-    <w:abstractNumId w:val="61"/>
-  </w:num>
-  <w:num w:numId="13" w16cid:durableId="1605729890">
-    <w:abstractNumId w:val="39"/>
-  </w:num>
-  <w:num w:numId="14" w16cid:durableId="613176844">
-    <w:abstractNumId w:val="49"/>
-  </w:num>
-  <w:num w:numId="15" w16cid:durableId="1752239720">
-    <w:abstractNumId w:val="53"/>
-  </w:num>
-  <w:num w:numId="16" w16cid:durableId="1832410741">
-    <w:abstractNumId w:val="4"/>
-  </w:num>
-  <w:num w:numId="17" w16cid:durableId="1483304690">
-    <w:abstractNumId w:val="13"/>
-  </w:num>
-  <w:num w:numId="18" w16cid:durableId="259028912">
-    <w:abstractNumId w:val="73"/>
-  </w:num>
-  <w:num w:numId="19" w16cid:durableId="618530009">
-    <w:abstractNumId w:val="10"/>
-  </w:num>
-  <w:num w:numId="20" w16cid:durableId="2050913877">
-    <w:abstractNumId w:val="60"/>
-  </w:num>
-  <w:num w:numId="21" w16cid:durableId="795563217">
-    <w:abstractNumId w:val="16"/>
-  </w:num>
-  <w:num w:numId="22" w16cid:durableId="28991042">
-    <w:abstractNumId w:val="43"/>
-  </w:num>
-  <w:num w:numId="23" w16cid:durableId="951788158">
-    <w:abstractNumId w:val="3"/>
-  </w:num>
-  <w:num w:numId="24" w16cid:durableId="886261180">
-    <w:abstractNumId w:val="69"/>
-  </w:num>
-  <w:num w:numId="25" w16cid:durableId="1882479073">
-    <w:abstractNumId w:val="47"/>
-  </w:num>
-  <w:num w:numId="26" w16cid:durableId="1665552601">
-    <w:abstractNumId w:val="37"/>
-  </w:num>
-  <w:num w:numId="27" w16cid:durableId="1373191236">
+  <w:num w:numId="57" w16cid:durableId="870580505">
     <w:abstractNumId w:val="24"/>
   </w:num>
-  <w:num w:numId="28" w16cid:durableId="1206874510">
-    <w:abstractNumId w:val="25"/>
-  </w:num>
-  <w:num w:numId="29" w16cid:durableId="1185636100">
-    <w:abstractNumId w:val="58"/>
-  </w:num>
-  <w:num w:numId="30" w16cid:durableId="333799131">
-    <w:abstractNumId w:val="27"/>
-  </w:num>
-  <w:num w:numId="31" w16cid:durableId="214898011">
-    <w:abstractNumId w:val="41"/>
-  </w:num>
-  <w:num w:numId="32" w16cid:durableId="29763134">
-    <w:abstractNumId w:val="32"/>
-  </w:num>
-  <w:num w:numId="33" w16cid:durableId="314339201">
-    <w:abstractNumId w:val="9"/>
-  </w:num>
-  <w:num w:numId="34" w16cid:durableId="1770811348">
-    <w:abstractNumId w:val="50"/>
-  </w:num>
-  <w:num w:numId="35" w16cid:durableId="360473341">
-    <w:abstractNumId w:val="23"/>
-  </w:num>
-  <w:num w:numId="36" w16cid:durableId="69236877">
-    <w:abstractNumId w:val="75"/>
-  </w:num>
-  <w:num w:numId="37" w16cid:durableId="1829439796">
-    <w:abstractNumId w:val="30"/>
-  </w:num>
-  <w:num w:numId="38" w16cid:durableId="1814908951">
-    <w:abstractNumId w:val="29"/>
-  </w:num>
-  <w:num w:numId="39" w16cid:durableId="471602117">
-    <w:abstractNumId w:val="14"/>
-  </w:num>
-  <w:num w:numId="40" w16cid:durableId="76555911">
-    <w:abstractNumId w:val="52"/>
-  </w:num>
-  <w:num w:numId="41" w16cid:durableId="995885420">
-    <w:abstractNumId w:val="40"/>
-  </w:num>
-  <w:num w:numId="42" w16cid:durableId="1752507585">
-    <w:abstractNumId w:val="26"/>
-  </w:num>
-  <w:num w:numId="43" w16cid:durableId="1231427931">
-    <w:abstractNumId w:val="64"/>
-  </w:num>
-  <w:num w:numId="44" w16cid:durableId="717049857">
-    <w:abstractNumId w:val="2"/>
-  </w:num>
-  <w:num w:numId="45" w16cid:durableId="893321363">
-    <w:abstractNumId w:val="28"/>
-  </w:num>
-  <w:num w:numId="46" w16cid:durableId="517475190">
-    <w:abstractNumId w:val="45"/>
-  </w:num>
-  <w:num w:numId="47" w16cid:durableId="945579164">
-    <w:abstractNumId w:val="42"/>
-  </w:num>
-  <w:num w:numId="48" w16cid:durableId="1837259727">
-    <w:abstractNumId w:val="7"/>
-  </w:num>
-  <w:num w:numId="49" w16cid:durableId="799567825">
-    <w:abstractNumId w:val="70"/>
-  </w:num>
-  <w:num w:numId="50" w16cid:durableId="138963974">
-    <w:abstractNumId w:val="74"/>
-  </w:num>
-  <w:num w:numId="51" w16cid:durableId="1824153588">
-    <w:abstractNumId w:val="48"/>
-  </w:num>
-  <w:num w:numId="52" w16cid:durableId="1059717416">
-    <w:abstractNumId w:val="12"/>
-  </w:num>
-  <w:num w:numId="53" w16cid:durableId="1735008323">
-    <w:abstractNumId w:val="68"/>
-  </w:num>
-  <w:num w:numId="54" w16cid:durableId="1612975694">
-    <w:abstractNumId w:val="0"/>
-  </w:num>
-  <w:num w:numId="55" w16cid:durableId="718742203">
-    <w:abstractNumId w:val="15"/>
-  </w:num>
-  <w:num w:numId="56" w16cid:durableId="699669721">
-    <w:abstractNumId w:val="51"/>
-  </w:num>
-  <w:num w:numId="57" w16cid:durableId="385908283">
-    <w:abstractNumId w:val="66"/>
-  </w:num>
-  <w:num w:numId="58" w16cid:durableId="1986542515">
-    <w:abstractNumId w:val="11"/>
-  </w:num>
-  <w:num w:numId="59" w16cid:durableId="2101636078">
-    <w:abstractNumId w:val="1"/>
-  </w:num>
-  <w:num w:numId="60" w16cid:durableId="742483299">
-    <w:abstractNumId w:val="57"/>
-  </w:num>
-  <w:num w:numId="61" w16cid:durableId="1672560278">
-    <w:abstractNumId w:val="35"/>
-  </w:num>
-  <w:num w:numId="62" w16cid:durableId="2141456029">
-    <w:abstractNumId w:val="55"/>
-  </w:num>
-  <w:num w:numId="63" w16cid:durableId="1634872801">
-    <w:abstractNumId w:val="44"/>
-  </w:num>
-  <w:num w:numId="64" w16cid:durableId="1757899179">
-    <w:abstractNumId w:val="17"/>
-  </w:num>
-  <w:num w:numId="65" w16cid:durableId="795297587">
-    <w:abstractNumId w:val="38"/>
-  </w:num>
-  <w:num w:numId="66" w16cid:durableId="658776858">
-    <w:abstractNumId w:val="33"/>
-  </w:num>
-  <w:num w:numId="67" w16cid:durableId="647438927">
-    <w:abstractNumId w:val="59"/>
-  </w:num>
-  <w:num w:numId="68" w16cid:durableId="1444035556">
-    <w:abstractNumId w:val="56"/>
-  </w:num>
-  <w:num w:numId="69" w16cid:durableId="569465742">
-    <w:abstractNumId w:val="22"/>
-  </w:num>
-  <w:num w:numId="70" w16cid:durableId="1314094488">
-    <w:abstractNumId w:val="65"/>
-  </w:num>
-  <w:num w:numId="71" w16cid:durableId="69279948">
-    <w:abstractNumId w:val="72"/>
-  </w:num>
-  <w:num w:numId="72" w16cid:durableId="824392285">
-    <w:abstractNumId w:val="8"/>
-  </w:num>
-  <w:num w:numId="73" w16cid:durableId="2074544202">
-    <w:abstractNumId w:val="19"/>
-  </w:num>
-  <w:num w:numId="74" w16cid:durableId="2784386">
-    <w:abstractNumId w:val="54"/>
-  </w:num>
-  <w:num w:numId="75" w16cid:durableId="948439523">
-    <w:abstractNumId w:val="6"/>
-  </w:num>
-  <w:num w:numId="76" w16cid:durableId="870580505">
-    <w:abstractNumId w:val="31"/>
-  </w:num>
-  <w:numIdMacAtCleanup w:val="59"/>
+  <w:numIdMacAtCleanup w:val="57"/>
 </w:numbering>
 </file>
 
 <file path=word/styles.xml><?xml version="1.0" encoding="utf-8"?>
-<w:styles xmlns:mc="http://schemas.openxmlformats.org/markup-compatibility/2006" xmlns:r="http://schemas.openxmlformats.org/officeDocument/2006/relationships" xmlns:w="http://schemas.openxmlformats.org/wordprocessingml/2006/main" xmlns:w14="http://schemas.microsoft.com/office/word/2010/wordml" xmlns:w15="http://schemas.microsoft.com/office/word/2012/wordml" xmlns:w16cex="http://schemas.microsoft.com/office/word/2018/wordml/cex" xmlns:w16cid="http://schemas.microsoft.com/office/word/2016/wordml/cid" xmlns:w16="http://schemas.microsoft.com/office/word/2018/wordml" xmlns:w16sdtdh="http://schemas.microsoft.com/office/word/2020/wordml/sdtdatahash" xmlns:w16se="http://schemas.microsoft.com/office/word/2015/wordml/symex" mc:Ignorable="w14 w15 w16se w16cid w16 w16cex w16sdtdh">
+<w:styles xmlns:mc="http://schemas.openxmlformats.org/markup-compatibility/2006" xmlns:r="http://schemas.openxmlformats.org/officeDocument/2006/relationships" xmlns:w="http://schemas.openxmlformats.org/wordprocessingml/2006/main" xmlns:w14="http://schemas.microsoft.com/office/word/2010/wordml" xmlns:w15="http://schemas.microsoft.com/office/word/2012/wordml" xmlns:w16cex="http://schemas.microsoft.com/office/word/2018/wordml/cex" xmlns:w16cid="http://schemas.microsoft.com/office/word/2016/wordml/cid" xmlns:w16="http://schemas.microsoft.com/office/word/2018/wordml" xmlns:w16du="http://schemas.microsoft.com/office/word/2023/wordml/word16du" xmlns:w16sdtdh="http://schemas.microsoft.com/office/word/2020/wordml/sdtdatahash" xmlns:w16sdtfl="http://schemas.microsoft.com/office/word/2024/wordml/sdtformatlock" xmlns:w16se="http://schemas.microsoft.com/office/word/2015/wordml/symex" mc:Ignorable="w14 w15 w16se w16cid w16 w16cex w16sdtdh w16sdtfl w16du">
   <w:docDefaults>
     <w:rPrDefault>
       <w:rPr>
@@ -30506,6 +28147,7 @@
   <w:style w:type="character" w:default="1" w:styleId="DefaultParagraphFont">
     <w:name w:val="Default Paragraph Font"/>
     <w:uiPriority w:val="1"/>
+    <w:semiHidden/>
     <w:unhideWhenUsed/>
   </w:style>
   <w:style w:type="table" w:default="1" w:styleId="TableNormal">

--- a/assets/data/Mindset 01/Mindset1- Custom - Unit 02.docx
+++ b/assets/data/Mindset 01/Mindset1- Custom - Unit 02.docx
@@ -212,13 +212,23 @@
                 <w:szCs w:val="23"/>
               </w:rPr>
             </w:pPr>
+            <w:proofErr w:type="spellStart"/>
             <w:r>
               <w:rPr>
                 <w:rFonts w:ascii="Source Sans 3" w:hAnsi="Source Sans 3"/>
                 <w:sz w:val="23"/>
                 <w:szCs w:val="23"/>
               </w:rPr>
-              <w:t>recognise paraphrase</w:t>
+              <w:t>recognise</w:t>
+            </w:r>
+            <w:proofErr w:type="spellEnd"/>
+            <w:r>
+              <w:rPr>
+                <w:rFonts w:ascii="Source Sans 3" w:hAnsi="Source Sans 3"/>
+                <w:sz w:val="23"/>
+                <w:szCs w:val="23"/>
+              </w:rPr>
+              <w:t xml:space="preserve"> paraphrase</w:t>
             </w:r>
           </w:p>
           <w:p>
@@ -233,13 +243,23 @@
                 <w:szCs w:val="26"/>
               </w:rPr>
             </w:pPr>
+            <w:proofErr w:type="spellStart"/>
             <w:r>
               <w:rPr>
                 <w:rFonts w:ascii="Source Sans 3" w:hAnsi="Source Sans 3"/>
                 <w:sz w:val="23"/>
                 <w:szCs w:val="23"/>
               </w:rPr>
-              <w:t>practise using the present simple and past simple.</w:t>
+              <w:t>practise</w:t>
+            </w:r>
+            <w:proofErr w:type="spellEnd"/>
+            <w:r>
+              <w:rPr>
+                <w:rFonts w:ascii="Source Sans 3" w:hAnsi="Source Sans 3"/>
+                <w:sz w:val="23"/>
+                <w:szCs w:val="23"/>
+              </w:rPr>
+              <w:t xml:space="preserve"> using the present simple and past simple.</w:t>
             </w:r>
           </w:p>
         </w:tc>
@@ -1706,6 +1726,7 @@
               </w:rPr>
               <w:t xml:space="preserve">, </w:t>
             </w:r>
+            <w:proofErr w:type="spellStart"/>
             <w:r>
               <w:rPr>
                 <w:rFonts w:ascii="Source Sans 3" w:hAnsi="Source Sans 3"/>
@@ -1716,6 +1737,7 @@
               </w:rPr>
               <w:t>through</w:t>
             </w:r>
+            <w:proofErr w:type="spellEnd"/>
             <w:r>
               <w:rPr>
                 <w:rFonts w:ascii="Source Sans 3" w:hAnsi="Source Sans 3"/>
@@ -2150,7 +2172,23 @@
               <w:pStyle w:val="SS3M-115"/>
             </w:pPr>
             <w:r>
-              <w:t>Which of the two activities you have just done practised scanning? Which practised skimming</w:t>
+              <w:t xml:space="preserve">Which of the two activities you have just done </w:t>
+            </w:r>
+            <w:proofErr w:type="spellStart"/>
+            <w:r>
+              <w:t>practised</w:t>
+            </w:r>
+            <w:proofErr w:type="spellEnd"/>
+            <w:r>
+              <w:t xml:space="preserve"> scanning? Which </w:t>
+            </w:r>
+            <w:proofErr w:type="spellStart"/>
+            <w:r>
+              <w:t>practised</w:t>
+            </w:r>
+            <w:proofErr w:type="spellEnd"/>
+            <w:r>
+              <w:t xml:space="preserve"> skimming</w:t>
             </w:r>
             <w:r>
               <w:t>?</w:t>
@@ -2355,7 +2393,25 @@
                       <w:sz w:val="23"/>
                       <w:szCs w:val="23"/>
                     </w:rPr>
-                    <w:t>in Germany, you can stay in a one-metre-square house, the smallest house in the world, called the House NA. Van Bo Le-Mentzel, a refugee from Laos, built it to draw attention to the world housing shortage. It is a wooden structure on wheels and weighs 40 kg. It has a locking door and a window. You can turn it onto its side when you want to lie down. Franz from Munich spent the night in one recently 'just to see what it was like'. He found it a bit uncomfortable!</w:t>
+                    <w:t>in Germany, you can stay in a one-</w:t>
+                  </w:r>
+                  <w:proofErr w:type="spellStart"/>
+                  <w:r>
+                    <w:rPr>
+                      <w:rFonts w:ascii="Source Sans 3" w:hAnsi="Source Sans 3"/>
+                      <w:sz w:val="23"/>
+                      <w:szCs w:val="23"/>
+                    </w:rPr>
+                    <w:t>metre</w:t>
+                  </w:r>
+                  <w:proofErr w:type="spellEnd"/>
+                  <w:r>
+                    <w:rPr>
+                      <w:rFonts w:ascii="Source Sans 3" w:hAnsi="Source Sans 3"/>
+                      <w:sz w:val="23"/>
+                      <w:szCs w:val="23"/>
+                    </w:rPr>
+                    <w:t>-square house, the smallest house in the world, called the House NA. Van Bo Le-Mentzel, a refugee from Laos, built it to draw attention to the world housing shortage. It is a wooden structure on wheels and weighs 40 kg. It has a locking door and a window. You can turn it onto its side when you want to lie down. Franz from Munich spent the night in one recently 'just to see what it was like'. He found it a bit uncomfortable!</w:t>
                   </w:r>
                 </w:p>
                 <w:p>
@@ -2407,7 +2463,25 @@
                       <w:sz w:val="23"/>
                       <w:szCs w:val="23"/>
                     </w:rPr>
-                    <w:t>Another couple, Shaun and Rachel from Manchester, enjoyed a recent holiday in a treehouse in Sussex, England. They said, 'It was right up in the trees and had everything we needed, even wifi! It had a small kitchen and we did our own cooking. It was the perfect place to get away from our busy lives.</w:t>
+                    <w:t xml:space="preserve">Another couple, Shaun and Rachel from Manchester, enjoyed a recent holiday in a treehouse in Sussex, England. They said, 'It was right up in the trees and had everything we needed, even </w:t>
+                  </w:r>
+                  <w:proofErr w:type="spellStart"/>
+                  <w:r>
+                    <w:rPr>
+                      <w:rFonts w:ascii="Source Sans 3" w:hAnsi="Source Sans 3"/>
+                      <w:sz w:val="23"/>
+                      <w:szCs w:val="23"/>
+                    </w:rPr>
+                    <w:t>wifi</w:t>
+                  </w:r>
+                  <w:proofErr w:type="spellEnd"/>
+                  <w:r>
+                    <w:rPr>
+                      <w:rFonts w:ascii="Source Sans 3" w:hAnsi="Source Sans 3"/>
+                      <w:sz w:val="23"/>
+                      <w:szCs w:val="23"/>
+                    </w:rPr>
+                    <w:t>! It had a small kitchen and we did our own cooking. It was the perfect place to get away from our busy lives.</w:t>
                   </w:r>
                 </w:p>
               </w:tc>
@@ -4172,12 +4246,14 @@
           <w:p>
             <w:pPr>
               <w:pStyle w:val="SS3M-115"/>
+              <w:rPr>
+                <w:rFonts w:hint="cs"/>
+                <w:rtl/>
+                <w:lang w:bidi="fa-IR"/>
+              </w:rPr>
             </w:pPr>
             <w:r>
               <w:t>Answer the questions in exercise 5. Follow the advice in the box.</w:t>
-            </w:r>
-            <w:r>
-              <w:t>.</w:t>
             </w:r>
           </w:p>
           <w:p>
@@ -5093,7 +5169,25 @@
                       <w:sz w:val="23"/>
                       <w:szCs w:val="23"/>
                     </w:rPr>
-                    <w:t>by coach and boat. I was tired and hungry. We went into the school hall, where the host families were waiting to meet us. I wondered which one would be mine. Would they give me dinner at this time and would I be able to eat the unfamiliar food? Suddenly I heard my name called and the name of my exchange partner, Brigitte Schmitt. A pretty, blonde girl stepped forward, smiling widely. Behind her stood her parents, a pleasant-looking couple who were also smiling. They held out their hands and said, 'Wilkommen in Deutschland. Welcome to Germany."</w:t>
+                    <w:t>by coach and boat. I was tired and hungry. We went into the school hall, where the host families were waiting to meet us. I wondered which one would be mine. Would they give me dinner at this time and would I be able to eat the unfamiliar food? Suddenly I heard my name called and the name of my exchange partner, Brigitte Schmitt. A pretty, blonde girl stepped forward, smiling widely. Behind her stood her parents, a pleasant-looking couple who were also smiling. They held out their hands and said, '</w:t>
+                  </w:r>
+                  <w:proofErr w:type="spellStart"/>
+                  <w:r>
+                    <w:rPr>
+                      <w:rFonts w:ascii="Source Sans 3" w:hAnsi="Source Sans 3"/>
+                      <w:sz w:val="23"/>
+                      <w:szCs w:val="23"/>
+                    </w:rPr>
+                    <w:t>Wilkommen</w:t>
+                  </w:r>
+                  <w:proofErr w:type="spellEnd"/>
+                  <w:r>
+                    <w:rPr>
+                      <w:rFonts w:ascii="Source Sans 3" w:hAnsi="Source Sans 3"/>
+                      <w:sz w:val="23"/>
+                      <w:szCs w:val="23"/>
+                    </w:rPr>
+                    <w:t xml:space="preserve"> in Deutschland. Welcome to Germany."</w:t>
                   </w:r>
                 </w:p>
               </w:tc>
@@ -5116,7 +5210,25 @@
                       <w:sz w:val="23"/>
                       <w:szCs w:val="23"/>
                     </w:rPr>
-                    <w:t>I spent three happy weeks with the Schmitt family. Brigitte had an elder brother, Hendrik, and a younger sister, Lisa. They had two cats, Ping and Pong, who sat on my lap as I looked into the fire in the evenings. The whole family were kind and welcoming. My room was cosy and warm and looked out onto a forest. The fresh clean smell of the trees</w:t>
+                    <w:t xml:space="preserve">I spent three happy weeks with the Schmitt family. Brigitte had an elder brother, Hendrik, and a younger sister, Lisa. They had two cats, Ping and Pong, who sat on my lap as I looked into the fire in the evenings. The whole family were kind and welcoming. My room was </w:t>
+                  </w:r>
+                  <w:proofErr w:type="spellStart"/>
+                  <w:r>
+                    <w:rPr>
+                      <w:rFonts w:ascii="Source Sans 3" w:hAnsi="Source Sans 3"/>
+                      <w:sz w:val="23"/>
+                      <w:szCs w:val="23"/>
+                    </w:rPr>
+                    <w:t>cosy</w:t>
+                  </w:r>
+                  <w:proofErr w:type="spellEnd"/>
+                  <w:r>
+                    <w:rPr>
+                      <w:rFonts w:ascii="Source Sans 3" w:hAnsi="Source Sans 3"/>
+                      <w:sz w:val="23"/>
+                      <w:szCs w:val="23"/>
+                    </w:rPr>
+                    <w:t xml:space="preserve"> and warm and looked out onto a forest. The fresh clean smell of the trees</w:t>
                   </w:r>
                   <w:r>
                     <w:rPr>
@@ -6063,7 +6175,51 @@
                 <w:sz w:val="23"/>
                 <w:szCs w:val="23"/>
               </w:rPr>
-              <w:t>In Sri Lanka, a family meal often includes stringhoppers. To make stringhoppers you need some special equipment. Choose the best description of each piece of equipment.</w:t>
+              <w:t xml:space="preserve">In Sri Lanka, a family meal often includes </w:t>
+            </w:r>
+            <w:proofErr w:type="spellStart"/>
+            <w:r>
+              <w:rPr>
+                <w:rFonts w:ascii="Source Sans 3 Medium" w:hAnsi="Source Sans 3 Medium"/>
+                <w:b/>
+                <w:bCs/>
+                <w:sz w:val="23"/>
+                <w:szCs w:val="23"/>
+              </w:rPr>
+              <w:t>stringhoppers</w:t>
+            </w:r>
+            <w:proofErr w:type="spellEnd"/>
+            <w:r>
+              <w:rPr>
+                <w:rFonts w:ascii="Source Sans 3 Medium" w:hAnsi="Source Sans 3 Medium"/>
+                <w:b/>
+                <w:bCs/>
+                <w:sz w:val="23"/>
+                <w:szCs w:val="23"/>
+              </w:rPr>
+              <w:t xml:space="preserve">. To make </w:t>
+            </w:r>
+            <w:proofErr w:type="spellStart"/>
+            <w:r>
+              <w:rPr>
+                <w:rFonts w:ascii="Source Sans 3 Medium" w:hAnsi="Source Sans 3 Medium"/>
+                <w:b/>
+                <w:bCs/>
+                <w:sz w:val="23"/>
+                <w:szCs w:val="23"/>
+              </w:rPr>
+              <w:t>stringhoppers</w:t>
+            </w:r>
+            <w:proofErr w:type="spellEnd"/>
+            <w:r>
+              <w:rPr>
+                <w:rFonts w:ascii="Source Sans 3 Medium" w:hAnsi="Source Sans 3 Medium"/>
+                <w:b/>
+                <w:bCs/>
+                <w:sz w:val="23"/>
+                <w:szCs w:val="23"/>
+              </w:rPr>
+              <w:t xml:space="preserve"> you need some special equipment. Choose the best description of each piece of equipment.</w:t>
             </w:r>
           </w:p>
           <w:tbl>
@@ -6090,12 +6246,21 @@
                       <w:szCs w:val="21"/>
                     </w:rPr>
                   </w:pPr>
+                  <w:proofErr w:type="spellStart"/>
                   <w:r>
                     <w:rPr>
                       <w:sz w:val="21"/>
                       <w:szCs w:val="21"/>
                     </w:rPr>
-                    <w:t>Sunnyhills University 1995</w:t>
+                    <w:t>Sunnyhills</w:t>
+                  </w:r>
+                  <w:proofErr w:type="spellEnd"/>
+                  <w:r>
+                    <w:rPr>
+                      <w:sz w:val="21"/>
+                      <w:szCs w:val="21"/>
+                    </w:rPr>
+                    <w:t xml:space="preserve"> University 1995</w:t>
                   </w:r>
                 </w:p>
                 <w:p>
@@ -6250,12 +6415,21 @@
                       <w:szCs w:val="21"/>
                     </w:rPr>
                   </w:pPr>
+                  <w:proofErr w:type="spellStart"/>
                   <w:r>
                     <w:rPr>
                       <w:sz w:val="21"/>
                       <w:szCs w:val="21"/>
                     </w:rPr>
-                    <w:t>Sunnyhills University today</w:t>
+                    <w:t>Sunnyhills</w:t>
+                  </w:r>
+                  <w:proofErr w:type="spellEnd"/>
+                  <w:r>
+                    <w:rPr>
+                      <w:sz w:val="21"/>
+                      <w:szCs w:val="21"/>
+                    </w:rPr>
+                    <w:t xml:space="preserve"> University today</w:t>
                   </w:r>
                 </w:p>
                 <w:p>
@@ -6965,44 +7139,32 @@
           </w:p>
         </w:tc>
       </w:tr>
-    </w:tbl>
-    <w:p/>
-    <w:tbl>
-      <w:tblPr>
-        <w:tblStyle w:val="DottedTable"/>
-        <w:tblW w:w="0" w:type="auto"/>
-        <w:tblLook w:val="04A0" w:firstRow="1" w:lastRow="0" w:firstColumn="1" w:lastColumn="0" w:noHBand="0" w:noVBand="1"/>
-      </w:tblPr>
-      <w:tblGrid>
-        <w:gridCol w:w="690"/>
-        <w:gridCol w:w="10536"/>
-      </w:tblGrid>
       <w:tr>
         <w:tc>
           <w:tcPr>
-            <w:tcW w:w="690" w:type="dxa"/>
+            <w:tcW w:w="650" w:type="dxa"/>
           </w:tcPr>
           <w:tbl>
             <w:tblPr>
               <w:tblStyle w:val="CompactTable"/>
-              <w:tblW w:w="360" w:type="dxa"/>
+              <w:tblW w:w="0" w:type="auto"/>
               <w:tblBorders>
-                <w:top w:val="single" w:sz="18" w:space="0" w:color="E9B374"/>
-                <w:left w:val="single" w:sz="18" w:space="0" w:color="E9B374"/>
-                <w:bottom w:val="single" w:sz="18" w:space="0" w:color="E9B374"/>
-                <w:right w:val="single" w:sz="18" w:space="0" w:color="E9B374"/>
-                <w:insideH w:val="single" w:sz="18" w:space="0" w:color="E9B374"/>
-                <w:insideV w:val="single" w:sz="18" w:space="0" w:color="E9B374"/>
+                <w:top w:val="single" w:sz="18" w:space="0" w:color="D9D1B8"/>
+                <w:left w:val="single" w:sz="18" w:space="0" w:color="D9D1B8"/>
+                <w:bottom w:val="single" w:sz="18" w:space="0" w:color="D9D1B8"/>
+                <w:right w:val="single" w:sz="18" w:space="0" w:color="D9D1B8"/>
+                <w:insideH w:val="single" w:sz="18" w:space="0" w:color="D9D1B8"/>
+                <w:insideV w:val="single" w:sz="18" w:space="0" w:color="D9D1B8"/>
               </w:tblBorders>
               <w:tblLook w:val="04A0" w:firstRow="1" w:lastRow="0" w:firstColumn="1" w:lastColumn="0" w:noHBand="0" w:noVBand="1"/>
             </w:tblPr>
             <w:tblGrid>
-              <w:gridCol w:w="360"/>
+              <w:gridCol w:w="320"/>
             </w:tblGrid>
             <w:tr>
               <w:tc>
                 <w:tcPr>
-                  <w:tcW w:w="360" w:type="dxa"/>
+                  <w:tcW w:w="385" w:type="dxa"/>
                 </w:tcPr>
                 <w:p>
                   <w:pPr>
@@ -7019,7 +7181,7 @@
                       <w:szCs w:val="26"/>
                       <w:lang w:bidi="ar-SA"/>
                     </w:rPr>
-                    <w:t>03</w:t>
+                    <w:t>04</w:t>
                   </w:r>
                 </w:p>
               </w:tc>
@@ -7028,7 +7190,7 @@
           <w:p>
             <w:pPr>
               <w:rPr>
-                <w:sz w:val="26"/>
+                <w:bCs/>
                 <w:szCs w:val="26"/>
               </w:rPr>
             </w:pPr>
@@ -7036,21 +7198,15 @@
         </w:tc>
         <w:tc>
           <w:tcPr>
-            <w:tcW w:w="10536" w:type="dxa"/>
+            <w:tcW w:w="9835" w:type="dxa"/>
           </w:tcPr>
           <w:p>
             <w:pPr>
-              <w:spacing w:after="120"/>
+              <w:pStyle w:val="SS3-115"/>
               <w:rPr>
                 <w:rFonts w:ascii="Source Sans 3 Medium" w:hAnsi="Source Sans 3 Medium"/>
                 <w:b/>
                 <w:bCs/>
-                <w:color w:val="101312"/>
-                <w:spacing w:val="-2"/>
-                <w:w w:val="105"/>
-                <w:sz w:val="23"/>
-                <w:szCs w:val="23"/>
-                <w:rtl/>
               </w:rPr>
             </w:pPr>
             <w:r>
@@ -7058,24 +7214,14 @@
                 <w:rFonts w:ascii="Source Sans 3 Medium" w:hAnsi="Source Sans 3 Medium"/>
                 <w:b/>
                 <w:bCs/>
-                <w:color w:val="101312"/>
-                <w:spacing w:val="-2"/>
-                <w:w w:val="105"/>
-                <w:sz w:val="23"/>
-                <w:szCs w:val="23"/>
-              </w:rPr>
-              <w:t>Complete the chart with words from exercise 2</w:t>
+              </w:rPr>
+              <w:t>Complete the sentences about the 1995 campus map using the prepositions in the box</w:t>
             </w:r>
             <w:r>
               <w:rPr>
                 <w:rFonts w:ascii="Source Sans 3 Medium" w:hAnsi="Source Sans 3 Medium"/>
                 <w:b/>
                 <w:bCs/>
-                <w:color w:val="101312"/>
-                <w:spacing w:val="-2"/>
-                <w:w w:val="105"/>
-                <w:sz w:val="23"/>
-                <w:szCs w:val="23"/>
               </w:rPr>
               <w:t>.</w:t>
             </w:r>
@@ -7085,169 +7231,215 @@
               <w:tblStyle w:val="CommonTable"/>
               <w:tblW w:w="0" w:type="auto"/>
               <w:tblBorders>
-                <w:top w:val="single" w:sz="18" w:space="0" w:color="E9B374"/>
-                <w:left w:val="none" w:sz="0" w:space="0" w:color="auto"/>
-                <w:bottom w:val="none" w:sz="0" w:space="0" w:color="auto"/>
-                <w:right w:val="none" w:sz="0" w:space="0" w:color="auto"/>
-                <w:insideH w:val="single" w:sz="6" w:space="0" w:color="E9B374"/>
-                <w:insideV w:val="single" w:sz="6" w:space="0" w:color="E9B374"/>
+                <w:top w:val="single" w:sz="18" w:space="0" w:color="E8AC6F"/>
+                <w:left w:val="single" w:sz="18" w:space="0" w:color="E8AC6F"/>
+                <w:bottom w:val="single" w:sz="18" w:space="0" w:color="E8AC6F"/>
+                <w:right w:val="single" w:sz="18" w:space="0" w:color="E8AC6F"/>
+                <w:insideH w:val="single" w:sz="18" w:space="0" w:color="E8AC6F"/>
+                <w:insideV w:val="none" w:sz="0" w:space="0" w:color="auto"/>
               </w:tblBorders>
-              <w:shd w:val="clear" w:color="auto" w:fill="E7EAEF"/>
               <w:tblLook w:val="04A0" w:firstRow="1" w:lastRow="0" w:firstColumn="1" w:lastColumn="0" w:noHBand="0" w:noVBand="1"/>
             </w:tblPr>
             <w:tblGrid>
-              <w:gridCol w:w="1188"/>
-              <w:gridCol w:w="1073"/>
-              <w:gridCol w:w="994"/>
+              <w:gridCol w:w="1147"/>
+              <w:gridCol w:w="472"/>
+              <w:gridCol w:w="961"/>
+              <w:gridCol w:w="482"/>
+              <w:gridCol w:w="482"/>
+              <w:gridCol w:w="543"/>
+              <w:gridCol w:w="1156"/>
+              <w:gridCol w:w="490"/>
             </w:tblGrid>
             <w:tr>
               <w:tc>
                 <w:tcPr>
                   <w:tcW w:w="0" w:type="auto"/>
-                  <w:shd w:val="clear" w:color="auto" w:fill="E7EAEF"/>
                 </w:tcPr>
                 <w:p>
                   <w:pPr>
-                    <w:jc w:val="center"/>
-                    <w:rPr>
-                      <w:b/>
-                      <w:sz w:val="23"/>
-                      <w:szCs w:val="23"/>
+                    <w:pStyle w:val="SS3-115"/>
+                    <w:spacing w:after="0"/>
+                    <w:rPr>
+                      <w:color w:val="101312"/>
+                      <w:spacing w:val="-2"/>
+                      <w:w w:val="105"/>
                     </w:rPr>
                   </w:pPr>
                   <w:r>
                     <w:rPr>
-                      <w:b/>
-                      <w:color w:val="111313"/>
-                      <w:spacing w:val="-4"/>
-                      <w:sz w:val="23"/>
-                      <w:szCs w:val="23"/>
-                    </w:rPr>
-                    <w:t>Materials</w:t>
+                      <w:color w:val="101312"/>
+                      <w:spacing w:val="-2"/>
+                      <w:w w:val="105"/>
+                    </w:rPr>
+                    <w:t>between</w:t>
                   </w:r>
                 </w:p>
               </w:tc>
               <w:tc>
                 <w:tcPr>
                   <w:tcW w:w="0" w:type="auto"/>
-                  <w:shd w:val="clear" w:color="auto" w:fill="E7EAEF"/>
                 </w:tcPr>
                 <w:p>
                   <w:pPr>
-                    <w:jc w:val="center"/>
-                    <w:rPr>
-                      <w:b/>
-                      <w:color w:val="111313"/>
-                      <w:spacing w:val="-4"/>
-                      <w:sz w:val="23"/>
-                      <w:szCs w:val="23"/>
+                    <w:pStyle w:val="SS3-115"/>
+                    <w:spacing w:after="0"/>
+                    <w:rPr>
+                      <w:color w:val="101312"/>
+                      <w:spacing w:val="-2"/>
+                      <w:w w:val="105"/>
                     </w:rPr>
                   </w:pPr>
                   <w:r>
                     <w:rPr>
-                      <w:b/>
-                      <w:color w:val="111313"/>
-                      <w:spacing w:val="-4"/>
-                      <w:sz w:val="23"/>
-                      <w:szCs w:val="23"/>
-                    </w:rPr>
-                    <w:t>Parts</w:t>
+                      <w:color w:val="101312"/>
+                      <w:spacing w:val="-2"/>
+                      <w:w w:val="105"/>
+                    </w:rPr>
+                    <w:t>in</w:t>
                   </w:r>
                 </w:p>
               </w:tc>
               <w:tc>
                 <w:tcPr>
                   <w:tcW w:w="0" w:type="auto"/>
-                  <w:shd w:val="clear" w:color="auto" w:fill="E7EAEF"/>
                 </w:tcPr>
                 <w:p>
                   <w:pPr>
-                    <w:jc w:val="center"/>
-                    <w:rPr>
-                      <w:b/>
-                      <w:color w:val="111313"/>
-                      <w:spacing w:val="-4"/>
-                      <w:sz w:val="23"/>
-                      <w:szCs w:val="23"/>
+                    <w:pStyle w:val="SS3-115"/>
+                    <w:spacing w:after="0"/>
+                    <w:rPr>
+                      <w:color w:val="101312"/>
+                      <w:spacing w:val="-2"/>
+                      <w:w w:val="105"/>
                     </w:rPr>
                   </w:pPr>
                   <w:r>
                     <w:rPr>
-                      <w:b/>
-                      <w:color w:val="111313"/>
-                      <w:spacing w:val="-4"/>
-                      <w:sz w:val="23"/>
-                      <w:szCs w:val="23"/>
-                    </w:rPr>
-                    <w:t>Shapes</w:t>
-                  </w:r>
-                </w:p>
-              </w:tc>
-            </w:tr>
-            <w:tr>
-              <w:tc>
-                <w:tcPr>
-                  <w:tcW w:w="0" w:type="auto"/>
-                  <w:shd w:val="clear" w:color="auto" w:fill="E7EAEF"/>
-                </w:tcPr>
-                <w:p>
-                  <w:pPr>
-                    <w:spacing w:line="278" w:lineRule="auto"/>
-                    <w:rPr>
-                      <w:sz w:val="23"/>
-                      <w:szCs w:val="23"/>
-                    </w:rPr>
-                  </w:pPr>
-                  <w:r>
-                    <w:rPr>
-                      <w:sz w:val="23"/>
-                      <w:szCs w:val="23"/>
-                    </w:rPr>
-                    <w:t>Plastic</w:t>
+                      <w:color w:val="101312"/>
+                      <w:spacing w:val="-2"/>
+                      <w:w w:val="105"/>
+                    </w:rPr>
+                    <w:t>next to</w:t>
                   </w:r>
                 </w:p>
               </w:tc>
               <w:tc>
                 <w:tcPr>
                   <w:tcW w:w="0" w:type="auto"/>
-                  <w:shd w:val="clear" w:color="auto" w:fill="E7EAEF"/>
                 </w:tcPr>
                 <w:p>
                   <w:pPr>
-                    <w:spacing w:line="278" w:lineRule="auto"/>
-                    <w:rPr>
-                      <w:sz w:val="23"/>
-                      <w:szCs w:val="23"/>
+                    <w:pStyle w:val="SS3-115"/>
+                    <w:spacing w:after="0"/>
+                    <w:rPr>
+                      <w:color w:val="101312"/>
+                      <w:spacing w:val="-2"/>
+                      <w:w w:val="105"/>
                     </w:rPr>
                   </w:pPr>
                   <w:r>
                     <w:rPr>
-                      <w:sz w:val="23"/>
-                      <w:szCs w:val="23"/>
-                    </w:rPr>
-                    <w:t>Handles</w:t>
+                      <w:color w:val="101312"/>
+                      <w:spacing w:val="-2"/>
+                      <w:w w:val="105"/>
+                    </w:rPr>
+                    <w:t>of</w:t>
                   </w:r>
                 </w:p>
               </w:tc>
               <w:tc>
                 <w:tcPr>
                   <w:tcW w:w="0" w:type="auto"/>
-                  <w:shd w:val="clear" w:color="auto" w:fill="E7EAEF"/>
                 </w:tcPr>
                 <w:p>
                   <w:pPr>
-                    <w:spacing w:line="278" w:lineRule="auto"/>
-                    <w:rPr>
-                      <w:sz w:val="23"/>
-                      <w:szCs w:val="23"/>
+                    <w:pStyle w:val="SS3-115"/>
+                    <w:spacing w:after="0"/>
+                    <w:rPr>
+                      <w:color w:val="101312"/>
+                      <w:spacing w:val="-2"/>
+                      <w:w w:val="105"/>
                     </w:rPr>
                   </w:pPr>
                   <w:r>
                     <w:rPr>
-                      <w:sz w:val="23"/>
-                      <w:szCs w:val="23"/>
-                    </w:rPr>
-                    <w:t>round</w:t>
+                      <w:color w:val="101312"/>
+                      <w:spacing w:val="-2"/>
+                      <w:w w:val="105"/>
+                    </w:rPr>
+                    <w:t>of</w:t>
+                  </w:r>
+                </w:p>
+              </w:tc>
+              <w:tc>
+                <w:tcPr>
+                  <w:tcW w:w="0" w:type="auto"/>
+                </w:tcPr>
+                <w:p>
+                  <w:pPr>
+                    <w:pStyle w:val="SS3-115"/>
+                    <w:spacing w:after="0"/>
+                    <w:rPr>
+                      <w:color w:val="101312"/>
+                      <w:spacing w:val="-2"/>
+                      <w:w w:val="105"/>
+                    </w:rPr>
+                  </w:pPr>
+                  <w:r>
+                    <w:rPr>
+                      <w:color w:val="101312"/>
+                      <w:spacing w:val="-2"/>
+                      <w:w w:val="105"/>
+                    </w:rPr>
+                    <w:t>on</w:t>
+                  </w:r>
+                </w:p>
+              </w:tc>
+              <w:tc>
+                <w:tcPr>
+                  <w:tcW w:w="0" w:type="auto"/>
+                </w:tcPr>
+                <w:p>
+                  <w:pPr>
+                    <w:pStyle w:val="SS3-115"/>
+                    <w:spacing w:after="0"/>
+                    <w:rPr>
+                      <w:color w:val="101312"/>
+                      <w:spacing w:val="-2"/>
+                      <w:w w:val="105"/>
+                    </w:rPr>
+                  </w:pPr>
+                  <w:r>
+                    <w:rPr>
+                      <w:color w:val="101312"/>
+                      <w:spacing w:val="-2"/>
+                      <w:w w:val="105"/>
+                    </w:rPr>
+                    <w:t>opposite</w:t>
+                  </w:r>
+                </w:p>
+              </w:tc>
+              <w:tc>
+                <w:tcPr>
+                  <w:tcW w:w="0" w:type="auto"/>
+                </w:tcPr>
+                <w:p>
+                  <w:pPr>
+                    <w:pStyle w:val="SS3-115"/>
+                    <w:spacing w:after="0"/>
+                    <w:rPr>
+                      <w:color w:val="101312"/>
+                      <w:spacing w:val="-2"/>
+                      <w:w w:val="105"/>
+                    </w:rPr>
+                  </w:pPr>
+                  <w:r>
+                    <w:rPr>
+                      <w:color w:val="101312"/>
+                      <w:spacing w:val="-2"/>
+                      <w:w w:val="105"/>
+                    </w:rPr>
+                    <w:t>to</w:t>
                   </w:r>
                 </w:p>
               </w:tc>
@@ -7255,81 +7447,303 @@
           </w:tbl>
           <w:p>
             <w:pPr>
-              <w:spacing w:line="278" w:lineRule="auto"/>
-              <w:rPr>
+              <w:pStyle w:val="SS3-115"/>
+              <w:numPr>
+                <w:ilvl w:val="0"/>
+                <w:numId w:val="58"/>
+              </w:numPr>
+              <w:spacing w:before="240"/>
+              <w:ind w:left="227" w:hanging="227"/>
+              <w:rPr>
+                <w:rFonts w:eastAsia="Calibri" w:cs="Calibri"/>
                 <w:iCs/>
-                <w:sz w:val="26"/>
-                <w:szCs w:val="26"/>
+                <w:kern w:val="0"/>
+                <w:szCs w:val="24"/>
+                <w14:ligatures w14:val="none"/>
+              </w:rPr>
+            </w:pPr>
+            <w:r>
+              <w:rPr>
+                <w:rFonts w:eastAsia="Calibri" w:cs="Calibri"/>
+                <w:iCs/>
+                <w:kern w:val="0"/>
+                <w:szCs w:val="24"/>
+                <w14:ligatures w14:val="none"/>
+              </w:rPr>
+              <w:t xml:space="preserve">The tennis courts were </w:t>
+            </w:r>
+            <w:r>
+              <w:rPr>
+                <w:rFonts w:eastAsia="Calibri" w:cs="Calibri"/>
+                <w:iCs/>
+                <w:kern w:val="0"/>
+                <w:szCs w:val="24"/>
+                <w14:ligatures w14:val="none"/>
+              </w:rPr>
+              <w:t>---</w:t>
+            </w:r>
+            <w:r>
+              <w:rPr>
+                <w:rFonts w:eastAsia="Calibri" w:cs="Calibri"/>
+                <w:iCs/>
+                <w:kern w:val="0"/>
+                <w:szCs w:val="24"/>
+                <w14:ligatures w14:val="none"/>
+              </w:rPr>
+              <w:t xml:space="preserve"> the football pitch.</w:t>
+            </w:r>
+          </w:p>
+          <w:p>
+            <w:pPr>
+              <w:pStyle w:val="SS3-115"/>
+              <w:numPr>
+                <w:ilvl w:val="0"/>
+                <w:numId w:val="58"/>
+              </w:numPr>
+              <w:ind w:left="227" w:hanging="227"/>
+              <w:rPr>
+                <w:rFonts w:eastAsia="Calibri" w:cs="Calibri"/>
+                <w:iCs/>
+                <w:kern w:val="0"/>
+                <w:szCs w:val="24"/>
+                <w14:ligatures w14:val="none"/>
+              </w:rPr>
+            </w:pPr>
+            <w:r>
+              <w:rPr>
+                <w:rFonts w:eastAsia="Calibri" w:cs="Calibri"/>
+                <w:iCs/>
+                <w:kern w:val="0"/>
+                <w:szCs w:val="24"/>
+                <w14:ligatures w14:val="none"/>
+              </w:rPr>
+              <w:t xml:space="preserve">The Founder's Building was in the middle </w:t>
+            </w:r>
+            <w:r>
+              <w:rPr>
+                <w:rFonts w:eastAsia="Calibri" w:cs="Calibri"/>
+                <w:iCs/>
+                <w:kern w:val="0"/>
+                <w:szCs w:val="24"/>
+                <w14:ligatures w14:val="none"/>
+              </w:rPr>
+              <w:t>---</w:t>
+            </w:r>
+            <w:r>
+              <w:rPr>
+                <w:rFonts w:eastAsia="Calibri" w:cs="Calibri"/>
+                <w:iCs/>
+                <w:kern w:val="0"/>
+                <w:szCs w:val="24"/>
+                <w14:ligatures w14:val="none"/>
+              </w:rPr>
+              <w:t xml:space="preserve"> the campus.</w:t>
+            </w:r>
+          </w:p>
+          <w:p>
+            <w:pPr>
+              <w:pStyle w:val="SS3-115"/>
+              <w:numPr>
+                <w:ilvl w:val="0"/>
+                <w:numId w:val="58"/>
+              </w:numPr>
+              <w:ind w:left="227" w:hanging="227"/>
+              <w:rPr>
+                <w:rFonts w:eastAsia="Calibri" w:cs="Calibri"/>
+                <w:iCs/>
+                <w:kern w:val="0"/>
+                <w:szCs w:val="24"/>
+                <w14:ligatures w14:val="none"/>
+              </w:rPr>
+            </w:pPr>
+            <w:r>
+              <w:rPr>
+                <w:rFonts w:eastAsia="Calibri" w:cs="Calibri"/>
+                <w:iCs/>
+                <w:kern w:val="0"/>
+                <w:szCs w:val="24"/>
+                <w14:ligatures w14:val="none"/>
+              </w:rPr>
+              <w:t>The Scott Library was the halls of residence and the football pitch.</w:t>
+            </w:r>
+          </w:p>
+          <w:p>
+            <w:pPr>
+              <w:pStyle w:val="SS3-115"/>
+              <w:numPr>
+                <w:ilvl w:val="0"/>
+                <w:numId w:val="58"/>
+              </w:numPr>
+              <w:ind w:left="227" w:hanging="227"/>
+              <w:rPr>
+                <w:rFonts w:eastAsia="Calibri" w:cs="Calibri"/>
+                <w:iCs/>
+                <w:kern w:val="0"/>
+                <w:szCs w:val="24"/>
+                <w14:ligatures w14:val="none"/>
+              </w:rPr>
+            </w:pPr>
+            <w:r>
+              <w:rPr>
+                <w:rFonts w:eastAsia="Calibri" w:cs="Calibri"/>
+                <w:iCs/>
+                <w:kern w:val="0"/>
+                <w:szCs w:val="24"/>
+                <w14:ligatures w14:val="none"/>
+              </w:rPr>
+              <w:t xml:space="preserve">The cafe was </w:t>
+            </w:r>
+            <w:r>
+              <w:rPr>
+                <w:rFonts w:eastAsia="Calibri" w:cs="Calibri"/>
+                <w:iCs/>
+                <w:kern w:val="0"/>
+                <w:szCs w:val="24"/>
+                <w14:ligatures w14:val="none"/>
+              </w:rPr>
+              <w:t>---</w:t>
+            </w:r>
+            <w:r>
+              <w:rPr>
+                <w:rFonts w:eastAsia="Calibri" w:cs="Calibri"/>
+                <w:iCs/>
+                <w:kern w:val="0"/>
+                <w:szCs w:val="24"/>
+                <w14:ligatures w14:val="none"/>
+              </w:rPr>
+              <w:t xml:space="preserve"> the football pitch.</w:t>
+            </w:r>
+          </w:p>
+          <w:p>
+            <w:pPr>
+              <w:pStyle w:val="SS3-115"/>
+              <w:numPr>
+                <w:ilvl w:val="0"/>
+                <w:numId w:val="58"/>
+              </w:numPr>
+              <w:ind w:left="227" w:hanging="227"/>
+              <w:rPr>
+                <w:rFonts w:eastAsia="Calibri" w:cs="Calibri"/>
+                <w:iCs/>
+                <w:kern w:val="0"/>
+                <w:szCs w:val="24"/>
+                <w14:ligatures w14:val="none"/>
+              </w:rPr>
+            </w:pPr>
+            <w:r>
+              <w:rPr>
+                <w:rFonts w:eastAsia="Calibri" w:cs="Calibri"/>
+                <w:iCs/>
+                <w:kern w:val="0"/>
+                <w:szCs w:val="24"/>
+                <w14:ligatures w14:val="none"/>
+              </w:rPr>
+              <w:t>There were two car parks the campus.</w:t>
+            </w:r>
+          </w:p>
+          <w:p>
+            <w:pPr>
+              <w:pStyle w:val="SS3-115"/>
+              <w:numPr>
+                <w:ilvl w:val="0"/>
+                <w:numId w:val="58"/>
+              </w:numPr>
+              <w:ind w:left="227" w:hanging="227"/>
+              <w:rPr>
+                <w:rFonts w:eastAsia="Calibri" w:cs="Calibri"/>
+                <w:iCs/>
+                <w:kern w:val="0"/>
+                <w:szCs w:val="24"/>
+                <w14:ligatures w14:val="none"/>
+              </w:rPr>
+            </w:pPr>
+            <w:r>
+              <w:rPr>
+                <w:rFonts w:eastAsia="Calibri" w:cs="Calibri"/>
+                <w:iCs/>
+                <w:kern w:val="0"/>
+                <w:szCs w:val="24"/>
+                <w14:ligatures w14:val="none"/>
+              </w:rPr>
+              <w:t>The gym was the bottom right-hand corner of the campus.</w:t>
+            </w:r>
+          </w:p>
+          <w:p>
+            <w:pPr>
+              <w:pStyle w:val="SS3-115"/>
+              <w:numPr>
+                <w:ilvl w:val="0"/>
+                <w:numId w:val="58"/>
+              </w:numPr>
+              <w:ind w:left="227" w:hanging="227"/>
+              <w:rPr>
+                <w:rFonts w:eastAsia="Calibri" w:cs="Calibri"/>
+                <w:iCs/>
+                <w:kern w:val="0"/>
+                <w:szCs w:val="24"/>
+                <w14:ligatures w14:val="none"/>
+              </w:rPr>
+            </w:pPr>
+            <w:r>
+              <w:rPr>
+                <w:rFonts w:eastAsia="Calibri" w:cs="Calibri"/>
+                <w:iCs/>
+                <w:kern w:val="0"/>
+                <w:szCs w:val="24"/>
+                <w14:ligatures w14:val="none"/>
+              </w:rPr>
+              <w:t>The Watson Building was the left of the Founder's Building.</w:t>
+            </w:r>
+          </w:p>
+          <w:p>
+            <w:pPr>
+              <w:pStyle w:val="SS3-115"/>
+              <w:numPr>
+                <w:ilvl w:val="0"/>
+                <w:numId w:val="58"/>
+              </w:numPr>
+              <w:ind w:left="227" w:hanging="227"/>
+              <w:rPr>
+                <w:rFonts w:ascii="Source Sans 3 Medium" w:hAnsi="Source Sans 3 Medium"/>
+                <w:b/>
+                <w:bCs/>
+              </w:rPr>
+            </w:pPr>
+            <w:r>
+              <w:rPr>
+                <w:rFonts w:eastAsia="Calibri" w:cs="Calibri"/>
+                <w:iCs/>
+                <w:kern w:val="0"/>
+                <w:szCs w:val="24"/>
+                <w14:ligatures w14:val="none"/>
+              </w:rPr>
+              <w:t>The main reception was part the Watson Building.</w:t>
+            </w:r>
+          </w:p>
+        </w:tc>
+        <w:tc>
+          <w:tcPr>
+            <w:tcW w:w="3907" w:type="dxa"/>
+          </w:tcPr>
+          <w:p>
+            <w:pPr>
+              <w:rPr>
+                <w:rFonts w:ascii="Source Sans 3 SemiBold" w:hAnsi="Source Sans 3 SemiBold"/>
+                <w:b/>
+                <w:bCs/>
+                <w:noProof/>
+                <w:color w:val="FFFFFF" w:themeColor="background1"/>
+                <w:bdr w:val="single" w:sz="24" w:space="0" w:color="F4A349"/>
+                <w:shd w:val="clear" w:color="auto" w:fill="EF4740"/>
               </w:rPr>
             </w:pPr>
           </w:p>
         </w:tc>
       </w:tr>
-    </w:tbl>
-    <w:p>
-      <w:pPr>
-        <w:pStyle w:val="SS3-115"/>
-      </w:pPr>
-    </w:p>
-    <w:p>
-      <w:pPr>
-        <w:spacing w:before="240"/>
-        <w:rPr>
-          <w:color w:val="DDF03C"/>
-          <w:sz w:val="34"/>
-          <w:szCs w:val="34"/>
-        </w:rPr>
-      </w:pPr>
-      <w:r>
-        <w:rPr>
-          <w:rFonts w:ascii="Source Sans 3 Black" w:hAnsi="Source Sans 3 Black"/>
-          <w:color w:val="F4A349"/>
-          <w:sz w:val="34"/>
-          <w:szCs w:val="34"/>
-          <w:shd w:val="clear" w:color="auto" w:fill="F4A349"/>
-        </w:rPr>
-        <w:t>[[[[[[[[[[</w:t>
-      </w:r>
-      <w:r>
-        <w:rPr>
-          <w:rFonts w:ascii="Source Sans 3 SemiBold" w:hAnsi="Source Sans 3 SemiBold"/>
-          <w:b/>
-          <w:bCs/>
-          <w:sz w:val="34"/>
-          <w:szCs w:val="34"/>
-        </w:rPr>
-        <w:t>PART 1: DESCRIBING A PROCESS</w:t>
-      </w:r>
-      <w:r>
-        <w:rPr>
-          <w:rFonts w:ascii="Source Sans 3 Black" w:hAnsi="Source Sans 3 Black"/>
-          <w:b/>
-          <w:bCs/>
-          <w:color w:val="F4A349"/>
-          <w:sz w:val="34"/>
-          <w:szCs w:val="34"/>
-        </w:rPr>
-        <w:t>]</w:t>
-      </w:r>
-    </w:p>
-    <w:tbl>
-      <w:tblPr>
-        <w:tblStyle w:val="DottedTable"/>
-        <w:tblW w:w="14392" w:type="dxa"/>
-        <w:tblLook w:val="04A0" w:firstRow="1" w:lastRow="0" w:firstColumn="1" w:lastColumn="0" w:noHBand="0" w:noVBand="1"/>
-      </w:tblPr>
-      <w:tblGrid>
-        <w:gridCol w:w="650"/>
-        <w:gridCol w:w="4577"/>
-        <w:gridCol w:w="2298"/>
-        <w:gridCol w:w="2286"/>
-        <w:gridCol w:w="971"/>
-        <w:gridCol w:w="3610"/>
-      </w:tblGrid>
       <w:tr>
         <w:tc>
           <w:tcPr>
-            <w:tcW w:w="582" w:type="dxa"/>
+            <w:tcW w:w="650" w:type="dxa"/>
           </w:tcPr>
           <w:tbl>
             <w:tblPr>
@@ -7368,7 +7782,7 @@
                       <w:szCs w:val="26"/>
                       <w:lang w:bidi="ar-SA"/>
                     </w:rPr>
-                    <w:t>04</w:t>
+                    <w:t>05</w:t>
                   </w:r>
                 </w:p>
               </w:tc>
@@ -7377,6 +7791,579 @@
           <w:p>
             <w:pPr>
               <w:rPr>
+                <w:bCs/>
+                <w:szCs w:val="26"/>
+              </w:rPr>
+            </w:pPr>
+          </w:p>
+        </w:tc>
+        <w:tc>
+          <w:tcPr>
+            <w:tcW w:w="9835" w:type="dxa"/>
+          </w:tcPr>
+          <w:p>
+            <w:pPr>
+              <w:pStyle w:val="SS3-115"/>
+              <w:rPr>
+                <w:rFonts w:ascii="Source Sans 3 Medium" w:hAnsi="Source Sans 3 Medium"/>
+                <w:b/>
+                <w:bCs/>
+              </w:rPr>
+            </w:pPr>
+            <w:r>
+              <w:rPr>
+                <w:rFonts w:ascii="Source Sans 3 Medium" w:hAnsi="Source Sans 3 Medium"/>
+                <w:b/>
+                <w:bCs/>
+              </w:rPr>
+              <w:t>Complete the sentences to describe the map of the campus today to your partner. You can use the expressions in the box</w:t>
+            </w:r>
+            <w:r>
+              <w:rPr>
+                <w:rFonts w:ascii="Source Sans 3 Medium" w:hAnsi="Source Sans 3 Medium"/>
+                <w:b/>
+                <w:bCs/>
+              </w:rPr>
+              <w:t>.</w:t>
+            </w:r>
+          </w:p>
+          <w:tbl>
+            <w:tblPr>
+              <w:tblStyle w:val="CommonTable"/>
+              <w:tblW w:w="0" w:type="auto"/>
+              <w:tblBorders>
+                <w:top w:val="single" w:sz="18" w:space="0" w:color="E8AC6F"/>
+                <w:left w:val="single" w:sz="18" w:space="0" w:color="E8AC6F"/>
+                <w:bottom w:val="single" w:sz="18" w:space="0" w:color="E8AC6F"/>
+                <w:right w:val="single" w:sz="18" w:space="0" w:color="E8AC6F"/>
+                <w:insideH w:val="single" w:sz="18" w:space="0" w:color="E8AC6F"/>
+                <w:insideV w:val="none" w:sz="0" w:space="0" w:color="auto"/>
+              </w:tblBorders>
+              <w:tblLook w:val="04A0" w:firstRow="1" w:lastRow="0" w:firstColumn="1" w:lastColumn="0" w:noHBand="0" w:noVBand="1"/>
+            </w:tblPr>
+            <w:tblGrid>
+              <w:gridCol w:w="1147"/>
+              <w:gridCol w:w="1288"/>
+              <w:gridCol w:w="3010"/>
+            </w:tblGrid>
+            <w:tr>
+              <w:tc>
+                <w:tcPr>
+                  <w:tcW w:w="0" w:type="auto"/>
+                </w:tcPr>
+                <w:p>
+                  <w:pPr>
+                    <w:pStyle w:val="SS3-115"/>
+                    <w:spacing w:after="0"/>
+                    <w:rPr>
+                      <w:color w:val="101312"/>
+                      <w:spacing w:val="-2"/>
+                      <w:w w:val="105"/>
+                    </w:rPr>
+                  </w:pPr>
+                  <w:r>
+                    <w:rPr>
+                      <w:color w:val="101312"/>
+                      <w:spacing w:val="-2"/>
+                      <w:w w:val="105"/>
+                    </w:rPr>
+                    <w:t>between</w:t>
+                  </w:r>
+                </w:p>
+              </w:tc>
+              <w:tc>
+                <w:tcPr>
+                  <w:tcW w:w="0" w:type="auto"/>
+                </w:tcPr>
+                <w:p>
+                  <w:pPr>
+                    <w:pStyle w:val="SS3-115"/>
+                    <w:spacing w:after="0"/>
+                    <w:rPr>
+                      <w:color w:val="101312"/>
+                      <w:spacing w:val="-2"/>
+                      <w:w w:val="105"/>
+                    </w:rPr>
+                  </w:pPr>
+                  <w:r>
+                    <w:rPr>
+                      <w:color w:val="101312"/>
+                      <w:spacing w:val="-2"/>
+                      <w:w w:val="105"/>
+                    </w:rPr>
+                    <w:t>in</w:t>
+                  </w:r>
+                  <w:r>
+                    <w:rPr>
+                      <w:color w:val="101312"/>
+                      <w:spacing w:val="-2"/>
+                      <w:w w:val="105"/>
+                    </w:rPr>
+                    <w:t xml:space="preserve"> front of</w:t>
+                  </w:r>
+                </w:p>
+              </w:tc>
+              <w:tc>
+                <w:tcPr>
+                  <w:tcW w:w="0" w:type="auto"/>
+                </w:tcPr>
+                <w:p>
+                  <w:pPr>
+                    <w:pStyle w:val="SS3-115"/>
+                    <w:spacing w:after="0"/>
+                    <w:rPr>
+                      <w:color w:val="101312"/>
+                      <w:spacing w:val="-2"/>
+                      <w:w w:val="105"/>
+                    </w:rPr>
+                  </w:pPr>
+                  <w:r>
+                    <w:rPr>
+                      <w:color w:val="101312"/>
+                      <w:spacing w:val="-2"/>
+                      <w:w w:val="105"/>
+                    </w:rPr>
+                    <w:t>in the top right-hand corner</w:t>
+                  </w:r>
+                </w:p>
+              </w:tc>
+            </w:tr>
+            <w:tr>
+              <w:tc>
+                <w:tcPr>
+                  <w:tcW w:w="0" w:type="auto"/>
+                </w:tcPr>
+                <w:p>
+                  <w:pPr>
+                    <w:pStyle w:val="SS3-115"/>
+                    <w:spacing w:after="0"/>
+                    <w:rPr>
+                      <w:color w:val="101312"/>
+                      <w:spacing w:val="-2"/>
+                      <w:w w:val="105"/>
+                    </w:rPr>
+                  </w:pPr>
+                  <w:r>
+                    <w:rPr>
+                      <w:color w:val="101312"/>
+                      <w:spacing w:val="-2"/>
+                      <w:w w:val="105"/>
+                    </w:rPr>
+                    <w:t>next to</w:t>
+                  </w:r>
+                </w:p>
+              </w:tc>
+              <w:tc>
+                <w:tcPr>
+                  <w:tcW w:w="0" w:type="auto"/>
+                </w:tcPr>
+                <w:p>
+                  <w:pPr>
+                    <w:pStyle w:val="SS3-115"/>
+                    <w:spacing w:after="0"/>
+                    <w:rPr>
+                      <w:color w:val="101312"/>
+                      <w:spacing w:val="-2"/>
+                      <w:w w:val="105"/>
+                    </w:rPr>
+                  </w:pPr>
+                  <w:r>
+                    <w:rPr>
+                      <w:color w:val="101312"/>
+                      <w:spacing w:val="-2"/>
+                      <w:w w:val="105"/>
+                    </w:rPr>
+                    <w:t>on the left</w:t>
+                  </w:r>
+                </w:p>
+              </w:tc>
+              <w:tc>
+                <w:tcPr>
+                  <w:tcW w:w="0" w:type="auto"/>
+                </w:tcPr>
+                <w:p>
+                  <w:pPr>
+                    <w:pStyle w:val="SS3-115"/>
+                    <w:spacing w:after="0"/>
+                    <w:rPr>
+                      <w:color w:val="101312"/>
+                      <w:spacing w:val="-2"/>
+                      <w:w w:val="105"/>
+                    </w:rPr>
+                  </w:pPr>
+                  <w:r>
+                    <w:rPr>
+                      <w:color w:val="101312"/>
+                      <w:spacing w:val="-2"/>
+                      <w:w w:val="105"/>
+                    </w:rPr>
+                    <w:t>opposite</w:t>
+                  </w:r>
+                </w:p>
+              </w:tc>
+            </w:tr>
+          </w:tbl>
+          <w:p>
+            <w:pPr>
+              <w:pStyle w:val="SS3-115"/>
+              <w:numPr>
+                <w:ilvl w:val="0"/>
+                <w:numId w:val="59"/>
+              </w:numPr>
+              <w:spacing w:before="240"/>
+              <w:rPr>
+                <w:rFonts w:eastAsia="Calibri" w:cs="Calibri"/>
+                <w:iCs/>
+                <w:kern w:val="0"/>
+                <w:szCs w:val="24"/>
+                <w14:ligatures w14:val="none"/>
+              </w:rPr>
+            </w:pPr>
+            <w:r>
+              <w:rPr>
+                <w:rFonts w:eastAsia="Calibri" w:cs="Calibri"/>
+                <w:iCs/>
+                <w:kern w:val="0"/>
+                <w:szCs w:val="24"/>
+                <w14:ligatures w14:val="none"/>
+              </w:rPr>
+              <w:t>The halls of residence</w:t>
+            </w:r>
+            <w:r>
+              <w:rPr>
+                <w:rFonts w:eastAsia="Calibri" w:cs="Calibri"/>
+                <w:iCs/>
+                <w:kern w:val="0"/>
+                <w:szCs w:val="24"/>
+                <w14:ligatures w14:val="none"/>
+              </w:rPr>
+              <w:t xml:space="preserve"> ---</w:t>
+            </w:r>
+          </w:p>
+          <w:p>
+            <w:pPr>
+              <w:pStyle w:val="SS3-115"/>
+              <w:numPr>
+                <w:ilvl w:val="0"/>
+                <w:numId w:val="59"/>
+              </w:numPr>
+              <w:rPr>
+                <w:rFonts w:eastAsia="Calibri" w:cs="Calibri"/>
+                <w:iCs/>
+                <w:kern w:val="0"/>
+                <w:szCs w:val="24"/>
+                <w14:ligatures w14:val="none"/>
+              </w:rPr>
+            </w:pPr>
+            <w:r>
+              <w:rPr>
+                <w:rFonts w:eastAsia="Calibri" w:cs="Calibri"/>
+                <w:iCs/>
+                <w:kern w:val="0"/>
+                <w:szCs w:val="24"/>
+                <w14:ligatures w14:val="none"/>
+              </w:rPr>
+              <w:t>The laboratories</w:t>
+            </w:r>
+            <w:r>
+              <w:rPr>
+                <w:rFonts w:eastAsia="Calibri" w:cs="Calibri"/>
+                <w:iCs/>
+                <w:kern w:val="0"/>
+                <w:szCs w:val="24"/>
+                <w14:ligatures w14:val="none"/>
+              </w:rPr>
+              <w:t xml:space="preserve"> ---</w:t>
+            </w:r>
+          </w:p>
+          <w:p>
+            <w:pPr>
+              <w:pStyle w:val="SS3-115"/>
+              <w:numPr>
+                <w:ilvl w:val="0"/>
+                <w:numId w:val="59"/>
+              </w:numPr>
+              <w:rPr>
+                <w:rFonts w:eastAsia="Calibri" w:cs="Calibri"/>
+                <w:iCs/>
+                <w:kern w:val="0"/>
+                <w:szCs w:val="24"/>
+                <w14:ligatures w14:val="none"/>
+              </w:rPr>
+            </w:pPr>
+            <w:r>
+              <w:rPr>
+                <w:rFonts w:eastAsia="Calibri" w:cs="Calibri"/>
+                <w:iCs/>
+                <w:kern w:val="0"/>
+                <w:szCs w:val="24"/>
+                <w14:ligatures w14:val="none"/>
+              </w:rPr>
+              <w:t xml:space="preserve">The bus stop </w:t>
+            </w:r>
+            <w:r>
+              <w:rPr>
+                <w:rFonts w:eastAsia="Calibri" w:cs="Calibri"/>
+                <w:iCs/>
+                <w:kern w:val="0"/>
+                <w:szCs w:val="24"/>
+                <w14:ligatures w14:val="none"/>
+              </w:rPr>
+              <w:t>---</w:t>
+            </w:r>
+          </w:p>
+          <w:p>
+            <w:pPr>
+              <w:pStyle w:val="SS3-115"/>
+              <w:numPr>
+                <w:ilvl w:val="0"/>
+                <w:numId w:val="59"/>
+              </w:numPr>
+              <w:rPr>
+                <w:rFonts w:eastAsia="Calibri" w:cs="Calibri"/>
+                <w:iCs/>
+                <w:kern w:val="0"/>
+                <w:szCs w:val="24"/>
+                <w14:ligatures w14:val="none"/>
+              </w:rPr>
+            </w:pPr>
+            <w:r>
+              <w:rPr>
+                <w:rFonts w:eastAsia="Calibri" w:cs="Calibri"/>
+                <w:iCs/>
+                <w:kern w:val="0"/>
+                <w:szCs w:val="24"/>
+                <w14:ligatures w14:val="none"/>
+              </w:rPr>
+              <w:t>The recreation area</w:t>
+            </w:r>
+            <w:r>
+              <w:rPr>
+                <w:rFonts w:eastAsia="Calibri" w:cs="Calibri"/>
+                <w:iCs/>
+                <w:kern w:val="0"/>
+                <w:szCs w:val="24"/>
+                <w14:ligatures w14:val="none"/>
+              </w:rPr>
+              <w:t xml:space="preserve"> ---</w:t>
+            </w:r>
+          </w:p>
+          <w:p>
+            <w:pPr>
+              <w:pStyle w:val="SS3-115"/>
+              <w:numPr>
+                <w:ilvl w:val="0"/>
+                <w:numId w:val="59"/>
+              </w:numPr>
+              <w:rPr>
+                <w:rFonts w:eastAsia="Calibri" w:cs="Calibri"/>
+                <w:iCs/>
+                <w:kern w:val="0"/>
+                <w:szCs w:val="24"/>
+                <w14:ligatures w14:val="none"/>
+              </w:rPr>
+            </w:pPr>
+            <w:r>
+              <w:rPr>
+                <w:rFonts w:eastAsia="Calibri" w:cs="Calibri"/>
+                <w:iCs/>
+                <w:kern w:val="0"/>
+                <w:szCs w:val="24"/>
+                <w14:ligatures w14:val="none"/>
+              </w:rPr>
+              <w:t xml:space="preserve">The table tennis tables </w:t>
+            </w:r>
+            <w:r>
+              <w:rPr>
+                <w:rFonts w:eastAsia="Calibri" w:cs="Calibri"/>
+                <w:iCs/>
+                <w:kern w:val="0"/>
+                <w:szCs w:val="24"/>
+                <w14:ligatures w14:val="none"/>
+              </w:rPr>
+              <w:t>---</w:t>
+            </w:r>
+          </w:p>
+          <w:p>
+            <w:pPr>
+              <w:pStyle w:val="SS3-115"/>
+              <w:numPr>
+                <w:ilvl w:val="0"/>
+                <w:numId w:val="59"/>
+              </w:numPr>
+              <w:rPr>
+                <w:rFonts w:ascii="Source Sans 3 Medium" w:hAnsi="Source Sans 3 Medium"/>
+                <w:b/>
+                <w:bCs/>
+              </w:rPr>
+            </w:pPr>
+            <w:r>
+              <w:rPr>
+                <w:rFonts w:eastAsia="Calibri" w:cs="Calibri"/>
+                <w:iCs/>
+                <w:kern w:val="0"/>
+                <w:szCs w:val="24"/>
+                <w14:ligatures w14:val="none"/>
+              </w:rPr>
+              <w:t xml:space="preserve">The Students' Union </w:t>
+            </w:r>
+            <w:r>
+              <w:rPr>
+                <w:rFonts w:eastAsia="Calibri" w:cs="Calibri"/>
+                <w:iCs/>
+                <w:kern w:val="0"/>
+                <w:szCs w:val="24"/>
+                <w14:ligatures w14:val="none"/>
+              </w:rPr>
+              <w:t>---</w:t>
+            </w:r>
+          </w:p>
+        </w:tc>
+        <w:tc>
+          <w:tcPr>
+            <w:tcW w:w="3907" w:type="dxa"/>
+          </w:tcPr>
+          <w:p>
+            <w:pPr>
+              <w:rPr>
+                <w:rFonts w:ascii="Source Sans 3 SemiBold" w:hAnsi="Source Sans 3 SemiBold"/>
+                <w:b/>
+                <w:bCs/>
+                <w:noProof/>
+                <w:color w:val="FFFFFF" w:themeColor="background1"/>
+                <w:bdr w:val="single" w:sz="24" w:space="0" w:color="F4A349"/>
+                <w:shd w:val="clear" w:color="auto" w:fill="EF4740"/>
+              </w:rPr>
+            </w:pPr>
+          </w:p>
+        </w:tc>
+      </w:tr>
+    </w:tbl>
+    <w:p>
+      <w:pPr>
+        <w:rPr>
+          <w:rFonts w:ascii="Source Sans 3 Black" w:hAnsi="Source Sans 3 Black"/>
+          <w:color w:val="F4A349"/>
+          <w:sz w:val="34"/>
+          <w:szCs w:val="34"/>
+          <w:shd w:val="clear" w:color="auto" w:fill="F4A349"/>
+        </w:rPr>
+      </w:pPr>
+      <w:r>
+        <w:rPr>
+          <w:rFonts w:ascii="Source Sans 3 Black" w:hAnsi="Source Sans 3 Black"/>
+          <w:color w:val="F4A349"/>
+          <w:sz w:val="34"/>
+          <w:szCs w:val="34"/>
+          <w:shd w:val="clear" w:color="auto" w:fill="F4A349"/>
+        </w:rPr>
+        <w:br w:type="page"/>
+      </w:r>
+    </w:p>
+    <w:p>
+      <w:pPr>
+        <w:spacing w:before="240"/>
+        <w:rPr>
+          <w:color w:val="DDF03C"/>
+          <w:sz w:val="34"/>
+          <w:szCs w:val="34"/>
+        </w:rPr>
+      </w:pPr>
+      <w:r>
+        <w:rPr>
+          <w:rFonts w:ascii="Source Sans 3 Black" w:hAnsi="Source Sans 3 Black"/>
+          <w:color w:val="F4A349"/>
+          <w:sz w:val="34"/>
+          <w:szCs w:val="34"/>
+          <w:shd w:val="clear" w:color="auto" w:fill="F4A349"/>
+        </w:rPr>
+        <w:lastRenderedPageBreak/>
+        <w:t>[[[[[[[[[[</w:t>
+      </w:r>
+      <w:r>
+        <w:rPr>
+          <w:rFonts w:ascii="Source Sans 3 SemiBold" w:hAnsi="Source Sans 3 SemiBold"/>
+          <w:b/>
+          <w:bCs/>
+          <w:sz w:val="34"/>
+          <w:szCs w:val="34"/>
+        </w:rPr>
+        <w:t>DESCRIBING CHANGES IN A MAP</w:t>
+      </w:r>
+      <w:r>
+        <w:rPr>
+          <w:rFonts w:ascii="Source Sans 3 Black" w:hAnsi="Source Sans 3 Black"/>
+          <w:b/>
+          <w:bCs/>
+          <w:color w:val="F4A349"/>
+          <w:sz w:val="34"/>
+          <w:szCs w:val="34"/>
+        </w:rPr>
+        <w:t>]</w:t>
+      </w:r>
+    </w:p>
+    <w:tbl>
+      <w:tblPr>
+        <w:tblStyle w:val="DottedTable"/>
+        <w:tblW w:w="14392" w:type="dxa"/>
+        <w:tblLook w:val="04A0" w:firstRow="1" w:lastRow="0" w:firstColumn="1" w:lastColumn="0" w:noHBand="0" w:noVBand="1"/>
+      </w:tblPr>
+      <w:tblGrid>
+        <w:gridCol w:w="650"/>
+        <w:gridCol w:w="10138"/>
+        <w:gridCol w:w="3604"/>
+      </w:tblGrid>
+      <w:tr>
+        <w:tc>
+          <w:tcPr>
+            <w:tcW w:w="650" w:type="dxa"/>
+          </w:tcPr>
+          <w:tbl>
+            <w:tblPr>
+              <w:tblStyle w:val="CompactTable"/>
+              <w:tblW w:w="0" w:type="auto"/>
+              <w:tblBorders>
+                <w:top w:val="single" w:sz="18" w:space="0" w:color="C4A65B"/>
+                <w:left w:val="single" w:sz="18" w:space="0" w:color="C4A65B"/>
+                <w:bottom w:val="single" w:sz="18" w:space="0" w:color="C4A65B"/>
+                <w:right w:val="single" w:sz="18" w:space="0" w:color="C4A65B"/>
+                <w:insideH w:val="single" w:sz="18" w:space="0" w:color="C4A65B"/>
+                <w:insideV w:val="single" w:sz="18" w:space="0" w:color="C4A65B"/>
+              </w:tblBorders>
+              <w:tblLook w:val="04A0" w:firstRow="1" w:lastRow="0" w:firstColumn="1" w:lastColumn="0" w:noHBand="0" w:noVBand="1"/>
+            </w:tblPr>
+            <w:tblGrid>
+              <w:gridCol w:w="320"/>
+            </w:tblGrid>
+            <w:tr>
+              <w:tc>
+                <w:tcPr>
+                  <w:tcW w:w="385" w:type="dxa"/>
+                </w:tcPr>
+                <w:p>
+                  <w:pPr>
+                    <w:rPr>
+                      <w:b w:val="0"/>
+                      <w:bCs/>
+                      <w:szCs w:val="26"/>
+                      <w:bdr w:val="single" w:sz="12" w:space="0" w:color="FFFF00"/>
+                    </w:rPr>
+                  </w:pPr>
+                  <w:r>
+                    <w:rPr>
+                      <w:bCs/>
+                      <w:szCs w:val="26"/>
+                      <w:lang w:bidi="ar-SA"/>
+                    </w:rPr>
+                    <w:t>06</w:t>
+                  </w:r>
+                </w:p>
+              </w:tc>
+            </w:tr>
+          </w:tbl>
+          <w:p>
+            <w:pPr>
+              <w:rPr>
                 <w:rFonts w:ascii="Source Sans 3" w:hAnsi="Source Sans 3"/>
                 <w:b/>
                 <w:bCs/>
@@ -7389,8 +8376,7 @@
         </w:tc>
         <w:tc>
           <w:tcPr>
-            <w:tcW w:w="10186" w:type="dxa"/>
-            <w:gridSpan w:val="4"/>
+            <w:tcW w:w="10138" w:type="dxa"/>
           </w:tcPr>
           <w:p>
             <w:pPr>
@@ -7411,7 +8397,103 @@
                 <w:sz w:val="23"/>
                 <w:szCs w:val="23"/>
               </w:rPr>
-              <w:t>The pictures show the process of making stringhoppers.</w:t>
+              <w:t>Read this Writing Part 1 task.</w:t>
+            </w:r>
+          </w:p>
+          <w:p>
+            <w:pPr>
+              <w:spacing w:after="120"/>
+              <w:rPr>
+                <w:rFonts w:ascii="Source Sans 3 Medium" w:hAnsi="Source Sans 3 Medium"/>
+                <w:sz w:val="23"/>
+                <w:szCs w:val="23"/>
+              </w:rPr>
+            </w:pPr>
+            <w:r>
+              <w:rPr>
+                <w:rFonts w:ascii="Source Sans 3 Medium" w:hAnsi="Source Sans 3 Medium"/>
+                <w:sz w:val="23"/>
+                <w:szCs w:val="23"/>
+              </w:rPr>
+              <w:t>You should spend 20 minutes on this task.</w:t>
+            </w:r>
+          </w:p>
+          <w:p>
+            <w:pPr>
+              <w:spacing w:after="120"/>
+              <w:rPr>
+                <w:rFonts w:ascii="Source Sans 3 Medium" w:hAnsi="Source Sans 3 Medium"/>
+                <w:i/>
+                <w:iCs/>
+                <w:sz w:val="23"/>
+                <w:szCs w:val="23"/>
+              </w:rPr>
+            </w:pPr>
+            <w:r>
+              <w:rPr>
+                <w:rFonts w:ascii="Source Sans 3 Medium" w:hAnsi="Source Sans 3 Medium"/>
+                <w:i/>
+                <w:iCs/>
+                <w:sz w:val="23"/>
+                <w:szCs w:val="23"/>
+              </w:rPr>
+              <w:t xml:space="preserve">Look at the two maps of </w:t>
+            </w:r>
+            <w:proofErr w:type="spellStart"/>
+            <w:r>
+              <w:rPr>
+                <w:rFonts w:ascii="Source Sans 3 Medium" w:hAnsi="Source Sans 3 Medium"/>
+                <w:i/>
+                <w:iCs/>
+                <w:sz w:val="23"/>
+                <w:szCs w:val="23"/>
+              </w:rPr>
+              <w:t>Sunnyhills</w:t>
+            </w:r>
+            <w:proofErr w:type="spellEnd"/>
+            <w:r>
+              <w:rPr>
+                <w:rFonts w:ascii="Source Sans 3 Medium" w:hAnsi="Source Sans 3 Medium"/>
+                <w:i/>
+                <w:iCs/>
+                <w:sz w:val="23"/>
+                <w:szCs w:val="23"/>
+              </w:rPr>
+              <w:t xml:space="preserve"> University campus in 1995 and today.</w:t>
+            </w:r>
+          </w:p>
+          <w:p>
+            <w:pPr>
+              <w:spacing w:after="120"/>
+              <w:rPr>
+                <w:rFonts w:ascii="Source Sans 3 Medium" w:hAnsi="Source Sans 3 Medium"/>
+                <w:i/>
+                <w:iCs/>
+                <w:sz w:val="23"/>
+                <w:szCs w:val="23"/>
+              </w:rPr>
+            </w:pPr>
+            <w:proofErr w:type="spellStart"/>
+            <w:r>
+              <w:rPr>
+                <w:rFonts w:ascii="Source Sans 3 Medium" w:hAnsi="Source Sans 3 Medium"/>
+                <w:i/>
+                <w:iCs/>
+                <w:sz w:val="23"/>
+                <w:szCs w:val="23"/>
+              </w:rPr>
+              <w:t>Summarise</w:t>
+            </w:r>
+            <w:proofErr w:type="spellEnd"/>
+            <w:r>
+              <w:rPr>
+                <w:rFonts w:ascii="Source Sans 3 Medium" w:hAnsi="Source Sans 3 Medium"/>
+                <w:i/>
+                <w:iCs/>
+                <w:sz w:val="23"/>
+                <w:szCs w:val="23"/>
+              </w:rPr>
+              <w:t xml:space="preserve"> the information by selecting and reporting the main features, and make comparisons where relevant.</w:t>
             </w:r>
           </w:p>
           <w:p>
@@ -7435,77 +8517,443 @@
             <w:r>
               <w:rPr>
                 <w:rFonts w:ascii="Source Sans 3 Medium" w:hAnsi="Source Sans 3 Medium"/>
-                <w:b/>
-                <w:bCs/>
                 <w:sz w:val="23"/>
                 <w:szCs w:val="23"/>
               </w:rPr>
-              <w:t>Match the short instructions to the pictures.</w:t>
+              <w:t>You should write at least 150 words.</w:t>
             </w:r>
           </w:p>
         </w:tc>
         <w:tc>
           <w:tcPr>
-            <w:tcW w:w="3624" w:type="dxa"/>
+            <w:tcW w:w="3604" w:type="dxa"/>
           </w:tcPr>
           <w:p>
             <w:pPr>
-              <w:rPr>
-                <w:rFonts w:ascii="Source Sans 3 SemiBold" w:hAnsi="Source Sans 3 SemiBold"/>
-                <w:b/>
-                <w:bCs/>
-                <w:noProof/>
-                <w:color w:val="FFFFFF" w:themeColor="background1"/>
-                <w:shd w:val="clear" w:color="auto" w:fill="68AF3D"/>
-              </w:rPr>
-            </w:pPr>
-            <w:r>
-              <w:rPr>
-                <w:rFonts w:ascii="Source Sans 3 SemiBold" w:hAnsi="Source Sans 3 SemiBold"/>
-                <w:b/>
-                <w:bCs/>
-                <w:noProof/>
-                <w:color w:val="FFFFFF" w:themeColor="background1"/>
-                <w:bdr w:val="single" w:sz="24" w:space="0" w:color="F4A349"/>
-                <w:shd w:val="clear" w:color="auto" w:fill="EF4740"/>
-              </w:rPr>
-              <w:t xml:space="preserve">TIP </w:t>
-            </w:r>
-            <w:r>
-              <w:rPr>
-                <w:rFonts w:ascii="Source Sans 3 SemiBold" w:hAnsi="Source Sans 3 SemiBold"/>
-                <w:b/>
-                <w:bCs/>
-                <w:noProof/>
-                <w:bdr w:val="single" w:sz="24" w:space="0" w:color="F4A349"/>
-              </w:rPr>
-              <w:t>04</w:t>
-            </w:r>
-          </w:p>
+              <w:spacing w:after="120"/>
+              <w:rPr>
+                <w:rFonts w:ascii="Source Sans 3 Medium" w:hAnsi="Source Sans 3 Medium"/>
+                <w:b/>
+                <w:bCs/>
+                <w:sz w:val="23"/>
+                <w:szCs w:val="23"/>
+              </w:rPr>
+            </w:pPr>
+          </w:p>
+        </w:tc>
+      </w:tr>
+    </w:tbl>
+    <w:p/>
+    <w:tbl>
+      <w:tblPr>
+        <w:tblStyle w:val="DottedTable"/>
+        <w:tblW w:w="14392" w:type="dxa"/>
+        <w:tblLayout w:type="fixed"/>
+        <w:tblLook w:val="04A0" w:firstRow="1" w:lastRow="0" w:firstColumn="1" w:lastColumn="0" w:noHBand="0" w:noVBand="1"/>
+      </w:tblPr>
+      <w:tblGrid>
+        <w:gridCol w:w="690"/>
+        <w:gridCol w:w="3726"/>
+        <w:gridCol w:w="1391"/>
+        <w:gridCol w:w="8585"/>
+      </w:tblGrid>
+      <w:tr>
+        <w:tc>
+          <w:tcPr>
+            <w:tcW w:w="690" w:type="dxa"/>
+          </w:tcPr>
           <w:tbl>
             <w:tblPr>
-              <w:tblStyle w:val="NormalTable"/>
-              <w:tblW w:w="0" w:type="auto"/>
+              <w:tblStyle w:val="CompactTable"/>
+              <w:tblW w:w="360" w:type="dxa"/>
               <w:tblBorders>
-                <w:top w:val="single" w:sz="18" w:space="0" w:color="F4A349"/>
-                <w:left w:val="single" w:sz="18" w:space="0" w:color="F4A349"/>
-                <w:bottom w:val="single" w:sz="18" w:space="0" w:color="F4A349"/>
-                <w:right w:val="single" w:sz="18" w:space="0" w:color="F4A349"/>
-                <w:insideH w:val="single" w:sz="18" w:space="0" w:color="F4A349"/>
-                <w:insideV w:val="single" w:sz="18" w:space="0" w:color="F4A349"/>
+                <w:top w:val="single" w:sz="18" w:space="0" w:color="F5CD5B"/>
+                <w:left w:val="single" w:sz="18" w:space="0" w:color="F5CD5B"/>
+                <w:bottom w:val="single" w:sz="18" w:space="0" w:color="F5CD5B"/>
+                <w:right w:val="single" w:sz="18" w:space="0" w:color="F5CD5B"/>
+                <w:insideH w:val="single" w:sz="18" w:space="0" w:color="F5CD5B"/>
+                <w:insideV w:val="single" w:sz="18" w:space="0" w:color="F5CD5B"/>
               </w:tblBorders>
-              <w:shd w:val="clear" w:color="auto" w:fill="E7EAEF"/>
+              <w:tblLayout w:type="fixed"/>
               <w:tblLook w:val="04A0" w:firstRow="1" w:lastRow="0" w:firstColumn="1" w:lastColumn="0" w:noHBand="0" w:noVBand="1"/>
             </w:tblPr>
             <w:tblGrid>
-              <w:gridCol w:w="3280"/>
+              <w:gridCol w:w="360"/>
             </w:tblGrid>
             <w:tr>
               <w:tc>
                 <w:tcPr>
-                  <w:tcW w:w="6061" w:type="dxa"/>
-                  <w:shd w:val="clear" w:color="auto" w:fill="E7EAEF"/>
+                  <w:tcW w:w="360" w:type="dxa"/>
                 </w:tcPr>
+                <w:p>
+                  <w:pPr>
+                    <w:rPr>
+                      <w:b w:val="0"/>
+                      <w:bCs/>
+                      <w:szCs w:val="26"/>
+                      <w:bdr w:val="single" w:sz="12" w:space="0" w:color="FFFF00"/>
+                    </w:rPr>
+                  </w:pPr>
+                  <w:r>
+                    <w:rPr>
+                      <w:bCs/>
+                      <w:szCs w:val="26"/>
+                      <w:lang w:bidi="ar-SA"/>
+                    </w:rPr>
+                    <w:t>09</w:t>
+                  </w:r>
+                </w:p>
+              </w:tc>
+            </w:tr>
+          </w:tbl>
+          <w:p>
+            <w:pPr>
+              <w:rPr>
+                <w:bCs/>
+                <w:szCs w:val="26"/>
+              </w:rPr>
+            </w:pPr>
+          </w:p>
+        </w:tc>
+        <w:tc>
+          <w:tcPr>
+            <w:tcW w:w="5117" w:type="dxa"/>
+            <w:gridSpan w:val="2"/>
+          </w:tcPr>
+          <w:p>
+            <w:pPr>
+              <w:pStyle w:val="SS3-115"/>
+            </w:pPr>
+            <w:r>
+              <w:rPr>
+                <w:rFonts w:ascii="Source Sans 3 Medium" w:hAnsi="Source Sans 3 Medium"/>
+                <w:b/>
+                <w:bCs/>
+                <w:color w:val="101312"/>
+                <w:spacing w:val="-2"/>
+                <w:w w:val="105"/>
+              </w:rPr>
+              <w:t>There are three important parts in a Part 1 essay. Match the parts 1-3 with their meanings a-c. Then find them in the model answer</w:t>
+            </w:r>
+            <w:r>
+              <w:rPr>
+                <w:rFonts w:ascii="Source Sans 3 Medium" w:hAnsi="Source Sans 3 Medium"/>
+                <w:b/>
+                <w:bCs/>
+                <w:color w:val="101312"/>
+                <w:spacing w:val="-2"/>
+                <w:w w:val="105"/>
+              </w:rPr>
+              <w:t>.</w:t>
+            </w:r>
+          </w:p>
+          <w:p>
+            <w:pPr>
+              <w:pStyle w:val="SS3-115"/>
+              <w:numPr>
+                <w:ilvl w:val="0"/>
+                <w:numId w:val="8"/>
+              </w:numPr>
+              <w:spacing w:after="0"/>
+            </w:pPr>
+            <w:r>
+              <w:t>The introductory sentence</w:t>
+            </w:r>
+          </w:p>
+          <w:p>
+            <w:pPr>
+              <w:pStyle w:val="SS3-115"/>
+              <w:numPr>
+                <w:ilvl w:val="0"/>
+                <w:numId w:val="8"/>
+              </w:numPr>
+              <w:spacing w:after="0"/>
+            </w:pPr>
+            <w:r>
+              <w:t>The concluding sentence</w:t>
+            </w:r>
+          </w:p>
+          <w:p>
+            <w:pPr>
+              <w:pStyle w:val="SS3-115"/>
+              <w:numPr>
+                <w:ilvl w:val="0"/>
+                <w:numId w:val="8"/>
+              </w:numPr>
+              <w:spacing w:after="0"/>
+            </w:pPr>
+            <w:r>
+              <w:t>The overview</w:t>
+            </w:r>
+          </w:p>
+          <w:p>
+            <w:pPr>
+              <w:pStyle w:val="SS3-115"/>
+              <w:numPr>
+                <w:ilvl w:val="0"/>
+                <w:numId w:val="60"/>
+              </w:numPr>
+              <w:spacing w:before="240" w:after="0"/>
+            </w:pPr>
+            <w:r>
+              <w:t>A summary of the main points</w:t>
+            </w:r>
+          </w:p>
+          <w:p>
+            <w:pPr>
+              <w:pStyle w:val="SS3-115"/>
+              <w:numPr>
+                <w:ilvl w:val="0"/>
+                <w:numId w:val="60"/>
+              </w:numPr>
+              <w:spacing w:after="0"/>
+            </w:pPr>
+            <w:r>
+              <w:t>A description of what the data shows</w:t>
+            </w:r>
+          </w:p>
+          <w:p>
+            <w:pPr>
+              <w:numPr>
+                <w:ilvl w:val="0"/>
+                <w:numId w:val="60"/>
+              </w:numPr>
+              <w:spacing w:after="120"/>
+              <w:rPr>
+                <w:rFonts w:ascii="Source Sans 3 Medium" w:hAnsi="Source Sans 3 Medium"/>
+                <w:b/>
+                <w:bCs/>
+                <w:sz w:val="23"/>
+                <w:szCs w:val="23"/>
+              </w:rPr>
+            </w:pPr>
+            <w:r>
+              <w:t>Writing the most important points again in different words</w:t>
+            </w:r>
+          </w:p>
+        </w:tc>
+        <w:tc>
+          <w:tcPr>
+            <w:tcW w:w="8585" w:type="dxa"/>
+            <w:vAlign w:val="center"/>
+          </w:tcPr>
+          <w:p>
+            <w:pPr>
+              <w:pStyle w:val="SS3-115"/>
+              <w:spacing w:after="0"/>
+              <w:jc w:val="center"/>
+              <w:rPr>
+                <w:rFonts w:ascii="Source Sans 3 Black" w:hAnsi="Source Sans 3 Black"/>
+                <w:b/>
+                <w:bCs/>
+                <w:color w:val="FFFFFF" w:themeColor="background1"/>
+                <w:spacing w:val="-2"/>
+                <w:w w:val="105"/>
+                <w:sz w:val="40"/>
+                <w:szCs w:val="40"/>
+                <w:shd w:val="clear" w:color="auto" w:fill="F5CD5B"/>
+              </w:rPr>
+            </w:pPr>
+            <w:r>
+              <w:rPr>
+                <w:rFonts w:ascii="Source Sans 3 Black" w:hAnsi="Source Sans 3 Black"/>
+                <w:b/>
+                <w:bCs/>
+                <w:color w:val="FFFFFF" w:themeColor="background1"/>
+                <w:spacing w:val="-2"/>
+                <w:w w:val="105"/>
+                <w:sz w:val="40"/>
+                <w:szCs w:val="40"/>
+                <w:shd w:val="clear" w:color="auto" w:fill="F5CD5B"/>
+              </w:rPr>
+              <w:t>MODEL ANSWER</w:t>
+            </w:r>
+          </w:p>
+          <w:tbl>
+            <w:tblPr>
+              <w:tblStyle w:val="NormalTable"/>
+              <w:tblW w:w="6237" w:type="dxa"/>
+              <w:tblInd w:w="1230" w:type="dxa"/>
+              <w:tblBorders>
+                <w:top w:val="single" w:sz="36" w:space="0" w:color="F5CD5B"/>
+                <w:left w:val="single" w:sz="36" w:space="0" w:color="F5CD5B"/>
+                <w:bottom w:val="single" w:sz="36" w:space="0" w:color="F5CD5B"/>
+                <w:right w:val="single" w:sz="36" w:space="0" w:color="F5CD5B"/>
+                <w:insideH w:val="single" w:sz="36" w:space="0" w:color="F5CD5B"/>
+                <w:insideV w:val="single" w:sz="36" w:space="0" w:color="F5CD5B"/>
+              </w:tblBorders>
+              <w:shd w:val="clear" w:color="auto" w:fill="E7EAEF"/>
+              <w:tblLayout w:type="fixed"/>
+              <w:tblLook w:val="04A0" w:firstRow="1" w:lastRow="0" w:firstColumn="1" w:lastColumn="0" w:noHBand="0" w:noVBand="1"/>
+            </w:tblPr>
+            <w:tblGrid>
+              <w:gridCol w:w="6237"/>
+            </w:tblGrid>
+            <w:tr>
+              <w:tc>
+                <w:tcPr>
+                  <w:tcW w:w="6237" w:type="dxa"/>
+                  <w:shd w:val="clear" w:color="auto" w:fill="FEFEFE"/>
+                </w:tcPr>
+                <w:p>
+                  <w:pPr>
+                    <w:rPr>
+                      <w:sz w:val="21"/>
+                      <w:szCs w:val="21"/>
+                    </w:rPr>
+                  </w:pPr>
+                  <w:r>
+                    <w:rPr>
+                      <w:sz w:val="21"/>
+                      <w:szCs w:val="21"/>
+                    </w:rPr>
+                    <w:t xml:space="preserve">The two maps show changes to the campus of </w:t>
+                  </w:r>
+                  <w:proofErr w:type="spellStart"/>
+                  <w:r>
+                    <w:rPr>
+                      <w:sz w:val="21"/>
+                      <w:szCs w:val="21"/>
+                    </w:rPr>
+                    <w:t>Sunnyhills</w:t>
+                  </w:r>
+                  <w:proofErr w:type="spellEnd"/>
+                  <w:r>
+                    <w:rPr>
+                      <w:sz w:val="21"/>
+                      <w:szCs w:val="21"/>
+                    </w:rPr>
+                    <w:t xml:space="preserve"> University between 1995 and today. </w:t>
+                  </w:r>
+                  <w:r>
+                    <w:rPr>
+                      <w:sz w:val="21"/>
+                      <w:szCs w:val="21"/>
+                      <w:u w:val="thick" w:color="E9E49F"/>
+                    </w:rPr>
+                    <w:t>We can see</w:t>
+                  </w:r>
+                  <w:r>
+                    <w:rPr>
+                      <w:sz w:val="21"/>
+                      <w:szCs w:val="21"/>
+                    </w:rPr>
+                    <w:t xml:space="preserve"> that the university made many changes </w:t>
+                  </w:r>
+                  <w:r>
+                    <w:rPr>
+                      <w:sz w:val="21"/>
+                      <w:szCs w:val="21"/>
+                      <w:u w:val="thick" w:color="E9E49F"/>
+                    </w:rPr>
+                    <w:t>during this period</w:t>
+                  </w:r>
+                  <w:r>
+                    <w:rPr>
+                      <w:sz w:val="21"/>
+                      <w:szCs w:val="21"/>
+                    </w:rPr>
+                    <w:t>, including new buildings and recreation facilities.</w:t>
+                  </w:r>
+                </w:p>
+                <w:p>
+                  <w:pPr>
+                    <w:rPr>
+                      <w:sz w:val="21"/>
+                      <w:szCs w:val="21"/>
+                    </w:rPr>
+                  </w:pPr>
+                  <w:r>
+                    <w:rPr>
+                      <w:sz w:val="21"/>
+                      <w:szCs w:val="21"/>
+                      <w:u w:val="thick" w:color="E9E49F"/>
+                    </w:rPr>
+                    <w:t>In the past</w:t>
+                  </w:r>
+                  <w:r>
+                    <w:rPr>
+                      <w:sz w:val="21"/>
+                      <w:szCs w:val="21"/>
+                    </w:rPr>
+                    <w:t xml:space="preserve">, the Scott Library was in front of the Founder's Building. It was relocated to the right, and </w:t>
+                  </w:r>
+                  <w:r>
+                    <w:rPr>
+                      <w:sz w:val="21"/>
+                      <w:szCs w:val="21"/>
+                      <w:u w:val="thick" w:color="E9E49F"/>
+                    </w:rPr>
+                    <w:t>in addition</w:t>
+                  </w:r>
+                  <w:r>
+                    <w:rPr>
+                      <w:sz w:val="21"/>
+                      <w:szCs w:val="21"/>
+                    </w:rPr>
+                    <w:t xml:space="preserve">, it increased in size. The old library building now contains laboratories. In 1995 there was a car park in the top left-hand corner of the campus, </w:t>
+                  </w:r>
+                  <w:r>
+                    <w:rPr>
+                      <w:sz w:val="21"/>
+                      <w:szCs w:val="21"/>
+                      <w:u w:val="thick" w:color="E9E49F"/>
+                    </w:rPr>
+                    <w:t>whereas</w:t>
+                  </w:r>
+                  <w:r>
+                    <w:rPr>
+                      <w:sz w:val="21"/>
+                      <w:szCs w:val="21"/>
+                    </w:rPr>
+                    <w:t xml:space="preserve"> now the main reception is there. The halls of residence were moved to the far left of the campus and a new Arts Building was built opposite them.</w:t>
+                  </w:r>
+                </w:p>
+                <w:p>
+                  <w:pPr>
+                    <w:rPr>
+                      <w:sz w:val="21"/>
+                      <w:szCs w:val="21"/>
+                    </w:rPr>
+                  </w:pPr>
+                  <w:r>
+                    <w:rPr>
+                      <w:sz w:val="21"/>
+                      <w:szCs w:val="21"/>
+                    </w:rPr>
+                    <w:t xml:space="preserve">The old sports ground, gym and tennis courts were demolished; </w:t>
+                  </w:r>
+                  <w:r>
+                    <w:rPr>
+                      <w:sz w:val="21"/>
+                      <w:szCs w:val="21"/>
+                      <w:u w:val="thick" w:color="E9E49F"/>
+                    </w:rPr>
+                    <w:t>however</w:t>
+                  </w:r>
+                  <w:r>
+                    <w:rPr>
+                      <w:sz w:val="21"/>
+                      <w:szCs w:val="21"/>
+                    </w:rPr>
+                    <w:t xml:space="preserve">, in their place the university created a new recreation area with a pond, trees and seating areas. </w:t>
+                  </w:r>
+                  <w:r>
+                    <w:rPr>
+                      <w:sz w:val="21"/>
+                      <w:szCs w:val="21"/>
+                      <w:u w:val="thick" w:color="E9E49F"/>
+                    </w:rPr>
+                    <w:t>What is more</w:t>
+                  </w:r>
+                  <w:r>
+                    <w:rPr>
+                      <w:sz w:val="21"/>
+                      <w:szCs w:val="21"/>
+                    </w:rPr>
+                    <w:t>, the university developed new sports facilities, including table tennis tables, a new gym and squash courts. They also built two new cafes.</w:t>
+                  </w:r>
+                </w:p>
                 <w:p>
                   <w:pPr>
                     <w:rPr>
@@ -7519,7 +8967,22 @@
                       <w:sz w:val="21"/>
                       <w:szCs w:val="21"/>
                     </w:rPr>
-                    <w:t>Don't worry if you don't know a word in the text. You can often guess the meaning by reading the other words in the sentence. And you may not need to know the meaning to answer the questions.</w:t>
+                    <w:t xml:space="preserve">So, </w:t>
+                  </w:r>
+                  <w:r>
+                    <w:rPr>
+                      <w:sz w:val="21"/>
+                      <w:szCs w:val="21"/>
+                      <w:u w:val="thick" w:color="E9E49F"/>
+                    </w:rPr>
+                    <w:t>it is clear</w:t>
+                  </w:r>
+                  <w:r>
+                    <w:rPr>
+                      <w:sz w:val="21"/>
+                      <w:szCs w:val="21"/>
+                    </w:rPr>
+                    <w:t xml:space="preserve"> that the university changed and expanded during this period.</w:t>
                   </w:r>
                 </w:p>
               </w:tc>
@@ -7528,6 +8991,7 @@
           <w:p>
             <w:pPr>
               <w:spacing w:after="120"/>
+              <w:jc w:val="center"/>
               <w:rPr>
                 <w:rFonts w:ascii="Source Sans 3 Medium" w:hAnsi="Source Sans 3 Medium"/>
                 <w:b/>
@@ -7542,7 +9006,7 @@
       <w:tr>
         <w:tc>
           <w:tcPr>
-            <w:tcW w:w="582" w:type="dxa"/>
+            <w:tcW w:w="690" w:type="dxa"/>
           </w:tcPr>
           <w:p>
             <w:pPr>
@@ -7555,426 +9019,7 @@
         </w:tc>
         <w:tc>
           <w:tcPr>
-            <w:tcW w:w="4603" w:type="dxa"/>
-          </w:tcPr>
-          <w:p>
-            <w:pPr>
-              <w:rPr>
-                <w:rFonts w:ascii="Source Sans 3 SemiBold" w:hAnsi="Source Sans 3 SemiBold"/>
-                <w:b/>
-                <w:bCs/>
-                <w:noProof/>
-                <w:color w:val="FFFFFF" w:themeColor="background1"/>
-                <w:bdr w:val="single" w:sz="24" w:space="0" w:color="F4A349"/>
-                <w:shd w:val="clear" w:color="auto" w:fill="EF4740"/>
-              </w:rPr>
-            </w:pPr>
-            <w:r>
-              <w:rPr>
-                <w:rFonts w:ascii="Source Sans 3 SemiBold" w:hAnsi="Source Sans 3 SemiBold"/>
-                <w:b/>
-                <w:bCs/>
-                <w:noProof/>
-                <w:color w:val="FFFFFF" w:themeColor="background1"/>
-                <w:bdr w:val="single" w:sz="24" w:space="0" w:color="F4A349"/>
-                <w:shd w:val="clear" w:color="auto" w:fill="EF4740"/>
-              </w:rPr>
-              <w:drawing>
-                <wp:inline distT="0" distB="0" distL="0" distR="0" wp14:anchorId="37F0DE50" wp14:editId="2E8D624E">
-                  <wp:extent cx="1352550" cy="1171575"/>
-                  <wp:effectExtent l="0" t="0" r="0" b="9525"/>
-                  <wp:docPr id="5" name="Picture 5"/>
-                  <wp:cNvGraphicFramePr>
-                    <a:graphicFrameLocks xmlns:a="http://schemas.openxmlformats.org/drawingml/2006/main" noChangeAspect="1"/>
-                  </wp:cNvGraphicFramePr>
-                  <a:graphic xmlns:a="http://schemas.openxmlformats.org/drawingml/2006/main">
-                    <a:graphicData uri="http://schemas.openxmlformats.org/drawingml/2006/picture">
-                      <pic:pic xmlns:pic="http://schemas.openxmlformats.org/drawingml/2006/picture">
-                        <pic:nvPicPr>
-                          <pic:cNvPr id="1" name=""/>
-                          <pic:cNvPicPr/>
-                        </pic:nvPicPr>
-                        <pic:blipFill>
-                          <a:blip r:embed="rId16"/>
-                          <a:stretch>
-                            <a:fillRect/>
-                          </a:stretch>
-                        </pic:blipFill>
-                        <pic:spPr>
-                          <a:xfrm>
-                            <a:off x="0" y="0"/>
-                            <a:ext cx="1352550" cy="1171575"/>
-                          </a:xfrm>
-                          <a:prstGeom prst="rect">
-                            <a:avLst/>
-                          </a:prstGeom>
-                        </pic:spPr>
-                      </pic:pic>
-                    </a:graphicData>
-                  </a:graphic>
-                </wp:inline>
-              </w:drawing>
-            </w:r>
-          </w:p>
-        </w:tc>
-        <w:tc>
-          <w:tcPr>
-            <w:tcW w:w="4603" w:type="dxa"/>
-            <w:gridSpan w:val="2"/>
-          </w:tcPr>
-          <w:p>
-            <w:pPr>
-              <w:rPr>
-                <w:rFonts w:ascii="Source Sans 3 SemiBold" w:hAnsi="Source Sans 3 SemiBold"/>
-                <w:b/>
-                <w:bCs/>
-                <w:noProof/>
-                <w:color w:val="FFFFFF" w:themeColor="background1"/>
-                <w:bdr w:val="single" w:sz="24" w:space="0" w:color="F4A349"/>
-                <w:shd w:val="clear" w:color="auto" w:fill="EF4740"/>
-              </w:rPr>
-            </w:pPr>
-            <w:r>
-              <w:rPr>
-                <w:rFonts w:ascii="Source Sans 3 SemiBold" w:hAnsi="Source Sans 3 SemiBold"/>
-                <w:b/>
-                <w:bCs/>
-                <w:noProof/>
-                <w:color w:val="FFFFFF" w:themeColor="background1"/>
-                <w:bdr w:val="single" w:sz="24" w:space="0" w:color="F4A349"/>
-                <w:shd w:val="clear" w:color="auto" w:fill="EF4740"/>
-              </w:rPr>
-              <w:drawing>
-                <wp:inline distT="0" distB="0" distL="0" distR="0" wp14:anchorId="185F7686" wp14:editId="2152B6A4">
-                  <wp:extent cx="1743075" cy="1190625"/>
-                  <wp:effectExtent l="0" t="0" r="9525" b="9525"/>
-                  <wp:docPr id="6" name="Picture 6"/>
-                  <wp:cNvGraphicFramePr>
-                    <a:graphicFrameLocks xmlns:a="http://schemas.openxmlformats.org/drawingml/2006/main" noChangeAspect="1"/>
-                  </wp:cNvGraphicFramePr>
-                  <a:graphic xmlns:a="http://schemas.openxmlformats.org/drawingml/2006/main">
-                    <a:graphicData uri="http://schemas.openxmlformats.org/drawingml/2006/picture">
-                      <pic:pic xmlns:pic="http://schemas.openxmlformats.org/drawingml/2006/picture">
-                        <pic:nvPicPr>
-                          <pic:cNvPr id="1" name=""/>
-                          <pic:cNvPicPr/>
-                        </pic:nvPicPr>
-                        <pic:blipFill>
-                          <a:blip r:embed="rId17"/>
-                          <a:stretch>
-                            <a:fillRect/>
-                          </a:stretch>
-                        </pic:blipFill>
-                        <pic:spPr>
-                          <a:xfrm>
-                            <a:off x="0" y="0"/>
-                            <a:ext cx="1743075" cy="1190625"/>
-                          </a:xfrm>
-                          <a:prstGeom prst="rect">
-                            <a:avLst/>
-                          </a:prstGeom>
-                        </pic:spPr>
-                      </pic:pic>
-                    </a:graphicData>
-                  </a:graphic>
-                </wp:inline>
-              </w:drawing>
-            </w:r>
-          </w:p>
-        </w:tc>
-        <w:tc>
-          <w:tcPr>
-            <w:tcW w:w="4604" w:type="dxa"/>
-            <w:gridSpan w:val="2"/>
-          </w:tcPr>
-          <w:p>
-            <w:pPr>
-              <w:rPr>
-                <w:rFonts w:ascii="Source Sans 3 SemiBold" w:hAnsi="Source Sans 3 SemiBold"/>
-                <w:b/>
-                <w:bCs/>
-                <w:noProof/>
-                <w:color w:val="FFFFFF" w:themeColor="background1"/>
-                <w:bdr w:val="single" w:sz="24" w:space="0" w:color="F4A349"/>
-                <w:shd w:val="clear" w:color="auto" w:fill="EF4740"/>
-              </w:rPr>
-            </w:pPr>
-            <w:r>
-              <w:rPr>
-                <w:rFonts w:ascii="Source Sans 3 SemiBold" w:hAnsi="Source Sans 3 SemiBold"/>
-                <w:b/>
-                <w:bCs/>
-                <w:noProof/>
-                <w:color w:val="FFFFFF" w:themeColor="background1"/>
-                <w:bdr w:val="single" w:sz="24" w:space="0" w:color="F4A349"/>
-                <w:shd w:val="clear" w:color="auto" w:fill="EF4740"/>
-              </w:rPr>
-              <w:drawing>
-                <wp:inline distT="0" distB="0" distL="0" distR="0" wp14:anchorId="7BD1AEF3" wp14:editId="36319398">
-                  <wp:extent cx="1476375" cy="1181100"/>
-                  <wp:effectExtent l="0" t="0" r="9525" b="0"/>
-                  <wp:docPr id="7" name="Picture 7"/>
-                  <wp:cNvGraphicFramePr>
-                    <a:graphicFrameLocks xmlns:a="http://schemas.openxmlformats.org/drawingml/2006/main" noChangeAspect="1"/>
-                  </wp:cNvGraphicFramePr>
-                  <a:graphic xmlns:a="http://schemas.openxmlformats.org/drawingml/2006/main">
-                    <a:graphicData uri="http://schemas.openxmlformats.org/drawingml/2006/picture">
-                      <pic:pic xmlns:pic="http://schemas.openxmlformats.org/drawingml/2006/picture">
-                        <pic:nvPicPr>
-                          <pic:cNvPr id="1" name=""/>
-                          <pic:cNvPicPr/>
-                        </pic:nvPicPr>
-                        <pic:blipFill>
-                          <a:blip r:embed="rId18"/>
-                          <a:stretch>
-                            <a:fillRect/>
-                          </a:stretch>
-                        </pic:blipFill>
-                        <pic:spPr>
-                          <a:xfrm>
-                            <a:off x="0" y="0"/>
-                            <a:ext cx="1476375" cy="1181100"/>
-                          </a:xfrm>
-                          <a:prstGeom prst="rect">
-                            <a:avLst/>
-                          </a:prstGeom>
-                        </pic:spPr>
-                      </pic:pic>
-                    </a:graphicData>
-                  </a:graphic>
-                </wp:inline>
-              </w:drawing>
-            </w:r>
-          </w:p>
-        </w:tc>
-      </w:tr>
-      <w:tr>
-        <w:tc>
-          <w:tcPr>
-            <w:tcW w:w="582" w:type="dxa"/>
-          </w:tcPr>
-          <w:p>
-            <w:pPr>
-              <w:rPr>
-                <w:bCs/>
-                <w:szCs w:val="26"/>
-              </w:rPr>
-            </w:pPr>
-          </w:p>
-        </w:tc>
-        <w:tc>
-          <w:tcPr>
-            <w:tcW w:w="4603" w:type="dxa"/>
-          </w:tcPr>
-          <w:p>
-            <w:pPr>
-              <w:rPr>
-                <w:rFonts w:ascii="Source Sans 3 SemiBold" w:hAnsi="Source Sans 3 SemiBold"/>
-                <w:b/>
-                <w:bCs/>
-                <w:noProof/>
-                <w:color w:val="FFFFFF" w:themeColor="background1"/>
-                <w:bdr w:val="single" w:sz="24" w:space="0" w:color="F4A349"/>
-                <w:shd w:val="clear" w:color="auto" w:fill="EF4740"/>
-              </w:rPr>
-            </w:pPr>
-            <w:r>
-              <w:rPr>
-                <w:rFonts w:ascii="Source Sans 3 SemiBold" w:hAnsi="Source Sans 3 SemiBold"/>
-                <w:b/>
-                <w:bCs/>
-                <w:noProof/>
-                <w:color w:val="FFFFFF" w:themeColor="background1"/>
-                <w:bdr w:val="single" w:sz="24" w:space="0" w:color="F4A349"/>
-                <w:shd w:val="clear" w:color="auto" w:fill="EF4740"/>
-              </w:rPr>
-              <w:drawing>
-                <wp:inline distT="0" distB="0" distL="0" distR="0" wp14:anchorId="5A12DA47" wp14:editId="204CC9EF">
-                  <wp:extent cx="1381125" cy="1181100"/>
-                  <wp:effectExtent l="0" t="0" r="9525" b="0"/>
-                  <wp:docPr id="8" name="Picture 8"/>
-                  <wp:cNvGraphicFramePr>
-                    <a:graphicFrameLocks xmlns:a="http://schemas.openxmlformats.org/drawingml/2006/main" noChangeAspect="1"/>
-                  </wp:cNvGraphicFramePr>
-                  <a:graphic xmlns:a="http://schemas.openxmlformats.org/drawingml/2006/main">
-                    <a:graphicData uri="http://schemas.openxmlformats.org/drawingml/2006/picture">
-                      <pic:pic xmlns:pic="http://schemas.openxmlformats.org/drawingml/2006/picture">
-                        <pic:nvPicPr>
-                          <pic:cNvPr id="1" name=""/>
-                          <pic:cNvPicPr/>
-                        </pic:nvPicPr>
-                        <pic:blipFill>
-                          <a:blip r:embed="rId19"/>
-                          <a:stretch>
-                            <a:fillRect/>
-                          </a:stretch>
-                        </pic:blipFill>
-                        <pic:spPr>
-                          <a:xfrm>
-                            <a:off x="0" y="0"/>
-                            <a:ext cx="1381125" cy="1181100"/>
-                          </a:xfrm>
-                          <a:prstGeom prst="rect">
-                            <a:avLst/>
-                          </a:prstGeom>
-                        </pic:spPr>
-                      </pic:pic>
-                    </a:graphicData>
-                  </a:graphic>
-                </wp:inline>
-              </w:drawing>
-            </w:r>
-          </w:p>
-        </w:tc>
-        <w:tc>
-          <w:tcPr>
-            <w:tcW w:w="4603" w:type="dxa"/>
-            <w:gridSpan w:val="2"/>
-          </w:tcPr>
-          <w:p>
-            <w:pPr>
-              <w:rPr>
-                <w:rFonts w:ascii="Source Sans 3 SemiBold" w:hAnsi="Source Sans 3 SemiBold"/>
-                <w:b/>
-                <w:bCs/>
-                <w:noProof/>
-                <w:color w:val="FFFFFF" w:themeColor="background1"/>
-                <w:bdr w:val="single" w:sz="24" w:space="0" w:color="F4A349"/>
-                <w:shd w:val="clear" w:color="auto" w:fill="EF4740"/>
-              </w:rPr>
-            </w:pPr>
-            <w:r>
-              <w:rPr>
-                <w:rFonts w:ascii="Source Sans 3 SemiBold" w:hAnsi="Source Sans 3 SemiBold"/>
-                <w:b/>
-                <w:bCs/>
-                <w:noProof/>
-                <w:color w:val="FFFFFF" w:themeColor="background1"/>
-                <w:bdr w:val="single" w:sz="24" w:space="0" w:color="F4A349"/>
-                <w:shd w:val="clear" w:color="auto" w:fill="EF4740"/>
-              </w:rPr>
-              <w:drawing>
-                <wp:inline distT="0" distB="0" distL="0" distR="0" wp14:anchorId="0726FC59" wp14:editId="7DABA1A5">
-                  <wp:extent cx="1085850" cy="1181100"/>
-                  <wp:effectExtent l="0" t="0" r="0" b="0"/>
-                  <wp:docPr id="9" name="Picture 9"/>
-                  <wp:cNvGraphicFramePr>
-                    <a:graphicFrameLocks xmlns:a="http://schemas.openxmlformats.org/drawingml/2006/main" noChangeAspect="1"/>
-                  </wp:cNvGraphicFramePr>
-                  <a:graphic xmlns:a="http://schemas.openxmlformats.org/drawingml/2006/main">
-                    <a:graphicData uri="http://schemas.openxmlformats.org/drawingml/2006/picture">
-                      <pic:pic xmlns:pic="http://schemas.openxmlformats.org/drawingml/2006/picture">
-                        <pic:nvPicPr>
-                          <pic:cNvPr id="1" name=""/>
-                          <pic:cNvPicPr/>
-                        </pic:nvPicPr>
-                        <pic:blipFill>
-                          <a:blip r:embed="rId20"/>
-                          <a:stretch>
-                            <a:fillRect/>
-                          </a:stretch>
-                        </pic:blipFill>
-                        <pic:spPr>
-                          <a:xfrm>
-                            <a:off x="0" y="0"/>
-                            <a:ext cx="1085850" cy="1181100"/>
-                          </a:xfrm>
-                          <a:prstGeom prst="rect">
-                            <a:avLst/>
-                          </a:prstGeom>
-                        </pic:spPr>
-                      </pic:pic>
-                    </a:graphicData>
-                  </a:graphic>
-                </wp:inline>
-              </w:drawing>
-            </w:r>
-          </w:p>
-        </w:tc>
-        <w:tc>
-          <w:tcPr>
-            <w:tcW w:w="4604" w:type="dxa"/>
-            <w:gridSpan w:val="2"/>
-          </w:tcPr>
-          <w:p>
-            <w:pPr>
-              <w:rPr>
-                <w:rFonts w:ascii="Source Sans 3 SemiBold" w:hAnsi="Source Sans 3 SemiBold"/>
-                <w:b/>
-                <w:bCs/>
-                <w:noProof/>
-                <w:color w:val="FFFFFF" w:themeColor="background1"/>
-                <w:bdr w:val="single" w:sz="24" w:space="0" w:color="F4A349"/>
-                <w:shd w:val="clear" w:color="auto" w:fill="EF4740"/>
-              </w:rPr>
-            </w:pPr>
-            <w:r>
-              <w:rPr>
-                <w:rFonts w:ascii="Source Sans 3 SemiBold" w:hAnsi="Source Sans 3 SemiBold"/>
-                <w:b/>
-                <w:bCs/>
-                <w:noProof/>
-                <w:color w:val="FFFFFF" w:themeColor="background1"/>
-                <w:bdr w:val="single" w:sz="24" w:space="0" w:color="F4A349"/>
-                <w:shd w:val="clear" w:color="auto" w:fill="EF4740"/>
-              </w:rPr>
-              <w:drawing>
-                <wp:inline distT="0" distB="0" distL="0" distR="0" wp14:anchorId="6CA777AA" wp14:editId="6FA695F0">
-                  <wp:extent cx="1562100" cy="1123950"/>
-                  <wp:effectExtent l="0" t="0" r="0" b="0"/>
-                  <wp:docPr id="10" name="Picture 10"/>
-                  <wp:cNvGraphicFramePr>
-                    <a:graphicFrameLocks xmlns:a="http://schemas.openxmlformats.org/drawingml/2006/main" noChangeAspect="1"/>
-                  </wp:cNvGraphicFramePr>
-                  <a:graphic xmlns:a="http://schemas.openxmlformats.org/drawingml/2006/main">
-                    <a:graphicData uri="http://schemas.openxmlformats.org/drawingml/2006/picture">
-                      <pic:pic xmlns:pic="http://schemas.openxmlformats.org/drawingml/2006/picture">
-                        <pic:nvPicPr>
-                          <pic:cNvPr id="1" name=""/>
-                          <pic:cNvPicPr/>
-                        </pic:nvPicPr>
-                        <pic:blipFill>
-                          <a:blip r:embed="rId21"/>
-                          <a:stretch>
-                            <a:fillRect/>
-                          </a:stretch>
-                        </pic:blipFill>
-                        <pic:spPr>
-                          <a:xfrm>
-                            <a:off x="0" y="0"/>
-                            <a:ext cx="1562100" cy="1123950"/>
-                          </a:xfrm>
-                          <a:prstGeom prst="rect">
-                            <a:avLst/>
-                          </a:prstGeom>
-                        </pic:spPr>
-                      </pic:pic>
-                    </a:graphicData>
-                  </a:graphic>
-                </wp:inline>
-              </w:drawing>
-            </w:r>
-          </w:p>
-        </w:tc>
-      </w:tr>
-      <w:tr>
-        <w:tc>
-          <w:tcPr>
-            <w:tcW w:w="582" w:type="dxa"/>
-          </w:tcPr>
-          <w:p>
-            <w:pPr>
-              <w:rPr>
-                <w:bCs/>
-                <w:szCs w:val="26"/>
-              </w:rPr>
-            </w:pPr>
-          </w:p>
-        </w:tc>
-        <w:tc>
-          <w:tcPr>
-            <w:tcW w:w="6905" w:type="dxa"/>
-            <w:gridSpan w:val="2"/>
+            <w:tcW w:w="3726" w:type="dxa"/>
           </w:tcPr>
           <w:p>
             <w:pPr>
@@ -7987,13 +9032,26 @@
               <w:ind w:left="284" w:hanging="284"/>
             </w:pPr>
             <w:r>
-              <w:t>push through the stringhopper press onto the</w:t>
+              <w:t xml:space="preserve">push through the </w:t>
+            </w:r>
+            <w:proofErr w:type="spellStart"/>
+            <w:r>
+              <w:t>stringhopper</w:t>
+            </w:r>
+            <w:proofErr w:type="spellEnd"/>
+            <w:r>
+              <w:t xml:space="preserve"> press onto the</w:t>
             </w:r>
             <w:r>
               <w:t xml:space="preserve"> </w:t>
             </w:r>
-            <w:r>
-              <w:t>stringhopper mats</w:t>
+            <w:proofErr w:type="spellStart"/>
+            <w:r>
+              <w:t>stringhopper</w:t>
+            </w:r>
+            <w:proofErr w:type="spellEnd"/>
+            <w:r>
+              <w:t xml:space="preserve"> mats</w:t>
             </w:r>
           </w:p>
           <w:p>
@@ -8069,8 +9127,8 @@
         </w:tc>
         <w:tc>
           <w:tcPr>
-            <w:tcW w:w="6905" w:type="dxa"/>
-            <w:gridSpan w:val="3"/>
+            <w:tcW w:w="9976" w:type="dxa"/>
+            <w:gridSpan w:val="2"/>
           </w:tcPr>
           <w:tbl>
             <w:tblPr>
@@ -8084,6 +9142,7 @@
                 <w:insideH w:val="single" w:sz="18" w:space="0" w:color="F4A349"/>
                 <w:insideV w:val="single" w:sz="18" w:space="0" w:color="F4A349"/>
               </w:tblBorders>
+              <w:tblLayout w:type="fixed"/>
               <w:tblLook w:val="04A0" w:firstRow="1" w:lastRow="0" w:firstColumn="1" w:lastColumn="0" w:noHBand="0" w:noVBand="1"/>
             </w:tblPr>
             <w:tblGrid>
@@ -8638,7 +9697,31 @@
                 <w:spacing w:val="-2"/>
                 <w:w w:val="105"/>
               </w:rPr>
-              <w:t>Complete the sentences about making stringhoppers with words from the box.</w:t>
+              <w:t xml:space="preserve">Complete the sentences about making </w:t>
+            </w:r>
+            <w:proofErr w:type="spellStart"/>
+            <w:r>
+              <w:rPr>
+                <w:rFonts w:ascii="Source Sans 3 Medium" w:hAnsi="Source Sans 3 Medium"/>
+                <w:b/>
+                <w:bCs/>
+                <w:color w:val="101312"/>
+                <w:spacing w:val="-2"/>
+                <w:w w:val="105"/>
+              </w:rPr>
+              <w:t>stringhoppers</w:t>
+            </w:r>
+            <w:proofErr w:type="spellEnd"/>
+            <w:r>
+              <w:rPr>
+                <w:rFonts w:ascii="Source Sans 3 Medium" w:hAnsi="Source Sans 3 Medium"/>
+                <w:b/>
+                <w:bCs/>
+                <w:color w:val="101312"/>
+                <w:spacing w:val="-2"/>
+                <w:w w:val="105"/>
+              </w:rPr>
+              <w:t xml:space="preserve"> with words from the box.</w:t>
             </w:r>
           </w:p>
           <w:tbl>
@@ -8711,6 +9794,7 @@
                       </w14:textOutline>
                     </w:rPr>
                   </w:pPr>
+                  <w:proofErr w:type="gramStart"/>
                   <w:r>
                     <w:rPr>
                       <w:sz w:val="23"/>
@@ -8718,6 +9802,7 @@
                     </w:rPr>
                     <w:t>Finally</w:t>
                   </w:r>
+                  <w:proofErr w:type="gramEnd"/>
                 </w:p>
               </w:tc>
               <w:tc>
@@ -8875,7 +9960,15 @@
               </w:numPr>
             </w:pPr>
             <w:r>
-              <w:t>is to push the dough through the stringhopper press.</w:t>
+              <w:t xml:space="preserve">is to push the dough through the </w:t>
+            </w:r>
+            <w:proofErr w:type="spellStart"/>
+            <w:r>
+              <w:t>stringhopper</w:t>
+            </w:r>
+            <w:proofErr w:type="spellEnd"/>
+            <w:r>
+              <w:t xml:space="preserve"> press.</w:t>
             </w:r>
           </w:p>
           <w:p>
@@ -8887,7 +9980,15 @@
               </w:numPr>
             </w:pPr>
             <w:r>
-              <w:t>the stringhoppers are placed in a steamer.</w:t>
+              <w:t xml:space="preserve">the </w:t>
+            </w:r>
+            <w:proofErr w:type="spellStart"/>
+            <w:r>
+              <w:t>stringhoppers</w:t>
+            </w:r>
+            <w:proofErr w:type="spellEnd"/>
+            <w:r>
+              <w:t xml:space="preserve"> are placed in a steamer.</w:t>
             </w:r>
           </w:p>
           <w:p>
@@ -9187,7 +10288,23 @@
               <w:ind w:left="284" w:hanging="284"/>
             </w:pPr>
             <w:r>
-              <w:t>There are six stages in the process of making stringhoppers, beginning with grinding the rice and making a dough and ending with using a steamer to cook the stringhoppers.</w:t>
+              <w:t xml:space="preserve">There are six stages in the process of making </w:t>
+            </w:r>
+            <w:proofErr w:type="spellStart"/>
+            <w:r>
+              <w:t>stringhoppers</w:t>
+            </w:r>
+            <w:proofErr w:type="spellEnd"/>
+            <w:r>
+              <w:t xml:space="preserve">, beginning with grinding the rice and making a dough and ending with using a steamer to cook the </w:t>
+            </w:r>
+            <w:proofErr w:type="spellStart"/>
+            <w:r>
+              <w:t>stringhoppers</w:t>
+            </w:r>
+            <w:proofErr w:type="spellEnd"/>
+            <w:r>
+              <w:t>.</w:t>
             </w:r>
           </w:p>
           <w:p>
@@ -9200,7 +10317,15 @@
               <w:ind w:left="284" w:hanging="284"/>
             </w:pPr>
             <w:r>
-              <w:t>The diagram demonstrates the process of preparing stringhoppers, a kind of noodle.</w:t>
+              <w:t xml:space="preserve">The diagram demonstrates the process of preparing </w:t>
+            </w:r>
+            <w:proofErr w:type="spellStart"/>
+            <w:r>
+              <w:t>stringhoppers</w:t>
+            </w:r>
+            <w:proofErr w:type="spellEnd"/>
+            <w:r>
+              <w:t>, a kind of noodle.</w:t>
             </w:r>
           </w:p>
         </w:tc>
@@ -9412,7 +10537,15 @@
               <w:ind w:left="284" w:hanging="284"/>
             </w:pPr>
             <w:r>
-              <w:t>To make a perfect omelette you need fresh ingredients, the right equipment and the correct technique. You must also cook it for the correct amount of time and pay attention to the temperature.</w:t>
+              <w:t xml:space="preserve">To make a perfect </w:t>
+            </w:r>
+            <w:proofErr w:type="spellStart"/>
+            <w:r>
+              <w:t>omelette</w:t>
+            </w:r>
+            <w:proofErr w:type="spellEnd"/>
+            <w:r>
+              <w:t xml:space="preserve"> you need fresh ingredients, the right equipment and the correct technique. You must also cook it for the correct amount of time and pay attention to the temperature.</w:t>
             </w:r>
           </w:p>
           <w:p>
@@ -9797,7 +10930,39 @@
                       <w:sz w:val="21"/>
                       <w:szCs w:val="21"/>
                     </w:rPr>
-                    <w:t>The diagram demonstrates the process of preparing stringhoppers. a kind of noodle dish. There are six main stages in the process, beginning with grinding the rice and making a dough and ending with using a steamer to cook the stringhoppers.</w:t>
+                    <w:t xml:space="preserve">The diagram demonstrates the process of preparing </w:t>
+                  </w:r>
+                  <w:proofErr w:type="spellStart"/>
+                  <w:r>
+                    <w:rPr>
+                      <w:sz w:val="21"/>
+                      <w:szCs w:val="21"/>
+                    </w:rPr>
+                    <w:t>stringhoppers</w:t>
+                  </w:r>
+                  <w:proofErr w:type="spellEnd"/>
+                  <w:r>
+                    <w:rPr>
+                      <w:sz w:val="21"/>
+                      <w:szCs w:val="21"/>
+                    </w:rPr>
+                    <w:t xml:space="preserve">. a kind of noodle dish. There are six main stages in the process, beginning with grinding the rice and making a dough and ending with using a steamer to cook the </w:t>
+                  </w:r>
+                  <w:proofErr w:type="spellStart"/>
+                  <w:r>
+                    <w:rPr>
+                      <w:sz w:val="21"/>
+                      <w:szCs w:val="21"/>
+                    </w:rPr>
+                    <w:t>stringhoppers</w:t>
+                  </w:r>
+                  <w:proofErr w:type="spellEnd"/>
+                  <w:r>
+                    <w:rPr>
+                      <w:sz w:val="21"/>
+                      <w:szCs w:val="21"/>
+                    </w:rPr>
+                    <w:t>.</w:t>
                   </w:r>
                 </w:p>
                 <w:p>
@@ -9813,7 +10978,55 @@
                       <w:sz w:val="21"/>
                       <w:szCs w:val="21"/>
                     </w:rPr>
-                    <w:t>First, the dry rice is put into a rice grinder to make it into flour. Next, the flour is mixed with water and formed into dough. After that, the dough is put into a stringhopper press, which is a metal piece of equipment with two handles and holes in it. The dough is pushed through the holes and it comes out as thin noodles. The noodle 'nests' are placed onto individual stringhopper mats, which are round baskets made of thin pieces of wood. They are then cooked in a steamer until they are ready. The final stage is to serve the stringhoppers with a variety of spicy curries.</w:t>
+                    <w:t xml:space="preserve">First, the dry rice is put into a rice grinder to make it into flour. Next, the flour is mixed with water and formed into dough. After that, the dough is put into a </w:t>
+                  </w:r>
+                  <w:proofErr w:type="spellStart"/>
+                  <w:r>
+                    <w:rPr>
+                      <w:sz w:val="21"/>
+                      <w:szCs w:val="21"/>
+                    </w:rPr>
+                    <w:t>stringhopper</w:t>
+                  </w:r>
+                  <w:proofErr w:type="spellEnd"/>
+                  <w:r>
+                    <w:rPr>
+                      <w:sz w:val="21"/>
+                      <w:szCs w:val="21"/>
+                    </w:rPr>
+                    <w:t xml:space="preserve"> press, which is a metal piece of equipment with two handles and holes in it. The dough is pushed through the holes and it comes out as thin noodles. The noodle 'nests' are placed onto individual </w:t>
+                  </w:r>
+                  <w:proofErr w:type="spellStart"/>
+                  <w:r>
+                    <w:rPr>
+                      <w:sz w:val="21"/>
+                      <w:szCs w:val="21"/>
+                    </w:rPr>
+                    <w:t>stringhopper</w:t>
+                  </w:r>
+                  <w:proofErr w:type="spellEnd"/>
+                  <w:r>
+                    <w:rPr>
+                      <w:sz w:val="21"/>
+                      <w:szCs w:val="21"/>
+                    </w:rPr>
+                    <w:t xml:space="preserve"> mats, which are round baskets made of thin pieces of wood. They are then cooked in a steamer until they are ready. The final stage is to serve the </w:t>
+                  </w:r>
+                  <w:proofErr w:type="spellStart"/>
+                  <w:r>
+                    <w:rPr>
+                      <w:sz w:val="21"/>
+                      <w:szCs w:val="21"/>
+                    </w:rPr>
+                    <w:t>stringhoppers</w:t>
+                  </w:r>
+                  <w:proofErr w:type="spellEnd"/>
+                  <w:r>
+                    <w:rPr>
+                      <w:sz w:val="21"/>
+                      <w:szCs w:val="21"/>
+                    </w:rPr>
+                    <w:t xml:space="preserve"> with a variety of spicy curries.</w:t>
                   </w:r>
                 </w:p>
               </w:tc>
@@ -10004,7 +11217,7 @@
                                 <pic:cNvPicPr/>
                               </pic:nvPicPr>
                               <pic:blipFill>
-                                <a:blip r:embed="rId22"/>
+                                <a:blip r:embed="rId16"/>
                                 <a:stretch>
                                   <a:fillRect/>
                                 </a:stretch>
@@ -10059,6 +11272,400 @@
                         <wp:extent cx="1838325" cy="1057275"/>
                         <wp:effectExtent l="0" t="0" r="9525" b="9525"/>
                         <wp:docPr id="12" name="Picture 12"/>
+                        <wp:cNvGraphicFramePr>
+                          <a:graphicFrameLocks xmlns:a="http://schemas.openxmlformats.org/drawingml/2006/main" noChangeAspect="1"/>
+                        </wp:cNvGraphicFramePr>
+                        <a:graphic xmlns:a="http://schemas.openxmlformats.org/drawingml/2006/main">
+                          <a:graphicData uri="http://schemas.openxmlformats.org/drawingml/2006/picture">
+                            <pic:pic xmlns:pic="http://schemas.openxmlformats.org/drawingml/2006/picture">
+                              <pic:nvPicPr>
+                                <pic:cNvPr id="1" name=""/>
+                                <pic:cNvPicPr/>
+                              </pic:nvPicPr>
+                              <pic:blipFill>
+                                <a:blip r:embed="rId17"/>
+                                <a:stretch>
+                                  <a:fillRect/>
+                                </a:stretch>
+                              </pic:blipFill>
+                              <pic:spPr>
+                                <a:xfrm>
+                                  <a:off x="0" y="0"/>
+                                  <a:ext cx="1838325" cy="1057275"/>
+                                </a:xfrm>
+                                <a:prstGeom prst="rect">
+                                  <a:avLst/>
+                                </a:prstGeom>
+                              </pic:spPr>
+                            </pic:pic>
+                          </a:graphicData>
+                        </a:graphic>
+                      </wp:inline>
+                    </w:drawing>
+                  </w:r>
+                </w:p>
+              </w:tc>
+              <w:tc>
+                <w:tcPr>
+                  <w:tcW w:w="3354" w:type="dxa"/>
+                  <w:gridSpan w:val="2"/>
+                  <w:vAlign w:val="bottom"/>
+                </w:tcPr>
+                <w:p>
+                  <w:pPr>
+                    <w:pStyle w:val="SS3-115"/>
+                    <w:rPr>
+                      <w:rFonts w:ascii="Source Sans 3 Medium" w:hAnsi="Source Sans 3 Medium"/>
+                      <w:b/>
+                      <w:bCs/>
+                      <w:color w:val="101312"/>
+                      <w:spacing w:val="-2"/>
+                      <w:w w:val="105"/>
+                    </w:rPr>
+                  </w:pPr>
+                  <w:r>
+                    <w:rPr>
+                      <w:rFonts w:ascii="Source Sans 3 Medium" w:hAnsi="Source Sans 3 Medium"/>
+                      <w:b/>
+                      <w:bCs/>
+                      <w:noProof/>
+                      <w:color w:val="101312"/>
+                      <w:spacing w:val="-2"/>
+                      <w:w w:val="105"/>
+                    </w:rPr>
+                    <w:drawing>
+                      <wp:inline distT="0" distB="0" distL="0" distR="0" wp14:anchorId="2D1BE18C" wp14:editId="21A87BF9">
+                        <wp:extent cx="1533525" cy="1057275"/>
+                        <wp:effectExtent l="0" t="0" r="9525" b="9525"/>
+                        <wp:docPr id="13" name="Picture 13"/>
+                        <wp:cNvGraphicFramePr>
+                          <a:graphicFrameLocks xmlns:a="http://schemas.openxmlformats.org/drawingml/2006/main" noChangeAspect="1"/>
+                        </wp:cNvGraphicFramePr>
+                        <a:graphic xmlns:a="http://schemas.openxmlformats.org/drawingml/2006/main">
+                          <a:graphicData uri="http://schemas.openxmlformats.org/drawingml/2006/picture">
+                            <pic:pic xmlns:pic="http://schemas.openxmlformats.org/drawingml/2006/picture">
+                              <pic:nvPicPr>
+                                <pic:cNvPr id="1" name=""/>
+                                <pic:cNvPicPr/>
+                              </pic:nvPicPr>
+                              <pic:blipFill>
+                                <a:blip r:embed="rId18"/>
+                                <a:stretch>
+                                  <a:fillRect/>
+                                </a:stretch>
+                              </pic:blipFill>
+                              <pic:spPr>
+                                <a:xfrm>
+                                  <a:off x="0" y="0"/>
+                                  <a:ext cx="1533525" cy="1057275"/>
+                                </a:xfrm>
+                                <a:prstGeom prst="rect">
+                                  <a:avLst/>
+                                </a:prstGeom>
+                              </pic:spPr>
+                            </pic:pic>
+                          </a:graphicData>
+                        </a:graphic>
+                      </wp:inline>
+                    </w:drawing>
+                  </w:r>
+                </w:p>
+              </w:tc>
+            </w:tr>
+            <w:tr>
+              <w:tc>
+                <w:tcPr>
+                  <w:tcW w:w="2515" w:type="dxa"/>
+                  <w:vAlign w:val="center"/>
+                </w:tcPr>
+                <w:p>
+                  <w:pPr>
+                    <w:pStyle w:val="SS3-115"/>
+                    <w:rPr>
+                      <w:rFonts w:ascii="Source Sans 3 Medium" w:hAnsi="Source Sans 3 Medium"/>
+                      <w:b/>
+                      <w:bCs/>
+                      <w:color w:val="101312"/>
+                      <w:spacing w:val="-2"/>
+                      <w:w w:val="105"/>
+                    </w:rPr>
+                  </w:pPr>
+                  <w:r>
+                    <w:rPr>
+                      <w:rFonts w:ascii="Source Sans 3 Medium" w:hAnsi="Source Sans 3 Medium"/>
+                      <w:b/>
+                      <w:bCs/>
+                      <w:noProof/>
+                      <w:color w:val="101312"/>
+                      <w:spacing w:val="-2"/>
+                      <w:w w:val="105"/>
+                    </w:rPr>
+                    <w:drawing>
+                      <wp:inline distT="0" distB="0" distL="0" distR="0" wp14:anchorId="10507C65" wp14:editId="7AC0E5AF">
+                        <wp:extent cx="1428750" cy="1152525"/>
+                        <wp:effectExtent l="0" t="0" r="0" b="9525"/>
+                        <wp:docPr id="14" name="Picture 14"/>
+                        <wp:cNvGraphicFramePr>
+                          <a:graphicFrameLocks xmlns:a="http://schemas.openxmlformats.org/drawingml/2006/main" noChangeAspect="1"/>
+                        </wp:cNvGraphicFramePr>
+                        <a:graphic xmlns:a="http://schemas.openxmlformats.org/drawingml/2006/main">
+                          <a:graphicData uri="http://schemas.openxmlformats.org/drawingml/2006/picture">
+                            <pic:pic xmlns:pic="http://schemas.openxmlformats.org/drawingml/2006/picture">
+                              <pic:nvPicPr>
+                                <pic:cNvPr id="1" name=""/>
+                                <pic:cNvPicPr/>
+                              </pic:nvPicPr>
+                              <pic:blipFill>
+                                <a:blip r:embed="rId19"/>
+                                <a:stretch>
+                                  <a:fillRect/>
+                                </a:stretch>
+                              </pic:blipFill>
+                              <pic:spPr>
+                                <a:xfrm>
+                                  <a:off x="0" y="0"/>
+                                  <a:ext cx="1428750" cy="1152525"/>
+                                </a:xfrm>
+                                <a:prstGeom prst="rect">
+                                  <a:avLst/>
+                                </a:prstGeom>
+                              </pic:spPr>
+                            </pic:pic>
+                          </a:graphicData>
+                        </a:graphic>
+                      </wp:inline>
+                    </w:drawing>
+                  </w:r>
+                </w:p>
+              </w:tc>
+              <w:tc>
+                <w:tcPr>
+                  <w:tcW w:w="2515" w:type="dxa"/>
+                  <w:gridSpan w:val="2"/>
+                  <w:vAlign w:val="center"/>
+                </w:tcPr>
+                <w:p>
+                  <w:pPr>
+                    <w:pStyle w:val="SS3-115"/>
+                    <w:rPr>
+                      <w:rFonts w:ascii="Source Sans 3 Medium" w:hAnsi="Source Sans 3 Medium"/>
+                      <w:b/>
+                      <w:bCs/>
+                      <w:color w:val="101312"/>
+                      <w:spacing w:val="-2"/>
+                      <w:w w:val="105"/>
+                    </w:rPr>
+                  </w:pPr>
+                  <w:r>
+                    <w:rPr>
+                      <w:rFonts w:ascii="Source Sans 3 Medium" w:hAnsi="Source Sans 3 Medium"/>
+                      <w:b/>
+                      <w:bCs/>
+                      <w:noProof/>
+                      <w:color w:val="101312"/>
+                      <w:spacing w:val="-2"/>
+                      <w:w w:val="105"/>
+                    </w:rPr>
+                    <w:drawing>
+                      <wp:inline distT="0" distB="0" distL="0" distR="0" wp14:anchorId="7A06AA82" wp14:editId="6CC836D5">
+                        <wp:extent cx="1504950" cy="866775"/>
+                        <wp:effectExtent l="0" t="0" r="0" b="9525"/>
+                        <wp:docPr id="15" name="Picture 15"/>
+                        <wp:cNvGraphicFramePr>
+                          <a:graphicFrameLocks xmlns:a="http://schemas.openxmlformats.org/drawingml/2006/main" noChangeAspect="1"/>
+                        </wp:cNvGraphicFramePr>
+                        <a:graphic xmlns:a="http://schemas.openxmlformats.org/drawingml/2006/main">
+                          <a:graphicData uri="http://schemas.openxmlformats.org/drawingml/2006/picture">
+                            <pic:pic xmlns:pic="http://schemas.openxmlformats.org/drawingml/2006/picture">
+                              <pic:nvPicPr>
+                                <pic:cNvPr id="1" name=""/>
+                                <pic:cNvPicPr/>
+                              </pic:nvPicPr>
+                              <pic:blipFill>
+                                <a:blip r:embed="rId20"/>
+                                <a:stretch>
+                                  <a:fillRect/>
+                                </a:stretch>
+                              </pic:blipFill>
+                              <pic:spPr>
+                                <a:xfrm>
+                                  <a:off x="0" y="0"/>
+                                  <a:ext cx="1504950" cy="866775"/>
+                                </a:xfrm>
+                                <a:prstGeom prst="rect">
+                                  <a:avLst/>
+                                </a:prstGeom>
+                              </pic:spPr>
+                            </pic:pic>
+                          </a:graphicData>
+                        </a:graphic>
+                      </wp:inline>
+                    </w:drawing>
+                  </w:r>
+                </w:p>
+              </w:tc>
+              <w:tc>
+                <w:tcPr>
+                  <w:tcW w:w="2516" w:type="dxa"/>
+                  <w:gridSpan w:val="2"/>
+                </w:tcPr>
+                <w:p>
+                  <w:pPr>
+                    <w:pStyle w:val="SS3-115"/>
+                    <w:rPr>
+                      <w:rFonts w:ascii="Source Sans 3 Medium" w:hAnsi="Source Sans 3 Medium"/>
+                      <w:b/>
+                      <w:bCs/>
+                      <w:color w:val="101312"/>
+                      <w:spacing w:val="-2"/>
+                      <w:w w:val="105"/>
+                    </w:rPr>
+                  </w:pPr>
+                  <w:r>
+                    <w:rPr>
+                      <w:rFonts w:ascii="Source Sans 3 Medium" w:hAnsi="Source Sans 3 Medium"/>
+                      <w:b/>
+                      <w:bCs/>
+                      <w:noProof/>
+                      <w:color w:val="101312"/>
+                      <w:spacing w:val="-2"/>
+                      <w:w w:val="105"/>
+                    </w:rPr>
+                    <w:drawing>
+                      <wp:inline distT="0" distB="0" distL="0" distR="0" wp14:anchorId="7B16C3A3" wp14:editId="335C4398">
+                        <wp:extent cx="1114425" cy="1162050"/>
+                        <wp:effectExtent l="0" t="0" r="9525" b="0"/>
+                        <wp:docPr id="16" name="Picture 16"/>
+                        <wp:cNvGraphicFramePr>
+                          <a:graphicFrameLocks xmlns:a="http://schemas.openxmlformats.org/drawingml/2006/main" noChangeAspect="1"/>
+                        </wp:cNvGraphicFramePr>
+                        <a:graphic xmlns:a="http://schemas.openxmlformats.org/drawingml/2006/main">
+                          <a:graphicData uri="http://schemas.openxmlformats.org/drawingml/2006/picture">
+                            <pic:pic xmlns:pic="http://schemas.openxmlformats.org/drawingml/2006/picture">
+                              <pic:nvPicPr>
+                                <pic:cNvPr id="1" name=""/>
+                                <pic:cNvPicPr/>
+                              </pic:nvPicPr>
+                              <pic:blipFill>
+                                <a:blip r:embed="rId21"/>
+                                <a:stretch>
+                                  <a:fillRect/>
+                                </a:stretch>
+                              </pic:blipFill>
+                              <pic:spPr>
+                                <a:xfrm>
+                                  <a:off x="0" y="0"/>
+                                  <a:ext cx="1114425" cy="1162050"/>
+                                </a:xfrm>
+                                <a:prstGeom prst="rect">
+                                  <a:avLst/>
+                                </a:prstGeom>
+                              </pic:spPr>
+                            </pic:pic>
+                          </a:graphicData>
+                        </a:graphic>
+                      </wp:inline>
+                    </w:drawing>
+                  </w:r>
+                </w:p>
+              </w:tc>
+              <w:tc>
+                <w:tcPr>
+                  <w:tcW w:w="2516" w:type="dxa"/>
+                </w:tcPr>
+                <w:p>
+                  <w:pPr>
+                    <w:pStyle w:val="SS3-115"/>
+                    <w:rPr>
+                      <w:rFonts w:ascii="Source Sans 3 Medium" w:hAnsi="Source Sans 3 Medium"/>
+                      <w:b/>
+                      <w:bCs/>
+                      <w:color w:val="101312"/>
+                      <w:spacing w:val="-2"/>
+                      <w:w w:val="105"/>
+                    </w:rPr>
+                  </w:pPr>
+                  <w:r>
+                    <w:rPr>
+                      <w:rFonts w:ascii="Source Sans 3 Medium" w:hAnsi="Source Sans 3 Medium"/>
+                      <w:b/>
+                      <w:bCs/>
+                      <w:noProof/>
+                      <w:color w:val="101312"/>
+                      <w:spacing w:val="-2"/>
+                      <w:w w:val="105"/>
+                    </w:rPr>
+                    <w:drawing>
+                      <wp:inline distT="0" distB="0" distL="0" distR="0" wp14:anchorId="0A5BFC01" wp14:editId="05DF7281">
+                        <wp:extent cx="942975" cy="1343025"/>
+                        <wp:effectExtent l="0" t="0" r="9525" b="9525"/>
+                        <wp:docPr id="17" name="Picture 17"/>
+                        <wp:cNvGraphicFramePr>
+                          <a:graphicFrameLocks xmlns:a="http://schemas.openxmlformats.org/drawingml/2006/main" noChangeAspect="1"/>
+                        </wp:cNvGraphicFramePr>
+                        <a:graphic xmlns:a="http://schemas.openxmlformats.org/drawingml/2006/main">
+                          <a:graphicData uri="http://schemas.openxmlformats.org/drawingml/2006/picture">
+                            <pic:pic xmlns:pic="http://schemas.openxmlformats.org/drawingml/2006/picture">
+                              <pic:nvPicPr>
+                                <pic:cNvPr id="1" name=""/>
+                                <pic:cNvPicPr/>
+                              </pic:nvPicPr>
+                              <pic:blipFill>
+                                <a:blip r:embed="rId22"/>
+                                <a:stretch>
+                                  <a:fillRect/>
+                                </a:stretch>
+                              </pic:blipFill>
+                              <pic:spPr>
+                                <a:xfrm>
+                                  <a:off x="0" y="0"/>
+                                  <a:ext cx="942975" cy="1343025"/>
+                                </a:xfrm>
+                                <a:prstGeom prst="rect">
+                                  <a:avLst/>
+                                </a:prstGeom>
+                              </pic:spPr>
+                            </pic:pic>
+                          </a:graphicData>
+                        </a:graphic>
+                      </wp:inline>
+                    </w:drawing>
+                  </w:r>
+                </w:p>
+              </w:tc>
+            </w:tr>
+            <w:tr>
+              <w:tc>
+                <w:tcPr>
+                  <w:tcW w:w="2515" w:type="dxa"/>
+                </w:tcPr>
+                <w:p>
+                  <w:pPr>
+                    <w:pStyle w:val="SS3-115"/>
+                    <w:rPr>
+                      <w:rFonts w:ascii="Source Sans 3 Medium" w:hAnsi="Source Sans 3 Medium"/>
+                      <w:b/>
+                      <w:bCs/>
+                      <w:color w:val="101312"/>
+                      <w:spacing w:val="-2"/>
+                      <w:w w:val="105"/>
+                    </w:rPr>
+                  </w:pPr>
+                  <w:r>
+                    <w:rPr>
+                      <w:rFonts w:ascii="Source Sans 3 Medium" w:hAnsi="Source Sans 3 Medium"/>
+                      <w:b/>
+                      <w:bCs/>
+                      <w:noProof/>
+                      <w:color w:val="101312"/>
+                      <w:spacing w:val="-2"/>
+                      <w:w w:val="105"/>
+                    </w:rPr>
+                    <w:drawing>
+                      <wp:inline distT="0" distB="0" distL="0" distR="0" wp14:anchorId="11D3363D" wp14:editId="6ED46D17">
+                        <wp:extent cx="1257300" cy="971550"/>
+                        <wp:effectExtent l="0" t="0" r="0" b="0"/>
+                        <wp:docPr id="18" name="Picture 18"/>
                         <wp:cNvGraphicFramePr>
                           <a:graphicFrameLocks xmlns:a="http://schemas.openxmlformats.org/drawingml/2006/main" noChangeAspect="1"/>
                         </wp:cNvGraphicFramePr>
@@ -10078,400 +11685,6 @@
                               <pic:spPr>
                                 <a:xfrm>
                                   <a:off x="0" y="0"/>
-                                  <a:ext cx="1838325" cy="1057275"/>
-                                </a:xfrm>
-                                <a:prstGeom prst="rect">
-                                  <a:avLst/>
-                                </a:prstGeom>
-                              </pic:spPr>
-                            </pic:pic>
-                          </a:graphicData>
-                        </a:graphic>
-                      </wp:inline>
-                    </w:drawing>
-                  </w:r>
-                </w:p>
-              </w:tc>
-              <w:tc>
-                <w:tcPr>
-                  <w:tcW w:w="3354" w:type="dxa"/>
-                  <w:gridSpan w:val="2"/>
-                  <w:vAlign w:val="bottom"/>
-                </w:tcPr>
-                <w:p>
-                  <w:pPr>
-                    <w:pStyle w:val="SS3-115"/>
-                    <w:rPr>
-                      <w:rFonts w:ascii="Source Sans 3 Medium" w:hAnsi="Source Sans 3 Medium"/>
-                      <w:b/>
-                      <w:bCs/>
-                      <w:color w:val="101312"/>
-                      <w:spacing w:val="-2"/>
-                      <w:w w:val="105"/>
-                    </w:rPr>
-                  </w:pPr>
-                  <w:r>
-                    <w:rPr>
-                      <w:rFonts w:ascii="Source Sans 3 Medium" w:hAnsi="Source Sans 3 Medium"/>
-                      <w:b/>
-                      <w:bCs/>
-                      <w:noProof/>
-                      <w:color w:val="101312"/>
-                      <w:spacing w:val="-2"/>
-                      <w:w w:val="105"/>
-                    </w:rPr>
-                    <w:drawing>
-                      <wp:inline distT="0" distB="0" distL="0" distR="0" wp14:anchorId="2D1BE18C" wp14:editId="21A87BF9">
-                        <wp:extent cx="1533525" cy="1057275"/>
-                        <wp:effectExtent l="0" t="0" r="9525" b="9525"/>
-                        <wp:docPr id="13" name="Picture 13"/>
-                        <wp:cNvGraphicFramePr>
-                          <a:graphicFrameLocks xmlns:a="http://schemas.openxmlformats.org/drawingml/2006/main" noChangeAspect="1"/>
-                        </wp:cNvGraphicFramePr>
-                        <a:graphic xmlns:a="http://schemas.openxmlformats.org/drawingml/2006/main">
-                          <a:graphicData uri="http://schemas.openxmlformats.org/drawingml/2006/picture">
-                            <pic:pic xmlns:pic="http://schemas.openxmlformats.org/drawingml/2006/picture">
-                              <pic:nvPicPr>
-                                <pic:cNvPr id="1" name=""/>
-                                <pic:cNvPicPr/>
-                              </pic:nvPicPr>
-                              <pic:blipFill>
-                                <a:blip r:embed="rId24"/>
-                                <a:stretch>
-                                  <a:fillRect/>
-                                </a:stretch>
-                              </pic:blipFill>
-                              <pic:spPr>
-                                <a:xfrm>
-                                  <a:off x="0" y="0"/>
-                                  <a:ext cx="1533525" cy="1057275"/>
-                                </a:xfrm>
-                                <a:prstGeom prst="rect">
-                                  <a:avLst/>
-                                </a:prstGeom>
-                              </pic:spPr>
-                            </pic:pic>
-                          </a:graphicData>
-                        </a:graphic>
-                      </wp:inline>
-                    </w:drawing>
-                  </w:r>
-                </w:p>
-              </w:tc>
-            </w:tr>
-            <w:tr>
-              <w:tc>
-                <w:tcPr>
-                  <w:tcW w:w="2515" w:type="dxa"/>
-                  <w:vAlign w:val="center"/>
-                </w:tcPr>
-                <w:p>
-                  <w:pPr>
-                    <w:pStyle w:val="SS3-115"/>
-                    <w:rPr>
-                      <w:rFonts w:ascii="Source Sans 3 Medium" w:hAnsi="Source Sans 3 Medium"/>
-                      <w:b/>
-                      <w:bCs/>
-                      <w:color w:val="101312"/>
-                      <w:spacing w:val="-2"/>
-                      <w:w w:val="105"/>
-                    </w:rPr>
-                  </w:pPr>
-                  <w:r>
-                    <w:rPr>
-                      <w:rFonts w:ascii="Source Sans 3 Medium" w:hAnsi="Source Sans 3 Medium"/>
-                      <w:b/>
-                      <w:bCs/>
-                      <w:noProof/>
-                      <w:color w:val="101312"/>
-                      <w:spacing w:val="-2"/>
-                      <w:w w:val="105"/>
-                    </w:rPr>
-                    <w:drawing>
-                      <wp:inline distT="0" distB="0" distL="0" distR="0" wp14:anchorId="10507C65" wp14:editId="7AC0E5AF">
-                        <wp:extent cx="1428750" cy="1152525"/>
-                        <wp:effectExtent l="0" t="0" r="0" b="9525"/>
-                        <wp:docPr id="14" name="Picture 14"/>
-                        <wp:cNvGraphicFramePr>
-                          <a:graphicFrameLocks xmlns:a="http://schemas.openxmlformats.org/drawingml/2006/main" noChangeAspect="1"/>
-                        </wp:cNvGraphicFramePr>
-                        <a:graphic xmlns:a="http://schemas.openxmlformats.org/drawingml/2006/main">
-                          <a:graphicData uri="http://schemas.openxmlformats.org/drawingml/2006/picture">
-                            <pic:pic xmlns:pic="http://schemas.openxmlformats.org/drawingml/2006/picture">
-                              <pic:nvPicPr>
-                                <pic:cNvPr id="1" name=""/>
-                                <pic:cNvPicPr/>
-                              </pic:nvPicPr>
-                              <pic:blipFill>
-                                <a:blip r:embed="rId25"/>
-                                <a:stretch>
-                                  <a:fillRect/>
-                                </a:stretch>
-                              </pic:blipFill>
-                              <pic:spPr>
-                                <a:xfrm>
-                                  <a:off x="0" y="0"/>
-                                  <a:ext cx="1428750" cy="1152525"/>
-                                </a:xfrm>
-                                <a:prstGeom prst="rect">
-                                  <a:avLst/>
-                                </a:prstGeom>
-                              </pic:spPr>
-                            </pic:pic>
-                          </a:graphicData>
-                        </a:graphic>
-                      </wp:inline>
-                    </w:drawing>
-                  </w:r>
-                </w:p>
-              </w:tc>
-              <w:tc>
-                <w:tcPr>
-                  <w:tcW w:w="2515" w:type="dxa"/>
-                  <w:gridSpan w:val="2"/>
-                  <w:vAlign w:val="center"/>
-                </w:tcPr>
-                <w:p>
-                  <w:pPr>
-                    <w:pStyle w:val="SS3-115"/>
-                    <w:rPr>
-                      <w:rFonts w:ascii="Source Sans 3 Medium" w:hAnsi="Source Sans 3 Medium"/>
-                      <w:b/>
-                      <w:bCs/>
-                      <w:color w:val="101312"/>
-                      <w:spacing w:val="-2"/>
-                      <w:w w:val="105"/>
-                    </w:rPr>
-                  </w:pPr>
-                  <w:r>
-                    <w:rPr>
-                      <w:rFonts w:ascii="Source Sans 3 Medium" w:hAnsi="Source Sans 3 Medium"/>
-                      <w:b/>
-                      <w:bCs/>
-                      <w:noProof/>
-                      <w:color w:val="101312"/>
-                      <w:spacing w:val="-2"/>
-                      <w:w w:val="105"/>
-                    </w:rPr>
-                    <w:drawing>
-                      <wp:inline distT="0" distB="0" distL="0" distR="0" wp14:anchorId="7A06AA82" wp14:editId="6CC836D5">
-                        <wp:extent cx="1504950" cy="866775"/>
-                        <wp:effectExtent l="0" t="0" r="0" b="9525"/>
-                        <wp:docPr id="15" name="Picture 15"/>
-                        <wp:cNvGraphicFramePr>
-                          <a:graphicFrameLocks xmlns:a="http://schemas.openxmlformats.org/drawingml/2006/main" noChangeAspect="1"/>
-                        </wp:cNvGraphicFramePr>
-                        <a:graphic xmlns:a="http://schemas.openxmlformats.org/drawingml/2006/main">
-                          <a:graphicData uri="http://schemas.openxmlformats.org/drawingml/2006/picture">
-                            <pic:pic xmlns:pic="http://schemas.openxmlformats.org/drawingml/2006/picture">
-                              <pic:nvPicPr>
-                                <pic:cNvPr id="1" name=""/>
-                                <pic:cNvPicPr/>
-                              </pic:nvPicPr>
-                              <pic:blipFill>
-                                <a:blip r:embed="rId26"/>
-                                <a:stretch>
-                                  <a:fillRect/>
-                                </a:stretch>
-                              </pic:blipFill>
-                              <pic:spPr>
-                                <a:xfrm>
-                                  <a:off x="0" y="0"/>
-                                  <a:ext cx="1504950" cy="866775"/>
-                                </a:xfrm>
-                                <a:prstGeom prst="rect">
-                                  <a:avLst/>
-                                </a:prstGeom>
-                              </pic:spPr>
-                            </pic:pic>
-                          </a:graphicData>
-                        </a:graphic>
-                      </wp:inline>
-                    </w:drawing>
-                  </w:r>
-                </w:p>
-              </w:tc>
-              <w:tc>
-                <w:tcPr>
-                  <w:tcW w:w="2516" w:type="dxa"/>
-                  <w:gridSpan w:val="2"/>
-                </w:tcPr>
-                <w:p>
-                  <w:pPr>
-                    <w:pStyle w:val="SS3-115"/>
-                    <w:rPr>
-                      <w:rFonts w:ascii="Source Sans 3 Medium" w:hAnsi="Source Sans 3 Medium"/>
-                      <w:b/>
-                      <w:bCs/>
-                      <w:color w:val="101312"/>
-                      <w:spacing w:val="-2"/>
-                      <w:w w:val="105"/>
-                    </w:rPr>
-                  </w:pPr>
-                  <w:r>
-                    <w:rPr>
-                      <w:rFonts w:ascii="Source Sans 3 Medium" w:hAnsi="Source Sans 3 Medium"/>
-                      <w:b/>
-                      <w:bCs/>
-                      <w:noProof/>
-                      <w:color w:val="101312"/>
-                      <w:spacing w:val="-2"/>
-                      <w:w w:val="105"/>
-                    </w:rPr>
-                    <w:drawing>
-                      <wp:inline distT="0" distB="0" distL="0" distR="0" wp14:anchorId="7B16C3A3" wp14:editId="335C4398">
-                        <wp:extent cx="1114425" cy="1162050"/>
-                        <wp:effectExtent l="0" t="0" r="9525" b="0"/>
-                        <wp:docPr id="16" name="Picture 16"/>
-                        <wp:cNvGraphicFramePr>
-                          <a:graphicFrameLocks xmlns:a="http://schemas.openxmlformats.org/drawingml/2006/main" noChangeAspect="1"/>
-                        </wp:cNvGraphicFramePr>
-                        <a:graphic xmlns:a="http://schemas.openxmlformats.org/drawingml/2006/main">
-                          <a:graphicData uri="http://schemas.openxmlformats.org/drawingml/2006/picture">
-                            <pic:pic xmlns:pic="http://schemas.openxmlformats.org/drawingml/2006/picture">
-                              <pic:nvPicPr>
-                                <pic:cNvPr id="1" name=""/>
-                                <pic:cNvPicPr/>
-                              </pic:nvPicPr>
-                              <pic:blipFill>
-                                <a:blip r:embed="rId27"/>
-                                <a:stretch>
-                                  <a:fillRect/>
-                                </a:stretch>
-                              </pic:blipFill>
-                              <pic:spPr>
-                                <a:xfrm>
-                                  <a:off x="0" y="0"/>
-                                  <a:ext cx="1114425" cy="1162050"/>
-                                </a:xfrm>
-                                <a:prstGeom prst="rect">
-                                  <a:avLst/>
-                                </a:prstGeom>
-                              </pic:spPr>
-                            </pic:pic>
-                          </a:graphicData>
-                        </a:graphic>
-                      </wp:inline>
-                    </w:drawing>
-                  </w:r>
-                </w:p>
-              </w:tc>
-              <w:tc>
-                <w:tcPr>
-                  <w:tcW w:w="2516" w:type="dxa"/>
-                </w:tcPr>
-                <w:p>
-                  <w:pPr>
-                    <w:pStyle w:val="SS3-115"/>
-                    <w:rPr>
-                      <w:rFonts w:ascii="Source Sans 3 Medium" w:hAnsi="Source Sans 3 Medium"/>
-                      <w:b/>
-                      <w:bCs/>
-                      <w:color w:val="101312"/>
-                      <w:spacing w:val="-2"/>
-                      <w:w w:val="105"/>
-                    </w:rPr>
-                  </w:pPr>
-                  <w:r>
-                    <w:rPr>
-                      <w:rFonts w:ascii="Source Sans 3 Medium" w:hAnsi="Source Sans 3 Medium"/>
-                      <w:b/>
-                      <w:bCs/>
-                      <w:noProof/>
-                      <w:color w:val="101312"/>
-                      <w:spacing w:val="-2"/>
-                      <w:w w:val="105"/>
-                    </w:rPr>
-                    <w:drawing>
-                      <wp:inline distT="0" distB="0" distL="0" distR="0" wp14:anchorId="0A5BFC01" wp14:editId="05DF7281">
-                        <wp:extent cx="942975" cy="1343025"/>
-                        <wp:effectExtent l="0" t="0" r="9525" b="9525"/>
-                        <wp:docPr id="17" name="Picture 17"/>
-                        <wp:cNvGraphicFramePr>
-                          <a:graphicFrameLocks xmlns:a="http://schemas.openxmlformats.org/drawingml/2006/main" noChangeAspect="1"/>
-                        </wp:cNvGraphicFramePr>
-                        <a:graphic xmlns:a="http://schemas.openxmlformats.org/drawingml/2006/main">
-                          <a:graphicData uri="http://schemas.openxmlformats.org/drawingml/2006/picture">
-                            <pic:pic xmlns:pic="http://schemas.openxmlformats.org/drawingml/2006/picture">
-                              <pic:nvPicPr>
-                                <pic:cNvPr id="1" name=""/>
-                                <pic:cNvPicPr/>
-                              </pic:nvPicPr>
-                              <pic:blipFill>
-                                <a:blip r:embed="rId28"/>
-                                <a:stretch>
-                                  <a:fillRect/>
-                                </a:stretch>
-                              </pic:blipFill>
-                              <pic:spPr>
-                                <a:xfrm>
-                                  <a:off x="0" y="0"/>
-                                  <a:ext cx="942975" cy="1343025"/>
-                                </a:xfrm>
-                                <a:prstGeom prst="rect">
-                                  <a:avLst/>
-                                </a:prstGeom>
-                              </pic:spPr>
-                            </pic:pic>
-                          </a:graphicData>
-                        </a:graphic>
-                      </wp:inline>
-                    </w:drawing>
-                  </w:r>
-                </w:p>
-              </w:tc>
-            </w:tr>
-            <w:tr>
-              <w:tc>
-                <w:tcPr>
-                  <w:tcW w:w="2515" w:type="dxa"/>
-                </w:tcPr>
-                <w:p>
-                  <w:pPr>
-                    <w:pStyle w:val="SS3-115"/>
-                    <w:rPr>
-                      <w:rFonts w:ascii="Source Sans 3 Medium" w:hAnsi="Source Sans 3 Medium"/>
-                      <w:b/>
-                      <w:bCs/>
-                      <w:color w:val="101312"/>
-                      <w:spacing w:val="-2"/>
-                      <w:w w:val="105"/>
-                    </w:rPr>
-                  </w:pPr>
-                  <w:r>
-                    <w:rPr>
-                      <w:rFonts w:ascii="Source Sans 3 Medium" w:hAnsi="Source Sans 3 Medium"/>
-                      <w:b/>
-                      <w:bCs/>
-                      <w:noProof/>
-                      <w:color w:val="101312"/>
-                      <w:spacing w:val="-2"/>
-                      <w:w w:val="105"/>
-                    </w:rPr>
-                    <w:drawing>
-                      <wp:inline distT="0" distB="0" distL="0" distR="0" wp14:anchorId="11D3363D" wp14:editId="6ED46D17">
-                        <wp:extent cx="1257300" cy="971550"/>
-                        <wp:effectExtent l="0" t="0" r="0" b="0"/>
-                        <wp:docPr id="18" name="Picture 18"/>
-                        <wp:cNvGraphicFramePr>
-                          <a:graphicFrameLocks xmlns:a="http://schemas.openxmlformats.org/drawingml/2006/main" noChangeAspect="1"/>
-                        </wp:cNvGraphicFramePr>
-                        <a:graphic xmlns:a="http://schemas.openxmlformats.org/drawingml/2006/main">
-                          <a:graphicData uri="http://schemas.openxmlformats.org/drawingml/2006/picture">
-                            <pic:pic xmlns:pic="http://schemas.openxmlformats.org/drawingml/2006/picture">
-                              <pic:nvPicPr>
-                                <pic:cNvPr id="1" name=""/>
-                                <pic:cNvPicPr/>
-                              </pic:nvPicPr>
-                              <pic:blipFill>
-                                <a:blip r:embed="rId29"/>
-                                <a:stretch>
-                                  <a:fillRect/>
-                                </a:stretch>
-                              </pic:blipFill>
-                              <pic:spPr>
-                                <a:xfrm>
-                                  <a:off x="0" y="0"/>
                                   <a:ext cx="1257300" cy="971550"/>
                                 </a:xfrm>
                                 <a:prstGeom prst="rect">
@@ -10530,7 +11743,7 @@
                                 <pic:cNvPicPr/>
                               </pic:nvPicPr>
                               <pic:blipFill>
-                                <a:blip r:embed="rId30"/>
+                                <a:blip r:embed="rId24"/>
                                 <a:stretch>
                                   <a:fillRect/>
                                 </a:stretch>
@@ -11744,7 +12957,29 @@
                 <w:sz w:val="23"/>
                 <w:szCs w:val="23"/>
               </w:rPr>
-              <w:t>In Section 1 of the Listening test you will hear two people talking in everyday situations. Tick TWO situations that could be in Section 1 of the Listening test</w:t>
+              <w:t xml:space="preserve">In Section 1 of the Listening </w:t>
+            </w:r>
+            <w:proofErr w:type="gramStart"/>
+            <w:r>
+              <w:rPr>
+                <w:rFonts w:ascii="Source Sans 3 Medium" w:hAnsi="Source Sans 3 Medium"/>
+                <w:b/>
+                <w:bCs/>
+                <w:sz w:val="23"/>
+                <w:szCs w:val="23"/>
+              </w:rPr>
+              <w:t>test</w:t>
+            </w:r>
+            <w:proofErr w:type="gramEnd"/>
+            <w:r>
+              <w:rPr>
+                <w:rFonts w:ascii="Source Sans 3 Medium" w:hAnsi="Source Sans 3 Medium"/>
+                <w:b/>
+                <w:bCs/>
+                <w:sz w:val="23"/>
+                <w:szCs w:val="23"/>
+              </w:rPr>
+              <w:t xml:space="preserve"> you will hear two people talking in everyday situations. Tick TWO situations that could be in Section 1 of the Listening test</w:t>
             </w:r>
             <w:r>
               <w:rPr>
@@ -11939,7 +13174,7 @@
                 <w:szCs w:val="23"/>
               </w:rPr>
             </w:pPr>
-            <w:hyperlink r:id="rId31" w:history="1">
+            <w:hyperlink r:id="rId25" w:history="1">
               <w:r>
                 <w:rPr>
                   <w:rStyle w:val="Hyperlink"/>
@@ -12157,7 +13392,7 @@
             </w:r>
           </w:p>
           <w:p>
-            <w:hyperlink r:id="rId32" w:history="1">
+            <w:hyperlink r:id="rId26" w:history="1">
               <w:r>
                 <w:rPr>
                   <w:rStyle w:val="Hyperlink"/>
@@ -12877,7 +14112,7 @@
             </w:r>
           </w:p>
           <w:p>
-            <w:hyperlink r:id="rId33" w:history="1">
+            <w:hyperlink r:id="rId27" w:history="1">
               <w:r>
                 <w:rPr>
                   <w:rStyle w:val="Hyperlink"/>
@@ -13097,7 +14332,7 @@
             <w:pPr>
               <w:spacing w:after="120"/>
             </w:pPr>
-            <w:hyperlink r:id="rId34" w:history="1">
+            <w:hyperlink r:id="rId28" w:history="1">
               <w:r>
                 <w:rPr>
                   <w:rStyle w:val="Hyperlink"/>
@@ -13493,7 +14728,7 @@
             </w:r>
           </w:p>
           <w:p>
-            <w:hyperlink r:id="rId35" w:history="1">
+            <w:hyperlink r:id="rId29" w:history="1">
               <w:r>
                 <w:rPr>
                   <w:rStyle w:val="Hyperlink"/>
@@ -14182,7 +15417,7 @@
             <w:pPr>
               <w:pStyle w:val="SS3-115"/>
             </w:pPr>
-            <w:hyperlink r:id="rId36" w:history="1">
+            <w:hyperlink r:id="rId30" w:history="1">
               <w:r>
                 <w:rPr>
                   <w:rStyle w:val="Hyperlink"/>
@@ -14455,7 +15690,7 @@
             </w:r>
           </w:p>
           <w:p>
-            <w:hyperlink r:id="rId37" w:history="1">
+            <w:hyperlink r:id="rId31" w:history="1">
               <w:r>
                 <w:rPr>
                   <w:rStyle w:val="Hyperlink"/>
@@ -14897,7 +16132,7 @@
             <w:pPr>
               <w:pStyle w:val="SS3-115"/>
             </w:pPr>
-            <w:hyperlink r:id="rId38" w:history="1">
+            <w:hyperlink r:id="rId32" w:history="1">
               <w:r>
                 <w:rPr>
                   <w:rStyle w:val="Hyperlink"/>
@@ -15022,11 +16257,16 @@
                     <w:t xml:space="preserve"> ---</w:t>
                   </w:r>
                   <w:r>
-                    <w:t xml:space="preserve"> pounds, but actually we've got a sale on at the pounds. S</w:t>
+                    <w:t xml:space="preserve"> pounds, but actually we've got a sale on at the pounds. </w:t>
+                  </w:r>
+                  <w:proofErr w:type="gramStart"/>
+                  <w:r>
+                    <w:t>S</w:t>
                   </w:r>
                   <w:r>
                     <w:t>o</w:t>
                   </w:r>
+                  <w:proofErr w:type="gramEnd"/>
                   <w:r>
                     <w:t xml:space="preserve"> you can save </w:t>
                   </w:r>
@@ -15767,6 +17007,7 @@
                       <w:lang w:bidi="ar-SA"/>
                     </w:rPr>
                   </w:pPr>
+                  <w:proofErr w:type="spellStart"/>
                   <w:r>
                     <w:rPr>
                       <w:rFonts w:ascii="Source Sans 3 Medium" w:hAnsi="Source Sans 3 Medium"/>
@@ -15776,6 +17017,7 @@
                     </w:rPr>
                     <w:t>Colour</w:t>
                   </w:r>
+                  <w:proofErr w:type="spellEnd"/>
                 </w:p>
               </w:tc>
               <w:tc>
@@ -16088,7 +17330,7 @@
             <w:pPr>
               <w:pStyle w:val="SS3-115"/>
             </w:pPr>
-            <w:hyperlink r:id="rId39" w:history="1">
+            <w:hyperlink r:id="rId33" w:history="1">
               <w:r>
                 <w:rPr>
                   <w:rStyle w:val="Hyperlink"/>
@@ -17118,11 +18360,19 @@
             <w:r>
               <w:t xml:space="preserve">I </w:t>
             </w:r>
+            <w:proofErr w:type="gramStart"/>
             <w:r>
               <w:rPr>
                 <w:i/>
               </w:rPr>
-              <w:t>other daughter</w:t>
+              <w:t>other</w:t>
+            </w:r>
+            <w:proofErr w:type="gramEnd"/>
+            <w:r>
+              <w:rPr>
+                <w:i/>
+              </w:rPr>
+              <w:t xml:space="preserve"> daughter</w:t>
             </w:r>
             <w:r>
               <w:rPr>
@@ -17511,7 +18761,7 @@
             <w:pPr>
               <w:spacing w:after="120"/>
             </w:pPr>
-            <w:hyperlink r:id="rId40" w:history="1">
+            <w:hyperlink r:id="rId34" w:history="1">
               <w:r>
                 <w:rPr>
                   <w:rStyle w:val="Hyperlink"/>
@@ -18539,7 +19789,7 @@
             <w:pPr>
               <w:spacing w:after="120"/>
             </w:pPr>
-            <w:hyperlink r:id="rId41" w:history="1">
+            <w:hyperlink r:id="rId35" w:history="1">
               <w:r>
                 <w:rPr>
                   <w:rStyle w:val="Hyperlink"/>
@@ -19377,7 +20627,7 @@
             <w:pPr>
               <w:spacing w:after="120"/>
             </w:pPr>
-            <w:hyperlink r:id="rId42" w:history="1">
+            <w:hyperlink r:id="rId36" w:history="1">
               <w:r>
                 <w:rPr>
                   <w:rStyle w:val="Hyperlink"/>
@@ -19788,7 +21038,7 @@
             <w:pPr>
               <w:spacing w:after="120"/>
             </w:pPr>
-            <w:hyperlink r:id="rId43" w:history="1">
+            <w:hyperlink r:id="rId37" w:history="1">
               <w:r>
                 <w:rPr>
                   <w:rStyle w:val="Hyperlink"/>
@@ -20227,7 +21477,25 @@
                       <w:sz w:val="21"/>
                       <w:szCs w:val="21"/>
                     </w:rPr>
-                    <w:t>do not try to memorise answers to questions.</w:t>
+                    <w:t xml:space="preserve">do not try to </w:t>
+                  </w:r>
+                  <w:proofErr w:type="spellStart"/>
+                  <w:r>
+                    <w:rPr>
+                      <w:rFonts w:ascii="Source Sans 3" w:hAnsi="Source Sans 3"/>
+                      <w:sz w:val="21"/>
+                      <w:szCs w:val="21"/>
+                    </w:rPr>
+                    <w:t>memorise</w:t>
+                  </w:r>
+                  <w:proofErr w:type="spellEnd"/>
+                  <w:r>
+                    <w:rPr>
+                      <w:rFonts w:ascii="Source Sans 3" w:hAnsi="Source Sans 3"/>
+                      <w:sz w:val="21"/>
+                      <w:szCs w:val="21"/>
+                    </w:rPr>
+                    <w:t xml:space="preserve"> answers to questions.</w:t>
                   </w:r>
                 </w:p>
               </w:tc>
@@ -20316,7 +21584,23 @@
                       <w:sz w:val="21"/>
                       <w:szCs w:val="21"/>
                     </w:rPr>
-                    <w:t>In Part 1 you need to give full answers to the questions, but don't talk for too long. Three sentences is plenty. You have chances to speak for longer in Parts 2 and 3.</w:t>
+                    <w:t xml:space="preserve">In Part 1 you need to give full answers to the questions, but don't talk for too long. Three sentences </w:t>
+                  </w:r>
+                  <w:proofErr w:type="gramStart"/>
+                  <w:r>
+                    <w:rPr>
+                      <w:sz w:val="21"/>
+                      <w:szCs w:val="21"/>
+                    </w:rPr>
+                    <w:t>is</w:t>
+                  </w:r>
+                  <w:proofErr w:type="gramEnd"/>
+                  <w:r>
+                    <w:rPr>
+                      <w:sz w:val="21"/>
+                      <w:szCs w:val="21"/>
+                    </w:rPr>
+                    <w:t xml:space="preserve"> plenty. You have chances to speak for longer in Parts 2 and 3.</w:t>
                   </w:r>
                 </w:p>
               </w:tc>
@@ -20991,6 +22275,7 @@
               </w:rPr>
               <w:t>/</w:t>
             </w:r>
+            <w:proofErr w:type="spellStart"/>
             <w:r>
               <w:rPr>
                 <w:b w:val="0"/>
@@ -21003,7 +22288,15 @@
                 <w:b w:val="0"/>
                 <w:bCs w:val="0"/>
               </w:rPr>
-              <w:t>z/</w:t>
+              <w:t>z</w:t>
+            </w:r>
+            <w:proofErr w:type="spellEnd"/>
+            <w:r>
+              <w:rPr>
+                <w:b w:val="0"/>
+                <w:bCs w:val="0"/>
+              </w:rPr>
+              <w:t>/</w:t>
             </w:r>
             <w:r>
               <w:t xml:space="preserve"> according to how the end is pronounced.</w:t>
@@ -21013,7 +22306,7 @@
             <w:pPr>
               <w:spacing w:after="120"/>
             </w:pPr>
-            <w:hyperlink r:id="rId44" w:history="1">
+            <w:hyperlink r:id="rId38" w:history="1">
               <w:r>
                 <w:rPr>
                   <w:rStyle w:val="Hyperlink"/>
@@ -21072,11 +22365,16 @@
             <w:r>
               <w:t>/</w:t>
             </w:r>
+            <w:proofErr w:type="spellStart"/>
             <w:r>
               <w:t>ɪ</w:t>
             </w:r>
             <w:r>
-              <w:t>z/</w:t>
+              <w:t>z</w:t>
+            </w:r>
+            <w:proofErr w:type="spellEnd"/>
+            <w:r>
+              <w:t>/</w:t>
             </w:r>
             <w:r>
               <w:t xml:space="preserve">: </w:t>
@@ -21456,7 +22754,7 @@
             <w:pPr>
               <w:spacing w:after="120"/>
             </w:pPr>
-            <w:hyperlink r:id="rId45" w:history="1">
+            <w:hyperlink r:id="rId39" w:history="1">
               <w:r>
                 <w:rPr>
                   <w:rStyle w:val="Hyperlink"/>
@@ -21987,7 +23285,7 @@
     </w:tbl>
     <w:p/>
     <w:sectPr>
-      <w:footerReference w:type="default" r:id="rId46"/>
+      <w:footerReference w:type="default" r:id="rId40"/>
       <w:pgSz w:w="15842" w:h="30147" w:code="3"/>
       <w:pgMar w:top="720" w:right="720" w:bottom="720" w:left="720" w:header="284" w:footer="284" w:gutter="0"/>
       <w:pgNumType w:start="8"/>
@@ -23130,9 +24428,9 @@
     </w:lvl>
   </w:abstractNum>
   <w:abstractNum w:abstractNumId="11" w15:restartNumberingAfterBreak="0">
-    <w:nsid w:val="1D447F65"/>
+    <w:nsid w:val="16FF71A2"/>
     <w:multiLevelType w:val="hybridMultilevel"/>
-    <w:tmpl w:val="29C60E24"/>
+    <w:tmpl w:val="4C640FB4"/>
     <w:lvl w:ilvl="0" w:tplc="72A80D18">
       <w:start w:val="1"/>
       <w:numFmt w:val="decimal"/>
@@ -23221,6 +24519,97 @@
     </w:lvl>
   </w:abstractNum>
   <w:abstractNum w:abstractNumId="12" w15:restartNumberingAfterBreak="0">
+    <w:nsid w:val="1D447F65"/>
+    <w:multiLevelType w:val="hybridMultilevel"/>
+    <w:tmpl w:val="29C60E24"/>
+    <w:lvl w:ilvl="0" w:tplc="72A80D18">
+      <w:start w:val="1"/>
+      <w:numFmt w:val="decimal"/>
+      <w:lvlText w:val="%1:"/>
+      <w:lvlJc w:val="left"/>
+      <w:pPr>
+        <w:ind w:left="360" w:hanging="360"/>
+      </w:pPr>
+      <w:rPr>
+        <w:rFonts w:ascii="Source Sans 3 Bold" w:hAnsi="Source Sans 3 Bold" w:cstheme="minorBidi" w:hint="default"/>
+        <w:b/>
+        <w:bCs/>
+      </w:rPr>
+    </w:lvl>
+    <w:lvl w:ilvl="1" w:tplc="04090019" w:tentative="1">
+      <w:start w:val="1"/>
+      <w:numFmt w:val="lowerLetter"/>
+      <w:lvlText w:val="%2."/>
+      <w:lvlJc w:val="left"/>
+      <w:pPr>
+        <w:ind w:left="1080" w:hanging="360"/>
+      </w:pPr>
+    </w:lvl>
+    <w:lvl w:ilvl="2" w:tplc="0409001B" w:tentative="1">
+      <w:start w:val="1"/>
+      <w:numFmt w:val="lowerRoman"/>
+      <w:lvlText w:val="%3."/>
+      <w:lvlJc w:val="right"/>
+      <w:pPr>
+        <w:ind w:left="1800" w:hanging="180"/>
+      </w:pPr>
+    </w:lvl>
+    <w:lvl w:ilvl="3" w:tplc="0409000F" w:tentative="1">
+      <w:start w:val="1"/>
+      <w:numFmt w:val="decimal"/>
+      <w:lvlText w:val="%4."/>
+      <w:lvlJc w:val="left"/>
+      <w:pPr>
+        <w:ind w:left="2520" w:hanging="360"/>
+      </w:pPr>
+    </w:lvl>
+    <w:lvl w:ilvl="4" w:tplc="04090019" w:tentative="1">
+      <w:start w:val="1"/>
+      <w:numFmt w:val="lowerLetter"/>
+      <w:lvlText w:val="%5."/>
+      <w:lvlJc w:val="left"/>
+      <w:pPr>
+        <w:ind w:left="3240" w:hanging="360"/>
+      </w:pPr>
+    </w:lvl>
+    <w:lvl w:ilvl="5" w:tplc="0409001B" w:tentative="1">
+      <w:start w:val="1"/>
+      <w:numFmt w:val="lowerRoman"/>
+      <w:lvlText w:val="%6."/>
+      <w:lvlJc w:val="right"/>
+      <w:pPr>
+        <w:ind w:left="3960" w:hanging="180"/>
+      </w:pPr>
+    </w:lvl>
+    <w:lvl w:ilvl="6" w:tplc="0409000F" w:tentative="1">
+      <w:start w:val="1"/>
+      <w:numFmt w:val="decimal"/>
+      <w:lvlText w:val="%7."/>
+      <w:lvlJc w:val="left"/>
+      <w:pPr>
+        <w:ind w:left="4680" w:hanging="360"/>
+      </w:pPr>
+    </w:lvl>
+    <w:lvl w:ilvl="7" w:tplc="04090019" w:tentative="1">
+      <w:start w:val="1"/>
+      <w:numFmt w:val="lowerLetter"/>
+      <w:lvlText w:val="%8."/>
+      <w:lvlJc w:val="left"/>
+      <w:pPr>
+        <w:ind w:left="5400" w:hanging="360"/>
+      </w:pPr>
+    </w:lvl>
+    <w:lvl w:ilvl="8" w:tplc="0409001B" w:tentative="1">
+      <w:start w:val="1"/>
+      <w:numFmt w:val="lowerRoman"/>
+      <w:lvlText w:val="%9."/>
+      <w:lvlJc w:val="right"/>
+      <w:pPr>
+        <w:ind w:left="6120" w:hanging="180"/>
+      </w:pPr>
+    </w:lvl>
+  </w:abstractNum>
+  <w:abstractNum w:abstractNumId="13" w15:restartNumberingAfterBreak="0">
     <w:nsid w:val="212E1A90"/>
     <w:multiLevelType w:val="hybridMultilevel"/>
     <w:tmpl w:val="8EA8656A"/>
@@ -23314,7 +24703,7 @@
       </w:pPr>
     </w:lvl>
   </w:abstractNum>
-  <w:abstractNum w:abstractNumId="13" w15:restartNumberingAfterBreak="0">
+  <w:abstractNum w:abstractNumId="14" w15:restartNumberingAfterBreak="0">
     <w:nsid w:val="236D57C6"/>
     <w:multiLevelType w:val="hybridMultilevel"/>
     <w:tmpl w:val="35FA33C8"/>
@@ -23408,7 +24797,7 @@
       </w:pPr>
     </w:lvl>
   </w:abstractNum>
-  <w:abstractNum w:abstractNumId="14" w15:restartNumberingAfterBreak="0">
+  <w:abstractNum w:abstractNumId="15" w15:restartNumberingAfterBreak="0">
     <w:nsid w:val="269C62FD"/>
     <w:multiLevelType w:val="hybridMultilevel"/>
     <w:tmpl w:val="93F0E5FE"/>
@@ -23502,7 +24891,7 @@
       </w:pPr>
     </w:lvl>
   </w:abstractNum>
-  <w:abstractNum w:abstractNumId="15" w15:restartNumberingAfterBreak="0">
+  <w:abstractNum w:abstractNumId="16" w15:restartNumberingAfterBreak="0">
     <w:nsid w:val="2B801813"/>
     <w:multiLevelType w:val="hybridMultilevel"/>
     <w:tmpl w:val="9F54F31E"/>
@@ -23596,7 +24985,7 @@
       </w:pPr>
     </w:lvl>
   </w:abstractNum>
-  <w:abstractNum w:abstractNumId="16" w15:restartNumberingAfterBreak="0">
+  <w:abstractNum w:abstractNumId="17" w15:restartNumberingAfterBreak="0">
     <w:nsid w:val="2CB4375C"/>
     <w:multiLevelType w:val="hybridMultilevel"/>
     <w:tmpl w:val="291A30C6"/>
@@ -23687,7 +25076,7 @@
       </w:pPr>
     </w:lvl>
   </w:abstractNum>
-  <w:abstractNum w:abstractNumId="17" w15:restartNumberingAfterBreak="0">
+  <w:abstractNum w:abstractNumId="18" w15:restartNumberingAfterBreak="0">
     <w:nsid w:val="2F0E685D"/>
     <w:multiLevelType w:val="hybridMultilevel"/>
     <w:tmpl w:val="09DA465E"/>
@@ -23778,7 +25167,7 @@
       </w:pPr>
     </w:lvl>
   </w:abstractNum>
-  <w:abstractNum w:abstractNumId="18" w15:restartNumberingAfterBreak="0">
+  <w:abstractNum w:abstractNumId="19" w15:restartNumberingAfterBreak="0">
     <w:nsid w:val="34555D51"/>
     <w:multiLevelType w:val="hybridMultilevel"/>
     <w:tmpl w:val="8C28476E"/>
@@ -23869,7 +25258,7 @@
       </w:pPr>
     </w:lvl>
   </w:abstractNum>
-  <w:abstractNum w:abstractNumId="19" w15:restartNumberingAfterBreak="0">
+  <w:abstractNum w:abstractNumId="20" w15:restartNumberingAfterBreak="0">
     <w:nsid w:val="358B4BB3"/>
     <w:multiLevelType w:val="hybridMultilevel"/>
     <w:tmpl w:val="A678E960"/>
@@ -23963,7 +25352,7 @@
       </w:pPr>
     </w:lvl>
   </w:abstractNum>
-  <w:abstractNum w:abstractNumId="20" w15:restartNumberingAfterBreak="0">
+  <w:abstractNum w:abstractNumId="21" w15:restartNumberingAfterBreak="0">
     <w:nsid w:val="38025215"/>
     <w:multiLevelType w:val="hybridMultilevel"/>
     <w:tmpl w:val="01022858"/>
@@ -24057,7 +25446,7 @@
       </w:pPr>
     </w:lvl>
   </w:abstractNum>
-  <w:abstractNum w:abstractNumId="21" w15:restartNumberingAfterBreak="0">
+  <w:abstractNum w:abstractNumId="22" w15:restartNumberingAfterBreak="0">
     <w:nsid w:val="3B3A6776"/>
     <w:multiLevelType w:val="hybridMultilevel"/>
     <w:tmpl w:val="BEA6841C"/>
@@ -24153,7 +25542,7 @@
       </w:pPr>
     </w:lvl>
   </w:abstractNum>
-  <w:abstractNum w:abstractNumId="22" w15:restartNumberingAfterBreak="0">
+  <w:abstractNum w:abstractNumId="23" w15:restartNumberingAfterBreak="0">
     <w:nsid w:val="3CDC7B7F"/>
     <w:multiLevelType w:val="hybridMultilevel"/>
     <w:tmpl w:val="F9EC833C"/>
@@ -24266,7 +25655,7 @@
       </w:rPr>
     </w:lvl>
   </w:abstractNum>
-  <w:abstractNum w:abstractNumId="23" w15:restartNumberingAfterBreak="0">
+  <w:abstractNum w:abstractNumId="24" w15:restartNumberingAfterBreak="0">
     <w:nsid w:val="3F584A02"/>
     <w:multiLevelType w:val="hybridMultilevel"/>
     <w:tmpl w:val="B5B08E1E"/>
@@ -24360,7 +25749,7 @@
       </w:pPr>
     </w:lvl>
   </w:abstractNum>
-  <w:abstractNum w:abstractNumId="24" w15:restartNumberingAfterBreak="0">
+  <w:abstractNum w:abstractNumId="25" w15:restartNumberingAfterBreak="0">
     <w:nsid w:val="42BB40CA"/>
     <w:multiLevelType w:val="hybridMultilevel"/>
     <w:tmpl w:val="91F045C8"/>
@@ -24454,7 +25843,7 @@
       </w:pPr>
     </w:lvl>
   </w:abstractNum>
-  <w:abstractNum w:abstractNumId="25" w15:restartNumberingAfterBreak="0">
+  <w:abstractNum w:abstractNumId="26" w15:restartNumberingAfterBreak="0">
     <w:nsid w:val="477D5AA2"/>
     <w:multiLevelType w:val="hybridMultilevel"/>
     <w:tmpl w:val="882EE4CC"/>
@@ -24545,7 +25934,7 @@
       </w:pPr>
     </w:lvl>
   </w:abstractNum>
-  <w:abstractNum w:abstractNumId="26" w15:restartNumberingAfterBreak="0">
+  <w:abstractNum w:abstractNumId="27" w15:restartNumberingAfterBreak="0">
     <w:nsid w:val="48220F39"/>
     <w:multiLevelType w:val="hybridMultilevel"/>
     <w:tmpl w:val="67164D22"/>
@@ -24636,7 +26025,7 @@
       </w:pPr>
     </w:lvl>
   </w:abstractNum>
-  <w:abstractNum w:abstractNumId="27" w15:restartNumberingAfterBreak="0">
+  <w:abstractNum w:abstractNumId="28" w15:restartNumberingAfterBreak="0">
     <w:nsid w:val="493E0CCB"/>
     <w:multiLevelType w:val="hybridMultilevel"/>
     <w:tmpl w:val="DE1A3DA8"/>
@@ -24752,7 +26141,7 @@
       </w:rPr>
     </w:lvl>
   </w:abstractNum>
-  <w:abstractNum w:abstractNumId="28" w15:restartNumberingAfterBreak="0">
+  <w:abstractNum w:abstractNumId="29" w15:restartNumberingAfterBreak="0">
     <w:nsid w:val="49837B45"/>
     <w:multiLevelType w:val="hybridMultilevel"/>
     <w:tmpl w:val="9916547A"/>
@@ -24846,7 +26235,7 @@
       </w:pPr>
     </w:lvl>
   </w:abstractNum>
-  <w:abstractNum w:abstractNumId="29" w15:restartNumberingAfterBreak="0">
+  <w:abstractNum w:abstractNumId="30" w15:restartNumberingAfterBreak="0">
     <w:nsid w:val="4A62576A"/>
     <w:multiLevelType w:val="hybridMultilevel"/>
     <w:tmpl w:val="B096158E"/>
@@ -24937,7 +26326,7 @@
       </w:pPr>
     </w:lvl>
   </w:abstractNum>
-  <w:abstractNum w:abstractNumId="30" w15:restartNumberingAfterBreak="0">
+  <w:abstractNum w:abstractNumId="31" w15:restartNumberingAfterBreak="0">
     <w:nsid w:val="4F2C1F73"/>
     <w:multiLevelType w:val="hybridMultilevel"/>
     <w:tmpl w:val="67164D22"/>
@@ -25028,7 +26417,7 @@
       </w:pPr>
     </w:lvl>
   </w:abstractNum>
-  <w:abstractNum w:abstractNumId="31" w15:restartNumberingAfterBreak="0">
+  <w:abstractNum w:abstractNumId="32" w15:restartNumberingAfterBreak="0">
     <w:nsid w:val="54B149BE"/>
     <w:multiLevelType w:val="hybridMultilevel"/>
     <w:tmpl w:val="7D56C986"/>
@@ -25146,7 +26535,7 @@
       </w:rPr>
     </w:lvl>
   </w:abstractNum>
-  <w:abstractNum w:abstractNumId="32" w15:restartNumberingAfterBreak="0">
+  <w:abstractNum w:abstractNumId="33" w15:restartNumberingAfterBreak="0">
     <w:nsid w:val="55F60A70"/>
     <w:multiLevelType w:val="hybridMultilevel"/>
     <w:tmpl w:val="291A30C6"/>
@@ -25237,7 +26626,7 @@
       </w:pPr>
     </w:lvl>
   </w:abstractNum>
-  <w:abstractNum w:abstractNumId="33" w15:restartNumberingAfterBreak="0">
+  <w:abstractNum w:abstractNumId="34" w15:restartNumberingAfterBreak="0">
     <w:nsid w:val="562B77A1"/>
     <w:multiLevelType w:val="hybridMultilevel"/>
     <w:tmpl w:val="81B45C5E"/>
@@ -25333,7 +26722,7 @@
       </w:pPr>
     </w:lvl>
   </w:abstractNum>
-  <w:abstractNum w:abstractNumId="34" w15:restartNumberingAfterBreak="0">
+  <w:abstractNum w:abstractNumId="35" w15:restartNumberingAfterBreak="0">
     <w:nsid w:val="5767473C"/>
     <w:multiLevelType w:val="hybridMultilevel"/>
     <w:tmpl w:val="3104F218"/>
@@ -25424,7 +26813,7 @@
       </w:pPr>
     </w:lvl>
   </w:abstractNum>
-  <w:abstractNum w:abstractNumId="35" w15:restartNumberingAfterBreak="0">
+  <w:abstractNum w:abstractNumId="36" w15:restartNumberingAfterBreak="0">
     <w:nsid w:val="577C7F3A"/>
     <w:multiLevelType w:val="hybridMultilevel"/>
     <w:tmpl w:val="67164D22"/>
@@ -25515,7 +26904,7 @@
       </w:pPr>
     </w:lvl>
   </w:abstractNum>
-  <w:abstractNum w:abstractNumId="36" w15:restartNumberingAfterBreak="0">
+  <w:abstractNum w:abstractNumId="37" w15:restartNumberingAfterBreak="0">
     <w:nsid w:val="586431B8"/>
     <w:multiLevelType w:val="hybridMultilevel"/>
     <w:tmpl w:val="81B45C5E"/>
@@ -25611,7 +27000,7 @@
       </w:pPr>
     </w:lvl>
   </w:abstractNum>
-  <w:abstractNum w:abstractNumId="37" w15:restartNumberingAfterBreak="0">
+  <w:abstractNum w:abstractNumId="38" w15:restartNumberingAfterBreak="0">
     <w:nsid w:val="59D910B2"/>
     <w:multiLevelType w:val="hybridMultilevel"/>
     <w:tmpl w:val="678CE024"/>
@@ -25702,7 +27091,101 @@
       </w:pPr>
     </w:lvl>
   </w:abstractNum>
-  <w:abstractNum w:abstractNumId="38" w15:restartNumberingAfterBreak="0">
+  <w:abstractNum w:abstractNumId="39" w15:restartNumberingAfterBreak="0">
+    <w:nsid w:val="5A0D78FF"/>
+    <w:multiLevelType w:val="hybridMultilevel"/>
+    <w:tmpl w:val="E84C2A80"/>
+    <w:lvl w:ilvl="0" w:tplc="A1D4B922">
+      <w:start w:val="1"/>
+      <w:numFmt w:val="lowerLetter"/>
+      <w:lvlText w:val="%1:"/>
+      <w:lvlJc w:val="left"/>
+      <w:pPr>
+        <w:ind w:left="360" w:hanging="360"/>
+      </w:pPr>
+      <w:rPr>
+        <w:rFonts w:ascii="Source Sans 3" w:hAnsi="Source Sans 3" w:hint="default"/>
+        <w:b/>
+        <w:bCs/>
+        <w:spacing w:val="0"/>
+        <w:w w:val="77"/>
+        <w:lang w:val="en-US" w:eastAsia="en-US" w:bidi="ar-SA"/>
+      </w:rPr>
+    </w:lvl>
+    <w:lvl w:ilvl="1" w:tplc="FFFFFFFF" w:tentative="1">
+      <w:start w:val="1"/>
+      <w:numFmt w:val="lowerLetter"/>
+      <w:lvlText w:val="%2."/>
+      <w:lvlJc w:val="left"/>
+      <w:pPr>
+        <w:ind w:left="1080" w:hanging="360"/>
+      </w:pPr>
+    </w:lvl>
+    <w:lvl w:ilvl="2" w:tplc="FFFFFFFF" w:tentative="1">
+      <w:start w:val="1"/>
+      <w:numFmt w:val="lowerRoman"/>
+      <w:lvlText w:val="%3."/>
+      <w:lvlJc w:val="right"/>
+      <w:pPr>
+        <w:ind w:left="1800" w:hanging="180"/>
+      </w:pPr>
+    </w:lvl>
+    <w:lvl w:ilvl="3" w:tplc="FFFFFFFF" w:tentative="1">
+      <w:start w:val="1"/>
+      <w:numFmt w:val="decimal"/>
+      <w:lvlText w:val="%4."/>
+      <w:lvlJc w:val="left"/>
+      <w:pPr>
+        <w:ind w:left="2520" w:hanging="360"/>
+      </w:pPr>
+    </w:lvl>
+    <w:lvl w:ilvl="4" w:tplc="FFFFFFFF" w:tentative="1">
+      <w:start w:val="1"/>
+      <w:numFmt w:val="lowerLetter"/>
+      <w:lvlText w:val="%5."/>
+      <w:lvlJc w:val="left"/>
+      <w:pPr>
+        <w:ind w:left="3240" w:hanging="360"/>
+      </w:pPr>
+    </w:lvl>
+    <w:lvl w:ilvl="5" w:tplc="FFFFFFFF" w:tentative="1">
+      <w:start w:val="1"/>
+      <w:numFmt w:val="lowerRoman"/>
+      <w:lvlText w:val="%6."/>
+      <w:lvlJc w:val="right"/>
+      <w:pPr>
+        <w:ind w:left="3960" w:hanging="180"/>
+      </w:pPr>
+    </w:lvl>
+    <w:lvl w:ilvl="6" w:tplc="FFFFFFFF" w:tentative="1">
+      <w:start w:val="1"/>
+      <w:numFmt w:val="decimal"/>
+      <w:lvlText w:val="%7."/>
+      <w:lvlJc w:val="left"/>
+      <w:pPr>
+        <w:ind w:left="4680" w:hanging="360"/>
+      </w:pPr>
+    </w:lvl>
+    <w:lvl w:ilvl="7" w:tplc="FFFFFFFF" w:tentative="1">
+      <w:start w:val="1"/>
+      <w:numFmt w:val="lowerLetter"/>
+      <w:lvlText w:val="%8."/>
+      <w:lvlJc w:val="left"/>
+      <w:pPr>
+        <w:ind w:left="5400" w:hanging="360"/>
+      </w:pPr>
+    </w:lvl>
+    <w:lvl w:ilvl="8" w:tplc="FFFFFFFF" w:tentative="1">
+      <w:start w:val="1"/>
+      <w:numFmt w:val="lowerRoman"/>
+      <w:lvlText w:val="%9."/>
+      <w:lvlJc w:val="right"/>
+      <w:pPr>
+        <w:ind w:left="6120" w:hanging="180"/>
+      </w:pPr>
+    </w:lvl>
+  </w:abstractNum>
+  <w:abstractNum w:abstractNumId="40" w15:restartNumberingAfterBreak="0">
     <w:nsid w:val="5B1160CF"/>
     <w:multiLevelType w:val="hybridMultilevel"/>
     <w:tmpl w:val="57F843B4"/>
@@ -25793,7 +27276,7 @@
       </w:pPr>
     </w:lvl>
   </w:abstractNum>
-  <w:abstractNum w:abstractNumId="39" w15:restartNumberingAfterBreak="0">
+  <w:abstractNum w:abstractNumId="41" w15:restartNumberingAfterBreak="0">
     <w:nsid w:val="5EBE5C6C"/>
     <w:multiLevelType w:val="hybridMultilevel"/>
     <w:tmpl w:val="882EE4CC"/>
@@ -25884,7 +27367,7 @@
       </w:pPr>
     </w:lvl>
   </w:abstractNum>
-  <w:abstractNum w:abstractNumId="40" w15:restartNumberingAfterBreak="0">
+  <w:abstractNum w:abstractNumId="42" w15:restartNumberingAfterBreak="0">
     <w:nsid w:val="60097C00"/>
     <w:multiLevelType w:val="hybridMultilevel"/>
     <w:tmpl w:val="D7A0B374"/>
@@ -25997,7 +27480,7 @@
       </w:rPr>
     </w:lvl>
   </w:abstractNum>
-  <w:abstractNum w:abstractNumId="41" w15:restartNumberingAfterBreak="0">
+  <w:abstractNum w:abstractNumId="43" w15:restartNumberingAfterBreak="0">
     <w:nsid w:val="60E466AB"/>
     <w:multiLevelType w:val="hybridMultilevel"/>
     <w:tmpl w:val="59B4B60E"/>
@@ -26112,7 +27595,7 @@
       </w:rPr>
     </w:lvl>
   </w:abstractNum>
-  <w:abstractNum w:abstractNumId="42" w15:restartNumberingAfterBreak="0">
+  <w:abstractNum w:abstractNumId="44" w15:restartNumberingAfterBreak="0">
     <w:nsid w:val="61164B02"/>
     <w:multiLevelType w:val="hybridMultilevel"/>
     <w:tmpl w:val="C602D860"/>
@@ -26203,7 +27686,7 @@
       </w:pPr>
     </w:lvl>
   </w:abstractNum>
-  <w:abstractNum w:abstractNumId="43" w15:restartNumberingAfterBreak="0">
+  <w:abstractNum w:abstractNumId="45" w15:restartNumberingAfterBreak="0">
     <w:nsid w:val="63BD094B"/>
     <w:multiLevelType w:val="hybridMultilevel"/>
     <w:tmpl w:val="5038DECC"/>
@@ -26297,7 +27780,7 @@
       </w:pPr>
     </w:lvl>
   </w:abstractNum>
-  <w:abstractNum w:abstractNumId="44" w15:restartNumberingAfterBreak="0">
+  <w:abstractNum w:abstractNumId="46" w15:restartNumberingAfterBreak="0">
     <w:nsid w:val="6491516F"/>
     <w:multiLevelType w:val="hybridMultilevel"/>
     <w:tmpl w:val="A1804C88"/>
@@ -26410,7 +27893,7 @@
       </w:rPr>
     </w:lvl>
   </w:abstractNum>
-  <w:abstractNum w:abstractNumId="45" w15:restartNumberingAfterBreak="0">
+  <w:abstractNum w:abstractNumId="47" w15:restartNumberingAfterBreak="0">
     <w:nsid w:val="64D45578"/>
     <w:multiLevelType w:val="hybridMultilevel"/>
     <w:tmpl w:val="670CB506"/>
@@ -26523,7 +28006,98 @@
       </w:rPr>
     </w:lvl>
   </w:abstractNum>
-  <w:abstractNum w:abstractNumId="46" w15:restartNumberingAfterBreak="0">
+  <w:abstractNum w:abstractNumId="48" w15:restartNumberingAfterBreak="0">
+    <w:nsid w:val="65B06E36"/>
+    <w:multiLevelType w:val="hybridMultilevel"/>
+    <w:tmpl w:val="4C640FB4"/>
+    <w:lvl w:ilvl="0" w:tplc="FFFFFFFF">
+      <w:start w:val="1"/>
+      <w:numFmt w:val="decimal"/>
+      <w:lvlText w:val="%1:"/>
+      <w:lvlJc w:val="left"/>
+      <w:pPr>
+        <w:ind w:left="360" w:hanging="360"/>
+      </w:pPr>
+      <w:rPr>
+        <w:rFonts w:ascii="Source Sans 3 Bold" w:hAnsi="Source Sans 3 Bold" w:cstheme="minorBidi" w:hint="default"/>
+        <w:b/>
+        <w:bCs/>
+      </w:rPr>
+    </w:lvl>
+    <w:lvl w:ilvl="1" w:tplc="FFFFFFFF" w:tentative="1">
+      <w:start w:val="1"/>
+      <w:numFmt w:val="lowerLetter"/>
+      <w:lvlText w:val="%2."/>
+      <w:lvlJc w:val="left"/>
+      <w:pPr>
+        <w:ind w:left="1080" w:hanging="360"/>
+      </w:pPr>
+    </w:lvl>
+    <w:lvl w:ilvl="2" w:tplc="FFFFFFFF" w:tentative="1">
+      <w:start w:val="1"/>
+      <w:numFmt w:val="lowerRoman"/>
+      <w:lvlText w:val="%3."/>
+      <w:lvlJc w:val="right"/>
+      <w:pPr>
+        <w:ind w:left="1800" w:hanging="180"/>
+      </w:pPr>
+    </w:lvl>
+    <w:lvl w:ilvl="3" w:tplc="FFFFFFFF" w:tentative="1">
+      <w:start w:val="1"/>
+      <w:numFmt w:val="decimal"/>
+      <w:lvlText w:val="%4."/>
+      <w:lvlJc w:val="left"/>
+      <w:pPr>
+        <w:ind w:left="2520" w:hanging="360"/>
+      </w:pPr>
+    </w:lvl>
+    <w:lvl w:ilvl="4" w:tplc="FFFFFFFF" w:tentative="1">
+      <w:start w:val="1"/>
+      <w:numFmt w:val="lowerLetter"/>
+      <w:lvlText w:val="%5."/>
+      <w:lvlJc w:val="left"/>
+      <w:pPr>
+        <w:ind w:left="3240" w:hanging="360"/>
+      </w:pPr>
+    </w:lvl>
+    <w:lvl w:ilvl="5" w:tplc="FFFFFFFF" w:tentative="1">
+      <w:start w:val="1"/>
+      <w:numFmt w:val="lowerRoman"/>
+      <w:lvlText w:val="%6."/>
+      <w:lvlJc w:val="right"/>
+      <w:pPr>
+        <w:ind w:left="3960" w:hanging="180"/>
+      </w:pPr>
+    </w:lvl>
+    <w:lvl w:ilvl="6" w:tplc="FFFFFFFF" w:tentative="1">
+      <w:start w:val="1"/>
+      <w:numFmt w:val="decimal"/>
+      <w:lvlText w:val="%7."/>
+      <w:lvlJc w:val="left"/>
+      <w:pPr>
+        <w:ind w:left="4680" w:hanging="360"/>
+      </w:pPr>
+    </w:lvl>
+    <w:lvl w:ilvl="7" w:tplc="FFFFFFFF" w:tentative="1">
+      <w:start w:val="1"/>
+      <w:numFmt w:val="lowerLetter"/>
+      <w:lvlText w:val="%8."/>
+      <w:lvlJc w:val="left"/>
+      <w:pPr>
+        <w:ind w:left="5400" w:hanging="360"/>
+      </w:pPr>
+    </w:lvl>
+    <w:lvl w:ilvl="8" w:tplc="FFFFFFFF" w:tentative="1">
+      <w:start w:val="1"/>
+      <w:numFmt w:val="lowerRoman"/>
+      <w:lvlText w:val="%9."/>
+      <w:lvlJc w:val="right"/>
+      <w:pPr>
+        <w:ind w:left="6120" w:hanging="180"/>
+      </w:pPr>
+    </w:lvl>
+  </w:abstractNum>
+  <w:abstractNum w:abstractNumId="49" w15:restartNumberingAfterBreak="0">
     <w:nsid w:val="65C45C9E"/>
     <w:multiLevelType w:val="hybridMultilevel"/>
     <w:tmpl w:val="D68C57F0"/>
@@ -26614,7 +28188,7 @@
       </w:pPr>
     </w:lvl>
   </w:abstractNum>
-  <w:abstractNum w:abstractNumId="47" w15:restartNumberingAfterBreak="0">
+  <w:abstractNum w:abstractNumId="50" w15:restartNumberingAfterBreak="0">
     <w:nsid w:val="66A46C02"/>
     <w:multiLevelType w:val="hybridMultilevel"/>
     <w:tmpl w:val="92B0FC20"/>
@@ -26708,7 +28282,7 @@
       </w:pPr>
     </w:lvl>
   </w:abstractNum>
-  <w:abstractNum w:abstractNumId="48" w15:restartNumberingAfterBreak="0">
+  <w:abstractNum w:abstractNumId="51" w15:restartNumberingAfterBreak="0">
     <w:nsid w:val="6F816CC4"/>
     <w:multiLevelType w:val="hybridMultilevel"/>
     <w:tmpl w:val="D3AE3B5E"/>
@@ -26801,7 +28375,7 @@
       </w:pPr>
     </w:lvl>
   </w:abstractNum>
-  <w:abstractNum w:abstractNumId="49" w15:restartNumberingAfterBreak="0">
+  <w:abstractNum w:abstractNumId="52" w15:restartNumberingAfterBreak="0">
     <w:nsid w:val="718670CF"/>
     <w:multiLevelType w:val="hybridMultilevel"/>
     <w:tmpl w:val="FE56AE90"/>
@@ -26895,7 +28469,7 @@
       </w:pPr>
     </w:lvl>
   </w:abstractNum>
-  <w:abstractNum w:abstractNumId="50" w15:restartNumberingAfterBreak="0">
+  <w:abstractNum w:abstractNumId="53" w15:restartNumberingAfterBreak="0">
     <w:nsid w:val="727E12B2"/>
     <w:multiLevelType w:val="hybridMultilevel"/>
     <w:tmpl w:val="F87E8022"/>
@@ -26986,7 +28560,7 @@
       </w:pPr>
     </w:lvl>
   </w:abstractNum>
-  <w:abstractNum w:abstractNumId="51" w15:restartNumberingAfterBreak="0">
+  <w:abstractNum w:abstractNumId="54" w15:restartNumberingAfterBreak="0">
     <w:nsid w:val="741800C0"/>
     <w:multiLevelType w:val="hybridMultilevel"/>
     <w:tmpl w:val="F3021D0C"/>
@@ -27099,7 +28673,7 @@
       </w:rPr>
     </w:lvl>
   </w:abstractNum>
-  <w:abstractNum w:abstractNumId="52" w15:restartNumberingAfterBreak="0">
+  <w:abstractNum w:abstractNumId="55" w15:restartNumberingAfterBreak="0">
     <w:nsid w:val="764873C4"/>
     <w:multiLevelType w:val="hybridMultilevel"/>
     <w:tmpl w:val="08D655B4"/>
@@ -27193,7 +28767,7 @@
       </w:pPr>
     </w:lvl>
   </w:abstractNum>
-  <w:abstractNum w:abstractNumId="53" w15:restartNumberingAfterBreak="0">
+  <w:abstractNum w:abstractNumId="56" w15:restartNumberingAfterBreak="0">
     <w:nsid w:val="765A1B30"/>
     <w:multiLevelType w:val="hybridMultilevel"/>
     <w:tmpl w:val="BEA6841C"/>
@@ -27289,7 +28863,7 @@
       </w:pPr>
     </w:lvl>
   </w:abstractNum>
-  <w:abstractNum w:abstractNumId="54" w15:restartNumberingAfterBreak="0">
+  <w:abstractNum w:abstractNumId="57" w15:restartNumberingAfterBreak="0">
     <w:nsid w:val="78F06410"/>
     <w:multiLevelType w:val="hybridMultilevel"/>
     <w:tmpl w:val="C602D860"/>
@@ -27380,7 +28954,7 @@
       </w:pPr>
     </w:lvl>
   </w:abstractNum>
-  <w:abstractNum w:abstractNumId="55" w15:restartNumberingAfterBreak="0">
+  <w:abstractNum w:abstractNumId="58" w15:restartNumberingAfterBreak="0">
     <w:nsid w:val="7A902B9B"/>
     <w:multiLevelType w:val="hybridMultilevel"/>
     <w:tmpl w:val="BEA6841C"/>
@@ -27476,7 +29050,7 @@
       </w:pPr>
     </w:lvl>
   </w:abstractNum>
-  <w:abstractNum w:abstractNumId="56" w15:restartNumberingAfterBreak="0">
+  <w:abstractNum w:abstractNumId="59" w15:restartNumberingAfterBreak="0">
     <w:nsid w:val="7EA67624"/>
     <w:multiLevelType w:val="hybridMultilevel"/>
     <w:tmpl w:val="291A30C6"/>
@@ -27568,124 +29142,124 @@
     </w:lvl>
   </w:abstractNum>
   <w:num w:numId="1" w16cid:durableId="667248184">
-    <w:abstractNumId w:val="27"/>
+    <w:abstractNumId w:val="28"/>
   </w:num>
   <w:num w:numId="2" w16cid:durableId="1226453288">
     <w:abstractNumId w:val="4"/>
   </w:num>
   <w:num w:numId="3" w16cid:durableId="1752239720">
-    <w:abstractNumId w:val="42"/>
+    <w:abstractNumId w:val="44"/>
   </w:num>
   <w:num w:numId="4" w16cid:durableId="795563217">
-    <w:abstractNumId w:val="12"/>
+    <w:abstractNumId w:val="13"/>
   </w:num>
   <w:num w:numId="5" w16cid:durableId="28991042">
-    <w:abstractNumId w:val="34"/>
+    <w:abstractNumId w:val="35"/>
   </w:num>
   <w:num w:numId="6" w16cid:durableId="951788158">
     <w:abstractNumId w:val="3"/>
   </w:num>
   <w:num w:numId="7" w16cid:durableId="886261180">
-    <w:abstractNumId w:val="52"/>
+    <w:abstractNumId w:val="55"/>
   </w:num>
   <w:num w:numId="8" w16cid:durableId="1882479073">
-    <w:abstractNumId w:val="37"/>
+    <w:abstractNumId w:val="38"/>
   </w:num>
   <w:num w:numId="9" w16cid:durableId="1665552601">
-    <w:abstractNumId w:val="29"/>
+    <w:abstractNumId w:val="30"/>
   </w:num>
   <w:num w:numId="10" w16cid:durableId="1373191236">
-    <w:abstractNumId w:val="17"/>
+    <w:abstractNumId w:val="18"/>
   </w:num>
   <w:num w:numId="11" w16cid:durableId="1206874510">
-    <w:abstractNumId w:val="18"/>
+    <w:abstractNumId w:val="19"/>
   </w:num>
   <w:num w:numId="12" w16cid:durableId="1185636100">
-    <w:abstractNumId w:val="46"/>
+    <w:abstractNumId w:val="49"/>
   </w:num>
   <w:num w:numId="13" w16cid:durableId="333799131">
-    <w:abstractNumId w:val="20"/>
+    <w:abstractNumId w:val="21"/>
   </w:num>
   <w:num w:numId="14" w16cid:durableId="214898011">
-    <w:abstractNumId w:val="32"/>
+    <w:abstractNumId w:val="33"/>
   </w:num>
   <w:num w:numId="15" w16cid:durableId="29763134">
-    <w:abstractNumId w:val="25"/>
+    <w:abstractNumId w:val="26"/>
   </w:num>
   <w:num w:numId="16" w16cid:durableId="314339201">
     <w:abstractNumId w:val="7"/>
   </w:num>
   <w:num w:numId="17" w16cid:durableId="1770811348">
-    <w:abstractNumId w:val="39"/>
+    <w:abstractNumId w:val="41"/>
   </w:num>
   <w:num w:numId="18" w16cid:durableId="360473341">
-    <w:abstractNumId w:val="16"/>
+    <w:abstractNumId w:val="17"/>
   </w:num>
   <w:num w:numId="19" w16cid:durableId="69236877">
-    <w:abstractNumId w:val="56"/>
+    <w:abstractNumId w:val="59"/>
   </w:num>
   <w:num w:numId="20" w16cid:durableId="1829439796">
-    <w:abstractNumId w:val="23"/>
+    <w:abstractNumId w:val="24"/>
   </w:num>
   <w:num w:numId="21" w16cid:durableId="1814908951">
-    <w:abstractNumId w:val="22"/>
+    <w:abstractNumId w:val="23"/>
   </w:num>
   <w:num w:numId="22" w16cid:durableId="471602117">
     <w:abstractNumId w:val="10"/>
   </w:num>
   <w:num w:numId="23" w16cid:durableId="76555911">
-    <w:abstractNumId w:val="41"/>
+    <w:abstractNumId w:val="43"/>
   </w:num>
   <w:num w:numId="24" w16cid:durableId="995885420">
-    <w:abstractNumId w:val="31"/>
+    <w:abstractNumId w:val="32"/>
   </w:num>
   <w:num w:numId="25" w16cid:durableId="1752507585">
-    <w:abstractNumId w:val="19"/>
+    <w:abstractNumId w:val="20"/>
   </w:num>
   <w:num w:numId="26" w16cid:durableId="1231427931">
-    <w:abstractNumId w:val="48"/>
+    <w:abstractNumId w:val="51"/>
   </w:num>
   <w:num w:numId="27" w16cid:durableId="717049857">
     <w:abstractNumId w:val="2"/>
   </w:num>
   <w:num w:numId="28" w16cid:durableId="893321363">
-    <w:abstractNumId w:val="21"/>
+    <w:abstractNumId w:val="22"/>
   </w:num>
   <w:num w:numId="29" w16cid:durableId="517475190">
-    <w:abstractNumId w:val="36"/>
+    <w:abstractNumId w:val="37"/>
   </w:num>
   <w:num w:numId="30" w16cid:durableId="945579164">
-    <w:abstractNumId w:val="33"/>
+    <w:abstractNumId w:val="34"/>
   </w:num>
   <w:num w:numId="31" w16cid:durableId="1837259727">
     <w:abstractNumId w:val="6"/>
   </w:num>
   <w:num w:numId="32" w16cid:durableId="799567825">
-    <w:abstractNumId w:val="53"/>
+    <w:abstractNumId w:val="56"/>
   </w:num>
   <w:num w:numId="33" w16cid:durableId="138963974">
-    <w:abstractNumId w:val="55"/>
+    <w:abstractNumId w:val="58"/>
   </w:num>
   <w:num w:numId="34" w16cid:durableId="1824153588">
-    <w:abstractNumId w:val="38"/>
+    <w:abstractNumId w:val="40"/>
   </w:num>
   <w:num w:numId="35" w16cid:durableId="1059717416">
     <w:abstractNumId w:val="9"/>
   </w:num>
   <w:num w:numId="36" w16cid:durableId="1735008323">
-    <w:abstractNumId w:val="51"/>
+    <w:abstractNumId w:val="54"/>
   </w:num>
   <w:num w:numId="37" w16cid:durableId="1612975694">
     <w:abstractNumId w:val="0"/>
   </w:num>
   <w:num w:numId="38" w16cid:durableId="718742203">
-    <w:abstractNumId w:val="11"/>
+    <w:abstractNumId w:val="12"/>
   </w:num>
   <w:num w:numId="39" w16cid:durableId="699669721">
-    <w:abstractNumId w:val="40"/>
+    <w:abstractNumId w:val="42"/>
   </w:num>
   <w:num w:numId="40" w16cid:durableId="385908283">
-    <w:abstractNumId w:val="50"/>
+    <w:abstractNumId w:val="53"/>
   </w:num>
   <w:num w:numId="41" w16cid:durableId="1986542515">
     <w:abstractNumId w:val="8"/>
@@ -27694,51 +29268,60 @@
     <w:abstractNumId w:val="1"/>
   </w:num>
   <w:num w:numId="43" w16cid:durableId="742483299">
+    <w:abstractNumId w:val="47"/>
+  </w:num>
+  <w:num w:numId="44" w16cid:durableId="1672560278">
+    <w:abstractNumId w:val="29"/>
+  </w:num>
+  <w:num w:numId="45" w16cid:durableId="2141456029">
     <w:abstractNumId w:val="45"/>
   </w:num>
-  <w:num w:numId="44" w16cid:durableId="1672560278">
-    <w:abstractNumId w:val="28"/>
-  </w:num>
-  <w:num w:numId="45" w16cid:durableId="2141456029">
-    <w:abstractNumId w:val="43"/>
-  </w:num>
   <w:num w:numId="46" w16cid:durableId="1634872801">
-    <w:abstractNumId w:val="35"/>
+    <w:abstractNumId w:val="36"/>
   </w:num>
   <w:num w:numId="47" w16cid:durableId="1757899179">
-    <w:abstractNumId w:val="13"/>
+    <w:abstractNumId w:val="14"/>
   </w:num>
   <w:num w:numId="48" w16cid:durableId="795297587">
-    <w:abstractNumId w:val="30"/>
+    <w:abstractNumId w:val="31"/>
   </w:num>
   <w:num w:numId="49" w16cid:durableId="658776858">
-    <w:abstractNumId w:val="26"/>
+    <w:abstractNumId w:val="27"/>
   </w:num>
   <w:num w:numId="50" w16cid:durableId="647438927">
-    <w:abstractNumId w:val="47"/>
+    <w:abstractNumId w:val="50"/>
   </w:num>
   <w:num w:numId="51" w16cid:durableId="1444035556">
-    <w:abstractNumId w:val="44"/>
+    <w:abstractNumId w:val="46"/>
   </w:num>
   <w:num w:numId="52" w16cid:durableId="569465742">
-    <w:abstractNumId w:val="15"/>
+    <w:abstractNumId w:val="16"/>
   </w:num>
   <w:num w:numId="53" w16cid:durableId="1314094488">
-    <w:abstractNumId w:val="49"/>
+    <w:abstractNumId w:val="52"/>
   </w:num>
   <w:num w:numId="54" w16cid:durableId="69279948">
-    <w:abstractNumId w:val="54"/>
+    <w:abstractNumId w:val="57"/>
   </w:num>
   <w:num w:numId="55" w16cid:durableId="2074544202">
-    <w:abstractNumId w:val="14"/>
+    <w:abstractNumId w:val="15"/>
   </w:num>
   <w:num w:numId="56" w16cid:durableId="948439523">
     <w:abstractNumId w:val="5"/>
   </w:num>
   <w:num w:numId="57" w16cid:durableId="870580505">
-    <w:abstractNumId w:val="24"/>
+    <w:abstractNumId w:val="25"/>
   </w:num>
-  <w:numIdMacAtCleanup w:val="57"/>
+  <w:num w:numId="58" w16cid:durableId="1967856371">
+    <w:abstractNumId w:val="11"/>
+  </w:num>
+  <w:num w:numId="59" w16cid:durableId="1286546230">
+    <w:abstractNumId w:val="48"/>
+  </w:num>
+  <w:num w:numId="60" w16cid:durableId="391654865">
+    <w:abstractNumId w:val="39"/>
+  </w:num>
+  <w:numIdMacAtCleanup w:val="60"/>
 </w:numbering>
 </file>
 
@@ -28147,7 +29730,6 @@
   <w:style w:type="character" w:default="1" w:styleId="DefaultParagraphFont">
     <w:name w:val="Default Paragraph Font"/>
     <w:uiPriority w:val="1"/>
-    <w:semiHidden/>
     <w:unhideWhenUsed/>
   </w:style>
   <w:style w:type="table" w:default="1" w:styleId="TableNormal">

--- a/assets/data/Mindset 01/Mindset1- Custom - Unit 02.docx
+++ b/assets/data/Mindset 01/Mindset1- Custom - Unit 02.docx
@@ -1614,7 +1614,7 @@
               <w:pStyle w:val="ListParagraph"/>
               <w:numPr>
                 <w:ilvl w:val="0"/>
-                <w:numId w:val="43"/>
+                <w:numId w:val="42"/>
               </w:numPr>
               <w:ind w:left="227" w:hanging="227"/>
               <w:rPr>
@@ -1645,7 +1645,7 @@
               <w:pStyle w:val="ListParagraph"/>
               <w:numPr>
                 <w:ilvl w:val="0"/>
-                <w:numId w:val="43"/>
+                <w:numId w:val="42"/>
               </w:numPr>
               <w:ind w:left="227" w:hanging="227"/>
               <w:rPr>
@@ -1752,7 +1752,7 @@
               <w:pStyle w:val="ListParagraph"/>
               <w:numPr>
                 <w:ilvl w:val="0"/>
-                <w:numId w:val="43"/>
+                <w:numId w:val="42"/>
               </w:numPr>
               <w:ind w:left="227" w:hanging="227"/>
               <w:rPr>
@@ -1775,7 +1775,7 @@
               <w:pStyle w:val="ListParagraph"/>
               <w:numPr>
                 <w:ilvl w:val="0"/>
-                <w:numId w:val="43"/>
+                <w:numId w:val="42"/>
               </w:numPr>
               <w:ind w:left="227" w:hanging="227"/>
               <w:rPr>
@@ -1798,7 +1798,7 @@
               <w:pStyle w:val="ListParagraph"/>
               <w:numPr>
                 <w:ilvl w:val="0"/>
-                <w:numId w:val="43"/>
+                <w:numId w:val="42"/>
               </w:numPr>
               <w:ind w:left="227" w:hanging="227"/>
               <w:rPr>
@@ -1851,7 +1851,7 @@
               <w:pStyle w:val="ListParagraph"/>
               <w:numPr>
                 <w:ilvl w:val="0"/>
-                <w:numId w:val="43"/>
+                <w:numId w:val="42"/>
               </w:numPr>
               <w:ind w:left="227" w:hanging="227"/>
               <w:rPr>
@@ -1988,7 +1988,7 @@
               <w:pStyle w:val="SS3-115"/>
               <w:numPr>
                 <w:ilvl w:val="0"/>
-                <w:numId w:val="44"/>
+                <w:numId w:val="43"/>
               </w:numPr>
               <w:ind w:left="284" w:hanging="284"/>
             </w:pPr>
@@ -2001,7 +2001,7 @@
               <w:pStyle w:val="SS3-115"/>
               <w:numPr>
                 <w:ilvl w:val="0"/>
-                <w:numId w:val="44"/>
+                <w:numId w:val="43"/>
               </w:numPr>
               <w:ind w:left="284" w:hanging="284"/>
               <w:rPr>
@@ -2309,7 +2309,7 @@
                     <w:pStyle w:val="ListParagraph"/>
                     <w:numPr>
                       <w:ilvl w:val="0"/>
-                      <w:numId w:val="45"/>
+                      <w:numId w:val="44"/>
                     </w:numPr>
                     <w:ind w:left="397" w:hanging="284"/>
                     <w:rPr>
@@ -2332,7 +2332,7 @@
                     <w:pStyle w:val="ListParagraph"/>
                     <w:numPr>
                       <w:ilvl w:val="0"/>
-                      <w:numId w:val="45"/>
+                      <w:numId w:val="44"/>
                     </w:numPr>
                     <w:ind w:left="397" w:hanging="284"/>
                     <w:rPr>
@@ -2355,7 +2355,7 @@
                     <w:pStyle w:val="ListParagraph"/>
                     <w:numPr>
                       <w:ilvl w:val="0"/>
-                      <w:numId w:val="45"/>
+                      <w:numId w:val="44"/>
                     </w:numPr>
                     <w:ind w:left="397" w:hanging="284"/>
                     <w:rPr>
@@ -2378,7 +2378,7 @@
                     <w:pStyle w:val="ListParagraph"/>
                     <w:numPr>
                       <w:ilvl w:val="0"/>
-                      <w:numId w:val="45"/>
+                      <w:numId w:val="44"/>
                     </w:numPr>
                     <w:ind w:left="397" w:hanging="284"/>
                     <w:rPr>
@@ -2419,7 +2419,7 @@
                     <w:pStyle w:val="ListParagraph"/>
                     <w:numPr>
                       <w:ilvl w:val="0"/>
-                      <w:numId w:val="45"/>
+                      <w:numId w:val="44"/>
                     </w:numPr>
                     <w:ind w:left="397" w:hanging="284"/>
                     <w:rPr>
@@ -2445,7 +2445,7 @@
                     <w:pStyle w:val="ListParagraph"/>
                     <w:numPr>
                       <w:ilvl w:val="0"/>
-                      <w:numId w:val="45"/>
+                      <w:numId w:val="44"/>
                     </w:numPr>
                     <w:ind w:left="397" w:hanging="284"/>
                     <w:rPr>
@@ -2492,7 +2492,7 @@
               <w:pStyle w:val="SS3M-115"/>
               <w:numPr>
                 <w:ilvl w:val="0"/>
-                <w:numId w:val="45"/>
+                <w:numId w:val="44"/>
               </w:numPr>
               <w:ind w:left="397" w:hanging="284"/>
             </w:pPr>
@@ -2862,7 +2862,7 @@
                     <w:pStyle w:val="ListParagraph"/>
                     <w:numPr>
                       <w:ilvl w:val="0"/>
-                      <w:numId w:val="20"/>
+                      <w:numId w:val="19"/>
                     </w:numPr>
                     <w:spacing w:after="120"/>
                     <w:ind w:left="227" w:hanging="227"/>
@@ -2886,7 +2886,7 @@
                     <w:pStyle w:val="ListParagraph"/>
                     <w:numPr>
                       <w:ilvl w:val="0"/>
-                      <w:numId w:val="20"/>
+                      <w:numId w:val="19"/>
                     </w:numPr>
                     <w:spacing w:after="120"/>
                     <w:ind w:left="227" w:hanging="227"/>
@@ -2910,7 +2910,7 @@
                     <w:pStyle w:val="ListParagraph"/>
                     <w:numPr>
                       <w:ilvl w:val="0"/>
-                      <w:numId w:val="20"/>
+                      <w:numId w:val="19"/>
                     </w:numPr>
                     <w:spacing w:after="120"/>
                     <w:ind w:left="227" w:hanging="227"/>
@@ -2934,7 +2934,7 @@
                     <w:pStyle w:val="ListParagraph"/>
                     <w:numPr>
                       <w:ilvl w:val="0"/>
-                      <w:numId w:val="20"/>
+                      <w:numId w:val="19"/>
                     </w:numPr>
                     <w:spacing w:after="120"/>
                     <w:ind w:left="227" w:hanging="227"/>
@@ -2958,7 +2958,7 @@
                     <w:pStyle w:val="ListParagraph"/>
                     <w:numPr>
                       <w:ilvl w:val="0"/>
-                      <w:numId w:val="20"/>
+                      <w:numId w:val="19"/>
                     </w:numPr>
                     <w:spacing w:after="120"/>
                     <w:ind w:left="227" w:hanging="227"/>
@@ -2982,7 +2982,7 @@
                     <w:pStyle w:val="ListParagraph"/>
                     <w:numPr>
                       <w:ilvl w:val="0"/>
-                      <w:numId w:val="20"/>
+                      <w:numId w:val="19"/>
                     </w:numPr>
                     <w:spacing w:after="120"/>
                     <w:ind w:left="227" w:hanging="227"/>
@@ -3087,12 +3087,51 @@
               <w:pStyle w:val="SS3-115"/>
               <w:numPr>
                 <w:ilvl w:val="0"/>
-                <w:numId w:val="47"/>
+                <w:numId w:val="46"/>
               </w:numPr>
               <w:ind w:left="227" w:hanging="227"/>
             </w:pPr>
             <w:r>
               <w:t>The treehouse had everything we needed.</w:t>
+            </w:r>
+          </w:p>
+          <w:p>
+            <w:pPr>
+              <w:pStyle w:val="SS3-115"/>
+              <w:numPr>
+                <w:ilvl w:val="0"/>
+                <w:numId w:val="45"/>
+              </w:numPr>
+              <w:ind w:left="454" w:hanging="227"/>
+            </w:pPr>
+            <w:r>
+              <w:t>We needed some more things for our stay in the treehouse.</w:t>
+            </w:r>
+          </w:p>
+          <w:p>
+            <w:pPr>
+              <w:pStyle w:val="SS3-115"/>
+              <w:numPr>
+                <w:ilvl w:val="0"/>
+                <w:numId w:val="45"/>
+              </w:numPr>
+              <w:ind w:left="454" w:hanging="227"/>
+            </w:pPr>
+            <w:r>
+              <w:t>The treehouse was very well equipped.</w:t>
+            </w:r>
+          </w:p>
+          <w:p>
+            <w:pPr>
+              <w:pStyle w:val="SS3-115"/>
+              <w:numPr>
+                <w:ilvl w:val="0"/>
+                <w:numId w:val="45"/>
+              </w:numPr>
+              <w:ind w:left="454" w:hanging="227"/>
+            </w:pPr>
+            <w:r>
+              <w:t>We need everything for the treehouse.</w:t>
             </w:r>
           </w:p>
           <w:p>
@@ -3102,10 +3141,52 @@
                 <w:ilvl w:val="0"/>
                 <w:numId w:val="46"/>
               </w:numPr>
+              <w:ind w:left="227" w:hanging="227"/>
+            </w:pPr>
+            <w:r>
+              <w:t>Some houseboats can be moved to other parts of the river</w:t>
+            </w:r>
+            <w:r>
+              <w:t>.</w:t>
+            </w:r>
+          </w:p>
+          <w:p>
+            <w:pPr>
+              <w:pStyle w:val="SS3-115"/>
+              <w:numPr>
+                <w:ilvl w:val="0"/>
+                <w:numId w:val="47"/>
+              </w:numPr>
               <w:ind w:left="454" w:hanging="227"/>
             </w:pPr>
             <w:r>
-              <w:t>We needed some more things for our stay in the treehouse.</w:t>
+              <w:t>Not all houseboats are permanently fixed in one place.</w:t>
+            </w:r>
+          </w:p>
+          <w:p>
+            <w:pPr>
+              <w:pStyle w:val="SS3-115"/>
+              <w:numPr>
+                <w:ilvl w:val="0"/>
+                <w:numId w:val="47"/>
+              </w:numPr>
+              <w:ind w:left="454" w:hanging="227"/>
+            </w:pPr>
+            <w:r>
+              <w:t>Only some parts of the river have houseboats.</w:t>
+            </w:r>
+          </w:p>
+          <w:p>
+            <w:pPr>
+              <w:pStyle w:val="SS3-115"/>
+              <w:numPr>
+                <w:ilvl w:val="0"/>
+                <w:numId w:val="47"/>
+              </w:numPr>
+              <w:ind w:left="454" w:hanging="227"/>
+            </w:pPr>
+            <w:r>
+              <w:t>You can move to a houseboat in another part of the river.</w:t>
             </w:r>
           </w:p>
           <w:p>
@@ -3115,36 +3196,10 @@
                 <w:ilvl w:val="0"/>
                 <w:numId w:val="46"/>
               </w:numPr>
-              <w:ind w:left="454" w:hanging="227"/>
-            </w:pPr>
-            <w:r>
-              <w:t>The treehouse was very well equipped.</w:t>
-            </w:r>
-          </w:p>
-          <w:p>
-            <w:pPr>
-              <w:pStyle w:val="SS3-115"/>
-              <w:numPr>
-                <w:ilvl w:val="0"/>
-                <w:numId w:val="46"/>
-              </w:numPr>
-              <w:ind w:left="454" w:hanging="227"/>
-            </w:pPr>
-            <w:r>
-              <w:t>We need everything for the treehouse.</w:t>
-            </w:r>
-          </w:p>
-          <w:p>
-            <w:pPr>
-              <w:pStyle w:val="SS3-115"/>
-              <w:numPr>
-                <w:ilvl w:val="0"/>
-                <w:numId w:val="47"/>
-              </w:numPr>
               <w:ind w:left="227" w:hanging="227"/>
             </w:pPr>
             <w:r>
-              <w:t>Some houseboats can be moved to other parts of the river</w:t>
+              <w:t>One house in Chile was built from 12 containers</w:t>
             </w:r>
             <w:r>
               <w:t>.</w:t>
@@ -3160,7 +3215,7 @@
               <w:ind w:left="454" w:hanging="227"/>
             </w:pPr>
             <w:r>
-              <w:t>Not all houseboats are permanently fixed in one place.</w:t>
+              <w:t>There are 12 houses in Chile made from containers.</w:t>
             </w:r>
           </w:p>
           <w:p>
@@ -3173,7 +3228,7 @@
               <w:ind w:left="454" w:hanging="227"/>
             </w:pPr>
             <w:r>
-              <w:t>Only some parts of the river have houseboats.</w:t>
+              <w:t>12 containers were used to make one house.</w:t>
             </w:r>
           </w:p>
           <w:p>
@@ -3182,61 +3237,6 @@
               <w:numPr>
                 <w:ilvl w:val="0"/>
                 <w:numId w:val="48"/>
-              </w:numPr>
-              <w:ind w:left="454" w:hanging="227"/>
-            </w:pPr>
-            <w:r>
-              <w:t>You can move to a houseboat in another part of the river.</w:t>
-            </w:r>
-          </w:p>
-          <w:p>
-            <w:pPr>
-              <w:pStyle w:val="SS3-115"/>
-              <w:numPr>
-                <w:ilvl w:val="0"/>
-                <w:numId w:val="47"/>
-              </w:numPr>
-              <w:ind w:left="227" w:hanging="227"/>
-            </w:pPr>
-            <w:r>
-              <w:t>One house in Chile was built from 12 containers</w:t>
-            </w:r>
-            <w:r>
-              <w:t>.</w:t>
-            </w:r>
-          </w:p>
-          <w:p>
-            <w:pPr>
-              <w:pStyle w:val="SS3-115"/>
-              <w:numPr>
-                <w:ilvl w:val="0"/>
-                <w:numId w:val="49"/>
-              </w:numPr>
-              <w:ind w:left="454" w:hanging="227"/>
-            </w:pPr>
-            <w:r>
-              <w:t>There are 12 houses in Chile made from containers.</w:t>
-            </w:r>
-          </w:p>
-          <w:p>
-            <w:pPr>
-              <w:pStyle w:val="SS3-115"/>
-              <w:numPr>
-                <w:ilvl w:val="0"/>
-                <w:numId w:val="49"/>
-              </w:numPr>
-              <w:ind w:left="454" w:hanging="227"/>
-            </w:pPr>
-            <w:r>
-              <w:t>12 containers were used to make one house.</w:t>
-            </w:r>
-          </w:p>
-          <w:p>
-            <w:pPr>
-              <w:pStyle w:val="SS3-115"/>
-              <w:numPr>
-                <w:ilvl w:val="0"/>
-                <w:numId w:val="49"/>
               </w:numPr>
               <w:ind w:left="454" w:hanging="227"/>
             </w:pPr>
@@ -3677,7 +3677,7 @@
               <w:pStyle w:val="SS3-115"/>
               <w:numPr>
                 <w:ilvl w:val="0"/>
-                <w:numId w:val="50"/>
+                <w:numId w:val="49"/>
               </w:numPr>
               <w:ind w:left="227" w:hanging="227"/>
             </w:pPr>
@@ -3690,7 +3690,7 @@
               <w:pStyle w:val="SS3-115"/>
               <w:numPr>
                 <w:ilvl w:val="0"/>
-                <w:numId w:val="50"/>
+                <w:numId w:val="49"/>
               </w:numPr>
               <w:ind w:left="227" w:hanging="227"/>
             </w:pPr>
@@ -3703,7 +3703,7 @@
               <w:pStyle w:val="SS3-115"/>
               <w:numPr>
                 <w:ilvl w:val="0"/>
-                <w:numId w:val="50"/>
+                <w:numId w:val="49"/>
               </w:numPr>
               <w:ind w:left="227" w:hanging="227"/>
             </w:pPr>
@@ -3716,7 +3716,7 @@
               <w:pStyle w:val="SS3-115"/>
               <w:numPr>
                 <w:ilvl w:val="0"/>
-                <w:numId w:val="50"/>
+                <w:numId w:val="49"/>
               </w:numPr>
               <w:ind w:left="227" w:hanging="227"/>
               <w:rPr>
@@ -3797,7 +3797,7 @@
                     <w:pStyle w:val="ListParagraph"/>
                     <w:numPr>
                       <w:ilvl w:val="0"/>
-                      <w:numId w:val="51"/>
+                      <w:numId w:val="50"/>
                     </w:numPr>
                     <w:ind w:left="170" w:hanging="170"/>
                     <w:rPr>
@@ -3838,7 +3838,7 @@
                     <w:pStyle w:val="ListParagraph"/>
                     <w:numPr>
                       <w:ilvl w:val="0"/>
-                      <w:numId w:val="51"/>
+                      <w:numId w:val="50"/>
                     </w:numPr>
                     <w:ind w:left="170" w:hanging="170"/>
                     <w:rPr>
@@ -3897,7 +3897,7 @@
                     <w:pStyle w:val="ListParagraph"/>
                     <w:numPr>
                       <w:ilvl w:val="0"/>
-                      <w:numId w:val="51"/>
+                      <w:numId w:val="50"/>
                     </w:numPr>
                     <w:ind w:left="170" w:hanging="170"/>
                     <w:rPr>
@@ -3970,7 +3970,7 @@
                     <w:pStyle w:val="ListParagraph"/>
                     <w:numPr>
                       <w:ilvl w:val="0"/>
-                      <w:numId w:val="51"/>
+                      <w:numId w:val="50"/>
                     </w:numPr>
                     <w:ind w:left="170" w:hanging="170"/>
                     <w:rPr>
@@ -3993,7 +3993,7 @@
                     <w:pStyle w:val="ListParagraph"/>
                     <w:numPr>
                       <w:ilvl w:val="0"/>
-                      <w:numId w:val="51"/>
+                      <w:numId w:val="50"/>
                     </w:numPr>
                     <w:ind w:left="170" w:hanging="170"/>
                     <w:rPr>
@@ -4016,7 +4016,7 @@
                     <w:pStyle w:val="ListParagraph"/>
                     <w:numPr>
                       <w:ilvl w:val="0"/>
-                      <w:numId w:val="51"/>
+                      <w:numId w:val="50"/>
                     </w:numPr>
                     <w:ind w:left="170" w:hanging="170"/>
                     <w:rPr>
@@ -4039,7 +4039,7 @@
                     <w:pStyle w:val="ListParagraph"/>
                     <w:numPr>
                       <w:ilvl w:val="0"/>
-                      <w:numId w:val="51"/>
+                      <w:numId w:val="50"/>
                     </w:numPr>
                     <w:ind w:left="170" w:hanging="170"/>
                     <w:rPr>
@@ -4062,7 +4062,7 @@
                     <w:pStyle w:val="ListParagraph"/>
                     <w:numPr>
                       <w:ilvl w:val="0"/>
-                      <w:numId w:val="51"/>
+                      <w:numId w:val="50"/>
                     </w:numPr>
                     <w:ind w:left="170" w:hanging="170"/>
                     <w:rPr>
@@ -4274,12 +4274,51 @@
               <w:pStyle w:val="SS3-115"/>
               <w:numPr>
                 <w:ilvl w:val="0"/>
-                <w:numId w:val="52"/>
+                <w:numId w:val="51"/>
               </w:numPr>
               <w:ind w:left="454" w:hanging="227"/>
             </w:pPr>
             <w:r>
               <w:t>present tenses</w:t>
+            </w:r>
+          </w:p>
+          <w:p>
+            <w:pPr>
+              <w:pStyle w:val="SS3-115"/>
+              <w:numPr>
+                <w:ilvl w:val="0"/>
+                <w:numId w:val="51"/>
+              </w:numPr>
+              <w:ind w:left="454" w:hanging="227"/>
+            </w:pPr>
+            <w:r>
+              <w:t>past tenses</w:t>
+            </w:r>
+          </w:p>
+          <w:p>
+            <w:pPr>
+              <w:pStyle w:val="SS3-115"/>
+              <w:numPr>
+                <w:ilvl w:val="0"/>
+                <w:numId w:val="51"/>
+              </w:numPr>
+              <w:ind w:left="454" w:hanging="227"/>
+            </w:pPr>
+            <w:r>
+              <w:t>both present and past tenses</w:t>
+            </w:r>
+          </w:p>
+          <w:p>
+            <w:pPr>
+              <w:pStyle w:val="SS3-115"/>
+              <w:numPr>
+                <w:ilvl w:val="0"/>
+                <w:numId w:val="3"/>
+              </w:numPr>
+              <w:ind w:left="227" w:hanging="227"/>
+            </w:pPr>
+            <w:r>
+              <w:t>Which tenses are used:</w:t>
             </w:r>
           </w:p>
           <w:p>
@@ -4292,7 +4331,7 @@
               <w:ind w:left="454" w:hanging="227"/>
             </w:pPr>
             <w:r>
-              <w:t>past tenses</w:t>
+              <w:t>to describe the houses?</w:t>
             </w:r>
           </w:p>
           <w:p>
@@ -4305,7 +4344,7 @@
               <w:ind w:left="454" w:hanging="227"/>
             </w:pPr>
             <w:r>
-              <w:t>both present and past tenses</w:t>
+              <w:t>to describe habit or things that are always true?</w:t>
             </w:r>
           </w:p>
           <w:p>
@@ -4313,12 +4352,12 @@
               <w:pStyle w:val="SS3-115"/>
               <w:numPr>
                 <w:ilvl w:val="0"/>
-                <w:numId w:val="3"/>
+                <w:numId w:val="52"/>
               </w:numPr>
-              <w:ind w:left="227" w:hanging="227"/>
-            </w:pPr>
-            <w:r>
-              <w:t>Which tenses are used:</w:t>
+              <w:ind w:left="454" w:hanging="227"/>
+            </w:pPr>
+            <w:r>
+              <w:t>to describe people's experiences on holidays?</w:t>
             </w:r>
           </w:p>
           <w:p>
@@ -4326,46 +4365,7 @@
               <w:pStyle w:val="SS3-115"/>
               <w:numPr>
                 <w:ilvl w:val="0"/>
-                <w:numId w:val="53"/>
-              </w:numPr>
-              <w:ind w:left="454" w:hanging="227"/>
-            </w:pPr>
-            <w:r>
-              <w:t>to describe the houses?</w:t>
-            </w:r>
-          </w:p>
-          <w:p>
-            <w:pPr>
-              <w:pStyle w:val="SS3-115"/>
-              <w:numPr>
-                <w:ilvl w:val="0"/>
-                <w:numId w:val="53"/>
-              </w:numPr>
-              <w:ind w:left="454" w:hanging="227"/>
-            </w:pPr>
-            <w:r>
-              <w:t>to describe habit or things that are always true?</w:t>
-            </w:r>
-          </w:p>
-          <w:p>
-            <w:pPr>
-              <w:pStyle w:val="SS3-115"/>
-              <w:numPr>
-                <w:ilvl w:val="0"/>
-                <w:numId w:val="53"/>
-              </w:numPr>
-              <w:ind w:left="454" w:hanging="227"/>
-            </w:pPr>
-            <w:r>
-              <w:t>to describe people's experiences on holidays?</w:t>
-            </w:r>
-          </w:p>
-          <w:p>
-            <w:pPr>
-              <w:pStyle w:val="SS3-115"/>
-              <w:numPr>
-                <w:ilvl w:val="0"/>
-                <w:numId w:val="53"/>
+                <w:numId w:val="52"/>
               </w:numPr>
               <w:ind w:left="454" w:hanging="227"/>
             </w:pPr>
@@ -4535,7 +4535,7 @@
               <w:pStyle w:val="SS3-115"/>
               <w:numPr>
                 <w:ilvl w:val="0"/>
-                <w:numId w:val="54"/>
+                <w:numId w:val="53"/>
               </w:numPr>
               <w:ind w:left="227" w:hanging="227"/>
             </w:pPr>
@@ -4568,7 +4568,7 @@
               <w:pStyle w:val="SS3-115"/>
               <w:numPr>
                 <w:ilvl w:val="0"/>
-                <w:numId w:val="54"/>
+                <w:numId w:val="53"/>
               </w:numPr>
               <w:ind w:left="227" w:hanging="227"/>
             </w:pPr>
@@ -4601,7 +4601,7 @@
               <w:pStyle w:val="SS3-115"/>
               <w:numPr>
                 <w:ilvl w:val="0"/>
-                <w:numId w:val="54"/>
+                <w:numId w:val="53"/>
               </w:numPr>
               <w:ind w:left="227" w:hanging="227"/>
             </w:pPr>
@@ -4634,7 +4634,7 @@
               <w:pStyle w:val="SS3-115"/>
               <w:numPr>
                 <w:ilvl w:val="0"/>
-                <w:numId w:val="54"/>
+                <w:numId w:val="53"/>
               </w:numPr>
               <w:ind w:left="227" w:hanging="227"/>
             </w:pPr>
@@ -4667,7 +4667,7 @@
               <w:pStyle w:val="SS3-115"/>
               <w:numPr>
                 <w:ilvl w:val="0"/>
-                <w:numId w:val="54"/>
+                <w:numId w:val="53"/>
               </w:numPr>
               <w:ind w:left="227" w:hanging="227"/>
             </w:pPr>
@@ -4786,7 +4786,7 @@
               <w:pStyle w:val="SS3-115"/>
               <w:numPr>
                 <w:ilvl w:val="0"/>
-                <w:numId w:val="55"/>
+                <w:numId w:val="54"/>
               </w:numPr>
               <w:ind w:left="227" w:hanging="227"/>
             </w:pPr>
@@ -4809,7 +4809,7 @@
               <w:pStyle w:val="SS3-115"/>
               <w:numPr>
                 <w:ilvl w:val="0"/>
-                <w:numId w:val="55"/>
+                <w:numId w:val="54"/>
               </w:numPr>
               <w:ind w:left="227" w:hanging="227"/>
             </w:pPr>
@@ -4832,7 +4832,7 @@
               <w:pStyle w:val="SS3-115"/>
               <w:numPr>
                 <w:ilvl w:val="0"/>
-                <w:numId w:val="55"/>
+                <w:numId w:val="54"/>
               </w:numPr>
               <w:ind w:left="227" w:hanging="227"/>
             </w:pPr>
@@ -4855,7 +4855,7 @@
               <w:pStyle w:val="SS3-115"/>
               <w:numPr>
                 <w:ilvl w:val="0"/>
-                <w:numId w:val="55"/>
+                <w:numId w:val="54"/>
               </w:numPr>
               <w:ind w:left="227" w:hanging="227"/>
             </w:pPr>
@@ -4878,7 +4878,7 @@
               <w:pStyle w:val="SS3-115"/>
               <w:numPr>
                 <w:ilvl w:val="0"/>
-                <w:numId w:val="55"/>
+                <w:numId w:val="54"/>
               </w:numPr>
               <w:ind w:left="227" w:hanging="227"/>
             </w:pPr>
@@ -5399,7 +5399,7 @@
               <w:pStyle w:val="SS3-115"/>
               <w:numPr>
                 <w:ilvl w:val="0"/>
-                <w:numId w:val="56"/>
+                <w:numId w:val="55"/>
               </w:numPr>
               <w:ind w:left="227" w:hanging="227"/>
             </w:pPr>
@@ -5415,7 +5415,7 @@
               <w:pStyle w:val="SS3-115"/>
               <w:numPr>
                 <w:ilvl w:val="0"/>
-                <w:numId w:val="56"/>
+                <w:numId w:val="55"/>
               </w:numPr>
               <w:ind w:left="227" w:hanging="227"/>
             </w:pPr>
@@ -5431,7 +5431,7 @@
               <w:pStyle w:val="SS3-115"/>
               <w:numPr>
                 <w:ilvl w:val="0"/>
-                <w:numId w:val="56"/>
+                <w:numId w:val="55"/>
               </w:numPr>
               <w:ind w:left="227" w:hanging="227"/>
             </w:pPr>
@@ -5447,7 +5447,7 @@
               <w:pStyle w:val="SS3-115"/>
               <w:numPr>
                 <w:ilvl w:val="0"/>
-                <w:numId w:val="56"/>
+                <w:numId w:val="55"/>
               </w:numPr>
               <w:ind w:left="227" w:hanging="227"/>
             </w:pPr>
@@ -5463,7 +5463,7 @@
               <w:pStyle w:val="SS3-115"/>
               <w:numPr>
                 <w:ilvl w:val="0"/>
-                <w:numId w:val="56"/>
+                <w:numId w:val="55"/>
               </w:numPr>
               <w:ind w:left="227" w:hanging="227"/>
             </w:pPr>
@@ -5479,7 +5479,7 @@
               <w:pStyle w:val="SS3-115"/>
               <w:numPr>
                 <w:ilvl w:val="0"/>
-                <w:numId w:val="56"/>
+                <w:numId w:val="55"/>
               </w:numPr>
               <w:ind w:left="227" w:hanging="227"/>
               <w:rPr>
@@ -6761,7 +6761,7 @@
               <w:pStyle w:val="ListParagraph"/>
               <w:numPr>
                 <w:ilvl w:val="0"/>
-                <w:numId w:val="57"/>
+                <w:numId w:val="56"/>
               </w:numPr>
               <w:spacing w:after="120"/>
               <w:ind w:left="227" w:hanging="227"/>
@@ -6797,7 +6797,7 @@
               <w:pStyle w:val="ListParagraph"/>
               <w:numPr>
                 <w:ilvl w:val="0"/>
-                <w:numId w:val="57"/>
+                <w:numId w:val="56"/>
               </w:numPr>
               <w:spacing w:after="120"/>
               <w:ind w:left="227" w:hanging="227"/>
@@ -6833,7 +6833,7 @@
               <w:pStyle w:val="ListParagraph"/>
               <w:numPr>
                 <w:ilvl w:val="0"/>
-                <w:numId w:val="57"/>
+                <w:numId w:val="56"/>
               </w:numPr>
               <w:spacing w:after="120"/>
               <w:ind w:left="227" w:hanging="227"/>
@@ -6869,7 +6869,7 @@
               <w:pStyle w:val="ListParagraph"/>
               <w:numPr>
                 <w:ilvl w:val="0"/>
-                <w:numId w:val="57"/>
+                <w:numId w:val="56"/>
               </w:numPr>
               <w:spacing w:after="120"/>
               <w:ind w:left="227" w:hanging="227"/>
@@ -6905,7 +6905,7 @@
               <w:pStyle w:val="ListParagraph"/>
               <w:numPr>
                 <w:ilvl w:val="0"/>
-                <w:numId w:val="57"/>
+                <w:numId w:val="56"/>
               </w:numPr>
               <w:spacing w:after="120"/>
               <w:ind w:left="227" w:hanging="227"/>
@@ -6941,7 +6941,7 @@
               <w:pStyle w:val="ListParagraph"/>
               <w:numPr>
                 <w:ilvl w:val="0"/>
-                <w:numId w:val="57"/>
+                <w:numId w:val="56"/>
               </w:numPr>
               <w:spacing w:after="120"/>
               <w:ind w:left="227" w:hanging="227"/>
@@ -6977,7 +6977,7 @@
               <w:pStyle w:val="ListParagraph"/>
               <w:numPr>
                 <w:ilvl w:val="0"/>
-                <w:numId w:val="57"/>
+                <w:numId w:val="56"/>
               </w:numPr>
               <w:spacing w:after="120"/>
               <w:ind w:left="227" w:hanging="227"/>
@@ -7013,7 +7013,7 @@
               <w:pStyle w:val="ListParagraph"/>
               <w:numPr>
                 <w:ilvl w:val="0"/>
-                <w:numId w:val="57"/>
+                <w:numId w:val="56"/>
               </w:numPr>
               <w:spacing w:after="120"/>
               <w:ind w:left="227" w:hanging="227"/>
@@ -7450,7 +7450,7 @@
               <w:pStyle w:val="SS3-115"/>
               <w:numPr>
                 <w:ilvl w:val="0"/>
-                <w:numId w:val="58"/>
+                <w:numId w:val="57"/>
               </w:numPr>
               <w:spacing w:before="240"/>
               <w:ind w:left="227" w:hanging="227"/>
@@ -7498,7 +7498,7 @@
               <w:pStyle w:val="SS3-115"/>
               <w:numPr>
                 <w:ilvl w:val="0"/>
-                <w:numId w:val="58"/>
+                <w:numId w:val="57"/>
               </w:numPr>
               <w:ind w:left="227" w:hanging="227"/>
               <w:rPr>
@@ -7545,7 +7545,7 @@
               <w:pStyle w:val="SS3-115"/>
               <w:numPr>
                 <w:ilvl w:val="0"/>
-                <w:numId w:val="58"/>
+                <w:numId w:val="57"/>
               </w:numPr>
               <w:ind w:left="227" w:hanging="227"/>
               <w:rPr>
@@ -7572,7 +7572,7 @@
               <w:pStyle w:val="SS3-115"/>
               <w:numPr>
                 <w:ilvl w:val="0"/>
-                <w:numId w:val="58"/>
+                <w:numId w:val="57"/>
               </w:numPr>
               <w:ind w:left="227" w:hanging="227"/>
               <w:rPr>
@@ -7619,7 +7619,7 @@
               <w:pStyle w:val="SS3-115"/>
               <w:numPr>
                 <w:ilvl w:val="0"/>
-                <w:numId w:val="58"/>
+                <w:numId w:val="57"/>
               </w:numPr>
               <w:ind w:left="227" w:hanging="227"/>
               <w:rPr>
@@ -7646,7 +7646,7 @@
               <w:pStyle w:val="SS3-115"/>
               <w:numPr>
                 <w:ilvl w:val="0"/>
-                <w:numId w:val="58"/>
+                <w:numId w:val="57"/>
               </w:numPr>
               <w:ind w:left="227" w:hanging="227"/>
               <w:rPr>
@@ -7673,7 +7673,7 @@
               <w:pStyle w:val="SS3-115"/>
               <w:numPr>
                 <w:ilvl w:val="0"/>
-                <w:numId w:val="58"/>
+                <w:numId w:val="57"/>
               </w:numPr>
               <w:ind w:left="227" w:hanging="227"/>
               <w:rPr>
@@ -7700,7 +7700,7 @@
               <w:pStyle w:val="SS3-115"/>
               <w:numPr>
                 <w:ilvl w:val="0"/>
-                <w:numId w:val="58"/>
+                <w:numId w:val="57"/>
               </w:numPr>
               <w:ind w:left="227" w:hanging="227"/>
               <w:rPr>
@@ -8008,7 +8008,7 @@
               <w:pStyle w:val="SS3-115"/>
               <w:numPr>
                 <w:ilvl w:val="0"/>
-                <w:numId w:val="59"/>
+                <w:numId w:val="58"/>
               </w:numPr>
               <w:spacing w:before="240"/>
               <w:rPr>
@@ -8045,7 +8045,7 @@
               <w:pStyle w:val="SS3-115"/>
               <w:numPr>
                 <w:ilvl w:val="0"/>
-                <w:numId w:val="59"/>
+                <w:numId w:val="58"/>
               </w:numPr>
               <w:rPr>
                 <w:rFonts w:eastAsia="Calibri" w:cs="Calibri"/>
@@ -8081,7 +8081,7 @@
               <w:pStyle w:val="SS3-115"/>
               <w:numPr>
                 <w:ilvl w:val="0"/>
-                <w:numId w:val="59"/>
+                <w:numId w:val="58"/>
               </w:numPr>
               <w:rPr>
                 <w:rFonts w:eastAsia="Calibri" w:cs="Calibri"/>
@@ -8117,7 +8117,7 @@
               <w:pStyle w:val="SS3-115"/>
               <w:numPr>
                 <w:ilvl w:val="0"/>
-                <w:numId w:val="59"/>
+                <w:numId w:val="58"/>
               </w:numPr>
               <w:rPr>
                 <w:rFonts w:eastAsia="Calibri" w:cs="Calibri"/>
@@ -8153,7 +8153,7 @@
               <w:pStyle w:val="SS3-115"/>
               <w:numPr>
                 <w:ilvl w:val="0"/>
-                <w:numId w:val="59"/>
+                <w:numId w:val="58"/>
               </w:numPr>
               <w:rPr>
                 <w:rFonts w:eastAsia="Calibri" w:cs="Calibri"/>
@@ -8189,7 +8189,7 @@
               <w:pStyle w:val="SS3-115"/>
               <w:numPr>
                 <w:ilvl w:val="0"/>
-                <w:numId w:val="59"/>
+                <w:numId w:val="58"/>
               </w:numPr>
               <w:rPr>
                 <w:rFonts w:ascii="Source Sans 3 Medium" w:hAnsi="Source Sans 3 Medium"/>
@@ -8310,8 +8310,7 @@
       </w:tblPr>
       <w:tblGrid>
         <w:gridCol w:w="650"/>
-        <w:gridCol w:w="10138"/>
-        <w:gridCol w:w="3604"/>
+        <w:gridCol w:w="13742"/>
       </w:tblGrid>
       <w:tr>
         <w:tc>
@@ -8376,7 +8375,7 @@
         </w:tc>
         <w:tc>
           <w:tcPr>
-            <w:tcW w:w="10138" w:type="dxa"/>
+            <w:tcW w:w="13742" w:type="dxa"/>
           </w:tcPr>
           <w:p>
             <w:pPr>
@@ -8500,18 +8499,11 @@
             <w:pPr>
               <w:spacing w:after="120"/>
               <w:rPr>
-                <w:rStyle w:val="BlankWord1"/>
                 <w:rFonts w:ascii="Source Sans 3 Medium" w:hAnsi="Source Sans 3 Medium"/>
                 <w:b/>
                 <w:bCs/>
-                <w:bdr w:val="none" w:sz="0" w:space="0" w:color="auto"/>
-                <w:shd w:val="clear" w:color="auto" w:fill="auto"/>
-                <w:rtl/>
-                <w14:textOutline w14:w="0" w14:cap="rnd" w14:cmpd="sng" w14:algn="ctr">
-                  <w14:noFill/>
-                  <w14:prstDash w14:val="solid"/>
-                  <w14:bevel/>
-                </w14:textOutline>
+                <w:sz w:val="23"/>
+                <w:szCs w:val="23"/>
               </w:rPr>
             </w:pPr>
             <w:r>
@@ -8524,26 +8516,8 @@
             </w:r>
           </w:p>
         </w:tc>
-        <w:tc>
-          <w:tcPr>
-            <w:tcW w:w="3604" w:type="dxa"/>
-          </w:tcPr>
-          <w:p>
-            <w:pPr>
-              <w:spacing w:after="120"/>
-              <w:rPr>
-                <w:rFonts w:ascii="Source Sans 3 Medium" w:hAnsi="Source Sans 3 Medium"/>
-                <w:b/>
-                <w:bCs/>
-                <w:sz w:val="23"/>
-                <w:szCs w:val="23"/>
-              </w:rPr>
-            </w:pPr>
-          </w:p>
-        </w:tc>
       </w:tr>
     </w:tbl>
-    <w:p/>
     <w:tbl>
       <w:tblPr>
         <w:tblStyle w:val="DottedTable"/>
@@ -8553,9 +8527,8 @@
       </w:tblPr>
       <w:tblGrid>
         <w:gridCol w:w="690"/>
-        <w:gridCol w:w="3726"/>
-        <w:gridCol w:w="1391"/>
-        <w:gridCol w:w="8585"/>
+        <w:gridCol w:w="6960"/>
+        <w:gridCol w:w="6742"/>
       </w:tblGrid>
       <w:tr>
         <w:tc>
@@ -8600,7 +8573,7 @@
                       <w:szCs w:val="26"/>
                       <w:lang w:bidi="ar-SA"/>
                     </w:rPr>
-                    <w:t>09</w:t>
+                    <w:t>07</w:t>
                   </w:r>
                 </w:p>
               </w:tc>
@@ -8617,8 +8590,7 @@
         </w:tc>
         <w:tc>
           <w:tcPr>
-            <w:tcW w:w="5117" w:type="dxa"/>
-            <w:gridSpan w:val="2"/>
+            <w:tcW w:w="6960" w:type="dxa"/>
           </w:tcPr>
           <w:p>
             <w:pPr>
@@ -8652,9 +8624,10 @@
               <w:pStyle w:val="SS3-115"/>
               <w:numPr>
                 <w:ilvl w:val="0"/>
-                <w:numId w:val="8"/>
+                <w:numId w:val="7"/>
               </w:numPr>
               <w:spacing w:after="0"/>
+              <w:ind w:left="227" w:hanging="227"/>
             </w:pPr>
             <w:r>
               <w:t>The introductory sentence</w:t>
@@ -8665,9 +8638,10 @@
               <w:pStyle w:val="SS3-115"/>
               <w:numPr>
                 <w:ilvl w:val="0"/>
-                <w:numId w:val="8"/>
+                <w:numId w:val="7"/>
               </w:numPr>
               <w:spacing w:after="0"/>
+              <w:ind w:left="227" w:hanging="227"/>
             </w:pPr>
             <w:r>
               <w:t>The concluding sentence</w:t>
@@ -8678,9 +8652,10 @@
               <w:pStyle w:val="SS3-115"/>
               <w:numPr>
                 <w:ilvl w:val="0"/>
-                <w:numId w:val="8"/>
+                <w:numId w:val="7"/>
               </w:numPr>
               <w:spacing w:after="0"/>
+              <w:ind w:left="227" w:hanging="227"/>
             </w:pPr>
             <w:r>
               <w:t>The overview</w:t>
@@ -8691,9 +8666,10 @@
               <w:pStyle w:val="SS3-115"/>
               <w:numPr>
                 <w:ilvl w:val="0"/>
-                <w:numId w:val="60"/>
+                <w:numId w:val="59"/>
               </w:numPr>
               <w:spacing w:before="240" w:after="0"/>
+              <w:ind w:left="227" w:hanging="227"/>
             </w:pPr>
             <w:r>
               <w:t>A summary of the main points</w:t>
@@ -8704,9 +8680,10 @@
               <w:pStyle w:val="SS3-115"/>
               <w:numPr>
                 <w:ilvl w:val="0"/>
-                <w:numId w:val="60"/>
+                <w:numId w:val="59"/>
               </w:numPr>
               <w:spacing w:after="0"/>
+              <w:ind w:left="227" w:hanging="227"/>
             </w:pPr>
             <w:r>
               <w:t>A description of what the data shows</w:t>
@@ -8716,9 +8693,10 @@
             <w:pPr>
               <w:numPr>
                 <w:ilvl w:val="0"/>
-                <w:numId w:val="60"/>
+                <w:numId w:val="59"/>
               </w:numPr>
               <w:spacing w:after="120"/>
+              <w:ind w:left="227" w:hanging="227"/>
               <w:rPr>
                 <w:rFonts w:ascii="Source Sans 3 Medium" w:hAnsi="Source Sans 3 Medium"/>
                 <w:b/>
@@ -8734,8 +8712,7 @@
         </w:tc>
         <w:tc>
           <w:tcPr>
-            <w:tcW w:w="8585" w:type="dxa"/>
-            <w:vAlign w:val="center"/>
+            <w:tcW w:w="6742" w:type="dxa"/>
           </w:tcPr>
           <w:p>
             <w:pPr>
@@ -8772,8 +8749,7 @@
           <w:tbl>
             <w:tblPr>
               <w:tblStyle w:val="NormalTable"/>
-              <w:tblW w:w="6237" w:type="dxa"/>
-              <w:tblInd w:w="1230" w:type="dxa"/>
+              <w:tblW w:w="6330" w:type="dxa"/>
               <w:tblBorders>
                 <w:top w:val="single" w:sz="36" w:space="0" w:color="F5CD5B"/>
                 <w:left w:val="single" w:sz="36" w:space="0" w:color="F5CD5B"/>
@@ -8787,12 +8763,12 @@
               <w:tblLook w:val="04A0" w:firstRow="1" w:lastRow="0" w:firstColumn="1" w:lastColumn="0" w:noHBand="0" w:noVBand="1"/>
             </w:tblPr>
             <w:tblGrid>
-              <w:gridCol w:w="6237"/>
+              <w:gridCol w:w="6330"/>
             </w:tblGrid>
             <w:tr>
               <w:tc>
                 <w:tcPr>
-                  <w:tcW w:w="6237" w:type="dxa"/>
+                  <w:tcW w:w="6330" w:type="dxa"/>
                   <w:shd w:val="clear" w:color="auto" w:fill="FEFEFE"/>
                 </w:tcPr>
                 <w:p>
@@ -8991,288 +8967,12 @@
           <w:p>
             <w:pPr>
               <w:spacing w:after="120"/>
-              <w:jc w:val="center"/>
               <w:rPr>
                 <w:rFonts w:ascii="Source Sans 3 Medium" w:hAnsi="Source Sans 3 Medium"/>
                 <w:b/>
                 <w:bCs/>
                 <w:sz w:val="23"/>
                 <w:szCs w:val="23"/>
-              </w:rPr>
-            </w:pPr>
-          </w:p>
-        </w:tc>
-      </w:tr>
-      <w:tr>
-        <w:tc>
-          <w:tcPr>
-            <w:tcW w:w="690" w:type="dxa"/>
-          </w:tcPr>
-          <w:p>
-            <w:pPr>
-              <w:rPr>
-                <w:bCs/>
-                <w:szCs w:val="26"/>
-              </w:rPr>
-            </w:pPr>
-          </w:p>
-        </w:tc>
-        <w:tc>
-          <w:tcPr>
-            <w:tcW w:w="3726" w:type="dxa"/>
-          </w:tcPr>
-          <w:p>
-            <w:pPr>
-              <w:pStyle w:val="SS3-115"/>
-              <w:numPr>
-                <w:ilvl w:val="0"/>
-                <w:numId w:val="4"/>
-              </w:numPr>
-              <w:spacing w:after="0"/>
-              <w:ind w:left="284" w:hanging="284"/>
-            </w:pPr>
-            <w:r>
-              <w:t xml:space="preserve">push through the </w:t>
-            </w:r>
-            <w:proofErr w:type="spellStart"/>
-            <w:r>
-              <w:t>stringhopper</w:t>
-            </w:r>
-            <w:proofErr w:type="spellEnd"/>
-            <w:r>
-              <w:t xml:space="preserve"> press onto the</w:t>
-            </w:r>
-            <w:r>
-              <w:t xml:space="preserve"> </w:t>
-            </w:r>
-            <w:proofErr w:type="spellStart"/>
-            <w:r>
-              <w:t>stringhopper</w:t>
-            </w:r>
-            <w:proofErr w:type="spellEnd"/>
-            <w:r>
-              <w:t xml:space="preserve"> mats</w:t>
-            </w:r>
-          </w:p>
-          <w:p>
-            <w:pPr>
-              <w:pStyle w:val="SS3-115"/>
-              <w:numPr>
-                <w:ilvl w:val="0"/>
-                <w:numId w:val="4"/>
-              </w:numPr>
-              <w:spacing w:after="0"/>
-              <w:ind w:left="284" w:hanging="284"/>
-            </w:pPr>
-            <w:r>
-              <w:t>add water to the flour</w:t>
-            </w:r>
-          </w:p>
-          <w:p>
-            <w:pPr>
-              <w:pStyle w:val="SS3-115"/>
-              <w:numPr>
-                <w:ilvl w:val="0"/>
-                <w:numId w:val="4"/>
-              </w:numPr>
-              <w:spacing w:after="0"/>
-              <w:ind w:left="284" w:hanging="284"/>
-            </w:pPr>
-            <w:r>
-              <w:t>put the rice into the grinder and grind into flour</w:t>
-            </w:r>
-          </w:p>
-          <w:p>
-            <w:pPr>
-              <w:pStyle w:val="SS3-115"/>
-              <w:numPr>
-                <w:ilvl w:val="0"/>
-                <w:numId w:val="4"/>
-              </w:numPr>
-              <w:spacing w:after="0"/>
-              <w:ind w:left="284" w:hanging="284"/>
-            </w:pPr>
-            <w:r>
-              <w:t>cook in a steamer</w:t>
-            </w:r>
-          </w:p>
-          <w:p>
-            <w:pPr>
-              <w:pStyle w:val="SS3-115"/>
-              <w:numPr>
-                <w:ilvl w:val="0"/>
-                <w:numId w:val="4"/>
-              </w:numPr>
-              <w:spacing w:after="0"/>
-              <w:ind w:left="284" w:hanging="284"/>
-            </w:pPr>
-            <w:r>
-              <w:t>serve with spicy curries</w:t>
-            </w:r>
-          </w:p>
-          <w:p>
-            <w:pPr>
-              <w:pStyle w:val="SS3-115"/>
-              <w:numPr>
-                <w:ilvl w:val="0"/>
-                <w:numId w:val="4"/>
-              </w:numPr>
-              <w:spacing w:after="0"/>
-              <w:ind w:left="284" w:hanging="284"/>
-            </w:pPr>
-            <w:r>
-              <w:t>mix well to form a dough</w:t>
-            </w:r>
-          </w:p>
-        </w:tc>
-        <w:tc>
-          <w:tcPr>
-            <w:tcW w:w="9976" w:type="dxa"/>
-            <w:gridSpan w:val="2"/>
-          </w:tcPr>
-          <w:tbl>
-            <w:tblPr>
-              <w:tblStyle w:val="NormalTable"/>
-              <w:tblW w:w="0" w:type="auto"/>
-              <w:tblBorders>
-                <w:top w:val="single" w:sz="18" w:space="0" w:color="F4A349"/>
-                <w:left w:val="single" w:sz="18" w:space="0" w:color="F4A349"/>
-                <w:bottom w:val="single" w:sz="18" w:space="0" w:color="F4A349"/>
-                <w:right w:val="single" w:sz="18" w:space="0" w:color="F4A349"/>
-                <w:insideH w:val="single" w:sz="18" w:space="0" w:color="F4A349"/>
-                <w:insideV w:val="single" w:sz="18" w:space="0" w:color="F4A349"/>
-              </w:tblBorders>
-              <w:tblLayout w:type="fixed"/>
-              <w:tblLook w:val="04A0" w:firstRow="1" w:lastRow="0" w:firstColumn="1" w:lastColumn="0" w:noHBand="0" w:noVBand="1"/>
-            </w:tblPr>
-            <w:tblGrid>
-              <w:gridCol w:w="6061"/>
-            </w:tblGrid>
-            <w:tr>
-              <w:tc>
-                <w:tcPr>
-                  <w:tcW w:w="6061" w:type="dxa"/>
-                  <w:shd w:val="clear" w:color="auto" w:fill="FBF7EB"/>
-                </w:tcPr>
-                <w:p>
-                  <w:pPr>
-                    <w:rPr>
-                      <w:iCs/>
-                      <w:sz w:val="21"/>
-                      <w:szCs w:val="21"/>
-                    </w:rPr>
-                  </w:pPr>
-                  <w:r>
-                    <w:rPr>
-                      <w:rFonts w:ascii="Cambria Math" w:hAnsi="Cambria Math" w:cs="Cambria Math"/>
-                      <w:color w:val="F4A349"/>
-                      <w:sz w:val="32"/>
-                      <w:szCs w:val="32"/>
-                    </w:rPr>
-                    <w:t>◉</w:t>
-                  </w:r>
-                  <w:r>
-                    <w:t xml:space="preserve"> </w:t>
-                  </w:r>
-                  <w:r>
-                    <w:rPr>
-                      <w:iCs/>
-                      <w:sz w:val="21"/>
-                      <w:szCs w:val="21"/>
-                    </w:rPr>
-                    <w:t>We use the present simple passive to describe a process.</w:t>
-                  </w:r>
-                </w:p>
-                <w:p>
-                  <w:pPr>
-                    <w:rPr>
-                      <w:iCs/>
-                      <w:sz w:val="21"/>
-                      <w:szCs w:val="21"/>
-                    </w:rPr>
-                  </w:pPr>
-                  <w:r>
-                    <w:rPr>
-                      <w:iCs/>
-                      <w:sz w:val="21"/>
-                      <w:szCs w:val="21"/>
-                    </w:rPr>
-                    <w:t xml:space="preserve">We make them with rice. </w:t>
-                  </w:r>
-                  <w:r>
-                    <w:rPr>
-                      <w:b/>
-                      <w:bCs/>
-                      <w:iCs/>
-                      <w:sz w:val="21"/>
-                      <w:szCs w:val="21"/>
-                    </w:rPr>
-                    <w:t>→</w:t>
-                  </w:r>
-                  <w:r>
-                    <w:rPr>
-                      <w:iCs/>
-                      <w:sz w:val="21"/>
-                      <w:szCs w:val="21"/>
-                    </w:rPr>
-                    <w:t xml:space="preserve"> They are made with rice.</w:t>
-                  </w:r>
-                </w:p>
-                <w:p>
-                  <w:pPr>
-                    <w:rPr>
-                      <w:sz w:val="21"/>
-                      <w:szCs w:val="21"/>
-                    </w:rPr>
-                  </w:pPr>
-                  <w:r>
-                    <w:rPr>
-                      <w:iCs/>
-                      <w:sz w:val="21"/>
-                      <w:szCs w:val="21"/>
-                    </w:rPr>
-                    <w:t>You mix it with water</w:t>
-                  </w:r>
-                  <w:r>
-                    <w:rPr>
-                      <w:iCs/>
-                      <w:sz w:val="21"/>
-                      <w:szCs w:val="21"/>
-                    </w:rPr>
-                    <w:t xml:space="preserve">. </w:t>
-                  </w:r>
-                  <w:r>
-                    <w:rPr>
-                      <w:b/>
-                      <w:bCs/>
-                      <w:iCs/>
-                      <w:sz w:val="21"/>
-                      <w:szCs w:val="21"/>
-                    </w:rPr>
-                    <w:t>→</w:t>
-                  </w:r>
-                  <w:r>
-                    <w:rPr>
-                      <w:iCs/>
-                      <w:sz w:val="21"/>
-                      <w:szCs w:val="21"/>
-                    </w:rPr>
-                    <w:t xml:space="preserve"> It is mixed with water.</w:t>
-                  </w:r>
-                </w:p>
-              </w:tc>
-            </w:tr>
-          </w:tbl>
-          <w:p>
-            <w:pPr>
-              <w:rPr>
-                <w:rFonts w:ascii="Source Sans 3 SemiBold" w:hAnsi="Source Sans 3 SemiBold"/>
-                <w:b/>
-                <w:bCs/>
-                <w:noProof/>
-                <w:color w:val="FFFFFF" w:themeColor="background1"/>
-                <w:bdr w:val="single" w:sz="24" w:space="0" w:color="F4A349"/>
-                <w:shd w:val="clear" w:color="auto" w:fill="EF4740"/>
               </w:rPr>
             </w:pPr>
           </w:p>
@@ -9281,7 +8981,6 @@
     </w:tbl>
     <w:p>
       <w:pPr>
-        <w:pStyle w:val="SS3-115"/>
         <w:rPr>
           <w:sz w:val="2"/>
           <w:szCs w:val="2"/>
@@ -9304,13 +9003,13 @@
         <w:tblLook w:val="04A0" w:firstRow="1" w:lastRow="0" w:firstColumn="1" w:lastColumn="0" w:noHBand="0" w:noVBand="1"/>
       </w:tblPr>
       <w:tblGrid>
-        <w:gridCol w:w="5460"/>
+        <w:gridCol w:w="1692"/>
       </w:tblGrid>
       <w:tr>
         <w:tc>
           <w:tcPr>
             <w:tcW w:w="0" w:type="auto"/>
-            <w:shd w:val="clear" w:color="auto" w:fill="EBA045"/>
+            <w:shd w:val="clear" w:color="auto" w:fill="EEB11B"/>
           </w:tcPr>
           <w:p>
             <w:pPr>
@@ -9330,7 +9029,7 @@
                 <w:sz w:val="24"/>
                 <w:szCs w:val="24"/>
               </w:rPr>
-              <w:t>GRAMMAR FOCUS: THE PRESENT SIMPLE PASSIVE</w:t>
+              <w:t>VOCABULARY</w:t>
             </w:r>
           </w:p>
         </w:tc>
@@ -9338,7 +9037,6 @@
     </w:tbl>
     <w:p>
       <w:pPr>
-        <w:pStyle w:val="SS3-115"/>
         <w:rPr>
           <w:sz w:val="2"/>
           <w:szCs w:val="2"/>
@@ -9348,30 +9046,33 @@
     <w:tbl>
       <w:tblPr>
         <w:tblStyle w:val="DottedTable"/>
-        <w:tblW w:w="0" w:type="auto"/>
+        <w:tblW w:w="14392" w:type="dxa"/>
+        <w:tblLayout w:type="fixed"/>
         <w:tblLook w:val="04A0" w:firstRow="1" w:lastRow="0" w:firstColumn="1" w:lastColumn="0" w:noHBand="0" w:noVBand="1"/>
       </w:tblPr>
       <w:tblGrid>
         <w:gridCol w:w="690"/>
-        <w:gridCol w:w="10536"/>
+        <w:gridCol w:w="9370"/>
+        <w:gridCol w:w="4332"/>
       </w:tblGrid>
       <w:tr>
         <w:tc>
           <w:tcPr>
-            <w:tcW w:w="562" w:type="dxa"/>
+            <w:tcW w:w="690" w:type="dxa"/>
           </w:tcPr>
           <w:tbl>
             <w:tblPr>
               <w:tblStyle w:val="CompactTable"/>
               <w:tblW w:w="360" w:type="dxa"/>
               <w:tblBorders>
-                <w:top w:val="single" w:sz="18" w:space="0" w:color="B18D63"/>
-                <w:left w:val="single" w:sz="18" w:space="0" w:color="B18D63"/>
-                <w:bottom w:val="single" w:sz="18" w:space="0" w:color="B18D63"/>
-                <w:right w:val="single" w:sz="18" w:space="0" w:color="B18D63"/>
-                <w:insideH w:val="single" w:sz="18" w:space="0" w:color="B18D63"/>
-                <w:insideV w:val="single" w:sz="18" w:space="0" w:color="B18D63"/>
+                <w:top w:val="single" w:sz="18" w:space="0" w:color="F5CD5B"/>
+                <w:left w:val="single" w:sz="18" w:space="0" w:color="F5CD5B"/>
+                <w:bottom w:val="single" w:sz="18" w:space="0" w:color="F5CD5B"/>
+                <w:right w:val="single" w:sz="18" w:space="0" w:color="F5CD5B"/>
+                <w:insideH w:val="single" w:sz="18" w:space="0" w:color="F5CD5B"/>
+                <w:insideV w:val="single" w:sz="18" w:space="0" w:color="F5CD5B"/>
               </w:tblBorders>
+              <w:tblLayout w:type="fixed"/>
               <w:tblLook w:val="04A0" w:firstRow="1" w:lastRow="0" w:firstColumn="1" w:lastColumn="0" w:noHBand="0" w:noVBand="1"/>
             </w:tblPr>
             <w:tblGrid>
@@ -9397,7 +9098,7 @@
                       <w:szCs w:val="26"/>
                       <w:lang w:bidi="ar-SA"/>
                     </w:rPr>
-                    <w:t>05</w:t>
+                    <w:t>08</w:t>
                   </w:r>
                 </w:p>
               </w:tc>
@@ -9406,7 +9107,7 @@
           <w:p>
             <w:pPr>
               <w:rPr>
-                <w:sz w:val="26"/>
+                <w:bCs/>
                 <w:szCs w:val="26"/>
               </w:rPr>
             </w:pPr>
@@ -9414,11 +9115,14 @@
         </w:tc>
         <w:tc>
           <w:tcPr>
-            <w:tcW w:w="10536" w:type="dxa"/>
+            <w:tcW w:w="13702" w:type="dxa"/>
+            <w:gridSpan w:val="2"/>
           </w:tcPr>
           <w:p>
             <w:pPr>
-              <w:spacing w:after="120"/>
+              <w:pStyle w:val="SS3-115"/>
+            </w:pPr>
+            <w:r>
               <w:rPr>
                 <w:rFonts w:ascii="Source Sans 3 Medium" w:hAnsi="Source Sans 3 Medium"/>
                 <w:b/>
@@ -9426,10 +9130,105 @@
                 <w:color w:val="101312"/>
                 <w:spacing w:val="-2"/>
                 <w:w w:val="105"/>
-                <w:sz w:val="23"/>
-                <w:szCs w:val="23"/>
-                <w:rtl/>
-              </w:rPr>
+              </w:rPr>
+              <w:t>Find these in the model answer:</w:t>
+            </w:r>
+          </w:p>
+          <w:p>
+            <w:pPr>
+              <w:pStyle w:val="SS3-115"/>
+              <w:numPr>
+                <w:ilvl w:val="0"/>
+                <w:numId w:val="60"/>
+              </w:numPr>
+              <w:spacing w:after="0"/>
+              <w:ind w:left="227" w:hanging="227"/>
+            </w:pPr>
+            <w:r>
+              <w:t>verbs describing change</w:t>
+            </w:r>
+          </w:p>
+          <w:p>
+            <w:pPr>
+              <w:pStyle w:val="SS3-115"/>
+              <w:numPr>
+                <w:ilvl w:val="0"/>
+                <w:numId w:val="60"/>
+              </w:numPr>
+              <w:spacing w:after="0"/>
+              <w:ind w:left="227" w:hanging="227"/>
+            </w:pPr>
+            <w:r>
+              <w:t>expressions describing where things are</w:t>
+            </w:r>
+          </w:p>
+        </w:tc>
+      </w:tr>
+      <w:tr>
+        <w:tc>
+          <w:tcPr>
+            <w:tcW w:w="690" w:type="dxa"/>
+          </w:tcPr>
+          <w:tbl>
+            <w:tblPr>
+              <w:tblStyle w:val="CompactTable"/>
+              <w:tblW w:w="360" w:type="dxa"/>
+              <w:tblBorders>
+                <w:top w:val="single" w:sz="18" w:space="0" w:color="F5CD5B"/>
+                <w:left w:val="single" w:sz="18" w:space="0" w:color="F5CD5B"/>
+                <w:bottom w:val="single" w:sz="18" w:space="0" w:color="F5CD5B"/>
+                <w:right w:val="single" w:sz="18" w:space="0" w:color="F5CD5B"/>
+                <w:insideH w:val="single" w:sz="18" w:space="0" w:color="F5CD5B"/>
+                <w:insideV w:val="single" w:sz="18" w:space="0" w:color="F5CD5B"/>
+              </w:tblBorders>
+              <w:tblLayout w:type="fixed"/>
+              <w:tblLook w:val="04A0" w:firstRow="1" w:lastRow="0" w:firstColumn="1" w:lastColumn="0" w:noHBand="0" w:noVBand="1"/>
+            </w:tblPr>
+            <w:tblGrid>
+              <w:gridCol w:w="360"/>
+            </w:tblGrid>
+            <w:tr>
+              <w:tc>
+                <w:tcPr>
+                  <w:tcW w:w="360" w:type="dxa"/>
+                </w:tcPr>
+                <w:p>
+                  <w:pPr>
+                    <w:rPr>
+                      <w:b w:val="0"/>
+                      <w:bCs/>
+                      <w:szCs w:val="26"/>
+                      <w:bdr w:val="single" w:sz="12" w:space="0" w:color="FFFF00"/>
+                    </w:rPr>
+                  </w:pPr>
+                  <w:r>
+                    <w:rPr>
+                      <w:bCs/>
+                      <w:szCs w:val="26"/>
+                      <w:lang w:bidi="ar-SA"/>
+                    </w:rPr>
+                    <w:t>09</w:t>
+                  </w:r>
+                </w:p>
+              </w:tc>
+            </w:tr>
+          </w:tbl>
+          <w:p>
+            <w:pPr>
+              <w:rPr>
+                <w:bCs/>
+                <w:szCs w:val="26"/>
+              </w:rPr>
+            </w:pPr>
+          </w:p>
+        </w:tc>
+        <w:tc>
+          <w:tcPr>
+            <w:tcW w:w="9370" w:type="dxa"/>
+          </w:tcPr>
+          <w:p>
+            <w:pPr>
+              <w:pStyle w:val="SS3-115"/>
             </w:pPr>
             <w:r>
               <w:rPr>
@@ -9439,10 +9238,8 @@
                 <w:color w:val="101312"/>
                 <w:spacing w:val="-2"/>
                 <w:w w:val="105"/>
-                <w:sz w:val="23"/>
-                <w:szCs w:val="23"/>
-              </w:rPr>
-              <w:t>Complete the sentences about tea. Use the verbs in brackets in the present simple passive</w:t>
+              </w:rPr>
+              <w:t>The underlined words in the model answer are useful for any essay. Among them, find two expressions which</w:t>
             </w:r>
             <w:r>
               <w:rPr>
@@ -9452,87 +9249,399 @@
                 <w:color w:val="101312"/>
                 <w:spacing w:val="-2"/>
                 <w:w w:val="105"/>
+              </w:rPr>
+              <w:t>:</w:t>
+            </w:r>
+          </w:p>
+          <w:p>
+            <w:pPr>
+              <w:pStyle w:val="SS3-115"/>
+              <w:numPr>
+                <w:ilvl w:val="0"/>
+                <w:numId w:val="61"/>
+              </w:numPr>
+              <w:spacing w:after="0"/>
+              <w:ind w:left="227" w:hanging="227"/>
+            </w:pPr>
+            <w:r>
+              <w:t>mean 'and'</w:t>
+            </w:r>
+          </w:p>
+          <w:p>
+            <w:pPr>
+              <w:pStyle w:val="SS3-115"/>
+              <w:numPr>
+                <w:ilvl w:val="0"/>
+                <w:numId w:val="61"/>
+              </w:numPr>
+              <w:spacing w:after="0"/>
+              <w:ind w:left="227" w:hanging="227"/>
+            </w:pPr>
+            <w:r>
+              <w:t>mean 'but'</w:t>
+            </w:r>
+          </w:p>
+          <w:p>
+            <w:pPr>
+              <w:pStyle w:val="SS3-115"/>
+              <w:numPr>
+                <w:ilvl w:val="0"/>
+                <w:numId w:val="61"/>
+              </w:numPr>
+              <w:spacing w:after="0"/>
+              <w:ind w:left="227" w:hanging="227"/>
+            </w:pPr>
+            <w:r>
+              <w:t>refer to time</w:t>
+            </w:r>
+          </w:p>
+          <w:p>
+            <w:pPr>
+              <w:pStyle w:val="SS3-115"/>
+              <w:numPr>
+                <w:ilvl w:val="0"/>
+                <w:numId w:val="61"/>
+              </w:numPr>
+              <w:spacing w:after="0"/>
+              <w:ind w:left="227" w:hanging="227"/>
+              <w:rPr>
+                <w:rFonts w:ascii="Source Sans 3 Medium" w:hAnsi="Source Sans 3 Medium"/>
+                <w:b/>
+                <w:bCs/>
+                <w:color w:val="101312"/>
+                <w:spacing w:val="-2"/>
+                <w:w w:val="105"/>
+              </w:rPr>
+            </w:pPr>
+            <w:r>
+              <w:t>refer to what you see in the chart</w:t>
+            </w:r>
+            <w:r>
+              <w:rPr>
+                <w:rFonts w:hint="cs"/>
+                <w:rtl/>
+              </w:rPr>
+              <w:t xml:space="preserve"> </w:t>
+            </w:r>
+            <w:r>
+              <w:t>or diagram</w:t>
+            </w:r>
+          </w:p>
+        </w:tc>
+        <w:tc>
+          <w:tcPr>
+            <w:tcW w:w="4332" w:type="dxa"/>
+          </w:tcPr>
+          <w:p>
+            <w:pPr>
+              <w:rPr>
+                <w:rFonts w:ascii="Source Sans 3 SemiBold" w:hAnsi="Source Sans 3 SemiBold"/>
+                <w:b/>
+                <w:bCs/>
+                <w:noProof/>
+                <w:color w:val="FFFFFF" w:themeColor="background1"/>
+                <w:shd w:val="clear" w:color="auto" w:fill="68AF3D"/>
+              </w:rPr>
+            </w:pPr>
+            <w:r>
+              <w:rPr>
+                <w:rFonts w:ascii="Source Sans 3 SemiBold" w:hAnsi="Source Sans 3 SemiBold"/>
+                <w:b/>
+                <w:bCs/>
+                <w:noProof/>
+                <w:color w:val="FFFFFF" w:themeColor="background1"/>
+                <w:bdr w:val="single" w:sz="24" w:space="0" w:color="E2C35F"/>
+                <w:shd w:val="clear" w:color="auto" w:fill="EF4740"/>
+              </w:rPr>
+              <w:t xml:space="preserve">TIP </w:t>
+            </w:r>
+            <w:r>
+              <w:rPr>
+                <w:rFonts w:ascii="Source Sans 3 SemiBold" w:hAnsi="Source Sans 3 SemiBold"/>
+                <w:b/>
+                <w:bCs/>
+                <w:noProof/>
+                <w:bdr w:val="single" w:sz="24" w:space="0" w:color="E2C35F"/>
+              </w:rPr>
+              <w:t>09</w:t>
+            </w:r>
+          </w:p>
+          <w:tbl>
+            <w:tblPr>
+              <w:tblStyle w:val="NormalTable"/>
+              <w:tblW w:w="0" w:type="auto"/>
+              <w:tblBorders>
+                <w:top w:val="single" w:sz="18" w:space="0" w:color="E2C35F"/>
+                <w:left w:val="single" w:sz="18" w:space="0" w:color="E2C35F"/>
+                <w:bottom w:val="single" w:sz="18" w:space="0" w:color="E2C35F"/>
+                <w:right w:val="single" w:sz="18" w:space="0" w:color="E2C35F"/>
+                <w:insideH w:val="single" w:sz="18" w:space="0" w:color="E2C35F"/>
+                <w:insideV w:val="single" w:sz="18" w:space="0" w:color="E2C35F"/>
+              </w:tblBorders>
+              <w:shd w:val="clear" w:color="auto" w:fill="E7EAEF"/>
+              <w:tblLook w:val="04A0" w:firstRow="1" w:lastRow="0" w:firstColumn="1" w:lastColumn="0" w:noHBand="0" w:noVBand="1"/>
+            </w:tblPr>
+            <w:tblGrid>
+              <w:gridCol w:w="3811"/>
+            </w:tblGrid>
+            <w:tr>
+              <w:tc>
+                <w:tcPr>
+                  <w:tcW w:w="3811" w:type="dxa"/>
+                  <w:shd w:val="clear" w:color="auto" w:fill="E7EAEF"/>
+                </w:tcPr>
+                <w:p>
+                  <w:pPr>
+                    <w:rPr>
+                      <w:noProof/>
+                      <w:sz w:val="21"/>
+                      <w:szCs w:val="21"/>
+                    </w:rPr>
+                  </w:pPr>
+                  <w:r>
+                    <w:rPr>
+                      <w:sz w:val="21"/>
+                      <w:szCs w:val="21"/>
+                    </w:rPr>
+                    <w:t>It is important to use plenty of different words in the essay to show you have a wide vocabulary. Make a list of similar words in your notebook and try to use them when writing your practice essays.</w:t>
+                  </w:r>
+                </w:p>
+              </w:tc>
+            </w:tr>
+          </w:tbl>
+          <w:p>
+            <w:pPr>
+              <w:pStyle w:val="SS3-115"/>
+              <w:rPr>
+                <w:rFonts w:ascii="Source Sans 3 Medium" w:hAnsi="Source Sans 3 Medium"/>
+                <w:b/>
+                <w:bCs/>
+                <w:color w:val="101312"/>
+                <w:spacing w:val="-2"/>
+                <w:w w:val="105"/>
+              </w:rPr>
+            </w:pPr>
+          </w:p>
+        </w:tc>
+      </w:tr>
+      <w:tr>
+        <w:tc>
+          <w:tcPr>
+            <w:tcW w:w="690" w:type="dxa"/>
+          </w:tcPr>
+          <w:tbl>
+            <w:tblPr>
+              <w:tblStyle w:val="CompactTable"/>
+              <w:tblW w:w="0" w:type="auto"/>
+              <w:tblBorders>
+                <w:top w:val="single" w:sz="18" w:space="0" w:color="C4A65B"/>
+                <w:left w:val="single" w:sz="18" w:space="0" w:color="C4A65B"/>
+                <w:bottom w:val="single" w:sz="18" w:space="0" w:color="C4A65B"/>
+                <w:right w:val="single" w:sz="18" w:space="0" w:color="C4A65B"/>
+                <w:insideH w:val="single" w:sz="18" w:space="0" w:color="C4A65B"/>
+                <w:insideV w:val="single" w:sz="18" w:space="0" w:color="C4A65B"/>
+              </w:tblBorders>
+              <w:tblLook w:val="04A0" w:firstRow="1" w:lastRow="0" w:firstColumn="1" w:lastColumn="0" w:noHBand="0" w:noVBand="1"/>
+            </w:tblPr>
+            <w:tblGrid>
+              <w:gridCol w:w="385"/>
+            </w:tblGrid>
+            <w:tr>
+              <w:tc>
+                <w:tcPr>
+                  <w:tcW w:w="385" w:type="dxa"/>
+                </w:tcPr>
+                <w:p>
+                  <w:pPr>
+                    <w:rPr>
+                      <w:b w:val="0"/>
+                      <w:bCs/>
+                      <w:szCs w:val="26"/>
+                      <w:bdr w:val="single" w:sz="12" w:space="0" w:color="FFFF00"/>
+                    </w:rPr>
+                  </w:pPr>
+                  <w:r>
+                    <w:rPr>
+                      <w:bCs/>
+                      <w:szCs w:val="26"/>
+                      <w:lang w:bidi="ar-SA"/>
+                    </w:rPr>
+                    <w:t>10</w:t>
+                  </w:r>
+                </w:p>
+              </w:tc>
+            </w:tr>
+          </w:tbl>
+          <w:p>
+            <w:pPr>
+              <w:rPr>
+                <w:bCs/>
+                <w:szCs w:val="26"/>
+              </w:rPr>
+            </w:pPr>
+          </w:p>
+        </w:tc>
+        <w:tc>
+          <w:tcPr>
+            <w:tcW w:w="9370" w:type="dxa"/>
+          </w:tcPr>
+          <w:p>
+            <w:pPr>
+              <w:spacing w:after="120"/>
+              <w:rPr>
+                <w:rFonts w:ascii="Source Sans 3 Medium" w:hAnsi="Source Sans 3 Medium"/>
+                <w:b/>
+                <w:bCs/>
                 <w:sz w:val="23"/>
                 <w:szCs w:val="23"/>
               </w:rPr>
+            </w:pPr>
+            <w:r>
+              <w:rPr>
+                <w:rFonts w:ascii="Source Sans 3 Medium" w:hAnsi="Source Sans 3 Medium"/>
+                <w:b/>
+                <w:bCs/>
+                <w:sz w:val="23"/>
+                <w:szCs w:val="23"/>
+              </w:rPr>
+              <w:t>Find words in the model answer with these meanings</w:t>
+            </w:r>
+            <w:r>
+              <w:rPr>
+                <w:rFonts w:ascii="Source Sans 3 Medium" w:hAnsi="Source Sans 3 Medium"/>
+                <w:b/>
+                <w:bCs/>
+                <w:sz w:val="23"/>
+                <w:szCs w:val="23"/>
+              </w:rPr>
               <w:t>.</w:t>
             </w:r>
           </w:p>
           <w:p>
             <w:pPr>
+              <w:pStyle w:val="ListParagraph"/>
+              <w:numPr>
+                <w:ilvl w:val="0"/>
+                <w:numId w:val="62"/>
+              </w:numPr>
+              <w:spacing w:after="120"/>
+              <w:ind w:left="227" w:hanging="227"/>
+              <w:rPr>
+                <w:rFonts w:ascii="Source Sans 3 Medium" w:hAnsi="Source Sans 3 Medium"/>
+                <w:sz w:val="23"/>
+                <w:szCs w:val="23"/>
+              </w:rPr>
+            </w:pPr>
+            <w:r>
+              <w:rPr>
+                <w:rFonts w:ascii="Source Sans 3 Medium" w:hAnsi="Source Sans 3 Medium"/>
+                <w:sz w:val="23"/>
+                <w:szCs w:val="23"/>
+              </w:rPr>
+              <w:t>moved to a different place</w:t>
+            </w:r>
+          </w:p>
+          <w:p>
+            <w:pPr>
+              <w:pStyle w:val="ListParagraph"/>
+              <w:numPr>
+                <w:ilvl w:val="0"/>
+                <w:numId w:val="62"/>
+              </w:numPr>
+              <w:spacing w:after="120"/>
+              <w:ind w:left="227" w:hanging="227"/>
+              <w:rPr>
+                <w:rFonts w:ascii="Source Sans 3 Medium" w:hAnsi="Source Sans 3 Medium"/>
+                <w:sz w:val="23"/>
+                <w:szCs w:val="23"/>
+              </w:rPr>
+            </w:pPr>
+            <w:r>
+              <w:rPr>
+                <w:rFonts w:ascii="Source Sans 3 Medium" w:hAnsi="Source Sans 3 Medium"/>
+                <w:sz w:val="23"/>
+                <w:szCs w:val="23"/>
+              </w:rPr>
+              <w:t>made (2 words)</w:t>
+            </w:r>
+          </w:p>
+          <w:p>
+            <w:pPr>
+              <w:pStyle w:val="ListParagraph"/>
+              <w:numPr>
+                <w:ilvl w:val="0"/>
+                <w:numId w:val="62"/>
+              </w:numPr>
+              <w:spacing w:after="120"/>
+              <w:ind w:left="227" w:hanging="227"/>
+              <w:rPr>
+                <w:rFonts w:ascii="Source Sans 3 Medium" w:hAnsi="Source Sans 3 Medium"/>
+                <w:sz w:val="23"/>
+                <w:szCs w:val="23"/>
+              </w:rPr>
+            </w:pPr>
+            <w:r>
+              <w:rPr>
+                <w:rFonts w:ascii="Source Sans 3 Medium" w:hAnsi="Source Sans 3 Medium"/>
+                <w:sz w:val="23"/>
+                <w:szCs w:val="23"/>
+              </w:rPr>
+              <w:t>knocked down</w:t>
+            </w:r>
+          </w:p>
+          <w:p>
+            <w:pPr>
               <w:pStyle w:val="SS3-115"/>
-            </w:pPr>
-            <w:r>
-              <w:t>Tea leaves _________ (</w:t>
-            </w:r>
-            <w:r>
-              <w:rPr>
-                <w:b/>
-                <w:bCs/>
-              </w:rPr>
-              <w:t>pick</w:t>
-            </w:r>
-            <w:r>
-              <w:t>) by hand.</w:t>
-            </w:r>
-          </w:p>
-          <w:p>
-            <w:pPr>
-              <w:pStyle w:val="SS3-115"/>
-            </w:pPr>
-            <w:r>
-              <w:t>Only the best leaves (</w:t>
-            </w:r>
-            <w:r>
-              <w:rPr>
-                <w:b/>
-                <w:bCs/>
-              </w:rPr>
-              <w:t>use</w:t>
-            </w:r>
-            <w:r>
-              <w:t>).</w:t>
-            </w:r>
-          </w:p>
-          <w:p>
-            <w:pPr>
-              <w:pStyle w:val="SS3-115"/>
-            </w:pPr>
-            <w:r>
-              <w:t>A lot of water (</w:t>
-            </w:r>
-            <w:r>
-              <w:rPr>
-                <w:b/>
-                <w:bCs/>
-              </w:rPr>
-              <w:t>need</w:t>
-            </w:r>
-            <w:r>
-              <w:t>) to grow tea plants successfully.</w:t>
-            </w:r>
-          </w:p>
-          <w:p>
-            <w:pPr>
-              <w:pStyle w:val="SS3-115"/>
-            </w:pPr>
-            <w:r>
-              <w:t>A lot of tea ___ _____ (</w:t>
-            </w:r>
-            <w:r>
-              <w:rPr>
-                <w:b/>
-                <w:bCs/>
-              </w:rPr>
-              <w:t>grow</w:t>
-            </w:r>
-            <w:r>
-              <w:t>) in China and India.</w:t>
-            </w:r>
+              <w:numPr>
+                <w:ilvl w:val="0"/>
+                <w:numId w:val="62"/>
+              </w:numPr>
+              <w:ind w:left="227" w:hanging="227"/>
+              <w:rPr>
+                <w:rFonts w:ascii="Source Sans 3 Medium" w:hAnsi="Source Sans 3 Medium"/>
+                <w:b/>
+                <w:bCs/>
+                <w:color w:val="101312"/>
+                <w:spacing w:val="-2"/>
+                <w:w w:val="105"/>
+              </w:rPr>
+            </w:pPr>
+            <w:r>
+              <w:rPr>
+                <w:rFonts w:ascii="Source Sans 3 Medium" w:hAnsi="Source Sans 3 Medium"/>
+              </w:rPr>
+              <w:t>got bigger (2 words)</w:t>
+            </w:r>
+          </w:p>
+        </w:tc>
+        <w:tc>
+          <w:tcPr>
+            <w:tcW w:w="4332" w:type="dxa"/>
+          </w:tcPr>
+          <w:p>
+            <w:pPr>
+              <w:rPr>
+                <w:rFonts w:ascii="Source Sans 3 SemiBold" w:hAnsi="Source Sans 3 SemiBold"/>
+                <w:b/>
+                <w:bCs/>
+                <w:noProof/>
+                <w:color w:val="FFFFFF" w:themeColor="background1"/>
+                <w:bdr w:val="single" w:sz="24" w:space="0" w:color="F4A349"/>
+                <w:shd w:val="clear" w:color="auto" w:fill="EF4740"/>
+              </w:rPr>
+            </w:pPr>
           </w:p>
         </w:tc>
       </w:tr>
     </w:tbl>
+    <w:p>
+      <w:pPr>
+        <w:rPr>
+          <w:sz w:val="2"/>
+          <w:szCs w:val="2"/>
+        </w:rPr>
+      </w:pPr>
+    </w:p>
     <w:p>
       <w:pPr>
         <w:rPr>
@@ -9920,7 +10029,7 @@
               <w:pStyle w:val="SS3-115"/>
               <w:numPr>
                 <w:ilvl w:val="0"/>
-                <w:numId w:val="5"/>
+                <w:numId w:val="4"/>
               </w:numPr>
             </w:pPr>
             <w:r>
@@ -9932,7 +10041,7 @@
               <w:pStyle w:val="SS3-115"/>
               <w:numPr>
                 <w:ilvl w:val="0"/>
-                <w:numId w:val="5"/>
+                <w:numId w:val="4"/>
               </w:numPr>
             </w:pPr>
             <w:r>
@@ -9944,7 +10053,7 @@
               <w:pStyle w:val="SS3-115"/>
               <w:numPr>
                 <w:ilvl w:val="0"/>
-                <w:numId w:val="5"/>
+                <w:numId w:val="4"/>
               </w:numPr>
             </w:pPr>
             <w:r>
@@ -9956,7 +10065,7 @@
               <w:pStyle w:val="SS3-115"/>
               <w:numPr>
                 <w:ilvl w:val="0"/>
-                <w:numId w:val="5"/>
+                <w:numId w:val="4"/>
               </w:numPr>
             </w:pPr>
             <w:r>
@@ -9976,7 +10085,7 @@
               <w:pStyle w:val="SS3-115"/>
               <w:numPr>
                 <w:ilvl w:val="0"/>
-                <w:numId w:val="5"/>
+                <w:numId w:val="4"/>
               </w:numPr>
             </w:pPr>
             <w:r>
@@ -9996,7 +10105,7 @@
               <w:pStyle w:val="SS3-115"/>
               <w:numPr>
                 <w:ilvl w:val="0"/>
-                <w:numId w:val="5"/>
+                <w:numId w:val="4"/>
               </w:numPr>
             </w:pPr>
             <w:r>
@@ -10283,7 +10392,7 @@
               <w:pStyle w:val="SS3-115"/>
               <w:numPr>
                 <w:ilvl w:val="0"/>
-                <w:numId w:val="6"/>
+                <w:numId w:val="5"/>
               </w:numPr>
               <w:ind w:left="284" w:hanging="284"/>
             </w:pPr>
@@ -10312,7 +10421,7 @@
               <w:pStyle w:val="SS3-115"/>
               <w:numPr>
                 <w:ilvl w:val="0"/>
-                <w:numId w:val="6"/>
+                <w:numId w:val="5"/>
               </w:numPr>
               <w:ind w:left="284" w:hanging="284"/>
             </w:pPr>
@@ -10519,7 +10628,7 @@
               <w:pStyle w:val="SS3-115"/>
               <w:numPr>
                 <w:ilvl w:val="0"/>
-                <w:numId w:val="7"/>
+                <w:numId w:val="6"/>
               </w:numPr>
               <w:ind w:left="284" w:hanging="284"/>
             </w:pPr>
@@ -10532,7 +10641,7 @@
               <w:pStyle w:val="SS3-115"/>
               <w:numPr>
                 <w:ilvl w:val="0"/>
-                <w:numId w:val="7"/>
+                <w:numId w:val="6"/>
               </w:numPr>
               <w:ind w:left="284" w:hanging="284"/>
             </w:pPr>
@@ -10553,7 +10662,7 @@
               <w:pStyle w:val="SS3-115"/>
               <w:numPr>
                 <w:ilvl w:val="0"/>
-                <w:numId w:val="7"/>
+                <w:numId w:val="6"/>
               </w:numPr>
               <w:ind w:left="284" w:hanging="284"/>
             </w:pPr>
@@ -10566,7 +10675,7 @@
               <w:pStyle w:val="SS3-115"/>
               <w:numPr>
                 <w:ilvl w:val="0"/>
-                <w:numId w:val="7"/>
+                <w:numId w:val="6"/>
               </w:numPr>
               <w:spacing w:after="0"/>
               <w:ind w:left="284" w:hanging="284"/>
@@ -10760,7 +10869,7 @@
               <w:pStyle w:val="SS3-115"/>
               <w:numPr>
                 <w:ilvl w:val="0"/>
-                <w:numId w:val="8"/>
+                <w:numId w:val="61"/>
               </w:numPr>
               <w:spacing w:after="0"/>
               <w:ind w:left="284" w:hanging="284"/>
@@ -10774,7 +10883,7 @@
               <w:pStyle w:val="SS3-115"/>
               <w:numPr>
                 <w:ilvl w:val="0"/>
-                <w:numId w:val="8"/>
+                <w:numId w:val="61"/>
               </w:numPr>
               <w:spacing w:after="0"/>
               <w:ind w:left="284" w:hanging="284"/>
@@ -10788,7 +10897,7 @@
               <w:pStyle w:val="SS3-115"/>
               <w:numPr>
                 <w:ilvl w:val="0"/>
-                <w:numId w:val="8"/>
+                <w:numId w:val="61"/>
               </w:numPr>
               <w:spacing w:after="0"/>
               <w:ind w:left="284" w:hanging="284"/>
@@ -10802,7 +10911,7 @@
               <w:pStyle w:val="SS3-115"/>
               <w:numPr>
                 <w:ilvl w:val="0"/>
-                <w:numId w:val="8"/>
+                <w:numId w:val="61"/>
               </w:numPr>
               <w:spacing w:after="0"/>
               <w:ind w:left="284" w:hanging="284"/>
@@ -10816,7 +10925,7 @@
               <w:pStyle w:val="SS3-115"/>
               <w:numPr>
                 <w:ilvl w:val="0"/>
-                <w:numId w:val="8"/>
+                <w:numId w:val="61"/>
               </w:numPr>
               <w:spacing w:after="0"/>
               <w:ind w:left="284" w:hanging="284"/>
@@ -10830,7 +10939,7 @@
               <w:pStyle w:val="SS3-115"/>
               <w:numPr>
                 <w:ilvl w:val="0"/>
-                <w:numId w:val="8"/>
+                <w:numId w:val="61"/>
               </w:numPr>
               <w:spacing w:after="0"/>
               <w:ind w:left="284" w:hanging="284"/>
@@ -12128,7 +12237,7 @@
               <w:pStyle w:val="SS3-115"/>
               <w:numPr>
                 <w:ilvl w:val="0"/>
-                <w:numId w:val="9"/>
+                <w:numId w:val="8"/>
               </w:numPr>
             </w:pPr>
             <w:r>
@@ -12140,7 +12249,7 @@
               <w:pStyle w:val="SS3-115"/>
               <w:numPr>
                 <w:ilvl w:val="0"/>
-                <w:numId w:val="9"/>
+                <w:numId w:val="8"/>
               </w:numPr>
             </w:pPr>
             <w:r>
@@ -12152,7 +12261,7 @@
               <w:pStyle w:val="SS3-115"/>
               <w:numPr>
                 <w:ilvl w:val="0"/>
-                <w:numId w:val="9"/>
+                <w:numId w:val="8"/>
               </w:numPr>
             </w:pPr>
             <w:r>
@@ -12164,7 +12273,7 @@
               <w:pStyle w:val="SS3-115"/>
               <w:numPr>
                 <w:ilvl w:val="0"/>
-                <w:numId w:val="9"/>
+                <w:numId w:val="8"/>
               </w:numPr>
             </w:pPr>
             <w:r>
@@ -12176,7 +12285,7 @@
               <w:pStyle w:val="SS3-115"/>
               <w:numPr>
                 <w:ilvl w:val="0"/>
-                <w:numId w:val="9"/>
+                <w:numId w:val="8"/>
               </w:numPr>
             </w:pPr>
             <w:r>
@@ -12188,7 +12297,7 @@
               <w:pStyle w:val="SS3-115"/>
               <w:numPr>
                 <w:ilvl w:val="0"/>
-                <w:numId w:val="9"/>
+                <w:numId w:val="8"/>
               </w:numPr>
             </w:pPr>
             <w:r>
@@ -12200,7 +12309,7 @@
               <w:pStyle w:val="SS3-115"/>
               <w:numPr>
                 <w:ilvl w:val="0"/>
-                <w:numId w:val="9"/>
+                <w:numId w:val="8"/>
               </w:numPr>
             </w:pPr>
             <w:r>
@@ -12212,7 +12321,7 @@
               <w:pStyle w:val="SS3-115"/>
               <w:numPr>
                 <w:ilvl w:val="0"/>
-                <w:numId w:val="9"/>
+                <w:numId w:val="8"/>
               </w:numPr>
             </w:pPr>
             <w:r>
@@ -12224,7 +12333,7 @@
               <w:pStyle w:val="SS3-115"/>
               <w:numPr>
                 <w:ilvl w:val="0"/>
-                <w:numId w:val="9"/>
+                <w:numId w:val="8"/>
               </w:numPr>
             </w:pPr>
             <w:r>
@@ -12440,7 +12549,7 @@
               <w:pStyle w:val="SS3-115"/>
               <w:numPr>
                 <w:ilvl w:val="0"/>
-                <w:numId w:val="21"/>
+                <w:numId w:val="20"/>
               </w:numPr>
               <w:ind w:left="284" w:hanging="284"/>
             </w:pPr>
@@ -12453,7 +12562,7 @@
               <w:pStyle w:val="SS3-115"/>
               <w:numPr>
                 <w:ilvl w:val="0"/>
-                <w:numId w:val="21"/>
+                <w:numId w:val="20"/>
               </w:numPr>
               <w:ind w:left="284" w:hanging="284"/>
             </w:pPr>
@@ -12466,7 +12575,7 @@
               <w:pStyle w:val="SS3-115"/>
               <w:numPr>
                 <w:ilvl w:val="0"/>
-                <w:numId w:val="21"/>
+                <w:numId w:val="20"/>
               </w:numPr>
               <w:ind w:left="284" w:hanging="284"/>
             </w:pPr>
@@ -12479,7 +12588,7 @@
               <w:pStyle w:val="SS3-115"/>
               <w:numPr>
                 <w:ilvl w:val="0"/>
-                <w:numId w:val="21"/>
+                <w:numId w:val="20"/>
               </w:numPr>
               <w:ind w:left="284" w:hanging="284"/>
             </w:pPr>
@@ -12997,7 +13106,7 @@
               <w:pStyle w:val="SS3-115"/>
               <w:numPr>
                 <w:ilvl w:val="0"/>
-                <w:numId w:val="10"/>
+                <w:numId w:val="9"/>
               </w:numPr>
               <w:rPr>
                 <w:iCs/>
@@ -13015,7 +13124,7 @@
               <w:pStyle w:val="SS3-115"/>
               <w:numPr>
                 <w:ilvl w:val="0"/>
-                <w:numId w:val="10"/>
+                <w:numId w:val="9"/>
               </w:numPr>
               <w:rPr>
                 <w:rFonts w:ascii="Source Sans 3 Medium" w:hAnsi="Source Sans 3 Medium"/>
@@ -13035,7 +13144,7 @@
               <w:pStyle w:val="SS3-115"/>
               <w:numPr>
                 <w:ilvl w:val="0"/>
-                <w:numId w:val="10"/>
+                <w:numId w:val="9"/>
               </w:numPr>
               <w:rPr>
                 <w:rFonts w:ascii="Source Sans 3 Medium" w:hAnsi="Source Sans 3 Medium"/>
@@ -13055,7 +13164,7 @@
               <w:pStyle w:val="SS3-115"/>
               <w:numPr>
                 <w:ilvl w:val="0"/>
-                <w:numId w:val="10"/>
+                <w:numId w:val="9"/>
               </w:numPr>
               <w:rPr>
                 <w:rFonts w:ascii="Source Sans 3 Medium" w:hAnsi="Source Sans 3 Medium"/>
@@ -13636,7 +13745,7 @@
                     <w:pStyle w:val="ListParagraph"/>
                     <w:numPr>
                       <w:ilvl w:val="0"/>
-                      <w:numId w:val="11"/>
+                      <w:numId w:val="10"/>
                     </w:numPr>
                     <w:ind w:left="284" w:hanging="284"/>
                     <w:rPr>
@@ -13659,7 +13768,7 @@
                     <w:pStyle w:val="ListParagraph"/>
                     <w:numPr>
                       <w:ilvl w:val="0"/>
-                      <w:numId w:val="12"/>
+                      <w:numId w:val="11"/>
                     </w:numPr>
                     <w:ind w:left="568" w:hanging="284"/>
                     <w:rPr>
@@ -13682,7 +13791,7 @@
                     <w:pStyle w:val="ListParagraph"/>
                     <w:numPr>
                       <w:ilvl w:val="0"/>
-                      <w:numId w:val="12"/>
+                      <w:numId w:val="11"/>
                     </w:numPr>
                     <w:ind w:left="568" w:hanging="284"/>
                     <w:rPr>
@@ -13833,7 +13942,7 @@
                     <w:pStyle w:val="ListParagraph"/>
                     <w:numPr>
                       <w:ilvl w:val="0"/>
-                      <w:numId w:val="11"/>
+                      <w:numId w:val="10"/>
                     </w:numPr>
                     <w:ind w:left="284" w:hanging="284"/>
                     <w:rPr>
@@ -13861,7 +13970,7 @@
                     <w:pStyle w:val="ListParagraph"/>
                     <w:numPr>
                       <w:ilvl w:val="0"/>
-                      <w:numId w:val="12"/>
+                      <w:numId w:val="11"/>
                     </w:numPr>
                     <w:ind w:left="568" w:hanging="284"/>
                     <w:rPr>
@@ -13884,7 +13993,7 @@
                     <w:pStyle w:val="ListParagraph"/>
                     <w:numPr>
                       <w:ilvl w:val="0"/>
-                      <w:numId w:val="12"/>
+                      <w:numId w:val="11"/>
                     </w:numPr>
                     <w:ind w:left="568" w:hanging="284"/>
                     <w:rPr>
@@ -14373,7 +14482,7 @@
                   <w:pPr>
                     <w:numPr>
                       <w:ilvl w:val="0"/>
-                      <w:numId w:val="13"/>
+                      <w:numId w:val="12"/>
                     </w:numPr>
                     <w:spacing w:after="120"/>
                     <w:ind w:left="170" w:hanging="170"/>
@@ -14392,7 +14501,7 @@
                   <w:pPr>
                     <w:numPr>
                       <w:ilvl w:val="0"/>
-                      <w:numId w:val="13"/>
+                      <w:numId w:val="12"/>
                     </w:numPr>
                     <w:spacing w:after="120"/>
                     <w:ind w:left="170" w:hanging="170"/>
@@ -14411,7 +14520,7 @@
                   <w:pPr>
                     <w:numPr>
                       <w:ilvl w:val="0"/>
-                      <w:numId w:val="13"/>
+                      <w:numId w:val="12"/>
                     </w:numPr>
                     <w:spacing w:after="120"/>
                     <w:ind w:left="170" w:hanging="170"/>
@@ -14427,7 +14536,7 @@
                   <w:pPr>
                     <w:numPr>
                       <w:ilvl w:val="0"/>
-                      <w:numId w:val="13"/>
+                      <w:numId w:val="12"/>
                     </w:numPr>
                     <w:spacing w:after="120"/>
                     <w:ind w:left="170" w:hanging="170"/>
@@ -14448,7 +14557,7 @@
                   <w:pPr>
                     <w:numPr>
                       <w:ilvl w:val="0"/>
-                      <w:numId w:val="13"/>
+                      <w:numId w:val="12"/>
                     </w:numPr>
                     <w:spacing w:after="120"/>
                     <w:ind w:left="170" w:hanging="170"/>
@@ -14467,7 +14576,7 @@
                   <w:pPr>
                     <w:numPr>
                       <w:ilvl w:val="0"/>
-                      <w:numId w:val="13"/>
+                      <w:numId w:val="12"/>
                     </w:numPr>
                     <w:spacing w:after="120"/>
                     <w:ind w:left="170" w:hanging="170"/>
@@ -14486,7 +14595,7 @@
                   <w:pPr>
                     <w:numPr>
                       <w:ilvl w:val="0"/>
-                      <w:numId w:val="13"/>
+                      <w:numId w:val="12"/>
                     </w:numPr>
                     <w:spacing w:after="120"/>
                     <w:ind w:left="170" w:hanging="170"/>
@@ -14502,7 +14611,7 @@
                   <w:pPr>
                     <w:numPr>
                       <w:ilvl w:val="0"/>
-                      <w:numId w:val="13"/>
+                      <w:numId w:val="12"/>
                     </w:numPr>
                     <w:spacing w:after="120"/>
                     <w:ind w:left="170" w:hanging="170"/>
@@ -14783,7 +14892,7 @@
                     <w:pStyle w:val="ListParagraph"/>
                     <w:numPr>
                       <w:ilvl w:val="0"/>
-                      <w:numId w:val="14"/>
+                      <w:numId w:val="13"/>
                     </w:numPr>
                     <w:rPr>
                       <w:rStyle w:val="BlankWord1"/>
@@ -14816,7 +14925,7 @@
                     <w:pStyle w:val="ListParagraph"/>
                     <w:numPr>
                       <w:ilvl w:val="0"/>
-                      <w:numId w:val="14"/>
+                      <w:numId w:val="13"/>
                     </w:numPr>
                     <w:rPr>
                       <w:rStyle w:val="BlankWord1"/>
@@ -14849,7 +14958,7 @@
                     <w:pStyle w:val="ListParagraph"/>
                     <w:numPr>
                       <w:ilvl w:val="0"/>
-                      <w:numId w:val="14"/>
+                      <w:numId w:val="13"/>
                     </w:numPr>
                     <w:rPr>
                       <w:rStyle w:val="BlankWord1"/>
@@ -14921,7 +15030,7 @@
                     <w:pStyle w:val="ListParagraph"/>
                     <w:numPr>
                       <w:ilvl w:val="0"/>
-                      <w:numId w:val="14"/>
+                      <w:numId w:val="13"/>
                     </w:numPr>
                     <w:rPr>
                       <w:rStyle w:val="BlankWord1"/>
@@ -14954,7 +15063,7 @@
                     <w:pStyle w:val="ListParagraph"/>
                     <w:numPr>
                       <w:ilvl w:val="0"/>
-                      <w:numId w:val="14"/>
+                      <w:numId w:val="13"/>
                     </w:numPr>
                     <w:rPr>
                       <w:rStyle w:val="BlankWord1"/>
@@ -14995,7 +15104,7 @@
                     <w:pStyle w:val="ListParagraph"/>
                     <w:numPr>
                       <w:ilvl w:val="0"/>
-                      <w:numId w:val="14"/>
+                      <w:numId w:val="13"/>
                     </w:numPr>
                     <w:rPr>
                       <w:rStyle w:val="BlankWord1"/>
@@ -15247,7 +15356,7 @@
               <w:pStyle w:val="SS3-115"/>
               <w:numPr>
                 <w:ilvl w:val="0"/>
-                <w:numId w:val="15"/>
+                <w:numId w:val="14"/>
               </w:numPr>
               <w:ind w:left="284" w:hanging="284"/>
             </w:pPr>
@@ -15277,7 +15386,7 @@
               <w:pStyle w:val="SS3-115"/>
               <w:numPr>
                 <w:ilvl w:val="0"/>
-                <w:numId w:val="15"/>
+                <w:numId w:val="14"/>
               </w:numPr>
               <w:ind w:left="284" w:hanging="284"/>
             </w:pPr>
@@ -15467,7 +15576,7 @@
                     <w:pStyle w:val="ListParagraph"/>
                     <w:numPr>
                       <w:ilvl w:val="0"/>
-                      <w:numId w:val="16"/>
+                      <w:numId w:val="15"/>
                     </w:numPr>
                     <w:rPr>
                       <w:rStyle w:val="BlankWord1"/>
@@ -15500,7 +15609,7 @@
                     <w:pStyle w:val="ListParagraph"/>
                     <w:numPr>
                       <w:ilvl w:val="0"/>
-                      <w:numId w:val="16"/>
+                      <w:numId w:val="15"/>
                     </w:numPr>
                     <w:rPr>
                       <w:rStyle w:val="BlankWord1"/>
@@ -15549,7 +15658,7 @@
                     <w:pStyle w:val="ListParagraph"/>
                     <w:numPr>
                       <w:ilvl w:val="0"/>
-                      <w:numId w:val="16"/>
+                      <w:numId w:val="15"/>
                     </w:numPr>
                     <w:rPr>
                       <w:rStyle w:val="BlankWord1"/>
@@ -15709,7 +15818,7 @@
               <w:pStyle w:val="SS3-115"/>
               <w:numPr>
                 <w:ilvl w:val="0"/>
-                <w:numId w:val="17"/>
+                <w:numId w:val="16"/>
               </w:numPr>
             </w:pPr>
             <w:r>
@@ -15748,7 +15857,7 @@
                     <w:pStyle w:val="ListParagraph"/>
                     <w:numPr>
                       <w:ilvl w:val="0"/>
-                      <w:numId w:val="18"/>
+                      <w:numId w:val="17"/>
                     </w:numPr>
                     <w:rPr>
                       <w:rStyle w:val="BlankWord1"/>
@@ -15789,7 +15898,7 @@
                     <w:pStyle w:val="ListParagraph"/>
                     <w:numPr>
                       <w:ilvl w:val="0"/>
-                      <w:numId w:val="18"/>
+                      <w:numId w:val="17"/>
                     </w:numPr>
                     <w:rPr>
                       <w:rStyle w:val="BlankWord1"/>
@@ -15830,7 +15939,7 @@
                     <w:pStyle w:val="ListParagraph"/>
                     <w:numPr>
                       <w:ilvl w:val="0"/>
-                      <w:numId w:val="18"/>
+                      <w:numId w:val="17"/>
                     </w:numPr>
                     <w:rPr>
                       <w:rStyle w:val="BlankWord1"/>
@@ -15870,7 +15979,7 @@
               <w:pStyle w:val="SS3-115"/>
               <w:numPr>
                 <w:ilvl w:val="0"/>
-                <w:numId w:val="17"/>
+                <w:numId w:val="16"/>
               </w:numPr>
             </w:pPr>
             <w:r>
@@ -15906,7 +16015,7 @@
                     <w:pStyle w:val="ListParagraph"/>
                     <w:numPr>
                       <w:ilvl w:val="0"/>
-                      <w:numId w:val="19"/>
+                      <w:numId w:val="18"/>
                     </w:numPr>
                     <w:rPr>
                       <w:rStyle w:val="BlankWord1"/>
@@ -15947,7 +16056,7 @@
                     <w:pStyle w:val="ListParagraph"/>
                     <w:numPr>
                       <w:ilvl w:val="0"/>
-                      <w:numId w:val="19"/>
+                      <w:numId w:val="18"/>
                     </w:numPr>
                     <w:rPr>
                       <w:rStyle w:val="BlankWord1"/>
@@ -15988,7 +16097,7 @@
                     <w:pStyle w:val="ListParagraph"/>
                     <w:numPr>
                       <w:ilvl w:val="0"/>
-                      <w:numId w:val="19"/>
+                      <w:numId w:val="18"/>
                     </w:numPr>
                     <w:rPr>
                       <w:rStyle w:val="BlankWord1"/>
@@ -16448,7 +16557,7 @@
               <w:pStyle w:val="BodyText"/>
               <w:numPr>
                 <w:ilvl w:val="0"/>
-                <w:numId w:val="22"/>
+                <w:numId w:val="21"/>
               </w:numPr>
               <w:spacing w:after="0" w:line="238" w:lineRule="auto"/>
               <w:ind w:left="227" w:hanging="227"/>
@@ -16476,7 +16585,7 @@
               <w:pStyle w:val="BodyText"/>
               <w:numPr>
                 <w:ilvl w:val="0"/>
-                <w:numId w:val="22"/>
+                <w:numId w:val="21"/>
               </w:numPr>
               <w:spacing w:line="238" w:lineRule="auto"/>
               <w:ind w:left="227" w:hanging="227"/>
@@ -16640,13 +16749,66 @@
                     <w:pStyle w:val="SS3-115"/>
                     <w:numPr>
                       <w:ilvl w:val="0"/>
-                      <w:numId w:val="23"/>
+                      <w:numId w:val="22"/>
                     </w:numPr>
                   </w:pPr>
                   <w:r>
                     <w:t>a goodbye party</w:t>
                   </w:r>
                 </w:p>
+                <w:p>
+                  <w:pPr>
+                    <w:pStyle w:val="SS3-115"/>
+                    <w:numPr>
+                      <w:ilvl w:val="0"/>
+                      <w:numId w:val="22"/>
+                    </w:numPr>
+                  </w:pPr>
+                  <w:r>
+                    <w:t>a soccer game</w:t>
+                  </w:r>
+                </w:p>
+                <w:p>
+                  <w:pPr>
+                    <w:pStyle w:val="SS3-115"/>
+                    <w:numPr>
+                      <w:ilvl w:val="0"/>
+                      <w:numId w:val="22"/>
+                    </w:numPr>
+                  </w:pPr>
+                  <w:r>
+                    <w:t>a celebration</w:t>
+                  </w:r>
+                </w:p>
+                <w:p>
+                  <w:pPr>
+                    <w:pStyle w:val="SS3-115"/>
+                    <w:numPr>
+                      <w:ilvl w:val="0"/>
+                      <w:numId w:val="22"/>
+                    </w:numPr>
+                  </w:pPr>
+                  <w:r>
+                    <w:t>brother and sister</w:t>
+                  </w:r>
+                </w:p>
+                <w:p>
+                  <w:pPr>
+                    <w:pStyle w:val="SS3-115"/>
+                    <w:numPr>
+                      <w:ilvl w:val="0"/>
+                      <w:numId w:val="22"/>
+                    </w:numPr>
+                  </w:pPr>
+                  <w:r>
+                    <w:t>work in the same office</w:t>
+                  </w:r>
+                </w:p>
+              </w:tc>
+              <w:tc>
+                <w:tcPr>
+                  <w:tcW w:w="0" w:type="auto"/>
+                </w:tcPr>
                 <w:p>
                   <w:pPr>
                     <w:pStyle w:val="SS3-115"/>
@@ -16656,7 +16818,7 @@
                     </w:numPr>
                   </w:pPr>
                   <w:r>
-                    <w:t>a soccer game</w:t>
+                    <w:t>members of the same family</w:t>
                   </w:r>
                 </w:p>
                 <w:p>
@@ -16668,7 +16830,7 @@
                     </w:numPr>
                   </w:pPr>
                   <w:r>
-                    <w:t>a celebration</w:t>
+                    <w:t>colleagues</w:t>
                   </w:r>
                 </w:p>
                 <w:p>
@@ -16680,7 +16842,7 @@
                     </w:numPr>
                   </w:pPr>
                   <w:r>
-                    <w:t>brother and sister</w:t>
+                    <w:t>a leaving party</w:t>
                   </w:r>
                 </w:p>
                 <w:p>
@@ -16692,68 +16854,15 @@
                     </w:numPr>
                   </w:pPr>
                   <w:r>
-                    <w:t>work in the same office</w:t>
-                  </w:r>
-                </w:p>
-              </w:tc>
-              <w:tc>
-                <w:tcPr>
-                  <w:tcW w:w="0" w:type="auto"/>
-                </w:tcPr>
+                    <w:t>a birthday party</w:t>
+                  </w:r>
+                </w:p>
                 <w:p>
                   <w:pPr>
                     <w:pStyle w:val="SS3-115"/>
                     <w:numPr>
                       <w:ilvl w:val="0"/>
-                      <w:numId w:val="24"/>
-                    </w:numPr>
-                  </w:pPr>
-                  <w:r>
-                    <w:t>members of the same family</w:t>
-                  </w:r>
-                </w:p>
-                <w:p>
-                  <w:pPr>
-                    <w:pStyle w:val="SS3-115"/>
-                    <w:numPr>
-                      <w:ilvl w:val="0"/>
-                      <w:numId w:val="24"/>
-                    </w:numPr>
-                  </w:pPr>
-                  <w:r>
-                    <w:t>colleagues</w:t>
-                  </w:r>
-                </w:p>
-                <w:p>
-                  <w:pPr>
-                    <w:pStyle w:val="SS3-115"/>
-                    <w:numPr>
-                      <w:ilvl w:val="0"/>
-                      <w:numId w:val="24"/>
-                    </w:numPr>
-                  </w:pPr>
-                  <w:r>
-                    <w:t>a leaving party</w:t>
-                  </w:r>
-                </w:p>
-                <w:p>
-                  <w:pPr>
-                    <w:pStyle w:val="SS3-115"/>
-                    <w:numPr>
-                      <w:ilvl w:val="0"/>
-                      <w:numId w:val="24"/>
-                    </w:numPr>
-                  </w:pPr>
-                  <w:r>
-                    <w:t>a birthday party</w:t>
-                  </w:r>
-                </w:p>
-                <w:p>
-                  <w:pPr>
-                    <w:pStyle w:val="SS3-115"/>
-                    <w:numPr>
-                      <w:ilvl w:val="0"/>
-                      <w:numId w:val="24"/>
+                      <w:numId w:val="23"/>
                     </w:numPr>
                   </w:pPr>
                   <w:r>
@@ -17363,7 +17472,7 @@
                     <w:pStyle w:val="SS3-115"/>
                     <w:numPr>
                       <w:ilvl w:val="0"/>
-                      <w:numId w:val="25"/>
+                      <w:numId w:val="24"/>
                     </w:numPr>
                     <w:ind w:left="227" w:hanging="227"/>
                     <w:rPr>
@@ -17384,7 +17493,7 @@
                     <w:pStyle w:val="SS3-115"/>
                     <w:numPr>
                       <w:ilvl w:val="0"/>
-                      <w:numId w:val="27"/>
+                      <w:numId w:val="26"/>
                     </w:numPr>
                     <w:ind w:left="454" w:hanging="227"/>
                   </w:pPr>
@@ -17397,7 +17506,7 @@
                     <w:pStyle w:val="SS3-115"/>
                     <w:numPr>
                       <w:ilvl w:val="0"/>
-                      <w:numId w:val="27"/>
+                      <w:numId w:val="26"/>
                     </w:numPr>
                     <w:ind w:left="454" w:hanging="227"/>
                   </w:pPr>
@@ -17410,7 +17519,7 @@
                     <w:pStyle w:val="SS3-115"/>
                     <w:numPr>
                       <w:ilvl w:val="0"/>
-                      <w:numId w:val="27"/>
+                      <w:numId w:val="26"/>
                     </w:numPr>
                     <w:ind w:left="454" w:hanging="227"/>
                     <w:rPr>
@@ -17440,7 +17549,7 @@
                     <w:pStyle w:val="SS3-115"/>
                     <w:numPr>
                       <w:ilvl w:val="0"/>
-                      <w:numId w:val="26"/>
+                      <w:numId w:val="25"/>
                     </w:numPr>
                     <w:ind w:left="227" w:hanging="227"/>
                     <w:rPr>
@@ -17461,7 +17570,7 @@
                     <w:pStyle w:val="SS3-115"/>
                     <w:numPr>
                       <w:ilvl w:val="0"/>
-                      <w:numId w:val="28"/>
+                      <w:numId w:val="27"/>
                     </w:numPr>
                     <w:ind w:left="454" w:hanging="227"/>
                   </w:pPr>
@@ -17474,7 +17583,7 @@
                     <w:pStyle w:val="SS3-115"/>
                     <w:numPr>
                       <w:ilvl w:val="0"/>
-                      <w:numId w:val="28"/>
+                      <w:numId w:val="27"/>
                     </w:numPr>
                     <w:ind w:left="454" w:hanging="227"/>
                   </w:pPr>
@@ -17487,7 +17596,7 @@
                     <w:pStyle w:val="SS3-115"/>
                     <w:numPr>
                       <w:ilvl w:val="0"/>
-                      <w:numId w:val="28"/>
+                      <w:numId w:val="27"/>
                     </w:numPr>
                     <w:ind w:left="454" w:hanging="227"/>
                     <w:rPr>
@@ -17519,7 +17628,7 @@
                     <w:pStyle w:val="SS3-115"/>
                     <w:numPr>
                       <w:ilvl w:val="0"/>
-                      <w:numId w:val="25"/>
+                      <w:numId w:val="24"/>
                     </w:numPr>
                     <w:ind w:left="227" w:hanging="227"/>
                     <w:rPr>
@@ -17540,7 +17649,7 @@
                     <w:pStyle w:val="SS3-115"/>
                     <w:numPr>
                       <w:ilvl w:val="0"/>
-                      <w:numId w:val="29"/>
+                      <w:numId w:val="28"/>
                     </w:numPr>
                     <w:ind w:left="454" w:hanging="227"/>
                   </w:pPr>
@@ -17553,7 +17662,7 @@
                     <w:pStyle w:val="SS3-115"/>
                     <w:numPr>
                       <w:ilvl w:val="0"/>
-                      <w:numId w:val="29"/>
+                      <w:numId w:val="28"/>
                     </w:numPr>
                     <w:ind w:left="454" w:hanging="227"/>
                   </w:pPr>
@@ -17566,7 +17675,7 @@
                     <w:pStyle w:val="SS3-115"/>
                     <w:numPr>
                       <w:ilvl w:val="0"/>
-                      <w:numId w:val="29"/>
+                      <w:numId w:val="28"/>
                     </w:numPr>
                     <w:ind w:left="454" w:hanging="227"/>
                     <w:rPr>
@@ -17596,7 +17705,7 @@
                     <w:pStyle w:val="SS3-115"/>
                     <w:numPr>
                       <w:ilvl w:val="0"/>
-                      <w:numId w:val="26"/>
+                      <w:numId w:val="25"/>
                     </w:numPr>
                     <w:ind w:left="227" w:hanging="227"/>
                     <w:rPr>
@@ -17617,7 +17726,7 @@
                     <w:pStyle w:val="SS3-115"/>
                     <w:numPr>
                       <w:ilvl w:val="0"/>
-                      <w:numId w:val="33"/>
+                      <w:numId w:val="32"/>
                     </w:numPr>
                     <w:ind w:left="454" w:hanging="227"/>
                   </w:pPr>
@@ -17630,7 +17739,7 @@
                     <w:pStyle w:val="SS3-115"/>
                     <w:numPr>
                       <w:ilvl w:val="0"/>
-                      <w:numId w:val="31"/>
+                      <w:numId w:val="30"/>
                     </w:numPr>
                     <w:ind w:left="454" w:hanging="227"/>
                   </w:pPr>
@@ -17643,7 +17752,7 @@
                     <w:pStyle w:val="SS3-115"/>
                     <w:numPr>
                       <w:ilvl w:val="0"/>
-                      <w:numId w:val="31"/>
+                      <w:numId w:val="30"/>
                     </w:numPr>
                     <w:ind w:left="454" w:hanging="227"/>
                     <w:rPr>
@@ -17675,7 +17784,7 @@
                     <w:pStyle w:val="SS3-115"/>
                     <w:numPr>
                       <w:ilvl w:val="0"/>
-                      <w:numId w:val="25"/>
+                      <w:numId w:val="24"/>
                     </w:numPr>
                     <w:ind w:left="227" w:hanging="227"/>
                     <w:rPr>
@@ -17696,7 +17805,7 @@
                     <w:pStyle w:val="SS3-115"/>
                     <w:numPr>
                       <w:ilvl w:val="0"/>
-                      <w:numId w:val="30"/>
+                      <w:numId w:val="29"/>
                     </w:numPr>
                     <w:ind w:left="454" w:hanging="227"/>
                   </w:pPr>
@@ -17709,7 +17818,7 @@
                     <w:pStyle w:val="SS3-115"/>
                     <w:numPr>
                       <w:ilvl w:val="0"/>
-                      <w:numId w:val="30"/>
+                      <w:numId w:val="29"/>
                     </w:numPr>
                     <w:ind w:left="454" w:hanging="227"/>
                   </w:pPr>
@@ -17722,7 +17831,7 @@
                     <w:pStyle w:val="SS3-115"/>
                     <w:numPr>
                       <w:ilvl w:val="0"/>
-                      <w:numId w:val="30"/>
+                      <w:numId w:val="29"/>
                     </w:numPr>
                     <w:ind w:left="454" w:hanging="227"/>
                     <w:rPr>
@@ -17752,7 +17861,7 @@
                     <w:pStyle w:val="SS3-115"/>
                     <w:numPr>
                       <w:ilvl w:val="0"/>
-                      <w:numId w:val="26"/>
+                      <w:numId w:val="25"/>
                     </w:numPr>
                     <w:ind w:left="227" w:hanging="227"/>
                     <w:rPr>
@@ -17773,7 +17882,7 @@
                     <w:pStyle w:val="SS3-115"/>
                     <w:numPr>
                       <w:ilvl w:val="0"/>
-                      <w:numId w:val="32"/>
+                      <w:numId w:val="31"/>
                     </w:numPr>
                     <w:ind w:left="454" w:hanging="227"/>
                   </w:pPr>
@@ -17786,7 +17895,7 @@
                     <w:pStyle w:val="SS3-115"/>
                     <w:numPr>
                       <w:ilvl w:val="0"/>
-                      <w:numId w:val="32"/>
+                      <w:numId w:val="31"/>
                     </w:numPr>
                     <w:ind w:left="454" w:hanging="227"/>
                   </w:pPr>
@@ -17799,7 +17908,7 @@
                     <w:pStyle w:val="SS3-115"/>
                     <w:numPr>
                       <w:ilvl w:val="0"/>
-                      <w:numId w:val="32"/>
+                      <w:numId w:val="31"/>
                     </w:numPr>
                     <w:ind w:left="454" w:hanging="227"/>
                     <w:rPr>
@@ -19808,7 +19917,7 @@
               <w:pStyle w:val="SS3-115"/>
               <w:numPr>
                 <w:ilvl w:val="0"/>
-                <w:numId w:val="37"/>
+                <w:numId w:val="36"/>
               </w:numPr>
               <w:ind w:left="284" w:hanging="284"/>
             </w:pPr>
@@ -19821,7 +19930,7 @@
               <w:pStyle w:val="SS3-115"/>
               <w:numPr>
                 <w:ilvl w:val="0"/>
-                <w:numId w:val="37"/>
+                <w:numId w:val="36"/>
               </w:numPr>
               <w:ind w:left="284" w:hanging="284"/>
             </w:pPr>
@@ -19834,7 +19943,7 @@
               <w:pStyle w:val="SS3-115"/>
               <w:numPr>
                 <w:ilvl w:val="0"/>
-                <w:numId w:val="37"/>
+                <w:numId w:val="36"/>
               </w:numPr>
               <w:ind w:left="284" w:hanging="284"/>
             </w:pPr>
@@ -19847,7 +19956,7 @@
               <w:pStyle w:val="SS3-115"/>
               <w:numPr>
                 <w:ilvl w:val="0"/>
-                <w:numId w:val="37"/>
+                <w:numId w:val="36"/>
               </w:numPr>
               <w:ind w:left="284" w:hanging="284"/>
             </w:pPr>
@@ -19860,7 +19969,7 @@
               <w:pStyle w:val="SS3-115"/>
               <w:numPr>
                 <w:ilvl w:val="0"/>
-                <w:numId w:val="37"/>
+                <w:numId w:val="36"/>
               </w:numPr>
               <w:ind w:left="284" w:hanging="284"/>
               <w:rPr>
@@ -20225,12 +20334,51 @@
               <w:pStyle w:val="SS3-115"/>
               <w:numPr>
                 <w:ilvl w:val="0"/>
-                <w:numId w:val="34"/>
+                <w:numId w:val="33"/>
               </w:numPr>
               <w:ind w:left="284" w:hanging="284"/>
             </w:pPr>
             <w:r>
               <w:t>asks you about your likes and dislikes?</w:t>
+            </w:r>
+          </w:p>
+          <w:p>
+            <w:pPr>
+              <w:pStyle w:val="SS3-115"/>
+              <w:numPr>
+                <w:ilvl w:val="0"/>
+                <w:numId w:val="33"/>
+              </w:numPr>
+              <w:ind w:left="284" w:hanging="284"/>
+            </w:pPr>
+            <w:r>
+              <w:t>asks you about your personal preferences?</w:t>
+            </w:r>
+          </w:p>
+          <w:p>
+            <w:pPr>
+              <w:pStyle w:val="SS3-115"/>
+              <w:numPr>
+                <w:ilvl w:val="0"/>
+                <w:numId w:val="33"/>
+              </w:numPr>
+              <w:ind w:left="284" w:hanging="284"/>
+            </w:pPr>
+            <w:r>
+              <w:t>asks you how regularly you do something?</w:t>
+            </w:r>
+          </w:p>
+          <w:p>
+            <w:pPr>
+              <w:pStyle w:val="SS3-115"/>
+              <w:numPr>
+                <w:ilvl w:val="0"/>
+                <w:numId w:val="33"/>
+              </w:numPr>
+              <w:ind w:left="284" w:hanging="284"/>
+            </w:pPr>
+            <w:r>
+              <w:t>asks you to talk about who you are like in your family?</w:t>
             </w:r>
           </w:p>
           <w:p>
@@ -20243,7 +20391,7 @@
               <w:ind w:left="284" w:hanging="284"/>
             </w:pPr>
             <w:r>
-              <w:t>asks you about your personal preferences?</w:t>
+              <w:t>Are you more similar to your mother or your father?</w:t>
             </w:r>
           </w:p>
           <w:p>
@@ -20256,7 +20404,7 @@
               <w:ind w:left="284" w:hanging="284"/>
             </w:pPr>
             <w:r>
-              <w:t>asks you how regularly you do something?</w:t>
+              <w:t>How often do you go out with your family?</w:t>
             </w:r>
           </w:p>
           <w:p>
@@ -20269,7 +20417,7 @@
               <w:ind w:left="284" w:hanging="284"/>
             </w:pPr>
             <w:r>
-              <w:t>asks you to talk about who you are like in your family?</w:t>
+              <w:t>What do you enjoy doing with your family?</w:t>
             </w:r>
           </w:p>
           <w:p>
@@ -20277,46 +20425,7 @@
               <w:pStyle w:val="SS3-115"/>
               <w:numPr>
                 <w:ilvl w:val="0"/>
-                <w:numId w:val="35"/>
-              </w:numPr>
-              <w:ind w:left="284" w:hanging="284"/>
-            </w:pPr>
-            <w:r>
-              <w:t>Are you more similar to your mother or your father?</w:t>
-            </w:r>
-          </w:p>
-          <w:p>
-            <w:pPr>
-              <w:pStyle w:val="SS3-115"/>
-              <w:numPr>
-                <w:ilvl w:val="0"/>
-                <w:numId w:val="35"/>
-              </w:numPr>
-              <w:ind w:left="284" w:hanging="284"/>
-            </w:pPr>
-            <w:r>
-              <w:t>How often do you go out with your family?</w:t>
-            </w:r>
-          </w:p>
-          <w:p>
-            <w:pPr>
-              <w:pStyle w:val="SS3-115"/>
-              <w:numPr>
-                <w:ilvl w:val="0"/>
-                <w:numId w:val="35"/>
-              </w:numPr>
-              <w:ind w:left="284" w:hanging="284"/>
-            </w:pPr>
-            <w:r>
-              <w:t>What do you enjoy doing with your family?</w:t>
-            </w:r>
-          </w:p>
-          <w:p>
-            <w:pPr>
-              <w:pStyle w:val="SS3-115"/>
-              <w:numPr>
-                <w:ilvl w:val="0"/>
-                <w:numId w:val="35"/>
+                <w:numId w:val="34"/>
               </w:numPr>
               <w:ind w:left="284" w:hanging="284"/>
             </w:pPr>
@@ -20646,7 +20755,7 @@
               <w:pStyle w:val="SS3-115"/>
               <w:numPr>
                 <w:ilvl w:val="0"/>
-                <w:numId w:val="36"/>
+                <w:numId w:val="35"/>
               </w:numPr>
               <w:ind w:left="227" w:hanging="227"/>
             </w:pPr>
@@ -20681,7 +20790,7 @@
               <w:pStyle w:val="SS3-115"/>
               <w:numPr>
                 <w:ilvl w:val="0"/>
-                <w:numId w:val="36"/>
+                <w:numId w:val="35"/>
               </w:numPr>
               <w:ind w:left="227" w:hanging="227"/>
             </w:pPr>
@@ -20710,7 +20819,7 @@
               <w:pStyle w:val="SS3-115"/>
               <w:numPr>
                 <w:ilvl w:val="0"/>
-                <w:numId w:val="36"/>
+                <w:numId w:val="35"/>
               </w:numPr>
               <w:ind w:left="227" w:hanging="227"/>
             </w:pPr>
@@ -20736,7 +20845,7 @@
               <w:pStyle w:val="SS3-115"/>
               <w:numPr>
                 <w:ilvl w:val="0"/>
-                <w:numId w:val="36"/>
+                <w:numId w:val="35"/>
               </w:numPr>
               <w:ind w:left="227" w:hanging="227"/>
             </w:pPr>
@@ -20765,7 +20874,7 @@
               <w:pStyle w:val="SS3-115"/>
               <w:numPr>
                 <w:ilvl w:val="0"/>
-                <w:numId w:val="36"/>
+                <w:numId w:val="35"/>
               </w:numPr>
               <w:ind w:left="227" w:hanging="227"/>
             </w:pPr>
@@ -20794,7 +20903,7 @@
               <w:pStyle w:val="SS3-115"/>
               <w:numPr>
                 <w:ilvl w:val="0"/>
-                <w:numId w:val="36"/>
+                <w:numId w:val="35"/>
               </w:numPr>
               <w:ind w:left="227" w:hanging="227"/>
             </w:pPr>
@@ -21057,7 +21166,7 @@
               <w:pStyle w:val="SS3-115"/>
               <w:numPr>
                 <w:ilvl w:val="0"/>
-                <w:numId w:val="38"/>
+                <w:numId w:val="37"/>
               </w:numPr>
               <w:ind w:left="284" w:hanging="284"/>
             </w:pPr>
@@ -21070,7 +21179,7 @@
               <w:pStyle w:val="SS3-115"/>
               <w:numPr>
                 <w:ilvl w:val="0"/>
-                <w:numId w:val="38"/>
+                <w:numId w:val="37"/>
               </w:numPr>
               <w:ind w:left="284" w:hanging="284"/>
             </w:pPr>
@@ -21083,7 +21192,7 @@
               <w:pStyle w:val="SS3-115"/>
               <w:numPr>
                 <w:ilvl w:val="0"/>
-                <w:numId w:val="38"/>
+                <w:numId w:val="37"/>
               </w:numPr>
               <w:ind w:left="284" w:hanging="284"/>
             </w:pPr>
@@ -21392,7 +21501,7 @@
                     <w:pStyle w:val="ListParagraph"/>
                     <w:numPr>
                       <w:ilvl w:val="0"/>
-                      <w:numId w:val="39"/>
+                      <w:numId w:val="38"/>
                     </w:numPr>
                     <w:ind w:left="340" w:hanging="170"/>
                     <w:rPr>
@@ -21415,7 +21524,7 @@
                     <w:pStyle w:val="ListParagraph"/>
                     <w:numPr>
                       <w:ilvl w:val="0"/>
-                      <w:numId w:val="39"/>
+                      <w:numId w:val="38"/>
                     </w:numPr>
                     <w:ind w:left="340" w:hanging="170"/>
                     <w:rPr>
@@ -21438,7 +21547,7 @@
                     <w:pStyle w:val="ListParagraph"/>
                     <w:numPr>
                       <w:ilvl w:val="0"/>
-                      <w:numId w:val="39"/>
+                      <w:numId w:val="38"/>
                     </w:numPr>
                     <w:ind w:left="340" w:hanging="170"/>
                     <w:rPr>
@@ -21461,7 +21570,7 @@
                     <w:pStyle w:val="ListParagraph"/>
                     <w:numPr>
                       <w:ilvl w:val="0"/>
-                      <w:numId w:val="39"/>
+                      <w:numId w:val="38"/>
                     </w:numPr>
                     <w:ind w:left="340" w:hanging="170"/>
                     <w:rPr>
@@ -21807,7 +21916,7 @@
               <w:pStyle w:val="ListParagraph"/>
               <w:numPr>
                 <w:ilvl w:val="0"/>
-                <w:numId w:val="40"/>
+                <w:numId w:val="39"/>
               </w:numPr>
               <w:ind w:left="284" w:hanging="284"/>
               <w:rPr>
@@ -21830,7 +21939,7 @@
               <w:pStyle w:val="ListParagraph"/>
               <w:numPr>
                 <w:ilvl w:val="0"/>
-                <w:numId w:val="40"/>
+                <w:numId w:val="39"/>
               </w:numPr>
               <w:ind w:left="284" w:hanging="284"/>
               <w:rPr>
@@ -21853,7 +21962,7 @@
               <w:pStyle w:val="ListParagraph"/>
               <w:numPr>
                 <w:ilvl w:val="0"/>
-                <w:numId w:val="40"/>
+                <w:numId w:val="39"/>
               </w:numPr>
               <w:ind w:left="284" w:hanging="284"/>
               <w:rPr>
@@ -21876,7 +21985,7 @@
               <w:pStyle w:val="ListParagraph"/>
               <w:numPr>
                 <w:ilvl w:val="0"/>
-                <w:numId w:val="40"/>
+                <w:numId w:val="39"/>
               </w:numPr>
               <w:ind w:left="284" w:hanging="284"/>
               <w:rPr>
@@ -21899,7 +22008,7 @@
               <w:pStyle w:val="ListParagraph"/>
               <w:numPr>
                 <w:ilvl w:val="0"/>
-                <w:numId w:val="40"/>
+                <w:numId w:val="39"/>
               </w:numPr>
               <w:ind w:left="284" w:hanging="284"/>
             </w:pPr>
@@ -22926,7 +23035,7 @@
               <w:pStyle w:val="SS3-115"/>
               <w:numPr>
                 <w:ilvl w:val="0"/>
-                <w:numId w:val="41"/>
+                <w:numId w:val="40"/>
               </w:numPr>
               <w:spacing w:after="0"/>
               <w:ind w:left="284" w:hanging="284"/>
@@ -22970,7 +23079,7 @@
               <w:pStyle w:val="SS3-115"/>
               <w:numPr>
                 <w:ilvl w:val="0"/>
-                <w:numId w:val="41"/>
+                <w:numId w:val="40"/>
               </w:numPr>
               <w:spacing w:after="0"/>
               <w:ind w:left="284" w:hanging="284"/>
@@ -22984,7 +23093,7 @@
               <w:pStyle w:val="SS3-115"/>
               <w:numPr>
                 <w:ilvl w:val="0"/>
-                <w:numId w:val="41"/>
+                <w:numId w:val="40"/>
               </w:numPr>
               <w:spacing w:after="0"/>
               <w:ind w:left="284" w:hanging="284"/>
@@ -22998,7 +23107,7 @@
               <w:pStyle w:val="ListParagraph"/>
               <w:numPr>
                 <w:ilvl w:val="0"/>
-                <w:numId w:val="41"/>
+                <w:numId w:val="40"/>
               </w:numPr>
               <w:ind w:left="284" w:hanging="284"/>
               <w:rPr>
@@ -23181,7 +23290,7 @@
               <w:pStyle w:val="SS3-115"/>
               <w:numPr>
                 <w:ilvl w:val="0"/>
-                <w:numId w:val="42"/>
+                <w:numId w:val="41"/>
               </w:numPr>
               <w:ind w:left="284" w:hanging="284"/>
             </w:pPr>
@@ -23194,7 +23303,7 @@
               <w:pStyle w:val="SS3-115"/>
               <w:numPr>
                 <w:ilvl w:val="0"/>
-                <w:numId w:val="42"/>
+                <w:numId w:val="41"/>
               </w:numPr>
               <w:ind w:left="284" w:hanging="284"/>
             </w:pPr>
@@ -23207,7 +23316,7 @@
               <w:pStyle w:val="SS3-115"/>
               <w:numPr>
                 <w:ilvl w:val="0"/>
-                <w:numId w:val="42"/>
+                <w:numId w:val="41"/>
               </w:numPr>
               <w:ind w:left="284" w:hanging="284"/>
             </w:pPr>
@@ -23220,7 +23329,7 @@
               <w:pStyle w:val="SS3-115"/>
               <w:numPr>
                 <w:ilvl w:val="0"/>
-                <w:numId w:val="42"/>
+                <w:numId w:val="41"/>
               </w:numPr>
               <w:ind w:left="284" w:hanging="284"/>
             </w:pPr>
@@ -23232,7 +23341,7 @@
             <w:pPr>
               <w:numPr>
                 <w:ilvl w:val="0"/>
-                <w:numId w:val="42"/>
+                <w:numId w:val="41"/>
               </w:numPr>
               <w:ind w:left="284" w:hanging="284"/>
               <w:rPr>
@@ -24610,96 +24719,93 @@
     </w:lvl>
   </w:abstractNum>
   <w:abstractNum w:abstractNumId="13" w15:restartNumberingAfterBreak="0">
-    <w:nsid w:val="212E1A90"/>
+    <w:nsid w:val="1DB4488D"/>
     <w:multiLevelType w:val="hybridMultilevel"/>
-    <w:tmpl w:val="8EA8656A"/>
-    <w:lvl w:ilvl="0" w:tplc="19A42D6C">
-      <w:start w:val="1"/>
-      <w:numFmt w:val="lowerLetter"/>
+    <w:tmpl w:val="678CE024"/>
+    <w:lvl w:ilvl="0" w:tplc="FFFFFFFF">
+      <w:start w:val="1"/>
+      <w:numFmt w:val="decimal"/>
       <w:lvlText w:val="%1:"/>
       <w:lvlJc w:val="left"/>
       <w:pPr>
-        <w:ind w:left="720" w:hanging="360"/>
+        <w:ind w:left="360" w:hanging="360"/>
       </w:pPr>
       <w:rPr>
-        <w:rFonts w:ascii="Source Sans 3" w:hAnsi="Source Sans 3" w:hint="default"/>
+        <w:rFonts w:ascii="Source Sans 3 Bold" w:hAnsi="Source Sans 3 Bold" w:cstheme="minorBidi" w:hint="default"/>
         <w:b/>
         <w:bCs/>
-        <w:spacing w:val="0"/>
-        <w:w w:val="77"/>
-        <w:lang w:val="en-US" w:eastAsia="en-US" w:bidi="ar-SA"/>
       </w:rPr>
     </w:lvl>
-    <w:lvl w:ilvl="1" w:tplc="04090019" w:tentative="1">
+    <w:lvl w:ilvl="1" w:tplc="FFFFFFFF" w:tentative="1">
       <w:start w:val="1"/>
       <w:numFmt w:val="lowerLetter"/>
       <w:lvlText w:val="%2."/>
       <w:lvlJc w:val="left"/>
       <w:pPr>
-        <w:ind w:left="1440" w:hanging="360"/>
-      </w:pPr>
-    </w:lvl>
-    <w:lvl w:ilvl="2" w:tplc="0409001B" w:tentative="1">
+        <w:ind w:left="1080" w:hanging="360"/>
+      </w:pPr>
+    </w:lvl>
+    <w:lvl w:ilvl="2" w:tplc="FFFFFFFF" w:tentative="1">
       <w:start w:val="1"/>
       <w:numFmt w:val="lowerRoman"/>
       <w:lvlText w:val="%3."/>
       <w:lvlJc w:val="right"/>
       <w:pPr>
-        <w:ind w:left="2160" w:hanging="180"/>
-      </w:pPr>
-    </w:lvl>
-    <w:lvl w:ilvl="3" w:tplc="0409000F" w:tentative="1">
+        <w:ind w:left="1800" w:hanging="180"/>
+      </w:pPr>
+    </w:lvl>
+    <w:lvl w:ilvl="3" w:tplc="FFFFFFFF" w:tentative="1">
       <w:start w:val="1"/>
       <w:numFmt w:val="decimal"/>
       <w:lvlText w:val="%4."/>
       <w:lvlJc w:val="left"/>
       <w:pPr>
-        <w:ind w:left="2880" w:hanging="360"/>
-      </w:pPr>
-    </w:lvl>
-    <w:lvl w:ilvl="4" w:tplc="04090019" w:tentative="1">
+        <w:ind w:left="2520" w:hanging="360"/>
+      </w:pPr>
+    </w:lvl>
+    <w:lvl w:ilvl="4" w:tplc="FFFFFFFF" w:tentative="1">
       <w:start w:val="1"/>
       <w:numFmt w:val="lowerLetter"/>
       <w:lvlText w:val="%5."/>
       <w:lvlJc w:val="left"/>
       <w:pPr>
-        <w:ind w:left="3600" w:hanging="360"/>
-      </w:pPr>
-    </w:lvl>
-    <w:lvl w:ilvl="5" w:tplc="0409001B" w:tentative="1">
+        <w:ind w:left="3240" w:hanging="360"/>
+      </w:pPr>
+    </w:lvl>
+    <w:lvl w:ilvl="5" w:tplc="FFFFFFFF" w:tentative="1">
       <w:start w:val="1"/>
       <w:numFmt w:val="lowerRoman"/>
       <w:lvlText w:val="%6."/>
       <w:lvlJc w:val="right"/>
       <w:pPr>
-        <w:ind w:left="4320" w:hanging="180"/>
-      </w:pPr>
-    </w:lvl>
-    <w:lvl w:ilvl="6" w:tplc="0409000F" w:tentative="1">
+        <w:ind w:left="3960" w:hanging="180"/>
+      </w:pPr>
+    </w:lvl>
+    <w:lvl w:ilvl="6" w:tplc="FFFFFFFF" w:tentative="1">
       <w:start w:val="1"/>
       <w:numFmt w:val="decimal"/>
       <w:lvlText w:val="%7."/>
       <w:lvlJc w:val="left"/>
       <w:pPr>
-        <w:ind w:left="5040" w:hanging="360"/>
-      </w:pPr>
-    </w:lvl>
-    <w:lvl w:ilvl="7" w:tplc="04090019" w:tentative="1">
+        <w:ind w:left="4680" w:hanging="360"/>
+      </w:pPr>
+    </w:lvl>
+    <w:lvl w:ilvl="7" w:tplc="FFFFFFFF" w:tentative="1">
       <w:start w:val="1"/>
       <w:numFmt w:val="lowerLetter"/>
       <w:lvlText w:val="%8."/>
       <w:lvlJc w:val="left"/>
       <w:pPr>
-        <w:ind w:left="5760" w:hanging="360"/>
-      </w:pPr>
-    </w:lvl>
-    <w:lvl w:ilvl="8" w:tplc="0409001B" w:tentative="1">
+        <w:ind w:left="5400" w:hanging="360"/>
+      </w:pPr>
+    </w:lvl>
+    <w:lvl w:ilvl="8" w:tplc="FFFFFFFF" w:tentative="1">
       <w:start w:val="1"/>
       <w:numFmt w:val="lowerRoman"/>
       <w:lvlText w:val="%9."/>
       <w:lvlJc w:val="right"/>
       <w:pPr>
-        <w:ind w:left="6480" w:hanging="180"/>
+        <w:ind w:left="6120" w:hanging="180"/>
       </w:pPr>
     </w:lvl>
   </w:abstractNum>
@@ -26327,6 +26433,97 @@
     </w:lvl>
   </w:abstractNum>
   <w:abstractNum w:abstractNumId="31" w15:restartNumberingAfterBreak="0">
+    <w:nsid w:val="4B327DE5"/>
+    <w:multiLevelType w:val="hybridMultilevel"/>
+    <w:tmpl w:val="3006C858"/>
+    <w:lvl w:ilvl="0" w:tplc="72A80D18">
+      <w:start w:val="1"/>
+      <w:numFmt w:val="decimal"/>
+      <w:lvlText w:val="%1:"/>
+      <w:lvlJc w:val="left"/>
+      <w:pPr>
+        <w:ind w:left="360" w:hanging="360"/>
+      </w:pPr>
+      <w:rPr>
+        <w:rFonts w:ascii="Source Sans 3 Bold" w:hAnsi="Source Sans 3 Bold" w:cstheme="minorBidi" w:hint="default"/>
+        <w:b/>
+        <w:bCs/>
+      </w:rPr>
+    </w:lvl>
+    <w:lvl w:ilvl="1" w:tplc="04090019" w:tentative="1">
+      <w:start w:val="1"/>
+      <w:numFmt w:val="lowerLetter"/>
+      <w:lvlText w:val="%2."/>
+      <w:lvlJc w:val="left"/>
+      <w:pPr>
+        <w:ind w:left="1080" w:hanging="360"/>
+      </w:pPr>
+    </w:lvl>
+    <w:lvl w:ilvl="2" w:tplc="0409001B" w:tentative="1">
+      <w:start w:val="1"/>
+      <w:numFmt w:val="lowerRoman"/>
+      <w:lvlText w:val="%3."/>
+      <w:lvlJc w:val="right"/>
+      <w:pPr>
+        <w:ind w:left="1800" w:hanging="180"/>
+      </w:pPr>
+    </w:lvl>
+    <w:lvl w:ilvl="3" w:tplc="0409000F" w:tentative="1">
+      <w:start w:val="1"/>
+      <w:numFmt w:val="decimal"/>
+      <w:lvlText w:val="%4."/>
+      <w:lvlJc w:val="left"/>
+      <w:pPr>
+        <w:ind w:left="2520" w:hanging="360"/>
+      </w:pPr>
+    </w:lvl>
+    <w:lvl w:ilvl="4" w:tplc="04090019" w:tentative="1">
+      <w:start w:val="1"/>
+      <w:numFmt w:val="lowerLetter"/>
+      <w:lvlText w:val="%5."/>
+      <w:lvlJc w:val="left"/>
+      <w:pPr>
+        <w:ind w:left="3240" w:hanging="360"/>
+      </w:pPr>
+    </w:lvl>
+    <w:lvl w:ilvl="5" w:tplc="0409001B" w:tentative="1">
+      <w:start w:val="1"/>
+      <w:numFmt w:val="lowerRoman"/>
+      <w:lvlText w:val="%6."/>
+      <w:lvlJc w:val="right"/>
+      <w:pPr>
+        <w:ind w:left="3960" w:hanging="180"/>
+      </w:pPr>
+    </w:lvl>
+    <w:lvl w:ilvl="6" w:tplc="0409000F" w:tentative="1">
+      <w:start w:val="1"/>
+      <w:numFmt w:val="decimal"/>
+      <w:lvlText w:val="%7."/>
+      <w:lvlJc w:val="left"/>
+      <w:pPr>
+        <w:ind w:left="4680" w:hanging="360"/>
+      </w:pPr>
+    </w:lvl>
+    <w:lvl w:ilvl="7" w:tplc="04090019" w:tentative="1">
+      <w:start w:val="1"/>
+      <w:numFmt w:val="lowerLetter"/>
+      <w:lvlText w:val="%8."/>
+      <w:lvlJc w:val="left"/>
+      <w:pPr>
+        <w:ind w:left="5400" w:hanging="360"/>
+      </w:pPr>
+    </w:lvl>
+    <w:lvl w:ilvl="8" w:tplc="0409001B" w:tentative="1">
+      <w:start w:val="1"/>
+      <w:numFmt w:val="lowerRoman"/>
+      <w:lvlText w:val="%9."/>
+      <w:lvlJc w:val="right"/>
+      <w:pPr>
+        <w:ind w:left="6120" w:hanging="180"/>
+      </w:pPr>
+    </w:lvl>
+  </w:abstractNum>
+  <w:abstractNum w:abstractNumId="32" w15:restartNumberingAfterBreak="0">
     <w:nsid w:val="4F2C1F73"/>
     <w:multiLevelType w:val="hybridMultilevel"/>
     <w:tmpl w:val="67164D22"/>
@@ -26417,7 +26614,7 @@
       </w:pPr>
     </w:lvl>
   </w:abstractNum>
-  <w:abstractNum w:abstractNumId="32" w15:restartNumberingAfterBreak="0">
+  <w:abstractNum w:abstractNumId="33" w15:restartNumberingAfterBreak="0">
     <w:nsid w:val="54B149BE"/>
     <w:multiLevelType w:val="hybridMultilevel"/>
     <w:tmpl w:val="7D56C986"/>
@@ -26535,7 +26732,7 @@
       </w:rPr>
     </w:lvl>
   </w:abstractNum>
-  <w:abstractNum w:abstractNumId="33" w15:restartNumberingAfterBreak="0">
+  <w:abstractNum w:abstractNumId="34" w15:restartNumberingAfterBreak="0">
     <w:nsid w:val="55F60A70"/>
     <w:multiLevelType w:val="hybridMultilevel"/>
     <w:tmpl w:val="291A30C6"/>
@@ -26626,7 +26823,7 @@
       </w:pPr>
     </w:lvl>
   </w:abstractNum>
-  <w:abstractNum w:abstractNumId="34" w15:restartNumberingAfterBreak="0">
+  <w:abstractNum w:abstractNumId="35" w15:restartNumberingAfterBreak="0">
     <w:nsid w:val="562B77A1"/>
     <w:multiLevelType w:val="hybridMultilevel"/>
     <w:tmpl w:val="81B45C5E"/>
@@ -26722,7 +26919,7 @@
       </w:pPr>
     </w:lvl>
   </w:abstractNum>
-  <w:abstractNum w:abstractNumId="35" w15:restartNumberingAfterBreak="0">
+  <w:abstractNum w:abstractNumId="36" w15:restartNumberingAfterBreak="0">
     <w:nsid w:val="5767473C"/>
     <w:multiLevelType w:val="hybridMultilevel"/>
     <w:tmpl w:val="3104F218"/>
@@ -26813,7 +27010,7 @@
       </w:pPr>
     </w:lvl>
   </w:abstractNum>
-  <w:abstractNum w:abstractNumId="36" w15:restartNumberingAfterBreak="0">
+  <w:abstractNum w:abstractNumId="37" w15:restartNumberingAfterBreak="0">
     <w:nsid w:val="577C7F3A"/>
     <w:multiLevelType w:val="hybridMultilevel"/>
     <w:tmpl w:val="67164D22"/>
@@ -26904,7 +27101,7 @@
       </w:pPr>
     </w:lvl>
   </w:abstractNum>
-  <w:abstractNum w:abstractNumId="37" w15:restartNumberingAfterBreak="0">
+  <w:abstractNum w:abstractNumId="38" w15:restartNumberingAfterBreak="0">
     <w:nsid w:val="586431B8"/>
     <w:multiLevelType w:val="hybridMultilevel"/>
     <w:tmpl w:val="81B45C5E"/>
@@ -27000,7 +27197,7 @@
       </w:pPr>
     </w:lvl>
   </w:abstractNum>
-  <w:abstractNum w:abstractNumId="38" w15:restartNumberingAfterBreak="0">
+  <w:abstractNum w:abstractNumId="39" w15:restartNumberingAfterBreak="0">
     <w:nsid w:val="59D910B2"/>
     <w:multiLevelType w:val="hybridMultilevel"/>
     <w:tmpl w:val="678CE024"/>
@@ -27091,7 +27288,7 @@
       </w:pPr>
     </w:lvl>
   </w:abstractNum>
-  <w:abstractNum w:abstractNumId="39" w15:restartNumberingAfterBreak="0">
+  <w:abstractNum w:abstractNumId="40" w15:restartNumberingAfterBreak="0">
     <w:nsid w:val="5A0D78FF"/>
     <w:multiLevelType w:val="hybridMultilevel"/>
     <w:tmpl w:val="E84C2A80"/>
@@ -27185,7 +27382,7 @@
       </w:pPr>
     </w:lvl>
   </w:abstractNum>
-  <w:abstractNum w:abstractNumId="40" w15:restartNumberingAfterBreak="0">
+  <w:abstractNum w:abstractNumId="41" w15:restartNumberingAfterBreak="0">
     <w:nsid w:val="5B1160CF"/>
     <w:multiLevelType w:val="hybridMultilevel"/>
     <w:tmpl w:val="57F843B4"/>
@@ -27276,7 +27473,7 @@
       </w:pPr>
     </w:lvl>
   </w:abstractNum>
-  <w:abstractNum w:abstractNumId="41" w15:restartNumberingAfterBreak="0">
+  <w:abstractNum w:abstractNumId="42" w15:restartNumberingAfterBreak="0">
     <w:nsid w:val="5EBE5C6C"/>
     <w:multiLevelType w:val="hybridMultilevel"/>
     <w:tmpl w:val="882EE4CC"/>
@@ -27367,7 +27564,7 @@
       </w:pPr>
     </w:lvl>
   </w:abstractNum>
-  <w:abstractNum w:abstractNumId="42" w15:restartNumberingAfterBreak="0">
+  <w:abstractNum w:abstractNumId="43" w15:restartNumberingAfterBreak="0">
     <w:nsid w:val="60097C00"/>
     <w:multiLevelType w:val="hybridMultilevel"/>
     <w:tmpl w:val="D7A0B374"/>
@@ -27480,7 +27677,7 @@
       </w:rPr>
     </w:lvl>
   </w:abstractNum>
-  <w:abstractNum w:abstractNumId="43" w15:restartNumberingAfterBreak="0">
+  <w:abstractNum w:abstractNumId="44" w15:restartNumberingAfterBreak="0">
     <w:nsid w:val="60E466AB"/>
     <w:multiLevelType w:val="hybridMultilevel"/>
     <w:tmpl w:val="59B4B60E"/>
@@ -27595,7 +27792,7 @@
       </w:rPr>
     </w:lvl>
   </w:abstractNum>
-  <w:abstractNum w:abstractNumId="44" w15:restartNumberingAfterBreak="0">
+  <w:abstractNum w:abstractNumId="45" w15:restartNumberingAfterBreak="0">
     <w:nsid w:val="61164B02"/>
     <w:multiLevelType w:val="hybridMultilevel"/>
     <w:tmpl w:val="C602D860"/>
@@ -27686,7 +27883,98 @@
       </w:pPr>
     </w:lvl>
   </w:abstractNum>
-  <w:abstractNum w:abstractNumId="45" w15:restartNumberingAfterBreak="0">
+  <w:abstractNum w:abstractNumId="46" w15:restartNumberingAfterBreak="0">
+    <w:nsid w:val="6388234C"/>
+    <w:multiLevelType w:val="hybridMultilevel"/>
+    <w:tmpl w:val="678CE024"/>
+    <w:lvl w:ilvl="0" w:tplc="FFFFFFFF">
+      <w:start w:val="1"/>
+      <w:numFmt w:val="decimal"/>
+      <w:lvlText w:val="%1:"/>
+      <w:lvlJc w:val="left"/>
+      <w:pPr>
+        <w:ind w:left="360" w:hanging="360"/>
+      </w:pPr>
+      <w:rPr>
+        <w:rFonts w:ascii="Source Sans 3 Bold" w:hAnsi="Source Sans 3 Bold" w:cstheme="minorBidi" w:hint="default"/>
+        <w:b/>
+        <w:bCs/>
+      </w:rPr>
+    </w:lvl>
+    <w:lvl w:ilvl="1" w:tplc="FFFFFFFF" w:tentative="1">
+      <w:start w:val="1"/>
+      <w:numFmt w:val="lowerLetter"/>
+      <w:lvlText w:val="%2."/>
+      <w:lvlJc w:val="left"/>
+      <w:pPr>
+        <w:ind w:left="1080" w:hanging="360"/>
+      </w:pPr>
+    </w:lvl>
+    <w:lvl w:ilvl="2" w:tplc="FFFFFFFF" w:tentative="1">
+      <w:start w:val="1"/>
+      <w:numFmt w:val="lowerRoman"/>
+      <w:lvlText w:val="%3."/>
+      <w:lvlJc w:val="right"/>
+      <w:pPr>
+        <w:ind w:left="1800" w:hanging="180"/>
+      </w:pPr>
+    </w:lvl>
+    <w:lvl w:ilvl="3" w:tplc="FFFFFFFF" w:tentative="1">
+      <w:start w:val="1"/>
+      <w:numFmt w:val="decimal"/>
+      <w:lvlText w:val="%4."/>
+      <w:lvlJc w:val="left"/>
+      <w:pPr>
+        <w:ind w:left="2520" w:hanging="360"/>
+      </w:pPr>
+    </w:lvl>
+    <w:lvl w:ilvl="4" w:tplc="FFFFFFFF" w:tentative="1">
+      <w:start w:val="1"/>
+      <w:numFmt w:val="lowerLetter"/>
+      <w:lvlText w:val="%5."/>
+      <w:lvlJc w:val="left"/>
+      <w:pPr>
+        <w:ind w:left="3240" w:hanging="360"/>
+      </w:pPr>
+    </w:lvl>
+    <w:lvl w:ilvl="5" w:tplc="FFFFFFFF" w:tentative="1">
+      <w:start w:val="1"/>
+      <w:numFmt w:val="lowerRoman"/>
+      <w:lvlText w:val="%6."/>
+      <w:lvlJc w:val="right"/>
+      <w:pPr>
+        <w:ind w:left="3960" w:hanging="180"/>
+      </w:pPr>
+    </w:lvl>
+    <w:lvl w:ilvl="6" w:tplc="FFFFFFFF" w:tentative="1">
+      <w:start w:val="1"/>
+      <w:numFmt w:val="decimal"/>
+      <w:lvlText w:val="%7."/>
+      <w:lvlJc w:val="left"/>
+      <w:pPr>
+        <w:ind w:left="4680" w:hanging="360"/>
+      </w:pPr>
+    </w:lvl>
+    <w:lvl w:ilvl="7" w:tplc="FFFFFFFF" w:tentative="1">
+      <w:start w:val="1"/>
+      <w:numFmt w:val="lowerLetter"/>
+      <w:lvlText w:val="%8."/>
+      <w:lvlJc w:val="left"/>
+      <w:pPr>
+        <w:ind w:left="5400" w:hanging="360"/>
+      </w:pPr>
+    </w:lvl>
+    <w:lvl w:ilvl="8" w:tplc="FFFFFFFF" w:tentative="1">
+      <w:start w:val="1"/>
+      <w:numFmt w:val="lowerRoman"/>
+      <w:lvlText w:val="%9."/>
+      <w:lvlJc w:val="right"/>
+      <w:pPr>
+        <w:ind w:left="6120" w:hanging="180"/>
+      </w:pPr>
+    </w:lvl>
+  </w:abstractNum>
+  <w:abstractNum w:abstractNumId="47" w15:restartNumberingAfterBreak="0">
     <w:nsid w:val="63BD094B"/>
     <w:multiLevelType w:val="hybridMultilevel"/>
     <w:tmpl w:val="5038DECC"/>
@@ -27780,7 +28068,7 @@
       </w:pPr>
     </w:lvl>
   </w:abstractNum>
-  <w:abstractNum w:abstractNumId="46" w15:restartNumberingAfterBreak="0">
+  <w:abstractNum w:abstractNumId="48" w15:restartNumberingAfterBreak="0">
     <w:nsid w:val="6491516F"/>
     <w:multiLevelType w:val="hybridMultilevel"/>
     <w:tmpl w:val="A1804C88"/>
@@ -27893,7 +28181,7 @@
       </w:rPr>
     </w:lvl>
   </w:abstractNum>
-  <w:abstractNum w:abstractNumId="47" w15:restartNumberingAfterBreak="0">
+  <w:abstractNum w:abstractNumId="49" w15:restartNumberingAfterBreak="0">
     <w:nsid w:val="64D45578"/>
     <w:multiLevelType w:val="hybridMultilevel"/>
     <w:tmpl w:val="670CB506"/>
@@ -28006,7 +28294,7 @@
       </w:rPr>
     </w:lvl>
   </w:abstractNum>
-  <w:abstractNum w:abstractNumId="48" w15:restartNumberingAfterBreak="0">
+  <w:abstractNum w:abstractNumId="50" w15:restartNumberingAfterBreak="0">
     <w:nsid w:val="65B06E36"/>
     <w:multiLevelType w:val="hybridMultilevel"/>
     <w:tmpl w:val="4C640FB4"/>
@@ -28097,7 +28385,7 @@
       </w:pPr>
     </w:lvl>
   </w:abstractNum>
-  <w:abstractNum w:abstractNumId="49" w15:restartNumberingAfterBreak="0">
+  <w:abstractNum w:abstractNumId="51" w15:restartNumberingAfterBreak="0">
     <w:nsid w:val="65C45C9E"/>
     <w:multiLevelType w:val="hybridMultilevel"/>
     <w:tmpl w:val="D68C57F0"/>
@@ -28188,7 +28476,7 @@
       </w:pPr>
     </w:lvl>
   </w:abstractNum>
-  <w:abstractNum w:abstractNumId="50" w15:restartNumberingAfterBreak="0">
+  <w:abstractNum w:abstractNumId="52" w15:restartNumberingAfterBreak="0">
     <w:nsid w:val="66A46C02"/>
     <w:multiLevelType w:val="hybridMultilevel"/>
     <w:tmpl w:val="92B0FC20"/>
@@ -28282,7 +28570,7 @@
       </w:pPr>
     </w:lvl>
   </w:abstractNum>
-  <w:abstractNum w:abstractNumId="51" w15:restartNumberingAfterBreak="0">
+  <w:abstractNum w:abstractNumId="53" w15:restartNumberingAfterBreak="0">
     <w:nsid w:val="6F816CC4"/>
     <w:multiLevelType w:val="hybridMultilevel"/>
     <w:tmpl w:val="D3AE3B5E"/>
@@ -28375,7 +28663,7 @@
       </w:pPr>
     </w:lvl>
   </w:abstractNum>
-  <w:abstractNum w:abstractNumId="52" w15:restartNumberingAfterBreak="0">
+  <w:abstractNum w:abstractNumId="54" w15:restartNumberingAfterBreak="0">
     <w:nsid w:val="718670CF"/>
     <w:multiLevelType w:val="hybridMultilevel"/>
     <w:tmpl w:val="FE56AE90"/>
@@ -28469,7 +28757,7 @@
       </w:pPr>
     </w:lvl>
   </w:abstractNum>
-  <w:abstractNum w:abstractNumId="53" w15:restartNumberingAfterBreak="0">
+  <w:abstractNum w:abstractNumId="55" w15:restartNumberingAfterBreak="0">
     <w:nsid w:val="727E12B2"/>
     <w:multiLevelType w:val="hybridMultilevel"/>
     <w:tmpl w:val="F87E8022"/>
@@ -28560,7 +28848,7 @@
       </w:pPr>
     </w:lvl>
   </w:abstractNum>
-  <w:abstractNum w:abstractNumId="54" w15:restartNumberingAfterBreak="0">
+  <w:abstractNum w:abstractNumId="56" w15:restartNumberingAfterBreak="0">
     <w:nsid w:val="741800C0"/>
     <w:multiLevelType w:val="hybridMultilevel"/>
     <w:tmpl w:val="F3021D0C"/>
@@ -28673,7 +28961,7 @@
       </w:rPr>
     </w:lvl>
   </w:abstractNum>
-  <w:abstractNum w:abstractNumId="55" w15:restartNumberingAfterBreak="0">
+  <w:abstractNum w:abstractNumId="57" w15:restartNumberingAfterBreak="0">
     <w:nsid w:val="764873C4"/>
     <w:multiLevelType w:val="hybridMultilevel"/>
     <w:tmpl w:val="08D655B4"/>
@@ -28767,7 +29055,7 @@
       </w:pPr>
     </w:lvl>
   </w:abstractNum>
-  <w:abstractNum w:abstractNumId="56" w15:restartNumberingAfterBreak="0">
+  <w:abstractNum w:abstractNumId="58" w15:restartNumberingAfterBreak="0">
     <w:nsid w:val="765A1B30"/>
     <w:multiLevelType w:val="hybridMultilevel"/>
     <w:tmpl w:val="BEA6841C"/>
@@ -28863,7 +29151,7 @@
       </w:pPr>
     </w:lvl>
   </w:abstractNum>
-  <w:abstractNum w:abstractNumId="57" w15:restartNumberingAfterBreak="0">
+  <w:abstractNum w:abstractNumId="59" w15:restartNumberingAfterBreak="0">
     <w:nsid w:val="78F06410"/>
     <w:multiLevelType w:val="hybridMultilevel"/>
     <w:tmpl w:val="C602D860"/>
@@ -28954,7 +29242,7 @@
       </w:pPr>
     </w:lvl>
   </w:abstractNum>
-  <w:abstractNum w:abstractNumId="58" w15:restartNumberingAfterBreak="0">
+  <w:abstractNum w:abstractNumId="60" w15:restartNumberingAfterBreak="0">
     <w:nsid w:val="7A902B9B"/>
     <w:multiLevelType w:val="hybridMultilevel"/>
     <w:tmpl w:val="BEA6841C"/>
@@ -29050,7 +29338,7 @@
       </w:pPr>
     </w:lvl>
   </w:abstractNum>
-  <w:abstractNum w:abstractNumId="59" w15:restartNumberingAfterBreak="0">
+  <w:abstractNum w:abstractNumId="61" w15:restartNumberingAfterBreak="0">
     <w:nsid w:val="7EA67624"/>
     <w:multiLevelType w:val="hybridMultilevel"/>
     <w:tmpl w:val="291A30C6"/>
@@ -29148,180 +29436,186 @@
     <w:abstractNumId w:val="4"/>
   </w:num>
   <w:num w:numId="3" w16cid:durableId="1752239720">
+    <w:abstractNumId w:val="45"/>
+  </w:num>
+  <w:num w:numId="4" w16cid:durableId="28991042">
+    <w:abstractNumId w:val="36"/>
+  </w:num>
+  <w:num w:numId="5" w16cid:durableId="951788158">
+    <w:abstractNumId w:val="3"/>
+  </w:num>
+  <w:num w:numId="6" w16cid:durableId="886261180">
+    <w:abstractNumId w:val="57"/>
+  </w:num>
+  <w:num w:numId="7" w16cid:durableId="1882479073">
+    <w:abstractNumId w:val="39"/>
+  </w:num>
+  <w:num w:numId="8" w16cid:durableId="1665552601">
+    <w:abstractNumId w:val="30"/>
+  </w:num>
+  <w:num w:numId="9" w16cid:durableId="1373191236">
+    <w:abstractNumId w:val="18"/>
+  </w:num>
+  <w:num w:numId="10" w16cid:durableId="1206874510">
+    <w:abstractNumId w:val="19"/>
+  </w:num>
+  <w:num w:numId="11" w16cid:durableId="1185636100">
+    <w:abstractNumId w:val="51"/>
+  </w:num>
+  <w:num w:numId="12" w16cid:durableId="333799131">
+    <w:abstractNumId w:val="21"/>
+  </w:num>
+  <w:num w:numId="13" w16cid:durableId="214898011">
+    <w:abstractNumId w:val="34"/>
+  </w:num>
+  <w:num w:numId="14" w16cid:durableId="29763134">
+    <w:abstractNumId w:val="26"/>
+  </w:num>
+  <w:num w:numId="15" w16cid:durableId="314339201">
+    <w:abstractNumId w:val="7"/>
+  </w:num>
+  <w:num w:numId="16" w16cid:durableId="1770811348">
+    <w:abstractNumId w:val="42"/>
+  </w:num>
+  <w:num w:numId="17" w16cid:durableId="360473341">
+    <w:abstractNumId w:val="17"/>
+  </w:num>
+  <w:num w:numId="18" w16cid:durableId="69236877">
+    <w:abstractNumId w:val="61"/>
+  </w:num>
+  <w:num w:numId="19" w16cid:durableId="1829439796">
+    <w:abstractNumId w:val="24"/>
+  </w:num>
+  <w:num w:numId="20" w16cid:durableId="1814908951">
+    <w:abstractNumId w:val="23"/>
+  </w:num>
+  <w:num w:numId="21" w16cid:durableId="471602117">
+    <w:abstractNumId w:val="10"/>
+  </w:num>
+  <w:num w:numId="22" w16cid:durableId="76555911">
     <w:abstractNumId w:val="44"/>
   </w:num>
-  <w:num w:numId="4" w16cid:durableId="795563217">
+  <w:num w:numId="23" w16cid:durableId="995885420">
+    <w:abstractNumId w:val="33"/>
+  </w:num>
+  <w:num w:numId="24" w16cid:durableId="1752507585">
+    <w:abstractNumId w:val="20"/>
+  </w:num>
+  <w:num w:numId="25" w16cid:durableId="1231427931">
+    <w:abstractNumId w:val="53"/>
+  </w:num>
+  <w:num w:numId="26" w16cid:durableId="717049857">
+    <w:abstractNumId w:val="2"/>
+  </w:num>
+  <w:num w:numId="27" w16cid:durableId="893321363">
+    <w:abstractNumId w:val="22"/>
+  </w:num>
+  <w:num w:numId="28" w16cid:durableId="517475190">
+    <w:abstractNumId w:val="38"/>
+  </w:num>
+  <w:num w:numId="29" w16cid:durableId="945579164">
+    <w:abstractNumId w:val="35"/>
+  </w:num>
+  <w:num w:numId="30" w16cid:durableId="1837259727">
+    <w:abstractNumId w:val="6"/>
+  </w:num>
+  <w:num w:numId="31" w16cid:durableId="799567825">
+    <w:abstractNumId w:val="58"/>
+  </w:num>
+  <w:num w:numId="32" w16cid:durableId="138963974">
+    <w:abstractNumId w:val="60"/>
+  </w:num>
+  <w:num w:numId="33" w16cid:durableId="1824153588">
+    <w:abstractNumId w:val="41"/>
+  </w:num>
+  <w:num w:numId="34" w16cid:durableId="1059717416">
+    <w:abstractNumId w:val="9"/>
+  </w:num>
+  <w:num w:numId="35" w16cid:durableId="1735008323">
+    <w:abstractNumId w:val="56"/>
+  </w:num>
+  <w:num w:numId="36" w16cid:durableId="1612975694">
+    <w:abstractNumId w:val="0"/>
+  </w:num>
+  <w:num w:numId="37" w16cid:durableId="718742203">
+    <w:abstractNumId w:val="12"/>
+  </w:num>
+  <w:num w:numId="38" w16cid:durableId="699669721">
+    <w:abstractNumId w:val="43"/>
+  </w:num>
+  <w:num w:numId="39" w16cid:durableId="385908283">
+    <w:abstractNumId w:val="55"/>
+  </w:num>
+  <w:num w:numId="40" w16cid:durableId="1986542515">
+    <w:abstractNumId w:val="8"/>
+  </w:num>
+  <w:num w:numId="41" w16cid:durableId="2101636078">
+    <w:abstractNumId w:val="1"/>
+  </w:num>
+  <w:num w:numId="42" w16cid:durableId="742483299">
+    <w:abstractNumId w:val="49"/>
+  </w:num>
+  <w:num w:numId="43" w16cid:durableId="1672560278">
+    <w:abstractNumId w:val="29"/>
+  </w:num>
+  <w:num w:numId="44" w16cid:durableId="2141456029">
+    <w:abstractNumId w:val="47"/>
+  </w:num>
+  <w:num w:numId="45" w16cid:durableId="1634872801">
+    <w:abstractNumId w:val="37"/>
+  </w:num>
+  <w:num w:numId="46" w16cid:durableId="1757899179">
+    <w:abstractNumId w:val="14"/>
+  </w:num>
+  <w:num w:numId="47" w16cid:durableId="795297587">
+    <w:abstractNumId w:val="32"/>
+  </w:num>
+  <w:num w:numId="48" w16cid:durableId="658776858">
+    <w:abstractNumId w:val="27"/>
+  </w:num>
+  <w:num w:numId="49" w16cid:durableId="647438927">
+    <w:abstractNumId w:val="52"/>
+  </w:num>
+  <w:num w:numId="50" w16cid:durableId="1444035556">
+    <w:abstractNumId w:val="48"/>
+  </w:num>
+  <w:num w:numId="51" w16cid:durableId="569465742">
+    <w:abstractNumId w:val="16"/>
+  </w:num>
+  <w:num w:numId="52" w16cid:durableId="1314094488">
+    <w:abstractNumId w:val="54"/>
+  </w:num>
+  <w:num w:numId="53" w16cid:durableId="69279948">
+    <w:abstractNumId w:val="59"/>
+  </w:num>
+  <w:num w:numId="54" w16cid:durableId="2074544202">
+    <w:abstractNumId w:val="15"/>
+  </w:num>
+  <w:num w:numId="55" w16cid:durableId="948439523">
+    <w:abstractNumId w:val="5"/>
+  </w:num>
+  <w:num w:numId="56" w16cid:durableId="870580505">
+    <w:abstractNumId w:val="25"/>
+  </w:num>
+  <w:num w:numId="57" w16cid:durableId="1967856371">
+    <w:abstractNumId w:val="11"/>
+  </w:num>
+  <w:num w:numId="58" w16cid:durableId="1286546230">
+    <w:abstractNumId w:val="50"/>
+  </w:num>
+  <w:num w:numId="59" w16cid:durableId="391654865">
+    <w:abstractNumId w:val="40"/>
+  </w:num>
+  <w:num w:numId="60" w16cid:durableId="1353991129">
+    <w:abstractNumId w:val="46"/>
+  </w:num>
+  <w:num w:numId="61" w16cid:durableId="261453933">
     <w:abstractNumId w:val="13"/>
   </w:num>
-  <w:num w:numId="5" w16cid:durableId="28991042">
-    <w:abstractNumId w:val="35"/>
-  </w:num>
-  <w:num w:numId="6" w16cid:durableId="951788158">
-    <w:abstractNumId w:val="3"/>
-  </w:num>
-  <w:num w:numId="7" w16cid:durableId="886261180">
-    <w:abstractNumId w:val="55"/>
-  </w:num>
-  <w:num w:numId="8" w16cid:durableId="1882479073">
-    <w:abstractNumId w:val="38"/>
-  </w:num>
-  <w:num w:numId="9" w16cid:durableId="1665552601">
-    <w:abstractNumId w:val="30"/>
-  </w:num>
-  <w:num w:numId="10" w16cid:durableId="1373191236">
-    <w:abstractNumId w:val="18"/>
-  </w:num>
-  <w:num w:numId="11" w16cid:durableId="1206874510">
-    <w:abstractNumId w:val="19"/>
-  </w:num>
-  <w:num w:numId="12" w16cid:durableId="1185636100">
-    <w:abstractNumId w:val="49"/>
-  </w:num>
-  <w:num w:numId="13" w16cid:durableId="333799131">
-    <w:abstractNumId w:val="21"/>
-  </w:num>
-  <w:num w:numId="14" w16cid:durableId="214898011">
-    <w:abstractNumId w:val="33"/>
-  </w:num>
-  <w:num w:numId="15" w16cid:durableId="29763134">
-    <w:abstractNumId w:val="26"/>
-  </w:num>
-  <w:num w:numId="16" w16cid:durableId="314339201">
-    <w:abstractNumId w:val="7"/>
-  </w:num>
-  <w:num w:numId="17" w16cid:durableId="1770811348">
-    <w:abstractNumId w:val="41"/>
-  </w:num>
-  <w:num w:numId="18" w16cid:durableId="360473341">
-    <w:abstractNumId w:val="17"/>
-  </w:num>
-  <w:num w:numId="19" w16cid:durableId="69236877">
-    <w:abstractNumId w:val="59"/>
-  </w:num>
-  <w:num w:numId="20" w16cid:durableId="1829439796">
-    <w:abstractNumId w:val="24"/>
-  </w:num>
-  <w:num w:numId="21" w16cid:durableId="1814908951">
-    <w:abstractNumId w:val="23"/>
-  </w:num>
-  <w:num w:numId="22" w16cid:durableId="471602117">
-    <w:abstractNumId w:val="10"/>
-  </w:num>
-  <w:num w:numId="23" w16cid:durableId="76555911">
-    <w:abstractNumId w:val="43"/>
-  </w:num>
-  <w:num w:numId="24" w16cid:durableId="995885420">
-    <w:abstractNumId w:val="32"/>
-  </w:num>
-  <w:num w:numId="25" w16cid:durableId="1752507585">
-    <w:abstractNumId w:val="20"/>
-  </w:num>
-  <w:num w:numId="26" w16cid:durableId="1231427931">
-    <w:abstractNumId w:val="51"/>
-  </w:num>
-  <w:num w:numId="27" w16cid:durableId="717049857">
-    <w:abstractNumId w:val="2"/>
-  </w:num>
-  <w:num w:numId="28" w16cid:durableId="893321363">
-    <w:abstractNumId w:val="22"/>
-  </w:num>
-  <w:num w:numId="29" w16cid:durableId="517475190">
-    <w:abstractNumId w:val="37"/>
-  </w:num>
-  <w:num w:numId="30" w16cid:durableId="945579164">
-    <w:abstractNumId w:val="34"/>
-  </w:num>
-  <w:num w:numId="31" w16cid:durableId="1837259727">
-    <w:abstractNumId w:val="6"/>
-  </w:num>
-  <w:num w:numId="32" w16cid:durableId="799567825">
-    <w:abstractNumId w:val="56"/>
-  </w:num>
-  <w:num w:numId="33" w16cid:durableId="138963974">
-    <w:abstractNumId w:val="58"/>
-  </w:num>
-  <w:num w:numId="34" w16cid:durableId="1824153588">
-    <w:abstractNumId w:val="40"/>
-  </w:num>
-  <w:num w:numId="35" w16cid:durableId="1059717416">
-    <w:abstractNumId w:val="9"/>
-  </w:num>
-  <w:num w:numId="36" w16cid:durableId="1735008323">
-    <w:abstractNumId w:val="54"/>
-  </w:num>
-  <w:num w:numId="37" w16cid:durableId="1612975694">
-    <w:abstractNumId w:val="0"/>
-  </w:num>
-  <w:num w:numId="38" w16cid:durableId="718742203">
-    <w:abstractNumId w:val="12"/>
-  </w:num>
-  <w:num w:numId="39" w16cid:durableId="699669721">
-    <w:abstractNumId w:val="42"/>
-  </w:num>
-  <w:num w:numId="40" w16cid:durableId="385908283">
-    <w:abstractNumId w:val="53"/>
-  </w:num>
-  <w:num w:numId="41" w16cid:durableId="1986542515">
-    <w:abstractNumId w:val="8"/>
-  </w:num>
-  <w:num w:numId="42" w16cid:durableId="2101636078">
-    <w:abstractNumId w:val="1"/>
-  </w:num>
-  <w:num w:numId="43" w16cid:durableId="742483299">
-    <w:abstractNumId w:val="47"/>
-  </w:num>
-  <w:num w:numId="44" w16cid:durableId="1672560278">
-    <w:abstractNumId w:val="29"/>
-  </w:num>
-  <w:num w:numId="45" w16cid:durableId="2141456029">
-    <w:abstractNumId w:val="45"/>
-  </w:num>
-  <w:num w:numId="46" w16cid:durableId="1634872801">
-    <w:abstractNumId w:val="36"/>
-  </w:num>
-  <w:num w:numId="47" w16cid:durableId="1757899179">
-    <w:abstractNumId w:val="14"/>
-  </w:num>
-  <w:num w:numId="48" w16cid:durableId="795297587">
+  <w:num w:numId="62" w16cid:durableId="1963729847">
     <w:abstractNumId w:val="31"/>
   </w:num>
-  <w:num w:numId="49" w16cid:durableId="658776858">
-    <w:abstractNumId w:val="27"/>
-  </w:num>
-  <w:num w:numId="50" w16cid:durableId="647438927">
-    <w:abstractNumId w:val="50"/>
-  </w:num>
-  <w:num w:numId="51" w16cid:durableId="1444035556">
-    <w:abstractNumId w:val="46"/>
-  </w:num>
-  <w:num w:numId="52" w16cid:durableId="569465742">
-    <w:abstractNumId w:val="16"/>
-  </w:num>
-  <w:num w:numId="53" w16cid:durableId="1314094488">
-    <w:abstractNumId w:val="52"/>
-  </w:num>
-  <w:num w:numId="54" w16cid:durableId="69279948">
-    <w:abstractNumId w:val="57"/>
-  </w:num>
-  <w:num w:numId="55" w16cid:durableId="2074544202">
-    <w:abstractNumId w:val="15"/>
-  </w:num>
-  <w:num w:numId="56" w16cid:durableId="948439523">
-    <w:abstractNumId w:val="5"/>
-  </w:num>
-  <w:num w:numId="57" w16cid:durableId="870580505">
-    <w:abstractNumId w:val="25"/>
-  </w:num>
-  <w:num w:numId="58" w16cid:durableId="1967856371">
-    <w:abstractNumId w:val="11"/>
-  </w:num>
-  <w:num w:numId="59" w16cid:durableId="1286546230">
-    <w:abstractNumId w:val="48"/>
-  </w:num>
-  <w:num w:numId="60" w16cid:durableId="391654865">
-    <w:abstractNumId w:val="39"/>
-  </w:num>
-  <w:numIdMacAtCleanup w:val="60"/>
+  <w:numIdMacAtCleanup w:val="62"/>
 </w:numbering>
 </file>
 

--- a/assets/data/Mindset 01/Mindset1- Custom - Unit 02.docx
+++ b/assets/data/Mindset 01/Mindset1- Custom - Unit 02.docx
@@ -1614,7 +1614,7 @@
               <w:pStyle w:val="ListParagraph"/>
               <w:numPr>
                 <w:ilvl w:val="0"/>
-                <w:numId w:val="42"/>
+                <w:numId w:val="37"/>
               </w:numPr>
               <w:ind w:left="227" w:hanging="227"/>
               <w:rPr>
@@ -1645,7 +1645,7 @@
               <w:pStyle w:val="ListParagraph"/>
               <w:numPr>
                 <w:ilvl w:val="0"/>
-                <w:numId w:val="42"/>
+                <w:numId w:val="37"/>
               </w:numPr>
               <w:ind w:left="227" w:hanging="227"/>
               <w:rPr>
@@ -1752,7 +1752,7 @@
               <w:pStyle w:val="ListParagraph"/>
               <w:numPr>
                 <w:ilvl w:val="0"/>
-                <w:numId w:val="42"/>
+                <w:numId w:val="37"/>
               </w:numPr>
               <w:ind w:left="227" w:hanging="227"/>
               <w:rPr>
@@ -1775,7 +1775,7 @@
               <w:pStyle w:val="ListParagraph"/>
               <w:numPr>
                 <w:ilvl w:val="0"/>
-                <w:numId w:val="42"/>
+                <w:numId w:val="37"/>
               </w:numPr>
               <w:ind w:left="227" w:hanging="227"/>
               <w:rPr>
@@ -1798,7 +1798,7 @@
               <w:pStyle w:val="ListParagraph"/>
               <w:numPr>
                 <w:ilvl w:val="0"/>
-                <w:numId w:val="42"/>
+                <w:numId w:val="37"/>
               </w:numPr>
               <w:ind w:left="227" w:hanging="227"/>
               <w:rPr>
@@ -1851,7 +1851,7 @@
               <w:pStyle w:val="ListParagraph"/>
               <w:numPr>
                 <w:ilvl w:val="0"/>
-                <w:numId w:val="42"/>
+                <w:numId w:val="37"/>
               </w:numPr>
               <w:ind w:left="227" w:hanging="227"/>
               <w:rPr>
@@ -1988,7 +1988,7 @@
               <w:pStyle w:val="SS3-115"/>
               <w:numPr>
                 <w:ilvl w:val="0"/>
-                <w:numId w:val="43"/>
+                <w:numId w:val="38"/>
               </w:numPr>
               <w:ind w:left="284" w:hanging="284"/>
             </w:pPr>
@@ -2001,7 +2001,7 @@
               <w:pStyle w:val="SS3-115"/>
               <w:numPr>
                 <w:ilvl w:val="0"/>
-                <w:numId w:val="43"/>
+                <w:numId w:val="38"/>
               </w:numPr>
               <w:ind w:left="284" w:hanging="284"/>
               <w:rPr>
@@ -2309,7 +2309,7 @@
                     <w:pStyle w:val="ListParagraph"/>
                     <w:numPr>
                       <w:ilvl w:val="0"/>
-                      <w:numId w:val="44"/>
+                      <w:numId w:val="39"/>
                     </w:numPr>
                     <w:ind w:left="397" w:hanging="284"/>
                     <w:rPr>
@@ -2332,7 +2332,7 @@
                     <w:pStyle w:val="ListParagraph"/>
                     <w:numPr>
                       <w:ilvl w:val="0"/>
-                      <w:numId w:val="44"/>
+                      <w:numId w:val="39"/>
                     </w:numPr>
                     <w:ind w:left="397" w:hanging="284"/>
                     <w:rPr>
@@ -2355,7 +2355,7 @@
                     <w:pStyle w:val="ListParagraph"/>
                     <w:numPr>
                       <w:ilvl w:val="0"/>
-                      <w:numId w:val="44"/>
+                      <w:numId w:val="39"/>
                     </w:numPr>
                     <w:ind w:left="397" w:hanging="284"/>
                     <w:rPr>
@@ -2378,7 +2378,7 @@
                     <w:pStyle w:val="ListParagraph"/>
                     <w:numPr>
                       <w:ilvl w:val="0"/>
-                      <w:numId w:val="44"/>
+                      <w:numId w:val="39"/>
                     </w:numPr>
                     <w:ind w:left="397" w:hanging="284"/>
                     <w:rPr>
@@ -2419,7 +2419,7 @@
                     <w:pStyle w:val="ListParagraph"/>
                     <w:numPr>
                       <w:ilvl w:val="0"/>
-                      <w:numId w:val="44"/>
+                      <w:numId w:val="39"/>
                     </w:numPr>
                     <w:ind w:left="397" w:hanging="284"/>
                     <w:rPr>
@@ -2445,7 +2445,7 @@
                     <w:pStyle w:val="ListParagraph"/>
                     <w:numPr>
                       <w:ilvl w:val="0"/>
-                      <w:numId w:val="44"/>
+                      <w:numId w:val="39"/>
                     </w:numPr>
                     <w:ind w:left="397" w:hanging="284"/>
                     <w:rPr>
@@ -2492,7 +2492,7 @@
               <w:pStyle w:val="SS3M-115"/>
               <w:numPr>
                 <w:ilvl w:val="0"/>
-                <w:numId w:val="44"/>
+                <w:numId w:val="39"/>
               </w:numPr>
               <w:ind w:left="397" w:hanging="284"/>
             </w:pPr>
@@ -2862,7 +2862,7 @@
                     <w:pStyle w:val="ListParagraph"/>
                     <w:numPr>
                       <w:ilvl w:val="0"/>
-                      <w:numId w:val="19"/>
+                      <w:numId w:val="15"/>
                     </w:numPr>
                     <w:spacing w:after="120"/>
                     <w:ind w:left="227" w:hanging="227"/>
@@ -2886,7 +2886,7 @@
                     <w:pStyle w:val="ListParagraph"/>
                     <w:numPr>
                       <w:ilvl w:val="0"/>
-                      <w:numId w:val="19"/>
+                      <w:numId w:val="15"/>
                     </w:numPr>
                     <w:spacing w:after="120"/>
                     <w:ind w:left="227" w:hanging="227"/>
@@ -2910,7 +2910,7 @@
                     <w:pStyle w:val="ListParagraph"/>
                     <w:numPr>
                       <w:ilvl w:val="0"/>
-                      <w:numId w:val="19"/>
+                      <w:numId w:val="15"/>
                     </w:numPr>
                     <w:spacing w:after="120"/>
                     <w:ind w:left="227" w:hanging="227"/>
@@ -2934,7 +2934,7 @@
                     <w:pStyle w:val="ListParagraph"/>
                     <w:numPr>
                       <w:ilvl w:val="0"/>
-                      <w:numId w:val="19"/>
+                      <w:numId w:val="15"/>
                     </w:numPr>
                     <w:spacing w:after="120"/>
                     <w:ind w:left="227" w:hanging="227"/>
@@ -2958,7 +2958,7 @@
                     <w:pStyle w:val="ListParagraph"/>
                     <w:numPr>
                       <w:ilvl w:val="0"/>
-                      <w:numId w:val="19"/>
+                      <w:numId w:val="15"/>
                     </w:numPr>
                     <w:spacing w:after="120"/>
                     <w:ind w:left="227" w:hanging="227"/>
@@ -2982,7 +2982,7 @@
                     <w:pStyle w:val="ListParagraph"/>
                     <w:numPr>
                       <w:ilvl w:val="0"/>
-                      <w:numId w:val="19"/>
+                      <w:numId w:val="15"/>
                     </w:numPr>
                     <w:spacing w:after="120"/>
                     <w:ind w:left="227" w:hanging="227"/>
@@ -3087,7 +3087,7 @@
               <w:pStyle w:val="SS3-115"/>
               <w:numPr>
                 <w:ilvl w:val="0"/>
-                <w:numId w:val="46"/>
+                <w:numId w:val="41"/>
               </w:numPr>
               <w:ind w:left="227" w:hanging="227"/>
             </w:pPr>
@@ -3100,7 +3100,7 @@
               <w:pStyle w:val="SS3-115"/>
               <w:numPr>
                 <w:ilvl w:val="0"/>
-                <w:numId w:val="45"/>
+                <w:numId w:val="40"/>
               </w:numPr>
               <w:ind w:left="454" w:hanging="227"/>
             </w:pPr>
@@ -3113,7 +3113,7 @@
               <w:pStyle w:val="SS3-115"/>
               <w:numPr>
                 <w:ilvl w:val="0"/>
-                <w:numId w:val="45"/>
+                <w:numId w:val="40"/>
               </w:numPr>
               <w:ind w:left="454" w:hanging="227"/>
             </w:pPr>
@@ -3126,7 +3126,7 @@
               <w:pStyle w:val="SS3-115"/>
               <w:numPr>
                 <w:ilvl w:val="0"/>
-                <w:numId w:val="45"/>
+                <w:numId w:val="40"/>
               </w:numPr>
               <w:ind w:left="454" w:hanging="227"/>
             </w:pPr>
@@ -3139,7 +3139,7 @@
               <w:pStyle w:val="SS3-115"/>
               <w:numPr>
                 <w:ilvl w:val="0"/>
-                <w:numId w:val="46"/>
+                <w:numId w:val="41"/>
               </w:numPr>
               <w:ind w:left="227" w:hanging="227"/>
             </w:pPr>
@@ -3155,7 +3155,7 @@
               <w:pStyle w:val="SS3-115"/>
               <w:numPr>
                 <w:ilvl w:val="0"/>
-                <w:numId w:val="47"/>
+                <w:numId w:val="42"/>
               </w:numPr>
               <w:ind w:left="454" w:hanging="227"/>
             </w:pPr>
@@ -3168,7 +3168,7 @@
               <w:pStyle w:val="SS3-115"/>
               <w:numPr>
                 <w:ilvl w:val="0"/>
-                <w:numId w:val="47"/>
+                <w:numId w:val="42"/>
               </w:numPr>
               <w:ind w:left="454" w:hanging="227"/>
             </w:pPr>
@@ -3181,7 +3181,7 @@
               <w:pStyle w:val="SS3-115"/>
               <w:numPr>
                 <w:ilvl w:val="0"/>
-                <w:numId w:val="47"/>
+                <w:numId w:val="42"/>
               </w:numPr>
               <w:ind w:left="454" w:hanging="227"/>
             </w:pPr>
@@ -3194,7 +3194,7 @@
               <w:pStyle w:val="SS3-115"/>
               <w:numPr>
                 <w:ilvl w:val="0"/>
-                <w:numId w:val="46"/>
+                <w:numId w:val="41"/>
               </w:numPr>
               <w:ind w:left="227" w:hanging="227"/>
             </w:pPr>
@@ -3210,7 +3210,7 @@
               <w:pStyle w:val="SS3-115"/>
               <w:numPr>
                 <w:ilvl w:val="0"/>
-                <w:numId w:val="48"/>
+                <w:numId w:val="43"/>
               </w:numPr>
               <w:ind w:left="454" w:hanging="227"/>
             </w:pPr>
@@ -3223,7 +3223,7 @@
               <w:pStyle w:val="SS3-115"/>
               <w:numPr>
                 <w:ilvl w:val="0"/>
-                <w:numId w:val="48"/>
+                <w:numId w:val="43"/>
               </w:numPr>
               <w:ind w:left="454" w:hanging="227"/>
             </w:pPr>
@@ -3236,7 +3236,7 @@
               <w:pStyle w:val="SS3-115"/>
               <w:numPr>
                 <w:ilvl w:val="0"/>
-                <w:numId w:val="48"/>
+                <w:numId w:val="43"/>
               </w:numPr>
               <w:ind w:left="454" w:hanging="227"/>
             </w:pPr>
@@ -3677,7 +3677,7 @@
               <w:pStyle w:val="SS3-115"/>
               <w:numPr>
                 <w:ilvl w:val="0"/>
-                <w:numId w:val="49"/>
+                <w:numId w:val="44"/>
               </w:numPr>
               <w:ind w:left="227" w:hanging="227"/>
             </w:pPr>
@@ -3690,7 +3690,7 @@
               <w:pStyle w:val="SS3-115"/>
               <w:numPr>
                 <w:ilvl w:val="0"/>
-                <w:numId w:val="49"/>
+                <w:numId w:val="44"/>
               </w:numPr>
               <w:ind w:left="227" w:hanging="227"/>
             </w:pPr>
@@ -3703,7 +3703,7 @@
               <w:pStyle w:val="SS3-115"/>
               <w:numPr>
                 <w:ilvl w:val="0"/>
-                <w:numId w:val="49"/>
+                <w:numId w:val="44"/>
               </w:numPr>
               <w:ind w:left="227" w:hanging="227"/>
             </w:pPr>
@@ -3716,7 +3716,7 @@
               <w:pStyle w:val="SS3-115"/>
               <w:numPr>
                 <w:ilvl w:val="0"/>
-                <w:numId w:val="49"/>
+                <w:numId w:val="44"/>
               </w:numPr>
               <w:ind w:left="227" w:hanging="227"/>
               <w:rPr>
@@ -3797,7 +3797,7 @@
                     <w:pStyle w:val="ListParagraph"/>
                     <w:numPr>
                       <w:ilvl w:val="0"/>
-                      <w:numId w:val="50"/>
+                      <w:numId w:val="45"/>
                     </w:numPr>
                     <w:ind w:left="170" w:hanging="170"/>
                     <w:rPr>
@@ -3838,7 +3838,7 @@
                     <w:pStyle w:val="ListParagraph"/>
                     <w:numPr>
                       <w:ilvl w:val="0"/>
-                      <w:numId w:val="50"/>
+                      <w:numId w:val="45"/>
                     </w:numPr>
                     <w:ind w:left="170" w:hanging="170"/>
                     <w:rPr>
@@ -3897,7 +3897,7 @@
                     <w:pStyle w:val="ListParagraph"/>
                     <w:numPr>
                       <w:ilvl w:val="0"/>
-                      <w:numId w:val="50"/>
+                      <w:numId w:val="45"/>
                     </w:numPr>
                     <w:ind w:left="170" w:hanging="170"/>
                     <w:rPr>
@@ -3970,7 +3970,7 @@
                     <w:pStyle w:val="ListParagraph"/>
                     <w:numPr>
                       <w:ilvl w:val="0"/>
-                      <w:numId w:val="50"/>
+                      <w:numId w:val="45"/>
                     </w:numPr>
                     <w:ind w:left="170" w:hanging="170"/>
                     <w:rPr>
@@ -3993,7 +3993,7 @@
                     <w:pStyle w:val="ListParagraph"/>
                     <w:numPr>
                       <w:ilvl w:val="0"/>
-                      <w:numId w:val="50"/>
+                      <w:numId w:val="45"/>
                     </w:numPr>
                     <w:ind w:left="170" w:hanging="170"/>
                     <w:rPr>
@@ -4016,7 +4016,7 @@
                     <w:pStyle w:val="ListParagraph"/>
                     <w:numPr>
                       <w:ilvl w:val="0"/>
-                      <w:numId w:val="50"/>
+                      <w:numId w:val="45"/>
                     </w:numPr>
                     <w:ind w:left="170" w:hanging="170"/>
                     <w:rPr>
@@ -4039,7 +4039,7 @@
                     <w:pStyle w:val="ListParagraph"/>
                     <w:numPr>
                       <w:ilvl w:val="0"/>
-                      <w:numId w:val="50"/>
+                      <w:numId w:val="45"/>
                     </w:numPr>
                     <w:ind w:left="170" w:hanging="170"/>
                     <w:rPr>
@@ -4062,7 +4062,7 @@
                     <w:pStyle w:val="ListParagraph"/>
                     <w:numPr>
                       <w:ilvl w:val="0"/>
-                      <w:numId w:val="50"/>
+                      <w:numId w:val="45"/>
                     </w:numPr>
                     <w:ind w:left="170" w:hanging="170"/>
                     <w:rPr>
@@ -4274,7 +4274,7 @@
               <w:pStyle w:val="SS3-115"/>
               <w:numPr>
                 <w:ilvl w:val="0"/>
-                <w:numId w:val="51"/>
+                <w:numId w:val="46"/>
               </w:numPr>
               <w:ind w:left="454" w:hanging="227"/>
             </w:pPr>
@@ -4287,7 +4287,7 @@
               <w:pStyle w:val="SS3-115"/>
               <w:numPr>
                 <w:ilvl w:val="0"/>
-                <w:numId w:val="51"/>
+                <w:numId w:val="46"/>
               </w:numPr>
               <w:ind w:left="454" w:hanging="227"/>
             </w:pPr>
@@ -4300,7 +4300,7 @@
               <w:pStyle w:val="SS3-115"/>
               <w:numPr>
                 <w:ilvl w:val="0"/>
-                <w:numId w:val="51"/>
+                <w:numId w:val="46"/>
               </w:numPr>
               <w:ind w:left="454" w:hanging="227"/>
             </w:pPr>
@@ -4326,7 +4326,7 @@
               <w:pStyle w:val="SS3-115"/>
               <w:numPr>
                 <w:ilvl w:val="0"/>
-                <w:numId w:val="52"/>
+                <w:numId w:val="47"/>
               </w:numPr>
               <w:ind w:left="454" w:hanging="227"/>
             </w:pPr>
@@ -4339,7 +4339,7 @@
               <w:pStyle w:val="SS3-115"/>
               <w:numPr>
                 <w:ilvl w:val="0"/>
-                <w:numId w:val="52"/>
+                <w:numId w:val="47"/>
               </w:numPr>
               <w:ind w:left="454" w:hanging="227"/>
             </w:pPr>
@@ -4352,7 +4352,7 @@
               <w:pStyle w:val="SS3-115"/>
               <w:numPr>
                 <w:ilvl w:val="0"/>
-                <w:numId w:val="52"/>
+                <w:numId w:val="47"/>
               </w:numPr>
               <w:ind w:left="454" w:hanging="227"/>
             </w:pPr>
@@ -4365,7 +4365,7 @@
               <w:pStyle w:val="SS3-115"/>
               <w:numPr>
                 <w:ilvl w:val="0"/>
-                <w:numId w:val="52"/>
+                <w:numId w:val="47"/>
               </w:numPr>
               <w:ind w:left="454" w:hanging="227"/>
             </w:pPr>
@@ -4535,7 +4535,7 @@
               <w:pStyle w:val="SS3-115"/>
               <w:numPr>
                 <w:ilvl w:val="0"/>
-                <w:numId w:val="53"/>
+                <w:numId w:val="48"/>
               </w:numPr>
               <w:ind w:left="227" w:hanging="227"/>
             </w:pPr>
@@ -4568,7 +4568,7 @@
               <w:pStyle w:val="SS3-115"/>
               <w:numPr>
                 <w:ilvl w:val="0"/>
-                <w:numId w:val="53"/>
+                <w:numId w:val="48"/>
               </w:numPr>
               <w:ind w:left="227" w:hanging="227"/>
             </w:pPr>
@@ -4601,7 +4601,7 @@
               <w:pStyle w:val="SS3-115"/>
               <w:numPr>
                 <w:ilvl w:val="0"/>
-                <w:numId w:val="53"/>
+                <w:numId w:val="48"/>
               </w:numPr>
               <w:ind w:left="227" w:hanging="227"/>
             </w:pPr>
@@ -4634,7 +4634,7 @@
               <w:pStyle w:val="SS3-115"/>
               <w:numPr>
                 <w:ilvl w:val="0"/>
-                <w:numId w:val="53"/>
+                <w:numId w:val="48"/>
               </w:numPr>
               <w:ind w:left="227" w:hanging="227"/>
             </w:pPr>
@@ -4667,7 +4667,7 @@
               <w:pStyle w:val="SS3-115"/>
               <w:numPr>
                 <w:ilvl w:val="0"/>
-                <w:numId w:val="53"/>
+                <w:numId w:val="48"/>
               </w:numPr>
               <w:ind w:left="227" w:hanging="227"/>
             </w:pPr>
@@ -4786,7 +4786,7 @@
               <w:pStyle w:val="SS3-115"/>
               <w:numPr>
                 <w:ilvl w:val="0"/>
-                <w:numId w:val="54"/>
+                <w:numId w:val="49"/>
               </w:numPr>
               <w:ind w:left="227" w:hanging="227"/>
             </w:pPr>
@@ -4809,7 +4809,7 @@
               <w:pStyle w:val="SS3-115"/>
               <w:numPr>
                 <w:ilvl w:val="0"/>
-                <w:numId w:val="54"/>
+                <w:numId w:val="49"/>
               </w:numPr>
               <w:ind w:left="227" w:hanging="227"/>
             </w:pPr>
@@ -4832,7 +4832,7 @@
               <w:pStyle w:val="SS3-115"/>
               <w:numPr>
                 <w:ilvl w:val="0"/>
-                <w:numId w:val="54"/>
+                <w:numId w:val="49"/>
               </w:numPr>
               <w:ind w:left="227" w:hanging="227"/>
             </w:pPr>
@@ -4855,7 +4855,7 @@
               <w:pStyle w:val="SS3-115"/>
               <w:numPr>
                 <w:ilvl w:val="0"/>
-                <w:numId w:val="54"/>
+                <w:numId w:val="49"/>
               </w:numPr>
               <w:ind w:left="227" w:hanging="227"/>
             </w:pPr>
@@ -4878,7 +4878,7 @@
               <w:pStyle w:val="SS3-115"/>
               <w:numPr>
                 <w:ilvl w:val="0"/>
-                <w:numId w:val="54"/>
+                <w:numId w:val="49"/>
               </w:numPr>
               <w:ind w:left="227" w:hanging="227"/>
             </w:pPr>
@@ -5399,7 +5399,7 @@
               <w:pStyle w:val="SS3-115"/>
               <w:numPr>
                 <w:ilvl w:val="0"/>
-                <w:numId w:val="55"/>
+                <w:numId w:val="50"/>
               </w:numPr>
               <w:ind w:left="227" w:hanging="227"/>
             </w:pPr>
@@ -5415,7 +5415,7 @@
               <w:pStyle w:val="SS3-115"/>
               <w:numPr>
                 <w:ilvl w:val="0"/>
-                <w:numId w:val="55"/>
+                <w:numId w:val="50"/>
               </w:numPr>
               <w:ind w:left="227" w:hanging="227"/>
             </w:pPr>
@@ -5431,7 +5431,7 @@
               <w:pStyle w:val="SS3-115"/>
               <w:numPr>
                 <w:ilvl w:val="0"/>
-                <w:numId w:val="55"/>
+                <w:numId w:val="50"/>
               </w:numPr>
               <w:ind w:left="227" w:hanging="227"/>
             </w:pPr>
@@ -5447,7 +5447,7 @@
               <w:pStyle w:val="SS3-115"/>
               <w:numPr>
                 <w:ilvl w:val="0"/>
-                <w:numId w:val="55"/>
+                <w:numId w:val="50"/>
               </w:numPr>
               <w:ind w:left="227" w:hanging="227"/>
             </w:pPr>
@@ -5463,7 +5463,7 @@
               <w:pStyle w:val="SS3-115"/>
               <w:numPr>
                 <w:ilvl w:val="0"/>
-                <w:numId w:val="55"/>
+                <w:numId w:val="50"/>
               </w:numPr>
               <w:ind w:left="227" w:hanging="227"/>
             </w:pPr>
@@ -5479,7 +5479,7 @@
               <w:pStyle w:val="SS3-115"/>
               <w:numPr>
                 <w:ilvl w:val="0"/>
-                <w:numId w:val="55"/>
+                <w:numId w:val="50"/>
               </w:numPr>
               <w:ind w:left="227" w:hanging="227"/>
               <w:rPr>
@@ -6226,6 +6226,14 @@
             <w:tblPr>
               <w:tblStyle w:val="CommonTable"/>
               <w:tblW w:w="0" w:type="auto"/>
+              <w:tblBorders>
+                <w:top w:val="none" w:sz="0" w:space="0" w:color="auto"/>
+                <w:left w:val="none" w:sz="0" w:space="0" w:color="auto"/>
+                <w:bottom w:val="none" w:sz="0" w:space="0" w:color="auto"/>
+                <w:right w:val="none" w:sz="0" w:space="0" w:color="auto"/>
+                <w:insideH w:val="none" w:sz="0" w:space="0" w:color="auto"/>
+                <w:insideV w:val="none" w:sz="0" w:space="0" w:color="auto"/>
+              </w:tblBorders>
               <w:tblLook w:val="04A0" w:firstRow="1" w:lastRow="0" w:firstColumn="1" w:lastColumn="0" w:noHBand="0" w:noVBand="1"/>
             </w:tblPr>
             <w:tblGrid>
@@ -6761,7 +6769,7 @@
               <w:pStyle w:val="ListParagraph"/>
               <w:numPr>
                 <w:ilvl w:val="0"/>
-                <w:numId w:val="56"/>
+                <w:numId w:val="51"/>
               </w:numPr>
               <w:spacing w:after="120"/>
               <w:ind w:left="227" w:hanging="227"/>
@@ -6797,7 +6805,7 @@
               <w:pStyle w:val="ListParagraph"/>
               <w:numPr>
                 <w:ilvl w:val="0"/>
-                <w:numId w:val="56"/>
+                <w:numId w:val="51"/>
               </w:numPr>
               <w:spacing w:after="120"/>
               <w:ind w:left="227" w:hanging="227"/>
@@ -6833,7 +6841,7 @@
               <w:pStyle w:val="ListParagraph"/>
               <w:numPr>
                 <w:ilvl w:val="0"/>
-                <w:numId w:val="56"/>
+                <w:numId w:val="51"/>
               </w:numPr>
               <w:spacing w:after="120"/>
               <w:ind w:left="227" w:hanging="227"/>
@@ -6869,7 +6877,7 @@
               <w:pStyle w:val="ListParagraph"/>
               <w:numPr>
                 <w:ilvl w:val="0"/>
-                <w:numId w:val="56"/>
+                <w:numId w:val="51"/>
               </w:numPr>
               <w:spacing w:after="120"/>
               <w:ind w:left="227" w:hanging="227"/>
@@ -6905,7 +6913,7 @@
               <w:pStyle w:val="ListParagraph"/>
               <w:numPr>
                 <w:ilvl w:val="0"/>
-                <w:numId w:val="56"/>
+                <w:numId w:val="51"/>
               </w:numPr>
               <w:spacing w:after="120"/>
               <w:ind w:left="227" w:hanging="227"/>
@@ -6941,7 +6949,7 @@
               <w:pStyle w:val="ListParagraph"/>
               <w:numPr>
                 <w:ilvl w:val="0"/>
-                <w:numId w:val="56"/>
+                <w:numId w:val="51"/>
               </w:numPr>
               <w:spacing w:after="120"/>
               <w:ind w:left="227" w:hanging="227"/>
@@ -6977,7 +6985,7 @@
               <w:pStyle w:val="ListParagraph"/>
               <w:numPr>
                 <w:ilvl w:val="0"/>
-                <w:numId w:val="56"/>
+                <w:numId w:val="51"/>
               </w:numPr>
               <w:spacing w:after="120"/>
               <w:ind w:left="227" w:hanging="227"/>
@@ -7013,7 +7021,7 @@
               <w:pStyle w:val="ListParagraph"/>
               <w:numPr>
                 <w:ilvl w:val="0"/>
-                <w:numId w:val="56"/>
+                <w:numId w:val="51"/>
               </w:numPr>
               <w:spacing w:after="120"/>
               <w:ind w:left="227" w:hanging="227"/>
@@ -7450,7 +7458,7 @@
               <w:pStyle w:val="SS3-115"/>
               <w:numPr>
                 <w:ilvl w:val="0"/>
-                <w:numId w:val="57"/>
+                <w:numId w:val="52"/>
               </w:numPr>
               <w:spacing w:before="240"/>
               <w:ind w:left="227" w:hanging="227"/>
@@ -7498,7 +7506,7 @@
               <w:pStyle w:val="SS3-115"/>
               <w:numPr>
                 <w:ilvl w:val="0"/>
-                <w:numId w:val="57"/>
+                <w:numId w:val="52"/>
               </w:numPr>
               <w:ind w:left="227" w:hanging="227"/>
               <w:rPr>
@@ -7545,7 +7553,7 @@
               <w:pStyle w:val="SS3-115"/>
               <w:numPr>
                 <w:ilvl w:val="0"/>
-                <w:numId w:val="57"/>
+                <w:numId w:val="52"/>
               </w:numPr>
               <w:ind w:left="227" w:hanging="227"/>
               <w:rPr>
@@ -7572,7 +7580,7 @@
               <w:pStyle w:val="SS3-115"/>
               <w:numPr>
                 <w:ilvl w:val="0"/>
-                <w:numId w:val="57"/>
+                <w:numId w:val="52"/>
               </w:numPr>
               <w:ind w:left="227" w:hanging="227"/>
               <w:rPr>
@@ -7619,7 +7627,7 @@
               <w:pStyle w:val="SS3-115"/>
               <w:numPr>
                 <w:ilvl w:val="0"/>
-                <w:numId w:val="57"/>
+                <w:numId w:val="52"/>
               </w:numPr>
               <w:ind w:left="227" w:hanging="227"/>
               <w:rPr>
@@ -7646,7 +7654,7 @@
               <w:pStyle w:val="SS3-115"/>
               <w:numPr>
                 <w:ilvl w:val="0"/>
-                <w:numId w:val="57"/>
+                <w:numId w:val="52"/>
               </w:numPr>
               <w:ind w:left="227" w:hanging="227"/>
               <w:rPr>
@@ -7673,7 +7681,7 @@
               <w:pStyle w:val="SS3-115"/>
               <w:numPr>
                 <w:ilvl w:val="0"/>
-                <w:numId w:val="57"/>
+                <w:numId w:val="52"/>
               </w:numPr>
               <w:ind w:left="227" w:hanging="227"/>
               <w:rPr>
@@ -7700,7 +7708,7 @@
               <w:pStyle w:val="SS3-115"/>
               <w:numPr>
                 <w:ilvl w:val="0"/>
-                <w:numId w:val="57"/>
+                <w:numId w:val="52"/>
               </w:numPr>
               <w:ind w:left="227" w:hanging="227"/>
               <w:rPr>
@@ -8008,7 +8016,7 @@
               <w:pStyle w:val="SS3-115"/>
               <w:numPr>
                 <w:ilvl w:val="0"/>
-                <w:numId w:val="58"/>
+                <w:numId w:val="53"/>
               </w:numPr>
               <w:spacing w:before="240"/>
               <w:rPr>
@@ -8045,7 +8053,7 @@
               <w:pStyle w:val="SS3-115"/>
               <w:numPr>
                 <w:ilvl w:val="0"/>
-                <w:numId w:val="58"/>
+                <w:numId w:val="53"/>
               </w:numPr>
               <w:rPr>
                 <w:rFonts w:eastAsia="Calibri" w:cs="Calibri"/>
@@ -8081,7 +8089,7 @@
               <w:pStyle w:val="SS3-115"/>
               <w:numPr>
                 <w:ilvl w:val="0"/>
-                <w:numId w:val="58"/>
+                <w:numId w:val="53"/>
               </w:numPr>
               <w:rPr>
                 <w:rFonts w:eastAsia="Calibri" w:cs="Calibri"/>
@@ -8117,7 +8125,7 @@
               <w:pStyle w:val="SS3-115"/>
               <w:numPr>
                 <w:ilvl w:val="0"/>
-                <w:numId w:val="58"/>
+                <w:numId w:val="53"/>
               </w:numPr>
               <w:rPr>
                 <w:rFonts w:eastAsia="Calibri" w:cs="Calibri"/>
@@ -8153,7 +8161,7 @@
               <w:pStyle w:val="SS3-115"/>
               <w:numPr>
                 <w:ilvl w:val="0"/>
-                <w:numId w:val="58"/>
+                <w:numId w:val="53"/>
               </w:numPr>
               <w:rPr>
                 <w:rFonts w:eastAsia="Calibri" w:cs="Calibri"/>
@@ -8189,7 +8197,7 @@
               <w:pStyle w:val="SS3-115"/>
               <w:numPr>
                 <w:ilvl w:val="0"/>
-                <w:numId w:val="58"/>
+                <w:numId w:val="53"/>
               </w:numPr>
               <w:rPr>
                 <w:rFonts w:ascii="Source Sans 3 Medium" w:hAnsi="Source Sans 3 Medium"/>
@@ -8624,7 +8632,7 @@
               <w:pStyle w:val="SS3-115"/>
               <w:numPr>
                 <w:ilvl w:val="0"/>
-                <w:numId w:val="7"/>
+                <w:numId w:val="4"/>
               </w:numPr>
               <w:spacing w:after="0"/>
               <w:ind w:left="227" w:hanging="227"/>
@@ -8638,7 +8646,7 @@
               <w:pStyle w:val="SS3-115"/>
               <w:numPr>
                 <w:ilvl w:val="0"/>
-                <w:numId w:val="7"/>
+                <w:numId w:val="4"/>
               </w:numPr>
               <w:spacing w:after="0"/>
               <w:ind w:left="227" w:hanging="227"/>
@@ -8652,7 +8660,7 @@
               <w:pStyle w:val="SS3-115"/>
               <w:numPr>
                 <w:ilvl w:val="0"/>
-                <w:numId w:val="7"/>
+                <w:numId w:val="4"/>
               </w:numPr>
               <w:spacing w:after="0"/>
               <w:ind w:left="227" w:hanging="227"/>
@@ -8666,7 +8674,7 @@
               <w:pStyle w:val="SS3-115"/>
               <w:numPr>
                 <w:ilvl w:val="0"/>
-                <w:numId w:val="59"/>
+                <w:numId w:val="54"/>
               </w:numPr>
               <w:spacing w:before="240" w:after="0"/>
               <w:ind w:left="227" w:hanging="227"/>
@@ -8680,7 +8688,7 @@
               <w:pStyle w:val="SS3-115"/>
               <w:numPr>
                 <w:ilvl w:val="0"/>
-                <w:numId w:val="59"/>
+                <w:numId w:val="54"/>
               </w:numPr>
               <w:spacing w:after="0"/>
               <w:ind w:left="227" w:hanging="227"/>
@@ -8693,7 +8701,7 @@
             <w:pPr>
               <w:numPr>
                 <w:ilvl w:val="0"/>
-                <w:numId w:val="59"/>
+                <w:numId w:val="54"/>
               </w:numPr>
               <w:spacing w:after="120"/>
               <w:ind w:left="227" w:hanging="227"/>
@@ -9139,7 +9147,7 @@
               <w:pStyle w:val="SS3-115"/>
               <w:numPr>
                 <w:ilvl w:val="0"/>
-                <w:numId w:val="60"/>
+                <w:numId w:val="55"/>
               </w:numPr>
               <w:spacing w:after="0"/>
               <w:ind w:left="227" w:hanging="227"/>
@@ -9153,7 +9161,7 @@
               <w:pStyle w:val="SS3-115"/>
               <w:numPr>
                 <w:ilvl w:val="0"/>
-                <w:numId w:val="60"/>
+                <w:numId w:val="55"/>
               </w:numPr>
               <w:spacing w:after="0"/>
               <w:ind w:left="227" w:hanging="227"/>
@@ -9258,7 +9266,7 @@
               <w:pStyle w:val="SS3-115"/>
               <w:numPr>
                 <w:ilvl w:val="0"/>
-                <w:numId w:val="61"/>
+                <w:numId w:val="56"/>
               </w:numPr>
               <w:spacing w:after="0"/>
               <w:ind w:left="227" w:hanging="227"/>
@@ -9272,7 +9280,7 @@
               <w:pStyle w:val="SS3-115"/>
               <w:numPr>
                 <w:ilvl w:val="0"/>
-                <w:numId w:val="61"/>
+                <w:numId w:val="56"/>
               </w:numPr>
               <w:spacing w:after="0"/>
               <w:ind w:left="227" w:hanging="227"/>
@@ -9286,7 +9294,7 @@
               <w:pStyle w:val="SS3-115"/>
               <w:numPr>
                 <w:ilvl w:val="0"/>
-                <w:numId w:val="61"/>
+                <w:numId w:val="56"/>
               </w:numPr>
               <w:spacing w:after="0"/>
               <w:ind w:left="227" w:hanging="227"/>
@@ -9300,7 +9308,7 @@
               <w:pStyle w:val="SS3-115"/>
               <w:numPr>
                 <w:ilvl w:val="0"/>
-                <w:numId w:val="61"/>
+                <w:numId w:val="56"/>
               </w:numPr>
               <w:spacing w:after="0"/>
               <w:ind w:left="227" w:hanging="227"/>
@@ -9522,7 +9530,7 @@
               <w:pStyle w:val="ListParagraph"/>
               <w:numPr>
                 <w:ilvl w:val="0"/>
-                <w:numId w:val="62"/>
+                <w:numId w:val="57"/>
               </w:numPr>
               <w:spacing w:after="120"/>
               <w:ind w:left="227" w:hanging="227"/>
@@ -9546,7 +9554,7 @@
               <w:pStyle w:val="ListParagraph"/>
               <w:numPr>
                 <w:ilvl w:val="0"/>
-                <w:numId w:val="62"/>
+                <w:numId w:val="57"/>
               </w:numPr>
               <w:spacing w:after="120"/>
               <w:ind w:left="227" w:hanging="227"/>
@@ -9570,7 +9578,7 @@
               <w:pStyle w:val="ListParagraph"/>
               <w:numPr>
                 <w:ilvl w:val="0"/>
-                <w:numId w:val="62"/>
+                <w:numId w:val="57"/>
               </w:numPr>
               <w:spacing w:after="120"/>
               <w:ind w:left="227" w:hanging="227"/>
@@ -9594,7 +9602,7 @@
               <w:pStyle w:val="SS3-115"/>
               <w:numPr>
                 <w:ilvl w:val="0"/>
-                <w:numId w:val="62"/>
+                <w:numId w:val="57"/>
               </w:numPr>
               <w:ind w:left="227" w:hanging="227"/>
               <w:rPr>
@@ -9671,13 +9679,13 @@
         <w:tblLook w:val="04A0" w:firstRow="1" w:lastRow="0" w:firstColumn="1" w:lastColumn="0" w:noHBand="0" w:noVBand="1"/>
       </w:tblPr>
       <w:tblGrid>
-        <w:gridCol w:w="4496"/>
+        <w:gridCol w:w="7357"/>
       </w:tblGrid>
       <w:tr>
         <w:tc>
           <w:tcPr>
             <w:tcW w:w="0" w:type="auto"/>
-            <w:shd w:val="clear" w:color="auto" w:fill="F3CF57"/>
+            <w:shd w:val="clear" w:color="auto" w:fill="ED9742"/>
           </w:tcPr>
           <w:p>
             <w:pPr>
@@ -9698,7 +9706,7 @@
                 <w:szCs w:val="24"/>
               </w:rPr>
               <w:lastRenderedPageBreak/>
-              <w:t>GRAMMAR FOCUS: SEQUENCING WORDS</w:t>
+              <w:t>GRAMMAR FOCUS: PAST SIMPLE - REGULAR AND IRREGULAR FORMS</w:t>
             </w:r>
           </w:p>
         </w:tc>
@@ -9721,25 +9729,24 @@
       </w:tblPr>
       <w:tblGrid>
         <w:gridCol w:w="690"/>
-        <w:gridCol w:w="10238"/>
-        <w:gridCol w:w="3464"/>
+        <w:gridCol w:w="13702"/>
       </w:tblGrid>
       <w:tr>
         <w:tc>
           <w:tcPr>
-            <w:tcW w:w="622" w:type="dxa"/>
+            <w:tcW w:w="690" w:type="dxa"/>
           </w:tcPr>
           <w:tbl>
             <w:tblPr>
               <w:tblStyle w:val="CompactTable"/>
               <w:tblW w:w="360" w:type="dxa"/>
               <w:tblBorders>
-                <w:top w:val="single" w:sz="18" w:space="0" w:color="E0D3B5"/>
-                <w:left w:val="single" w:sz="18" w:space="0" w:color="E0D3B5"/>
-                <w:bottom w:val="single" w:sz="18" w:space="0" w:color="E0D3B5"/>
-                <w:right w:val="single" w:sz="18" w:space="0" w:color="E0D3B5"/>
-                <w:insideH w:val="single" w:sz="18" w:space="0" w:color="E0D3B5"/>
-                <w:insideV w:val="single" w:sz="18" w:space="0" w:color="E0D3B5"/>
+                <w:top w:val="single" w:sz="18" w:space="0" w:color="FFA13A"/>
+                <w:left w:val="single" w:sz="18" w:space="0" w:color="FFA13A"/>
+                <w:bottom w:val="single" w:sz="18" w:space="0" w:color="FFA13A"/>
+                <w:right w:val="single" w:sz="18" w:space="0" w:color="FFA13A"/>
+                <w:insideH w:val="single" w:sz="18" w:space="0" w:color="FFA13A"/>
+                <w:insideV w:val="single" w:sz="18" w:space="0" w:color="FFA13A"/>
               </w:tblBorders>
               <w:tblLook w:val="04A0" w:firstRow="1" w:lastRow="0" w:firstColumn="1" w:lastColumn="0" w:noHBand="0" w:noVBand="1"/>
             </w:tblPr>
@@ -9766,7 +9773,7 @@
                       <w:szCs w:val="26"/>
                       <w:lang w:bidi="ar-SA"/>
                     </w:rPr>
-                    <w:t>06</w:t>
+                    <w:t>11</w:t>
                   </w:r>
                 </w:p>
               </w:tc>
@@ -9783,7 +9790,7 @@
         </w:tc>
         <w:tc>
           <w:tcPr>
-            <w:tcW w:w="10288" w:type="dxa"/>
+            <w:tcW w:w="13702" w:type="dxa"/>
           </w:tcPr>
           <w:p>
             <w:pPr>
@@ -9806,31 +9813,7 @@
                 <w:spacing w:val="-2"/>
                 <w:w w:val="105"/>
               </w:rPr>
-              <w:t xml:space="preserve">Complete the sentences about making </w:t>
-            </w:r>
-            <w:proofErr w:type="spellStart"/>
-            <w:r>
-              <w:rPr>
-                <w:rFonts w:ascii="Source Sans 3 Medium" w:hAnsi="Source Sans 3 Medium"/>
-                <w:b/>
-                <w:bCs/>
-                <w:color w:val="101312"/>
-                <w:spacing w:val="-2"/>
-                <w:w w:val="105"/>
-              </w:rPr>
-              <w:t>stringhoppers</w:t>
-            </w:r>
-            <w:proofErr w:type="spellEnd"/>
-            <w:r>
-              <w:rPr>
-                <w:rFonts w:ascii="Source Sans 3 Medium" w:hAnsi="Source Sans 3 Medium"/>
-                <w:b/>
-                <w:bCs/>
-                <w:color w:val="101312"/>
-                <w:spacing w:val="-2"/>
-                <w:w w:val="105"/>
-              </w:rPr>
-              <w:t xml:space="preserve"> with words from the box.</w:t>
+              <w:t>Find these past tense forms in the model answer. Which of them are irregular? What are the infinitives of these verbs?</w:t>
             </w:r>
           </w:p>
           <w:tbl>
@@ -9838,22 +9821,21 @@
               <w:tblStyle w:val="CommonTable"/>
               <w:tblW w:w="0" w:type="auto"/>
               <w:tblBorders>
-                <w:top w:val="single" w:sz="18" w:space="0" w:color="E9DB85"/>
-                <w:left w:val="single" w:sz="18" w:space="0" w:color="E9DB85"/>
-                <w:bottom w:val="single" w:sz="18" w:space="0" w:color="E9DB85"/>
-                <w:right w:val="single" w:sz="18" w:space="0" w:color="E9DB85"/>
+                <w:top w:val="single" w:sz="18" w:space="0" w:color="FFA13A"/>
+                <w:left w:val="single" w:sz="18" w:space="0" w:color="FFA13A"/>
+                <w:bottom w:val="single" w:sz="18" w:space="0" w:color="FFA13A"/>
+                <w:right w:val="single" w:sz="18" w:space="0" w:color="FFA13A"/>
                 <w:insideH w:val="none" w:sz="0" w:space="0" w:color="auto"/>
                 <w:insideV w:val="none" w:sz="0" w:space="0" w:color="auto"/>
               </w:tblBorders>
               <w:tblLook w:val="04A0" w:firstRow="1" w:lastRow="0" w:firstColumn="1" w:lastColumn="0" w:noHBand="0" w:noVBand="1"/>
             </w:tblPr>
             <w:tblGrid>
-              <w:gridCol w:w="734"/>
-              <w:gridCol w:w="921"/>
-              <w:gridCol w:w="703"/>
-              <w:gridCol w:w="721"/>
-              <w:gridCol w:w="1659"/>
-              <w:gridCol w:w="928"/>
+              <w:gridCol w:w="1235"/>
+              <w:gridCol w:w="1301"/>
+              <w:gridCol w:w="1111"/>
+              <w:gridCol w:w="809"/>
+              <w:gridCol w:w="730"/>
             </w:tblGrid>
             <w:tr>
               <w:tc>
@@ -9880,7 +9862,7 @@
                       <w:sz w:val="23"/>
                       <w:szCs w:val="23"/>
                     </w:rPr>
-                    <w:t>After</w:t>
+                    <w:t>expanded</w:t>
                   </w:r>
                 </w:p>
               </w:tc>
@@ -9903,15 +9885,13 @@
                       </w14:textOutline>
                     </w:rPr>
                   </w:pPr>
-                  <w:proofErr w:type="gramStart"/>
                   <w:r>
                     <w:rPr>
                       <w:sz w:val="23"/>
                       <w:szCs w:val="23"/>
                     </w:rPr>
-                    <w:t>Finally</w:t>
-                  </w:r>
-                  <w:proofErr w:type="gramEnd"/>
+                    <w:t>changed</w:t>
+                  </w:r>
                 </w:p>
               </w:tc>
               <w:tc>
@@ -9938,7 +9918,7 @@
                       <w:sz w:val="23"/>
                       <w:szCs w:val="23"/>
                     </w:rPr>
-                    <w:t>First</w:t>
+                    <w:t>changed</w:t>
                   </w:r>
                 </w:p>
               </w:tc>
@@ -9962,11 +9942,7 @@
                     </w:rPr>
                   </w:pPr>
                   <w:r>
-                    <w:rPr>
-                      <w:sz w:val="23"/>
-                      <w:szCs w:val="23"/>
-                    </w:rPr>
-                    <w:t>Next</w:t>
+                    <w:t>made</w:t>
                   </w:r>
                 </w:p>
               </w:tc>
@@ -9990,36 +9966,100 @@
                     </w:rPr>
                   </w:pPr>
                   <w:r>
-                    <w:t>The next stage</w:t>
+                    <w:t>built</w:t>
+                  </w:r>
+                </w:p>
+              </w:tc>
+            </w:tr>
+            <w:tr>
+              <w:tc>
+                <w:tcPr>
+                  <w:tcW w:w="0" w:type="auto"/>
+                </w:tcPr>
+                <w:p>
+                  <w:pPr>
+                    <w:rPr>
+                      <w:sz w:val="23"/>
+                      <w:szCs w:val="23"/>
+                    </w:rPr>
+                  </w:pPr>
+                  <w:r>
+                    <w:rPr>
+                      <w:sz w:val="23"/>
+                      <w:szCs w:val="23"/>
+                    </w:rPr>
+                    <w:t>increased</w:t>
                   </w:r>
                 </w:p>
               </w:tc>
               <w:tc>
                 <w:tcPr>
-                  <w:tcW w:w="928" w:type="dxa"/>
+                  <w:tcW w:w="0" w:type="auto"/>
                 </w:tcPr>
                 <w:p>
                   <w:pPr>
-                    <w:rPr>
-                      <w:rStyle w:val="BlankWord1"/>
-                      <w:iCs/>
-                      <w:szCs w:val="23"/>
-                      <w:bdr w:val="none" w:sz="0" w:space="0" w:color="auto"/>
-                      <w:shd w:val="clear" w:color="auto" w:fill="auto"/>
-                      <w14:textOutline w14:w="0" w14:cap="rnd" w14:cmpd="sng" w14:algn="ctr">
-                        <w14:noFill/>
-                        <w14:prstDash w14:val="solid"/>
-                        <w14:bevel/>
-                      </w14:textOutline>
-                    </w:rPr>
-                  </w:pPr>
-                  <w:r>
                     <w:rPr>
                       <w:sz w:val="23"/>
                       <w:szCs w:val="23"/>
                     </w:rPr>
-                    <w:t>Then</w:t>
-                  </w:r>
+                  </w:pPr>
+                  <w:r>
+                    <w:rPr>
+                      <w:sz w:val="23"/>
+                      <w:szCs w:val="23"/>
+                    </w:rPr>
+                    <w:t>developed</w:t>
+                  </w:r>
+                </w:p>
+              </w:tc>
+              <w:tc>
+                <w:tcPr>
+                  <w:tcW w:w="0" w:type="auto"/>
+                </w:tcPr>
+                <w:p>
+                  <w:pPr>
+                    <w:rPr>
+                      <w:sz w:val="23"/>
+                      <w:szCs w:val="23"/>
+                    </w:rPr>
+                  </w:pPr>
+                  <w:r>
+                    <w:rPr>
+                      <w:sz w:val="23"/>
+                      <w:szCs w:val="23"/>
+                    </w:rPr>
+                    <w:t>moved</w:t>
+                  </w:r>
+                </w:p>
+              </w:tc>
+              <w:tc>
+                <w:tcPr>
+                  <w:tcW w:w="0" w:type="auto"/>
+                </w:tcPr>
+                <w:p>
+                  <w:pPr>
+                    <w:rPr>
+                      <w:sz w:val="23"/>
+                      <w:szCs w:val="23"/>
+                    </w:rPr>
+                  </w:pPr>
+                  <w:r>
+                    <w:rPr>
+                      <w:sz w:val="23"/>
+                      <w:szCs w:val="23"/>
+                    </w:rPr>
+                    <w:t>was</w:t>
+                  </w:r>
+                </w:p>
+              </w:tc>
+              <w:tc>
+                <w:tcPr>
+                  <w:tcW w:w="0" w:type="auto"/>
+                </w:tcPr>
+                <w:p>
+                  <w:pPr>
+                    <w:pStyle w:val="SS3-115"/>
+                  </w:pPr>
                 </w:p>
               </w:tc>
             </w:tr>
@@ -10027,183 +10067,61 @@
           <w:p>
             <w:pPr>
               <w:pStyle w:val="SS3-115"/>
-              <w:numPr>
-                <w:ilvl w:val="0"/>
-                <w:numId w:val="4"/>
-              </w:numPr>
-            </w:pPr>
-            <w:r>
-              <w:t>, the rice is put through a grinder.:</w:t>
-            </w:r>
-          </w:p>
-          <w:p>
-            <w:pPr>
-              <w:pStyle w:val="SS3-115"/>
-              <w:numPr>
-                <w:ilvl w:val="0"/>
-                <w:numId w:val="4"/>
-              </w:numPr>
-            </w:pPr>
-            <w:r>
-              <w:t>that, water is added to the flour.</w:t>
-            </w:r>
-          </w:p>
-          <w:p>
-            <w:pPr>
-              <w:pStyle w:val="SS3-115"/>
-              <w:numPr>
-                <w:ilvl w:val="0"/>
-                <w:numId w:val="4"/>
-              </w:numPr>
-            </w:pPr>
-            <w:r>
-              <w:t>it is mixed and made into a dough.</w:t>
-            </w:r>
-          </w:p>
-          <w:p>
-            <w:pPr>
-              <w:pStyle w:val="SS3-115"/>
-              <w:numPr>
-                <w:ilvl w:val="0"/>
-                <w:numId w:val="4"/>
-              </w:numPr>
-            </w:pPr>
-            <w:r>
-              <w:t xml:space="preserve">is to push the dough through the </w:t>
-            </w:r>
-            <w:proofErr w:type="spellStart"/>
-            <w:r>
-              <w:t>stringhopper</w:t>
-            </w:r>
-            <w:proofErr w:type="spellEnd"/>
-            <w:r>
-              <w:t xml:space="preserve"> press.</w:t>
-            </w:r>
-          </w:p>
-          <w:p>
-            <w:pPr>
-              <w:pStyle w:val="SS3-115"/>
-              <w:numPr>
-                <w:ilvl w:val="0"/>
-                <w:numId w:val="4"/>
-              </w:numPr>
-            </w:pPr>
-            <w:r>
-              <w:t xml:space="preserve">the </w:t>
-            </w:r>
-            <w:proofErr w:type="spellStart"/>
-            <w:r>
-              <w:t>stringhoppers</w:t>
-            </w:r>
-            <w:proofErr w:type="spellEnd"/>
-            <w:r>
-              <w:t xml:space="preserve"> are placed in a steamer.</w:t>
-            </w:r>
-          </w:p>
-          <w:p>
-            <w:pPr>
-              <w:pStyle w:val="SS3-115"/>
-              <w:numPr>
-                <w:ilvl w:val="0"/>
-                <w:numId w:val="4"/>
-              </w:numPr>
-            </w:pPr>
-            <w:r>
-              <w:t>, they are served with spicy curries.</w:t>
-            </w:r>
+              <w:rPr>
+                <w:rFonts w:ascii="Source Sans 3 Medium" w:hAnsi="Source Sans 3 Medium"/>
+                <w:b/>
+                <w:bCs/>
+                <w:color w:val="101312"/>
+                <w:spacing w:val="-2"/>
+                <w:w w:val="105"/>
+              </w:rPr>
+            </w:pPr>
           </w:p>
         </w:tc>
+      </w:tr>
+      <w:tr>
         <w:tc>
           <w:tcPr>
-            <w:tcW w:w="3482" w:type="dxa"/>
+            <w:tcW w:w="690" w:type="dxa"/>
           </w:tcPr>
-          <w:p>
-            <w:pPr>
-              <w:rPr>
-                <w:rFonts w:ascii="Source Sans 3 SemiBold" w:hAnsi="Source Sans 3 SemiBold"/>
-                <w:b/>
-                <w:bCs/>
-                <w:noProof/>
-                <w:color w:val="FFFFFF" w:themeColor="background1"/>
-                <w:shd w:val="clear" w:color="auto" w:fill="68AF3D"/>
-              </w:rPr>
-            </w:pPr>
-            <w:r>
-              <w:rPr>
-                <w:rFonts w:ascii="Source Sans 3 SemiBold" w:hAnsi="Source Sans 3 SemiBold"/>
-                <w:b/>
-                <w:bCs/>
-                <w:noProof/>
-                <w:color w:val="FFFFFF" w:themeColor="background1"/>
-                <w:bdr w:val="single" w:sz="24" w:space="0" w:color="E9DB85"/>
-                <w:shd w:val="clear" w:color="auto" w:fill="F18140"/>
-              </w:rPr>
-              <w:t xml:space="preserve">TIP </w:t>
-            </w:r>
-            <w:r>
-              <w:rPr>
-                <w:rFonts w:ascii="Source Sans 3 SemiBold" w:hAnsi="Source Sans 3 SemiBold"/>
-                <w:b/>
-                <w:bCs/>
-                <w:noProof/>
-                <w:bdr w:val="single" w:sz="24" w:space="0" w:color="E9DB85"/>
-              </w:rPr>
-              <w:t>06</w:t>
-            </w:r>
-          </w:p>
           <w:tbl>
             <w:tblPr>
-              <w:tblStyle w:val="NormalTable"/>
-              <w:tblW w:w="0" w:type="auto"/>
+              <w:tblStyle w:val="CompactTable"/>
+              <w:tblW w:w="360" w:type="dxa"/>
               <w:tblBorders>
-                <w:top w:val="single" w:sz="18" w:space="0" w:color="E9DB85"/>
-                <w:left w:val="single" w:sz="18" w:space="0" w:color="E9DB85"/>
-                <w:bottom w:val="single" w:sz="18" w:space="0" w:color="E9DB85"/>
-                <w:right w:val="single" w:sz="18" w:space="0" w:color="E9DB85"/>
-                <w:insideH w:val="single" w:sz="18" w:space="0" w:color="E9DB85"/>
-                <w:insideV w:val="single" w:sz="18" w:space="0" w:color="E9DB85"/>
+                <w:top w:val="single" w:sz="18" w:space="0" w:color="FFA13A"/>
+                <w:left w:val="single" w:sz="18" w:space="0" w:color="FFA13A"/>
+                <w:bottom w:val="single" w:sz="18" w:space="0" w:color="FFA13A"/>
+                <w:right w:val="single" w:sz="18" w:space="0" w:color="FFA13A"/>
+                <w:insideH w:val="single" w:sz="18" w:space="0" w:color="FFA13A"/>
+                <w:insideV w:val="single" w:sz="18" w:space="0" w:color="FFA13A"/>
               </w:tblBorders>
-              <w:shd w:val="clear" w:color="auto" w:fill="E7EAEF"/>
               <w:tblLook w:val="04A0" w:firstRow="1" w:lastRow="0" w:firstColumn="1" w:lastColumn="0" w:noHBand="0" w:noVBand="1"/>
             </w:tblPr>
             <w:tblGrid>
-              <w:gridCol w:w="3134"/>
+              <w:gridCol w:w="360"/>
             </w:tblGrid>
             <w:tr>
               <w:tc>
                 <w:tcPr>
-                  <w:tcW w:w="6061" w:type="dxa"/>
-                  <w:shd w:val="clear" w:color="auto" w:fill="FEFEFE"/>
+                  <w:tcW w:w="360" w:type="dxa"/>
                 </w:tcPr>
                 <w:p>
                   <w:pPr>
                     <w:rPr>
-                      <w:noProof/>
-                      <w:sz w:val="21"/>
-                      <w:szCs w:val="21"/>
+                      <w:b w:val="0"/>
+                      <w:bCs/>
+                      <w:szCs w:val="26"/>
+                      <w:bdr w:val="single" w:sz="12" w:space="0" w:color="FFFF00"/>
                     </w:rPr>
                   </w:pPr>
                   <w:r>
                     <w:rPr>
-                      <w:sz w:val="21"/>
-                      <w:szCs w:val="21"/>
-                    </w:rPr>
-                    <w:t xml:space="preserve">When describing the stages in a process, it is important to use sequencing expressions, for example </w:t>
-                  </w:r>
-                  <w:r>
-                    <w:rPr>
-                      <w:i/>
-                      <w:sz w:val="21"/>
-                      <w:szCs w:val="21"/>
-                    </w:rPr>
-                    <w:t xml:space="preserve">first, then, next, </w:t>
-                  </w:r>
-                  <w:r>
-                    <w:rPr>
-                      <w:sz w:val="21"/>
-                      <w:szCs w:val="21"/>
-                    </w:rPr>
-                    <w:t>to clearly show the order of the stages.</w:t>
+                      <w:bCs/>
+                      <w:szCs w:val="26"/>
+                      <w:lang w:bidi="ar-SA"/>
+                    </w:rPr>
+                    <w:t>12</w:t>
                   </w:r>
                 </w:p>
               </w:tc>
@@ -10211,6 +10129,19 @@
           </w:tbl>
           <w:p>
             <w:pPr>
+              <w:rPr>
+                <w:bCs/>
+                <w:szCs w:val="26"/>
+              </w:rPr>
+            </w:pPr>
+          </w:p>
+        </w:tc>
+        <w:tc>
+          <w:tcPr>
+            <w:tcW w:w="13702" w:type="dxa"/>
+          </w:tcPr>
+          <w:p>
+            <w:pPr>
               <w:pStyle w:val="SS3-115"/>
               <w:rPr>
                 <w:rFonts w:ascii="Source Sans 3 Medium" w:hAnsi="Source Sans 3 Medium"/>
@@ -10221,6 +10152,369 @@
                 <w:w w:val="105"/>
               </w:rPr>
             </w:pPr>
+            <w:r>
+              <w:rPr>
+                <w:rFonts w:ascii="Source Sans 3 Medium" w:hAnsi="Source Sans 3 Medium"/>
+                <w:b/>
+                <w:bCs/>
+                <w:color w:val="101312"/>
+                <w:spacing w:val="-2"/>
+                <w:w w:val="105"/>
+              </w:rPr>
+              <w:t>These sentences could also be used to describe the maps. Put the verb in brackets into the past tense to complete the sentences.</w:t>
+            </w:r>
+          </w:p>
+          <w:p>
+            <w:pPr>
+              <w:pStyle w:val="SS3-115"/>
+              <w:numPr>
+                <w:ilvl w:val="0"/>
+                <w:numId w:val="58"/>
+              </w:numPr>
+              <w:ind w:left="284" w:hanging="284"/>
+              <w:rPr>
+                <w:color w:val="101312"/>
+                <w:spacing w:val="-2"/>
+                <w:w w:val="105"/>
+              </w:rPr>
+            </w:pPr>
+            <w:r>
+              <w:rPr>
+                <w:color w:val="101312"/>
+                <w:spacing w:val="-2"/>
+                <w:w w:val="105"/>
+              </w:rPr>
+              <w:t>They (</w:t>
+            </w:r>
+            <w:r>
+              <w:rPr>
+                <w:b/>
+                <w:bCs/>
+                <w:color w:val="101312"/>
+                <w:spacing w:val="-2"/>
+                <w:w w:val="105"/>
+              </w:rPr>
+              <w:t>cut</w:t>
+            </w:r>
+            <w:r>
+              <w:rPr>
+                <w:color w:val="101312"/>
+                <w:spacing w:val="-2"/>
+                <w:w w:val="105"/>
+              </w:rPr>
+              <w:t>) down trees to build the halls of residence.</w:t>
+            </w:r>
+          </w:p>
+          <w:p>
+            <w:pPr>
+              <w:pStyle w:val="SS3-115"/>
+              <w:numPr>
+                <w:ilvl w:val="0"/>
+                <w:numId w:val="58"/>
+              </w:numPr>
+              <w:ind w:left="284" w:hanging="284"/>
+              <w:rPr>
+                <w:color w:val="101312"/>
+                <w:spacing w:val="-2"/>
+                <w:w w:val="105"/>
+              </w:rPr>
+            </w:pPr>
+            <w:r>
+              <w:rPr>
+                <w:color w:val="101312"/>
+                <w:spacing w:val="-2"/>
+                <w:w w:val="105"/>
+              </w:rPr>
+              <w:t>The old café (</w:t>
+            </w:r>
+            <w:r>
+              <w:rPr>
+                <w:b/>
+                <w:bCs/>
+                <w:color w:val="101312"/>
+                <w:spacing w:val="-2"/>
+                <w:w w:val="105"/>
+              </w:rPr>
+              <w:t>become</w:t>
+            </w:r>
+            <w:r>
+              <w:rPr>
+                <w:color w:val="101312"/>
+                <w:spacing w:val="-2"/>
+                <w:w w:val="105"/>
+              </w:rPr>
+              <w:t>) the new library.</w:t>
+            </w:r>
+          </w:p>
+          <w:p>
+            <w:pPr>
+              <w:pStyle w:val="SS3-115"/>
+              <w:numPr>
+                <w:ilvl w:val="0"/>
+                <w:numId w:val="58"/>
+              </w:numPr>
+              <w:ind w:left="284" w:hanging="284"/>
+              <w:rPr>
+                <w:color w:val="101312"/>
+                <w:spacing w:val="-2"/>
+                <w:w w:val="105"/>
+              </w:rPr>
+            </w:pPr>
+            <w:r>
+              <w:rPr>
+                <w:color w:val="101312"/>
+                <w:spacing w:val="-2"/>
+                <w:w w:val="105"/>
+              </w:rPr>
+              <w:t>In 1995 students (</w:t>
+            </w:r>
+            <w:r>
+              <w:rPr>
+                <w:b/>
+                <w:bCs/>
+                <w:color w:val="101312"/>
+                <w:spacing w:val="-2"/>
+                <w:w w:val="105"/>
+              </w:rPr>
+              <w:t>catch</w:t>
+            </w:r>
+            <w:r>
+              <w:rPr>
+                <w:color w:val="101312"/>
+                <w:spacing w:val="-2"/>
+                <w:w w:val="105"/>
+              </w:rPr>
+              <w:t>) the bus outside the Students' Union.</w:t>
+            </w:r>
+          </w:p>
+          <w:p>
+            <w:pPr>
+              <w:pStyle w:val="SS3-115"/>
+              <w:numPr>
+                <w:ilvl w:val="0"/>
+                <w:numId w:val="58"/>
+              </w:numPr>
+              <w:ind w:left="284" w:hanging="284"/>
+              <w:rPr>
+                <w:color w:val="101312"/>
+                <w:spacing w:val="-2"/>
+                <w:w w:val="105"/>
+              </w:rPr>
+            </w:pPr>
+            <w:r>
+              <w:rPr>
+                <w:color w:val="101312"/>
+                <w:spacing w:val="-2"/>
+                <w:w w:val="105"/>
+              </w:rPr>
+              <w:t>The university (</w:t>
+            </w:r>
+            <w:r>
+              <w:rPr>
+                <w:b/>
+                <w:bCs/>
+                <w:color w:val="101312"/>
+                <w:spacing w:val="-2"/>
+                <w:w w:val="105"/>
+              </w:rPr>
+              <w:t>need</w:t>
+            </w:r>
+            <w:r>
+              <w:rPr>
+                <w:color w:val="101312"/>
+                <w:spacing w:val="-2"/>
+                <w:w w:val="105"/>
+              </w:rPr>
+              <w:t>) laboratories.</w:t>
+            </w:r>
+          </w:p>
+          <w:p>
+            <w:pPr>
+              <w:pStyle w:val="SS3-115"/>
+              <w:numPr>
+                <w:ilvl w:val="0"/>
+                <w:numId w:val="58"/>
+              </w:numPr>
+              <w:ind w:left="284" w:hanging="284"/>
+              <w:rPr>
+                <w:color w:val="101312"/>
+                <w:spacing w:val="-2"/>
+                <w:w w:val="105"/>
+              </w:rPr>
+            </w:pPr>
+            <w:r>
+              <w:rPr>
+                <w:color w:val="101312"/>
+                <w:spacing w:val="-2"/>
+                <w:w w:val="105"/>
+              </w:rPr>
+              <w:t>They (</w:t>
+            </w:r>
+            <w:r>
+              <w:rPr>
+                <w:b/>
+                <w:bCs/>
+                <w:color w:val="101312"/>
+                <w:spacing w:val="-2"/>
+                <w:w w:val="105"/>
+              </w:rPr>
+              <w:t>put</w:t>
+            </w:r>
+            <w:r>
+              <w:rPr>
+                <w:color w:val="101312"/>
+                <w:spacing w:val="-2"/>
+                <w:w w:val="105"/>
+              </w:rPr>
+              <w:t>) table tennis tables in front of the Scott Library.</w:t>
+            </w:r>
+          </w:p>
+          <w:p>
+            <w:pPr>
+              <w:pStyle w:val="SS3-115"/>
+              <w:numPr>
+                <w:ilvl w:val="0"/>
+                <w:numId w:val="58"/>
+              </w:numPr>
+              <w:ind w:left="284" w:hanging="284"/>
+              <w:rPr>
+                <w:color w:val="101312"/>
+                <w:spacing w:val="-2"/>
+                <w:w w:val="105"/>
+              </w:rPr>
+            </w:pPr>
+            <w:r>
+              <w:rPr>
+                <w:color w:val="101312"/>
+                <w:spacing w:val="-2"/>
+                <w:w w:val="105"/>
+              </w:rPr>
+              <w:t>There (</w:t>
+            </w:r>
+            <w:r>
+              <w:rPr>
+                <w:b/>
+                <w:bCs/>
+                <w:color w:val="101312"/>
+                <w:spacing w:val="-2"/>
+                <w:w w:val="105"/>
+              </w:rPr>
+              <w:t>be</w:t>
+            </w:r>
+            <w:r>
+              <w:rPr>
+                <w:color w:val="101312"/>
+                <w:spacing w:val="-2"/>
+                <w:w w:val="105"/>
+              </w:rPr>
+              <w:t>) not enough halls of residence in 1995.</w:t>
+            </w:r>
+          </w:p>
+          <w:p>
+            <w:pPr>
+              <w:pStyle w:val="SS3-115"/>
+              <w:numPr>
+                <w:ilvl w:val="0"/>
+                <w:numId w:val="58"/>
+              </w:numPr>
+              <w:ind w:left="284" w:hanging="284"/>
+              <w:rPr>
+                <w:color w:val="101312"/>
+                <w:spacing w:val="-2"/>
+                <w:w w:val="105"/>
+              </w:rPr>
+            </w:pPr>
+            <w:r>
+              <w:rPr>
+                <w:color w:val="101312"/>
+                <w:spacing w:val="-2"/>
+                <w:w w:val="105"/>
+              </w:rPr>
+              <w:t>They (</w:t>
+            </w:r>
+            <w:r>
+              <w:rPr>
+                <w:b/>
+                <w:bCs/>
+                <w:color w:val="101312"/>
+                <w:spacing w:val="-2"/>
+                <w:w w:val="105"/>
+              </w:rPr>
+              <w:t>dig</w:t>
+            </w:r>
+            <w:r>
+              <w:rPr>
+                <w:color w:val="101312"/>
+                <w:spacing w:val="-2"/>
+                <w:w w:val="105"/>
+              </w:rPr>
+              <w:t>) a pond in the recreation area.</w:t>
+            </w:r>
+          </w:p>
+          <w:p>
+            <w:pPr>
+              <w:pStyle w:val="SS3-115"/>
+              <w:numPr>
+                <w:ilvl w:val="0"/>
+                <w:numId w:val="58"/>
+              </w:numPr>
+              <w:ind w:left="284" w:hanging="284"/>
+              <w:rPr>
+                <w:color w:val="101312"/>
+                <w:spacing w:val="-2"/>
+                <w:w w:val="105"/>
+              </w:rPr>
+            </w:pPr>
+            <w:r>
+              <w:rPr>
+                <w:color w:val="101312"/>
+                <w:spacing w:val="-2"/>
+                <w:w w:val="105"/>
+              </w:rPr>
+              <w:t>They (</w:t>
+            </w:r>
+            <w:r>
+              <w:rPr>
+                <w:b/>
+                <w:bCs/>
+                <w:color w:val="101312"/>
+                <w:spacing w:val="-2"/>
+                <w:w w:val="105"/>
+              </w:rPr>
+              <w:t>plant</w:t>
+            </w:r>
+            <w:r>
+              <w:rPr>
+                <w:color w:val="101312"/>
+                <w:spacing w:val="-2"/>
+                <w:w w:val="105"/>
+              </w:rPr>
+              <w:t>) lots of new trees.</w:t>
+            </w:r>
+          </w:p>
+          <w:p>
+            <w:pPr>
+              <w:pStyle w:val="SS3-115"/>
+              <w:rPr>
+                <w:rFonts w:ascii="Source Sans 3 Medium" w:hAnsi="Source Sans 3 Medium"/>
+                <w:b/>
+                <w:bCs/>
+                <w:color w:val="101312"/>
+                <w:spacing w:val="-2"/>
+                <w:w w:val="105"/>
+              </w:rPr>
+            </w:pPr>
+            <w:r>
+              <w:rPr>
+                <w:rFonts w:ascii="Source Sans 3 Medium" w:hAnsi="Source Sans 3 Medium"/>
+                <w:b/>
+                <w:bCs/>
+                <w:color w:val="101312"/>
+                <w:spacing w:val="-2"/>
+                <w:w w:val="105"/>
+              </w:rPr>
+              <w:t>Two of the verbs are regular. Which ones?</w:t>
+            </w:r>
           </w:p>
         </w:tc>
       </w:tr>
@@ -10250,13 +10544,13 @@
         <w:tblLook w:val="04A0" w:firstRow="1" w:lastRow="0" w:firstColumn="1" w:lastColumn="0" w:noHBand="0" w:noVBand="1"/>
       </w:tblPr>
       <w:tblGrid>
-        <w:gridCol w:w="4914"/>
+        <w:gridCol w:w="5954"/>
       </w:tblGrid>
       <w:tr>
         <w:tc>
           <w:tcPr>
             <w:tcW w:w="0" w:type="auto"/>
-            <w:shd w:val="clear" w:color="auto" w:fill="F3CF57"/>
+            <w:shd w:val="clear" w:color="auto" w:fill="ED9742"/>
           </w:tcPr>
           <w:p>
             <w:pPr>
@@ -10276,7 +10570,7 @@
                 <w:sz w:val="24"/>
                 <w:szCs w:val="24"/>
               </w:rPr>
-              <w:t>WRITING AN INTRODUCTION AND OVERVIEW</w:t>
+              <w:t>GRAMMAR FOCUS: PAST SIMPLE - ACTIVE AND PASSIVE</w:t>
             </w:r>
           </w:p>
         </w:tc>
@@ -10299,25 +10593,25 @@
       </w:tblPr>
       <w:tblGrid>
         <w:gridCol w:w="690"/>
-        <w:gridCol w:w="10232"/>
-        <w:gridCol w:w="3470"/>
+        <w:gridCol w:w="8003"/>
+        <w:gridCol w:w="5699"/>
       </w:tblGrid>
       <w:tr>
         <w:tc>
           <w:tcPr>
-            <w:tcW w:w="622" w:type="dxa"/>
+            <w:tcW w:w="690" w:type="dxa"/>
           </w:tcPr>
           <w:tbl>
             <w:tblPr>
               <w:tblStyle w:val="CompactTable"/>
               <w:tblW w:w="360" w:type="dxa"/>
               <w:tblBorders>
-                <w:top w:val="single" w:sz="18" w:space="0" w:color="E0D3B5"/>
-                <w:left w:val="single" w:sz="18" w:space="0" w:color="E0D3B5"/>
-                <w:bottom w:val="single" w:sz="18" w:space="0" w:color="E0D3B5"/>
-                <w:right w:val="single" w:sz="18" w:space="0" w:color="E0D3B5"/>
-                <w:insideH w:val="single" w:sz="18" w:space="0" w:color="E0D3B5"/>
-                <w:insideV w:val="single" w:sz="18" w:space="0" w:color="E0D3B5"/>
+                <w:top w:val="single" w:sz="18" w:space="0" w:color="FFA13A"/>
+                <w:left w:val="single" w:sz="18" w:space="0" w:color="FFA13A"/>
+                <w:bottom w:val="single" w:sz="18" w:space="0" w:color="FFA13A"/>
+                <w:right w:val="single" w:sz="18" w:space="0" w:color="FFA13A"/>
+                <w:insideH w:val="single" w:sz="18" w:space="0" w:color="FFA13A"/>
+                <w:insideV w:val="single" w:sz="18" w:space="0" w:color="FFA13A"/>
               </w:tblBorders>
               <w:tblLook w:val="04A0" w:firstRow="1" w:lastRow="0" w:firstColumn="1" w:lastColumn="0" w:noHBand="0" w:noVBand="1"/>
             </w:tblPr>
@@ -10344,7 +10638,7 @@
                       <w:szCs w:val="26"/>
                       <w:lang w:bidi="ar-SA"/>
                     </w:rPr>
-                    <w:t>07</w:t>
+                    <w:t>13</w:t>
                   </w:r>
                 </w:p>
               </w:tc>
@@ -10361,7 +10655,7 @@
         </w:tc>
         <w:tc>
           <w:tcPr>
-            <w:tcW w:w="10288" w:type="dxa"/>
+            <w:tcW w:w="8094" w:type="dxa"/>
           </w:tcPr>
           <w:p>
             <w:pPr>
@@ -10384,7 +10678,31 @@
                 <w:spacing w:val="-2"/>
                 <w:w w:val="105"/>
               </w:rPr>
-              <w:t>Which of these is an introduction and which is an overview?</w:t>
+              <w:t>Read the information about active and passive verbs.</w:t>
+            </w:r>
+          </w:p>
+          <w:p>
+            <w:pPr>
+              <w:pStyle w:val="SS3-115"/>
+              <w:rPr>
+                <w:rFonts w:ascii="Source Sans 3 Medium" w:hAnsi="Source Sans 3 Medium"/>
+                <w:b/>
+                <w:bCs/>
+                <w:color w:val="101312"/>
+                <w:spacing w:val="-2"/>
+                <w:w w:val="105"/>
+              </w:rPr>
+            </w:pPr>
+            <w:r>
+              <w:rPr>
+                <w:rFonts w:ascii="Source Sans 3 Medium" w:hAnsi="Source Sans 3 Medium"/>
+                <w:b/>
+                <w:bCs/>
+                <w:color w:val="101312"/>
+                <w:spacing w:val="-2"/>
+                <w:w w:val="105"/>
+              </w:rPr>
+              <w:t>Are sentences 1-4 about the map active or passive?</w:t>
             </w:r>
           </w:p>
           <w:p>
@@ -10392,28 +10710,22 @@
               <w:pStyle w:val="SS3-115"/>
               <w:numPr>
                 <w:ilvl w:val="0"/>
-                <w:numId w:val="5"/>
+                <w:numId w:val="59"/>
               </w:numPr>
-              <w:ind w:left="284" w:hanging="284"/>
-            </w:pPr>
-            <w:r>
-              <w:t xml:space="preserve">There are six stages in the process of making </w:t>
-            </w:r>
-            <w:proofErr w:type="spellStart"/>
-            <w:r>
-              <w:t>stringhoppers</w:t>
-            </w:r>
-            <w:proofErr w:type="spellEnd"/>
-            <w:r>
-              <w:t xml:space="preserve">, beginning with grinding the rice and making a dough and ending with using a steamer to cook the </w:t>
-            </w:r>
-            <w:proofErr w:type="spellStart"/>
-            <w:r>
-              <w:t>stringhoppers</w:t>
-            </w:r>
-            <w:proofErr w:type="spellEnd"/>
-            <w:r>
-              <w:t>.</w:t>
+              <w:ind w:left="227" w:hanging="227"/>
+              <w:rPr>
+                <w:color w:val="101312"/>
+                <w:spacing w:val="-2"/>
+                <w:w w:val="105"/>
+              </w:rPr>
+            </w:pPr>
+            <w:r>
+              <w:rPr>
+                <w:color w:val="101312"/>
+                <w:spacing w:val="-2"/>
+                <w:w w:val="105"/>
+              </w:rPr>
+              <w:t>The library was relocated to the right of the Founder's Building.</w:t>
             </w:r>
           </w:p>
           <w:p>
@@ -10421,54 +10733,337 @@
               <w:pStyle w:val="SS3-115"/>
               <w:numPr>
                 <w:ilvl w:val="0"/>
-                <w:numId w:val="5"/>
+                <w:numId w:val="59"/>
               </w:numPr>
-              <w:ind w:left="284" w:hanging="284"/>
-            </w:pPr>
-            <w:r>
-              <w:t xml:space="preserve">The diagram demonstrates the process of preparing </w:t>
-            </w:r>
-            <w:proofErr w:type="spellStart"/>
-            <w:r>
-              <w:t>stringhoppers</w:t>
-            </w:r>
-            <w:proofErr w:type="spellEnd"/>
-            <w:r>
-              <w:t>, a kind of noodle.</w:t>
+              <w:ind w:left="227" w:hanging="227"/>
+              <w:rPr>
+                <w:color w:val="101312"/>
+                <w:spacing w:val="-2"/>
+                <w:w w:val="105"/>
+              </w:rPr>
+            </w:pPr>
+            <w:r>
+              <w:rPr>
+                <w:color w:val="101312"/>
+                <w:spacing w:val="-2"/>
+                <w:w w:val="105"/>
+              </w:rPr>
+              <w:t>They also built two new cafés.</w:t>
+            </w:r>
+          </w:p>
+          <w:p>
+            <w:pPr>
+              <w:pStyle w:val="SS3-115"/>
+              <w:numPr>
+                <w:ilvl w:val="0"/>
+                <w:numId w:val="59"/>
+              </w:numPr>
+              <w:ind w:left="227" w:hanging="227"/>
+              <w:rPr>
+                <w:color w:val="101312"/>
+                <w:spacing w:val="-2"/>
+                <w:w w:val="105"/>
+              </w:rPr>
+            </w:pPr>
+            <w:r>
+              <w:rPr>
+                <w:color w:val="101312"/>
+                <w:spacing w:val="-2"/>
+                <w:w w:val="105"/>
+              </w:rPr>
+              <w:t>The university created a new recreation area.</w:t>
+            </w:r>
+          </w:p>
+          <w:p>
+            <w:pPr>
+              <w:pStyle w:val="SS3-115"/>
+              <w:numPr>
+                <w:ilvl w:val="0"/>
+                <w:numId w:val="59"/>
+              </w:numPr>
+              <w:ind w:left="227" w:hanging="227"/>
+            </w:pPr>
+            <w:r>
+              <w:rPr>
+                <w:color w:val="101312"/>
+                <w:spacing w:val="-2"/>
+                <w:w w:val="105"/>
+              </w:rPr>
+              <w:t>The old gym and tennis courts were demolished.</w:t>
             </w:r>
           </w:p>
         </w:tc>
         <w:tc>
           <w:tcPr>
-            <w:tcW w:w="3482" w:type="dxa"/>
+            <w:tcW w:w="5608" w:type="dxa"/>
           </w:tcPr>
           <w:tbl>
             <w:tblPr>
               <w:tblStyle w:val="NormalTable"/>
-              <w:tblW w:w="0" w:type="auto"/>
+              <w:tblW w:w="5369" w:type="dxa"/>
               <w:tblBorders>
-                <w:top w:val="single" w:sz="18" w:space="0" w:color="E9DB85"/>
-                <w:left w:val="single" w:sz="18" w:space="0" w:color="E9DB85"/>
-                <w:bottom w:val="single" w:sz="18" w:space="0" w:color="E9DB85"/>
-                <w:right w:val="single" w:sz="18" w:space="0" w:color="E9DB85"/>
-                <w:insideH w:val="single" w:sz="18" w:space="0" w:color="E9DB85"/>
-                <w:insideV w:val="single" w:sz="18" w:space="0" w:color="E9DB85"/>
+                <w:top w:val="single" w:sz="18" w:space="0" w:color="ED9742"/>
+                <w:left w:val="single" w:sz="18" w:space="0" w:color="ED9742"/>
+                <w:bottom w:val="single" w:sz="18" w:space="0" w:color="ED9742"/>
+                <w:right w:val="single" w:sz="18" w:space="0" w:color="ED9742"/>
+                <w:insideH w:val="single" w:sz="18" w:space="0" w:color="ED9742"/>
+                <w:insideV w:val="single" w:sz="18" w:space="0" w:color="ED9742"/>
               </w:tblBorders>
               <w:shd w:val="clear" w:color="auto" w:fill="E7EAEF"/>
               <w:tblLook w:val="04A0" w:firstRow="1" w:lastRow="0" w:firstColumn="1" w:lastColumn="0" w:noHBand="0" w:noVBand="1"/>
             </w:tblPr>
             <w:tblGrid>
-              <w:gridCol w:w="3140"/>
+              <w:gridCol w:w="5369"/>
             </w:tblGrid>
             <w:tr>
               <w:tc>
                 <w:tcPr>
-                  <w:tcW w:w="3220" w:type="dxa"/>
-                  <w:shd w:val="clear" w:color="auto" w:fill="FEFEFE"/>
+                  <w:tcW w:w="5369" w:type="dxa"/>
+                  <w:shd w:val="clear" w:color="auto" w:fill="FCF5E3"/>
                 </w:tcPr>
                 <w:p>
                   <w:pPr>
                     <w:rPr>
+                      <w:sz w:val="21"/>
+                      <w:szCs w:val="21"/>
+                    </w:rPr>
+                  </w:pPr>
+                  <w:r>
+                    <w:rPr>
+                      <w:color w:val="ED9742"/>
+                      <w:sz w:val="32"/>
+                      <w:szCs w:val="32"/>
+                    </w:rPr>
+                    <w:t>◉</w:t>
+                  </w:r>
+                  <w:r>
+                    <w:rPr>
+                      <w:color w:val="E9DB85"/>
+                      <w:sz w:val="32"/>
+                      <w:szCs w:val="32"/>
+                    </w:rPr>
+                    <w:t xml:space="preserve"> </w:t>
+                  </w:r>
+                  <w:r>
+                    <w:rPr>
+                      <w:i/>
+                      <w:iCs/>
+                      <w:sz w:val="21"/>
+                      <w:szCs w:val="21"/>
+                    </w:rPr>
+                    <w:t xml:space="preserve">The university </w:t>
+                  </w:r>
+                  <w:r>
+                    <w:rPr>
+                      <w:b/>
+                      <w:bCs/>
+                      <w:i/>
+                      <w:iCs/>
+                      <w:sz w:val="21"/>
+                      <w:szCs w:val="21"/>
+                    </w:rPr>
+                    <w:t>developed</w:t>
+                  </w:r>
+                  <w:r>
+                    <w:rPr>
+                      <w:i/>
+                      <w:iCs/>
+                      <w:sz w:val="21"/>
+                      <w:szCs w:val="21"/>
+                    </w:rPr>
+                    <w:t xml:space="preserve"> the campus during this period. - active</w:t>
+                  </w:r>
+                </w:p>
+                <w:p>
+                  <w:pPr>
+                    <w:pStyle w:val="ListParagraph"/>
+                    <w:numPr>
+                      <w:ilvl w:val="0"/>
+                      <w:numId w:val="60"/>
+                    </w:numPr>
+                    <w:ind w:left="227" w:hanging="227"/>
+                    <w:rPr>
+                      <w:rFonts w:ascii="Source Sans 3" w:hAnsi="Source Sans 3"/>
+                      <w:sz w:val="21"/>
+                      <w:szCs w:val="21"/>
+                    </w:rPr>
+                  </w:pPr>
+                  <w:r>
+                    <w:rPr>
+                      <w:rFonts w:ascii="Source Sans 3" w:hAnsi="Source Sans 3"/>
+                      <w:sz w:val="21"/>
+                      <w:szCs w:val="21"/>
+                    </w:rPr>
+                    <w:t>The subject (</w:t>
+                  </w:r>
+                  <w:r>
+                    <w:rPr>
+                      <w:rFonts w:ascii="Source Sans 3" w:hAnsi="Source Sans 3"/>
+                      <w:i/>
+                      <w:iCs/>
+                      <w:sz w:val="21"/>
+                      <w:szCs w:val="21"/>
+                    </w:rPr>
+                    <w:t>the university</w:t>
+                  </w:r>
+                  <w:r>
+                    <w:rPr>
+                      <w:rFonts w:ascii="Source Sans 3" w:hAnsi="Source Sans 3"/>
+                      <w:sz w:val="21"/>
+                      <w:szCs w:val="21"/>
+                    </w:rPr>
+                    <w:t>) did the action.</w:t>
+                  </w:r>
+                </w:p>
+                <w:p>
+                  <w:pPr>
+                    <w:pStyle w:val="ListParagraph"/>
+                    <w:numPr>
+                      <w:ilvl w:val="0"/>
+                      <w:numId w:val="60"/>
+                    </w:numPr>
+                    <w:ind w:left="227" w:hanging="227"/>
+                    <w:rPr>
+                      <w:rFonts w:ascii="Source Sans 3" w:hAnsi="Source Sans 3"/>
+                      <w:sz w:val="21"/>
+                      <w:szCs w:val="21"/>
+                    </w:rPr>
+                  </w:pPr>
+                  <w:r>
+                    <w:rPr>
+                      <w:rFonts w:ascii="Source Sans 3" w:hAnsi="Source Sans 3"/>
+                      <w:sz w:val="21"/>
+                      <w:szCs w:val="21"/>
+                    </w:rPr>
+                    <w:t>The verb is a single word (</w:t>
+                  </w:r>
+                  <w:r>
+                    <w:rPr>
+                      <w:rFonts w:ascii="Source Sans 3" w:hAnsi="Source Sans 3"/>
+                      <w:i/>
+                      <w:iCs/>
+                      <w:sz w:val="21"/>
+                      <w:szCs w:val="21"/>
+                    </w:rPr>
+                    <w:t>developed</w:t>
+                  </w:r>
+                  <w:r>
+                    <w:rPr>
+                      <w:rFonts w:ascii="Source Sans 3" w:hAnsi="Source Sans 3"/>
+                      <w:sz w:val="21"/>
+                      <w:szCs w:val="21"/>
+                    </w:rPr>
+                    <w:t>).</w:t>
+                  </w:r>
+                </w:p>
+                <w:p>
+                  <w:pPr>
+                    <w:rPr>
+                      <w:i/>
+                      <w:iCs/>
+                      <w:sz w:val="21"/>
+                      <w:szCs w:val="21"/>
+                    </w:rPr>
+                  </w:pPr>
+                  <w:r>
+                    <w:rPr>
+                      <w:i/>
+                      <w:iCs/>
+                      <w:sz w:val="21"/>
+                      <w:szCs w:val="21"/>
+                    </w:rPr>
+                    <w:t xml:space="preserve">New halls of residence </w:t>
+                  </w:r>
+                  <w:r>
+                    <w:rPr>
+                      <w:b/>
+                      <w:bCs/>
+                      <w:i/>
+                      <w:iCs/>
+                      <w:sz w:val="21"/>
+                      <w:szCs w:val="21"/>
+                    </w:rPr>
+                    <w:t>were built</w:t>
+                  </w:r>
+                  <w:r>
+                    <w:rPr>
+                      <w:i/>
+                      <w:iCs/>
+                      <w:sz w:val="21"/>
+                      <w:szCs w:val="21"/>
+                    </w:rPr>
+                    <w:t>. - passive</w:t>
+                  </w:r>
+                </w:p>
+                <w:p>
+                  <w:pPr>
+                    <w:pStyle w:val="ListParagraph"/>
+                    <w:numPr>
+                      <w:ilvl w:val="0"/>
+                      <w:numId w:val="61"/>
+                    </w:numPr>
+                    <w:ind w:left="227" w:hanging="227"/>
+                    <w:rPr>
+                      <w:rFonts w:ascii="Source Sans 3" w:hAnsi="Source Sans 3"/>
+                      <w:sz w:val="21"/>
+                      <w:szCs w:val="21"/>
+                    </w:rPr>
+                  </w:pPr>
+                  <w:r>
+                    <w:rPr>
+                      <w:rFonts w:ascii="Source Sans 3" w:hAnsi="Source Sans 3"/>
+                      <w:sz w:val="21"/>
+                      <w:szCs w:val="21"/>
+                    </w:rPr>
+                    <w:t>The subject (</w:t>
+                  </w:r>
+                  <w:r>
+                    <w:rPr>
+                      <w:rFonts w:ascii="Source Sans 3" w:hAnsi="Source Sans 3"/>
+                      <w:i/>
+                      <w:iCs/>
+                      <w:sz w:val="21"/>
+                      <w:szCs w:val="21"/>
+                    </w:rPr>
+                    <w:t>new halls of residence</w:t>
+                  </w:r>
+                  <w:r>
+                    <w:rPr>
+                      <w:rFonts w:ascii="Source Sans 3" w:hAnsi="Source Sans 3"/>
+                      <w:sz w:val="21"/>
+                      <w:szCs w:val="21"/>
+                    </w:rPr>
+                    <w:t>) didn't do the action (</w:t>
+                  </w:r>
+                  <w:r>
+                    <w:rPr>
+                      <w:rFonts w:ascii="Source Sans 3" w:hAnsi="Source Sans 3"/>
+                      <w:i/>
+                      <w:iCs/>
+                      <w:sz w:val="21"/>
+                      <w:szCs w:val="21"/>
+                    </w:rPr>
+                    <w:t>build</w:t>
+                  </w:r>
+                  <w:r>
+                    <w:rPr>
+                      <w:rFonts w:ascii="Source Sans 3" w:hAnsi="Source Sans 3"/>
+                      <w:sz w:val="21"/>
+                      <w:szCs w:val="21"/>
+                    </w:rPr>
+                    <w:t>), but someone else did the action to it.</w:t>
+                  </w:r>
+                </w:p>
+                <w:p>
+                  <w:pPr>
+                    <w:pStyle w:val="ListParagraph"/>
+                    <w:numPr>
+                      <w:ilvl w:val="0"/>
+                      <w:numId w:val="61"/>
+                    </w:numPr>
+                    <w:ind w:left="227" w:hanging="227"/>
+                    <w:rPr>
+                      <w:rFonts w:ascii="Source Sans 3" w:hAnsi="Source Sans 3"/>
                       <w:noProof/>
                       <w:sz w:val="21"/>
                       <w:szCs w:val="21"/>
@@ -10476,26 +11071,47 @@
                   </w:pPr>
                   <w:r>
                     <w:rPr>
-                      <w:color w:val="E9DB85"/>
-                      <w:sz w:val="32"/>
-                      <w:szCs w:val="32"/>
-                    </w:rPr>
-                    <w:t>◉</w:t>
-                  </w:r>
-                  <w:r>
-                    <w:rPr>
-                      <w:color w:val="E9DB85"/>
-                      <w:sz w:val="32"/>
-                      <w:szCs w:val="32"/>
-                    </w:rPr>
-                    <w:t xml:space="preserve"> </w:t>
-                  </w:r>
-                  <w:r>
-                    <w:rPr>
+                      <w:rFonts w:ascii="Source Sans 3" w:hAnsi="Source Sans 3"/>
                       <w:sz w:val="21"/>
                       <w:szCs w:val="21"/>
                     </w:rPr>
-                    <w:t>In Writing Task 1 your answer should include an introduction and an overview. The introduction is usually the task question rewritten in your own words. The overview is a summary of the process.</w:t>
+                    <w:t>The verb consists of two words: the correct form of be (</w:t>
+                  </w:r>
+                  <w:r>
+                    <w:rPr>
+                      <w:rFonts w:ascii="Source Sans 3" w:hAnsi="Source Sans 3"/>
+                      <w:i/>
+                      <w:iCs/>
+                      <w:sz w:val="21"/>
+                      <w:szCs w:val="21"/>
+                    </w:rPr>
+                    <w:t>were</w:t>
+                  </w:r>
+                  <w:r>
+                    <w:rPr>
+                      <w:rFonts w:ascii="Source Sans 3" w:hAnsi="Source Sans 3"/>
+                      <w:sz w:val="21"/>
+                      <w:szCs w:val="21"/>
+                    </w:rPr>
+                    <w:t>) + past participle (</w:t>
+                  </w:r>
+                  <w:r>
+                    <w:rPr>
+                      <w:rFonts w:ascii="Source Sans 3" w:hAnsi="Source Sans 3"/>
+                      <w:i/>
+                      <w:iCs/>
+                      <w:sz w:val="21"/>
+                      <w:szCs w:val="21"/>
+                    </w:rPr>
+                    <w:t>built</w:t>
+                  </w:r>
+                  <w:r>
+                    <w:rPr>
+                      <w:rFonts w:ascii="Source Sans 3" w:hAnsi="Source Sans 3"/>
+                      <w:sz w:val="21"/>
+                      <w:szCs w:val="21"/>
+                    </w:rPr>
+                    <w:t>).</w:t>
                   </w:r>
                 </w:p>
               </w:tc>
@@ -10519,19 +11135,19 @@
       <w:tr>
         <w:tc>
           <w:tcPr>
-            <w:tcW w:w="622" w:type="dxa"/>
+            <w:tcW w:w="690" w:type="dxa"/>
           </w:tcPr>
           <w:tbl>
             <w:tblPr>
               <w:tblStyle w:val="CompactTable"/>
               <w:tblW w:w="360" w:type="dxa"/>
               <w:tblBorders>
-                <w:top w:val="single" w:sz="18" w:space="0" w:color="E0D3B5"/>
-                <w:left w:val="single" w:sz="18" w:space="0" w:color="E0D3B5"/>
-                <w:bottom w:val="single" w:sz="18" w:space="0" w:color="E0D3B5"/>
-                <w:right w:val="single" w:sz="18" w:space="0" w:color="E0D3B5"/>
-                <w:insideH w:val="single" w:sz="18" w:space="0" w:color="E0D3B5"/>
-                <w:insideV w:val="single" w:sz="18" w:space="0" w:color="E0D3B5"/>
+                <w:top w:val="single" w:sz="18" w:space="0" w:color="FFA13A"/>
+                <w:left w:val="single" w:sz="18" w:space="0" w:color="FFA13A"/>
+                <w:bottom w:val="single" w:sz="18" w:space="0" w:color="FFA13A"/>
+                <w:right w:val="single" w:sz="18" w:space="0" w:color="FFA13A"/>
+                <w:insideH w:val="single" w:sz="18" w:space="0" w:color="FFA13A"/>
+                <w:insideV w:val="single" w:sz="18" w:space="0" w:color="FFA13A"/>
               </w:tblBorders>
               <w:tblLook w:val="04A0" w:firstRow="1" w:lastRow="0" w:firstColumn="1" w:lastColumn="0" w:noHBand="0" w:noVBand="1"/>
             </w:tblPr>
@@ -10558,7 +11174,7 @@
                       <w:szCs w:val="26"/>
                       <w:lang w:bidi="ar-SA"/>
                     </w:rPr>
-                    <w:t>08</w:t>
+                    <w:t>14</w:t>
                   </w:r>
                 </w:p>
               </w:tc>
@@ -10575,7 +11191,7 @@
         </w:tc>
         <w:tc>
           <w:tcPr>
-            <w:tcW w:w="10288" w:type="dxa"/>
+            <w:tcW w:w="8094" w:type="dxa"/>
           </w:tcPr>
           <w:p>
             <w:pPr>
@@ -10598,29 +11214,48 @@
                 <w:spacing w:val="-2"/>
                 <w:w w:val="105"/>
               </w:rPr>
-              <w:t>Which of these are NOT overview</w:t>
-            </w:r>
-            <w:r>
-              <w:rPr>
-                <w:rFonts w:ascii="Source Sans 3 Medium" w:hAnsi="Source Sans 3 Medium"/>
-                <w:b/>
-                <w:bCs/>
+              <w:t>Change these sentences from active to passive.</w:t>
+            </w:r>
+          </w:p>
+          <w:p>
+            <w:pPr>
+              <w:pStyle w:val="SS3-115"/>
+              <w:numPr>
+                <w:ilvl w:val="0"/>
+                <w:numId w:val="62"/>
+              </w:numPr>
+              <w:ind w:left="227" w:hanging="227"/>
+              <w:rPr>
                 <w:color w:val="101312"/>
                 <w:spacing w:val="-2"/>
                 <w:w w:val="105"/>
               </w:rPr>
-              <w:t>s</w:t>
-            </w:r>
-            <w:r>
-              <w:rPr>
-                <w:rFonts w:ascii="Source Sans 3 Medium" w:hAnsi="Source Sans 3 Medium"/>
-                <w:b/>
-                <w:bCs/>
+            </w:pPr>
+            <w:r>
+              <w:rPr>
                 <w:color w:val="101312"/>
                 <w:spacing w:val="-2"/>
                 <w:w w:val="105"/>
               </w:rPr>
-              <w:t>?</w:t>
+              <w:t>The university expanded the campus.</w:t>
+            </w:r>
+            <w:r>
+              <w:rPr>
+                <w:color w:val="101312"/>
+                <w:spacing w:val="-2"/>
+                <w:w w:val="105"/>
+              </w:rPr>
+              <w:t xml:space="preserve"> </w:t>
+            </w:r>
+            <w:r>
+              <w:rPr>
+                <w:i/>
+                <w:iCs/>
+                <w:color w:val="101312"/>
+                <w:spacing w:val="-2"/>
+                <w:w w:val="105"/>
+              </w:rPr>
+              <w:t>The campus was expanded.</w:t>
             </w:r>
           </w:p>
           <w:p>
@@ -10628,12 +11263,22 @@
               <w:pStyle w:val="SS3-115"/>
               <w:numPr>
                 <w:ilvl w:val="0"/>
-                <w:numId w:val="6"/>
+                <w:numId w:val="62"/>
               </w:numPr>
-              <w:ind w:left="284" w:hanging="284"/>
-            </w:pPr>
-            <w:r>
-              <w:t>The process of making blue cheese can be seen in this series of pictures.</w:t>
+              <w:ind w:left="227" w:hanging="227"/>
+              <w:rPr>
+                <w:color w:val="101312"/>
+                <w:spacing w:val="-2"/>
+                <w:w w:val="105"/>
+              </w:rPr>
+            </w:pPr>
+            <w:r>
+              <w:rPr>
+                <w:color w:val="101312"/>
+                <w:spacing w:val="-2"/>
+                <w:w w:val="105"/>
+              </w:rPr>
+              <w:t>They planted trees in the recreation area.</w:t>
             </w:r>
           </w:p>
           <w:p>
@@ -10641,20 +11286,22 @@
               <w:pStyle w:val="SS3-115"/>
               <w:numPr>
                 <w:ilvl w:val="0"/>
-                <w:numId w:val="6"/>
+                <w:numId w:val="62"/>
               </w:numPr>
-              <w:ind w:left="284" w:hanging="284"/>
-            </w:pPr>
-            <w:r>
-              <w:t xml:space="preserve">To make a perfect </w:t>
-            </w:r>
-            <w:proofErr w:type="spellStart"/>
-            <w:r>
-              <w:t>omelette</w:t>
-            </w:r>
-            <w:proofErr w:type="spellEnd"/>
-            <w:r>
-              <w:t xml:space="preserve"> you need fresh ingredients, the right equipment and the correct technique. You must also cook it for the correct amount of time and pay attention to the temperature.</w:t>
+              <w:ind w:left="227" w:hanging="227"/>
+              <w:rPr>
+                <w:color w:val="101312"/>
+                <w:spacing w:val="-2"/>
+                <w:w w:val="105"/>
+              </w:rPr>
+            </w:pPr>
+            <w:r>
+              <w:rPr>
+                <w:color w:val="101312"/>
+                <w:spacing w:val="-2"/>
+                <w:w w:val="105"/>
+              </w:rPr>
+              <w:t>The authorities moved the bus stop.</w:t>
             </w:r>
           </w:p>
           <w:p>
@@ -10662,41 +11309,31 @@
               <w:pStyle w:val="SS3-115"/>
               <w:numPr>
                 <w:ilvl w:val="0"/>
-                <w:numId w:val="6"/>
+                <w:numId w:val="62"/>
               </w:numPr>
-              <w:ind w:left="284" w:hanging="284"/>
-            </w:pPr>
-            <w:r>
-              <w:t>The production of tea involves a range of stages, from picking the leaves from the plant to drying and distributing it.</w:t>
-            </w:r>
-          </w:p>
-          <w:p>
-            <w:pPr>
-              <w:pStyle w:val="SS3-115"/>
-              <w:numPr>
-                <w:ilvl w:val="0"/>
-                <w:numId w:val="6"/>
-              </w:numPr>
-              <w:spacing w:after="0"/>
-              <w:ind w:left="284" w:hanging="284"/>
-            </w:pPr>
-            <w:r>
-              <w:t>The diagram shows the various stages in the process of making strawberry jam.</w:t>
-            </w:r>
-          </w:p>
-          <w:p>
-            <w:pPr>
-              <w:pStyle w:val="SS3-115"/>
-              <w:ind w:left="284"/>
-            </w:pPr>
-            <w:r>
-              <w:t>The first stage is to pick the strawberries when they are ripe.</w:t>
+              <w:ind w:left="227" w:hanging="227"/>
+            </w:pPr>
+            <w:r>
+              <w:rPr>
+                <w:color w:val="101312"/>
+                <w:spacing w:val="-2"/>
+                <w:w w:val="105"/>
+              </w:rPr>
+              <w:t>They built a new main reception</w:t>
+            </w:r>
+            <w:r>
+              <w:rPr>
+                <w:color w:val="101312"/>
+                <w:spacing w:val="-2"/>
+                <w:w w:val="105"/>
+              </w:rPr>
+              <w:t>.</w:t>
             </w:r>
           </w:p>
         </w:tc>
         <w:tc>
           <w:tcPr>
-            <w:tcW w:w="3482" w:type="dxa"/>
+            <w:tcW w:w="5608" w:type="dxa"/>
           </w:tcPr>
           <w:p>
             <w:pPr>
@@ -10719,446 +11356,6 @@
         </w:rPr>
       </w:pPr>
     </w:p>
-    <w:tbl>
-      <w:tblPr>
-        <w:tblStyle w:val="CommonTable"/>
-        <w:tblW w:w="0" w:type="auto"/>
-        <w:tblBorders>
-          <w:top w:val="single" w:sz="24" w:space="0" w:color="auto"/>
-          <w:left w:val="single" w:sz="24" w:space="0" w:color="auto"/>
-          <w:bottom w:val="single" w:sz="24" w:space="0" w:color="auto"/>
-          <w:right w:val="single" w:sz="24" w:space="0" w:color="auto"/>
-          <w:insideH w:val="single" w:sz="24" w:space="0" w:color="auto"/>
-          <w:insideV w:val="single" w:sz="24" w:space="0" w:color="auto"/>
-        </w:tblBorders>
-        <w:shd w:val="clear" w:color="auto" w:fill="EBA045"/>
-        <w:tblLook w:val="04A0" w:firstRow="1" w:lastRow="0" w:firstColumn="1" w:lastColumn="0" w:noHBand="0" w:noVBand="1"/>
-      </w:tblPr>
-      <w:tblGrid>
-        <w:gridCol w:w="3306"/>
-      </w:tblGrid>
-      <w:tr>
-        <w:tc>
-          <w:tcPr>
-            <w:tcW w:w="0" w:type="auto"/>
-            <w:shd w:val="clear" w:color="auto" w:fill="F3CF57"/>
-          </w:tcPr>
-          <w:p>
-            <w:pPr>
-              <w:rPr>
-                <w:rFonts w:ascii="Source Sans 3 Medium" w:hAnsi="Source Sans 3 Medium"/>
-                <w:b/>
-                <w:bCs/>
-                <w:sz w:val="23"/>
-                <w:szCs w:val="23"/>
-                <w:lang w:bidi="ar-SA"/>
-              </w:rPr>
-            </w:pPr>
-            <w:r>
-              <w:rPr>
-                <w:b/>
-                <w:bCs/>
-                <w:sz w:val="24"/>
-                <w:szCs w:val="24"/>
-              </w:rPr>
-              <w:t>STUDYING A MODEL ANSWER</w:t>
-            </w:r>
-          </w:p>
-        </w:tc>
-      </w:tr>
-    </w:tbl>
-    <w:p>
-      <w:pPr>
-        <w:pStyle w:val="SS3-115"/>
-        <w:rPr>
-          <w:sz w:val="2"/>
-          <w:szCs w:val="2"/>
-        </w:rPr>
-      </w:pPr>
-    </w:p>
-    <w:tbl>
-      <w:tblPr>
-        <w:tblStyle w:val="DottedTable"/>
-        <w:tblW w:w="0" w:type="auto"/>
-        <w:tblLook w:val="04A0" w:firstRow="1" w:lastRow="0" w:firstColumn="1" w:lastColumn="0" w:noHBand="0" w:noVBand="1"/>
-      </w:tblPr>
-      <w:tblGrid>
-        <w:gridCol w:w="690"/>
-        <w:gridCol w:w="4954"/>
-        <w:gridCol w:w="8748"/>
-      </w:tblGrid>
-      <w:tr>
-        <w:tc>
-          <w:tcPr>
-            <w:tcW w:w="622" w:type="dxa"/>
-          </w:tcPr>
-          <w:tbl>
-            <w:tblPr>
-              <w:tblStyle w:val="CompactTable"/>
-              <w:tblW w:w="360" w:type="dxa"/>
-              <w:tblBorders>
-                <w:top w:val="single" w:sz="18" w:space="0" w:color="F5CD5B"/>
-                <w:left w:val="single" w:sz="18" w:space="0" w:color="F5CD5B"/>
-                <w:bottom w:val="single" w:sz="18" w:space="0" w:color="F5CD5B"/>
-                <w:right w:val="single" w:sz="18" w:space="0" w:color="F5CD5B"/>
-                <w:insideH w:val="single" w:sz="18" w:space="0" w:color="F5CD5B"/>
-                <w:insideV w:val="single" w:sz="18" w:space="0" w:color="F5CD5B"/>
-              </w:tblBorders>
-              <w:tblLook w:val="04A0" w:firstRow="1" w:lastRow="0" w:firstColumn="1" w:lastColumn="0" w:noHBand="0" w:noVBand="1"/>
-            </w:tblPr>
-            <w:tblGrid>
-              <w:gridCol w:w="360"/>
-            </w:tblGrid>
-            <w:tr>
-              <w:tc>
-                <w:tcPr>
-                  <w:tcW w:w="360" w:type="dxa"/>
-                </w:tcPr>
-                <w:p>
-                  <w:pPr>
-                    <w:rPr>
-                      <w:b w:val="0"/>
-                      <w:bCs/>
-                      <w:szCs w:val="26"/>
-                      <w:bdr w:val="single" w:sz="12" w:space="0" w:color="FFFF00"/>
-                    </w:rPr>
-                  </w:pPr>
-                  <w:r>
-                    <w:rPr>
-                      <w:bCs/>
-                      <w:szCs w:val="26"/>
-                      <w:lang w:bidi="ar-SA"/>
-                    </w:rPr>
-                    <w:t>09</w:t>
-                  </w:r>
-                </w:p>
-              </w:tc>
-            </w:tr>
-          </w:tbl>
-          <w:p>
-            <w:pPr>
-              <w:rPr>
-                <w:sz w:val="26"/>
-                <w:szCs w:val="26"/>
-              </w:rPr>
-            </w:pPr>
-          </w:p>
-        </w:tc>
-        <w:tc>
-          <w:tcPr>
-            <w:tcW w:w="5090" w:type="dxa"/>
-          </w:tcPr>
-          <w:p>
-            <w:pPr>
-              <w:pStyle w:val="SS3-115"/>
-            </w:pPr>
-            <w:r>
-              <w:rPr>
-                <w:rFonts w:ascii="Source Sans 3 Medium" w:hAnsi="Source Sans 3 Medium"/>
-                <w:b/>
-                <w:bCs/>
-                <w:color w:val="101312"/>
-                <w:spacing w:val="-2"/>
-                <w:w w:val="105"/>
-              </w:rPr>
-              <w:t>Study the essay opposite and find:</w:t>
-            </w:r>
-          </w:p>
-          <w:p>
-            <w:pPr>
-              <w:pStyle w:val="SS3-115"/>
-              <w:numPr>
-                <w:ilvl w:val="0"/>
-                <w:numId w:val="61"/>
-              </w:numPr>
-              <w:spacing w:after="0"/>
-              <w:ind w:left="284" w:hanging="284"/>
-            </w:pPr>
-            <w:r>
-              <w:t>the introduction</w:t>
-            </w:r>
-          </w:p>
-          <w:p>
-            <w:pPr>
-              <w:pStyle w:val="SS3-115"/>
-              <w:numPr>
-                <w:ilvl w:val="0"/>
-                <w:numId w:val="61"/>
-              </w:numPr>
-              <w:spacing w:after="0"/>
-              <w:ind w:left="284" w:hanging="284"/>
-            </w:pPr>
-            <w:r>
-              <w:t>the overview</w:t>
-            </w:r>
-          </w:p>
-          <w:p>
-            <w:pPr>
-              <w:pStyle w:val="SS3-115"/>
-              <w:numPr>
-                <w:ilvl w:val="0"/>
-                <w:numId w:val="61"/>
-              </w:numPr>
-              <w:spacing w:after="0"/>
-              <w:ind w:left="284" w:hanging="284"/>
-            </w:pPr>
-            <w:r>
-              <w:t>sequencing expressions</w:t>
-            </w:r>
-          </w:p>
-          <w:p>
-            <w:pPr>
-              <w:pStyle w:val="SS3-115"/>
-              <w:numPr>
-                <w:ilvl w:val="0"/>
-                <w:numId w:val="61"/>
-              </w:numPr>
-              <w:spacing w:after="0"/>
-              <w:ind w:left="284" w:hanging="284"/>
-            </w:pPr>
-            <w:r>
-              <w:t>verbs in the present simple passive</w:t>
-            </w:r>
-          </w:p>
-          <w:p>
-            <w:pPr>
-              <w:pStyle w:val="SS3-115"/>
-              <w:numPr>
-                <w:ilvl w:val="0"/>
-                <w:numId w:val="61"/>
-              </w:numPr>
-              <w:spacing w:after="0"/>
-              <w:ind w:left="284" w:hanging="284"/>
-            </w:pPr>
-            <w:r>
-              <w:t>descriptions of the equipment</w:t>
-            </w:r>
-          </w:p>
-          <w:p>
-            <w:pPr>
-              <w:pStyle w:val="SS3-115"/>
-              <w:numPr>
-                <w:ilvl w:val="0"/>
-                <w:numId w:val="61"/>
-              </w:numPr>
-              <w:spacing w:after="0"/>
-              <w:ind w:left="284" w:hanging="284"/>
-            </w:pPr>
-            <w:r>
-              <w:t>vocabulary from the short instructions</w:t>
-            </w:r>
-          </w:p>
-          <w:p>
-            <w:pPr>
-              <w:pStyle w:val="SS3-115"/>
-              <w:spacing w:after="0"/>
-              <w:ind w:left="284"/>
-              <w:rPr>
-                <w:i/>
-                <w:iCs/>
-              </w:rPr>
-            </w:pPr>
-            <w:r>
-              <w:rPr>
-                <w:i/>
-                <w:iCs/>
-              </w:rPr>
-              <w:t>in exercise 4</w:t>
-            </w:r>
-          </w:p>
-        </w:tc>
-        <w:tc>
-          <w:tcPr>
-            <w:tcW w:w="8680" w:type="dxa"/>
-          </w:tcPr>
-          <w:p>
-            <w:pPr>
-              <w:pStyle w:val="SS3-115"/>
-              <w:spacing w:after="0"/>
-              <w:jc w:val="center"/>
-              <w:rPr>
-                <w:rFonts w:ascii="Source Sans 3 Black" w:hAnsi="Source Sans 3 Black"/>
-                <w:b/>
-                <w:bCs/>
-                <w:color w:val="FFFFFF" w:themeColor="background1"/>
-                <w:spacing w:val="-2"/>
-                <w:w w:val="105"/>
-                <w:sz w:val="40"/>
-                <w:szCs w:val="40"/>
-                <w:shd w:val="clear" w:color="auto" w:fill="F5CD5B"/>
-              </w:rPr>
-            </w:pPr>
-            <w:r>
-              <w:rPr>
-                <w:rFonts w:ascii="Source Sans 3 Black" w:hAnsi="Source Sans 3 Black"/>
-                <w:b/>
-                <w:bCs/>
-                <w:color w:val="FFFFFF" w:themeColor="background1"/>
-                <w:spacing w:val="-2"/>
-                <w:w w:val="105"/>
-                <w:sz w:val="40"/>
-                <w:szCs w:val="40"/>
-                <w:shd w:val="clear" w:color="auto" w:fill="F5CD5B"/>
-              </w:rPr>
-              <w:t>MODEL ANSWER</w:t>
-            </w:r>
-          </w:p>
-          <w:tbl>
-            <w:tblPr>
-              <w:tblStyle w:val="NormalTable"/>
-              <w:tblW w:w="8374" w:type="dxa"/>
-              <w:tblBorders>
-                <w:top w:val="single" w:sz="36" w:space="0" w:color="F5CD5B"/>
-                <w:left w:val="single" w:sz="36" w:space="0" w:color="F5CD5B"/>
-                <w:bottom w:val="single" w:sz="36" w:space="0" w:color="F5CD5B"/>
-                <w:right w:val="single" w:sz="36" w:space="0" w:color="F5CD5B"/>
-                <w:insideH w:val="single" w:sz="36" w:space="0" w:color="F5CD5B"/>
-                <w:insideV w:val="single" w:sz="36" w:space="0" w:color="F5CD5B"/>
-              </w:tblBorders>
-              <w:shd w:val="clear" w:color="auto" w:fill="E7EAEF"/>
-              <w:tblLook w:val="04A0" w:firstRow="1" w:lastRow="0" w:firstColumn="1" w:lastColumn="0" w:noHBand="0" w:noVBand="1"/>
-            </w:tblPr>
-            <w:tblGrid>
-              <w:gridCol w:w="8374"/>
-            </w:tblGrid>
-            <w:tr>
-              <w:tc>
-                <w:tcPr>
-                  <w:tcW w:w="8374" w:type="dxa"/>
-                  <w:shd w:val="clear" w:color="auto" w:fill="FEFEFE"/>
-                </w:tcPr>
-                <w:p>
-                  <w:pPr>
-                    <w:rPr>
-                      <w:sz w:val="21"/>
-                      <w:szCs w:val="21"/>
-                    </w:rPr>
-                  </w:pPr>
-                  <w:r>
-                    <w:rPr>
-                      <w:sz w:val="21"/>
-                      <w:szCs w:val="21"/>
-                    </w:rPr>
-                    <w:t xml:space="preserve">The diagram demonstrates the process of preparing </w:t>
-                  </w:r>
-                  <w:proofErr w:type="spellStart"/>
-                  <w:r>
-                    <w:rPr>
-                      <w:sz w:val="21"/>
-                      <w:szCs w:val="21"/>
-                    </w:rPr>
-                    <w:t>stringhoppers</w:t>
-                  </w:r>
-                  <w:proofErr w:type="spellEnd"/>
-                  <w:r>
-                    <w:rPr>
-                      <w:sz w:val="21"/>
-                      <w:szCs w:val="21"/>
-                    </w:rPr>
-                    <w:t xml:space="preserve">. a kind of noodle dish. There are six main stages in the process, beginning with grinding the rice and making a dough and ending with using a steamer to cook the </w:t>
-                  </w:r>
-                  <w:proofErr w:type="spellStart"/>
-                  <w:r>
-                    <w:rPr>
-                      <w:sz w:val="21"/>
-                      <w:szCs w:val="21"/>
-                    </w:rPr>
-                    <w:t>stringhoppers</w:t>
-                  </w:r>
-                  <w:proofErr w:type="spellEnd"/>
-                  <w:r>
-                    <w:rPr>
-                      <w:sz w:val="21"/>
-                      <w:szCs w:val="21"/>
-                    </w:rPr>
-                    <w:t>.</w:t>
-                  </w:r>
-                </w:p>
-                <w:p>
-                  <w:pPr>
-                    <w:rPr>
-                      <w:noProof/>
-                      <w:sz w:val="21"/>
-                      <w:szCs w:val="21"/>
-                    </w:rPr>
-                  </w:pPr>
-                  <w:r>
-                    <w:rPr>
-                      <w:sz w:val="21"/>
-                      <w:szCs w:val="21"/>
-                    </w:rPr>
-                    <w:t xml:space="preserve">First, the dry rice is put into a rice grinder to make it into flour. Next, the flour is mixed with water and formed into dough. After that, the dough is put into a </w:t>
-                  </w:r>
-                  <w:proofErr w:type="spellStart"/>
-                  <w:r>
-                    <w:rPr>
-                      <w:sz w:val="21"/>
-                      <w:szCs w:val="21"/>
-                    </w:rPr>
-                    <w:t>stringhopper</w:t>
-                  </w:r>
-                  <w:proofErr w:type="spellEnd"/>
-                  <w:r>
-                    <w:rPr>
-                      <w:sz w:val="21"/>
-                      <w:szCs w:val="21"/>
-                    </w:rPr>
-                    <w:t xml:space="preserve"> press, which is a metal piece of equipment with two handles and holes in it. The dough is pushed through the holes and it comes out as thin noodles. The noodle 'nests' are placed onto individual </w:t>
-                  </w:r>
-                  <w:proofErr w:type="spellStart"/>
-                  <w:r>
-                    <w:rPr>
-                      <w:sz w:val="21"/>
-                      <w:szCs w:val="21"/>
-                    </w:rPr>
-                    <w:t>stringhopper</w:t>
-                  </w:r>
-                  <w:proofErr w:type="spellEnd"/>
-                  <w:r>
-                    <w:rPr>
-                      <w:sz w:val="21"/>
-                      <w:szCs w:val="21"/>
-                    </w:rPr>
-                    <w:t xml:space="preserve"> mats, which are round baskets made of thin pieces of wood. They are then cooked in a steamer until they are ready. The final stage is to serve the </w:t>
-                  </w:r>
-                  <w:proofErr w:type="spellStart"/>
-                  <w:r>
-                    <w:rPr>
-                      <w:sz w:val="21"/>
-                      <w:szCs w:val="21"/>
-                    </w:rPr>
-                    <w:t>stringhoppers</w:t>
-                  </w:r>
-                  <w:proofErr w:type="spellEnd"/>
-                  <w:r>
-                    <w:rPr>
-                      <w:sz w:val="21"/>
-                      <w:szCs w:val="21"/>
-                    </w:rPr>
-                    <w:t xml:space="preserve"> with a variety of spicy curries.</w:t>
-                  </w:r>
-                </w:p>
-              </w:tc>
-            </w:tr>
-          </w:tbl>
-          <w:p>
-            <w:pPr>
-              <w:pStyle w:val="SS3-115"/>
-              <w:rPr>
-                <w:rFonts w:ascii="Source Sans 3 Black" w:hAnsi="Source Sans 3 Black"/>
-                <w:b/>
-                <w:bCs/>
-                <w:color w:val="101312"/>
-                <w:spacing w:val="-2"/>
-                <w:w w:val="105"/>
-                <w:sz w:val="40"/>
-                <w:szCs w:val="40"/>
-              </w:rPr>
-            </w:pPr>
-          </w:p>
-        </w:tc>
-      </w:tr>
-    </w:tbl>
     <w:p>
       <w:pPr>
         <w:rPr>
@@ -11172,1177 +11369,6 @@
         <w:br w:type="page"/>
       </w:r>
     </w:p>
-    <w:tbl>
-      <w:tblPr>
-        <w:tblStyle w:val="DottedTable"/>
-        <w:tblW w:w="0" w:type="auto"/>
-        <w:tblLook w:val="04A0" w:firstRow="1" w:lastRow="0" w:firstColumn="1" w:lastColumn="0" w:noHBand="0" w:noVBand="1"/>
-      </w:tblPr>
-      <w:tblGrid>
-        <w:gridCol w:w="690"/>
-        <w:gridCol w:w="10288"/>
-      </w:tblGrid>
-      <w:tr>
-        <w:tc>
-          <w:tcPr>
-            <w:tcW w:w="622" w:type="dxa"/>
-          </w:tcPr>
-          <w:tbl>
-            <w:tblPr>
-              <w:tblStyle w:val="CompactTable"/>
-              <w:tblW w:w="360" w:type="dxa"/>
-              <w:tblBorders>
-                <w:top w:val="single" w:sz="18" w:space="0" w:color="E0D3B5"/>
-                <w:left w:val="single" w:sz="18" w:space="0" w:color="E0D3B5"/>
-                <w:bottom w:val="single" w:sz="18" w:space="0" w:color="E0D3B5"/>
-                <w:right w:val="single" w:sz="18" w:space="0" w:color="E0D3B5"/>
-                <w:insideH w:val="single" w:sz="18" w:space="0" w:color="E0D3B5"/>
-                <w:insideV w:val="single" w:sz="18" w:space="0" w:color="E0D3B5"/>
-              </w:tblBorders>
-              <w:tblLook w:val="04A0" w:firstRow="1" w:lastRow="0" w:firstColumn="1" w:lastColumn="0" w:noHBand="0" w:noVBand="1"/>
-            </w:tblPr>
-            <w:tblGrid>
-              <w:gridCol w:w="360"/>
-            </w:tblGrid>
-            <w:tr>
-              <w:tc>
-                <w:tcPr>
-                  <w:tcW w:w="360" w:type="dxa"/>
-                </w:tcPr>
-                <w:p>
-                  <w:pPr>
-                    <w:rPr>
-                      <w:b w:val="0"/>
-                      <w:bCs/>
-                      <w:szCs w:val="26"/>
-                      <w:bdr w:val="single" w:sz="12" w:space="0" w:color="FFFF00"/>
-                    </w:rPr>
-                  </w:pPr>
-                  <w:r>
-                    <w:rPr>
-                      <w:bCs/>
-                      <w:szCs w:val="26"/>
-                      <w:lang w:bidi="ar-SA"/>
-                    </w:rPr>
-                    <w:lastRenderedPageBreak/>
-                    <w:t>10</w:t>
-                  </w:r>
-                </w:p>
-              </w:tc>
-            </w:tr>
-          </w:tbl>
-          <w:p>
-            <w:pPr>
-              <w:rPr>
-                <w:bCs/>
-                <w:szCs w:val="26"/>
-              </w:rPr>
-            </w:pPr>
-          </w:p>
-        </w:tc>
-        <w:tc>
-          <w:tcPr>
-            <w:tcW w:w="10288" w:type="dxa"/>
-          </w:tcPr>
-          <w:p>
-            <w:pPr>
-              <w:pStyle w:val="SS3-115"/>
-              <w:rPr>
-                <w:rFonts w:ascii="Source Sans 3 Medium" w:hAnsi="Source Sans 3 Medium"/>
-                <w:b/>
-                <w:bCs/>
-                <w:color w:val="101312"/>
-                <w:spacing w:val="-2"/>
-                <w:w w:val="105"/>
-              </w:rPr>
-            </w:pPr>
-            <w:r>
-              <w:rPr>
-                <w:rFonts w:ascii="Source Sans 3 Medium" w:hAnsi="Source Sans 3 Medium"/>
-                <w:b/>
-                <w:bCs/>
-                <w:color w:val="101312"/>
-                <w:spacing w:val="-2"/>
-                <w:w w:val="105"/>
-              </w:rPr>
-              <w:t>Look at the pictures, which show the process of making cherry jam. Complete the sentences with a verb from the box in the correct form.</w:t>
-            </w:r>
-          </w:p>
-          <w:tbl>
-            <w:tblPr>
-              <w:tblStyle w:val="DottedTable"/>
-              <w:tblW w:w="0" w:type="auto"/>
-              <w:tblLook w:val="04A0" w:firstRow="1" w:lastRow="0" w:firstColumn="1" w:lastColumn="0" w:noHBand="0" w:noVBand="1"/>
-            </w:tblPr>
-            <w:tblGrid>
-              <w:gridCol w:w="2534"/>
-              <w:gridCol w:w="667"/>
-              <w:gridCol w:w="2093"/>
-              <w:gridCol w:w="1678"/>
-              <w:gridCol w:w="552"/>
-              <w:gridCol w:w="2470"/>
-            </w:tblGrid>
-            <w:tr>
-              <w:tc>
-                <w:tcPr>
-                  <w:tcW w:w="3354" w:type="dxa"/>
-                  <w:gridSpan w:val="2"/>
-                </w:tcPr>
-                <w:p>
-                  <w:pPr>
-                    <w:pStyle w:val="SS3-115"/>
-                    <w:rPr>
-                      <w:rFonts w:ascii="Source Sans 3 Medium" w:hAnsi="Source Sans 3 Medium"/>
-                      <w:b/>
-                      <w:bCs/>
-                      <w:color w:val="101312"/>
-                      <w:spacing w:val="-2"/>
-                      <w:w w:val="105"/>
-                    </w:rPr>
-                  </w:pPr>
-                  <w:r>
-                    <w:rPr>
-                      <w:rFonts w:ascii="Source Sans 3 Medium" w:hAnsi="Source Sans 3 Medium"/>
-                      <w:b/>
-                      <w:bCs/>
-                      <w:noProof/>
-                      <w:color w:val="101312"/>
-                      <w:spacing w:val="-2"/>
-                      <w:w w:val="105"/>
-                    </w:rPr>
-                    <w:drawing>
-                      <wp:inline distT="0" distB="0" distL="0" distR="0" wp14:anchorId="4551696B" wp14:editId="5F460DED">
-                        <wp:extent cx="1457325" cy="1323975"/>
-                        <wp:effectExtent l="0" t="0" r="9525" b="9525"/>
-                        <wp:docPr id="11" name="Picture 11"/>
-                        <wp:cNvGraphicFramePr>
-                          <a:graphicFrameLocks xmlns:a="http://schemas.openxmlformats.org/drawingml/2006/main" noChangeAspect="1"/>
-                        </wp:cNvGraphicFramePr>
-                        <a:graphic xmlns:a="http://schemas.openxmlformats.org/drawingml/2006/main">
-                          <a:graphicData uri="http://schemas.openxmlformats.org/drawingml/2006/picture">
-                            <pic:pic xmlns:pic="http://schemas.openxmlformats.org/drawingml/2006/picture">
-                              <pic:nvPicPr>
-                                <pic:cNvPr id="1" name=""/>
-                                <pic:cNvPicPr/>
-                              </pic:nvPicPr>
-                              <pic:blipFill>
-                                <a:blip r:embed="rId16"/>
-                                <a:stretch>
-                                  <a:fillRect/>
-                                </a:stretch>
-                              </pic:blipFill>
-                              <pic:spPr>
-                                <a:xfrm>
-                                  <a:off x="0" y="0"/>
-                                  <a:ext cx="1457325" cy="1323975"/>
-                                </a:xfrm>
-                                <a:prstGeom prst="rect">
-                                  <a:avLst/>
-                                </a:prstGeom>
-                              </pic:spPr>
-                            </pic:pic>
-                          </a:graphicData>
-                        </a:graphic>
-                      </wp:inline>
-                    </w:drawing>
-                  </w:r>
-                </w:p>
-              </w:tc>
-              <w:tc>
-                <w:tcPr>
-                  <w:tcW w:w="3354" w:type="dxa"/>
-                  <w:gridSpan w:val="2"/>
-                  <w:vAlign w:val="bottom"/>
-                </w:tcPr>
-                <w:p>
-                  <w:pPr>
-                    <w:pStyle w:val="SS3-115"/>
-                    <w:rPr>
-                      <w:rFonts w:ascii="Source Sans 3 Medium" w:hAnsi="Source Sans 3 Medium"/>
-                      <w:b/>
-                      <w:bCs/>
-                      <w:color w:val="101312"/>
-                      <w:spacing w:val="-2"/>
-                      <w:w w:val="105"/>
-                    </w:rPr>
-                  </w:pPr>
-                  <w:r>
-                    <w:rPr>
-                      <w:rFonts w:ascii="Source Sans 3 Medium" w:hAnsi="Source Sans 3 Medium"/>
-                      <w:b/>
-                      <w:bCs/>
-                      <w:noProof/>
-                      <w:color w:val="101312"/>
-                      <w:spacing w:val="-2"/>
-                      <w:w w:val="105"/>
-                    </w:rPr>
-                    <w:drawing>
-                      <wp:inline distT="0" distB="0" distL="0" distR="0" wp14:anchorId="0B797401" wp14:editId="4D6411FF">
-                        <wp:extent cx="1838325" cy="1057275"/>
-                        <wp:effectExtent l="0" t="0" r="9525" b="9525"/>
-                        <wp:docPr id="12" name="Picture 12"/>
-                        <wp:cNvGraphicFramePr>
-                          <a:graphicFrameLocks xmlns:a="http://schemas.openxmlformats.org/drawingml/2006/main" noChangeAspect="1"/>
-                        </wp:cNvGraphicFramePr>
-                        <a:graphic xmlns:a="http://schemas.openxmlformats.org/drawingml/2006/main">
-                          <a:graphicData uri="http://schemas.openxmlformats.org/drawingml/2006/picture">
-                            <pic:pic xmlns:pic="http://schemas.openxmlformats.org/drawingml/2006/picture">
-                              <pic:nvPicPr>
-                                <pic:cNvPr id="1" name=""/>
-                                <pic:cNvPicPr/>
-                              </pic:nvPicPr>
-                              <pic:blipFill>
-                                <a:blip r:embed="rId17"/>
-                                <a:stretch>
-                                  <a:fillRect/>
-                                </a:stretch>
-                              </pic:blipFill>
-                              <pic:spPr>
-                                <a:xfrm>
-                                  <a:off x="0" y="0"/>
-                                  <a:ext cx="1838325" cy="1057275"/>
-                                </a:xfrm>
-                                <a:prstGeom prst="rect">
-                                  <a:avLst/>
-                                </a:prstGeom>
-                              </pic:spPr>
-                            </pic:pic>
-                          </a:graphicData>
-                        </a:graphic>
-                      </wp:inline>
-                    </w:drawing>
-                  </w:r>
-                </w:p>
-              </w:tc>
-              <w:tc>
-                <w:tcPr>
-                  <w:tcW w:w="3354" w:type="dxa"/>
-                  <w:gridSpan w:val="2"/>
-                  <w:vAlign w:val="bottom"/>
-                </w:tcPr>
-                <w:p>
-                  <w:pPr>
-                    <w:pStyle w:val="SS3-115"/>
-                    <w:rPr>
-                      <w:rFonts w:ascii="Source Sans 3 Medium" w:hAnsi="Source Sans 3 Medium"/>
-                      <w:b/>
-                      <w:bCs/>
-                      <w:color w:val="101312"/>
-                      <w:spacing w:val="-2"/>
-                      <w:w w:val="105"/>
-                    </w:rPr>
-                  </w:pPr>
-                  <w:r>
-                    <w:rPr>
-                      <w:rFonts w:ascii="Source Sans 3 Medium" w:hAnsi="Source Sans 3 Medium"/>
-                      <w:b/>
-                      <w:bCs/>
-                      <w:noProof/>
-                      <w:color w:val="101312"/>
-                      <w:spacing w:val="-2"/>
-                      <w:w w:val="105"/>
-                    </w:rPr>
-                    <w:drawing>
-                      <wp:inline distT="0" distB="0" distL="0" distR="0" wp14:anchorId="2D1BE18C" wp14:editId="21A87BF9">
-                        <wp:extent cx="1533525" cy="1057275"/>
-                        <wp:effectExtent l="0" t="0" r="9525" b="9525"/>
-                        <wp:docPr id="13" name="Picture 13"/>
-                        <wp:cNvGraphicFramePr>
-                          <a:graphicFrameLocks xmlns:a="http://schemas.openxmlformats.org/drawingml/2006/main" noChangeAspect="1"/>
-                        </wp:cNvGraphicFramePr>
-                        <a:graphic xmlns:a="http://schemas.openxmlformats.org/drawingml/2006/main">
-                          <a:graphicData uri="http://schemas.openxmlformats.org/drawingml/2006/picture">
-                            <pic:pic xmlns:pic="http://schemas.openxmlformats.org/drawingml/2006/picture">
-                              <pic:nvPicPr>
-                                <pic:cNvPr id="1" name=""/>
-                                <pic:cNvPicPr/>
-                              </pic:nvPicPr>
-                              <pic:blipFill>
-                                <a:blip r:embed="rId18"/>
-                                <a:stretch>
-                                  <a:fillRect/>
-                                </a:stretch>
-                              </pic:blipFill>
-                              <pic:spPr>
-                                <a:xfrm>
-                                  <a:off x="0" y="0"/>
-                                  <a:ext cx="1533525" cy="1057275"/>
-                                </a:xfrm>
-                                <a:prstGeom prst="rect">
-                                  <a:avLst/>
-                                </a:prstGeom>
-                              </pic:spPr>
-                            </pic:pic>
-                          </a:graphicData>
-                        </a:graphic>
-                      </wp:inline>
-                    </w:drawing>
-                  </w:r>
-                </w:p>
-              </w:tc>
-            </w:tr>
-            <w:tr>
-              <w:tc>
-                <w:tcPr>
-                  <w:tcW w:w="2515" w:type="dxa"/>
-                  <w:vAlign w:val="center"/>
-                </w:tcPr>
-                <w:p>
-                  <w:pPr>
-                    <w:pStyle w:val="SS3-115"/>
-                    <w:rPr>
-                      <w:rFonts w:ascii="Source Sans 3 Medium" w:hAnsi="Source Sans 3 Medium"/>
-                      <w:b/>
-                      <w:bCs/>
-                      <w:color w:val="101312"/>
-                      <w:spacing w:val="-2"/>
-                      <w:w w:val="105"/>
-                    </w:rPr>
-                  </w:pPr>
-                  <w:r>
-                    <w:rPr>
-                      <w:rFonts w:ascii="Source Sans 3 Medium" w:hAnsi="Source Sans 3 Medium"/>
-                      <w:b/>
-                      <w:bCs/>
-                      <w:noProof/>
-                      <w:color w:val="101312"/>
-                      <w:spacing w:val="-2"/>
-                      <w:w w:val="105"/>
-                    </w:rPr>
-                    <w:drawing>
-                      <wp:inline distT="0" distB="0" distL="0" distR="0" wp14:anchorId="10507C65" wp14:editId="7AC0E5AF">
-                        <wp:extent cx="1428750" cy="1152525"/>
-                        <wp:effectExtent l="0" t="0" r="0" b="9525"/>
-                        <wp:docPr id="14" name="Picture 14"/>
-                        <wp:cNvGraphicFramePr>
-                          <a:graphicFrameLocks xmlns:a="http://schemas.openxmlformats.org/drawingml/2006/main" noChangeAspect="1"/>
-                        </wp:cNvGraphicFramePr>
-                        <a:graphic xmlns:a="http://schemas.openxmlformats.org/drawingml/2006/main">
-                          <a:graphicData uri="http://schemas.openxmlformats.org/drawingml/2006/picture">
-                            <pic:pic xmlns:pic="http://schemas.openxmlformats.org/drawingml/2006/picture">
-                              <pic:nvPicPr>
-                                <pic:cNvPr id="1" name=""/>
-                                <pic:cNvPicPr/>
-                              </pic:nvPicPr>
-                              <pic:blipFill>
-                                <a:blip r:embed="rId19"/>
-                                <a:stretch>
-                                  <a:fillRect/>
-                                </a:stretch>
-                              </pic:blipFill>
-                              <pic:spPr>
-                                <a:xfrm>
-                                  <a:off x="0" y="0"/>
-                                  <a:ext cx="1428750" cy="1152525"/>
-                                </a:xfrm>
-                                <a:prstGeom prst="rect">
-                                  <a:avLst/>
-                                </a:prstGeom>
-                              </pic:spPr>
-                            </pic:pic>
-                          </a:graphicData>
-                        </a:graphic>
-                      </wp:inline>
-                    </w:drawing>
-                  </w:r>
-                </w:p>
-              </w:tc>
-              <w:tc>
-                <w:tcPr>
-                  <w:tcW w:w="2515" w:type="dxa"/>
-                  <w:gridSpan w:val="2"/>
-                  <w:vAlign w:val="center"/>
-                </w:tcPr>
-                <w:p>
-                  <w:pPr>
-                    <w:pStyle w:val="SS3-115"/>
-                    <w:rPr>
-                      <w:rFonts w:ascii="Source Sans 3 Medium" w:hAnsi="Source Sans 3 Medium"/>
-                      <w:b/>
-                      <w:bCs/>
-                      <w:color w:val="101312"/>
-                      <w:spacing w:val="-2"/>
-                      <w:w w:val="105"/>
-                    </w:rPr>
-                  </w:pPr>
-                  <w:r>
-                    <w:rPr>
-                      <w:rFonts w:ascii="Source Sans 3 Medium" w:hAnsi="Source Sans 3 Medium"/>
-                      <w:b/>
-                      <w:bCs/>
-                      <w:noProof/>
-                      <w:color w:val="101312"/>
-                      <w:spacing w:val="-2"/>
-                      <w:w w:val="105"/>
-                    </w:rPr>
-                    <w:drawing>
-                      <wp:inline distT="0" distB="0" distL="0" distR="0" wp14:anchorId="7A06AA82" wp14:editId="6CC836D5">
-                        <wp:extent cx="1504950" cy="866775"/>
-                        <wp:effectExtent l="0" t="0" r="0" b="9525"/>
-                        <wp:docPr id="15" name="Picture 15"/>
-                        <wp:cNvGraphicFramePr>
-                          <a:graphicFrameLocks xmlns:a="http://schemas.openxmlformats.org/drawingml/2006/main" noChangeAspect="1"/>
-                        </wp:cNvGraphicFramePr>
-                        <a:graphic xmlns:a="http://schemas.openxmlformats.org/drawingml/2006/main">
-                          <a:graphicData uri="http://schemas.openxmlformats.org/drawingml/2006/picture">
-                            <pic:pic xmlns:pic="http://schemas.openxmlformats.org/drawingml/2006/picture">
-                              <pic:nvPicPr>
-                                <pic:cNvPr id="1" name=""/>
-                                <pic:cNvPicPr/>
-                              </pic:nvPicPr>
-                              <pic:blipFill>
-                                <a:blip r:embed="rId20"/>
-                                <a:stretch>
-                                  <a:fillRect/>
-                                </a:stretch>
-                              </pic:blipFill>
-                              <pic:spPr>
-                                <a:xfrm>
-                                  <a:off x="0" y="0"/>
-                                  <a:ext cx="1504950" cy="866775"/>
-                                </a:xfrm>
-                                <a:prstGeom prst="rect">
-                                  <a:avLst/>
-                                </a:prstGeom>
-                              </pic:spPr>
-                            </pic:pic>
-                          </a:graphicData>
-                        </a:graphic>
-                      </wp:inline>
-                    </w:drawing>
-                  </w:r>
-                </w:p>
-              </w:tc>
-              <w:tc>
-                <w:tcPr>
-                  <w:tcW w:w="2516" w:type="dxa"/>
-                  <w:gridSpan w:val="2"/>
-                </w:tcPr>
-                <w:p>
-                  <w:pPr>
-                    <w:pStyle w:val="SS3-115"/>
-                    <w:rPr>
-                      <w:rFonts w:ascii="Source Sans 3 Medium" w:hAnsi="Source Sans 3 Medium"/>
-                      <w:b/>
-                      <w:bCs/>
-                      <w:color w:val="101312"/>
-                      <w:spacing w:val="-2"/>
-                      <w:w w:val="105"/>
-                    </w:rPr>
-                  </w:pPr>
-                  <w:r>
-                    <w:rPr>
-                      <w:rFonts w:ascii="Source Sans 3 Medium" w:hAnsi="Source Sans 3 Medium"/>
-                      <w:b/>
-                      <w:bCs/>
-                      <w:noProof/>
-                      <w:color w:val="101312"/>
-                      <w:spacing w:val="-2"/>
-                      <w:w w:val="105"/>
-                    </w:rPr>
-                    <w:drawing>
-                      <wp:inline distT="0" distB="0" distL="0" distR="0" wp14:anchorId="7B16C3A3" wp14:editId="335C4398">
-                        <wp:extent cx="1114425" cy="1162050"/>
-                        <wp:effectExtent l="0" t="0" r="9525" b="0"/>
-                        <wp:docPr id="16" name="Picture 16"/>
-                        <wp:cNvGraphicFramePr>
-                          <a:graphicFrameLocks xmlns:a="http://schemas.openxmlformats.org/drawingml/2006/main" noChangeAspect="1"/>
-                        </wp:cNvGraphicFramePr>
-                        <a:graphic xmlns:a="http://schemas.openxmlformats.org/drawingml/2006/main">
-                          <a:graphicData uri="http://schemas.openxmlformats.org/drawingml/2006/picture">
-                            <pic:pic xmlns:pic="http://schemas.openxmlformats.org/drawingml/2006/picture">
-                              <pic:nvPicPr>
-                                <pic:cNvPr id="1" name=""/>
-                                <pic:cNvPicPr/>
-                              </pic:nvPicPr>
-                              <pic:blipFill>
-                                <a:blip r:embed="rId21"/>
-                                <a:stretch>
-                                  <a:fillRect/>
-                                </a:stretch>
-                              </pic:blipFill>
-                              <pic:spPr>
-                                <a:xfrm>
-                                  <a:off x="0" y="0"/>
-                                  <a:ext cx="1114425" cy="1162050"/>
-                                </a:xfrm>
-                                <a:prstGeom prst="rect">
-                                  <a:avLst/>
-                                </a:prstGeom>
-                              </pic:spPr>
-                            </pic:pic>
-                          </a:graphicData>
-                        </a:graphic>
-                      </wp:inline>
-                    </w:drawing>
-                  </w:r>
-                </w:p>
-              </w:tc>
-              <w:tc>
-                <w:tcPr>
-                  <w:tcW w:w="2516" w:type="dxa"/>
-                </w:tcPr>
-                <w:p>
-                  <w:pPr>
-                    <w:pStyle w:val="SS3-115"/>
-                    <w:rPr>
-                      <w:rFonts w:ascii="Source Sans 3 Medium" w:hAnsi="Source Sans 3 Medium"/>
-                      <w:b/>
-                      <w:bCs/>
-                      <w:color w:val="101312"/>
-                      <w:spacing w:val="-2"/>
-                      <w:w w:val="105"/>
-                    </w:rPr>
-                  </w:pPr>
-                  <w:r>
-                    <w:rPr>
-                      <w:rFonts w:ascii="Source Sans 3 Medium" w:hAnsi="Source Sans 3 Medium"/>
-                      <w:b/>
-                      <w:bCs/>
-                      <w:noProof/>
-                      <w:color w:val="101312"/>
-                      <w:spacing w:val="-2"/>
-                      <w:w w:val="105"/>
-                    </w:rPr>
-                    <w:drawing>
-                      <wp:inline distT="0" distB="0" distL="0" distR="0" wp14:anchorId="0A5BFC01" wp14:editId="05DF7281">
-                        <wp:extent cx="942975" cy="1343025"/>
-                        <wp:effectExtent l="0" t="0" r="9525" b="9525"/>
-                        <wp:docPr id="17" name="Picture 17"/>
-                        <wp:cNvGraphicFramePr>
-                          <a:graphicFrameLocks xmlns:a="http://schemas.openxmlformats.org/drawingml/2006/main" noChangeAspect="1"/>
-                        </wp:cNvGraphicFramePr>
-                        <a:graphic xmlns:a="http://schemas.openxmlformats.org/drawingml/2006/main">
-                          <a:graphicData uri="http://schemas.openxmlformats.org/drawingml/2006/picture">
-                            <pic:pic xmlns:pic="http://schemas.openxmlformats.org/drawingml/2006/picture">
-                              <pic:nvPicPr>
-                                <pic:cNvPr id="1" name=""/>
-                                <pic:cNvPicPr/>
-                              </pic:nvPicPr>
-                              <pic:blipFill>
-                                <a:blip r:embed="rId22"/>
-                                <a:stretch>
-                                  <a:fillRect/>
-                                </a:stretch>
-                              </pic:blipFill>
-                              <pic:spPr>
-                                <a:xfrm>
-                                  <a:off x="0" y="0"/>
-                                  <a:ext cx="942975" cy="1343025"/>
-                                </a:xfrm>
-                                <a:prstGeom prst="rect">
-                                  <a:avLst/>
-                                </a:prstGeom>
-                              </pic:spPr>
-                            </pic:pic>
-                          </a:graphicData>
-                        </a:graphic>
-                      </wp:inline>
-                    </w:drawing>
-                  </w:r>
-                </w:p>
-              </w:tc>
-            </w:tr>
-            <w:tr>
-              <w:tc>
-                <w:tcPr>
-                  <w:tcW w:w="2515" w:type="dxa"/>
-                </w:tcPr>
-                <w:p>
-                  <w:pPr>
-                    <w:pStyle w:val="SS3-115"/>
-                    <w:rPr>
-                      <w:rFonts w:ascii="Source Sans 3 Medium" w:hAnsi="Source Sans 3 Medium"/>
-                      <w:b/>
-                      <w:bCs/>
-                      <w:color w:val="101312"/>
-                      <w:spacing w:val="-2"/>
-                      <w:w w:val="105"/>
-                    </w:rPr>
-                  </w:pPr>
-                  <w:r>
-                    <w:rPr>
-                      <w:rFonts w:ascii="Source Sans 3 Medium" w:hAnsi="Source Sans 3 Medium"/>
-                      <w:b/>
-                      <w:bCs/>
-                      <w:noProof/>
-                      <w:color w:val="101312"/>
-                      <w:spacing w:val="-2"/>
-                      <w:w w:val="105"/>
-                    </w:rPr>
-                    <w:drawing>
-                      <wp:inline distT="0" distB="0" distL="0" distR="0" wp14:anchorId="11D3363D" wp14:editId="6ED46D17">
-                        <wp:extent cx="1257300" cy="971550"/>
-                        <wp:effectExtent l="0" t="0" r="0" b="0"/>
-                        <wp:docPr id="18" name="Picture 18"/>
-                        <wp:cNvGraphicFramePr>
-                          <a:graphicFrameLocks xmlns:a="http://schemas.openxmlformats.org/drawingml/2006/main" noChangeAspect="1"/>
-                        </wp:cNvGraphicFramePr>
-                        <a:graphic xmlns:a="http://schemas.openxmlformats.org/drawingml/2006/main">
-                          <a:graphicData uri="http://schemas.openxmlformats.org/drawingml/2006/picture">
-                            <pic:pic xmlns:pic="http://schemas.openxmlformats.org/drawingml/2006/picture">
-                              <pic:nvPicPr>
-                                <pic:cNvPr id="1" name=""/>
-                                <pic:cNvPicPr/>
-                              </pic:nvPicPr>
-                              <pic:blipFill>
-                                <a:blip r:embed="rId23"/>
-                                <a:stretch>
-                                  <a:fillRect/>
-                                </a:stretch>
-                              </pic:blipFill>
-                              <pic:spPr>
-                                <a:xfrm>
-                                  <a:off x="0" y="0"/>
-                                  <a:ext cx="1257300" cy="971550"/>
-                                </a:xfrm>
-                                <a:prstGeom prst="rect">
-                                  <a:avLst/>
-                                </a:prstGeom>
-                              </pic:spPr>
-                            </pic:pic>
-                          </a:graphicData>
-                        </a:graphic>
-                      </wp:inline>
-                    </w:drawing>
-                  </w:r>
-                </w:p>
-              </w:tc>
-              <w:tc>
-                <w:tcPr>
-                  <w:tcW w:w="2515" w:type="dxa"/>
-                  <w:gridSpan w:val="2"/>
-                  <w:vAlign w:val="center"/>
-                </w:tcPr>
-                <w:p>
-                  <w:pPr>
-                    <w:pStyle w:val="SS3-115"/>
-                    <w:rPr>
-                      <w:rFonts w:ascii="Source Sans 3 Medium" w:hAnsi="Source Sans 3 Medium"/>
-                      <w:b/>
-                      <w:bCs/>
-                      <w:color w:val="101312"/>
-                      <w:spacing w:val="-2"/>
-                      <w:w w:val="105"/>
-                    </w:rPr>
-                  </w:pPr>
-                  <w:r>
-                    <w:rPr>
-                      <w:rFonts w:ascii="Source Sans 3 Medium" w:hAnsi="Source Sans 3 Medium"/>
-                      <w:b/>
-                      <w:bCs/>
-                      <w:noProof/>
-                      <w:color w:val="101312"/>
-                      <w:spacing w:val="-2"/>
-                      <w:w w:val="105"/>
-                    </w:rPr>
-                    <w:drawing>
-                      <wp:inline distT="0" distB="0" distL="0" distR="0" wp14:anchorId="0D147F13" wp14:editId="665BAC7E">
-                        <wp:extent cx="1209675" cy="904875"/>
-                        <wp:effectExtent l="0" t="0" r="9525" b="9525"/>
-                        <wp:docPr id="19" name="Picture 19"/>
-                        <wp:cNvGraphicFramePr>
-                          <a:graphicFrameLocks xmlns:a="http://schemas.openxmlformats.org/drawingml/2006/main" noChangeAspect="1"/>
-                        </wp:cNvGraphicFramePr>
-                        <a:graphic xmlns:a="http://schemas.openxmlformats.org/drawingml/2006/main">
-                          <a:graphicData uri="http://schemas.openxmlformats.org/drawingml/2006/picture">
-                            <pic:pic xmlns:pic="http://schemas.openxmlformats.org/drawingml/2006/picture">
-                              <pic:nvPicPr>
-                                <pic:cNvPr id="1" name=""/>
-                                <pic:cNvPicPr/>
-                              </pic:nvPicPr>
-                              <pic:blipFill>
-                                <a:blip r:embed="rId24"/>
-                                <a:stretch>
-                                  <a:fillRect/>
-                                </a:stretch>
-                              </pic:blipFill>
-                              <pic:spPr>
-                                <a:xfrm>
-                                  <a:off x="0" y="0"/>
-                                  <a:ext cx="1209675" cy="904875"/>
-                                </a:xfrm>
-                                <a:prstGeom prst="rect">
-                                  <a:avLst/>
-                                </a:prstGeom>
-                              </pic:spPr>
-                            </pic:pic>
-                          </a:graphicData>
-                        </a:graphic>
-                      </wp:inline>
-                    </w:drawing>
-                  </w:r>
-                </w:p>
-              </w:tc>
-              <w:tc>
-                <w:tcPr>
-                  <w:tcW w:w="2516" w:type="dxa"/>
-                  <w:gridSpan w:val="2"/>
-                </w:tcPr>
-                <w:p>
-                  <w:pPr>
-                    <w:pStyle w:val="SS3-115"/>
-                    <w:rPr>
-                      <w:rFonts w:ascii="Source Sans 3 Medium" w:hAnsi="Source Sans 3 Medium"/>
-                      <w:b/>
-                      <w:bCs/>
-                      <w:color w:val="101312"/>
-                      <w:spacing w:val="-2"/>
-                      <w:w w:val="105"/>
-                    </w:rPr>
-                  </w:pPr>
-                </w:p>
-              </w:tc>
-              <w:tc>
-                <w:tcPr>
-                  <w:tcW w:w="2516" w:type="dxa"/>
-                </w:tcPr>
-                <w:p>
-                  <w:pPr>
-                    <w:pStyle w:val="SS3-115"/>
-                    <w:rPr>
-                      <w:rFonts w:ascii="Source Sans 3 Medium" w:hAnsi="Source Sans 3 Medium"/>
-                      <w:b/>
-                      <w:bCs/>
-                      <w:color w:val="101312"/>
-                      <w:spacing w:val="-2"/>
-                      <w:w w:val="105"/>
-                    </w:rPr>
-                  </w:pPr>
-                </w:p>
-              </w:tc>
-            </w:tr>
-          </w:tbl>
-          <w:p>
-            <w:pPr>
-              <w:pStyle w:val="SS3-115"/>
-              <w:rPr>
-                <w:rFonts w:ascii="Source Sans 3 Medium" w:hAnsi="Source Sans 3 Medium"/>
-                <w:b/>
-                <w:bCs/>
-                <w:color w:val="101312"/>
-                <w:spacing w:val="-2"/>
-                <w:w w:val="105"/>
-                <w:sz w:val="2"/>
-                <w:szCs w:val="2"/>
-              </w:rPr>
-            </w:pPr>
-          </w:p>
-          <w:tbl>
-            <w:tblPr>
-              <w:tblStyle w:val="CommonTable"/>
-              <w:tblW w:w="0" w:type="auto"/>
-              <w:tblBorders>
-                <w:top w:val="single" w:sz="18" w:space="0" w:color="E9DB85"/>
-                <w:left w:val="single" w:sz="18" w:space="0" w:color="E9DB85"/>
-                <w:bottom w:val="single" w:sz="18" w:space="0" w:color="E9DB85"/>
-                <w:right w:val="single" w:sz="18" w:space="0" w:color="E9DB85"/>
-                <w:insideH w:val="none" w:sz="0" w:space="0" w:color="auto"/>
-                <w:insideV w:val="none" w:sz="0" w:space="0" w:color="auto"/>
-              </w:tblBorders>
-              <w:tblLook w:val="04A0" w:firstRow="1" w:lastRow="0" w:firstColumn="1" w:lastColumn="0" w:noHBand="0" w:noVBand="1"/>
-            </w:tblPr>
-            <w:tblGrid>
-              <w:gridCol w:w="846"/>
-              <w:gridCol w:w="940"/>
-              <w:gridCol w:w="921"/>
-              <w:gridCol w:w="748"/>
-              <w:gridCol w:w="785"/>
-              <w:gridCol w:w="1261"/>
-            </w:tblGrid>
-            <w:tr>
-              <w:tc>
-                <w:tcPr>
-                  <w:tcW w:w="0" w:type="auto"/>
-                </w:tcPr>
-                <w:p>
-                  <w:pPr>
-                    <w:rPr>
-                      <w:rStyle w:val="BlankWord1"/>
-                      <w:iCs/>
-                      <w:szCs w:val="23"/>
-                      <w:bdr w:val="none" w:sz="0" w:space="0" w:color="auto"/>
-                      <w:shd w:val="clear" w:color="auto" w:fill="auto"/>
-                      <w14:textOutline w14:w="0" w14:cap="rnd" w14:cmpd="sng" w14:algn="ctr">
-                        <w14:noFill/>
-                        <w14:prstDash w14:val="solid"/>
-                        <w14:bevel/>
-                      </w14:textOutline>
-                    </w:rPr>
-                  </w:pPr>
-                  <w:r>
-                    <w:rPr>
-                      <w:sz w:val="23"/>
-                      <w:szCs w:val="23"/>
-                    </w:rPr>
-                    <w:t>add</w:t>
-                  </w:r>
-                </w:p>
-              </w:tc>
-              <w:tc>
-                <w:tcPr>
-                  <w:tcW w:w="0" w:type="auto"/>
-                </w:tcPr>
-                <w:p>
-                  <w:pPr>
-                    <w:rPr>
-                      <w:rStyle w:val="BlankWord1"/>
-                      <w:iCs/>
-                      <w:szCs w:val="23"/>
-                      <w:bdr w:val="none" w:sz="0" w:space="0" w:color="auto"/>
-                      <w:shd w:val="clear" w:color="auto" w:fill="auto"/>
-                      <w14:textOutline w14:w="0" w14:cap="rnd" w14:cmpd="sng" w14:algn="ctr">
-                        <w14:noFill/>
-                        <w14:prstDash w14:val="solid"/>
-                        <w14:bevel/>
-                      </w14:textOutline>
-                    </w:rPr>
-                  </w:pPr>
-                  <w:r>
-                    <w:rPr>
-                      <w:sz w:val="23"/>
-                      <w:szCs w:val="23"/>
-                    </w:rPr>
-                    <w:t>check</w:t>
-                  </w:r>
-                </w:p>
-              </w:tc>
-              <w:tc>
-                <w:tcPr>
-                  <w:tcW w:w="0" w:type="auto"/>
-                </w:tcPr>
-                <w:p>
-                  <w:pPr>
-                    <w:rPr>
-                      <w:rStyle w:val="BlankWord1"/>
-                      <w:iCs/>
-                      <w:szCs w:val="23"/>
-                      <w:bdr w:val="none" w:sz="0" w:space="0" w:color="auto"/>
-                      <w:shd w:val="clear" w:color="auto" w:fill="auto"/>
-                      <w14:textOutline w14:w="0" w14:cap="rnd" w14:cmpd="sng" w14:algn="ctr">
-                        <w14:noFill/>
-                        <w14:prstDash w14:val="solid"/>
-                        <w14:bevel/>
-                      </w14:textOutline>
-                    </w:rPr>
-                  </w:pPr>
-                  <w:r>
-                    <w:rPr>
-                      <w:sz w:val="23"/>
-                      <w:szCs w:val="23"/>
-                    </w:rPr>
-                    <w:t>collect</w:t>
-                  </w:r>
-                </w:p>
-              </w:tc>
-              <w:tc>
-                <w:tcPr>
-                  <w:tcW w:w="0" w:type="auto"/>
-                </w:tcPr>
-                <w:p>
-                  <w:pPr>
-                    <w:rPr>
-                      <w:rStyle w:val="BlankWord1"/>
-                      <w:iCs/>
-                      <w:szCs w:val="23"/>
-                      <w:bdr w:val="none" w:sz="0" w:space="0" w:color="auto"/>
-                      <w:shd w:val="clear" w:color="auto" w:fill="auto"/>
-                      <w14:textOutline w14:w="0" w14:cap="rnd" w14:cmpd="sng" w14:algn="ctr">
-                        <w14:noFill/>
-                        <w14:prstDash w14:val="solid"/>
-                        <w14:bevel/>
-                      </w14:textOutline>
-                    </w:rPr>
-                  </w:pPr>
-                  <w:r>
-                    <w:rPr>
-                      <w:sz w:val="23"/>
-                      <w:szCs w:val="23"/>
-                    </w:rPr>
-                    <w:t>cook</w:t>
-                  </w:r>
-                </w:p>
-              </w:tc>
-              <w:tc>
-                <w:tcPr>
-                  <w:tcW w:w="0" w:type="auto"/>
-                </w:tcPr>
-                <w:p>
-                  <w:pPr>
-                    <w:pStyle w:val="SS3-115"/>
-                    <w:rPr>
-                      <w:rStyle w:val="BlankWord1"/>
-                      <w:iCs/>
-                      <w:bdr w:val="none" w:sz="0" w:space="0" w:color="auto"/>
-                      <w:shd w:val="clear" w:color="auto" w:fill="auto"/>
-                      <w14:textOutline w14:w="0" w14:cap="rnd" w14:cmpd="sng" w14:algn="ctr">
-                        <w14:noFill/>
-                        <w14:prstDash w14:val="solid"/>
-                        <w14:bevel/>
-                      </w14:textOutline>
-                    </w:rPr>
-                  </w:pPr>
-                  <w:r>
-                    <w:t>put</w:t>
-                  </w:r>
-                </w:p>
-              </w:tc>
-              <w:tc>
-                <w:tcPr>
-                  <w:tcW w:w="1261" w:type="dxa"/>
-                </w:tcPr>
-                <w:p>
-                  <w:pPr>
-                    <w:rPr>
-                      <w:rStyle w:val="BlankWord1"/>
-                      <w:iCs/>
-                      <w:szCs w:val="23"/>
-                      <w:bdr w:val="none" w:sz="0" w:space="0" w:color="auto"/>
-                      <w:shd w:val="clear" w:color="auto" w:fill="auto"/>
-                      <w14:textOutline w14:w="0" w14:cap="rnd" w14:cmpd="sng" w14:algn="ctr">
-                        <w14:noFill/>
-                        <w14:prstDash w14:val="solid"/>
-                        <w14:bevel/>
-                      </w14:textOutline>
-                    </w:rPr>
-                  </w:pPr>
-                  <w:r>
-                    <w:rPr>
-                      <w:sz w:val="23"/>
-                      <w:szCs w:val="23"/>
-                    </w:rPr>
-                    <w:t>remove</w:t>
-                  </w:r>
-                </w:p>
-              </w:tc>
-            </w:tr>
-            <w:tr>
-              <w:tc>
-                <w:tcPr>
-                  <w:tcW w:w="0" w:type="auto"/>
-                </w:tcPr>
-                <w:p>
-                  <w:pPr>
-                    <w:rPr>
-                      <w:sz w:val="23"/>
-                      <w:szCs w:val="23"/>
-                    </w:rPr>
-                  </w:pPr>
-                  <w:r>
-                    <w:rPr>
-                      <w:sz w:val="23"/>
-                      <w:szCs w:val="23"/>
-                    </w:rPr>
-                    <w:t>shake</w:t>
-                  </w:r>
-                </w:p>
-              </w:tc>
-              <w:tc>
-                <w:tcPr>
-                  <w:tcW w:w="0" w:type="auto"/>
-                </w:tcPr>
-                <w:p>
-                  <w:pPr>
-                    <w:rPr>
-                      <w:sz w:val="23"/>
-                      <w:szCs w:val="23"/>
-                    </w:rPr>
-                  </w:pPr>
-                  <w:r>
-                    <w:rPr>
-                      <w:sz w:val="23"/>
-                      <w:szCs w:val="23"/>
-                    </w:rPr>
-                    <w:t>spread</w:t>
-                  </w:r>
-                </w:p>
-              </w:tc>
-              <w:tc>
-                <w:tcPr>
-                  <w:tcW w:w="0" w:type="auto"/>
-                </w:tcPr>
-                <w:p>
-                  <w:pPr>
-                    <w:rPr>
-                      <w:sz w:val="23"/>
-                      <w:szCs w:val="23"/>
-                    </w:rPr>
-                  </w:pPr>
-                  <w:r>
-                    <w:rPr>
-                      <w:sz w:val="23"/>
-                      <w:szCs w:val="23"/>
-                    </w:rPr>
-                    <w:t>stick</w:t>
-                  </w:r>
-                </w:p>
-              </w:tc>
-              <w:tc>
-                <w:tcPr>
-                  <w:tcW w:w="0" w:type="auto"/>
-                </w:tcPr>
-                <w:p>
-                  <w:pPr>
-                    <w:rPr>
-                      <w:sz w:val="23"/>
-                      <w:szCs w:val="23"/>
-                    </w:rPr>
-                  </w:pPr>
-                  <w:r>
-                    <w:rPr>
-                      <w:sz w:val="23"/>
-                      <w:szCs w:val="23"/>
-                    </w:rPr>
-                    <w:t>take</w:t>
-                  </w:r>
-                </w:p>
-              </w:tc>
-              <w:tc>
-                <w:tcPr>
-                  <w:tcW w:w="0" w:type="auto"/>
-                </w:tcPr>
-                <w:p>
-                  <w:pPr>
-                    <w:pStyle w:val="SS3-115"/>
-                  </w:pPr>
-                  <w:r>
-                    <w:t>wash</w:t>
-                  </w:r>
-                </w:p>
-              </w:tc>
-              <w:tc>
-                <w:tcPr>
-                  <w:tcW w:w="1261" w:type="dxa"/>
-                </w:tcPr>
-                <w:p>
-                  <w:pPr>
-                    <w:rPr>
-                      <w:sz w:val="23"/>
-                      <w:szCs w:val="23"/>
-                    </w:rPr>
-                  </w:pPr>
-                  <w:r>
-                    <w:rPr>
-                      <w:sz w:val="23"/>
-                      <w:szCs w:val="23"/>
-                    </w:rPr>
-                    <w:t>transport</w:t>
-                  </w:r>
-                </w:p>
-              </w:tc>
-            </w:tr>
-          </w:tbl>
-          <w:p>
-            <w:pPr>
-              <w:pStyle w:val="SS3-115"/>
-              <w:numPr>
-                <w:ilvl w:val="0"/>
-                <w:numId w:val="8"/>
-              </w:numPr>
-            </w:pPr>
-            <w:r>
-              <w:t>A sheet is _______ on the ground and the tree is _______ to get the cherries.</w:t>
-            </w:r>
-          </w:p>
-          <w:p>
-            <w:pPr>
-              <w:pStyle w:val="SS3-115"/>
-              <w:numPr>
-                <w:ilvl w:val="0"/>
-                <w:numId w:val="8"/>
-              </w:numPr>
-            </w:pPr>
-            <w:r>
-              <w:t>The cherries are and are _______ to the processing plant.</w:t>
-            </w:r>
-          </w:p>
-          <w:p>
-            <w:pPr>
-              <w:pStyle w:val="SS3-115"/>
-              <w:numPr>
-                <w:ilvl w:val="0"/>
-                <w:numId w:val="8"/>
-              </w:numPr>
-            </w:pPr>
-            <w:r>
-              <w:t xml:space="preserve">The leaves and stems are ------- </w:t>
-            </w:r>
-          </w:p>
-          <w:p>
-            <w:pPr>
-              <w:pStyle w:val="SS3-115"/>
-              <w:numPr>
-                <w:ilvl w:val="0"/>
-                <w:numId w:val="8"/>
-              </w:numPr>
-            </w:pPr>
-            <w:r>
-              <w:t xml:space="preserve">The cherries are ______ _ </w:t>
-            </w:r>
-          </w:p>
-          <w:p>
-            <w:pPr>
-              <w:pStyle w:val="SS3-115"/>
-              <w:numPr>
-                <w:ilvl w:val="0"/>
-                <w:numId w:val="8"/>
-              </w:numPr>
-            </w:pPr>
-            <w:r>
-              <w:t>The stone is _______ out of the middle of the cherry.</w:t>
-            </w:r>
-          </w:p>
-          <w:p>
-            <w:pPr>
-              <w:pStyle w:val="SS3-115"/>
-              <w:numPr>
-                <w:ilvl w:val="0"/>
-                <w:numId w:val="8"/>
-              </w:numPr>
-            </w:pPr>
-            <w:r>
-              <w:t>The cherries are and extra ingredients are ______ _</w:t>
-            </w:r>
-          </w:p>
-          <w:p>
-            <w:pPr>
-              <w:pStyle w:val="SS3-115"/>
-              <w:numPr>
-                <w:ilvl w:val="0"/>
-                <w:numId w:val="8"/>
-              </w:numPr>
-            </w:pPr>
-            <w:r>
-              <w:t>The quality of the jam is ______ _</w:t>
-            </w:r>
-          </w:p>
-          <w:p>
-            <w:pPr>
-              <w:pStyle w:val="SS3-115"/>
-              <w:numPr>
-                <w:ilvl w:val="0"/>
-                <w:numId w:val="8"/>
-              </w:numPr>
-            </w:pPr>
-            <w:r>
-              <w:t>The jam is _______ into jars.</w:t>
-            </w:r>
-          </w:p>
-          <w:p>
-            <w:pPr>
-              <w:pStyle w:val="SS3-115"/>
-              <w:numPr>
-                <w:ilvl w:val="0"/>
-                <w:numId w:val="8"/>
-              </w:numPr>
-            </w:pPr>
-            <w:r>
-              <w:t>A label is on the jars.</w:t>
-            </w:r>
-          </w:p>
-        </w:tc>
-      </w:tr>
-    </w:tbl>
     <w:p>
       <w:pPr>
         <w:spacing w:before="240"/>
@@ -12363,6 +11389,7 @@
           <w:szCs w:val="34"/>
           <w:shd w:val="clear" w:color="auto" w:fill="F4A349"/>
         </w:rPr>
+        <w:lastRenderedPageBreak/>
         <w:t>[[[[[[[[[</w:t>
       </w:r>
       <w:r>
@@ -12394,14 +11421,13 @@
         <w:tblLook w:val="04A0" w:firstRow="1" w:lastRow="0" w:firstColumn="1" w:lastColumn="0" w:noHBand="0" w:noVBand="1"/>
       </w:tblPr>
       <w:tblGrid>
-        <w:gridCol w:w="704"/>
-        <w:gridCol w:w="10206"/>
-        <w:gridCol w:w="3482"/>
+        <w:gridCol w:w="690"/>
+        <w:gridCol w:w="13702"/>
       </w:tblGrid>
       <w:tr>
         <w:tc>
           <w:tcPr>
-            <w:tcW w:w="704" w:type="dxa"/>
+            <w:tcW w:w="690" w:type="dxa"/>
           </w:tcPr>
           <w:tbl>
             <w:tblPr>
@@ -12418,7 +11444,7 @@
               <w:tblLook w:val="04A0" w:firstRow="1" w:lastRow="0" w:firstColumn="1" w:lastColumn="0" w:noHBand="0" w:noVBand="1"/>
             </w:tblPr>
             <w:tblGrid>
-              <w:gridCol w:w="374"/>
+              <w:gridCol w:w="360"/>
             </w:tblGrid>
             <w:tr>
               <w:tc>
@@ -12440,7 +11466,7 @@
                       <w:szCs w:val="26"/>
                       <w:lang w:bidi="ar-SA"/>
                     </w:rPr>
-                    <w:t>11</w:t>
+                    <w:t>15</w:t>
                   </w:r>
                 </w:p>
               </w:tc>
@@ -12458,25 +11484,10 @@
         </w:tc>
         <w:tc>
           <w:tcPr>
-            <w:tcW w:w="10206" w:type="dxa"/>
+            <w:tcW w:w="13702" w:type="dxa"/>
           </w:tcPr>
           <w:p>
             <w:pPr>
-              <w:rPr>
-                <w:rStyle w:val="BlankWord1"/>
-                <w:rFonts w:ascii="Source Sans 3 Medium" w:hAnsi="Source Sans 3 Medium"/>
-                <w:b/>
-                <w:bCs/>
-                <w:bdr w:val="none" w:sz="0" w:space="0" w:color="auto"/>
-                <w:shd w:val="clear" w:color="auto" w:fill="auto"/>
-                <w14:textOutline w14:w="0" w14:cap="rnd" w14:cmpd="sng" w14:algn="ctr">
-                  <w14:noFill/>
-                  <w14:prstDash w14:val="solid"/>
-                  <w14:bevel/>
-                </w14:textOutline>
-              </w:rPr>
-            </w:pPr>
-            <w:r>
               <w:rPr>
                 <w:rFonts w:ascii="Source Sans 3 Medium" w:hAnsi="Source Sans 3 Medium"/>
                 <w:b/>
@@ -12484,8 +11495,7 @@
                 <w:sz w:val="23"/>
                 <w:szCs w:val="23"/>
               </w:rPr>
-              <w:t>The pictures show the process of making cherry jam. Describe the process</w:t>
-            </w:r>
+            </w:pPr>
             <w:r>
               <w:rPr>
                 <w:rFonts w:ascii="Source Sans 3 Medium" w:hAnsi="Source Sans 3 Medium"/>
@@ -12494,7 +11504,7 @@
                 <w:sz w:val="23"/>
                 <w:szCs w:val="23"/>
               </w:rPr>
-              <w:t>.</w:t>
+              <w:t>Answer the task below. Take as much time as you need and try to write 150 words.</w:t>
             </w:r>
           </w:p>
           <w:p>
@@ -12512,167 +11522,768 @@
                 <w:b/>
                 <w:bCs/>
                 <w:sz w:val="23"/>
-              </w:rPr>
-              <w:t>Describe the process.</w:t>
-            </w:r>
-          </w:p>
-          <w:p>
-            <w:pPr>
+                <w:szCs w:val="23"/>
+              </w:rPr>
+              <w:t>The verbs in the box may be useful. Check the meaning of any unknown words.</w:t>
+            </w:r>
+          </w:p>
+          <w:p>
+            <w:pPr>
+              <w:pStyle w:val="SS3-115"/>
               <w:rPr>
                 <w:rFonts w:ascii="Source Sans 3 Medium" w:hAnsi="Source Sans 3 Medium"/>
                 <w:b/>
                 <w:bCs/>
-                <w:sz w:val="23"/>
-              </w:rPr>
-            </w:pPr>
-            <w:r>
-              <w:rPr>
-                <w:rFonts w:ascii="Source Sans 3 Medium" w:hAnsi="Source Sans 3 Medium"/>
-                <w:b/>
-                <w:bCs/>
-                <w:sz w:val="23"/>
-              </w:rPr>
-              <w:t>Remember t</w:t>
-            </w:r>
-            <w:r>
-              <w:rPr>
-                <w:rFonts w:ascii="Source Sans 3 Medium" w:hAnsi="Source Sans 3 Medium"/>
-                <w:b/>
-                <w:bCs/>
-                <w:sz w:val="23"/>
-              </w:rPr>
-              <w:t>o:</w:t>
-            </w:r>
-          </w:p>
-          <w:p>
-            <w:pPr>
-              <w:pStyle w:val="SS3-115"/>
-              <w:numPr>
-                <w:ilvl w:val="0"/>
-                <w:numId w:val="20"/>
-              </w:numPr>
-              <w:ind w:left="284" w:hanging="284"/>
-            </w:pPr>
-            <w:r>
-              <w:t>include an introduction and an overview</w:t>
-            </w:r>
-          </w:p>
-          <w:p>
-            <w:pPr>
-              <w:pStyle w:val="SS3-115"/>
-              <w:numPr>
-                <w:ilvl w:val="0"/>
-                <w:numId w:val="20"/>
-              </w:numPr>
-              <w:ind w:left="284" w:hanging="284"/>
-            </w:pPr>
-            <w:r>
-              <w:t>use the present simple passive</w:t>
-            </w:r>
-          </w:p>
-          <w:p>
-            <w:pPr>
-              <w:pStyle w:val="SS3-115"/>
-              <w:numPr>
-                <w:ilvl w:val="0"/>
-                <w:numId w:val="20"/>
-              </w:numPr>
-              <w:ind w:left="284" w:hanging="284"/>
-            </w:pPr>
-            <w:r>
-              <w:t>use sequencing expressions</w:t>
-            </w:r>
-          </w:p>
-          <w:p>
-            <w:pPr>
-              <w:pStyle w:val="SS3-115"/>
-              <w:numPr>
-                <w:ilvl w:val="0"/>
-                <w:numId w:val="20"/>
-              </w:numPr>
-              <w:ind w:left="284" w:hanging="284"/>
-            </w:pPr>
-            <w:r>
-              <w:t>write 150 words.</w:t>
-            </w:r>
-          </w:p>
-        </w:tc>
-        <w:tc>
-          <w:tcPr>
-            <w:tcW w:w="3482" w:type="dxa"/>
-          </w:tcPr>
-          <w:p>
-            <w:pPr>
-              <w:rPr>
-                <w:rFonts w:ascii="Source Sans 3 SemiBold" w:hAnsi="Source Sans 3 SemiBold"/>
-                <w:b/>
-                <w:bCs/>
-                <w:noProof/>
-                <w:color w:val="FFFFFF" w:themeColor="background1"/>
-                <w:shd w:val="clear" w:color="auto" w:fill="68AF3D"/>
-              </w:rPr>
-            </w:pPr>
-            <w:r>
-              <w:rPr>
-                <w:rFonts w:ascii="Source Sans 3 SemiBold" w:hAnsi="Source Sans 3 SemiBold"/>
-                <w:b/>
-                <w:bCs/>
-                <w:noProof/>
-                <w:color w:val="FFFFFF" w:themeColor="background1"/>
-                <w:bdr w:val="single" w:sz="24" w:space="0" w:color="F4A349"/>
-                <w:shd w:val="clear" w:color="auto" w:fill="F16223"/>
-              </w:rPr>
-              <w:t xml:space="preserve">TIP </w:t>
-            </w:r>
-            <w:r>
-              <w:rPr>
-                <w:rFonts w:ascii="Source Sans 3 SemiBold" w:hAnsi="Source Sans 3 SemiBold"/>
-                <w:b/>
-                <w:bCs/>
-                <w:noProof/>
-                <w:bdr w:val="single" w:sz="24" w:space="0" w:color="F4A349"/>
-              </w:rPr>
-              <w:t>11</w:t>
-            </w:r>
+                <w:color w:val="101312"/>
+                <w:spacing w:val="-2"/>
+                <w:w w:val="105"/>
+                <w:sz w:val="2"/>
+                <w:szCs w:val="2"/>
+              </w:rPr>
+            </w:pPr>
           </w:p>
           <w:tbl>
             <w:tblPr>
-              <w:tblStyle w:val="NormalTable"/>
+              <w:tblStyle w:val="CommonTable"/>
               <w:tblW w:w="0" w:type="auto"/>
               <w:tblBorders>
-                <w:top w:val="single" w:sz="18" w:space="0" w:color="F4A349"/>
-                <w:left w:val="single" w:sz="18" w:space="0" w:color="F4A349"/>
-                <w:bottom w:val="single" w:sz="18" w:space="0" w:color="F4A349"/>
-                <w:right w:val="single" w:sz="18" w:space="0" w:color="F4A349"/>
-                <w:insideH w:val="single" w:sz="18" w:space="0" w:color="F4A349"/>
-                <w:insideV w:val="single" w:sz="18" w:space="0" w:color="F4A349"/>
+                <w:top w:val="single" w:sz="18" w:space="0" w:color="E1A66B"/>
+                <w:left w:val="single" w:sz="18" w:space="0" w:color="E1A66B"/>
+                <w:bottom w:val="single" w:sz="18" w:space="0" w:color="E1A66B"/>
+                <w:right w:val="single" w:sz="18" w:space="0" w:color="E1A66B"/>
+                <w:insideH w:val="single" w:sz="18" w:space="0" w:color="E1A66B"/>
+                <w:insideV w:val="none" w:sz="0" w:space="0" w:color="auto"/>
               </w:tblBorders>
-              <w:shd w:val="clear" w:color="auto" w:fill="E7EAEF"/>
               <w:tblLook w:val="04A0" w:firstRow="1" w:lastRow="0" w:firstColumn="1" w:lastColumn="0" w:noHBand="0" w:noVBand="1"/>
             </w:tblPr>
             <w:tblGrid>
-              <w:gridCol w:w="3152"/>
+              <w:gridCol w:w="656"/>
+              <w:gridCol w:w="780"/>
+              <w:gridCol w:w="1190"/>
+              <w:gridCol w:w="879"/>
+              <w:gridCol w:w="1059"/>
+              <w:gridCol w:w="993"/>
+              <w:gridCol w:w="819"/>
+              <w:gridCol w:w="1316"/>
             </w:tblGrid>
             <w:tr>
               <w:tc>
                 <w:tcPr>
-                  <w:tcW w:w="6061" w:type="dxa"/>
-                  <w:shd w:val="clear" w:color="auto" w:fill="E7EAEF"/>
+                  <w:tcW w:w="0" w:type="auto"/>
                 </w:tcPr>
                 <w:p>
                   <w:pPr>
+                    <w:rPr>
+                      <w:rStyle w:val="BlankWord1"/>
+                      <w:iCs/>
+                      <w:szCs w:val="23"/>
+                      <w:bdr w:val="none" w:sz="0" w:space="0" w:color="auto"/>
+                      <w:shd w:val="clear" w:color="auto" w:fill="auto"/>
+                      <w14:textOutline w14:w="0" w14:cap="rnd" w14:cmpd="sng" w14:algn="ctr">
+                        <w14:noFill/>
+                        <w14:prstDash w14:val="solid"/>
+                        <w14:bevel/>
+                      </w14:textOutline>
+                    </w:rPr>
+                  </w:pPr>
+                  <w:r>
+                    <w:rPr>
+                      <w:sz w:val="23"/>
+                      <w:szCs w:val="23"/>
+                    </w:rPr>
+                    <w:t>add</w:t>
+                  </w:r>
+                </w:p>
+              </w:tc>
+              <w:tc>
+                <w:tcPr>
+                  <w:tcW w:w="0" w:type="auto"/>
+                </w:tcPr>
+                <w:p>
+                  <w:pPr>
+                    <w:rPr>
+                      <w:rStyle w:val="BlankWord1"/>
+                      <w:iCs/>
+                      <w:szCs w:val="23"/>
+                      <w:bdr w:val="none" w:sz="0" w:space="0" w:color="auto"/>
+                      <w:shd w:val="clear" w:color="auto" w:fill="auto"/>
+                      <w14:textOutline w14:w="0" w14:cap="rnd" w14:cmpd="sng" w14:algn="ctr">
+                        <w14:noFill/>
+                        <w14:prstDash w14:val="solid"/>
+                        <w14:bevel/>
+                      </w14:textOutline>
+                    </w:rPr>
+                  </w:pPr>
+                  <w:r>
+                    <w:rPr>
+                      <w:sz w:val="23"/>
+                      <w:szCs w:val="23"/>
+                    </w:rPr>
+                    <w:t>build</w:t>
+                  </w:r>
+                </w:p>
+              </w:tc>
+              <w:tc>
+                <w:tcPr>
+                  <w:tcW w:w="0" w:type="auto"/>
+                </w:tcPr>
+                <w:p>
+                  <w:pPr>
+                    <w:rPr>
+                      <w:rStyle w:val="BlankWord1"/>
+                      <w:iCs/>
+                      <w:szCs w:val="23"/>
+                      <w:bdr w:val="none" w:sz="0" w:space="0" w:color="auto"/>
+                      <w:shd w:val="clear" w:color="auto" w:fill="auto"/>
+                      <w14:textOutline w14:w="0" w14:cap="rnd" w14:cmpd="sng" w14:algn="ctr">
+                        <w14:noFill/>
+                        <w14:prstDash w14:val="solid"/>
+                        <w14:bevel/>
+                      </w14:textOutline>
+                    </w:rPr>
+                  </w:pPr>
+                  <w:r>
+                    <w:rPr>
+                      <w:sz w:val="23"/>
+                      <w:szCs w:val="23"/>
+                    </w:rPr>
+                    <w:t>construct</w:t>
+                  </w:r>
+                </w:p>
+              </w:tc>
+              <w:tc>
+                <w:tcPr>
+                  <w:tcW w:w="0" w:type="auto"/>
+                </w:tcPr>
+                <w:p>
+                  <w:pPr>
+                    <w:rPr>
+                      <w:rStyle w:val="BlankWord1"/>
+                      <w:iCs/>
+                      <w:szCs w:val="23"/>
+                      <w:bdr w:val="none" w:sz="0" w:space="0" w:color="auto"/>
+                      <w:shd w:val="clear" w:color="auto" w:fill="auto"/>
+                      <w14:textOutline w14:w="0" w14:cap="rnd" w14:cmpd="sng" w14:algn="ctr">
+                        <w14:noFill/>
+                        <w14:prstDash w14:val="solid"/>
+                        <w14:bevel/>
+                      </w14:textOutline>
+                    </w:rPr>
+                  </w:pPr>
+                  <w:r>
+                    <w:rPr>
+                      <w:sz w:val="23"/>
+                      <w:szCs w:val="23"/>
+                    </w:rPr>
+                    <w:t>create</w:t>
+                  </w:r>
+                </w:p>
+              </w:tc>
+              <w:tc>
+                <w:tcPr>
+                  <w:tcW w:w="0" w:type="auto"/>
+                </w:tcPr>
+                <w:p>
+                  <w:pPr>
+                    <w:pStyle w:val="SS3-115"/>
+                    <w:rPr>
+                      <w:rStyle w:val="BlankWord1"/>
+                      <w:iCs/>
+                      <w:bdr w:val="none" w:sz="0" w:space="0" w:color="auto"/>
+                      <w:shd w:val="clear" w:color="auto" w:fill="auto"/>
+                      <w14:textOutline w14:w="0" w14:cap="rnd" w14:cmpd="sng" w14:algn="ctr">
+                        <w14:noFill/>
+                        <w14:prstDash w14:val="solid"/>
+                        <w14:bevel/>
+                      </w14:textOutline>
+                    </w:rPr>
+                  </w:pPr>
+                  <w:r>
+                    <w:t>develop</w:t>
+                  </w:r>
+                </w:p>
+              </w:tc>
+              <w:tc>
+                <w:tcPr>
+                  <w:tcW w:w="0" w:type="auto"/>
+                </w:tcPr>
+                <w:p>
+                  <w:pPr>
+                    <w:rPr>
+                      <w:rStyle w:val="BlankWord1"/>
+                      <w:iCs/>
+                      <w:szCs w:val="23"/>
+                      <w:bdr w:val="none" w:sz="0" w:space="0" w:color="auto"/>
+                      <w:shd w:val="clear" w:color="auto" w:fill="auto"/>
+                      <w14:textOutline w14:w="0" w14:cap="rnd" w14:cmpd="sng" w14:algn="ctr">
+                        <w14:noFill/>
+                        <w14:prstDash w14:val="solid"/>
+                        <w14:bevel/>
+                      </w14:textOutline>
+                    </w:rPr>
+                  </w:pPr>
+                  <w:r>
+                    <w:rPr>
+                      <w:sz w:val="23"/>
+                      <w:szCs w:val="23"/>
+                    </w:rPr>
+                    <w:t>expand</w:t>
+                  </w:r>
+                </w:p>
+              </w:tc>
+              <w:tc>
+                <w:tcPr>
+                  <w:tcW w:w="0" w:type="auto"/>
+                </w:tcPr>
+                <w:p>
+                  <w:pPr>
+                    <w:rPr>
+                      <w:sz w:val="23"/>
+                      <w:szCs w:val="23"/>
+                    </w:rPr>
+                  </w:pPr>
+                  <w:r>
+                    <w:rPr>
+                      <w:sz w:val="23"/>
+                      <w:szCs w:val="23"/>
+                    </w:rPr>
+                    <w:t>move</w:t>
+                  </w:r>
+                </w:p>
+              </w:tc>
+              <w:tc>
+                <w:tcPr>
+                  <w:tcW w:w="0" w:type="auto"/>
+                </w:tcPr>
+                <w:p>
+                  <w:pPr>
+                    <w:rPr>
+                      <w:sz w:val="23"/>
+                      <w:szCs w:val="23"/>
+                    </w:rPr>
+                  </w:pPr>
+                  <w:r>
+                    <w:rPr>
+                      <w:sz w:val="23"/>
+                      <w:szCs w:val="23"/>
+                    </w:rPr>
+                    <w:t>plant trees</w:t>
+                  </w:r>
+                </w:p>
+              </w:tc>
+            </w:tr>
+          </w:tbl>
+          <w:p>
+            <w:pPr>
+              <w:rPr>
+                <w:sz w:val="2"/>
+                <w:szCs w:val="2"/>
+              </w:rPr>
+            </w:pPr>
+          </w:p>
+          <w:tbl>
+            <w:tblPr>
+              <w:tblStyle w:val="CommonTable"/>
+              <w:tblW w:w="0" w:type="auto"/>
+              <w:tblBorders>
+                <w:top w:val="single" w:sz="18" w:space="0" w:color="E1A66B"/>
+                <w:left w:val="single" w:sz="18" w:space="0" w:color="E1A66B"/>
+                <w:bottom w:val="single" w:sz="18" w:space="0" w:color="E1A66B"/>
+                <w:right w:val="single" w:sz="18" w:space="0" w:color="E1A66B"/>
+                <w:insideH w:val="single" w:sz="18" w:space="0" w:color="E1A66B"/>
+                <w:insideV w:val="single" w:sz="18" w:space="0" w:color="E1A66B"/>
+              </w:tblBorders>
+              <w:tblLook w:val="04A0" w:firstRow="1" w:lastRow="0" w:firstColumn="1" w:lastColumn="0" w:noHBand="0" w:noVBand="1"/>
+            </w:tblPr>
+            <w:tblGrid>
+              <w:gridCol w:w="6352"/>
+            </w:tblGrid>
+            <w:tr>
+              <w:tc>
+                <w:tcPr>
+                  <w:tcW w:w="6352" w:type="dxa"/>
+                </w:tcPr>
+                <w:p>
+                  <w:pPr>
+                    <w:rPr>
+                      <w:b/>
+                      <w:bCs/>
+                      <w:i/>
+                      <w:iCs/>
+                      <w:sz w:val="23"/>
+                    </w:rPr>
+                  </w:pPr>
+                  <w:r>
+                    <w:rPr>
+                      <w:b/>
+                      <w:bCs/>
+                      <w:i/>
+                      <w:iCs/>
+                      <w:sz w:val="23"/>
+                    </w:rPr>
+                    <w:t>The maps below show Colwick Arts Centre in 2005 and today.</w:t>
+                  </w:r>
+                </w:p>
+                <w:p>
+                  <w:pPr>
+                    <w:spacing w:before="120"/>
+                    <w:rPr>
+                      <w:b/>
+                      <w:bCs/>
+                      <w:i/>
+                      <w:iCs/>
+                      <w:sz w:val="23"/>
+                    </w:rPr>
+                  </w:pPr>
+                  <w:proofErr w:type="spellStart"/>
+                  <w:r>
+                    <w:rPr>
+                      <w:b/>
+                      <w:bCs/>
+                      <w:i/>
+                      <w:iCs/>
+                      <w:sz w:val="23"/>
+                    </w:rPr>
+                    <w:t>Summarise</w:t>
+                  </w:r>
+                  <w:proofErr w:type="spellEnd"/>
+                  <w:r>
+                    <w:rPr>
+                      <w:b/>
+                      <w:bCs/>
+                      <w:i/>
+                      <w:iCs/>
+                      <w:sz w:val="23"/>
+                    </w:rPr>
+                    <w:t xml:space="preserve"> the information by selecting and reporting the main features, and make comparisons where relevant.</w:t>
+                  </w:r>
+                </w:p>
+              </w:tc>
+            </w:tr>
+          </w:tbl>
+          <w:p>
+            <w:pPr>
+              <w:spacing w:after="120"/>
+              <w:rPr>
+                <w:rFonts w:ascii="Source Sans 3 Medium" w:hAnsi="Source Sans 3 Medium"/>
+                <w:b/>
+                <w:bCs/>
+                <w:sz w:val="2"/>
+                <w:szCs w:val="2"/>
+              </w:rPr>
+            </w:pPr>
+          </w:p>
+          <w:tbl>
+            <w:tblPr>
+              <w:tblStyle w:val="CommonTable"/>
+              <w:tblW w:w="0" w:type="auto"/>
+              <w:tblBorders>
+                <w:top w:val="none" w:sz="0" w:space="0" w:color="auto"/>
+                <w:left w:val="none" w:sz="0" w:space="0" w:color="auto"/>
+                <w:bottom w:val="none" w:sz="0" w:space="0" w:color="auto"/>
+                <w:right w:val="none" w:sz="0" w:space="0" w:color="auto"/>
+                <w:insideH w:val="none" w:sz="0" w:space="0" w:color="auto"/>
+                <w:insideV w:val="none" w:sz="0" w:space="0" w:color="auto"/>
+              </w:tblBorders>
+              <w:tblLook w:val="04A0" w:firstRow="1" w:lastRow="0" w:firstColumn="1" w:lastColumn="0" w:noHBand="0" w:noVBand="1"/>
+            </w:tblPr>
+            <w:tblGrid>
+              <w:gridCol w:w="5386"/>
+              <w:gridCol w:w="5386"/>
+            </w:tblGrid>
+            <w:tr>
+              <w:tc>
+                <w:tcPr>
+                  <w:tcW w:w="0" w:type="auto"/>
+                </w:tcPr>
+                <w:p>
+                  <w:pPr>
+                    <w:pStyle w:val="SS3-115"/>
+                    <w:spacing w:after="0"/>
+                    <w:jc w:val="right"/>
+                    <w:rPr>
+                      <w:sz w:val="21"/>
+                      <w:szCs w:val="21"/>
+                    </w:rPr>
+                  </w:pPr>
+                  <w:r>
+                    <w:rPr>
+                      <w:sz w:val="21"/>
+                      <w:szCs w:val="21"/>
+                    </w:rPr>
+                    <w:t>2005</w:t>
+                  </w:r>
+                </w:p>
+                <w:p>
+                  <w:pPr>
+                    <w:pStyle w:val="SS3-115"/>
+                    <w:spacing w:after="0"/>
+                    <w:rPr>
+                      <w:sz w:val="21"/>
+                      <w:szCs w:val="21"/>
+                    </w:rPr>
+                  </w:pPr>
+                  <w:r>
                     <w:rPr>
                       <w:noProof/>
                       <w:sz w:val="21"/>
                       <w:szCs w:val="21"/>
                     </w:rPr>
-                  </w:pPr>
-                  <w:r>
+                    <w:drawing>
+                      <wp:inline distT="0" distB="0" distL="0" distR="0" wp14:anchorId="6CFEABFE" wp14:editId="21FA599A">
+                        <wp:extent cx="3240000" cy="2331464"/>
+                        <wp:effectExtent l="0" t="0" r="0" b="0"/>
+                        <wp:docPr id="412902868" name="Picture 1"/>
+                        <wp:cNvGraphicFramePr>
+                          <a:graphicFrameLocks xmlns:a="http://schemas.openxmlformats.org/drawingml/2006/main" noChangeAspect="1"/>
+                        </wp:cNvGraphicFramePr>
+                        <a:graphic xmlns:a="http://schemas.openxmlformats.org/drawingml/2006/main">
+                          <a:graphicData uri="http://schemas.openxmlformats.org/drawingml/2006/picture">
+                            <pic:pic xmlns:pic="http://schemas.openxmlformats.org/drawingml/2006/picture">
+                              <pic:nvPicPr>
+                                <pic:cNvPr id="412902868" name=""/>
+                                <pic:cNvPicPr/>
+                              </pic:nvPicPr>
+                              <pic:blipFill>
+                                <a:blip r:embed="rId16"/>
+                                <a:stretch>
+                                  <a:fillRect/>
+                                </a:stretch>
+                              </pic:blipFill>
+                              <pic:spPr>
+                                <a:xfrm>
+                                  <a:off x="0" y="0"/>
+                                  <a:ext cx="3240000" cy="2331464"/>
+                                </a:xfrm>
+                                <a:prstGeom prst="rect">
+                                  <a:avLst/>
+                                </a:prstGeom>
+                              </pic:spPr>
+                            </pic:pic>
+                          </a:graphicData>
+                        </a:graphic>
+                      </wp:inline>
+                    </w:drawing>
+                  </w:r>
+                </w:p>
+                <w:p>
+                  <w:pPr>
+                    <w:pStyle w:val="SS3-115"/>
+                    <w:spacing w:after="0"/>
                     <w:rPr>
                       <w:sz w:val="21"/>
                       <w:szCs w:val="21"/>
                     </w:rPr>
-                    <w:t>Use the words on the pictures and diagrams in your answer. They are given to help you.</w:t>
+                  </w:pPr>
+                  <w:r>
+                    <w:rPr>
+                      <w:sz w:val="21"/>
+                      <w:szCs w:val="21"/>
+                    </w:rPr>
+                    <w:t>SNACK BAR</w:t>
+                  </w:r>
+                </w:p>
+                <w:p>
+                  <w:pPr>
+                    <w:pStyle w:val="SS3-115"/>
+                    <w:spacing w:after="0"/>
+                    <w:rPr>
+                      <w:sz w:val="21"/>
+                      <w:szCs w:val="21"/>
+                    </w:rPr>
+                  </w:pPr>
+                  <w:r>
+                    <w:rPr>
+                      <w:sz w:val="21"/>
+                      <w:szCs w:val="21"/>
+                    </w:rPr>
+                    <w:t>MEETING ROOM</w:t>
+                  </w:r>
+                </w:p>
+                <w:p>
+                  <w:pPr>
+                    <w:pStyle w:val="SS3-115"/>
+                    <w:spacing w:after="0"/>
+                    <w:rPr>
+                      <w:sz w:val="21"/>
+                      <w:szCs w:val="21"/>
+                    </w:rPr>
+                  </w:pPr>
+                  <w:r>
+                    <w:rPr>
+                      <w:sz w:val="21"/>
+                      <w:szCs w:val="21"/>
+                    </w:rPr>
+                    <w:t>TOILET</w:t>
+                  </w:r>
+                </w:p>
+                <w:p>
+                  <w:pPr>
+                    <w:pStyle w:val="SS3-115"/>
+                    <w:spacing w:after="0"/>
+                    <w:rPr>
+                      <w:sz w:val="21"/>
+                      <w:szCs w:val="21"/>
+                    </w:rPr>
+                  </w:pPr>
+                  <w:r>
+                    <w:rPr>
+                      <w:sz w:val="21"/>
+                      <w:szCs w:val="21"/>
+                    </w:rPr>
+                    <w:t>CONCERT HALL/CINEMA</w:t>
+                  </w:r>
+                </w:p>
+                <w:p>
+                  <w:pPr>
+                    <w:pStyle w:val="SS3-115"/>
+                    <w:spacing w:after="0"/>
+                    <w:rPr>
+                      <w:sz w:val="21"/>
+                      <w:szCs w:val="21"/>
+                    </w:rPr>
+                  </w:pPr>
+                  <w:r>
+                    <w:rPr>
+                      <w:sz w:val="21"/>
+                      <w:szCs w:val="21"/>
+                    </w:rPr>
+                    <w:t>INFORMATION DESK</w:t>
+                  </w:r>
+                </w:p>
+                <w:p>
+                  <w:pPr>
+                    <w:pStyle w:val="SS3-115"/>
+                    <w:spacing w:after="0"/>
+                    <w:rPr>
+                      <w:sz w:val="21"/>
+                      <w:szCs w:val="21"/>
+                    </w:rPr>
+                  </w:pPr>
+                  <w:r>
+                    <w:rPr>
+                      <w:sz w:val="21"/>
+                      <w:szCs w:val="21"/>
+                    </w:rPr>
+                    <w:t>GALLERY</w:t>
+                  </w:r>
+                </w:p>
+                <w:p>
+                  <w:pPr>
+                    <w:pStyle w:val="SS3-115"/>
+                    <w:spacing w:after="0"/>
+                    <w:rPr>
+                      <w:sz w:val="21"/>
+                      <w:szCs w:val="21"/>
+                    </w:rPr>
+                  </w:pPr>
+                  <w:r>
+                    <w:rPr>
+                      <w:sz w:val="21"/>
+                      <w:szCs w:val="21"/>
+                    </w:rPr>
+                    <w:t>WASTELAND</w:t>
+                  </w:r>
+                </w:p>
+              </w:tc>
+              <w:tc>
+                <w:tcPr>
+                  <w:tcW w:w="0" w:type="auto"/>
+                </w:tcPr>
+                <w:p>
+                  <w:pPr>
+                    <w:pStyle w:val="SS3-115"/>
+                    <w:spacing w:after="0"/>
+                    <w:jc w:val="right"/>
+                    <w:rPr>
+                      <w:sz w:val="21"/>
+                      <w:szCs w:val="21"/>
+                    </w:rPr>
+                  </w:pPr>
+                  <w:r>
+                    <w:rPr>
+                      <w:sz w:val="21"/>
+                      <w:szCs w:val="21"/>
+                    </w:rPr>
+                    <w:t>T</w:t>
+                  </w:r>
+                  <w:r>
+                    <w:rPr>
+                      <w:sz w:val="21"/>
+                      <w:szCs w:val="21"/>
+                    </w:rPr>
+                    <w:t>oday</w:t>
+                  </w:r>
+                </w:p>
+                <w:p>
+                  <w:pPr>
+                    <w:pStyle w:val="SS3-115"/>
+                    <w:spacing w:after="0"/>
+                    <w:rPr>
+                      <w:sz w:val="21"/>
+                      <w:szCs w:val="21"/>
+                    </w:rPr>
+                  </w:pPr>
+                  <w:r>
+                    <w:rPr>
+                      <w:noProof/>
+                      <w:sz w:val="21"/>
+                      <w:szCs w:val="21"/>
+                    </w:rPr>
+                    <w:drawing>
+                      <wp:inline distT="0" distB="0" distL="0" distR="0" wp14:anchorId="08EFD3CE" wp14:editId="47841E32">
+                        <wp:extent cx="3240000" cy="2549168"/>
+                        <wp:effectExtent l="0" t="0" r="0" b="3810"/>
+                        <wp:docPr id="1328782206" name="Picture 1"/>
+                        <wp:cNvGraphicFramePr>
+                          <a:graphicFrameLocks xmlns:a="http://schemas.openxmlformats.org/drawingml/2006/main" noChangeAspect="1"/>
+                        </wp:cNvGraphicFramePr>
+                        <a:graphic xmlns:a="http://schemas.openxmlformats.org/drawingml/2006/main">
+                          <a:graphicData uri="http://schemas.openxmlformats.org/drawingml/2006/picture">
+                            <pic:pic xmlns:pic="http://schemas.openxmlformats.org/drawingml/2006/picture">
+                              <pic:nvPicPr>
+                                <pic:cNvPr id="1328782206" name=""/>
+                                <pic:cNvPicPr/>
+                              </pic:nvPicPr>
+                              <pic:blipFill>
+                                <a:blip r:embed="rId17"/>
+                                <a:stretch>
+                                  <a:fillRect/>
+                                </a:stretch>
+                              </pic:blipFill>
+                              <pic:spPr>
+                                <a:xfrm>
+                                  <a:off x="0" y="0"/>
+                                  <a:ext cx="3240000" cy="2549168"/>
+                                </a:xfrm>
+                                <a:prstGeom prst="rect">
+                                  <a:avLst/>
+                                </a:prstGeom>
+                              </pic:spPr>
+                            </pic:pic>
+                          </a:graphicData>
+                        </a:graphic>
+                      </wp:inline>
+                    </w:drawing>
+                  </w:r>
+                </w:p>
+                <w:p>
+                  <w:pPr>
+                    <w:pStyle w:val="SS3-115"/>
+                    <w:spacing w:after="0"/>
+                    <w:rPr>
+                      <w:sz w:val="21"/>
+                      <w:szCs w:val="21"/>
+                    </w:rPr>
+                  </w:pPr>
+                  <w:r>
+                    <w:rPr>
+                      <w:sz w:val="21"/>
+                      <w:szCs w:val="21"/>
+                    </w:rPr>
+                    <w:t>MEETING ROOM</w:t>
+                  </w:r>
+                </w:p>
+                <w:p>
+                  <w:pPr>
+                    <w:pStyle w:val="SS3-115"/>
+                    <w:spacing w:after="0"/>
+                    <w:rPr>
+                      <w:sz w:val="21"/>
+                      <w:szCs w:val="21"/>
+                    </w:rPr>
+                  </w:pPr>
+                  <w:r>
+                    <w:rPr>
+                      <w:sz w:val="21"/>
+                      <w:szCs w:val="21"/>
+                    </w:rPr>
+                    <w:t>DRAMA STUDIO</w:t>
+                  </w:r>
+                </w:p>
+                <w:p>
+                  <w:pPr>
+                    <w:pStyle w:val="SS3-115"/>
+                    <w:spacing w:after="0"/>
+                    <w:rPr>
+                      <w:sz w:val="21"/>
+                      <w:szCs w:val="21"/>
+                    </w:rPr>
+                  </w:pPr>
+                  <w:r>
+                    <w:rPr>
+                      <w:sz w:val="21"/>
+                      <w:szCs w:val="21"/>
+                    </w:rPr>
+                    <w:t>CINEMA</w:t>
+                  </w:r>
+                </w:p>
+                <w:p>
+                  <w:pPr>
+                    <w:pStyle w:val="SS3-115"/>
+                    <w:spacing w:after="0"/>
+                    <w:rPr>
+                      <w:sz w:val="21"/>
+                      <w:szCs w:val="21"/>
+                    </w:rPr>
+                  </w:pPr>
+                  <w:r>
+                    <w:rPr>
+                      <w:sz w:val="21"/>
+                      <w:szCs w:val="21"/>
+                    </w:rPr>
+                    <w:t>CENTRAL EXHIBITION AREA</w:t>
+                  </w:r>
+                </w:p>
+                <w:p>
+                  <w:pPr>
+                    <w:pStyle w:val="SS3-115"/>
+                    <w:spacing w:after="0"/>
+                    <w:rPr>
+                      <w:sz w:val="21"/>
+                      <w:szCs w:val="21"/>
+                    </w:rPr>
+                  </w:pPr>
+                  <w:r>
+                    <w:rPr>
+                      <w:sz w:val="21"/>
+                      <w:szCs w:val="21"/>
+                    </w:rPr>
+                    <w:t>CONCERT HALL</w:t>
+                  </w:r>
+                </w:p>
+                <w:p>
+                  <w:pPr>
+                    <w:pStyle w:val="SS3-115"/>
+                    <w:spacing w:after="0"/>
+                    <w:rPr>
+                      <w:sz w:val="21"/>
+                      <w:szCs w:val="21"/>
+                    </w:rPr>
+                  </w:pPr>
+                  <w:r>
+                    <w:rPr>
+                      <w:sz w:val="21"/>
+                      <w:szCs w:val="21"/>
+                    </w:rPr>
+                    <w:t>STAGE</w:t>
+                  </w:r>
+                </w:p>
+                <w:p>
+                  <w:pPr>
+                    <w:pStyle w:val="SS3-115"/>
+                    <w:spacing w:after="0"/>
+                    <w:rPr>
+                      <w:sz w:val="21"/>
+                      <w:szCs w:val="21"/>
+                    </w:rPr>
+                  </w:pPr>
+                  <w:r>
+                    <w:rPr>
+                      <w:sz w:val="21"/>
+                      <w:szCs w:val="21"/>
+                    </w:rPr>
+                    <w:t>OUTDOOR EXHIBITION AND PERFORMANCE AREA</w:t>
                   </w:r>
                 </w:p>
               </w:tc>
@@ -12680,12 +12291,67 @@
           </w:tbl>
           <w:p>
             <w:pPr>
-              <w:rPr>
-                <w:color w:val="DDF03C"/>
-                <w:sz w:val="34"/>
-                <w:szCs w:val="34"/>
-              </w:rPr>
-            </w:pPr>
+              <w:pStyle w:val="SS3M-115"/>
+            </w:pPr>
+            <w:r>
+              <w:t>Remember to:</w:t>
+            </w:r>
+          </w:p>
+          <w:p>
+            <w:pPr>
+              <w:pStyle w:val="SS3-115"/>
+              <w:numPr>
+                <w:ilvl w:val="0"/>
+                <w:numId w:val="63"/>
+              </w:numPr>
+              <w:spacing w:after="0"/>
+              <w:ind w:left="227" w:hanging="227"/>
+            </w:pPr>
+            <w:r>
+              <w:t>write an introductory sentence</w:t>
+            </w:r>
+          </w:p>
+          <w:p>
+            <w:pPr>
+              <w:pStyle w:val="SS3-115"/>
+              <w:numPr>
+                <w:ilvl w:val="0"/>
+                <w:numId w:val="63"/>
+              </w:numPr>
+              <w:spacing w:after="0"/>
+              <w:ind w:left="227" w:hanging="227"/>
+            </w:pPr>
+            <w:r>
+              <w:t>include an overview</w:t>
+            </w:r>
+          </w:p>
+          <w:p>
+            <w:pPr>
+              <w:pStyle w:val="SS3-115"/>
+              <w:numPr>
+                <w:ilvl w:val="0"/>
+                <w:numId w:val="63"/>
+              </w:numPr>
+              <w:spacing w:after="0"/>
+              <w:ind w:left="227" w:hanging="227"/>
+            </w:pPr>
+            <w:r>
+              <w:t>use the present simple and past simple, both active and passive</w:t>
+            </w:r>
+          </w:p>
+          <w:p>
+            <w:pPr>
+              <w:pStyle w:val="SS3-115"/>
+              <w:numPr>
+                <w:ilvl w:val="0"/>
+                <w:numId w:val="63"/>
+              </w:numPr>
+              <w:spacing w:after="0"/>
+              <w:ind w:left="227" w:hanging="227"/>
+            </w:pPr>
+            <w:r>
+              <w:t>use prepositions to explain where things are/were.</w:t>
+            </w:r>
           </w:p>
         </w:tc>
       </w:tr>
@@ -13106,7 +12772,7 @@
               <w:pStyle w:val="SS3-115"/>
               <w:numPr>
                 <w:ilvl w:val="0"/>
-                <w:numId w:val="9"/>
+                <w:numId w:val="5"/>
               </w:numPr>
               <w:rPr>
                 <w:iCs/>
@@ -13124,7 +12790,7 @@
               <w:pStyle w:val="SS3-115"/>
               <w:numPr>
                 <w:ilvl w:val="0"/>
-                <w:numId w:val="9"/>
+                <w:numId w:val="5"/>
               </w:numPr>
               <w:rPr>
                 <w:rFonts w:ascii="Source Sans 3 Medium" w:hAnsi="Source Sans 3 Medium"/>
@@ -13144,7 +12810,7 @@
               <w:pStyle w:val="SS3-115"/>
               <w:numPr>
                 <w:ilvl w:val="0"/>
-                <w:numId w:val="9"/>
+                <w:numId w:val="5"/>
               </w:numPr>
               <w:rPr>
                 <w:rFonts w:ascii="Source Sans 3 Medium" w:hAnsi="Source Sans 3 Medium"/>
@@ -13164,7 +12830,7 @@
               <w:pStyle w:val="SS3-115"/>
               <w:numPr>
                 <w:ilvl w:val="0"/>
-                <w:numId w:val="9"/>
+                <w:numId w:val="5"/>
               </w:numPr>
               <w:rPr>
                 <w:rFonts w:ascii="Source Sans 3 Medium" w:hAnsi="Source Sans 3 Medium"/>
@@ -13283,7 +12949,7 @@
                 <w:szCs w:val="23"/>
               </w:rPr>
             </w:pPr>
-            <w:hyperlink r:id="rId25" w:history="1">
+            <w:hyperlink r:id="rId18" w:history="1">
               <w:r>
                 <w:rPr>
                   <w:rStyle w:val="Hyperlink"/>
@@ -13501,7 +13167,7 @@
             </w:r>
           </w:p>
           <w:p>
-            <w:hyperlink r:id="rId26" w:history="1">
+            <w:hyperlink r:id="rId19" w:history="1">
               <w:r>
                 <w:rPr>
                   <w:rStyle w:val="Hyperlink"/>
@@ -13745,7 +13411,7 @@
                     <w:pStyle w:val="ListParagraph"/>
                     <w:numPr>
                       <w:ilvl w:val="0"/>
-                      <w:numId w:val="10"/>
+                      <w:numId w:val="6"/>
                     </w:numPr>
                     <w:ind w:left="284" w:hanging="284"/>
                     <w:rPr>
@@ -13768,7 +13434,7 @@
                     <w:pStyle w:val="ListParagraph"/>
                     <w:numPr>
                       <w:ilvl w:val="0"/>
-                      <w:numId w:val="11"/>
+                      <w:numId w:val="7"/>
                     </w:numPr>
                     <w:ind w:left="568" w:hanging="284"/>
                     <w:rPr>
@@ -13791,7 +13457,7 @@
                     <w:pStyle w:val="ListParagraph"/>
                     <w:numPr>
                       <w:ilvl w:val="0"/>
-                      <w:numId w:val="11"/>
+                      <w:numId w:val="7"/>
                     </w:numPr>
                     <w:ind w:left="568" w:hanging="284"/>
                     <w:rPr>
@@ -13942,7 +13608,7 @@
                     <w:pStyle w:val="ListParagraph"/>
                     <w:numPr>
                       <w:ilvl w:val="0"/>
-                      <w:numId w:val="10"/>
+                      <w:numId w:val="6"/>
                     </w:numPr>
                     <w:ind w:left="284" w:hanging="284"/>
                     <w:rPr>
@@ -13970,7 +13636,7 @@
                     <w:pStyle w:val="ListParagraph"/>
                     <w:numPr>
                       <w:ilvl w:val="0"/>
-                      <w:numId w:val="11"/>
+                      <w:numId w:val="7"/>
                     </w:numPr>
                     <w:ind w:left="568" w:hanging="284"/>
                     <w:rPr>
@@ -13993,7 +13659,7 @@
                     <w:pStyle w:val="ListParagraph"/>
                     <w:numPr>
                       <w:ilvl w:val="0"/>
-                      <w:numId w:val="11"/>
+                      <w:numId w:val="7"/>
                     </w:numPr>
                     <w:ind w:left="568" w:hanging="284"/>
                     <w:rPr>
@@ -14221,7 +13887,7 @@
             </w:r>
           </w:p>
           <w:p>
-            <w:hyperlink r:id="rId27" w:history="1">
+            <w:hyperlink r:id="rId20" w:history="1">
               <w:r>
                 <w:rPr>
                   <w:rStyle w:val="Hyperlink"/>
@@ -14441,7 +14107,7 @@
             <w:pPr>
               <w:spacing w:after="120"/>
             </w:pPr>
-            <w:hyperlink r:id="rId28" w:history="1">
+            <w:hyperlink r:id="rId21" w:history="1">
               <w:r>
                 <w:rPr>
                   <w:rStyle w:val="Hyperlink"/>
@@ -14482,7 +14148,7 @@
                   <w:pPr>
                     <w:numPr>
                       <w:ilvl w:val="0"/>
-                      <w:numId w:val="12"/>
+                      <w:numId w:val="8"/>
                     </w:numPr>
                     <w:spacing w:after="120"/>
                     <w:ind w:left="170" w:hanging="170"/>
@@ -14501,7 +14167,7 @@
                   <w:pPr>
                     <w:numPr>
                       <w:ilvl w:val="0"/>
-                      <w:numId w:val="12"/>
+                      <w:numId w:val="8"/>
                     </w:numPr>
                     <w:spacing w:after="120"/>
                     <w:ind w:left="170" w:hanging="170"/>
@@ -14520,7 +14186,7 @@
                   <w:pPr>
                     <w:numPr>
                       <w:ilvl w:val="0"/>
-                      <w:numId w:val="12"/>
+                      <w:numId w:val="8"/>
                     </w:numPr>
                     <w:spacing w:after="120"/>
                     <w:ind w:left="170" w:hanging="170"/>
@@ -14536,7 +14202,7 @@
                   <w:pPr>
                     <w:numPr>
                       <w:ilvl w:val="0"/>
-                      <w:numId w:val="12"/>
+                      <w:numId w:val="8"/>
                     </w:numPr>
                     <w:spacing w:after="120"/>
                     <w:ind w:left="170" w:hanging="170"/>
@@ -14557,7 +14223,7 @@
                   <w:pPr>
                     <w:numPr>
                       <w:ilvl w:val="0"/>
-                      <w:numId w:val="12"/>
+                      <w:numId w:val="8"/>
                     </w:numPr>
                     <w:spacing w:after="120"/>
                     <w:ind w:left="170" w:hanging="170"/>
@@ -14576,7 +14242,7 @@
                   <w:pPr>
                     <w:numPr>
                       <w:ilvl w:val="0"/>
-                      <w:numId w:val="12"/>
+                      <w:numId w:val="8"/>
                     </w:numPr>
                     <w:spacing w:after="120"/>
                     <w:ind w:left="170" w:hanging="170"/>
@@ -14595,7 +14261,7 @@
                   <w:pPr>
                     <w:numPr>
                       <w:ilvl w:val="0"/>
-                      <w:numId w:val="12"/>
+                      <w:numId w:val="8"/>
                     </w:numPr>
                     <w:spacing w:after="120"/>
                     <w:ind w:left="170" w:hanging="170"/>
@@ -14611,7 +14277,7 @@
                   <w:pPr>
                     <w:numPr>
                       <w:ilvl w:val="0"/>
-                      <w:numId w:val="12"/>
+                      <w:numId w:val="8"/>
                     </w:numPr>
                     <w:spacing w:after="120"/>
                     <w:ind w:left="170" w:hanging="170"/>
@@ -14837,7 +14503,7 @@
             </w:r>
           </w:p>
           <w:p>
-            <w:hyperlink r:id="rId29" w:history="1">
+            <w:hyperlink r:id="rId22" w:history="1">
               <w:r>
                 <w:rPr>
                   <w:rStyle w:val="Hyperlink"/>
@@ -14892,7 +14558,7 @@
                     <w:pStyle w:val="ListParagraph"/>
                     <w:numPr>
                       <w:ilvl w:val="0"/>
-                      <w:numId w:val="13"/>
+                      <w:numId w:val="9"/>
                     </w:numPr>
                     <w:rPr>
                       <w:rStyle w:val="BlankWord1"/>
@@ -14925,7 +14591,7 @@
                     <w:pStyle w:val="ListParagraph"/>
                     <w:numPr>
                       <w:ilvl w:val="0"/>
-                      <w:numId w:val="13"/>
+                      <w:numId w:val="9"/>
                     </w:numPr>
                     <w:rPr>
                       <w:rStyle w:val="BlankWord1"/>
@@ -14958,7 +14624,7 @@
                     <w:pStyle w:val="ListParagraph"/>
                     <w:numPr>
                       <w:ilvl w:val="0"/>
-                      <w:numId w:val="13"/>
+                      <w:numId w:val="9"/>
                     </w:numPr>
                     <w:rPr>
                       <w:rStyle w:val="BlankWord1"/>
@@ -15030,7 +14696,7 @@
                     <w:pStyle w:val="ListParagraph"/>
                     <w:numPr>
                       <w:ilvl w:val="0"/>
-                      <w:numId w:val="13"/>
+                      <w:numId w:val="9"/>
                     </w:numPr>
                     <w:rPr>
                       <w:rStyle w:val="BlankWord1"/>
@@ -15063,7 +14729,7 @@
                     <w:pStyle w:val="ListParagraph"/>
                     <w:numPr>
                       <w:ilvl w:val="0"/>
-                      <w:numId w:val="13"/>
+                      <w:numId w:val="9"/>
                     </w:numPr>
                     <w:rPr>
                       <w:rStyle w:val="BlankWord1"/>
@@ -15104,7 +14770,7 @@
                     <w:pStyle w:val="ListParagraph"/>
                     <w:numPr>
                       <w:ilvl w:val="0"/>
-                      <w:numId w:val="13"/>
+                      <w:numId w:val="9"/>
                     </w:numPr>
                     <w:rPr>
                       <w:rStyle w:val="BlankWord1"/>
@@ -15356,7 +15022,7 @@
               <w:pStyle w:val="SS3-115"/>
               <w:numPr>
                 <w:ilvl w:val="0"/>
-                <w:numId w:val="14"/>
+                <w:numId w:val="10"/>
               </w:numPr>
               <w:ind w:left="284" w:hanging="284"/>
             </w:pPr>
@@ -15386,7 +15052,7 @@
               <w:pStyle w:val="SS3-115"/>
               <w:numPr>
                 <w:ilvl w:val="0"/>
-                <w:numId w:val="14"/>
+                <w:numId w:val="10"/>
               </w:numPr>
               <w:ind w:left="284" w:hanging="284"/>
             </w:pPr>
@@ -15526,7 +15192,7 @@
             <w:pPr>
               <w:pStyle w:val="SS3-115"/>
             </w:pPr>
-            <w:hyperlink r:id="rId30" w:history="1">
+            <w:hyperlink r:id="rId23" w:history="1">
               <w:r>
                 <w:rPr>
                   <w:rStyle w:val="Hyperlink"/>
@@ -15576,7 +15242,7 @@
                     <w:pStyle w:val="ListParagraph"/>
                     <w:numPr>
                       <w:ilvl w:val="0"/>
-                      <w:numId w:val="15"/>
+                      <w:numId w:val="11"/>
                     </w:numPr>
                     <w:rPr>
                       <w:rStyle w:val="BlankWord1"/>
@@ -15609,7 +15275,7 @@
                     <w:pStyle w:val="ListParagraph"/>
                     <w:numPr>
                       <w:ilvl w:val="0"/>
-                      <w:numId w:val="15"/>
+                      <w:numId w:val="11"/>
                     </w:numPr>
                     <w:rPr>
                       <w:rStyle w:val="BlankWord1"/>
@@ -15658,7 +15324,7 @@
                     <w:pStyle w:val="ListParagraph"/>
                     <w:numPr>
                       <w:ilvl w:val="0"/>
-                      <w:numId w:val="15"/>
+                      <w:numId w:val="11"/>
                     </w:numPr>
                     <w:rPr>
                       <w:rStyle w:val="BlankWord1"/>
@@ -15799,7 +15465,7 @@
             </w:r>
           </w:p>
           <w:p>
-            <w:hyperlink r:id="rId31" w:history="1">
+            <w:hyperlink r:id="rId24" w:history="1">
               <w:r>
                 <w:rPr>
                   <w:rStyle w:val="Hyperlink"/>
@@ -15818,7 +15484,7 @@
               <w:pStyle w:val="SS3-115"/>
               <w:numPr>
                 <w:ilvl w:val="0"/>
-                <w:numId w:val="16"/>
+                <w:numId w:val="12"/>
               </w:numPr>
             </w:pPr>
             <w:r>
@@ -15857,7 +15523,7 @@
                     <w:pStyle w:val="ListParagraph"/>
                     <w:numPr>
                       <w:ilvl w:val="0"/>
-                      <w:numId w:val="17"/>
+                      <w:numId w:val="13"/>
                     </w:numPr>
                     <w:rPr>
                       <w:rStyle w:val="BlankWord1"/>
@@ -15898,7 +15564,7 @@
                     <w:pStyle w:val="ListParagraph"/>
                     <w:numPr>
                       <w:ilvl w:val="0"/>
-                      <w:numId w:val="17"/>
+                      <w:numId w:val="13"/>
                     </w:numPr>
                     <w:rPr>
                       <w:rStyle w:val="BlankWord1"/>
@@ -15939,7 +15605,7 @@
                     <w:pStyle w:val="ListParagraph"/>
                     <w:numPr>
                       <w:ilvl w:val="0"/>
-                      <w:numId w:val="17"/>
+                      <w:numId w:val="13"/>
                     </w:numPr>
                     <w:rPr>
                       <w:rStyle w:val="BlankWord1"/>
@@ -15979,7 +15645,7 @@
               <w:pStyle w:val="SS3-115"/>
               <w:numPr>
                 <w:ilvl w:val="0"/>
-                <w:numId w:val="16"/>
+                <w:numId w:val="12"/>
               </w:numPr>
             </w:pPr>
             <w:r>
@@ -16015,7 +15681,7 @@
                     <w:pStyle w:val="ListParagraph"/>
                     <w:numPr>
                       <w:ilvl w:val="0"/>
-                      <w:numId w:val="18"/>
+                      <w:numId w:val="14"/>
                     </w:numPr>
                     <w:rPr>
                       <w:rStyle w:val="BlankWord1"/>
@@ -16056,7 +15722,7 @@
                     <w:pStyle w:val="ListParagraph"/>
                     <w:numPr>
                       <w:ilvl w:val="0"/>
-                      <w:numId w:val="18"/>
+                      <w:numId w:val="14"/>
                     </w:numPr>
                     <w:rPr>
                       <w:rStyle w:val="BlankWord1"/>
@@ -16097,7 +15763,7 @@
                     <w:pStyle w:val="ListParagraph"/>
                     <w:numPr>
                       <w:ilvl w:val="0"/>
-                      <w:numId w:val="18"/>
+                      <w:numId w:val="14"/>
                     </w:numPr>
                     <w:rPr>
                       <w:rStyle w:val="BlankWord1"/>
@@ -16241,7 +15907,7 @@
             <w:pPr>
               <w:pStyle w:val="SS3-115"/>
             </w:pPr>
-            <w:hyperlink r:id="rId32" w:history="1">
+            <w:hyperlink r:id="rId25" w:history="1">
               <w:r>
                 <w:rPr>
                   <w:rStyle w:val="Hyperlink"/>
@@ -16557,7 +16223,7 @@
               <w:pStyle w:val="BodyText"/>
               <w:numPr>
                 <w:ilvl w:val="0"/>
-                <w:numId w:val="21"/>
+                <w:numId w:val="16"/>
               </w:numPr>
               <w:spacing w:after="0" w:line="238" w:lineRule="auto"/>
               <w:ind w:left="227" w:hanging="227"/>
@@ -16585,7 +16251,7 @@
               <w:pStyle w:val="BodyText"/>
               <w:numPr>
                 <w:ilvl w:val="0"/>
-                <w:numId w:val="21"/>
+                <w:numId w:val="16"/>
               </w:numPr>
               <w:spacing w:line="238" w:lineRule="auto"/>
               <w:ind w:left="227" w:hanging="227"/>
@@ -16749,7 +16415,7 @@
                     <w:pStyle w:val="SS3-115"/>
                     <w:numPr>
                       <w:ilvl w:val="0"/>
-                      <w:numId w:val="22"/>
+                      <w:numId w:val="17"/>
                     </w:numPr>
                   </w:pPr>
                   <w:r>
@@ -16761,7 +16427,7 @@
                     <w:pStyle w:val="SS3-115"/>
                     <w:numPr>
                       <w:ilvl w:val="0"/>
-                      <w:numId w:val="22"/>
+                      <w:numId w:val="17"/>
                     </w:numPr>
                   </w:pPr>
                   <w:r>
@@ -16773,7 +16439,7 @@
                     <w:pStyle w:val="SS3-115"/>
                     <w:numPr>
                       <w:ilvl w:val="0"/>
-                      <w:numId w:val="22"/>
+                      <w:numId w:val="17"/>
                     </w:numPr>
                   </w:pPr>
                   <w:r>
@@ -16785,7 +16451,7 @@
                     <w:pStyle w:val="SS3-115"/>
                     <w:numPr>
                       <w:ilvl w:val="0"/>
-                      <w:numId w:val="22"/>
+                      <w:numId w:val="17"/>
                     </w:numPr>
                   </w:pPr>
                   <w:r>
@@ -16797,7 +16463,7 @@
                     <w:pStyle w:val="SS3-115"/>
                     <w:numPr>
                       <w:ilvl w:val="0"/>
-                      <w:numId w:val="22"/>
+                      <w:numId w:val="17"/>
                     </w:numPr>
                   </w:pPr>
                   <w:r>
@@ -16814,7 +16480,7 @@
                     <w:pStyle w:val="SS3-115"/>
                     <w:numPr>
                       <w:ilvl w:val="0"/>
-                      <w:numId w:val="23"/>
+                      <w:numId w:val="18"/>
                     </w:numPr>
                   </w:pPr>
                   <w:r>
@@ -16826,7 +16492,7 @@
                     <w:pStyle w:val="SS3-115"/>
                     <w:numPr>
                       <w:ilvl w:val="0"/>
-                      <w:numId w:val="23"/>
+                      <w:numId w:val="18"/>
                     </w:numPr>
                   </w:pPr>
                   <w:r>
@@ -16838,7 +16504,7 @@
                     <w:pStyle w:val="SS3-115"/>
                     <w:numPr>
                       <w:ilvl w:val="0"/>
-                      <w:numId w:val="23"/>
+                      <w:numId w:val="18"/>
                     </w:numPr>
                   </w:pPr>
                   <w:r>
@@ -16850,7 +16516,7 @@
                     <w:pStyle w:val="SS3-115"/>
                     <w:numPr>
                       <w:ilvl w:val="0"/>
-                      <w:numId w:val="23"/>
+                      <w:numId w:val="18"/>
                     </w:numPr>
                   </w:pPr>
                   <w:r>
@@ -16862,7 +16528,7 @@
                     <w:pStyle w:val="SS3-115"/>
                     <w:numPr>
                       <w:ilvl w:val="0"/>
-                      <w:numId w:val="23"/>
+                      <w:numId w:val="18"/>
                     </w:numPr>
                   </w:pPr>
                   <w:r>
@@ -17439,7 +17105,7 @@
             <w:pPr>
               <w:pStyle w:val="SS3-115"/>
             </w:pPr>
-            <w:hyperlink r:id="rId33" w:history="1">
+            <w:hyperlink r:id="rId26" w:history="1">
               <w:r>
                 <w:rPr>
                   <w:rStyle w:val="Hyperlink"/>
@@ -17472,7 +17138,7 @@
                     <w:pStyle w:val="SS3-115"/>
                     <w:numPr>
                       <w:ilvl w:val="0"/>
-                      <w:numId w:val="24"/>
+                      <w:numId w:val="19"/>
                     </w:numPr>
                     <w:ind w:left="227" w:hanging="227"/>
                     <w:rPr>
@@ -17493,7 +17159,7 @@
                     <w:pStyle w:val="SS3-115"/>
                     <w:numPr>
                       <w:ilvl w:val="0"/>
-                      <w:numId w:val="26"/>
+                      <w:numId w:val="21"/>
                     </w:numPr>
                     <w:ind w:left="454" w:hanging="227"/>
                   </w:pPr>
@@ -17506,7 +17172,7 @@
                     <w:pStyle w:val="SS3-115"/>
                     <w:numPr>
                       <w:ilvl w:val="0"/>
-                      <w:numId w:val="26"/>
+                      <w:numId w:val="21"/>
                     </w:numPr>
                     <w:ind w:left="454" w:hanging="227"/>
                   </w:pPr>
@@ -17519,7 +17185,7 @@
                     <w:pStyle w:val="SS3-115"/>
                     <w:numPr>
                       <w:ilvl w:val="0"/>
-                      <w:numId w:val="26"/>
+                      <w:numId w:val="21"/>
                     </w:numPr>
                     <w:ind w:left="454" w:hanging="227"/>
                     <w:rPr>
@@ -17549,7 +17215,7 @@
                     <w:pStyle w:val="SS3-115"/>
                     <w:numPr>
                       <w:ilvl w:val="0"/>
-                      <w:numId w:val="25"/>
+                      <w:numId w:val="20"/>
                     </w:numPr>
                     <w:ind w:left="227" w:hanging="227"/>
                     <w:rPr>
@@ -17570,7 +17236,7 @@
                     <w:pStyle w:val="SS3-115"/>
                     <w:numPr>
                       <w:ilvl w:val="0"/>
-                      <w:numId w:val="27"/>
+                      <w:numId w:val="22"/>
                     </w:numPr>
                     <w:ind w:left="454" w:hanging="227"/>
                   </w:pPr>
@@ -17583,7 +17249,7 @@
                     <w:pStyle w:val="SS3-115"/>
                     <w:numPr>
                       <w:ilvl w:val="0"/>
-                      <w:numId w:val="27"/>
+                      <w:numId w:val="22"/>
                     </w:numPr>
                     <w:ind w:left="454" w:hanging="227"/>
                   </w:pPr>
@@ -17596,7 +17262,7 @@
                     <w:pStyle w:val="SS3-115"/>
                     <w:numPr>
                       <w:ilvl w:val="0"/>
-                      <w:numId w:val="27"/>
+                      <w:numId w:val="22"/>
                     </w:numPr>
                     <w:ind w:left="454" w:hanging="227"/>
                     <w:rPr>
@@ -17628,7 +17294,7 @@
                     <w:pStyle w:val="SS3-115"/>
                     <w:numPr>
                       <w:ilvl w:val="0"/>
-                      <w:numId w:val="24"/>
+                      <w:numId w:val="19"/>
                     </w:numPr>
                     <w:ind w:left="227" w:hanging="227"/>
                     <w:rPr>
@@ -17649,7 +17315,7 @@
                     <w:pStyle w:val="SS3-115"/>
                     <w:numPr>
                       <w:ilvl w:val="0"/>
-                      <w:numId w:val="28"/>
+                      <w:numId w:val="23"/>
                     </w:numPr>
                     <w:ind w:left="454" w:hanging="227"/>
                   </w:pPr>
@@ -17662,7 +17328,7 @@
                     <w:pStyle w:val="SS3-115"/>
                     <w:numPr>
                       <w:ilvl w:val="0"/>
-                      <w:numId w:val="28"/>
+                      <w:numId w:val="23"/>
                     </w:numPr>
                     <w:ind w:left="454" w:hanging="227"/>
                   </w:pPr>
@@ -17675,7 +17341,7 @@
                     <w:pStyle w:val="SS3-115"/>
                     <w:numPr>
                       <w:ilvl w:val="0"/>
-                      <w:numId w:val="28"/>
+                      <w:numId w:val="23"/>
                     </w:numPr>
                     <w:ind w:left="454" w:hanging="227"/>
                     <w:rPr>
@@ -17705,7 +17371,7 @@
                     <w:pStyle w:val="SS3-115"/>
                     <w:numPr>
                       <w:ilvl w:val="0"/>
-                      <w:numId w:val="25"/>
+                      <w:numId w:val="20"/>
                     </w:numPr>
                     <w:ind w:left="227" w:hanging="227"/>
                     <w:rPr>
@@ -17726,7 +17392,7 @@
                     <w:pStyle w:val="SS3-115"/>
                     <w:numPr>
                       <w:ilvl w:val="0"/>
-                      <w:numId w:val="32"/>
+                      <w:numId w:val="27"/>
                     </w:numPr>
                     <w:ind w:left="454" w:hanging="227"/>
                   </w:pPr>
@@ -17739,7 +17405,7 @@
                     <w:pStyle w:val="SS3-115"/>
                     <w:numPr>
                       <w:ilvl w:val="0"/>
-                      <w:numId w:val="30"/>
+                      <w:numId w:val="25"/>
                     </w:numPr>
                     <w:ind w:left="454" w:hanging="227"/>
                   </w:pPr>
@@ -17752,7 +17418,7 @@
                     <w:pStyle w:val="SS3-115"/>
                     <w:numPr>
                       <w:ilvl w:val="0"/>
-                      <w:numId w:val="30"/>
+                      <w:numId w:val="25"/>
                     </w:numPr>
                     <w:ind w:left="454" w:hanging="227"/>
                     <w:rPr>
@@ -17784,7 +17450,7 @@
                     <w:pStyle w:val="SS3-115"/>
                     <w:numPr>
                       <w:ilvl w:val="0"/>
-                      <w:numId w:val="24"/>
+                      <w:numId w:val="19"/>
                     </w:numPr>
                     <w:ind w:left="227" w:hanging="227"/>
                     <w:rPr>
@@ -17805,7 +17471,7 @@
                     <w:pStyle w:val="SS3-115"/>
                     <w:numPr>
                       <w:ilvl w:val="0"/>
-                      <w:numId w:val="29"/>
+                      <w:numId w:val="24"/>
                     </w:numPr>
                     <w:ind w:left="454" w:hanging="227"/>
                   </w:pPr>
@@ -17818,7 +17484,7 @@
                     <w:pStyle w:val="SS3-115"/>
                     <w:numPr>
                       <w:ilvl w:val="0"/>
-                      <w:numId w:val="29"/>
+                      <w:numId w:val="24"/>
                     </w:numPr>
                     <w:ind w:left="454" w:hanging="227"/>
                   </w:pPr>
@@ -17831,7 +17497,7 @@
                     <w:pStyle w:val="SS3-115"/>
                     <w:numPr>
                       <w:ilvl w:val="0"/>
-                      <w:numId w:val="29"/>
+                      <w:numId w:val="24"/>
                     </w:numPr>
                     <w:ind w:left="454" w:hanging="227"/>
                     <w:rPr>
@@ -17861,7 +17527,7 @@
                     <w:pStyle w:val="SS3-115"/>
                     <w:numPr>
                       <w:ilvl w:val="0"/>
-                      <w:numId w:val="25"/>
+                      <w:numId w:val="20"/>
                     </w:numPr>
                     <w:ind w:left="227" w:hanging="227"/>
                     <w:rPr>
@@ -17882,7 +17548,7 @@
                     <w:pStyle w:val="SS3-115"/>
                     <w:numPr>
                       <w:ilvl w:val="0"/>
-                      <w:numId w:val="31"/>
+                      <w:numId w:val="26"/>
                     </w:numPr>
                     <w:ind w:left="454" w:hanging="227"/>
                   </w:pPr>
@@ -17895,7 +17561,7 @@
                     <w:pStyle w:val="SS3-115"/>
                     <w:numPr>
                       <w:ilvl w:val="0"/>
-                      <w:numId w:val="31"/>
+                      <w:numId w:val="26"/>
                     </w:numPr>
                     <w:ind w:left="454" w:hanging="227"/>
                   </w:pPr>
@@ -17908,7 +17574,7 @@
                     <w:pStyle w:val="SS3-115"/>
                     <w:numPr>
                       <w:ilvl w:val="0"/>
-                      <w:numId w:val="31"/>
+                      <w:numId w:val="26"/>
                     </w:numPr>
                     <w:ind w:left="454" w:hanging="227"/>
                     <w:rPr>
@@ -18870,7 +18536,7 @@
             <w:pPr>
               <w:spacing w:after="120"/>
             </w:pPr>
-            <w:hyperlink r:id="rId34" w:history="1">
+            <w:hyperlink r:id="rId27" w:history="1">
               <w:r>
                 <w:rPr>
                   <w:rStyle w:val="Hyperlink"/>
@@ -19898,7 +19564,7 @@
             <w:pPr>
               <w:spacing w:after="120"/>
             </w:pPr>
-            <w:hyperlink r:id="rId35" w:history="1">
+            <w:hyperlink r:id="rId28" w:history="1">
               <w:r>
                 <w:rPr>
                   <w:rStyle w:val="Hyperlink"/>
@@ -19917,7 +19583,7 @@
               <w:pStyle w:val="SS3-115"/>
               <w:numPr>
                 <w:ilvl w:val="0"/>
-                <w:numId w:val="36"/>
+                <w:numId w:val="31"/>
               </w:numPr>
               <w:ind w:left="284" w:hanging="284"/>
             </w:pPr>
@@ -19930,7 +19596,7 @@
               <w:pStyle w:val="SS3-115"/>
               <w:numPr>
                 <w:ilvl w:val="0"/>
-                <w:numId w:val="36"/>
+                <w:numId w:val="31"/>
               </w:numPr>
               <w:ind w:left="284" w:hanging="284"/>
             </w:pPr>
@@ -19943,7 +19609,7 @@
               <w:pStyle w:val="SS3-115"/>
               <w:numPr>
                 <w:ilvl w:val="0"/>
-                <w:numId w:val="36"/>
+                <w:numId w:val="31"/>
               </w:numPr>
               <w:ind w:left="284" w:hanging="284"/>
             </w:pPr>
@@ -19956,7 +19622,7 @@
               <w:pStyle w:val="SS3-115"/>
               <w:numPr>
                 <w:ilvl w:val="0"/>
-                <w:numId w:val="36"/>
+                <w:numId w:val="31"/>
               </w:numPr>
               <w:ind w:left="284" w:hanging="284"/>
             </w:pPr>
@@ -19969,7 +19635,7 @@
               <w:pStyle w:val="SS3-115"/>
               <w:numPr>
                 <w:ilvl w:val="0"/>
-                <w:numId w:val="36"/>
+                <w:numId w:val="31"/>
               </w:numPr>
               <w:ind w:left="284" w:hanging="284"/>
               <w:rPr>
@@ -20334,7 +20000,7 @@
               <w:pStyle w:val="SS3-115"/>
               <w:numPr>
                 <w:ilvl w:val="0"/>
-                <w:numId w:val="33"/>
+                <w:numId w:val="28"/>
               </w:numPr>
               <w:ind w:left="284" w:hanging="284"/>
             </w:pPr>
@@ -20347,7 +20013,7 @@
               <w:pStyle w:val="SS3-115"/>
               <w:numPr>
                 <w:ilvl w:val="0"/>
-                <w:numId w:val="33"/>
+                <w:numId w:val="28"/>
               </w:numPr>
               <w:ind w:left="284" w:hanging="284"/>
             </w:pPr>
@@ -20360,7 +20026,7 @@
               <w:pStyle w:val="SS3-115"/>
               <w:numPr>
                 <w:ilvl w:val="0"/>
-                <w:numId w:val="33"/>
+                <w:numId w:val="28"/>
               </w:numPr>
               <w:ind w:left="284" w:hanging="284"/>
             </w:pPr>
@@ -20373,7 +20039,7 @@
               <w:pStyle w:val="SS3-115"/>
               <w:numPr>
                 <w:ilvl w:val="0"/>
-                <w:numId w:val="33"/>
+                <w:numId w:val="28"/>
               </w:numPr>
               <w:ind w:left="284" w:hanging="284"/>
             </w:pPr>
@@ -20386,7 +20052,7 @@
               <w:pStyle w:val="SS3-115"/>
               <w:numPr>
                 <w:ilvl w:val="0"/>
-                <w:numId w:val="34"/>
+                <w:numId w:val="29"/>
               </w:numPr>
               <w:ind w:left="284" w:hanging="284"/>
             </w:pPr>
@@ -20399,7 +20065,7 @@
               <w:pStyle w:val="SS3-115"/>
               <w:numPr>
                 <w:ilvl w:val="0"/>
-                <w:numId w:val="34"/>
+                <w:numId w:val="29"/>
               </w:numPr>
               <w:ind w:left="284" w:hanging="284"/>
             </w:pPr>
@@ -20412,7 +20078,7 @@
               <w:pStyle w:val="SS3-115"/>
               <w:numPr>
                 <w:ilvl w:val="0"/>
-                <w:numId w:val="34"/>
+                <w:numId w:val="29"/>
               </w:numPr>
               <w:ind w:left="284" w:hanging="284"/>
             </w:pPr>
@@ -20425,7 +20091,7 @@
               <w:pStyle w:val="SS3-115"/>
               <w:numPr>
                 <w:ilvl w:val="0"/>
-                <w:numId w:val="34"/>
+                <w:numId w:val="29"/>
               </w:numPr>
               <w:ind w:left="284" w:hanging="284"/>
             </w:pPr>
@@ -20736,7 +20402,7 @@
             <w:pPr>
               <w:spacing w:after="120"/>
             </w:pPr>
-            <w:hyperlink r:id="rId36" w:history="1">
+            <w:hyperlink r:id="rId29" w:history="1">
               <w:r>
                 <w:rPr>
                   <w:rStyle w:val="Hyperlink"/>
@@ -20755,7 +20421,7 @@
               <w:pStyle w:val="SS3-115"/>
               <w:numPr>
                 <w:ilvl w:val="0"/>
-                <w:numId w:val="35"/>
+                <w:numId w:val="30"/>
               </w:numPr>
               <w:ind w:left="227" w:hanging="227"/>
             </w:pPr>
@@ -20790,7 +20456,7 @@
               <w:pStyle w:val="SS3-115"/>
               <w:numPr>
                 <w:ilvl w:val="0"/>
-                <w:numId w:val="35"/>
+                <w:numId w:val="30"/>
               </w:numPr>
               <w:ind w:left="227" w:hanging="227"/>
             </w:pPr>
@@ -20819,7 +20485,7 @@
               <w:pStyle w:val="SS3-115"/>
               <w:numPr>
                 <w:ilvl w:val="0"/>
-                <w:numId w:val="35"/>
+                <w:numId w:val="30"/>
               </w:numPr>
               <w:ind w:left="227" w:hanging="227"/>
             </w:pPr>
@@ -20845,7 +20511,7 @@
               <w:pStyle w:val="SS3-115"/>
               <w:numPr>
                 <w:ilvl w:val="0"/>
-                <w:numId w:val="35"/>
+                <w:numId w:val="30"/>
               </w:numPr>
               <w:ind w:left="227" w:hanging="227"/>
             </w:pPr>
@@ -20874,7 +20540,7 @@
               <w:pStyle w:val="SS3-115"/>
               <w:numPr>
                 <w:ilvl w:val="0"/>
-                <w:numId w:val="35"/>
+                <w:numId w:val="30"/>
               </w:numPr>
               <w:ind w:left="227" w:hanging="227"/>
             </w:pPr>
@@ -20903,7 +20569,7 @@
               <w:pStyle w:val="SS3-115"/>
               <w:numPr>
                 <w:ilvl w:val="0"/>
-                <w:numId w:val="35"/>
+                <w:numId w:val="30"/>
               </w:numPr>
               <w:ind w:left="227" w:hanging="227"/>
             </w:pPr>
@@ -21147,7 +20813,7 @@
             <w:pPr>
               <w:spacing w:after="120"/>
             </w:pPr>
-            <w:hyperlink r:id="rId37" w:history="1">
+            <w:hyperlink r:id="rId30" w:history="1">
               <w:r>
                 <w:rPr>
                   <w:rStyle w:val="Hyperlink"/>
@@ -21166,7 +20832,7 @@
               <w:pStyle w:val="SS3-115"/>
               <w:numPr>
                 <w:ilvl w:val="0"/>
-                <w:numId w:val="37"/>
+                <w:numId w:val="32"/>
               </w:numPr>
               <w:ind w:left="284" w:hanging="284"/>
             </w:pPr>
@@ -21179,7 +20845,7 @@
               <w:pStyle w:val="SS3-115"/>
               <w:numPr>
                 <w:ilvl w:val="0"/>
-                <w:numId w:val="37"/>
+                <w:numId w:val="32"/>
               </w:numPr>
               <w:ind w:left="284" w:hanging="284"/>
             </w:pPr>
@@ -21192,7 +20858,7 @@
               <w:pStyle w:val="SS3-115"/>
               <w:numPr>
                 <w:ilvl w:val="0"/>
-                <w:numId w:val="37"/>
+                <w:numId w:val="32"/>
               </w:numPr>
               <w:ind w:left="284" w:hanging="284"/>
             </w:pPr>
@@ -21501,7 +21167,7 @@
                     <w:pStyle w:val="ListParagraph"/>
                     <w:numPr>
                       <w:ilvl w:val="0"/>
-                      <w:numId w:val="38"/>
+                      <w:numId w:val="33"/>
                     </w:numPr>
                     <w:ind w:left="340" w:hanging="170"/>
                     <w:rPr>
@@ -21524,7 +21190,7 @@
                     <w:pStyle w:val="ListParagraph"/>
                     <w:numPr>
                       <w:ilvl w:val="0"/>
-                      <w:numId w:val="38"/>
+                      <w:numId w:val="33"/>
                     </w:numPr>
                     <w:ind w:left="340" w:hanging="170"/>
                     <w:rPr>
@@ -21547,7 +21213,7 @@
                     <w:pStyle w:val="ListParagraph"/>
                     <w:numPr>
                       <w:ilvl w:val="0"/>
-                      <w:numId w:val="38"/>
+                      <w:numId w:val="33"/>
                     </w:numPr>
                     <w:ind w:left="340" w:hanging="170"/>
                     <w:rPr>
@@ -21570,7 +21236,7 @@
                     <w:pStyle w:val="ListParagraph"/>
                     <w:numPr>
                       <w:ilvl w:val="0"/>
-                      <w:numId w:val="38"/>
+                      <w:numId w:val="33"/>
                     </w:numPr>
                     <w:ind w:left="340" w:hanging="170"/>
                     <w:rPr>
@@ -21916,7 +21582,7 @@
               <w:pStyle w:val="ListParagraph"/>
               <w:numPr>
                 <w:ilvl w:val="0"/>
-                <w:numId w:val="39"/>
+                <w:numId w:val="34"/>
               </w:numPr>
               <w:ind w:left="284" w:hanging="284"/>
               <w:rPr>
@@ -21939,7 +21605,7 @@
               <w:pStyle w:val="ListParagraph"/>
               <w:numPr>
                 <w:ilvl w:val="0"/>
-                <w:numId w:val="39"/>
+                <w:numId w:val="34"/>
               </w:numPr>
               <w:ind w:left="284" w:hanging="284"/>
               <w:rPr>
@@ -21962,7 +21628,7 @@
               <w:pStyle w:val="ListParagraph"/>
               <w:numPr>
                 <w:ilvl w:val="0"/>
-                <w:numId w:val="39"/>
+                <w:numId w:val="34"/>
               </w:numPr>
               <w:ind w:left="284" w:hanging="284"/>
               <w:rPr>
@@ -21985,7 +21651,7 @@
               <w:pStyle w:val="ListParagraph"/>
               <w:numPr>
                 <w:ilvl w:val="0"/>
-                <w:numId w:val="39"/>
+                <w:numId w:val="34"/>
               </w:numPr>
               <w:ind w:left="284" w:hanging="284"/>
               <w:rPr>
@@ -22008,7 +21674,7 @@
               <w:pStyle w:val="ListParagraph"/>
               <w:numPr>
                 <w:ilvl w:val="0"/>
-                <w:numId w:val="39"/>
+                <w:numId w:val="34"/>
               </w:numPr>
               <w:ind w:left="284" w:hanging="284"/>
             </w:pPr>
@@ -22415,7 +22081,7 @@
             <w:pPr>
               <w:spacing w:after="120"/>
             </w:pPr>
-            <w:hyperlink r:id="rId38" w:history="1">
+            <w:hyperlink r:id="rId31" w:history="1">
               <w:r>
                 <w:rPr>
                   <w:rStyle w:val="Hyperlink"/>
@@ -22863,7 +22529,7 @@
             <w:pPr>
               <w:spacing w:after="120"/>
             </w:pPr>
-            <w:hyperlink r:id="rId39" w:history="1">
+            <w:hyperlink r:id="rId32" w:history="1">
               <w:r>
                 <w:rPr>
                   <w:rStyle w:val="Hyperlink"/>
@@ -23035,7 +22701,7 @@
               <w:pStyle w:val="SS3-115"/>
               <w:numPr>
                 <w:ilvl w:val="0"/>
-                <w:numId w:val="40"/>
+                <w:numId w:val="35"/>
               </w:numPr>
               <w:spacing w:after="0"/>
               <w:ind w:left="284" w:hanging="284"/>
@@ -23079,7 +22745,7 @@
               <w:pStyle w:val="SS3-115"/>
               <w:numPr>
                 <w:ilvl w:val="0"/>
-                <w:numId w:val="40"/>
+                <w:numId w:val="35"/>
               </w:numPr>
               <w:spacing w:after="0"/>
               <w:ind w:left="284" w:hanging="284"/>
@@ -23093,7 +22759,7 @@
               <w:pStyle w:val="SS3-115"/>
               <w:numPr>
                 <w:ilvl w:val="0"/>
-                <w:numId w:val="40"/>
+                <w:numId w:val="35"/>
               </w:numPr>
               <w:spacing w:after="0"/>
               <w:ind w:left="284" w:hanging="284"/>
@@ -23107,7 +22773,7 @@
               <w:pStyle w:val="ListParagraph"/>
               <w:numPr>
                 <w:ilvl w:val="0"/>
-                <w:numId w:val="40"/>
+                <w:numId w:val="35"/>
               </w:numPr>
               <w:ind w:left="284" w:hanging="284"/>
               <w:rPr>
@@ -23290,7 +22956,7 @@
               <w:pStyle w:val="SS3-115"/>
               <w:numPr>
                 <w:ilvl w:val="0"/>
-                <w:numId w:val="41"/>
+                <w:numId w:val="36"/>
               </w:numPr>
               <w:ind w:left="284" w:hanging="284"/>
             </w:pPr>
@@ -23303,7 +22969,7 @@
               <w:pStyle w:val="SS3-115"/>
               <w:numPr>
                 <w:ilvl w:val="0"/>
-                <w:numId w:val="41"/>
+                <w:numId w:val="36"/>
               </w:numPr>
               <w:ind w:left="284" w:hanging="284"/>
             </w:pPr>
@@ -23316,7 +22982,7 @@
               <w:pStyle w:val="SS3-115"/>
               <w:numPr>
                 <w:ilvl w:val="0"/>
-                <w:numId w:val="41"/>
+                <w:numId w:val="36"/>
               </w:numPr>
               <w:ind w:left="284" w:hanging="284"/>
             </w:pPr>
@@ -23329,7 +22995,7 @@
               <w:pStyle w:val="SS3-115"/>
               <w:numPr>
                 <w:ilvl w:val="0"/>
-                <w:numId w:val="41"/>
+                <w:numId w:val="36"/>
               </w:numPr>
               <w:ind w:left="284" w:hanging="284"/>
             </w:pPr>
@@ -23341,7 +23007,7 @@
             <w:pPr>
               <w:numPr>
                 <w:ilvl w:val="0"/>
-                <w:numId w:val="41"/>
+                <w:numId w:val="36"/>
               </w:numPr>
               <w:ind w:left="284" w:hanging="284"/>
               <w:rPr>
@@ -23394,7 +23060,7 @@
     </w:tbl>
     <w:p/>
     <w:sectPr>
-      <w:footerReference w:type="default" r:id="rId40"/>
+      <w:footerReference w:type="default" r:id="rId33"/>
       <w:pgSz w:w="15842" w:h="30147" w:code="3"/>
       <w:pgMar w:top="720" w:right="720" w:bottom="720" w:left="720" w:header="284" w:footer="284" w:gutter="0"/>
       <w:pgNumType w:start="8"/>
@@ -23602,9 +23268,9 @@
     </w:lvl>
   </w:abstractNum>
   <w:abstractNum w:abstractNumId="1" w15:restartNumberingAfterBreak="0">
-    <w:nsid w:val="035E5E46"/>
+    <w:nsid w:val="01554BE7"/>
     <w:multiLevelType w:val="hybridMultilevel"/>
-    <w:tmpl w:val="57F843B4"/>
+    <w:tmpl w:val="831E8BA6"/>
     <w:lvl w:ilvl="0" w:tplc="FFFFFFFF">
       <w:start w:val="1"/>
       <w:numFmt w:val="decimal"/>
@@ -23693,6 +23359,210 @@
     </w:lvl>
   </w:abstractNum>
   <w:abstractNum w:abstractNumId="2" w15:restartNumberingAfterBreak="0">
+    <w:nsid w:val="035E5E46"/>
+    <w:multiLevelType w:val="hybridMultilevel"/>
+    <w:tmpl w:val="57F843B4"/>
+    <w:lvl w:ilvl="0" w:tplc="FFFFFFFF">
+      <w:start w:val="1"/>
+      <w:numFmt w:val="decimal"/>
+      <w:lvlText w:val="%1:"/>
+      <w:lvlJc w:val="left"/>
+      <w:pPr>
+        <w:ind w:left="360" w:hanging="360"/>
+      </w:pPr>
+      <w:rPr>
+        <w:rFonts w:ascii="Source Sans 3 Bold" w:hAnsi="Source Sans 3 Bold" w:cstheme="minorBidi" w:hint="default"/>
+        <w:b/>
+        <w:bCs/>
+      </w:rPr>
+    </w:lvl>
+    <w:lvl w:ilvl="1" w:tplc="FFFFFFFF" w:tentative="1">
+      <w:start w:val="1"/>
+      <w:numFmt w:val="lowerLetter"/>
+      <w:lvlText w:val="%2."/>
+      <w:lvlJc w:val="left"/>
+      <w:pPr>
+        <w:ind w:left="1080" w:hanging="360"/>
+      </w:pPr>
+    </w:lvl>
+    <w:lvl w:ilvl="2" w:tplc="FFFFFFFF" w:tentative="1">
+      <w:start w:val="1"/>
+      <w:numFmt w:val="lowerRoman"/>
+      <w:lvlText w:val="%3."/>
+      <w:lvlJc w:val="right"/>
+      <w:pPr>
+        <w:ind w:left="1800" w:hanging="180"/>
+      </w:pPr>
+    </w:lvl>
+    <w:lvl w:ilvl="3" w:tplc="FFFFFFFF" w:tentative="1">
+      <w:start w:val="1"/>
+      <w:numFmt w:val="decimal"/>
+      <w:lvlText w:val="%4."/>
+      <w:lvlJc w:val="left"/>
+      <w:pPr>
+        <w:ind w:left="2520" w:hanging="360"/>
+      </w:pPr>
+    </w:lvl>
+    <w:lvl w:ilvl="4" w:tplc="FFFFFFFF" w:tentative="1">
+      <w:start w:val="1"/>
+      <w:numFmt w:val="lowerLetter"/>
+      <w:lvlText w:val="%5."/>
+      <w:lvlJc w:val="left"/>
+      <w:pPr>
+        <w:ind w:left="3240" w:hanging="360"/>
+      </w:pPr>
+    </w:lvl>
+    <w:lvl w:ilvl="5" w:tplc="FFFFFFFF" w:tentative="1">
+      <w:start w:val="1"/>
+      <w:numFmt w:val="lowerRoman"/>
+      <w:lvlText w:val="%6."/>
+      <w:lvlJc w:val="right"/>
+      <w:pPr>
+        <w:ind w:left="3960" w:hanging="180"/>
+      </w:pPr>
+    </w:lvl>
+    <w:lvl w:ilvl="6" w:tplc="FFFFFFFF" w:tentative="1">
+      <w:start w:val="1"/>
+      <w:numFmt w:val="decimal"/>
+      <w:lvlText w:val="%7."/>
+      <w:lvlJc w:val="left"/>
+      <w:pPr>
+        <w:ind w:left="4680" w:hanging="360"/>
+      </w:pPr>
+    </w:lvl>
+    <w:lvl w:ilvl="7" w:tplc="FFFFFFFF" w:tentative="1">
+      <w:start w:val="1"/>
+      <w:numFmt w:val="lowerLetter"/>
+      <w:lvlText w:val="%8."/>
+      <w:lvlJc w:val="left"/>
+      <w:pPr>
+        <w:ind w:left="5400" w:hanging="360"/>
+      </w:pPr>
+    </w:lvl>
+    <w:lvl w:ilvl="8" w:tplc="FFFFFFFF" w:tentative="1">
+      <w:start w:val="1"/>
+      <w:numFmt w:val="lowerRoman"/>
+      <w:lvlText w:val="%9."/>
+      <w:lvlJc w:val="right"/>
+      <w:pPr>
+        <w:ind w:left="6120" w:hanging="180"/>
+      </w:pPr>
+    </w:lvl>
+  </w:abstractNum>
+  <w:abstractNum w:abstractNumId="3" w15:restartNumberingAfterBreak="0">
+    <w:nsid w:val="044A2B90"/>
+    <w:multiLevelType w:val="hybridMultilevel"/>
+    <w:tmpl w:val="E1FC2B4C"/>
+    <w:lvl w:ilvl="0" w:tplc="04090001">
+      <w:start w:val="1"/>
+      <w:numFmt w:val="bullet"/>
+      <w:lvlText w:val=""/>
+      <w:lvlJc w:val="left"/>
+      <w:pPr>
+        <w:ind w:left="360" w:hanging="360"/>
+      </w:pPr>
+      <w:rPr>
+        <w:rFonts w:ascii="Symbol" w:hAnsi="Symbol" w:hint="default"/>
+      </w:rPr>
+    </w:lvl>
+    <w:lvl w:ilvl="1" w:tplc="04090003" w:tentative="1">
+      <w:start w:val="1"/>
+      <w:numFmt w:val="bullet"/>
+      <w:lvlText w:val="o"/>
+      <w:lvlJc w:val="left"/>
+      <w:pPr>
+        <w:ind w:left="1080" w:hanging="360"/>
+      </w:pPr>
+      <w:rPr>
+        <w:rFonts w:ascii="Courier New" w:hAnsi="Courier New" w:cs="Courier New" w:hint="default"/>
+      </w:rPr>
+    </w:lvl>
+    <w:lvl w:ilvl="2" w:tplc="04090005" w:tentative="1">
+      <w:start w:val="1"/>
+      <w:numFmt w:val="bullet"/>
+      <w:lvlText w:val=""/>
+      <w:lvlJc w:val="left"/>
+      <w:pPr>
+        <w:ind w:left="1800" w:hanging="360"/>
+      </w:pPr>
+      <w:rPr>
+        <w:rFonts w:ascii="Wingdings" w:hAnsi="Wingdings" w:hint="default"/>
+      </w:rPr>
+    </w:lvl>
+    <w:lvl w:ilvl="3" w:tplc="04090001" w:tentative="1">
+      <w:start w:val="1"/>
+      <w:numFmt w:val="bullet"/>
+      <w:lvlText w:val=""/>
+      <w:lvlJc w:val="left"/>
+      <w:pPr>
+        <w:ind w:left="2520" w:hanging="360"/>
+      </w:pPr>
+      <w:rPr>
+        <w:rFonts w:ascii="Symbol" w:hAnsi="Symbol" w:hint="default"/>
+      </w:rPr>
+    </w:lvl>
+    <w:lvl w:ilvl="4" w:tplc="04090003" w:tentative="1">
+      <w:start w:val="1"/>
+      <w:numFmt w:val="bullet"/>
+      <w:lvlText w:val="o"/>
+      <w:lvlJc w:val="left"/>
+      <w:pPr>
+        <w:ind w:left="3240" w:hanging="360"/>
+      </w:pPr>
+      <w:rPr>
+        <w:rFonts w:ascii="Courier New" w:hAnsi="Courier New" w:cs="Courier New" w:hint="default"/>
+      </w:rPr>
+    </w:lvl>
+    <w:lvl w:ilvl="5" w:tplc="04090005" w:tentative="1">
+      <w:start w:val="1"/>
+      <w:numFmt w:val="bullet"/>
+      <w:lvlText w:val=""/>
+      <w:lvlJc w:val="left"/>
+      <w:pPr>
+        <w:ind w:left="3960" w:hanging="360"/>
+      </w:pPr>
+      <w:rPr>
+        <w:rFonts w:ascii="Wingdings" w:hAnsi="Wingdings" w:hint="default"/>
+      </w:rPr>
+    </w:lvl>
+    <w:lvl w:ilvl="6" w:tplc="04090001" w:tentative="1">
+      <w:start w:val="1"/>
+      <w:numFmt w:val="bullet"/>
+      <w:lvlText w:val=""/>
+      <w:lvlJc w:val="left"/>
+      <w:pPr>
+        <w:ind w:left="4680" w:hanging="360"/>
+      </w:pPr>
+      <w:rPr>
+        <w:rFonts w:ascii="Symbol" w:hAnsi="Symbol" w:hint="default"/>
+      </w:rPr>
+    </w:lvl>
+    <w:lvl w:ilvl="7" w:tplc="04090003" w:tentative="1">
+      <w:start w:val="1"/>
+      <w:numFmt w:val="bullet"/>
+      <w:lvlText w:val="o"/>
+      <w:lvlJc w:val="left"/>
+      <w:pPr>
+        <w:ind w:left="5400" w:hanging="360"/>
+      </w:pPr>
+      <w:rPr>
+        <w:rFonts w:ascii="Courier New" w:hAnsi="Courier New" w:cs="Courier New" w:hint="default"/>
+      </w:rPr>
+    </w:lvl>
+    <w:lvl w:ilvl="8" w:tplc="04090005" w:tentative="1">
+      <w:start w:val="1"/>
+      <w:numFmt w:val="bullet"/>
+      <w:lvlText w:val=""/>
+      <w:lvlJc w:val="left"/>
+      <w:pPr>
+        <w:ind w:left="6120" w:hanging="360"/>
+      </w:pPr>
+      <w:rPr>
+        <w:rFonts w:ascii="Wingdings" w:hAnsi="Wingdings" w:hint="default"/>
+      </w:rPr>
+    </w:lvl>
+  </w:abstractNum>
+  <w:abstractNum w:abstractNumId="4" w15:restartNumberingAfterBreak="0">
     <w:nsid w:val="052053CA"/>
     <w:multiLevelType w:val="hybridMultilevel"/>
     <w:tmpl w:val="81B45C5E"/>
@@ -23788,101 +23658,7 @@
       </w:pPr>
     </w:lvl>
   </w:abstractNum>
-  <w:abstractNum w:abstractNumId="3" w15:restartNumberingAfterBreak="0">
-    <w:nsid w:val="05275103"/>
-    <w:multiLevelType w:val="hybridMultilevel"/>
-    <w:tmpl w:val="F89C051A"/>
-    <w:lvl w:ilvl="0" w:tplc="19A42D6C">
-      <w:start w:val="1"/>
-      <w:numFmt w:val="lowerLetter"/>
-      <w:lvlText w:val="%1:"/>
-      <w:lvlJc w:val="left"/>
-      <w:pPr>
-        <w:ind w:left="360" w:hanging="360"/>
-      </w:pPr>
-      <w:rPr>
-        <w:rFonts w:ascii="Source Sans 3" w:hAnsi="Source Sans 3" w:hint="default"/>
-        <w:b/>
-        <w:bCs/>
-        <w:spacing w:val="0"/>
-        <w:w w:val="77"/>
-        <w:lang w:val="en-US" w:eastAsia="en-US" w:bidi="ar-SA"/>
-      </w:rPr>
-    </w:lvl>
-    <w:lvl w:ilvl="1" w:tplc="FFFFFFFF" w:tentative="1">
-      <w:start w:val="1"/>
-      <w:numFmt w:val="lowerLetter"/>
-      <w:lvlText w:val="%2."/>
-      <w:lvlJc w:val="left"/>
-      <w:pPr>
-        <w:ind w:left="1080" w:hanging="360"/>
-      </w:pPr>
-    </w:lvl>
-    <w:lvl w:ilvl="2" w:tplc="FFFFFFFF" w:tentative="1">
-      <w:start w:val="1"/>
-      <w:numFmt w:val="lowerRoman"/>
-      <w:lvlText w:val="%3."/>
-      <w:lvlJc w:val="right"/>
-      <w:pPr>
-        <w:ind w:left="1800" w:hanging="180"/>
-      </w:pPr>
-    </w:lvl>
-    <w:lvl w:ilvl="3" w:tplc="FFFFFFFF" w:tentative="1">
-      <w:start w:val="1"/>
-      <w:numFmt w:val="decimal"/>
-      <w:lvlText w:val="%4."/>
-      <w:lvlJc w:val="left"/>
-      <w:pPr>
-        <w:ind w:left="2520" w:hanging="360"/>
-      </w:pPr>
-    </w:lvl>
-    <w:lvl w:ilvl="4" w:tplc="FFFFFFFF" w:tentative="1">
-      <w:start w:val="1"/>
-      <w:numFmt w:val="lowerLetter"/>
-      <w:lvlText w:val="%5."/>
-      <w:lvlJc w:val="left"/>
-      <w:pPr>
-        <w:ind w:left="3240" w:hanging="360"/>
-      </w:pPr>
-    </w:lvl>
-    <w:lvl w:ilvl="5" w:tplc="FFFFFFFF" w:tentative="1">
-      <w:start w:val="1"/>
-      <w:numFmt w:val="lowerRoman"/>
-      <w:lvlText w:val="%6."/>
-      <w:lvlJc w:val="right"/>
-      <w:pPr>
-        <w:ind w:left="3960" w:hanging="180"/>
-      </w:pPr>
-    </w:lvl>
-    <w:lvl w:ilvl="6" w:tplc="FFFFFFFF" w:tentative="1">
-      <w:start w:val="1"/>
-      <w:numFmt w:val="decimal"/>
-      <w:lvlText w:val="%7."/>
-      <w:lvlJc w:val="left"/>
-      <w:pPr>
-        <w:ind w:left="4680" w:hanging="360"/>
-      </w:pPr>
-    </w:lvl>
-    <w:lvl w:ilvl="7" w:tplc="FFFFFFFF" w:tentative="1">
-      <w:start w:val="1"/>
-      <w:numFmt w:val="lowerLetter"/>
-      <w:lvlText w:val="%8."/>
-      <w:lvlJc w:val="left"/>
-      <w:pPr>
-        <w:ind w:left="5400" w:hanging="360"/>
-      </w:pPr>
-    </w:lvl>
-    <w:lvl w:ilvl="8" w:tplc="FFFFFFFF" w:tentative="1">
-      <w:start w:val="1"/>
-      <w:numFmt w:val="lowerRoman"/>
-      <w:lvlText w:val="%9."/>
-      <w:lvlJc w:val="right"/>
-      <w:pPr>
-        <w:ind w:left="6120" w:hanging="180"/>
-      </w:pPr>
-    </w:lvl>
-  </w:abstractNum>
-  <w:abstractNum w:abstractNumId="4" w15:restartNumberingAfterBreak="0">
+  <w:abstractNum w:abstractNumId="5" w15:restartNumberingAfterBreak="0">
     <w:nsid w:val="079062CD"/>
     <w:multiLevelType w:val="hybridMultilevel"/>
     <w:tmpl w:val="52C26A32"/>
@@ -23976,7 +23752,7 @@
       </w:pPr>
     </w:lvl>
   </w:abstractNum>
-  <w:abstractNum w:abstractNumId="5" w15:restartNumberingAfterBreak="0">
+  <w:abstractNum w:abstractNumId="6" w15:restartNumberingAfterBreak="0">
     <w:nsid w:val="07E229D8"/>
     <w:multiLevelType w:val="hybridMultilevel"/>
     <w:tmpl w:val="0A2C9FF2"/>
@@ -24070,7 +23846,7 @@
       </w:pPr>
     </w:lvl>
   </w:abstractNum>
-  <w:abstractNum w:abstractNumId="6" w15:restartNumberingAfterBreak="0">
+  <w:abstractNum w:abstractNumId="7" w15:restartNumberingAfterBreak="0">
     <w:nsid w:val="08AE3AFE"/>
     <w:multiLevelType w:val="hybridMultilevel"/>
     <w:tmpl w:val="BEA6841C"/>
@@ -24166,7 +23942,7 @@
       </w:pPr>
     </w:lvl>
   </w:abstractNum>
-  <w:abstractNum w:abstractNumId="7" w15:restartNumberingAfterBreak="0">
+  <w:abstractNum w:abstractNumId="8" w15:restartNumberingAfterBreak="0">
     <w:nsid w:val="0A1157D0"/>
     <w:multiLevelType w:val="hybridMultilevel"/>
     <w:tmpl w:val="291A30C6"/>
@@ -24257,11 +24033,11 @@
       </w:pPr>
     </w:lvl>
   </w:abstractNum>
-  <w:abstractNum w:abstractNumId="8" w15:restartNumberingAfterBreak="0">
-    <w:nsid w:val="0F9B58F1"/>
+  <w:abstractNum w:abstractNumId="9" w15:restartNumberingAfterBreak="0">
+    <w:nsid w:val="0A2A14D9"/>
     <w:multiLevelType w:val="hybridMultilevel"/>
-    <w:tmpl w:val="B6EAD514"/>
-    <w:lvl w:ilvl="0" w:tplc="72A80D18">
+    <w:tmpl w:val="831E8BA6"/>
+    <w:lvl w:ilvl="0" w:tplc="FFFFFFFF">
       <w:start w:val="1"/>
       <w:numFmt w:val="decimal"/>
       <w:lvlText w:val="%1:"/>
@@ -24275,7 +24051,7 @@
         <w:bCs/>
       </w:rPr>
     </w:lvl>
-    <w:lvl w:ilvl="1" w:tplc="04090019" w:tentative="1">
+    <w:lvl w:ilvl="1" w:tplc="FFFFFFFF" w:tentative="1">
       <w:start w:val="1"/>
       <w:numFmt w:val="lowerLetter"/>
       <w:lvlText w:val="%2."/>
@@ -24284,7 +24060,7 @@
         <w:ind w:left="1080" w:hanging="360"/>
       </w:pPr>
     </w:lvl>
-    <w:lvl w:ilvl="2" w:tplc="0409001B" w:tentative="1">
+    <w:lvl w:ilvl="2" w:tplc="FFFFFFFF" w:tentative="1">
       <w:start w:val="1"/>
       <w:numFmt w:val="lowerRoman"/>
       <w:lvlText w:val="%3."/>
@@ -24293,7 +24069,7 @@
         <w:ind w:left="1800" w:hanging="180"/>
       </w:pPr>
     </w:lvl>
-    <w:lvl w:ilvl="3" w:tplc="0409000F" w:tentative="1">
+    <w:lvl w:ilvl="3" w:tplc="FFFFFFFF" w:tentative="1">
       <w:start w:val="1"/>
       <w:numFmt w:val="decimal"/>
       <w:lvlText w:val="%4."/>
@@ -24302,7 +24078,7 @@
         <w:ind w:left="2520" w:hanging="360"/>
       </w:pPr>
     </w:lvl>
-    <w:lvl w:ilvl="4" w:tplc="04090019" w:tentative="1">
+    <w:lvl w:ilvl="4" w:tplc="FFFFFFFF" w:tentative="1">
       <w:start w:val="1"/>
       <w:numFmt w:val="lowerLetter"/>
       <w:lvlText w:val="%5."/>
@@ -24311,7 +24087,7 @@
         <w:ind w:left="3240" w:hanging="360"/>
       </w:pPr>
     </w:lvl>
-    <w:lvl w:ilvl="5" w:tplc="0409001B" w:tentative="1">
+    <w:lvl w:ilvl="5" w:tplc="FFFFFFFF" w:tentative="1">
       <w:start w:val="1"/>
       <w:numFmt w:val="lowerRoman"/>
       <w:lvlText w:val="%6."/>
@@ -24320,7 +24096,7 @@
         <w:ind w:left="3960" w:hanging="180"/>
       </w:pPr>
     </w:lvl>
-    <w:lvl w:ilvl="6" w:tplc="0409000F" w:tentative="1">
+    <w:lvl w:ilvl="6" w:tplc="FFFFFFFF" w:tentative="1">
       <w:start w:val="1"/>
       <w:numFmt w:val="decimal"/>
       <w:lvlText w:val="%7."/>
@@ -24329,7 +24105,7 @@
         <w:ind w:left="4680" w:hanging="360"/>
       </w:pPr>
     </w:lvl>
-    <w:lvl w:ilvl="7" w:tplc="04090019" w:tentative="1">
+    <w:lvl w:ilvl="7" w:tplc="FFFFFFFF" w:tentative="1">
       <w:start w:val="1"/>
       <w:numFmt w:val="lowerLetter"/>
       <w:lvlText w:val="%8."/>
@@ -24338,7 +24114,7 @@
         <w:ind w:left="5400" w:hanging="360"/>
       </w:pPr>
     </w:lvl>
-    <w:lvl w:ilvl="8" w:tplc="0409001B" w:tentative="1">
+    <w:lvl w:ilvl="8" w:tplc="FFFFFFFF" w:tentative="1">
       <w:start w:val="1"/>
       <w:numFmt w:val="lowerRoman"/>
       <w:lvlText w:val="%9."/>
@@ -24348,7 +24124,98 @@
       </w:pPr>
     </w:lvl>
   </w:abstractNum>
-  <w:abstractNum w:abstractNumId="9" w15:restartNumberingAfterBreak="0">
+  <w:abstractNum w:abstractNumId="10" w15:restartNumberingAfterBreak="0">
+    <w:nsid w:val="0F9B58F1"/>
+    <w:multiLevelType w:val="hybridMultilevel"/>
+    <w:tmpl w:val="B6EAD514"/>
+    <w:lvl w:ilvl="0" w:tplc="72A80D18">
+      <w:start w:val="1"/>
+      <w:numFmt w:val="decimal"/>
+      <w:lvlText w:val="%1:"/>
+      <w:lvlJc w:val="left"/>
+      <w:pPr>
+        <w:ind w:left="360" w:hanging="360"/>
+      </w:pPr>
+      <w:rPr>
+        <w:rFonts w:ascii="Source Sans 3 Bold" w:hAnsi="Source Sans 3 Bold" w:cstheme="minorBidi" w:hint="default"/>
+        <w:b/>
+        <w:bCs/>
+      </w:rPr>
+    </w:lvl>
+    <w:lvl w:ilvl="1" w:tplc="04090019" w:tentative="1">
+      <w:start w:val="1"/>
+      <w:numFmt w:val="lowerLetter"/>
+      <w:lvlText w:val="%2."/>
+      <w:lvlJc w:val="left"/>
+      <w:pPr>
+        <w:ind w:left="1080" w:hanging="360"/>
+      </w:pPr>
+    </w:lvl>
+    <w:lvl w:ilvl="2" w:tplc="0409001B" w:tentative="1">
+      <w:start w:val="1"/>
+      <w:numFmt w:val="lowerRoman"/>
+      <w:lvlText w:val="%3."/>
+      <w:lvlJc w:val="right"/>
+      <w:pPr>
+        <w:ind w:left="1800" w:hanging="180"/>
+      </w:pPr>
+    </w:lvl>
+    <w:lvl w:ilvl="3" w:tplc="0409000F" w:tentative="1">
+      <w:start w:val="1"/>
+      <w:numFmt w:val="decimal"/>
+      <w:lvlText w:val="%4."/>
+      <w:lvlJc w:val="left"/>
+      <w:pPr>
+        <w:ind w:left="2520" w:hanging="360"/>
+      </w:pPr>
+    </w:lvl>
+    <w:lvl w:ilvl="4" w:tplc="04090019" w:tentative="1">
+      <w:start w:val="1"/>
+      <w:numFmt w:val="lowerLetter"/>
+      <w:lvlText w:val="%5."/>
+      <w:lvlJc w:val="left"/>
+      <w:pPr>
+        <w:ind w:left="3240" w:hanging="360"/>
+      </w:pPr>
+    </w:lvl>
+    <w:lvl w:ilvl="5" w:tplc="0409001B" w:tentative="1">
+      <w:start w:val="1"/>
+      <w:numFmt w:val="lowerRoman"/>
+      <w:lvlText w:val="%6."/>
+      <w:lvlJc w:val="right"/>
+      <w:pPr>
+        <w:ind w:left="3960" w:hanging="180"/>
+      </w:pPr>
+    </w:lvl>
+    <w:lvl w:ilvl="6" w:tplc="0409000F" w:tentative="1">
+      <w:start w:val="1"/>
+      <w:numFmt w:val="decimal"/>
+      <w:lvlText w:val="%7."/>
+      <w:lvlJc w:val="left"/>
+      <w:pPr>
+        <w:ind w:left="4680" w:hanging="360"/>
+      </w:pPr>
+    </w:lvl>
+    <w:lvl w:ilvl="7" w:tplc="04090019" w:tentative="1">
+      <w:start w:val="1"/>
+      <w:numFmt w:val="lowerLetter"/>
+      <w:lvlText w:val="%8."/>
+      <w:lvlJc w:val="left"/>
+      <w:pPr>
+        <w:ind w:left="5400" w:hanging="360"/>
+      </w:pPr>
+    </w:lvl>
+    <w:lvl w:ilvl="8" w:tplc="0409001B" w:tentative="1">
+      <w:start w:val="1"/>
+      <w:numFmt w:val="lowerRoman"/>
+      <w:lvlText w:val="%9."/>
+      <w:lvlJc w:val="right"/>
+      <w:pPr>
+        <w:ind w:left="6120" w:hanging="180"/>
+      </w:pPr>
+    </w:lvl>
+  </w:abstractNum>
+  <w:abstractNum w:abstractNumId="11" w15:restartNumberingAfterBreak="0">
     <w:nsid w:val="13F37566"/>
     <w:multiLevelType w:val="hybridMultilevel"/>
     <w:tmpl w:val="2DB4CE2E"/>
@@ -24442,7 +24309,7 @@
       </w:pPr>
     </w:lvl>
   </w:abstractNum>
-  <w:abstractNum w:abstractNumId="10" w15:restartNumberingAfterBreak="0">
+  <w:abstractNum w:abstractNumId="12" w15:restartNumberingAfterBreak="0">
     <w:nsid w:val="15B15EC0"/>
     <w:multiLevelType w:val="hybridMultilevel"/>
     <w:tmpl w:val="732CCC16"/>
@@ -24536,7 +24403,7 @@
       </w:pPr>
     </w:lvl>
   </w:abstractNum>
-  <w:abstractNum w:abstractNumId="11" w15:restartNumberingAfterBreak="0">
+  <w:abstractNum w:abstractNumId="13" w15:restartNumberingAfterBreak="0">
     <w:nsid w:val="16FF71A2"/>
     <w:multiLevelType w:val="hybridMultilevel"/>
     <w:tmpl w:val="4C640FB4"/>
@@ -24627,7 +24494,7 @@
       </w:pPr>
     </w:lvl>
   </w:abstractNum>
-  <w:abstractNum w:abstractNumId="12" w15:restartNumberingAfterBreak="0">
+  <w:abstractNum w:abstractNumId="14" w15:restartNumberingAfterBreak="0">
     <w:nsid w:val="1D447F65"/>
     <w:multiLevelType w:val="hybridMultilevel"/>
     <w:tmpl w:val="29C60E24"/>
@@ -24718,7 +24585,7 @@
       </w:pPr>
     </w:lvl>
   </w:abstractNum>
-  <w:abstractNum w:abstractNumId="13" w15:restartNumberingAfterBreak="0">
+  <w:abstractNum w:abstractNumId="15" w15:restartNumberingAfterBreak="0">
     <w:nsid w:val="1DB4488D"/>
     <w:multiLevelType w:val="hybridMultilevel"/>
     <w:tmpl w:val="678CE024"/>
@@ -24809,7 +24676,211 @@
       </w:pPr>
     </w:lvl>
   </w:abstractNum>
-  <w:abstractNum w:abstractNumId="14" w15:restartNumberingAfterBreak="0">
+  <w:abstractNum w:abstractNumId="16" w15:restartNumberingAfterBreak="0">
+    <w:nsid w:val="1EC935B5"/>
+    <w:multiLevelType w:val="hybridMultilevel"/>
+    <w:tmpl w:val="35E29C14"/>
+    <w:lvl w:ilvl="0" w:tplc="04090001">
+      <w:start w:val="1"/>
+      <w:numFmt w:val="bullet"/>
+      <w:lvlText w:val=""/>
+      <w:lvlJc w:val="left"/>
+      <w:pPr>
+        <w:ind w:left="360" w:hanging="360"/>
+      </w:pPr>
+      <w:rPr>
+        <w:rFonts w:ascii="Symbol" w:hAnsi="Symbol" w:hint="default"/>
+      </w:rPr>
+    </w:lvl>
+    <w:lvl w:ilvl="1" w:tplc="04090003" w:tentative="1">
+      <w:start w:val="1"/>
+      <w:numFmt w:val="bullet"/>
+      <w:lvlText w:val="o"/>
+      <w:lvlJc w:val="left"/>
+      <w:pPr>
+        <w:ind w:left="1080" w:hanging="360"/>
+      </w:pPr>
+      <w:rPr>
+        <w:rFonts w:ascii="Courier New" w:hAnsi="Courier New" w:cs="Courier New" w:hint="default"/>
+      </w:rPr>
+    </w:lvl>
+    <w:lvl w:ilvl="2" w:tplc="04090005" w:tentative="1">
+      <w:start w:val="1"/>
+      <w:numFmt w:val="bullet"/>
+      <w:lvlText w:val=""/>
+      <w:lvlJc w:val="left"/>
+      <w:pPr>
+        <w:ind w:left="1800" w:hanging="360"/>
+      </w:pPr>
+      <w:rPr>
+        <w:rFonts w:ascii="Wingdings" w:hAnsi="Wingdings" w:hint="default"/>
+      </w:rPr>
+    </w:lvl>
+    <w:lvl w:ilvl="3" w:tplc="04090001" w:tentative="1">
+      <w:start w:val="1"/>
+      <w:numFmt w:val="bullet"/>
+      <w:lvlText w:val=""/>
+      <w:lvlJc w:val="left"/>
+      <w:pPr>
+        <w:ind w:left="2520" w:hanging="360"/>
+      </w:pPr>
+      <w:rPr>
+        <w:rFonts w:ascii="Symbol" w:hAnsi="Symbol" w:hint="default"/>
+      </w:rPr>
+    </w:lvl>
+    <w:lvl w:ilvl="4" w:tplc="04090003" w:tentative="1">
+      <w:start w:val="1"/>
+      <w:numFmt w:val="bullet"/>
+      <w:lvlText w:val="o"/>
+      <w:lvlJc w:val="left"/>
+      <w:pPr>
+        <w:ind w:left="3240" w:hanging="360"/>
+      </w:pPr>
+      <w:rPr>
+        <w:rFonts w:ascii="Courier New" w:hAnsi="Courier New" w:cs="Courier New" w:hint="default"/>
+      </w:rPr>
+    </w:lvl>
+    <w:lvl w:ilvl="5" w:tplc="04090005" w:tentative="1">
+      <w:start w:val="1"/>
+      <w:numFmt w:val="bullet"/>
+      <w:lvlText w:val=""/>
+      <w:lvlJc w:val="left"/>
+      <w:pPr>
+        <w:ind w:left="3960" w:hanging="360"/>
+      </w:pPr>
+      <w:rPr>
+        <w:rFonts w:ascii="Wingdings" w:hAnsi="Wingdings" w:hint="default"/>
+      </w:rPr>
+    </w:lvl>
+    <w:lvl w:ilvl="6" w:tplc="04090001" w:tentative="1">
+      <w:start w:val="1"/>
+      <w:numFmt w:val="bullet"/>
+      <w:lvlText w:val=""/>
+      <w:lvlJc w:val="left"/>
+      <w:pPr>
+        <w:ind w:left="4680" w:hanging="360"/>
+      </w:pPr>
+      <w:rPr>
+        <w:rFonts w:ascii="Symbol" w:hAnsi="Symbol" w:hint="default"/>
+      </w:rPr>
+    </w:lvl>
+    <w:lvl w:ilvl="7" w:tplc="04090003" w:tentative="1">
+      <w:start w:val="1"/>
+      <w:numFmt w:val="bullet"/>
+      <w:lvlText w:val="o"/>
+      <w:lvlJc w:val="left"/>
+      <w:pPr>
+        <w:ind w:left="5400" w:hanging="360"/>
+      </w:pPr>
+      <w:rPr>
+        <w:rFonts w:ascii="Courier New" w:hAnsi="Courier New" w:cs="Courier New" w:hint="default"/>
+      </w:rPr>
+    </w:lvl>
+    <w:lvl w:ilvl="8" w:tplc="04090005" w:tentative="1">
+      <w:start w:val="1"/>
+      <w:numFmt w:val="bullet"/>
+      <w:lvlText w:val=""/>
+      <w:lvlJc w:val="left"/>
+      <w:pPr>
+        <w:ind w:left="6120" w:hanging="360"/>
+      </w:pPr>
+      <w:rPr>
+        <w:rFonts w:ascii="Wingdings" w:hAnsi="Wingdings" w:hint="default"/>
+      </w:rPr>
+    </w:lvl>
+  </w:abstractNum>
+  <w:abstractNum w:abstractNumId="17" w15:restartNumberingAfterBreak="0">
+    <w:nsid w:val="215C02CE"/>
+    <w:multiLevelType w:val="hybridMultilevel"/>
+    <w:tmpl w:val="831E8BA6"/>
+    <w:lvl w:ilvl="0" w:tplc="72A80D18">
+      <w:start w:val="1"/>
+      <w:numFmt w:val="decimal"/>
+      <w:lvlText w:val="%1:"/>
+      <w:lvlJc w:val="left"/>
+      <w:pPr>
+        <w:ind w:left="360" w:hanging="360"/>
+      </w:pPr>
+      <w:rPr>
+        <w:rFonts w:ascii="Source Sans 3 Bold" w:hAnsi="Source Sans 3 Bold" w:cstheme="minorBidi" w:hint="default"/>
+        <w:b/>
+        <w:bCs/>
+      </w:rPr>
+    </w:lvl>
+    <w:lvl w:ilvl="1" w:tplc="04090019" w:tentative="1">
+      <w:start w:val="1"/>
+      <w:numFmt w:val="lowerLetter"/>
+      <w:lvlText w:val="%2."/>
+      <w:lvlJc w:val="left"/>
+      <w:pPr>
+        <w:ind w:left="1080" w:hanging="360"/>
+      </w:pPr>
+    </w:lvl>
+    <w:lvl w:ilvl="2" w:tplc="0409001B" w:tentative="1">
+      <w:start w:val="1"/>
+      <w:numFmt w:val="lowerRoman"/>
+      <w:lvlText w:val="%3."/>
+      <w:lvlJc w:val="right"/>
+      <w:pPr>
+        <w:ind w:left="1800" w:hanging="180"/>
+      </w:pPr>
+    </w:lvl>
+    <w:lvl w:ilvl="3" w:tplc="0409000F" w:tentative="1">
+      <w:start w:val="1"/>
+      <w:numFmt w:val="decimal"/>
+      <w:lvlText w:val="%4."/>
+      <w:lvlJc w:val="left"/>
+      <w:pPr>
+        <w:ind w:left="2520" w:hanging="360"/>
+      </w:pPr>
+    </w:lvl>
+    <w:lvl w:ilvl="4" w:tplc="04090019" w:tentative="1">
+      <w:start w:val="1"/>
+      <w:numFmt w:val="lowerLetter"/>
+      <w:lvlText w:val="%5."/>
+      <w:lvlJc w:val="left"/>
+      <w:pPr>
+        <w:ind w:left="3240" w:hanging="360"/>
+      </w:pPr>
+    </w:lvl>
+    <w:lvl w:ilvl="5" w:tplc="0409001B" w:tentative="1">
+      <w:start w:val="1"/>
+      <w:numFmt w:val="lowerRoman"/>
+      <w:lvlText w:val="%6."/>
+      <w:lvlJc w:val="right"/>
+      <w:pPr>
+        <w:ind w:left="3960" w:hanging="180"/>
+      </w:pPr>
+    </w:lvl>
+    <w:lvl w:ilvl="6" w:tplc="0409000F" w:tentative="1">
+      <w:start w:val="1"/>
+      <w:numFmt w:val="decimal"/>
+      <w:lvlText w:val="%7."/>
+      <w:lvlJc w:val="left"/>
+      <w:pPr>
+        <w:ind w:left="4680" w:hanging="360"/>
+      </w:pPr>
+    </w:lvl>
+    <w:lvl w:ilvl="7" w:tplc="04090019" w:tentative="1">
+      <w:start w:val="1"/>
+      <w:numFmt w:val="lowerLetter"/>
+      <w:lvlText w:val="%8."/>
+      <w:lvlJc w:val="left"/>
+      <w:pPr>
+        <w:ind w:left="5400" w:hanging="360"/>
+      </w:pPr>
+    </w:lvl>
+    <w:lvl w:ilvl="8" w:tplc="0409001B" w:tentative="1">
+      <w:start w:val="1"/>
+      <w:numFmt w:val="lowerRoman"/>
+      <w:lvlText w:val="%9."/>
+      <w:lvlJc w:val="right"/>
+      <w:pPr>
+        <w:ind w:left="6120" w:hanging="180"/>
+      </w:pPr>
+    </w:lvl>
+  </w:abstractNum>
+  <w:abstractNum w:abstractNumId="18" w15:restartNumberingAfterBreak="0">
     <w:nsid w:val="236D57C6"/>
     <w:multiLevelType w:val="hybridMultilevel"/>
     <w:tmpl w:val="35FA33C8"/>
@@ -24903,7 +24974,7 @@
       </w:pPr>
     </w:lvl>
   </w:abstractNum>
-  <w:abstractNum w:abstractNumId="15" w15:restartNumberingAfterBreak="0">
+  <w:abstractNum w:abstractNumId="19" w15:restartNumberingAfterBreak="0">
     <w:nsid w:val="269C62FD"/>
     <w:multiLevelType w:val="hybridMultilevel"/>
     <w:tmpl w:val="93F0E5FE"/>
@@ -24997,7 +25068,7 @@
       </w:pPr>
     </w:lvl>
   </w:abstractNum>
-  <w:abstractNum w:abstractNumId="16" w15:restartNumberingAfterBreak="0">
+  <w:abstractNum w:abstractNumId="20" w15:restartNumberingAfterBreak="0">
     <w:nsid w:val="2B801813"/>
     <w:multiLevelType w:val="hybridMultilevel"/>
     <w:tmpl w:val="9F54F31E"/>
@@ -25091,7 +25162,7 @@
       </w:pPr>
     </w:lvl>
   </w:abstractNum>
-  <w:abstractNum w:abstractNumId="17" w15:restartNumberingAfterBreak="0">
+  <w:abstractNum w:abstractNumId="21" w15:restartNumberingAfterBreak="0">
     <w:nsid w:val="2CB4375C"/>
     <w:multiLevelType w:val="hybridMultilevel"/>
     <w:tmpl w:val="291A30C6"/>
@@ -25182,7 +25253,7 @@
       </w:pPr>
     </w:lvl>
   </w:abstractNum>
-  <w:abstractNum w:abstractNumId="18" w15:restartNumberingAfterBreak="0">
+  <w:abstractNum w:abstractNumId="22" w15:restartNumberingAfterBreak="0">
     <w:nsid w:val="2F0E685D"/>
     <w:multiLevelType w:val="hybridMultilevel"/>
     <w:tmpl w:val="09DA465E"/>
@@ -25273,7 +25344,7 @@
       </w:pPr>
     </w:lvl>
   </w:abstractNum>
-  <w:abstractNum w:abstractNumId="19" w15:restartNumberingAfterBreak="0">
+  <w:abstractNum w:abstractNumId="23" w15:restartNumberingAfterBreak="0">
     <w:nsid w:val="34555D51"/>
     <w:multiLevelType w:val="hybridMultilevel"/>
     <w:tmpl w:val="8C28476E"/>
@@ -25364,7 +25435,120 @@
       </w:pPr>
     </w:lvl>
   </w:abstractNum>
-  <w:abstractNum w:abstractNumId="20" w15:restartNumberingAfterBreak="0">
+  <w:abstractNum w:abstractNumId="24" w15:restartNumberingAfterBreak="0">
+    <w:nsid w:val="3492787E"/>
+    <w:multiLevelType w:val="hybridMultilevel"/>
+    <w:tmpl w:val="A33A8498"/>
+    <w:lvl w:ilvl="0" w:tplc="04090001">
+      <w:start w:val="1"/>
+      <w:numFmt w:val="bullet"/>
+      <w:lvlText w:val=""/>
+      <w:lvlJc w:val="left"/>
+      <w:pPr>
+        <w:ind w:left="360" w:hanging="360"/>
+      </w:pPr>
+      <w:rPr>
+        <w:rFonts w:ascii="Symbol" w:hAnsi="Symbol" w:hint="default"/>
+      </w:rPr>
+    </w:lvl>
+    <w:lvl w:ilvl="1" w:tplc="04090003" w:tentative="1">
+      <w:start w:val="1"/>
+      <w:numFmt w:val="bullet"/>
+      <w:lvlText w:val="o"/>
+      <w:lvlJc w:val="left"/>
+      <w:pPr>
+        <w:ind w:left="1080" w:hanging="360"/>
+      </w:pPr>
+      <w:rPr>
+        <w:rFonts w:ascii="Courier New" w:hAnsi="Courier New" w:cs="Courier New" w:hint="default"/>
+      </w:rPr>
+    </w:lvl>
+    <w:lvl w:ilvl="2" w:tplc="04090005" w:tentative="1">
+      <w:start w:val="1"/>
+      <w:numFmt w:val="bullet"/>
+      <w:lvlText w:val=""/>
+      <w:lvlJc w:val="left"/>
+      <w:pPr>
+        <w:ind w:left="1800" w:hanging="360"/>
+      </w:pPr>
+      <w:rPr>
+        <w:rFonts w:ascii="Wingdings" w:hAnsi="Wingdings" w:hint="default"/>
+      </w:rPr>
+    </w:lvl>
+    <w:lvl w:ilvl="3" w:tplc="04090001" w:tentative="1">
+      <w:start w:val="1"/>
+      <w:numFmt w:val="bullet"/>
+      <w:lvlText w:val=""/>
+      <w:lvlJc w:val="left"/>
+      <w:pPr>
+        <w:ind w:left="2520" w:hanging="360"/>
+      </w:pPr>
+      <w:rPr>
+        <w:rFonts w:ascii="Symbol" w:hAnsi="Symbol" w:hint="default"/>
+      </w:rPr>
+    </w:lvl>
+    <w:lvl w:ilvl="4" w:tplc="04090003" w:tentative="1">
+      <w:start w:val="1"/>
+      <w:numFmt w:val="bullet"/>
+      <w:lvlText w:val="o"/>
+      <w:lvlJc w:val="left"/>
+      <w:pPr>
+        <w:ind w:left="3240" w:hanging="360"/>
+      </w:pPr>
+      <w:rPr>
+        <w:rFonts w:ascii="Courier New" w:hAnsi="Courier New" w:cs="Courier New" w:hint="default"/>
+      </w:rPr>
+    </w:lvl>
+    <w:lvl w:ilvl="5" w:tplc="04090005" w:tentative="1">
+      <w:start w:val="1"/>
+      <w:numFmt w:val="bullet"/>
+      <w:lvlText w:val=""/>
+      <w:lvlJc w:val="left"/>
+      <w:pPr>
+        <w:ind w:left="3960" w:hanging="360"/>
+      </w:pPr>
+      <w:rPr>
+        <w:rFonts w:ascii="Wingdings" w:hAnsi="Wingdings" w:hint="default"/>
+      </w:rPr>
+    </w:lvl>
+    <w:lvl w:ilvl="6" w:tplc="04090001" w:tentative="1">
+      <w:start w:val="1"/>
+      <w:numFmt w:val="bullet"/>
+      <w:lvlText w:val=""/>
+      <w:lvlJc w:val="left"/>
+      <w:pPr>
+        <w:ind w:left="4680" w:hanging="360"/>
+      </w:pPr>
+      <w:rPr>
+        <w:rFonts w:ascii="Symbol" w:hAnsi="Symbol" w:hint="default"/>
+      </w:rPr>
+    </w:lvl>
+    <w:lvl w:ilvl="7" w:tplc="04090003" w:tentative="1">
+      <w:start w:val="1"/>
+      <w:numFmt w:val="bullet"/>
+      <w:lvlText w:val="o"/>
+      <w:lvlJc w:val="left"/>
+      <w:pPr>
+        <w:ind w:left="5400" w:hanging="360"/>
+      </w:pPr>
+      <w:rPr>
+        <w:rFonts w:ascii="Courier New" w:hAnsi="Courier New" w:cs="Courier New" w:hint="default"/>
+      </w:rPr>
+    </w:lvl>
+    <w:lvl w:ilvl="8" w:tplc="04090005" w:tentative="1">
+      <w:start w:val="1"/>
+      <w:numFmt w:val="bullet"/>
+      <w:lvlText w:val=""/>
+      <w:lvlJc w:val="left"/>
+      <w:pPr>
+        <w:ind w:left="6120" w:hanging="360"/>
+      </w:pPr>
+      <w:rPr>
+        <w:rFonts w:ascii="Wingdings" w:hAnsi="Wingdings" w:hint="default"/>
+      </w:rPr>
+    </w:lvl>
+  </w:abstractNum>
+  <w:abstractNum w:abstractNumId="25" w15:restartNumberingAfterBreak="0">
     <w:nsid w:val="358B4BB3"/>
     <w:multiLevelType w:val="hybridMultilevel"/>
     <w:tmpl w:val="A678E960"/>
@@ -25458,7 +25642,7 @@
       </w:pPr>
     </w:lvl>
   </w:abstractNum>
-  <w:abstractNum w:abstractNumId="21" w15:restartNumberingAfterBreak="0">
+  <w:abstractNum w:abstractNumId="26" w15:restartNumberingAfterBreak="0">
     <w:nsid w:val="38025215"/>
     <w:multiLevelType w:val="hybridMultilevel"/>
     <w:tmpl w:val="01022858"/>
@@ -25552,7 +25736,7 @@
       </w:pPr>
     </w:lvl>
   </w:abstractNum>
-  <w:abstractNum w:abstractNumId="22" w15:restartNumberingAfterBreak="0">
+  <w:abstractNum w:abstractNumId="27" w15:restartNumberingAfterBreak="0">
     <w:nsid w:val="3B3A6776"/>
     <w:multiLevelType w:val="hybridMultilevel"/>
     <w:tmpl w:val="BEA6841C"/>
@@ -25648,120 +25832,7 @@
       </w:pPr>
     </w:lvl>
   </w:abstractNum>
-  <w:abstractNum w:abstractNumId="23" w15:restartNumberingAfterBreak="0">
-    <w:nsid w:val="3CDC7B7F"/>
-    <w:multiLevelType w:val="hybridMultilevel"/>
-    <w:tmpl w:val="F9EC833C"/>
-    <w:lvl w:ilvl="0" w:tplc="04090001">
-      <w:start w:val="1"/>
-      <w:numFmt w:val="bullet"/>
-      <w:lvlText w:val=""/>
-      <w:lvlJc w:val="left"/>
-      <w:pPr>
-        <w:ind w:left="720" w:hanging="360"/>
-      </w:pPr>
-      <w:rPr>
-        <w:rFonts w:ascii="Symbol" w:hAnsi="Symbol" w:hint="default"/>
-      </w:rPr>
-    </w:lvl>
-    <w:lvl w:ilvl="1" w:tplc="04090003" w:tentative="1">
-      <w:start w:val="1"/>
-      <w:numFmt w:val="bullet"/>
-      <w:lvlText w:val="o"/>
-      <w:lvlJc w:val="left"/>
-      <w:pPr>
-        <w:ind w:left="1440" w:hanging="360"/>
-      </w:pPr>
-      <w:rPr>
-        <w:rFonts w:ascii="Courier New" w:hAnsi="Courier New" w:cs="Courier New" w:hint="default"/>
-      </w:rPr>
-    </w:lvl>
-    <w:lvl w:ilvl="2" w:tplc="04090005" w:tentative="1">
-      <w:start w:val="1"/>
-      <w:numFmt w:val="bullet"/>
-      <w:lvlText w:val=""/>
-      <w:lvlJc w:val="left"/>
-      <w:pPr>
-        <w:ind w:left="2160" w:hanging="360"/>
-      </w:pPr>
-      <w:rPr>
-        <w:rFonts w:ascii="Wingdings" w:hAnsi="Wingdings" w:hint="default"/>
-      </w:rPr>
-    </w:lvl>
-    <w:lvl w:ilvl="3" w:tplc="04090001" w:tentative="1">
-      <w:start w:val="1"/>
-      <w:numFmt w:val="bullet"/>
-      <w:lvlText w:val=""/>
-      <w:lvlJc w:val="left"/>
-      <w:pPr>
-        <w:ind w:left="2880" w:hanging="360"/>
-      </w:pPr>
-      <w:rPr>
-        <w:rFonts w:ascii="Symbol" w:hAnsi="Symbol" w:hint="default"/>
-      </w:rPr>
-    </w:lvl>
-    <w:lvl w:ilvl="4" w:tplc="04090003" w:tentative="1">
-      <w:start w:val="1"/>
-      <w:numFmt w:val="bullet"/>
-      <w:lvlText w:val="o"/>
-      <w:lvlJc w:val="left"/>
-      <w:pPr>
-        <w:ind w:left="3600" w:hanging="360"/>
-      </w:pPr>
-      <w:rPr>
-        <w:rFonts w:ascii="Courier New" w:hAnsi="Courier New" w:cs="Courier New" w:hint="default"/>
-      </w:rPr>
-    </w:lvl>
-    <w:lvl w:ilvl="5" w:tplc="04090005" w:tentative="1">
-      <w:start w:val="1"/>
-      <w:numFmt w:val="bullet"/>
-      <w:lvlText w:val=""/>
-      <w:lvlJc w:val="left"/>
-      <w:pPr>
-        <w:ind w:left="4320" w:hanging="360"/>
-      </w:pPr>
-      <w:rPr>
-        <w:rFonts w:ascii="Wingdings" w:hAnsi="Wingdings" w:hint="default"/>
-      </w:rPr>
-    </w:lvl>
-    <w:lvl w:ilvl="6" w:tplc="04090001" w:tentative="1">
-      <w:start w:val="1"/>
-      <w:numFmt w:val="bullet"/>
-      <w:lvlText w:val=""/>
-      <w:lvlJc w:val="left"/>
-      <w:pPr>
-        <w:ind w:left="5040" w:hanging="360"/>
-      </w:pPr>
-      <w:rPr>
-        <w:rFonts w:ascii="Symbol" w:hAnsi="Symbol" w:hint="default"/>
-      </w:rPr>
-    </w:lvl>
-    <w:lvl w:ilvl="7" w:tplc="04090003" w:tentative="1">
-      <w:start w:val="1"/>
-      <w:numFmt w:val="bullet"/>
-      <w:lvlText w:val="o"/>
-      <w:lvlJc w:val="left"/>
-      <w:pPr>
-        <w:ind w:left="5760" w:hanging="360"/>
-      </w:pPr>
-      <w:rPr>
-        <w:rFonts w:ascii="Courier New" w:hAnsi="Courier New" w:cs="Courier New" w:hint="default"/>
-      </w:rPr>
-    </w:lvl>
-    <w:lvl w:ilvl="8" w:tplc="04090005" w:tentative="1">
-      <w:start w:val="1"/>
-      <w:numFmt w:val="bullet"/>
-      <w:lvlText w:val=""/>
-      <w:lvlJc w:val="left"/>
-      <w:pPr>
-        <w:ind w:left="6480" w:hanging="360"/>
-      </w:pPr>
-      <w:rPr>
-        <w:rFonts w:ascii="Wingdings" w:hAnsi="Wingdings" w:hint="default"/>
-      </w:rPr>
-    </w:lvl>
-  </w:abstractNum>
-  <w:abstractNum w:abstractNumId="24" w15:restartNumberingAfterBreak="0">
+  <w:abstractNum w:abstractNumId="28" w15:restartNumberingAfterBreak="0">
     <w:nsid w:val="3F584A02"/>
     <w:multiLevelType w:val="hybridMultilevel"/>
     <w:tmpl w:val="B5B08E1E"/>
@@ -25855,7 +25926,7 @@
       </w:pPr>
     </w:lvl>
   </w:abstractNum>
-  <w:abstractNum w:abstractNumId="25" w15:restartNumberingAfterBreak="0">
+  <w:abstractNum w:abstractNumId="29" w15:restartNumberingAfterBreak="0">
     <w:nsid w:val="42BB40CA"/>
     <w:multiLevelType w:val="hybridMultilevel"/>
     <w:tmpl w:val="91F045C8"/>
@@ -25949,7 +26020,7 @@
       </w:pPr>
     </w:lvl>
   </w:abstractNum>
-  <w:abstractNum w:abstractNumId="26" w15:restartNumberingAfterBreak="0">
+  <w:abstractNum w:abstractNumId="30" w15:restartNumberingAfterBreak="0">
     <w:nsid w:val="477D5AA2"/>
     <w:multiLevelType w:val="hybridMultilevel"/>
     <w:tmpl w:val="882EE4CC"/>
@@ -26040,7 +26111,7 @@
       </w:pPr>
     </w:lvl>
   </w:abstractNum>
-  <w:abstractNum w:abstractNumId="27" w15:restartNumberingAfterBreak="0">
+  <w:abstractNum w:abstractNumId="31" w15:restartNumberingAfterBreak="0">
     <w:nsid w:val="48220F39"/>
     <w:multiLevelType w:val="hybridMultilevel"/>
     <w:tmpl w:val="67164D22"/>
@@ -26131,7 +26202,7 @@
       </w:pPr>
     </w:lvl>
   </w:abstractNum>
-  <w:abstractNum w:abstractNumId="28" w15:restartNumberingAfterBreak="0">
+  <w:abstractNum w:abstractNumId="32" w15:restartNumberingAfterBreak="0">
     <w:nsid w:val="493E0CCB"/>
     <w:multiLevelType w:val="hybridMultilevel"/>
     <w:tmpl w:val="DE1A3DA8"/>
@@ -26247,7 +26318,7 @@
       </w:rPr>
     </w:lvl>
   </w:abstractNum>
-  <w:abstractNum w:abstractNumId="29" w15:restartNumberingAfterBreak="0">
+  <w:abstractNum w:abstractNumId="33" w15:restartNumberingAfterBreak="0">
     <w:nsid w:val="49837B45"/>
     <w:multiLevelType w:val="hybridMultilevel"/>
     <w:tmpl w:val="9916547A"/>
@@ -26341,10 +26412,10 @@
       </w:pPr>
     </w:lvl>
   </w:abstractNum>
-  <w:abstractNum w:abstractNumId="30" w15:restartNumberingAfterBreak="0">
-    <w:nsid w:val="4A62576A"/>
+  <w:abstractNum w:abstractNumId="34" w15:restartNumberingAfterBreak="0">
+    <w:nsid w:val="4B327DE5"/>
     <w:multiLevelType w:val="hybridMultilevel"/>
-    <w:tmpl w:val="B096158E"/>
+    <w:tmpl w:val="3006C858"/>
     <w:lvl w:ilvl="0" w:tplc="72A80D18">
       <w:start w:val="1"/>
       <w:numFmt w:val="decimal"/>
@@ -26432,98 +26503,7 @@
       </w:pPr>
     </w:lvl>
   </w:abstractNum>
-  <w:abstractNum w:abstractNumId="31" w15:restartNumberingAfterBreak="0">
-    <w:nsid w:val="4B327DE5"/>
-    <w:multiLevelType w:val="hybridMultilevel"/>
-    <w:tmpl w:val="3006C858"/>
-    <w:lvl w:ilvl="0" w:tplc="72A80D18">
-      <w:start w:val="1"/>
-      <w:numFmt w:val="decimal"/>
-      <w:lvlText w:val="%1:"/>
-      <w:lvlJc w:val="left"/>
-      <w:pPr>
-        <w:ind w:left="360" w:hanging="360"/>
-      </w:pPr>
-      <w:rPr>
-        <w:rFonts w:ascii="Source Sans 3 Bold" w:hAnsi="Source Sans 3 Bold" w:cstheme="minorBidi" w:hint="default"/>
-        <w:b/>
-        <w:bCs/>
-      </w:rPr>
-    </w:lvl>
-    <w:lvl w:ilvl="1" w:tplc="04090019" w:tentative="1">
-      <w:start w:val="1"/>
-      <w:numFmt w:val="lowerLetter"/>
-      <w:lvlText w:val="%2."/>
-      <w:lvlJc w:val="left"/>
-      <w:pPr>
-        <w:ind w:left="1080" w:hanging="360"/>
-      </w:pPr>
-    </w:lvl>
-    <w:lvl w:ilvl="2" w:tplc="0409001B" w:tentative="1">
-      <w:start w:val="1"/>
-      <w:numFmt w:val="lowerRoman"/>
-      <w:lvlText w:val="%3."/>
-      <w:lvlJc w:val="right"/>
-      <w:pPr>
-        <w:ind w:left="1800" w:hanging="180"/>
-      </w:pPr>
-    </w:lvl>
-    <w:lvl w:ilvl="3" w:tplc="0409000F" w:tentative="1">
-      <w:start w:val="1"/>
-      <w:numFmt w:val="decimal"/>
-      <w:lvlText w:val="%4."/>
-      <w:lvlJc w:val="left"/>
-      <w:pPr>
-        <w:ind w:left="2520" w:hanging="360"/>
-      </w:pPr>
-    </w:lvl>
-    <w:lvl w:ilvl="4" w:tplc="04090019" w:tentative="1">
-      <w:start w:val="1"/>
-      <w:numFmt w:val="lowerLetter"/>
-      <w:lvlText w:val="%5."/>
-      <w:lvlJc w:val="left"/>
-      <w:pPr>
-        <w:ind w:left="3240" w:hanging="360"/>
-      </w:pPr>
-    </w:lvl>
-    <w:lvl w:ilvl="5" w:tplc="0409001B" w:tentative="1">
-      <w:start w:val="1"/>
-      <w:numFmt w:val="lowerRoman"/>
-      <w:lvlText w:val="%6."/>
-      <w:lvlJc w:val="right"/>
-      <w:pPr>
-        <w:ind w:left="3960" w:hanging="180"/>
-      </w:pPr>
-    </w:lvl>
-    <w:lvl w:ilvl="6" w:tplc="0409000F" w:tentative="1">
-      <w:start w:val="1"/>
-      <w:numFmt w:val="decimal"/>
-      <w:lvlText w:val="%7."/>
-      <w:lvlJc w:val="left"/>
-      <w:pPr>
-        <w:ind w:left="4680" w:hanging="360"/>
-      </w:pPr>
-    </w:lvl>
-    <w:lvl w:ilvl="7" w:tplc="04090019" w:tentative="1">
-      <w:start w:val="1"/>
-      <w:numFmt w:val="lowerLetter"/>
-      <w:lvlText w:val="%8."/>
-      <w:lvlJc w:val="left"/>
-      <w:pPr>
-        <w:ind w:left="5400" w:hanging="360"/>
-      </w:pPr>
-    </w:lvl>
-    <w:lvl w:ilvl="8" w:tplc="0409001B" w:tentative="1">
-      <w:start w:val="1"/>
-      <w:numFmt w:val="lowerRoman"/>
-      <w:lvlText w:val="%9."/>
-      <w:lvlJc w:val="right"/>
-      <w:pPr>
-        <w:ind w:left="6120" w:hanging="180"/>
-      </w:pPr>
-    </w:lvl>
-  </w:abstractNum>
-  <w:abstractNum w:abstractNumId="32" w15:restartNumberingAfterBreak="0">
+  <w:abstractNum w:abstractNumId="35" w15:restartNumberingAfterBreak="0">
     <w:nsid w:val="4F2C1F73"/>
     <w:multiLevelType w:val="hybridMultilevel"/>
     <w:tmpl w:val="67164D22"/>
@@ -26614,7 +26594,7 @@
       </w:pPr>
     </w:lvl>
   </w:abstractNum>
-  <w:abstractNum w:abstractNumId="33" w15:restartNumberingAfterBreak="0">
+  <w:abstractNum w:abstractNumId="36" w15:restartNumberingAfterBreak="0">
     <w:nsid w:val="54B149BE"/>
     <w:multiLevelType w:val="hybridMultilevel"/>
     <w:tmpl w:val="7D56C986"/>
@@ -26732,7 +26712,7 @@
       </w:rPr>
     </w:lvl>
   </w:abstractNum>
-  <w:abstractNum w:abstractNumId="34" w15:restartNumberingAfterBreak="0">
+  <w:abstractNum w:abstractNumId="37" w15:restartNumberingAfterBreak="0">
     <w:nsid w:val="55F60A70"/>
     <w:multiLevelType w:val="hybridMultilevel"/>
     <w:tmpl w:val="291A30C6"/>
@@ -26823,7 +26803,7 @@
       </w:pPr>
     </w:lvl>
   </w:abstractNum>
-  <w:abstractNum w:abstractNumId="35" w15:restartNumberingAfterBreak="0">
+  <w:abstractNum w:abstractNumId="38" w15:restartNumberingAfterBreak="0">
     <w:nsid w:val="562B77A1"/>
     <w:multiLevelType w:val="hybridMultilevel"/>
     <w:tmpl w:val="81B45C5E"/>
@@ -26919,98 +26899,7 @@
       </w:pPr>
     </w:lvl>
   </w:abstractNum>
-  <w:abstractNum w:abstractNumId="36" w15:restartNumberingAfterBreak="0">
-    <w:nsid w:val="5767473C"/>
-    <w:multiLevelType w:val="hybridMultilevel"/>
-    <w:tmpl w:val="3104F218"/>
-    <w:lvl w:ilvl="0" w:tplc="72A80D18">
-      <w:start w:val="1"/>
-      <w:numFmt w:val="decimal"/>
-      <w:lvlText w:val="%1:"/>
-      <w:lvlJc w:val="left"/>
-      <w:pPr>
-        <w:ind w:left="360" w:hanging="360"/>
-      </w:pPr>
-      <w:rPr>
-        <w:rFonts w:ascii="Source Sans 3 Bold" w:hAnsi="Source Sans 3 Bold" w:cstheme="minorBidi" w:hint="default"/>
-        <w:b/>
-        <w:bCs/>
-      </w:rPr>
-    </w:lvl>
-    <w:lvl w:ilvl="1" w:tplc="04090019" w:tentative="1">
-      <w:start w:val="1"/>
-      <w:numFmt w:val="lowerLetter"/>
-      <w:lvlText w:val="%2."/>
-      <w:lvlJc w:val="left"/>
-      <w:pPr>
-        <w:ind w:left="1080" w:hanging="360"/>
-      </w:pPr>
-    </w:lvl>
-    <w:lvl w:ilvl="2" w:tplc="0409001B" w:tentative="1">
-      <w:start w:val="1"/>
-      <w:numFmt w:val="lowerRoman"/>
-      <w:lvlText w:val="%3."/>
-      <w:lvlJc w:val="right"/>
-      <w:pPr>
-        <w:ind w:left="1800" w:hanging="180"/>
-      </w:pPr>
-    </w:lvl>
-    <w:lvl w:ilvl="3" w:tplc="0409000F" w:tentative="1">
-      <w:start w:val="1"/>
-      <w:numFmt w:val="decimal"/>
-      <w:lvlText w:val="%4."/>
-      <w:lvlJc w:val="left"/>
-      <w:pPr>
-        <w:ind w:left="2520" w:hanging="360"/>
-      </w:pPr>
-    </w:lvl>
-    <w:lvl w:ilvl="4" w:tplc="04090019" w:tentative="1">
-      <w:start w:val="1"/>
-      <w:numFmt w:val="lowerLetter"/>
-      <w:lvlText w:val="%5."/>
-      <w:lvlJc w:val="left"/>
-      <w:pPr>
-        <w:ind w:left="3240" w:hanging="360"/>
-      </w:pPr>
-    </w:lvl>
-    <w:lvl w:ilvl="5" w:tplc="0409001B" w:tentative="1">
-      <w:start w:val="1"/>
-      <w:numFmt w:val="lowerRoman"/>
-      <w:lvlText w:val="%6."/>
-      <w:lvlJc w:val="right"/>
-      <w:pPr>
-        <w:ind w:left="3960" w:hanging="180"/>
-      </w:pPr>
-    </w:lvl>
-    <w:lvl w:ilvl="6" w:tplc="0409000F" w:tentative="1">
-      <w:start w:val="1"/>
-      <w:numFmt w:val="decimal"/>
-      <w:lvlText w:val="%7."/>
-      <w:lvlJc w:val="left"/>
-      <w:pPr>
-        <w:ind w:left="4680" w:hanging="360"/>
-      </w:pPr>
-    </w:lvl>
-    <w:lvl w:ilvl="7" w:tplc="04090019" w:tentative="1">
-      <w:start w:val="1"/>
-      <w:numFmt w:val="lowerLetter"/>
-      <w:lvlText w:val="%8."/>
-      <w:lvlJc w:val="left"/>
-      <w:pPr>
-        <w:ind w:left="5400" w:hanging="360"/>
-      </w:pPr>
-    </w:lvl>
-    <w:lvl w:ilvl="8" w:tplc="0409001B" w:tentative="1">
-      <w:start w:val="1"/>
-      <w:numFmt w:val="lowerRoman"/>
-      <w:lvlText w:val="%9."/>
-      <w:lvlJc w:val="right"/>
-      <w:pPr>
-        <w:ind w:left="6120" w:hanging="180"/>
-      </w:pPr>
-    </w:lvl>
-  </w:abstractNum>
-  <w:abstractNum w:abstractNumId="37" w15:restartNumberingAfterBreak="0">
+  <w:abstractNum w:abstractNumId="39" w15:restartNumberingAfterBreak="0">
     <w:nsid w:val="577C7F3A"/>
     <w:multiLevelType w:val="hybridMultilevel"/>
     <w:tmpl w:val="67164D22"/>
@@ -27101,7 +26990,7 @@
       </w:pPr>
     </w:lvl>
   </w:abstractNum>
-  <w:abstractNum w:abstractNumId="38" w15:restartNumberingAfterBreak="0">
+  <w:abstractNum w:abstractNumId="40" w15:restartNumberingAfterBreak="0">
     <w:nsid w:val="586431B8"/>
     <w:multiLevelType w:val="hybridMultilevel"/>
     <w:tmpl w:val="81B45C5E"/>
@@ -27197,7 +27086,7 @@
       </w:pPr>
     </w:lvl>
   </w:abstractNum>
-  <w:abstractNum w:abstractNumId="39" w15:restartNumberingAfterBreak="0">
+  <w:abstractNum w:abstractNumId="41" w15:restartNumberingAfterBreak="0">
     <w:nsid w:val="59D910B2"/>
     <w:multiLevelType w:val="hybridMultilevel"/>
     <w:tmpl w:val="678CE024"/>
@@ -27288,7 +27177,7 @@
       </w:pPr>
     </w:lvl>
   </w:abstractNum>
-  <w:abstractNum w:abstractNumId="40" w15:restartNumberingAfterBreak="0">
+  <w:abstractNum w:abstractNumId="42" w15:restartNumberingAfterBreak="0">
     <w:nsid w:val="5A0D78FF"/>
     <w:multiLevelType w:val="hybridMultilevel"/>
     <w:tmpl w:val="E84C2A80"/>
@@ -27382,7 +27271,7 @@
       </w:pPr>
     </w:lvl>
   </w:abstractNum>
-  <w:abstractNum w:abstractNumId="41" w15:restartNumberingAfterBreak="0">
+  <w:abstractNum w:abstractNumId="43" w15:restartNumberingAfterBreak="0">
     <w:nsid w:val="5B1160CF"/>
     <w:multiLevelType w:val="hybridMultilevel"/>
     <w:tmpl w:val="57F843B4"/>
@@ -27473,7 +27362,7 @@
       </w:pPr>
     </w:lvl>
   </w:abstractNum>
-  <w:abstractNum w:abstractNumId="42" w15:restartNumberingAfterBreak="0">
+  <w:abstractNum w:abstractNumId="44" w15:restartNumberingAfterBreak="0">
     <w:nsid w:val="5EBE5C6C"/>
     <w:multiLevelType w:val="hybridMultilevel"/>
     <w:tmpl w:val="882EE4CC"/>
@@ -27564,7 +27453,7 @@
       </w:pPr>
     </w:lvl>
   </w:abstractNum>
-  <w:abstractNum w:abstractNumId="43" w15:restartNumberingAfterBreak="0">
+  <w:abstractNum w:abstractNumId="45" w15:restartNumberingAfterBreak="0">
     <w:nsid w:val="60097C00"/>
     <w:multiLevelType w:val="hybridMultilevel"/>
     <w:tmpl w:val="D7A0B374"/>
@@ -27677,7 +27566,7 @@
       </w:rPr>
     </w:lvl>
   </w:abstractNum>
-  <w:abstractNum w:abstractNumId="44" w15:restartNumberingAfterBreak="0">
+  <w:abstractNum w:abstractNumId="46" w15:restartNumberingAfterBreak="0">
     <w:nsid w:val="60E466AB"/>
     <w:multiLevelType w:val="hybridMultilevel"/>
     <w:tmpl w:val="59B4B60E"/>
@@ -27792,7 +27681,7 @@
       </w:rPr>
     </w:lvl>
   </w:abstractNum>
-  <w:abstractNum w:abstractNumId="45" w15:restartNumberingAfterBreak="0">
+  <w:abstractNum w:abstractNumId="47" w15:restartNumberingAfterBreak="0">
     <w:nsid w:val="61164B02"/>
     <w:multiLevelType w:val="hybridMultilevel"/>
     <w:tmpl w:val="C602D860"/>
@@ -27883,7 +27772,7 @@
       </w:pPr>
     </w:lvl>
   </w:abstractNum>
-  <w:abstractNum w:abstractNumId="46" w15:restartNumberingAfterBreak="0">
+  <w:abstractNum w:abstractNumId="48" w15:restartNumberingAfterBreak="0">
     <w:nsid w:val="6388234C"/>
     <w:multiLevelType w:val="hybridMultilevel"/>
     <w:tmpl w:val="678CE024"/>
@@ -27974,7 +27863,7 @@
       </w:pPr>
     </w:lvl>
   </w:abstractNum>
-  <w:abstractNum w:abstractNumId="47" w15:restartNumberingAfterBreak="0">
+  <w:abstractNum w:abstractNumId="49" w15:restartNumberingAfterBreak="0">
     <w:nsid w:val="63BD094B"/>
     <w:multiLevelType w:val="hybridMultilevel"/>
     <w:tmpl w:val="5038DECC"/>
@@ -28068,7 +27957,7 @@
       </w:pPr>
     </w:lvl>
   </w:abstractNum>
-  <w:abstractNum w:abstractNumId="48" w15:restartNumberingAfterBreak="0">
+  <w:abstractNum w:abstractNumId="50" w15:restartNumberingAfterBreak="0">
     <w:nsid w:val="6491516F"/>
     <w:multiLevelType w:val="hybridMultilevel"/>
     <w:tmpl w:val="A1804C88"/>
@@ -28181,7 +28070,7 @@
       </w:rPr>
     </w:lvl>
   </w:abstractNum>
-  <w:abstractNum w:abstractNumId="49" w15:restartNumberingAfterBreak="0">
+  <w:abstractNum w:abstractNumId="51" w15:restartNumberingAfterBreak="0">
     <w:nsid w:val="64D45578"/>
     <w:multiLevelType w:val="hybridMultilevel"/>
     <w:tmpl w:val="670CB506"/>
@@ -28294,7 +28183,7 @@
       </w:rPr>
     </w:lvl>
   </w:abstractNum>
-  <w:abstractNum w:abstractNumId="50" w15:restartNumberingAfterBreak="0">
+  <w:abstractNum w:abstractNumId="52" w15:restartNumberingAfterBreak="0">
     <w:nsid w:val="65B06E36"/>
     <w:multiLevelType w:val="hybridMultilevel"/>
     <w:tmpl w:val="4C640FB4"/>
@@ -28385,7 +28274,7 @@
       </w:pPr>
     </w:lvl>
   </w:abstractNum>
-  <w:abstractNum w:abstractNumId="51" w15:restartNumberingAfterBreak="0">
+  <w:abstractNum w:abstractNumId="53" w15:restartNumberingAfterBreak="0">
     <w:nsid w:val="65C45C9E"/>
     <w:multiLevelType w:val="hybridMultilevel"/>
     <w:tmpl w:val="D68C57F0"/>
@@ -28476,7 +28365,7 @@
       </w:pPr>
     </w:lvl>
   </w:abstractNum>
-  <w:abstractNum w:abstractNumId="52" w15:restartNumberingAfterBreak="0">
+  <w:abstractNum w:abstractNumId="54" w15:restartNumberingAfterBreak="0">
     <w:nsid w:val="66A46C02"/>
     <w:multiLevelType w:val="hybridMultilevel"/>
     <w:tmpl w:val="92B0FC20"/>
@@ -28570,7 +28459,7 @@
       </w:pPr>
     </w:lvl>
   </w:abstractNum>
-  <w:abstractNum w:abstractNumId="53" w15:restartNumberingAfterBreak="0">
+  <w:abstractNum w:abstractNumId="55" w15:restartNumberingAfterBreak="0">
     <w:nsid w:val="6F816CC4"/>
     <w:multiLevelType w:val="hybridMultilevel"/>
     <w:tmpl w:val="D3AE3B5E"/>
@@ -28663,7 +28552,7 @@
       </w:pPr>
     </w:lvl>
   </w:abstractNum>
-  <w:abstractNum w:abstractNumId="54" w15:restartNumberingAfterBreak="0">
+  <w:abstractNum w:abstractNumId="56" w15:restartNumberingAfterBreak="0">
     <w:nsid w:val="718670CF"/>
     <w:multiLevelType w:val="hybridMultilevel"/>
     <w:tmpl w:val="FE56AE90"/>
@@ -28757,7 +28646,7 @@
       </w:pPr>
     </w:lvl>
   </w:abstractNum>
-  <w:abstractNum w:abstractNumId="55" w15:restartNumberingAfterBreak="0">
+  <w:abstractNum w:abstractNumId="57" w15:restartNumberingAfterBreak="0">
     <w:nsid w:val="727E12B2"/>
     <w:multiLevelType w:val="hybridMultilevel"/>
     <w:tmpl w:val="F87E8022"/>
@@ -28848,7 +28737,7 @@
       </w:pPr>
     </w:lvl>
   </w:abstractNum>
-  <w:abstractNum w:abstractNumId="56" w15:restartNumberingAfterBreak="0">
+  <w:abstractNum w:abstractNumId="58" w15:restartNumberingAfterBreak="0">
     <w:nsid w:val="741800C0"/>
     <w:multiLevelType w:val="hybridMultilevel"/>
     <w:tmpl w:val="F3021D0C"/>
@@ -28961,101 +28850,7 @@
       </w:rPr>
     </w:lvl>
   </w:abstractNum>
-  <w:abstractNum w:abstractNumId="57" w15:restartNumberingAfterBreak="0">
-    <w:nsid w:val="764873C4"/>
-    <w:multiLevelType w:val="hybridMultilevel"/>
-    <w:tmpl w:val="08D655B4"/>
-    <w:lvl w:ilvl="0" w:tplc="19A42D6C">
-      <w:start w:val="1"/>
-      <w:numFmt w:val="lowerLetter"/>
-      <w:lvlText w:val="%1:"/>
-      <w:lvlJc w:val="left"/>
-      <w:pPr>
-        <w:ind w:left="360" w:hanging="360"/>
-      </w:pPr>
-      <w:rPr>
-        <w:rFonts w:ascii="Source Sans 3" w:hAnsi="Source Sans 3" w:hint="default"/>
-        <w:b/>
-        <w:bCs/>
-        <w:spacing w:val="0"/>
-        <w:w w:val="77"/>
-        <w:lang w:val="en-US" w:eastAsia="en-US" w:bidi="ar-SA"/>
-      </w:rPr>
-    </w:lvl>
-    <w:lvl w:ilvl="1" w:tplc="04090019" w:tentative="1">
-      <w:start w:val="1"/>
-      <w:numFmt w:val="lowerLetter"/>
-      <w:lvlText w:val="%2."/>
-      <w:lvlJc w:val="left"/>
-      <w:pPr>
-        <w:ind w:left="1080" w:hanging="360"/>
-      </w:pPr>
-    </w:lvl>
-    <w:lvl w:ilvl="2" w:tplc="0409001B" w:tentative="1">
-      <w:start w:val="1"/>
-      <w:numFmt w:val="lowerRoman"/>
-      <w:lvlText w:val="%3."/>
-      <w:lvlJc w:val="right"/>
-      <w:pPr>
-        <w:ind w:left="1800" w:hanging="180"/>
-      </w:pPr>
-    </w:lvl>
-    <w:lvl w:ilvl="3" w:tplc="0409000F" w:tentative="1">
-      <w:start w:val="1"/>
-      <w:numFmt w:val="decimal"/>
-      <w:lvlText w:val="%4."/>
-      <w:lvlJc w:val="left"/>
-      <w:pPr>
-        <w:ind w:left="2520" w:hanging="360"/>
-      </w:pPr>
-    </w:lvl>
-    <w:lvl w:ilvl="4" w:tplc="04090019" w:tentative="1">
-      <w:start w:val="1"/>
-      <w:numFmt w:val="lowerLetter"/>
-      <w:lvlText w:val="%5."/>
-      <w:lvlJc w:val="left"/>
-      <w:pPr>
-        <w:ind w:left="3240" w:hanging="360"/>
-      </w:pPr>
-    </w:lvl>
-    <w:lvl w:ilvl="5" w:tplc="0409001B" w:tentative="1">
-      <w:start w:val="1"/>
-      <w:numFmt w:val="lowerRoman"/>
-      <w:lvlText w:val="%6."/>
-      <w:lvlJc w:val="right"/>
-      <w:pPr>
-        <w:ind w:left="3960" w:hanging="180"/>
-      </w:pPr>
-    </w:lvl>
-    <w:lvl w:ilvl="6" w:tplc="0409000F" w:tentative="1">
-      <w:start w:val="1"/>
-      <w:numFmt w:val="decimal"/>
-      <w:lvlText w:val="%7."/>
-      <w:lvlJc w:val="left"/>
-      <w:pPr>
-        <w:ind w:left="4680" w:hanging="360"/>
-      </w:pPr>
-    </w:lvl>
-    <w:lvl w:ilvl="7" w:tplc="04090019" w:tentative="1">
-      <w:start w:val="1"/>
-      <w:numFmt w:val="lowerLetter"/>
-      <w:lvlText w:val="%8."/>
-      <w:lvlJc w:val="left"/>
-      <w:pPr>
-        <w:ind w:left="5400" w:hanging="360"/>
-      </w:pPr>
-    </w:lvl>
-    <w:lvl w:ilvl="8" w:tplc="0409001B" w:tentative="1">
-      <w:start w:val="1"/>
-      <w:numFmt w:val="lowerRoman"/>
-      <w:lvlText w:val="%9."/>
-      <w:lvlJc w:val="right"/>
-      <w:pPr>
-        <w:ind w:left="6120" w:hanging="180"/>
-      </w:pPr>
-    </w:lvl>
-  </w:abstractNum>
-  <w:abstractNum w:abstractNumId="58" w15:restartNumberingAfterBreak="0">
+  <w:abstractNum w:abstractNumId="59" w15:restartNumberingAfterBreak="0">
     <w:nsid w:val="765A1B30"/>
     <w:multiLevelType w:val="hybridMultilevel"/>
     <w:tmpl w:val="BEA6841C"/>
@@ -29151,7 +28946,7 @@
       </w:pPr>
     </w:lvl>
   </w:abstractNum>
-  <w:abstractNum w:abstractNumId="59" w15:restartNumberingAfterBreak="0">
+  <w:abstractNum w:abstractNumId="60" w15:restartNumberingAfterBreak="0">
     <w:nsid w:val="78F06410"/>
     <w:multiLevelType w:val="hybridMultilevel"/>
     <w:tmpl w:val="C602D860"/>
@@ -29242,7 +29037,7 @@
       </w:pPr>
     </w:lvl>
   </w:abstractNum>
-  <w:abstractNum w:abstractNumId="60" w15:restartNumberingAfterBreak="0">
+  <w:abstractNum w:abstractNumId="61" w15:restartNumberingAfterBreak="0">
     <w:nsid w:val="7A902B9B"/>
     <w:multiLevelType w:val="hybridMultilevel"/>
     <w:tmpl w:val="BEA6841C"/>
@@ -29338,7 +29133,7 @@
       </w:pPr>
     </w:lvl>
   </w:abstractNum>
-  <w:abstractNum w:abstractNumId="61" w15:restartNumberingAfterBreak="0">
+  <w:abstractNum w:abstractNumId="62" w15:restartNumberingAfterBreak="0">
     <w:nsid w:val="7EA67624"/>
     <w:multiLevelType w:val="hybridMultilevel"/>
     <w:tmpl w:val="291A30C6"/>
@@ -29430,192 +29225,195 @@
     </w:lvl>
   </w:abstractNum>
   <w:num w:numId="1" w16cid:durableId="667248184">
+    <w:abstractNumId w:val="32"/>
+  </w:num>
+  <w:num w:numId="2" w16cid:durableId="1226453288">
+    <w:abstractNumId w:val="5"/>
+  </w:num>
+  <w:num w:numId="3" w16cid:durableId="1752239720">
+    <w:abstractNumId w:val="47"/>
+  </w:num>
+  <w:num w:numId="4" w16cid:durableId="1882479073">
+    <w:abstractNumId w:val="41"/>
+  </w:num>
+  <w:num w:numId="5" w16cid:durableId="1373191236">
+    <w:abstractNumId w:val="22"/>
+  </w:num>
+  <w:num w:numId="6" w16cid:durableId="1206874510">
+    <w:abstractNumId w:val="23"/>
+  </w:num>
+  <w:num w:numId="7" w16cid:durableId="1185636100">
+    <w:abstractNumId w:val="53"/>
+  </w:num>
+  <w:num w:numId="8" w16cid:durableId="333799131">
+    <w:abstractNumId w:val="26"/>
+  </w:num>
+  <w:num w:numId="9" w16cid:durableId="214898011">
+    <w:abstractNumId w:val="37"/>
+  </w:num>
+  <w:num w:numId="10" w16cid:durableId="29763134">
+    <w:abstractNumId w:val="30"/>
+  </w:num>
+  <w:num w:numId="11" w16cid:durableId="314339201">
+    <w:abstractNumId w:val="8"/>
+  </w:num>
+  <w:num w:numId="12" w16cid:durableId="1770811348">
+    <w:abstractNumId w:val="44"/>
+  </w:num>
+  <w:num w:numId="13" w16cid:durableId="360473341">
+    <w:abstractNumId w:val="21"/>
+  </w:num>
+  <w:num w:numId="14" w16cid:durableId="69236877">
+    <w:abstractNumId w:val="62"/>
+  </w:num>
+  <w:num w:numId="15" w16cid:durableId="1829439796">
     <w:abstractNumId w:val="28"/>
   </w:num>
-  <w:num w:numId="2" w16cid:durableId="1226453288">
+  <w:num w:numId="16" w16cid:durableId="471602117">
+    <w:abstractNumId w:val="12"/>
+  </w:num>
+  <w:num w:numId="17" w16cid:durableId="76555911">
+    <w:abstractNumId w:val="46"/>
+  </w:num>
+  <w:num w:numId="18" w16cid:durableId="995885420">
+    <w:abstractNumId w:val="36"/>
+  </w:num>
+  <w:num w:numId="19" w16cid:durableId="1752507585">
+    <w:abstractNumId w:val="25"/>
+  </w:num>
+  <w:num w:numId="20" w16cid:durableId="1231427931">
+    <w:abstractNumId w:val="55"/>
+  </w:num>
+  <w:num w:numId="21" w16cid:durableId="717049857">
     <w:abstractNumId w:val="4"/>
   </w:num>
-  <w:num w:numId="3" w16cid:durableId="1752239720">
+  <w:num w:numId="22" w16cid:durableId="893321363">
+    <w:abstractNumId w:val="27"/>
+  </w:num>
+  <w:num w:numId="23" w16cid:durableId="517475190">
+    <w:abstractNumId w:val="40"/>
+  </w:num>
+  <w:num w:numId="24" w16cid:durableId="945579164">
+    <w:abstractNumId w:val="38"/>
+  </w:num>
+  <w:num w:numId="25" w16cid:durableId="1837259727">
+    <w:abstractNumId w:val="7"/>
+  </w:num>
+  <w:num w:numId="26" w16cid:durableId="799567825">
+    <w:abstractNumId w:val="59"/>
+  </w:num>
+  <w:num w:numId="27" w16cid:durableId="138963974">
+    <w:abstractNumId w:val="61"/>
+  </w:num>
+  <w:num w:numId="28" w16cid:durableId="1824153588">
+    <w:abstractNumId w:val="43"/>
+  </w:num>
+  <w:num w:numId="29" w16cid:durableId="1059717416">
+    <w:abstractNumId w:val="11"/>
+  </w:num>
+  <w:num w:numId="30" w16cid:durableId="1735008323">
+    <w:abstractNumId w:val="58"/>
+  </w:num>
+  <w:num w:numId="31" w16cid:durableId="1612975694">
+    <w:abstractNumId w:val="0"/>
+  </w:num>
+  <w:num w:numId="32" w16cid:durableId="718742203">
+    <w:abstractNumId w:val="14"/>
+  </w:num>
+  <w:num w:numId="33" w16cid:durableId="699669721">
     <w:abstractNumId w:val="45"/>
   </w:num>
-  <w:num w:numId="4" w16cid:durableId="28991042">
-    <w:abstractNumId w:val="36"/>
+  <w:num w:numId="34" w16cid:durableId="385908283">
+    <w:abstractNumId w:val="57"/>
   </w:num>
-  <w:num w:numId="5" w16cid:durableId="951788158">
+  <w:num w:numId="35" w16cid:durableId="1986542515">
+    <w:abstractNumId w:val="10"/>
+  </w:num>
+  <w:num w:numId="36" w16cid:durableId="2101636078">
+    <w:abstractNumId w:val="2"/>
+  </w:num>
+  <w:num w:numId="37" w16cid:durableId="742483299">
+    <w:abstractNumId w:val="51"/>
+  </w:num>
+  <w:num w:numId="38" w16cid:durableId="1672560278">
+    <w:abstractNumId w:val="33"/>
+  </w:num>
+  <w:num w:numId="39" w16cid:durableId="2141456029">
+    <w:abstractNumId w:val="49"/>
+  </w:num>
+  <w:num w:numId="40" w16cid:durableId="1634872801">
+    <w:abstractNumId w:val="39"/>
+  </w:num>
+  <w:num w:numId="41" w16cid:durableId="1757899179">
+    <w:abstractNumId w:val="18"/>
+  </w:num>
+  <w:num w:numId="42" w16cid:durableId="795297587">
+    <w:abstractNumId w:val="35"/>
+  </w:num>
+  <w:num w:numId="43" w16cid:durableId="658776858">
+    <w:abstractNumId w:val="31"/>
+  </w:num>
+  <w:num w:numId="44" w16cid:durableId="647438927">
+    <w:abstractNumId w:val="54"/>
+  </w:num>
+  <w:num w:numId="45" w16cid:durableId="1444035556">
+    <w:abstractNumId w:val="50"/>
+  </w:num>
+  <w:num w:numId="46" w16cid:durableId="569465742">
+    <w:abstractNumId w:val="20"/>
+  </w:num>
+  <w:num w:numId="47" w16cid:durableId="1314094488">
+    <w:abstractNumId w:val="56"/>
+  </w:num>
+  <w:num w:numId="48" w16cid:durableId="69279948">
+    <w:abstractNumId w:val="60"/>
+  </w:num>
+  <w:num w:numId="49" w16cid:durableId="2074544202">
+    <w:abstractNumId w:val="19"/>
+  </w:num>
+  <w:num w:numId="50" w16cid:durableId="948439523">
+    <w:abstractNumId w:val="6"/>
+  </w:num>
+  <w:num w:numId="51" w16cid:durableId="870580505">
+    <w:abstractNumId w:val="29"/>
+  </w:num>
+  <w:num w:numId="52" w16cid:durableId="1967856371">
+    <w:abstractNumId w:val="13"/>
+  </w:num>
+  <w:num w:numId="53" w16cid:durableId="1286546230">
+    <w:abstractNumId w:val="52"/>
+  </w:num>
+  <w:num w:numId="54" w16cid:durableId="391654865">
+    <w:abstractNumId w:val="42"/>
+  </w:num>
+  <w:num w:numId="55" w16cid:durableId="1353991129">
+    <w:abstractNumId w:val="48"/>
+  </w:num>
+  <w:num w:numId="56" w16cid:durableId="261453933">
+    <w:abstractNumId w:val="15"/>
+  </w:num>
+  <w:num w:numId="57" w16cid:durableId="1963729847">
+    <w:abstractNumId w:val="34"/>
+  </w:num>
+  <w:num w:numId="58" w16cid:durableId="341471403">
+    <w:abstractNumId w:val="17"/>
+  </w:num>
+  <w:num w:numId="59" w16cid:durableId="198787135">
+    <w:abstractNumId w:val="9"/>
+  </w:num>
+  <w:num w:numId="60" w16cid:durableId="1443694159">
+    <w:abstractNumId w:val="24"/>
+  </w:num>
+  <w:num w:numId="61" w16cid:durableId="1935019435">
     <w:abstractNumId w:val="3"/>
   </w:num>
-  <w:num w:numId="6" w16cid:durableId="886261180">
-    <w:abstractNumId w:val="57"/>
-  </w:num>
-  <w:num w:numId="7" w16cid:durableId="1882479073">
-    <w:abstractNumId w:val="39"/>
-  </w:num>
-  <w:num w:numId="8" w16cid:durableId="1665552601">
-    <w:abstractNumId w:val="30"/>
-  </w:num>
-  <w:num w:numId="9" w16cid:durableId="1373191236">
-    <w:abstractNumId w:val="18"/>
-  </w:num>
-  <w:num w:numId="10" w16cid:durableId="1206874510">
-    <w:abstractNumId w:val="19"/>
-  </w:num>
-  <w:num w:numId="11" w16cid:durableId="1185636100">
-    <w:abstractNumId w:val="51"/>
-  </w:num>
-  <w:num w:numId="12" w16cid:durableId="333799131">
-    <w:abstractNumId w:val="21"/>
-  </w:num>
-  <w:num w:numId="13" w16cid:durableId="214898011">
-    <w:abstractNumId w:val="34"/>
-  </w:num>
-  <w:num w:numId="14" w16cid:durableId="29763134">
-    <w:abstractNumId w:val="26"/>
-  </w:num>
-  <w:num w:numId="15" w16cid:durableId="314339201">
-    <w:abstractNumId w:val="7"/>
-  </w:num>
-  <w:num w:numId="16" w16cid:durableId="1770811348">
-    <w:abstractNumId w:val="42"/>
-  </w:num>
-  <w:num w:numId="17" w16cid:durableId="360473341">
-    <w:abstractNumId w:val="17"/>
-  </w:num>
-  <w:num w:numId="18" w16cid:durableId="69236877">
-    <w:abstractNumId w:val="61"/>
-  </w:num>
-  <w:num w:numId="19" w16cid:durableId="1829439796">
-    <w:abstractNumId w:val="24"/>
-  </w:num>
-  <w:num w:numId="20" w16cid:durableId="1814908951">
-    <w:abstractNumId w:val="23"/>
-  </w:num>
-  <w:num w:numId="21" w16cid:durableId="471602117">
-    <w:abstractNumId w:val="10"/>
-  </w:num>
-  <w:num w:numId="22" w16cid:durableId="76555911">
-    <w:abstractNumId w:val="44"/>
-  </w:num>
-  <w:num w:numId="23" w16cid:durableId="995885420">
-    <w:abstractNumId w:val="33"/>
-  </w:num>
-  <w:num w:numId="24" w16cid:durableId="1752507585">
-    <w:abstractNumId w:val="20"/>
-  </w:num>
-  <w:num w:numId="25" w16cid:durableId="1231427931">
-    <w:abstractNumId w:val="53"/>
-  </w:num>
-  <w:num w:numId="26" w16cid:durableId="717049857">
-    <w:abstractNumId w:val="2"/>
-  </w:num>
-  <w:num w:numId="27" w16cid:durableId="893321363">
-    <w:abstractNumId w:val="22"/>
-  </w:num>
-  <w:num w:numId="28" w16cid:durableId="517475190">
-    <w:abstractNumId w:val="38"/>
-  </w:num>
-  <w:num w:numId="29" w16cid:durableId="945579164">
-    <w:abstractNumId w:val="35"/>
-  </w:num>
-  <w:num w:numId="30" w16cid:durableId="1837259727">
-    <w:abstractNumId w:val="6"/>
-  </w:num>
-  <w:num w:numId="31" w16cid:durableId="799567825">
-    <w:abstractNumId w:val="58"/>
-  </w:num>
-  <w:num w:numId="32" w16cid:durableId="138963974">
-    <w:abstractNumId w:val="60"/>
-  </w:num>
-  <w:num w:numId="33" w16cid:durableId="1824153588">
-    <w:abstractNumId w:val="41"/>
-  </w:num>
-  <w:num w:numId="34" w16cid:durableId="1059717416">
-    <w:abstractNumId w:val="9"/>
-  </w:num>
-  <w:num w:numId="35" w16cid:durableId="1735008323">
-    <w:abstractNumId w:val="56"/>
-  </w:num>
-  <w:num w:numId="36" w16cid:durableId="1612975694">
-    <w:abstractNumId w:val="0"/>
-  </w:num>
-  <w:num w:numId="37" w16cid:durableId="718742203">
-    <w:abstractNumId w:val="12"/>
-  </w:num>
-  <w:num w:numId="38" w16cid:durableId="699669721">
-    <w:abstractNumId w:val="43"/>
-  </w:num>
-  <w:num w:numId="39" w16cid:durableId="385908283">
-    <w:abstractNumId w:val="55"/>
-  </w:num>
-  <w:num w:numId="40" w16cid:durableId="1986542515">
-    <w:abstractNumId w:val="8"/>
-  </w:num>
-  <w:num w:numId="41" w16cid:durableId="2101636078">
+  <w:num w:numId="62" w16cid:durableId="450711636">
     <w:abstractNumId w:val="1"/>
   </w:num>
-  <w:num w:numId="42" w16cid:durableId="742483299">
-    <w:abstractNumId w:val="49"/>
-  </w:num>
-  <w:num w:numId="43" w16cid:durableId="1672560278">
-    <w:abstractNumId w:val="29"/>
-  </w:num>
-  <w:num w:numId="44" w16cid:durableId="2141456029">
-    <w:abstractNumId w:val="47"/>
-  </w:num>
-  <w:num w:numId="45" w16cid:durableId="1634872801">
-    <w:abstractNumId w:val="37"/>
-  </w:num>
-  <w:num w:numId="46" w16cid:durableId="1757899179">
-    <w:abstractNumId w:val="14"/>
-  </w:num>
-  <w:num w:numId="47" w16cid:durableId="795297587">
-    <w:abstractNumId w:val="32"/>
-  </w:num>
-  <w:num w:numId="48" w16cid:durableId="658776858">
-    <w:abstractNumId w:val="27"/>
-  </w:num>
-  <w:num w:numId="49" w16cid:durableId="647438927">
-    <w:abstractNumId w:val="52"/>
-  </w:num>
-  <w:num w:numId="50" w16cid:durableId="1444035556">
-    <w:abstractNumId w:val="48"/>
-  </w:num>
-  <w:num w:numId="51" w16cid:durableId="569465742">
+  <w:num w:numId="63" w16cid:durableId="1193613797">
     <w:abstractNumId w:val="16"/>
   </w:num>
-  <w:num w:numId="52" w16cid:durableId="1314094488">
-    <w:abstractNumId w:val="54"/>
-  </w:num>
-  <w:num w:numId="53" w16cid:durableId="69279948">
-    <w:abstractNumId w:val="59"/>
-  </w:num>
-  <w:num w:numId="54" w16cid:durableId="2074544202">
-    <w:abstractNumId w:val="15"/>
-  </w:num>
-  <w:num w:numId="55" w16cid:durableId="948439523">
-    <w:abstractNumId w:val="5"/>
-  </w:num>
-  <w:num w:numId="56" w16cid:durableId="870580505">
-    <w:abstractNumId w:val="25"/>
-  </w:num>
-  <w:num w:numId="57" w16cid:durableId="1967856371">
-    <w:abstractNumId w:val="11"/>
-  </w:num>
-  <w:num w:numId="58" w16cid:durableId="1286546230">
-    <w:abstractNumId w:val="50"/>
-  </w:num>
-  <w:num w:numId="59" w16cid:durableId="391654865">
-    <w:abstractNumId w:val="40"/>
-  </w:num>
-  <w:num w:numId="60" w16cid:durableId="1353991129">
-    <w:abstractNumId w:val="46"/>
-  </w:num>
-  <w:num w:numId="61" w16cid:durableId="261453933">
-    <w:abstractNumId w:val="13"/>
-  </w:num>
-  <w:num w:numId="62" w16cid:durableId="1963729847">
-    <w:abstractNumId w:val="31"/>
-  </w:num>
-  <w:numIdMacAtCleanup w:val="62"/>
+  <w:numIdMacAtCleanup w:val="63"/>
 </w:numbering>
 </file>
 

--- a/assets/data/Mindset 01/Mindset1- Custom - Unit 02.docx
+++ b/assets/data/Mindset 01/Mindset1- Custom - Unit 02.docx
@@ -1,6 +1,6 @@
 
 <file path=word/document.xml><?xml version="1.0" encoding="utf-8"?>
-<w:document xmlns:wpc="http://schemas.microsoft.com/office/word/2010/wordprocessingCanvas" xmlns:cx="http://schemas.microsoft.com/office/drawing/2014/chartex" xmlns:cx1="http://schemas.microsoft.com/office/drawing/2015/9/8/chartex" xmlns:cx2="http://schemas.microsoft.com/office/drawing/2015/10/21/chartex" xmlns:cx3="http://schemas.microsoft.com/office/drawing/2016/5/9/chartex" xmlns:cx4="http://schemas.microsoft.com/office/drawing/2016/5/10/chartex" xmlns:cx5="http://schemas.microsoft.com/office/drawing/2016/5/11/chartex" xmlns:cx6="http://schemas.microsoft.com/office/drawing/2016/5/12/chartex" xmlns:cx7="http://schemas.microsoft.com/office/drawing/2016/5/13/chartex" xmlns:cx8="http://schemas.microsoft.com/office/drawing/2016/5/14/chartex" xmlns:mc="http://schemas.openxmlformats.org/markup-compatibility/2006" xmlns:aink="http://schemas.microsoft.com/office/drawing/2016/ink" xmlns:am3d="http://schemas.microsoft.com/office/drawing/2017/model3d" xmlns:o="urn:schemas-microsoft-com:office:office" xmlns:oel="http://schemas.microsoft.com/office/2019/extlst" xmlns:r="http://schemas.openxmlformats.org/officeDocument/2006/relationships" xmlns:m="http://schemas.openxmlformats.org/officeDocument/2006/math" xmlns:v="urn:schemas-microsoft-com:vml" xmlns:wp14="http://schemas.microsoft.com/office/word/2010/wordprocessingDrawing" xmlns:wp="http://schemas.openxmlformats.org/drawingml/2006/wordprocessingDrawing" xmlns:w10="urn:schemas-microsoft-com:office:word" xmlns:w="http://schemas.openxmlformats.org/wordprocessingml/2006/main" xmlns:w14="http://schemas.microsoft.com/office/word/2010/wordml" xmlns:w15="http://schemas.microsoft.com/office/word/2012/wordml" xmlns:w16cei="http://schemas.microsoft.com/office/word/2026/wordml/cei" xmlns:w16cex="http://schemas.microsoft.com/office/word/2018/wordml/cex" xmlns:w16cid="http://schemas.microsoft.com/office/word/2016/wordml/cid" xmlns:w16="http://schemas.microsoft.com/office/word/2018/wordml" xmlns:w16du="http://schemas.microsoft.com/office/word/2023/wordml/word16du" xmlns:w16sdtdh="http://schemas.microsoft.com/office/word/2020/wordml/sdtdatahash" xmlns:w16sdtfl="http://schemas.microsoft.com/office/word/2024/wordml/sdtformatlock" xmlns:w16se="http://schemas.microsoft.com/office/word/2015/wordml/symex" xmlns:wpg="http://schemas.microsoft.com/office/word/2010/wordprocessingGroup" xmlns:wpi="http://schemas.microsoft.com/office/word/2010/wordprocessingInk" xmlns:wne="http://schemas.microsoft.com/office/word/2006/wordml" xmlns:wps="http://schemas.microsoft.com/office/word/2010/wordprocessingShape" mc:Ignorable="w14 w15 w16se w16cid w16 w16cex w16sdtdh w16sdtfl w16du wp14">
+<w:document xmlns:wpc="http://schemas.microsoft.com/office/word/2010/wordprocessingCanvas" xmlns:cx="http://schemas.microsoft.com/office/drawing/2014/chartex" xmlns:cx1="http://schemas.microsoft.com/office/drawing/2015/9/8/chartex" xmlns:cx2="http://schemas.microsoft.com/office/drawing/2015/10/21/chartex" xmlns:cx3="http://schemas.microsoft.com/office/drawing/2016/5/9/chartex" xmlns:cx4="http://schemas.microsoft.com/office/drawing/2016/5/10/chartex" xmlns:cx5="http://schemas.microsoft.com/office/drawing/2016/5/11/chartex" xmlns:cx6="http://schemas.microsoft.com/office/drawing/2016/5/12/chartex" xmlns:cx7="http://schemas.microsoft.com/office/drawing/2016/5/13/chartex" xmlns:cx8="http://schemas.microsoft.com/office/drawing/2016/5/14/chartex" xmlns:mc="http://schemas.openxmlformats.org/markup-compatibility/2006" xmlns:aink="http://schemas.microsoft.com/office/drawing/2016/ink" xmlns:am3d="http://schemas.microsoft.com/office/drawing/2017/model3d" xmlns:o="urn:schemas-microsoft-com:office:office" xmlns:oel="http://schemas.microsoft.com/office/2019/extlst" xmlns:r="http://schemas.openxmlformats.org/officeDocument/2006/relationships" xmlns:m="http://schemas.openxmlformats.org/officeDocument/2006/math" xmlns:v="urn:schemas-microsoft-com:vml" xmlns:wp14="http://schemas.microsoft.com/office/word/2010/wordprocessingDrawing" xmlns:wp="http://schemas.openxmlformats.org/drawingml/2006/wordprocessingDrawing" xmlns:w10="urn:schemas-microsoft-com:office:word" xmlns:w="http://schemas.openxmlformats.org/wordprocessingml/2006/main" xmlns:w14="http://schemas.microsoft.com/office/word/2010/wordml" xmlns:w15="http://schemas.microsoft.com/office/word/2012/wordml" xmlns:w16cex="http://schemas.microsoft.com/office/word/2018/wordml/cex" xmlns:w16cid="http://schemas.microsoft.com/office/word/2016/wordml/cid" xmlns:w16="http://schemas.microsoft.com/office/word/2018/wordml" xmlns:w16sdtdh="http://schemas.microsoft.com/office/word/2020/wordml/sdtdatahash" xmlns:w16se="http://schemas.microsoft.com/office/word/2015/wordml/symex" xmlns:wpg="http://schemas.microsoft.com/office/word/2010/wordprocessingGroup" xmlns:wpi="http://schemas.microsoft.com/office/word/2010/wordprocessingInk" xmlns:wne="http://schemas.microsoft.com/office/word/2006/wordml" xmlns:wps="http://schemas.microsoft.com/office/word/2010/wordprocessingShape" mc:Ignorable="w14 w15 w16se w16cid w16 w16cex w16sdtdh wp14">
   <w:body>
     <w:tbl>
       <w:tblPr>
@@ -471,7 +471,6 @@
               <w:tc>
                 <w:tcPr>
                   <w:tcW w:w="0" w:type="auto"/>
-                  <w:vAlign w:val="center"/>
                 </w:tcPr>
                 <w:p>
                   <w:pPr>
@@ -499,7 +498,6 @@
               <w:tc>
                 <w:tcPr>
                   <w:tcW w:w="0" w:type="auto"/>
-                  <w:vAlign w:val="center"/>
                 </w:tcPr>
                 <w:p>
                   <w:pPr>
@@ -526,7 +524,6 @@
               <w:tc>
                 <w:tcPr>
                   <w:tcW w:w="0" w:type="auto"/>
-                  <w:vAlign w:val="center"/>
                 </w:tcPr>
                 <w:p>
                   <w:pPr>
@@ -553,10 +550,136 @@
               <w:tc>
                 <w:tcPr>
                   <w:tcW w:w="0" w:type="auto"/>
-                  <w:vAlign w:val="center"/>
                 </w:tcPr>
                 <w:p>
                   <w:pPr>
+                    <w:rPr>
+                      <w:rStyle w:val="BlankWord1"/>
+                      <w:iCs/>
+                      <w:bdr w:val="none" w:sz="0" w:space="0" w:color="auto"/>
+                      <w:shd w:val="clear" w:color="auto" w:fill="auto"/>
+                      <w14:textOutline w14:w="0" w14:cap="rnd" w14:cmpd="sng" w14:algn="ctr">
+                        <w14:noFill/>
+                        <w14:prstDash w14:val="solid"/>
+                        <w14:bevel/>
+                      </w14:textOutline>
+                    </w:rPr>
+                  </w:pPr>
+                  <w:r>
+                    <w:rPr>
+                      <w:shd w:val="clear" w:color="auto" w:fill="EFD370"/>
+                    </w:rPr>
+                    <w:t>Does it have a</w:t>
+                  </w:r>
+                </w:p>
+              </w:tc>
+            </w:tr>
+          </w:tbl>
+          <w:tbl>
+            <w:tblPr>
+              <w:tblStyle w:val="DottedTable"/>
+              <w:tblW w:w="0" w:type="auto"/>
+              <w:tblLook w:val="04A0" w:firstRow="1" w:lastRow="0" w:firstColumn="1" w:lastColumn="0" w:noHBand="0" w:noVBand="1"/>
+            </w:tblPr>
+            <w:tblGrid>
+              <w:gridCol w:w="1218"/>
+              <w:gridCol w:w="2338"/>
+              <w:gridCol w:w="1229"/>
+              <w:gridCol w:w="1611"/>
+            </w:tblGrid>
+            <w:tr>
+              <w:tc>
+                <w:tcPr>
+                  <w:tcW w:w="0" w:type="auto"/>
+                </w:tcPr>
+                <w:p>
+                  <w:pPr>
+                    <w:pStyle w:val="SS3-115"/>
+                    <w:spacing w:after="0"/>
+                    <w:rPr>
+                      <w:rStyle w:val="BlankWord1"/>
+                      <w:iCs/>
+                      <w:bdr w:val="none" w:sz="0" w:space="0" w:color="auto"/>
+                      <w:shd w:val="clear" w:color="auto" w:fill="auto"/>
+                      <w14:textOutline w14:w="0" w14:cap="rnd" w14:cmpd="sng" w14:algn="ctr">
+                        <w14:noFill/>
+                        <w14:prstDash w14:val="solid"/>
+                        <w14:bevel/>
+                      </w14:textOutline>
+                    </w:rPr>
+                  </w:pPr>
+                  <w:r>
+                    <w:rPr>
+                      <w:shd w:val="clear" w:color="auto" w:fill="FFF989"/>
+                    </w:rPr>
+                    <w:t>Is it big or</w:t>
+                  </w:r>
+                </w:p>
+              </w:tc>
+              <w:tc>
+                <w:tcPr>
+                  <w:tcW w:w="0" w:type="auto"/>
+                </w:tcPr>
+                <w:p>
+                  <w:pPr>
+                    <w:pStyle w:val="SS3-115"/>
+                    <w:spacing w:after="0"/>
+                    <w:rPr>
+                      <w:rStyle w:val="BlankWord1"/>
+                      <w:iCs/>
+                      <w:bdr w:val="none" w:sz="0" w:space="0" w:color="auto"/>
+                      <w:shd w:val="clear" w:color="auto" w:fill="auto"/>
+                      <w14:textOutline w14:w="0" w14:cap="rnd" w14:cmpd="sng" w14:algn="ctr">
+                        <w14:noFill/>
+                        <w14:prstDash w14:val="solid"/>
+                        <w14:bevel/>
+                      </w14:textOutline>
+                    </w:rPr>
+                  </w:pPr>
+                  <w:r>
+                    <w:rPr>
+                      <w:shd w:val="clear" w:color="auto" w:fill="99D8EB"/>
+                    </w:rPr>
+                    <w:t>How many bedrooms</w:t>
+                  </w:r>
+                </w:p>
+              </w:tc>
+              <w:tc>
+                <w:tcPr>
+                  <w:tcW w:w="0" w:type="auto"/>
+                </w:tcPr>
+                <w:p>
+                  <w:pPr>
+                    <w:pStyle w:val="SS3-115"/>
+                    <w:spacing w:after="0"/>
+                    <w:rPr>
+                      <w:rStyle w:val="BlankWord1"/>
+                      <w:iCs/>
+                      <w:bdr w:val="none" w:sz="0" w:space="0" w:color="auto"/>
+                      <w:shd w:val="clear" w:color="auto" w:fill="auto"/>
+                      <w14:textOutline w14:w="0" w14:cap="rnd" w14:cmpd="sng" w14:algn="ctr">
+                        <w14:noFill/>
+                        <w14:prstDash w14:val="solid"/>
+                        <w14:bevel/>
+                      </w14:textOutline>
+                    </w:rPr>
+                  </w:pPr>
+                  <w:r>
+                    <w:rPr>
+                      <w:shd w:val="clear" w:color="auto" w:fill="CCE6C0"/>
+                    </w:rPr>
+                    <w:t>Is it old or</w:t>
+                  </w:r>
+                </w:p>
+              </w:tc>
+              <w:tc>
+                <w:tcPr>
+                  <w:tcW w:w="0" w:type="auto"/>
+                </w:tcPr>
+                <w:p>
+                  <w:pPr>
+                    <w:pStyle w:val="SS3-115"/>
+                    <w:spacing w:after="0"/>
                     <w:rPr>
                       <w:rStyle w:val="BlankWord1"/>
                       <w:iCs/>
@@ -4247,7 +4370,6 @@
             <w:pPr>
               <w:pStyle w:val="SS3M-115"/>
               <w:rPr>
-                <w:rFonts w:hint="cs"/>
                 <w:rtl/>
                 <w:lang w:bidi="fa-IR"/>
               </w:rPr>
@@ -7899,15 +8021,7 @@
                       <w:spacing w:val="-2"/>
                       <w:w w:val="105"/>
                     </w:rPr>
-                    <w:t>in</w:t>
-                  </w:r>
-                  <w:r>
-                    <w:rPr>
-                      <w:color w:val="101312"/>
-                      <w:spacing w:val="-2"/>
-                      <w:w w:val="105"/>
-                    </w:rPr>
-                    <w:t xml:space="preserve"> front of</w:t>
+                    <w:t>in front of</w:t>
                   </w:r>
                 </w:p>
               </w:tc>
@@ -8318,7 +8432,9 @@
       </w:tblPr>
       <w:tblGrid>
         <w:gridCol w:w="650"/>
-        <w:gridCol w:w="13742"/>
+        <w:gridCol w:w="40"/>
+        <w:gridCol w:w="6960"/>
+        <w:gridCol w:w="6742"/>
       </w:tblGrid>
       <w:tr>
         <w:tc>
@@ -8384,6 +8500,7 @@
         <w:tc>
           <w:tcPr>
             <w:tcW w:w="13742" w:type="dxa"/>
+            <w:gridSpan w:val="3"/>
           </w:tcPr>
           <w:p>
             <w:pPr>
@@ -8525,23 +8642,11 @@
           </w:p>
         </w:tc>
       </w:tr>
-    </w:tbl>
-    <w:tbl>
-      <w:tblPr>
-        <w:tblStyle w:val="DottedTable"/>
-        <w:tblW w:w="14392" w:type="dxa"/>
-        <w:tblLayout w:type="fixed"/>
-        <w:tblLook w:val="04A0" w:firstRow="1" w:lastRow="0" w:firstColumn="1" w:lastColumn="0" w:noHBand="0" w:noVBand="1"/>
-      </w:tblPr>
-      <w:tblGrid>
-        <w:gridCol w:w="690"/>
-        <w:gridCol w:w="6960"/>
-        <w:gridCol w:w="6742"/>
-      </w:tblGrid>
       <w:tr>
         <w:tc>
           <w:tcPr>
             <w:tcW w:w="690" w:type="dxa"/>
+            <w:gridSpan w:val="2"/>
           </w:tcPr>
           <w:tbl>
             <w:tblPr>
@@ -8555,7 +8660,6 @@
                 <w:insideH w:val="single" w:sz="18" w:space="0" w:color="F5CD5B"/>
                 <w:insideV w:val="single" w:sz="18" w:space="0" w:color="F5CD5B"/>
               </w:tblBorders>
-              <w:tblLayout w:type="fixed"/>
               <w:tblLook w:val="04A0" w:firstRow="1" w:lastRow="0" w:firstColumn="1" w:lastColumn="0" w:noHBand="0" w:noVBand="1"/>
             </w:tblPr>
             <w:tblGrid>
@@ -8767,7 +8871,6 @@
                 <w:insideV w:val="single" w:sz="36" w:space="0" w:color="F5CD5B"/>
               </w:tblBorders>
               <w:shd w:val="clear" w:color="auto" w:fill="E7EAEF"/>
-              <w:tblLayout w:type="fixed"/>
               <w:tblLook w:val="04A0" w:firstRow="1" w:lastRow="0" w:firstColumn="1" w:lastColumn="0" w:noHBand="0" w:noVBand="1"/>
             </w:tblPr>
             <w:tblGrid>
@@ -9387,6 +9490,7 @@
                 <w:insideV w:val="single" w:sz="18" w:space="0" w:color="E2C35F"/>
               </w:tblBorders>
               <w:shd w:val="clear" w:color="auto" w:fill="E7EAEF"/>
+              <w:tblLayout w:type="fixed"/>
               <w:tblLook w:val="04A0" w:firstRow="1" w:lastRow="0" w:firstColumn="1" w:lastColumn="0" w:noHBand="0" w:noVBand="1"/>
             </w:tblPr>
             <w:tblGrid>
@@ -9449,6 +9553,7 @@
                 <w:insideH w:val="single" w:sz="18" w:space="0" w:color="C4A65B"/>
                 <w:insideV w:val="single" w:sz="18" w:space="0" w:color="C4A65B"/>
               </w:tblBorders>
+              <w:tblLayout w:type="fixed"/>
               <w:tblLook w:val="04A0" w:firstRow="1" w:lastRow="0" w:firstColumn="1" w:lastColumn="0" w:noHBand="0" w:noVBand="1"/>
             </w:tblPr>
             <w:tblGrid>
@@ -11237,15 +11342,7 @@
                 <w:spacing w:val="-2"/>
                 <w:w w:val="105"/>
               </w:rPr>
-              <w:t>The university expanded the campus.</w:t>
-            </w:r>
-            <w:r>
-              <w:rPr>
-                <w:color w:val="101312"/>
-                <w:spacing w:val="-2"/>
-                <w:w w:val="105"/>
-              </w:rPr>
-              <w:t xml:space="preserve"> </w:t>
+              <w:t xml:space="preserve">The university expanded the campus. </w:t>
             </w:r>
             <w:r>
               <w:rPr>
@@ -23072,7 +23169,7 @@
 </file>
 
 <file path=word/endnotes.xml><?xml version="1.0" encoding="utf-8"?>
-<w:endnotes xmlns:wpc="http://schemas.microsoft.com/office/word/2010/wordprocessingCanvas" xmlns:cx="http://schemas.microsoft.com/office/drawing/2014/chartex" xmlns:cx1="http://schemas.microsoft.com/office/drawing/2015/9/8/chartex" xmlns:cx2="http://schemas.microsoft.com/office/drawing/2015/10/21/chartex" xmlns:cx3="http://schemas.microsoft.com/office/drawing/2016/5/9/chartex" xmlns:cx4="http://schemas.microsoft.com/office/drawing/2016/5/10/chartex" xmlns:cx5="http://schemas.microsoft.com/office/drawing/2016/5/11/chartex" xmlns:cx6="http://schemas.microsoft.com/office/drawing/2016/5/12/chartex" xmlns:cx7="http://schemas.microsoft.com/office/drawing/2016/5/13/chartex" xmlns:cx8="http://schemas.microsoft.com/office/drawing/2016/5/14/chartex" xmlns:mc="http://schemas.openxmlformats.org/markup-compatibility/2006" xmlns:aink="http://schemas.microsoft.com/office/drawing/2016/ink" xmlns:am3d="http://schemas.microsoft.com/office/drawing/2017/model3d" xmlns:o="urn:schemas-microsoft-com:office:office" xmlns:oel="http://schemas.microsoft.com/office/2019/extlst" xmlns:r="http://schemas.openxmlformats.org/officeDocument/2006/relationships" xmlns:m="http://schemas.openxmlformats.org/officeDocument/2006/math" xmlns:v="urn:schemas-microsoft-com:vml" xmlns:wp14="http://schemas.microsoft.com/office/word/2010/wordprocessingDrawing" xmlns:wp="http://schemas.openxmlformats.org/drawingml/2006/wordprocessingDrawing" xmlns:w10="urn:schemas-microsoft-com:office:word" xmlns:w="http://schemas.openxmlformats.org/wordprocessingml/2006/main" xmlns:w14="http://schemas.microsoft.com/office/word/2010/wordml" xmlns:w15="http://schemas.microsoft.com/office/word/2012/wordml" xmlns:w16cei="http://schemas.microsoft.com/office/word/2026/wordml/cei" xmlns:w16cex="http://schemas.microsoft.com/office/word/2018/wordml/cex" xmlns:w16cid="http://schemas.microsoft.com/office/word/2016/wordml/cid" xmlns:w16="http://schemas.microsoft.com/office/word/2018/wordml" xmlns:w16du="http://schemas.microsoft.com/office/word/2023/wordml/word16du" xmlns:w16sdtdh="http://schemas.microsoft.com/office/word/2020/wordml/sdtdatahash" xmlns:w16sdtfl="http://schemas.microsoft.com/office/word/2024/wordml/sdtformatlock" xmlns:w16se="http://schemas.microsoft.com/office/word/2015/wordml/symex" xmlns:wpg="http://schemas.microsoft.com/office/word/2010/wordprocessingGroup" xmlns:wpi="http://schemas.microsoft.com/office/word/2010/wordprocessingInk" xmlns:wne="http://schemas.microsoft.com/office/word/2006/wordml" xmlns:wps="http://schemas.microsoft.com/office/word/2010/wordprocessingShape" mc:Ignorable="w14 w15 w16se w16cid w16 w16cex w16sdtdh w16sdtfl w16du wp14">
+<w:endnotes xmlns:wpc="http://schemas.microsoft.com/office/word/2010/wordprocessingCanvas" xmlns:cx="http://schemas.microsoft.com/office/drawing/2014/chartex" xmlns:cx1="http://schemas.microsoft.com/office/drawing/2015/9/8/chartex" xmlns:cx2="http://schemas.microsoft.com/office/drawing/2015/10/21/chartex" xmlns:cx3="http://schemas.microsoft.com/office/drawing/2016/5/9/chartex" xmlns:cx4="http://schemas.microsoft.com/office/drawing/2016/5/10/chartex" xmlns:cx5="http://schemas.microsoft.com/office/drawing/2016/5/11/chartex" xmlns:cx6="http://schemas.microsoft.com/office/drawing/2016/5/12/chartex" xmlns:cx7="http://schemas.microsoft.com/office/drawing/2016/5/13/chartex" xmlns:cx8="http://schemas.microsoft.com/office/drawing/2016/5/14/chartex" xmlns:mc="http://schemas.openxmlformats.org/markup-compatibility/2006" xmlns:aink="http://schemas.microsoft.com/office/drawing/2016/ink" xmlns:am3d="http://schemas.microsoft.com/office/drawing/2017/model3d" xmlns:o="urn:schemas-microsoft-com:office:office" xmlns:oel="http://schemas.microsoft.com/office/2019/extlst" xmlns:r="http://schemas.openxmlformats.org/officeDocument/2006/relationships" xmlns:m="http://schemas.openxmlformats.org/officeDocument/2006/math" xmlns:v="urn:schemas-microsoft-com:vml" xmlns:wp14="http://schemas.microsoft.com/office/word/2010/wordprocessingDrawing" xmlns:wp="http://schemas.openxmlformats.org/drawingml/2006/wordprocessingDrawing" xmlns:w10="urn:schemas-microsoft-com:office:word" xmlns:w="http://schemas.openxmlformats.org/wordprocessingml/2006/main" xmlns:w14="http://schemas.microsoft.com/office/word/2010/wordml" xmlns:w15="http://schemas.microsoft.com/office/word/2012/wordml" xmlns:w16cex="http://schemas.microsoft.com/office/word/2018/wordml/cex" xmlns:w16cid="http://schemas.microsoft.com/office/word/2016/wordml/cid" xmlns:w16="http://schemas.microsoft.com/office/word/2018/wordml" xmlns:w16sdtdh="http://schemas.microsoft.com/office/word/2020/wordml/sdtdatahash" xmlns:w16se="http://schemas.microsoft.com/office/word/2015/wordml/symex" xmlns:wpg="http://schemas.microsoft.com/office/word/2010/wordprocessingGroup" xmlns:wpi="http://schemas.microsoft.com/office/word/2010/wordprocessingInk" xmlns:wne="http://schemas.microsoft.com/office/word/2006/wordml" xmlns:wps="http://schemas.microsoft.com/office/word/2010/wordprocessingShape" mc:Ignorable="w14 w15 w16se w16cid w16 w16cex w16sdtdh wp14">
   <w:endnote w:type="separator" w:id="-1">
     <w:p>
       <w:pPr>
@@ -23097,7 +23194,7 @@
 </file>
 
 <file path=word/footer1.xml><?xml version="1.0" encoding="utf-8"?>
-<w:ftr xmlns:wpc="http://schemas.microsoft.com/office/word/2010/wordprocessingCanvas" xmlns:cx="http://schemas.microsoft.com/office/drawing/2014/chartex" xmlns:cx1="http://schemas.microsoft.com/office/drawing/2015/9/8/chartex" xmlns:cx2="http://schemas.microsoft.com/office/drawing/2015/10/21/chartex" xmlns:cx3="http://schemas.microsoft.com/office/drawing/2016/5/9/chartex" xmlns:cx4="http://schemas.microsoft.com/office/drawing/2016/5/10/chartex" xmlns:cx5="http://schemas.microsoft.com/office/drawing/2016/5/11/chartex" xmlns:cx6="http://schemas.microsoft.com/office/drawing/2016/5/12/chartex" xmlns:cx7="http://schemas.microsoft.com/office/drawing/2016/5/13/chartex" xmlns:cx8="http://schemas.microsoft.com/office/drawing/2016/5/14/chartex" xmlns:mc="http://schemas.openxmlformats.org/markup-compatibility/2006" xmlns:aink="http://schemas.microsoft.com/office/drawing/2016/ink" xmlns:am3d="http://schemas.microsoft.com/office/drawing/2017/model3d" xmlns:o="urn:schemas-microsoft-com:office:office" xmlns:oel="http://schemas.microsoft.com/office/2019/extlst" xmlns:r="http://schemas.openxmlformats.org/officeDocument/2006/relationships" xmlns:m="http://schemas.openxmlformats.org/officeDocument/2006/math" xmlns:v="urn:schemas-microsoft-com:vml" xmlns:wp14="http://schemas.microsoft.com/office/word/2010/wordprocessingDrawing" xmlns:wp="http://schemas.openxmlformats.org/drawingml/2006/wordprocessingDrawing" xmlns:w10="urn:schemas-microsoft-com:office:word" xmlns:w="http://schemas.openxmlformats.org/wordprocessingml/2006/main" xmlns:w14="http://schemas.microsoft.com/office/word/2010/wordml" xmlns:w15="http://schemas.microsoft.com/office/word/2012/wordml" xmlns:w16cei="http://schemas.microsoft.com/office/word/2026/wordml/cei" xmlns:w16cex="http://schemas.microsoft.com/office/word/2018/wordml/cex" xmlns:w16cid="http://schemas.microsoft.com/office/word/2016/wordml/cid" xmlns:w16="http://schemas.microsoft.com/office/word/2018/wordml" xmlns:w16du="http://schemas.microsoft.com/office/word/2023/wordml/word16du" xmlns:w16sdtdh="http://schemas.microsoft.com/office/word/2020/wordml/sdtdatahash" xmlns:w16sdtfl="http://schemas.microsoft.com/office/word/2024/wordml/sdtformatlock" xmlns:w16se="http://schemas.microsoft.com/office/word/2015/wordml/symex" xmlns:wpg="http://schemas.microsoft.com/office/word/2010/wordprocessingGroup" xmlns:wpi="http://schemas.microsoft.com/office/word/2010/wordprocessingInk" xmlns:wne="http://schemas.microsoft.com/office/word/2006/wordml" xmlns:wps="http://schemas.microsoft.com/office/word/2010/wordprocessingShape" mc:Ignorable="w14 w15 w16se w16cid w16 w16cex w16sdtdh w16sdtfl w16du wp14">
+<w:ftr xmlns:wpc="http://schemas.microsoft.com/office/word/2010/wordprocessingCanvas" xmlns:cx="http://schemas.microsoft.com/office/drawing/2014/chartex" xmlns:cx1="http://schemas.microsoft.com/office/drawing/2015/9/8/chartex" xmlns:cx2="http://schemas.microsoft.com/office/drawing/2015/10/21/chartex" xmlns:cx3="http://schemas.microsoft.com/office/drawing/2016/5/9/chartex" xmlns:cx4="http://schemas.microsoft.com/office/drawing/2016/5/10/chartex" xmlns:cx5="http://schemas.microsoft.com/office/drawing/2016/5/11/chartex" xmlns:cx6="http://schemas.microsoft.com/office/drawing/2016/5/12/chartex" xmlns:cx7="http://schemas.microsoft.com/office/drawing/2016/5/13/chartex" xmlns:cx8="http://schemas.microsoft.com/office/drawing/2016/5/14/chartex" xmlns:mc="http://schemas.openxmlformats.org/markup-compatibility/2006" xmlns:aink="http://schemas.microsoft.com/office/drawing/2016/ink" xmlns:am3d="http://schemas.microsoft.com/office/drawing/2017/model3d" xmlns:o="urn:schemas-microsoft-com:office:office" xmlns:oel="http://schemas.microsoft.com/office/2019/extlst" xmlns:r="http://schemas.openxmlformats.org/officeDocument/2006/relationships" xmlns:m="http://schemas.openxmlformats.org/officeDocument/2006/math" xmlns:v="urn:schemas-microsoft-com:vml" xmlns:wp14="http://schemas.microsoft.com/office/word/2010/wordprocessingDrawing" xmlns:wp="http://schemas.openxmlformats.org/drawingml/2006/wordprocessingDrawing" xmlns:w10="urn:schemas-microsoft-com:office:word" xmlns:w="http://schemas.openxmlformats.org/wordprocessingml/2006/main" xmlns:w14="http://schemas.microsoft.com/office/word/2010/wordml" xmlns:w15="http://schemas.microsoft.com/office/word/2012/wordml" xmlns:w16cex="http://schemas.microsoft.com/office/word/2018/wordml/cex" xmlns:w16cid="http://schemas.microsoft.com/office/word/2016/wordml/cid" xmlns:w16="http://schemas.microsoft.com/office/word/2018/wordml" xmlns:w16sdtdh="http://schemas.microsoft.com/office/word/2020/wordml/sdtdatahash" xmlns:w16se="http://schemas.microsoft.com/office/word/2015/wordml/symex" xmlns:wpg="http://schemas.microsoft.com/office/word/2010/wordprocessingGroup" xmlns:wpi="http://schemas.microsoft.com/office/word/2010/wordprocessingInk" xmlns:wne="http://schemas.microsoft.com/office/word/2006/wordml" xmlns:wps="http://schemas.microsoft.com/office/word/2010/wordprocessingShape" mc:Ignorable="w14 w15 w16se w16cid w16 w16cex w16sdtdh wp14">
   <w:sdt>
     <w:sdtPr>
       <w:id w:val="-1056395714"/>
@@ -23150,7 +23247,7 @@
 </file>
 
 <file path=word/footnotes.xml><?xml version="1.0" encoding="utf-8"?>
-<w:footnotes xmlns:wpc="http://schemas.microsoft.com/office/word/2010/wordprocessingCanvas" xmlns:cx="http://schemas.microsoft.com/office/drawing/2014/chartex" xmlns:cx1="http://schemas.microsoft.com/office/drawing/2015/9/8/chartex" xmlns:cx2="http://schemas.microsoft.com/office/drawing/2015/10/21/chartex" xmlns:cx3="http://schemas.microsoft.com/office/drawing/2016/5/9/chartex" xmlns:cx4="http://schemas.microsoft.com/office/drawing/2016/5/10/chartex" xmlns:cx5="http://schemas.microsoft.com/office/drawing/2016/5/11/chartex" xmlns:cx6="http://schemas.microsoft.com/office/drawing/2016/5/12/chartex" xmlns:cx7="http://schemas.microsoft.com/office/drawing/2016/5/13/chartex" xmlns:cx8="http://schemas.microsoft.com/office/drawing/2016/5/14/chartex" xmlns:mc="http://schemas.openxmlformats.org/markup-compatibility/2006" xmlns:aink="http://schemas.microsoft.com/office/drawing/2016/ink" xmlns:am3d="http://schemas.microsoft.com/office/drawing/2017/model3d" xmlns:o="urn:schemas-microsoft-com:office:office" xmlns:oel="http://schemas.microsoft.com/office/2019/extlst" xmlns:r="http://schemas.openxmlformats.org/officeDocument/2006/relationships" xmlns:m="http://schemas.openxmlformats.org/officeDocument/2006/math" xmlns:v="urn:schemas-microsoft-com:vml" xmlns:wp14="http://schemas.microsoft.com/office/word/2010/wordprocessingDrawing" xmlns:wp="http://schemas.openxmlformats.org/drawingml/2006/wordprocessingDrawing" xmlns:w10="urn:schemas-microsoft-com:office:word" xmlns:w="http://schemas.openxmlformats.org/wordprocessingml/2006/main" xmlns:w14="http://schemas.microsoft.com/office/word/2010/wordml" xmlns:w15="http://schemas.microsoft.com/office/word/2012/wordml" xmlns:w16cei="http://schemas.microsoft.com/office/word/2026/wordml/cei" xmlns:w16cex="http://schemas.microsoft.com/office/word/2018/wordml/cex" xmlns:w16cid="http://schemas.microsoft.com/office/word/2016/wordml/cid" xmlns:w16="http://schemas.microsoft.com/office/word/2018/wordml" xmlns:w16du="http://schemas.microsoft.com/office/word/2023/wordml/word16du" xmlns:w16sdtdh="http://schemas.microsoft.com/office/word/2020/wordml/sdtdatahash" xmlns:w16sdtfl="http://schemas.microsoft.com/office/word/2024/wordml/sdtformatlock" xmlns:w16se="http://schemas.microsoft.com/office/word/2015/wordml/symex" xmlns:wpg="http://schemas.microsoft.com/office/word/2010/wordprocessingGroup" xmlns:wpi="http://schemas.microsoft.com/office/word/2010/wordprocessingInk" xmlns:wne="http://schemas.microsoft.com/office/word/2006/wordml" xmlns:wps="http://schemas.microsoft.com/office/word/2010/wordprocessingShape" mc:Ignorable="w14 w15 w16se w16cid w16 w16cex w16sdtdh w16sdtfl w16du wp14">
+<w:footnotes xmlns:wpc="http://schemas.microsoft.com/office/word/2010/wordprocessingCanvas" xmlns:cx="http://schemas.microsoft.com/office/drawing/2014/chartex" xmlns:cx1="http://schemas.microsoft.com/office/drawing/2015/9/8/chartex" xmlns:cx2="http://schemas.microsoft.com/office/drawing/2015/10/21/chartex" xmlns:cx3="http://schemas.microsoft.com/office/drawing/2016/5/9/chartex" xmlns:cx4="http://schemas.microsoft.com/office/drawing/2016/5/10/chartex" xmlns:cx5="http://schemas.microsoft.com/office/drawing/2016/5/11/chartex" xmlns:cx6="http://schemas.microsoft.com/office/drawing/2016/5/12/chartex" xmlns:cx7="http://schemas.microsoft.com/office/drawing/2016/5/13/chartex" xmlns:cx8="http://schemas.microsoft.com/office/drawing/2016/5/14/chartex" xmlns:mc="http://schemas.openxmlformats.org/markup-compatibility/2006" xmlns:aink="http://schemas.microsoft.com/office/drawing/2016/ink" xmlns:am3d="http://schemas.microsoft.com/office/drawing/2017/model3d" xmlns:o="urn:schemas-microsoft-com:office:office" xmlns:oel="http://schemas.microsoft.com/office/2019/extlst" xmlns:r="http://schemas.openxmlformats.org/officeDocument/2006/relationships" xmlns:m="http://schemas.openxmlformats.org/officeDocument/2006/math" xmlns:v="urn:schemas-microsoft-com:vml" xmlns:wp14="http://schemas.microsoft.com/office/word/2010/wordprocessingDrawing" xmlns:wp="http://schemas.openxmlformats.org/drawingml/2006/wordprocessingDrawing" xmlns:w10="urn:schemas-microsoft-com:office:word" xmlns:w="http://schemas.openxmlformats.org/wordprocessingml/2006/main" xmlns:w14="http://schemas.microsoft.com/office/word/2010/wordml" xmlns:w15="http://schemas.microsoft.com/office/word/2012/wordml" xmlns:w16cex="http://schemas.microsoft.com/office/word/2018/wordml/cex" xmlns:w16cid="http://schemas.microsoft.com/office/word/2016/wordml/cid" xmlns:w16="http://schemas.microsoft.com/office/word/2018/wordml" xmlns:w16sdtdh="http://schemas.microsoft.com/office/word/2020/wordml/sdtdatahash" xmlns:w16se="http://schemas.microsoft.com/office/word/2015/wordml/symex" xmlns:wpg="http://schemas.microsoft.com/office/word/2010/wordprocessingGroup" xmlns:wpi="http://schemas.microsoft.com/office/word/2010/wordprocessingInk" xmlns:wne="http://schemas.microsoft.com/office/word/2006/wordml" xmlns:wps="http://schemas.microsoft.com/office/word/2010/wordprocessingShape" mc:Ignorable="w14 w15 w16se w16cid w16 w16cex w16sdtdh wp14">
   <w:footnote w:type="separator" w:id="-1">
     <w:p>
       <w:pPr>
@@ -23175,7 +23272,7 @@
 </file>
 
 <file path=word/numbering.xml><?xml version="1.0" encoding="utf-8"?>
-<w:numbering xmlns:wpc="http://schemas.microsoft.com/office/word/2010/wordprocessingCanvas" xmlns:cx="http://schemas.microsoft.com/office/drawing/2014/chartex" xmlns:cx1="http://schemas.microsoft.com/office/drawing/2015/9/8/chartex" xmlns:cx2="http://schemas.microsoft.com/office/drawing/2015/10/21/chartex" xmlns:cx3="http://schemas.microsoft.com/office/drawing/2016/5/9/chartex" xmlns:cx4="http://schemas.microsoft.com/office/drawing/2016/5/10/chartex" xmlns:cx5="http://schemas.microsoft.com/office/drawing/2016/5/11/chartex" xmlns:cx6="http://schemas.microsoft.com/office/drawing/2016/5/12/chartex" xmlns:cx7="http://schemas.microsoft.com/office/drawing/2016/5/13/chartex" xmlns:cx8="http://schemas.microsoft.com/office/drawing/2016/5/14/chartex" xmlns:mc="http://schemas.openxmlformats.org/markup-compatibility/2006" xmlns:aink="http://schemas.microsoft.com/office/drawing/2016/ink" xmlns:am3d="http://schemas.microsoft.com/office/drawing/2017/model3d" xmlns:o="urn:schemas-microsoft-com:office:office" xmlns:oel="http://schemas.microsoft.com/office/2019/extlst" xmlns:r="http://schemas.openxmlformats.org/officeDocument/2006/relationships" xmlns:m="http://schemas.openxmlformats.org/officeDocument/2006/math" xmlns:v="urn:schemas-microsoft-com:vml" xmlns:wp14="http://schemas.microsoft.com/office/word/2010/wordprocessingDrawing" xmlns:wp="http://schemas.openxmlformats.org/drawingml/2006/wordprocessingDrawing" xmlns:w10="urn:schemas-microsoft-com:office:word" xmlns:w="http://schemas.openxmlformats.org/wordprocessingml/2006/main" xmlns:w14="http://schemas.microsoft.com/office/word/2010/wordml" xmlns:w15="http://schemas.microsoft.com/office/word/2012/wordml" xmlns:w16cei="http://schemas.microsoft.com/office/word/2026/wordml/cei" xmlns:w16cex="http://schemas.microsoft.com/office/word/2018/wordml/cex" xmlns:w16cid="http://schemas.microsoft.com/office/word/2016/wordml/cid" xmlns:w16="http://schemas.microsoft.com/office/word/2018/wordml" xmlns:w16du="http://schemas.microsoft.com/office/word/2023/wordml/word16du" xmlns:w16sdtdh="http://schemas.microsoft.com/office/word/2020/wordml/sdtdatahash" xmlns:w16sdtfl="http://schemas.microsoft.com/office/word/2024/wordml/sdtformatlock" xmlns:w16se="http://schemas.microsoft.com/office/word/2015/wordml/symex" xmlns:wpg="http://schemas.microsoft.com/office/word/2010/wordprocessingGroup" xmlns:wpi="http://schemas.microsoft.com/office/word/2010/wordprocessingInk" xmlns:wne="http://schemas.microsoft.com/office/word/2006/wordml" xmlns:wps="http://schemas.microsoft.com/office/word/2010/wordprocessingShape" mc:Ignorable="w14 w15 w16se w16cid w16 w16cex w16sdtdh w16sdtfl w16du wp14">
+<w:numbering xmlns:wpc="http://schemas.microsoft.com/office/word/2010/wordprocessingCanvas" xmlns:cx="http://schemas.microsoft.com/office/drawing/2014/chartex" xmlns:cx1="http://schemas.microsoft.com/office/drawing/2015/9/8/chartex" xmlns:cx2="http://schemas.microsoft.com/office/drawing/2015/10/21/chartex" xmlns:cx3="http://schemas.microsoft.com/office/drawing/2016/5/9/chartex" xmlns:cx4="http://schemas.microsoft.com/office/drawing/2016/5/10/chartex" xmlns:cx5="http://schemas.microsoft.com/office/drawing/2016/5/11/chartex" xmlns:cx6="http://schemas.microsoft.com/office/drawing/2016/5/12/chartex" xmlns:cx7="http://schemas.microsoft.com/office/drawing/2016/5/13/chartex" xmlns:cx8="http://schemas.microsoft.com/office/drawing/2016/5/14/chartex" xmlns:mc="http://schemas.openxmlformats.org/markup-compatibility/2006" xmlns:aink="http://schemas.microsoft.com/office/drawing/2016/ink" xmlns:am3d="http://schemas.microsoft.com/office/drawing/2017/model3d" xmlns:o="urn:schemas-microsoft-com:office:office" xmlns:oel="http://schemas.microsoft.com/office/2019/extlst" xmlns:r="http://schemas.openxmlformats.org/officeDocument/2006/relationships" xmlns:m="http://schemas.openxmlformats.org/officeDocument/2006/math" xmlns:v="urn:schemas-microsoft-com:vml" xmlns:wp14="http://schemas.microsoft.com/office/word/2010/wordprocessingDrawing" xmlns:wp="http://schemas.openxmlformats.org/drawingml/2006/wordprocessingDrawing" xmlns:w10="urn:schemas-microsoft-com:office:word" xmlns:w="http://schemas.openxmlformats.org/wordprocessingml/2006/main" xmlns:w14="http://schemas.microsoft.com/office/word/2010/wordml" xmlns:w15="http://schemas.microsoft.com/office/word/2012/wordml" xmlns:w16cex="http://schemas.microsoft.com/office/word/2018/wordml/cex" xmlns:w16cid="http://schemas.microsoft.com/office/word/2016/wordml/cid" xmlns:w16="http://schemas.microsoft.com/office/word/2018/wordml" xmlns:w16sdtdh="http://schemas.microsoft.com/office/word/2020/wordml/sdtdatahash" xmlns:w16se="http://schemas.microsoft.com/office/word/2015/wordml/symex" xmlns:wpg="http://schemas.microsoft.com/office/word/2010/wordprocessingGroup" xmlns:wpi="http://schemas.microsoft.com/office/word/2010/wordprocessingInk" xmlns:wne="http://schemas.microsoft.com/office/word/2006/wordml" xmlns:wps="http://schemas.microsoft.com/office/word/2010/wordprocessingShape" mc:Ignorable="w14 w15 w16se w16cid w16 w16cex w16sdtdh wp14">
   <w:abstractNum w:abstractNumId="0" w15:restartNumberingAfterBreak="0">
     <w:nsid w:val="012C25CA"/>
     <w:multiLevelType w:val="hybridMultilevel"/>
@@ -29418,7 +29515,7 @@
 </file>
 
 <file path=word/styles.xml><?xml version="1.0" encoding="utf-8"?>
-<w:styles xmlns:mc="http://schemas.openxmlformats.org/markup-compatibility/2006" xmlns:r="http://schemas.openxmlformats.org/officeDocument/2006/relationships" xmlns:w="http://schemas.openxmlformats.org/wordprocessingml/2006/main" xmlns:w14="http://schemas.microsoft.com/office/word/2010/wordml" xmlns:w15="http://schemas.microsoft.com/office/word/2012/wordml" xmlns:w16cex="http://schemas.microsoft.com/office/word/2018/wordml/cex" xmlns:w16cid="http://schemas.microsoft.com/office/word/2016/wordml/cid" xmlns:w16="http://schemas.microsoft.com/office/word/2018/wordml" xmlns:w16du="http://schemas.microsoft.com/office/word/2023/wordml/word16du" xmlns:w16sdtdh="http://schemas.microsoft.com/office/word/2020/wordml/sdtdatahash" xmlns:w16sdtfl="http://schemas.microsoft.com/office/word/2024/wordml/sdtformatlock" xmlns:w16se="http://schemas.microsoft.com/office/word/2015/wordml/symex" mc:Ignorable="w14 w15 w16se w16cid w16 w16cex w16sdtdh w16sdtfl w16du">
+<w:styles xmlns:mc="http://schemas.openxmlformats.org/markup-compatibility/2006" xmlns:r="http://schemas.openxmlformats.org/officeDocument/2006/relationships" xmlns:w="http://schemas.openxmlformats.org/wordprocessingml/2006/main" xmlns:w14="http://schemas.microsoft.com/office/word/2010/wordml" xmlns:w15="http://schemas.microsoft.com/office/word/2012/wordml" xmlns:w16cex="http://schemas.microsoft.com/office/word/2018/wordml/cex" xmlns:w16cid="http://schemas.microsoft.com/office/word/2016/wordml/cid" xmlns:w16="http://schemas.microsoft.com/office/word/2018/wordml" xmlns:w16sdtdh="http://schemas.microsoft.com/office/word/2020/wordml/sdtdatahash" xmlns:w16se="http://schemas.microsoft.com/office/word/2015/wordml/symex" mc:Ignorable="w14 w15 w16se w16cid w16 w16cex w16sdtdh">
   <w:docDefaults>
     <w:rPrDefault>
       <w:rPr>
@@ -29822,6 +29919,7 @@
   <w:style w:type="character" w:default="1" w:styleId="DefaultParagraphFont">
     <w:name w:val="Default Paragraph Font"/>
     <w:uiPriority w:val="1"/>
+    <w:semiHidden/>
     <w:unhideWhenUsed/>
   </w:style>
   <w:style w:type="table" w:default="1" w:styleId="TableNormal">

--- a/assets/data/Mindset 01/Mindset1- Custom - Unit 02.docx
+++ b/assets/data/Mindset 01/Mindset1- Custom - Unit 02.docx
@@ -449,23 +449,17 @@
           </w:p>
           <w:tbl>
             <w:tblPr>
-              <w:tblStyle w:val="CommonTable"/>
+              <w:tblStyle w:val="FlowTable"/>
               <w:tblW w:w="0" w:type="auto"/>
-              <w:tblBorders>
-                <w:top w:val="none" w:sz="0" w:space="0" w:color="auto"/>
-                <w:left w:val="none" w:sz="0" w:space="0" w:color="auto"/>
-                <w:bottom w:val="none" w:sz="0" w:space="0" w:color="auto"/>
-                <w:right w:val="none" w:sz="0" w:space="0" w:color="auto"/>
-                <w:insideH w:val="none" w:sz="0" w:space="0" w:color="auto"/>
-                <w:insideV w:val="none" w:sz="0" w:space="0" w:color="auto"/>
-              </w:tblBorders>
               <w:tblLook w:val="04A0" w:firstRow="1" w:lastRow="0" w:firstColumn="1" w:lastColumn="0" w:noHBand="0" w:noVBand="1"/>
             </w:tblPr>
             <w:tblGrid>
-              <w:gridCol w:w="1177"/>
-              <w:gridCol w:w="2249"/>
-              <w:gridCol w:w="1188"/>
-              <w:gridCol w:w="1553"/>
+              <w:gridCol w:w="1094"/>
+              <w:gridCol w:w="1063"/>
+              <w:gridCol w:w="1493"/>
+              <w:gridCol w:w="777"/>
+              <w:gridCol w:w="1161"/>
+              <w:gridCol w:w="1543"/>
             </w:tblGrid>
             <w:tr>
               <w:tc>
@@ -498,6 +492,7 @@
               <w:tc>
                 <w:tcPr>
                   <w:tcW w:w="0" w:type="auto"/>
+                  <w:gridSpan w:val="2"/>
                 </w:tcPr>
                 <w:p>
                   <w:pPr>
@@ -524,6 +519,7 @@
               <w:tc>
                 <w:tcPr>
                   <w:tcW w:w="0" w:type="auto"/>
+                  <w:gridSpan w:val="2"/>
                 </w:tcPr>
                 <w:p>
                   <w:pPr>
@@ -574,23 +570,11 @@
                 </w:p>
               </w:tc>
             </w:tr>
-          </w:tbl>
-          <w:tbl>
-            <w:tblPr>
-              <w:tblStyle w:val="DottedTable"/>
-              <w:tblW w:w="0" w:type="auto"/>
-              <w:tblLook w:val="04A0" w:firstRow="1" w:lastRow="0" w:firstColumn="1" w:lastColumn="0" w:noHBand="0" w:noVBand="1"/>
-            </w:tblPr>
-            <w:tblGrid>
-              <w:gridCol w:w="1218"/>
-              <w:gridCol w:w="2338"/>
-              <w:gridCol w:w="1229"/>
-              <w:gridCol w:w="1611"/>
-            </w:tblGrid>
             <w:tr>
               <w:tc>
                 <w:tcPr>
                   <w:tcW w:w="0" w:type="auto"/>
+                  <w:gridSpan w:val="2"/>
                 </w:tcPr>
                 <w:p>
                   <w:pPr>
@@ -619,6 +603,7 @@
               <w:tc>
                 <w:tcPr>
                   <w:tcW w:w="0" w:type="auto"/>
+                  <w:gridSpan w:val="2"/>
                 </w:tcPr>
                 <w:p>
                   <w:pPr>
@@ -30714,6 +30699,32 @@
     <w:uiPriority w:val="99"/>
     <w:rsid w:val="00C50AE0"/>
   </w:style>
+  <w:style w:type="table" w:customStyle="1" w:styleId="FlowTable">
+    <w:name w:val="FlowTable"/>
+    <w:basedOn w:val="TableNormal"/>
+    <w:uiPriority w:val="99"/>
+    <w:rsid w:val="007E36F5"/>
+    <w:pPr>
+      <w:spacing w:after="0" w:line="240" w:lineRule="auto"/>
+    </w:pPr>
+    <w:rPr>
+      <w:rFonts w:cs="Source Sans 3"/>
+      <w:szCs w:val="23"/>
+    </w:rPr>
+    <w:tblPr>
+      <w:tblBorders>
+        <w:top w:val="single" w:sz="18" w:space="0" w:color="FF9966"/>
+        <w:left w:val="single" w:sz="18" w:space="0" w:color="FF9966"/>
+        <w:bottom w:val="single" w:sz="18" w:space="0" w:color="FF9966"/>
+        <w:right w:val="single" w:sz="18" w:space="0" w:color="FF9966"/>
+        <w:insideH w:val="single" w:sz="18" w:space="0" w:color="FF9966"/>
+        <w:insideV w:val="single" w:sz="18" w:space="0" w:color="FF9966"/>
+      </w:tblBorders>
+    </w:tblPr>
+    <w:tcPr>
+      <w:shd w:val="clear" w:color="auto" w:fill="auto"/>
+    </w:tcPr>
+  </w:style>
 </w:styles>
 </file>
 

--- a/assets/data/Mindset 01/Mindset1- Custom - Unit 02.docx
+++ b/assets/data/Mindset 01/Mindset1- Custom - Unit 02.docx
@@ -212,23 +212,13 @@
                 <w:szCs w:val="23"/>
               </w:rPr>
             </w:pPr>
-            <w:proofErr w:type="spellStart"/>
             <w:r>
               <w:rPr>
                 <w:rFonts w:ascii="Source Sans 3" w:hAnsi="Source Sans 3"/>
                 <w:sz w:val="23"/>
                 <w:szCs w:val="23"/>
               </w:rPr>
-              <w:t>recognise</w:t>
-            </w:r>
-            <w:proofErr w:type="spellEnd"/>
-            <w:r>
-              <w:rPr>
-                <w:rFonts w:ascii="Source Sans 3" w:hAnsi="Source Sans 3"/>
-                <w:sz w:val="23"/>
-                <w:szCs w:val="23"/>
-              </w:rPr>
-              <w:t xml:space="preserve"> paraphrase</w:t>
+              <w:t>recognise paraphrase</w:t>
             </w:r>
           </w:p>
           <w:p>
@@ -243,23 +233,13 @@
                 <w:szCs w:val="26"/>
               </w:rPr>
             </w:pPr>
-            <w:proofErr w:type="spellStart"/>
             <w:r>
               <w:rPr>
                 <w:rFonts w:ascii="Source Sans 3" w:hAnsi="Source Sans 3"/>
                 <w:sz w:val="23"/>
                 <w:szCs w:val="23"/>
               </w:rPr>
-              <w:t>practise</w:t>
-            </w:r>
-            <w:proofErr w:type="spellEnd"/>
-            <w:r>
-              <w:rPr>
-                <w:rFonts w:ascii="Source Sans 3" w:hAnsi="Source Sans 3"/>
-                <w:sz w:val="23"/>
-                <w:szCs w:val="23"/>
-              </w:rPr>
-              <w:t xml:space="preserve"> using the present simple and past simple.</w:t>
+              <w:t>practise using the present simple and past simple.</w:t>
             </w:r>
           </w:p>
         </w:tc>
@@ -454,45 +434,14 @@
               <w:tblLook w:val="04A0" w:firstRow="1" w:lastRow="0" w:firstColumn="1" w:lastColumn="0" w:noHBand="0" w:noVBand="1"/>
             </w:tblPr>
             <w:tblGrid>
-              <w:gridCol w:w="1094"/>
-              <w:gridCol w:w="1063"/>
-              <w:gridCol w:w="1493"/>
-              <w:gridCol w:w="777"/>
-              <w:gridCol w:w="1161"/>
-              <w:gridCol w:w="1543"/>
+              <w:gridCol w:w="2125"/>
+              <w:gridCol w:w="1106"/>
+              <w:gridCol w:w="1466"/>
             </w:tblGrid>
             <w:tr>
               <w:tc>
                 <w:tcPr>
                   <w:tcW w:w="0" w:type="auto"/>
-                </w:tcPr>
-                <w:p>
-                  <w:pPr>
-                    <w:rPr>
-                      <w:rStyle w:val="BlankWord1"/>
-                      <w:iCs/>
-                      <w:strike/>
-                      <w:bdr w:val="none" w:sz="0" w:space="0" w:color="auto"/>
-                      <w:shd w:val="clear" w:color="auto" w:fill="auto"/>
-                      <w14:textOutline w14:w="0" w14:cap="rnd" w14:cmpd="sng" w14:algn="ctr">
-                        <w14:noFill/>
-                        <w14:prstDash w14:val="solid"/>
-                        <w14:bevel/>
-                      </w14:textOutline>
-                    </w:rPr>
-                  </w:pPr>
-                  <w:r>
-                    <w:rPr>
-                      <w:shd w:val="clear" w:color="auto" w:fill="FFF989"/>
-                    </w:rPr>
-                    <w:t>Is it big or</w:t>
-                  </w:r>
-                </w:p>
-              </w:tc>
-              <w:tc>
-                <w:tcPr>
-                  <w:tcW w:w="0" w:type="auto"/>
-                  <w:gridSpan w:val="2"/>
                 </w:tcPr>
                 <w:p>
                   <w:pPr>
@@ -519,7 +468,6 @@
               <w:tc>
                 <w:tcPr>
                   <w:tcW w:w="0" w:type="auto"/>
-                  <w:gridSpan w:val="2"/>
                 </w:tcPr>
                 <w:p>
                   <w:pPr>
@@ -570,11 +518,24 @@
                 </w:p>
               </w:tc>
             </w:tr>
+          </w:tbl>
+          <w:p/>
+          <w:tbl>
+            <w:tblPr>
+              <w:tblStyle w:val="FlowTable"/>
+              <w:tblW w:w="0" w:type="auto"/>
+              <w:tblLook w:val="04A0" w:firstRow="1" w:lastRow="0" w:firstColumn="1" w:lastColumn="0" w:noHBand="0" w:noVBand="1"/>
+            </w:tblPr>
+            <w:tblGrid>
+              <w:gridCol w:w="1150"/>
+              <w:gridCol w:w="2270"/>
+              <w:gridCol w:w="1161"/>
+              <w:gridCol w:w="1543"/>
+            </w:tblGrid>
             <w:tr>
               <w:tc>
                 <w:tcPr>
                   <w:tcW w:w="0" w:type="auto"/>
-                  <w:gridSpan w:val="2"/>
                 </w:tcPr>
                 <w:p>
                   <w:pPr>
@@ -603,7 +564,6 @@
               <w:tc>
                 <w:tcPr>
                   <w:tcW w:w="0" w:type="auto"/>
-                  <w:gridSpan w:val="2"/>
                 </w:tcPr>
                 <w:p>
                   <w:pPr>
@@ -1834,7 +1794,6 @@
               </w:rPr>
               <w:t xml:space="preserve">, </w:t>
             </w:r>
-            <w:proofErr w:type="spellStart"/>
             <w:r>
               <w:rPr>
                 <w:rFonts w:ascii="Source Sans 3" w:hAnsi="Source Sans 3"/>
@@ -1845,7 +1804,6 @@
               </w:rPr>
               <w:t>through</w:t>
             </w:r>
-            <w:proofErr w:type="spellEnd"/>
             <w:r>
               <w:rPr>
                 <w:rFonts w:ascii="Source Sans 3" w:hAnsi="Source Sans 3"/>
@@ -2280,23 +2238,7 @@
               <w:pStyle w:val="SS3M-115"/>
             </w:pPr>
             <w:r>
-              <w:t xml:space="preserve">Which of the two activities you have just done </w:t>
-            </w:r>
-            <w:proofErr w:type="spellStart"/>
-            <w:r>
-              <w:t>practised</w:t>
-            </w:r>
-            <w:proofErr w:type="spellEnd"/>
-            <w:r>
-              <w:t xml:space="preserve"> scanning? Which </w:t>
-            </w:r>
-            <w:proofErr w:type="spellStart"/>
-            <w:r>
-              <w:t>practised</w:t>
-            </w:r>
-            <w:proofErr w:type="spellEnd"/>
-            <w:r>
-              <w:t xml:space="preserve"> skimming</w:t>
+              <w:t>Which of the two activities you have just done practised scanning? Which practised skimming</w:t>
             </w:r>
             <w:r>
               <w:t>?</w:t>
@@ -2501,25 +2443,7 @@
                       <w:sz w:val="23"/>
                       <w:szCs w:val="23"/>
                     </w:rPr>
-                    <w:t>in Germany, you can stay in a one-</w:t>
-                  </w:r>
-                  <w:proofErr w:type="spellStart"/>
-                  <w:r>
-                    <w:rPr>
-                      <w:rFonts w:ascii="Source Sans 3" w:hAnsi="Source Sans 3"/>
-                      <w:sz w:val="23"/>
-                      <w:szCs w:val="23"/>
-                    </w:rPr>
-                    <w:t>metre</w:t>
-                  </w:r>
-                  <w:proofErr w:type="spellEnd"/>
-                  <w:r>
-                    <w:rPr>
-                      <w:rFonts w:ascii="Source Sans 3" w:hAnsi="Source Sans 3"/>
-                      <w:sz w:val="23"/>
-                      <w:szCs w:val="23"/>
-                    </w:rPr>
-                    <w:t>-square house, the smallest house in the world, called the House NA. Van Bo Le-Mentzel, a refugee from Laos, built it to draw attention to the world housing shortage. It is a wooden structure on wheels and weighs 40 kg. It has a locking door and a window. You can turn it onto its side when you want to lie down. Franz from Munich spent the night in one recently 'just to see what it was like'. He found it a bit uncomfortable!</w:t>
+                    <w:t>in Germany, you can stay in a one-metre-square house, the smallest house in the world, called the House NA. Van Bo Le-Mentzel, a refugee from Laos, built it to draw attention to the world housing shortage. It is a wooden structure on wheels and weighs 40 kg. It has a locking door and a window. You can turn it onto its side when you want to lie down. Franz from Munich spent the night in one recently 'just to see what it was like'. He found it a bit uncomfortable!</w:t>
                   </w:r>
                 </w:p>
                 <w:p>
@@ -2571,25 +2495,7 @@
                       <w:sz w:val="23"/>
                       <w:szCs w:val="23"/>
                     </w:rPr>
-                    <w:t xml:space="preserve">Another couple, Shaun and Rachel from Manchester, enjoyed a recent holiday in a treehouse in Sussex, England. They said, 'It was right up in the trees and had everything we needed, even </w:t>
-                  </w:r>
-                  <w:proofErr w:type="spellStart"/>
-                  <w:r>
-                    <w:rPr>
-                      <w:rFonts w:ascii="Source Sans 3" w:hAnsi="Source Sans 3"/>
-                      <w:sz w:val="23"/>
-                      <w:szCs w:val="23"/>
-                    </w:rPr>
-                    <w:t>wifi</w:t>
-                  </w:r>
-                  <w:proofErr w:type="spellEnd"/>
-                  <w:r>
-                    <w:rPr>
-                      <w:rFonts w:ascii="Source Sans 3" w:hAnsi="Source Sans 3"/>
-                      <w:sz w:val="23"/>
-                      <w:szCs w:val="23"/>
-                    </w:rPr>
-                    <w:t>! It had a small kitchen and we did our own cooking. It was the perfect place to get away from our busy lives.</w:t>
+                    <w:t>Another couple, Shaun and Rachel from Manchester, enjoyed a recent holiday in a treehouse in Sussex, England. They said, 'It was right up in the trees and had everything we needed, even wifi! It had a small kitchen and we did our own cooking. It was the perfect place to get away from our busy lives.</w:t>
                   </w:r>
                 </w:p>
               </w:tc>
@@ -5276,25 +5182,7 @@
                       <w:sz w:val="23"/>
                       <w:szCs w:val="23"/>
                     </w:rPr>
-                    <w:t>by coach and boat. I was tired and hungry. We went into the school hall, where the host families were waiting to meet us. I wondered which one would be mine. Would they give me dinner at this time and would I be able to eat the unfamiliar food? Suddenly I heard my name called and the name of my exchange partner, Brigitte Schmitt. A pretty, blonde girl stepped forward, smiling widely. Behind her stood her parents, a pleasant-looking couple who were also smiling. They held out their hands and said, '</w:t>
-                  </w:r>
-                  <w:proofErr w:type="spellStart"/>
-                  <w:r>
-                    <w:rPr>
-                      <w:rFonts w:ascii="Source Sans 3" w:hAnsi="Source Sans 3"/>
-                      <w:sz w:val="23"/>
-                      <w:szCs w:val="23"/>
-                    </w:rPr>
-                    <w:t>Wilkommen</w:t>
-                  </w:r>
-                  <w:proofErr w:type="spellEnd"/>
-                  <w:r>
-                    <w:rPr>
-                      <w:rFonts w:ascii="Source Sans 3" w:hAnsi="Source Sans 3"/>
-                      <w:sz w:val="23"/>
-                      <w:szCs w:val="23"/>
-                    </w:rPr>
-                    <w:t xml:space="preserve"> in Deutschland. Welcome to Germany."</w:t>
+                    <w:t>by coach and boat. I was tired and hungry. We went into the school hall, where the host families were waiting to meet us. I wondered which one would be mine. Would they give me dinner at this time and would I be able to eat the unfamiliar food? Suddenly I heard my name called and the name of my exchange partner, Brigitte Schmitt. A pretty, blonde girl stepped forward, smiling widely. Behind her stood her parents, a pleasant-looking couple who were also smiling. They held out their hands and said, 'Wilkommen in Deutschland. Welcome to Germany."</w:t>
                   </w:r>
                 </w:p>
               </w:tc>
@@ -5317,25 +5205,7 @@
                       <w:sz w:val="23"/>
                       <w:szCs w:val="23"/>
                     </w:rPr>
-                    <w:t xml:space="preserve">I spent three happy weeks with the Schmitt family. Brigitte had an elder brother, Hendrik, and a younger sister, Lisa. They had two cats, Ping and Pong, who sat on my lap as I looked into the fire in the evenings. The whole family were kind and welcoming. My room was </w:t>
-                  </w:r>
-                  <w:proofErr w:type="spellStart"/>
-                  <w:r>
-                    <w:rPr>
-                      <w:rFonts w:ascii="Source Sans 3" w:hAnsi="Source Sans 3"/>
-                      <w:sz w:val="23"/>
-                      <w:szCs w:val="23"/>
-                    </w:rPr>
-                    <w:t>cosy</w:t>
-                  </w:r>
-                  <w:proofErr w:type="spellEnd"/>
-                  <w:r>
-                    <w:rPr>
-                      <w:rFonts w:ascii="Source Sans 3" w:hAnsi="Source Sans 3"/>
-                      <w:sz w:val="23"/>
-                      <w:szCs w:val="23"/>
-                    </w:rPr>
-                    <w:t xml:space="preserve"> and warm and looked out onto a forest. The fresh clean smell of the trees</w:t>
+                    <w:t>I spent three happy weeks with the Schmitt family. Brigitte had an elder brother, Hendrik, and a younger sister, Lisa. They had two cats, Ping and Pong, who sat on my lap as I looked into the fire in the evenings. The whole family were kind and welcoming. My room was cosy and warm and looked out onto a forest. The fresh clean smell of the trees</w:t>
                   </w:r>
                   <w:r>
                     <w:rPr>
@@ -6282,51 +6152,7 @@
                 <w:sz w:val="23"/>
                 <w:szCs w:val="23"/>
               </w:rPr>
-              <w:t xml:space="preserve">In Sri Lanka, a family meal often includes </w:t>
-            </w:r>
-            <w:proofErr w:type="spellStart"/>
-            <w:r>
-              <w:rPr>
-                <w:rFonts w:ascii="Source Sans 3 Medium" w:hAnsi="Source Sans 3 Medium"/>
-                <w:b/>
-                <w:bCs/>
-                <w:sz w:val="23"/>
-                <w:szCs w:val="23"/>
-              </w:rPr>
-              <w:t>stringhoppers</w:t>
-            </w:r>
-            <w:proofErr w:type="spellEnd"/>
-            <w:r>
-              <w:rPr>
-                <w:rFonts w:ascii="Source Sans 3 Medium" w:hAnsi="Source Sans 3 Medium"/>
-                <w:b/>
-                <w:bCs/>
-                <w:sz w:val="23"/>
-                <w:szCs w:val="23"/>
-              </w:rPr>
-              <w:t xml:space="preserve">. To make </w:t>
-            </w:r>
-            <w:proofErr w:type="spellStart"/>
-            <w:r>
-              <w:rPr>
-                <w:rFonts w:ascii="Source Sans 3 Medium" w:hAnsi="Source Sans 3 Medium"/>
-                <w:b/>
-                <w:bCs/>
-                <w:sz w:val="23"/>
-                <w:szCs w:val="23"/>
-              </w:rPr>
-              <w:t>stringhoppers</w:t>
-            </w:r>
-            <w:proofErr w:type="spellEnd"/>
-            <w:r>
-              <w:rPr>
-                <w:rFonts w:ascii="Source Sans 3 Medium" w:hAnsi="Source Sans 3 Medium"/>
-                <w:b/>
-                <w:bCs/>
-                <w:sz w:val="23"/>
-                <w:szCs w:val="23"/>
-              </w:rPr>
-              <w:t xml:space="preserve"> you need some special equipment. Choose the best description of each piece of equipment.</w:t>
+              <w:t>In Sri Lanka, a family meal often includes stringhoppers. To make stringhoppers you need some special equipment. Choose the best description of each piece of equipment.</w:t>
             </w:r>
           </w:p>
           <w:tbl>
@@ -6361,21 +6187,12 @@
                       <w:szCs w:val="21"/>
                     </w:rPr>
                   </w:pPr>
-                  <w:proofErr w:type="spellStart"/>
                   <w:r>
                     <w:rPr>
                       <w:sz w:val="21"/>
                       <w:szCs w:val="21"/>
                     </w:rPr>
-                    <w:t>Sunnyhills</w:t>
-                  </w:r>
-                  <w:proofErr w:type="spellEnd"/>
-                  <w:r>
-                    <w:rPr>
-                      <w:sz w:val="21"/>
-                      <w:szCs w:val="21"/>
-                    </w:rPr>
-                    <w:t xml:space="preserve"> University 1995</w:t>
+                    <w:t>Sunnyhills University 1995</w:t>
                   </w:r>
                 </w:p>
                 <w:p>
@@ -6530,21 +6347,12 @@
                       <w:szCs w:val="21"/>
                     </w:rPr>
                   </w:pPr>
-                  <w:proofErr w:type="spellStart"/>
                   <w:r>
                     <w:rPr>
                       <w:sz w:val="21"/>
                       <w:szCs w:val="21"/>
                     </w:rPr>
-                    <w:t>Sunnyhills</w:t>
-                  </w:r>
-                  <w:proofErr w:type="spellEnd"/>
-                  <w:r>
-                    <w:rPr>
-                      <w:sz w:val="21"/>
-                      <w:szCs w:val="21"/>
-                    </w:rPr>
-                    <w:t xml:space="preserve"> University today</w:t>
+                    <w:t>Sunnyhills University today</w:t>
                   </w:r>
                 </w:p>
                 <w:p>
@@ -8546,10 +8354,12 @@
                 <w:sz w:val="23"/>
                 <w:szCs w:val="23"/>
               </w:rPr>
-              <w:t xml:space="preserve">Look at the two maps of </w:t>
-            </w:r>
-            <w:proofErr w:type="spellStart"/>
-            <w:r>
+              <w:t>Look at the two maps of Sunnyhills University campus in 1995 and today.</w:t>
+            </w:r>
+          </w:p>
+          <w:p>
+            <w:pPr>
+              <w:spacing w:after="120"/>
               <w:rPr>
                 <w:rFonts w:ascii="Source Sans 3 Medium" w:hAnsi="Source Sans 3 Medium"/>
                 <w:i/>
@@ -8557,9 +8367,7 @@
                 <w:sz w:val="23"/>
                 <w:szCs w:val="23"/>
               </w:rPr>
-              <w:t>Sunnyhills</w:t>
-            </w:r>
-            <w:proofErr w:type="spellEnd"/>
+            </w:pPr>
             <w:r>
               <w:rPr>
                 <w:rFonts w:ascii="Source Sans 3 Medium" w:hAnsi="Source Sans 3 Medium"/>
@@ -8568,41 +8376,7 @@
                 <w:sz w:val="23"/>
                 <w:szCs w:val="23"/>
               </w:rPr>
-              <w:t xml:space="preserve"> University campus in 1995 and today.</w:t>
-            </w:r>
-          </w:p>
-          <w:p>
-            <w:pPr>
-              <w:spacing w:after="120"/>
-              <w:rPr>
-                <w:rFonts w:ascii="Source Sans 3 Medium" w:hAnsi="Source Sans 3 Medium"/>
-                <w:i/>
-                <w:iCs/>
-                <w:sz w:val="23"/>
-                <w:szCs w:val="23"/>
-              </w:rPr>
-            </w:pPr>
-            <w:proofErr w:type="spellStart"/>
-            <w:r>
-              <w:rPr>
-                <w:rFonts w:ascii="Source Sans 3 Medium" w:hAnsi="Source Sans 3 Medium"/>
-                <w:i/>
-                <w:iCs/>
-                <w:sz w:val="23"/>
-                <w:szCs w:val="23"/>
-              </w:rPr>
-              <w:t>Summarise</w:t>
-            </w:r>
-            <w:proofErr w:type="spellEnd"/>
-            <w:r>
-              <w:rPr>
-                <w:rFonts w:ascii="Source Sans 3 Medium" w:hAnsi="Source Sans 3 Medium"/>
-                <w:i/>
-                <w:iCs/>
-                <w:sz w:val="23"/>
-                <w:szCs w:val="23"/>
-              </w:rPr>
-              <w:t xml:space="preserve"> the information by selecting and reporting the main features, and make comparisons where relevant.</w:t>
+              <w:t>Summarise the information by selecting and reporting the main features, and make comparisons where relevant.</w:t>
             </w:r>
           </w:p>
           <w:p>
@@ -8879,23 +8653,7 @@
                       <w:sz w:val="21"/>
                       <w:szCs w:val="21"/>
                     </w:rPr>
-                    <w:t xml:space="preserve">The two maps show changes to the campus of </w:t>
-                  </w:r>
-                  <w:proofErr w:type="spellStart"/>
-                  <w:r>
-                    <w:rPr>
-                      <w:sz w:val="21"/>
-                      <w:szCs w:val="21"/>
-                    </w:rPr>
-                    <w:t>Sunnyhills</w:t>
-                  </w:r>
-                  <w:proofErr w:type="spellEnd"/>
-                  <w:r>
-                    <w:rPr>
-                      <w:sz w:val="21"/>
-                      <w:szCs w:val="21"/>
-                    </w:rPr>
-                    <w:t xml:space="preserve"> University between 1995 and today. </w:t>
+                    <w:t xml:space="preserve">The two maps show changes to the campus of Sunnyhills University between 1995 and today. </w:t>
                   </w:r>
                   <w:r>
                     <w:rPr>
@@ -11917,7 +11675,6 @@
                       <w:sz w:val="23"/>
                     </w:rPr>
                   </w:pPr>
-                  <w:proofErr w:type="spellStart"/>
                   <w:r>
                     <w:rPr>
                       <w:b/>
@@ -11926,18 +11683,7 @@
                       <w:iCs/>
                       <w:sz w:val="23"/>
                     </w:rPr>
-                    <w:t>Summarise</w:t>
-                  </w:r>
-                  <w:proofErr w:type="spellEnd"/>
-                  <w:r>
-                    <w:rPr>
-                      <w:b/>
-                      <w:bCs/>
-                      <w:i/>
-                      <w:iCs/>
-                      <w:sz w:val="23"/>
-                    </w:rPr>
-                    <w:t xml:space="preserve"> the information by selecting and reporting the main features, and make comparisons where relevant.</w:t>
+                    <w:t>Summarise the information by selecting and reporting the main features, and make comparisons where relevant.</w:t>
                   </w:r>
                 </w:p>
               </w:tc>
@@ -12814,29 +12560,7 @@
                 <w:sz w:val="23"/>
                 <w:szCs w:val="23"/>
               </w:rPr>
-              <w:t xml:space="preserve">In Section 1 of the Listening </w:t>
-            </w:r>
-            <w:proofErr w:type="gramStart"/>
-            <w:r>
-              <w:rPr>
-                <w:rFonts w:ascii="Source Sans 3 Medium" w:hAnsi="Source Sans 3 Medium"/>
-                <w:b/>
-                <w:bCs/>
-                <w:sz w:val="23"/>
-                <w:szCs w:val="23"/>
-              </w:rPr>
-              <w:t>test</w:t>
-            </w:r>
-            <w:proofErr w:type="gramEnd"/>
-            <w:r>
-              <w:rPr>
-                <w:rFonts w:ascii="Source Sans 3 Medium" w:hAnsi="Source Sans 3 Medium"/>
-                <w:b/>
-                <w:bCs/>
-                <w:sz w:val="23"/>
-                <w:szCs w:val="23"/>
-              </w:rPr>
-              <w:t xml:space="preserve"> you will hear two people talking in everyday situations. Tick TWO situations that could be in Section 1 of the Listening test</w:t>
+              <w:t>In Section 1 of the Listening test you will hear two people talking in everyday situations. Tick TWO situations that could be in Section 1 of the Listening test</w:t>
             </w:r>
             <w:r>
               <w:rPr>
@@ -16114,16 +15838,11 @@
                     <w:t xml:space="preserve"> ---</w:t>
                   </w:r>
                   <w:r>
-                    <w:t xml:space="preserve"> pounds, but actually we've got a sale on at the pounds. </w:t>
-                  </w:r>
-                  <w:proofErr w:type="gramStart"/>
-                  <w:r>
-                    <w:t>S</w:t>
+                    <w:t xml:space="preserve"> pounds, but actually we've got a sale on at the pounds. S</w:t>
                   </w:r>
                   <w:r>
                     <w:t>o</w:t>
                   </w:r>
-                  <w:proofErr w:type="gramEnd"/>
                   <w:r>
                     <w:t xml:space="preserve"> you can save </w:t>
                   </w:r>
@@ -16864,7 +16583,6 @@
                       <w:lang w:bidi="ar-SA"/>
                     </w:rPr>
                   </w:pPr>
-                  <w:proofErr w:type="spellStart"/>
                   <w:r>
                     <w:rPr>
                       <w:rFonts w:ascii="Source Sans 3 Medium" w:hAnsi="Source Sans 3 Medium"/>
@@ -16874,7 +16592,6 @@
                     </w:rPr>
                     <w:t>Colour</w:t>
                   </w:r>
-                  <w:proofErr w:type="spellEnd"/>
                 </w:p>
               </w:tc>
               <w:tc>
@@ -18217,19 +17934,11 @@
             <w:r>
               <w:t xml:space="preserve">I </w:t>
             </w:r>
-            <w:proofErr w:type="gramStart"/>
             <w:r>
               <w:rPr>
                 <w:i/>
               </w:rPr>
-              <w:t>other</w:t>
-            </w:r>
-            <w:proofErr w:type="gramEnd"/>
-            <w:r>
-              <w:rPr>
-                <w:i/>
-              </w:rPr>
-              <w:t xml:space="preserve"> daughter</w:t>
+              <w:t>other daughter</w:t>
             </w:r>
             <w:r>
               <w:rPr>
@@ -21334,25 +21043,7 @@
                       <w:sz w:val="21"/>
                       <w:szCs w:val="21"/>
                     </w:rPr>
-                    <w:t xml:space="preserve">do not try to </w:t>
-                  </w:r>
-                  <w:proofErr w:type="spellStart"/>
-                  <w:r>
-                    <w:rPr>
-                      <w:rFonts w:ascii="Source Sans 3" w:hAnsi="Source Sans 3"/>
-                      <w:sz w:val="21"/>
-                      <w:szCs w:val="21"/>
-                    </w:rPr>
-                    <w:t>memorise</w:t>
-                  </w:r>
-                  <w:proofErr w:type="spellEnd"/>
-                  <w:r>
-                    <w:rPr>
-                      <w:rFonts w:ascii="Source Sans 3" w:hAnsi="Source Sans 3"/>
-                      <w:sz w:val="21"/>
-                      <w:szCs w:val="21"/>
-                    </w:rPr>
-                    <w:t xml:space="preserve"> answers to questions.</w:t>
+                    <w:t>do not try to memorise answers to questions.</w:t>
                   </w:r>
                 </w:p>
               </w:tc>
@@ -21441,23 +21132,7 @@
                       <w:sz w:val="21"/>
                       <w:szCs w:val="21"/>
                     </w:rPr>
-                    <w:t xml:space="preserve">In Part 1 you need to give full answers to the questions, but don't talk for too long. Three sentences </w:t>
-                  </w:r>
-                  <w:proofErr w:type="gramStart"/>
-                  <w:r>
-                    <w:rPr>
-                      <w:sz w:val="21"/>
-                      <w:szCs w:val="21"/>
-                    </w:rPr>
-                    <w:t>is</w:t>
-                  </w:r>
-                  <w:proofErr w:type="gramEnd"/>
-                  <w:r>
-                    <w:rPr>
-                      <w:sz w:val="21"/>
-                      <w:szCs w:val="21"/>
-                    </w:rPr>
-                    <w:t xml:space="preserve"> plenty. You have chances to speak for longer in Parts 2 and 3.</w:t>
+                    <w:t>In Part 1 you need to give full answers to the questions, but don't talk for too long. Three sentences is plenty. You have chances to speak for longer in Parts 2 and 3.</w:t>
                   </w:r>
                 </w:p>
               </w:tc>
@@ -22132,7 +21807,6 @@
               </w:rPr>
               <w:t>/</w:t>
             </w:r>
-            <w:proofErr w:type="spellStart"/>
             <w:r>
               <w:rPr>
                 <w:b w:val="0"/>
@@ -22145,15 +21819,7 @@
                 <w:b w:val="0"/>
                 <w:bCs w:val="0"/>
               </w:rPr>
-              <w:t>z</w:t>
-            </w:r>
-            <w:proofErr w:type="spellEnd"/>
-            <w:r>
-              <w:rPr>
-                <w:b w:val="0"/>
-                <w:bCs w:val="0"/>
-              </w:rPr>
-              <w:t>/</w:t>
+              <w:t>z/</w:t>
             </w:r>
             <w:r>
               <w:t xml:space="preserve"> according to how the end is pronounced.</w:t>
@@ -22222,16 +21888,11 @@
             <w:r>
               <w:t>/</w:t>
             </w:r>
-            <w:proofErr w:type="spellStart"/>
             <w:r>
               <w:t>ɪ</w:t>
             </w:r>
             <w:r>
-              <w:t>z</w:t>
-            </w:r>
-            <w:proofErr w:type="spellEnd"/>
-            <w:r>
-              <w:t>/</w:t>
+              <w:t>z/</w:t>
             </w:r>
             <w:r>
               <w:t xml:space="preserve">: </w:t>

--- a/assets/data/Mindset 01/Mindset1- Custom - Unit 02.docx
+++ b/assets/data/Mindset 01/Mindset1- Custom - Unit 02.docx
@@ -1,6 +1,6 @@
 
 <file path=word/document.xml><?xml version="1.0" encoding="utf-8"?>
-<w:document xmlns:wpc="http://schemas.microsoft.com/office/word/2010/wordprocessingCanvas" xmlns:cx="http://schemas.microsoft.com/office/drawing/2014/chartex" xmlns:cx1="http://schemas.microsoft.com/office/drawing/2015/9/8/chartex" xmlns:cx2="http://schemas.microsoft.com/office/drawing/2015/10/21/chartex" xmlns:cx3="http://schemas.microsoft.com/office/drawing/2016/5/9/chartex" xmlns:cx4="http://schemas.microsoft.com/office/drawing/2016/5/10/chartex" xmlns:cx5="http://schemas.microsoft.com/office/drawing/2016/5/11/chartex" xmlns:cx6="http://schemas.microsoft.com/office/drawing/2016/5/12/chartex" xmlns:cx7="http://schemas.microsoft.com/office/drawing/2016/5/13/chartex" xmlns:cx8="http://schemas.microsoft.com/office/drawing/2016/5/14/chartex" xmlns:mc="http://schemas.openxmlformats.org/markup-compatibility/2006" xmlns:aink="http://schemas.microsoft.com/office/drawing/2016/ink" xmlns:am3d="http://schemas.microsoft.com/office/drawing/2017/model3d" xmlns:o="urn:schemas-microsoft-com:office:office" xmlns:oel="http://schemas.microsoft.com/office/2019/extlst" xmlns:r="http://schemas.openxmlformats.org/officeDocument/2006/relationships" xmlns:m="http://schemas.openxmlformats.org/officeDocument/2006/math" xmlns:v="urn:schemas-microsoft-com:vml" xmlns:wp14="http://schemas.microsoft.com/office/word/2010/wordprocessingDrawing" xmlns:wp="http://schemas.openxmlformats.org/drawingml/2006/wordprocessingDrawing" xmlns:w10="urn:schemas-microsoft-com:office:word" xmlns:w="http://schemas.openxmlformats.org/wordprocessingml/2006/main" xmlns:w14="http://schemas.microsoft.com/office/word/2010/wordml" xmlns:w15="http://schemas.microsoft.com/office/word/2012/wordml" xmlns:w16cex="http://schemas.microsoft.com/office/word/2018/wordml/cex" xmlns:w16cid="http://schemas.microsoft.com/office/word/2016/wordml/cid" xmlns:w16="http://schemas.microsoft.com/office/word/2018/wordml" xmlns:w16sdtdh="http://schemas.microsoft.com/office/word/2020/wordml/sdtdatahash" xmlns:w16se="http://schemas.microsoft.com/office/word/2015/wordml/symex" xmlns:wpg="http://schemas.microsoft.com/office/word/2010/wordprocessingGroup" xmlns:wpi="http://schemas.microsoft.com/office/word/2010/wordprocessingInk" xmlns:wne="http://schemas.microsoft.com/office/word/2006/wordml" xmlns:wps="http://schemas.microsoft.com/office/word/2010/wordprocessingShape" mc:Ignorable="w14 w15 w16se w16cid w16 w16cex w16sdtdh wp14">
+<w:document xmlns:wpc="http://schemas.microsoft.com/office/word/2010/wordprocessingCanvas" xmlns:cx="http://schemas.microsoft.com/office/drawing/2014/chartex" xmlns:cx1="http://schemas.microsoft.com/office/drawing/2015/9/8/chartex" xmlns:cx2="http://schemas.microsoft.com/office/drawing/2015/10/21/chartex" xmlns:cx3="http://schemas.microsoft.com/office/drawing/2016/5/9/chartex" xmlns:cx4="http://schemas.microsoft.com/office/drawing/2016/5/10/chartex" xmlns:cx5="http://schemas.microsoft.com/office/drawing/2016/5/11/chartex" xmlns:cx6="http://schemas.microsoft.com/office/drawing/2016/5/12/chartex" xmlns:cx7="http://schemas.microsoft.com/office/drawing/2016/5/13/chartex" xmlns:cx8="http://schemas.microsoft.com/office/drawing/2016/5/14/chartex" xmlns:mc="http://schemas.openxmlformats.org/markup-compatibility/2006" xmlns:aink="http://schemas.microsoft.com/office/drawing/2016/ink" xmlns:am3d="http://schemas.microsoft.com/office/drawing/2017/model3d" xmlns:o="urn:schemas-microsoft-com:office:office" xmlns:oel="http://schemas.microsoft.com/office/2019/extlst" xmlns:r="http://schemas.openxmlformats.org/officeDocument/2006/relationships" xmlns:m="http://schemas.openxmlformats.org/officeDocument/2006/math" xmlns:v="urn:schemas-microsoft-com:vml" xmlns:wp14="http://schemas.microsoft.com/office/word/2010/wordprocessingDrawing" xmlns:wp="http://schemas.openxmlformats.org/drawingml/2006/wordprocessingDrawing" xmlns:w10="urn:schemas-microsoft-com:office:word" xmlns:w="http://schemas.openxmlformats.org/wordprocessingml/2006/main" xmlns:w14="http://schemas.microsoft.com/office/word/2010/wordml" xmlns:w15="http://schemas.microsoft.com/office/word/2012/wordml" xmlns:w16cei="http://schemas.microsoft.com/office/word/2026/wordml/cei" xmlns:w16cex="http://schemas.microsoft.com/office/word/2018/wordml/cex" xmlns:w16cid="http://schemas.microsoft.com/office/word/2016/wordml/cid" xmlns:w16="http://schemas.microsoft.com/office/word/2018/wordml" xmlns:w16du="http://schemas.microsoft.com/office/word/2023/wordml/word16du" xmlns:w16sdtdh="http://schemas.microsoft.com/office/word/2020/wordml/sdtdatahash" xmlns:w16sdtfl="http://schemas.microsoft.com/office/word/2024/wordml/sdtformatlock" xmlns:w16se="http://schemas.microsoft.com/office/word/2015/wordml/symex" xmlns:wpg="http://schemas.microsoft.com/office/word/2010/wordprocessingGroup" xmlns:wpi="http://schemas.microsoft.com/office/word/2010/wordprocessingInk" xmlns:wne="http://schemas.microsoft.com/office/word/2006/wordml" xmlns:wps="http://schemas.microsoft.com/office/word/2010/wordprocessingShape" mc:Ignorable="w14 w15 w16se w16cid w16 w16cex w16sdtdh w16sdtfl w16du wp14">
   <w:body>
     <w:tbl>
       <w:tblPr>
@@ -212,13 +212,23 @@
                 <w:szCs w:val="23"/>
               </w:rPr>
             </w:pPr>
+            <w:proofErr w:type="spellStart"/>
             <w:r>
               <w:rPr>
                 <w:rFonts w:ascii="Source Sans 3" w:hAnsi="Source Sans 3"/>
                 <w:sz w:val="23"/>
                 <w:szCs w:val="23"/>
               </w:rPr>
-              <w:t>recognise paraphrase</w:t>
+              <w:t>recognise</w:t>
+            </w:r>
+            <w:proofErr w:type="spellEnd"/>
+            <w:r>
+              <w:rPr>
+                <w:rFonts w:ascii="Source Sans 3" w:hAnsi="Source Sans 3"/>
+                <w:sz w:val="23"/>
+                <w:szCs w:val="23"/>
+              </w:rPr>
+              <w:t xml:space="preserve"> paraphrase</w:t>
             </w:r>
           </w:p>
           <w:p>
@@ -233,13 +243,23 @@
                 <w:szCs w:val="26"/>
               </w:rPr>
             </w:pPr>
+            <w:proofErr w:type="spellStart"/>
             <w:r>
               <w:rPr>
                 <w:rFonts w:ascii="Source Sans 3" w:hAnsi="Source Sans 3"/>
                 <w:sz w:val="23"/>
                 <w:szCs w:val="23"/>
               </w:rPr>
-              <w:t>practise using the present simple and past simple.</w:t>
+              <w:t>practise</w:t>
+            </w:r>
+            <w:proofErr w:type="spellEnd"/>
+            <w:r>
+              <w:rPr>
+                <w:rFonts w:ascii="Source Sans 3" w:hAnsi="Source Sans 3"/>
+                <w:sz w:val="23"/>
+                <w:szCs w:val="23"/>
+              </w:rPr>
+              <w:t xml:space="preserve"> using the present simple and past simple.</w:t>
             </w:r>
           </w:p>
         </w:tc>
@@ -522,15 +542,23 @@
           <w:p/>
           <w:tbl>
             <w:tblPr>
-              <w:tblStyle w:val="FlowTable"/>
+              <w:tblStyle w:val="CommonTable"/>
               <w:tblW w:w="0" w:type="auto"/>
+              <w:tblBorders>
+                <w:top w:val="none" w:sz="0" w:space="0" w:color="auto"/>
+                <w:left w:val="none" w:sz="0" w:space="0" w:color="auto"/>
+                <w:bottom w:val="none" w:sz="0" w:space="0" w:color="auto"/>
+                <w:right w:val="none" w:sz="0" w:space="0" w:color="auto"/>
+                <w:insideH w:val="none" w:sz="0" w:space="0" w:color="auto"/>
+                <w:insideV w:val="none" w:sz="0" w:space="0" w:color="auto"/>
+              </w:tblBorders>
               <w:tblLook w:val="04A0" w:firstRow="1" w:lastRow="0" w:firstColumn="1" w:lastColumn="0" w:noHBand="0" w:noVBand="1"/>
             </w:tblPr>
             <w:tblGrid>
-              <w:gridCol w:w="1150"/>
-              <w:gridCol w:w="2270"/>
-              <w:gridCol w:w="1161"/>
-              <w:gridCol w:w="1543"/>
+              <w:gridCol w:w="1218"/>
+              <w:gridCol w:w="2338"/>
+              <w:gridCol w:w="1229"/>
+              <w:gridCol w:w="1611"/>
             </w:tblGrid>
             <w:tr>
               <w:tc>
@@ -1794,6 +1822,7 @@
               </w:rPr>
               <w:t xml:space="preserve">, </w:t>
             </w:r>
+            <w:proofErr w:type="spellStart"/>
             <w:r>
               <w:rPr>
                 <w:rFonts w:ascii="Source Sans 3" w:hAnsi="Source Sans 3"/>
@@ -1804,6 +1833,7 @@
               </w:rPr>
               <w:t>through</w:t>
             </w:r>
+            <w:proofErr w:type="spellEnd"/>
             <w:r>
               <w:rPr>
                 <w:rFonts w:ascii="Source Sans 3" w:hAnsi="Source Sans 3"/>
@@ -2238,7 +2268,23 @@
               <w:pStyle w:val="SS3M-115"/>
             </w:pPr>
             <w:r>
-              <w:t>Which of the two activities you have just done practised scanning? Which practised skimming</w:t>
+              <w:t xml:space="preserve">Which of the two activities you have just done </w:t>
+            </w:r>
+            <w:proofErr w:type="spellStart"/>
+            <w:r>
+              <w:t>practised</w:t>
+            </w:r>
+            <w:proofErr w:type="spellEnd"/>
+            <w:r>
+              <w:t xml:space="preserve"> scanning? Which </w:t>
+            </w:r>
+            <w:proofErr w:type="spellStart"/>
+            <w:r>
+              <w:t>practised</w:t>
+            </w:r>
+            <w:proofErr w:type="spellEnd"/>
+            <w:r>
+              <w:t xml:space="preserve"> skimming</w:t>
             </w:r>
             <w:r>
               <w:t>?</w:t>
@@ -2443,7 +2489,25 @@
                       <w:sz w:val="23"/>
                       <w:szCs w:val="23"/>
                     </w:rPr>
-                    <w:t>in Germany, you can stay in a one-metre-square house, the smallest house in the world, called the House NA. Van Bo Le-Mentzel, a refugee from Laos, built it to draw attention to the world housing shortage. It is a wooden structure on wheels and weighs 40 kg. It has a locking door and a window. You can turn it onto its side when you want to lie down. Franz from Munich spent the night in one recently 'just to see what it was like'. He found it a bit uncomfortable!</w:t>
+                    <w:t>in Germany, you can stay in a one-</w:t>
+                  </w:r>
+                  <w:proofErr w:type="spellStart"/>
+                  <w:r>
+                    <w:rPr>
+                      <w:rFonts w:ascii="Source Sans 3" w:hAnsi="Source Sans 3"/>
+                      <w:sz w:val="23"/>
+                      <w:szCs w:val="23"/>
+                    </w:rPr>
+                    <w:t>metre</w:t>
+                  </w:r>
+                  <w:proofErr w:type="spellEnd"/>
+                  <w:r>
+                    <w:rPr>
+                      <w:rFonts w:ascii="Source Sans 3" w:hAnsi="Source Sans 3"/>
+                      <w:sz w:val="23"/>
+                      <w:szCs w:val="23"/>
+                    </w:rPr>
+                    <w:t>-square house, the smallest house in the world, called the House NA. Van Bo Le-Mentzel, a refugee from Laos, built it to draw attention to the world housing shortage. It is a wooden structure on wheels and weighs 40 kg. It has a locking door and a window. You can turn it onto its side when you want to lie down. Franz from Munich spent the night in one recently 'just to see what it was like'. He found it a bit uncomfortable!</w:t>
                   </w:r>
                 </w:p>
                 <w:p>
@@ -2495,7 +2559,25 @@
                       <w:sz w:val="23"/>
                       <w:szCs w:val="23"/>
                     </w:rPr>
-                    <w:t>Another couple, Shaun and Rachel from Manchester, enjoyed a recent holiday in a treehouse in Sussex, England. They said, 'It was right up in the trees and had everything we needed, even wifi! It had a small kitchen and we did our own cooking. It was the perfect place to get away from our busy lives.</w:t>
+                    <w:t xml:space="preserve">Another couple, Shaun and Rachel from Manchester, enjoyed a recent holiday in a treehouse in Sussex, England. They said, 'It was right up in the trees and had everything we needed, even </w:t>
+                  </w:r>
+                  <w:proofErr w:type="spellStart"/>
+                  <w:r>
+                    <w:rPr>
+                      <w:rFonts w:ascii="Source Sans 3" w:hAnsi="Source Sans 3"/>
+                      <w:sz w:val="23"/>
+                      <w:szCs w:val="23"/>
+                    </w:rPr>
+                    <w:t>wifi</w:t>
+                  </w:r>
+                  <w:proofErr w:type="spellEnd"/>
+                  <w:r>
+                    <w:rPr>
+                      <w:rFonts w:ascii="Source Sans 3" w:hAnsi="Source Sans 3"/>
+                      <w:sz w:val="23"/>
+                      <w:szCs w:val="23"/>
+                    </w:rPr>
+                    <w:t>! It had a small kitchen and we did our own cooking. It was the perfect place to get away from our busy lives.</w:t>
                   </w:r>
                 </w:p>
               </w:tc>
@@ -5182,7 +5264,25 @@
                       <w:sz w:val="23"/>
                       <w:szCs w:val="23"/>
                     </w:rPr>
-                    <w:t>by coach and boat. I was tired and hungry. We went into the school hall, where the host families were waiting to meet us. I wondered which one would be mine. Would they give me dinner at this time and would I be able to eat the unfamiliar food? Suddenly I heard my name called and the name of my exchange partner, Brigitte Schmitt. A pretty, blonde girl stepped forward, smiling widely. Behind her stood her parents, a pleasant-looking couple who were also smiling. They held out their hands and said, 'Wilkommen in Deutschland. Welcome to Germany."</w:t>
+                    <w:t>by coach and boat. I was tired and hungry. We went into the school hall, where the host families were waiting to meet us. I wondered which one would be mine. Would they give me dinner at this time and would I be able to eat the unfamiliar food? Suddenly I heard my name called and the name of my exchange partner, Brigitte Schmitt. A pretty, blonde girl stepped forward, smiling widely. Behind her stood her parents, a pleasant-looking couple who were also smiling. They held out their hands and said, '</w:t>
+                  </w:r>
+                  <w:proofErr w:type="spellStart"/>
+                  <w:r>
+                    <w:rPr>
+                      <w:rFonts w:ascii="Source Sans 3" w:hAnsi="Source Sans 3"/>
+                      <w:sz w:val="23"/>
+                      <w:szCs w:val="23"/>
+                    </w:rPr>
+                    <w:t>Wilkommen</w:t>
+                  </w:r>
+                  <w:proofErr w:type="spellEnd"/>
+                  <w:r>
+                    <w:rPr>
+                      <w:rFonts w:ascii="Source Sans 3" w:hAnsi="Source Sans 3"/>
+                      <w:sz w:val="23"/>
+                      <w:szCs w:val="23"/>
+                    </w:rPr>
+                    <w:t xml:space="preserve"> in Deutschland. Welcome to Germany."</w:t>
                   </w:r>
                 </w:p>
               </w:tc>
@@ -5205,7 +5305,25 @@
                       <w:sz w:val="23"/>
                       <w:szCs w:val="23"/>
                     </w:rPr>
-                    <w:t>I spent three happy weeks with the Schmitt family. Brigitte had an elder brother, Hendrik, and a younger sister, Lisa. They had two cats, Ping and Pong, who sat on my lap as I looked into the fire in the evenings. The whole family were kind and welcoming. My room was cosy and warm and looked out onto a forest. The fresh clean smell of the trees</w:t>
+                    <w:t xml:space="preserve">I spent three happy weeks with the Schmitt family. Brigitte had an elder brother, Hendrik, and a younger sister, Lisa. They had two cats, Ping and Pong, who sat on my lap as I looked into the fire in the evenings. The whole family were kind and welcoming. My room was </w:t>
+                  </w:r>
+                  <w:proofErr w:type="spellStart"/>
+                  <w:r>
+                    <w:rPr>
+                      <w:rFonts w:ascii="Source Sans 3" w:hAnsi="Source Sans 3"/>
+                      <w:sz w:val="23"/>
+                      <w:szCs w:val="23"/>
+                    </w:rPr>
+                    <w:t>cosy</w:t>
+                  </w:r>
+                  <w:proofErr w:type="spellEnd"/>
+                  <w:r>
+                    <w:rPr>
+                      <w:rFonts w:ascii="Source Sans 3" w:hAnsi="Source Sans 3"/>
+                      <w:sz w:val="23"/>
+                      <w:szCs w:val="23"/>
+                    </w:rPr>
+                    <w:t xml:space="preserve"> and warm and looked out onto a forest. The fresh clean smell of the trees</w:t>
                   </w:r>
                   <w:r>
                     <w:rPr>
@@ -6152,7 +6270,51 @@
                 <w:sz w:val="23"/>
                 <w:szCs w:val="23"/>
               </w:rPr>
-              <w:t>In Sri Lanka, a family meal often includes stringhoppers. To make stringhoppers you need some special equipment. Choose the best description of each piece of equipment.</w:t>
+              <w:t xml:space="preserve">In Sri Lanka, a family meal often includes </w:t>
+            </w:r>
+            <w:proofErr w:type="spellStart"/>
+            <w:r>
+              <w:rPr>
+                <w:rFonts w:ascii="Source Sans 3 Medium" w:hAnsi="Source Sans 3 Medium"/>
+                <w:b/>
+                <w:bCs/>
+                <w:sz w:val="23"/>
+                <w:szCs w:val="23"/>
+              </w:rPr>
+              <w:t>stringhoppers</w:t>
+            </w:r>
+            <w:proofErr w:type="spellEnd"/>
+            <w:r>
+              <w:rPr>
+                <w:rFonts w:ascii="Source Sans 3 Medium" w:hAnsi="Source Sans 3 Medium"/>
+                <w:b/>
+                <w:bCs/>
+                <w:sz w:val="23"/>
+                <w:szCs w:val="23"/>
+              </w:rPr>
+              <w:t xml:space="preserve">. To make </w:t>
+            </w:r>
+            <w:proofErr w:type="spellStart"/>
+            <w:r>
+              <w:rPr>
+                <w:rFonts w:ascii="Source Sans 3 Medium" w:hAnsi="Source Sans 3 Medium"/>
+                <w:b/>
+                <w:bCs/>
+                <w:sz w:val="23"/>
+                <w:szCs w:val="23"/>
+              </w:rPr>
+              <w:t>stringhoppers</w:t>
+            </w:r>
+            <w:proofErr w:type="spellEnd"/>
+            <w:r>
+              <w:rPr>
+                <w:rFonts w:ascii="Source Sans 3 Medium" w:hAnsi="Source Sans 3 Medium"/>
+                <w:b/>
+                <w:bCs/>
+                <w:sz w:val="23"/>
+                <w:szCs w:val="23"/>
+              </w:rPr>
+              <w:t xml:space="preserve"> you need some special equipment. Choose the best description of each piece of equipment.</w:t>
             </w:r>
           </w:p>
           <w:tbl>
@@ -6187,12 +6349,21 @@
                       <w:szCs w:val="21"/>
                     </w:rPr>
                   </w:pPr>
+                  <w:proofErr w:type="spellStart"/>
                   <w:r>
                     <w:rPr>
                       <w:sz w:val="21"/>
                       <w:szCs w:val="21"/>
                     </w:rPr>
-                    <w:t>Sunnyhills University 1995</w:t>
+                    <w:t>Sunnyhills</w:t>
+                  </w:r>
+                  <w:proofErr w:type="spellEnd"/>
+                  <w:r>
+                    <w:rPr>
+                      <w:sz w:val="21"/>
+                      <w:szCs w:val="21"/>
+                    </w:rPr>
+                    <w:t xml:space="preserve"> University 1995</w:t>
                   </w:r>
                 </w:p>
                 <w:p>
@@ -6347,12 +6518,21 @@
                       <w:szCs w:val="21"/>
                     </w:rPr>
                   </w:pPr>
+                  <w:proofErr w:type="spellStart"/>
                   <w:r>
                     <w:rPr>
                       <w:sz w:val="21"/>
                       <w:szCs w:val="21"/>
                     </w:rPr>
-                    <w:t>Sunnyhills University today</w:t>
+                    <w:t>Sunnyhills</w:t>
+                  </w:r>
+                  <w:proofErr w:type="spellEnd"/>
+                  <w:r>
+                    <w:rPr>
+                      <w:sz w:val="21"/>
+                      <w:szCs w:val="21"/>
+                    </w:rPr>
+                    <w:t xml:space="preserve"> University today</w:t>
                   </w:r>
                 </w:p>
                 <w:p>
@@ -8354,12 +8534,10 @@
                 <w:sz w:val="23"/>
                 <w:szCs w:val="23"/>
               </w:rPr>
-              <w:t>Look at the two maps of Sunnyhills University campus in 1995 and today.</w:t>
-            </w:r>
-          </w:p>
-          <w:p>
-            <w:pPr>
-              <w:spacing w:after="120"/>
+              <w:t xml:space="preserve">Look at the two maps of </w:t>
+            </w:r>
+            <w:proofErr w:type="spellStart"/>
+            <w:r>
               <w:rPr>
                 <w:rFonts w:ascii="Source Sans 3 Medium" w:hAnsi="Source Sans 3 Medium"/>
                 <w:i/>
@@ -8367,7 +8545,9 @@
                 <w:sz w:val="23"/>
                 <w:szCs w:val="23"/>
               </w:rPr>
-            </w:pPr>
+              <w:t>Sunnyhills</w:t>
+            </w:r>
+            <w:proofErr w:type="spellEnd"/>
             <w:r>
               <w:rPr>
                 <w:rFonts w:ascii="Source Sans 3 Medium" w:hAnsi="Source Sans 3 Medium"/>
@@ -8376,7 +8556,41 @@
                 <w:sz w:val="23"/>
                 <w:szCs w:val="23"/>
               </w:rPr>
-              <w:t>Summarise the information by selecting and reporting the main features, and make comparisons where relevant.</w:t>
+              <w:t xml:space="preserve"> University campus in 1995 and today.</w:t>
+            </w:r>
+          </w:p>
+          <w:p>
+            <w:pPr>
+              <w:spacing w:after="120"/>
+              <w:rPr>
+                <w:rFonts w:ascii="Source Sans 3 Medium" w:hAnsi="Source Sans 3 Medium"/>
+                <w:i/>
+                <w:iCs/>
+                <w:sz w:val="23"/>
+                <w:szCs w:val="23"/>
+              </w:rPr>
+            </w:pPr>
+            <w:proofErr w:type="spellStart"/>
+            <w:r>
+              <w:rPr>
+                <w:rFonts w:ascii="Source Sans 3 Medium" w:hAnsi="Source Sans 3 Medium"/>
+                <w:i/>
+                <w:iCs/>
+                <w:sz w:val="23"/>
+                <w:szCs w:val="23"/>
+              </w:rPr>
+              <w:t>Summarise</w:t>
+            </w:r>
+            <w:proofErr w:type="spellEnd"/>
+            <w:r>
+              <w:rPr>
+                <w:rFonts w:ascii="Source Sans 3 Medium" w:hAnsi="Source Sans 3 Medium"/>
+                <w:i/>
+                <w:iCs/>
+                <w:sz w:val="23"/>
+                <w:szCs w:val="23"/>
+              </w:rPr>
+              <w:t xml:space="preserve"> the information by selecting and reporting the main features, and make comparisons where relevant.</w:t>
             </w:r>
           </w:p>
           <w:p>
@@ -8653,7 +8867,23 @@
                       <w:sz w:val="21"/>
                       <w:szCs w:val="21"/>
                     </w:rPr>
-                    <w:t xml:space="preserve">The two maps show changes to the campus of Sunnyhills University between 1995 and today. </w:t>
+                    <w:t xml:space="preserve">The two maps show changes to the campus of </w:t>
+                  </w:r>
+                  <w:proofErr w:type="spellStart"/>
+                  <w:r>
+                    <w:rPr>
+                      <w:sz w:val="21"/>
+                      <w:szCs w:val="21"/>
+                    </w:rPr>
+                    <w:t>Sunnyhills</w:t>
+                  </w:r>
+                  <w:proofErr w:type="spellEnd"/>
+                  <w:r>
+                    <w:rPr>
+                      <w:sz w:val="21"/>
+                      <w:szCs w:val="21"/>
+                    </w:rPr>
+                    <w:t xml:space="preserve"> University between 1995 and today. </w:t>
                   </w:r>
                   <w:r>
                     <w:rPr>
@@ -11675,6 +11905,7 @@
                       <w:sz w:val="23"/>
                     </w:rPr>
                   </w:pPr>
+                  <w:proofErr w:type="spellStart"/>
                   <w:r>
                     <w:rPr>
                       <w:b/>
@@ -11683,7 +11914,18 @@
                       <w:iCs/>
                       <w:sz w:val="23"/>
                     </w:rPr>
-                    <w:t>Summarise the information by selecting and reporting the main features, and make comparisons where relevant.</w:t>
+                    <w:t>Summarise</w:t>
+                  </w:r>
+                  <w:proofErr w:type="spellEnd"/>
+                  <w:r>
+                    <w:rPr>
+                      <w:b/>
+                      <w:bCs/>
+                      <w:i/>
+                      <w:iCs/>
+                      <w:sz w:val="23"/>
+                    </w:rPr>
+                    <w:t xml:space="preserve"> the information by selecting and reporting the main features, and make comparisons where relevant.</w:t>
                   </w:r>
                 </w:p>
               </w:tc>
@@ -12560,7 +12802,29 @@
                 <w:sz w:val="23"/>
                 <w:szCs w:val="23"/>
               </w:rPr>
-              <w:t>In Section 1 of the Listening test you will hear two people talking in everyday situations. Tick TWO situations that could be in Section 1 of the Listening test</w:t>
+              <w:t xml:space="preserve">In Section 1 of the Listening </w:t>
+            </w:r>
+            <w:proofErr w:type="gramStart"/>
+            <w:r>
+              <w:rPr>
+                <w:rFonts w:ascii="Source Sans 3 Medium" w:hAnsi="Source Sans 3 Medium"/>
+                <w:b/>
+                <w:bCs/>
+                <w:sz w:val="23"/>
+                <w:szCs w:val="23"/>
+              </w:rPr>
+              <w:t>test</w:t>
+            </w:r>
+            <w:proofErr w:type="gramEnd"/>
+            <w:r>
+              <w:rPr>
+                <w:rFonts w:ascii="Source Sans 3 Medium" w:hAnsi="Source Sans 3 Medium"/>
+                <w:b/>
+                <w:bCs/>
+                <w:sz w:val="23"/>
+                <w:szCs w:val="23"/>
+              </w:rPr>
+              <w:t xml:space="preserve"> you will hear two people talking in everyday situations. Tick TWO situations that could be in Section 1 of the Listening test</w:t>
             </w:r>
             <w:r>
               <w:rPr>
@@ -15838,11 +16102,16 @@
                     <w:t xml:space="preserve"> ---</w:t>
                   </w:r>
                   <w:r>
-                    <w:t xml:space="preserve"> pounds, but actually we've got a sale on at the pounds. S</w:t>
+                    <w:t xml:space="preserve"> pounds, but actually we've got a sale on at the pounds. </w:t>
+                  </w:r>
+                  <w:proofErr w:type="gramStart"/>
+                  <w:r>
+                    <w:t>S</w:t>
                   </w:r>
                   <w:r>
                     <w:t>o</w:t>
                   </w:r>
+                  <w:proofErr w:type="gramEnd"/>
                   <w:r>
                     <w:t xml:space="preserve"> you can save </w:t>
                   </w:r>
@@ -16583,6 +16852,7 @@
                       <w:lang w:bidi="ar-SA"/>
                     </w:rPr>
                   </w:pPr>
+                  <w:proofErr w:type="spellStart"/>
                   <w:r>
                     <w:rPr>
                       <w:rFonts w:ascii="Source Sans 3 Medium" w:hAnsi="Source Sans 3 Medium"/>
@@ -16592,6 +16862,7 @@
                     </w:rPr>
                     <w:t>Colour</w:t>
                   </w:r>
+                  <w:proofErr w:type="spellEnd"/>
                 </w:p>
               </w:tc>
               <w:tc>
@@ -17934,11 +18205,19 @@
             <w:r>
               <w:t xml:space="preserve">I </w:t>
             </w:r>
+            <w:proofErr w:type="gramStart"/>
             <w:r>
               <w:rPr>
                 <w:i/>
               </w:rPr>
-              <w:t>other daughter</w:t>
+              <w:t>other</w:t>
+            </w:r>
+            <w:proofErr w:type="gramEnd"/>
+            <w:r>
+              <w:rPr>
+                <w:i/>
+              </w:rPr>
+              <w:t xml:space="preserve"> daughter</w:t>
             </w:r>
             <w:r>
               <w:rPr>
@@ -21043,7 +21322,25 @@
                       <w:sz w:val="21"/>
                       <w:szCs w:val="21"/>
                     </w:rPr>
-                    <w:t>do not try to memorise answers to questions.</w:t>
+                    <w:t xml:space="preserve">do not try to </w:t>
+                  </w:r>
+                  <w:proofErr w:type="spellStart"/>
+                  <w:r>
+                    <w:rPr>
+                      <w:rFonts w:ascii="Source Sans 3" w:hAnsi="Source Sans 3"/>
+                      <w:sz w:val="21"/>
+                      <w:szCs w:val="21"/>
+                    </w:rPr>
+                    <w:t>memorise</w:t>
+                  </w:r>
+                  <w:proofErr w:type="spellEnd"/>
+                  <w:r>
+                    <w:rPr>
+                      <w:rFonts w:ascii="Source Sans 3" w:hAnsi="Source Sans 3"/>
+                      <w:sz w:val="21"/>
+                      <w:szCs w:val="21"/>
+                    </w:rPr>
+                    <w:t xml:space="preserve"> answers to questions.</w:t>
                   </w:r>
                 </w:p>
               </w:tc>
@@ -21132,7 +21429,23 @@
                       <w:sz w:val="21"/>
                       <w:szCs w:val="21"/>
                     </w:rPr>
-                    <w:t>In Part 1 you need to give full answers to the questions, but don't talk for too long. Three sentences is plenty. You have chances to speak for longer in Parts 2 and 3.</w:t>
+                    <w:t xml:space="preserve">In Part 1 you need to give full answers to the questions, but don't talk for too long. Three sentences </w:t>
+                  </w:r>
+                  <w:proofErr w:type="gramStart"/>
+                  <w:r>
+                    <w:rPr>
+                      <w:sz w:val="21"/>
+                      <w:szCs w:val="21"/>
+                    </w:rPr>
+                    <w:t>is</w:t>
+                  </w:r>
+                  <w:proofErr w:type="gramEnd"/>
+                  <w:r>
+                    <w:rPr>
+                      <w:sz w:val="21"/>
+                      <w:szCs w:val="21"/>
+                    </w:rPr>
+                    <w:t xml:space="preserve"> plenty. You have chances to speak for longer in Parts 2 and 3.</w:t>
                   </w:r>
                 </w:p>
               </w:tc>
@@ -21807,6 +22120,7 @@
               </w:rPr>
               <w:t>/</w:t>
             </w:r>
+            <w:proofErr w:type="spellStart"/>
             <w:r>
               <w:rPr>
                 <w:b w:val="0"/>
@@ -21819,7 +22133,15 @@
                 <w:b w:val="0"/>
                 <w:bCs w:val="0"/>
               </w:rPr>
-              <w:t>z/</w:t>
+              <w:t>z</w:t>
+            </w:r>
+            <w:proofErr w:type="spellEnd"/>
+            <w:r>
+              <w:rPr>
+                <w:b w:val="0"/>
+                <w:bCs w:val="0"/>
+              </w:rPr>
+              <w:t>/</w:t>
             </w:r>
             <w:r>
               <w:t xml:space="preserve"> according to how the end is pronounced.</w:t>
@@ -21888,11 +22210,16 @@
             <w:r>
               <w:t>/</w:t>
             </w:r>
+            <w:proofErr w:type="spellStart"/>
             <w:r>
               <w:t>ɪ</w:t>
             </w:r>
             <w:r>
-              <w:t>z/</w:t>
+              <w:t>z</w:t>
+            </w:r>
+            <w:proofErr w:type="spellEnd"/>
+            <w:r>
+              <w:t>/</w:t>
             </w:r>
             <w:r>
               <w:t xml:space="preserve">: </w:t>
@@ -22508,7 +22835,15 @@
               <w:ind w:left="284" w:hanging="284"/>
             </w:pPr>
             <w:r>
-              <w:t>What type of films do different members of your family watch?</w:t>
+              <w:t xml:space="preserve">What type of films </w:t>
+            </w:r>
+            <w:proofErr w:type="gramStart"/>
+            <w:r>
+              <w:t>do</w:t>
+            </w:r>
+            <w:proofErr w:type="gramEnd"/>
+            <w:r>
+              <w:t xml:space="preserve"> different members of your family watch?</w:t>
             </w:r>
           </w:p>
           <w:p>
@@ -22815,7 +23150,7 @@
 </file>
 
 <file path=word/endnotes.xml><?xml version="1.0" encoding="utf-8"?>
-<w:endnotes xmlns:wpc="http://schemas.microsoft.com/office/word/2010/wordprocessingCanvas" xmlns:cx="http://schemas.microsoft.com/office/drawing/2014/chartex" xmlns:cx1="http://schemas.microsoft.com/office/drawing/2015/9/8/chartex" xmlns:cx2="http://schemas.microsoft.com/office/drawing/2015/10/21/chartex" xmlns:cx3="http://schemas.microsoft.com/office/drawing/2016/5/9/chartex" xmlns:cx4="http://schemas.microsoft.com/office/drawing/2016/5/10/chartex" xmlns:cx5="http://schemas.microsoft.com/office/drawing/2016/5/11/chartex" xmlns:cx6="http://schemas.microsoft.com/office/drawing/2016/5/12/chartex" xmlns:cx7="http://schemas.microsoft.com/office/drawing/2016/5/13/chartex" xmlns:cx8="http://schemas.microsoft.com/office/drawing/2016/5/14/chartex" xmlns:mc="http://schemas.openxmlformats.org/markup-compatibility/2006" xmlns:aink="http://schemas.microsoft.com/office/drawing/2016/ink" xmlns:am3d="http://schemas.microsoft.com/office/drawing/2017/model3d" xmlns:o="urn:schemas-microsoft-com:office:office" xmlns:oel="http://schemas.microsoft.com/office/2019/extlst" xmlns:r="http://schemas.openxmlformats.org/officeDocument/2006/relationships" xmlns:m="http://schemas.openxmlformats.org/officeDocument/2006/math" xmlns:v="urn:schemas-microsoft-com:vml" xmlns:wp14="http://schemas.microsoft.com/office/word/2010/wordprocessingDrawing" xmlns:wp="http://schemas.openxmlformats.org/drawingml/2006/wordprocessingDrawing" xmlns:w10="urn:schemas-microsoft-com:office:word" xmlns:w="http://schemas.openxmlformats.org/wordprocessingml/2006/main" xmlns:w14="http://schemas.microsoft.com/office/word/2010/wordml" xmlns:w15="http://schemas.microsoft.com/office/word/2012/wordml" xmlns:w16cex="http://schemas.microsoft.com/office/word/2018/wordml/cex" xmlns:w16cid="http://schemas.microsoft.com/office/word/2016/wordml/cid" xmlns:w16="http://schemas.microsoft.com/office/word/2018/wordml" xmlns:w16sdtdh="http://schemas.microsoft.com/office/word/2020/wordml/sdtdatahash" xmlns:w16se="http://schemas.microsoft.com/office/word/2015/wordml/symex" xmlns:wpg="http://schemas.microsoft.com/office/word/2010/wordprocessingGroup" xmlns:wpi="http://schemas.microsoft.com/office/word/2010/wordprocessingInk" xmlns:wne="http://schemas.microsoft.com/office/word/2006/wordml" xmlns:wps="http://schemas.microsoft.com/office/word/2010/wordprocessingShape" mc:Ignorable="w14 w15 w16se w16cid w16 w16cex w16sdtdh wp14">
+<w:endnotes xmlns:wpc="http://schemas.microsoft.com/office/word/2010/wordprocessingCanvas" xmlns:cx="http://schemas.microsoft.com/office/drawing/2014/chartex" xmlns:cx1="http://schemas.microsoft.com/office/drawing/2015/9/8/chartex" xmlns:cx2="http://schemas.microsoft.com/office/drawing/2015/10/21/chartex" xmlns:cx3="http://schemas.microsoft.com/office/drawing/2016/5/9/chartex" xmlns:cx4="http://schemas.microsoft.com/office/drawing/2016/5/10/chartex" xmlns:cx5="http://schemas.microsoft.com/office/drawing/2016/5/11/chartex" xmlns:cx6="http://schemas.microsoft.com/office/drawing/2016/5/12/chartex" xmlns:cx7="http://schemas.microsoft.com/office/drawing/2016/5/13/chartex" xmlns:cx8="http://schemas.microsoft.com/office/drawing/2016/5/14/chartex" xmlns:mc="http://schemas.openxmlformats.org/markup-compatibility/2006" xmlns:aink="http://schemas.microsoft.com/office/drawing/2016/ink" xmlns:am3d="http://schemas.microsoft.com/office/drawing/2017/model3d" xmlns:o="urn:schemas-microsoft-com:office:office" xmlns:oel="http://schemas.microsoft.com/office/2019/extlst" xmlns:r="http://schemas.openxmlformats.org/officeDocument/2006/relationships" xmlns:m="http://schemas.openxmlformats.org/officeDocument/2006/math" xmlns:v="urn:schemas-microsoft-com:vml" xmlns:wp14="http://schemas.microsoft.com/office/word/2010/wordprocessingDrawing" xmlns:wp="http://schemas.openxmlformats.org/drawingml/2006/wordprocessingDrawing" xmlns:w10="urn:schemas-microsoft-com:office:word" xmlns:w="http://schemas.openxmlformats.org/wordprocessingml/2006/main" xmlns:w14="http://schemas.microsoft.com/office/word/2010/wordml" xmlns:w15="http://schemas.microsoft.com/office/word/2012/wordml" xmlns:w16cei="http://schemas.microsoft.com/office/word/2026/wordml/cei" xmlns:w16cex="http://schemas.microsoft.com/office/word/2018/wordml/cex" xmlns:w16cid="http://schemas.microsoft.com/office/word/2016/wordml/cid" xmlns:w16="http://schemas.microsoft.com/office/word/2018/wordml" xmlns:w16du="http://schemas.microsoft.com/office/word/2023/wordml/word16du" xmlns:w16sdtdh="http://schemas.microsoft.com/office/word/2020/wordml/sdtdatahash" xmlns:w16sdtfl="http://schemas.microsoft.com/office/word/2024/wordml/sdtformatlock" xmlns:w16se="http://schemas.microsoft.com/office/word/2015/wordml/symex" xmlns:wpg="http://schemas.microsoft.com/office/word/2010/wordprocessingGroup" xmlns:wpi="http://schemas.microsoft.com/office/word/2010/wordprocessingInk" xmlns:wne="http://schemas.microsoft.com/office/word/2006/wordml" xmlns:wps="http://schemas.microsoft.com/office/word/2010/wordprocessingShape" mc:Ignorable="w14 w15 w16se w16cid w16 w16cex w16sdtdh w16sdtfl w16du wp14">
   <w:endnote w:type="separator" w:id="-1">
     <w:p>
       <w:pPr>
@@ -22840,7 +23175,7 @@
 </file>
 
 <file path=word/footer1.xml><?xml version="1.0" encoding="utf-8"?>
-<w:ftr xmlns:wpc="http://schemas.microsoft.com/office/word/2010/wordprocessingCanvas" xmlns:cx="http://schemas.microsoft.com/office/drawing/2014/chartex" xmlns:cx1="http://schemas.microsoft.com/office/drawing/2015/9/8/chartex" xmlns:cx2="http://schemas.microsoft.com/office/drawing/2015/10/21/chartex" xmlns:cx3="http://schemas.microsoft.com/office/drawing/2016/5/9/chartex" xmlns:cx4="http://schemas.microsoft.com/office/drawing/2016/5/10/chartex" xmlns:cx5="http://schemas.microsoft.com/office/drawing/2016/5/11/chartex" xmlns:cx6="http://schemas.microsoft.com/office/drawing/2016/5/12/chartex" xmlns:cx7="http://schemas.microsoft.com/office/drawing/2016/5/13/chartex" xmlns:cx8="http://schemas.microsoft.com/office/drawing/2016/5/14/chartex" xmlns:mc="http://schemas.openxmlformats.org/markup-compatibility/2006" xmlns:aink="http://schemas.microsoft.com/office/drawing/2016/ink" xmlns:am3d="http://schemas.microsoft.com/office/drawing/2017/model3d" xmlns:o="urn:schemas-microsoft-com:office:office" xmlns:oel="http://schemas.microsoft.com/office/2019/extlst" xmlns:r="http://schemas.openxmlformats.org/officeDocument/2006/relationships" xmlns:m="http://schemas.openxmlformats.org/officeDocument/2006/math" xmlns:v="urn:schemas-microsoft-com:vml" xmlns:wp14="http://schemas.microsoft.com/office/word/2010/wordprocessingDrawing" xmlns:wp="http://schemas.openxmlformats.org/drawingml/2006/wordprocessingDrawing" xmlns:w10="urn:schemas-microsoft-com:office:word" xmlns:w="http://schemas.openxmlformats.org/wordprocessingml/2006/main" xmlns:w14="http://schemas.microsoft.com/office/word/2010/wordml" xmlns:w15="http://schemas.microsoft.com/office/word/2012/wordml" xmlns:w16cex="http://schemas.microsoft.com/office/word/2018/wordml/cex" xmlns:w16cid="http://schemas.microsoft.com/office/word/2016/wordml/cid" xmlns:w16="http://schemas.microsoft.com/office/word/2018/wordml" xmlns:w16sdtdh="http://schemas.microsoft.com/office/word/2020/wordml/sdtdatahash" xmlns:w16se="http://schemas.microsoft.com/office/word/2015/wordml/symex" xmlns:wpg="http://schemas.microsoft.com/office/word/2010/wordprocessingGroup" xmlns:wpi="http://schemas.microsoft.com/office/word/2010/wordprocessingInk" xmlns:wne="http://schemas.microsoft.com/office/word/2006/wordml" xmlns:wps="http://schemas.microsoft.com/office/word/2010/wordprocessingShape" mc:Ignorable="w14 w15 w16se w16cid w16 w16cex w16sdtdh wp14">
+<w:ftr xmlns:wpc="http://schemas.microsoft.com/office/word/2010/wordprocessingCanvas" xmlns:cx="http://schemas.microsoft.com/office/drawing/2014/chartex" xmlns:cx1="http://schemas.microsoft.com/office/drawing/2015/9/8/chartex" xmlns:cx2="http://schemas.microsoft.com/office/drawing/2015/10/21/chartex" xmlns:cx3="http://schemas.microsoft.com/office/drawing/2016/5/9/chartex" xmlns:cx4="http://schemas.microsoft.com/office/drawing/2016/5/10/chartex" xmlns:cx5="http://schemas.microsoft.com/office/drawing/2016/5/11/chartex" xmlns:cx6="http://schemas.microsoft.com/office/drawing/2016/5/12/chartex" xmlns:cx7="http://schemas.microsoft.com/office/drawing/2016/5/13/chartex" xmlns:cx8="http://schemas.microsoft.com/office/drawing/2016/5/14/chartex" xmlns:mc="http://schemas.openxmlformats.org/markup-compatibility/2006" xmlns:aink="http://schemas.microsoft.com/office/drawing/2016/ink" xmlns:am3d="http://schemas.microsoft.com/office/drawing/2017/model3d" xmlns:o="urn:schemas-microsoft-com:office:office" xmlns:oel="http://schemas.microsoft.com/office/2019/extlst" xmlns:r="http://schemas.openxmlformats.org/officeDocument/2006/relationships" xmlns:m="http://schemas.openxmlformats.org/officeDocument/2006/math" xmlns:v="urn:schemas-microsoft-com:vml" xmlns:wp14="http://schemas.microsoft.com/office/word/2010/wordprocessingDrawing" xmlns:wp="http://schemas.openxmlformats.org/drawingml/2006/wordprocessingDrawing" xmlns:w10="urn:schemas-microsoft-com:office:word" xmlns:w="http://schemas.openxmlformats.org/wordprocessingml/2006/main" xmlns:w14="http://schemas.microsoft.com/office/word/2010/wordml" xmlns:w15="http://schemas.microsoft.com/office/word/2012/wordml" xmlns:w16cei="http://schemas.microsoft.com/office/word/2026/wordml/cei" xmlns:w16cex="http://schemas.microsoft.com/office/word/2018/wordml/cex" xmlns:w16cid="http://schemas.microsoft.com/office/word/2016/wordml/cid" xmlns:w16="http://schemas.microsoft.com/office/word/2018/wordml" xmlns:w16du="http://schemas.microsoft.com/office/word/2023/wordml/word16du" xmlns:w16sdtdh="http://schemas.microsoft.com/office/word/2020/wordml/sdtdatahash" xmlns:w16sdtfl="http://schemas.microsoft.com/office/word/2024/wordml/sdtformatlock" xmlns:w16se="http://schemas.microsoft.com/office/word/2015/wordml/symex" xmlns:wpg="http://schemas.microsoft.com/office/word/2010/wordprocessingGroup" xmlns:wpi="http://schemas.microsoft.com/office/word/2010/wordprocessingInk" xmlns:wne="http://schemas.microsoft.com/office/word/2006/wordml" xmlns:wps="http://schemas.microsoft.com/office/word/2010/wordprocessingShape" mc:Ignorable="w14 w15 w16se w16cid w16 w16cex w16sdtdh w16sdtfl w16du wp14">
   <w:sdt>
     <w:sdtPr>
       <w:id w:val="-1056395714"/>
@@ -22893,7 +23228,7 @@
 </file>
 
 <file path=word/footnotes.xml><?xml version="1.0" encoding="utf-8"?>
-<w:footnotes xmlns:wpc="http://schemas.microsoft.com/office/word/2010/wordprocessingCanvas" xmlns:cx="http://schemas.microsoft.com/office/drawing/2014/chartex" xmlns:cx1="http://schemas.microsoft.com/office/drawing/2015/9/8/chartex" xmlns:cx2="http://schemas.microsoft.com/office/drawing/2015/10/21/chartex" xmlns:cx3="http://schemas.microsoft.com/office/drawing/2016/5/9/chartex" xmlns:cx4="http://schemas.microsoft.com/office/drawing/2016/5/10/chartex" xmlns:cx5="http://schemas.microsoft.com/office/drawing/2016/5/11/chartex" xmlns:cx6="http://schemas.microsoft.com/office/drawing/2016/5/12/chartex" xmlns:cx7="http://schemas.microsoft.com/office/drawing/2016/5/13/chartex" xmlns:cx8="http://schemas.microsoft.com/office/drawing/2016/5/14/chartex" xmlns:mc="http://schemas.openxmlformats.org/markup-compatibility/2006" xmlns:aink="http://schemas.microsoft.com/office/drawing/2016/ink" xmlns:am3d="http://schemas.microsoft.com/office/drawing/2017/model3d" xmlns:o="urn:schemas-microsoft-com:office:office" xmlns:oel="http://schemas.microsoft.com/office/2019/extlst" xmlns:r="http://schemas.openxmlformats.org/officeDocument/2006/relationships" xmlns:m="http://schemas.openxmlformats.org/officeDocument/2006/math" xmlns:v="urn:schemas-microsoft-com:vml" xmlns:wp14="http://schemas.microsoft.com/office/word/2010/wordprocessingDrawing" xmlns:wp="http://schemas.openxmlformats.org/drawingml/2006/wordprocessingDrawing" xmlns:w10="urn:schemas-microsoft-com:office:word" xmlns:w="http://schemas.openxmlformats.org/wordprocessingml/2006/main" xmlns:w14="http://schemas.microsoft.com/office/word/2010/wordml" xmlns:w15="http://schemas.microsoft.com/office/word/2012/wordml" xmlns:w16cex="http://schemas.microsoft.com/office/word/2018/wordml/cex" xmlns:w16cid="http://schemas.microsoft.com/office/word/2016/wordml/cid" xmlns:w16="http://schemas.microsoft.com/office/word/2018/wordml" xmlns:w16sdtdh="http://schemas.microsoft.com/office/word/2020/wordml/sdtdatahash" xmlns:w16se="http://schemas.microsoft.com/office/word/2015/wordml/symex" xmlns:wpg="http://schemas.microsoft.com/office/word/2010/wordprocessingGroup" xmlns:wpi="http://schemas.microsoft.com/office/word/2010/wordprocessingInk" xmlns:wne="http://schemas.microsoft.com/office/word/2006/wordml" xmlns:wps="http://schemas.microsoft.com/office/word/2010/wordprocessingShape" mc:Ignorable="w14 w15 w16se w16cid w16 w16cex w16sdtdh wp14">
+<w:footnotes xmlns:wpc="http://schemas.microsoft.com/office/word/2010/wordprocessingCanvas" xmlns:cx="http://schemas.microsoft.com/office/drawing/2014/chartex" xmlns:cx1="http://schemas.microsoft.com/office/drawing/2015/9/8/chartex" xmlns:cx2="http://schemas.microsoft.com/office/drawing/2015/10/21/chartex" xmlns:cx3="http://schemas.microsoft.com/office/drawing/2016/5/9/chartex" xmlns:cx4="http://schemas.microsoft.com/office/drawing/2016/5/10/chartex" xmlns:cx5="http://schemas.microsoft.com/office/drawing/2016/5/11/chartex" xmlns:cx6="http://schemas.microsoft.com/office/drawing/2016/5/12/chartex" xmlns:cx7="http://schemas.microsoft.com/office/drawing/2016/5/13/chartex" xmlns:cx8="http://schemas.microsoft.com/office/drawing/2016/5/14/chartex" xmlns:mc="http://schemas.openxmlformats.org/markup-compatibility/2006" xmlns:aink="http://schemas.microsoft.com/office/drawing/2016/ink" xmlns:am3d="http://schemas.microsoft.com/office/drawing/2017/model3d" xmlns:o="urn:schemas-microsoft-com:office:office" xmlns:oel="http://schemas.microsoft.com/office/2019/extlst" xmlns:r="http://schemas.openxmlformats.org/officeDocument/2006/relationships" xmlns:m="http://schemas.openxmlformats.org/officeDocument/2006/math" xmlns:v="urn:schemas-microsoft-com:vml" xmlns:wp14="http://schemas.microsoft.com/office/word/2010/wordprocessingDrawing" xmlns:wp="http://schemas.openxmlformats.org/drawingml/2006/wordprocessingDrawing" xmlns:w10="urn:schemas-microsoft-com:office:word" xmlns:w="http://schemas.openxmlformats.org/wordprocessingml/2006/main" xmlns:w14="http://schemas.microsoft.com/office/word/2010/wordml" xmlns:w15="http://schemas.microsoft.com/office/word/2012/wordml" xmlns:w16cei="http://schemas.microsoft.com/office/word/2026/wordml/cei" xmlns:w16cex="http://schemas.microsoft.com/office/word/2018/wordml/cex" xmlns:w16cid="http://schemas.microsoft.com/office/word/2016/wordml/cid" xmlns:w16="http://schemas.microsoft.com/office/word/2018/wordml" xmlns:w16du="http://schemas.microsoft.com/office/word/2023/wordml/word16du" xmlns:w16sdtdh="http://schemas.microsoft.com/office/word/2020/wordml/sdtdatahash" xmlns:w16sdtfl="http://schemas.microsoft.com/office/word/2024/wordml/sdtformatlock" xmlns:w16se="http://schemas.microsoft.com/office/word/2015/wordml/symex" xmlns:wpg="http://schemas.microsoft.com/office/word/2010/wordprocessingGroup" xmlns:wpi="http://schemas.microsoft.com/office/word/2010/wordprocessingInk" xmlns:wne="http://schemas.microsoft.com/office/word/2006/wordml" xmlns:wps="http://schemas.microsoft.com/office/word/2010/wordprocessingShape" mc:Ignorable="w14 w15 w16se w16cid w16 w16cex w16sdtdh w16sdtfl w16du wp14">
   <w:footnote w:type="separator" w:id="-1">
     <w:p>
       <w:pPr>
@@ -22918,7 +23253,7 @@
 </file>
 
 <file path=word/numbering.xml><?xml version="1.0" encoding="utf-8"?>
-<w:numbering xmlns:wpc="http://schemas.microsoft.com/office/word/2010/wordprocessingCanvas" xmlns:cx="http://schemas.microsoft.com/office/drawing/2014/chartex" xmlns:cx1="http://schemas.microsoft.com/office/drawing/2015/9/8/chartex" xmlns:cx2="http://schemas.microsoft.com/office/drawing/2015/10/21/chartex" xmlns:cx3="http://schemas.microsoft.com/office/drawing/2016/5/9/chartex" xmlns:cx4="http://schemas.microsoft.com/office/drawing/2016/5/10/chartex" xmlns:cx5="http://schemas.microsoft.com/office/drawing/2016/5/11/chartex" xmlns:cx6="http://schemas.microsoft.com/office/drawing/2016/5/12/chartex" xmlns:cx7="http://schemas.microsoft.com/office/drawing/2016/5/13/chartex" xmlns:cx8="http://schemas.microsoft.com/office/drawing/2016/5/14/chartex" xmlns:mc="http://schemas.openxmlformats.org/markup-compatibility/2006" xmlns:aink="http://schemas.microsoft.com/office/drawing/2016/ink" xmlns:am3d="http://schemas.microsoft.com/office/drawing/2017/model3d" xmlns:o="urn:schemas-microsoft-com:office:office" xmlns:oel="http://schemas.microsoft.com/office/2019/extlst" xmlns:r="http://schemas.openxmlformats.org/officeDocument/2006/relationships" xmlns:m="http://schemas.openxmlformats.org/officeDocument/2006/math" xmlns:v="urn:schemas-microsoft-com:vml" xmlns:wp14="http://schemas.microsoft.com/office/word/2010/wordprocessingDrawing" xmlns:wp="http://schemas.openxmlformats.org/drawingml/2006/wordprocessingDrawing" xmlns:w10="urn:schemas-microsoft-com:office:word" xmlns:w="http://schemas.openxmlformats.org/wordprocessingml/2006/main" xmlns:w14="http://schemas.microsoft.com/office/word/2010/wordml" xmlns:w15="http://schemas.microsoft.com/office/word/2012/wordml" xmlns:w16cex="http://schemas.microsoft.com/office/word/2018/wordml/cex" xmlns:w16cid="http://schemas.microsoft.com/office/word/2016/wordml/cid" xmlns:w16="http://schemas.microsoft.com/office/word/2018/wordml" xmlns:w16sdtdh="http://schemas.microsoft.com/office/word/2020/wordml/sdtdatahash" xmlns:w16se="http://schemas.microsoft.com/office/word/2015/wordml/symex" xmlns:wpg="http://schemas.microsoft.com/office/word/2010/wordprocessingGroup" xmlns:wpi="http://schemas.microsoft.com/office/word/2010/wordprocessingInk" xmlns:wne="http://schemas.microsoft.com/office/word/2006/wordml" xmlns:wps="http://schemas.microsoft.com/office/word/2010/wordprocessingShape" mc:Ignorable="w14 w15 w16se w16cid w16 w16cex w16sdtdh wp14">
+<w:numbering xmlns:wpc="http://schemas.microsoft.com/office/word/2010/wordprocessingCanvas" xmlns:cx="http://schemas.microsoft.com/office/drawing/2014/chartex" xmlns:cx1="http://schemas.microsoft.com/office/drawing/2015/9/8/chartex" xmlns:cx2="http://schemas.microsoft.com/office/drawing/2015/10/21/chartex" xmlns:cx3="http://schemas.microsoft.com/office/drawing/2016/5/9/chartex" xmlns:cx4="http://schemas.microsoft.com/office/drawing/2016/5/10/chartex" xmlns:cx5="http://schemas.microsoft.com/office/drawing/2016/5/11/chartex" xmlns:cx6="http://schemas.microsoft.com/office/drawing/2016/5/12/chartex" xmlns:cx7="http://schemas.microsoft.com/office/drawing/2016/5/13/chartex" xmlns:cx8="http://schemas.microsoft.com/office/drawing/2016/5/14/chartex" xmlns:mc="http://schemas.openxmlformats.org/markup-compatibility/2006" xmlns:aink="http://schemas.microsoft.com/office/drawing/2016/ink" xmlns:am3d="http://schemas.microsoft.com/office/drawing/2017/model3d" xmlns:o="urn:schemas-microsoft-com:office:office" xmlns:oel="http://schemas.microsoft.com/office/2019/extlst" xmlns:r="http://schemas.openxmlformats.org/officeDocument/2006/relationships" xmlns:m="http://schemas.openxmlformats.org/officeDocument/2006/math" xmlns:v="urn:schemas-microsoft-com:vml" xmlns:wp14="http://schemas.microsoft.com/office/word/2010/wordprocessingDrawing" xmlns:wp="http://schemas.openxmlformats.org/drawingml/2006/wordprocessingDrawing" xmlns:w10="urn:schemas-microsoft-com:office:word" xmlns:w="http://schemas.openxmlformats.org/wordprocessingml/2006/main" xmlns:w14="http://schemas.microsoft.com/office/word/2010/wordml" xmlns:w15="http://schemas.microsoft.com/office/word/2012/wordml" xmlns:w16cei="http://schemas.microsoft.com/office/word/2026/wordml/cei" xmlns:w16cex="http://schemas.microsoft.com/office/word/2018/wordml/cex" xmlns:w16cid="http://schemas.microsoft.com/office/word/2016/wordml/cid" xmlns:w16="http://schemas.microsoft.com/office/word/2018/wordml" xmlns:w16du="http://schemas.microsoft.com/office/word/2023/wordml/word16du" xmlns:w16sdtdh="http://schemas.microsoft.com/office/word/2020/wordml/sdtdatahash" xmlns:w16sdtfl="http://schemas.microsoft.com/office/word/2024/wordml/sdtformatlock" xmlns:w16se="http://schemas.microsoft.com/office/word/2015/wordml/symex" xmlns:wpg="http://schemas.microsoft.com/office/word/2010/wordprocessingGroup" xmlns:wpi="http://schemas.microsoft.com/office/word/2010/wordprocessingInk" xmlns:wne="http://schemas.microsoft.com/office/word/2006/wordml" xmlns:wps="http://schemas.microsoft.com/office/word/2010/wordprocessingShape" mc:Ignorable="w14 w15 w16se w16cid w16 w16cex w16sdtdh w16sdtfl w16du wp14">
   <w:abstractNum w:abstractNumId="0" w15:restartNumberingAfterBreak="0">
     <w:nsid w:val="012C25CA"/>
     <w:multiLevelType w:val="hybridMultilevel"/>
@@ -29161,7 +29496,7 @@
 </file>
 
 <file path=word/styles.xml><?xml version="1.0" encoding="utf-8"?>
-<w:styles xmlns:mc="http://schemas.openxmlformats.org/markup-compatibility/2006" xmlns:r="http://schemas.openxmlformats.org/officeDocument/2006/relationships" xmlns:w="http://schemas.openxmlformats.org/wordprocessingml/2006/main" xmlns:w14="http://schemas.microsoft.com/office/word/2010/wordml" xmlns:w15="http://schemas.microsoft.com/office/word/2012/wordml" xmlns:w16cex="http://schemas.microsoft.com/office/word/2018/wordml/cex" xmlns:w16cid="http://schemas.microsoft.com/office/word/2016/wordml/cid" xmlns:w16="http://schemas.microsoft.com/office/word/2018/wordml" xmlns:w16sdtdh="http://schemas.microsoft.com/office/word/2020/wordml/sdtdatahash" xmlns:w16se="http://schemas.microsoft.com/office/word/2015/wordml/symex" mc:Ignorable="w14 w15 w16se w16cid w16 w16cex w16sdtdh">
+<w:styles xmlns:mc="http://schemas.openxmlformats.org/markup-compatibility/2006" xmlns:r="http://schemas.openxmlformats.org/officeDocument/2006/relationships" xmlns:w="http://schemas.openxmlformats.org/wordprocessingml/2006/main" xmlns:w14="http://schemas.microsoft.com/office/word/2010/wordml" xmlns:w15="http://schemas.microsoft.com/office/word/2012/wordml" xmlns:w16cex="http://schemas.microsoft.com/office/word/2018/wordml/cex" xmlns:w16cid="http://schemas.microsoft.com/office/word/2016/wordml/cid" xmlns:w16="http://schemas.microsoft.com/office/word/2018/wordml" xmlns:w16du="http://schemas.microsoft.com/office/word/2023/wordml/word16du" xmlns:w16sdtdh="http://schemas.microsoft.com/office/word/2020/wordml/sdtdatahash" xmlns:w16sdtfl="http://schemas.microsoft.com/office/word/2024/wordml/sdtformatlock" xmlns:w16se="http://schemas.microsoft.com/office/word/2015/wordml/symex" mc:Ignorable="w14 w15 w16se w16cid w16 w16cex w16sdtdh w16sdtfl w16du">
   <w:docDefaults>
     <w:rPrDefault>
       <w:rPr>

--- a/assets/data/Mindset 01/Mindset1- Custom - Unit 02.docx
+++ b/assets/data/Mindset 01/Mindset1- Custom - Unit 02.docx
@@ -1,6 +1,6 @@
 
 <file path=word/document.xml><?xml version="1.0" encoding="utf-8"?>
-<w:document xmlns:wpc="http://schemas.microsoft.com/office/word/2010/wordprocessingCanvas" xmlns:cx="http://schemas.microsoft.com/office/drawing/2014/chartex" xmlns:cx1="http://schemas.microsoft.com/office/drawing/2015/9/8/chartex" xmlns:cx2="http://schemas.microsoft.com/office/drawing/2015/10/21/chartex" xmlns:cx3="http://schemas.microsoft.com/office/drawing/2016/5/9/chartex" xmlns:cx4="http://schemas.microsoft.com/office/drawing/2016/5/10/chartex" xmlns:cx5="http://schemas.microsoft.com/office/drawing/2016/5/11/chartex" xmlns:cx6="http://schemas.microsoft.com/office/drawing/2016/5/12/chartex" xmlns:cx7="http://schemas.microsoft.com/office/drawing/2016/5/13/chartex" xmlns:cx8="http://schemas.microsoft.com/office/drawing/2016/5/14/chartex" xmlns:mc="http://schemas.openxmlformats.org/markup-compatibility/2006" xmlns:aink="http://schemas.microsoft.com/office/drawing/2016/ink" xmlns:am3d="http://schemas.microsoft.com/office/drawing/2017/model3d" xmlns:o="urn:schemas-microsoft-com:office:office" xmlns:oel="http://schemas.microsoft.com/office/2019/extlst" xmlns:r="http://schemas.openxmlformats.org/officeDocument/2006/relationships" xmlns:m="http://schemas.openxmlformats.org/officeDocument/2006/math" xmlns:v="urn:schemas-microsoft-com:vml" xmlns:wp14="http://schemas.microsoft.com/office/word/2010/wordprocessingDrawing" xmlns:wp="http://schemas.openxmlformats.org/drawingml/2006/wordprocessingDrawing" xmlns:w10="urn:schemas-microsoft-com:office:word" xmlns:w="http://schemas.openxmlformats.org/wordprocessingml/2006/main" xmlns:w14="http://schemas.microsoft.com/office/word/2010/wordml" xmlns:w15="http://schemas.microsoft.com/office/word/2012/wordml" xmlns:w16cei="http://schemas.microsoft.com/office/word/2026/wordml/cei" xmlns:w16cex="http://schemas.microsoft.com/office/word/2018/wordml/cex" xmlns:w16cid="http://schemas.microsoft.com/office/word/2016/wordml/cid" xmlns:w16="http://schemas.microsoft.com/office/word/2018/wordml" xmlns:w16du="http://schemas.microsoft.com/office/word/2023/wordml/word16du" xmlns:w16sdtdh="http://schemas.microsoft.com/office/word/2020/wordml/sdtdatahash" xmlns:w16sdtfl="http://schemas.microsoft.com/office/word/2024/wordml/sdtformatlock" xmlns:w16se="http://schemas.microsoft.com/office/word/2015/wordml/symex" xmlns:wpg="http://schemas.microsoft.com/office/word/2010/wordprocessingGroup" xmlns:wpi="http://schemas.microsoft.com/office/word/2010/wordprocessingInk" xmlns:wne="http://schemas.microsoft.com/office/word/2006/wordml" xmlns:wps="http://schemas.microsoft.com/office/word/2010/wordprocessingShape" mc:Ignorable="w14 w15 w16se w16cid w16 w16cex w16sdtdh w16sdtfl w16du wp14">
+<w:document xmlns:wpc="http://schemas.microsoft.com/office/word/2010/wordprocessingCanvas" xmlns:cx="http://schemas.microsoft.com/office/drawing/2014/chartex" xmlns:cx1="http://schemas.microsoft.com/office/drawing/2015/9/8/chartex" xmlns:cx2="http://schemas.microsoft.com/office/drawing/2015/10/21/chartex" xmlns:cx3="http://schemas.microsoft.com/office/drawing/2016/5/9/chartex" xmlns:cx4="http://schemas.microsoft.com/office/drawing/2016/5/10/chartex" xmlns:cx5="http://schemas.microsoft.com/office/drawing/2016/5/11/chartex" xmlns:cx6="http://schemas.microsoft.com/office/drawing/2016/5/12/chartex" xmlns:cx7="http://schemas.microsoft.com/office/drawing/2016/5/13/chartex" xmlns:cx8="http://schemas.microsoft.com/office/drawing/2016/5/14/chartex" xmlns:mc="http://schemas.openxmlformats.org/markup-compatibility/2006" xmlns:aink="http://schemas.microsoft.com/office/drawing/2016/ink" xmlns:am3d="http://schemas.microsoft.com/office/drawing/2017/model3d" xmlns:o="urn:schemas-microsoft-com:office:office" xmlns:oel="http://schemas.microsoft.com/office/2019/extlst" xmlns:r="http://schemas.openxmlformats.org/officeDocument/2006/relationships" xmlns:m="http://schemas.openxmlformats.org/officeDocument/2006/math" xmlns:v="urn:schemas-microsoft-com:vml" xmlns:wp14="http://schemas.microsoft.com/office/word/2010/wordprocessingDrawing" xmlns:wp="http://schemas.openxmlformats.org/drawingml/2006/wordprocessingDrawing" xmlns:w10="urn:schemas-microsoft-com:office:word" xmlns:w="http://schemas.openxmlformats.org/wordprocessingml/2006/main" xmlns:w14="http://schemas.microsoft.com/office/word/2010/wordml" xmlns:w15="http://schemas.microsoft.com/office/word/2012/wordml" xmlns:w16cex="http://schemas.microsoft.com/office/word/2018/wordml/cex" xmlns:w16cid="http://schemas.microsoft.com/office/word/2016/wordml/cid" xmlns:w16="http://schemas.microsoft.com/office/word/2018/wordml" xmlns:w16sdtdh="http://schemas.microsoft.com/office/word/2020/wordml/sdtdatahash" xmlns:w16se="http://schemas.microsoft.com/office/word/2015/wordml/symex" xmlns:wpg="http://schemas.microsoft.com/office/word/2010/wordprocessingGroup" xmlns:wpi="http://schemas.microsoft.com/office/word/2010/wordprocessingInk" xmlns:wne="http://schemas.microsoft.com/office/word/2006/wordml" xmlns:wps="http://schemas.microsoft.com/office/word/2010/wordprocessingShape" mc:Ignorable="w14 w15 w16se w16cid w16 w16cex w16sdtdh wp14">
   <w:body>
     <w:tbl>
       <w:tblPr>
@@ -128,6 +128,9 @@
           </w:p>
           <w:p>
             <w:pPr>
+              <w:tabs>
+                <w:tab w:val="left" w:pos="4942"/>
+              </w:tabs>
               <w:rPr>
                 <w:rFonts w:ascii="Source Sans 3 Bold" w:hAnsi="Source Sans 3 Bold"/>
                 <w:b/>
@@ -143,6 +146,15 @@
                 <w:caps/>
               </w:rPr>
               <w:t>IN THIS unIT YOU WILL</w:t>
+            </w:r>
+            <w:r>
+              <w:rPr>
+                <w:rFonts w:ascii="Source Sans 3 Bold" w:hAnsi="Source Sans 3 Bold"/>
+                <w:b/>
+                <w:bCs/>
+                <w:caps/>
+              </w:rPr>
+              <w:tab/>
             </w:r>
             <w:r>
               <w:rPr>
@@ -447,99 +459,6 @@
               <w:t>.</w:t>
             </w:r>
           </w:p>
-          <w:tbl>
-            <w:tblPr>
-              <w:tblStyle w:val="FlowTable"/>
-              <w:tblW w:w="0" w:type="auto"/>
-              <w:tblLook w:val="04A0" w:firstRow="1" w:lastRow="0" w:firstColumn="1" w:lastColumn="0" w:noHBand="0" w:noVBand="1"/>
-            </w:tblPr>
-            <w:tblGrid>
-              <w:gridCol w:w="2125"/>
-              <w:gridCol w:w="1106"/>
-              <w:gridCol w:w="1466"/>
-            </w:tblGrid>
-            <w:tr>
-              <w:tc>
-                <w:tcPr>
-                  <w:tcW w:w="0" w:type="auto"/>
-                </w:tcPr>
-                <w:p>
-                  <w:pPr>
-                    <w:rPr>
-                      <w:rStyle w:val="BlankWord1"/>
-                      <w:iCs/>
-                      <w:bdr w:val="none" w:sz="0" w:space="0" w:color="auto"/>
-                      <w:shd w:val="clear" w:color="auto" w:fill="auto"/>
-                      <w14:textOutline w14:w="0" w14:cap="rnd" w14:cmpd="sng" w14:algn="ctr">
-                        <w14:noFill/>
-                        <w14:prstDash w14:val="solid"/>
-                        <w14:bevel/>
-                      </w14:textOutline>
-                    </w:rPr>
-                  </w:pPr>
-                  <w:r>
-                    <w:rPr>
-                      <w:shd w:val="clear" w:color="auto" w:fill="99D8EB"/>
-                    </w:rPr>
-                    <w:t>How many bedrooms</w:t>
-                  </w:r>
-                </w:p>
-              </w:tc>
-              <w:tc>
-                <w:tcPr>
-                  <w:tcW w:w="0" w:type="auto"/>
-                </w:tcPr>
-                <w:p>
-                  <w:pPr>
-                    <w:rPr>
-                      <w:rStyle w:val="BlankWord1"/>
-                      <w:iCs/>
-                      <w:bdr w:val="none" w:sz="0" w:space="0" w:color="auto"/>
-                      <w:shd w:val="clear" w:color="auto" w:fill="auto"/>
-                      <w14:textOutline w14:w="0" w14:cap="rnd" w14:cmpd="sng" w14:algn="ctr">
-                        <w14:noFill/>
-                        <w14:prstDash w14:val="solid"/>
-                        <w14:bevel/>
-                      </w14:textOutline>
-                    </w:rPr>
-                  </w:pPr>
-                  <w:r>
-                    <w:rPr>
-                      <w:shd w:val="clear" w:color="auto" w:fill="CCE6C0"/>
-                    </w:rPr>
-                    <w:t>Is it old or</w:t>
-                  </w:r>
-                </w:p>
-              </w:tc>
-              <w:tc>
-                <w:tcPr>
-                  <w:tcW w:w="0" w:type="auto"/>
-                </w:tcPr>
-                <w:p>
-                  <w:pPr>
-                    <w:rPr>
-                      <w:rStyle w:val="BlankWord1"/>
-                      <w:iCs/>
-                      <w:bdr w:val="none" w:sz="0" w:space="0" w:color="auto"/>
-                      <w:shd w:val="clear" w:color="auto" w:fill="auto"/>
-                      <w14:textOutline w14:w="0" w14:cap="rnd" w14:cmpd="sng" w14:algn="ctr">
-                        <w14:noFill/>
-                        <w14:prstDash w14:val="solid"/>
-                        <w14:bevel/>
-                      </w14:textOutline>
-                    </w:rPr>
-                  </w:pPr>
-                  <w:r>
-                    <w:rPr>
-                      <w:shd w:val="clear" w:color="auto" w:fill="EFD370"/>
-                    </w:rPr>
-                    <w:t>Does it have a</w:t>
-                  </w:r>
-                </w:p>
-              </w:tc>
-            </w:tr>
-          </w:tbl>
-          <w:p/>
           <w:tbl>
             <w:tblPr>
               <w:tblStyle w:val="CommonTable"/>
@@ -5177,9 +5096,8 @@
           </w:p>
           <w:tbl>
             <w:tblPr>
-              <w:tblStyle w:val="DottedTable"/>
+              <w:tblStyle w:val="ColumnStackTable"/>
               <w:tblW w:w="0" w:type="auto"/>
-              <w:shd w:val="clear" w:color="auto" w:fill="FFFFFF" w:themeFill="background1"/>
               <w:tblLook w:val="04A0" w:firstRow="1" w:lastRow="0" w:firstColumn="1" w:lastColumn="0" w:noHBand="0" w:noVBand="1"/>
             </w:tblPr>
             <w:tblGrid>
@@ -5190,7 +5108,6 @@
               <w:tc>
                 <w:tcPr>
                   <w:tcW w:w="6724" w:type="dxa"/>
-                  <w:shd w:val="clear" w:color="auto" w:fill="FFFFFF" w:themeFill="background1"/>
                 </w:tcPr>
                 <w:p>
                   <w:pPr>
@@ -5289,7 +5206,6 @@
               <w:tc>
                 <w:tcPr>
                   <w:tcW w:w="6724" w:type="dxa"/>
-                  <w:shd w:val="clear" w:color="auto" w:fill="FFFFFF" w:themeFill="background1"/>
                 </w:tcPr>
                 <w:p>
                   <w:pPr>
@@ -7939,7 +7855,7 @@
                 <w:left w:val="single" w:sz="18" w:space="0" w:color="E8AC6F"/>
                 <w:bottom w:val="single" w:sz="18" w:space="0" w:color="E8AC6F"/>
                 <w:right w:val="single" w:sz="18" w:space="0" w:color="E8AC6F"/>
-                <w:insideH w:val="single" w:sz="18" w:space="0" w:color="E8AC6F"/>
+                <w:insideH w:val="none" w:sz="0" w:space="0" w:color="auto"/>
                 <w:insideV w:val="none" w:sz="0" w:space="0" w:color="auto"/>
               </w:tblBorders>
               <w:tblLook w:val="04A0" w:firstRow="1" w:lastRow="0" w:firstColumn="1" w:lastColumn="0" w:noHBand="0" w:noVBand="1"/>
@@ -12467,7 +12383,7 @@
               <w:tblLook w:val="04A0" w:firstRow="1" w:lastRow="0" w:firstColumn="1" w:lastColumn="0" w:noHBand="0" w:noVBand="1"/>
             </w:tblPr>
             <w:tblGrid>
-              <w:gridCol w:w="3859"/>
+              <w:gridCol w:w="5042"/>
             </w:tblGrid>
             <w:tr>
               <w:tc>
@@ -12518,7 +12434,7 @@
                       <w:szCs w:val="34"/>
                       <w:shd w:val="clear" w:color="auto" w:fill="FFFFFF" w:themeFill="background1"/>
                     </w:rPr>
-                    <w:t>RELATIONSHIPS</w:t>
+                    <w:t>PLACES AND BUILDINGS</w:t>
                   </w:r>
                 </w:p>
               </w:tc>
@@ -12598,7 +12514,7 @@
                 <w:sz w:val="23"/>
                 <w:szCs w:val="23"/>
               </w:rPr>
-              <w:t>identify the speakers in a conversation.</w:t>
+              <w:t>answer short-answer questions</w:t>
             </w:r>
           </w:p>
           <w:p>
@@ -12610,43 +12526,18 @@
               </w:numPr>
               <w:ind w:left="284" w:hanging="284"/>
               <w:rPr>
+                <w:sz w:val="26"/>
+                <w:szCs w:val="26"/>
+              </w:rPr>
+            </w:pPr>
+            <w:r>
+              <w:rPr>
                 <w:rFonts w:ascii="Source Sans 3" w:hAnsi="Source Sans 3"/>
                 <w:color w:val="FFFFFF" w:themeColor="background1"/>
                 <w:sz w:val="23"/>
                 <w:szCs w:val="23"/>
               </w:rPr>
-            </w:pPr>
-            <w:r>
-              <w:rPr>
-                <w:rFonts w:ascii="Source Sans 3" w:hAnsi="Source Sans 3"/>
-                <w:color w:val="FFFFFF" w:themeColor="background1"/>
-                <w:sz w:val="23"/>
-                <w:szCs w:val="23"/>
-              </w:rPr>
-              <w:t>listen for numbers</w:t>
-            </w:r>
-          </w:p>
-          <w:p>
-            <w:pPr>
-              <w:pStyle w:val="ListParagraph"/>
-              <w:numPr>
-                <w:ilvl w:val="0"/>
-                <w:numId w:val="1"/>
-              </w:numPr>
-              <w:ind w:left="284" w:hanging="284"/>
-              <w:rPr>
-                <w:sz w:val="26"/>
-                <w:szCs w:val="26"/>
-              </w:rPr>
-            </w:pPr>
-            <w:r>
-              <w:rPr>
-                <w:rFonts w:ascii="Source Sans 3" w:hAnsi="Source Sans 3"/>
-                <w:color w:val="FFFFFF" w:themeColor="background1"/>
-                <w:sz w:val="23"/>
-                <w:szCs w:val="23"/>
-              </w:rPr>
-              <w:t>answer multiple-choice questions.</w:t>
+              <w:t>spell names correctly.</w:t>
             </w:r>
           </w:p>
         </w:tc>
@@ -12721,8 +12612,8 @@
         <w:tblLook w:val="04A0" w:firstRow="1" w:lastRow="0" w:firstColumn="1" w:lastColumn="0" w:noHBand="0" w:noVBand="1"/>
       </w:tblPr>
       <w:tblGrid>
-        <w:gridCol w:w="707"/>
-        <w:gridCol w:w="13690"/>
+        <w:gridCol w:w="715"/>
+        <w:gridCol w:w="9730"/>
       </w:tblGrid>
       <w:tr>
         <w:tc>
@@ -12744,7 +12635,7 @@
               <w:tblLook w:val="04A0" w:firstRow="1" w:lastRow="0" w:firstColumn="1" w:lastColumn="0" w:noHBand="0" w:noVBand="1"/>
             </w:tblPr>
             <w:tblGrid>
-              <w:gridCol w:w="377"/>
+              <w:gridCol w:w="385"/>
             </w:tblGrid>
             <w:tr>
               <w:tc>
@@ -12802,118 +12693,691 @@
                 <w:sz w:val="23"/>
                 <w:szCs w:val="23"/>
               </w:rPr>
-              <w:t xml:space="preserve">In Section 1 of the Listening </w:t>
-            </w:r>
-            <w:proofErr w:type="gramStart"/>
-            <w:r>
+              <w:t>Here are some pictures of places in a town. Match pictures A-G with the words in the box.</w:t>
+            </w:r>
+          </w:p>
+          <w:tbl>
+            <w:tblPr>
+              <w:tblStyle w:val="CommonTable"/>
+              <w:tblW w:w="0" w:type="auto"/>
+              <w:tblBorders>
+                <w:top w:val="single" w:sz="18" w:space="0" w:color="BE4B80"/>
+                <w:left w:val="single" w:sz="18" w:space="0" w:color="BE4B80"/>
+                <w:bottom w:val="single" w:sz="18" w:space="0" w:color="BE4B80"/>
+                <w:right w:val="single" w:sz="18" w:space="0" w:color="BE4B80"/>
+                <w:insideH w:val="none" w:sz="0" w:space="0" w:color="auto"/>
+                <w:insideV w:val="none" w:sz="0" w:space="0" w:color="auto"/>
+              </w:tblBorders>
+              <w:tblLook w:val="04A0" w:firstRow="1" w:lastRow="0" w:firstColumn="1" w:lastColumn="0" w:noHBand="0" w:noVBand="1"/>
+            </w:tblPr>
+            <w:tblGrid>
+              <w:gridCol w:w="1684"/>
+              <w:gridCol w:w="1276"/>
+              <w:gridCol w:w="1098"/>
+              <w:gridCol w:w="1062"/>
+            </w:tblGrid>
+            <w:tr>
+              <w:tc>
+                <w:tcPr>
+                  <w:tcW w:w="0" w:type="auto"/>
+                </w:tcPr>
+                <w:p>
+                  <w:pPr>
+                    <w:rPr>
+                      <w:rFonts w:ascii="Source Sans 3 Medium" w:hAnsi="Source Sans 3 Medium"/>
+                      <w:b/>
+                      <w:bCs/>
+                      <w:sz w:val="23"/>
+                    </w:rPr>
+                  </w:pPr>
+                  <w:r>
+                    <w:rPr>
+                      <w:sz w:val="23"/>
+                      <w:szCs w:val="24"/>
+                      <w:lang w:bidi="ar-SA"/>
+                    </w:rPr>
+                    <w:t>railway station</w:t>
+                  </w:r>
+                </w:p>
+              </w:tc>
+              <w:tc>
+                <w:tcPr>
+                  <w:tcW w:w="0" w:type="auto"/>
+                </w:tcPr>
+                <w:p>
+                  <w:pPr>
+                    <w:rPr>
+                      <w:rFonts w:ascii="Source Sans 3 Medium" w:hAnsi="Source Sans 3 Medium"/>
+                      <w:b/>
+                      <w:bCs/>
+                      <w:sz w:val="23"/>
+                    </w:rPr>
+                  </w:pPr>
+                  <w:r>
+                    <w:rPr>
+                      <w:sz w:val="23"/>
+                      <w:szCs w:val="24"/>
+                      <w:lang w:bidi="ar-SA"/>
+                    </w:rPr>
+                    <w:t>museum</w:t>
+                  </w:r>
+                </w:p>
+              </w:tc>
+              <w:tc>
+                <w:tcPr>
+                  <w:tcW w:w="0" w:type="auto"/>
+                </w:tcPr>
+                <w:p>
+                  <w:pPr>
+                    <w:rPr>
+                      <w:rFonts w:ascii="Source Sans 3 Medium" w:hAnsi="Source Sans 3 Medium"/>
+                      <w:b/>
+                      <w:bCs/>
+                      <w:sz w:val="23"/>
+                    </w:rPr>
+                  </w:pPr>
+                  <w:r>
+                    <w:rPr>
+                      <w:sz w:val="23"/>
+                      <w:szCs w:val="24"/>
+                      <w:lang w:bidi="ar-SA"/>
+                    </w:rPr>
+                    <w:t>bank</w:t>
+                  </w:r>
+                </w:p>
+              </w:tc>
+              <w:tc>
+                <w:tcPr>
+                  <w:tcW w:w="0" w:type="auto"/>
+                </w:tcPr>
+                <w:p>
+                  <w:pPr>
+                    <w:rPr>
+                      <w:rFonts w:ascii="Source Sans 3 Medium" w:hAnsi="Source Sans 3 Medium"/>
+                      <w:b/>
+                      <w:bCs/>
+                      <w:sz w:val="23"/>
+                    </w:rPr>
+                  </w:pPr>
+                  <w:proofErr w:type="spellStart"/>
+                  <w:r>
+                    <w:rPr>
+                      <w:sz w:val="23"/>
+                      <w:szCs w:val="24"/>
+                      <w:lang w:bidi="ar-SA"/>
+                    </w:rPr>
+                    <w:t>harbour</w:t>
+                  </w:r>
+                  <w:proofErr w:type="spellEnd"/>
+                </w:p>
+              </w:tc>
+            </w:tr>
+            <w:tr>
+              <w:tc>
+                <w:tcPr>
+                  <w:tcW w:w="0" w:type="auto"/>
+                </w:tcPr>
+                <w:p>
+                  <w:pPr>
+                    <w:rPr>
+                      <w:rFonts w:ascii="Source Sans 3 Medium" w:hAnsi="Source Sans 3 Medium"/>
+                      <w:b/>
+                      <w:bCs/>
+                      <w:sz w:val="23"/>
+                    </w:rPr>
+                  </w:pPr>
+                  <w:r>
+                    <w:rPr>
+                      <w:sz w:val="23"/>
+                      <w:szCs w:val="24"/>
+                      <w:lang w:bidi="ar-SA"/>
+                    </w:rPr>
+                    <w:t xml:space="preserve">sports </w:t>
+                  </w:r>
+                  <w:proofErr w:type="spellStart"/>
+                  <w:r>
+                    <w:rPr>
+                      <w:sz w:val="23"/>
+                      <w:szCs w:val="24"/>
+                      <w:lang w:bidi="ar-SA"/>
+                    </w:rPr>
+                    <w:t>centre</w:t>
+                  </w:r>
+                  <w:proofErr w:type="spellEnd"/>
+                </w:p>
+              </w:tc>
+              <w:tc>
+                <w:tcPr>
+                  <w:tcW w:w="0" w:type="auto"/>
+                </w:tcPr>
+                <w:p>
+                  <w:pPr>
+                    <w:rPr>
+                      <w:rFonts w:ascii="Source Sans 3 Medium" w:hAnsi="Source Sans 3 Medium"/>
+                      <w:b/>
+                      <w:bCs/>
+                      <w:sz w:val="23"/>
+                    </w:rPr>
+                  </w:pPr>
+                  <w:r>
+                    <w:rPr>
+                      <w:sz w:val="23"/>
+                      <w:szCs w:val="24"/>
+                      <w:lang w:bidi="ar-SA"/>
+                    </w:rPr>
+                    <w:t>restaurant</w:t>
+                  </w:r>
+                </w:p>
+              </w:tc>
+              <w:tc>
+                <w:tcPr>
+                  <w:tcW w:w="0" w:type="auto"/>
+                </w:tcPr>
+                <w:p>
+                  <w:pPr>
+                    <w:rPr>
+                      <w:rFonts w:ascii="Source Sans 3 Medium" w:hAnsi="Source Sans 3 Medium"/>
+                      <w:b/>
+                      <w:bCs/>
+                      <w:sz w:val="23"/>
+                    </w:rPr>
+                  </w:pPr>
+                  <w:r>
+                    <w:rPr>
+                      <w:sz w:val="23"/>
+                      <w:szCs w:val="24"/>
+                      <w:lang w:bidi="ar-SA"/>
+                    </w:rPr>
+                    <w:t>bus stop</w:t>
+                  </w:r>
+                </w:p>
+              </w:tc>
+              <w:tc>
+                <w:tcPr>
+                  <w:tcW w:w="0" w:type="auto"/>
+                </w:tcPr>
+                <w:p>
+                  <w:pPr>
+                    <w:rPr>
+                      <w:rFonts w:ascii="Source Sans 3 Medium" w:hAnsi="Source Sans 3 Medium"/>
+                      <w:b/>
+                      <w:bCs/>
+                      <w:sz w:val="23"/>
+                    </w:rPr>
+                  </w:pPr>
+                </w:p>
+              </w:tc>
+            </w:tr>
+          </w:tbl>
+          <w:p>
+            <w:pPr>
+              <w:rPr>
+                <w:sz w:val="2"/>
+                <w:szCs w:val="2"/>
+              </w:rPr>
+            </w:pPr>
+          </w:p>
+          <w:tbl>
+            <w:tblPr>
+              <w:tblStyle w:val="CommonTable"/>
+              <w:tblW w:w="0" w:type="auto"/>
+              <w:tblBorders>
+                <w:top w:val="none" w:sz="0" w:space="0" w:color="auto"/>
+                <w:left w:val="none" w:sz="0" w:space="0" w:color="auto"/>
+                <w:bottom w:val="none" w:sz="0" w:space="0" w:color="auto"/>
+                <w:right w:val="none" w:sz="0" w:space="0" w:color="auto"/>
+                <w:insideH w:val="none" w:sz="0" w:space="0" w:color="auto"/>
+                <w:insideV w:val="none" w:sz="0" w:space="0" w:color="auto"/>
+              </w:tblBorders>
+              <w:tblLook w:val="04A0" w:firstRow="1" w:lastRow="0" w:firstColumn="1" w:lastColumn="0" w:noHBand="0" w:noVBand="1"/>
+            </w:tblPr>
+            <w:tblGrid>
+              <w:gridCol w:w="2152"/>
+              <w:gridCol w:w="714"/>
+              <w:gridCol w:w="1442"/>
+              <w:gridCol w:w="1417"/>
+              <w:gridCol w:w="739"/>
+              <w:gridCol w:w="2125"/>
+            </w:tblGrid>
+            <w:tr>
+              <w:tc>
+                <w:tcPr>
+                  <w:tcW w:w="2161" w:type="dxa"/>
+                  <w:vAlign w:val="center"/>
+                </w:tcPr>
+                <w:p>
+                  <w:pPr>
+                    <w:jc w:val="center"/>
+                    <w:rPr>
+                      <w:rFonts w:ascii="Source Sans 3 Medium" w:hAnsi="Source Sans 3 Medium"/>
+                      <w:b/>
+                      <w:bCs/>
+                      <w:sz w:val="23"/>
+                    </w:rPr>
+                  </w:pPr>
+                  <w:r>
+                    <w:rPr>
+                      <w:rFonts w:ascii="Source Sans 3 Medium" w:hAnsi="Source Sans 3 Medium"/>
+                      <w:b/>
+                      <w:bCs/>
+                      <w:sz w:val="23"/>
+                    </w:rPr>
+                    <w:drawing>
+                      <wp:inline distT="0" distB="0" distL="0" distR="0" wp14:anchorId="73BCE6C1" wp14:editId="30ED5F58">
+                        <wp:extent cx="1323975" cy="857250"/>
+                        <wp:effectExtent l="0" t="0" r="9525" b="0"/>
+                        <wp:docPr id="1" name="Picture 1"/>
+                        <wp:cNvGraphicFramePr>
+                          <a:graphicFrameLocks xmlns:a="http://schemas.openxmlformats.org/drawingml/2006/main" noChangeAspect="1"/>
+                        </wp:cNvGraphicFramePr>
+                        <a:graphic xmlns:a="http://schemas.openxmlformats.org/drawingml/2006/main">
+                          <a:graphicData uri="http://schemas.openxmlformats.org/drawingml/2006/picture">
+                            <pic:pic xmlns:pic="http://schemas.openxmlformats.org/drawingml/2006/picture">
+                              <pic:nvPicPr>
+                                <pic:cNvPr id="1" name=""/>
+                                <pic:cNvPicPr/>
+                              </pic:nvPicPr>
+                              <pic:blipFill>
+                                <a:blip r:embed="rId18"/>
+                                <a:stretch>
+                                  <a:fillRect/>
+                                </a:stretch>
+                              </pic:blipFill>
+                              <pic:spPr>
+                                <a:xfrm>
+                                  <a:off x="0" y="0"/>
+                                  <a:ext cx="1323975" cy="857250"/>
+                                </a:xfrm>
+                                <a:prstGeom prst="rect">
+                                  <a:avLst/>
+                                </a:prstGeom>
+                              </pic:spPr>
+                            </pic:pic>
+                          </a:graphicData>
+                        </a:graphic>
+                      </wp:inline>
+                    </w:drawing>
+                  </w:r>
+                </w:p>
+              </w:tc>
+              <w:tc>
+                <w:tcPr>
+                  <w:tcW w:w="2136" w:type="dxa"/>
+                  <w:gridSpan w:val="2"/>
+                  <w:vAlign w:val="center"/>
+                </w:tcPr>
+                <w:p>
+                  <w:pPr>
+                    <w:jc w:val="center"/>
+                    <w:rPr>
+                      <w:rFonts w:ascii="Source Sans 3 Medium" w:hAnsi="Source Sans 3 Medium"/>
+                      <w:b/>
+                      <w:bCs/>
+                      <w:sz w:val="23"/>
+                    </w:rPr>
+                  </w:pPr>
+                  <w:r>
+                    <w:rPr>
+                      <w:rFonts w:ascii="Source Sans 3 Medium" w:hAnsi="Source Sans 3 Medium"/>
+                      <w:b/>
+                      <w:bCs/>
+                      <w:sz w:val="23"/>
+                    </w:rPr>
+                    <w:drawing>
+                      <wp:inline distT="0" distB="0" distL="0" distR="0" wp14:anchorId="21C054A9" wp14:editId="6A7C9BCD">
+                        <wp:extent cx="1304925" cy="847725"/>
+                        <wp:effectExtent l="0" t="0" r="9525" b="9525"/>
+                        <wp:docPr id="5" name="Picture 5"/>
+                        <wp:cNvGraphicFramePr>
+                          <a:graphicFrameLocks xmlns:a="http://schemas.openxmlformats.org/drawingml/2006/main" noChangeAspect="1"/>
+                        </wp:cNvGraphicFramePr>
+                        <a:graphic xmlns:a="http://schemas.openxmlformats.org/drawingml/2006/main">
+                          <a:graphicData uri="http://schemas.openxmlformats.org/drawingml/2006/picture">
+                            <pic:pic xmlns:pic="http://schemas.openxmlformats.org/drawingml/2006/picture">
+                              <pic:nvPicPr>
+                                <pic:cNvPr id="1" name=""/>
+                                <pic:cNvPicPr/>
+                              </pic:nvPicPr>
+                              <pic:blipFill>
+                                <a:blip r:embed="rId19"/>
+                                <a:stretch>
+                                  <a:fillRect/>
+                                </a:stretch>
+                              </pic:blipFill>
+                              <pic:spPr>
+                                <a:xfrm>
+                                  <a:off x="0" y="0"/>
+                                  <a:ext cx="1304925" cy="847725"/>
+                                </a:xfrm>
+                                <a:prstGeom prst="rect">
+                                  <a:avLst/>
+                                </a:prstGeom>
+                              </pic:spPr>
+                            </pic:pic>
+                          </a:graphicData>
+                        </a:graphic>
+                      </wp:inline>
+                    </w:drawing>
+                  </w:r>
+                </w:p>
+              </w:tc>
+              <w:tc>
+                <w:tcPr>
+                  <w:tcW w:w="2136" w:type="dxa"/>
+                  <w:gridSpan w:val="2"/>
+                  <w:vAlign w:val="center"/>
+                </w:tcPr>
+                <w:p>
+                  <w:pPr>
+                    <w:jc w:val="center"/>
+                    <w:rPr>
+                      <w:rFonts w:ascii="Source Sans 3 Medium" w:hAnsi="Source Sans 3 Medium"/>
+                      <w:b/>
+                      <w:bCs/>
+                      <w:sz w:val="23"/>
+                    </w:rPr>
+                  </w:pPr>
+                  <w:r>
+                    <w:rPr>
+                      <w:rFonts w:ascii="Source Sans 3 Medium" w:hAnsi="Source Sans 3 Medium"/>
+                      <w:b/>
+                      <w:bCs/>
+                      <w:sz w:val="23"/>
+                    </w:rPr>
+                    <w:drawing>
+                      <wp:inline distT="0" distB="0" distL="0" distR="0" wp14:anchorId="0D420F15" wp14:editId="3A496090">
+                        <wp:extent cx="1304925" cy="847725"/>
+                        <wp:effectExtent l="0" t="0" r="9525" b="9525"/>
+                        <wp:docPr id="6" name="Picture 6"/>
+                        <wp:cNvGraphicFramePr>
+                          <a:graphicFrameLocks xmlns:a="http://schemas.openxmlformats.org/drawingml/2006/main" noChangeAspect="1"/>
+                        </wp:cNvGraphicFramePr>
+                        <a:graphic xmlns:a="http://schemas.openxmlformats.org/drawingml/2006/main">
+                          <a:graphicData uri="http://schemas.openxmlformats.org/drawingml/2006/picture">
+                            <pic:pic xmlns:pic="http://schemas.openxmlformats.org/drawingml/2006/picture">
+                              <pic:nvPicPr>
+                                <pic:cNvPr id="1" name=""/>
+                                <pic:cNvPicPr/>
+                              </pic:nvPicPr>
+                              <pic:blipFill>
+                                <a:blip r:embed="rId20"/>
+                                <a:stretch>
+                                  <a:fillRect/>
+                                </a:stretch>
+                              </pic:blipFill>
+                              <pic:spPr>
+                                <a:xfrm>
+                                  <a:off x="0" y="0"/>
+                                  <a:ext cx="1304925" cy="847725"/>
+                                </a:xfrm>
+                                <a:prstGeom prst="rect">
+                                  <a:avLst/>
+                                </a:prstGeom>
+                              </pic:spPr>
+                            </pic:pic>
+                          </a:graphicData>
+                        </a:graphic>
+                      </wp:inline>
+                    </w:drawing>
+                  </w:r>
+                </w:p>
+              </w:tc>
+              <w:tc>
+                <w:tcPr>
+                  <w:tcW w:w="2136" w:type="dxa"/>
+                  <w:vAlign w:val="center"/>
+                </w:tcPr>
+                <w:p>
+                  <w:pPr>
+                    <w:jc w:val="center"/>
+                    <w:rPr>
+                      <w:rFonts w:ascii="Source Sans 3 Medium" w:hAnsi="Source Sans 3 Medium"/>
+                      <w:b/>
+                      <w:bCs/>
+                      <w:sz w:val="23"/>
+                    </w:rPr>
+                  </w:pPr>
+                  <w:r>
+                    <w:rPr>
+                      <w:rFonts w:ascii="Source Sans 3 Medium" w:hAnsi="Source Sans 3 Medium"/>
+                      <w:b/>
+                      <w:bCs/>
+                      <w:sz w:val="23"/>
+                    </w:rPr>
+                    <w:drawing>
+                      <wp:inline distT="0" distB="0" distL="0" distR="0" wp14:anchorId="23D437F5" wp14:editId="1F73676E">
+                        <wp:extent cx="1314450" cy="857250"/>
+                        <wp:effectExtent l="0" t="0" r="0" b="0"/>
+                        <wp:docPr id="7" name="Picture 7"/>
+                        <wp:cNvGraphicFramePr>
+                          <a:graphicFrameLocks xmlns:a="http://schemas.openxmlformats.org/drawingml/2006/main" noChangeAspect="1"/>
+                        </wp:cNvGraphicFramePr>
+                        <a:graphic xmlns:a="http://schemas.openxmlformats.org/drawingml/2006/main">
+                          <a:graphicData uri="http://schemas.openxmlformats.org/drawingml/2006/picture">
+                            <pic:pic xmlns:pic="http://schemas.openxmlformats.org/drawingml/2006/picture">
+                              <pic:nvPicPr>
+                                <pic:cNvPr id="1" name=""/>
+                                <pic:cNvPicPr/>
+                              </pic:nvPicPr>
+                              <pic:blipFill>
+                                <a:blip r:embed="rId21"/>
+                                <a:stretch>
+                                  <a:fillRect/>
+                                </a:stretch>
+                              </pic:blipFill>
+                              <pic:spPr>
+                                <a:xfrm>
+                                  <a:off x="0" y="0"/>
+                                  <a:ext cx="1314450" cy="857250"/>
+                                </a:xfrm>
+                                <a:prstGeom prst="rect">
+                                  <a:avLst/>
+                                </a:prstGeom>
+                              </pic:spPr>
+                            </pic:pic>
+                          </a:graphicData>
+                        </a:graphic>
+                      </wp:inline>
+                    </w:drawing>
+                  </w:r>
+                </w:p>
+              </w:tc>
+            </w:tr>
+            <w:tr>
+              <w:tc>
+                <w:tcPr>
+                  <w:tcW w:w="2856" w:type="dxa"/>
+                  <w:gridSpan w:val="2"/>
+                  <w:vAlign w:val="center"/>
+                </w:tcPr>
+                <w:p>
+                  <w:pPr>
+                    <w:jc w:val="center"/>
+                    <w:rPr>
+                      <w:rFonts w:ascii="Source Sans 3 Medium" w:hAnsi="Source Sans 3 Medium"/>
+                      <w:b/>
+                      <w:bCs/>
+                      <w:sz w:val="23"/>
+                    </w:rPr>
+                  </w:pPr>
+                  <w:r>
+                    <w:rPr>
+                      <w:rFonts w:ascii="Source Sans 3 Medium" w:hAnsi="Source Sans 3 Medium"/>
+                      <w:b/>
+                      <w:bCs/>
+                      <w:sz w:val="23"/>
+                    </w:rPr>
+                    <w:drawing>
+                      <wp:inline distT="0" distB="0" distL="0" distR="0" wp14:anchorId="22338788" wp14:editId="2DE33C0E">
+                        <wp:extent cx="1323975" cy="847725"/>
+                        <wp:effectExtent l="0" t="0" r="9525" b="9525"/>
+                        <wp:docPr id="8" name="Picture 8"/>
+                        <wp:cNvGraphicFramePr>
+                          <a:graphicFrameLocks xmlns:a="http://schemas.openxmlformats.org/drawingml/2006/main" noChangeAspect="1"/>
+                        </wp:cNvGraphicFramePr>
+                        <a:graphic xmlns:a="http://schemas.openxmlformats.org/drawingml/2006/main">
+                          <a:graphicData uri="http://schemas.openxmlformats.org/drawingml/2006/picture">
+                            <pic:pic xmlns:pic="http://schemas.openxmlformats.org/drawingml/2006/picture">
+                              <pic:nvPicPr>
+                                <pic:cNvPr id="1" name=""/>
+                                <pic:cNvPicPr/>
+                              </pic:nvPicPr>
+                              <pic:blipFill>
+                                <a:blip r:embed="rId22"/>
+                                <a:stretch>
+                                  <a:fillRect/>
+                                </a:stretch>
+                              </pic:blipFill>
+                              <pic:spPr>
+                                <a:xfrm>
+                                  <a:off x="0" y="0"/>
+                                  <a:ext cx="1323975" cy="847725"/>
+                                </a:xfrm>
+                                <a:prstGeom prst="rect">
+                                  <a:avLst/>
+                                </a:prstGeom>
+                              </pic:spPr>
+                            </pic:pic>
+                          </a:graphicData>
+                        </a:graphic>
+                      </wp:inline>
+                    </w:drawing>
+                  </w:r>
+                </w:p>
+              </w:tc>
+              <w:tc>
+                <w:tcPr>
+                  <w:tcW w:w="2856" w:type="dxa"/>
+                  <w:gridSpan w:val="2"/>
+                  <w:vAlign w:val="center"/>
+                </w:tcPr>
+                <w:p>
+                  <w:pPr>
+                    <w:jc w:val="center"/>
+                    <w:rPr>
+                      <w:rFonts w:ascii="Source Sans 3 Medium" w:hAnsi="Source Sans 3 Medium"/>
+                      <w:b/>
+                      <w:bCs/>
+                      <w:sz w:val="23"/>
+                    </w:rPr>
+                  </w:pPr>
+                  <w:r>
+                    <w:rPr>
+                      <w:rFonts w:ascii="Source Sans 3 Medium" w:hAnsi="Source Sans 3 Medium"/>
+                      <w:b/>
+                      <w:bCs/>
+                      <w:sz w:val="23"/>
+                    </w:rPr>
+                    <w:drawing>
+                      <wp:inline distT="0" distB="0" distL="0" distR="0" wp14:anchorId="7B1B6577" wp14:editId="65107679">
+                        <wp:extent cx="1323975" cy="828675"/>
+                        <wp:effectExtent l="0" t="0" r="9525" b="9525"/>
+                        <wp:docPr id="9" name="Picture 9"/>
+                        <wp:cNvGraphicFramePr>
+                          <a:graphicFrameLocks xmlns:a="http://schemas.openxmlformats.org/drawingml/2006/main" noChangeAspect="1"/>
+                        </wp:cNvGraphicFramePr>
+                        <a:graphic xmlns:a="http://schemas.openxmlformats.org/drawingml/2006/main">
+                          <a:graphicData uri="http://schemas.openxmlformats.org/drawingml/2006/picture">
+                            <pic:pic xmlns:pic="http://schemas.openxmlformats.org/drawingml/2006/picture">
+                              <pic:nvPicPr>
+                                <pic:cNvPr id="1" name=""/>
+                                <pic:cNvPicPr/>
+                              </pic:nvPicPr>
+                              <pic:blipFill>
+                                <a:blip r:embed="rId23"/>
+                                <a:stretch>
+                                  <a:fillRect/>
+                                </a:stretch>
+                              </pic:blipFill>
+                              <pic:spPr>
+                                <a:xfrm>
+                                  <a:off x="0" y="0"/>
+                                  <a:ext cx="1323975" cy="828675"/>
+                                </a:xfrm>
+                                <a:prstGeom prst="rect">
+                                  <a:avLst/>
+                                </a:prstGeom>
+                              </pic:spPr>
+                            </pic:pic>
+                          </a:graphicData>
+                        </a:graphic>
+                      </wp:inline>
+                    </w:drawing>
+                  </w:r>
+                </w:p>
+              </w:tc>
+              <w:tc>
+                <w:tcPr>
+                  <w:tcW w:w="2857" w:type="dxa"/>
+                  <w:gridSpan w:val="2"/>
+                  <w:vAlign w:val="center"/>
+                </w:tcPr>
+                <w:p>
+                  <w:pPr>
+                    <w:jc w:val="center"/>
+                    <w:rPr>
+                      <w:rFonts w:ascii="Source Sans 3 Medium" w:hAnsi="Source Sans 3 Medium"/>
+                      <w:b/>
+                      <w:bCs/>
+                      <w:sz w:val="23"/>
+                    </w:rPr>
+                  </w:pPr>
+                  <w:r>
+                    <w:rPr>
+                      <w:rFonts w:ascii="Source Sans 3 Medium" w:hAnsi="Source Sans 3 Medium"/>
+                      <w:b/>
+                      <w:bCs/>
+                      <w:sz w:val="23"/>
+                    </w:rPr>
+                    <w:drawing>
+                      <wp:inline distT="0" distB="0" distL="0" distR="0" wp14:anchorId="49CB6074" wp14:editId="1A401683">
+                        <wp:extent cx="1333500" cy="819150"/>
+                        <wp:effectExtent l="0" t="0" r="0" b="0"/>
+                        <wp:docPr id="10" name="Picture 10"/>
+                        <wp:cNvGraphicFramePr>
+                          <a:graphicFrameLocks xmlns:a="http://schemas.openxmlformats.org/drawingml/2006/main" noChangeAspect="1"/>
+                        </wp:cNvGraphicFramePr>
+                        <a:graphic xmlns:a="http://schemas.openxmlformats.org/drawingml/2006/main">
+                          <a:graphicData uri="http://schemas.openxmlformats.org/drawingml/2006/picture">
+                            <pic:pic xmlns:pic="http://schemas.openxmlformats.org/drawingml/2006/picture">
+                              <pic:nvPicPr>
+                                <pic:cNvPr id="1" name=""/>
+                                <pic:cNvPicPr/>
+                              </pic:nvPicPr>
+                              <pic:blipFill>
+                                <a:blip r:embed="rId24"/>
+                                <a:stretch>
+                                  <a:fillRect/>
+                                </a:stretch>
+                              </pic:blipFill>
+                              <pic:spPr>
+                                <a:xfrm>
+                                  <a:off x="0" y="0"/>
+                                  <a:ext cx="1333500" cy="819150"/>
+                                </a:xfrm>
+                                <a:prstGeom prst="rect">
+                                  <a:avLst/>
+                                </a:prstGeom>
+                              </pic:spPr>
+                            </pic:pic>
+                          </a:graphicData>
+                        </a:graphic>
+                      </wp:inline>
+                    </w:drawing>
+                  </w:r>
+                </w:p>
+              </w:tc>
+            </w:tr>
+          </w:tbl>
+          <w:p>
+            <w:pPr>
+              <w:pStyle w:val="SS3-115"/>
               <w:rPr>
                 <w:rFonts w:ascii="Source Sans 3 Medium" w:hAnsi="Source Sans 3 Medium"/>
                 <w:b/>
                 <w:bCs/>
-                <w:sz w:val="23"/>
-                <w:szCs w:val="23"/>
-              </w:rPr>
-              <w:t>test</w:t>
-            </w:r>
-            <w:proofErr w:type="gramEnd"/>
-            <w:r>
-              <w:rPr>
-                <w:rFonts w:ascii="Source Sans 3 Medium" w:hAnsi="Source Sans 3 Medium"/>
-                <w:b/>
-                <w:bCs/>
-                <w:sz w:val="23"/>
-                <w:szCs w:val="23"/>
-              </w:rPr>
-              <w:t xml:space="preserve"> you will hear two people talking in everyday situations. Tick TWO situations that could be in Section 1 of the Listening test</w:t>
-            </w:r>
-            <w:r>
-              <w:rPr>
-                <w:rFonts w:ascii="Source Sans 3 Medium" w:hAnsi="Source Sans 3 Medium"/>
-                <w:b/>
-                <w:bCs/>
-                <w:sz w:val="23"/>
-                <w:szCs w:val="23"/>
-              </w:rPr>
-              <w:t>.</w:t>
-            </w:r>
-          </w:p>
-          <w:p>
-            <w:pPr>
-              <w:pStyle w:val="SS3-115"/>
-              <w:numPr>
-                <w:ilvl w:val="0"/>
-                <w:numId w:val="5"/>
-              </w:numPr>
-              <w:rPr>
-                <w:iCs/>
-              </w:rPr>
-            </w:pPr>
-            <w:r>
-              <w:rPr>
-                <w:iCs/>
-              </w:rPr>
-              <w:t>Discussing a course assignment</w:t>
-            </w:r>
-          </w:p>
-          <w:p>
-            <w:pPr>
-              <w:pStyle w:val="SS3-115"/>
-              <w:numPr>
-                <w:ilvl w:val="0"/>
-                <w:numId w:val="5"/>
-              </w:numPr>
-              <w:rPr>
-                <w:rFonts w:ascii="Source Sans 3 Medium" w:hAnsi="Source Sans 3 Medium"/>
-                <w:b/>
-                <w:bCs/>
-              </w:rPr>
-            </w:pPr>
-            <w:r>
-              <w:rPr>
-                <w:iCs/>
-              </w:rPr>
-              <w:t>Describing changes in family life over time</w:t>
-            </w:r>
-          </w:p>
-          <w:p>
-            <w:pPr>
-              <w:pStyle w:val="SS3-115"/>
-              <w:numPr>
-                <w:ilvl w:val="0"/>
-                <w:numId w:val="5"/>
-              </w:numPr>
-              <w:rPr>
-                <w:rFonts w:ascii="Source Sans 3 Medium" w:hAnsi="Source Sans 3 Medium"/>
-                <w:b/>
-                <w:bCs/>
-              </w:rPr>
-            </w:pPr>
-            <w:r>
-              <w:rPr>
-                <w:iCs/>
-              </w:rPr>
-              <w:t>Choosing a gift</w:t>
-            </w:r>
-          </w:p>
-          <w:p>
-            <w:pPr>
-              <w:pStyle w:val="SS3-115"/>
-              <w:numPr>
-                <w:ilvl w:val="0"/>
-                <w:numId w:val="5"/>
-              </w:numPr>
-              <w:rPr>
-                <w:rFonts w:ascii="Source Sans 3 Medium" w:hAnsi="Source Sans 3 Medium"/>
-                <w:b/>
-                <w:bCs/>
-              </w:rPr>
-            </w:pPr>
-            <w:r>
-              <w:rPr>
-                <w:iCs/>
-              </w:rPr>
-              <w:t>Arranging a birthday celebration</w:t>
-            </w:r>
+              </w:rPr>
+            </w:pPr>
           </w:p>
         </w:tc>
       </w:tr>
@@ -12937,7 +13401,7 @@
               <w:tblLook w:val="04A0" w:firstRow="1" w:lastRow="0" w:firstColumn="1" w:lastColumn="0" w:noHBand="0" w:noVBand="1"/>
             </w:tblPr>
             <w:tblGrid>
-              <w:gridCol w:w="377"/>
+              <w:gridCol w:w="385"/>
             </w:tblGrid>
             <w:tr>
               <w:tc>
@@ -12996,9 +13460,138 @@
                 <w:sz w:val="23"/>
                 <w:szCs w:val="23"/>
               </w:rPr>
-              <w:t>Listen and match the conversations with two of the situations above</w:t>
-            </w:r>
-            <w:r>
+              <w:t>Put the words in exercise 1 into the correct group. There is an example to help you.</w:t>
+            </w:r>
+          </w:p>
+          <w:p>
+            <w:pPr>
+              <w:pStyle w:val="SS3-115"/>
+            </w:pPr>
+            <w:r>
+              <w:t>Travel and transport:</w:t>
+            </w:r>
+            <w:r>
+              <w:t xml:space="preserve"> </w:t>
+            </w:r>
+            <w:proofErr w:type="spellStart"/>
+            <w:r>
+              <w:rPr>
+                <w:rFonts w:ascii="Comic Sans MS" w:hAnsi="Comic Sans MS"/>
+                <w:color w:val="54145C"/>
+              </w:rPr>
+              <w:t>harbour</w:t>
+            </w:r>
+            <w:proofErr w:type="spellEnd"/>
+            <w:r>
+              <w:t>, ---. ---</w:t>
+            </w:r>
+          </w:p>
+          <w:p>
+            <w:pPr>
+              <w:pStyle w:val="SS3-115"/>
+            </w:pPr>
+            <w:r>
+              <w:t xml:space="preserve">Sports and </w:t>
+            </w:r>
+            <w:proofErr w:type="gramStart"/>
+            <w:r>
+              <w:t>leisure:</w:t>
+            </w:r>
+            <w:r>
+              <w:t>---</w:t>
+            </w:r>
+            <w:proofErr w:type="gramEnd"/>
+            <w:r>
+              <w:t>, ---</w:t>
+            </w:r>
+          </w:p>
+          <w:p>
+            <w:pPr>
+              <w:pStyle w:val="SS3-115"/>
+            </w:pPr>
+            <w:r>
+              <w:t>Arts and culture:</w:t>
+            </w:r>
+            <w:r>
+              <w:t xml:space="preserve"> ---</w:t>
+            </w:r>
+          </w:p>
+          <w:p>
+            <w:pPr>
+              <w:pStyle w:val="SS3-115"/>
+            </w:pPr>
+            <w:r>
+              <w:t>Money:</w:t>
+            </w:r>
+            <w:r>
+              <w:t xml:space="preserve"> ---</w:t>
+            </w:r>
+          </w:p>
+        </w:tc>
+      </w:tr>
+      <w:tr>
+        <w:tc>
+          <w:tcPr>
+            <w:tcW w:w="0" w:type="auto"/>
+          </w:tcPr>
+          <w:tbl>
+            <w:tblPr>
+              <w:tblStyle w:val="CompactTable"/>
+              <w:tblW w:w="0" w:type="auto"/>
+              <w:tblBorders>
+                <w:top w:val="single" w:sz="18" w:space="0" w:color="B01070"/>
+                <w:left w:val="single" w:sz="18" w:space="0" w:color="B01070"/>
+                <w:bottom w:val="single" w:sz="18" w:space="0" w:color="B01070"/>
+                <w:right w:val="single" w:sz="18" w:space="0" w:color="B01070"/>
+                <w:insideH w:val="single" w:sz="18" w:space="0" w:color="B01070"/>
+                <w:insideV w:val="single" w:sz="18" w:space="0" w:color="B01070"/>
+              </w:tblBorders>
+              <w:tblLook w:val="04A0" w:firstRow="1" w:lastRow="0" w:firstColumn="1" w:lastColumn="0" w:noHBand="0" w:noVBand="1"/>
+            </w:tblPr>
+            <w:tblGrid>
+              <w:gridCol w:w="385"/>
+            </w:tblGrid>
+            <w:tr>
+              <w:tc>
+                <w:tcPr>
+                  <w:tcW w:w="385" w:type="dxa"/>
+                </w:tcPr>
+                <w:p>
+                  <w:pPr>
+                    <w:rPr>
+                      <w:b w:val="0"/>
+                      <w:bCs/>
+                      <w:szCs w:val="26"/>
+                      <w:bdr w:val="single" w:sz="12" w:space="0" w:color="FFFF00"/>
+                    </w:rPr>
+                  </w:pPr>
+                  <w:r>
+                    <w:rPr>
+                      <w:bCs/>
+                      <w:szCs w:val="26"/>
+                      <w:lang w:bidi="ar-SA"/>
+                    </w:rPr>
+                    <w:t>03</w:t>
+                  </w:r>
+                </w:p>
+              </w:tc>
+            </w:tr>
+          </w:tbl>
+          <w:p>
+            <w:pPr>
+              <w:rPr>
+                <w:bCs/>
+                <w:szCs w:val="26"/>
+              </w:rPr>
+            </w:pPr>
+          </w:p>
+        </w:tc>
+        <w:tc>
+          <w:tcPr>
+            <w:tcW w:w="0" w:type="auto"/>
+          </w:tcPr>
+          <w:p>
+            <w:pPr>
               <w:rPr>
                 <w:rFonts w:ascii="Source Sans 3 Medium" w:hAnsi="Source Sans 3 Medium"/>
                 <w:b/>
@@ -13006,20 +13599,29 @@
                 <w:sz w:val="23"/>
                 <w:szCs w:val="23"/>
               </w:rPr>
-              <w:t>.</w:t>
-            </w:r>
-          </w:p>
-          <w:p>
-            <w:pPr>
-              <w:rPr>
-                <w:rFonts w:ascii="Source Sans 3" w:hAnsi="Source Sans 3"/>
+            </w:pPr>
+            <w:r>
+              <w:rPr>
+                <w:rFonts w:ascii="Source Sans 3 Medium" w:hAnsi="Source Sans 3 Medium"/>
                 <w:b/>
                 <w:bCs/>
                 <w:sz w:val="23"/>
                 <w:szCs w:val="23"/>
               </w:rPr>
-            </w:pPr>
-            <w:hyperlink r:id="rId18" w:history="1">
+              <w:t>Put the words in exercise 1 into the correct group. There is an example to help you.</w:t>
+            </w:r>
+          </w:p>
+          <w:p>
+            <w:pPr>
+              <w:rPr>
+                <w:rFonts w:ascii="Source Sans 3" w:hAnsi="Source Sans 3"/>
+                <w:b/>
+                <w:bCs/>
+                <w:sz w:val="23"/>
+                <w:szCs w:val="23"/>
+              </w:rPr>
+            </w:pPr>
+            <w:hyperlink r:id="rId25" w:history="1">
               <w:r>
                 <w:rPr>
                   <w:rStyle w:val="Hyperlink"/>
@@ -13029,21 +13631,88 @@
                   <w:sz w:val="26"/>
                   <w:szCs w:val="26"/>
                 </w:rPr>
-                <w:t>02</w:t>
+                <w:t>15</w:t>
               </w:r>
             </w:hyperlink>
           </w:p>
           <w:p>
             <w:pPr>
-              <w:pStyle w:val="SS3-115"/>
-            </w:pPr>
-            <w:r>
-              <w:t>Conversation 1 _______ _ Conversation 2 _</w:t>
+              <w:rPr>
+                <w:rFonts w:ascii="Source Sans 3" w:hAnsi="Source Sans 3"/>
+                <w:sz w:val="23"/>
+                <w:szCs w:val="23"/>
+              </w:rPr>
+            </w:pPr>
+            <w:r>
+              <w:rPr>
+                <w:rFonts w:ascii="Source Sans 3" w:hAnsi="Source Sans 3"/>
+                <w:sz w:val="23"/>
+                <w:szCs w:val="23"/>
+              </w:rPr>
+              <w:t xml:space="preserve">Conversation 1 </w:t>
+            </w:r>
+            <w:r>
+              <w:rPr>
+                <w:rFonts w:ascii="Source Sans 3" w:hAnsi="Source Sans 3"/>
+                <w:sz w:val="23"/>
+                <w:szCs w:val="23"/>
+              </w:rPr>
+              <w:t>---</w:t>
+            </w:r>
+          </w:p>
+          <w:p>
+            <w:pPr>
+              <w:rPr>
+                <w:rFonts w:ascii="Source Sans 3 Medium" w:hAnsi="Source Sans 3 Medium"/>
+                <w:b/>
+                <w:bCs/>
+                <w:sz w:val="23"/>
+                <w:szCs w:val="23"/>
+              </w:rPr>
+            </w:pPr>
+            <w:r>
+              <w:rPr>
+                <w:rFonts w:ascii="Source Sans 3" w:hAnsi="Source Sans 3"/>
+                <w:sz w:val="23"/>
+                <w:szCs w:val="23"/>
+              </w:rPr>
+              <w:t xml:space="preserve">Conversation 2 </w:t>
+            </w:r>
+            <w:r>
+              <w:rPr>
+                <w:rFonts w:ascii="Source Sans 3" w:hAnsi="Source Sans 3"/>
+                <w:sz w:val="23"/>
+                <w:szCs w:val="23"/>
+              </w:rPr>
+              <w:t>---</w:t>
             </w:r>
           </w:p>
         </w:tc>
       </w:tr>
     </w:tbl>
+    <w:p>
+      <w:pPr>
+        <w:rPr>
+          <w:rFonts w:ascii="Source Sans 3" w:hAnsi="Source Sans 3"/>
+          <w:b/>
+          <w:bCs/>
+          <w:sz w:val="23"/>
+          <w:szCs w:val="23"/>
+          <w:lang w:bidi="ar-SA"/>
+        </w:rPr>
+      </w:pPr>
+      <w:r>
+        <w:rPr>
+          <w:rFonts w:ascii="Source Sans 3" w:hAnsi="Source Sans 3"/>
+          <w:b/>
+          <w:bCs/>
+          <w:sz w:val="23"/>
+          <w:szCs w:val="23"/>
+          <w:lang w:bidi="ar-SA"/>
+        </w:rPr>
+        <w:br w:type="page"/>
+      </w:r>
+    </w:p>
     <w:p>
       <w:pPr>
         <w:spacing w:before="240" w:after="0"/>
@@ -13072,7 +13741,7 @@
         <w:tblLook w:val="04A0" w:firstRow="1" w:lastRow="0" w:firstColumn="1" w:lastColumn="0" w:noHBand="0" w:noVBand="1"/>
       </w:tblPr>
       <w:tblGrid>
-        <w:gridCol w:w="3264"/>
+        <w:gridCol w:w="2119"/>
       </w:tblGrid>
       <w:tr>
         <w:tc>
@@ -13099,27 +13768,7 @@
                 <w:sz w:val="24"/>
                 <w:szCs w:val="24"/>
               </w:rPr>
-              <w:t>IDENTIFYING THE</w:t>
-            </w:r>
-            <w:r>
-              <w:rPr>
-                <w:b/>
-                <w:bCs/>
-                <w:color w:val="FFFFFF" w:themeColor="background1"/>
-                <w:sz w:val="24"/>
-                <w:szCs w:val="24"/>
-              </w:rPr>
-              <w:t xml:space="preserve"> </w:t>
-            </w:r>
-            <w:r>
-              <w:rPr>
-                <w:b/>
-                <w:bCs/>
-                <w:color w:val="FFFFFF" w:themeColor="background1"/>
-                <w:sz w:val="24"/>
-                <w:szCs w:val="24"/>
-              </w:rPr>
-              <w:t>SPEAKERS</w:t>
+              <w:t>SPELLING NAMES</w:t>
             </w:r>
           </w:p>
         </w:tc>
@@ -13147,8 +13796,8 @@
       </w:tblPr>
       <w:tblGrid>
         <w:gridCol w:w="650"/>
-        <w:gridCol w:w="10137"/>
-        <w:gridCol w:w="3605"/>
+        <w:gridCol w:w="10139"/>
+        <w:gridCol w:w="3603"/>
       </w:tblGrid>
       <w:tr>
         <w:tc>
@@ -13192,7 +13841,7 @@
                       <w:szCs w:val="26"/>
                       <w:lang w:bidi="ar-SA"/>
                     </w:rPr>
-                    <w:t>03</w:t>
+                    <w:t>04</w:t>
                   </w:r>
                 </w:p>
               </w:tc>
@@ -13233,11 +13882,21 @@
                 <w:sz w:val="23"/>
                 <w:szCs w:val="23"/>
               </w:rPr>
-              <w:t>Listen to the conversations again and pay attention to the speakers. For questions 1-4, write M for male and F for female next to the people.</w:t>
-            </w:r>
-          </w:p>
-          <w:p>
-            <w:hyperlink r:id="rId19" w:history="1">
+              <w:t>Listen to the rest of conversations 1 and 2 and answer the questions</w:t>
+            </w:r>
+            <w:r>
+              <w:rPr>
+                <w:rFonts w:ascii="Source Sans 3 Medium" w:hAnsi="Source Sans 3 Medium"/>
+                <w:b/>
+                <w:bCs/>
+                <w:sz w:val="23"/>
+                <w:szCs w:val="23"/>
+              </w:rPr>
+              <w:t>.</w:t>
+            </w:r>
+          </w:p>
+          <w:p>
+            <w:hyperlink r:id="rId26" w:history="1">
               <w:r>
                 <w:rPr>
                   <w:rStyle w:val="Hyperlink"/>
@@ -13247,28 +13906,88 @@
                   <w:sz w:val="26"/>
                   <w:szCs w:val="26"/>
                 </w:rPr>
-                <w:t>02</w:t>
+                <w:t>16</w:t>
               </w:r>
             </w:hyperlink>
           </w:p>
+          <w:p>
+            <w:pPr>
+              <w:spacing w:after="0" w:line="240" w:lineRule="auto"/>
+              <w:rPr>
+                <w:rStyle w:val="BlankWord1"/>
+                <w:i/>
+                <w:szCs w:val="24"/>
+                <w:bdr w:val="none" w:sz="0" w:space="0" w:color="auto"/>
+                <w:shd w:val="clear" w:color="auto" w:fill="auto"/>
+                <w:lang w:bidi="ar-SA"/>
+                <w14:textOutline w14:w="0" w14:cap="rnd" w14:cmpd="sng" w14:algn="ctr">
+                  <w14:noFill/>
+                  <w14:prstDash w14:val="solid"/>
+                  <w14:bevel/>
+                </w14:textOutline>
+              </w:rPr>
+            </w:pPr>
+            <w:r>
+              <w:rPr>
+                <w:rStyle w:val="BlankWord1"/>
+                <w:i/>
+                <w:szCs w:val="24"/>
+                <w:bdr w:val="none" w:sz="0" w:space="0" w:color="auto"/>
+                <w:shd w:val="clear" w:color="auto" w:fill="auto"/>
+                <w:lang w:bidi="ar-SA"/>
+                <w14:textOutline w14:w="0" w14:cap="rnd" w14:cmpd="sng" w14:algn="ctr">
+                  <w14:noFill/>
+                  <w14:prstDash w14:val="solid"/>
+                  <w14:bevel/>
+                </w14:textOutline>
+              </w:rPr>
+              <w:t>Conversation 1</w:t>
+            </w:r>
+          </w:p>
+          <w:p>
+            <w:pPr>
+              <w:pStyle w:val="ListParagraph"/>
+              <w:numPr>
+                <w:ilvl w:val="0"/>
+                <w:numId w:val="64"/>
+              </w:numPr>
+              <w:ind w:left="284" w:hanging="284"/>
+              <w:rPr>
+                <w:rStyle w:val="BlankWord1"/>
+                <w:iCs/>
+                <w:bdr w:val="none" w:sz="0" w:space="0" w:color="auto"/>
+                <w:shd w:val="clear" w:color="auto" w:fill="auto"/>
+                <w14:textOutline w14:w="0" w14:cap="rnd" w14:cmpd="sng" w14:algn="ctr">
+                  <w14:noFill/>
+                  <w14:prstDash w14:val="solid"/>
+                  <w14:bevel/>
+                </w14:textOutline>
+              </w:rPr>
+            </w:pPr>
+            <w:r>
+              <w:rPr>
+                <w:rStyle w:val="BlankWord1"/>
+                <w:iCs/>
+                <w:bdr w:val="none" w:sz="0" w:space="0" w:color="auto"/>
+                <w:shd w:val="clear" w:color="auto" w:fill="auto"/>
+                <w14:textOutline w14:w="0" w14:cap="rnd" w14:cmpd="sng" w14:algn="ctr">
+                  <w14:noFill/>
+                  <w14:prstDash w14:val="solid"/>
+                  <w14:bevel/>
+                </w14:textOutline>
+              </w:rPr>
+              <w:t>What is the address of the sports website?</w:t>
+            </w:r>
+          </w:p>
           <w:tbl>
             <w:tblPr>
-              <w:tblStyle w:val="CommonTable"/>
+              <w:tblStyle w:val="DottedTable"/>
               <w:tblW w:w="0" w:type="auto"/>
-              <w:tblBorders>
-                <w:top w:val="single" w:sz="18" w:space="0" w:color="AC0C6C"/>
-                <w:left w:val="none" w:sz="0" w:space="0" w:color="auto"/>
-                <w:bottom w:val="none" w:sz="0" w:space="0" w:color="auto"/>
-                <w:right w:val="none" w:sz="0" w:space="0" w:color="auto"/>
-                <w:insideH w:val="single" w:sz="6" w:space="0" w:color="AC0C6C"/>
-                <w:insideV w:val="single" w:sz="6" w:space="0" w:color="AC0C6C"/>
-              </w:tblBorders>
               <w:tblLook w:val="04A0" w:firstRow="1" w:lastRow="0" w:firstColumn="1" w:lastColumn="0" w:noHBand="0" w:noVBand="1"/>
             </w:tblPr>
             <w:tblGrid>
-              <w:gridCol w:w="1720"/>
-              <w:gridCol w:w="2082"/>
-              <w:gridCol w:w="3436"/>
+              <w:gridCol w:w="2427"/>
+              <w:gridCol w:w="2436"/>
             </w:tblGrid>
             <w:tr>
               <w:tc>
@@ -13277,92 +13996,12 @@
                 </w:tcPr>
                 <w:p>
                   <w:pPr>
-                    <w:rPr>
-                      <w:rStyle w:val="BlankWord1"/>
-                      <w:b/>
-                      <w:bCs/>
-                      <w:iCs/>
-                      <w:bdr w:val="none" w:sz="0" w:space="0" w:color="auto"/>
-                      <w:shd w:val="clear" w:color="auto" w:fill="auto"/>
-                      <w14:textOutline w14:w="0" w14:cap="rnd" w14:cmpd="sng" w14:algn="ctr">
-                        <w14:noFill/>
-                        <w14:prstDash w14:val="solid"/>
-                        <w14:bevel/>
-                      </w14:textOutline>
-                    </w:rPr>
-                  </w:pPr>
-                </w:p>
-              </w:tc>
-              <w:tc>
-                <w:tcPr>
-                  <w:tcW w:w="0" w:type="auto"/>
-                </w:tcPr>
-                <w:p>
-                  <w:pPr>
-                    <w:rPr>
-                      <w:rStyle w:val="BlankWord1"/>
-                      <w:b/>
-                      <w:bCs/>
-                      <w:iCs/>
-                      <w:bdr w:val="none" w:sz="0" w:space="0" w:color="auto"/>
-                      <w:shd w:val="clear" w:color="auto" w:fill="auto"/>
-                      <w14:textOutline w14:w="0" w14:cap="rnd" w14:cmpd="sng" w14:algn="ctr">
-                        <w14:noFill/>
-                        <w14:prstDash w14:val="solid"/>
-                        <w14:bevel/>
-                      </w14:textOutline>
-                    </w:rPr>
-                  </w:pPr>
-                  <w:r>
-                    <w:rPr>
-                      <w:b/>
-                      <w:bCs/>
-                      <w:iCs/>
-                      <w:sz w:val="23"/>
-                    </w:rPr>
-                    <w:t>Male or female?</w:t>
-                  </w:r>
-                </w:p>
-              </w:tc>
-              <w:tc>
-                <w:tcPr>
-                  <w:tcW w:w="0" w:type="auto"/>
-                </w:tcPr>
-                <w:p>
-                  <w:pPr>
-                    <w:rPr>
-                      <w:rStyle w:val="BlankWord1"/>
-                      <w:b/>
-                      <w:bCs/>
-                      <w:iCs/>
-                      <w:bdr w:val="none" w:sz="0" w:space="0" w:color="auto"/>
-                      <w:shd w:val="clear" w:color="auto" w:fill="auto"/>
-                      <w14:textOutline w14:w="0" w14:cap="rnd" w14:cmpd="sng" w14:algn="ctr">
-                        <w14:noFill/>
-                        <w14:prstDash w14:val="solid"/>
-                        <w14:bevel/>
-                      </w14:textOutline>
-                    </w:rPr>
-                  </w:pPr>
-                  <w:r>
-                    <w:rPr>
-                      <w:b/>
-                      <w:bCs/>
-                      <w:iCs/>
-                      <w:sz w:val="23"/>
-                    </w:rPr>
-                    <w:t>Information wanted</w:t>
-                  </w:r>
-                </w:p>
-              </w:tc>
-            </w:tr>
-            <w:tr>
-              <w:tc>
-                <w:tcPr>
-                  <w:tcW w:w="0" w:type="auto"/>
-                </w:tcPr>
-                <w:p>
-                  <w:pPr>
+                    <w:pStyle w:val="ListParagraph"/>
+                    <w:numPr>
+                      <w:ilvl w:val="0"/>
+                      <w:numId w:val="65"/>
+                    </w:numPr>
+                    <w:ind w:left="227" w:hanging="227"/>
                     <w:rPr>
                       <w:rStyle w:val="BlankWord1"/>
                       <w:iCs/>
@@ -13377,65 +14016,6 @@
                   </w:pPr>
                   <w:r>
                     <w:rPr>
-                      <w:iCs/>
-                      <w:sz w:val="23"/>
-                    </w:rPr>
-                    <w:t>Conversation</w:t>
-                  </w:r>
-                  <w:r>
-                    <w:rPr>
-                      <w:iCs/>
-                      <w:sz w:val="23"/>
-                    </w:rPr>
-                    <w:t xml:space="preserve"> 1</w:t>
-                  </w:r>
-                </w:p>
-              </w:tc>
-              <w:tc>
-                <w:tcPr>
-                  <w:tcW w:w="0" w:type="auto"/>
-                </w:tcPr>
-                <w:p>
-                  <w:pPr>
-                    <w:rPr>
-                      <w:iCs/>
-                      <w:sz w:val="23"/>
-                    </w:rPr>
-                  </w:pPr>
-                  <w:r>
-                    <w:rPr>
-                      <w:iCs/>
-                      <w:sz w:val="23"/>
-                    </w:rPr>
-                    <w:t xml:space="preserve">manager </w:t>
-                  </w:r>
-                  <w:r>
-                    <w:rPr>
-                      <w:b/>
-                      <w:bCs/>
-                      <w:iCs/>
-                      <w:sz w:val="23"/>
-                    </w:rPr>
-                    <w:t>1</w:t>
-                  </w:r>
-                  <w:r>
-                    <w:rPr>
-                      <w:iCs/>
-                      <w:sz w:val="23"/>
-                    </w:rPr>
-                    <w:t xml:space="preserve"> </w:t>
-                  </w:r>
-                  <w:r>
-                    <w:rPr>
-                      <w:iCs/>
-                      <w:sz w:val="23"/>
-                    </w:rPr>
-                    <w:t>---</w:t>
-                  </w:r>
-                </w:p>
-                <w:p>
-                  <w:pPr>
-                    <w:rPr>
                       <w:rStyle w:val="BlankWord1"/>
                       <w:iCs/>
                       <w:bdr w:val="none" w:sz="0" w:space="0" w:color="auto"/>
@@ -13446,29 +14026,7 @@
                         <w14:bevel/>
                       </w14:textOutline>
                     </w:rPr>
-                  </w:pPr>
-                  <w:r>
-                    <w:rPr>
-                      <w:iCs/>
-                      <w:sz w:val="23"/>
-                    </w:rPr>
-                    <w:t xml:space="preserve">customer </w:t>
-                  </w:r>
-                  <w:r>
-                    <w:rPr>
-                      <w:b/>
-                      <w:bCs/>
-                      <w:iCs/>
-                      <w:sz w:val="23"/>
-                    </w:rPr>
-                    <w:t>2</w:t>
-                  </w:r>
-                  <w:r>
-                    <w:rPr>
-                      <w:iCs/>
-                      <w:sz w:val="23"/>
-                    </w:rPr>
-                    <w:t xml:space="preserve"> ---</w:t>
+                    <w:t>www.getactive.com</w:t>
                   </w:r>
                 </w:p>
               </w:tc>
@@ -13481,55 +14039,9 @@
                     <w:pStyle w:val="ListParagraph"/>
                     <w:numPr>
                       <w:ilvl w:val="0"/>
-                      <w:numId w:val="6"/>
+                      <w:numId w:val="65"/>
                     </w:numPr>
-                    <w:ind w:left="284" w:hanging="284"/>
-                    <w:rPr>
-                      <w:rFonts w:ascii="Source Sans 3" w:hAnsi="Source Sans 3"/>
-                      <w:iCs/>
-                      <w:sz w:val="23"/>
-                    </w:rPr>
-                  </w:pPr>
-                  <w:r>
-                    <w:rPr>
-                      <w:rFonts w:ascii="Source Sans 3" w:hAnsi="Source Sans 3"/>
-                      <w:iCs/>
-                      <w:sz w:val="23"/>
-                    </w:rPr>
-                    <w:t>The customer would like to ---</w:t>
-                  </w:r>
-                </w:p>
-                <w:p>
-                  <w:pPr>
-                    <w:pStyle w:val="ListParagraph"/>
-                    <w:numPr>
-                      <w:ilvl w:val="0"/>
-                      <w:numId w:val="7"/>
-                    </w:numPr>
-                    <w:ind w:left="568" w:hanging="284"/>
-                    <w:rPr>
-                      <w:rFonts w:ascii="Source Sans 3" w:hAnsi="Source Sans 3"/>
-                      <w:iCs/>
-                      <w:sz w:val="23"/>
-                    </w:rPr>
-                  </w:pPr>
-                  <w:r>
-                    <w:rPr>
-                      <w:rFonts w:ascii="Source Sans 3" w:hAnsi="Source Sans 3"/>
-                      <w:iCs/>
-                      <w:sz w:val="23"/>
-                    </w:rPr>
-                    <w:t xml:space="preserve">book a table. </w:t>
-                  </w:r>
-                </w:p>
-                <w:p>
-                  <w:pPr>
-                    <w:pStyle w:val="ListParagraph"/>
-                    <w:numPr>
-                      <w:ilvl w:val="0"/>
-                      <w:numId w:val="7"/>
-                    </w:numPr>
-                    <w:ind w:left="568" w:hanging="284"/>
+                    <w:ind w:left="227" w:hanging="227"/>
                     <w:rPr>
                       <w:rStyle w:val="BlankWord1"/>
                       <w:iCs/>
@@ -13544,23 +14056,6 @@
                   </w:pPr>
                   <w:r>
                     <w:rPr>
-                      <w:rFonts w:ascii="Source Sans 3" w:hAnsi="Source Sans 3"/>
-                      <w:iCs/>
-                      <w:sz w:val="23"/>
-                    </w:rPr>
-                    <w:t>order a meal.</w:t>
-                  </w:r>
-                </w:p>
-              </w:tc>
-            </w:tr>
-            <w:tr>
-              <w:tc>
-                <w:tcPr>
-                  <w:tcW w:w="0" w:type="auto"/>
-                </w:tcPr>
-                <w:p>
-                  <w:pPr>
-                    <w:rPr>
                       <w:rStyle w:val="BlankWord1"/>
                       <w:iCs/>
                       <w:bdr w:val="none" w:sz="0" w:space="0" w:color="auto"/>
@@ -13571,186 +14066,7 @@
                         <w14:bevel/>
                       </w14:textOutline>
                     </w:rPr>
-                  </w:pPr>
-                  <w:r>
-                    <w:rPr>
-                      <w:iCs/>
-                      <w:sz w:val="23"/>
-                    </w:rPr>
-                    <w:t>Conversation</w:t>
-                  </w:r>
-                  <w:r>
-                    <w:rPr>
-                      <w:iCs/>
-                      <w:sz w:val="23"/>
-                    </w:rPr>
-                    <w:t xml:space="preserve"> 2</w:t>
-                  </w:r>
-                </w:p>
-              </w:tc>
-              <w:tc>
-                <w:tcPr>
-                  <w:tcW w:w="0" w:type="auto"/>
-                </w:tcPr>
-                <w:p>
-                  <w:pPr>
-                    <w:rPr>
-                      <w:iCs/>
-                      <w:sz w:val="23"/>
-                    </w:rPr>
-                  </w:pPr>
-                  <w:r>
-                    <w:rPr>
-                      <w:iCs/>
-                      <w:sz w:val="23"/>
-                    </w:rPr>
-                    <w:t xml:space="preserve">shop assistant </w:t>
-                  </w:r>
-                  <w:r>
-                    <w:rPr>
-                      <w:b/>
-                      <w:bCs/>
-                      <w:iCs/>
-                      <w:sz w:val="23"/>
-                    </w:rPr>
-                    <w:t>3</w:t>
-                  </w:r>
-                  <w:r>
-                    <w:rPr>
-                      <w:iCs/>
-                      <w:sz w:val="23"/>
-                    </w:rPr>
-                    <w:t xml:space="preserve"> ---</w:t>
-                  </w:r>
-                </w:p>
-                <w:p>
-                  <w:pPr>
-                    <w:rPr>
-                      <w:rStyle w:val="BlankWord1"/>
-                      <w:iCs/>
-                      <w:bdr w:val="none" w:sz="0" w:space="0" w:color="auto"/>
-                      <w:shd w:val="clear" w:color="auto" w:fill="auto"/>
-                      <w14:textOutline w14:w="0" w14:cap="rnd" w14:cmpd="sng" w14:algn="ctr">
-                        <w14:noFill/>
-                        <w14:prstDash w14:val="solid"/>
-                        <w14:bevel/>
-                      </w14:textOutline>
-                    </w:rPr>
-                  </w:pPr>
-                  <w:r>
-                    <w:rPr>
-                      <w:iCs/>
-                      <w:sz w:val="23"/>
-                    </w:rPr>
-                    <w:t>customer</w:t>
-                  </w:r>
-                  <w:r>
-                    <w:rPr>
-                      <w:iCs/>
-                      <w:sz w:val="23"/>
-                    </w:rPr>
-                    <w:t xml:space="preserve"> </w:t>
-                  </w:r>
-                  <w:r>
-                    <w:rPr>
-                      <w:b/>
-                      <w:bCs/>
-                      <w:iCs/>
-                      <w:sz w:val="23"/>
-                    </w:rPr>
-                    <w:t>4</w:t>
-                  </w:r>
-                  <w:r>
-                    <w:rPr>
-                      <w:iCs/>
-                      <w:sz w:val="23"/>
-                    </w:rPr>
-                    <w:t xml:space="preserve"> ---</w:t>
-                  </w:r>
-                </w:p>
-              </w:tc>
-              <w:tc>
-                <w:tcPr>
-                  <w:tcW w:w="0" w:type="auto"/>
-                </w:tcPr>
-                <w:p>
-                  <w:pPr>
-                    <w:pStyle w:val="ListParagraph"/>
-                    <w:numPr>
-                      <w:ilvl w:val="0"/>
-                      <w:numId w:val="6"/>
-                    </w:numPr>
-                    <w:ind w:left="284" w:hanging="284"/>
-                    <w:rPr>
-                      <w:iCs/>
-                      <w:sz w:val="23"/>
-                    </w:rPr>
-                  </w:pPr>
-                  <w:r>
-                    <w:rPr>
-                      <w:iCs/>
-                      <w:sz w:val="23"/>
-                    </w:rPr>
-                    <w:t xml:space="preserve">The customer wants to buy </w:t>
-                  </w:r>
-                  <w:r>
-                    <w:rPr>
-                      <w:iCs/>
-                      <w:sz w:val="23"/>
-                    </w:rPr>
-                    <w:t>---</w:t>
-                  </w:r>
-                </w:p>
-                <w:p>
-                  <w:pPr>
-                    <w:pStyle w:val="ListParagraph"/>
-                    <w:numPr>
-                      <w:ilvl w:val="0"/>
-                      <w:numId w:val="7"/>
-                    </w:numPr>
-                    <w:ind w:left="568" w:hanging="284"/>
-                    <w:rPr>
-                      <w:rFonts w:ascii="Source Sans 3" w:hAnsi="Source Sans 3"/>
-                      <w:iCs/>
-                      <w:sz w:val="23"/>
-                    </w:rPr>
-                  </w:pPr>
-                  <w:r>
-                    <w:rPr>
-                      <w:rFonts w:ascii="Source Sans 3" w:hAnsi="Source Sans 3"/>
-                      <w:iCs/>
-                      <w:sz w:val="23"/>
-                    </w:rPr>
-                    <w:t>a necklace.</w:t>
-                  </w:r>
-                </w:p>
-                <w:p>
-                  <w:pPr>
-                    <w:pStyle w:val="ListParagraph"/>
-                    <w:numPr>
-                      <w:ilvl w:val="0"/>
-                      <w:numId w:val="7"/>
-                    </w:numPr>
-                    <w:ind w:left="568" w:hanging="284"/>
-                    <w:rPr>
-                      <w:rStyle w:val="BlankWord1"/>
-                      <w:iCs/>
-                      <w:bdr w:val="none" w:sz="0" w:space="0" w:color="auto"/>
-                      <w:shd w:val="clear" w:color="auto" w:fill="auto"/>
-                      <w14:textOutline w14:w="0" w14:cap="rnd" w14:cmpd="sng" w14:algn="ctr">
-                        <w14:noFill/>
-                        <w14:prstDash w14:val="solid"/>
-                        <w14:bevel/>
-                      </w14:textOutline>
-                    </w:rPr>
-                  </w:pPr>
-                  <w:r>
-                    <w:rPr>
-                      <w:rFonts w:ascii="Source Sans 3" w:hAnsi="Source Sans 3"/>
-                      <w:iCs/>
-                      <w:sz w:val="23"/>
-                    </w:rPr>
-                    <w:t>earrings.</w:t>
+                    <w:t>www.getaktive.com</w:t>
                   </w:r>
                 </w:p>
               </w:tc>
@@ -13758,6 +14074,128 @@
           </w:tbl>
           <w:p>
             <w:pPr>
+              <w:spacing w:before="240" w:after="0" w:line="240" w:lineRule="auto"/>
+              <w:rPr>
+                <w:rStyle w:val="BlankWord1"/>
+                <w:i/>
+                <w:szCs w:val="24"/>
+                <w:bdr w:val="none" w:sz="0" w:space="0" w:color="auto"/>
+                <w:shd w:val="clear" w:color="auto" w:fill="auto"/>
+                <w:lang w:bidi="ar-SA"/>
+                <w14:textOutline w14:w="0" w14:cap="rnd" w14:cmpd="sng" w14:algn="ctr">
+                  <w14:noFill/>
+                  <w14:prstDash w14:val="solid"/>
+                  <w14:bevel/>
+                </w14:textOutline>
+              </w:rPr>
+            </w:pPr>
+            <w:r>
+              <w:rPr>
+                <w:rStyle w:val="BlankWord1"/>
+                <w:i/>
+                <w:szCs w:val="24"/>
+                <w:bdr w:val="none" w:sz="0" w:space="0" w:color="auto"/>
+                <w:shd w:val="clear" w:color="auto" w:fill="auto"/>
+                <w:lang w:bidi="ar-SA"/>
+                <w14:textOutline w14:w="0" w14:cap="rnd" w14:cmpd="sng" w14:algn="ctr">
+                  <w14:noFill/>
+                  <w14:prstDash w14:val="solid"/>
+                  <w14:bevel/>
+                </w14:textOutline>
+              </w:rPr>
+              <w:t>Conversation 2</w:t>
+            </w:r>
+          </w:p>
+          <w:p>
+            <w:pPr>
+              <w:pStyle w:val="ListParagraph"/>
+              <w:numPr>
+                <w:ilvl w:val="0"/>
+                <w:numId w:val="64"/>
+              </w:numPr>
+              <w:ind w:left="284" w:hanging="284"/>
+              <w:rPr>
+                <w:rStyle w:val="BlankWord1"/>
+                <w:iCs/>
+                <w:szCs w:val="24"/>
+                <w:bdr w:val="none" w:sz="0" w:space="0" w:color="auto"/>
+                <w:shd w:val="clear" w:color="auto" w:fill="auto"/>
+                <w14:textOutline w14:w="0" w14:cap="rnd" w14:cmpd="sng" w14:algn="ctr">
+                  <w14:noFill/>
+                  <w14:prstDash w14:val="solid"/>
+                  <w14:bevel/>
+                </w14:textOutline>
+              </w:rPr>
+            </w:pPr>
+            <w:r>
+              <w:rPr>
+                <w:rStyle w:val="BlankWord1"/>
+                <w:iCs/>
+                <w:szCs w:val="24"/>
+                <w:bdr w:val="none" w:sz="0" w:space="0" w:color="auto"/>
+                <w:shd w:val="clear" w:color="auto" w:fill="auto"/>
+                <w14:textOutline w14:w="0" w14:cap="rnd" w14:cmpd="sng" w14:algn="ctr">
+                  <w14:noFill/>
+                  <w14:prstDash w14:val="solid"/>
+                  <w14:bevel/>
+                </w14:textOutline>
+              </w:rPr>
+              <w:t>What is the man's name?</w:t>
+            </w:r>
+            <w:r>
+              <w:rPr>
+                <w:rStyle w:val="BlankWord1"/>
+                <w:iCs/>
+                <w:szCs w:val="24"/>
+                <w:bdr w:val="none" w:sz="0" w:space="0" w:color="auto"/>
+                <w:shd w:val="clear" w:color="auto" w:fill="auto"/>
+                <w14:textOutline w14:w="0" w14:cap="rnd" w14:cmpd="sng" w14:algn="ctr">
+                  <w14:noFill/>
+                  <w14:prstDash w14:val="solid"/>
+                  <w14:bevel/>
+                </w14:textOutline>
+              </w:rPr>
+              <w:t xml:space="preserve"> </w:t>
+            </w:r>
+            <w:r>
+              <w:rPr>
+                <w:rStyle w:val="BlankWord1"/>
+                <w:iCs/>
+                <w:szCs w:val="24"/>
+                <w:bdr w:val="none" w:sz="0" w:space="0" w:color="auto"/>
+                <w:shd w:val="clear" w:color="auto" w:fill="auto"/>
+                <w14:textOutline w14:w="0" w14:cap="rnd" w14:cmpd="sng" w14:algn="ctr">
+                  <w14:noFill/>
+                  <w14:prstDash w14:val="solid"/>
+                  <w14:bevel/>
+                </w14:textOutline>
+              </w:rPr>
+              <w:t>James</w:t>
+            </w:r>
+            <w:r>
+              <w:rPr>
+                <w:rStyle w:val="BlankWord1"/>
+                <w:iCs/>
+                <w:szCs w:val="24"/>
+                <w:bdr w:val="none" w:sz="0" w:space="0" w:color="auto"/>
+                <w:shd w:val="clear" w:color="auto" w:fill="auto"/>
+                <w14:textOutline w14:w="0" w14:cap="rnd" w14:cmpd="sng" w14:algn="ctr">
+                  <w14:noFill/>
+                  <w14:prstDash w14:val="solid"/>
+                  <w14:bevel/>
+                </w14:textOutline>
+              </w:rPr>
+              <w:t xml:space="preserve"> ---</w:t>
+            </w:r>
+          </w:p>
+          <w:p>
+            <w:pPr>
+              <w:pStyle w:val="ListParagraph"/>
+              <w:numPr>
+                <w:ilvl w:val="0"/>
+                <w:numId w:val="64"/>
+              </w:numPr>
+              <w:ind w:left="284" w:hanging="284"/>
               <w:rPr>
                 <w:rStyle w:val="BlankWord1"/>
                 <w:iCs/>
@@ -13771,6 +14209,48 @@
                 </w14:textOutline>
               </w:rPr>
             </w:pPr>
+            <w:r>
+              <w:rPr>
+                <w:rStyle w:val="BlankWord1"/>
+                <w:iCs/>
+                <w:bdr w:val="none" w:sz="0" w:space="0" w:color="auto"/>
+                <w:shd w:val="clear" w:color="auto" w:fill="auto"/>
+                <w14:textOutline w14:w="0" w14:cap="rnd" w14:cmpd="sng" w14:algn="ctr">
+                  <w14:noFill/>
+                  <w14:prstDash w14:val="solid"/>
+                  <w14:bevel/>
+                </w14:textOutline>
+              </w:rPr>
+              <w:t>What is his address?</w:t>
+            </w:r>
+            <w:r>
+              <w:rPr>
+                <w:rStyle w:val="BlankWord1"/>
+                <w:iCs/>
+                <w:bdr w:val="none" w:sz="0" w:space="0" w:color="auto"/>
+                <w:shd w:val="clear" w:color="auto" w:fill="auto"/>
+                <w14:textOutline w14:w="0" w14:cap="rnd" w14:cmpd="sng" w14:algn="ctr">
+                  <w14:noFill/>
+                  <w14:prstDash w14:val="solid"/>
+                  <w14:bevel/>
+                </w14:textOutline>
+              </w:rPr>
+              <w:t xml:space="preserve"> --- </w:t>
+            </w:r>
+            <w:r>
+              <w:rPr>
+                <w:rStyle w:val="BlankWord1"/>
+                <w:iCs/>
+                <w:bdr w:val="none" w:sz="0" w:space="0" w:color="auto"/>
+                <w:shd w:val="clear" w:color="auto" w:fill="auto"/>
+                <w14:textOutline w14:w="0" w14:cap="rnd" w14:cmpd="sng" w14:algn="ctr">
+                  <w14:noFill/>
+                  <w14:prstDash w14:val="solid"/>
+                  <w14:bevel/>
+                </w14:textOutline>
+              </w:rPr>
+              <w:t>Road</w:t>
+            </w:r>
           </w:p>
         </w:tc>
         <w:tc>
@@ -13799,7 +14279,7 @@
               <w:tc>
                 <w:tcPr>
                   <w:tcW w:w="3220" w:type="dxa"/>
-                  <w:shd w:val="clear" w:color="auto" w:fill="FEFEFE"/>
+                  <w:shd w:val="clear" w:color="auto" w:fill="F4E0F9"/>
                 </w:tcPr>
                 <w:p>
                   <w:pPr>
@@ -13831,21 +14311,23 @@
                       <w:sz w:val="21"/>
                       <w:szCs w:val="21"/>
                     </w:rPr>
-                    <w:t>In Section 1 of the Listening test you will hear two speakers. In Section 3, there will be two or three speakers. In each case the speakers' voices will sound different from each other to help you easily identify who is speaking. The answers</w:t>
-                  </w:r>
+                    <w:t xml:space="preserve">In Section 1 of the Listening test you may have to write the name of a person, a place or a website. </w:t>
+                  </w:r>
+                  <w:proofErr w:type="gramStart"/>
                   <w:r>
                     <w:rPr>
                       <w:sz w:val="21"/>
                       <w:szCs w:val="21"/>
                     </w:rPr>
-                    <w:t xml:space="preserve"> </w:t>
-                  </w:r>
+                    <w:t>Usually</w:t>
+                  </w:r>
+                  <w:proofErr w:type="gramEnd"/>
                   <w:r>
                     <w:rPr>
                       <w:sz w:val="21"/>
                       <w:szCs w:val="21"/>
                     </w:rPr>
-                    <w:t>could be given by any of the speakers. In Section 1, there is normally one person who has to find out information from the other.</w:t>
+                    <w:t xml:space="preserve"> the names will be spelled for you. You need to know the letters of the English alphabet so that you can write the words correctly. If you don't, your answer will be wrong. You will hear the spelling once only.</w:t>
                   </w:r>
                 </w:p>
               </w:tc>
@@ -13906,7 +14388,14 @@
                       <w:szCs w:val="26"/>
                       <w:lang w:bidi="ar-SA"/>
                     </w:rPr>
-                    <w:t>04</w:t>
+                    <w:t>0</w:t>
+                  </w:r>
+                  <w:r>
+                    <w:rPr>
+                      <w:bCs/>
+                      <w:szCs w:val="26"/>
+                    </w:rPr>
+                    <w:t>5</w:t>
                   </w:r>
                 </w:p>
               </w:tc>
@@ -13927,12 +14416,14 @@
           </w:tcPr>
           <w:p>
             <w:pPr>
+              <w:spacing w:after="0" w:line="240" w:lineRule="auto"/>
               <w:rPr>
                 <w:rFonts w:ascii="Source Sans 3 Medium" w:hAnsi="Source Sans 3 Medium"/>
                 <w:b/>
                 <w:bCs/>
                 <w:sz w:val="23"/>
                 <w:szCs w:val="23"/>
+                <w:lang w:bidi="ar-SA"/>
               </w:rPr>
             </w:pPr>
             <w:r>
@@ -13942,10 +14433,13 @@
                 <w:bCs/>
                 <w:sz w:val="23"/>
                 <w:szCs w:val="23"/>
-              </w:rPr>
-              <w:t>Listen again and for questions 5 and 6, choose the correct answer, A or B</w:t>
-            </w:r>
-            <w:r>
+                <w:lang w:bidi="ar-SA"/>
+              </w:rPr>
+              <w:t>Listen again and complete the extracts from the two conversations.</w:t>
+            </w:r>
+          </w:p>
+          <w:p>
+            <w:pPr>
               <w:rPr>
                 <w:rFonts w:ascii="Source Sans 3 Medium" w:hAnsi="Source Sans 3 Medium"/>
                 <w:b/>
@@ -13953,11 +14447,20 @@
                 <w:sz w:val="23"/>
                 <w:szCs w:val="23"/>
               </w:rPr>
-              <w:t>.</w:t>
-            </w:r>
-          </w:p>
-          <w:p>
-            <w:hyperlink r:id="rId20" w:history="1">
+            </w:pPr>
+            <w:r>
+              <w:rPr>
+                <w:rFonts w:ascii="Source Sans 3 Medium" w:hAnsi="Source Sans 3 Medium"/>
+                <w:b/>
+                <w:bCs/>
+                <w:sz w:val="23"/>
+                <w:szCs w:val="23"/>
+              </w:rPr>
+              <w:t>The first letter of each word is given to help you.</w:t>
+            </w:r>
+          </w:p>
+          <w:p>
+            <w:hyperlink r:id="rId27" w:history="1">
               <w:r>
                 <w:rPr>
                   <w:rStyle w:val="Hyperlink"/>
@@ -13967,9 +14470,83 @@
                   <w:sz w:val="26"/>
                   <w:szCs w:val="26"/>
                 </w:rPr>
-                <w:t>02</w:t>
+                <w:t>17</w:t>
               </w:r>
             </w:hyperlink>
+          </w:p>
+          <w:p>
+            <w:pPr>
+              <w:pStyle w:val="SS3-115"/>
+              <w:numPr>
+                <w:ilvl w:val="0"/>
+                <w:numId w:val="67"/>
+              </w:numPr>
+            </w:pPr>
+            <w:r>
+              <w:t>'Get active' - Is that a __ o __ w _</w:t>
+            </w:r>
+            <w:proofErr w:type="gramStart"/>
+            <w:r>
+              <w:t>_ ?</w:t>
+            </w:r>
+            <w:proofErr w:type="gramEnd"/>
+          </w:p>
+          <w:p>
+            <w:pPr>
+              <w:pStyle w:val="SS3-115"/>
+              <w:numPr>
+                <w:ilvl w:val="0"/>
+                <w:numId w:val="67"/>
+              </w:numPr>
+            </w:pPr>
+            <w:r>
+              <w:t xml:space="preserve">Is </w:t>
+            </w:r>
+            <w:proofErr w:type="gramStart"/>
+            <w:r>
+              <w:t>that[</w:t>
+            </w:r>
+            <w:proofErr w:type="gramEnd"/>
+            <w:r>
+              <w:t xml:space="preserve"> ... ] w __ an 'e' or without?</w:t>
+            </w:r>
+          </w:p>
+          <w:p>
+            <w:pPr>
+              <w:pStyle w:val="SS3-115"/>
+              <w:numPr>
+                <w:ilvl w:val="0"/>
+                <w:numId w:val="67"/>
+              </w:numPr>
+            </w:pPr>
+            <w:r>
+              <w:t>It's got an 'e' at the e _</w:t>
+            </w:r>
+            <w:proofErr w:type="gramStart"/>
+            <w:r>
+              <w:t>_ .</w:t>
+            </w:r>
+            <w:proofErr w:type="gramEnd"/>
+          </w:p>
+          <w:p>
+            <w:pPr>
+              <w:pStyle w:val="SS3-115"/>
+              <w:numPr>
+                <w:ilvl w:val="0"/>
+                <w:numId w:val="67"/>
+              </w:numPr>
+            </w:pPr>
+            <w:r>
+              <w:t xml:space="preserve">Is </w:t>
+            </w:r>
+            <w:proofErr w:type="gramStart"/>
+            <w:r>
+              <w:t>that[</w:t>
+            </w:r>
+            <w:proofErr w:type="gramEnd"/>
+            <w:r>
+              <w:t xml:space="preserve"> ... ] with ad __ 'd', did you say?</w:t>
+            </w:r>
           </w:p>
         </w:tc>
         <w:tc>
@@ -14177,7 +14754,7 @@
             <w:pPr>
               <w:spacing w:after="120"/>
             </w:pPr>
-            <w:hyperlink r:id="rId21" w:history="1">
+            <w:hyperlink r:id="rId28" w:history="1">
               <w:r>
                 <w:rPr>
                   <w:rStyle w:val="Hyperlink"/>
@@ -14573,7 +15150,7 @@
             </w:r>
           </w:p>
           <w:p>
-            <w:hyperlink r:id="rId22" w:history="1">
+            <w:hyperlink r:id="rId29" w:history="1">
               <w:r>
                 <w:rPr>
                   <w:rStyle w:val="Hyperlink"/>
@@ -15262,7 +15839,7 @@
             <w:pPr>
               <w:pStyle w:val="SS3-115"/>
             </w:pPr>
-            <w:hyperlink r:id="rId23" w:history="1">
+            <w:hyperlink r:id="rId30" w:history="1">
               <w:r>
                 <w:rPr>
                   <w:rStyle w:val="Hyperlink"/>
@@ -15535,7 +16112,7 @@
             </w:r>
           </w:p>
           <w:p>
-            <w:hyperlink r:id="rId24" w:history="1">
+            <w:hyperlink r:id="rId31" w:history="1">
               <w:r>
                 <w:rPr>
                   <w:rStyle w:val="Hyperlink"/>
@@ -15977,7 +16554,7 @@
             <w:pPr>
               <w:pStyle w:val="SS3-115"/>
             </w:pPr>
-            <w:hyperlink r:id="rId25" w:history="1">
+            <w:hyperlink r:id="rId32" w:history="1">
               <w:r>
                 <w:rPr>
                   <w:rStyle w:val="Hyperlink"/>
@@ -17175,7 +17752,7 @@
             <w:pPr>
               <w:pStyle w:val="SS3-115"/>
             </w:pPr>
-            <w:hyperlink r:id="rId26" w:history="1">
+            <w:hyperlink r:id="rId33" w:history="1">
               <w:r>
                 <w:rPr>
                   <w:rStyle w:val="Hyperlink"/>
@@ -18606,7 +19183,7 @@
             <w:pPr>
               <w:spacing w:after="120"/>
             </w:pPr>
-            <w:hyperlink r:id="rId27" w:history="1">
+            <w:hyperlink r:id="rId34" w:history="1">
               <w:r>
                 <w:rPr>
                   <w:rStyle w:val="Hyperlink"/>
@@ -19634,7 +20211,7 @@
             <w:pPr>
               <w:spacing w:after="120"/>
             </w:pPr>
-            <w:hyperlink r:id="rId28" w:history="1">
+            <w:hyperlink r:id="rId35" w:history="1">
               <w:r>
                 <w:rPr>
                   <w:rStyle w:val="Hyperlink"/>
@@ -20472,7 +21049,7 @@
             <w:pPr>
               <w:spacing w:after="120"/>
             </w:pPr>
-            <w:hyperlink r:id="rId29" w:history="1">
+            <w:hyperlink r:id="rId36" w:history="1">
               <w:r>
                 <w:rPr>
                   <w:rStyle w:val="Hyperlink"/>
@@ -20883,7 +21460,7 @@
             <w:pPr>
               <w:spacing w:after="120"/>
             </w:pPr>
-            <w:hyperlink r:id="rId30" w:history="1">
+            <w:hyperlink r:id="rId37" w:history="1">
               <w:r>
                 <w:rPr>
                   <w:rStyle w:val="Hyperlink"/>
@@ -22151,7 +22728,7 @@
             <w:pPr>
               <w:spacing w:after="120"/>
             </w:pPr>
-            <w:hyperlink r:id="rId31" w:history="1">
+            <w:hyperlink r:id="rId38" w:history="1">
               <w:r>
                 <w:rPr>
                   <w:rStyle w:val="Hyperlink"/>
@@ -22599,7 +23176,7 @@
             <w:pPr>
               <w:spacing w:after="120"/>
             </w:pPr>
-            <w:hyperlink r:id="rId32" w:history="1">
+            <w:hyperlink r:id="rId39" w:history="1">
               <w:r>
                 <w:rPr>
                   <w:rStyle w:val="Hyperlink"/>
@@ -22835,15 +23412,7 @@
               <w:ind w:left="284" w:hanging="284"/>
             </w:pPr>
             <w:r>
-              <w:t xml:space="preserve">What type of films </w:t>
-            </w:r>
-            <w:proofErr w:type="gramStart"/>
-            <w:r>
-              <w:t>do</w:t>
-            </w:r>
-            <w:proofErr w:type="gramEnd"/>
-            <w:r>
-              <w:t xml:space="preserve"> different members of your family watch?</w:t>
+              <w:t>What type of films do different members of your family watch?</w:t>
             </w:r>
           </w:p>
           <w:p>
@@ -23138,7 +23707,7 @@
     </w:tbl>
     <w:p/>
     <w:sectPr>
-      <w:footerReference w:type="default" r:id="rId33"/>
+      <w:footerReference w:type="default" r:id="rId40"/>
       <w:pgSz w:w="15842" w:h="30147" w:code="3"/>
       <w:pgMar w:top="720" w:right="720" w:bottom="720" w:left="720" w:header="284" w:footer="284" w:gutter="0"/>
       <w:pgNumType w:start="8"/>
@@ -23150,7 +23719,7 @@
 </file>
 
 <file path=word/endnotes.xml><?xml version="1.0" encoding="utf-8"?>
-<w:endnotes xmlns:wpc="http://schemas.microsoft.com/office/word/2010/wordprocessingCanvas" xmlns:cx="http://schemas.microsoft.com/office/drawing/2014/chartex" xmlns:cx1="http://schemas.microsoft.com/office/drawing/2015/9/8/chartex" xmlns:cx2="http://schemas.microsoft.com/office/drawing/2015/10/21/chartex" xmlns:cx3="http://schemas.microsoft.com/office/drawing/2016/5/9/chartex" xmlns:cx4="http://schemas.microsoft.com/office/drawing/2016/5/10/chartex" xmlns:cx5="http://schemas.microsoft.com/office/drawing/2016/5/11/chartex" xmlns:cx6="http://schemas.microsoft.com/office/drawing/2016/5/12/chartex" xmlns:cx7="http://schemas.microsoft.com/office/drawing/2016/5/13/chartex" xmlns:cx8="http://schemas.microsoft.com/office/drawing/2016/5/14/chartex" xmlns:mc="http://schemas.openxmlformats.org/markup-compatibility/2006" xmlns:aink="http://schemas.microsoft.com/office/drawing/2016/ink" xmlns:am3d="http://schemas.microsoft.com/office/drawing/2017/model3d" xmlns:o="urn:schemas-microsoft-com:office:office" xmlns:oel="http://schemas.microsoft.com/office/2019/extlst" xmlns:r="http://schemas.openxmlformats.org/officeDocument/2006/relationships" xmlns:m="http://schemas.openxmlformats.org/officeDocument/2006/math" xmlns:v="urn:schemas-microsoft-com:vml" xmlns:wp14="http://schemas.microsoft.com/office/word/2010/wordprocessingDrawing" xmlns:wp="http://schemas.openxmlformats.org/drawingml/2006/wordprocessingDrawing" xmlns:w10="urn:schemas-microsoft-com:office:word" xmlns:w="http://schemas.openxmlformats.org/wordprocessingml/2006/main" xmlns:w14="http://schemas.microsoft.com/office/word/2010/wordml" xmlns:w15="http://schemas.microsoft.com/office/word/2012/wordml" xmlns:w16cei="http://schemas.microsoft.com/office/word/2026/wordml/cei" xmlns:w16cex="http://schemas.microsoft.com/office/word/2018/wordml/cex" xmlns:w16cid="http://schemas.microsoft.com/office/word/2016/wordml/cid" xmlns:w16="http://schemas.microsoft.com/office/word/2018/wordml" xmlns:w16du="http://schemas.microsoft.com/office/word/2023/wordml/word16du" xmlns:w16sdtdh="http://schemas.microsoft.com/office/word/2020/wordml/sdtdatahash" xmlns:w16sdtfl="http://schemas.microsoft.com/office/word/2024/wordml/sdtformatlock" xmlns:w16se="http://schemas.microsoft.com/office/word/2015/wordml/symex" xmlns:wpg="http://schemas.microsoft.com/office/word/2010/wordprocessingGroup" xmlns:wpi="http://schemas.microsoft.com/office/word/2010/wordprocessingInk" xmlns:wne="http://schemas.microsoft.com/office/word/2006/wordml" xmlns:wps="http://schemas.microsoft.com/office/word/2010/wordprocessingShape" mc:Ignorable="w14 w15 w16se w16cid w16 w16cex w16sdtdh w16sdtfl w16du wp14">
+<w:endnotes xmlns:wpc="http://schemas.microsoft.com/office/word/2010/wordprocessingCanvas" xmlns:cx="http://schemas.microsoft.com/office/drawing/2014/chartex" xmlns:cx1="http://schemas.microsoft.com/office/drawing/2015/9/8/chartex" xmlns:cx2="http://schemas.microsoft.com/office/drawing/2015/10/21/chartex" xmlns:cx3="http://schemas.microsoft.com/office/drawing/2016/5/9/chartex" xmlns:cx4="http://schemas.microsoft.com/office/drawing/2016/5/10/chartex" xmlns:cx5="http://schemas.microsoft.com/office/drawing/2016/5/11/chartex" xmlns:cx6="http://schemas.microsoft.com/office/drawing/2016/5/12/chartex" xmlns:cx7="http://schemas.microsoft.com/office/drawing/2016/5/13/chartex" xmlns:cx8="http://schemas.microsoft.com/office/drawing/2016/5/14/chartex" xmlns:mc="http://schemas.openxmlformats.org/markup-compatibility/2006" xmlns:aink="http://schemas.microsoft.com/office/drawing/2016/ink" xmlns:am3d="http://schemas.microsoft.com/office/drawing/2017/model3d" xmlns:o="urn:schemas-microsoft-com:office:office" xmlns:oel="http://schemas.microsoft.com/office/2019/extlst" xmlns:r="http://schemas.openxmlformats.org/officeDocument/2006/relationships" xmlns:m="http://schemas.openxmlformats.org/officeDocument/2006/math" xmlns:v="urn:schemas-microsoft-com:vml" xmlns:wp14="http://schemas.microsoft.com/office/word/2010/wordprocessingDrawing" xmlns:wp="http://schemas.openxmlformats.org/drawingml/2006/wordprocessingDrawing" xmlns:w10="urn:schemas-microsoft-com:office:word" xmlns:w="http://schemas.openxmlformats.org/wordprocessingml/2006/main" xmlns:w14="http://schemas.microsoft.com/office/word/2010/wordml" xmlns:w15="http://schemas.microsoft.com/office/word/2012/wordml" xmlns:w16cex="http://schemas.microsoft.com/office/word/2018/wordml/cex" xmlns:w16cid="http://schemas.microsoft.com/office/word/2016/wordml/cid" xmlns:w16="http://schemas.microsoft.com/office/word/2018/wordml" xmlns:w16sdtdh="http://schemas.microsoft.com/office/word/2020/wordml/sdtdatahash" xmlns:w16se="http://schemas.microsoft.com/office/word/2015/wordml/symex" xmlns:wpg="http://schemas.microsoft.com/office/word/2010/wordprocessingGroup" xmlns:wpi="http://schemas.microsoft.com/office/word/2010/wordprocessingInk" xmlns:wne="http://schemas.microsoft.com/office/word/2006/wordml" xmlns:wps="http://schemas.microsoft.com/office/word/2010/wordprocessingShape" mc:Ignorable="w14 w15 w16se w16cid w16 w16cex w16sdtdh wp14">
   <w:endnote w:type="separator" w:id="-1">
     <w:p>
       <w:pPr>
@@ -23175,7 +23744,7 @@
 </file>
 
 <file path=word/footer1.xml><?xml version="1.0" encoding="utf-8"?>
-<w:ftr xmlns:wpc="http://schemas.microsoft.com/office/word/2010/wordprocessingCanvas" xmlns:cx="http://schemas.microsoft.com/office/drawing/2014/chartex" xmlns:cx1="http://schemas.microsoft.com/office/drawing/2015/9/8/chartex" xmlns:cx2="http://schemas.microsoft.com/office/drawing/2015/10/21/chartex" xmlns:cx3="http://schemas.microsoft.com/office/drawing/2016/5/9/chartex" xmlns:cx4="http://schemas.microsoft.com/office/drawing/2016/5/10/chartex" xmlns:cx5="http://schemas.microsoft.com/office/drawing/2016/5/11/chartex" xmlns:cx6="http://schemas.microsoft.com/office/drawing/2016/5/12/chartex" xmlns:cx7="http://schemas.microsoft.com/office/drawing/2016/5/13/chartex" xmlns:cx8="http://schemas.microsoft.com/office/drawing/2016/5/14/chartex" xmlns:mc="http://schemas.openxmlformats.org/markup-compatibility/2006" xmlns:aink="http://schemas.microsoft.com/office/drawing/2016/ink" xmlns:am3d="http://schemas.microsoft.com/office/drawing/2017/model3d" xmlns:o="urn:schemas-microsoft-com:office:office" xmlns:oel="http://schemas.microsoft.com/office/2019/extlst" xmlns:r="http://schemas.openxmlformats.org/officeDocument/2006/relationships" xmlns:m="http://schemas.openxmlformats.org/officeDocument/2006/math" xmlns:v="urn:schemas-microsoft-com:vml" xmlns:wp14="http://schemas.microsoft.com/office/word/2010/wordprocessingDrawing" xmlns:wp="http://schemas.openxmlformats.org/drawingml/2006/wordprocessingDrawing" xmlns:w10="urn:schemas-microsoft-com:office:word" xmlns:w="http://schemas.openxmlformats.org/wordprocessingml/2006/main" xmlns:w14="http://schemas.microsoft.com/office/word/2010/wordml" xmlns:w15="http://schemas.microsoft.com/office/word/2012/wordml" xmlns:w16cei="http://schemas.microsoft.com/office/word/2026/wordml/cei" xmlns:w16cex="http://schemas.microsoft.com/office/word/2018/wordml/cex" xmlns:w16cid="http://schemas.microsoft.com/office/word/2016/wordml/cid" xmlns:w16="http://schemas.microsoft.com/office/word/2018/wordml" xmlns:w16du="http://schemas.microsoft.com/office/word/2023/wordml/word16du" xmlns:w16sdtdh="http://schemas.microsoft.com/office/word/2020/wordml/sdtdatahash" xmlns:w16sdtfl="http://schemas.microsoft.com/office/word/2024/wordml/sdtformatlock" xmlns:w16se="http://schemas.microsoft.com/office/word/2015/wordml/symex" xmlns:wpg="http://schemas.microsoft.com/office/word/2010/wordprocessingGroup" xmlns:wpi="http://schemas.microsoft.com/office/word/2010/wordprocessingInk" xmlns:wne="http://schemas.microsoft.com/office/word/2006/wordml" xmlns:wps="http://schemas.microsoft.com/office/word/2010/wordprocessingShape" mc:Ignorable="w14 w15 w16se w16cid w16 w16cex w16sdtdh w16sdtfl w16du wp14">
+<w:ftr xmlns:wpc="http://schemas.microsoft.com/office/word/2010/wordprocessingCanvas" xmlns:cx="http://schemas.microsoft.com/office/drawing/2014/chartex" xmlns:cx1="http://schemas.microsoft.com/office/drawing/2015/9/8/chartex" xmlns:cx2="http://schemas.microsoft.com/office/drawing/2015/10/21/chartex" xmlns:cx3="http://schemas.microsoft.com/office/drawing/2016/5/9/chartex" xmlns:cx4="http://schemas.microsoft.com/office/drawing/2016/5/10/chartex" xmlns:cx5="http://schemas.microsoft.com/office/drawing/2016/5/11/chartex" xmlns:cx6="http://schemas.microsoft.com/office/drawing/2016/5/12/chartex" xmlns:cx7="http://schemas.microsoft.com/office/drawing/2016/5/13/chartex" xmlns:cx8="http://schemas.microsoft.com/office/drawing/2016/5/14/chartex" xmlns:mc="http://schemas.openxmlformats.org/markup-compatibility/2006" xmlns:aink="http://schemas.microsoft.com/office/drawing/2016/ink" xmlns:am3d="http://schemas.microsoft.com/office/drawing/2017/model3d" xmlns:o="urn:schemas-microsoft-com:office:office" xmlns:oel="http://schemas.microsoft.com/office/2019/extlst" xmlns:r="http://schemas.openxmlformats.org/officeDocument/2006/relationships" xmlns:m="http://schemas.openxmlformats.org/officeDocument/2006/math" xmlns:v="urn:schemas-microsoft-com:vml" xmlns:wp14="http://schemas.microsoft.com/office/word/2010/wordprocessingDrawing" xmlns:wp="http://schemas.openxmlformats.org/drawingml/2006/wordprocessingDrawing" xmlns:w10="urn:schemas-microsoft-com:office:word" xmlns:w="http://schemas.openxmlformats.org/wordprocessingml/2006/main" xmlns:w14="http://schemas.microsoft.com/office/word/2010/wordml" xmlns:w15="http://schemas.microsoft.com/office/word/2012/wordml" xmlns:w16cex="http://schemas.microsoft.com/office/word/2018/wordml/cex" xmlns:w16cid="http://schemas.microsoft.com/office/word/2016/wordml/cid" xmlns:w16="http://schemas.microsoft.com/office/word/2018/wordml" xmlns:w16sdtdh="http://schemas.microsoft.com/office/word/2020/wordml/sdtdatahash" xmlns:w16se="http://schemas.microsoft.com/office/word/2015/wordml/symex" xmlns:wpg="http://schemas.microsoft.com/office/word/2010/wordprocessingGroup" xmlns:wpi="http://schemas.microsoft.com/office/word/2010/wordprocessingInk" xmlns:wne="http://schemas.microsoft.com/office/word/2006/wordml" xmlns:wps="http://schemas.microsoft.com/office/word/2010/wordprocessingShape" mc:Ignorable="w14 w15 w16se w16cid w16 w16cex w16sdtdh wp14">
   <w:sdt>
     <w:sdtPr>
       <w:id w:val="-1056395714"/>
@@ -23228,7 +23797,7 @@
 </file>
 
 <file path=word/footnotes.xml><?xml version="1.0" encoding="utf-8"?>
-<w:footnotes xmlns:wpc="http://schemas.microsoft.com/office/word/2010/wordprocessingCanvas" xmlns:cx="http://schemas.microsoft.com/office/drawing/2014/chartex" xmlns:cx1="http://schemas.microsoft.com/office/drawing/2015/9/8/chartex" xmlns:cx2="http://schemas.microsoft.com/office/drawing/2015/10/21/chartex" xmlns:cx3="http://schemas.microsoft.com/office/drawing/2016/5/9/chartex" xmlns:cx4="http://schemas.microsoft.com/office/drawing/2016/5/10/chartex" xmlns:cx5="http://schemas.microsoft.com/office/drawing/2016/5/11/chartex" xmlns:cx6="http://schemas.microsoft.com/office/drawing/2016/5/12/chartex" xmlns:cx7="http://schemas.microsoft.com/office/drawing/2016/5/13/chartex" xmlns:cx8="http://schemas.microsoft.com/office/drawing/2016/5/14/chartex" xmlns:mc="http://schemas.openxmlformats.org/markup-compatibility/2006" xmlns:aink="http://schemas.microsoft.com/office/drawing/2016/ink" xmlns:am3d="http://schemas.microsoft.com/office/drawing/2017/model3d" xmlns:o="urn:schemas-microsoft-com:office:office" xmlns:oel="http://schemas.microsoft.com/office/2019/extlst" xmlns:r="http://schemas.openxmlformats.org/officeDocument/2006/relationships" xmlns:m="http://schemas.openxmlformats.org/officeDocument/2006/math" xmlns:v="urn:schemas-microsoft-com:vml" xmlns:wp14="http://schemas.microsoft.com/office/word/2010/wordprocessingDrawing" xmlns:wp="http://schemas.openxmlformats.org/drawingml/2006/wordprocessingDrawing" xmlns:w10="urn:schemas-microsoft-com:office:word" xmlns:w="http://schemas.openxmlformats.org/wordprocessingml/2006/main" xmlns:w14="http://schemas.microsoft.com/office/word/2010/wordml" xmlns:w15="http://schemas.microsoft.com/office/word/2012/wordml" xmlns:w16cei="http://schemas.microsoft.com/office/word/2026/wordml/cei" xmlns:w16cex="http://schemas.microsoft.com/office/word/2018/wordml/cex" xmlns:w16cid="http://schemas.microsoft.com/office/word/2016/wordml/cid" xmlns:w16="http://schemas.microsoft.com/office/word/2018/wordml" xmlns:w16du="http://schemas.microsoft.com/office/word/2023/wordml/word16du" xmlns:w16sdtdh="http://schemas.microsoft.com/office/word/2020/wordml/sdtdatahash" xmlns:w16sdtfl="http://schemas.microsoft.com/office/word/2024/wordml/sdtformatlock" xmlns:w16se="http://schemas.microsoft.com/office/word/2015/wordml/symex" xmlns:wpg="http://schemas.microsoft.com/office/word/2010/wordprocessingGroup" xmlns:wpi="http://schemas.microsoft.com/office/word/2010/wordprocessingInk" xmlns:wne="http://schemas.microsoft.com/office/word/2006/wordml" xmlns:wps="http://schemas.microsoft.com/office/word/2010/wordprocessingShape" mc:Ignorable="w14 w15 w16se w16cid w16 w16cex w16sdtdh w16sdtfl w16du wp14">
+<w:footnotes xmlns:wpc="http://schemas.microsoft.com/office/word/2010/wordprocessingCanvas" xmlns:cx="http://schemas.microsoft.com/office/drawing/2014/chartex" xmlns:cx1="http://schemas.microsoft.com/office/drawing/2015/9/8/chartex" xmlns:cx2="http://schemas.microsoft.com/office/drawing/2015/10/21/chartex" xmlns:cx3="http://schemas.microsoft.com/office/drawing/2016/5/9/chartex" xmlns:cx4="http://schemas.microsoft.com/office/drawing/2016/5/10/chartex" xmlns:cx5="http://schemas.microsoft.com/office/drawing/2016/5/11/chartex" xmlns:cx6="http://schemas.microsoft.com/office/drawing/2016/5/12/chartex" xmlns:cx7="http://schemas.microsoft.com/office/drawing/2016/5/13/chartex" xmlns:cx8="http://schemas.microsoft.com/office/drawing/2016/5/14/chartex" xmlns:mc="http://schemas.openxmlformats.org/markup-compatibility/2006" xmlns:aink="http://schemas.microsoft.com/office/drawing/2016/ink" xmlns:am3d="http://schemas.microsoft.com/office/drawing/2017/model3d" xmlns:o="urn:schemas-microsoft-com:office:office" xmlns:oel="http://schemas.microsoft.com/office/2019/extlst" xmlns:r="http://schemas.openxmlformats.org/officeDocument/2006/relationships" xmlns:m="http://schemas.openxmlformats.org/officeDocument/2006/math" xmlns:v="urn:schemas-microsoft-com:vml" xmlns:wp14="http://schemas.microsoft.com/office/word/2010/wordprocessingDrawing" xmlns:wp="http://schemas.openxmlformats.org/drawingml/2006/wordprocessingDrawing" xmlns:w10="urn:schemas-microsoft-com:office:word" xmlns:w="http://schemas.openxmlformats.org/wordprocessingml/2006/main" xmlns:w14="http://schemas.microsoft.com/office/word/2010/wordml" xmlns:w15="http://schemas.microsoft.com/office/word/2012/wordml" xmlns:w16cex="http://schemas.microsoft.com/office/word/2018/wordml/cex" xmlns:w16cid="http://schemas.microsoft.com/office/word/2016/wordml/cid" xmlns:w16="http://schemas.microsoft.com/office/word/2018/wordml" xmlns:w16sdtdh="http://schemas.microsoft.com/office/word/2020/wordml/sdtdatahash" xmlns:w16se="http://schemas.microsoft.com/office/word/2015/wordml/symex" xmlns:wpg="http://schemas.microsoft.com/office/word/2010/wordprocessingGroup" xmlns:wpi="http://schemas.microsoft.com/office/word/2010/wordprocessingInk" xmlns:wne="http://schemas.microsoft.com/office/word/2006/wordml" xmlns:wps="http://schemas.microsoft.com/office/word/2010/wordprocessingShape" mc:Ignorable="w14 w15 w16se w16cid w16 w16cex w16sdtdh wp14">
   <w:footnote w:type="separator" w:id="-1">
     <w:p>
       <w:pPr>
@@ -23253,7 +23822,7 @@
 </file>
 
 <file path=word/numbering.xml><?xml version="1.0" encoding="utf-8"?>
-<w:numbering xmlns:wpc="http://schemas.microsoft.com/office/word/2010/wordprocessingCanvas" xmlns:cx="http://schemas.microsoft.com/office/drawing/2014/chartex" xmlns:cx1="http://schemas.microsoft.com/office/drawing/2015/9/8/chartex" xmlns:cx2="http://schemas.microsoft.com/office/drawing/2015/10/21/chartex" xmlns:cx3="http://schemas.microsoft.com/office/drawing/2016/5/9/chartex" xmlns:cx4="http://schemas.microsoft.com/office/drawing/2016/5/10/chartex" xmlns:cx5="http://schemas.microsoft.com/office/drawing/2016/5/11/chartex" xmlns:cx6="http://schemas.microsoft.com/office/drawing/2016/5/12/chartex" xmlns:cx7="http://schemas.microsoft.com/office/drawing/2016/5/13/chartex" xmlns:cx8="http://schemas.microsoft.com/office/drawing/2016/5/14/chartex" xmlns:mc="http://schemas.openxmlformats.org/markup-compatibility/2006" xmlns:aink="http://schemas.microsoft.com/office/drawing/2016/ink" xmlns:am3d="http://schemas.microsoft.com/office/drawing/2017/model3d" xmlns:o="urn:schemas-microsoft-com:office:office" xmlns:oel="http://schemas.microsoft.com/office/2019/extlst" xmlns:r="http://schemas.openxmlformats.org/officeDocument/2006/relationships" xmlns:m="http://schemas.openxmlformats.org/officeDocument/2006/math" xmlns:v="urn:schemas-microsoft-com:vml" xmlns:wp14="http://schemas.microsoft.com/office/word/2010/wordprocessingDrawing" xmlns:wp="http://schemas.openxmlformats.org/drawingml/2006/wordprocessingDrawing" xmlns:w10="urn:schemas-microsoft-com:office:word" xmlns:w="http://schemas.openxmlformats.org/wordprocessingml/2006/main" xmlns:w14="http://schemas.microsoft.com/office/word/2010/wordml" xmlns:w15="http://schemas.microsoft.com/office/word/2012/wordml" xmlns:w16cei="http://schemas.microsoft.com/office/word/2026/wordml/cei" xmlns:w16cex="http://schemas.microsoft.com/office/word/2018/wordml/cex" xmlns:w16cid="http://schemas.microsoft.com/office/word/2016/wordml/cid" xmlns:w16="http://schemas.microsoft.com/office/word/2018/wordml" xmlns:w16du="http://schemas.microsoft.com/office/word/2023/wordml/word16du" xmlns:w16sdtdh="http://schemas.microsoft.com/office/word/2020/wordml/sdtdatahash" xmlns:w16sdtfl="http://schemas.microsoft.com/office/word/2024/wordml/sdtformatlock" xmlns:w16se="http://schemas.microsoft.com/office/word/2015/wordml/symex" xmlns:wpg="http://schemas.microsoft.com/office/word/2010/wordprocessingGroup" xmlns:wpi="http://schemas.microsoft.com/office/word/2010/wordprocessingInk" xmlns:wne="http://schemas.microsoft.com/office/word/2006/wordml" xmlns:wps="http://schemas.microsoft.com/office/word/2010/wordprocessingShape" mc:Ignorable="w14 w15 w16se w16cid w16 w16cex w16sdtdh w16sdtfl w16du wp14">
+<w:numbering xmlns:wpc="http://schemas.microsoft.com/office/word/2010/wordprocessingCanvas" xmlns:cx="http://schemas.microsoft.com/office/drawing/2014/chartex" xmlns:cx1="http://schemas.microsoft.com/office/drawing/2015/9/8/chartex" xmlns:cx2="http://schemas.microsoft.com/office/drawing/2015/10/21/chartex" xmlns:cx3="http://schemas.microsoft.com/office/drawing/2016/5/9/chartex" xmlns:cx4="http://schemas.microsoft.com/office/drawing/2016/5/10/chartex" xmlns:cx5="http://schemas.microsoft.com/office/drawing/2016/5/11/chartex" xmlns:cx6="http://schemas.microsoft.com/office/drawing/2016/5/12/chartex" xmlns:cx7="http://schemas.microsoft.com/office/drawing/2016/5/13/chartex" xmlns:cx8="http://schemas.microsoft.com/office/drawing/2016/5/14/chartex" xmlns:mc="http://schemas.openxmlformats.org/markup-compatibility/2006" xmlns:aink="http://schemas.microsoft.com/office/drawing/2016/ink" xmlns:am3d="http://schemas.microsoft.com/office/drawing/2017/model3d" xmlns:o="urn:schemas-microsoft-com:office:office" xmlns:oel="http://schemas.microsoft.com/office/2019/extlst" xmlns:r="http://schemas.openxmlformats.org/officeDocument/2006/relationships" xmlns:m="http://schemas.openxmlformats.org/officeDocument/2006/math" xmlns:v="urn:schemas-microsoft-com:vml" xmlns:wp14="http://schemas.microsoft.com/office/word/2010/wordprocessingDrawing" xmlns:wp="http://schemas.openxmlformats.org/drawingml/2006/wordprocessingDrawing" xmlns:w10="urn:schemas-microsoft-com:office:word" xmlns:w="http://schemas.openxmlformats.org/wordprocessingml/2006/main" xmlns:w14="http://schemas.microsoft.com/office/word/2010/wordml" xmlns:w15="http://schemas.microsoft.com/office/word/2012/wordml" xmlns:w16cex="http://schemas.microsoft.com/office/word/2018/wordml/cex" xmlns:w16cid="http://schemas.microsoft.com/office/word/2016/wordml/cid" xmlns:w16="http://schemas.microsoft.com/office/word/2018/wordml" xmlns:w16sdtdh="http://schemas.microsoft.com/office/word/2020/wordml/sdtdatahash" xmlns:w16se="http://schemas.microsoft.com/office/word/2015/wordml/symex" xmlns:wpg="http://schemas.microsoft.com/office/word/2010/wordprocessingGroup" xmlns:wpi="http://schemas.microsoft.com/office/word/2010/wordprocessingInk" xmlns:wne="http://schemas.microsoft.com/office/word/2006/wordml" xmlns:wps="http://schemas.microsoft.com/office/word/2010/wordprocessingShape" mc:Ignorable="w14 w15 w16se w16cid w16 w16cex w16sdtdh wp14">
   <w:abstractNum w:abstractNumId="0" w15:restartNumberingAfterBreak="0">
     <w:nsid w:val="012C25CA"/>
     <w:multiLevelType w:val="hybridMultilevel"/>
@@ -25423,6 +25992,100 @@
     </w:lvl>
   </w:abstractNum>
   <w:abstractNum w:abstractNumId="23" w15:restartNumberingAfterBreak="0">
+    <w:nsid w:val="30991922"/>
+    <w:multiLevelType w:val="hybridMultilevel"/>
+    <w:tmpl w:val="E6FAC71C"/>
+    <w:lvl w:ilvl="0" w:tplc="7A929278">
+      <w:start w:val="1"/>
+      <w:numFmt w:val="decimal"/>
+      <w:lvlText w:val="%1:"/>
+      <w:lvlJc w:val="left"/>
+      <w:pPr>
+        <w:ind w:left="360" w:hanging="360"/>
+      </w:pPr>
+      <w:rPr>
+        <w:rFonts w:ascii="Source Sans 3" w:hAnsi="Source Sans 3" w:hint="default"/>
+        <w:b/>
+        <w:bCs/>
+        <w:spacing w:val="0"/>
+        <w:w w:val="84"/>
+        <w:lang w:val="en-US" w:eastAsia="en-US" w:bidi="ar-SA"/>
+      </w:rPr>
+    </w:lvl>
+    <w:lvl w:ilvl="1" w:tplc="04090019" w:tentative="1">
+      <w:start w:val="1"/>
+      <w:numFmt w:val="lowerLetter"/>
+      <w:lvlText w:val="%2."/>
+      <w:lvlJc w:val="left"/>
+      <w:pPr>
+        <w:ind w:left="1080" w:hanging="360"/>
+      </w:pPr>
+    </w:lvl>
+    <w:lvl w:ilvl="2" w:tplc="0409001B" w:tentative="1">
+      <w:start w:val="1"/>
+      <w:numFmt w:val="lowerRoman"/>
+      <w:lvlText w:val="%3."/>
+      <w:lvlJc w:val="right"/>
+      <w:pPr>
+        <w:ind w:left="1800" w:hanging="180"/>
+      </w:pPr>
+    </w:lvl>
+    <w:lvl w:ilvl="3" w:tplc="0409000F" w:tentative="1">
+      <w:start w:val="1"/>
+      <w:numFmt w:val="decimal"/>
+      <w:lvlText w:val="%4."/>
+      <w:lvlJc w:val="left"/>
+      <w:pPr>
+        <w:ind w:left="2520" w:hanging="360"/>
+      </w:pPr>
+    </w:lvl>
+    <w:lvl w:ilvl="4" w:tplc="04090019" w:tentative="1">
+      <w:start w:val="1"/>
+      <w:numFmt w:val="lowerLetter"/>
+      <w:lvlText w:val="%5."/>
+      <w:lvlJc w:val="left"/>
+      <w:pPr>
+        <w:ind w:left="3240" w:hanging="360"/>
+      </w:pPr>
+    </w:lvl>
+    <w:lvl w:ilvl="5" w:tplc="0409001B" w:tentative="1">
+      <w:start w:val="1"/>
+      <w:numFmt w:val="lowerRoman"/>
+      <w:lvlText w:val="%6."/>
+      <w:lvlJc w:val="right"/>
+      <w:pPr>
+        <w:ind w:left="3960" w:hanging="180"/>
+      </w:pPr>
+    </w:lvl>
+    <w:lvl w:ilvl="6" w:tplc="0409000F" w:tentative="1">
+      <w:start w:val="1"/>
+      <w:numFmt w:val="decimal"/>
+      <w:lvlText w:val="%7."/>
+      <w:lvlJc w:val="left"/>
+      <w:pPr>
+        <w:ind w:left="4680" w:hanging="360"/>
+      </w:pPr>
+    </w:lvl>
+    <w:lvl w:ilvl="7" w:tplc="04090019" w:tentative="1">
+      <w:start w:val="1"/>
+      <w:numFmt w:val="lowerLetter"/>
+      <w:lvlText w:val="%8."/>
+      <w:lvlJc w:val="left"/>
+      <w:pPr>
+        <w:ind w:left="5400" w:hanging="360"/>
+      </w:pPr>
+    </w:lvl>
+    <w:lvl w:ilvl="8" w:tplc="0409001B" w:tentative="1">
+      <w:start w:val="1"/>
+      <w:numFmt w:val="lowerRoman"/>
+      <w:lvlText w:val="%9."/>
+      <w:lvlJc w:val="right"/>
+      <w:pPr>
+        <w:ind w:left="6120" w:hanging="180"/>
+      </w:pPr>
+    </w:lvl>
+  </w:abstractNum>
+  <w:abstractNum w:abstractNumId="24" w15:restartNumberingAfterBreak="0">
     <w:nsid w:val="34555D51"/>
     <w:multiLevelType w:val="hybridMultilevel"/>
     <w:tmpl w:val="8C28476E"/>
@@ -25513,7 +26176,7 @@
       </w:pPr>
     </w:lvl>
   </w:abstractNum>
-  <w:abstractNum w:abstractNumId="24" w15:restartNumberingAfterBreak="0">
+  <w:abstractNum w:abstractNumId="25" w15:restartNumberingAfterBreak="0">
     <w:nsid w:val="3492787E"/>
     <w:multiLevelType w:val="hybridMultilevel"/>
     <w:tmpl w:val="A33A8498"/>
@@ -25626,7 +26289,7 @@
       </w:rPr>
     </w:lvl>
   </w:abstractNum>
-  <w:abstractNum w:abstractNumId="25" w15:restartNumberingAfterBreak="0">
+  <w:abstractNum w:abstractNumId="26" w15:restartNumberingAfterBreak="0">
     <w:nsid w:val="358B4BB3"/>
     <w:multiLevelType w:val="hybridMultilevel"/>
     <w:tmpl w:val="A678E960"/>
@@ -25720,7 +26383,7 @@
       </w:pPr>
     </w:lvl>
   </w:abstractNum>
-  <w:abstractNum w:abstractNumId="26" w15:restartNumberingAfterBreak="0">
+  <w:abstractNum w:abstractNumId="27" w15:restartNumberingAfterBreak="0">
     <w:nsid w:val="38025215"/>
     <w:multiLevelType w:val="hybridMultilevel"/>
     <w:tmpl w:val="01022858"/>
@@ -25814,7 +26477,7 @@
       </w:pPr>
     </w:lvl>
   </w:abstractNum>
-  <w:abstractNum w:abstractNumId="27" w15:restartNumberingAfterBreak="0">
+  <w:abstractNum w:abstractNumId="28" w15:restartNumberingAfterBreak="0">
     <w:nsid w:val="3B3A6776"/>
     <w:multiLevelType w:val="hybridMultilevel"/>
     <w:tmpl w:val="BEA6841C"/>
@@ -25910,7 +26573,7 @@
       </w:pPr>
     </w:lvl>
   </w:abstractNum>
-  <w:abstractNum w:abstractNumId="28" w15:restartNumberingAfterBreak="0">
+  <w:abstractNum w:abstractNumId="29" w15:restartNumberingAfterBreak="0">
     <w:nsid w:val="3F584A02"/>
     <w:multiLevelType w:val="hybridMultilevel"/>
     <w:tmpl w:val="B5B08E1E"/>
@@ -26004,7 +26667,7 @@
       </w:pPr>
     </w:lvl>
   </w:abstractNum>
-  <w:abstractNum w:abstractNumId="29" w15:restartNumberingAfterBreak="0">
+  <w:abstractNum w:abstractNumId="30" w15:restartNumberingAfterBreak="0">
     <w:nsid w:val="42BB40CA"/>
     <w:multiLevelType w:val="hybridMultilevel"/>
     <w:tmpl w:val="91F045C8"/>
@@ -26098,7 +26761,7 @@
       </w:pPr>
     </w:lvl>
   </w:abstractNum>
-  <w:abstractNum w:abstractNumId="30" w15:restartNumberingAfterBreak="0">
+  <w:abstractNum w:abstractNumId="31" w15:restartNumberingAfterBreak="0">
     <w:nsid w:val="477D5AA2"/>
     <w:multiLevelType w:val="hybridMultilevel"/>
     <w:tmpl w:val="882EE4CC"/>
@@ -26189,7 +26852,7 @@
       </w:pPr>
     </w:lvl>
   </w:abstractNum>
-  <w:abstractNum w:abstractNumId="31" w15:restartNumberingAfterBreak="0">
+  <w:abstractNum w:abstractNumId="32" w15:restartNumberingAfterBreak="0">
     <w:nsid w:val="48220F39"/>
     <w:multiLevelType w:val="hybridMultilevel"/>
     <w:tmpl w:val="67164D22"/>
@@ -26280,7 +26943,7 @@
       </w:pPr>
     </w:lvl>
   </w:abstractNum>
-  <w:abstractNum w:abstractNumId="32" w15:restartNumberingAfterBreak="0">
+  <w:abstractNum w:abstractNumId="33" w15:restartNumberingAfterBreak="0">
     <w:nsid w:val="493E0CCB"/>
     <w:multiLevelType w:val="hybridMultilevel"/>
     <w:tmpl w:val="DE1A3DA8"/>
@@ -26396,7 +27059,7 @@
       </w:rPr>
     </w:lvl>
   </w:abstractNum>
-  <w:abstractNum w:abstractNumId="33" w15:restartNumberingAfterBreak="0">
+  <w:abstractNum w:abstractNumId="34" w15:restartNumberingAfterBreak="0">
     <w:nsid w:val="49837B45"/>
     <w:multiLevelType w:val="hybridMultilevel"/>
     <w:tmpl w:val="9916547A"/>
@@ -26490,7 +27153,7 @@
       </w:pPr>
     </w:lvl>
   </w:abstractNum>
-  <w:abstractNum w:abstractNumId="34" w15:restartNumberingAfterBreak="0">
+  <w:abstractNum w:abstractNumId="35" w15:restartNumberingAfterBreak="0">
     <w:nsid w:val="4B327DE5"/>
     <w:multiLevelType w:val="hybridMultilevel"/>
     <w:tmpl w:val="3006C858"/>
@@ -26581,7 +27244,7 @@
       </w:pPr>
     </w:lvl>
   </w:abstractNum>
-  <w:abstractNum w:abstractNumId="35" w15:restartNumberingAfterBreak="0">
+  <w:abstractNum w:abstractNumId="36" w15:restartNumberingAfterBreak="0">
     <w:nsid w:val="4F2C1F73"/>
     <w:multiLevelType w:val="hybridMultilevel"/>
     <w:tmpl w:val="67164D22"/>
@@ -26672,7 +27335,7 @@
       </w:pPr>
     </w:lvl>
   </w:abstractNum>
-  <w:abstractNum w:abstractNumId="36" w15:restartNumberingAfterBreak="0">
+  <w:abstractNum w:abstractNumId="37" w15:restartNumberingAfterBreak="0">
     <w:nsid w:val="54B149BE"/>
     <w:multiLevelType w:val="hybridMultilevel"/>
     <w:tmpl w:val="7D56C986"/>
@@ -26790,7 +27453,7 @@
       </w:rPr>
     </w:lvl>
   </w:abstractNum>
-  <w:abstractNum w:abstractNumId="37" w15:restartNumberingAfterBreak="0">
+  <w:abstractNum w:abstractNumId="38" w15:restartNumberingAfterBreak="0">
     <w:nsid w:val="55F60A70"/>
     <w:multiLevelType w:val="hybridMultilevel"/>
     <w:tmpl w:val="291A30C6"/>
@@ -26881,7 +27544,7 @@
       </w:pPr>
     </w:lvl>
   </w:abstractNum>
-  <w:abstractNum w:abstractNumId="38" w15:restartNumberingAfterBreak="0">
+  <w:abstractNum w:abstractNumId="39" w15:restartNumberingAfterBreak="0">
     <w:nsid w:val="562B77A1"/>
     <w:multiLevelType w:val="hybridMultilevel"/>
     <w:tmpl w:val="81B45C5E"/>
@@ -26977,7 +27640,7 @@
       </w:pPr>
     </w:lvl>
   </w:abstractNum>
-  <w:abstractNum w:abstractNumId="39" w15:restartNumberingAfterBreak="0">
+  <w:abstractNum w:abstractNumId="40" w15:restartNumberingAfterBreak="0">
     <w:nsid w:val="577C7F3A"/>
     <w:multiLevelType w:val="hybridMultilevel"/>
     <w:tmpl w:val="67164D22"/>
@@ -27068,7 +27731,7 @@
       </w:pPr>
     </w:lvl>
   </w:abstractNum>
-  <w:abstractNum w:abstractNumId="40" w15:restartNumberingAfterBreak="0">
+  <w:abstractNum w:abstractNumId="41" w15:restartNumberingAfterBreak="0">
     <w:nsid w:val="586431B8"/>
     <w:multiLevelType w:val="hybridMultilevel"/>
     <w:tmpl w:val="81B45C5E"/>
@@ -27164,7 +27827,7 @@
       </w:pPr>
     </w:lvl>
   </w:abstractNum>
-  <w:abstractNum w:abstractNumId="41" w15:restartNumberingAfterBreak="0">
+  <w:abstractNum w:abstractNumId="42" w15:restartNumberingAfterBreak="0">
     <w:nsid w:val="59D910B2"/>
     <w:multiLevelType w:val="hybridMultilevel"/>
     <w:tmpl w:val="678CE024"/>
@@ -27255,7 +27918,7 @@
       </w:pPr>
     </w:lvl>
   </w:abstractNum>
-  <w:abstractNum w:abstractNumId="42" w15:restartNumberingAfterBreak="0">
+  <w:abstractNum w:abstractNumId="43" w15:restartNumberingAfterBreak="0">
     <w:nsid w:val="5A0D78FF"/>
     <w:multiLevelType w:val="hybridMultilevel"/>
     <w:tmpl w:val="E84C2A80"/>
@@ -27349,7 +28012,7 @@
       </w:pPr>
     </w:lvl>
   </w:abstractNum>
-  <w:abstractNum w:abstractNumId="43" w15:restartNumberingAfterBreak="0">
+  <w:abstractNum w:abstractNumId="44" w15:restartNumberingAfterBreak="0">
     <w:nsid w:val="5B1160CF"/>
     <w:multiLevelType w:val="hybridMultilevel"/>
     <w:tmpl w:val="57F843B4"/>
@@ -27440,7 +28103,7 @@
       </w:pPr>
     </w:lvl>
   </w:abstractNum>
-  <w:abstractNum w:abstractNumId="44" w15:restartNumberingAfterBreak="0">
+  <w:abstractNum w:abstractNumId="45" w15:restartNumberingAfterBreak="0">
     <w:nsid w:val="5EBE5C6C"/>
     <w:multiLevelType w:val="hybridMultilevel"/>
     <w:tmpl w:val="882EE4CC"/>
@@ -27531,7 +28194,7 @@
       </w:pPr>
     </w:lvl>
   </w:abstractNum>
-  <w:abstractNum w:abstractNumId="45" w15:restartNumberingAfterBreak="0">
+  <w:abstractNum w:abstractNumId="46" w15:restartNumberingAfterBreak="0">
     <w:nsid w:val="60097C00"/>
     <w:multiLevelType w:val="hybridMultilevel"/>
     <w:tmpl w:val="D7A0B374"/>
@@ -27644,7 +28307,7 @@
       </w:rPr>
     </w:lvl>
   </w:abstractNum>
-  <w:abstractNum w:abstractNumId="46" w15:restartNumberingAfterBreak="0">
+  <w:abstractNum w:abstractNumId="47" w15:restartNumberingAfterBreak="0">
     <w:nsid w:val="60E466AB"/>
     <w:multiLevelType w:val="hybridMultilevel"/>
     <w:tmpl w:val="59B4B60E"/>
@@ -27759,7 +28422,7 @@
       </w:rPr>
     </w:lvl>
   </w:abstractNum>
-  <w:abstractNum w:abstractNumId="47" w15:restartNumberingAfterBreak="0">
+  <w:abstractNum w:abstractNumId="48" w15:restartNumberingAfterBreak="0">
     <w:nsid w:val="61164B02"/>
     <w:multiLevelType w:val="hybridMultilevel"/>
     <w:tmpl w:val="C602D860"/>
@@ -27850,7 +28513,98 @@
       </w:pPr>
     </w:lvl>
   </w:abstractNum>
-  <w:abstractNum w:abstractNumId="48" w15:restartNumberingAfterBreak="0">
+  <w:abstractNum w:abstractNumId="49" w15:restartNumberingAfterBreak="0">
+    <w:nsid w:val="61857FFC"/>
+    <w:multiLevelType w:val="hybridMultilevel"/>
+    <w:tmpl w:val="861438B8"/>
+    <w:lvl w:ilvl="0" w:tplc="5BD46172">
+      <w:start w:val="1"/>
+      <w:numFmt w:val="upperLetter"/>
+      <w:lvlText w:val="%1:"/>
+      <w:lvlJc w:val="left"/>
+      <w:pPr>
+        <w:ind w:left="360" w:hanging="360"/>
+      </w:pPr>
+      <w:rPr>
+        <w:rFonts w:hint="default"/>
+        <w:b/>
+        <w:bCs/>
+      </w:rPr>
+    </w:lvl>
+    <w:lvl w:ilvl="1" w:tplc="04090019" w:tentative="1">
+      <w:start w:val="1"/>
+      <w:numFmt w:val="lowerLetter"/>
+      <w:lvlText w:val="%2."/>
+      <w:lvlJc w:val="left"/>
+      <w:pPr>
+        <w:ind w:left="1080" w:hanging="360"/>
+      </w:pPr>
+    </w:lvl>
+    <w:lvl w:ilvl="2" w:tplc="0409001B" w:tentative="1">
+      <w:start w:val="1"/>
+      <w:numFmt w:val="lowerRoman"/>
+      <w:lvlText w:val="%3."/>
+      <w:lvlJc w:val="right"/>
+      <w:pPr>
+        <w:ind w:left="1800" w:hanging="180"/>
+      </w:pPr>
+    </w:lvl>
+    <w:lvl w:ilvl="3" w:tplc="0409000F" w:tentative="1">
+      <w:start w:val="1"/>
+      <w:numFmt w:val="decimal"/>
+      <w:lvlText w:val="%4."/>
+      <w:lvlJc w:val="left"/>
+      <w:pPr>
+        <w:ind w:left="2520" w:hanging="360"/>
+      </w:pPr>
+    </w:lvl>
+    <w:lvl w:ilvl="4" w:tplc="04090019" w:tentative="1">
+      <w:start w:val="1"/>
+      <w:numFmt w:val="lowerLetter"/>
+      <w:lvlText w:val="%5."/>
+      <w:lvlJc w:val="left"/>
+      <w:pPr>
+        <w:ind w:left="3240" w:hanging="360"/>
+      </w:pPr>
+    </w:lvl>
+    <w:lvl w:ilvl="5" w:tplc="0409001B" w:tentative="1">
+      <w:start w:val="1"/>
+      <w:numFmt w:val="lowerRoman"/>
+      <w:lvlText w:val="%6."/>
+      <w:lvlJc w:val="right"/>
+      <w:pPr>
+        <w:ind w:left="3960" w:hanging="180"/>
+      </w:pPr>
+    </w:lvl>
+    <w:lvl w:ilvl="6" w:tplc="0409000F" w:tentative="1">
+      <w:start w:val="1"/>
+      <w:numFmt w:val="decimal"/>
+      <w:lvlText w:val="%7."/>
+      <w:lvlJc w:val="left"/>
+      <w:pPr>
+        <w:ind w:left="4680" w:hanging="360"/>
+      </w:pPr>
+    </w:lvl>
+    <w:lvl w:ilvl="7" w:tplc="04090019" w:tentative="1">
+      <w:start w:val="1"/>
+      <w:numFmt w:val="lowerLetter"/>
+      <w:lvlText w:val="%8."/>
+      <w:lvlJc w:val="left"/>
+      <w:pPr>
+        <w:ind w:left="5400" w:hanging="360"/>
+      </w:pPr>
+    </w:lvl>
+    <w:lvl w:ilvl="8" w:tplc="0409001B" w:tentative="1">
+      <w:start w:val="1"/>
+      <w:numFmt w:val="lowerRoman"/>
+      <w:lvlText w:val="%9."/>
+      <w:lvlJc w:val="right"/>
+      <w:pPr>
+        <w:ind w:left="6120" w:hanging="180"/>
+      </w:pPr>
+    </w:lvl>
+  </w:abstractNum>
+  <w:abstractNum w:abstractNumId="50" w15:restartNumberingAfterBreak="0">
     <w:nsid w:val="6388234C"/>
     <w:multiLevelType w:val="hybridMultilevel"/>
     <w:tmpl w:val="678CE024"/>
@@ -27941,7 +28695,7 @@
       </w:pPr>
     </w:lvl>
   </w:abstractNum>
-  <w:abstractNum w:abstractNumId="49" w15:restartNumberingAfterBreak="0">
+  <w:abstractNum w:abstractNumId="51" w15:restartNumberingAfterBreak="0">
     <w:nsid w:val="63BD094B"/>
     <w:multiLevelType w:val="hybridMultilevel"/>
     <w:tmpl w:val="5038DECC"/>
@@ -28035,7 +28789,7 @@
       </w:pPr>
     </w:lvl>
   </w:abstractNum>
-  <w:abstractNum w:abstractNumId="50" w15:restartNumberingAfterBreak="0">
+  <w:abstractNum w:abstractNumId="52" w15:restartNumberingAfterBreak="0">
     <w:nsid w:val="6491516F"/>
     <w:multiLevelType w:val="hybridMultilevel"/>
     <w:tmpl w:val="A1804C88"/>
@@ -28148,7 +28902,7 @@
       </w:rPr>
     </w:lvl>
   </w:abstractNum>
-  <w:abstractNum w:abstractNumId="51" w15:restartNumberingAfterBreak="0">
+  <w:abstractNum w:abstractNumId="53" w15:restartNumberingAfterBreak="0">
     <w:nsid w:val="64D45578"/>
     <w:multiLevelType w:val="hybridMultilevel"/>
     <w:tmpl w:val="670CB506"/>
@@ -28261,7 +29015,7 @@
       </w:rPr>
     </w:lvl>
   </w:abstractNum>
-  <w:abstractNum w:abstractNumId="52" w15:restartNumberingAfterBreak="0">
+  <w:abstractNum w:abstractNumId="54" w15:restartNumberingAfterBreak="0">
     <w:nsid w:val="65B06E36"/>
     <w:multiLevelType w:val="hybridMultilevel"/>
     <w:tmpl w:val="4C640FB4"/>
@@ -28352,7 +29106,7 @@
       </w:pPr>
     </w:lvl>
   </w:abstractNum>
-  <w:abstractNum w:abstractNumId="53" w15:restartNumberingAfterBreak="0">
+  <w:abstractNum w:abstractNumId="55" w15:restartNumberingAfterBreak="0">
     <w:nsid w:val="65C45C9E"/>
     <w:multiLevelType w:val="hybridMultilevel"/>
     <w:tmpl w:val="D68C57F0"/>
@@ -28443,7 +29197,7 @@
       </w:pPr>
     </w:lvl>
   </w:abstractNum>
-  <w:abstractNum w:abstractNumId="54" w15:restartNumberingAfterBreak="0">
+  <w:abstractNum w:abstractNumId="56" w15:restartNumberingAfterBreak="0">
     <w:nsid w:val="66A46C02"/>
     <w:multiLevelType w:val="hybridMultilevel"/>
     <w:tmpl w:val="92B0FC20"/>
@@ -28537,7 +29291,7 @@
       </w:pPr>
     </w:lvl>
   </w:abstractNum>
-  <w:abstractNum w:abstractNumId="55" w15:restartNumberingAfterBreak="0">
+  <w:abstractNum w:abstractNumId="57" w15:restartNumberingAfterBreak="0">
     <w:nsid w:val="6F816CC4"/>
     <w:multiLevelType w:val="hybridMultilevel"/>
     <w:tmpl w:val="D3AE3B5E"/>
@@ -28630,7 +29384,7 @@
       </w:pPr>
     </w:lvl>
   </w:abstractNum>
-  <w:abstractNum w:abstractNumId="56" w15:restartNumberingAfterBreak="0">
+  <w:abstractNum w:abstractNumId="58" w15:restartNumberingAfterBreak="0">
     <w:nsid w:val="718670CF"/>
     <w:multiLevelType w:val="hybridMultilevel"/>
     <w:tmpl w:val="FE56AE90"/>
@@ -28724,7 +29478,7 @@
       </w:pPr>
     </w:lvl>
   </w:abstractNum>
-  <w:abstractNum w:abstractNumId="57" w15:restartNumberingAfterBreak="0">
+  <w:abstractNum w:abstractNumId="59" w15:restartNumberingAfterBreak="0">
     <w:nsid w:val="727E12B2"/>
     <w:multiLevelType w:val="hybridMultilevel"/>
     <w:tmpl w:val="F87E8022"/>
@@ -28815,7 +29569,7 @@
       </w:pPr>
     </w:lvl>
   </w:abstractNum>
-  <w:abstractNum w:abstractNumId="58" w15:restartNumberingAfterBreak="0">
+  <w:abstractNum w:abstractNumId="60" w15:restartNumberingAfterBreak="0">
     <w:nsid w:val="741800C0"/>
     <w:multiLevelType w:val="hybridMultilevel"/>
     <w:tmpl w:val="F3021D0C"/>
@@ -28928,7 +29682,7 @@
       </w:rPr>
     </w:lvl>
   </w:abstractNum>
-  <w:abstractNum w:abstractNumId="59" w15:restartNumberingAfterBreak="0">
+  <w:abstractNum w:abstractNumId="61" w15:restartNumberingAfterBreak="0">
     <w:nsid w:val="765A1B30"/>
     <w:multiLevelType w:val="hybridMultilevel"/>
     <w:tmpl w:val="BEA6841C"/>
@@ -29024,7 +29778,7 @@
       </w:pPr>
     </w:lvl>
   </w:abstractNum>
-  <w:abstractNum w:abstractNumId="60" w15:restartNumberingAfterBreak="0">
+  <w:abstractNum w:abstractNumId="62" w15:restartNumberingAfterBreak="0">
     <w:nsid w:val="78F06410"/>
     <w:multiLevelType w:val="hybridMultilevel"/>
     <w:tmpl w:val="C602D860"/>
@@ -29115,7 +29869,101 @@
       </w:pPr>
     </w:lvl>
   </w:abstractNum>
-  <w:abstractNum w:abstractNumId="61" w15:restartNumberingAfterBreak="0">
+  <w:abstractNum w:abstractNumId="63" w15:restartNumberingAfterBreak="0">
+    <w:nsid w:val="7A2B05E5"/>
+    <w:multiLevelType w:val="hybridMultilevel"/>
+    <w:tmpl w:val="8D20ABDC"/>
+    <w:lvl w:ilvl="0" w:tplc="7A929278">
+      <w:start w:val="1"/>
+      <w:numFmt w:val="decimal"/>
+      <w:lvlText w:val="%1:"/>
+      <w:lvlJc w:val="left"/>
+      <w:pPr>
+        <w:ind w:left="360" w:hanging="360"/>
+      </w:pPr>
+      <w:rPr>
+        <w:rFonts w:ascii="Source Sans 3" w:hAnsi="Source Sans 3" w:hint="default"/>
+        <w:b/>
+        <w:bCs/>
+        <w:spacing w:val="0"/>
+        <w:w w:val="84"/>
+        <w:lang w:val="en-US" w:eastAsia="en-US" w:bidi="ar-SA"/>
+      </w:rPr>
+    </w:lvl>
+    <w:lvl w:ilvl="1" w:tplc="04090019" w:tentative="1">
+      <w:start w:val="1"/>
+      <w:numFmt w:val="lowerLetter"/>
+      <w:lvlText w:val="%2."/>
+      <w:lvlJc w:val="left"/>
+      <w:pPr>
+        <w:ind w:left="1080" w:hanging="360"/>
+      </w:pPr>
+    </w:lvl>
+    <w:lvl w:ilvl="2" w:tplc="0409001B" w:tentative="1">
+      <w:start w:val="1"/>
+      <w:numFmt w:val="lowerRoman"/>
+      <w:lvlText w:val="%3."/>
+      <w:lvlJc w:val="right"/>
+      <w:pPr>
+        <w:ind w:left="1800" w:hanging="180"/>
+      </w:pPr>
+    </w:lvl>
+    <w:lvl w:ilvl="3" w:tplc="0409000F" w:tentative="1">
+      <w:start w:val="1"/>
+      <w:numFmt w:val="decimal"/>
+      <w:lvlText w:val="%4."/>
+      <w:lvlJc w:val="left"/>
+      <w:pPr>
+        <w:ind w:left="2520" w:hanging="360"/>
+      </w:pPr>
+    </w:lvl>
+    <w:lvl w:ilvl="4" w:tplc="04090019" w:tentative="1">
+      <w:start w:val="1"/>
+      <w:numFmt w:val="lowerLetter"/>
+      <w:lvlText w:val="%5."/>
+      <w:lvlJc w:val="left"/>
+      <w:pPr>
+        <w:ind w:left="3240" w:hanging="360"/>
+      </w:pPr>
+    </w:lvl>
+    <w:lvl w:ilvl="5" w:tplc="0409001B" w:tentative="1">
+      <w:start w:val="1"/>
+      <w:numFmt w:val="lowerRoman"/>
+      <w:lvlText w:val="%6."/>
+      <w:lvlJc w:val="right"/>
+      <w:pPr>
+        <w:ind w:left="3960" w:hanging="180"/>
+      </w:pPr>
+    </w:lvl>
+    <w:lvl w:ilvl="6" w:tplc="0409000F" w:tentative="1">
+      <w:start w:val="1"/>
+      <w:numFmt w:val="decimal"/>
+      <w:lvlText w:val="%7."/>
+      <w:lvlJc w:val="left"/>
+      <w:pPr>
+        <w:ind w:left="4680" w:hanging="360"/>
+      </w:pPr>
+    </w:lvl>
+    <w:lvl w:ilvl="7" w:tplc="04090019" w:tentative="1">
+      <w:start w:val="1"/>
+      <w:numFmt w:val="lowerLetter"/>
+      <w:lvlText w:val="%8."/>
+      <w:lvlJc w:val="left"/>
+      <w:pPr>
+        <w:ind w:left="5400" w:hanging="360"/>
+      </w:pPr>
+    </w:lvl>
+    <w:lvl w:ilvl="8" w:tplc="0409001B" w:tentative="1">
+      <w:start w:val="1"/>
+      <w:numFmt w:val="lowerRoman"/>
+      <w:lvlText w:val="%9."/>
+      <w:lvlJc w:val="right"/>
+      <w:pPr>
+        <w:ind w:left="6120" w:hanging="180"/>
+      </w:pPr>
+    </w:lvl>
+  </w:abstractNum>
+  <w:abstractNum w:abstractNumId="64" w15:restartNumberingAfterBreak="0">
     <w:nsid w:val="7A902B9B"/>
     <w:multiLevelType w:val="hybridMultilevel"/>
     <w:tmpl w:val="BEA6841C"/>
@@ -29211,7 +30059,101 @@
       </w:pPr>
     </w:lvl>
   </w:abstractNum>
-  <w:abstractNum w:abstractNumId="62" w15:restartNumberingAfterBreak="0">
+  <w:abstractNum w:abstractNumId="65" w15:restartNumberingAfterBreak="0">
+    <w:nsid w:val="7D9479CF"/>
+    <w:multiLevelType w:val="hybridMultilevel"/>
+    <w:tmpl w:val="87CE834C"/>
+    <w:lvl w:ilvl="0" w:tplc="7A929278">
+      <w:start w:val="1"/>
+      <w:numFmt w:val="decimal"/>
+      <w:lvlText w:val="%1:"/>
+      <w:lvlJc w:val="left"/>
+      <w:pPr>
+        <w:ind w:left="360" w:hanging="360"/>
+      </w:pPr>
+      <w:rPr>
+        <w:rFonts w:ascii="Source Sans 3" w:hAnsi="Source Sans 3" w:hint="default"/>
+        <w:b/>
+        <w:bCs/>
+        <w:spacing w:val="0"/>
+        <w:w w:val="84"/>
+        <w:lang w:val="en-US" w:eastAsia="en-US" w:bidi="ar-SA"/>
+      </w:rPr>
+    </w:lvl>
+    <w:lvl w:ilvl="1" w:tplc="04090019" w:tentative="1">
+      <w:start w:val="1"/>
+      <w:numFmt w:val="lowerLetter"/>
+      <w:lvlText w:val="%2."/>
+      <w:lvlJc w:val="left"/>
+      <w:pPr>
+        <w:ind w:left="1080" w:hanging="360"/>
+      </w:pPr>
+    </w:lvl>
+    <w:lvl w:ilvl="2" w:tplc="0409001B" w:tentative="1">
+      <w:start w:val="1"/>
+      <w:numFmt w:val="lowerRoman"/>
+      <w:lvlText w:val="%3."/>
+      <w:lvlJc w:val="right"/>
+      <w:pPr>
+        <w:ind w:left="1800" w:hanging="180"/>
+      </w:pPr>
+    </w:lvl>
+    <w:lvl w:ilvl="3" w:tplc="0409000F" w:tentative="1">
+      <w:start w:val="1"/>
+      <w:numFmt w:val="decimal"/>
+      <w:lvlText w:val="%4."/>
+      <w:lvlJc w:val="left"/>
+      <w:pPr>
+        <w:ind w:left="2520" w:hanging="360"/>
+      </w:pPr>
+    </w:lvl>
+    <w:lvl w:ilvl="4" w:tplc="04090019" w:tentative="1">
+      <w:start w:val="1"/>
+      <w:numFmt w:val="lowerLetter"/>
+      <w:lvlText w:val="%5."/>
+      <w:lvlJc w:val="left"/>
+      <w:pPr>
+        <w:ind w:left="3240" w:hanging="360"/>
+      </w:pPr>
+    </w:lvl>
+    <w:lvl w:ilvl="5" w:tplc="0409001B" w:tentative="1">
+      <w:start w:val="1"/>
+      <w:numFmt w:val="lowerRoman"/>
+      <w:lvlText w:val="%6."/>
+      <w:lvlJc w:val="right"/>
+      <w:pPr>
+        <w:ind w:left="3960" w:hanging="180"/>
+      </w:pPr>
+    </w:lvl>
+    <w:lvl w:ilvl="6" w:tplc="0409000F" w:tentative="1">
+      <w:start w:val="1"/>
+      <w:numFmt w:val="decimal"/>
+      <w:lvlText w:val="%7."/>
+      <w:lvlJc w:val="left"/>
+      <w:pPr>
+        <w:ind w:left="4680" w:hanging="360"/>
+      </w:pPr>
+    </w:lvl>
+    <w:lvl w:ilvl="7" w:tplc="04090019" w:tentative="1">
+      <w:start w:val="1"/>
+      <w:numFmt w:val="lowerLetter"/>
+      <w:lvlText w:val="%8."/>
+      <w:lvlJc w:val="left"/>
+      <w:pPr>
+        <w:ind w:left="5400" w:hanging="360"/>
+      </w:pPr>
+    </w:lvl>
+    <w:lvl w:ilvl="8" w:tplc="0409001B" w:tentative="1">
+      <w:start w:val="1"/>
+      <w:numFmt w:val="lowerRoman"/>
+      <w:lvlText w:val="%9."/>
+      <w:lvlJc w:val="right"/>
+      <w:pPr>
+        <w:ind w:left="6120" w:hanging="180"/>
+      </w:pPr>
+    </w:lvl>
+  </w:abstractNum>
+  <w:abstractNum w:abstractNumId="66" w15:restartNumberingAfterBreak="0">
     <w:nsid w:val="7EA67624"/>
     <w:multiLevelType w:val="hybridMultilevel"/>
     <w:tmpl w:val="291A30C6"/>
@@ -29303,94 +30245,94 @@
     </w:lvl>
   </w:abstractNum>
   <w:num w:numId="1" w16cid:durableId="667248184">
-    <w:abstractNumId w:val="32"/>
+    <w:abstractNumId w:val="33"/>
   </w:num>
   <w:num w:numId="2" w16cid:durableId="1226453288">
     <w:abstractNumId w:val="5"/>
   </w:num>
   <w:num w:numId="3" w16cid:durableId="1752239720">
-    <w:abstractNumId w:val="47"/>
+    <w:abstractNumId w:val="48"/>
   </w:num>
   <w:num w:numId="4" w16cid:durableId="1882479073">
-    <w:abstractNumId w:val="41"/>
+    <w:abstractNumId w:val="42"/>
   </w:num>
   <w:num w:numId="5" w16cid:durableId="1373191236">
     <w:abstractNumId w:val="22"/>
   </w:num>
   <w:num w:numId="6" w16cid:durableId="1206874510">
-    <w:abstractNumId w:val="23"/>
+    <w:abstractNumId w:val="24"/>
   </w:num>
   <w:num w:numId="7" w16cid:durableId="1185636100">
-    <w:abstractNumId w:val="53"/>
+    <w:abstractNumId w:val="55"/>
   </w:num>
   <w:num w:numId="8" w16cid:durableId="333799131">
-    <w:abstractNumId w:val="26"/>
+    <w:abstractNumId w:val="27"/>
   </w:num>
   <w:num w:numId="9" w16cid:durableId="214898011">
-    <w:abstractNumId w:val="37"/>
+    <w:abstractNumId w:val="38"/>
   </w:num>
   <w:num w:numId="10" w16cid:durableId="29763134">
-    <w:abstractNumId w:val="30"/>
+    <w:abstractNumId w:val="31"/>
   </w:num>
   <w:num w:numId="11" w16cid:durableId="314339201">
     <w:abstractNumId w:val="8"/>
   </w:num>
   <w:num w:numId="12" w16cid:durableId="1770811348">
-    <w:abstractNumId w:val="44"/>
+    <w:abstractNumId w:val="45"/>
   </w:num>
   <w:num w:numId="13" w16cid:durableId="360473341">
     <w:abstractNumId w:val="21"/>
   </w:num>
   <w:num w:numId="14" w16cid:durableId="69236877">
-    <w:abstractNumId w:val="62"/>
+    <w:abstractNumId w:val="66"/>
   </w:num>
   <w:num w:numId="15" w16cid:durableId="1829439796">
-    <w:abstractNumId w:val="28"/>
+    <w:abstractNumId w:val="29"/>
   </w:num>
   <w:num w:numId="16" w16cid:durableId="471602117">
     <w:abstractNumId w:val="12"/>
   </w:num>
   <w:num w:numId="17" w16cid:durableId="76555911">
-    <w:abstractNumId w:val="46"/>
+    <w:abstractNumId w:val="47"/>
   </w:num>
   <w:num w:numId="18" w16cid:durableId="995885420">
-    <w:abstractNumId w:val="36"/>
+    <w:abstractNumId w:val="37"/>
   </w:num>
   <w:num w:numId="19" w16cid:durableId="1752507585">
-    <w:abstractNumId w:val="25"/>
+    <w:abstractNumId w:val="26"/>
   </w:num>
   <w:num w:numId="20" w16cid:durableId="1231427931">
-    <w:abstractNumId w:val="55"/>
+    <w:abstractNumId w:val="57"/>
   </w:num>
   <w:num w:numId="21" w16cid:durableId="717049857">
     <w:abstractNumId w:val="4"/>
   </w:num>
   <w:num w:numId="22" w16cid:durableId="893321363">
-    <w:abstractNumId w:val="27"/>
+    <w:abstractNumId w:val="28"/>
   </w:num>
   <w:num w:numId="23" w16cid:durableId="517475190">
-    <w:abstractNumId w:val="40"/>
+    <w:abstractNumId w:val="41"/>
   </w:num>
   <w:num w:numId="24" w16cid:durableId="945579164">
-    <w:abstractNumId w:val="38"/>
+    <w:abstractNumId w:val="39"/>
   </w:num>
   <w:num w:numId="25" w16cid:durableId="1837259727">
     <w:abstractNumId w:val="7"/>
   </w:num>
   <w:num w:numId="26" w16cid:durableId="799567825">
-    <w:abstractNumId w:val="59"/>
+    <w:abstractNumId w:val="61"/>
   </w:num>
   <w:num w:numId="27" w16cid:durableId="138963974">
-    <w:abstractNumId w:val="61"/>
+    <w:abstractNumId w:val="64"/>
   </w:num>
   <w:num w:numId="28" w16cid:durableId="1824153588">
-    <w:abstractNumId w:val="43"/>
+    <w:abstractNumId w:val="44"/>
   </w:num>
   <w:num w:numId="29" w16cid:durableId="1059717416">
     <w:abstractNumId w:val="11"/>
   </w:num>
   <w:num w:numId="30" w16cid:durableId="1735008323">
-    <w:abstractNumId w:val="58"/>
+    <w:abstractNumId w:val="60"/>
   </w:num>
   <w:num w:numId="31" w16cid:durableId="1612975694">
     <w:abstractNumId w:val="0"/>
@@ -29399,10 +30341,10 @@
     <w:abstractNumId w:val="14"/>
   </w:num>
   <w:num w:numId="33" w16cid:durableId="699669721">
-    <w:abstractNumId w:val="45"/>
+    <w:abstractNumId w:val="46"/>
   </w:num>
   <w:num w:numId="34" w16cid:durableId="385908283">
-    <w:abstractNumId w:val="57"/>
+    <w:abstractNumId w:val="59"/>
   </w:num>
   <w:num w:numId="35" w16cid:durableId="1986542515">
     <w:abstractNumId w:val="10"/>
@@ -29411,40 +30353,40 @@
     <w:abstractNumId w:val="2"/>
   </w:num>
   <w:num w:numId="37" w16cid:durableId="742483299">
+    <w:abstractNumId w:val="53"/>
+  </w:num>
+  <w:num w:numId="38" w16cid:durableId="1672560278">
+    <w:abstractNumId w:val="34"/>
+  </w:num>
+  <w:num w:numId="39" w16cid:durableId="2141456029">
     <w:abstractNumId w:val="51"/>
   </w:num>
-  <w:num w:numId="38" w16cid:durableId="1672560278">
-    <w:abstractNumId w:val="33"/>
-  </w:num>
-  <w:num w:numId="39" w16cid:durableId="2141456029">
-    <w:abstractNumId w:val="49"/>
-  </w:num>
   <w:num w:numId="40" w16cid:durableId="1634872801">
-    <w:abstractNumId w:val="39"/>
+    <w:abstractNumId w:val="40"/>
   </w:num>
   <w:num w:numId="41" w16cid:durableId="1757899179">
     <w:abstractNumId w:val="18"/>
   </w:num>
   <w:num w:numId="42" w16cid:durableId="795297587">
-    <w:abstractNumId w:val="35"/>
+    <w:abstractNumId w:val="36"/>
   </w:num>
   <w:num w:numId="43" w16cid:durableId="658776858">
-    <w:abstractNumId w:val="31"/>
+    <w:abstractNumId w:val="32"/>
   </w:num>
   <w:num w:numId="44" w16cid:durableId="647438927">
-    <w:abstractNumId w:val="54"/>
+    <w:abstractNumId w:val="56"/>
   </w:num>
   <w:num w:numId="45" w16cid:durableId="1444035556">
-    <w:abstractNumId w:val="50"/>
+    <w:abstractNumId w:val="52"/>
   </w:num>
   <w:num w:numId="46" w16cid:durableId="569465742">
     <w:abstractNumId w:val="20"/>
   </w:num>
   <w:num w:numId="47" w16cid:durableId="1314094488">
-    <w:abstractNumId w:val="56"/>
+    <w:abstractNumId w:val="58"/>
   </w:num>
   <w:num w:numId="48" w16cid:durableId="69279948">
-    <w:abstractNumId w:val="60"/>
+    <w:abstractNumId w:val="62"/>
   </w:num>
   <w:num w:numId="49" w16cid:durableId="2074544202">
     <w:abstractNumId w:val="19"/>
@@ -29453,25 +30395,25 @@
     <w:abstractNumId w:val="6"/>
   </w:num>
   <w:num w:numId="51" w16cid:durableId="870580505">
-    <w:abstractNumId w:val="29"/>
+    <w:abstractNumId w:val="30"/>
   </w:num>
   <w:num w:numId="52" w16cid:durableId="1967856371">
     <w:abstractNumId w:val="13"/>
   </w:num>
   <w:num w:numId="53" w16cid:durableId="1286546230">
-    <w:abstractNumId w:val="52"/>
+    <w:abstractNumId w:val="54"/>
   </w:num>
   <w:num w:numId="54" w16cid:durableId="391654865">
-    <w:abstractNumId w:val="42"/>
+    <w:abstractNumId w:val="43"/>
   </w:num>
   <w:num w:numId="55" w16cid:durableId="1353991129">
-    <w:abstractNumId w:val="48"/>
+    <w:abstractNumId w:val="50"/>
   </w:num>
   <w:num w:numId="56" w16cid:durableId="261453933">
     <w:abstractNumId w:val="15"/>
   </w:num>
   <w:num w:numId="57" w16cid:durableId="1963729847">
-    <w:abstractNumId w:val="34"/>
+    <w:abstractNumId w:val="35"/>
   </w:num>
   <w:num w:numId="58" w16cid:durableId="341471403">
     <w:abstractNumId w:val="17"/>
@@ -29480,7 +30422,7 @@
     <w:abstractNumId w:val="9"/>
   </w:num>
   <w:num w:numId="60" w16cid:durableId="1443694159">
-    <w:abstractNumId w:val="24"/>
+    <w:abstractNumId w:val="25"/>
   </w:num>
   <w:num w:numId="61" w16cid:durableId="1935019435">
     <w:abstractNumId w:val="3"/>
@@ -29491,12 +30433,24 @@
   <w:num w:numId="63" w16cid:durableId="1193613797">
     <w:abstractNumId w:val="16"/>
   </w:num>
+  <w:num w:numId="64" w16cid:durableId="1353461263">
+    <w:abstractNumId w:val="23"/>
+  </w:num>
+  <w:num w:numId="65" w16cid:durableId="1698390398">
+    <w:abstractNumId w:val="49"/>
+  </w:num>
+  <w:num w:numId="66" w16cid:durableId="1584877225">
+    <w:abstractNumId w:val="65"/>
+  </w:num>
+  <w:num w:numId="67" w16cid:durableId="1169324276">
+    <w:abstractNumId w:val="63"/>
+  </w:num>
   <w:numIdMacAtCleanup w:val="63"/>
 </w:numbering>
 </file>
 
 <file path=word/styles.xml><?xml version="1.0" encoding="utf-8"?>
-<w:styles xmlns:mc="http://schemas.openxmlformats.org/markup-compatibility/2006" xmlns:r="http://schemas.openxmlformats.org/officeDocument/2006/relationships" xmlns:w="http://schemas.openxmlformats.org/wordprocessingml/2006/main" xmlns:w14="http://schemas.microsoft.com/office/word/2010/wordml" xmlns:w15="http://schemas.microsoft.com/office/word/2012/wordml" xmlns:w16cex="http://schemas.microsoft.com/office/word/2018/wordml/cex" xmlns:w16cid="http://schemas.microsoft.com/office/word/2016/wordml/cid" xmlns:w16="http://schemas.microsoft.com/office/word/2018/wordml" xmlns:w16du="http://schemas.microsoft.com/office/word/2023/wordml/word16du" xmlns:w16sdtdh="http://schemas.microsoft.com/office/word/2020/wordml/sdtdatahash" xmlns:w16sdtfl="http://schemas.microsoft.com/office/word/2024/wordml/sdtformatlock" xmlns:w16se="http://schemas.microsoft.com/office/word/2015/wordml/symex" mc:Ignorable="w14 w15 w16se w16cid w16 w16cex w16sdtdh w16sdtfl w16du">
+<w:styles xmlns:mc="http://schemas.openxmlformats.org/markup-compatibility/2006" xmlns:r="http://schemas.openxmlformats.org/officeDocument/2006/relationships" xmlns:w="http://schemas.openxmlformats.org/wordprocessingml/2006/main" xmlns:w14="http://schemas.microsoft.com/office/word/2010/wordml" xmlns:w15="http://schemas.microsoft.com/office/word/2012/wordml" xmlns:w16cex="http://schemas.microsoft.com/office/word/2018/wordml/cex" xmlns:w16cid="http://schemas.microsoft.com/office/word/2016/wordml/cid" xmlns:w16="http://schemas.microsoft.com/office/word/2018/wordml" xmlns:w16sdtdh="http://schemas.microsoft.com/office/word/2020/wordml/sdtdatahash" xmlns:w16se="http://schemas.microsoft.com/office/word/2015/wordml/symex" mc:Ignorable="w14 w15 w16se w16cid w16 w16cex w16sdtdh">
   <w:docDefaults>
     <w:rPrDefault>
       <w:rPr>
@@ -29900,7 +30854,6 @@
   <w:style w:type="character" w:default="1" w:styleId="DefaultParagraphFont">
     <w:name w:val="Default Paragraph Font"/>
     <w:uiPriority w:val="1"/>
-    <w:semiHidden/>
     <w:unhideWhenUsed/>
   </w:style>
   <w:style w:type="table" w:default="1" w:styleId="TableNormal">

--- a/assets/data/Mindset 01/Mindset1- Custom - Unit 02.docx
+++ b/assets/data/Mindset 01/Mindset1- Custom - Unit 02.docx
@@ -224,23 +224,13 @@
                 <w:szCs w:val="23"/>
               </w:rPr>
             </w:pPr>
-            <w:proofErr w:type="spellStart"/>
             <w:r>
               <w:rPr>
                 <w:rFonts w:ascii="Source Sans 3" w:hAnsi="Source Sans 3"/>
                 <w:sz w:val="23"/>
                 <w:szCs w:val="23"/>
               </w:rPr>
-              <w:t>recognise</w:t>
-            </w:r>
-            <w:proofErr w:type="spellEnd"/>
-            <w:r>
-              <w:rPr>
-                <w:rFonts w:ascii="Source Sans 3" w:hAnsi="Source Sans 3"/>
-                <w:sz w:val="23"/>
-                <w:szCs w:val="23"/>
-              </w:rPr>
-              <w:t xml:space="preserve"> paraphrase</w:t>
+              <w:t>recognise paraphrase</w:t>
             </w:r>
           </w:p>
           <w:p>
@@ -255,23 +245,13 @@
                 <w:szCs w:val="26"/>
               </w:rPr>
             </w:pPr>
-            <w:proofErr w:type="spellStart"/>
             <w:r>
               <w:rPr>
                 <w:rFonts w:ascii="Source Sans 3" w:hAnsi="Source Sans 3"/>
                 <w:sz w:val="23"/>
                 <w:szCs w:val="23"/>
               </w:rPr>
-              <w:t>practise</w:t>
-            </w:r>
-            <w:proofErr w:type="spellEnd"/>
-            <w:r>
-              <w:rPr>
-                <w:rFonts w:ascii="Source Sans 3" w:hAnsi="Source Sans 3"/>
-                <w:sz w:val="23"/>
-                <w:szCs w:val="23"/>
-              </w:rPr>
-              <w:t xml:space="preserve"> using the present simple and past simple.</w:t>
+              <w:t>practise using the present simple and past simple.</w:t>
             </w:r>
           </w:p>
         </w:tc>
@@ -1741,7 +1721,6 @@
               </w:rPr>
               <w:t xml:space="preserve">, </w:t>
             </w:r>
-            <w:proofErr w:type="spellStart"/>
             <w:r>
               <w:rPr>
                 <w:rFonts w:ascii="Source Sans 3" w:hAnsi="Source Sans 3"/>
@@ -1752,7 +1731,6 @@
               </w:rPr>
               <w:t>through</w:t>
             </w:r>
-            <w:proofErr w:type="spellEnd"/>
             <w:r>
               <w:rPr>
                 <w:rFonts w:ascii="Source Sans 3" w:hAnsi="Source Sans 3"/>
@@ -2187,23 +2165,7 @@
               <w:pStyle w:val="SS3M-115"/>
             </w:pPr>
             <w:r>
-              <w:t xml:space="preserve">Which of the two activities you have just done </w:t>
-            </w:r>
-            <w:proofErr w:type="spellStart"/>
-            <w:r>
-              <w:t>practised</w:t>
-            </w:r>
-            <w:proofErr w:type="spellEnd"/>
-            <w:r>
-              <w:t xml:space="preserve"> scanning? Which </w:t>
-            </w:r>
-            <w:proofErr w:type="spellStart"/>
-            <w:r>
-              <w:t>practised</w:t>
-            </w:r>
-            <w:proofErr w:type="spellEnd"/>
-            <w:r>
-              <w:t xml:space="preserve"> skimming</w:t>
+              <w:t>Which of the two activities you have just done practised scanning? Which practised skimming</w:t>
             </w:r>
             <w:r>
               <w:t>?</w:t>
@@ -2408,25 +2370,7 @@
                       <w:sz w:val="23"/>
                       <w:szCs w:val="23"/>
                     </w:rPr>
-                    <w:t>in Germany, you can stay in a one-</w:t>
-                  </w:r>
-                  <w:proofErr w:type="spellStart"/>
-                  <w:r>
-                    <w:rPr>
-                      <w:rFonts w:ascii="Source Sans 3" w:hAnsi="Source Sans 3"/>
-                      <w:sz w:val="23"/>
-                      <w:szCs w:val="23"/>
-                    </w:rPr>
-                    <w:t>metre</w:t>
-                  </w:r>
-                  <w:proofErr w:type="spellEnd"/>
-                  <w:r>
-                    <w:rPr>
-                      <w:rFonts w:ascii="Source Sans 3" w:hAnsi="Source Sans 3"/>
-                      <w:sz w:val="23"/>
-                      <w:szCs w:val="23"/>
-                    </w:rPr>
-                    <w:t>-square house, the smallest house in the world, called the House NA. Van Bo Le-Mentzel, a refugee from Laos, built it to draw attention to the world housing shortage. It is a wooden structure on wheels and weighs 40 kg. It has a locking door and a window. You can turn it onto its side when you want to lie down. Franz from Munich spent the night in one recently 'just to see what it was like'. He found it a bit uncomfortable!</w:t>
+                    <w:t>in Germany, you can stay in a one-metre-square house, the smallest house in the world, called the House NA. Van Bo Le-Mentzel, a refugee from Laos, built it to draw attention to the world housing shortage. It is a wooden structure on wheels and weighs 40 kg. It has a locking door and a window. You can turn it onto its side when you want to lie down. Franz from Munich spent the night in one recently 'just to see what it was like'. He found it a bit uncomfortable!</w:t>
                   </w:r>
                 </w:p>
                 <w:p>
@@ -2478,25 +2422,7 @@
                       <w:sz w:val="23"/>
                       <w:szCs w:val="23"/>
                     </w:rPr>
-                    <w:t xml:space="preserve">Another couple, Shaun and Rachel from Manchester, enjoyed a recent holiday in a treehouse in Sussex, England. They said, 'It was right up in the trees and had everything we needed, even </w:t>
-                  </w:r>
-                  <w:proofErr w:type="spellStart"/>
-                  <w:r>
-                    <w:rPr>
-                      <w:rFonts w:ascii="Source Sans 3" w:hAnsi="Source Sans 3"/>
-                      <w:sz w:val="23"/>
-                      <w:szCs w:val="23"/>
-                    </w:rPr>
-                    <w:t>wifi</w:t>
-                  </w:r>
-                  <w:proofErr w:type="spellEnd"/>
-                  <w:r>
-                    <w:rPr>
-                      <w:rFonts w:ascii="Source Sans 3" w:hAnsi="Source Sans 3"/>
-                      <w:sz w:val="23"/>
-                      <w:szCs w:val="23"/>
-                    </w:rPr>
-                    <w:t>! It had a small kitchen and we did our own cooking. It was the perfect place to get away from our busy lives.</w:t>
+                    <w:t>Another couple, Shaun and Rachel from Manchester, enjoyed a recent holiday in a treehouse in Sussex, England. They said, 'It was right up in the trees and had everything we needed, even wifi! It had a small kitchen and we did our own cooking. It was the perfect place to get away from our busy lives.</w:t>
                   </w:r>
                 </w:p>
               </w:tc>
@@ -5181,25 +5107,7 @@
                       <w:sz w:val="23"/>
                       <w:szCs w:val="23"/>
                     </w:rPr>
-                    <w:t>by coach and boat. I was tired and hungry. We went into the school hall, where the host families were waiting to meet us. I wondered which one would be mine. Would they give me dinner at this time and would I be able to eat the unfamiliar food? Suddenly I heard my name called and the name of my exchange partner, Brigitte Schmitt. A pretty, blonde girl stepped forward, smiling widely. Behind her stood her parents, a pleasant-looking couple who were also smiling. They held out their hands and said, '</w:t>
-                  </w:r>
-                  <w:proofErr w:type="spellStart"/>
-                  <w:r>
-                    <w:rPr>
-                      <w:rFonts w:ascii="Source Sans 3" w:hAnsi="Source Sans 3"/>
-                      <w:sz w:val="23"/>
-                      <w:szCs w:val="23"/>
-                    </w:rPr>
-                    <w:t>Wilkommen</w:t>
-                  </w:r>
-                  <w:proofErr w:type="spellEnd"/>
-                  <w:r>
-                    <w:rPr>
-                      <w:rFonts w:ascii="Source Sans 3" w:hAnsi="Source Sans 3"/>
-                      <w:sz w:val="23"/>
-                      <w:szCs w:val="23"/>
-                    </w:rPr>
-                    <w:t xml:space="preserve"> in Deutschland. Welcome to Germany."</w:t>
+                    <w:t>by coach and boat. I was tired and hungry. We went into the school hall, where the host families were waiting to meet us. I wondered which one would be mine. Would they give me dinner at this time and would I be able to eat the unfamiliar food? Suddenly I heard my name called and the name of my exchange partner, Brigitte Schmitt. A pretty, blonde girl stepped forward, smiling widely. Behind her stood her parents, a pleasant-looking couple who were also smiling. They held out their hands and said, 'Wilkommen in Deutschland. Welcome to Germany."</w:t>
                   </w:r>
                 </w:p>
               </w:tc>
@@ -5221,25 +5129,7 @@
                       <w:sz w:val="23"/>
                       <w:szCs w:val="23"/>
                     </w:rPr>
-                    <w:t xml:space="preserve">I spent three happy weeks with the Schmitt family. Brigitte had an elder brother, Hendrik, and a younger sister, Lisa. They had two cats, Ping and Pong, who sat on my lap as I looked into the fire in the evenings. The whole family were kind and welcoming. My room was </w:t>
-                  </w:r>
-                  <w:proofErr w:type="spellStart"/>
-                  <w:r>
-                    <w:rPr>
-                      <w:rFonts w:ascii="Source Sans 3" w:hAnsi="Source Sans 3"/>
-                      <w:sz w:val="23"/>
-                      <w:szCs w:val="23"/>
-                    </w:rPr>
-                    <w:t>cosy</w:t>
-                  </w:r>
-                  <w:proofErr w:type="spellEnd"/>
-                  <w:r>
-                    <w:rPr>
-                      <w:rFonts w:ascii="Source Sans 3" w:hAnsi="Source Sans 3"/>
-                      <w:sz w:val="23"/>
-                      <w:szCs w:val="23"/>
-                    </w:rPr>
-                    <w:t xml:space="preserve"> and warm and looked out onto a forest. The fresh clean smell of the trees</w:t>
+                    <w:t>I spent three happy weeks with the Schmitt family. Brigitte had an elder brother, Hendrik, and a younger sister, Lisa. They had two cats, Ping and Pong, who sat on my lap as I looked into the fire in the evenings. The whole family were kind and welcoming. My room was cosy and warm and looked out onto a forest. The fresh clean smell of the trees</w:t>
                   </w:r>
                   <w:r>
                     <w:rPr>
@@ -6186,51 +6076,7 @@
                 <w:sz w:val="23"/>
                 <w:szCs w:val="23"/>
               </w:rPr>
-              <w:t xml:space="preserve">In Sri Lanka, a family meal often includes </w:t>
-            </w:r>
-            <w:proofErr w:type="spellStart"/>
-            <w:r>
-              <w:rPr>
-                <w:rFonts w:ascii="Source Sans 3 Medium" w:hAnsi="Source Sans 3 Medium"/>
-                <w:b/>
-                <w:bCs/>
-                <w:sz w:val="23"/>
-                <w:szCs w:val="23"/>
-              </w:rPr>
-              <w:t>stringhoppers</w:t>
-            </w:r>
-            <w:proofErr w:type="spellEnd"/>
-            <w:r>
-              <w:rPr>
-                <w:rFonts w:ascii="Source Sans 3 Medium" w:hAnsi="Source Sans 3 Medium"/>
-                <w:b/>
-                <w:bCs/>
-                <w:sz w:val="23"/>
-                <w:szCs w:val="23"/>
-              </w:rPr>
-              <w:t xml:space="preserve">. To make </w:t>
-            </w:r>
-            <w:proofErr w:type="spellStart"/>
-            <w:r>
-              <w:rPr>
-                <w:rFonts w:ascii="Source Sans 3 Medium" w:hAnsi="Source Sans 3 Medium"/>
-                <w:b/>
-                <w:bCs/>
-                <w:sz w:val="23"/>
-                <w:szCs w:val="23"/>
-              </w:rPr>
-              <w:t>stringhoppers</w:t>
-            </w:r>
-            <w:proofErr w:type="spellEnd"/>
-            <w:r>
-              <w:rPr>
-                <w:rFonts w:ascii="Source Sans 3 Medium" w:hAnsi="Source Sans 3 Medium"/>
-                <w:b/>
-                <w:bCs/>
-                <w:sz w:val="23"/>
-                <w:szCs w:val="23"/>
-              </w:rPr>
-              <w:t xml:space="preserve"> you need some special equipment. Choose the best description of each piece of equipment.</w:t>
+              <w:t>In Sri Lanka, a family meal often includes stringhoppers. To make stringhoppers you need some special equipment. Choose the best description of each piece of equipment.</w:t>
             </w:r>
           </w:p>
           <w:tbl>
@@ -6265,21 +6111,12 @@
                       <w:szCs w:val="21"/>
                     </w:rPr>
                   </w:pPr>
-                  <w:proofErr w:type="spellStart"/>
                   <w:r>
                     <w:rPr>
                       <w:sz w:val="21"/>
                       <w:szCs w:val="21"/>
                     </w:rPr>
-                    <w:t>Sunnyhills</w:t>
-                  </w:r>
-                  <w:proofErr w:type="spellEnd"/>
-                  <w:r>
-                    <w:rPr>
-                      <w:sz w:val="21"/>
-                      <w:szCs w:val="21"/>
-                    </w:rPr>
-                    <w:t xml:space="preserve"> University 1995</w:t>
+                    <w:t>Sunnyhills University 1995</w:t>
                   </w:r>
                 </w:p>
                 <w:p>
@@ -6434,21 +6271,12 @@
                       <w:szCs w:val="21"/>
                     </w:rPr>
                   </w:pPr>
-                  <w:proofErr w:type="spellStart"/>
                   <w:r>
                     <w:rPr>
                       <w:sz w:val="21"/>
                       <w:szCs w:val="21"/>
                     </w:rPr>
-                    <w:t>Sunnyhills</w:t>
-                  </w:r>
-                  <w:proofErr w:type="spellEnd"/>
-                  <w:r>
-                    <w:rPr>
-                      <w:sz w:val="21"/>
-                      <w:szCs w:val="21"/>
-                    </w:rPr>
-                    <w:t xml:space="preserve"> University today</w:t>
+                    <w:t>Sunnyhills University today</w:t>
                   </w:r>
                 </w:p>
                 <w:p>
@@ -8450,10 +8278,12 @@
                 <w:sz w:val="23"/>
                 <w:szCs w:val="23"/>
               </w:rPr>
-              <w:t xml:space="preserve">Look at the two maps of </w:t>
-            </w:r>
-            <w:proofErr w:type="spellStart"/>
-            <w:r>
+              <w:t>Look at the two maps of Sunnyhills University campus in 1995 and today.</w:t>
+            </w:r>
+          </w:p>
+          <w:p>
+            <w:pPr>
+              <w:spacing w:after="120"/>
               <w:rPr>
                 <w:rFonts w:ascii="Source Sans 3 Medium" w:hAnsi="Source Sans 3 Medium"/>
                 <w:i/>
@@ -8461,9 +8291,7 @@
                 <w:sz w:val="23"/>
                 <w:szCs w:val="23"/>
               </w:rPr>
-              <w:t>Sunnyhills</w:t>
-            </w:r>
-            <w:proofErr w:type="spellEnd"/>
+            </w:pPr>
             <w:r>
               <w:rPr>
                 <w:rFonts w:ascii="Source Sans 3 Medium" w:hAnsi="Source Sans 3 Medium"/>
@@ -8472,41 +8300,7 @@
                 <w:sz w:val="23"/>
                 <w:szCs w:val="23"/>
               </w:rPr>
-              <w:t xml:space="preserve"> University campus in 1995 and today.</w:t>
-            </w:r>
-          </w:p>
-          <w:p>
-            <w:pPr>
-              <w:spacing w:after="120"/>
-              <w:rPr>
-                <w:rFonts w:ascii="Source Sans 3 Medium" w:hAnsi="Source Sans 3 Medium"/>
-                <w:i/>
-                <w:iCs/>
-                <w:sz w:val="23"/>
-                <w:szCs w:val="23"/>
-              </w:rPr>
-            </w:pPr>
-            <w:proofErr w:type="spellStart"/>
-            <w:r>
-              <w:rPr>
-                <w:rFonts w:ascii="Source Sans 3 Medium" w:hAnsi="Source Sans 3 Medium"/>
-                <w:i/>
-                <w:iCs/>
-                <w:sz w:val="23"/>
-                <w:szCs w:val="23"/>
-              </w:rPr>
-              <w:t>Summarise</w:t>
-            </w:r>
-            <w:proofErr w:type="spellEnd"/>
-            <w:r>
-              <w:rPr>
-                <w:rFonts w:ascii="Source Sans 3 Medium" w:hAnsi="Source Sans 3 Medium"/>
-                <w:i/>
-                <w:iCs/>
-                <w:sz w:val="23"/>
-                <w:szCs w:val="23"/>
-              </w:rPr>
-              <w:t xml:space="preserve"> the information by selecting and reporting the main features, and make comparisons where relevant.</w:t>
+              <w:t>Summarise the information by selecting and reporting the main features, and make comparisons where relevant.</w:t>
             </w:r>
           </w:p>
           <w:p>
@@ -8783,23 +8577,7 @@
                       <w:sz w:val="21"/>
                       <w:szCs w:val="21"/>
                     </w:rPr>
-                    <w:t xml:space="preserve">The two maps show changes to the campus of </w:t>
-                  </w:r>
-                  <w:proofErr w:type="spellStart"/>
-                  <w:r>
-                    <w:rPr>
-                      <w:sz w:val="21"/>
-                      <w:szCs w:val="21"/>
-                    </w:rPr>
-                    <w:t>Sunnyhills</w:t>
-                  </w:r>
-                  <w:proofErr w:type="spellEnd"/>
-                  <w:r>
-                    <w:rPr>
-                      <w:sz w:val="21"/>
-                      <w:szCs w:val="21"/>
-                    </w:rPr>
-                    <w:t xml:space="preserve"> University between 1995 and today. </w:t>
+                    <w:t xml:space="preserve">The two maps show changes to the campus of Sunnyhills University between 1995 and today. </w:t>
                   </w:r>
                   <w:r>
                     <w:rPr>
@@ -11821,7 +11599,6 @@
                       <w:sz w:val="23"/>
                     </w:rPr>
                   </w:pPr>
-                  <w:proofErr w:type="spellStart"/>
                   <w:r>
                     <w:rPr>
                       <w:b/>
@@ -11830,18 +11607,7 @@
                       <w:iCs/>
                       <w:sz w:val="23"/>
                     </w:rPr>
-                    <w:t>Summarise</w:t>
-                  </w:r>
-                  <w:proofErr w:type="spellEnd"/>
-                  <w:r>
-                    <w:rPr>
-                      <w:b/>
-                      <w:bCs/>
-                      <w:i/>
-                      <w:iCs/>
-                      <w:sz w:val="23"/>
-                    </w:rPr>
-                    <w:t xml:space="preserve"> the information by selecting and reporting the main features, and make comparisons where relevant.</w:t>
+                    <w:t>Summarise the information by selecting and reporting the main features, and make comparisons where relevant.</w:t>
                   </w:r>
                 </w:p>
               </w:tc>
@@ -12799,7 +12565,6 @@
                       <w:sz w:val="23"/>
                     </w:rPr>
                   </w:pPr>
-                  <w:proofErr w:type="spellStart"/>
                   <w:r>
                     <w:rPr>
                       <w:sz w:val="23"/>
@@ -12808,7 +12573,6 @@
                     </w:rPr>
                     <w:t>harbour</w:t>
                   </w:r>
-                  <w:proofErr w:type="spellEnd"/>
                 </w:p>
               </w:tc>
             </w:tr>
@@ -12832,18 +12596,8 @@
                       <w:szCs w:val="24"/>
                       <w:lang w:bidi="ar-SA"/>
                     </w:rPr>
-                    <w:t xml:space="preserve">sports </w:t>
-                  </w:r>
-                  <w:proofErr w:type="spellStart"/>
-                  <w:r>
-                    <w:rPr>
-                      <w:sz w:val="23"/>
-                      <w:szCs w:val="24"/>
-                      <w:lang w:bidi="ar-SA"/>
-                    </w:rPr>
-                    <w:t>centre</w:t>
-                  </w:r>
-                  <w:proofErr w:type="spellEnd"/>
+                    <w:t>sports centre</w:t>
+                  </w:r>
                 </w:p>
               </w:tc>
               <w:tc>
@@ -13473,7 +13227,6 @@
             <w:r>
               <w:t xml:space="preserve"> </w:t>
             </w:r>
-            <w:proofErr w:type="spellStart"/>
             <w:r>
               <w:rPr>
                 <w:rFonts w:ascii="Comic Sans MS" w:hAnsi="Comic Sans MS"/>
@@ -13481,7 +13234,6 @@
               </w:rPr>
               <w:t>harbour</w:t>
             </w:r>
-            <w:proofErr w:type="spellEnd"/>
             <w:r>
               <w:t>, ---. ---</w:t>
             </w:r>
@@ -13491,18 +13243,10 @@
               <w:pStyle w:val="SS3-115"/>
             </w:pPr>
             <w:r>
-              <w:t xml:space="preserve">Sports and </w:t>
-            </w:r>
-            <w:proofErr w:type="gramStart"/>
-            <w:r>
-              <w:t>leisure:</w:t>
-            </w:r>
-            <w:r>
-              <w:t>---</w:t>
-            </w:r>
-            <w:proofErr w:type="gramEnd"/>
-            <w:r>
-              <w:t>, ---</w:t>
+              <w:t>Sports and leisure:</w:t>
+            </w:r>
+            <w:r>
+              <w:t>---, ---</w:t>
             </w:r>
           </w:p>
           <w:p>
@@ -13802,7 +13546,7 @@
       <w:tr>
         <w:tc>
           <w:tcPr>
-            <w:tcW w:w="582" w:type="dxa"/>
+            <w:tcW w:w="650" w:type="dxa"/>
           </w:tcPr>
           <w:tbl>
             <w:tblPr>
@@ -13862,7 +13606,7 @@
         </w:tc>
         <w:tc>
           <w:tcPr>
-            <w:tcW w:w="10186" w:type="dxa"/>
+            <w:tcW w:w="10139" w:type="dxa"/>
           </w:tcPr>
           <w:p>
             <w:pPr>
@@ -14255,7 +13999,7 @@
         </w:tc>
         <w:tc>
           <w:tcPr>
-            <w:tcW w:w="3624" w:type="dxa"/>
+            <w:tcW w:w="3603" w:type="dxa"/>
           </w:tcPr>
           <w:tbl>
             <w:tblPr>
@@ -14311,23 +14055,7 @@
                       <w:sz w:val="21"/>
                       <w:szCs w:val="21"/>
                     </w:rPr>
-                    <w:t xml:space="preserve">In Section 1 of the Listening test you may have to write the name of a person, a place or a website. </w:t>
-                  </w:r>
-                  <w:proofErr w:type="gramStart"/>
-                  <w:r>
-                    <w:rPr>
-                      <w:sz w:val="21"/>
-                      <w:szCs w:val="21"/>
-                    </w:rPr>
-                    <w:t>Usually</w:t>
-                  </w:r>
-                  <w:proofErr w:type="gramEnd"/>
-                  <w:r>
-                    <w:rPr>
-                      <w:sz w:val="21"/>
-                      <w:szCs w:val="21"/>
-                    </w:rPr>
-                    <w:t xml:space="preserve"> the names will be spelled for you. You need to know the letters of the English alphabet so that you can write the words correctly. If you don't, your answer will be wrong. You will hear the spelling once only.</w:t>
+                    <w:t>In Section 1 of the Listening test you may have to write the name of a person, a place or a website. Usually the names will be spelled for you. You need to know the letters of the English alphabet so that you can write the words correctly. If you don't, your answer will be wrong. You will hear the spelling once only.</w:t>
                   </w:r>
                 </w:p>
               </w:tc>
@@ -14349,7 +14077,7 @@
       <w:tr>
         <w:tc>
           <w:tcPr>
-            <w:tcW w:w="582" w:type="dxa"/>
+            <w:tcW w:w="650" w:type="dxa"/>
           </w:tcPr>
           <w:tbl>
             <w:tblPr>
@@ -14412,7 +14140,7 @@
         </w:tc>
         <w:tc>
           <w:tcPr>
-            <w:tcW w:w="10186" w:type="dxa"/>
+            <w:tcW w:w="10139" w:type="dxa"/>
           </w:tcPr>
           <w:p>
             <w:pPr>
@@ -14483,13 +14211,8 @@
               </w:numPr>
             </w:pPr>
             <w:r>
-              <w:t>'Get active' - Is that a __ o __ w _</w:t>
-            </w:r>
-            <w:proofErr w:type="gramStart"/>
-            <w:r>
-              <w:t>_ ?</w:t>
-            </w:r>
-            <w:proofErr w:type="gramEnd"/>
+              <w:t>'Get active' - Is that a __ o __ w __ ?</w:t>
+            </w:r>
           </w:p>
           <w:p>
             <w:pPr>
@@ -14500,15 +14223,7 @@
               </w:numPr>
             </w:pPr>
             <w:r>
-              <w:t xml:space="preserve">Is </w:t>
-            </w:r>
-            <w:proofErr w:type="gramStart"/>
-            <w:r>
-              <w:t>that[</w:t>
-            </w:r>
-            <w:proofErr w:type="gramEnd"/>
-            <w:r>
-              <w:t xml:space="preserve"> ... ] w __ an 'e' or without?</w:t>
+              <w:t>Is that[ ... ] w __ an 'e' or without?</w:t>
             </w:r>
           </w:p>
           <w:p>
@@ -14520,13 +14235,8 @@
               </w:numPr>
             </w:pPr>
             <w:r>
-              <w:t>It's got an 'e' at the e _</w:t>
-            </w:r>
-            <w:proofErr w:type="gramStart"/>
-            <w:r>
-              <w:t>_ .</w:t>
-            </w:r>
-            <w:proofErr w:type="gramEnd"/>
+              <w:t>It's got an 'e' at the e __ .</w:t>
+            </w:r>
           </w:p>
           <w:p>
             <w:pPr>
@@ -14537,21 +14247,13 @@
               </w:numPr>
             </w:pPr>
             <w:r>
-              <w:t xml:space="preserve">Is </w:t>
-            </w:r>
-            <w:proofErr w:type="gramStart"/>
-            <w:r>
-              <w:t>that[</w:t>
-            </w:r>
-            <w:proofErr w:type="gramEnd"/>
-            <w:r>
-              <w:t xml:space="preserve"> ... ] with ad __ 'd', did you say?</w:t>
+              <w:t>Is that[ ... ] with ad __ 'd', did you say?</w:t>
             </w:r>
           </w:p>
         </w:tc>
         <w:tc>
           <w:tcPr>
-            <w:tcW w:w="3624" w:type="dxa"/>
+            <w:tcW w:w="3603" w:type="dxa"/>
           </w:tcPr>
           <w:p>
             <w:pPr>
@@ -14561,6 +14263,693 @@
                 <w:bCs/>
                 <w:sz w:val="23"/>
                 <w:szCs w:val="23"/>
+              </w:rPr>
+            </w:pPr>
+          </w:p>
+        </w:tc>
+      </w:tr>
+    </w:tbl>
+    <w:p>
+      <w:pPr>
+        <w:spacing w:before="240" w:after="0"/>
+        <w:rPr>
+          <w:color w:val="E8B756"/>
+          <w:sz w:val="34"/>
+          <w:szCs w:val="34"/>
+        </w:rPr>
+      </w:pPr>
+      <w:r>
+        <w:rPr>
+          <w:color w:val="CA036E"/>
+          <w:sz w:val="34"/>
+          <w:szCs w:val="34"/>
+          <w:shd w:val="clear" w:color="auto" w:fill="CA036E"/>
+        </w:rPr>
+        <w:t>[[[[[[[[[[</w:t>
+      </w:r>
+      <w:r>
+        <w:rPr>
+          <w:rFonts w:ascii="Source Sans 3 SemiBold" w:hAnsi="Source Sans 3 SemiBold"/>
+          <w:b/>
+          <w:bCs/>
+          <w:sz w:val="34"/>
+          <w:szCs w:val="34"/>
+        </w:rPr>
+        <w:t>SHORT-ANSWER</w:t>
+      </w:r>
+      <w:r>
+        <w:rPr>
+          <w:rFonts w:ascii="Source Sans 3 SemiBold" w:hAnsi="Source Sans 3 SemiBold"/>
+          <w:b/>
+          <w:bCs/>
+          <w:sz w:val="34"/>
+          <w:szCs w:val="34"/>
+        </w:rPr>
+        <w:t>QUESTIONS</w:t>
+      </w:r>
+      <w:r>
+        <w:rPr>
+          <w:color w:val="CA036E"/>
+          <w:sz w:val="34"/>
+          <w:szCs w:val="34"/>
+        </w:rPr>
+        <w:t>]</w:t>
+      </w:r>
+    </w:p>
+    <w:p>
+      <w:pPr>
+        <w:spacing w:before="240" w:after="0"/>
+        <w:rPr>
+          <w:rFonts w:ascii="Source Sans 3" w:hAnsi="Source Sans 3"/>
+          <w:color w:val="DDF03C"/>
+          <w:sz w:val="2"/>
+          <w:szCs w:val="2"/>
+        </w:rPr>
+      </w:pPr>
+    </w:p>
+    <w:tbl>
+      <w:tblPr>
+        <w:tblStyle w:val="DottedTable"/>
+        <w:tblW w:w="14392" w:type="dxa"/>
+        <w:tblLook w:val="04A0" w:firstRow="1" w:lastRow="0" w:firstColumn="1" w:lastColumn="0" w:noHBand="0" w:noVBand="1"/>
+      </w:tblPr>
+      <w:tblGrid>
+        <w:gridCol w:w="650"/>
+        <w:gridCol w:w="8559"/>
+        <w:gridCol w:w="5183"/>
+      </w:tblGrid>
+      <w:tr>
+        <w:tc>
+          <w:tcPr>
+            <w:tcW w:w="650" w:type="dxa"/>
+          </w:tcPr>
+          <w:tbl>
+            <w:tblPr>
+              <w:tblStyle w:val="CompactTable"/>
+              <w:tblW w:w="0" w:type="auto"/>
+              <w:tblBorders>
+                <w:top w:val="single" w:sz="18" w:space="0" w:color="B01070"/>
+                <w:left w:val="single" w:sz="18" w:space="0" w:color="B01070"/>
+                <w:bottom w:val="single" w:sz="18" w:space="0" w:color="B01070"/>
+                <w:right w:val="single" w:sz="18" w:space="0" w:color="B01070"/>
+                <w:insideH w:val="single" w:sz="18" w:space="0" w:color="B01070"/>
+                <w:insideV w:val="single" w:sz="18" w:space="0" w:color="B01070"/>
+              </w:tblBorders>
+              <w:tblLook w:val="04A0" w:firstRow="1" w:lastRow="0" w:firstColumn="1" w:lastColumn="0" w:noHBand="0" w:noVBand="1"/>
+            </w:tblPr>
+            <w:tblGrid>
+              <w:gridCol w:w="320"/>
+            </w:tblGrid>
+            <w:tr>
+              <w:tc>
+                <w:tcPr>
+                  <w:tcW w:w="385" w:type="dxa"/>
+                </w:tcPr>
+                <w:p>
+                  <w:pPr>
+                    <w:rPr>
+                      <w:b w:val="0"/>
+                      <w:bCs/>
+                      <w:szCs w:val="26"/>
+                      <w:bdr w:val="single" w:sz="12" w:space="0" w:color="FFFF00"/>
+                    </w:rPr>
+                  </w:pPr>
+                  <w:r>
+                    <w:rPr>
+                      <w:bCs/>
+                      <w:szCs w:val="26"/>
+                      <w:lang w:bidi="ar-SA"/>
+                    </w:rPr>
+                    <w:t>0</w:t>
+                  </w:r>
+                  <w:r>
+                    <w:rPr>
+                      <w:bCs/>
+                      <w:szCs w:val="26"/>
+                    </w:rPr>
+                    <w:t>6</w:t>
+                  </w:r>
+                </w:p>
+              </w:tc>
+            </w:tr>
+          </w:tbl>
+          <w:p>
+            <w:pPr>
+              <w:rPr>
+                <w:rFonts w:ascii="Source Sans 3" w:hAnsi="Source Sans 3"/>
+                <w:b/>
+                <w:bCs/>
+                <w:sz w:val="26"/>
+                <w:szCs w:val="26"/>
+                <w:bdr w:val="single" w:sz="12" w:space="0" w:color="FFFF00"/>
+              </w:rPr>
+            </w:pPr>
+          </w:p>
+        </w:tc>
+        <w:tc>
+          <w:tcPr>
+            <w:tcW w:w="8559" w:type="dxa"/>
+          </w:tcPr>
+          <w:p>
+            <w:pPr>
+              <w:spacing w:after="120"/>
+              <w:rPr>
+                <w:rFonts w:ascii="Source Sans 3 Medium" w:hAnsi="Source Sans 3 Medium"/>
+                <w:b/>
+                <w:bCs/>
+                <w:sz w:val="23"/>
+                <w:szCs w:val="23"/>
+              </w:rPr>
+            </w:pPr>
+            <w:r>
+              <w:rPr>
+                <w:rFonts w:ascii="Source Sans 3 Medium" w:hAnsi="Source Sans 3 Medium"/>
+                <w:b/>
+                <w:bCs/>
+                <w:sz w:val="23"/>
+                <w:szCs w:val="23"/>
+              </w:rPr>
+              <w:t>Read the questions and underline the key words.</w:t>
+            </w:r>
+          </w:p>
+          <w:p>
+            <w:pPr>
+              <w:spacing w:after="120"/>
+              <w:rPr>
+                <w:rFonts w:ascii="Source Sans 3 Medium" w:hAnsi="Source Sans 3 Medium"/>
+                <w:b/>
+                <w:bCs/>
+                <w:sz w:val="23"/>
+                <w:szCs w:val="23"/>
+              </w:rPr>
+            </w:pPr>
+            <w:r>
+              <w:rPr>
+                <w:rFonts w:ascii="Source Sans 3 Medium" w:hAnsi="Source Sans 3 Medium"/>
+                <w:b/>
+                <w:bCs/>
+                <w:sz w:val="23"/>
+                <w:szCs w:val="23"/>
+              </w:rPr>
+              <w:t>The first one has been done for you.</w:t>
+            </w:r>
+          </w:p>
+          <w:p>
+            <w:pPr>
+              <w:pStyle w:val="SS3-115"/>
+              <w:numPr>
+                <w:ilvl w:val="0"/>
+                <w:numId w:val="68"/>
+              </w:numPr>
+              <w:ind w:left="284" w:hanging="284"/>
+            </w:pPr>
+            <w:r>
+              <w:rPr>
+                <w:u w:val="single"/>
+              </w:rPr>
+              <w:t>What</w:t>
+            </w:r>
+            <w:r>
+              <w:t xml:space="preserve"> did the speakers </w:t>
+            </w:r>
+            <w:r>
+              <w:rPr>
+                <w:u w:val="single"/>
+              </w:rPr>
+              <w:t>order</w:t>
+            </w:r>
+            <w:r>
+              <w:t xml:space="preserve"> in the restaurant?</w:t>
+            </w:r>
+          </w:p>
+          <w:p>
+            <w:pPr>
+              <w:pStyle w:val="SS3-115"/>
+              <w:numPr>
+                <w:ilvl w:val="0"/>
+                <w:numId w:val="68"/>
+              </w:numPr>
+              <w:ind w:left="284" w:hanging="284"/>